--- a/output/papers/Round 2/manuscript-brief.docx
+++ b/output/papers/Round 2/manuscript-brief.docx
@@ -1,6 +1,6 @@
 
 <file path=word/document.xml><?xml version="1.0" encoding="utf-8"?>
-<w:document xmlns:wpc="http://schemas.microsoft.com/office/word/2010/wordprocessingCanvas" xmlns:cx="http://schemas.microsoft.com/office/drawing/2014/chartex" xmlns:cx1="http://schemas.microsoft.com/office/drawing/2015/9/8/chartex" xmlns:cx2="http://schemas.microsoft.com/office/drawing/2015/10/21/chartex" xmlns:cx3="http://schemas.microsoft.com/office/drawing/2016/5/9/chartex" xmlns:cx4="http://schemas.microsoft.com/office/drawing/2016/5/10/chartex" xmlns:cx5="http://schemas.microsoft.com/office/drawing/2016/5/11/chartex" xmlns:cx6="http://schemas.microsoft.com/office/drawing/2016/5/12/chartex" xmlns:cx7="http://schemas.microsoft.com/office/drawing/2016/5/13/chartex" xmlns:cx8="http://schemas.microsoft.com/office/drawing/2016/5/14/chartex" xmlns:mc="http://schemas.openxmlformats.org/markup-compatibility/2006" xmlns:aink="http://schemas.microsoft.com/office/drawing/2016/ink" xmlns:am3d="http://schemas.microsoft.com/office/drawing/2017/model3d" xmlns:o="urn:schemas-microsoft-com:office:office" xmlns:oel="http://schemas.microsoft.com/office/2019/extlst" xmlns:r="http://schemas.openxmlformats.org/officeDocument/2006/relationships" xmlns:m="http://schemas.openxmlformats.org/officeDocument/2006/math" xmlns:v="urn:schemas-microsoft-com:vml" xmlns:wp14="http://schemas.microsoft.com/office/word/2010/wordprocessingDrawing" xmlns:wp="http://schemas.openxmlformats.org/drawingml/2006/wordprocessingDrawing" xmlns:w10="urn:schemas-microsoft-com:office:word" xmlns:w="http://schemas.openxmlformats.org/wordprocessingml/2006/main" xmlns:w14="http://schemas.microsoft.com/office/word/2010/wordml" xmlns:w15="http://schemas.microsoft.com/office/word/2012/wordml" xmlns:w16cex="http://schemas.microsoft.com/office/word/2018/wordml/cex" xmlns:w16cid="http://schemas.microsoft.com/office/word/2016/wordml/cid" xmlns:w16="http://schemas.microsoft.com/office/word/2018/wordml" xmlns:w16du="http://schemas.microsoft.com/office/word/2023/wordml/word16du" xmlns:w16sdtdh="http://schemas.microsoft.com/office/word/2020/wordml/sdtdatahash" xmlns:w16sdtfl="http://schemas.microsoft.com/office/word/2024/wordml/sdtformatlock" xmlns:w16se="http://schemas.microsoft.com/office/word/2015/wordml/symex" xmlns:wpg="http://schemas.microsoft.com/office/word/2010/wordprocessingGroup" xmlns:wpi="http://schemas.microsoft.com/office/word/2010/wordprocessingInk" xmlns:wne="http://schemas.microsoft.com/office/word/2006/wordml" xmlns:wps="http://schemas.microsoft.com/office/word/2010/wordprocessingShape" mc:Ignorable="w14 w15 w16se w16cid w16 w16cex w16sdtdh w16sdtfl w16du wp14">
+<w:document xmlns:wpc="http://schemas.microsoft.com/office/word/2010/wordprocessingCanvas" xmlns:cx="http://schemas.microsoft.com/office/drawing/2014/chartex" xmlns:cx1="http://schemas.microsoft.com/office/drawing/2015/9/8/chartex" xmlns:cx2="http://schemas.microsoft.com/office/drawing/2015/10/21/chartex" xmlns:cx3="http://schemas.microsoft.com/office/drawing/2016/5/9/chartex" xmlns:cx4="http://schemas.microsoft.com/office/drawing/2016/5/10/chartex" xmlns:cx5="http://schemas.microsoft.com/office/drawing/2016/5/11/chartex" xmlns:cx6="http://schemas.microsoft.com/office/drawing/2016/5/12/chartex" xmlns:cx7="http://schemas.microsoft.com/office/drawing/2016/5/13/chartex" xmlns:cx8="http://schemas.microsoft.com/office/drawing/2016/5/14/chartex" xmlns:mc="http://schemas.openxmlformats.org/markup-compatibility/2006" xmlns:aink="http://schemas.microsoft.com/office/drawing/2016/ink" xmlns:am3d="http://schemas.microsoft.com/office/drawing/2017/model3d" xmlns:o="urn:schemas-microsoft-com:office:office" xmlns:oel="http://schemas.microsoft.com/office/2019/extlst" xmlns:r="http://schemas.openxmlformats.org/officeDocument/2006/relationships" xmlns:m="http://schemas.openxmlformats.org/officeDocument/2006/math" xmlns:v="urn:schemas-microsoft-com:vml" xmlns:wp14="http://schemas.microsoft.com/office/word/2010/wordprocessingDrawing" xmlns:wp="http://schemas.openxmlformats.org/drawingml/2006/wordprocessingDrawing" xmlns:w10="urn:schemas-microsoft-com:office:word" xmlns:w="http://schemas.openxmlformats.org/wordprocessingml/2006/main" xmlns:w14="http://schemas.microsoft.com/office/word/2010/wordml" xmlns:w15="http://schemas.microsoft.com/office/word/2012/wordml" xmlns:w16cex="http://schemas.microsoft.com/office/word/2018/wordml/cex" xmlns:w16cid="http://schemas.microsoft.com/office/word/2016/wordml/cid" xmlns:w16="http://schemas.microsoft.com/office/word/2018/wordml" xmlns:w16du="http://schemas.microsoft.com/office/word/2023/wordml/word16du" xmlns:w16sdtdh="http://schemas.microsoft.com/office/word/2020/wordml/sdtdatahash" xmlns:w16se="http://schemas.microsoft.com/office/word/2015/wordml/symex" xmlns:wpg="http://schemas.microsoft.com/office/word/2010/wordprocessingGroup" xmlns:wpi="http://schemas.microsoft.com/office/word/2010/wordprocessingInk" xmlns:wne="http://schemas.microsoft.com/office/word/2006/wordml" xmlns:wps="http://schemas.microsoft.com/office/word/2010/wordprocessingShape" mc:Ignorable="w14 w15 w16se w16cid w16 w16cex w16sdtdh w16du wp14">
   <w:body>
     <w:p/>
     <w:p>
@@ -640,21 +640,7 @@
           <w:rPr>
             <w:szCs w:val="22"/>
           </w:rPr>
-          <w:t xml:space="preserve">, </w:t>
-        </w:r>
-        <w:proofErr w:type="gramStart"/>
-        <w:r>
-          <w:rPr>
-            <w:szCs w:val="22"/>
-          </w:rPr>
-          <w:t>as long as</w:t>
-        </w:r>
-        <w:proofErr w:type="gramEnd"/>
-        <w:r>
-          <w:rPr>
-            <w:szCs w:val="22"/>
-          </w:rPr>
-          <w:t xml:space="preserve"> the effects of the pen on the articulators </w:t>
+          <w:t xml:space="preserve">, as long as the effects of the pen on the articulators </w:t>
         </w:r>
       </w:ins>
       <w:ins w:id="7" w:author="Jaeger, Florian" w:date="2025-05-08T18:44:00Z" w16du:dateUtc="2025-05-08T22:44:00Z">
@@ -1020,21 +1006,7 @@
         <w:rPr>
           <w:szCs w:val="22"/>
         </w:rPr>
-        <w:t xml:space="preserve">acoustically more </w:t>
-      </w:r>
-      <w:proofErr w:type="gramStart"/>
-      <w:r>
-        <w:rPr>
-          <w:szCs w:val="22"/>
-        </w:rPr>
-        <w:t>similar to</w:t>
-      </w:r>
-      <w:proofErr w:type="gramEnd"/>
-      <w:r>
-        <w:rPr>
-          <w:szCs w:val="22"/>
-        </w:rPr>
-        <w:t xml:space="preserve"> typical </w:t>
+        <w:t xml:space="preserve">acoustically more similar to typical </w:t>
       </w:r>
       <w:r>
         <w:rPr>
@@ -1872,21 +1844,7 @@
         <w:rPr>
           <w:szCs w:val="22"/>
         </w:rPr>
-        <w:t xml:space="preserve">context should elicit compensation </w:t>
-      </w:r>
-      <w:proofErr w:type="gramStart"/>
-      <w:r>
-        <w:rPr>
-          <w:szCs w:val="22"/>
-        </w:rPr>
-        <w:t>similar to</w:t>
-      </w:r>
-      <w:proofErr w:type="gramEnd"/>
-      <w:r>
-        <w:rPr>
-          <w:szCs w:val="22"/>
-        </w:rPr>
-        <w:t xml:space="preserve"> that observed in previous studies on linguistic context</w:t>
+        <w:t>context should elicit compensation similar to that observed in previous studies on linguistic context</w:t>
       </w:r>
       <w:r>
         <w:rPr>
@@ -2074,16 +2032,26 @@
         <w:rPr>
           <w:szCs w:val="22"/>
         </w:rPr>
-        <w:t xml:space="preserve">from /s/ in English (Jongman, Wayland, &amp; Wong, 2000), </w:t>
-      </w:r>
-      <w:proofErr w:type="gramStart"/>
-      <w:r>
-        <w:rPr>
-          <w:szCs w:val="22"/>
-        </w:rPr>
-        <w:t>both of these</w:t>
-      </w:r>
-      <w:proofErr w:type="gramEnd"/>
+        <w:t xml:space="preserve">from /s/ in English (Jongman, Wayland, &amp; Wong, 2000), both of these </w:t>
+      </w:r>
+      <w:r>
+        <w:rPr>
+          <w:szCs w:val="22"/>
+        </w:rPr>
+        <w:t>effects</w:t>
+      </w:r>
+      <w:r>
+        <w:rPr>
+          <w:szCs w:val="22"/>
+        </w:rPr>
+        <w:t xml:space="preserve"> are predicted to make </w:t>
+      </w:r>
+      <w:r>
+        <w:rPr>
+          <w:szCs w:val="22"/>
+        </w:rPr>
+        <w:t>fricatives produced with a pen in the mouth</w:t>
+      </w:r>
       <w:r>
         <w:rPr>
           <w:szCs w:val="22"/>
@@ -2094,30 +2062,6 @@
         <w:rPr>
           <w:szCs w:val="22"/>
         </w:rPr>
-        <w:t>effects</w:t>
-      </w:r>
-      <w:r>
-        <w:rPr>
-          <w:szCs w:val="22"/>
-        </w:rPr>
-        <w:t xml:space="preserve"> are predicted to make </w:t>
-      </w:r>
-      <w:r>
-        <w:rPr>
-          <w:szCs w:val="22"/>
-        </w:rPr>
-        <w:t>fricatives produced with a pen in the mouth</w:t>
-      </w:r>
-      <w:r>
-        <w:rPr>
-          <w:szCs w:val="22"/>
-        </w:rPr>
-        <w:t xml:space="preserve"> </w:t>
-      </w:r>
-      <w:r>
-        <w:rPr>
-          <w:szCs w:val="22"/>
-        </w:rPr>
         <w:t xml:space="preserve">acoustically more ‘/ʃ/-like’. </w:t>
       </w:r>
       <w:r>
@@ -2136,21 +2080,7 @@
         <w:rPr>
           <w:szCs w:val="22"/>
         </w:rPr>
-        <w:t xml:space="preserve">te for either or </w:t>
-      </w:r>
-      <w:proofErr w:type="gramStart"/>
-      <w:r>
-        <w:rPr>
-          <w:szCs w:val="22"/>
-        </w:rPr>
-        <w:t>both of these</w:t>
-      </w:r>
-      <w:proofErr w:type="gramEnd"/>
-      <w:r>
-        <w:rPr>
-          <w:szCs w:val="22"/>
-        </w:rPr>
-        <w:t xml:space="preserve"> effects of the pen on articulation, it should bias their perception towards </w:t>
+        <w:t xml:space="preserve">te for either or both of these effects of the pen on articulation, it should bias their perception towards </w:t>
       </w:r>
       <w:r>
         <w:rPr>
@@ -2607,13 +2537,8 @@
       <w:r>
         <w:t xml:space="preserve"> </w:t>
       </w:r>
-      <w:proofErr w:type="gramStart"/>
-      <w:r>
-        <w:t>With regard to</w:t>
-      </w:r>
-      <w:proofErr w:type="gramEnd"/>
-      <w:r>
-        <w:t xml:space="preserve"> ethnicity, </w:t>
+      <w:r>
+        <w:t xml:space="preserve">With regard to ethnicity, </w:t>
       </w:r>
       <w:r>
         <w:t>8.5</w:t>
@@ -2637,21 +2562,13 @@
         <w:t>1.9</w:t>
       </w:r>
       <w:r>
-        <w:t xml:space="preserve">% declined to report. </w:t>
-      </w:r>
-      <w:proofErr w:type="gramStart"/>
-      <w:r>
-        <w:t>With</w:t>
+        <w:t>% declined to report. With</w:t>
       </w:r>
       <w:r>
         <w:t xml:space="preserve"> </w:t>
       </w:r>
       <w:r>
-        <w:t>regard to</w:t>
-      </w:r>
-      <w:proofErr w:type="gramEnd"/>
-      <w:r>
-        <w:t xml:space="preserve"> race, 7</w:t>
+        <w:t>regard to race, 7</w:t>
       </w:r>
       <w:r>
         <w:t>2.7</w:t>
@@ -2699,13 +2616,8 @@
         <w:t xml:space="preserve"> </w:t>
       </w:r>
       <w:r>
-        <w:t xml:space="preserve">American Indian/Alaska Native or Native Hawaiian or </w:t>
-      </w:r>
-      <w:proofErr w:type="gramStart"/>
-      <w:r>
-        <w:t>other</w:t>
-      </w:r>
-      <w:proofErr w:type="gramEnd"/>
+        <w:t>American Indian/Alaska Native or Native Hawaiian or other</w:t>
+      </w:r>
       <w:r>
         <w:t xml:space="preserve"> </w:t>
       </w:r>
@@ -3587,21 +3499,7 @@
         <w:rPr>
           <w:szCs w:val="22"/>
         </w:rPr>
-        <w:t xml:space="preserve">The use of audiovisual stimuli comes with unique challenges. While our goal was to investigate how the presence of the pen affects the perception of the acoustic input, the use of audiovisual stimuli entails </w:t>
-      </w:r>
-      <w:proofErr w:type="gramStart"/>
-      <w:r>
-        <w:rPr>
-          <w:szCs w:val="22"/>
-        </w:rPr>
-        <w:t>that participants</w:t>
-      </w:r>
-      <w:proofErr w:type="gramEnd"/>
-      <w:r>
-        <w:rPr>
-          <w:szCs w:val="22"/>
-        </w:rPr>
-        <w:t xml:space="preserve"> also had access to visual cues to the /s/-/ʃ/ contrast</w:t>
+        <w:t>The use of audiovisual stimuli comes with unique challenges. While our goal was to investigate how the presence of the pen affects the perception of the acoustic input, the use of audiovisual stimuli entails that participants also had access to visual cues to the /s/-/ʃ/ contrast</w:t>
       </w:r>
       <w:r>
         <w:rPr>
@@ -3613,7 +3511,21 @@
         <w:rPr>
           <w:szCs w:val="22"/>
         </w:rPr>
-        <w:t xml:space="preserve">Proctor, Shadle, &amp; </w:t>
+        <w:t xml:space="preserve">Proctor, </w:t>
+      </w:r>
+      <w:proofErr w:type="spellStart"/>
+      <w:r>
+        <w:rPr>
+          <w:szCs w:val="22"/>
+        </w:rPr>
+        <w:t>Shadle</w:t>
+      </w:r>
+      <w:proofErr w:type="spellEnd"/>
+      <w:r>
+        <w:rPr>
+          <w:szCs w:val="22"/>
+        </w:rPr>
+        <w:t xml:space="preserve">, &amp; </w:t>
       </w:r>
       <w:proofErr w:type="spellStart"/>
       <w:r>
@@ -3969,21 +3881,7 @@
         <w:rPr>
           <w:szCs w:val="22"/>
         </w:rPr>
-        <w:t xml:space="preserve"> sequence highly </w:t>
-      </w:r>
-      <w:proofErr w:type="gramStart"/>
-      <w:r>
-        <w:rPr>
-          <w:szCs w:val="22"/>
-        </w:rPr>
-        <w:t>similar to</w:t>
-      </w:r>
-      <w:proofErr w:type="gramEnd"/>
-      <w:r>
-        <w:rPr>
-          <w:szCs w:val="22"/>
-        </w:rPr>
-        <w:t xml:space="preserve"> </w:t>
+        <w:t xml:space="preserve"> sequence highly similar to </w:t>
       </w:r>
       <w:proofErr w:type="spellStart"/>
       <w:r>
@@ -5651,27 +5549,13 @@
         <w:rPr>
           <w:szCs w:val="22"/>
         </w:rPr>
-        <w:t xml:space="preserve"> required sound sequence </w:t>
-      </w:r>
-      <w:proofErr w:type="gramStart"/>
-      <w:r>
-        <w:rPr>
-          <w:szCs w:val="22"/>
-        </w:rPr>
-        <w:t xml:space="preserve">similar </w:t>
-      </w:r>
-      <w:r>
-        <w:rPr>
-          <w:szCs w:val="22"/>
-        </w:rPr>
-        <w:t>to</w:t>
-      </w:r>
-      <w:proofErr w:type="gramEnd"/>
-      <w:r>
-        <w:rPr>
-          <w:szCs w:val="22"/>
-        </w:rPr>
-        <w:t xml:space="preserve"> </w:t>
+        <w:t xml:space="preserve"> required sound sequence similar </w:t>
+      </w:r>
+      <w:r>
+        <w:rPr>
+          <w:szCs w:val="22"/>
+        </w:rPr>
+        <w:t xml:space="preserve">to </w:t>
       </w:r>
       <w:proofErr w:type="spellStart"/>
       <w:r>
@@ -6384,21 +6268,7 @@
         <w:rPr>
           <w:szCs w:val="22"/>
         </w:rPr>
-        <w:t xml:space="preserve">, but </w:t>
-      </w:r>
-      <w:proofErr w:type="gramStart"/>
-      <w:r>
-        <w:rPr>
-          <w:szCs w:val="22"/>
-        </w:rPr>
-        <w:t>in order to</w:t>
-      </w:r>
-      <w:proofErr w:type="gramEnd"/>
-      <w:r>
-        <w:rPr>
-          <w:szCs w:val="22"/>
-        </w:rPr>
-        <w:t xml:space="preserve"> start the experiment, participants had to accept the </w:t>
+        <w:t xml:space="preserve">, but in order to start the experiment, participants had to accept the </w:t>
       </w:r>
       <w:r>
         <w:rPr>
@@ -6654,21 +6524,7 @@
         <w:rPr>
           <w:szCs w:val="22"/>
         </w:rPr>
-        <w:t xml:space="preserve">. None of the trials during the test phase </w:t>
-      </w:r>
-      <w:proofErr w:type="gramStart"/>
-      <w:r>
-        <w:rPr>
-          <w:szCs w:val="22"/>
-        </w:rPr>
-        <w:t>actually contained</w:t>
-      </w:r>
-      <w:proofErr w:type="gramEnd"/>
-      <w:r>
-        <w:rPr>
-          <w:szCs w:val="22"/>
-        </w:rPr>
-        <w:t xml:space="preserve"> a white dot. Participants then completed 72 trials of an </w:t>
+        <w:t xml:space="preserve">. None of the trials during the test phase actually contained a white dot. Participants then completed 72 trials of an </w:t>
       </w:r>
       <w:r>
         <w:rPr>
@@ -6791,7 +6647,21 @@
         <w:rPr>
           <w:szCs w:val="22"/>
         </w:rPr>
-        <w:t xml:space="preserve">/), resulting in 3 video items each for each of these four conditions. Each block of 12 stimuli further consisted of two instances each of each of the six audio conditions (steps along the </w:t>
+        <w:t>/), resulting in 3 video items each for each of these four conditions. Each block of 12 stimuli further consisted of two instances</w:t>
+      </w:r>
+      <w:del w:id="18" w:author="Cummings, Shawn" w:date="2025-05-08T22:41:00Z" w16du:dateUtc="2025-05-09T02:41:00Z">
+        <w:r>
+          <w:rPr>
+            <w:szCs w:val="22"/>
+          </w:rPr>
+          <w:delText xml:space="preserve"> each</w:delText>
+        </w:r>
+      </w:del>
+      <w:r>
+        <w:rPr>
+          <w:szCs w:val="22"/>
+        </w:rPr>
+        <w:t xml:space="preserve"> of each of the six audio conditions (steps along the </w:t>
       </w:r>
       <w:proofErr w:type="spellStart"/>
       <w:r>
@@ -6825,21 +6695,7 @@
         <w:rPr>
           <w:szCs w:val="22"/>
         </w:rPr>
-        <w:t xml:space="preserve"> continuum). One of these two instances occurred with the pen in the </w:t>
-      </w:r>
-      <w:proofErr w:type="gramStart"/>
-      <w:r>
-        <w:rPr>
-          <w:szCs w:val="22"/>
-        </w:rPr>
-        <w:t>mouth</w:t>
-      </w:r>
-      <w:proofErr w:type="gramEnd"/>
-      <w:r>
-        <w:rPr>
-          <w:szCs w:val="22"/>
-        </w:rPr>
-        <w:t xml:space="preserve"> and one occurred with the pen in the hand. Across the six blocks</w:t>
+        <w:t xml:space="preserve"> continuum). One of these two instances occurred with the pen in the mouth and one occurred with the pen in the hand. Across the six blocks</w:t>
       </w:r>
       <w:r>
         <w:rPr>
@@ -7491,7 +7347,7 @@
           <w:szCs w:val="22"/>
         </w:rPr>
       </w:pPr>
-      <w:bookmarkStart w:id="18" w:name="_Ref136088042"/>
+      <w:bookmarkStart w:id="19" w:name="_Ref136088042"/>
       <w:r>
         <w:lastRenderedPageBreak/>
         <w:t>T</w:t>
@@ -7507,7 +7363,7 @@
           <w:t>1</w:t>
         </w:r>
       </w:fldSimple>
-      <w:bookmarkEnd w:id="18"/>
+      <w:bookmarkEnd w:id="19"/>
       <w:r>
         <w:tab/>
         <w:t xml:space="preserve">Exclusions for all experiments reported. </w:t>
@@ -9751,7 +9607,29 @@
         <w:rPr>
           <w:szCs w:val="22"/>
         </w:rPr>
-        <w:t xml:space="preserve"> the fact that we used audiovisual rather than audio-only stimuli, previous work has reliable detected</w:t>
+        <w:t xml:space="preserve"> the fact that we used audiovisual rather than audio-only stimuli, previous work has reliabl</w:t>
+      </w:r>
+      <w:ins w:id="20" w:author="Cummings, Shawn" w:date="2025-05-08T22:42:00Z" w16du:dateUtc="2025-05-09T02:42:00Z">
+        <w:r>
+          <w:rPr>
+            <w:szCs w:val="22"/>
+          </w:rPr>
+          <w:t>y</w:t>
+        </w:r>
+      </w:ins>
+      <w:del w:id="21" w:author="Cummings, Shawn" w:date="2025-05-08T22:42:00Z" w16du:dateUtc="2025-05-09T02:42:00Z">
+        <w:r>
+          <w:rPr>
+            <w:szCs w:val="22"/>
+          </w:rPr>
+          <w:delText>e</w:delText>
+        </w:r>
+      </w:del>
+      <w:r>
+        <w:rPr>
+          <w:szCs w:val="22"/>
+        </w:rPr>
+        <w:t xml:space="preserve"> detected</w:t>
       </w:r>
       <w:r>
         <w:rPr>
@@ -9775,14 +9653,42 @@
         <w:rPr>
           <w:szCs w:val="22"/>
         </w:rPr>
-        <w:t xml:space="preserve"> 40 instead of 64</w:t>
-      </w:r>
-      <w:r>
-        <w:rPr>
-          <w:szCs w:val="22"/>
-        </w:rPr>
-        <w:t xml:space="preserve"> fewer participants</w:t>
-      </w:r>
+        <w:t xml:space="preserve"> </w:t>
+      </w:r>
+      <w:del w:id="22" w:author="Cummings, Shawn" w:date="2025-05-08T22:39:00Z" w16du:dateUtc="2025-05-09T02:39:00Z">
+        <w:r>
+          <w:rPr>
+            <w:szCs w:val="22"/>
+          </w:rPr>
+          <w:delText>40 instead of 64</w:delText>
+        </w:r>
+        <w:r>
+          <w:rPr>
+            <w:szCs w:val="22"/>
+          </w:rPr>
+          <w:delText xml:space="preserve"> </w:delText>
+        </w:r>
+      </w:del>
+      <w:r>
+        <w:rPr>
+          <w:szCs w:val="22"/>
+        </w:rPr>
+        <w:t>fewer participants</w:t>
+      </w:r>
+      <w:ins w:id="23" w:author="Cummings, Shawn" w:date="2025-05-08T22:39:00Z" w16du:dateUtc="2025-05-09T02:39:00Z">
+        <w:r>
+          <w:rPr>
+            <w:szCs w:val="22"/>
+          </w:rPr>
+          <w:t xml:space="preserve">: </w:t>
+        </w:r>
+        <w:r>
+          <w:rPr>
+            <w:szCs w:val="22"/>
+          </w:rPr>
+          <w:t xml:space="preserve">40 instead of 64 </w:t>
+        </w:r>
+      </w:ins>
       <w:r>
         <w:rPr>
           <w:szCs w:val="22"/>
@@ -10161,7 +10067,14 @@
         <w:rPr>
           <w:szCs w:val="22"/>
         </w:rPr>
-        <w:t xml:space="preserve">We followed recommended practice and use weakly regularizing priors to facilitate model convergence, </w:t>
+        <w:t xml:space="preserve">We followed recommended </w:t>
+      </w:r>
+      <w:commentRangeStart w:id="24"/>
+      <w:r>
+        <w:rPr>
+          <w:szCs w:val="22"/>
+        </w:rPr>
+        <w:t xml:space="preserve">practice and use weakly regularizing priors to facilitate model convergence, </w:t>
       </w:r>
       <w:r>
         <w:rPr>
@@ -10173,7 +10086,30 @@
         <w:rPr>
           <w:szCs w:val="22"/>
         </w:rPr>
-        <w:t xml:space="preserve">the exact same as in our previous work </w:t>
+        <w:t xml:space="preserve">the exact same </w:t>
+      </w:r>
+      <w:ins w:id="25" w:author="Cummings, Shawn" w:date="2025-05-08T22:43:00Z" w16du:dateUtc="2025-05-09T02:43:00Z">
+        <w:r>
+          <w:rPr>
+            <w:szCs w:val="22"/>
+          </w:rPr>
+          <w:t xml:space="preserve">practice </w:t>
+        </w:r>
+      </w:ins>
+      <w:commentRangeEnd w:id="24"/>
+      <w:ins w:id="26" w:author="Cummings, Shawn" w:date="2025-05-08T22:44:00Z" w16du:dateUtc="2025-05-09T02:44:00Z">
+        <w:r>
+          <w:rPr>
+            <w:rStyle w:val="CommentReference"/>
+          </w:rPr>
+          <w:commentReference w:id="24"/>
+        </w:r>
+      </w:ins>
+      <w:r>
+        <w:rPr>
+          <w:szCs w:val="22"/>
+        </w:rPr>
+        <w:t xml:space="preserve">as in our previous work </w:t>
       </w:r>
       <w:r>
         <w:rPr>
@@ -10520,7 +10456,14 @@
         <w:rPr>
           <w:szCs w:val="22"/>
         </w:rPr>
-        <w:t xml:space="preserve"> Additionally, we report whenever the bidirectional 95% credible interval for any other effects does not contain 0. </w:t>
+        <w:t xml:space="preserve"> Additionally, we report whenever the bidirectional 95% credible interval for any other effects does not contain </w:t>
+      </w:r>
+      <w:r>
+        <w:rPr>
+          <w:szCs w:val="22"/>
+        </w:rPr>
+        <w:lastRenderedPageBreak/>
+        <w:t xml:space="preserve">0. </w:t>
       </w:r>
       <w:r>
         <w:rPr>
@@ -10586,14 +10529,7 @@
         <w:rPr>
           <w:szCs w:val="22"/>
         </w:rPr>
-        <w:t xml:space="preserve">summarizes those tests for all </w:t>
-      </w:r>
-      <w:r>
-        <w:rPr>
-          <w:szCs w:val="22"/>
-        </w:rPr>
-        <w:lastRenderedPageBreak/>
-        <w:t>three experiments.</w:t>
+        <w:t>summarizes those tests for all three experiments.</w:t>
       </w:r>
       <w:r>
         <w:rPr>
@@ -10683,7 +10619,7 @@
           <w:docGrid w:linePitch="360"/>
         </w:sectPr>
       </w:pPr>
-      <w:bookmarkStart w:id="19" w:name="_Ref136190394"/>
+      <w:bookmarkStart w:id="27" w:name="_Ref136190394"/>
       <w:r>
         <w:rPr>
           <w:noProof/>
@@ -10713,7 +10649,7 @@
                     <pic:cNvPicPr/>
                   </pic:nvPicPr>
                   <pic:blipFill>
-                    <a:blip r:embed="rId14"/>
+                    <a:blip r:embed="rId18"/>
                     <a:stretch>
                       <a:fillRect/>
                     </a:stretch>
@@ -10783,7 +10719,7 @@
         </w:rPr>
         <w:fldChar w:fldCharType="end"/>
       </w:r>
-      <w:bookmarkEnd w:id="19"/>
+      <w:bookmarkEnd w:id="27"/>
       <w:r>
         <w:rPr>
           <w:szCs w:val="22"/>
@@ -10826,7 +10762,7 @@
         </w:rPr>
         <w:t xml:space="preserve"> Labels along the X-axis numbers refer to the </w:t>
       </w:r>
-      <w:del w:id="20" w:author="Jaeger, Florian" w:date="2025-05-08T18:38:00Z" w16du:dateUtc="2025-05-08T22:38:00Z">
+      <w:del w:id="28" w:author="Jaeger, Florian" w:date="2025-05-08T18:38:00Z" w16du:dateUtc="2025-05-08T22:38:00Z">
         <w:r>
           <w:rPr>
             <w:szCs w:val="22"/>
@@ -10834,25 +10770,26 @@
           <w:delText xml:space="preserve">31 </w:delText>
         </w:r>
       </w:del>
-      <w:ins w:id="21" w:author="Jaeger, Florian" w:date="2025-05-08T18:38:00Z" w16du:dateUtc="2025-05-08T22:38:00Z">
+      <w:ins w:id="29" w:author="Jaeger, Florian" w:date="2025-05-08T18:38:00Z" w16du:dateUtc="2025-05-08T22:38:00Z">
         <w:r>
           <w:rPr>
             <w:szCs w:val="22"/>
           </w:rPr>
-          <w:t>31</w:t>
-        </w:r>
-        <w:r>
-          <w:rPr>
-            <w:szCs w:val="22"/>
-          </w:rPr>
-          <w:t>-</w:t>
+          <w:t>31-</w:t>
         </w:r>
       </w:ins>
       <w:r>
         <w:rPr>
           <w:szCs w:val="22"/>
         </w:rPr>
-        <w:t xml:space="preserve">step continuum created by Liu &amp; Jaeger (2018), where 1 and 31 were clear </w:t>
+        <w:t xml:space="preserve">step continuum created by Liu </w:t>
+      </w:r>
+      <w:r>
+        <w:rPr>
+          <w:szCs w:val="22"/>
+        </w:rPr>
+        <w:lastRenderedPageBreak/>
+        <w:t xml:space="preserve">&amp; Jaeger (2018), where 1 and 31 were clear </w:t>
       </w:r>
       <w:proofErr w:type="spellStart"/>
       <w:r>
@@ -10899,7 +10836,7 @@
       <w:pPr>
         <w:pStyle w:val="Caption"/>
       </w:pPr>
-      <w:bookmarkStart w:id="22" w:name="_Ref136190384"/>
+      <w:bookmarkStart w:id="30" w:name="_Ref136190384"/>
       <w:r>
         <w:rPr>
           <w:szCs w:val="22"/>
@@ -10939,7 +10876,7 @@
         </w:rPr>
         <w:fldChar w:fldCharType="end"/>
       </w:r>
-      <w:bookmarkEnd w:id="22"/>
+      <w:bookmarkEnd w:id="30"/>
       <w:r>
         <w:rPr>
           <w:szCs w:val="22"/>
@@ -14604,7 +14541,7 @@
       <w:pPr>
         <w:ind w:firstLine="0"/>
         <w:sectPr>
-          <w:footerReference w:type="default" r:id="rId15"/>
+          <w:footerReference w:type="default" r:id="rId19"/>
           <w:pgSz w:w="15840" w:h="12240" w:orient="landscape"/>
           <w:pgMar w:top="1800" w:right="1440" w:bottom="1800" w:left="1440" w:header="720" w:footer="720" w:gutter="0"/>
           <w:cols w:space="720"/>
@@ -15077,14 +15014,7 @@
         <w:rPr>
           <w:szCs w:val="22"/>
         </w:rPr>
-        <w:t xml:space="preserve"> when the talker in the video </w:t>
-      </w:r>
-      <w:proofErr w:type="gramStart"/>
-      <w:r>
-        <w:rPr>
-          <w:szCs w:val="22"/>
-        </w:rPr>
-        <w:t>had a</w:t>
+        <w:t xml:space="preserve"> when the talker in the video had a</w:t>
       </w:r>
       <w:r>
         <w:rPr>
@@ -15096,14 +15026,7 @@
         <w:rPr>
           <w:szCs w:val="22"/>
         </w:rPr>
-        <w:t>in the mouth</w:t>
-      </w:r>
-      <w:proofErr w:type="gramEnd"/>
-      <w:r>
-        <w:rPr>
-          <w:szCs w:val="22"/>
-        </w:rPr>
-        <w:t>, compared to when the talker held the pen in the hand</w:t>
+        <w:t>in the mouth, compared to when the talker held the pen in the hand</w:t>
       </w:r>
       <w:r>
         <w:rPr>
@@ -15297,21 +15220,7 @@
         <w:rPr>
           <w:szCs w:val="22"/>
         </w:rPr>
-        <w:t>(</w:t>
-      </w:r>
-      <w:proofErr w:type="gramStart"/>
-      <w:r>
-        <w:rPr>
-          <w:szCs w:val="22"/>
-        </w:rPr>
-        <w:t>similar to</w:t>
-      </w:r>
-      <w:proofErr w:type="gramEnd"/>
-      <w:r>
-        <w:rPr>
-          <w:szCs w:val="22"/>
-        </w:rPr>
-        <w:t xml:space="preserve"> the effects of a bite</w:t>
+        <w:t>(similar to the effects of a bite</w:t>
       </w:r>
       <w:r>
         <w:rPr>
@@ -15934,7 +15843,7 @@
                     <pic:cNvPicPr/>
                   </pic:nvPicPr>
                   <pic:blipFill>
-                    <a:blip r:embed="rId16"/>
+                    <a:blip r:embed="rId20"/>
                     <a:stretch>
                       <a:fillRect/>
                     </a:stretch>
@@ -15968,7 +15877,7 @@
           <w:szCs w:val="22"/>
         </w:rPr>
       </w:pPr>
-      <w:bookmarkStart w:id="23" w:name="_Ref136084921"/>
+      <w:bookmarkStart w:id="31" w:name="_Ref136084921"/>
       <w:r>
         <w:rPr>
           <w:szCs w:val="22"/>
@@ -16007,7 +15916,7 @@
         </w:rPr>
         <w:fldChar w:fldCharType="end"/>
       </w:r>
-      <w:bookmarkEnd w:id="23"/>
+      <w:bookmarkEnd w:id="31"/>
       <w:r>
         <w:rPr>
           <w:szCs w:val="22"/>
@@ -17490,7 +17399,7 @@
                     <pic:cNvPicPr/>
                   </pic:nvPicPr>
                   <pic:blipFill>
-                    <a:blip r:embed="rId17"/>
+                    <a:blip r:embed="rId21"/>
                     <a:stretch>
                       <a:fillRect/>
                     </a:stretch>
@@ -17518,7 +17427,7 @@
           <w:szCs w:val="22"/>
         </w:rPr>
       </w:pPr>
-      <w:bookmarkStart w:id="24" w:name="_Ref136190811"/>
+      <w:bookmarkStart w:id="32" w:name="_Ref136190811"/>
       <w:r>
         <w:rPr>
           <w:szCs w:val="22"/>
@@ -17557,7 +17466,7 @@
         </w:rPr>
         <w:fldChar w:fldCharType="end"/>
       </w:r>
-      <w:bookmarkEnd w:id="24"/>
+      <w:bookmarkEnd w:id="32"/>
       <w:r>
         <w:rPr>
           <w:szCs w:val="22"/>
@@ -17664,7 +17573,7 @@
       <w:pPr>
         <w:pStyle w:val="Caption"/>
       </w:pPr>
-      <w:bookmarkStart w:id="25" w:name="_Ref136190818"/>
+      <w:bookmarkStart w:id="33" w:name="_Ref136190818"/>
       <w:r>
         <w:rPr>
           <w:szCs w:val="22"/>
@@ -17704,7 +17613,7 @@
         </w:rPr>
         <w:fldChar w:fldCharType="end"/>
       </w:r>
-      <w:bookmarkEnd w:id="25"/>
+      <w:bookmarkEnd w:id="33"/>
       <w:r>
         <w:rPr>
           <w:szCs w:val="22"/>
@@ -19686,14 +19595,7 @@
         <w:rPr>
           <w:szCs w:val="22"/>
         </w:rPr>
-        <w:t xml:space="preserve"> paid attention to the </w:t>
-      </w:r>
-      <w:proofErr w:type="gramStart"/>
-      <w:r>
-        <w:rPr>
-          <w:szCs w:val="22"/>
-        </w:rPr>
-        <w:t>stimul</w:t>
+        <w:t xml:space="preserve"> paid attention to the stimul</w:t>
       </w:r>
       <w:r>
         <w:rPr>
@@ -19705,14 +19607,7 @@
         <w:rPr>
           <w:szCs w:val="22"/>
         </w:rPr>
-        <w:t>, and</w:t>
-      </w:r>
-      <w:proofErr w:type="gramEnd"/>
-      <w:r>
-        <w:rPr>
-          <w:szCs w:val="22"/>
-        </w:rPr>
-        <w:t xml:space="preserve"> yet failed to exhibit any effects of pen location</w:t>
+        <w:t>, and yet failed to exhibit any effects of pen location</w:t>
       </w:r>
       <w:r>
         <w:rPr>
@@ -19766,21 +19661,7 @@
         <w:rPr>
           <w:szCs w:val="22"/>
         </w:rPr>
-        <w:t xml:space="preserve">. This experiment was identical to Experiment 2, except </w:t>
-      </w:r>
-      <w:proofErr w:type="gramStart"/>
-      <w:r>
-        <w:rPr>
-          <w:szCs w:val="22"/>
-        </w:rPr>
-        <w:t>that participants</w:t>
-      </w:r>
-      <w:proofErr w:type="gramEnd"/>
-      <w:r>
-        <w:rPr>
-          <w:szCs w:val="22"/>
-        </w:rPr>
-        <w:t xml:space="preserve"> had to </w:t>
+        <w:t xml:space="preserve">. This experiment was identical to Experiment 2, except that participants had to </w:t>
       </w:r>
       <w:r>
         <w:rPr>
@@ -20396,15 +20277,7 @@
         <w:t>Indeed, t</w:t>
       </w:r>
       <w:r>
-        <w:t xml:space="preserve">he only striking similarity between the pen-in-the-mouth and visual occlusion was that both reduced the effect of visual bias (see SI for details, </w:t>
-      </w:r>
-      <w:proofErr w:type="gramStart"/>
-      <w:r>
-        <w:t>and also</w:t>
-      </w:r>
-      <w:proofErr w:type="gramEnd"/>
-      <w:r>
-        <w:t xml:space="preserve"> </w:t>
+        <w:t xml:space="preserve">he only striking similarity between the pen-in-the-mouth and visual occlusion was that both reduced the effect of visual bias (see SI for details, and also </w:t>
       </w:r>
       <w:r>
         <w:fldChar w:fldCharType="begin"/>
@@ -20648,21 +20521,7 @@
         <w:rPr>
           <w:szCs w:val="22"/>
         </w:rPr>
-        <w:t xml:space="preserve"> a talker’s lips exhibit a certain shape, </w:t>
-      </w:r>
-      <w:proofErr w:type="gramStart"/>
-      <w:r>
-        <w:rPr>
-          <w:szCs w:val="22"/>
-        </w:rPr>
-        <w:t>as long as</w:t>
-      </w:r>
-      <w:proofErr w:type="gramEnd"/>
-      <w:r>
-        <w:rPr>
-          <w:szCs w:val="22"/>
-        </w:rPr>
-        <w:t xml:space="preserve"> (1) they do, and (2) plausibly </w:t>
+        <w:t xml:space="preserve"> a talker’s lips exhibit a certain shape, as long as (1) they do, and (2) plausibly </w:t>
       </w:r>
       <w:r>
         <w:rPr>
@@ -20745,21 +20604,7 @@
         <w:rPr>
           <w:szCs w:val="22"/>
         </w:rPr>
-        <w:t xml:space="preserve">The present results also raise </w:t>
-      </w:r>
-      <w:proofErr w:type="gramStart"/>
-      <w:r>
-        <w:rPr>
-          <w:szCs w:val="22"/>
-        </w:rPr>
-        <w:t>a number of</w:t>
-      </w:r>
-      <w:proofErr w:type="gramEnd"/>
-      <w:r>
-        <w:rPr>
-          <w:szCs w:val="22"/>
-        </w:rPr>
-        <w:t xml:space="preserve"> questions for future research on compensation and adaptive speech perception more broadly. We briefly discuss t</w:t>
+        <w:t>The present results also raise a number of questions for future research on compensation and adaptive speech perception more broadly. We briefly discuss t</w:t>
       </w:r>
       <w:r>
         <w:rPr>
@@ -20771,21 +20616,7 @@
         <w:rPr>
           <w:szCs w:val="22"/>
         </w:rPr>
-        <w:t xml:space="preserve">. First, our findings leave open whether compensation for visually evident effects of non-phonological causes—like the pen—draws on the same neural mechanisms as normalization/compensation for the effects of phonetic contexts. The present findings only suggest that Fowler’s compensation account provides a unifying explanation for the qualitative consequences of both phenomena. It is unclear, for example, whether compensation for </w:t>
-      </w:r>
-      <w:proofErr w:type="gramStart"/>
-      <w:r>
-        <w:rPr>
-          <w:szCs w:val="22"/>
-        </w:rPr>
-        <w:t>visually-presented</w:t>
-      </w:r>
-      <w:proofErr w:type="gramEnd"/>
-      <w:r>
-        <w:rPr>
-          <w:szCs w:val="22"/>
-        </w:rPr>
-        <w:t xml:space="preserve"> non-phonetic context take place in the same brain areas that are responsible for audiovisual integration during speech perception, and whether those areas that also process compensation for preceding phonetic context. Alternatively, compensation might take place at multiple points in the processing of speech input.</w:t>
+        <w:t>. First, our findings leave open whether compensation for visually evident effects of non-phonological causes—like the pen—draws on the same neural mechanisms as normalization/compensation for the effects of phonetic contexts. The present findings only suggest that Fowler’s compensation account provides a unifying explanation for the qualitative consequences of both phenomena. It is unclear, for example, whether compensation for visually-presented non-phonetic context take place in the same brain areas that are responsible for audiovisual integration during speech perception, and whether those areas that also process compensation for preceding phonetic context. Alternatively, compensation might take place at multiple points in the processing of speech input.</w:t>
       </w:r>
     </w:p>
     <w:p>
@@ -20810,7 +20641,29 @@
         <w:rPr>
           <w:szCs w:val="22"/>
         </w:rPr>
-        <w:t xml:space="preserve">results raise questions for future research on perceptual recalibration. Previous work has found that perceptual recalibration to an unfamiliar talker’s speech can be blocked when the unexpected pronunciations occur while the talker has a pen in the mouth. In perceptual recalibration experiments, listeners are expected to speech from an unfamiliar talker for which the realization of a particular sound is shifted towards a neighboring category. For example, Kraljic &amp; Samuel (2006) exposed listeners to either typical </w:t>
+        <w:t>results raise questions for future research on perceptual recalibration. Previous work has found that perceptual recalibration to an unfamiliar talker’s speech can be blocked when the unexpected pronunciations occur while the talker has a pen in the mouth. In perceptual recalibration experiments, listeners are exp</w:t>
+      </w:r>
+      <w:ins w:id="34" w:author="Cummings, Shawn" w:date="2025-05-08T22:40:00Z" w16du:dateUtc="2025-05-09T02:40:00Z">
+        <w:r>
+          <w:rPr>
+            <w:szCs w:val="22"/>
+          </w:rPr>
+          <w:t>osed</w:t>
+        </w:r>
+      </w:ins>
+      <w:del w:id="35" w:author="Cummings, Shawn" w:date="2025-05-08T22:40:00Z" w16du:dateUtc="2025-05-09T02:40:00Z">
+        <w:r>
+          <w:rPr>
+            <w:szCs w:val="22"/>
+          </w:rPr>
+          <w:delText>ected</w:delText>
+        </w:r>
+      </w:del>
+      <w:r>
+        <w:rPr>
+          <w:szCs w:val="22"/>
+        </w:rPr>
+        <w:t xml:space="preserve"> to speech from an unfamiliar talker for which the realization of a particular sound is shifted towards a neighboring category. For example, Kraljic &amp; Samuel (2006) exposed listeners to either typical </w:t>
       </w:r>
       <w:r>
         <w:rPr>
@@ -21851,7 +21704,7 @@
         </w:rPr>
         <w:t>we thank Zach Burchill, Wednesday Bushong, Linda Liu, and Xin Xie for sharing materials and feedback for a tutorial on crowdsourcing experiments developed as part of this project (</w:t>
       </w:r>
-      <w:hyperlink r:id="rId18" w:history="1">
+      <w:hyperlink r:id="rId22" w:history="1">
         <w:r>
           <w:rPr>
             <w:rStyle w:val="Hyperlink"/>
@@ -21992,21 +21845,7 @@
         <w:rPr>
           <w:szCs w:val="22"/>
         </w:rPr>
-        <w:t xml:space="preserve">, PS 19(4). Retrieved from </w:t>
-      </w:r>
-      <w:proofErr w:type="gramStart"/>
-      <w:r>
-        <w:rPr>
-          <w:szCs w:val="22"/>
-        </w:rPr>
-        <w:t>osf.io.pj</w:t>
-      </w:r>
-      <w:proofErr w:type="gramEnd"/>
-      <w:r>
-        <w:rPr>
-          <w:szCs w:val="22"/>
-        </w:rPr>
-        <w:t xml:space="preserve">5hb. </w:t>
+        <w:t xml:space="preserve">, PS 19(4). Retrieved from osf.io.pj5hb. </w:t>
       </w:r>
     </w:p>
     <w:p>
@@ -22053,11 +21892,19 @@
         </w:rPr>
       </w:pPr>
       <w:hyperlink w:history="1"/>
-      <w:r>
-        <w:rPr>
-          <w:szCs w:val="22"/>
-        </w:rPr>
-        <w:t xml:space="preserve">Bejjanki, </w:t>
+      <w:proofErr w:type="spellStart"/>
+      <w:r>
+        <w:rPr>
+          <w:szCs w:val="22"/>
+        </w:rPr>
+        <w:t>Bejjanki</w:t>
+      </w:r>
+      <w:proofErr w:type="spellEnd"/>
+      <w:r>
+        <w:rPr>
+          <w:szCs w:val="22"/>
+        </w:rPr>
+        <w:t xml:space="preserve">, </w:t>
       </w:r>
       <w:r>
         <w:rPr>
@@ -22087,7 +21934,21 @@
         <w:rPr>
           <w:szCs w:val="22"/>
         </w:rPr>
-        <w:t>, Clayards M</w:t>
+        <w:t xml:space="preserve">, </w:t>
+      </w:r>
+      <w:proofErr w:type="spellStart"/>
+      <w:r>
+        <w:rPr>
+          <w:szCs w:val="22"/>
+        </w:rPr>
+        <w:t>Clayards</w:t>
+      </w:r>
+      <w:proofErr w:type="spellEnd"/>
+      <w:r>
+        <w:rPr>
+          <w:szCs w:val="22"/>
+        </w:rPr>
+        <w:t xml:space="preserve"> M</w:t>
       </w:r>
       <w:r>
         <w:rPr>
@@ -22406,21 +22267,7 @@
         <w:rPr>
           <w:szCs w:val="22"/>
         </w:rPr>
-        <w:t xml:space="preserve">Fowler, C. A. (2004). Speech as a </w:t>
-      </w:r>
-      <w:proofErr w:type="spellStart"/>
-      <w:r>
-        <w:rPr>
-          <w:szCs w:val="22"/>
-        </w:rPr>
-        <w:t>Supramodal</w:t>
-      </w:r>
-      <w:proofErr w:type="spellEnd"/>
-      <w:r>
-        <w:rPr>
-          <w:szCs w:val="22"/>
-        </w:rPr>
-        <w:t xml:space="preserve"> or </w:t>
+        <w:t xml:space="preserve">Fowler, C. A. (2004). Speech as a Supramodal or </w:t>
       </w:r>
       <w:proofErr w:type="spellStart"/>
       <w:r>
@@ -22450,7 +22297,7 @@
         </w:rPr>
         <w:t> (pp. 189–201). Boston Review. </w:t>
       </w:r>
-      <w:hyperlink r:id="rId19" w:tgtFrame="_blank" w:history="1">
+      <w:hyperlink r:id="rId23" w:tgtFrame="_blank" w:history="1">
         <w:r>
           <w:rPr>
             <w:rStyle w:val="Hyperlink"/>
@@ -22967,21 +22814,7 @@
         <w:rPr>
           <w:szCs w:val="22"/>
         </w:rPr>
-        <w:t xml:space="preserve">Kraljic, T., &amp; Samuel, A. G. (2011). Perceptual learning evidence for </w:t>
-      </w:r>
-      <w:proofErr w:type="gramStart"/>
-      <w:r>
-        <w:rPr>
-          <w:szCs w:val="22"/>
-        </w:rPr>
-        <w:t>contextually-specific</w:t>
-      </w:r>
-      <w:proofErr w:type="gramEnd"/>
-      <w:r>
-        <w:rPr>
-          <w:szCs w:val="22"/>
-        </w:rPr>
-        <w:t xml:space="preserve"> representations. </w:t>
+        <w:t xml:space="preserve">Kraljic, T., &amp; Samuel, A. G. (2011). Perceptual learning evidence for contextually-specific representations. </w:t>
       </w:r>
       <w:r>
         <w:rPr>
@@ -23287,7 +23120,7 @@
         </w:rPr>
         <w:t xml:space="preserve">(3). </w:t>
       </w:r>
-      <w:hyperlink r:id="rId20" w:history="1">
+      <w:hyperlink r:id="rId24" w:history="1">
         <w:r>
           <w:rPr>
             <w:rStyle w:val="Hyperlink"/>
@@ -24073,7 +23906,7 @@
         </w:rPr>
         <w:t xml:space="preserve">Xie, X., Liu, L., &amp; Jaeger, T. F. (2021, January 11). Xie, Liu, &amp; Jaeger (2020). Cross-talker generalization during foreign-accented speech perception. </w:t>
       </w:r>
-      <w:hyperlink r:id="rId21" w:history="1">
+      <w:hyperlink r:id="rId25" w:history="1">
         <w:r>
           <w:rPr>
             <w:rStyle w:val="Hyperlink"/>
@@ -24137,8 +23970,47 @@
 </w:document>
 </file>
 
+<file path=word/comments.xml><?xml version="1.0" encoding="utf-8"?>
+<w:comments xmlns:wpc="http://schemas.microsoft.com/office/word/2010/wordprocessingCanvas" xmlns:cx="http://schemas.microsoft.com/office/drawing/2014/chartex" xmlns:cx1="http://schemas.microsoft.com/office/drawing/2015/9/8/chartex" xmlns:cx2="http://schemas.microsoft.com/office/drawing/2015/10/21/chartex" xmlns:cx3="http://schemas.microsoft.com/office/drawing/2016/5/9/chartex" xmlns:cx4="http://schemas.microsoft.com/office/drawing/2016/5/10/chartex" xmlns:cx5="http://schemas.microsoft.com/office/drawing/2016/5/11/chartex" xmlns:cx6="http://schemas.microsoft.com/office/drawing/2016/5/12/chartex" xmlns:cx7="http://schemas.microsoft.com/office/drawing/2016/5/13/chartex" xmlns:cx8="http://schemas.microsoft.com/office/drawing/2016/5/14/chartex" xmlns:mc="http://schemas.openxmlformats.org/markup-compatibility/2006" xmlns:aink="http://schemas.microsoft.com/office/drawing/2016/ink" xmlns:am3d="http://schemas.microsoft.com/office/drawing/2017/model3d" xmlns:o="urn:schemas-microsoft-com:office:office" xmlns:oel="http://schemas.microsoft.com/office/2019/extlst" xmlns:r="http://schemas.openxmlformats.org/officeDocument/2006/relationships" xmlns:m="http://schemas.openxmlformats.org/officeDocument/2006/math" xmlns:v="urn:schemas-microsoft-com:vml" xmlns:wp14="http://schemas.microsoft.com/office/word/2010/wordprocessingDrawing" xmlns:wp="http://schemas.openxmlformats.org/drawingml/2006/wordprocessingDrawing" xmlns:w10="urn:schemas-microsoft-com:office:word" xmlns:w="http://schemas.openxmlformats.org/wordprocessingml/2006/main" xmlns:w14="http://schemas.microsoft.com/office/word/2010/wordml" xmlns:w15="http://schemas.microsoft.com/office/word/2012/wordml" xmlns:w16cex="http://schemas.microsoft.com/office/word/2018/wordml/cex" xmlns:w16cid="http://schemas.microsoft.com/office/word/2016/wordml/cid" xmlns:w16="http://schemas.microsoft.com/office/word/2018/wordml" xmlns:w16du="http://schemas.microsoft.com/office/word/2023/wordml/word16du" xmlns:w16sdtdh="http://schemas.microsoft.com/office/word/2020/wordml/sdtdatahash" xmlns:w16se="http://schemas.microsoft.com/office/word/2015/wordml/symex" xmlns:wpg="http://schemas.microsoft.com/office/word/2010/wordprocessingGroup" xmlns:wpi="http://schemas.microsoft.com/office/word/2010/wordprocessingInk" xmlns:wne="http://schemas.microsoft.com/office/word/2006/wordml" xmlns:wps="http://schemas.microsoft.com/office/word/2010/wordprocessingShape" mc:Ignorable="w14 w15 w16se w16cid w16 w16cex w16sdtdh w16du wp14">
+  <w:comment w:id="24" w:author="Cummings, Shawn" w:date="2025-05-08T22:44:00Z" w:initials="SC">
+    <w:p>
+      <w:pPr>
+        <w:jc w:val="left"/>
+      </w:pPr>
+      <w:r>
+        <w:rPr>
+          <w:rStyle w:val="CommentReference"/>
+        </w:rPr>
+        <w:annotationRef/>
+      </w:r>
+      <w:r>
+        <w:t xml:space="preserve">I think this sentence is actually fine (using ‘same’ as a noun rather than adjective), but since R2 was confused I went ahead and aquiesed </w:t>
+      </w:r>
+    </w:p>
+  </w:comment>
+</w:comments>
+</file>
+
+<file path=word/commentsExtended.xml><?xml version="1.0" encoding="utf-8"?>
+<w15:commentsEx xmlns:wpc="http://schemas.microsoft.com/office/word/2010/wordprocessingCanvas" xmlns:cx="http://schemas.microsoft.com/office/drawing/2014/chartex" xmlns:cx1="http://schemas.microsoft.com/office/drawing/2015/9/8/chartex" xmlns:cx2="http://schemas.microsoft.com/office/drawing/2015/10/21/chartex" xmlns:cx3="http://schemas.microsoft.com/office/drawing/2016/5/9/chartex" xmlns:cx4="http://schemas.microsoft.com/office/drawing/2016/5/10/chartex" xmlns:cx5="http://schemas.microsoft.com/office/drawing/2016/5/11/chartex" xmlns:cx6="http://schemas.microsoft.com/office/drawing/2016/5/12/chartex" xmlns:cx7="http://schemas.microsoft.com/office/drawing/2016/5/13/chartex" xmlns:cx8="http://schemas.microsoft.com/office/drawing/2016/5/14/chartex" xmlns:mc="http://schemas.openxmlformats.org/markup-compatibility/2006" xmlns:aink="http://schemas.microsoft.com/office/drawing/2016/ink" xmlns:am3d="http://schemas.microsoft.com/office/drawing/2017/model3d" xmlns:o="urn:schemas-microsoft-com:office:office" xmlns:oel="http://schemas.microsoft.com/office/2019/extlst" xmlns:r="http://schemas.openxmlformats.org/officeDocument/2006/relationships" xmlns:m="http://schemas.openxmlformats.org/officeDocument/2006/math" xmlns:v="urn:schemas-microsoft-com:vml" xmlns:wp14="http://schemas.microsoft.com/office/word/2010/wordprocessingDrawing" xmlns:wp="http://schemas.openxmlformats.org/drawingml/2006/wordprocessingDrawing" xmlns:w10="urn:schemas-microsoft-com:office:word" xmlns:w="http://schemas.openxmlformats.org/wordprocessingml/2006/main" xmlns:w14="http://schemas.microsoft.com/office/word/2010/wordml" xmlns:w15="http://schemas.microsoft.com/office/word/2012/wordml" xmlns:w16cex="http://schemas.microsoft.com/office/word/2018/wordml/cex" xmlns:w16cid="http://schemas.microsoft.com/office/word/2016/wordml/cid" xmlns:w16="http://schemas.microsoft.com/office/word/2018/wordml" xmlns:w16du="http://schemas.microsoft.com/office/word/2023/wordml/word16du" xmlns:w16sdtdh="http://schemas.microsoft.com/office/word/2020/wordml/sdtdatahash" xmlns:w16se="http://schemas.microsoft.com/office/word/2015/wordml/symex" xmlns:wpg="http://schemas.microsoft.com/office/word/2010/wordprocessingGroup" xmlns:wpi="http://schemas.microsoft.com/office/word/2010/wordprocessingInk" xmlns:wne="http://schemas.microsoft.com/office/word/2006/wordml" xmlns:wps="http://schemas.microsoft.com/office/word/2010/wordprocessingShape" mc:Ignorable="w14 w15 w16se w16cid w16 w16cex w16sdtdh w16du wp14">
+  <w15:commentEx w15:paraId="6784E010" w15:done="0"/>
+</w15:commentsEx>
+</file>
+
+<file path=word/commentsExtensible.xml><?xml version="1.0" encoding="utf-8"?>
+<w16cex:commentsExtensible xmlns:wpc="http://schemas.microsoft.com/office/word/2010/wordprocessingCanvas" xmlns:cx="http://schemas.microsoft.com/office/drawing/2014/chartex" xmlns:cx1="http://schemas.microsoft.com/office/drawing/2015/9/8/chartex" xmlns:cx2="http://schemas.microsoft.com/office/drawing/2015/10/21/chartex" xmlns:cx3="http://schemas.microsoft.com/office/drawing/2016/5/9/chartex" xmlns:cx4="http://schemas.microsoft.com/office/drawing/2016/5/10/chartex" xmlns:cx5="http://schemas.microsoft.com/office/drawing/2016/5/11/chartex" xmlns:cx6="http://schemas.microsoft.com/office/drawing/2016/5/12/chartex" xmlns:cx7="http://schemas.microsoft.com/office/drawing/2016/5/13/chartex" xmlns:cx8="http://schemas.microsoft.com/office/drawing/2016/5/14/chartex" xmlns:cr="http://schemas.microsoft.com/office/comments/2020/reactions" xmlns:mc="http://schemas.openxmlformats.org/markup-compatibility/2006" xmlns:aink="http://schemas.microsoft.com/office/drawing/2016/ink" xmlns:am3d="http://schemas.microsoft.com/office/drawing/2017/model3d" xmlns:o="urn:schemas-microsoft-com:office:office" xmlns:oel="http://schemas.microsoft.com/office/2019/extlst" xmlns:r="http://schemas.openxmlformats.org/officeDocument/2006/relationships" xmlns:m="http://schemas.openxmlformats.org/officeDocument/2006/math" xmlns:v="urn:schemas-microsoft-com:vml" xmlns:wp14="http://schemas.microsoft.com/office/word/2010/wordprocessingDrawing" xmlns:wp="http://schemas.openxmlformats.org/drawingml/2006/wordprocessingDrawing" xmlns:w10="urn:schemas-microsoft-com:office:word" xmlns:w="http://schemas.openxmlformats.org/wordprocessingml/2006/main" xmlns:w14="http://schemas.microsoft.com/office/word/2010/wordml" xmlns:w15="http://schemas.microsoft.com/office/word/2012/wordml" xmlns:w16cex="http://schemas.microsoft.com/office/word/2018/wordml/cex" xmlns:w16cid="http://schemas.microsoft.com/office/word/2016/wordml/cid" xmlns:w16="http://schemas.microsoft.com/office/word/2018/wordml" xmlns:w16du="http://schemas.microsoft.com/office/word/2023/wordml/word16du" xmlns:w16sdtdh="http://schemas.microsoft.com/office/word/2020/wordml/sdtdatahash" xmlns:w16se="http://schemas.microsoft.com/office/word/2015/wordml/symex" xmlns:wpg="http://schemas.microsoft.com/office/word/2010/wordprocessingGroup" xmlns:wpi="http://schemas.microsoft.com/office/word/2010/wordprocessingInk" xmlns:wne="http://schemas.microsoft.com/office/word/2006/wordml" xmlns:wps="http://schemas.microsoft.com/office/word/2010/wordprocessingShape" mc:Ignorable="w14 w15 w16se w16cid w16 w16cex w16sdtdh cr w16du wp14">
+  <w16cex:commentExtensible w16cex:durableId="3E19854B" w16cex:dateUtc="2025-05-09T02:44:00Z"/>
+</w16cex:commentsExtensible>
+</file>
+
+<file path=word/commentsIds.xml><?xml version="1.0" encoding="utf-8"?>
+<w16cid:commentsIds xmlns:wpc="http://schemas.microsoft.com/office/word/2010/wordprocessingCanvas" xmlns:cx="http://schemas.microsoft.com/office/drawing/2014/chartex" xmlns:cx1="http://schemas.microsoft.com/office/drawing/2015/9/8/chartex" xmlns:cx2="http://schemas.microsoft.com/office/drawing/2015/10/21/chartex" xmlns:cx3="http://schemas.microsoft.com/office/drawing/2016/5/9/chartex" xmlns:cx4="http://schemas.microsoft.com/office/drawing/2016/5/10/chartex" xmlns:cx5="http://schemas.microsoft.com/office/drawing/2016/5/11/chartex" xmlns:cx6="http://schemas.microsoft.com/office/drawing/2016/5/12/chartex" xmlns:cx7="http://schemas.microsoft.com/office/drawing/2016/5/13/chartex" xmlns:cx8="http://schemas.microsoft.com/office/drawing/2016/5/14/chartex" xmlns:mc="http://schemas.openxmlformats.org/markup-compatibility/2006" xmlns:aink="http://schemas.microsoft.com/office/drawing/2016/ink" xmlns:am3d="http://schemas.microsoft.com/office/drawing/2017/model3d" xmlns:o="urn:schemas-microsoft-com:office:office" xmlns:oel="http://schemas.microsoft.com/office/2019/extlst" xmlns:r="http://schemas.openxmlformats.org/officeDocument/2006/relationships" xmlns:m="http://schemas.openxmlformats.org/officeDocument/2006/math" xmlns:v="urn:schemas-microsoft-com:vml" xmlns:wp14="http://schemas.microsoft.com/office/word/2010/wordprocessingDrawing" xmlns:wp="http://schemas.openxmlformats.org/drawingml/2006/wordprocessingDrawing" xmlns:w10="urn:schemas-microsoft-com:office:word" xmlns:w="http://schemas.openxmlformats.org/wordprocessingml/2006/main" xmlns:w14="http://schemas.microsoft.com/office/word/2010/wordml" xmlns:w15="http://schemas.microsoft.com/office/word/2012/wordml" xmlns:w16cex="http://schemas.microsoft.com/office/word/2018/wordml/cex" xmlns:w16cid="http://schemas.microsoft.com/office/word/2016/wordml/cid" xmlns:w16="http://schemas.microsoft.com/office/word/2018/wordml" xmlns:w16du="http://schemas.microsoft.com/office/word/2023/wordml/word16du" xmlns:w16sdtdh="http://schemas.microsoft.com/office/word/2020/wordml/sdtdatahash" xmlns:w16se="http://schemas.microsoft.com/office/word/2015/wordml/symex" xmlns:wpg="http://schemas.microsoft.com/office/word/2010/wordprocessingGroup" xmlns:wpi="http://schemas.microsoft.com/office/word/2010/wordprocessingInk" xmlns:wne="http://schemas.microsoft.com/office/word/2006/wordml" xmlns:wps="http://schemas.microsoft.com/office/word/2010/wordprocessingShape" mc:Ignorable="w14 w15 w16se w16cid w16 w16cex w16sdtdh w16du wp14">
+  <w16cid:commentId w16cid:paraId="6784E010" w16cid:durableId="3E19854B"/>
+</w16cid:commentsIds>
+</file>
+
 <file path=word/endnotes.xml><?xml version="1.0" encoding="utf-8"?>
-<w:endnotes xmlns:wpc="http://schemas.microsoft.com/office/word/2010/wordprocessingCanvas" xmlns:cx="http://schemas.microsoft.com/office/drawing/2014/chartex" xmlns:cx1="http://schemas.microsoft.com/office/drawing/2015/9/8/chartex" xmlns:cx2="http://schemas.microsoft.com/office/drawing/2015/10/21/chartex" xmlns:cx3="http://schemas.microsoft.com/office/drawing/2016/5/9/chartex" xmlns:cx4="http://schemas.microsoft.com/office/drawing/2016/5/10/chartex" xmlns:cx5="http://schemas.microsoft.com/office/drawing/2016/5/11/chartex" xmlns:cx6="http://schemas.microsoft.com/office/drawing/2016/5/12/chartex" xmlns:cx7="http://schemas.microsoft.com/office/drawing/2016/5/13/chartex" xmlns:cx8="http://schemas.microsoft.com/office/drawing/2016/5/14/chartex" xmlns:mc="http://schemas.openxmlformats.org/markup-compatibility/2006" xmlns:aink="http://schemas.microsoft.com/office/drawing/2016/ink" xmlns:am3d="http://schemas.microsoft.com/office/drawing/2017/model3d" xmlns:o="urn:schemas-microsoft-com:office:office" xmlns:oel="http://schemas.microsoft.com/office/2019/extlst" xmlns:r="http://schemas.openxmlformats.org/officeDocument/2006/relationships" xmlns:m="http://schemas.openxmlformats.org/officeDocument/2006/math" xmlns:v="urn:schemas-microsoft-com:vml" xmlns:wp14="http://schemas.microsoft.com/office/word/2010/wordprocessingDrawing" xmlns:wp="http://schemas.openxmlformats.org/drawingml/2006/wordprocessingDrawing" xmlns:w10="urn:schemas-microsoft-com:office:word" xmlns:w="http://schemas.openxmlformats.org/wordprocessingml/2006/main" xmlns:w14="http://schemas.microsoft.com/office/word/2010/wordml" xmlns:w15="http://schemas.microsoft.com/office/word/2012/wordml" xmlns:w16cex="http://schemas.microsoft.com/office/word/2018/wordml/cex" xmlns:w16cid="http://schemas.microsoft.com/office/word/2016/wordml/cid" xmlns:w16="http://schemas.microsoft.com/office/word/2018/wordml" xmlns:w16du="http://schemas.microsoft.com/office/word/2023/wordml/word16du" xmlns:w16sdtdh="http://schemas.microsoft.com/office/word/2020/wordml/sdtdatahash" xmlns:w16sdtfl="http://schemas.microsoft.com/office/word/2024/wordml/sdtformatlock" xmlns:w16se="http://schemas.microsoft.com/office/word/2015/wordml/symex" xmlns:wpg="http://schemas.microsoft.com/office/word/2010/wordprocessingGroup" xmlns:wpi="http://schemas.microsoft.com/office/word/2010/wordprocessingInk" xmlns:wne="http://schemas.microsoft.com/office/word/2006/wordml" xmlns:wps="http://schemas.microsoft.com/office/word/2010/wordprocessingShape" mc:Ignorable="w14 w15 w16se w16cid w16 w16cex w16sdtdh w16sdtfl w16du wp14">
+<w:endnotes xmlns:wpc="http://schemas.microsoft.com/office/word/2010/wordprocessingCanvas" xmlns:cx="http://schemas.microsoft.com/office/drawing/2014/chartex" xmlns:cx1="http://schemas.microsoft.com/office/drawing/2015/9/8/chartex" xmlns:cx2="http://schemas.microsoft.com/office/drawing/2015/10/21/chartex" xmlns:cx3="http://schemas.microsoft.com/office/drawing/2016/5/9/chartex" xmlns:cx4="http://schemas.microsoft.com/office/drawing/2016/5/10/chartex" xmlns:cx5="http://schemas.microsoft.com/office/drawing/2016/5/11/chartex" xmlns:cx6="http://schemas.microsoft.com/office/drawing/2016/5/12/chartex" xmlns:cx7="http://schemas.microsoft.com/office/drawing/2016/5/13/chartex" xmlns:cx8="http://schemas.microsoft.com/office/drawing/2016/5/14/chartex" xmlns:mc="http://schemas.openxmlformats.org/markup-compatibility/2006" xmlns:aink="http://schemas.microsoft.com/office/drawing/2016/ink" xmlns:am3d="http://schemas.microsoft.com/office/drawing/2017/model3d" xmlns:o="urn:schemas-microsoft-com:office:office" xmlns:oel="http://schemas.microsoft.com/office/2019/extlst" xmlns:r="http://schemas.openxmlformats.org/officeDocument/2006/relationships" xmlns:m="http://schemas.openxmlformats.org/officeDocument/2006/math" xmlns:v="urn:schemas-microsoft-com:vml" xmlns:wp14="http://schemas.microsoft.com/office/word/2010/wordprocessingDrawing" xmlns:wp="http://schemas.openxmlformats.org/drawingml/2006/wordprocessingDrawing" xmlns:w10="urn:schemas-microsoft-com:office:word" xmlns:w="http://schemas.openxmlformats.org/wordprocessingml/2006/main" xmlns:w14="http://schemas.microsoft.com/office/word/2010/wordml" xmlns:w15="http://schemas.microsoft.com/office/word/2012/wordml" xmlns:w16cex="http://schemas.microsoft.com/office/word/2018/wordml/cex" xmlns:w16cid="http://schemas.microsoft.com/office/word/2016/wordml/cid" xmlns:w16="http://schemas.microsoft.com/office/word/2018/wordml" xmlns:w16du="http://schemas.microsoft.com/office/word/2023/wordml/word16du" xmlns:w16sdtdh="http://schemas.microsoft.com/office/word/2020/wordml/sdtdatahash" xmlns:w16se="http://schemas.microsoft.com/office/word/2015/wordml/symex" xmlns:wpg="http://schemas.microsoft.com/office/word/2010/wordprocessingGroup" xmlns:wpi="http://schemas.microsoft.com/office/word/2010/wordprocessingInk" xmlns:wne="http://schemas.microsoft.com/office/word/2006/wordml" xmlns:wps="http://schemas.microsoft.com/office/word/2010/wordprocessingShape" mc:Ignorable="w14 w15 w16se w16cid w16 w16cex w16sdtdh w16du wp14">
   <w:endnote w:type="separator" w:id="-1">
     <w:p>
       <w:r>
@@ -24160,7 +24032,7 @@
 </file>
 
 <file path=word/footer1.xml><?xml version="1.0" encoding="utf-8"?>
-<w:ftr xmlns:wpc="http://schemas.microsoft.com/office/word/2010/wordprocessingCanvas" xmlns:cx="http://schemas.microsoft.com/office/drawing/2014/chartex" xmlns:cx1="http://schemas.microsoft.com/office/drawing/2015/9/8/chartex" xmlns:cx2="http://schemas.microsoft.com/office/drawing/2015/10/21/chartex" xmlns:cx3="http://schemas.microsoft.com/office/drawing/2016/5/9/chartex" xmlns:cx4="http://schemas.microsoft.com/office/drawing/2016/5/10/chartex" xmlns:cx5="http://schemas.microsoft.com/office/drawing/2016/5/11/chartex" xmlns:cx6="http://schemas.microsoft.com/office/drawing/2016/5/12/chartex" xmlns:cx7="http://schemas.microsoft.com/office/drawing/2016/5/13/chartex" xmlns:cx8="http://schemas.microsoft.com/office/drawing/2016/5/14/chartex" xmlns:mc="http://schemas.openxmlformats.org/markup-compatibility/2006" xmlns:aink="http://schemas.microsoft.com/office/drawing/2016/ink" xmlns:am3d="http://schemas.microsoft.com/office/drawing/2017/model3d" xmlns:o="urn:schemas-microsoft-com:office:office" xmlns:oel="http://schemas.microsoft.com/office/2019/extlst" xmlns:r="http://schemas.openxmlformats.org/officeDocument/2006/relationships" xmlns:m="http://schemas.openxmlformats.org/officeDocument/2006/math" xmlns:v="urn:schemas-microsoft-com:vml" xmlns:wp14="http://schemas.microsoft.com/office/word/2010/wordprocessingDrawing" xmlns:wp="http://schemas.openxmlformats.org/drawingml/2006/wordprocessingDrawing" xmlns:w10="urn:schemas-microsoft-com:office:word" xmlns:w="http://schemas.openxmlformats.org/wordprocessingml/2006/main" xmlns:w14="http://schemas.microsoft.com/office/word/2010/wordml" xmlns:w15="http://schemas.microsoft.com/office/word/2012/wordml" xmlns:w16cex="http://schemas.microsoft.com/office/word/2018/wordml/cex" xmlns:w16cid="http://schemas.microsoft.com/office/word/2016/wordml/cid" xmlns:w16="http://schemas.microsoft.com/office/word/2018/wordml" xmlns:w16du="http://schemas.microsoft.com/office/word/2023/wordml/word16du" xmlns:w16sdtdh="http://schemas.microsoft.com/office/word/2020/wordml/sdtdatahash" xmlns:w16sdtfl="http://schemas.microsoft.com/office/word/2024/wordml/sdtformatlock" xmlns:w16se="http://schemas.microsoft.com/office/word/2015/wordml/symex" xmlns:wpg="http://schemas.microsoft.com/office/word/2010/wordprocessingGroup" xmlns:wpi="http://schemas.microsoft.com/office/word/2010/wordprocessingInk" xmlns:wne="http://schemas.microsoft.com/office/word/2006/wordml" xmlns:wps="http://schemas.microsoft.com/office/word/2010/wordprocessingShape" mc:Ignorable="w14 w15 w16se w16cid w16 w16cex w16sdtdh w16sdtfl w16du wp14">
+<w:ftr xmlns:wpc="http://schemas.microsoft.com/office/word/2010/wordprocessingCanvas" xmlns:cx="http://schemas.microsoft.com/office/drawing/2014/chartex" xmlns:cx1="http://schemas.microsoft.com/office/drawing/2015/9/8/chartex" xmlns:cx2="http://schemas.microsoft.com/office/drawing/2015/10/21/chartex" xmlns:cx3="http://schemas.microsoft.com/office/drawing/2016/5/9/chartex" xmlns:cx4="http://schemas.microsoft.com/office/drawing/2016/5/10/chartex" xmlns:cx5="http://schemas.microsoft.com/office/drawing/2016/5/11/chartex" xmlns:cx6="http://schemas.microsoft.com/office/drawing/2016/5/12/chartex" xmlns:cx7="http://schemas.microsoft.com/office/drawing/2016/5/13/chartex" xmlns:cx8="http://schemas.microsoft.com/office/drawing/2016/5/14/chartex" xmlns:mc="http://schemas.openxmlformats.org/markup-compatibility/2006" xmlns:aink="http://schemas.microsoft.com/office/drawing/2016/ink" xmlns:am3d="http://schemas.microsoft.com/office/drawing/2017/model3d" xmlns:o="urn:schemas-microsoft-com:office:office" xmlns:oel="http://schemas.microsoft.com/office/2019/extlst" xmlns:r="http://schemas.openxmlformats.org/officeDocument/2006/relationships" xmlns:m="http://schemas.openxmlformats.org/officeDocument/2006/math" xmlns:v="urn:schemas-microsoft-com:vml" xmlns:wp14="http://schemas.microsoft.com/office/word/2010/wordprocessingDrawing" xmlns:wp="http://schemas.openxmlformats.org/drawingml/2006/wordprocessingDrawing" xmlns:w10="urn:schemas-microsoft-com:office:word" xmlns:w="http://schemas.openxmlformats.org/wordprocessingml/2006/main" xmlns:w14="http://schemas.microsoft.com/office/word/2010/wordml" xmlns:w15="http://schemas.microsoft.com/office/word/2012/wordml" xmlns:w16cex="http://schemas.microsoft.com/office/word/2018/wordml/cex" xmlns:w16cid="http://schemas.microsoft.com/office/word/2016/wordml/cid" xmlns:w16="http://schemas.microsoft.com/office/word/2018/wordml" xmlns:w16du="http://schemas.microsoft.com/office/word/2023/wordml/word16du" xmlns:w16sdtdh="http://schemas.microsoft.com/office/word/2020/wordml/sdtdatahash" xmlns:w16se="http://schemas.microsoft.com/office/word/2015/wordml/symex" xmlns:wpg="http://schemas.microsoft.com/office/word/2010/wordprocessingGroup" xmlns:wpi="http://schemas.microsoft.com/office/word/2010/wordprocessingInk" xmlns:wne="http://schemas.microsoft.com/office/word/2006/wordml" xmlns:wps="http://schemas.microsoft.com/office/word/2010/wordprocessingShape" mc:Ignorable="w14 w15 w16se w16cid w16 w16cex w16sdtdh w16du wp14">
   <w:sdt>
     <w:sdtPr>
       <w:rPr>
@@ -24210,7 +24082,7 @@
 </file>
 
 <file path=word/footer2.xml><?xml version="1.0" encoding="utf-8"?>
-<w:ftr xmlns:wpc="http://schemas.microsoft.com/office/word/2010/wordprocessingCanvas" xmlns:cx="http://schemas.microsoft.com/office/drawing/2014/chartex" xmlns:cx1="http://schemas.microsoft.com/office/drawing/2015/9/8/chartex" xmlns:cx2="http://schemas.microsoft.com/office/drawing/2015/10/21/chartex" xmlns:cx3="http://schemas.microsoft.com/office/drawing/2016/5/9/chartex" xmlns:cx4="http://schemas.microsoft.com/office/drawing/2016/5/10/chartex" xmlns:cx5="http://schemas.microsoft.com/office/drawing/2016/5/11/chartex" xmlns:cx6="http://schemas.microsoft.com/office/drawing/2016/5/12/chartex" xmlns:cx7="http://schemas.microsoft.com/office/drawing/2016/5/13/chartex" xmlns:cx8="http://schemas.microsoft.com/office/drawing/2016/5/14/chartex" xmlns:mc="http://schemas.openxmlformats.org/markup-compatibility/2006" xmlns:aink="http://schemas.microsoft.com/office/drawing/2016/ink" xmlns:am3d="http://schemas.microsoft.com/office/drawing/2017/model3d" xmlns:o="urn:schemas-microsoft-com:office:office" xmlns:oel="http://schemas.microsoft.com/office/2019/extlst" xmlns:r="http://schemas.openxmlformats.org/officeDocument/2006/relationships" xmlns:m="http://schemas.openxmlformats.org/officeDocument/2006/math" xmlns:v="urn:schemas-microsoft-com:vml" xmlns:wp14="http://schemas.microsoft.com/office/word/2010/wordprocessingDrawing" xmlns:wp="http://schemas.openxmlformats.org/drawingml/2006/wordprocessingDrawing" xmlns:w10="urn:schemas-microsoft-com:office:word" xmlns:w="http://schemas.openxmlformats.org/wordprocessingml/2006/main" xmlns:w14="http://schemas.microsoft.com/office/word/2010/wordml" xmlns:w15="http://schemas.microsoft.com/office/word/2012/wordml" xmlns:w16cex="http://schemas.microsoft.com/office/word/2018/wordml/cex" xmlns:w16cid="http://schemas.microsoft.com/office/word/2016/wordml/cid" xmlns:w16="http://schemas.microsoft.com/office/word/2018/wordml" xmlns:w16du="http://schemas.microsoft.com/office/word/2023/wordml/word16du" xmlns:w16sdtdh="http://schemas.microsoft.com/office/word/2020/wordml/sdtdatahash" xmlns:w16sdtfl="http://schemas.microsoft.com/office/word/2024/wordml/sdtformatlock" xmlns:w16se="http://schemas.microsoft.com/office/word/2015/wordml/symex" xmlns:wpg="http://schemas.microsoft.com/office/word/2010/wordprocessingGroup" xmlns:wpi="http://schemas.microsoft.com/office/word/2010/wordprocessingInk" xmlns:wne="http://schemas.microsoft.com/office/word/2006/wordml" xmlns:wps="http://schemas.microsoft.com/office/word/2010/wordprocessingShape" mc:Ignorable="w14 w15 w16se w16cid w16 w16cex w16sdtdh w16sdtfl w16du wp14">
+<w:ftr xmlns:wpc="http://schemas.microsoft.com/office/word/2010/wordprocessingCanvas" xmlns:cx="http://schemas.microsoft.com/office/drawing/2014/chartex" xmlns:cx1="http://schemas.microsoft.com/office/drawing/2015/9/8/chartex" xmlns:cx2="http://schemas.microsoft.com/office/drawing/2015/10/21/chartex" xmlns:cx3="http://schemas.microsoft.com/office/drawing/2016/5/9/chartex" xmlns:cx4="http://schemas.microsoft.com/office/drawing/2016/5/10/chartex" xmlns:cx5="http://schemas.microsoft.com/office/drawing/2016/5/11/chartex" xmlns:cx6="http://schemas.microsoft.com/office/drawing/2016/5/12/chartex" xmlns:cx7="http://schemas.microsoft.com/office/drawing/2016/5/13/chartex" xmlns:cx8="http://schemas.microsoft.com/office/drawing/2016/5/14/chartex" xmlns:mc="http://schemas.openxmlformats.org/markup-compatibility/2006" xmlns:aink="http://schemas.microsoft.com/office/drawing/2016/ink" xmlns:am3d="http://schemas.microsoft.com/office/drawing/2017/model3d" xmlns:o="urn:schemas-microsoft-com:office:office" xmlns:oel="http://schemas.microsoft.com/office/2019/extlst" xmlns:r="http://schemas.openxmlformats.org/officeDocument/2006/relationships" xmlns:m="http://schemas.openxmlformats.org/officeDocument/2006/math" xmlns:v="urn:schemas-microsoft-com:vml" xmlns:wp14="http://schemas.microsoft.com/office/word/2010/wordprocessingDrawing" xmlns:wp="http://schemas.openxmlformats.org/drawingml/2006/wordprocessingDrawing" xmlns:w10="urn:schemas-microsoft-com:office:word" xmlns:w="http://schemas.openxmlformats.org/wordprocessingml/2006/main" xmlns:w14="http://schemas.microsoft.com/office/word/2010/wordml" xmlns:w15="http://schemas.microsoft.com/office/word/2012/wordml" xmlns:w16cex="http://schemas.microsoft.com/office/word/2018/wordml/cex" xmlns:w16cid="http://schemas.microsoft.com/office/word/2016/wordml/cid" xmlns:w16="http://schemas.microsoft.com/office/word/2018/wordml" xmlns:w16du="http://schemas.microsoft.com/office/word/2023/wordml/word16du" xmlns:w16sdtdh="http://schemas.microsoft.com/office/word/2020/wordml/sdtdatahash" xmlns:w16se="http://schemas.microsoft.com/office/word/2015/wordml/symex" xmlns:wpg="http://schemas.microsoft.com/office/word/2010/wordprocessingGroup" xmlns:wpi="http://schemas.microsoft.com/office/word/2010/wordprocessingInk" xmlns:wne="http://schemas.microsoft.com/office/word/2006/wordml" xmlns:wps="http://schemas.microsoft.com/office/word/2010/wordprocessingShape" mc:Ignorable="w14 w15 w16se w16cid w16 w16cex w16sdtdh w16du wp14">
   <w:p>
     <w:pPr>
       <w:pStyle w:val="Footer"/>
@@ -24305,7 +24177,7 @@
 </file>
 
 <file path=word/footer3.xml><?xml version="1.0" encoding="utf-8"?>
-<w:ftr xmlns:wpc="http://schemas.microsoft.com/office/word/2010/wordprocessingCanvas" xmlns:cx="http://schemas.microsoft.com/office/drawing/2014/chartex" xmlns:cx1="http://schemas.microsoft.com/office/drawing/2015/9/8/chartex" xmlns:cx2="http://schemas.microsoft.com/office/drawing/2015/10/21/chartex" xmlns:cx3="http://schemas.microsoft.com/office/drawing/2016/5/9/chartex" xmlns:cx4="http://schemas.microsoft.com/office/drawing/2016/5/10/chartex" xmlns:cx5="http://schemas.microsoft.com/office/drawing/2016/5/11/chartex" xmlns:cx6="http://schemas.microsoft.com/office/drawing/2016/5/12/chartex" xmlns:cx7="http://schemas.microsoft.com/office/drawing/2016/5/13/chartex" xmlns:cx8="http://schemas.microsoft.com/office/drawing/2016/5/14/chartex" xmlns:mc="http://schemas.openxmlformats.org/markup-compatibility/2006" xmlns:aink="http://schemas.microsoft.com/office/drawing/2016/ink" xmlns:am3d="http://schemas.microsoft.com/office/drawing/2017/model3d" xmlns:o="urn:schemas-microsoft-com:office:office" xmlns:oel="http://schemas.microsoft.com/office/2019/extlst" xmlns:r="http://schemas.openxmlformats.org/officeDocument/2006/relationships" xmlns:m="http://schemas.openxmlformats.org/officeDocument/2006/math" xmlns:v="urn:schemas-microsoft-com:vml" xmlns:wp14="http://schemas.microsoft.com/office/word/2010/wordprocessingDrawing" xmlns:wp="http://schemas.openxmlformats.org/drawingml/2006/wordprocessingDrawing" xmlns:w10="urn:schemas-microsoft-com:office:word" xmlns:w="http://schemas.openxmlformats.org/wordprocessingml/2006/main" xmlns:w14="http://schemas.microsoft.com/office/word/2010/wordml" xmlns:w15="http://schemas.microsoft.com/office/word/2012/wordml" xmlns:w16cex="http://schemas.microsoft.com/office/word/2018/wordml/cex" xmlns:w16cid="http://schemas.microsoft.com/office/word/2016/wordml/cid" xmlns:w16="http://schemas.microsoft.com/office/word/2018/wordml" xmlns:w16du="http://schemas.microsoft.com/office/word/2023/wordml/word16du" xmlns:w16sdtdh="http://schemas.microsoft.com/office/word/2020/wordml/sdtdatahash" xmlns:w16sdtfl="http://schemas.microsoft.com/office/word/2024/wordml/sdtformatlock" xmlns:w16se="http://schemas.microsoft.com/office/word/2015/wordml/symex" xmlns:wpg="http://schemas.microsoft.com/office/word/2010/wordprocessingGroup" xmlns:wpi="http://schemas.microsoft.com/office/word/2010/wordprocessingInk" xmlns:wne="http://schemas.microsoft.com/office/word/2006/wordml" xmlns:wps="http://schemas.microsoft.com/office/word/2010/wordprocessingShape" mc:Ignorable="w14 w15 w16se w16cid w16 w16cex w16sdtdh w16sdtfl w16du wp14">
+<w:ftr xmlns:wpc="http://schemas.microsoft.com/office/word/2010/wordprocessingCanvas" xmlns:cx="http://schemas.microsoft.com/office/drawing/2014/chartex" xmlns:cx1="http://schemas.microsoft.com/office/drawing/2015/9/8/chartex" xmlns:cx2="http://schemas.microsoft.com/office/drawing/2015/10/21/chartex" xmlns:cx3="http://schemas.microsoft.com/office/drawing/2016/5/9/chartex" xmlns:cx4="http://schemas.microsoft.com/office/drawing/2016/5/10/chartex" xmlns:cx5="http://schemas.microsoft.com/office/drawing/2016/5/11/chartex" xmlns:cx6="http://schemas.microsoft.com/office/drawing/2016/5/12/chartex" xmlns:cx7="http://schemas.microsoft.com/office/drawing/2016/5/13/chartex" xmlns:cx8="http://schemas.microsoft.com/office/drawing/2016/5/14/chartex" xmlns:mc="http://schemas.openxmlformats.org/markup-compatibility/2006" xmlns:aink="http://schemas.microsoft.com/office/drawing/2016/ink" xmlns:am3d="http://schemas.microsoft.com/office/drawing/2017/model3d" xmlns:o="urn:schemas-microsoft-com:office:office" xmlns:oel="http://schemas.microsoft.com/office/2019/extlst" xmlns:r="http://schemas.openxmlformats.org/officeDocument/2006/relationships" xmlns:m="http://schemas.openxmlformats.org/officeDocument/2006/math" xmlns:v="urn:schemas-microsoft-com:vml" xmlns:wp14="http://schemas.microsoft.com/office/word/2010/wordprocessingDrawing" xmlns:wp="http://schemas.openxmlformats.org/drawingml/2006/wordprocessingDrawing" xmlns:w10="urn:schemas-microsoft-com:office:word" xmlns:w="http://schemas.openxmlformats.org/wordprocessingml/2006/main" xmlns:w14="http://schemas.microsoft.com/office/word/2010/wordml" xmlns:w15="http://schemas.microsoft.com/office/word/2012/wordml" xmlns:w16cex="http://schemas.microsoft.com/office/word/2018/wordml/cex" xmlns:w16cid="http://schemas.microsoft.com/office/word/2016/wordml/cid" xmlns:w16="http://schemas.microsoft.com/office/word/2018/wordml" xmlns:w16du="http://schemas.microsoft.com/office/word/2023/wordml/word16du" xmlns:w16sdtdh="http://schemas.microsoft.com/office/word/2020/wordml/sdtdatahash" xmlns:w16se="http://schemas.microsoft.com/office/word/2015/wordml/symex" xmlns:wpg="http://schemas.microsoft.com/office/word/2010/wordprocessingGroup" xmlns:wpi="http://schemas.microsoft.com/office/word/2010/wordprocessingInk" xmlns:wne="http://schemas.microsoft.com/office/word/2006/wordml" xmlns:wps="http://schemas.microsoft.com/office/word/2010/wordprocessingShape" mc:Ignorable="w14 w15 w16se w16cid w16 w16cex w16sdtdh w16du wp14">
   <w:p>
     <w:pPr>
       <w:pStyle w:val="Footer"/>
@@ -24400,7 +24272,7 @@
 </file>
 
 <file path=word/footnotes.xml><?xml version="1.0" encoding="utf-8"?>
-<w:footnotes xmlns:wpc="http://schemas.microsoft.com/office/word/2010/wordprocessingCanvas" xmlns:cx="http://schemas.microsoft.com/office/drawing/2014/chartex" xmlns:cx1="http://schemas.microsoft.com/office/drawing/2015/9/8/chartex" xmlns:cx2="http://schemas.microsoft.com/office/drawing/2015/10/21/chartex" xmlns:cx3="http://schemas.microsoft.com/office/drawing/2016/5/9/chartex" xmlns:cx4="http://schemas.microsoft.com/office/drawing/2016/5/10/chartex" xmlns:cx5="http://schemas.microsoft.com/office/drawing/2016/5/11/chartex" xmlns:cx6="http://schemas.microsoft.com/office/drawing/2016/5/12/chartex" xmlns:cx7="http://schemas.microsoft.com/office/drawing/2016/5/13/chartex" xmlns:cx8="http://schemas.microsoft.com/office/drawing/2016/5/14/chartex" xmlns:mc="http://schemas.openxmlformats.org/markup-compatibility/2006" xmlns:aink="http://schemas.microsoft.com/office/drawing/2016/ink" xmlns:am3d="http://schemas.microsoft.com/office/drawing/2017/model3d" xmlns:o="urn:schemas-microsoft-com:office:office" xmlns:oel="http://schemas.microsoft.com/office/2019/extlst" xmlns:r="http://schemas.openxmlformats.org/officeDocument/2006/relationships" xmlns:m="http://schemas.openxmlformats.org/officeDocument/2006/math" xmlns:v="urn:schemas-microsoft-com:vml" xmlns:wp14="http://schemas.microsoft.com/office/word/2010/wordprocessingDrawing" xmlns:wp="http://schemas.openxmlformats.org/drawingml/2006/wordprocessingDrawing" xmlns:w10="urn:schemas-microsoft-com:office:word" xmlns:w="http://schemas.openxmlformats.org/wordprocessingml/2006/main" xmlns:w14="http://schemas.microsoft.com/office/word/2010/wordml" xmlns:w15="http://schemas.microsoft.com/office/word/2012/wordml" xmlns:w16cex="http://schemas.microsoft.com/office/word/2018/wordml/cex" xmlns:w16cid="http://schemas.microsoft.com/office/word/2016/wordml/cid" xmlns:w16="http://schemas.microsoft.com/office/word/2018/wordml" xmlns:w16du="http://schemas.microsoft.com/office/word/2023/wordml/word16du" xmlns:w16sdtdh="http://schemas.microsoft.com/office/word/2020/wordml/sdtdatahash" xmlns:w16sdtfl="http://schemas.microsoft.com/office/word/2024/wordml/sdtformatlock" xmlns:w16se="http://schemas.microsoft.com/office/word/2015/wordml/symex" xmlns:wpg="http://schemas.microsoft.com/office/word/2010/wordprocessingGroup" xmlns:wpi="http://schemas.microsoft.com/office/word/2010/wordprocessingInk" xmlns:wne="http://schemas.microsoft.com/office/word/2006/wordml" xmlns:wps="http://schemas.microsoft.com/office/word/2010/wordprocessingShape" mc:Ignorable="w14 w15 w16se w16cid w16 w16cex w16sdtdh w16sdtfl w16du wp14">
+<w:footnotes xmlns:wpc="http://schemas.microsoft.com/office/word/2010/wordprocessingCanvas" xmlns:cx="http://schemas.microsoft.com/office/drawing/2014/chartex" xmlns:cx1="http://schemas.microsoft.com/office/drawing/2015/9/8/chartex" xmlns:cx2="http://schemas.microsoft.com/office/drawing/2015/10/21/chartex" xmlns:cx3="http://schemas.microsoft.com/office/drawing/2016/5/9/chartex" xmlns:cx4="http://schemas.microsoft.com/office/drawing/2016/5/10/chartex" xmlns:cx5="http://schemas.microsoft.com/office/drawing/2016/5/11/chartex" xmlns:cx6="http://schemas.microsoft.com/office/drawing/2016/5/12/chartex" xmlns:cx7="http://schemas.microsoft.com/office/drawing/2016/5/13/chartex" xmlns:cx8="http://schemas.microsoft.com/office/drawing/2016/5/14/chartex" xmlns:mc="http://schemas.openxmlformats.org/markup-compatibility/2006" xmlns:aink="http://schemas.microsoft.com/office/drawing/2016/ink" xmlns:am3d="http://schemas.microsoft.com/office/drawing/2017/model3d" xmlns:o="urn:schemas-microsoft-com:office:office" xmlns:oel="http://schemas.microsoft.com/office/2019/extlst" xmlns:r="http://schemas.openxmlformats.org/officeDocument/2006/relationships" xmlns:m="http://schemas.openxmlformats.org/officeDocument/2006/math" xmlns:v="urn:schemas-microsoft-com:vml" xmlns:wp14="http://schemas.microsoft.com/office/word/2010/wordprocessingDrawing" xmlns:wp="http://schemas.openxmlformats.org/drawingml/2006/wordprocessingDrawing" xmlns:w10="urn:schemas-microsoft-com:office:word" xmlns:w="http://schemas.openxmlformats.org/wordprocessingml/2006/main" xmlns:w14="http://schemas.microsoft.com/office/word/2010/wordml" xmlns:w15="http://schemas.microsoft.com/office/word/2012/wordml" xmlns:w16cex="http://schemas.microsoft.com/office/word/2018/wordml/cex" xmlns:w16cid="http://schemas.microsoft.com/office/word/2016/wordml/cid" xmlns:w16="http://schemas.microsoft.com/office/word/2018/wordml" xmlns:w16du="http://schemas.microsoft.com/office/word/2023/wordml/word16du" xmlns:w16sdtdh="http://schemas.microsoft.com/office/word/2020/wordml/sdtdatahash" xmlns:w16se="http://schemas.microsoft.com/office/word/2015/wordml/symex" xmlns:wpg="http://schemas.microsoft.com/office/word/2010/wordprocessingGroup" xmlns:wpi="http://schemas.microsoft.com/office/word/2010/wordprocessingInk" xmlns:wne="http://schemas.microsoft.com/office/word/2006/wordml" xmlns:wps="http://schemas.microsoft.com/office/word/2010/wordprocessingShape" mc:Ignorable="w14 w15 w16se w16cid w16 w16cex w16sdtdh w16du wp14">
   <w:footnote w:type="separator" w:id="-1">
     <w:p>
       <w:r>
@@ -24769,7 +24641,7 @@
 </file>
 
 <file path=word/header1.xml><?xml version="1.0" encoding="utf-8"?>
-<w:hdr xmlns:wpc="http://schemas.microsoft.com/office/word/2010/wordprocessingCanvas" xmlns:cx="http://schemas.microsoft.com/office/drawing/2014/chartex" xmlns:cx1="http://schemas.microsoft.com/office/drawing/2015/9/8/chartex" xmlns:cx2="http://schemas.microsoft.com/office/drawing/2015/10/21/chartex" xmlns:cx3="http://schemas.microsoft.com/office/drawing/2016/5/9/chartex" xmlns:cx4="http://schemas.microsoft.com/office/drawing/2016/5/10/chartex" xmlns:cx5="http://schemas.microsoft.com/office/drawing/2016/5/11/chartex" xmlns:cx6="http://schemas.microsoft.com/office/drawing/2016/5/12/chartex" xmlns:cx7="http://schemas.microsoft.com/office/drawing/2016/5/13/chartex" xmlns:cx8="http://schemas.microsoft.com/office/drawing/2016/5/14/chartex" xmlns:mc="http://schemas.openxmlformats.org/markup-compatibility/2006" xmlns:aink="http://schemas.microsoft.com/office/drawing/2016/ink" xmlns:am3d="http://schemas.microsoft.com/office/drawing/2017/model3d" xmlns:o="urn:schemas-microsoft-com:office:office" xmlns:oel="http://schemas.microsoft.com/office/2019/extlst" xmlns:r="http://schemas.openxmlformats.org/officeDocument/2006/relationships" xmlns:m="http://schemas.openxmlformats.org/officeDocument/2006/math" xmlns:v="urn:schemas-microsoft-com:vml" xmlns:wp14="http://schemas.microsoft.com/office/word/2010/wordprocessingDrawing" xmlns:wp="http://schemas.openxmlformats.org/drawingml/2006/wordprocessingDrawing" xmlns:w10="urn:schemas-microsoft-com:office:word" xmlns:w="http://schemas.openxmlformats.org/wordprocessingml/2006/main" xmlns:w14="http://schemas.microsoft.com/office/word/2010/wordml" xmlns:w15="http://schemas.microsoft.com/office/word/2012/wordml" xmlns:w16cex="http://schemas.microsoft.com/office/word/2018/wordml/cex" xmlns:w16cid="http://schemas.microsoft.com/office/word/2016/wordml/cid" xmlns:w16="http://schemas.microsoft.com/office/word/2018/wordml" xmlns:w16du="http://schemas.microsoft.com/office/word/2023/wordml/word16du" xmlns:w16sdtdh="http://schemas.microsoft.com/office/word/2020/wordml/sdtdatahash" xmlns:w16sdtfl="http://schemas.microsoft.com/office/word/2024/wordml/sdtformatlock" xmlns:w16se="http://schemas.microsoft.com/office/word/2015/wordml/symex" xmlns:wpg="http://schemas.microsoft.com/office/word/2010/wordprocessingGroup" xmlns:wpi="http://schemas.microsoft.com/office/word/2010/wordprocessingInk" xmlns:wne="http://schemas.microsoft.com/office/word/2006/wordml" xmlns:wps="http://schemas.microsoft.com/office/word/2010/wordprocessingShape" mc:Ignorable="w14 w15 w16se w16cid w16 w16cex w16sdtdh w16sdtfl w16du wp14">
+<w:hdr xmlns:wpc="http://schemas.microsoft.com/office/word/2010/wordprocessingCanvas" xmlns:cx="http://schemas.microsoft.com/office/drawing/2014/chartex" xmlns:cx1="http://schemas.microsoft.com/office/drawing/2015/9/8/chartex" xmlns:cx2="http://schemas.microsoft.com/office/drawing/2015/10/21/chartex" xmlns:cx3="http://schemas.microsoft.com/office/drawing/2016/5/9/chartex" xmlns:cx4="http://schemas.microsoft.com/office/drawing/2016/5/10/chartex" xmlns:cx5="http://schemas.microsoft.com/office/drawing/2016/5/11/chartex" xmlns:cx6="http://schemas.microsoft.com/office/drawing/2016/5/12/chartex" xmlns:cx7="http://schemas.microsoft.com/office/drawing/2016/5/13/chartex" xmlns:cx8="http://schemas.microsoft.com/office/drawing/2016/5/14/chartex" xmlns:mc="http://schemas.openxmlformats.org/markup-compatibility/2006" xmlns:aink="http://schemas.microsoft.com/office/drawing/2016/ink" xmlns:am3d="http://schemas.microsoft.com/office/drawing/2017/model3d" xmlns:o="urn:schemas-microsoft-com:office:office" xmlns:oel="http://schemas.microsoft.com/office/2019/extlst" xmlns:r="http://schemas.openxmlformats.org/officeDocument/2006/relationships" xmlns:m="http://schemas.openxmlformats.org/officeDocument/2006/math" xmlns:v="urn:schemas-microsoft-com:vml" xmlns:wp14="http://schemas.microsoft.com/office/word/2010/wordprocessingDrawing" xmlns:wp="http://schemas.openxmlformats.org/drawingml/2006/wordprocessingDrawing" xmlns:w10="urn:schemas-microsoft-com:office:word" xmlns:w="http://schemas.openxmlformats.org/wordprocessingml/2006/main" xmlns:w14="http://schemas.microsoft.com/office/word/2010/wordml" xmlns:w15="http://schemas.microsoft.com/office/word/2012/wordml" xmlns:w16cex="http://schemas.microsoft.com/office/word/2018/wordml/cex" xmlns:w16cid="http://schemas.microsoft.com/office/word/2016/wordml/cid" xmlns:w16="http://schemas.microsoft.com/office/word/2018/wordml" xmlns:w16du="http://schemas.microsoft.com/office/word/2023/wordml/word16du" xmlns:w16sdtdh="http://schemas.microsoft.com/office/word/2020/wordml/sdtdatahash" xmlns:w16se="http://schemas.microsoft.com/office/word/2015/wordml/symex" xmlns:wpg="http://schemas.microsoft.com/office/word/2010/wordprocessingGroup" xmlns:wpi="http://schemas.microsoft.com/office/word/2010/wordprocessingInk" xmlns:wne="http://schemas.microsoft.com/office/word/2006/wordml" xmlns:wps="http://schemas.microsoft.com/office/word/2010/wordprocessingShape" mc:Ignorable="w14 w15 w16se w16cid w16 w16cex w16sdtdh w16du wp14">
   <w:p>
     <w:pPr>
       <w:pStyle w:val="Header"/>
@@ -24794,7 +24666,7 @@
 </file>
 
 <file path=word/numbering.xml><?xml version="1.0" encoding="utf-8"?>
-<w:numbering xmlns:wpc="http://schemas.microsoft.com/office/word/2010/wordprocessingCanvas" xmlns:cx="http://schemas.microsoft.com/office/drawing/2014/chartex" xmlns:cx1="http://schemas.microsoft.com/office/drawing/2015/9/8/chartex" xmlns:cx2="http://schemas.microsoft.com/office/drawing/2015/10/21/chartex" xmlns:cx3="http://schemas.microsoft.com/office/drawing/2016/5/9/chartex" xmlns:cx4="http://schemas.microsoft.com/office/drawing/2016/5/10/chartex" xmlns:cx5="http://schemas.microsoft.com/office/drawing/2016/5/11/chartex" xmlns:cx6="http://schemas.microsoft.com/office/drawing/2016/5/12/chartex" xmlns:cx7="http://schemas.microsoft.com/office/drawing/2016/5/13/chartex" xmlns:cx8="http://schemas.microsoft.com/office/drawing/2016/5/14/chartex" xmlns:mc="http://schemas.openxmlformats.org/markup-compatibility/2006" xmlns:aink="http://schemas.microsoft.com/office/drawing/2016/ink" xmlns:am3d="http://schemas.microsoft.com/office/drawing/2017/model3d" xmlns:o="urn:schemas-microsoft-com:office:office" xmlns:oel="http://schemas.microsoft.com/office/2019/extlst" xmlns:r="http://schemas.openxmlformats.org/officeDocument/2006/relationships" xmlns:m="http://schemas.openxmlformats.org/officeDocument/2006/math" xmlns:v="urn:schemas-microsoft-com:vml" xmlns:wp14="http://schemas.microsoft.com/office/word/2010/wordprocessingDrawing" xmlns:wp="http://schemas.openxmlformats.org/drawingml/2006/wordprocessingDrawing" xmlns:w10="urn:schemas-microsoft-com:office:word" xmlns:w="http://schemas.openxmlformats.org/wordprocessingml/2006/main" xmlns:w14="http://schemas.microsoft.com/office/word/2010/wordml" xmlns:w15="http://schemas.microsoft.com/office/word/2012/wordml" xmlns:w16cex="http://schemas.microsoft.com/office/word/2018/wordml/cex" xmlns:w16cid="http://schemas.microsoft.com/office/word/2016/wordml/cid" xmlns:w16="http://schemas.microsoft.com/office/word/2018/wordml" xmlns:w16du="http://schemas.microsoft.com/office/word/2023/wordml/word16du" xmlns:w16sdtdh="http://schemas.microsoft.com/office/word/2020/wordml/sdtdatahash" xmlns:w16sdtfl="http://schemas.microsoft.com/office/word/2024/wordml/sdtformatlock" xmlns:w16se="http://schemas.microsoft.com/office/word/2015/wordml/symex" xmlns:wpg="http://schemas.microsoft.com/office/word/2010/wordprocessingGroup" xmlns:wpi="http://schemas.microsoft.com/office/word/2010/wordprocessingInk" xmlns:wne="http://schemas.microsoft.com/office/word/2006/wordml" xmlns:wps="http://schemas.microsoft.com/office/word/2010/wordprocessingShape" mc:Ignorable="w14 w15 w16se w16cid w16 w16cex w16sdtdh w16sdtfl w16du wp14">
+<w:numbering xmlns:wpc="http://schemas.microsoft.com/office/word/2010/wordprocessingCanvas" xmlns:cx="http://schemas.microsoft.com/office/drawing/2014/chartex" xmlns:cx1="http://schemas.microsoft.com/office/drawing/2015/9/8/chartex" xmlns:cx2="http://schemas.microsoft.com/office/drawing/2015/10/21/chartex" xmlns:cx3="http://schemas.microsoft.com/office/drawing/2016/5/9/chartex" xmlns:cx4="http://schemas.microsoft.com/office/drawing/2016/5/10/chartex" xmlns:cx5="http://schemas.microsoft.com/office/drawing/2016/5/11/chartex" xmlns:cx6="http://schemas.microsoft.com/office/drawing/2016/5/12/chartex" xmlns:cx7="http://schemas.microsoft.com/office/drawing/2016/5/13/chartex" xmlns:cx8="http://schemas.microsoft.com/office/drawing/2016/5/14/chartex" xmlns:mc="http://schemas.openxmlformats.org/markup-compatibility/2006" xmlns:aink="http://schemas.microsoft.com/office/drawing/2016/ink" xmlns:am3d="http://schemas.microsoft.com/office/drawing/2017/model3d" xmlns:o="urn:schemas-microsoft-com:office:office" xmlns:oel="http://schemas.microsoft.com/office/2019/extlst" xmlns:r="http://schemas.openxmlformats.org/officeDocument/2006/relationships" xmlns:m="http://schemas.openxmlformats.org/officeDocument/2006/math" xmlns:v="urn:schemas-microsoft-com:vml" xmlns:wp14="http://schemas.microsoft.com/office/word/2010/wordprocessingDrawing" xmlns:wp="http://schemas.openxmlformats.org/drawingml/2006/wordprocessingDrawing" xmlns:w10="urn:schemas-microsoft-com:office:word" xmlns:w="http://schemas.openxmlformats.org/wordprocessingml/2006/main" xmlns:w14="http://schemas.microsoft.com/office/word/2010/wordml" xmlns:w15="http://schemas.microsoft.com/office/word/2012/wordml" xmlns:w16cex="http://schemas.microsoft.com/office/word/2018/wordml/cex" xmlns:w16cid="http://schemas.microsoft.com/office/word/2016/wordml/cid" xmlns:w16="http://schemas.microsoft.com/office/word/2018/wordml" xmlns:w16du="http://schemas.microsoft.com/office/word/2023/wordml/word16du" xmlns:w16sdtdh="http://schemas.microsoft.com/office/word/2020/wordml/sdtdatahash" xmlns:w16se="http://schemas.microsoft.com/office/word/2015/wordml/symex" xmlns:wpg="http://schemas.microsoft.com/office/word/2010/wordprocessingGroup" xmlns:wpi="http://schemas.microsoft.com/office/word/2010/wordprocessingInk" xmlns:wne="http://schemas.microsoft.com/office/word/2006/wordml" xmlns:wps="http://schemas.microsoft.com/office/word/2010/wordprocessingShape" mc:Ignorable="w14 w15 w16se w16cid w16 w16cex w16sdtdh w16du wp14">
   <w:abstractNum w:abstractNumId="0" w15:restartNumberingAfterBreak="0">
     <w:nsid w:val="05EC708F"/>
     <w:multiLevelType w:val="hybridMultilevel"/>
@@ -29114,15 +28986,18 @@
 </file>
 
 <file path=word/people.xml><?xml version="1.0" encoding="utf-8"?>
-<w15:people xmlns:wpc="http://schemas.microsoft.com/office/word/2010/wordprocessingCanvas" xmlns:cx="http://schemas.microsoft.com/office/drawing/2014/chartex" xmlns:cx1="http://schemas.microsoft.com/office/drawing/2015/9/8/chartex" xmlns:cx2="http://schemas.microsoft.com/office/drawing/2015/10/21/chartex" xmlns:cx3="http://schemas.microsoft.com/office/drawing/2016/5/9/chartex" xmlns:cx4="http://schemas.microsoft.com/office/drawing/2016/5/10/chartex" xmlns:cx5="http://schemas.microsoft.com/office/drawing/2016/5/11/chartex" xmlns:cx6="http://schemas.microsoft.com/office/drawing/2016/5/12/chartex" xmlns:cx7="http://schemas.microsoft.com/office/drawing/2016/5/13/chartex" xmlns:cx8="http://schemas.microsoft.com/office/drawing/2016/5/14/chartex" xmlns:mc="http://schemas.openxmlformats.org/markup-compatibility/2006" xmlns:aink="http://schemas.microsoft.com/office/drawing/2016/ink" xmlns:am3d="http://schemas.microsoft.com/office/drawing/2017/model3d" xmlns:o="urn:schemas-microsoft-com:office:office" xmlns:oel="http://schemas.microsoft.com/office/2019/extlst" xmlns:r="http://schemas.openxmlformats.org/officeDocument/2006/relationships" xmlns:m="http://schemas.openxmlformats.org/officeDocument/2006/math" xmlns:v="urn:schemas-microsoft-com:vml" xmlns:wp14="http://schemas.microsoft.com/office/word/2010/wordprocessingDrawing" xmlns:wp="http://schemas.openxmlformats.org/drawingml/2006/wordprocessingDrawing" xmlns:w10="urn:schemas-microsoft-com:office:word" xmlns:w="http://schemas.openxmlformats.org/wordprocessingml/2006/main" xmlns:w14="http://schemas.microsoft.com/office/word/2010/wordml" xmlns:w15="http://schemas.microsoft.com/office/word/2012/wordml" xmlns:w16cex="http://schemas.microsoft.com/office/word/2018/wordml/cex" xmlns:w16cid="http://schemas.microsoft.com/office/word/2016/wordml/cid" xmlns:w16="http://schemas.microsoft.com/office/word/2018/wordml" xmlns:w16du="http://schemas.microsoft.com/office/word/2023/wordml/word16du" xmlns:w16sdtdh="http://schemas.microsoft.com/office/word/2020/wordml/sdtdatahash" xmlns:w16sdtfl="http://schemas.microsoft.com/office/word/2024/wordml/sdtformatlock" xmlns:w16se="http://schemas.microsoft.com/office/word/2015/wordml/symex" xmlns:wpg="http://schemas.microsoft.com/office/word/2010/wordprocessingGroup" xmlns:wpi="http://schemas.microsoft.com/office/word/2010/wordprocessingInk" xmlns:wne="http://schemas.microsoft.com/office/word/2006/wordml" xmlns:wps="http://schemas.microsoft.com/office/word/2010/wordprocessingShape" mc:Ignorable="w14 w15 w16se w16cid w16 w16cex w16sdtdh w16sdtfl w16du wp14">
+<w15:people xmlns:wpc="http://schemas.microsoft.com/office/word/2010/wordprocessingCanvas" xmlns:cx="http://schemas.microsoft.com/office/drawing/2014/chartex" xmlns:cx1="http://schemas.microsoft.com/office/drawing/2015/9/8/chartex" xmlns:cx2="http://schemas.microsoft.com/office/drawing/2015/10/21/chartex" xmlns:cx3="http://schemas.microsoft.com/office/drawing/2016/5/9/chartex" xmlns:cx4="http://schemas.microsoft.com/office/drawing/2016/5/10/chartex" xmlns:cx5="http://schemas.microsoft.com/office/drawing/2016/5/11/chartex" xmlns:cx6="http://schemas.microsoft.com/office/drawing/2016/5/12/chartex" xmlns:cx7="http://schemas.microsoft.com/office/drawing/2016/5/13/chartex" xmlns:cx8="http://schemas.microsoft.com/office/drawing/2016/5/14/chartex" xmlns:mc="http://schemas.openxmlformats.org/markup-compatibility/2006" xmlns:aink="http://schemas.microsoft.com/office/drawing/2016/ink" xmlns:am3d="http://schemas.microsoft.com/office/drawing/2017/model3d" xmlns:o="urn:schemas-microsoft-com:office:office" xmlns:oel="http://schemas.microsoft.com/office/2019/extlst" xmlns:r="http://schemas.openxmlformats.org/officeDocument/2006/relationships" xmlns:m="http://schemas.openxmlformats.org/officeDocument/2006/math" xmlns:v="urn:schemas-microsoft-com:vml" xmlns:wp14="http://schemas.microsoft.com/office/word/2010/wordprocessingDrawing" xmlns:wp="http://schemas.openxmlformats.org/drawingml/2006/wordprocessingDrawing" xmlns:w10="urn:schemas-microsoft-com:office:word" xmlns:w="http://schemas.openxmlformats.org/wordprocessingml/2006/main" xmlns:w14="http://schemas.microsoft.com/office/word/2010/wordml" xmlns:w15="http://schemas.microsoft.com/office/word/2012/wordml" xmlns:w16cex="http://schemas.microsoft.com/office/word/2018/wordml/cex" xmlns:w16cid="http://schemas.microsoft.com/office/word/2016/wordml/cid" xmlns:w16="http://schemas.microsoft.com/office/word/2018/wordml" xmlns:w16du="http://schemas.microsoft.com/office/word/2023/wordml/word16du" xmlns:w16sdtdh="http://schemas.microsoft.com/office/word/2020/wordml/sdtdatahash" xmlns:w16se="http://schemas.microsoft.com/office/word/2015/wordml/symex" xmlns:wpg="http://schemas.microsoft.com/office/word/2010/wordprocessingGroup" xmlns:wpi="http://schemas.microsoft.com/office/word/2010/wordprocessingInk" xmlns:wne="http://schemas.microsoft.com/office/word/2006/wordml" xmlns:wps="http://schemas.microsoft.com/office/word/2010/wordprocessingShape" mc:Ignorable="w14 w15 w16se w16cid w16 w16cex w16sdtdh w16du wp14">
   <w15:person w15:author="Jaeger, Florian">
     <w15:presenceInfo w15:providerId="AD" w15:userId="S::fjaeger@ur.rochester.edu::0d0acd91-09a2-4ddb-a934-22efc544688e"/>
+  </w15:person>
+  <w15:person w15:author="Cummings, Shawn">
+    <w15:presenceInfo w15:providerId="AD" w15:userId="S::shawn.cummings@uconn.edu::de2d00fc-0438-4d53-9dfb-ffd47e6e9224"/>
   </w15:person>
 </w15:people>
 </file>
 
 <file path=word/styles.xml><?xml version="1.0" encoding="utf-8"?>
-<w:styles xmlns:mc="http://schemas.openxmlformats.org/markup-compatibility/2006" xmlns:r="http://schemas.openxmlformats.org/officeDocument/2006/relationships" xmlns:w="http://schemas.openxmlformats.org/wordprocessingml/2006/main" xmlns:w14="http://schemas.microsoft.com/office/word/2010/wordml" xmlns:w15="http://schemas.microsoft.com/office/word/2012/wordml" xmlns:w16cex="http://schemas.microsoft.com/office/word/2018/wordml/cex" xmlns:w16cid="http://schemas.microsoft.com/office/word/2016/wordml/cid" xmlns:w16="http://schemas.microsoft.com/office/word/2018/wordml" xmlns:w16du="http://schemas.microsoft.com/office/word/2023/wordml/word16du" xmlns:w16sdtdh="http://schemas.microsoft.com/office/word/2020/wordml/sdtdatahash" xmlns:w16sdtfl="http://schemas.microsoft.com/office/word/2024/wordml/sdtformatlock" xmlns:w16se="http://schemas.microsoft.com/office/word/2015/wordml/symex" mc:Ignorable="w14 w15 w16se w16cid w16 w16cex w16sdtdh w16sdtfl w16du">
+<w:styles xmlns:mc="http://schemas.openxmlformats.org/markup-compatibility/2006" xmlns:r="http://schemas.openxmlformats.org/officeDocument/2006/relationships" xmlns:w="http://schemas.openxmlformats.org/wordprocessingml/2006/main" xmlns:w14="http://schemas.microsoft.com/office/word/2010/wordml" xmlns:w15="http://schemas.microsoft.com/office/word/2012/wordml" xmlns:w16cex="http://schemas.microsoft.com/office/word/2018/wordml/cex" xmlns:w16cid="http://schemas.microsoft.com/office/word/2016/wordml/cid" xmlns:w16="http://schemas.microsoft.com/office/word/2018/wordml" xmlns:w16du="http://schemas.microsoft.com/office/word/2023/wordml/word16du" xmlns:w16sdtdh="http://schemas.microsoft.com/office/word/2020/wordml/sdtdatahash" xmlns:w16se="http://schemas.microsoft.com/office/word/2015/wordml/symex" mc:Ignorable="w14 w15 w16se w16cid w16 w16cex w16sdtdh w16du">
   <w:docDefaults>
     <w:rPrDefault>
       <w:rPr>
@@ -30451,7 +30326,7 @@
 </file>
 
 <file path=customXml/itemProps1.xml><?xml version="1.0" encoding="utf-8"?>
-<ds:datastoreItem xmlns:ds="http://schemas.openxmlformats.org/officeDocument/2006/customXml" ds:itemID="{B20ED14E-20BD-0342-A447-925FFA2C3804}">
+<ds:datastoreItem xmlns:ds="http://schemas.openxmlformats.org/officeDocument/2006/customXml" ds:itemID="{CEAF82DD-8E2B-F442-854C-D22AA8B4402F}">
   <ds:schemaRefs>
     <ds:schemaRef ds:uri="http://schemas.openxmlformats.org/officeDocument/2006/bibliography"/>
   </ds:schemaRefs>
@@ -30459,7 +30334,7 @@
 </file>
 
 <file path=customXml/itemProps2.xml><?xml version="1.0" encoding="utf-8"?>
-<ds:datastoreItem xmlns:ds="http://schemas.openxmlformats.org/officeDocument/2006/customXml" ds:itemID="{CEAF82DD-8E2B-F442-854C-D22AA8B4402F}">
+<ds:datastoreItem xmlns:ds="http://schemas.openxmlformats.org/officeDocument/2006/customXml" ds:itemID="{B20ED14E-20BD-0342-A447-925FFA2C3804}">
   <ds:schemaRefs>
     <ds:schemaRef ds:uri="http://schemas.openxmlformats.org/officeDocument/2006/bibliography"/>
   </ds:schemaRefs>

--- a/output/papers/Round 2/manuscript-brief.docx
+++ b/output/papers/Round 2/manuscript-brief.docx
@@ -587,142 +587,18 @@
         </w:rPr>
         <w:t xml:space="preserve"> accounts of perceptual compensation.</w:t>
       </w:r>
-      <w:ins w:id="0" w:author="Jaeger, Florian" w:date="2025-05-08T18:41:00Z" w16du:dateUtc="2025-05-08T22:41:00Z">
-        <w:r>
-          <w:rPr>
-            <w:szCs w:val="22"/>
-          </w:rPr>
-          <w:t xml:space="preserve"> </w:t>
-        </w:r>
-      </w:ins>
-      <w:ins w:id="1" w:author="Jaeger, Florian" w:date="2025-05-08T18:43:00Z" w16du:dateUtc="2025-05-08T22:43:00Z">
-        <w:r>
-          <w:rPr>
-            <w:szCs w:val="22"/>
-          </w:rPr>
-          <w:t>In a series of perception experiments, w</w:t>
-        </w:r>
-      </w:ins>
-      <w:ins w:id="2" w:author="Jaeger, Florian" w:date="2025-05-08T18:42:00Z" w16du:dateUtc="2025-05-08T22:42:00Z">
-        <w:r>
-          <w:rPr>
-            <w:szCs w:val="22"/>
-          </w:rPr>
-          <w:t xml:space="preserve">e </w:t>
-        </w:r>
-      </w:ins>
-      <w:ins w:id="3" w:author="Jaeger, Florian" w:date="2025-05-08T18:44:00Z" w16du:dateUtc="2025-05-08T22:44:00Z">
-        <w:r>
-          <w:rPr>
-            <w:szCs w:val="22"/>
-          </w:rPr>
-          <w:t>find that listeners</w:t>
-        </w:r>
-      </w:ins>
-      <w:ins w:id="4" w:author="Jaeger, Florian" w:date="2025-05-08T18:43:00Z" w16du:dateUtc="2025-05-08T22:43:00Z">
-        <w:r>
-          <w:rPr>
-            <w:szCs w:val="22"/>
-          </w:rPr>
-          <w:t xml:space="preserve"> compensat</w:t>
-        </w:r>
-      </w:ins>
-      <w:ins w:id="5" w:author="Jaeger, Florian" w:date="2025-05-08T18:44:00Z" w16du:dateUtc="2025-05-08T22:44:00Z">
-        <w:r>
-          <w:rPr>
-            <w:szCs w:val="22"/>
-          </w:rPr>
-          <w:t>e for the presence of a pen in the mouth of the talker</w:t>
-        </w:r>
-      </w:ins>
-      <w:ins w:id="6" w:author="Jaeger, Florian" w:date="2025-05-08T18:43:00Z" w16du:dateUtc="2025-05-08T22:43:00Z">
-        <w:r>
-          <w:rPr>
-            <w:szCs w:val="22"/>
-          </w:rPr>
-          <w:t xml:space="preserve">, as long as the effects of the pen on the articulators </w:t>
-        </w:r>
-      </w:ins>
-      <w:ins w:id="7" w:author="Jaeger, Florian" w:date="2025-05-08T18:44:00Z" w16du:dateUtc="2025-05-08T22:44:00Z">
-        <w:r>
-          <w:rPr>
-            <w:szCs w:val="22"/>
-          </w:rPr>
-          <w:t xml:space="preserve">(e.g., lip shape) </w:t>
-        </w:r>
-      </w:ins>
-      <w:ins w:id="8" w:author="Jaeger, Florian" w:date="2025-05-08T18:43:00Z" w16du:dateUtc="2025-05-08T22:43:00Z">
-        <w:r>
-          <w:rPr>
-            <w:szCs w:val="22"/>
-          </w:rPr>
-          <w:t>are visually evident.</w:t>
-        </w:r>
-      </w:ins>
-      <w:ins w:id="9" w:author="Jaeger, Florian" w:date="2025-05-08T18:44:00Z" w16du:dateUtc="2025-05-08T22:44:00Z">
-        <w:r>
-          <w:rPr>
-            <w:szCs w:val="22"/>
-          </w:rPr>
-          <w:t xml:space="preserve"> Beyond demonstrating perceptua</w:t>
-        </w:r>
-      </w:ins>
-      <w:ins w:id="10" w:author="Jaeger, Florian" w:date="2025-05-08T18:45:00Z" w16du:dateUtc="2025-05-08T22:45:00Z">
-        <w:r>
-          <w:rPr>
-            <w:szCs w:val="22"/>
-          </w:rPr>
-          <w:t xml:space="preserve">l compensation for non-phonetic contexts, these findings also </w:t>
-        </w:r>
-      </w:ins>
-      <w:ins w:id="11" w:author="Jaeger, Florian" w:date="2025-05-08T18:47:00Z" w16du:dateUtc="2025-05-08T22:47:00Z">
-        <w:r>
-          <w:rPr>
-            <w:szCs w:val="22"/>
-          </w:rPr>
-          <w:t xml:space="preserve">inform </w:t>
-        </w:r>
-      </w:ins>
-      <w:ins w:id="12" w:author="Jaeger, Florian" w:date="2025-05-08T18:49:00Z" w16du:dateUtc="2025-05-08T22:49:00Z">
-        <w:r>
-          <w:rPr>
-            <w:szCs w:val="22"/>
-          </w:rPr>
-          <w:t xml:space="preserve">ongoing theoretical </w:t>
-        </w:r>
-      </w:ins>
-      <w:ins w:id="13" w:author="Jaeger, Florian" w:date="2025-05-08T18:47:00Z" w16du:dateUtc="2025-05-08T22:47:00Z">
-        <w:r>
-          <w:rPr>
-            <w:szCs w:val="22"/>
-          </w:rPr>
-          <w:t xml:space="preserve">debates </w:t>
-        </w:r>
-      </w:ins>
-      <w:ins w:id="14" w:author="Jaeger, Florian" w:date="2025-05-08T18:48:00Z" w16du:dateUtc="2025-05-08T22:48:00Z">
-        <w:r>
-          <w:rPr>
-            <w:szCs w:val="22"/>
-          </w:rPr>
-          <w:t>in the literature on perceptual recalibration</w:t>
-        </w:r>
-      </w:ins>
-      <w:ins w:id="15" w:author="Jaeger, Florian" w:date="2025-05-08T18:49:00Z" w16du:dateUtc="2025-05-08T22:49:00Z">
-        <w:r>
-          <w:rPr>
-            <w:szCs w:val="22"/>
-          </w:rPr>
-          <w:t xml:space="preserve">, where similar manipulations have been found </w:t>
-        </w:r>
-      </w:ins>
-      <w:ins w:id="16" w:author="Jaeger, Florian" w:date="2025-05-08T18:50:00Z" w16du:dateUtc="2025-05-08T22:50:00Z">
-        <w:r>
-          <w:rPr>
-            <w:szCs w:val="22"/>
-          </w:rPr>
-          <w:t>to block or reduce perceptual learning.</w:t>
-        </w:r>
-      </w:ins>
+      <w:r>
+        <w:rPr>
+          <w:szCs w:val="22"/>
+        </w:rPr>
+        <w:t xml:space="preserve"> In a series of perception experiments, we find that listeners compensate for the presence of a pen in the mouth of the talker, as long as the effects of the pen on the articulators (e.g., lip shape) are visually evident.</w:t>
+      </w:r>
+      <w:r>
+        <w:rPr>
+          <w:szCs w:val="22"/>
+        </w:rPr>
+        <w:t xml:space="preserve"> Beyond demonstrating perceptual compensation for non-phonetic contexts, these findings also inform ongoing theoretical debates in the literature on perceptual recalibration, where similar manipulations have been found to block or reduce perceptual learning.</w:t>
+      </w:r>
     </w:p>
     <w:p>
       <w:pPr>
@@ -3305,7 +3181,7 @@
           <w:szCs w:val="22"/>
         </w:rPr>
       </w:pPr>
-      <w:bookmarkStart w:id="17" w:name="_Ref81579849"/>
+      <w:bookmarkStart w:id="0" w:name="_Ref81579849"/>
       <w:r>
         <w:rPr>
           <w:szCs w:val="22"/>
@@ -3344,7 +3220,7 @@
         </w:rPr>
         <w:fldChar w:fldCharType="end"/>
       </w:r>
-      <w:bookmarkEnd w:id="17"/>
+      <w:bookmarkEnd w:id="0"/>
       <w:r>
         <w:rPr>
           <w:szCs w:val="22"/>
@@ -4290,25 +4166,26 @@
         <w:rPr>
           <w:szCs w:val="22"/>
         </w:rPr>
-        <w:t xml:space="preserve"> the norming experiments in Liu &amp; Jaeger (2018)</w:t>
-      </w:r>
-      <w:r>
-        <w:rPr>
-          <w:szCs w:val="22"/>
-        </w:rPr>
-        <w:t xml:space="preserve">. </w:t>
-      </w:r>
-      <w:r>
-        <w:rPr>
-          <w:szCs w:val="22"/>
-        </w:rPr>
-        <w:t xml:space="preserve"> </w:t>
-      </w:r>
-      <w:r>
-        <w:rPr>
-          <w:szCs w:val="22"/>
-        </w:rPr>
-        <w:t>All participants were recruited under Protocol 00045955 approved by the Research Subjects Review Board at the University of Rochester.</w:t>
+        <w:t xml:space="preserve"> the norming experiments in Liu &amp; Jaeger (2018</w:t>
+      </w:r>
+      <w:r>
+        <w:rPr>
+          <w:szCs w:val="22"/>
+        </w:rPr>
+        <w:t xml:space="preserve">). </w:t>
+      </w:r>
+      <w:r>
+        <w:rPr>
+          <w:sz w:val="21"/>
+          <w:szCs w:val="21"/>
+        </w:rPr>
+        <w:t xml:space="preserve">All </w:t>
+      </w:r>
+      <w:r>
+        <w:rPr>
+          <w:szCs w:val="22"/>
+        </w:rPr>
+        <w:t>participants were recruited under Protocol 00045955 approved by the Research Subjects Review Board at the University of Rochester.</w:t>
       </w:r>
     </w:p>
     <w:p>
@@ -5336,8 +5213,69 @@
         <w:rPr>
           <w:szCs w:val="22"/>
         </w:rPr>
-        <w:t xml:space="preserve">. </w:t>
-      </w:r>
+        <w:t>.</w:t>
+      </w:r>
+      <w:ins w:id="1" w:author="Cummings, Shawn" w:date="2025-05-09T13:03:00Z" w16du:dateUtc="2025-05-09T17:03:00Z">
+        <w:r>
+          <w:rPr>
+            <w:szCs w:val="22"/>
+          </w:rPr>
+          <w:t xml:space="preserve"> In brief,</w:t>
+        </w:r>
+      </w:ins>
+      <w:ins w:id="2" w:author="Cummings, Shawn" w:date="2025-05-09T13:02:00Z" w16du:dateUtc="2025-05-09T17:02:00Z">
+        <w:r>
+          <w:rPr>
+            <w:szCs w:val="22"/>
+          </w:rPr>
+          <w:t xml:space="preserve"> </w:t>
+        </w:r>
+      </w:ins>
+      <w:ins w:id="3" w:author="Cummings, Shawn" w:date="2025-05-09T13:03:00Z" w16du:dateUtc="2025-05-09T17:03:00Z">
+        <w:r>
+          <w:rPr>
+            <w:szCs w:val="22"/>
+          </w:rPr>
+          <w:t>t</w:t>
+        </w:r>
+      </w:ins>
+      <w:commentRangeStart w:id="4"/>
+      <w:del w:id="5" w:author="Cummings, Shawn" w:date="2025-05-09T13:02:00Z" w16du:dateUtc="2025-05-09T17:02:00Z">
+        <w:r>
+          <w:rPr>
+            <w:szCs w:val="22"/>
+          </w:rPr>
+          <w:delText xml:space="preserve"> </w:delText>
+        </w:r>
+      </w:del>
+      <w:ins w:id="6" w:author="Cummings, Shawn" w:date="2025-05-09T13:02:00Z" w16du:dateUtc="2025-05-09T17:02:00Z">
+        <w:r>
+          <w:rPr>
+            <w:szCs w:val="22"/>
+          </w:rPr>
+          <w:t xml:space="preserve">here were errors in labelling the continuum tokens and so the acoustic region covered by the continuum differed across these experiments, with </w:t>
+        </w:r>
+        <w:r>
+          <w:rPr>
+            <w:szCs w:val="22"/>
+          </w:rPr>
+          <w:lastRenderedPageBreak/>
+          <w:t>Experiments 1a and 1b being shifted relative to Experiment 1c</w:t>
+        </w:r>
+        <w:r>
+          <w:rPr>
+            <w:szCs w:val="22"/>
+          </w:rPr>
+          <w:t>.</w:t>
+        </w:r>
+        <w:commentRangeEnd w:id="4"/>
+        <w:r>
+          <w:rPr>
+            <w:rStyle w:val="CommentReference"/>
+          </w:rPr>
+          <w:commentReference w:id="4"/>
+        </w:r>
+      </w:ins>
     </w:p>
     <w:p>
       <w:pPr>
@@ -6649,7 +6587,7 @@
         </w:rPr>
         <w:t>/), resulting in 3 video items each for each of these four conditions. Each block of 12 stimuli further consisted of two instances</w:t>
       </w:r>
-      <w:del w:id="18" w:author="Cummings, Shawn" w:date="2025-05-08T22:41:00Z" w16du:dateUtc="2025-05-09T02:41:00Z">
+      <w:del w:id="7" w:author="Cummings, Shawn" w:date="2025-05-08T22:41:00Z" w16du:dateUtc="2025-05-09T02:41:00Z">
         <w:r>
           <w:rPr>
             <w:szCs w:val="22"/>
@@ -7039,6 +6977,15 @@
         </w:rPr>
         <w:t xml:space="preserve"> unusually fast or slow reaction times</w:t>
       </w:r>
+      <w:ins w:id="8" w:author="Cummings, Shawn" w:date="2025-05-09T12:56:00Z" w16du:dateUtc="2025-05-09T16:56:00Z">
+        <w:r>
+          <w:rPr>
+            <w:rStyle w:val="FootnoteReference"/>
+            <w:szCs w:val="22"/>
+          </w:rPr>
+          <w:footnoteReference w:id="4"/>
+        </w:r>
+      </w:ins>
       <w:r>
         <w:rPr>
           <w:szCs w:val="22"/>
@@ -7080,7 +7027,7 @@
           <w:rStyle w:val="FootnoteReference"/>
           <w:szCs w:val="22"/>
         </w:rPr>
-        <w:footnoteReference w:id="4"/>
+        <w:footnoteReference w:id="5"/>
       </w:r>
       <w:r>
         <w:rPr>
@@ -7145,6 +7092,7 @@
         </w:rPr>
         <w:t xml:space="preserve"> summarizes the exclusions for all experiments. </w:t>
       </w:r>
+      <w:commentRangeStart w:id="16"/>
       <w:r>
         <w:rPr>
           <w:szCs w:val="22"/>
@@ -7318,6 +7266,13 @@
           <w:szCs w:val="22"/>
         </w:rPr>
         <w:t>never the case.</w:t>
+      </w:r>
+      <w:commentRangeEnd w:id="16"/>
+      <w:r>
+        <w:rPr>
+          <w:rStyle w:val="CommentReference"/>
+        </w:rPr>
+        <w:commentReference w:id="16"/>
       </w:r>
     </w:p>
     <w:p>
@@ -7347,7 +7302,7 @@
           <w:szCs w:val="22"/>
         </w:rPr>
       </w:pPr>
-      <w:bookmarkStart w:id="19" w:name="_Ref136088042"/>
+      <w:bookmarkStart w:id="17" w:name="_Ref136088042"/>
       <w:r>
         <w:lastRenderedPageBreak/>
         <w:t>T</w:t>
@@ -7363,7 +7318,7 @@
           <w:t>1</w:t>
         </w:r>
       </w:fldSimple>
-      <w:bookmarkEnd w:id="19"/>
+      <w:bookmarkEnd w:id="17"/>
       <w:r>
         <w:tab/>
         <w:t xml:space="preserve">Exclusions for all experiments reported. </w:t>
@@ -9609,7 +9564,7 @@
         </w:rPr>
         <w:t xml:space="preserve"> the fact that we used audiovisual rather than audio-only stimuli, previous work has reliabl</w:t>
       </w:r>
-      <w:ins w:id="20" w:author="Cummings, Shawn" w:date="2025-05-08T22:42:00Z" w16du:dateUtc="2025-05-09T02:42:00Z">
+      <w:ins w:id="18" w:author="Cummings, Shawn" w:date="2025-05-08T22:42:00Z" w16du:dateUtc="2025-05-09T02:42:00Z">
         <w:r>
           <w:rPr>
             <w:szCs w:val="22"/>
@@ -9617,7 +9572,7 @@
           <w:t>y</w:t>
         </w:r>
       </w:ins>
-      <w:del w:id="21" w:author="Cummings, Shawn" w:date="2025-05-08T22:42:00Z" w16du:dateUtc="2025-05-09T02:42:00Z">
+      <w:del w:id="19" w:author="Cummings, Shawn" w:date="2025-05-08T22:42:00Z" w16du:dateUtc="2025-05-09T02:42:00Z">
         <w:r>
           <w:rPr>
             <w:szCs w:val="22"/>
@@ -9655,7 +9610,7 @@
         </w:rPr>
         <w:t xml:space="preserve"> </w:t>
       </w:r>
-      <w:del w:id="22" w:author="Cummings, Shawn" w:date="2025-05-08T22:39:00Z" w16du:dateUtc="2025-05-09T02:39:00Z">
+      <w:del w:id="20" w:author="Cummings, Shawn" w:date="2025-05-08T22:39:00Z" w16du:dateUtc="2025-05-09T02:39:00Z">
         <w:r>
           <w:rPr>
             <w:szCs w:val="22"/>
@@ -9675,7 +9630,7 @@
         </w:rPr>
         <w:t>fewer participants</w:t>
       </w:r>
-      <w:ins w:id="23" w:author="Cummings, Shawn" w:date="2025-05-08T22:39:00Z" w16du:dateUtc="2025-05-09T02:39:00Z">
+      <w:ins w:id="21" w:author="Cummings, Shawn" w:date="2025-05-08T22:39:00Z" w16du:dateUtc="2025-05-09T02:39:00Z">
         <w:r>
           <w:rPr>
             <w:szCs w:val="22"/>
@@ -9975,7 +9930,7 @@
           <w:rStyle w:val="FootnoteReference"/>
           <w:szCs w:val="22"/>
         </w:rPr>
-        <w:footnoteReference w:id="5"/>
+        <w:footnoteReference w:id="6"/>
       </w:r>
       <w:r>
         <w:rPr>
@@ -10069,7 +10024,7 @@
         </w:rPr>
         <w:t xml:space="preserve">We followed recommended </w:t>
       </w:r>
-      <w:commentRangeStart w:id="24"/>
+      <w:commentRangeStart w:id="22"/>
       <w:r>
         <w:rPr>
           <w:szCs w:val="22"/>
@@ -10088,7 +10043,7 @@
         </w:rPr>
         <w:t xml:space="preserve">the exact same </w:t>
       </w:r>
-      <w:ins w:id="25" w:author="Cummings, Shawn" w:date="2025-05-08T22:43:00Z" w16du:dateUtc="2025-05-09T02:43:00Z">
+      <w:ins w:id="23" w:author="Cummings, Shawn" w:date="2025-05-08T22:43:00Z" w16du:dateUtc="2025-05-09T02:43:00Z">
         <w:r>
           <w:rPr>
             <w:szCs w:val="22"/>
@@ -10096,13 +10051,13 @@
           <w:t xml:space="preserve">practice </w:t>
         </w:r>
       </w:ins>
-      <w:commentRangeEnd w:id="24"/>
-      <w:ins w:id="26" w:author="Cummings, Shawn" w:date="2025-05-08T22:44:00Z" w16du:dateUtc="2025-05-09T02:44:00Z">
+      <w:commentRangeEnd w:id="22"/>
+      <w:ins w:id="24" w:author="Cummings, Shawn" w:date="2025-05-08T22:44:00Z" w16du:dateUtc="2025-05-09T02:44:00Z">
         <w:r>
           <w:rPr>
             <w:rStyle w:val="CommentReference"/>
           </w:rPr>
-          <w:commentReference w:id="24"/>
+          <w:commentReference w:id="22"/>
         </w:r>
       </w:ins>
       <w:r>
@@ -10536,7 +10491,7 @@
           <w:rStyle w:val="FootnoteReference"/>
           <w:szCs w:val="22"/>
         </w:rPr>
-        <w:footnoteReference w:id="6"/>
+        <w:footnoteReference w:id="7"/>
       </w:r>
       <w:r>
         <w:rPr>
@@ -10619,7 +10574,7 @@
           <w:docGrid w:linePitch="360"/>
         </w:sectPr>
       </w:pPr>
-      <w:bookmarkStart w:id="27" w:name="_Ref136190394"/>
+      <w:bookmarkStart w:id="44" w:name="_Ref136190394"/>
       <w:r>
         <w:rPr>
           <w:noProof/>
@@ -10719,7 +10674,7 @@
         </w:rPr>
         <w:fldChar w:fldCharType="end"/>
       </w:r>
-      <w:bookmarkEnd w:id="27"/>
+      <w:bookmarkEnd w:id="44"/>
       <w:r>
         <w:rPr>
           <w:szCs w:val="22"/>
@@ -10754,7 +10709,14 @@
         <w:rPr>
           <w:szCs w:val="22"/>
         </w:rPr>
-        <w:t>. Points show means of by-participant averages. Intervals show bootstrapped 95% CIs over those by-participant means.</w:t>
+        <w:t xml:space="preserve">. Points show means of by-participant averages. Intervals show bootstrapped 95% CIs over those by-participant </w:t>
+      </w:r>
+      <w:r>
+        <w:rPr>
+          <w:szCs w:val="22"/>
+        </w:rPr>
+        <w:lastRenderedPageBreak/>
+        <w:t>means.</w:t>
       </w:r>
       <w:r>
         <w:rPr>
@@ -10762,7 +10724,7 @@
         </w:rPr>
         <w:t xml:space="preserve"> Labels along the X-axis numbers refer to the </w:t>
       </w:r>
-      <w:del w:id="28" w:author="Jaeger, Florian" w:date="2025-05-08T18:38:00Z" w16du:dateUtc="2025-05-08T22:38:00Z">
+      <w:del w:id="45" w:author="Jaeger, Florian" w:date="2025-05-08T18:38:00Z" w16du:dateUtc="2025-05-08T22:38:00Z">
         <w:r>
           <w:rPr>
             <w:szCs w:val="22"/>
@@ -10770,7 +10732,7 @@
           <w:delText xml:space="preserve">31 </w:delText>
         </w:r>
       </w:del>
-      <w:ins w:id="29" w:author="Jaeger, Florian" w:date="2025-05-08T18:38:00Z" w16du:dateUtc="2025-05-08T22:38:00Z">
+      <w:ins w:id="46" w:author="Jaeger, Florian" w:date="2025-05-08T18:38:00Z" w16du:dateUtc="2025-05-08T22:38:00Z">
         <w:r>
           <w:rPr>
             <w:szCs w:val="22"/>
@@ -10782,14 +10744,7 @@
         <w:rPr>
           <w:szCs w:val="22"/>
         </w:rPr>
-        <w:t xml:space="preserve">step continuum created by Liu </w:t>
-      </w:r>
-      <w:r>
-        <w:rPr>
-          <w:szCs w:val="22"/>
-        </w:rPr>
-        <w:lastRenderedPageBreak/>
-        <w:t xml:space="preserve">&amp; Jaeger (2018), where 1 and 31 were clear </w:t>
+        <w:t xml:space="preserve">step continuum created by Liu &amp; Jaeger (2018), where 1 and 31 were clear </w:t>
       </w:r>
       <w:proofErr w:type="spellStart"/>
       <w:r>
@@ -10836,7 +10791,7 @@
       <w:pPr>
         <w:pStyle w:val="Caption"/>
       </w:pPr>
-      <w:bookmarkStart w:id="30" w:name="_Ref136190384"/>
+      <w:bookmarkStart w:id="47" w:name="_Ref136190384"/>
       <w:r>
         <w:rPr>
           <w:szCs w:val="22"/>
@@ -10876,7 +10831,7 @@
         </w:rPr>
         <w:fldChar w:fldCharType="end"/>
       </w:r>
-      <w:bookmarkEnd w:id="30"/>
+      <w:bookmarkEnd w:id="47"/>
       <w:r>
         <w:rPr>
           <w:szCs w:val="22"/>
@@ -15877,7 +15832,7 @@
           <w:szCs w:val="22"/>
         </w:rPr>
       </w:pPr>
-      <w:bookmarkStart w:id="31" w:name="_Ref136084921"/>
+      <w:bookmarkStart w:id="48" w:name="_Ref136084921"/>
       <w:r>
         <w:rPr>
           <w:szCs w:val="22"/>
@@ -15916,7 +15871,7 @@
         </w:rPr>
         <w:fldChar w:fldCharType="end"/>
       </w:r>
-      <w:bookmarkEnd w:id="31"/>
+      <w:bookmarkEnd w:id="48"/>
       <w:r>
         <w:rPr>
           <w:szCs w:val="22"/>
@@ -17427,7 +17382,7 @@
           <w:szCs w:val="22"/>
         </w:rPr>
       </w:pPr>
-      <w:bookmarkStart w:id="32" w:name="_Ref136190811"/>
+      <w:bookmarkStart w:id="49" w:name="_Ref136190811"/>
       <w:r>
         <w:rPr>
           <w:szCs w:val="22"/>
@@ -17466,7 +17421,7 @@
         </w:rPr>
         <w:fldChar w:fldCharType="end"/>
       </w:r>
-      <w:bookmarkEnd w:id="32"/>
+      <w:bookmarkEnd w:id="49"/>
       <w:r>
         <w:rPr>
           <w:szCs w:val="22"/>
@@ -17573,7 +17528,7 @@
       <w:pPr>
         <w:pStyle w:val="Caption"/>
       </w:pPr>
-      <w:bookmarkStart w:id="33" w:name="_Ref136190818"/>
+      <w:bookmarkStart w:id="50" w:name="_Ref136190818"/>
       <w:r>
         <w:rPr>
           <w:szCs w:val="22"/>
@@ -17613,7 +17568,7 @@
         </w:rPr>
         <w:fldChar w:fldCharType="end"/>
       </w:r>
-      <w:bookmarkEnd w:id="33"/>
+      <w:bookmarkEnd w:id="50"/>
       <w:r>
         <w:rPr>
           <w:szCs w:val="22"/>
@@ -19807,7 +19762,7 @@
           <w:rStyle w:val="FootnoteReference"/>
           <w:szCs w:val="22"/>
         </w:rPr>
-        <w:footnoteReference w:id="7"/>
+        <w:footnoteReference w:id="8"/>
       </w:r>
       <w:r>
         <w:rPr>
@@ -20643,7 +20598,7 @@
         </w:rPr>
         <w:t>results raise questions for future research on perceptual recalibration. Previous work has found that perceptual recalibration to an unfamiliar talker’s speech can be blocked when the unexpected pronunciations occur while the talker has a pen in the mouth. In perceptual recalibration experiments, listeners are exp</w:t>
       </w:r>
-      <w:ins w:id="34" w:author="Cummings, Shawn" w:date="2025-05-08T22:40:00Z" w16du:dateUtc="2025-05-09T02:40:00Z">
+      <w:ins w:id="51" w:author="Cummings, Shawn" w:date="2025-05-08T22:40:00Z" w16du:dateUtc="2025-05-09T02:40:00Z">
         <w:r>
           <w:rPr>
             <w:szCs w:val="22"/>
@@ -20651,7 +20606,7 @@
           <w:t>osed</w:t>
         </w:r>
       </w:ins>
-      <w:del w:id="35" w:author="Cummings, Shawn" w:date="2025-05-08T22:40:00Z" w16du:dateUtc="2025-05-09T02:40:00Z">
+      <w:del w:id="52" w:author="Cummings, Shawn" w:date="2025-05-08T22:40:00Z" w16du:dateUtc="2025-05-09T02:40:00Z">
         <w:r>
           <w:rPr>
             <w:szCs w:val="22"/>
@@ -23972,7 +23927,39 @@
 
 <file path=word/comments.xml><?xml version="1.0" encoding="utf-8"?>
 <w:comments xmlns:wpc="http://schemas.microsoft.com/office/word/2010/wordprocessingCanvas" xmlns:cx="http://schemas.microsoft.com/office/drawing/2014/chartex" xmlns:cx1="http://schemas.microsoft.com/office/drawing/2015/9/8/chartex" xmlns:cx2="http://schemas.microsoft.com/office/drawing/2015/10/21/chartex" xmlns:cx3="http://schemas.microsoft.com/office/drawing/2016/5/9/chartex" xmlns:cx4="http://schemas.microsoft.com/office/drawing/2016/5/10/chartex" xmlns:cx5="http://schemas.microsoft.com/office/drawing/2016/5/11/chartex" xmlns:cx6="http://schemas.microsoft.com/office/drawing/2016/5/12/chartex" xmlns:cx7="http://schemas.microsoft.com/office/drawing/2016/5/13/chartex" xmlns:cx8="http://schemas.microsoft.com/office/drawing/2016/5/14/chartex" xmlns:mc="http://schemas.openxmlformats.org/markup-compatibility/2006" xmlns:aink="http://schemas.microsoft.com/office/drawing/2016/ink" xmlns:am3d="http://schemas.microsoft.com/office/drawing/2017/model3d" xmlns:o="urn:schemas-microsoft-com:office:office" xmlns:oel="http://schemas.microsoft.com/office/2019/extlst" xmlns:r="http://schemas.openxmlformats.org/officeDocument/2006/relationships" xmlns:m="http://schemas.openxmlformats.org/officeDocument/2006/math" xmlns:v="urn:schemas-microsoft-com:vml" xmlns:wp14="http://schemas.microsoft.com/office/word/2010/wordprocessingDrawing" xmlns:wp="http://schemas.openxmlformats.org/drawingml/2006/wordprocessingDrawing" xmlns:w10="urn:schemas-microsoft-com:office:word" xmlns:w="http://schemas.openxmlformats.org/wordprocessingml/2006/main" xmlns:w14="http://schemas.microsoft.com/office/word/2010/wordml" xmlns:w15="http://schemas.microsoft.com/office/word/2012/wordml" xmlns:w16cex="http://schemas.microsoft.com/office/word/2018/wordml/cex" xmlns:w16cid="http://schemas.microsoft.com/office/word/2016/wordml/cid" xmlns:w16="http://schemas.microsoft.com/office/word/2018/wordml" xmlns:w16du="http://schemas.microsoft.com/office/word/2023/wordml/word16du" xmlns:w16sdtdh="http://schemas.microsoft.com/office/word/2020/wordml/sdtdatahash" xmlns:w16se="http://schemas.microsoft.com/office/word/2015/wordml/symex" xmlns:wpg="http://schemas.microsoft.com/office/word/2010/wordprocessingGroup" xmlns:wpi="http://schemas.microsoft.com/office/word/2010/wordprocessingInk" xmlns:wne="http://schemas.microsoft.com/office/word/2006/wordml" xmlns:wps="http://schemas.microsoft.com/office/word/2010/wordprocessingShape" mc:Ignorable="w14 w15 w16se w16cid w16 w16cex w16sdtdh w16du wp14">
-  <w:comment w:id="24" w:author="Cummings, Shawn" w:date="2025-05-08T22:44:00Z" w:initials="SC">
+  <w:comment w:id="4" w:author="Cummings, Shawn" w:date="2025-05-09T13:02:00Z" w:initials="SC">
+    <w:p>
+      <w:pPr>
+        <w:jc w:val="left"/>
+      </w:pPr>
+      <w:r>
+        <w:rPr>
+          <w:rStyle w:val="CommentReference"/>
+        </w:rPr>
+        <w:annotationRef/>
+      </w:r>
+      <w:r>
+        <w:t>This is just verbatim what the reviewer asked for… could maybe be edited</w:t>
+      </w:r>
+    </w:p>
+  </w:comment>
+  <w:comment w:id="16" w:author="Cummings, Shawn" w:date="2025-05-09T12:59:00Z" w:initials="SC">
+    <w:p>
+      <w:pPr>
+        <w:jc w:val="left"/>
+      </w:pPr>
+      <w:r>
+        <w:rPr>
+          <w:rStyle w:val="CommentReference"/>
+        </w:rPr>
+        <w:annotationRef/>
+      </w:r>
+      <w:r>
+        <w:t>We also excluded based on individual trials with long/short RTs— should that be described?</w:t>
+      </w:r>
+    </w:p>
+  </w:comment>
+  <w:comment w:id="22" w:author="Cummings, Shawn" w:date="2025-05-08T22:44:00Z" w:initials="SC">
     <w:p>
       <w:pPr>
         <w:jc w:val="left"/>
@@ -23993,18 +23980,24 @@
 
 <file path=word/commentsExtended.xml><?xml version="1.0" encoding="utf-8"?>
 <w15:commentsEx xmlns:wpc="http://schemas.microsoft.com/office/word/2010/wordprocessingCanvas" xmlns:cx="http://schemas.microsoft.com/office/drawing/2014/chartex" xmlns:cx1="http://schemas.microsoft.com/office/drawing/2015/9/8/chartex" xmlns:cx2="http://schemas.microsoft.com/office/drawing/2015/10/21/chartex" xmlns:cx3="http://schemas.microsoft.com/office/drawing/2016/5/9/chartex" xmlns:cx4="http://schemas.microsoft.com/office/drawing/2016/5/10/chartex" xmlns:cx5="http://schemas.microsoft.com/office/drawing/2016/5/11/chartex" xmlns:cx6="http://schemas.microsoft.com/office/drawing/2016/5/12/chartex" xmlns:cx7="http://schemas.microsoft.com/office/drawing/2016/5/13/chartex" xmlns:cx8="http://schemas.microsoft.com/office/drawing/2016/5/14/chartex" xmlns:mc="http://schemas.openxmlformats.org/markup-compatibility/2006" xmlns:aink="http://schemas.microsoft.com/office/drawing/2016/ink" xmlns:am3d="http://schemas.microsoft.com/office/drawing/2017/model3d" xmlns:o="urn:schemas-microsoft-com:office:office" xmlns:oel="http://schemas.microsoft.com/office/2019/extlst" xmlns:r="http://schemas.openxmlformats.org/officeDocument/2006/relationships" xmlns:m="http://schemas.openxmlformats.org/officeDocument/2006/math" xmlns:v="urn:schemas-microsoft-com:vml" xmlns:wp14="http://schemas.microsoft.com/office/word/2010/wordprocessingDrawing" xmlns:wp="http://schemas.openxmlformats.org/drawingml/2006/wordprocessingDrawing" xmlns:w10="urn:schemas-microsoft-com:office:word" xmlns:w="http://schemas.openxmlformats.org/wordprocessingml/2006/main" xmlns:w14="http://schemas.microsoft.com/office/word/2010/wordml" xmlns:w15="http://schemas.microsoft.com/office/word/2012/wordml" xmlns:w16cex="http://schemas.microsoft.com/office/word/2018/wordml/cex" xmlns:w16cid="http://schemas.microsoft.com/office/word/2016/wordml/cid" xmlns:w16="http://schemas.microsoft.com/office/word/2018/wordml" xmlns:w16du="http://schemas.microsoft.com/office/word/2023/wordml/word16du" xmlns:w16sdtdh="http://schemas.microsoft.com/office/word/2020/wordml/sdtdatahash" xmlns:w16se="http://schemas.microsoft.com/office/word/2015/wordml/symex" xmlns:wpg="http://schemas.microsoft.com/office/word/2010/wordprocessingGroup" xmlns:wpi="http://schemas.microsoft.com/office/word/2010/wordprocessingInk" xmlns:wne="http://schemas.microsoft.com/office/word/2006/wordml" xmlns:wps="http://schemas.microsoft.com/office/word/2010/wordprocessingShape" mc:Ignorable="w14 w15 w16se w16cid w16 w16cex w16sdtdh w16du wp14">
+  <w15:commentEx w15:paraId="2D3422B0" w15:done="0"/>
+  <w15:commentEx w15:paraId="5B928638" w15:done="0"/>
   <w15:commentEx w15:paraId="6784E010" w15:done="0"/>
 </w15:commentsEx>
 </file>
 
 <file path=word/commentsExtensible.xml><?xml version="1.0" encoding="utf-8"?>
 <w16cex:commentsExtensible xmlns:wpc="http://schemas.microsoft.com/office/word/2010/wordprocessingCanvas" xmlns:cx="http://schemas.microsoft.com/office/drawing/2014/chartex" xmlns:cx1="http://schemas.microsoft.com/office/drawing/2015/9/8/chartex" xmlns:cx2="http://schemas.microsoft.com/office/drawing/2015/10/21/chartex" xmlns:cx3="http://schemas.microsoft.com/office/drawing/2016/5/9/chartex" xmlns:cx4="http://schemas.microsoft.com/office/drawing/2016/5/10/chartex" xmlns:cx5="http://schemas.microsoft.com/office/drawing/2016/5/11/chartex" xmlns:cx6="http://schemas.microsoft.com/office/drawing/2016/5/12/chartex" xmlns:cx7="http://schemas.microsoft.com/office/drawing/2016/5/13/chartex" xmlns:cx8="http://schemas.microsoft.com/office/drawing/2016/5/14/chartex" xmlns:cr="http://schemas.microsoft.com/office/comments/2020/reactions" xmlns:mc="http://schemas.openxmlformats.org/markup-compatibility/2006" xmlns:aink="http://schemas.microsoft.com/office/drawing/2016/ink" xmlns:am3d="http://schemas.microsoft.com/office/drawing/2017/model3d" xmlns:o="urn:schemas-microsoft-com:office:office" xmlns:oel="http://schemas.microsoft.com/office/2019/extlst" xmlns:r="http://schemas.openxmlformats.org/officeDocument/2006/relationships" xmlns:m="http://schemas.openxmlformats.org/officeDocument/2006/math" xmlns:v="urn:schemas-microsoft-com:vml" xmlns:wp14="http://schemas.microsoft.com/office/word/2010/wordprocessingDrawing" xmlns:wp="http://schemas.openxmlformats.org/drawingml/2006/wordprocessingDrawing" xmlns:w10="urn:schemas-microsoft-com:office:word" xmlns:w="http://schemas.openxmlformats.org/wordprocessingml/2006/main" xmlns:w14="http://schemas.microsoft.com/office/word/2010/wordml" xmlns:w15="http://schemas.microsoft.com/office/word/2012/wordml" xmlns:w16cex="http://schemas.microsoft.com/office/word/2018/wordml/cex" xmlns:w16cid="http://schemas.microsoft.com/office/word/2016/wordml/cid" xmlns:w16="http://schemas.microsoft.com/office/word/2018/wordml" xmlns:w16du="http://schemas.microsoft.com/office/word/2023/wordml/word16du" xmlns:w16sdtdh="http://schemas.microsoft.com/office/word/2020/wordml/sdtdatahash" xmlns:w16se="http://schemas.microsoft.com/office/word/2015/wordml/symex" xmlns:wpg="http://schemas.microsoft.com/office/word/2010/wordprocessingGroup" xmlns:wpi="http://schemas.microsoft.com/office/word/2010/wordprocessingInk" xmlns:wne="http://schemas.microsoft.com/office/word/2006/wordml" xmlns:wps="http://schemas.microsoft.com/office/word/2010/wordprocessingShape" mc:Ignorable="w14 w15 w16se w16cid w16 w16cex w16sdtdh cr w16du wp14">
+  <w16cex:commentExtensible w16cex:durableId="5DAEE7B9" w16cex:dateUtc="2025-05-09T17:02:00Z"/>
+  <w16cex:commentExtensible w16cex:durableId="7FA83320" w16cex:dateUtc="2025-05-09T16:59:00Z"/>
   <w16cex:commentExtensible w16cex:durableId="3E19854B" w16cex:dateUtc="2025-05-09T02:44:00Z"/>
 </w16cex:commentsExtensible>
 </file>
 
 <file path=word/commentsIds.xml><?xml version="1.0" encoding="utf-8"?>
 <w16cid:commentsIds xmlns:wpc="http://schemas.microsoft.com/office/word/2010/wordprocessingCanvas" xmlns:cx="http://schemas.microsoft.com/office/drawing/2014/chartex" xmlns:cx1="http://schemas.microsoft.com/office/drawing/2015/9/8/chartex" xmlns:cx2="http://schemas.microsoft.com/office/drawing/2015/10/21/chartex" xmlns:cx3="http://schemas.microsoft.com/office/drawing/2016/5/9/chartex" xmlns:cx4="http://schemas.microsoft.com/office/drawing/2016/5/10/chartex" xmlns:cx5="http://schemas.microsoft.com/office/drawing/2016/5/11/chartex" xmlns:cx6="http://schemas.microsoft.com/office/drawing/2016/5/12/chartex" xmlns:cx7="http://schemas.microsoft.com/office/drawing/2016/5/13/chartex" xmlns:cx8="http://schemas.microsoft.com/office/drawing/2016/5/14/chartex" xmlns:mc="http://schemas.openxmlformats.org/markup-compatibility/2006" xmlns:aink="http://schemas.microsoft.com/office/drawing/2016/ink" xmlns:am3d="http://schemas.microsoft.com/office/drawing/2017/model3d" xmlns:o="urn:schemas-microsoft-com:office:office" xmlns:oel="http://schemas.microsoft.com/office/2019/extlst" xmlns:r="http://schemas.openxmlformats.org/officeDocument/2006/relationships" xmlns:m="http://schemas.openxmlformats.org/officeDocument/2006/math" xmlns:v="urn:schemas-microsoft-com:vml" xmlns:wp14="http://schemas.microsoft.com/office/word/2010/wordprocessingDrawing" xmlns:wp="http://schemas.openxmlformats.org/drawingml/2006/wordprocessingDrawing" xmlns:w10="urn:schemas-microsoft-com:office:word" xmlns:w="http://schemas.openxmlformats.org/wordprocessingml/2006/main" xmlns:w14="http://schemas.microsoft.com/office/word/2010/wordml" xmlns:w15="http://schemas.microsoft.com/office/word/2012/wordml" xmlns:w16cex="http://schemas.microsoft.com/office/word/2018/wordml/cex" xmlns:w16cid="http://schemas.microsoft.com/office/word/2016/wordml/cid" xmlns:w16="http://schemas.microsoft.com/office/word/2018/wordml" xmlns:w16du="http://schemas.microsoft.com/office/word/2023/wordml/word16du" xmlns:w16sdtdh="http://schemas.microsoft.com/office/word/2020/wordml/sdtdatahash" xmlns:w16se="http://schemas.microsoft.com/office/word/2015/wordml/symex" xmlns:wpg="http://schemas.microsoft.com/office/word/2010/wordprocessingGroup" xmlns:wpi="http://schemas.microsoft.com/office/word/2010/wordprocessingInk" xmlns:wne="http://schemas.microsoft.com/office/word/2006/wordml" xmlns:wps="http://schemas.microsoft.com/office/word/2010/wordprocessingShape" mc:Ignorable="w14 w15 w16se w16cid w16 w16cex w16sdtdh w16du wp14">
+  <w16cid:commentId w16cid:paraId="2D3422B0" w16cid:durableId="5DAEE7B9"/>
+  <w16cid:commentId w16cid:paraId="5B928638" w16cid:durableId="7FA83320"/>
   <w16cid:commentId w16cid:paraId="6784E010" w16cid:durableId="3E19854B"/>
 </w16cid:commentsIds>
 </file>
@@ -24519,35 +24512,43 @@
       <w:pPr>
         <w:pStyle w:val="FootnoteText"/>
       </w:pPr>
-      <w:r>
-        <w:rPr>
-          <w:rStyle w:val="FootnoteReference"/>
-        </w:rPr>
-        <w:footnoteRef/>
-      </w:r>
-      <w:r>
-        <w:t xml:space="preserve"> </w:t>
-      </w:r>
-      <w:r>
-        <w:t xml:space="preserve">This differs somewhat from the approach taken in Liu and Jaeger (2018), which did not require </w:t>
-      </w:r>
-      <w:r>
-        <w:rPr>
-          <w:i/>
-          <w:iCs/>
-        </w:rPr>
-        <w:t xml:space="preserve">significant </w:t>
-      </w:r>
-      <w:r>
-        <w:t>reversal of the slope for participant exclusion. We consider the approach taken here more conservative, and decided on this change prior to analysis</w:t>
-      </w:r>
+      <w:ins w:id="9" w:author="Cummings, Shawn" w:date="2025-05-09T12:56:00Z" w16du:dateUtc="2025-05-09T16:56:00Z">
+        <w:r>
+          <w:rPr>
+            <w:rStyle w:val="FootnoteReference"/>
+          </w:rPr>
+          <w:footnoteRef/>
+        </w:r>
+        <w:r>
+          <w:t xml:space="preserve"> </w:t>
+        </w:r>
+      </w:ins>
+      <w:ins w:id="10" w:author="Cummings, Shawn" w:date="2025-05-09T12:57:00Z" w16du:dateUtc="2025-05-09T16:57:00Z">
+        <w:r>
+          <w:t xml:space="preserve">All reaction times were log transformed. We defined </w:t>
+        </w:r>
+      </w:ins>
+      <w:ins w:id="11" w:author="Cummings, Shawn" w:date="2025-05-09T12:58:00Z" w16du:dateUtc="2025-05-09T16:58:00Z">
+        <w:r>
+          <w:t>unusually</w:t>
+        </w:r>
+      </w:ins>
+      <w:ins w:id="12" w:author="Cummings, Shawn" w:date="2025-05-09T12:57:00Z" w16du:dateUtc="2025-05-09T16:57:00Z">
+        <w:r>
+          <w:t xml:space="preserve"> f</w:t>
+        </w:r>
+      </w:ins>
+      <w:ins w:id="13" w:author="Cummings, Shawn" w:date="2025-05-09T12:58:00Z" w16du:dateUtc="2025-05-09T16:58:00Z">
+        <w:r>
+          <w:t xml:space="preserve">ast or slow as three standard deviations above or below the mean. </w:t>
+        </w:r>
+      </w:ins>
     </w:p>
   </w:footnote>
   <w:footnote w:id="5">
     <w:p>
       <w:pPr>
         <w:pStyle w:val="FootnoteText"/>
-        <w:ind w:firstLine="0"/>
       </w:pPr>
       <w:r>
         <w:rPr>
@@ -24559,20 +24560,35 @@
         <w:t xml:space="preserve"> </w:t>
       </w:r>
       <w:r>
-        <w:t>Block was included in the analysis to provide a baseline for planned subsequent experiments on question (2) mentioned in the Open Science Statement. The inclusion does not, however, change any of the results.</w:t>
-      </w:r>
-      <w:r>
-        <w:t xml:space="preserve"> </w:t>
-      </w:r>
-      <w:r>
-        <w:t>Additional analyses strongly supported linear effects of acoustic continuum and non-linear effects of test blocks for all experiments. The results we report below replicate when standard linear effects used for continuum and block.</w:t>
-      </w:r>
+        <w:t xml:space="preserve">This differs somewhat from the approach taken in Liu and Jaeger (2018), which did not require </w:t>
+      </w:r>
+      <w:r>
+        <w:rPr>
+          <w:i/>
+          <w:iCs/>
+        </w:rPr>
+        <w:t xml:space="preserve">significant </w:t>
+      </w:r>
+      <w:r>
+        <w:t>reversal of the slope for participant exclusion. We consider the approach taken here more conservative, and decided on this change prior to analysis</w:t>
+      </w:r>
+      <w:ins w:id="14" w:author="Cummings, Shawn" w:date="2025-05-09T12:53:00Z" w16du:dateUtc="2025-05-09T16:53:00Z">
+        <w:r>
+          <w:t xml:space="preserve">. Participants with ‘flat’ slopes (significant in neither </w:t>
+        </w:r>
+      </w:ins>
+      <w:ins w:id="15" w:author="Cummings, Shawn" w:date="2025-05-09T12:54:00Z" w16du:dateUtc="2025-05-09T16:54:00Z">
+        <w:r>
+          <w:t>direction) were retained in analysis.</w:t>
+        </w:r>
+      </w:ins>
     </w:p>
   </w:footnote>
   <w:footnote w:id="6">
     <w:p>
       <w:pPr>
         <w:pStyle w:val="FootnoteText"/>
+        <w:ind w:firstLine="0"/>
       </w:pPr>
       <w:r>
         <w:rPr>
@@ -24581,32 +24597,204 @@
         <w:footnoteRef/>
       </w:r>
       <w:r>
-        <w:t xml:space="preserve"> Here and f</w:t>
-      </w:r>
-      <w:r>
-        <w:t>or all</w:t>
-      </w:r>
-      <w:r>
-        <w:t xml:space="preserve"> other</w:t>
-      </w:r>
-      <w:r>
-        <w:t xml:space="preserve"> experiments, </w:t>
-      </w:r>
-      <w:r>
-        <w:t xml:space="preserve">all ‘main’ </w:t>
-      </w:r>
-      <w:r>
-        <w:t>effects were assessed in the center of the acoustic continuum for the first test block (</w:t>
-      </w:r>
-      <w:r>
-        <w:t>following</w:t>
-      </w:r>
-      <w:r>
-        <w:t xml:space="preserve"> Liu &amp; Jaeger, 2018, 2019). </w:t>
+        <w:t xml:space="preserve"> </w:t>
+      </w:r>
+      <w:r>
+        <w:t>Block was included in the analysis to provide a baseline for planned subsequent experiments on question (2) mentioned in the Open Science Statement. The inclusion does not, however, change any of the results.</w:t>
+      </w:r>
+      <w:r>
+        <w:t xml:space="preserve"> </w:t>
+      </w:r>
+      <w:r>
+        <w:t>Additional analyses strongly supported linear effects of acoustic continuum and non-linear effects of test blocks for all experiments. The results we report below replicate when standard linear effects used for continuum and block.</w:t>
       </w:r>
     </w:p>
   </w:footnote>
   <w:footnote w:id="7">
+    <w:p>
+      <w:pPr>
+        <w:pStyle w:val="FootnoteText"/>
+      </w:pPr>
+      <w:r>
+        <w:rPr>
+          <w:rStyle w:val="FootnoteReference"/>
+        </w:rPr>
+        <w:footnoteRef/>
+      </w:r>
+      <w:r>
+        <w:t xml:space="preserve"> Here and f</w:t>
+      </w:r>
+      <w:r>
+        <w:t>or all</w:t>
+      </w:r>
+      <w:r>
+        <w:t xml:space="preserve"> other</w:t>
+      </w:r>
+      <w:r>
+        <w:t xml:space="preserve"> experiments, </w:t>
+      </w:r>
+      <w:r>
+        <w:rPr>
+          <w:sz w:val="22"/>
+          <w:szCs w:val="22"/>
+          <w:rPrChange w:id="25" w:author="Cummings, Shawn" w:date="2025-05-09T13:05:00Z" w16du:dateUtc="2025-05-09T17:05:00Z">
+            <w:rPr/>
+          </w:rPrChange>
+        </w:rPr>
+        <w:t>all ‘main’ effects were assessed</w:t>
+      </w:r>
+      <w:ins w:id="26" w:author="Cummings, Shawn" w:date="2025-05-09T13:04:00Z" w16du:dateUtc="2025-05-09T17:04:00Z">
+        <w:r>
+          <w:rPr>
+            <w:sz w:val="22"/>
+            <w:szCs w:val="22"/>
+            <w:rPrChange w:id="27" w:author="Cummings, Shawn" w:date="2025-05-09T13:05:00Z" w16du:dateUtc="2025-05-09T17:05:00Z">
+              <w:rPr/>
+            </w:rPrChange>
+          </w:rPr>
+          <w:t xml:space="preserve"> </w:t>
+        </w:r>
+        <w:r>
+          <w:rPr>
+            <w:sz w:val="22"/>
+            <w:szCs w:val="22"/>
+            <w:rPrChange w:id="28" w:author="Cummings, Shawn" w:date="2025-05-09T13:05:00Z" w16du:dateUtc="2025-05-09T17:05:00Z">
+              <w:rPr/>
+            </w:rPrChange>
+          </w:rPr>
+          <w:t>for the first test block</w:t>
+        </w:r>
+      </w:ins>
+      <w:r>
+        <w:rPr>
+          <w:sz w:val="22"/>
+          <w:szCs w:val="22"/>
+          <w:rPrChange w:id="29" w:author="Cummings, Shawn" w:date="2025-05-09T13:05:00Z" w16du:dateUtc="2025-05-09T17:05:00Z">
+            <w:rPr/>
+          </w:rPrChange>
+        </w:rPr>
+        <w:t xml:space="preserve"> </w:t>
+      </w:r>
+      <w:ins w:id="30" w:author="Cummings, Shawn" w:date="2025-05-09T13:04:00Z" w16du:dateUtc="2025-05-09T17:04:00Z">
+        <w:r>
+          <w:rPr>
+            <w:sz w:val="22"/>
+            <w:szCs w:val="22"/>
+            <w:rPrChange w:id="31" w:author="Cummings, Shawn" w:date="2025-05-09T13:05:00Z" w16du:dateUtc="2025-05-09T17:05:00Z">
+              <w:rPr/>
+            </w:rPrChange>
+          </w:rPr>
+          <w:t xml:space="preserve">at the </w:t>
+        </w:r>
+        <w:r>
+          <w:rPr>
+            <w:sz w:val="22"/>
+            <w:szCs w:val="22"/>
+            <w:rPrChange w:id="32" w:author="Cummings, Shawn" w:date="2025-05-09T13:05:00Z" w16du:dateUtc="2025-05-09T17:05:00Z">
+              <w:rPr>
+                <w:sz w:val="24"/>
+              </w:rPr>
+            </w:rPrChange>
+          </w:rPr>
+          <w:t>center/mean of the continuum steps</w:t>
+        </w:r>
+        <w:r>
+          <w:rPr>
+            <w:sz w:val="22"/>
+            <w:szCs w:val="22"/>
+            <w:rPrChange w:id="33" w:author="Cummings, Shawn" w:date="2025-05-09T13:05:00Z" w16du:dateUtc="2025-05-09T17:05:00Z">
+              <w:rPr>
+                <w:sz w:val="24"/>
+              </w:rPr>
+            </w:rPrChange>
+          </w:rPr>
+          <w:t xml:space="preserve"> as </w:t>
+        </w:r>
+        <w:r>
+          <w:rPr>
+            <w:sz w:val="22"/>
+            <w:szCs w:val="22"/>
+            <w:rPrChange w:id="34" w:author="Cummings, Shawn" w:date="2025-05-09T13:05:00Z" w16du:dateUtc="2025-05-09T17:05:00Z">
+              <w:rPr>
+                <w:sz w:val="24"/>
+              </w:rPr>
+            </w:rPrChange>
+          </w:rPr>
+          <w:t>a direct consequence of centering and standardizing continuum as a predictor for our analysis</w:t>
+        </w:r>
+      </w:ins>
+      <w:del w:id="35" w:author="Cummings, Shawn" w:date="2025-05-09T13:04:00Z" w16du:dateUtc="2025-05-09T17:04:00Z">
+        <w:r>
+          <w:rPr>
+            <w:sz w:val="22"/>
+            <w:szCs w:val="22"/>
+            <w:rPrChange w:id="36" w:author="Cummings, Shawn" w:date="2025-05-09T13:05:00Z" w16du:dateUtc="2025-05-09T17:05:00Z">
+              <w:rPr/>
+            </w:rPrChange>
+          </w:rPr>
+          <w:delText>in the center of the acoustic continu</w:delText>
+        </w:r>
+      </w:del>
+      <w:ins w:id="37" w:author="Cummings, Shawn" w:date="2025-05-09T13:04:00Z" w16du:dateUtc="2025-05-09T17:04:00Z">
+        <w:r>
+          <w:rPr>
+            <w:sz w:val="22"/>
+            <w:szCs w:val="22"/>
+            <w:rPrChange w:id="38" w:author="Cummings, Shawn" w:date="2025-05-09T13:05:00Z" w16du:dateUtc="2025-05-09T17:05:00Z">
+              <w:rPr/>
+            </w:rPrChange>
+          </w:rPr>
+          <w:t xml:space="preserve"> </w:t>
+        </w:r>
+      </w:ins>
+      <w:del w:id="39" w:author="Cummings, Shawn" w:date="2025-05-09T13:04:00Z" w16du:dateUtc="2025-05-09T17:04:00Z">
+        <w:r>
+          <w:rPr>
+            <w:sz w:val="22"/>
+            <w:szCs w:val="22"/>
+            <w:rPrChange w:id="40" w:author="Cummings, Shawn" w:date="2025-05-09T13:05:00Z" w16du:dateUtc="2025-05-09T17:05:00Z">
+              <w:rPr/>
+            </w:rPrChange>
+          </w:rPr>
+          <w:delText xml:space="preserve">um for the first test block </w:delText>
+        </w:r>
+      </w:del>
+      <w:r>
+        <w:rPr>
+          <w:sz w:val="22"/>
+          <w:szCs w:val="22"/>
+          <w:rPrChange w:id="41" w:author="Cummings, Shawn" w:date="2025-05-09T13:05:00Z" w16du:dateUtc="2025-05-09T17:05:00Z">
+            <w:rPr/>
+          </w:rPrChange>
+        </w:rPr>
+        <w:t>(</w:t>
+      </w:r>
+      <w:r>
+        <w:rPr>
+          <w:sz w:val="22"/>
+          <w:szCs w:val="22"/>
+          <w:rPrChange w:id="42" w:author="Cummings, Shawn" w:date="2025-05-09T13:05:00Z" w16du:dateUtc="2025-05-09T17:05:00Z">
+            <w:rPr/>
+          </w:rPrChange>
+        </w:rPr>
+        <w:t>following</w:t>
+      </w:r>
+      <w:r>
+        <w:rPr>
+          <w:sz w:val="22"/>
+          <w:szCs w:val="22"/>
+          <w:rPrChange w:id="43" w:author="Cummings, Shawn" w:date="2025-05-09T13:05:00Z" w16du:dateUtc="2025-05-09T17:05:00Z">
+            <w:rPr/>
+          </w:rPrChange>
+        </w:rPr>
+        <w:t xml:space="preserve"> Liu &amp; Jaeger, 2018, 2019).</w:t>
+      </w:r>
+      <w:r>
+        <w:t xml:space="preserve"> </w:t>
+      </w:r>
+    </w:p>
+  </w:footnote>
+  <w:footnote w:id="8">
     <w:p>
       <w:pPr>
         <w:pStyle w:val="FootnoteText"/>
@@ -28987,11 +29175,11 @@
 
 <file path=word/people.xml><?xml version="1.0" encoding="utf-8"?>
 <w15:people xmlns:wpc="http://schemas.microsoft.com/office/word/2010/wordprocessingCanvas" xmlns:cx="http://schemas.microsoft.com/office/drawing/2014/chartex" xmlns:cx1="http://schemas.microsoft.com/office/drawing/2015/9/8/chartex" xmlns:cx2="http://schemas.microsoft.com/office/drawing/2015/10/21/chartex" xmlns:cx3="http://schemas.microsoft.com/office/drawing/2016/5/9/chartex" xmlns:cx4="http://schemas.microsoft.com/office/drawing/2016/5/10/chartex" xmlns:cx5="http://schemas.microsoft.com/office/drawing/2016/5/11/chartex" xmlns:cx6="http://schemas.microsoft.com/office/drawing/2016/5/12/chartex" xmlns:cx7="http://schemas.microsoft.com/office/drawing/2016/5/13/chartex" xmlns:cx8="http://schemas.microsoft.com/office/drawing/2016/5/14/chartex" xmlns:mc="http://schemas.openxmlformats.org/markup-compatibility/2006" xmlns:aink="http://schemas.microsoft.com/office/drawing/2016/ink" xmlns:am3d="http://schemas.microsoft.com/office/drawing/2017/model3d" xmlns:o="urn:schemas-microsoft-com:office:office" xmlns:oel="http://schemas.microsoft.com/office/2019/extlst" xmlns:r="http://schemas.openxmlformats.org/officeDocument/2006/relationships" xmlns:m="http://schemas.openxmlformats.org/officeDocument/2006/math" xmlns:v="urn:schemas-microsoft-com:vml" xmlns:wp14="http://schemas.microsoft.com/office/word/2010/wordprocessingDrawing" xmlns:wp="http://schemas.openxmlformats.org/drawingml/2006/wordprocessingDrawing" xmlns:w10="urn:schemas-microsoft-com:office:word" xmlns:w="http://schemas.openxmlformats.org/wordprocessingml/2006/main" xmlns:w14="http://schemas.microsoft.com/office/word/2010/wordml" xmlns:w15="http://schemas.microsoft.com/office/word/2012/wordml" xmlns:w16cex="http://schemas.microsoft.com/office/word/2018/wordml/cex" xmlns:w16cid="http://schemas.microsoft.com/office/word/2016/wordml/cid" xmlns:w16="http://schemas.microsoft.com/office/word/2018/wordml" xmlns:w16du="http://schemas.microsoft.com/office/word/2023/wordml/word16du" xmlns:w16sdtdh="http://schemas.microsoft.com/office/word/2020/wordml/sdtdatahash" xmlns:w16se="http://schemas.microsoft.com/office/word/2015/wordml/symex" xmlns:wpg="http://schemas.microsoft.com/office/word/2010/wordprocessingGroup" xmlns:wpi="http://schemas.microsoft.com/office/word/2010/wordprocessingInk" xmlns:wne="http://schemas.microsoft.com/office/word/2006/wordml" xmlns:wps="http://schemas.microsoft.com/office/word/2010/wordprocessingShape" mc:Ignorable="w14 w15 w16se w16cid w16 w16cex w16sdtdh w16du wp14">
+  <w15:person w15:author="Cummings, Shawn">
+    <w15:presenceInfo w15:providerId="AD" w15:userId="S::shawn.cummings@uconn.edu::de2d00fc-0438-4d53-9dfb-ffd47e6e9224"/>
+  </w15:person>
   <w15:person w15:author="Jaeger, Florian">
     <w15:presenceInfo w15:providerId="AD" w15:userId="S::fjaeger@ur.rochester.edu::0d0acd91-09a2-4ddb-a934-22efc544688e"/>
-  </w15:person>
-  <w15:person w15:author="Cummings, Shawn">
-    <w15:presenceInfo w15:providerId="AD" w15:userId="S::shawn.cummings@uconn.edu::de2d00fc-0438-4d53-9dfb-ffd47e6e9224"/>
   </w15:person>
 </w15:people>
 </file>

--- a/output/papers/Round 2/manuscript-brief.docx
+++ b/output/papers/Round 2/manuscript-brief.docx
@@ -7093,6 +7093,7 @@
         <w:t xml:space="preserve"> summarizes the exclusions for all experiments. </w:t>
       </w:r>
       <w:commentRangeStart w:id="16"/>
+      <w:commentRangeStart w:id="17"/>
       <w:r>
         <w:rPr>
           <w:szCs w:val="22"/>
@@ -7273,6 +7274,13 @@
           <w:rStyle w:val="CommentReference"/>
         </w:rPr>
         <w:commentReference w:id="16"/>
+      </w:r>
+      <w:commentRangeEnd w:id="17"/>
+      <w:r>
+        <w:rPr>
+          <w:rStyle w:val="CommentReference"/>
+        </w:rPr>
+        <w:commentReference w:id="17"/>
       </w:r>
     </w:p>
     <w:p>
@@ -7302,7 +7310,7 @@
           <w:szCs w:val="22"/>
         </w:rPr>
       </w:pPr>
-      <w:bookmarkStart w:id="17" w:name="_Ref136088042"/>
+      <w:bookmarkStart w:id="18" w:name="_Ref136088042"/>
       <w:r>
         <w:lastRenderedPageBreak/>
         <w:t>T</w:t>
@@ -7318,7 +7326,7 @@
           <w:t>1</w:t>
         </w:r>
       </w:fldSimple>
-      <w:bookmarkEnd w:id="17"/>
+      <w:bookmarkEnd w:id="18"/>
       <w:r>
         <w:tab/>
         <w:t xml:space="preserve">Exclusions for all experiments reported. </w:t>
@@ -9564,7 +9572,7 @@
         </w:rPr>
         <w:t xml:space="preserve"> the fact that we used audiovisual rather than audio-only stimuli, previous work has reliabl</w:t>
       </w:r>
-      <w:ins w:id="18" w:author="Cummings, Shawn" w:date="2025-05-08T22:42:00Z" w16du:dateUtc="2025-05-09T02:42:00Z">
+      <w:ins w:id="19" w:author="Cummings, Shawn" w:date="2025-05-08T22:42:00Z" w16du:dateUtc="2025-05-09T02:42:00Z">
         <w:r>
           <w:rPr>
             <w:szCs w:val="22"/>
@@ -9572,7 +9580,7 @@
           <w:t>y</w:t>
         </w:r>
       </w:ins>
-      <w:del w:id="19" w:author="Cummings, Shawn" w:date="2025-05-08T22:42:00Z" w16du:dateUtc="2025-05-09T02:42:00Z">
+      <w:del w:id="20" w:author="Cummings, Shawn" w:date="2025-05-08T22:42:00Z" w16du:dateUtc="2025-05-09T02:42:00Z">
         <w:r>
           <w:rPr>
             <w:szCs w:val="22"/>
@@ -9610,7 +9618,7 @@
         </w:rPr>
         <w:t xml:space="preserve"> </w:t>
       </w:r>
-      <w:del w:id="20" w:author="Cummings, Shawn" w:date="2025-05-08T22:39:00Z" w16du:dateUtc="2025-05-09T02:39:00Z">
+      <w:del w:id="21" w:author="Cummings, Shawn" w:date="2025-05-08T22:39:00Z" w16du:dateUtc="2025-05-09T02:39:00Z">
         <w:r>
           <w:rPr>
             <w:szCs w:val="22"/>
@@ -9630,7 +9638,7 @@
         </w:rPr>
         <w:t>fewer participants</w:t>
       </w:r>
-      <w:ins w:id="21" w:author="Cummings, Shawn" w:date="2025-05-08T22:39:00Z" w16du:dateUtc="2025-05-09T02:39:00Z">
+      <w:ins w:id="22" w:author="Cummings, Shawn" w:date="2025-05-08T22:39:00Z" w16du:dateUtc="2025-05-09T02:39:00Z">
         <w:r>
           <w:rPr>
             <w:szCs w:val="22"/>
@@ -10024,7 +10032,7 @@
         </w:rPr>
         <w:t xml:space="preserve">We followed recommended </w:t>
       </w:r>
-      <w:commentRangeStart w:id="22"/>
+      <w:commentRangeStart w:id="23"/>
       <w:r>
         <w:rPr>
           <w:szCs w:val="22"/>
@@ -10043,7 +10051,7 @@
         </w:rPr>
         <w:t xml:space="preserve">the exact same </w:t>
       </w:r>
-      <w:ins w:id="23" w:author="Cummings, Shawn" w:date="2025-05-08T22:43:00Z" w16du:dateUtc="2025-05-09T02:43:00Z">
+      <w:ins w:id="24" w:author="Cummings, Shawn" w:date="2025-05-08T22:43:00Z" w16du:dateUtc="2025-05-09T02:43:00Z">
         <w:r>
           <w:rPr>
             <w:szCs w:val="22"/>
@@ -10051,13 +10059,13 @@
           <w:t xml:space="preserve">practice </w:t>
         </w:r>
       </w:ins>
-      <w:commentRangeEnd w:id="22"/>
-      <w:ins w:id="24" w:author="Cummings, Shawn" w:date="2025-05-08T22:44:00Z" w16du:dateUtc="2025-05-09T02:44:00Z">
+      <w:commentRangeEnd w:id="23"/>
+      <w:ins w:id="25" w:author="Cummings, Shawn" w:date="2025-05-08T22:44:00Z" w16du:dateUtc="2025-05-09T02:44:00Z">
         <w:r>
           <w:rPr>
             <w:rStyle w:val="CommentReference"/>
           </w:rPr>
-          <w:commentReference w:id="22"/>
+          <w:commentReference w:id="23"/>
         </w:r>
       </w:ins>
       <w:r>
@@ -10574,7 +10582,7 @@
           <w:docGrid w:linePitch="360"/>
         </w:sectPr>
       </w:pPr>
-      <w:bookmarkStart w:id="44" w:name="_Ref136190394"/>
+      <w:bookmarkStart w:id="45" w:name="_Ref136190394"/>
       <w:r>
         <w:rPr>
           <w:noProof/>
@@ -10674,7 +10682,7 @@
         </w:rPr>
         <w:fldChar w:fldCharType="end"/>
       </w:r>
-      <w:bookmarkEnd w:id="44"/>
+      <w:bookmarkEnd w:id="45"/>
       <w:r>
         <w:rPr>
           <w:szCs w:val="22"/>
@@ -10724,7 +10732,7 @@
         </w:rPr>
         <w:t xml:space="preserve"> Labels along the X-axis numbers refer to the </w:t>
       </w:r>
-      <w:del w:id="45" w:author="Jaeger, Florian" w:date="2025-05-08T18:38:00Z" w16du:dateUtc="2025-05-08T22:38:00Z">
+      <w:del w:id="46" w:author="Jaeger, Florian" w:date="2025-05-08T18:38:00Z" w16du:dateUtc="2025-05-08T22:38:00Z">
         <w:r>
           <w:rPr>
             <w:szCs w:val="22"/>
@@ -10732,7 +10740,7 @@
           <w:delText xml:space="preserve">31 </w:delText>
         </w:r>
       </w:del>
-      <w:ins w:id="46" w:author="Jaeger, Florian" w:date="2025-05-08T18:38:00Z" w16du:dateUtc="2025-05-08T22:38:00Z">
+      <w:ins w:id="47" w:author="Jaeger, Florian" w:date="2025-05-08T18:38:00Z" w16du:dateUtc="2025-05-08T22:38:00Z">
         <w:r>
           <w:rPr>
             <w:szCs w:val="22"/>
@@ -10791,7 +10799,7 @@
       <w:pPr>
         <w:pStyle w:val="Caption"/>
       </w:pPr>
-      <w:bookmarkStart w:id="47" w:name="_Ref136190384"/>
+      <w:bookmarkStart w:id="48" w:name="_Ref136190384"/>
       <w:r>
         <w:rPr>
           <w:szCs w:val="22"/>
@@ -10831,7 +10839,7 @@
         </w:rPr>
         <w:fldChar w:fldCharType="end"/>
       </w:r>
-      <w:bookmarkEnd w:id="47"/>
+      <w:bookmarkEnd w:id="48"/>
       <w:r>
         <w:rPr>
           <w:szCs w:val="22"/>
@@ -15547,6 +15555,7 @@
           <w:szCs w:val="22"/>
         </w:rPr>
       </w:pPr>
+      <w:commentRangeStart w:id="49"/>
       <w:r>
         <w:rPr>
           <w:sz w:val="22"/>
@@ -15561,6 +15570,14 @@
           <w:szCs w:val="22"/>
         </w:rPr>
         <w:t xml:space="preserve"> 2</w:t>
+      </w:r>
+      <w:commentRangeEnd w:id="49"/>
+      <w:r>
+        <w:rPr>
+          <w:rStyle w:val="CommentReference"/>
+          <w:b w:val="0"/>
+        </w:rPr>
+        <w:commentReference w:id="49"/>
       </w:r>
     </w:p>
     <w:p>
@@ -15832,7 +15849,7 @@
           <w:szCs w:val="22"/>
         </w:rPr>
       </w:pPr>
-      <w:bookmarkStart w:id="48" w:name="_Ref136084921"/>
+      <w:bookmarkStart w:id="50" w:name="_Ref136084921"/>
       <w:r>
         <w:rPr>
           <w:szCs w:val="22"/>
@@ -15871,7 +15888,7 @@
         </w:rPr>
         <w:fldChar w:fldCharType="end"/>
       </w:r>
-      <w:bookmarkEnd w:id="48"/>
+      <w:bookmarkEnd w:id="50"/>
       <w:r>
         <w:rPr>
           <w:szCs w:val="22"/>
@@ -17382,7 +17399,7 @@
           <w:szCs w:val="22"/>
         </w:rPr>
       </w:pPr>
-      <w:bookmarkStart w:id="49" w:name="_Ref136190811"/>
+      <w:bookmarkStart w:id="51" w:name="_Ref136190811"/>
       <w:r>
         <w:rPr>
           <w:szCs w:val="22"/>
@@ -17421,7 +17438,7 @@
         </w:rPr>
         <w:fldChar w:fldCharType="end"/>
       </w:r>
-      <w:bookmarkEnd w:id="49"/>
+      <w:bookmarkEnd w:id="51"/>
       <w:r>
         <w:rPr>
           <w:szCs w:val="22"/>
@@ -17528,7 +17545,7 @@
       <w:pPr>
         <w:pStyle w:val="Caption"/>
       </w:pPr>
-      <w:bookmarkStart w:id="50" w:name="_Ref136190818"/>
+      <w:bookmarkStart w:id="52" w:name="_Ref136190818"/>
       <w:r>
         <w:rPr>
           <w:szCs w:val="22"/>
@@ -17568,7 +17585,7 @@
         </w:rPr>
         <w:fldChar w:fldCharType="end"/>
       </w:r>
-      <w:bookmarkEnd w:id="50"/>
+      <w:bookmarkEnd w:id="52"/>
       <w:r>
         <w:rPr>
           <w:szCs w:val="22"/>
@@ -20598,7 +20615,7 @@
         </w:rPr>
         <w:t>results raise questions for future research on perceptual recalibration. Previous work has found that perceptual recalibration to an unfamiliar talker’s speech can be blocked when the unexpected pronunciations occur while the talker has a pen in the mouth. In perceptual recalibration experiments, listeners are exp</w:t>
       </w:r>
-      <w:ins w:id="51" w:author="Cummings, Shawn" w:date="2025-05-08T22:40:00Z" w16du:dateUtc="2025-05-09T02:40:00Z">
+      <w:ins w:id="53" w:author="Cummings, Shawn" w:date="2025-05-08T22:40:00Z" w16du:dateUtc="2025-05-09T02:40:00Z">
         <w:r>
           <w:rPr>
             <w:szCs w:val="22"/>
@@ -20606,7 +20623,7 @@
           <w:t>osed</w:t>
         </w:r>
       </w:ins>
-      <w:del w:id="52" w:author="Cummings, Shawn" w:date="2025-05-08T22:40:00Z" w16du:dateUtc="2025-05-09T02:40:00Z">
+      <w:del w:id="54" w:author="Cummings, Shawn" w:date="2025-05-08T22:40:00Z" w16du:dateUtc="2025-05-09T02:40:00Z">
         <w:r>
           <w:rPr>
             <w:szCs w:val="22"/>
@@ -23959,7 +23976,7 @@
       </w:r>
     </w:p>
   </w:comment>
-  <w:comment w:id="22" w:author="Cummings, Shawn" w:date="2025-05-08T22:44:00Z" w:initials="SC">
+  <w:comment w:id="17" w:author="Cummings, Shawn" w:date="2025-05-09T13:12:00Z" w:initials="SC">
     <w:p>
       <w:pPr>
         <w:jc w:val="left"/>
@@ -23971,7 +23988,39 @@
         <w:annotationRef/>
       </w:r>
       <w:r>
+        <w:t>This is also where the white dot trials should be clarified?</w:t>
+      </w:r>
+    </w:p>
+  </w:comment>
+  <w:comment w:id="23" w:author="Cummings, Shawn" w:date="2025-05-08T22:44:00Z" w:initials="SC">
+    <w:p>
+      <w:pPr>
+        <w:jc w:val="left"/>
+      </w:pPr>
+      <w:r>
+        <w:rPr>
+          <w:rStyle w:val="CommentReference"/>
+        </w:rPr>
+        <w:annotationRef/>
+      </w:r>
+      <w:r>
         <w:t xml:space="preserve">I think this sentence is actually fine (using ‘same’ as a noun rather than adjective), but since R2 was confused I went ahead and aquiesed </w:t>
+      </w:r>
+    </w:p>
+  </w:comment>
+  <w:comment w:id="49" w:author="Cummings, Shawn" w:date="2025-05-09T14:29:00Z" w:initials="SC">
+    <w:p>
+      <w:pPr>
+        <w:jc w:val="left"/>
+      </w:pPr>
+      <w:r>
+        <w:rPr>
+          <w:rStyle w:val="CommentReference"/>
+        </w:rPr>
+        <w:annotationRef/>
+      </w:r>
+      <w:r>
+        <w:t>Mention inspiration from VS16 somewhere!</w:t>
       </w:r>
     </w:p>
   </w:comment>
@@ -23982,7 +24031,9 @@
 <w15:commentsEx xmlns:wpc="http://schemas.microsoft.com/office/word/2010/wordprocessingCanvas" xmlns:cx="http://schemas.microsoft.com/office/drawing/2014/chartex" xmlns:cx1="http://schemas.microsoft.com/office/drawing/2015/9/8/chartex" xmlns:cx2="http://schemas.microsoft.com/office/drawing/2015/10/21/chartex" xmlns:cx3="http://schemas.microsoft.com/office/drawing/2016/5/9/chartex" xmlns:cx4="http://schemas.microsoft.com/office/drawing/2016/5/10/chartex" xmlns:cx5="http://schemas.microsoft.com/office/drawing/2016/5/11/chartex" xmlns:cx6="http://schemas.microsoft.com/office/drawing/2016/5/12/chartex" xmlns:cx7="http://schemas.microsoft.com/office/drawing/2016/5/13/chartex" xmlns:cx8="http://schemas.microsoft.com/office/drawing/2016/5/14/chartex" xmlns:mc="http://schemas.openxmlformats.org/markup-compatibility/2006" xmlns:aink="http://schemas.microsoft.com/office/drawing/2016/ink" xmlns:am3d="http://schemas.microsoft.com/office/drawing/2017/model3d" xmlns:o="urn:schemas-microsoft-com:office:office" xmlns:oel="http://schemas.microsoft.com/office/2019/extlst" xmlns:r="http://schemas.openxmlformats.org/officeDocument/2006/relationships" xmlns:m="http://schemas.openxmlformats.org/officeDocument/2006/math" xmlns:v="urn:schemas-microsoft-com:vml" xmlns:wp14="http://schemas.microsoft.com/office/word/2010/wordprocessingDrawing" xmlns:wp="http://schemas.openxmlformats.org/drawingml/2006/wordprocessingDrawing" xmlns:w10="urn:schemas-microsoft-com:office:word" xmlns:w="http://schemas.openxmlformats.org/wordprocessingml/2006/main" xmlns:w14="http://schemas.microsoft.com/office/word/2010/wordml" xmlns:w15="http://schemas.microsoft.com/office/word/2012/wordml" xmlns:w16cex="http://schemas.microsoft.com/office/word/2018/wordml/cex" xmlns:w16cid="http://schemas.microsoft.com/office/word/2016/wordml/cid" xmlns:w16="http://schemas.microsoft.com/office/word/2018/wordml" xmlns:w16du="http://schemas.microsoft.com/office/word/2023/wordml/word16du" xmlns:w16sdtdh="http://schemas.microsoft.com/office/word/2020/wordml/sdtdatahash" xmlns:w16se="http://schemas.microsoft.com/office/word/2015/wordml/symex" xmlns:wpg="http://schemas.microsoft.com/office/word/2010/wordprocessingGroup" xmlns:wpi="http://schemas.microsoft.com/office/word/2010/wordprocessingInk" xmlns:wne="http://schemas.microsoft.com/office/word/2006/wordml" xmlns:wps="http://schemas.microsoft.com/office/word/2010/wordprocessingShape" mc:Ignorable="w14 w15 w16se w16cid w16 w16cex w16sdtdh w16du wp14">
   <w15:commentEx w15:paraId="2D3422B0" w15:done="0"/>
   <w15:commentEx w15:paraId="5B928638" w15:done="0"/>
+  <w15:commentEx w15:paraId="09066744" w15:paraIdParent="5B928638" w15:done="0"/>
   <w15:commentEx w15:paraId="6784E010" w15:done="0"/>
+  <w15:commentEx w15:paraId="47F63844" w15:done="0"/>
 </w15:commentsEx>
 </file>
 
@@ -23990,7 +24041,9 @@
 <w16cex:commentsExtensible xmlns:wpc="http://schemas.microsoft.com/office/word/2010/wordprocessingCanvas" xmlns:cx="http://schemas.microsoft.com/office/drawing/2014/chartex" xmlns:cx1="http://schemas.microsoft.com/office/drawing/2015/9/8/chartex" xmlns:cx2="http://schemas.microsoft.com/office/drawing/2015/10/21/chartex" xmlns:cx3="http://schemas.microsoft.com/office/drawing/2016/5/9/chartex" xmlns:cx4="http://schemas.microsoft.com/office/drawing/2016/5/10/chartex" xmlns:cx5="http://schemas.microsoft.com/office/drawing/2016/5/11/chartex" xmlns:cx6="http://schemas.microsoft.com/office/drawing/2016/5/12/chartex" xmlns:cx7="http://schemas.microsoft.com/office/drawing/2016/5/13/chartex" xmlns:cx8="http://schemas.microsoft.com/office/drawing/2016/5/14/chartex" xmlns:cr="http://schemas.microsoft.com/office/comments/2020/reactions" xmlns:mc="http://schemas.openxmlformats.org/markup-compatibility/2006" xmlns:aink="http://schemas.microsoft.com/office/drawing/2016/ink" xmlns:am3d="http://schemas.microsoft.com/office/drawing/2017/model3d" xmlns:o="urn:schemas-microsoft-com:office:office" xmlns:oel="http://schemas.microsoft.com/office/2019/extlst" xmlns:r="http://schemas.openxmlformats.org/officeDocument/2006/relationships" xmlns:m="http://schemas.openxmlformats.org/officeDocument/2006/math" xmlns:v="urn:schemas-microsoft-com:vml" xmlns:wp14="http://schemas.microsoft.com/office/word/2010/wordprocessingDrawing" xmlns:wp="http://schemas.openxmlformats.org/drawingml/2006/wordprocessingDrawing" xmlns:w10="urn:schemas-microsoft-com:office:word" xmlns:w="http://schemas.openxmlformats.org/wordprocessingml/2006/main" xmlns:w14="http://schemas.microsoft.com/office/word/2010/wordml" xmlns:w15="http://schemas.microsoft.com/office/word/2012/wordml" xmlns:w16cex="http://schemas.microsoft.com/office/word/2018/wordml/cex" xmlns:w16cid="http://schemas.microsoft.com/office/word/2016/wordml/cid" xmlns:w16="http://schemas.microsoft.com/office/word/2018/wordml" xmlns:w16du="http://schemas.microsoft.com/office/word/2023/wordml/word16du" xmlns:w16sdtdh="http://schemas.microsoft.com/office/word/2020/wordml/sdtdatahash" xmlns:w16se="http://schemas.microsoft.com/office/word/2015/wordml/symex" xmlns:wpg="http://schemas.microsoft.com/office/word/2010/wordprocessingGroup" xmlns:wpi="http://schemas.microsoft.com/office/word/2010/wordprocessingInk" xmlns:wne="http://schemas.microsoft.com/office/word/2006/wordml" xmlns:wps="http://schemas.microsoft.com/office/word/2010/wordprocessingShape" mc:Ignorable="w14 w15 w16se w16cid w16 w16cex w16sdtdh cr w16du wp14">
   <w16cex:commentExtensible w16cex:durableId="5DAEE7B9" w16cex:dateUtc="2025-05-09T17:02:00Z"/>
   <w16cex:commentExtensible w16cex:durableId="7FA83320" w16cex:dateUtc="2025-05-09T16:59:00Z"/>
+  <w16cex:commentExtensible w16cex:durableId="68397BDD" w16cex:dateUtc="2025-05-09T17:12:00Z"/>
   <w16cex:commentExtensible w16cex:durableId="3E19854B" w16cex:dateUtc="2025-05-09T02:44:00Z"/>
+  <w16cex:commentExtensible w16cex:durableId="3FF6367C" w16cex:dateUtc="2025-05-09T18:29:00Z"/>
 </w16cex:commentsExtensible>
 </file>
 
@@ -23998,7 +24051,9 @@
 <w16cid:commentsIds xmlns:wpc="http://schemas.microsoft.com/office/word/2010/wordprocessingCanvas" xmlns:cx="http://schemas.microsoft.com/office/drawing/2014/chartex" xmlns:cx1="http://schemas.microsoft.com/office/drawing/2015/9/8/chartex" xmlns:cx2="http://schemas.microsoft.com/office/drawing/2015/10/21/chartex" xmlns:cx3="http://schemas.microsoft.com/office/drawing/2016/5/9/chartex" xmlns:cx4="http://schemas.microsoft.com/office/drawing/2016/5/10/chartex" xmlns:cx5="http://schemas.microsoft.com/office/drawing/2016/5/11/chartex" xmlns:cx6="http://schemas.microsoft.com/office/drawing/2016/5/12/chartex" xmlns:cx7="http://schemas.microsoft.com/office/drawing/2016/5/13/chartex" xmlns:cx8="http://schemas.microsoft.com/office/drawing/2016/5/14/chartex" xmlns:mc="http://schemas.openxmlformats.org/markup-compatibility/2006" xmlns:aink="http://schemas.microsoft.com/office/drawing/2016/ink" xmlns:am3d="http://schemas.microsoft.com/office/drawing/2017/model3d" xmlns:o="urn:schemas-microsoft-com:office:office" xmlns:oel="http://schemas.microsoft.com/office/2019/extlst" xmlns:r="http://schemas.openxmlformats.org/officeDocument/2006/relationships" xmlns:m="http://schemas.openxmlformats.org/officeDocument/2006/math" xmlns:v="urn:schemas-microsoft-com:vml" xmlns:wp14="http://schemas.microsoft.com/office/word/2010/wordprocessingDrawing" xmlns:wp="http://schemas.openxmlformats.org/drawingml/2006/wordprocessingDrawing" xmlns:w10="urn:schemas-microsoft-com:office:word" xmlns:w="http://schemas.openxmlformats.org/wordprocessingml/2006/main" xmlns:w14="http://schemas.microsoft.com/office/word/2010/wordml" xmlns:w15="http://schemas.microsoft.com/office/word/2012/wordml" xmlns:w16cex="http://schemas.microsoft.com/office/word/2018/wordml/cex" xmlns:w16cid="http://schemas.microsoft.com/office/word/2016/wordml/cid" xmlns:w16="http://schemas.microsoft.com/office/word/2018/wordml" xmlns:w16du="http://schemas.microsoft.com/office/word/2023/wordml/word16du" xmlns:w16sdtdh="http://schemas.microsoft.com/office/word/2020/wordml/sdtdatahash" xmlns:w16se="http://schemas.microsoft.com/office/word/2015/wordml/symex" xmlns:wpg="http://schemas.microsoft.com/office/word/2010/wordprocessingGroup" xmlns:wpi="http://schemas.microsoft.com/office/word/2010/wordprocessingInk" xmlns:wne="http://schemas.microsoft.com/office/word/2006/wordml" xmlns:wps="http://schemas.microsoft.com/office/word/2010/wordprocessingShape" mc:Ignorable="w14 w15 w16se w16cid w16 w16cex w16sdtdh w16du wp14">
   <w16cid:commentId w16cid:paraId="2D3422B0" w16cid:durableId="5DAEE7B9"/>
   <w16cid:commentId w16cid:paraId="5B928638" w16cid:durableId="7FA83320"/>
+  <w16cid:commentId w16cid:paraId="09066744" w16cid:durableId="68397BDD"/>
   <w16cid:commentId w16cid:paraId="6784E010" w16cid:durableId="3E19854B"/>
+  <w16cid:commentId w16cid:paraId="47F63844" w16cid:durableId="3FF6367C"/>
 </w16cid:commentsIds>
 </file>
 
@@ -24637,18 +24692,18 @@
         <w:rPr>
           <w:sz w:val="22"/>
           <w:szCs w:val="22"/>
-          <w:rPrChange w:id="25" w:author="Cummings, Shawn" w:date="2025-05-09T13:05:00Z" w16du:dateUtc="2025-05-09T17:05:00Z">
+          <w:rPrChange w:id="26" w:author="Cummings, Shawn" w:date="2025-05-09T13:05:00Z" w16du:dateUtc="2025-05-09T17:05:00Z">
             <w:rPr/>
           </w:rPrChange>
         </w:rPr>
         <w:t>all ‘main’ effects were assessed</w:t>
       </w:r>
-      <w:ins w:id="26" w:author="Cummings, Shawn" w:date="2025-05-09T13:04:00Z" w16du:dateUtc="2025-05-09T17:04:00Z">
+      <w:ins w:id="27" w:author="Cummings, Shawn" w:date="2025-05-09T13:04:00Z" w16du:dateUtc="2025-05-09T17:04:00Z">
         <w:r>
           <w:rPr>
             <w:sz w:val="22"/>
             <w:szCs w:val="22"/>
-            <w:rPrChange w:id="27" w:author="Cummings, Shawn" w:date="2025-05-09T13:05:00Z" w16du:dateUtc="2025-05-09T17:05:00Z">
+            <w:rPrChange w:id="28" w:author="Cummings, Shawn" w:date="2025-05-09T13:05:00Z" w16du:dateUtc="2025-05-09T17:05:00Z">
               <w:rPr/>
             </w:rPrChange>
           </w:rPr>
@@ -24658,7 +24713,7 @@
           <w:rPr>
             <w:sz w:val="22"/>
             <w:szCs w:val="22"/>
-            <w:rPrChange w:id="28" w:author="Cummings, Shawn" w:date="2025-05-09T13:05:00Z" w16du:dateUtc="2025-05-09T17:05:00Z">
+            <w:rPrChange w:id="29" w:author="Cummings, Shawn" w:date="2025-05-09T13:05:00Z" w16du:dateUtc="2025-05-09T17:05:00Z">
               <w:rPr/>
             </w:rPrChange>
           </w:rPr>
@@ -24669,18 +24724,18 @@
         <w:rPr>
           <w:sz w:val="22"/>
           <w:szCs w:val="22"/>
-          <w:rPrChange w:id="29" w:author="Cummings, Shawn" w:date="2025-05-09T13:05:00Z" w16du:dateUtc="2025-05-09T17:05:00Z">
+          <w:rPrChange w:id="30" w:author="Cummings, Shawn" w:date="2025-05-09T13:05:00Z" w16du:dateUtc="2025-05-09T17:05:00Z">
             <w:rPr/>
           </w:rPrChange>
         </w:rPr>
         <w:t xml:space="preserve"> </w:t>
       </w:r>
-      <w:ins w:id="30" w:author="Cummings, Shawn" w:date="2025-05-09T13:04:00Z" w16du:dateUtc="2025-05-09T17:04:00Z">
+      <w:ins w:id="31" w:author="Cummings, Shawn" w:date="2025-05-09T13:04:00Z" w16du:dateUtc="2025-05-09T17:04:00Z">
         <w:r>
           <w:rPr>
             <w:sz w:val="22"/>
             <w:szCs w:val="22"/>
-            <w:rPrChange w:id="31" w:author="Cummings, Shawn" w:date="2025-05-09T13:05:00Z" w16du:dateUtc="2025-05-09T17:05:00Z">
+            <w:rPrChange w:id="32" w:author="Cummings, Shawn" w:date="2025-05-09T13:05:00Z" w16du:dateUtc="2025-05-09T17:05:00Z">
               <w:rPr/>
             </w:rPrChange>
           </w:rPr>
@@ -24690,7 +24745,7 @@
           <w:rPr>
             <w:sz w:val="22"/>
             <w:szCs w:val="22"/>
-            <w:rPrChange w:id="32" w:author="Cummings, Shawn" w:date="2025-05-09T13:05:00Z" w16du:dateUtc="2025-05-09T17:05:00Z">
+            <w:rPrChange w:id="33" w:author="Cummings, Shawn" w:date="2025-05-09T13:05:00Z" w16du:dateUtc="2025-05-09T17:05:00Z">
               <w:rPr>
                 <w:sz w:val="24"/>
               </w:rPr>
@@ -24702,7 +24757,7 @@
           <w:rPr>
             <w:sz w:val="22"/>
             <w:szCs w:val="22"/>
-            <w:rPrChange w:id="33" w:author="Cummings, Shawn" w:date="2025-05-09T13:05:00Z" w16du:dateUtc="2025-05-09T17:05:00Z">
+            <w:rPrChange w:id="34" w:author="Cummings, Shawn" w:date="2025-05-09T13:05:00Z" w16du:dateUtc="2025-05-09T17:05:00Z">
               <w:rPr>
                 <w:sz w:val="24"/>
               </w:rPr>
@@ -24714,7 +24769,7 @@
           <w:rPr>
             <w:sz w:val="22"/>
             <w:szCs w:val="22"/>
-            <w:rPrChange w:id="34" w:author="Cummings, Shawn" w:date="2025-05-09T13:05:00Z" w16du:dateUtc="2025-05-09T17:05:00Z">
+            <w:rPrChange w:id="35" w:author="Cummings, Shawn" w:date="2025-05-09T13:05:00Z" w16du:dateUtc="2025-05-09T17:05:00Z">
               <w:rPr>
                 <w:sz w:val="24"/>
               </w:rPr>
@@ -24723,36 +24778,36 @@
           <w:t>a direct consequence of centering and standardizing continuum as a predictor for our analysis</w:t>
         </w:r>
       </w:ins>
-      <w:del w:id="35" w:author="Cummings, Shawn" w:date="2025-05-09T13:04:00Z" w16du:dateUtc="2025-05-09T17:04:00Z">
+      <w:del w:id="36" w:author="Cummings, Shawn" w:date="2025-05-09T13:04:00Z" w16du:dateUtc="2025-05-09T17:04:00Z">
         <w:r>
           <w:rPr>
             <w:sz w:val="22"/>
             <w:szCs w:val="22"/>
-            <w:rPrChange w:id="36" w:author="Cummings, Shawn" w:date="2025-05-09T13:05:00Z" w16du:dateUtc="2025-05-09T17:05:00Z">
+            <w:rPrChange w:id="37" w:author="Cummings, Shawn" w:date="2025-05-09T13:05:00Z" w16du:dateUtc="2025-05-09T17:05:00Z">
               <w:rPr/>
             </w:rPrChange>
           </w:rPr>
           <w:delText>in the center of the acoustic continu</w:delText>
         </w:r>
       </w:del>
-      <w:ins w:id="37" w:author="Cummings, Shawn" w:date="2025-05-09T13:04:00Z" w16du:dateUtc="2025-05-09T17:04:00Z">
+      <w:ins w:id="38" w:author="Cummings, Shawn" w:date="2025-05-09T13:04:00Z" w16du:dateUtc="2025-05-09T17:04:00Z">
         <w:r>
           <w:rPr>
             <w:sz w:val="22"/>
             <w:szCs w:val="22"/>
-            <w:rPrChange w:id="38" w:author="Cummings, Shawn" w:date="2025-05-09T13:05:00Z" w16du:dateUtc="2025-05-09T17:05:00Z">
+            <w:rPrChange w:id="39" w:author="Cummings, Shawn" w:date="2025-05-09T13:05:00Z" w16du:dateUtc="2025-05-09T17:05:00Z">
               <w:rPr/>
             </w:rPrChange>
           </w:rPr>
           <w:t xml:space="preserve"> </w:t>
         </w:r>
       </w:ins>
-      <w:del w:id="39" w:author="Cummings, Shawn" w:date="2025-05-09T13:04:00Z" w16du:dateUtc="2025-05-09T17:04:00Z">
+      <w:del w:id="40" w:author="Cummings, Shawn" w:date="2025-05-09T13:04:00Z" w16du:dateUtc="2025-05-09T17:04:00Z">
         <w:r>
           <w:rPr>
             <w:sz w:val="22"/>
             <w:szCs w:val="22"/>
-            <w:rPrChange w:id="40" w:author="Cummings, Shawn" w:date="2025-05-09T13:05:00Z" w16du:dateUtc="2025-05-09T17:05:00Z">
+            <w:rPrChange w:id="41" w:author="Cummings, Shawn" w:date="2025-05-09T13:05:00Z" w16du:dateUtc="2025-05-09T17:05:00Z">
               <w:rPr/>
             </w:rPrChange>
           </w:rPr>
@@ -24763,27 +24818,27 @@
         <w:rPr>
           <w:sz w:val="22"/>
           <w:szCs w:val="22"/>
-          <w:rPrChange w:id="41" w:author="Cummings, Shawn" w:date="2025-05-09T13:05:00Z" w16du:dateUtc="2025-05-09T17:05:00Z">
-            <w:rPr/>
-          </w:rPrChange>
-        </w:rPr>
-        <w:t>(</w:t>
-      </w:r>
-      <w:r>
-        <w:rPr>
-          <w:sz w:val="22"/>
-          <w:szCs w:val="22"/>
           <w:rPrChange w:id="42" w:author="Cummings, Shawn" w:date="2025-05-09T13:05:00Z" w16du:dateUtc="2025-05-09T17:05:00Z">
             <w:rPr/>
           </w:rPrChange>
         </w:rPr>
+        <w:t>(</w:t>
+      </w:r>
+      <w:r>
+        <w:rPr>
+          <w:sz w:val="22"/>
+          <w:szCs w:val="22"/>
+          <w:rPrChange w:id="43" w:author="Cummings, Shawn" w:date="2025-05-09T13:05:00Z" w16du:dateUtc="2025-05-09T17:05:00Z">
+            <w:rPr/>
+          </w:rPrChange>
+        </w:rPr>
         <w:t>following</w:t>
       </w:r>
       <w:r>
         <w:rPr>
           <w:sz w:val="22"/>
           <w:szCs w:val="22"/>
-          <w:rPrChange w:id="43" w:author="Cummings, Shawn" w:date="2025-05-09T13:05:00Z" w16du:dateUtc="2025-05-09T17:05:00Z">
+          <w:rPrChange w:id="44" w:author="Cummings, Shawn" w:date="2025-05-09T13:05:00Z" w16du:dateUtc="2025-05-09T17:05:00Z">
             <w:rPr/>
           </w:rPrChange>
         </w:rPr>

--- a/output/papers/Round 2/manuscript-brief.docx
+++ b/output/papers/Round 2/manuscript-brief.docx
@@ -7318,14 +7318,27 @@
       <w:r>
         <w:t xml:space="preserve">able </w:t>
       </w:r>
-      <w:fldSimple w:instr=" SEQ Table \* ARABIC ">
-        <w:r>
-          <w:rPr>
-            <w:noProof/>
-          </w:rPr>
-          <w:t>1</w:t>
-        </w:r>
-      </w:fldSimple>
+      <w:r>
+        <w:fldChar w:fldCharType="begin"/>
+      </w:r>
+      <w:r>
+        <w:instrText xml:space="preserve"> SEQ Table \* ARABIC </w:instrText>
+      </w:r>
+      <w:r>
+        <w:fldChar w:fldCharType="separate"/>
+      </w:r>
+      <w:r>
+        <w:rPr>
+          <w:noProof/>
+        </w:rPr>
+        <w:t>1</w:t>
+      </w:r>
+      <w:r>
+        <w:rPr>
+          <w:noProof/>
+        </w:rPr>
+        <w:fldChar w:fldCharType="end"/>
+      </w:r>
       <w:bookmarkEnd w:id="18"/>
       <w:r>
         <w:tab/>
@@ -15479,20 +15492,30 @@
         </w:rPr>
         <w:t>-like stimuli.</w:t>
       </w:r>
-      <w:r>
-        <w:rPr>
-          <w:i/>
-          <w:iCs/>
-          <w:szCs w:val="22"/>
-        </w:rPr>
-        <w:t xml:space="preserve"> </w:t>
-      </w:r>
-      <w:r>
-        <w:rPr>
-          <w:szCs w:val="22"/>
-        </w:rPr>
-        <w:t xml:space="preserve"> </w:t>
-      </w:r>
+      <w:ins w:id="49" w:author="Cummings, Shawn" w:date="2025-05-10T14:39:00Z" w16du:dateUtc="2025-05-10T18:39:00Z">
+        <w:r>
+          <w:rPr>
+            <w:szCs w:val="22"/>
+          </w:rPr>
+          <w:t xml:space="preserve"> </w:t>
+        </w:r>
+      </w:ins>
+      <w:del w:id="50" w:author="Cummings, Shawn" w:date="2025-05-10T14:39:00Z" w16du:dateUtc="2025-05-10T18:39:00Z">
+        <w:r>
+          <w:rPr>
+            <w:i/>
+            <w:iCs/>
+            <w:szCs w:val="22"/>
+          </w:rPr>
+          <w:delText xml:space="preserve"> </w:delText>
+        </w:r>
+        <w:r>
+          <w:rPr>
+            <w:szCs w:val="22"/>
+          </w:rPr>
+          <w:delText xml:space="preserve"> </w:delText>
+        </w:r>
+      </w:del>
       <w:r>
         <w:rPr>
           <w:szCs w:val="22"/>
@@ -15555,7 +15578,6 @@
           <w:szCs w:val="22"/>
         </w:rPr>
       </w:pPr>
-      <w:commentRangeStart w:id="49"/>
       <w:r>
         <w:rPr>
           <w:sz w:val="22"/>
@@ -15571,14 +15593,6 @@
         </w:rPr>
         <w:t xml:space="preserve"> 2</w:t>
       </w:r>
-      <w:commentRangeEnd w:id="49"/>
-      <w:r>
-        <w:rPr>
-          <w:rStyle w:val="CommentReference"/>
-          <w:b w:val="0"/>
-        </w:rPr>
-        <w:commentReference w:id="49"/>
-      </w:r>
     </w:p>
     <w:p>
       <w:pPr>
@@ -15778,7 +15792,61 @@
         <w:rPr>
           <w:szCs w:val="22"/>
         </w:rPr>
-        <w:t>specific state of the articulators (lip rounding, oral cavity opening) during the production of the fricative.</w:t>
+        <w:t>specific state of the articulators (lip rounding, oral cavity opening) during the production of the fricative</w:t>
+      </w:r>
+      <w:ins w:id="51" w:author="Cummings, Shawn" w:date="2025-05-10T14:43:00Z" w16du:dateUtc="2025-05-10T18:43:00Z">
+        <w:r>
+          <w:rPr>
+            <w:szCs w:val="22"/>
+          </w:rPr>
+          <w:t>.</w:t>
+        </w:r>
+      </w:ins>
+      <w:ins w:id="52" w:author="Cummings, Shawn" w:date="2025-05-10T14:45:00Z" w16du:dateUtc="2025-05-10T18:45:00Z">
+        <w:r>
+          <w:rPr>
+            <w:szCs w:val="22"/>
+          </w:rPr>
+          <w:t xml:space="preserve"> </w:t>
+        </w:r>
+      </w:ins>
+      <w:ins w:id="53" w:author="Cummings, Shawn" w:date="2025-05-10T14:43:00Z" w16du:dateUtc="2025-05-10T18:43:00Z">
+        <w:r>
+          <w:rPr>
+            <w:szCs w:val="22"/>
+          </w:rPr>
+          <w:t>This manipulation</w:t>
+        </w:r>
+      </w:ins>
+      <w:ins w:id="54" w:author="Cummings, Shawn" w:date="2025-05-10T14:44:00Z" w16du:dateUtc="2025-05-10T18:44:00Z">
+        <w:r>
+          <w:rPr>
+            <w:szCs w:val="22"/>
+          </w:rPr>
+          <w:t xml:space="preserve"> follows previous work usin</w:t>
+        </w:r>
+      </w:ins>
+      <w:ins w:id="55" w:author="Cummings, Shawn" w:date="2025-05-10T14:45:00Z" w16du:dateUtc="2025-05-10T18:45:00Z">
+        <w:r>
+          <w:rPr>
+            <w:szCs w:val="22"/>
+          </w:rPr>
+          <w:t>g a black box to occlude articulatory information while retaining continuity of the presented stimulus</w:t>
+        </w:r>
+      </w:ins>
+      <w:ins w:id="56" w:author="Cummings, Shawn" w:date="2025-05-10T14:43:00Z" w16du:dateUtc="2025-05-10T18:43:00Z">
+        <w:r>
+          <w:rPr>
+            <w:szCs w:val="22"/>
+          </w:rPr>
+          <w:t xml:space="preserve"> (Viswanathan &amp; Stephens, 2016)</w:t>
+        </w:r>
+      </w:ins>
+      <w:r>
+        <w:rPr>
+          <w:szCs w:val="22"/>
+        </w:rPr>
+        <w:t>.</w:t>
       </w:r>
     </w:p>
     <w:p>
@@ -15849,7 +15917,7 @@
           <w:szCs w:val="22"/>
         </w:rPr>
       </w:pPr>
-      <w:bookmarkStart w:id="50" w:name="_Ref136084921"/>
+      <w:bookmarkStart w:id="57" w:name="_Ref136084921"/>
       <w:r>
         <w:rPr>
           <w:szCs w:val="22"/>
@@ -15888,7 +15956,7 @@
         </w:rPr>
         <w:fldChar w:fldCharType="end"/>
       </w:r>
-      <w:bookmarkEnd w:id="50"/>
+      <w:bookmarkEnd w:id="57"/>
       <w:r>
         <w:rPr>
           <w:szCs w:val="22"/>
@@ -16023,11 +16091,34 @@
           <w:szCs w:val="22"/>
         </w:rPr>
       </w:pPr>
-      <w:r>
-        <w:rPr>
-          <w:szCs w:val="22"/>
-        </w:rPr>
-        <w:t xml:space="preserve">This manipulation served two purposes. First, by assessing the effect of pen location in Experiment 2, we can test whether the presence of a pen in the mouth was sufficient to cause the effect observed in Experiments 1a-c or whether listeners need to have more direct evidence of the </w:t>
+      <w:del w:id="58" w:author="Cummings, Shawn" w:date="2025-05-10T14:44:00Z" w16du:dateUtc="2025-05-10T18:44:00Z">
+        <w:r>
+          <w:rPr>
+            <w:szCs w:val="22"/>
+          </w:rPr>
+          <w:delText>This manipulation</w:delText>
+        </w:r>
+      </w:del>
+      <w:ins w:id="59" w:author="Cummings, Shawn" w:date="2025-05-10T14:44:00Z" w16du:dateUtc="2025-05-10T18:44:00Z">
+        <w:r>
+          <w:rPr>
+            <w:szCs w:val="22"/>
+          </w:rPr>
+          <w:t>Experiment 2</w:t>
+        </w:r>
+      </w:ins>
+      <w:r>
+        <w:rPr>
+          <w:szCs w:val="22"/>
+        </w:rPr>
+        <w:t xml:space="preserve"> served two purposes. First, by assessing the effect of pen location in Experiment 2, we can test whether the presence of a pen in the mouth was sufficient to cause the </w:t>
+      </w:r>
+      <w:r>
+        <w:rPr>
+          <w:szCs w:val="22"/>
+        </w:rPr>
+        <w:lastRenderedPageBreak/>
+        <w:t xml:space="preserve">effect observed in Experiments 1a-c or whether listeners need to have more direct evidence of the </w:t>
       </w:r>
       <w:r>
         <w:rPr>
@@ -16041,14 +16132,7 @@
         <w:rPr>
           <w:szCs w:val="22"/>
         </w:rPr>
-        <w:t xml:space="preserve"> of the pen in the mouth. For example, if listeners only compensate if </w:t>
-      </w:r>
-      <w:r>
-        <w:rPr>
-          <w:szCs w:val="22"/>
-        </w:rPr>
-        <w:lastRenderedPageBreak/>
-        <w:t>they observe that the pen indeed causes more lip rounding or larger opening of the oral cavity</w:t>
+        <w:t xml:space="preserve"> of the pen in the mouth. For example, if listeners only compensate if they observe that the pen indeed causes more lip rounding or larger opening of the oral cavity</w:t>
       </w:r>
       <w:r>
         <w:rPr>
@@ -16286,6 +16370,7 @@
         <w:rPr>
           <w:szCs w:val="22"/>
         </w:rPr>
+        <w:lastRenderedPageBreak/>
         <w:br w:type="page"/>
       </w:r>
     </w:p>
@@ -17399,7 +17484,7 @@
           <w:szCs w:val="22"/>
         </w:rPr>
       </w:pPr>
-      <w:bookmarkStart w:id="51" w:name="_Ref136190811"/>
+      <w:bookmarkStart w:id="60" w:name="_Ref136190811"/>
       <w:r>
         <w:rPr>
           <w:szCs w:val="22"/>
@@ -17438,7 +17523,7 @@
         </w:rPr>
         <w:fldChar w:fldCharType="end"/>
       </w:r>
-      <w:bookmarkEnd w:id="51"/>
+      <w:bookmarkEnd w:id="60"/>
       <w:r>
         <w:rPr>
           <w:szCs w:val="22"/>
@@ -17545,7 +17630,7 @@
       <w:pPr>
         <w:pStyle w:val="Caption"/>
       </w:pPr>
-      <w:bookmarkStart w:id="52" w:name="_Ref136190818"/>
+      <w:bookmarkStart w:id="61" w:name="_Ref136190818"/>
       <w:r>
         <w:rPr>
           <w:szCs w:val="22"/>
@@ -17585,7 +17670,7 @@
         </w:rPr>
         <w:fldChar w:fldCharType="end"/>
       </w:r>
-      <w:bookmarkEnd w:id="52"/>
+      <w:bookmarkEnd w:id="61"/>
       <w:r>
         <w:rPr>
           <w:szCs w:val="22"/>
@@ -19853,7 +19938,7 @@
     <w:p>
       <w:pPr>
         <w:rPr>
-          <w:szCs w:val="22"/>
+          <w:ins w:id="62" w:author="Cummings, Shawn" w:date="2025-05-10T13:58:00Z" w16du:dateUtc="2025-05-10T17:58:00Z"/>
         </w:rPr>
       </w:pPr>
       <w:r>
@@ -20294,22 +20379,529 @@
     </w:p>
     <w:p>
       <w:pPr>
-        <w:pStyle w:val="Heading1"/>
-        <w:rPr>
-          <w:szCs w:val="22"/>
-        </w:rPr>
-      </w:pPr>
-      <w:r>
-        <w:rPr>
-          <w:sz w:val="22"/>
-          <w:szCs w:val="22"/>
-        </w:rPr>
-        <w:t>General Discussion</w:t>
-      </w:r>
+        <w:rPr>
+          <w:ins w:id="63" w:author="Cummings, Shawn" w:date="2025-05-10T14:21:00Z" w16du:dateUtc="2025-05-10T18:21:00Z"/>
+          <w:szCs w:val="22"/>
+        </w:rPr>
+      </w:pPr>
+      <w:ins w:id="64" w:author="Cummings, Shawn" w:date="2025-05-10T13:58:00Z" w16du:dateUtc="2025-05-10T17:58:00Z">
+        <w:r>
+          <w:t>At first blush, the results of Experiment 2 favor hypothesis 1b above, t</w:t>
+        </w:r>
+      </w:ins>
+      <w:ins w:id="65" w:author="Cummings, Shawn" w:date="2025-05-10T13:59:00Z" w16du:dateUtc="2025-05-10T17:59:00Z">
+        <w:r>
+          <w:t xml:space="preserve">hat listeners </w:t>
+        </w:r>
+        <w:r>
+          <w:rPr>
+            <w:szCs w:val="22"/>
+          </w:rPr>
+          <w:t>compensate based on the visually evident state of the articulators caused by the pen in the mouth</w:t>
+        </w:r>
+        <w:r>
+          <w:rPr>
+            <w:szCs w:val="22"/>
+          </w:rPr>
+          <w:t xml:space="preserve"> </w:t>
+        </w:r>
+        <w:r>
+          <w:rPr>
+            <w:szCs w:val="22"/>
+          </w:rPr>
+          <w:t>rather than the presence of the pen itself</w:t>
+        </w:r>
+        <w:r>
+          <w:rPr>
+            <w:szCs w:val="22"/>
+          </w:rPr>
+          <w:t xml:space="preserve">. </w:t>
+        </w:r>
+      </w:ins>
+      <w:ins w:id="66" w:author="Cummings, Shawn" w:date="2025-05-10T14:00:00Z" w16du:dateUtc="2025-05-10T18:00:00Z">
+        <w:r>
+          <w:rPr>
+            <w:szCs w:val="22"/>
+          </w:rPr>
+          <w:t xml:space="preserve">However, the </w:t>
+        </w:r>
+      </w:ins>
+      <w:ins w:id="67" w:author="Cummings, Shawn" w:date="2025-05-10T14:01:00Z" w16du:dateUtc="2025-05-10T18:01:00Z">
+        <w:r>
+          <w:rPr>
+            <w:szCs w:val="22"/>
+          </w:rPr>
+          <w:t>addition of the black box did more than just remove evidence of the state of the articulators</w:t>
+        </w:r>
+      </w:ins>
+      <w:ins w:id="68" w:author="Cummings, Shawn" w:date="2025-05-10T14:07:00Z" w16du:dateUtc="2025-05-10T18:07:00Z">
+        <w:r>
+          <w:rPr>
+            <w:szCs w:val="22"/>
+          </w:rPr>
+          <w:t>; i</w:t>
+        </w:r>
+      </w:ins>
+      <w:ins w:id="69" w:author="Cummings, Shawn" w:date="2025-05-10T14:02:00Z" w16du:dateUtc="2025-05-10T18:02:00Z">
+        <w:r>
+          <w:rPr>
+            <w:szCs w:val="22"/>
+          </w:rPr>
+          <w:t>t also imposed distracting visual input</w:t>
+        </w:r>
+      </w:ins>
+      <w:ins w:id="70" w:author="Cummings, Shawn" w:date="2025-05-10T14:03:00Z" w16du:dateUtc="2025-05-10T18:03:00Z">
+        <w:r>
+          <w:rPr>
+            <w:szCs w:val="22"/>
+          </w:rPr>
+          <w:t xml:space="preserve"> during a critical window for perception of the target sound. </w:t>
+        </w:r>
+      </w:ins>
+      <w:ins w:id="71" w:author="Cummings, Shawn" w:date="2025-05-10T14:13:00Z" w16du:dateUtc="2025-05-10T18:13:00Z">
+        <w:r>
+          <w:rPr>
+            <w:szCs w:val="22"/>
+          </w:rPr>
+          <w:t>Here we briefly discuss</w:t>
+        </w:r>
+      </w:ins>
+      <w:ins w:id="72" w:author="Cummings, Shawn" w:date="2025-05-10T14:04:00Z" w16du:dateUtc="2025-05-10T18:04:00Z">
+        <w:r>
+          <w:rPr>
+            <w:szCs w:val="22"/>
+          </w:rPr>
+          <w:t xml:space="preserve"> two possibilities</w:t>
+        </w:r>
+      </w:ins>
+      <w:ins w:id="73" w:author="Cummings, Shawn" w:date="2025-05-10T14:13:00Z" w16du:dateUtc="2025-05-10T18:13:00Z">
+        <w:r>
+          <w:rPr>
+            <w:szCs w:val="22"/>
+          </w:rPr>
+          <w:t xml:space="preserve"> which</w:t>
+        </w:r>
+      </w:ins>
+      <w:ins w:id="74" w:author="Cummings, Shawn" w:date="2025-05-10T14:04:00Z" w16du:dateUtc="2025-05-10T18:04:00Z">
+        <w:r>
+          <w:rPr>
+            <w:szCs w:val="22"/>
+          </w:rPr>
+          <w:t xml:space="preserve"> emerge from this facet of the manipulation</w:t>
+        </w:r>
+      </w:ins>
+      <w:ins w:id="75" w:author="Cummings, Shawn" w:date="2025-05-10T14:13:00Z" w16du:dateUtc="2025-05-10T18:13:00Z">
+        <w:r>
+          <w:rPr>
+            <w:szCs w:val="22"/>
+          </w:rPr>
+          <w:t xml:space="preserve">. </w:t>
+        </w:r>
+      </w:ins>
+      <w:ins w:id="76" w:author="Cummings, Shawn" w:date="2025-05-10T14:04:00Z" w16du:dateUtc="2025-05-10T18:04:00Z">
+        <w:r>
+          <w:rPr>
+            <w:szCs w:val="22"/>
+          </w:rPr>
+          <w:t>First,</w:t>
+        </w:r>
+      </w:ins>
+      <w:ins w:id="77" w:author="Cummings, Shawn" w:date="2025-05-10T14:07:00Z" w16du:dateUtc="2025-05-10T18:07:00Z">
+        <w:r>
+          <w:rPr>
+            <w:szCs w:val="22"/>
+          </w:rPr>
+          <w:t xml:space="preserve"> distraction could globally disrupt attention</w:t>
+        </w:r>
+      </w:ins>
+      <w:ins w:id="78" w:author="Cummings, Shawn" w:date="2025-05-10T14:12:00Z" w16du:dateUtc="2025-05-10T18:12:00Z">
+        <w:r>
+          <w:rPr>
+            <w:szCs w:val="22"/>
+          </w:rPr>
+          <w:t xml:space="preserve"> and</w:t>
+        </w:r>
+      </w:ins>
+      <w:ins w:id="79" w:author="Cummings, Shawn" w:date="2025-05-10T14:10:00Z" w16du:dateUtc="2025-05-10T18:10:00Z">
+        <w:r>
+          <w:rPr>
+            <w:szCs w:val="22"/>
+          </w:rPr>
+          <w:t xml:space="preserve"> </w:t>
+        </w:r>
+      </w:ins>
+      <w:ins w:id="80" w:author="Cummings, Shawn" w:date="2025-05-10T14:11:00Z" w16du:dateUtc="2025-05-10T18:11:00Z">
+        <w:r>
+          <w:rPr>
+            <w:szCs w:val="22"/>
+          </w:rPr>
+          <w:t xml:space="preserve">interrupt </w:t>
+        </w:r>
+      </w:ins>
+      <w:ins w:id="81" w:author="Cummings, Shawn" w:date="2025-05-10T14:12:00Z" w16du:dateUtc="2025-05-10T18:12:00Z">
+        <w:r>
+          <w:rPr>
+            <w:szCs w:val="22"/>
+          </w:rPr>
+          <w:t>the</w:t>
+        </w:r>
+      </w:ins>
+      <w:ins w:id="82" w:author="Cummings, Shawn" w:date="2025-05-10T14:11:00Z" w16du:dateUtc="2025-05-10T18:11:00Z">
+        <w:r>
+          <w:rPr>
+            <w:szCs w:val="22"/>
+          </w:rPr>
+          <w:t xml:space="preserve"> cognitive process underl</w:t>
+        </w:r>
+      </w:ins>
+      <w:ins w:id="83" w:author="Cummings, Shawn" w:date="2025-05-10T14:12:00Z" w16du:dateUtc="2025-05-10T18:12:00Z">
+        <w:r>
+          <w:rPr>
+            <w:szCs w:val="22"/>
+          </w:rPr>
+          <w:t>ying</w:t>
+        </w:r>
+      </w:ins>
+      <w:ins w:id="84" w:author="Cummings, Shawn" w:date="2025-05-10T14:11:00Z" w16du:dateUtc="2025-05-10T18:11:00Z">
+        <w:r>
+          <w:rPr>
+            <w:szCs w:val="22"/>
+          </w:rPr>
+          <w:t xml:space="preserve"> compensation</w:t>
+        </w:r>
+      </w:ins>
+      <w:ins w:id="85" w:author="Cummings, Shawn" w:date="2025-05-10T14:12:00Z" w16du:dateUtc="2025-05-10T18:12:00Z">
+        <w:r>
+          <w:rPr>
+            <w:szCs w:val="22"/>
+          </w:rPr>
+          <w:t xml:space="preserve">. A number of factors make this explanation unlikely, though not impossible. </w:t>
+        </w:r>
+      </w:ins>
+      <w:ins w:id="86" w:author="Cummings, Shawn" w:date="2025-05-10T14:15:00Z" w16du:dateUtc="2025-05-10T18:15:00Z">
+        <w:r>
+          <w:rPr>
+            <w:szCs w:val="22"/>
+          </w:rPr>
+          <w:t>Listeners</w:t>
+        </w:r>
+      </w:ins>
+      <w:ins w:id="87" w:author="Cummings, Shawn" w:date="2025-05-10T14:16:00Z" w16du:dateUtc="2025-05-10T18:16:00Z">
+        <w:r>
+          <w:rPr>
+            <w:szCs w:val="22"/>
+          </w:rPr>
+          <w:t xml:space="preserve"> in experiment 2 demonstrated numerically greater </w:t>
+        </w:r>
+      </w:ins>
+      <w:ins w:id="88" w:author="Cummings, Shawn" w:date="2025-05-10T14:15:00Z" w16du:dateUtc="2025-05-10T18:15:00Z">
+        <w:r>
+          <w:rPr>
+            <w:szCs w:val="22"/>
+          </w:rPr>
+          <w:t xml:space="preserve">sensitivity to the acoustic continuum </w:t>
+        </w:r>
+      </w:ins>
+      <w:ins w:id="89" w:author="Cummings, Shawn" w:date="2025-05-10T14:16:00Z" w16du:dateUtc="2025-05-10T18:16:00Z">
+        <w:r>
+          <w:rPr>
+            <w:szCs w:val="22"/>
+          </w:rPr>
+          <w:t>than</w:t>
+        </w:r>
+      </w:ins>
+      <w:ins w:id="90" w:author="Cummings, Shawn" w:date="2025-05-10T14:15:00Z" w16du:dateUtc="2025-05-10T18:15:00Z">
+        <w:r>
+          <w:rPr>
+            <w:szCs w:val="22"/>
+          </w:rPr>
+          <w:t xml:space="preserve"> experiments 1a-c</w:t>
+        </w:r>
+      </w:ins>
+      <w:ins w:id="91" w:author="Cummings, Shawn" w:date="2025-05-10T14:16:00Z" w16du:dateUtc="2025-05-10T18:16:00Z">
+        <w:r>
+          <w:rPr>
+            <w:szCs w:val="22"/>
+          </w:rPr>
+          <w:t xml:space="preserve">, speaking against a higher </w:t>
+        </w:r>
+      </w:ins>
+      <w:ins w:id="92" w:author="Cummings, Shawn" w:date="2025-05-10T14:17:00Z" w16du:dateUtc="2025-05-10T18:17:00Z">
+        <w:r>
+          <w:rPr>
+            <w:szCs w:val="22"/>
+          </w:rPr>
+          <w:t xml:space="preserve">proportion of attentional lapses or random guesses. Along a similar vein, average reaction time was </w:t>
+        </w:r>
+        <w:r>
+          <w:rPr>
+            <w:szCs w:val="22"/>
+          </w:rPr>
+          <w:lastRenderedPageBreak/>
+          <w:t>not significantly higher in Experiment 2. Finall</w:t>
+        </w:r>
+      </w:ins>
+      <w:ins w:id="93" w:author="Cummings, Shawn" w:date="2025-05-10T14:18:00Z" w16du:dateUtc="2025-05-10T18:18:00Z">
+        <w:r>
+          <w:rPr>
+            <w:szCs w:val="22"/>
+          </w:rPr>
+          <w:t xml:space="preserve">y, while the black box was likely initially surprising to listeners, </w:t>
+        </w:r>
+      </w:ins>
+      <w:ins w:id="94" w:author="Cummings, Shawn" w:date="2025-05-10T14:19:00Z" w16du:dateUtc="2025-05-10T18:19:00Z">
+        <w:r>
+          <w:rPr>
+            <w:szCs w:val="22"/>
+          </w:rPr>
+          <w:t xml:space="preserve">it appeared very predictably </w:t>
+        </w:r>
+        <w:commentRangeStart w:id="95"/>
+        <w:commentRangeStart w:id="96"/>
+        <w:r>
+          <w:rPr>
+            <w:szCs w:val="22"/>
+          </w:rPr>
+          <w:t>at the same point in the presented stimulus for each of the 72 trials.</w:t>
+        </w:r>
+      </w:ins>
+      <w:commentRangeEnd w:id="95"/>
+      <w:ins w:id="97" w:author="Cummings, Shawn" w:date="2025-05-10T14:48:00Z" w16du:dateUtc="2025-05-10T18:48:00Z">
+        <w:r>
+          <w:rPr>
+            <w:rStyle w:val="CommentReference"/>
+          </w:rPr>
+          <w:commentReference w:id="95"/>
+        </w:r>
+        <w:commentRangeEnd w:id="96"/>
+        <w:r>
+          <w:rPr>
+            <w:rStyle w:val="CommentReference"/>
+          </w:rPr>
+          <w:commentReference w:id="96"/>
+        </w:r>
+      </w:ins>
+      <w:ins w:id="98" w:author="Cummings, Shawn" w:date="2025-05-10T14:19:00Z" w16du:dateUtc="2025-05-10T18:19:00Z">
+        <w:r>
+          <w:rPr>
+            <w:szCs w:val="22"/>
+          </w:rPr>
+          <w:t xml:space="preserve"> Thus, any initial distraction would likely</w:t>
+        </w:r>
+      </w:ins>
+      <w:ins w:id="99" w:author="Cummings, Shawn" w:date="2025-05-10T14:20:00Z" w16du:dateUtc="2025-05-10T18:20:00Z">
+        <w:r>
+          <w:rPr>
+            <w:szCs w:val="22"/>
+          </w:rPr>
+          <w:t xml:space="preserve"> atrophy over the course of testing. Analyses reported in the SI</w:t>
+        </w:r>
+      </w:ins>
+      <w:ins w:id="100" w:author="Cummings, Shawn" w:date="2025-05-10T14:21:00Z" w16du:dateUtc="2025-05-10T18:21:00Z">
+        <w:r>
+          <w:rPr>
+            <w:szCs w:val="22"/>
+          </w:rPr>
+          <w:t xml:space="preserve"> confirm that no effects emerged or interacted with testing block. </w:t>
+        </w:r>
+      </w:ins>
     </w:p>
     <w:p>
       <w:pPr>
         <w:rPr>
+          <w:ins w:id="101" w:author="Cummings, Shawn" w:date="2025-05-10T14:14:00Z" w16du:dateUtc="2025-05-10T18:14:00Z"/>
+          <w:szCs w:val="22"/>
+        </w:rPr>
+      </w:pPr>
+      <w:ins w:id="102" w:author="Cummings, Shawn" w:date="2025-05-10T14:21:00Z" w16du:dateUtc="2025-05-10T18:21:00Z">
+        <w:r>
+          <w:rPr>
+            <w:szCs w:val="22"/>
+          </w:rPr>
+          <w:t>A second</w:t>
+        </w:r>
+      </w:ins>
+      <w:ins w:id="103" w:author="Cummings, Shawn" w:date="2025-05-10T14:23:00Z" w16du:dateUtc="2025-05-10T18:23:00Z">
+        <w:r>
+          <w:rPr>
+            <w:szCs w:val="22"/>
+          </w:rPr>
+          <w:t xml:space="preserve"> </w:t>
+        </w:r>
+      </w:ins>
+      <w:ins w:id="104" w:author="Cummings, Shawn" w:date="2025-05-10T14:21:00Z" w16du:dateUtc="2025-05-10T18:21:00Z">
+        <w:r>
+          <w:rPr>
+            <w:szCs w:val="22"/>
+          </w:rPr>
+          <w:t>alternative is that while</w:t>
+        </w:r>
+      </w:ins>
+      <w:ins w:id="105" w:author="Cummings, Shawn" w:date="2025-05-10T14:22:00Z" w16du:dateUtc="2025-05-10T18:22:00Z">
+        <w:r>
+          <w:rPr>
+            <w:szCs w:val="22"/>
+          </w:rPr>
+          <w:t xml:space="preserve"> the presence of the pen </w:t>
+        </w:r>
+      </w:ins>
+      <w:ins w:id="106" w:author="Cummings, Shawn" w:date="2025-05-10T14:23:00Z" w16du:dateUtc="2025-05-10T18:23:00Z">
+        <w:r>
+          <w:rPr>
+            <w:szCs w:val="22"/>
+          </w:rPr>
+          <w:t>itself—rather than its impact on the articulators—may be sufficient to induce compensation, the black box made</w:t>
+        </w:r>
+      </w:ins>
+      <w:ins w:id="107" w:author="Cummings, Shawn" w:date="2025-05-10T14:24:00Z" w16du:dateUtc="2025-05-10T18:24:00Z">
+        <w:r>
+          <w:rPr>
+            <w:szCs w:val="22"/>
+          </w:rPr>
+          <w:t xml:space="preserve"> this presence less obvious and harder to visually access.</w:t>
+        </w:r>
+      </w:ins>
+      <w:ins w:id="108" w:author="Cummings, Shawn" w:date="2025-05-10T14:26:00Z" w16du:dateUtc="2025-05-10T18:26:00Z">
+        <w:r>
+          <w:rPr>
+            <w:szCs w:val="22"/>
+          </w:rPr>
+          <w:t xml:space="preserve"> </w:t>
+        </w:r>
+        <w:commentRangeStart w:id="109"/>
+        <w:r>
+          <w:rPr>
+            <w:szCs w:val="22"/>
+          </w:rPr>
+          <w:t xml:space="preserve">Experiment 2b addresses this concern to a limited extent, in that </w:t>
+        </w:r>
+      </w:ins>
+      <w:ins w:id="110" w:author="Cummings, Shawn" w:date="2025-05-10T14:29:00Z" w16du:dateUtc="2025-05-10T18:29:00Z">
+        <w:r>
+          <w:rPr>
+            <w:szCs w:val="22"/>
+          </w:rPr>
+          <w:t xml:space="preserve">participants explicitly confirmed awareness of the pen. However, </w:t>
+        </w:r>
+      </w:ins>
+      <w:ins w:id="111" w:author="Cummings, Shawn" w:date="2025-05-10T14:30:00Z" w16du:dateUtc="2025-05-10T18:30:00Z">
+        <w:r>
+          <w:rPr>
+            <w:szCs w:val="22"/>
+          </w:rPr>
+          <w:t xml:space="preserve">the dual-task nature of the experiment </w:t>
+        </w:r>
+        <w:r>
+          <w:rPr>
+            <w:szCs w:val="22"/>
+          </w:rPr>
+          <w:t>imposed additional</w:t>
+        </w:r>
+      </w:ins>
+      <w:ins w:id="112" w:author="Cummings, Shawn" w:date="2025-05-10T14:33:00Z" w16du:dateUtc="2025-05-10T18:33:00Z">
+        <w:r>
+          <w:rPr>
+            <w:szCs w:val="22"/>
+          </w:rPr>
+          <w:t xml:space="preserve"> and orthogonal attentional demands. </w:t>
+        </w:r>
+      </w:ins>
+      <w:commentRangeEnd w:id="109"/>
+      <w:ins w:id="113" w:author="Cummings, Shawn" w:date="2025-05-10T14:38:00Z" w16du:dateUtc="2025-05-10T18:38:00Z">
+        <w:r>
+          <w:rPr>
+            <w:rStyle w:val="CommentReference"/>
+          </w:rPr>
+          <w:commentReference w:id="109"/>
+        </w:r>
+      </w:ins>
+      <w:ins w:id="114" w:author="Cummings, Shawn" w:date="2025-05-10T14:34:00Z" w16du:dateUtc="2025-05-10T18:34:00Z">
+        <w:r>
+          <w:rPr>
+            <w:szCs w:val="22"/>
+          </w:rPr>
+          <w:t xml:space="preserve">Fruitful follow-up work could more </w:t>
+        </w:r>
+      </w:ins>
+      <w:ins w:id="115" w:author="Cummings, Shawn" w:date="2025-05-10T14:33:00Z" w16du:dateUtc="2025-05-10T18:33:00Z">
+        <w:r>
+          <w:rPr>
+            <w:szCs w:val="22"/>
+          </w:rPr>
+          <w:t xml:space="preserve">conclusively assess the role of the pen </w:t>
+        </w:r>
+        <w:r>
+          <w:rPr>
+            <w:szCs w:val="22"/>
+          </w:rPr>
+          <w:t xml:space="preserve">versus </w:t>
+        </w:r>
+      </w:ins>
+      <w:ins w:id="116" w:author="Cummings, Shawn" w:date="2025-05-10T14:34:00Z" w16du:dateUtc="2025-05-10T18:34:00Z">
+        <w:r>
+          <w:rPr>
+            <w:szCs w:val="22"/>
+          </w:rPr>
+          <w:t xml:space="preserve">its impact on the articulators by </w:t>
+        </w:r>
+        <w:r>
+          <w:rPr>
+            <w:szCs w:val="22"/>
+          </w:rPr>
+          <w:t>rem</w:t>
+        </w:r>
+      </w:ins>
+      <w:ins w:id="117" w:author="Cummings, Shawn" w:date="2025-05-10T14:35:00Z" w16du:dateUtc="2025-05-10T18:35:00Z">
+        <w:r>
+          <w:rPr>
+            <w:szCs w:val="22"/>
+          </w:rPr>
+          <w:t xml:space="preserve">oving one while sparing the other. For example, videos could be presented of pen-impacted articulation, but with the pen itself </w:t>
+        </w:r>
+      </w:ins>
+      <w:ins w:id="118" w:author="Cummings, Shawn" w:date="2025-05-10T14:36:00Z" w16du:dateUtc="2025-05-10T18:36:00Z">
+        <w:r>
+          <w:rPr>
+            <w:szCs w:val="22"/>
+          </w:rPr>
+          <w:t xml:space="preserve">removed in video post-processing. Conversely, the pen could be highlighted in front of the </w:t>
+        </w:r>
+      </w:ins>
+      <w:ins w:id="119" w:author="Cummings, Shawn" w:date="2025-05-10T14:37:00Z" w16du:dateUtc="2025-05-10T18:37:00Z">
+        <w:r>
+          <w:rPr>
+            <w:szCs w:val="22"/>
+          </w:rPr>
+          <w:t xml:space="preserve">occluder in videos of the type employed in Experiment 2, or the image of a pen could be superimposed onto videos of pen-free articulation. </w:t>
+        </w:r>
+      </w:ins>
+    </w:p>
+    <w:p>
+      <w:pPr>
+        <w:rPr>
+          <w:del w:id="120" w:author="Cummings, Shawn" w:date="2025-05-10T14:25:00Z" w16du:dateUtc="2025-05-10T18:25:00Z"/>
+          <w:szCs w:val="22"/>
+        </w:rPr>
+      </w:pPr>
+    </w:p>
+    <w:p>
+      <w:pPr>
+        <w:pStyle w:val="Heading1"/>
+        <w:rPr>
+          <w:szCs w:val="22"/>
+        </w:rPr>
+      </w:pPr>
+      <w:r>
+        <w:rPr>
+          <w:sz w:val="22"/>
+          <w:szCs w:val="22"/>
+        </w:rPr>
+        <w:t>General Discussion</w:t>
+      </w:r>
+    </w:p>
+    <w:p>
+      <w:pPr>
+        <w:rPr>
           <w:szCs w:val="22"/>
         </w:rPr>
       </w:pPr>
@@ -20493,14 +21085,7 @@
         <w:rPr>
           <w:szCs w:val="22"/>
         </w:rPr>
-        <w:t xml:space="preserve"> a talker’s lips exhibit a certain shape, as long as (1) they do, and (2) plausibly </w:t>
-      </w:r>
-      <w:r>
-        <w:rPr>
-          <w:szCs w:val="22"/>
-        </w:rPr>
-        <w:lastRenderedPageBreak/>
-        <w:t xml:space="preserve">do so for </w:t>
+        <w:t xml:space="preserve"> a talker’s lips exhibit a certain shape, as long as (1) they do, and (2) plausibly do so for </w:t>
       </w:r>
       <w:r>
         <w:rPr>
@@ -20526,6 +21111,7 @@
         <w:rPr>
           <w:szCs w:val="22"/>
         </w:rPr>
+        <w:lastRenderedPageBreak/>
         <w:t>The results of Experiment 2—the absence of compensation in the absence of direct visual evidence that lip shape was indeed affected by the pen—</w:t>
       </w:r>
       <w:r>
@@ -20615,7 +21201,7 @@
         </w:rPr>
         <w:t>results raise questions for future research on perceptual recalibration. Previous work has found that perceptual recalibration to an unfamiliar talker’s speech can be blocked when the unexpected pronunciations occur while the talker has a pen in the mouth. In perceptual recalibration experiments, listeners are exp</w:t>
       </w:r>
-      <w:ins w:id="53" w:author="Cummings, Shawn" w:date="2025-05-08T22:40:00Z" w16du:dateUtc="2025-05-09T02:40:00Z">
+      <w:ins w:id="121" w:author="Cummings, Shawn" w:date="2025-05-08T22:40:00Z" w16du:dateUtc="2025-05-09T02:40:00Z">
         <w:r>
           <w:rPr>
             <w:szCs w:val="22"/>
@@ -20623,7 +21209,7 @@
           <w:t>osed</w:t>
         </w:r>
       </w:ins>
-      <w:del w:id="54" w:author="Cummings, Shawn" w:date="2025-05-08T22:40:00Z" w16du:dateUtc="2025-05-09T02:40:00Z">
+      <w:del w:id="122" w:author="Cummings, Shawn" w:date="2025-05-08T22:40:00Z" w16du:dateUtc="2025-05-09T02:40:00Z">
         <w:r>
           <w:rPr>
             <w:szCs w:val="22"/>
@@ -20726,7 +21312,6 @@
           <w:iCs/>
           <w:szCs w:val="22"/>
         </w:rPr>
-        <w:lastRenderedPageBreak/>
         <w:t>ma</w:t>
       </w:r>
       <w:r>
@@ -20774,7 +21359,14 @@
         <w:rPr>
           <w:szCs w:val="22"/>
         </w:rPr>
-        <w:t>mixed with many filler stimuli. Following exposure, listeners were tested on an audio-only</w:t>
+        <w:t xml:space="preserve">mixed with many filler stimuli. Following exposure, listeners were </w:t>
+      </w:r>
+      <w:r>
+        <w:rPr>
+          <w:szCs w:val="22"/>
+        </w:rPr>
+        <w:lastRenderedPageBreak/>
+        <w:t>tested on an audio-only</w:t>
       </w:r>
       <w:r>
         <w:rPr>
@@ -21365,14 +21957,7 @@
         <w:rPr>
           <w:szCs w:val="22"/>
         </w:rPr>
-        <w:t xml:space="preserve">-biased exposure because it makes the critical </w:t>
-      </w:r>
-      <w:r>
-        <w:rPr>
-          <w:szCs w:val="22"/>
-        </w:rPr>
-        <w:lastRenderedPageBreak/>
-        <w:t xml:space="preserve">recordings sound shifted </w:t>
+        <w:t xml:space="preserve">-biased exposure because it makes the critical recordings sound shifted </w:t>
       </w:r>
       <w:r>
         <w:rPr>
@@ -21398,7 +21983,14 @@
         <w:rPr>
           <w:szCs w:val="22"/>
         </w:rPr>
-        <w:t>. We consider this an interesting possibility to be explored in future research.</w:t>
+        <w:t xml:space="preserve">. We consider this an interesting possibility </w:t>
+      </w:r>
+      <w:r>
+        <w:rPr>
+          <w:szCs w:val="22"/>
+        </w:rPr>
+        <w:lastRenderedPageBreak/>
+        <w:t>to be explored in future research.</w:t>
       </w:r>
     </w:p>
     <w:p>
@@ -24008,7 +24600,7 @@
       </w:r>
     </w:p>
   </w:comment>
-  <w:comment w:id="49" w:author="Cummings, Shawn" w:date="2025-05-09T14:29:00Z" w:initials="SC">
+  <w:comment w:id="95" w:author="Cummings, Shawn" w:date="2025-05-10T14:48:00Z" w:initials="SC">
     <w:p>
       <w:pPr>
         <w:jc w:val="left"/>
@@ -24020,7 +24612,39 @@
         <w:annotationRef/>
       </w:r>
       <w:r>
-        <w:t>Mention inspiration from VS16 somewhere!</w:t>
+        <w:t>We can’t say anything stronger than this— the box indeed wasn’t centered on the same place in the frame between videos (but was pretty close), and wasn’t exactly the same size</w:t>
+      </w:r>
+    </w:p>
+  </w:comment>
+  <w:comment w:id="96" w:author="Cummings, Shawn" w:date="2025-05-10T14:48:00Z" w:initials="SC">
+    <w:p>
+      <w:pPr>
+        <w:jc w:val="left"/>
+      </w:pPr>
+      <w:r>
+        <w:rPr>
+          <w:rStyle w:val="CommentReference"/>
+        </w:rPr>
+        <w:annotationRef/>
+      </w:r>
+      <w:r>
+        <w:t>Happy to include some of these details here or in SI if we think anyone will care? They also can see the videos</w:t>
+      </w:r>
+    </w:p>
+  </w:comment>
+  <w:comment w:id="109" w:author="Cummings, Shawn" w:date="2025-05-10T14:38:00Z" w:initials="SC">
+    <w:p>
+      <w:pPr>
+        <w:jc w:val="left"/>
+      </w:pPr>
+      <w:r>
+        <w:rPr>
+          <w:rStyle w:val="CommentReference"/>
+        </w:rPr>
+        <w:annotationRef/>
+      </w:r>
+      <w:r>
+        <w:t>How would we feel about elevating 2B to main text, given we have the space and it is of interest to this point?</w:t>
       </w:r>
     </w:p>
   </w:comment>
@@ -24033,7 +24657,9 @@
   <w15:commentEx w15:paraId="5B928638" w15:done="0"/>
   <w15:commentEx w15:paraId="09066744" w15:paraIdParent="5B928638" w15:done="0"/>
   <w15:commentEx w15:paraId="6784E010" w15:done="0"/>
-  <w15:commentEx w15:paraId="47F63844" w15:done="0"/>
+  <w15:commentEx w15:paraId="5EF04D88" w15:done="0"/>
+  <w15:commentEx w15:paraId="0E385131" w15:paraIdParent="5EF04D88" w15:done="0"/>
+  <w15:commentEx w15:paraId="4E01394A" w15:done="0"/>
 </w15:commentsEx>
 </file>
 
@@ -24043,7 +24669,9 @@
   <w16cex:commentExtensible w16cex:durableId="7FA83320" w16cex:dateUtc="2025-05-09T16:59:00Z"/>
   <w16cex:commentExtensible w16cex:durableId="68397BDD" w16cex:dateUtc="2025-05-09T17:12:00Z"/>
   <w16cex:commentExtensible w16cex:durableId="3E19854B" w16cex:dateUtc="2025-05-09T02:44:00Z"/>
-  <w16cex:commentExtensible w16cex:durableId="3FF6367C" w16cex:dateUtc="2025-05-09T18:29:00Z"/>
+  <w16cex:commentExtensible w16cex:durableId="767D0C05" w16cex:dateUtc="2025-05-10T18:48:00Z"/>
+  <w16cex:commentExtensible w16cex:durableId="634EF7E0" w16cex:dateUtc="2025-05-10T18:48:00Z"/>
+  <w16cex:commentExtensible w16cex:durableId="1023DC09" w16cex:dateUtc="2025-05-10T18:38:00Z"/>
 </w16cex:commentsExtensible>
 </file>
 
@@ -24053,7 +24681,9 @@
   <w16cid:commentId w16cid:paraId="5B928638" w16cid:durableId="7FA83320"/>
   <w16cid:commentId w16cid:paraId="09066744" w16cid:durableId="68397BDD"/>
   <w16cid:commentId w16cid:paraId="6784E010" w16cid:durableId="3E19854B"/>
-  <w16cid:commentId w16cid:paraId="47F63844" w16cid:durableId="3FF6367C"/>
+  <w16cid:commentId w16cid:paraId="5EF04D88" w16cid:durableId="767D0C05"/>
+  <w16cid:commentId w16cid:paraId="0E385131" w16cid:durableId="634EF7E0"/>
+  <w16cid:commentId w16cid:paraId="4E01394A" w16cid:durableId="1023DC09"/>
 </w16cid:commentsIds>
 </file>
 
@@ -29631,7 +30261,7 @@
   <w:style w:type="paragraph" w:default="1" w:styleId="Normal">
     <w:name w:val="Normal"/>
     <w:qFormat/>
-    <w:rsid w:val="00303033"/>
+    <w:rsid w:val="005A6A78"/>
     <w:pPr>
       <w:widowControl w:val="0"/>
       <w:autoSpaceDE w:val="0"/>
@@ -29687,7 +30317,6 @@
   <w:style w:type="character" w:default="1" w:styleId="DefaultParagraphFont">
     <w:name w:val="Default Paragraph Font"/>
     <w:uiPriority w:val="1"/>
-    <w:semiHidden/>
     <w:unhideWhenUsed/>
   </w:style>
   <w:style w:type="table" w:default="1" w:styleId="TableNormal">

--- a/output/papers/Round 2/manuscript-brief.docx
+++ b/output/papers/Round 2/manuscript-brief.docx
@@ -1,6 +1,6 @@
 
 <file path=word/document.xml><?xml version="1.0" encoding="utf-8"?>
-<w:document xmlns:wpc="http://schemas.microsoft.com/office/word/2010/wordprocessingCanvas" xmlns:cx="http://schemas.microsoft.com/office/drawing/2014/chartex" xmlns:cx1="http://schemas.microsoft.com/office/drawing/2015/9/8/chartex" xmlns:cx2="http://schemas.microsoft.com/office/drawing/2015/10/21/chartex" xmlns:cx3="http://schemas.microsoft.com/office/drawing/2016/5/9/chartex" xmlns:cx4="http://schemas.microsoft.com/office/drawing/2016/5/10/chartex" xmlns:cx5="http://schemas.microsoft.com/office/drawing/2016/5/11/chartex" xmlns:cx6="http://schemas.microsoft.com/office/drawing/2016/5/12/chartex" xmlns:cx7="http://schemas.microsoft.com/office/drawing/2016/5/13/chartex" xmlns:cx8="http://schemas.microsoft.com/office/drawing/2016/5/14/chartex" xmlns:mc="http://schemas.openxmlformats.org/markup-compatibility/2006" xmlns:aink="http://schemas.microsoft.com/office/drawing/2016/ink" xmlns:am3d="http://schemas.microsoft.com/office/drawing/2017/model3d" xmlns:o="urn:schemas-microsoft-com:office:office" xmlns:oel="http://schemas.microsoft.com/office/2019/extlst" xmlns:r="http://schemas.openxmlformats.org/officeDocument/2006/relationships" xmlns:m="http://schemas.openxmlformats.org/officeDocument/2006/math" xmlns:v="urn:schemas-microsoft-com:vml" xmlns:wp14="http://schemas.microsoft.com/office/word/2010/wordprocessingDrawing" xmlns:wp="http://schemas.openxmlformats.org/drawingml/2006/wordprocessingDrawing" xmlns:w10="urn:schemas-microsoft-com:office:word" xmlns:w="http://schemas.openxmlformats.org/wordprocessingml/2006/main" xmlns:w14="http://schemas.microsoft.com/office/word/2010/wordml" xmlns:w15="http://schemas.microsoft.com/office/word/2012/wordml" xmlns:w16cex="http://schemas.microsoft.com/office/word/2018/wordml/cex" xmlns:w16cid="http://schemas.microsoft.com/office/word/2016/wordml/cid" xmlns:w16="http://schemas.microsoft.com/office/word/2018/wordml" xmlns:w16du="http://schemas.microsoft.com/office/word/2023/wordml/word16du" xmlns:w16sdtdh="http://schemas.microsoft.com/office/word/2020/wordml/sdtdatahash" xmlns:w16sdtfl="http://schemas.microsoft.com/office/word/2024/wordml/sdtformatlock" xmlns:w16se="http://schemas.microsoft.com/office/word/2015/wordml/symex" xmlns:wpg="http://schemas.microsoft.com/office/word/2010/wordprocessingGroup" xmlns:wpi="http://schemas.microsoft.com/office/word/2010/wordprocessingInk" xmlns:wne="http://schemas.microsoft.com/office/word/2006/wordml" xmlns:wps="http://schemas.microsoft.com/office/word/2010/wordprocessingShape" mc:Ignorable="w14 w15 w16se w16cid w16 w16cex w16sdtdh w16sdtfl w16du wp14">
+<w:document xmlns:wpc="http://schemas.microsoft.com/office/word/2010/wordprocessingCanvas" xmlns:cx="http://schemas.microsoft.com/office/drawing/2014/chartex" xmlns:cx1="http://schemas.microsoft.com/office/drawing/2015/9/8/chartex" xmlns:cx2="http://schemas.microsoft.com/office/drawing/2015/10/21/chartex" xmlns:cx3="http://schemas.microsoft.com/office/drawing/2016/5/9/chartex" xmlns:cx4="http://schemas.microsoft.com/office/drawing/2016/5/10/chartex" xmlns:cx5="http://schemas.microsoft.com/office/drawing/2016/5/11/chartex" xmlns:cx6="http://schemas.microsoft.com/office/drawing/2016/5/12/chartex" xmlns:cx7="http://schemas.microsoft.com/office/drawing/2016/5/13/chartex" xmlns:cx8="http://schemas.microsoft.com/office/drawing/2016/5/14/chartex" xmlns:mc="http://schemas.openxmlformats.org/markup-compatibility/2006" xmlns:aink="http://schemas.microsoft.com/office/drawing/2016/ink" xmlns:am3d="http://schemas.microsoft.com/office/drawing/2017/model3d" xmlns:o="urn:schemas-microsoft-com:office:office" xmlns:oel="http://schemas.microsoft.com/office/2019/extlst" xmlns:r="http://schemas.openxmlformats.org/officeDocument/2006/relationships" xmlns:m="http://schemas.openxmlformats.org/officeDocument/2006/math" xmlns:v="urn:schemas-microsoft-com:vml" xmlns:wp14="http://schemas.microsoft.com/office/word/2010/wordprocessingDrawing" xmlns:wp="http://schemas.openxmlformats.org/drawingml/2006/wordprocessingDrawing" xmlns:w10="urn:schemas-microsoft-com:office:word" xmlns:w="http://schemas.openxmlformats.org/wordprocessingml/2006/main" xmlns:w14="http://schemas.microsoft.com/office/word/2010/wordml" xmlns:w15="http://schemas.microsoft.com/office/word/2012/wordml" xmlns:w16cex="http://schemas.microsoft.com/office/word/2018/wordml/cex" xmlns:w16cid="http://schemas.microsoft.com/office/word/2016/wordml/cid" xmlns:w16="http://schemas.microsoft.com/office/word/2018/wordml" xmlns:w16du="http://schemas.microsoft.com/office/word/2023/wordml/word16du" xmlns:w16sdtdh="http://schemas.microsoft.com/office/word/2020/wordml/sdtdatahash" xmlns:w16se="http://schemas.microsoft.com/office/word/2015/wordml/symex" xmlns:wpg="http://schemas.microsoft.com/office/word/2010/wordprocessingGroup" xmlns:wpi="http://schemas.microsoft.com/office/word/2010/wordprocessingInk" xmlns:wne="http://schemas.microsoft.com/office/word/2006/wordml" xmlns:wps="http://schemas.microsoft.com/office/word/2010/wordprocessingShape" mc:Ignorable="w14 w15 w16se w16cid w16 w16cex w16sdtdh w16du wp14">
   <w:body>
     <w:p/>
     <w:p>
@@ -591,21 +591,7 @@
         <w:rPr>
           <w:szCs w:val="22"/>
         </w:rPr>
-        <w:t xml:space="preserve"> In a series of perception experiments, we find that listeners compensate for the presence of a pen in the mouth of the talker, </w:t>
-      </w:r>
-      <w:proofErr w:type="gramStart"/>
-      <w:r>
-        <w:rPr>
-          <w:szCs w:val="22"/>
-        </w:rPr>
-        <w:t>as long as</w:t>
-      </w:r>
-      <w:proofErr w:type="gramEnd"/>
-      <w:r>
-        <w:rPr>
-          <w:szCs w:val="22"/>
-        </w:rPr>
-        <w:t xml:space="preserve"> the effects of the pen on the articulators (e.g., lip shape) are visually evident.</w:t>
+        <w:t xml:space="preserve"> In a series of perception experiments, we find that listeners compensate for the presence of a pen in the mouth of the talker, as long as the effects of the pen on the articulators (e.g., lip shape) are visually evident.</w:t>
       </w:r>
       <w:r>
         <w:rPr>
@@ -896,21 +882,7 @@
         <w:rPr>
           <w:szCs w:val="22"/>
         </w:rPr>
-        <w:t xml:space="preserve">acoustically more </w:t>
-      </w:r>
-      <w:proofErr w:type="gramStart"/>
-      <w:r>
-        <w:rPr>
-          <w:szCs w:val="22"/>
-        </w:rPr>
-        <w:t>similar to</w:t>
-      </w:r>
-      <w:proofErr w:type="gramEnd"/>
-      <w:r>
-        <w:rPr>
-          <w:szCs w:val="22"/>
-        </w:rPr>
-        <w:t xml:space="preserve"> typical </w:t>
+        <w:t xml:space="preserve">acoustically more similar to typical </w:t>
       </w:r>
       <w:r>
         <w:rPr>
@@ -1143,13 +1115,7 @@
           <w:rPr>
             <w:szCs w:val="22"/>
           </w:rPr>
-          <w:t>sometimes</w:t>
-        </w:r>
-        <w:r>
-          <w:rPr>
-            <w:szCs w:val="22"/>
-          </w:rPr>
-          <w:t xml:space="preserve"> </w:t>
+          <w:t xml:space="preserve">sometimes </w:t>
         </w:r>
       </w:ins>
       <w:r>
@@ -1740,9 +1706,31 @@
         <w:rPr>
           <w:szCs w:val="22"/>
         </w:rPr>
-        <w:t>/ɹ/</w:t>
-      </w:r>
-      <w:ins w:id="8" w:author="Jaeger, Florian" w:date="2025-05-10T14:46:00Z" w16du:dateUtc="2025-05-10T18:46:00Z">
+        <w:t>/ɹ</w:t>
+      </w:r>
+      <w:del w:id="8" w:author="Cummings, Shawn" w:date="2025-05-11T12:35:00Z" w16du:dateUtc="2025-05-11T16:35:00Z">
+        <w:r>
+          <w:rPr>
+            <w:szCs w:val="22"/>
+          </w:rPr>
+          <w:delText>/</w:delText>
+        </w:r>
+        <w:r>
+          <w:rPr>
+            <w:szCs w:val="22"/>
+          </w:rPr>
+          <w:delText>)</w:delText>
+        </w:r>
+      </w:del>
+      <w:ins w:id="9" w:author="Cummings, Shawn" w:date="2025-05-11T12:35:00Z" w16du:dateUtc="2025-05-11T16:35:00Z">
+        <w:r>
+          <w:rPr>
+            <w:szCs w:val="22"/>
+          </w:rPr>
+          <w:t>/</w:t>
+        </w:r>
+      </w:ins>
+      <w:ins w:id="10" w:author="Jaeger, Florian" w:date="2025-05-10T14:46:00Z" w16du:dateUtc="2025-05-10T18:46:00Z">
         <w:r>
           <w:rPr>
             <w:szCs w:val="22"/>
@@ -1782,11 +1770,19 @@
           <w:t>)</w:t>
         </w:r>
       </w:ins>
-      <w:r>
-        <w:rPr>
-          <w:szCs w:val="22"/>
-        </w:rPr>
-        <w:t xml:space="preserve">) affects the perception of the target sound (e.g., the </w:t>
+      <w:ins w:id="11" w:author="Cummings, Shawn" w:date="2025-05-11T12:35:00Z" w16du:dateUtc="2025-05-11T16:35:00Z">
+        <w:r>
+          <w:rPr>
+            <w:szCs w:val="22"/>
+          </w:rPr>
+          <w:t>)</w:t>
+        </w:r>
+      </w:ins>
+      <w:r>
+        <w:rPr>
+          <w:szCs w:val="22"/>
+        </w:rPr>
+        <w:t xml:space="preserve"> affects the perception of the target sound (e.g., the </w:t>
       </w:r>
       <w:r>
         <w:rPr>
@@ -1860,21 +1856,7 @@
         <w:rPr>
           <w:szCs w:val="22"/>
         </w:rPr>
-        <w:t xml:space="preserve">context should elicit compensation </w:t>
-      </w:r>
-      <w:proofErr w:type="gramStart"/>
-      <w:r>
-        <w:rPr>
-          <w:szCs w:val="22"/>
-        </w:rPr>
-        <w:t>similar to</w:t>
-      </w:r>
-      <w:proofErr w:type="gramEnd"/>
-      <w:r>
-        <w:rPr>
-          <w:szCs w:val="22"/>
-        </w:rPr>
-        <w:t xml:space="preserve"> that observed in previous studies on linguistic context</w:t>
+        <w:t>context should elicit compensation similar to that observed in previous studies on linguistic context</w:t>
       </w:r>
       <w:r>
         <w:rPr>
@@ -1910,7 +1892,7 @@
     <w:p>
       <w:pPr>
         <w:rPr>
-          <w:ins w:id="9" w:author="Jaeger, Florian" w:date="2025-05-10T14:47:00Z" w16du:dateUtc="2025-05-10T18:47:00Z"/>
+          <w:ins w:id="12" w:author="Jaeger, Florian" w:date="2025-05-10T14:47:00Z" w16du:dateUtc="2025-05-10T18:47:00Z"/>
           <w:szCs w:val="22"/>
         </w:rPr>
       </w:pPr>
@@ -1926,7 +1908,7 @@
         </w:rPr>
         <w:t xml:space="preserve"> (as in Figure 1</w:t>
       </w:r>
-      <w:ins w:id="10" w:author="Jaeger, Florian" w:date="2025-05-10T14:47:00Z" w16du:dateUtc="2025-05-10T18:47:00Z">
+      <w:ins w:id="13" w:author="Jaeger, Florian" w:date="2025-05-10T14:47:00Z" w16du:dateUtc="2025-05-10T18:47:00Z">
         <w:r>
           <w:rPr>
             <w:szCs w:val="22"/>
@@ -2018,7 +2000,7 @@
         </w:rPr>
         <w:t xml:space="preserve">ip rounding is </w:t>
       </w:r>
-      <w:del w:id="11" w:author="Jaeger, Florian" w:date="2025-05-10T14:47:00Z" w16du:dateUtc="2025-05-10T18:47:00Z">
+      <w:del w:id="14" w:author="Jaeger, Florian" w:date="2025-05-10T14:47:00Z" w16du:dateUtc="2025-05-10T18:47:00Z">
         <w:r>
           <w:rPr>
             <w:szCs w:val="22"/>
@@ -2026,7 +2008,7 @@
           <w:delText xml:space="preserve">also </w:delText>
         </w:r>
       </w:del>
-      <w:ins w:id="12" w:author="Jaeger, Florian" w:date="2025-05-10T14:47:00Z" w16du:dateUtc="2025-05-10T18:47:00Z">
+      <w:ins w:id="15" w:author="Jaeger, Florian" w:date="2025-05-10T14:47:00Z" w16du:dateUtc="2025-05-10T18:47:00Z">
         <w:r>
           <w:rPr>
             <w:szCs w:val="22"/>
@@ -2105,16 +2087,26 @@
         <w:rPr>
           <w:szCs w:val="22"/>
         </w:rPr>
-        <w:t xml:space="preserve">from /s/ in English (Jongman, Wayland, &amp; Wong, 2000), </w:t>
-      </w:r>
-      <w:proofErr w:type="gramStart"/>
-      <w:r>
-        <w:rPr>
-          <w:szCs w:val="22"/>
-        </w:rPr>
-        <w:t>both of these</w:t>
-      </w:r>
-      <w:proofErr w:type="gramEnd"/>
+        <w:t xml:space="preserve">from /s/ in English (Jongman, Wayland, &amp; Wong, 2000), both of these </w:t>
+      </w:r>
+      <w:r>
+        <w:rPr>
+          <w:szCs w:val="22"/>
+        </w:rPr>
+        <w:t>effects</w:t>
+      </w:r>
+      <w:r>
+        <w:rPr>
+          <w:szCs w:val="22"/>
+        </w:rPr>
+        <w:t xml:space="preserve"> are predicted to make </w:t>
+      </w:r>
+      <w:r>
+        <w:rPr>
+          <w:szCs w:val="22"/>
+        </w:rPr>
+        <w:t>fricatives produced with a pen in the mouth</w:t>
+      </w:r>
       <w:r>
         <w:rPr>
           <w:szCs w:val="22"/>
@@ -2125,30 +2117,6 @@
         <w:rPr>
           <w:szCs w:val="22"/>
         </w:rPr>
-        <w:t>effects</w:t>
-      </w:r>
-      <w:r>
-        <w:rPr>
-          <w:szCs w:val="22"/>
-        </w:rPr>
-        <w:t xml:space="preserve"> are predicted to make </w:t>
-      </w:r>
-      <w:r>
-        <w:rPr>
-          <w:szCs w:val="22"/>
-        </w:rPr>
-        <w:t>fricatives produced with a pen in the mouth</w:t>
-      </w:r>
-      <w:r>
-        <w:rPr>
-          <w:szCs w:val="22"/>
-        </w:rPr>
-        <w:t xml:space="preserve"> </w:t>
-      </w:r>
-      <w:r>
-        <w:rPr>
-          <w:szCs w:val="22"/>
-        </w:rPr>
         <w:t xml:space="preserve">acoustically more ‘/ʃ/-like’. </w:t>
       </w:r>
       <w:r>
@@ -2167,21 +2135,7 @@
         <w:rPr>
           <w:szCs w:val="22"/>
         </w:rPr>
-        <w:t xml:space="preserve">te for either or </w:t>
-      </w:r>
-      <w:proofErr w:type="gramStart"/>
-      <w:r>
-        <w:rPr>
-          <w:szCs w:val="22"/>
-        </w:rPr>
-        <w:t>both of these</w:t>
-      </w:r>
-      <w:proofErr w:type="gramEnd"/>
-      <w:r>
-        <w:rPr>
-          <w:szCs w:val="22"/>
-        </w:rPr>
-        <w:t xml:space="preserve"> effects of the pen on articulation, it should bias their perception towards </w:t>
+        <w:t xml:space="preserve">te for either or both of these effects of the pen on articulation, it should bias their perception towards </w:t>
       </w:r>
       <w:r>
         <w:rPr>
@@ -2223,11 +2177,11 @@
     <w:p>
       <w:pPr>
         <w:rPr>
-          <w:ins w:id="13" w:author="Jaeger, Florian" w:date="2025-05-10T15:01:00Z" w16du:dateUtc="2025-05-10T19:01:00Z"/>
-          <w:szCs w:val="22"/>
-        </w:rPr>
-      </w:pPr>
-      <w:ins w:id="14" w:author="Jaeger, Florian" w:date="2025-05-10T14:47:00Z" w16du:dateUtc="2025-05-10T18:47:00Z">
+          <w:ins w:id="16" w:author="Jaeger, Florian" w:date="2025-05-10T15:01:00Z" w16du:dateUtc="2025-05-10T19:01:00Z"/>
+          <w:szCs w:val="22"/>
+        </w:rPr>
+      </w:pPr>
+      <w:ins w:id="17" w:author="Jaeger, Florian" w:date="2025-05-10T14:47:00Z" w16du:dateUtc="2025-05-10T18:47:00Z">
         <w:r>
           <w:rPr>
             <w:szCs w:val="22"/>
@@ -2235,7 +2189,7 @@
           <w:t xml:space="preserve">As </w:t>
         </w:r>
       </w:ins>
-      <w:ins w:id="15" w:author="Jaeger, Florian" w:date="2025-05-10T14:48:00Z" w16du:dateUtc="2025-05-10T18:48:00Z">
+      <w:ins w:id="18" w:author="Jaeger, Florian" w:date="2025-05-10T14:48:00Z" w16du:dateUtc="2025-05-10T18:48:00Z">
         <w:r>
           <w:rPr>
             <w:szCs w:val="22"/>
@@ -2243,7 +2197,7 @@
           <w:t>we describe in more detail after presenting our results, the experiments we present here also speak to</w:t>
         </w:r>
       </w:ins>
-      <w:ins w:id="16" w:author="Jaeger, Florian" w:date="2025-05-10T14:53:00Z" w16du:dateUtc="2025-05-10T18:53:00Z">
+      <w:ins w:id="19" w:author="Jaeger, Florian" w:date="2025-05-10T14:53:00Z" w16du:dateUtc="2025-05-10T18:53:00Z">
         <w:r>
           <w:rPr>
             <w:szCs w:val="22"/>
@@ -2251,7 +2205,7 @@
           <w:t xml:space="preserve"> </w:t>
         </w:r>
       </w:ins>
-      <w:ins w:id="17" w:author="Jaeger, Florian" w:date="2025-05-10T14:48:00Z" w16du:dateUtc="2025-05-10T18:48:00Z">
+      <w:ins w:id="20" w:author="Jaeger, Florian" w:date="2025-05-10T14:48:00Z" w16du:dateUtc="2025-05-10T18:48:00Z">
         <w:r>
           <w:rPr>
             <w:szCs w:val="22"/>
@@ -2259,7 +2213,7 @@
           <w:t>an ongoing debate in</w:t>
         </w:r>
       </w:ins>
-      <w:ins w:id="18" w:author="Jaeger, Florian" w:date="2025-05-10T14:54:00Z" w16du:dateUtc="2025-05-10T18:54:00Z">
+      <w:ins w:id="21" w:author="Jaeger, Florian" w:date="2025-05-10T14:54:00Z" w16du:dateUtc="2025-05-10T18:54:00Z">
         <w:r>
           <w:rPr>
             <w:szCs w:val="22"/>
@@ -2267,7 +2221,7 @@
           <w:t xml:space="preserve"> in a separate line of</w:t>
         </w:r>
       </w:ins>
-      <w:ins w:id="19" w:author="Jaeger, Florian" w:date="2025-05-10T14:48:00Z" w16du:dateUtc="2025-05-10T18:48:00Z">
+      <w:ins w:id="22" w:author="Jaeger, Florian" w:date="2025-05-10T14:48:00Z" w16du:dateUtc="2025-05-10T18:48:00Z">
         <w:r>
           <w:rPr>
             <w:szCs w:val="22"/>
@@ -2275,7 +2229,7 @@
           <w:t xml:space="preserve"> </w:t>
         </w:r>
       </w:ins>
-      <w:ins w:id="20" w:author="Jaeger, Florian" w:date="2025-05-10T14:49:00Z" w16du:dateUtc="2025-05-10T18:49:00Z">
+      <w:ins w:id="23" w:author="Jaeger, Florian" w:date="2025-05-10T14:49:00Z" w16du:dateUtc="2025-05-10T18:49:00Z">
         <w:r>
           <w:rPr>
             <w:szCs w:val="22"/>
@@ -2283,36 +2237,12 @@
           <w:t xml:space="preserve">research on perceptual recalibration. </w:t>
         </w:r>
       </w:ins>
-      <w:ins w:id="21" w:author="Jaeger, Florian" w:date="2025-05-10T14:51:00Z" w16du:dateUtc="2025-05-10T18:51:00Z">
+      <w:ins w:id="24" w:author="Jaeger, Florian" w:date="2025-05-10T14:51:00Z" w16du:dateUtc="2025-05-10T18:51:00Z">
         <w:r>
           <w:rPr>
             <w:szCs w:val="22"/>
           </w:rPr>
           <w:t>In perceptual recalibration experiments, listeners are exposed to speech from an unfamiliar talker</w:t>
-        </w:r>
-      </w:ins>
-      <w:ins w:id="22" w:author="Jaeger, Florian" w:date="2025-05-10T15:07:00Z" w16du:dateUtc="2025-05-10T19:07:00Z">
-        <w:r>
-          <w:rPr>
-            <w:szCs w:val="22"/>
-          </w:rPr>
-          <w:t xml:space="preserve"> who pronounces </w:t>
-        </w:r>
-      </w:ins>
-      <w:ins w:id="23" w:author="Jaeger, Florian" w:date="2025-05-10T14:51:00Z" w16du:dateUtc="2025-05-10T18:51:00Z">
-        <w:r>
-          <w:rPr>
-            <w:szCs w:val="22"/>
-          </w:rPr>
-          <w:t xml:space="preserve">a particular sound </w:t>
-        </w:r>
-      </w:ins>
-      <w:ins w:id="24" w:author="Jaeger, Florian" w:date="2025-05-10T14:57:00Z" w16du:dateUtc="2025-05-10T18:57:00Z">
-        <w:r>
-          <w:rPr>
-            <w:szCs w:val="22"/>
-          </w:rPr>
-          <w:t xml:space="preserve">category </w:t>
         </w:r>
       </w:ins>
       <w:ins w:id="25" w:author="Jaeger, Florian" w:date="2025-05-10T15:07:00Z" w16du:dateUtc="2025-05-10T19:07:00Z">
@@ -2320,31 +2250,31 @@
           <w:rPr>
             <w:szCs w:val="22"/>
           </w:rPr>
+          <w:t xml:space="preserve"> who pronounces </w:t>
+        </w:r>
+      </w:ins>
+      <w:ins w:id="26" w:author="Jaeger, Florian" w:date="2025-05-10T14:51:00Z" w16du:dateUtc="2025-05-10T18:51:00Z">
+        <w:r>
+          <w:rPr>
+            <w:szCs w:val="22"/>
+          </w:rPr>
+          <w:t xml:space="preserve">a particular sound </w:t>
+        </w:r>
+      </w:ins>
+      <w:ins w:id="27" w:author="Jaeger, Florian" w:date="2025-05-10T14:57:00Z" w16du:dateUtc="2025-05-10T18:57:00Z">
+        <w:r>
+          <w:rPr>
+            <w:szCs w:val="22"/>
+          </w:rPr>
+          <w:t xml:space="preserve">category </w:t>
+        </w:r>
+      </w:ins>
+      <w:ins w:id="28" w:author="Jaeger, Florian" w:date="2025-05-10T15:07:00Z" w16du:dateUtc="2025-05-10T19:07:00Z">
+        <w:r>
+          <w:rPr>
+            <w:szCs w:val="22"/>
+          </w:rPr>
           <w:t>in an unexpected way</w:t>
-        </w:r>
-      </w:ins>
-      <w:ins w:id="26" w:author="Jaeger, Florian" w:date="2025-05-10T15:40:00Z" w16du:dateUtc="2025-05-10T19:40:00Z">
-        <w:r>
-          <w:rPr>
-            <w:szCs w:val="22"/>
-          </w:rPr>
-          <w:t xml:space="preserve"> (e.g., </w:t>
-        </w:r>
-        <w:commentRangeStart w:id="27"/>
-        <w:r>
-          <w:rPr>
-            <w:szCs w:val="22"/>
-          </w:rPr>
-          <w:t>Eisner &amp; McQueen, 2005; Kraljic &amp; Samuel, 2006; Norris et al., 2003</w:t>
-        </w:r>
-      </w:ins>
-      <w:commentRangeEnd w:id="27"/>
-      <w:ins w:id="28" w:author="Jaeger, Florian" w:date="2025-05-10T16:52:00Z" w16du:dateUtc="2025-05-10T20:52:00Z">
-        <w:r>
-          <w:rPr>
-            <w:rStyle w:val="CommentReference"/>
-          </w:rPr>
-          <w:commentReference w:id="27"/>
         </w:r>
       </w:ins>
       <w:ins w:id="29" w:author="Jaeger, Florian" w:date="2025-05-10T15:40:00Z" w16du:dateUtc="2025-05-10T19:40:00Z">
@@ -2352,10 +2282,34 @@
           <w:rPr>
             <w:szCs w:val="22"/>
           </w:rPr>
+          <w:t xml:space="preserve"> (e.g., </w:t>
+        </w:r>
+        <w:commentRangeStart w:id="30"/>
+        <w:r>
+          <w:rPr>
+            <w:szCs w:val="22"/>
+          </w:rPr>
+          <w:t>Eisner &amp; McQueen, 2005; Kraljic &amp; Samuel, 2006; Norris et al., 2003</w:t>
+        </w:r>
+      </w:ins>
+      <w:commentRangeEnd w:id="30"/>
+      <w:ins w:id="31" w:author="Jaeger, Florian" w:date="2025-05-10T16:52:00Z" w16du:dateUtc="2025-05-10T20:52:00Z">
+        <w:r>
+          <w:rPr>
+            <w:rStyle w:val="CommentReference"/>
+          </w:rPr>
+          <w:commentReference w:id="30"/>
+        </w:r>
+      </w:ins>
+      <w:ins w:id="32" w:author="Jaeger, Florian" w:date="2025-05-10T15:40:00Z" w16du:dateUtc="2025-05-10T19:40:00Z">
+        <w:r>
+          <w:rPr>
+            <w:szCs w:val="22"/>
+          </w:rPr>
           <w:t>)</w:t>
         </w:r>
       </w:ins>
-      <w:ins w:id="30" w:author="Jaeger, Florian" w:date="2025-05-10T14:51:00Z" w16du:dateUtc="2025-05-10T18:51:00Z">
+      <w:ins w:id="33" w:author="Jaeger, Florian" w:date="2025-05-10T14:51:00Z" w16du:dateUtc="2025-05-10T18:51:00Z">
         <w:r>
           <w:rPr>
             <w:szCs w:val="22"/>
@@ -2363,7 +2317,7 @@
           <w:t>.</w:t>
         </w:r>
       </w:ins>
-      <w:ins w:id="31" w:author="Jaeger, Florian" w:date="2025-05-10T14:57:00Z" w16du:dateUtc="2025-05-10T18:57:00Z">
+      <w:ins w:id="34" w:author="Jaeger, Florian" w:date="2025-05-10T14:57:00Z" w16du:dateUtc="2025-05-10T18:57:00Z">
         <w:r>
           <w:rPr>
             <w:szCs w:val="22"/>
@@ -2371,7 +2325,7 @@
           <w:t xml:space="preserve"> </w:t>
         </w:r>
       </w:ins>
-      <w:ins w:id="32" w:author="Jaeger, Florian" w:date="2025-05-10T14:59:00Z" w16du:dateUtc="2025-05-10T18:59:00Z">
+      <w:ins w:id="35" w:author="Jaeger, Florian" w:date="2025-05-10T14:59:00Z" w16du:dateUtc="2025-05-10T18:59:00Z">
         <w:r>
           <w:rPr>
             <w:szCs w:val="22"/>
@@ -2379,7 +2333,7 @@
           <w:t>For a particular group of participants, t</w:t>
         </w:r>
       </w:ins>
-      <w:ins w:id="33" w:author="Jaeger, Florian" w:date="2025-05-10T14:57:00Z" w16du:dateUtc="2025-05-10T18:57:00Z">
+      <w:ins w:id="36" w:author="Jaeger, Florian" w:date="2025-05-10T14:57:00Z" w16du:dateUtc="2025-05-10T18:57:00Z">
         <w:r>
           <w:rPr>
             <w:szCs w:val="22"/>
@@ -2387,7 +2341,7 @@
           <w:t xml:space="preserve">he talker might, for example, </w:t>
         </w:r>
       </w:ins>
-      <w:ins w:id="34" w:author="Jaeger, Florian" w:date="2025-05-10T15:49:00Z" w16du:dateUtc="2025-05-10T19:49:00Z">
+      <w:ins w:id="37" w:author="Jaeger, Florian" w:date="2025-05-10T15:49:00Z" w16du:dateUtc="2025-05-10T19:49:00Z">
         <w:r>
           <w:rPr>
             <w:szCs w:val="22"/>
@@ -2395,7 +2349,7 @@
           <w:t>pronounce</w:t>
         </w:r>
       </w:ins>
-      <w:ins w:id="35" w:author="Jaeger, Florian" w:date="2025-05-10T14:57:00Z" w16du:dateUtc="2025-05-10T18:57:00Z">
+      <w:ins w:id="38" w:author="Jaeger, Florian" w:date="2025-05-10T14:57:00Z" w16du:dateUtc="2025-05-10T18:57:00Z">
         <w:r>
           <w:rPr>
             <w:szCs w:val="22"/>
@@ -2403,7 +2357,7 @@
           <w:t xml:space="preserve"> all /s/ sound</w:t>
         </w:r>
       </w:ins>
-      <w:ins w:id="36" w:author="Jaeger, Florian" w:date="2025-05-10T14:58:00Z" w16du:dateUtc="2025-05-10T18:58:00Z">
+      <w:ins w:id="39" w:author="Jaeger, Florian" w:date="2025-05-10T14:58:00Z" w16du:dateUtc="2025-05-10T18:58:00Z">
         <w:r>
           <w:rPr>
             <w:szCs w:val="22"/>
@@ -2411,7 +2365,7 @@
           <w:t xml:space="preserve">s in a way that make them sound </w:t>
         </w:r>
       </w:ins>
-      <w:ins w:id="37" w:author="Jaeger, Florian" w:date="2025-05-10T15:08:00Z" w16du:dateUtc="2025-05-10T19:08:00Z">
+      <w:ins w:id="40" w:author="Jaeger, Florian" w:date="2025-05-10T15:08:00Z" w16du:dateUtc="2025-05-10T19:08:00Z">
         <w:r>
           <w:rPr>
             <w:szCs w:val="22"/>
@@ -2419,27 +2373,15 @@
           <w:t>rather</w:t>
         </w:r>
       </w:ins>
-      <w:ins w:id="38" w:author="Jaeger, Florian" w:date="2025-05-10T14:58:00Z" w16du:dateUtc="2025-05-10T18:58:00Z">
-        <w:r>
-          <w:rPr>
-            <w:szCs w:val="22"/>
-          </w:rPr>
-          <w:t xml:space="preserve"> </w:t>
-        </w:r>
-        <w:r>
-          <w:rPr>
-            <w:szCs w:val="22"/>
-          </w:rPr>
-          <w:t>/ʃ/</w:t>
-        </w:r>
-        <w:r>
-          <w:rPr>
-            <w:szCs w:val="22"/>
-          </w:rPr>
-          <w:t>-like</w:t>
+      <w:ins w:id="41" w:author="Jaeger, Florian" w:date="2025-05-10T14:58:00Z" w16du:dateUtc="2025-05-10T18:58:00Z">
+        <w:r>
+          <w:rPr>
+            <w:szCs w:val="22"/>
+          </w:rPr>
+          <w:t xml:space="preserve"> /ʃ/-like</w:t>
         </w:r>
       </w:ins>
-      <w:ins w:id="39" w:author="Jaeger, Florian" w:date="2025-05-10T14:51:00Z" w16du:dateUtc="2025-05-10T18:51:00Z">
+      <w:ins w:id="42" w:author="Jaeger, Florian" w:date="2025-05-10T14:51:00Z" w16du:dateUtc="2025-05-10T18:51:00Z">
         <w:r>
           <w:rPr>
             <w:szCs w:val="22"/>
@@ -2447,7 +2389,7 @@
           <w:t xml:space="preserve"> (e.g.,</w:t>
         </w:r>
       </w:ins>
-      <w:ins w:id="40" w:author="Jaeger, Florian" w:date="2025-05-10T14:58:00Z" w16du:dateUtc="2025-05-10T18:58:00Z">
+      <w:ins w:id="43" w:author="Jaeger, Florian" w:date="2025-05-10T14:58:00Z" w16du:dateUtc="2025-05-10T18:58:00Z">
         <w:r>
           <w:rPr>
             <w:szCs w:val="22"/>
@@ -2455,7 +2397,7 @@
           <w:t xml:space="preserve"> using pronunciations like</w:t>
         </w:r>
       </w:ins>
-      <w:ins w:id="41" w:author="Jaeger, Florian" w:date="2025-05-10T14:51:00Z" w16du:dateUtc="2025-05-10T18:51:00Z">
+      <w:ins w:id="44" w:author="Jaeger, Florian" w:date="2025-05-10T14:51:00Z" w16du:dateUtc="2025-05-10T18:51:00Z">
         <w:r>
           <w:rPr>
             <w:szCs w:val="22"/>
@@ -2473,7 +2415,7 @@
         </w:r>
       </w:ins>
       <w:proofErr w:type="spellEnd"/>
-      <w:ins w:id="42" w:author="Jaeger, Florian" w:date="2025-05-10T15:06:00Z" w16du:dateUtc="2025-05-10T19:06:00Z">
+      <w:ins w:id="45" w:author="Jaeger, Florian" w:date="2025-05-10T15:06:00Z" w16du:dateUtc="2025-05-10T19:06:00Z">
         <w:r>
           <w:rPr>
             <w:i/>
@@ -2501,7 +2443,7 @@
           <w:t>, etc.</w:t>
         </w:r>
       </w:ins>
-      <w:ins w:id="43" w:author="Jaeger, Florian" w:date="2025-05-10T15:39:00Z" w16du:dateUtc="2025-05-10T19:39:00Z">
+      <w:ins w:id="46" w:author="Jaeger, Florian" w:date="2025-05-10T15:39:00Z" w16du:dateUtc="2025-05-10T19:39:00Z">
         <w:r>
           <w:rPr>
             <w:szCs w:val="22"/>
@@ -2509,7 +2451,7 @@
           <w:t xml:space="preserve">, </w:t>
         </w:r>
       </w:ins>
-      <w:ins w:id="44" w:author="Jaeger, Florian" w:date="2025-05-10T15:40:00Z" w16du:dateUtc="2025-05-10T19:40:00Z">
+      <w:ins w:id="47" w:author="Jaeger, Florian" w:date="2025-05-10T15:40:00Z" w16du:dateUtc="2025-05-10T19:40:00Z">
         <w:r>
           <w:rPr>
             <w:szCs w:val="22"/>
@@ -2517,7 +2459,7 @@
           <w:t>in</w:t>
         </w:r>
       </w:ins>
-      <w:ins w:id="45" w:author="Jaeger, Florian" w:date="2025-05-10T15:39:00Z" w16du:dateUtc="2025-05-10T19:39:00Z">
+      <w:ins w:id="48" w:author="Jaeger, Florian" w:date="2025-05-10T15:39:00Z" w16du:dateUtc="2025-05-10T19:39:00Z">
         <w:r>
           <w:rPr>
             <w:szCs w:val="22"/>
@@ -2525,7 +2467,7 @@
           <w:t xml:space="preserve"> Kraljic and Samuel, 2006</w:t>
         </w:r>
       </w:ins>
-      <w:ins w:id="46" w:author="Jaeger, Florian" w:date="2025-05-10T14:51:00Z" w16du:dateUtc="2025-05-10T18:51:00Z">
+      <w:ins w:id="49" w:author="Jaeger, Florian" w:date="2025-05-10T14:51:00Z" w16du:dateUtc="2025-05-10T18:51:00Z">
         <w:r>
           <w:rPr>
             <w:szCs w:val="22"/>
@@ -2533,7 +2475,7 @@
           <w:t xml:space="preserve">). Following </w:t>
         </w:r>
       </w:ins>
-      <w:ins w:id="47" w:author="Jaeger, Florian" w:date="2025-05-10T14:59:00Z" w16du:dateUtc="2025-05-10T18:59:00Z">
+      <w:ins w:id="50" w:author="Jaeger, Florian" w:date="2025-05-10T14:59:00Z" w16du:dateUtc="2025-05-10T18:59:00Z">
         <w:r>
           <w:rPr>
             <w:szCs w:val="22"/>
@@ -2541,7 +2483,7 @@
           <w:t xml:space="preserve">such </w:t>
         </w:r>
       </w:ins>
-      <w:ins w:id="48" w:author="Jaeger, Florian" w:date="2025-05-10T14:51:00Z" w16du:dateUtc="2025-05-10T18:51:00Z">
+      <w:ins w:id="51" w:author="Jaeger, Florian" w:date="2025-05-10T14:51:00Z" w16du:dateUtc="2025-05-10T18:51:00Z">
         <w:r>
           <w:rPr>
             <w:szCs w:val="22"/>
@@ -2549,7 +2491,7 @@
           <w:t xml:space="preserve">exposure, listeners </w:t>
         </w:r>
       </w:ins>
-      <w:ins w:id="49" w:author="Jaeger, Florian" w:date="2025-05-10T14:59:00Z" w16du:dateUtc="2025-05-10T18:59:00Z">
+      <w:ins w:id="52" w:author="Jaeger, Florian" w:date="2025-05-10T14:59:00Z" w16du:dateUtc="2025-05-10T18:59:00Z">
         <w:r>
           <w:rPr>
             <w:szCs w:val="22"/>
@@ -2557,7 +2499,7 @@
           <w:t>tend to h</w:t>
         </w:r>
       </w:ins>
-      <w:ins w:id="50" w:author="Jaeger, Florian" w:date="2025-05-10T15:00:00Z" w16du:dateUtc="2025-05-10T19:00:00Z">
+      <w:ins w:id="53" w:author="Jaeger, Florian" w:date="2025-05-10T15:00:00Z" w16du:dateUtc="2025-05-10T19:00:00Z">
         <w:r>
           <w:rPr>
             <w:szCs w:val="22"/>
@@ -2565,7 +2507,7 @@
           <w:t>ear</w:t>
         </w:r>
       </w:ins>
-      <w:ins w:id="51" w:author="Jaeger, Florian" w:date="2025-05-10T14:59:00Z" w16du:dateUtc="2025-05-10T18:59:00Z">
+      <w:ins w:id="54" w:author="Jaeger, Florian" w:date="2025-05-10T14:59:00Z" w16du:dateUtc="2025-05-10T18:59:00Z">
         <w:r>
           <w:rPr>
             <w:szCs w:val="22"/>
@@ -2573,7 +2515,7 @@
           <w:t xml:space="preserve"> more tokens along an</w:t>
         </w:r>
       </w:ins>
-      <w:ins w:id="52" w:author="Jaeger, Florian" w:date="2025-05-10T14:51:00Z" w16du:dateUtc="2025-05-10T18:51:00Z">
+      <w:ins w:id="55" w:author="Jaeger, Florian" w:date="2025-05-10T14:51:00Z" w16du:dateUtc="2025-05-10T18:51:00Z">
         <w:r>
           <w:rPr>
             <w:szCs w:val="22"/>
@@ -2589,21 +2531,15 @@
           <w:t xml:space="preserve"> </w:t>
         </w:r>
       </w:ins>
-      <w:ins w:id="53" w:author="Jaeger, Florian" w:date="2025-05-10T15:00:00Z" w16du:dateUtc="2025-05-10T19:00:00Z">
-        <w:r>
-          <w:rPr>
-            <w:szCs w:val="22"/>
-          </w:rPr>
-          <w:t>/s/-to-</w:t>
-        </w:r>
-        <w:r>
-          <w:rPr>
-            <w:szCs w:val="22"/>
-          </w:rPr>
-          <w:t>/ʃ/-</w:t>
+      <w:ins w:id="56" w:author="Jaeger, Florian" w:date="2025-05-10T15:00:00Z" w16du:dateUtc="2025-05-10T19:00:00Z">
+        <w:r>
+          <w:rPr>
+            <w:szCs w:val="22"/>
+          </w:rPr>
+          <w:t>/s/-to-/ʃ/-</w:t>
         </w:r>
       </w:ins>
-      <w:ins w:id="54" w:author="Jaeger, Florian" w:date="2025-05-10T14:51:00Z" w16du:dateUtc="2025-05-10T18:51:00Z">
+      <w:ins w:id="57" w:author="Jaeger, Florian" w:date="2025-05-10T14:51:00Z" w16du:dateUtc="2025-05-10T18:51:00Z">
         <w:r>
           <w:rPr>
             <w:szCs w:val="22"/>
@@ -2611,7 +2547,7 @@
           <w:t xml:space="preserve"> continuum</w:t>
         </w:r>
       </w:ins>
-      <w:ins w:id="55" w:author="Jaeger, Florian" w:date="2025-05-10T15:00:00Z" w16du:dateUtc="2025-05-10T19:00:00Z">
+      <w:ins w:id="58" w:author="Jaeger, Florian" w:date="2025-05-10T15:00:00Z" w16du:dateUtc="2025-05-10T19:00:00Z">
         <w:r>
           <w:rPr>
             <w:szCs w:val="22"/>
@@ -2619,7 +2555,7 @@
           <w:t xml:space="preserve"> as “s”, suggesting that they </w:t>
         </w:r>
       </w:ins>
-      <w:ins w:id="56" w:author="Jaeger, Florian" w:date="2025-05-10T15:10:00Z" w16du:dateUtc="2025-05-10T19:10:00Z">
+      <w:ins w:id="59" w:author="Jaeger, Florian" w:date="2025-05-10T15:10:00Z" w16du:dateUtc="2025-05-10T19:10:00Z">
         <w:r>
           <w:rPr>
             <w:szCs w:val="22"/>
@@ -2627,36 +2563,12 @@
           <w:t xml:space="preserve">recalibrated their “s” category by </w:t>
         </w:r>
       </w:ins>
-      <w:ins w:id="57" w:author="Jaeger, Florian" w:date="2025-05-10T15:00:00Z" w16du:dateUtc="2025-05-10T19:00:00Z">
+      <w:ins w:id="60" w:author="Jaeger, Florian" w:date="2025-05-10T15:00:00Z" w16du:dateUtc="2025-05-10T19:00:00Z">
         <w:r>
           <w:rPr>
             <w:szCs w:val="22"/>
           </w:rPr>
           <w:t>expand</w:t>
-        </w:r>
-      </w:ins>
-      <w:ins w:id="58" w:author="Jaeger, Florian" w:date="2025-05-10T15:11:00Z" w16du:dateUtc="2025-05-10T19:11:00Z">
-        <w:r>
-          <w:rPr>
-            <w:szCs w:val="22"/>
-          </w:rPr>
-          <w:t>ing</w:t>
-        </w:r>
-      </w:ins>
-      <w:ins w:id="59" w:author="Jaeger, Florian" w:date="2025-05-10T15:00:00Z" w16du:dateUtc="2025-05-10T19:00:00Z">
-        <w:r>
-          <w:rPr>
-            <w:szCs w:val="22"/>
-          </w:rPr>
-          <w:t xml:space="preserve"> </w:t>
-        </w:r>
-      </w:ins>
-      <w:ins w:id="60" w:author="Jaeger, Florian" w:date="2025-05-10T15:01:00Z" w16du:dateUtc="2025-05-10T19:01:00Z">
-        <w:r>
-          <w:rPr>
-            <w:szCs w:val="22"/>
-          </w:rPr>
-          <w:t>and/or shift</w:t>
         </w:r>
       </w:ins>
       <w:ins w:id="61" w:author="Jaeger, Florian" w:date="2025-05-10T15:11:00Z" w16du:dateUtc="2025-05-10T19:11:00Z">
@@ -2664,10 +2576,34 @@
           <w:rPr>
             <w:szCs w:val="22"/>
           </w:rPr>
+          <w:t>ing</w:t>
+        </w:r>
+      </w:ins>
+      <w:ins w:id="62" w:author="Jaeger, Florian" w:date="2025-05-10T15:00:00Z" w16du:dateUtc="2025-05-10T19:00:00Z">
+        <w:r>
+          <w:rPr>
+            <w:szCs w:val="22"/>
+          </w:rPr>
+          <w:t xml:space="preserve"> </w:t>
+        </w:r>
+      </w:ins>
+      <w:ins w:id="63" w:author="Jaeger, Florian" w:date="2025-05-10T15:01:00Z" w16du:dateUtc="2025-05-10T19:01:00Z">
+        <w:r>
+          <w:rPr>
+            <w:szCs w:val="22"/>
+          </w:rPr>
+          <w:t>and/or shift</w:t>
+        </w:r>
+      </w:ins>
+      <w:ins w:id="64" w:author="Jaeger, Florian" w:date="2025-05-10T15:11:00Z" w16du:dateUtc="2025-05-10T19:11:00Z">
+        <w:r>
+          <w:rPr>
+            <w:szCs w:val="22"/>
+          </w:rPr>
           <w:t>ing it</w:t>
         </w:r>
       </w:ins>
-      <w:ins w:id="62" w:author="Jaeger, Florian" w:date="2025-05-10T14:51:00Z" w16du:dateUtc="2025-05-10T18:51:00Z">
+      <w:ins w:id="65" w:author="Jaeger, Florian" w:date="2025-05-10T14:51:00Z" w16du:dateUtc="2025-05-10T18:51:00Z">
         <w:r>
           <w:rPr>
             <w:szCs w:val="22"/>
@@ -2675,7 +2611,7 @@
           <w:t xml:space="preserve">. </w:t>
         </w:r>
       </w:ins>
-      <w:ins w:id="63" w:author="Jaeger, Florian" w:date="2025-05-10T15:46:00Z" w16du:dateUtc="2025-05-10T19:46:00Z">
+      <w:ins w:id="66" w:author="Jaeger, Florian" w:date="2025-05-10T15:46:00Z" w16du:dateUtc="2025-05-10T19:46:00Z">
         <w:r>
           <w:rPr>
             <w:szCs w:val="22"/>
@@ -2683,7 +2619,7 @@
           <w:t>Similar</w:t>
         </w:r>
       </w:ins>
-      <w:ins w:id="64" w:author="Jaeger, Florian" w:date="2025-05-10T15:01:00Z" w16du:dateUtc="2025-05-10T19:01:00Z">
+      <w:ins w:id="67" w:author="Jaeger, Florian" w:date="2025-05-10T15:01:00Z" w16du:dateUtc="2025-05-10T19:01:00Z">
         <w:r>
           <w:rPr>
             <w:szCs w:val="22"/>
@@ -2691,7 +2627,7 @@
           <w:t xml:space="preserve"> </w:t>
         </w:r>
       </w:ins>
-      <w:ins w:id="65" w:author="Jaeger, Florian" w:date="2025-05-10T15:05:00Z" w16du:dateUtc="2025-05-10T19:05:00Z">
+      <w:ins w:id="68" w:author="Jaeger, Florian" w:date="2025-05-10T15:05:00Z" w16du:dateUtc="2025-05-10T19:05:00Z">
         <w:r>
           <w:rPr>
             <w:szCs w:val="22"/>
@@ -2699,7 +2635,7 @@
           <w:t xml:space="preserve">has </w:t>
         </w:r>
       </w:ins>
-      <w:ins w:id="66" w:author="Jaeger, Florian" w:date="2025-05-10T15:09:00Z" w16du:dateUtc="2025-05-10T19:09:00Z">
+      <w:ins w:id="69" w:author="Jaeger, Florian" w:date="2025-05-10T15:09:00Z" w16du:dateUtc="2025-05-10T19:09:00Z">
         <w:r>
           <w:rPr>
             <w:szCs w:val="22"/>
@@ -2707,7 +2643,7 @@
           <w:t xml:space="preserve">now </w:t>
         </w:r>
       </w:ins>
-      <w:ins w:id="67" w:author="Jaeger, Florian" w:date="2025-05-10T15:05:00Z" w16du:dateUtc="2025-05-10T19:05:00Z">
+      <w:ins w:id="70" w:author="Jaeger, Florian" w:date="2025-05-10T15:05:00Z" w16du:dateUtc="2025-05-10T19:05:00Z">
         <w:r>
           <w:rPr>
             <w:szCs w:val="22"/>
@@ -2715,7 +2651,7 @@
           <w:t xml:space="preserve">been </w:t>
         </w:r>
       </w:ins>
-      <w:ins w:id="68" w:author="Jaeger, Florian" w:date="2025-05-10T15:04:00Z" w16du:dateUtc="2025-05-10T19:04:00Z">
+      <w:ins w:id="71" w:author="Jaeger, Florian" w:date="2025-05-10T15:04:00Z" w16du:dateUtc="2025-05-10T19:04:00Z">
         <w:r>
           <w:rPr>
             <w:szCs w:val="22"/>
@@ -2723,7 +2659,7 @@
           <w:t xml:space="preserve">observed </w:t>
         </w:r>
       </w:ins>
-      <w:ins w:id="69" w:author="Jaeger, Florian" w:date="2025-05-10T15:05:00Z" w16du:dateUtc="2025-05-10T19:05:00Z">
+      <w:ins w:id="72" w:author="Jaeger, Florian" w:date="2025-05-10T15:05:00Z" w16du:dateUtc="2025-05-10T19:05:00Z">
         <w:r>
           <w:rPr>
             <w:szCs w:val="22"/>
@@ -2731,7 +2667,7 @@
           <w:t>for</w:t>
         </w:r>
       </w:ins>
-      <w:ins w:id="70" w:author="Jaeger, Florian" w:date="2025-05-10T15:02:00Z" w16du:dateUtc="2025-05-10T19:02:00Z">
+      <w:ins w:id="73" w:author="Jaeger, Florian" w:date="2025-05-10T15:02:00Z" w16du:dateUtc="2025-05-10T19:02:00Z">
         <w:r>
           <w:rPr>
             <w:szCs w:val="22"/>
@@ -2739,7 +2675,7 @@
           <w:t xml:space="preserve"> </w:t>
         </w:r>
       </w:ins>
-      <w:ins w:id="71" w:author="Jaeger, Florian" w:date="2025-05-10T15:05:00Z" w16du:dateUtc="2025-05-10T19:05:00Z">
+      <w:ins w:id="74" w:author="Jaeger, Florian" w:date="2025-05-10T15:05:00Z" w16du:dateUtc="2025-05-10T19:05:00Z">
         <w:r>
           <w:rPr>
             <w:szCs w:val="22"/>
@@ -2747,29 +2683,12 @@
           <w:t>many</w:t>
         </w:r>
       </w:ins>
-      <w:ins w:id="72" w:author="Jaeger, Florian" w:date="2025-05-10T15:02:00Z" w16du:dateUtc="2025-05-10T19:02:00Z">
+      <w:ins w:id="75" w:author="Jaeger, Florian" w:date="2025-05-10T15:02:00Z" w16du:dateUtc="2025-05-10T19:02:00Z">
         <w:r>
           <w:rPr>
             <w:szCs w:val="22"/>
           </w:rPr>
           <w:t xml:space="preserve"> types of sound categories and languages (for reviews, see Samuel</w:t>
-        </w:r>
-      </w:ins>
-      <w:ins w:id="73" w:author="Jaeger, Florian" w:date="2025-05-10T15:03:00Z" w16du:dateUtc="2025-05-10T19:03:00Z">
-        <w:r>
-          <w:rPr>
-            <w:szCs w:val="22"/>
-          </w:rPr>
-          <w:t xml:space="preserve"> &amp; Kraljic</w:t>
-        </w:r>
-      </w:ins>
-      <w:commentRangeStart w:id="74"/>
-      <w:ins w:id="75" w:author="Jaeger, Florian" w:date="2025-05-10T15:02:00Z" w16du:dateUtc="2025-05-10T19:02:00Z">
-        <w:r>
-          <w:rPr>
-            <w:szCs w:val="22"/>
-          </w:rPr>
-          <w:t>, 20</w:t>
         </w:r>
       </w:ins>
       <w:ins w:id="76" w:author="Jaeger, Florian" w:date="2025-05-10T15:03:00Z" w16du:dateUtc="2025-05-10T19:03:00Z">
@@ -2777,19 +2696,52 @@
           <w:rPr>
             <w:szCs w:val="22"/>
           </w:rPr>
+          <w:t xml:space="preserve"> &amp; </w:t>
+        </w:r>
+        <w:proofErr w:type="spellStart"/>
+        <w:r>
+          <w:rPr>
+            <w:szCs w:val="22"/>
+          </w:rPr>
+          <w:t>Kraljic</w:t>
+        </w:r>
+      </w:ins>
+      <w:commentRangeStart w:id="77"/>
+      <w:commentRangeStart w:id="78"/>
+      <w:proofErr w:type="spellEnd"/>
+      <w:ins w:id="79" w:author="Jaeger, Florian" w:date="2025-05-10T15:02:00Z" w16du:dateUtc="2025-05-10T19:02:00Z">
+        <w:r>
+          <w:rPr>
+            <w:szCs w:val="22"/>
+          </w:rPr>
+          <w:t>, 20</w:t>
+        </w:r>
+      </w:ins>
+      <w:ins w:id="80" w:author="Jaeger, Florian" w:date="2025-05-10T15:03:00Z" w16du:dateUtc="2025-05-10T19:03:00Z">
+        <w:r>
+          <w:rPr>
+            <w:szCs w:val="22"/>
+          </w:rPr>
           <w:t>09</w:t>
         </w:r>
       </w:ins>
-      <w:commentRangeEnd w:id="74"/>
-      <w:ins w:id="77" w:author="Jaeger, Florian" w:date="2025-05-10T15:38:00Z" w16du:dateUtc="2025-05-10T19:38:00Z">
+      <w:commentRangeEnd w:id="77"/>
+      <w:ins w:id="81" w:author="Jaeger, Florian" w:date="2025-05-10T15:38:00Z" w16du:dateUtc="2025-05-10T19:38:00Z">
         <w:r>
           <w:rPr>
             <w:rStyle w:val="CommentReference"/>
           </w:rPr>
-          <w:commentReference w:id="74"/>
+          <w:commentReference w:id="77"/>
         </w:r>
       </w:ins>
-      <w:ins w:id="78" w:author="Jaeger, Florian" w:date="2025-05-10T15:03:00Z" w16du:dateUtc="2025-05-10T19:03:00Z">
+      <w:commentRangeEnd w:id="78"/>
+      <w:r>
+        <w:rPr>
+          <w:rStyle w:val="CommentReference"/>
+        </w:rPr>
+        <w:commentReference w:id="78"/>
+      </w:r>
+      <w:ins w:id="82" w:author="Jaeger, Florian" w:date="2025-05-10T15:03:00Z" w16du:dateUtc="2025-05-10T19:03:00Z">
         <w:r>
           <w:rPr>
             <w:szCs w:val="22"/>
@@ -2797,7 +2749,7 @@
           <w:t>; Xie et al., 2023</w:t>
         </w:r>
       </w:ins>
-      <w:ins w:id="79" w:author="Jaeger, Florian" w:date="2025-05-10T15:02:00Z" w16du:dateUtc="2025-05-10T19:02:00Z">
+      <w:ins w:id="83" w:author="Jaeger, Florian" w:date="2025-05-10T15:02:00Z" w16du:dateUtc="2025-05-10T19:02:00Z">
         <w:r>
           <w:rPr>
             <w:szCs w:val="22"/>
@@ -2805,56 +2757,12 @@
           <w:t>).</w:t>
         </w:r>
       </w:ins>
-      <w:ins w:id="80" w:author="Jaeger, Florian" w:date="2025-05-10T15:09:00Z" w16du:dateUtc="2025-05-10T19:09:00Z">
+      <w:ins w:id="84" w:author="Jaeger, Florian" w:date="2025-05-10T15:09:00Z" w16du:dateUtc="2025-05-10T19:09:00Z">
         <w:r>
           <w:rPr>
             <w:szCs w:val="22"/>
           </w:rPr>
           <w:t xml:space="preserve"> </w:t>
-        </w:r>
-      </w:ins>
-      <w:ins w:id="81" w:author="Jaeger, Florian" w:date="2025-05-10T15:48:00Z" w16du:dateUtc="2025-05-10T19:48:00Z">
-        <w:r>
-          <w:rPr>
-            <w:szCs w:val="22"/>
-          </w:rPr>
-          <w:t>Intriguingly though</w:t>
-        </w:r>
-      </w:ins>
-      <w:ins w:id="82" w:author="Jaeger, Florian" w:date="2025-05-10T15:09:00Z" w16du:dateUtc="2025-05-10T19:09:00Z">
-        <w:r>
-          <w:rPr>
-            <w:szCs w:val="22"/>
-          </w:rPr>
-          <w:t xml:space="preserve">, </w:t>
-        </w:r>
-      </w:ins>
-      <w:ins w:id="83" w:author="Jaeger, Florian" w:date="2025-05-10T15:47:00Z" w16du:dateUtc="2025-05-10T19:47:00Z">
-        <w:r>
-          <w:rPr>
-            <w:szCs w:val="22"/>
-          </w:rPr>
-          <w:t xml:space="preserve">perceptual recalibration to /s/ or </w:t>
-        </w:r>
-        <w:r>
-          <w:rPr>
-            <w:szCs w:val="22"/>
-          </w:rPr>
-          <w:t>/ʃ/</w:t>
-        </w:r>
-        <w:r>
-          <w:rPr>
-            <w:szCs w:val="22"/>
-          </w:rPr>
-          <w:t xml:space="preserve"> </w:t>
-        </w:r>
-      </w:ins>
-      <w:ins w:id="84" w:author="Jaeger, Florian" w:date="2025-05-10T15:49:00Z" w16du:dateUtc="2025-05-10T19:49:00Z">
-        <w:r>
-          <w:rPr>
-            <w:szCs w:val="22"/>
-          </w:rPr>
-          <w:t>has been found to be</w:t>
         </w:r>
       </w:ins>
       <w:ins w:id="85" w:author="Jaeger, Florian" w:date="2025-05-10T15:48:00Z" w16du:dateUtc="2025-05-10T19:48:00Z">
@@ -2862,10 +2770,42 @@
           <w:rPr>
             <w:szCs w:val="22"/>
           </w:rPr>
+          <w:t>Intriguingly though</w:t>
+        </w:r>
+      </w:ins>
+      <w:ins w:id="86" w:author="Jaeger, Florian" w:date="2025-05-10T15:09:00Z" w16du:dateUtc="2025-05-10T19:09:00Z">
+        <w:r>
+          <w:rPr>
+            <w:szCs w:val="22"/>
+          </w:rPr>
+          <w:t xml:space="preserve">, </w:t>
+        </w:r>
+      </w:ins>
+      <w:ins w:id="87" w:author="Jaeger, Florian" w:date="2025-05-10T15:47:00Z" w16du:dateUtc="2025-05-10T19:47:00Z">
+        <w:r>
+          <w:rPr>
+            <w:szCs w:val="22"/>
+          </w:rPr>
+          <w:t xml:space="preserve">perceptual recalibration to /s/ or /ʃ/ </w:t>
+        </w:r>
+      </w:ins>
+      <w:ins w:id="88" w:author="Jaeger, Florian" w:date="2025-05-10T15:49:00Z" w16du:dateUtc="2025-05-10T19:49:00Z">
+        <w:r>
+          <w:rPr>
+            <w:szCs w:val="22"/>
+          </w:rPr>
+          <w:t>has been found to be</w:t>
+        </w:r>
+      </w:ins>
+      <w:ins w:id="89" w:author="Jaeger, Florian" w:date="2025-05-10T15:48:00Z" w16du:dateUtc="2025-05-10T19:48:00Z">
+        <w:r>
+          <w:rPr>
+            <w:szCs w:val="22"/>
+          </w:rPr>
           <w:t xml:space="preserve"> partially or completely</w:t>
         </w:r>
       </w:ins>
-      <w:ins w:id="86" w:author="Jaeger, Florian" w:date="2025-05-10T15:47:00Z" w16du:dateUtc="2025-05-10T19:47:00Z">
+      <w:ins w:id="90" w:author="Jaeger, Florian" w:date="2025-05-10T15:47:00Z" w16du:dateUtc="2025-05-10T19:47:00Z">
         <w:r>
           <w:rPr>
             <w:szCs w:val="22"/>
@@ -2873,7 +2813,7 @@
           <w:t xml:space="preserve"> </w:t>
         </w:r>
       </w:ins>
-      <w:ins w:id="87" w:author="Jaeger, Florian" w:date="2025-05-10T15:48:00Z" w16du:dateUtc="2025-05-10T19:48:00Z">
+      <w:ins w:id="91" w:author="Jaeger, Florian" w:date="2025-05-10T15:48:00Z" w16du:dateUtc="2025-05-10T19:48:00Z">
         <w:r>
           <w:rPr>
             <w:szCs w:val="22"/>
@@ -2881,7 +2821,7 @@
           <w:t xml:space="preserve">blocked </w:t>
         </w:r>
       </w:ins>
-      <w:ins w:id="88" w:author="Jaeger, Florian" w:date="2025-05-10T15:09:00Z" w16du:dateUtc="2025-05-10T19:09:00Z">
+      <w:ins w:id="92" w:author="Jaeger, Florian" w:date="2025-05-10T15:09:00Z" w16du:dateUtc="2025-05-10T19:09:00Z">
         <w:r>
           <w:rPr>
             <w:szCs w:val="22"/>
@@ -2889,7 +2829,7 @@
           <w:t>if the talker has a pen in the m</w:t>
         </w:r>
       </w:ins>
-      <w:ins w:id="89" w:author="Jaeger, Florian" w:date="2025-05-10T15:10:00Z" w16du:dateUtc="2025-05-10T19:10:00Z">
+      <w:ins w:id="93" w:author="Jaeger, Florian" w:date="2025-05-10T15:10:00Z" w16du:dateUtc="2025-05-10T19:10:00Z">
         <w:r>
           <w:rPr>
             <w:szCs w:val="22"/>
@@ -2897,8 +2837,9 @@
           <w:t>outh during the pronunciation of the shifted words (</w:t>
         </w:r>
       </w:ins>
-      <w:commentRangeStart w:id="90"/>
-      <w:ins w:id="91" w:author="Jaeger, Florian" w:date="2025-05-10T15:28:00Z" w16du:dateUtc="2025-05-10T19:28:00Z">
+      <w:commentRangeStart w:id="94"/>
+      <w:commentRangeStart w:id="95"/>
+      <w:ins w:id="96" w:author="Jaeger, Florian" w:date="2025-05-10T15:28:00Z" w16du:dateUtc="2025-05-10T19:28:00Z">
         <w:r>
           <w:rPr>
             <w:szCs w:val="22"/>
@@ -2906,7 +2847,7 @@
           <w:t xml:space="preserve">Kraljic et al., 2008; </w:t>
         </w:r>
       </w:ins>
-      <w:ins w:id="92" w:author="Jaeger, Florian" w:date="2025-05-10T15:29:00Z" w16du:dateUtc="2025-05-10T19:29:00Z">
+      <w:ins w:id="97" w:author="Jaeger, Florian" w:date="2025-05-10T15:29:00Z" w16du:dateUtc="2025-05-10T19:29:00Z">
         <w:r>
           <w:rPr>
             <w:szCs w:val="22"/>
@@ -2914,7 +2855,7 @@
           <w:t xml:space="preserve">Kraljic &amp; Samuel, 2011; </w:t>
         </w:r>
       </w:ins>
-      <w:ins w:id="93" w:author="Jaeger, Florian" w:date="2025-05-10T15:28:00Z" w16du:dateUtc="2025-05-10T19:28:00Z">
+      <w:ins w:id="98" w:author="Jaeger, Florian" w:date="2025-05-10T15:28:00Z" w16du:dateUtc="2025-05-10T19:28:00Z">
         <w:r>
           <w:rPr>
             <w:szCs w:val="22"/>
@@ -2922,16 +2863,23 @@
           <w:t>Liu &amp; Jaeger, 2018</w:t>
         </w:r>
       </w:ins>
-      <w:commentRangeEnd w:id="90"/>
-      <w:ins w:id="94" w:author="Jaeger, Florian" w:date="2025-05-10T16:53:00Z" w16du:dateUtc="2025-05-10T20:53:00Z">
+      <w:commentRangeEnd w:id="94"/>
+      <w:ins w:id="99" w:author="Jaeger, Florian" w:date="2025-05-10T16:53:00Z" w16du:dateUtc="2025-05-10T20:53:00Z">
         <w:r>
           <w:rPr>
             <w:rStyle w:val="CommentReference"/>
           </w:rPr>
-          <w:commentReference w:id="90"/>
+          <w:commentReference w:id="94"/>
         </w:r>
       </w:ins>
-      <w:ins w:id="95" w:author="Jaeger, Florian" w:date="2025-05-10T15:28:00Z" w16du:dateUtc="2025-05-10T19:28:00Z">
+      <w:commentRangeEnd w:id="95"/>
+      <w:r>
+        <w:rPr>
+          <w:rStyle w:val="CommentReference"/>
+        </w:rPr>
+        <w:commentReference w:id="95"/>
+      </w:r>
+      <w:ins w:id="100" w:author="Jaeger, Florian" w:date="2025-05-10T15:28:00Z" w16du:dateUtc="2025-05-10T19:28:00Z">
         <w:r>
           <w:rPr>
             <w:szCs w:val="22"/>
@@ -2939,7 +2887,7 @@
           <w:t xml:space="preserve">). As we detail in the general discussion, </w:t>
         </w:r>
       </w:ins>
-      <w:ins w:id="96" w:author="Jaeger, Florian" w:date="2025-05-10T15:29:00Z" w16du:dateUtc="2025-05-10T19:29:00Z">
+      <w:ins w:id="101" w:author="Jaeger, Florian" w:date="2025-05-10T15:29:00Z" w16du:dateUtc="2025-05-10T19:29:00Z">
         <w:r>
           <w:rPr>
             <w:szCs w:val="22"/>
@@ -2947,7 +2895,7 @@
           <w:t xml:space="preserve">different </w:t>
         </w:r>
       </w:ins>
-      <w:ins w:id="97" w:author="Jaeger, Florian" w:date="2025-05-10T15:37:00Z" w16du:dateUtc="2025-05-10T19:37:00Z">
+      <w:ins w:id="102" w:author="Jaeger, Florian" w:date="2025-05-10T15:37:00Z" w16du:dateUtc="2025-05-10T19:37:00Z">
         <w:r>
           <w:rPr>
             <w:szCs w:val="22"/>
@@ -2955,7 +2903,7 @@
           <w:t xml:space="preserve">learning and memory </w:t>
         </w:r>
       </w:ins>
-      <w:ins w:id="98" w:author="Jaeger, Florian" w:date="2025-05-10T15:29:00Z" w16du:dateUtc="2025-05-10T19:29:00Z">
+      <w:ins w:id="103" w:author="Jaeger, Florian" w:date="2025-05-10T15:29:00Z" w16du:dateUtc="2025-05-10T19:29:00Z">
         <w:r>
           <w:rPr>
             <w:szCs w:val="22"/>
@@ -2963,7 +2911,7 @@
           <w:t xml:space="preserve">mechanisms have been evoked </w:t>
         </w:r>
       </w:ins>
-      <w:ins w:id="99" w:author="Jaeger, Florian" w:date="2025-05-10T15:30:00Z" w16du:dateUtc="2025-05-10T19:30:00Z">
+      <w:ins w:id="104" w:author="Jaeger, Florian" w:date="2025-05-10T15:30:00Z" w16du:dateUtc="2025-05-10T19:30:00Z">
         <w:r>
           <w:rPr>
             <w:szCs w:val="22"/>
@@ -2971,7 +2919,7 @@
           <w:t xml:space="preserve">as explanation </w:t>
         </w:r>
       </w:ins>
-      <w:ins w:id="100" w:author="Jaeger, Florian" w:date="2025-05-10T15:29:00Z" w16du:dateUtc="2025-05-10T19:29:00Z">
+      <w:ins w:id="105" w:author="Jaeger, Florian" w:date="2025-05-10T15:29:00Z" w16du:dateUtc="2025-05-10T19:29:00Z">
         <w:r>
           <w:rPr>
             <w:szCs w:val="22"/>
@@ -2979,7 +2927,7 @@
           <w:t>for th</w:t>
         </w:r>
       </w:ins>
-      <w:ins w:id="101" w:author="Jaeger, Florian" w:date="2025-05-10T15:30:00Z" w16du:dateUtc="2025-05-10T19:30:00Z">
+      <w:ins w:id="106" w:author="Jaeger, Florian" w:date="2025-05-10T15:30:00Z" w16du:dateUtc="2025-05-10T19:30:00Z">
         <w:r>
           <w:rPr>
             <w:szCs w:val="22"/>
@@ -2987,7 +2935,7 @@
           <w:t xml:space="preserve">is </w:t>
         </w:r>
       </w:ins>
-      <w:ins w:id="102" w:author="Jaeger, Florian" w:date="2025-05-10T15:31:00Z" w16du:dateUtc="2025-05-10T19:31:00Z">
+      <w:ins w:id="107" w:author="Jaeger, Florian" w:date="2025-05-10T15:31:00Z" w16du:dateUtc="2025-05-10T19:31:00Z">
         <w:r>
           <w:rPr>
             <w:szCs w:val="22"/>
@@ -2995,7 +2943,7 @@
           <w:t>blocking</w:t>
         </w:r>
       </w:ins>
-      <w:ins w:id="103" w:author="Jaeger, Florian" w:date="2025-05-10T15:50:00Z" w16du:dateUtc="2025-05-10T19:50:00Z">
+      <w:ins w:id="108" w:author="Jaeger, Florian" w:date="2025-05-10T15:50:00Z" w16du:dateUtc="2025-05-10T19:50:00Z">
         <w:r>
           <w:rPr>
             <w:szCs w:val="22"/>
@@ -3003,7 +2951,7 @@
           <w:t>. If, however, the pen in the mouth</w:t>
         </w:r>
       </w:ins>
-      <w:ins w:id="104" w:author="Jaeger, Florian" w:date="2025-05-10T15:51:00Z" w16du:dateUtc="2025-05-10T19:51:00Z">
+      <w:ins w:id="109" w:author="Jaeger, Florian" w:date="2025-05-10T15:51:00Z" w16du:dateUtc="2025-05-10T19:51:00Z">
         <w:r>
           <w:rPr>
             <w:szCs w:val="22"/>
@@ -3011,95 +2959,19 @@
           <w:t xml:space="preserve"> affects </w:t>
         </w:r>
       </w:ins>
-      <w:ins w:id="105" w:author="Jaeger, Florian" w:date="2025-05-10T15:43:00Z" w16du:dateUtc="2025-05-10T19:43:00Z">
+      <w:ins w:id="110" w:author="Jaeger, Florian" w:date="2025-05-10T15:43:00Z" w16du:dateUtc="2025-05-10T19:43:00Z">
         <w:r>
           <w:rPr>
             <w:i/>
             <w:iCs/>
             <w:szCs w:val="22"/>
-            <w:rPrChange w:id="106" w:author="Jaeger, Florian" w:date="2025-05-10T15:51:00Z" w16du:dateUtc="2025-05-10T19:51:00Z">
+            <w:rPrChange w:id="111" w:author="Jaeger, Florian" w:date="2025-05-10T15:51:00Z" w16du:dateUtc="2025-05-10T19:51:00Z">
               <w:rPr>
                 <w:szCs w:val="22"/>
               </w:rPr>
             </w:rPrChange>
           </w:rPr>
           <w:t>perception</w:t>
-        </w:r>
-      </w:ins>
-      <w:ins w:id="107" w:author="Jaeger, Florian" w:date="2025-05-10T15:45:00Z" w16du:dateUtc="2025-05-10T19:45:00Z">
-        <w:r>
-          <w:rPr>
-            <w:szCs w:val="22"/>
-          </w:rPr>
-          <w:t xml:space="preserve"> </w:t>
-        </w:r>
-      </w:ins>
-      <w:ins w:id="108" w:author="Jaeger, Florian" w:date="2025-05-10T15:51:00Z" w16du:dateUtc="2025-05-10T19:51:00Z">
-        <w:r>
-          <w:rPr>
-            <w:szCs w:val="22"/>
-          </w:rPr>
-          <w:t>through compensation</w:t>
-        </w:r>
-      </w:ins>
-      <w:ins w:id="109" w:author="Jaeger, Florian" w:date="2025-05-10T15:44:00Z" w16du:dateUtc="2025-05-10T19:44:00Z">
-        <w:r>
-          <w:rPr>
-            <w:szCs w:val="22"/>
-          </w:rPr>
-          <w:t>—as we test here—</w:t>
-        </w:r>
-      </w:ins>
-      <w:ins w:id="110" w:author="Jaeger, Florian" w:date="2025-05-10T15:45:00Z" w16du:dateUtc="2025-05-10T19:45:00Z">
-        <w:r>
-          <w:rPr>
-            <w:szCs w:val="22"/>
-          </w:rPr>
-          <w:t xml:space="preserve">this would potentially </w:t>
-        </w:r>
-        <w:r>
-          <w:rPr>
-            <w:szCs w:val="22"/>
-          </w:rPr>
-          <w:t>preemp</w:t>
-        </w:r>
-        <w:r>
-          <w:rPr>
-            <w:szCs w:val="22"/>
-          </w:rPr>
-          <w:t>t</w:t>
-        </w:r>
-        <w:r>
-          <w:rPr>
-            <w:szCs w:val="22"/>
-          </w:rPr>
-          <w:t xml:space="preserve"> the need to appeal to </w:t>
-        </w:r>
-        <w:r>
-          <w:rPr>
-            <w:szCs w:val="22"/>
-          </w:rPr>
-          <w:t xml:space="preserve">learning or memory </w:t>
-        </w:r>
-        <w:r>
-          <w:rPr>
-            <w:szCs w:val="22"/>
-          </w:rPr>
-          <w:t>mechanisms</w:t>
-        </w:r>
-        <w:r>
-          <w:rPr>
-            <w:szCs w:val="22"/>
-          </w:rPr>
-          <w:t xml:space="preserve"> to explain the</w:t>
-        </w:r>
-      </w:ins>
-      <w:ins w:id="111" w:author="Jaeger, Florian" w:date="2025-05-10T15:51:00Z" w16du:dateUtc="2025-05-10T19:51:00Z">
-        <w:r>
-          <w:rPr>
-            <w:szCs w:val="22"/>
-          </w:rPr>
-          <w:t xml:space="preserve"> blocking of recalibration.</w:t>
         </w:r>
       </w:ins>
       <w:ins w:id="112" w:author="Jaeger, Florian" w:date="2025-05-10T15:45:00Z" w16du:dateUtc="2025-05-10T19:45:00Z">
@@ -3110,7 +2982,47 @@
           <w:t xml:space="preserve"> </w:t>
         </w:r>
       </w:ins>
-      <w:ins w:id="113" w:author="Jaeger, Florian" w:date="2025-05-10T15:52:00Z" w16du:dateUtc="2025-05-10T19:52:00Z">
+      <w:ins w:id="113" w:author="Jaeger, Florian" w:date="2025-05-10T15:51:00Z" w16du:dateUtc="2025-05-10T19:51:00Z">
+        <w:r>
+          <w:rPr>
+            <w:szCs w:val="22"/>
+          </w:rPr>
+          <w:t>through compensation</w:t>
+        </w:r>
+      </w:ins>
+      <w:ins w:id="114" w:author="Jaeger, Florian" w:date="2025-05-10T15:44:00Z" w16du:dateUtc="2025-05-10T19:44:00Z">
+        <w:r>
+          <w:rPr>
+            <w:szCs w:val="22"/>
+          </w:rPr>
+          <w:t>—as we test here—</w:t>
+        </w:r>
+      </w:ins>
+      <w:ins w:id="115" w:author="Jaeger, Florian" w:date="2025-05-10T15:45:00Z" w16du:dateUtc="2025-05-10T19:45:00Z">
+        <w:r>
+          <w:rPr>
+            <w:szCs w:val="22"/>
+          </w:rPr>
+          <w:t>this would potentially preempt the need to appeal to learning or memory mechanisms to explain the</w:t>
+        </w:r>
+      </w:ins>
+      <w:ins w:id="116" w:author="Jaeger, Florian" w:date="2025-05-10T15:51:00Z" w16du:dateUtc="2025-05-10T19:51:00Z">
+        <w:r>
+          <w:rPr>
+            <w:szCs w:val="22"/>
+          </w:rPr>
+          <w:t xml:space="preserve"> blocking of recalibration.</w:t>
+        </w:r>
+      </w:ins>
+      <w:ins w:id="117" w:author="Jaeger, Florian" w:date="2025-05-10T15:45:00Z" w16du:dateUtc="2025-05-10T19:45:00Z">
+        <w:r>
+          <w:rPr>
+            <w:szCs w:val="22"/>
+          </w:rPr>
+          <w:t xml:space="preserve"> </w:t>
+        </w:r>
+      </w:ins>
+      <w:ins w:id="118" w:author="Jaeger, Florian" w:date="2025-05-10T15:52:00Z" w16du:dateUtc="2025-05-10T19:52:00Z">
         <w:r>
           <w:rPr>
             <w:szCs w:val="22"/>
@@ -3122,6 +3034,7 @@
     <w:p>
       <w:pPr>
         <w:rPr>
+          <w:ins w:id="119" w:author="Jaeger, Florian" w:date="2025-05-11T12:35:00Z" w16du:dateUtc="2025-05-11T16:35:00Z"/>
           <w:szCs w:val="22"/>
         </w:rPr>
       </w:pPr>
@@ -3372,11 +3285,11 @@
         </w:rPr>
         <w:t xml:space="preserve">The five experiments presented here were conducted as part of a </w:t>
       </w:r>
-      <w:ins w:id="114" w:author="Jaeger, Florian" w:date="2025-05-10T15:53:00Z" w16du:dateUtc="2025-05-10T19:53:00Z">
-        <w:r>
-          <w:rPr>
-            <w:szCs w:val="22"/>
-            <w:rPrChange w:id="115" w:author="Jaeger, Florian" w:date="2025-05-10T15:54:00Z" w16du:dateUtc="2025-05-10T19:54:00Z">
+      <w:ins w:id="120" w:author="Jaeger, Florian" w:date="2025-05-10T15:53:00Z" w16du:dateUtc="2025-05-10T19:53:00Z">
+        <w:r>
+          <w:rPr>
+            <w:szCs w:val="22"/>
+            <w:rPrChange w:id="121" w:author="Jaeger, Florian" w:date="2025-05-10T15:54:00Z" w16du:dateUtc="2025-05-10T19:54:00Z">
               <w:rPr>
                 <w:szCs w:val="22"/>
                 <w:highlight w:val="yellow"/>
@@ -3392,7 +3305,7 @@
         </w:rPr>
         <w:t xml:space="preserve">project to </w:t>
       </w:r>
-      <w:del w:id="116" w:author="Jaeger, Florian" w:date="2025-05-10T15:57:00Z" w16du:dateUtc="2025-05-10T19:57:00Z">
+      <w:del w:id="122" w:author="Jaeger, Florian" w:date="2025-05-10T15:57:00Z" w16du:dateUtc="2025-05-10T19:57:00Z">
         <w:r>
           <w:rPr>
             <w:szCs w:val="22"/>
@@ -3400,7 +3313,7 @@
           <w:delText xml:space="preserve">understand </w:delText>
         </w:r>
       </w:del>
-      <w:ins w:id="117" w:author="Jaeger, Florian" w:date="2025-05-10T15:57:00Z" w16du:dateUtc="2025-05-10T19:57:00Z">
+      <w:ins w:id="123" w:author="Jaeger, Florian" w:date="2025-05-10T15:57:00Z" w16du:dateUtc="2025-05-10T19:57:00Z">
         <w:r>
           <w:rPr>
             <w:szCs w:val="22"/>
@@ -3408,7 +3321,7 @@
           <w:t>distinguish between compe</w:t>
         </w:r>
       </w:ins>
-      <w:ins w:id="118" w:author="Jaeger, Florian" w:date="2025-05-10T15:58:00Z" w16du:dateUtc="2025-05-10T19:58:00Z">
+      <w:ins w:id="124" w:author="Jaeger, Florian" w:date="2025-05-10T15:58:00Z" w16du:dateUtc="2025-05-10T19:58:00Z">
         <w:r>
           <w:rPr>
             <w:szCs w:val="22"/>
@@ -3416,7 +3329,7 @@
           <w:t xml:space="preserve">ting explanations for the </w:t>
         </w:r>
       </w:ins>
-      <w:ins w:id="119" w:author="Jaeger, Florian" w:date="2025-05-10T15:59:00Z" w16du:dateUtc="2025-05-10T19:59:00Z">
+      <w:ins w:id="125" w:author="Jaeger, Florian" w:date="2025-05-10T15:59:00Z" w16du:dateUtc="2025-05-10T19:59:00Z">
         <w:r>
           <w:rPr>
             <w:szCs w:val="22"/>
@@ -3424,7 +3337,7 @@
           <w:t xml:space="preserve">blocking </w:t>
         </w:r>
       </w:ins>
-      <w:ins w:id="120" w:author="Jaeger, Florian" w:date="2025-05-10T16:00:00Z" w16du:dateUtc="2025-05-10T20:00:00Z">
+      <w:ins w:id="126" w:author="Jaeger, Florian" w:date="2025-05-10T16:00:00Z" w16du:dateUtc="2025-05-10T20:00:00Z">
         <w:r>
           <w:rPr>
             <w:szCs w:val="22"/>
@@ -3432,7 +3345,7 @@
           <w:t xml:space="preserve">of perceptual recalibration </w:t>
         </w:r>
       </w:ins>
-      <w:ins w:id="121" w:author="Jaeger, Florian" w:date="2025-05-10T16:01:00Z" w16du:dateUtc="2025-05-10T20:01:00Z">
+      <w:ins w:id="127" w:author="Jaeger, Florian" w:date="2025-05-10T16:01:00Z" w16du:dateUtc="2025-05-10T20:01:00Z">
         <w:r>
           <w:rPr>
             <w:szCs w:val="22"/>
@@ -3440,7 +3353,7 @@
           <w:t>when the talker has a</w:t>
         </w:r>
       </w:ins>
-      <w:ins w:id="122" w:author="Jaeger, Florian" w:date="2025-05-10T15:59:00Z" w16du:dateUtc="2025-05-10T19:59:00Z">
+      <w:ins w:id="128" w:author="Jaeger, Florian" w:date="2025-05-10T15:59:00Z" w16du:dateUtc="2025-05-10T19:59:00Z">
         <w:r>
           <w:rPr>
             <w:szCs w:val="22"/>
@@ -3448,7 +3361,7 @@
           <w:t xml:space="preserve"> pen in the mouth </w:t>
         </w:r>
       </w:ins>
-      <w:ins w:id="123" w:author="Jaeger, Florian" w:date="2025-05-10T16:01:00Z" w16du:dateUtc="2025-05-10T20:01:00Z">
+      <w:ins w:id="129" w:author="Jaeger, Florian" w:date="2025-05-10T16:01:00Z" w16du:dateUtc="2025-05-10T20:01:00Z">
         <w:r>
           <w:rPr>
             <w:szCs w:val="22"/>
@@ -3456,7 +3369,7 @@
           <w:t xml:space="preserve">during the shifted pronunciations (e.g., </w:t>
         </w:r>
       </w:ins>
-      <w:ins w:id="124" w:author="Jaeger, Florian" w:date="2025-05-10T15:59:00Z" w16du:dateUtc="2025-05-10T19:59:00Z">
+      <w:ins w:id="130" w:author="Jaeger, Florian" w:date="2025-05-10T15:59:00Z" w16du:dateUtc="2025-05-10T19:59:00Z">
         <w:r>
           <w:rPr>
             <w:szCs w:val="22"/>
@@ -3464,7 +3377,7 @@
           <w:t>Kraljic et al., 2008</w:t>
         </w:r>
       </w:ins>
-      <w:ins w:id="125" w:author="Jaeger, Florian" w:date="2025-05-10T16:01:00Z" w16du:dateUtc="2025-05-10T20:01:00Z">
+      <w:ins w:id="131" w:author="Jaeger, Florian" w:date="2025-05-10T16:01:00Z" w16du:dateUtc="2025-05-10T20:01:00Z">
         <w:r>
           <w:rPr>
             <w:szCs w:val="22"/>
@@ -3472,7 +3385,7 @@
           <w:t>)</w:t>
         </w:r>
       </w:ins>
-      <w:ins w:id="126" w:author="Jaeger, Florian" w:date="2025-05-10T16:02:00Z" w16du:dateUtc="2025-05-10T20:02:00Z">
+      <w:ins w:id="132" w:author="Jaeger, Florian" w:date="2025-05-10T16:02:00Z" w16du:dateUtc="2025-05-10T20:02:00Z">
         <w:r>
           <w:rPr>
             <w:szCs w:val="22"/>
@@ -3480,7 +3393,7 @@
           <w:t>, as described above</w:t>
         </w:r>
       </w:ins>
-      <w:del w:id="127" w:author="Jaeger, Florian" w:date="2025-05-10T15:57:00Z" w16du:dateUtc="2025-05-10T19:57:00Z">
+      <w:del w:id="133" w:author="Jaeger, Florian" w:date="2025-05-10T15:57:00Z" w16du:dateUtc="2025-05-10T19:57:00Z">
         <w:r>
           <w:rPr>
             <w:szCs w:val="22"/>
@@ -3488,7 +3401,7 @@
           <w:delText xml:space="preserve">how speech perception </w:delText>
         </w:r>
       </w:del>
-      <w:del w:id="128" w:author="Jaeger, Florian" w:date="2025-05-10T15:54:00Z" w16du:dateUtc="2025-05-10T19:54:00Z">
+      <w:del w:id="134" w:author="Jaeger, Florian" w:date="2025-05-10T15:54:00Z" w16du:dateUtc="2025-05-10T19:54:00Z">
         <w:r>
           <w:rPr>
             <w:szCs w:val="22"/>
@@ -3496,7 +3409,7 @@
           <w:delText>accounts for unexpected pronunciations in</w:delText>
         </w:r>
       </w:del>
-      <w:del w:id="129" w:author="Jaeger, Florian" w:date="2025-05-10T15:57:00Z" w16du:dateUtc="2025-05-10T19:57:00Z">
+      <w:del w:id="135" w:author="Jaeger, Florian" w:date="2025-05-10T15:57:00Z" w16du:dateUtc="2025-05-10T19:57:00Z">
         <w:r>
           <w:rPr>
             <w:szCs w:val="22"/>
@@ -3546,9 +3459,25 @@
         <w:rPr>
           <w:szCs w:val="22"/>
         </w:rPr>
-        <w:t>. Th</w:t>
-      </w:r>
-      <w:ins w:id="130" w:author="Jaeger, Florian" w:date="2025-05-10T16:02:00Z" w16du:dateUtc="2025-05-10T20:02:00Z">
+        <w:t xml:space="preserve">. </w:t>
+      </w:r>
+      <w:del w:id="136" w:author="Cummings, Shawn" w:date="2025-05-11T12:35:00Z" w16du:dateUtc="2025-05-11T16:35:00Z">
+        <w:r>
+          <w:rPr>
+            <w:szCs w:val="22"/>
+          </w:rPr>
+          <w:delText>The</w:delText>
+        </w:r>
+      </w:del>
+      <w:ins w:id="137" w:author="Cummings, Shawn" w:date="2025-05-11T12:35:00Z" w16du:dateUtc="2025-05-11T16:35:00Z">
+        <w:r>
+          <w:rPr>
+            <w:szCs w:val="22"/>
+          </w:rPr>
+          <w:t>Th</w:t>
+        </w:r>
+      </w:ins>
+      <w:ins w:id="138" w:author="Jaeger, Florian" w:date="2025-05-10T16:02:00Z" w16du:dateUtc="2025-05-10T20:02:00Z">
         <w:r>
           <w:rPr>
             <w:szCs w:val="22"/>
@@ -3556,7 +3485,7 @@
           <w:t>is larger</w:t>
         </w:r>
       </w:ins>
-      <w:del w:id="131" w:author="Jaeger, Florian" w:date="2025-05-10T16:02:00Z" w16du:dateUtc="2025-05-10T20:02:00Z">
+      <w:del w:id="139" w:author="Jaeger, Florian" w:date="2025-05-10T16:02:00Z" w16du:dateUtc="2025-05-10T20:02:00Z">
         <w:r>
           <w:rPr>
             <w:szCs w:val="22"/>
@@ -3568,9 +3497,25 @@
         <w:rPr>
           <w:szCs w:val="22"/>
         </w:rPr>
-        <w:t xml:space="preserve"> project seeks to understand how such incidental causes affect listeners’ interpretation of the acoustic input (1) in the moment (‘processing’ / ‘perception’)</w:t>
-      </w:r>
-      <w:ins w:id="132" w:author="Jaeger, Florian" w:date="2025-05-10T16:06:00Z" w16du:dateUtc="2025-05-10T20:06:00Z">
+        <w:t xml:space="preserve"> project seeks to understand how such incidental causes affect listeners’ interpretation of the acoustic input (1) in the moment (‘processing’ / ‘perception’</w:t>
+      </w:r>
+      <w:del w:id="140" w:author="Cummings, Shawn" w:date="2025-05-11T12:35:00Z" w16du:dateUtc="2025-05-11T16:35:00Z">
+        <w:r>
+          <w:rPr>
+            <w:szCs w:val="22"/>
+          </w:rPr>
+          <w:delText>)</w:delText>
+        </w:r>
+      </w:del>
+      <w:ins w:id="141" w:author="Cummings, Shawn" w:date="2025-05-11T12:35:00Z" w16du:dateUtc="2025-05-11T16:35:00Z">
+        <w:r>
+          <w:rPr>
+            <w:szCs w:val="22"/>
+          </w:rPr>
+          <w:t>)</w:t>
+        </w:r>
+      </w:ins>
+      <w:ins w:id="142" w:author="Jaeger, Florian" w:date="2025-05-10T16:06:00Z" w16du:dateUtc="2025-05-10T20:06:00Z">
         <w:r>
           <w:rPr>
             <w:szCs w:val="22"/>
@@ -3578,7 +3523,7 @@
           <w:t>—the question addressed here—</w:t>
         </w:r>
       </w:ins>
-      <w:del w:id="133" w:author="Jaeger, Florian" w:date="2025-05-10T16:06:00Z" w16du:dateUtc="2025-05-10T20:06:00Z">
+      <w:del w:id="143" w:author="Jaeger, Florian" w:date="2025-05-10T16:06:00Z" w16du:dateUtc="2025-05-10T20:06:00Z">
         <w:r>
           <w:rPr>
             <w:szCs w:val="22"/>
@@ -3592,7 +3537,7 @@
         </w:rPr>
         <w:t>and (2) beyond the moment during processing of subsequent input from the same talker (‘adaptation’ / ‘perceptual learning’</w:t>
       </w:r>
-      <w:del w:id="134" w:author="Jaeger, Florian" w:date="2025-05-10T16:06:00Z" w16du:dateUtc="2025-05-10T20:06:00Z">
+      <w:del w:id="144" w:author="Jaeger, Florian" w:date="2025-05-10T16:06:00Z" w16du:dateUtc="2025-05-10T20:06:00Z">
         <w:r>
           <w:rPr>
             <w:szCs w:val="22"/>
@@ -3606,7 +3551,7 @@
           <w:delText xml:space="preserve"> As the project grew in complexity, we decided to first </w:delText>
         </w:r>
       </w:del>
-      <w:del w:id="135" w:author="Jaeger, Florian" w:date="2025-05-10T16:03:00Z" w16du:dateUtc="2025-05-10T20:03:00Z">
+      <w:del w:id="145" w:author="Jaeger, Florian" w:date="2025-05-10T16:03:00Z" w16du:dateUtc="2025-05-10T20:03:00Z">
         <w:r>
           <w:rPr>
             <w:szCs w:val="22"/>
@@ -3614,7 +3559,7 @@
           <w:delText xml:space="preserve">submit to peer-review all and only the experiments of this series that </w:delText>
         </w:r>
       </w:del>
-      <w:del w:id="136" w:author="Jaeger, Florian" w:date="2025-05-10T16:06:00Z" w16du:dateUtc="2025-05-10T20:06:00Z">
+      <w:del w:id="146" w:author="Jaeger, Florian" w:date="2025-05-10T16:06:00Z" w16du:dateUtc="2025-05-10T20:06:00Z">
         <w:r>
           <w:rPr>
             <w:szCs w:val="22"/>
@@ -3622,7 +3567,15 @@
           <w:delText>address question (1). Where our design decisions were motivated by the goal to also address question (2) in subsequent experiments</w:delText>
         </w:r>
       </w:del>
-      <w:ins w:id="137" w:author="Jaeger, Florian" w:date="2025-05-10T16:06:00Z" w16du:dateUtc="2025-05-10T20:06:00Z">
+      <w:del w:id="147" w:author="Cummings, Shawn" w:date="2025-05-11T12:35:00Z" w16du:dateUtc="2025-05-11T16:35:00Z">
+        <w:r>
+          <w:rPr>
+            <w:szCs w:val="22"/>
+          </w:rPr>
+          <w:delText>,</w:delText>
+        </w:r>
+      </w:del>
+      <w:ins w:id="148" w:author="Jaeger, Florian" w:date="2025-05-10T16:06:00Z" w16du:dateUtc="2025-05-10T20:06:00Z">
         <w:r>
           <w:rPr>
             <w:szCs w:val="22"/>
@@ -3630,7 +3583,7 @@
           <w:t>; building on the seminal work of</w:t>
         </w:r>
       </w:ins>
-      <w:ins w:id="138" w:author="Jaeger, Florian" w:date="2025-05-10T16:05:00Z" w16du:dateUtc="2025-05-10T20:05:00Z">
+      <w:ins w:id="149" w:author="Jaeger, Florian" w:date="2025-05-10T16:05:00Z" w16du:dateUtc="2025-05-10T20:05:00Z">
         <w:r>
           <w:rPr>
             <w:szCs w:val="22"/>
@@ -3638,7 +3591,7 @@
           <w:t xml:space="preserve"> Kraljic et al., 2008)</w:t>
         </w:r>
       </w:ins>
-      <w:ins w:id="139" w:author="Jaeger, Florian" w:date="2025-05-10T16:06:00Z" w16du:dateUtc="2025-05-10T20:06:00Z">
+      <w:ins w:id="150" w:author="Jaeger, Florian" w:date="2025-05-10T16:06:00Z" w16du:dateUtc="2025-05-10T20:06:00Z">
         <w:r>
           <w:rPr>
             <w:szCs w:val="22"/>
@@ -3646,7 +3599,7 @@
           <w:t>.</w:t>
         </w:r>
       </w:ins>
-      <w:del w:id="140" w:author="Jaeger, Florian" w:date="2025-05-10T16:06:00Z" w16du:dateUtc="2025-05-10T20:06:00Z">
+      <w:del w:id="151" w:author="Jaeger, Florian" w:date="2025-05-10T16:06:00Z" w16du:dateUtc="2025-05-10T20:06:00Z">
         <w:r>
           <w:rPr>
             <w:szCs w:val="22"/>
@@ -3654,6 +3607,20 @@
           <w:delText>,</w:delText>
         </w:r>
       </w:del>
+      <w:ins w:id="152" w:author="Cummings, Shawn" w:date="2025-05-11T12:35:00Z" w16du:dateUtc="2025-05-11T16:35:00Z">
+        <w:r>
+          <w:rPr>
+            <w:szCs w:val="22"/>
+          </w:rPr>
+          <w:t xml:space="preserve"> </w:t>
+        </w:r>
+        <w:r>
+          <w:rPr>
+            <w:szCs w:val="22"/>
+          </w:rPr>
+          <w:t>Where our design decision for the present work were motivated by the goal to ultimately also address question (2),</w:t>
+        </w:r>
+      </w:ins>
       <w:r>
         <w:rPr>
           <w:szCs w:val="22"/>
@@ -3664,15 +3631,9 @@
         <w:rPr>
           <w:szCs w:val="22"/>
         </w:rPr>
-        <w:t xml:space="preserve">Where our design decision for the present work were motivated by the goal to ultimately also address question (2), </w:t>
-      </w:r>
-      <w:r>
-        <w:rPr>
-          <w:szCs w:val="22"/>
-        </w:rPr>
         <w:t>we mention so</w:t>
       </w:r>
-      <w:ins w:id="141" w:author="Jaeger, Florian" w:date="2025-05-10T16:08:00Z" w16du:dateUtc="2025-05-10T20:08:00Z">
+      <w:ins w:id="153" w:author="Jaeger, Florian" w:date="2025-05-10T16:08:00Z" w16du:dateUtc="2025-05-10T20:08:00Z">
         <w:r>
           <w:rPr>
             <w:szCs w:val="22"/>
@@ -3816,13 +3777,8 @@
       <w:r>
         <w:t xml:space="preserve"> </w:t>
       </w:r>
-      <w:proofErr w:type="gramStart"/>
-      <w:r>
-        <w:t>With regard to</w:t>
-      </w:r>
-      <w:proofErr w:type="gramEnd"/>
-      <w:r>
-        <w:t xml:space="preserve"> ethnicity, </w:t>
+      <w:r>
+        <w:t xml:space="preserve">With regard to ethnicity, </w:t>
       </w:r>
       <w:r>
         <w:t>8.5</w:t>
@@ -3846,21 +3802,13 @@
         <w:t>1.9</w:t>
       </w:r>
       <w:r>
-        <w:t xml:space="preserve">% declined to report. </w:t>
-      </w:r>
-      <w:proofErr w:type="gramStart"/>
-      <w:r>
-        <w:t>With</w:t>
+        <w:t>% declined to report. With</w:t>
       </w:r>
       <w:r>
         <w:t xml:space="preserve"> </w:t>
       </w:r>
       <w:r>
-        <w:t>regard to</w:t>
-      </w:r>
-      <w:proofErr w:type="gramEnd"/>
-      <w:r>
-        <w:t xml:space="preserve"> race, 7</w:t>
+        <w:t>regard to race, 7</w:t>
       </w:r>
       <w:r>
         <w:t>2.7</w:t>
@@ -3908,13 +3856,8 @@
         <w:t xml:space="preserve"> </w:t>
       </w:r>
       <w:r>
-        <w:t xml:space="preserve">American Indian/Alaska Native or Native Hawaiian or </w:t>
-      </w:r>
-      <w:proofErr w:type="gramStart"/>
-      <w:r>
-        <w:t>other</w:t>
-      </w:r>
-      <w:proofErr w:type="gramEnd"/>
+        <w:t>American Indian/Alaska Native or Native Hawaiian or other</w:t>
+      </w:r>
       <w:r>
         <w:t xml:space="preserve"> </w:t>
       </w:r>
@@ -4469,8 +4412,17 @@
         </w:rPr>
         <w:t>contrast.</w:t>
       </w:r>
-      <w:commentRangeStart w:id="142"/>
-      <w:ins w:id="143" w:author="Jaeger, Florian" w:date="2025-05-10T16:44:00Z" w16du:dateUtc="2025-05-10T20:44:00Z">
+      <w:del w:id="154" w:author="Cummings, Shawn" w:date="2025-05-11T12:35:00Z" w16du:dateUtc="2025-05-11T16:35:00Z">
+        <w:r>
+          <w:rPr>
+            <w:szCs w:val="22"/>
+          </w:rPr>
+          <w:delText xml:space="preserve"> </w:delText>
+        </w:r>
+      </w:del>
+      <w:commentRangeStart w:id="155"/>
+      <w:commentRangeStart w:id="156"/>
+      <w:ins w:id="157" w:author="Jaeger, Florian" w:date="2025-05-10T16:44:00Z" w16du:dateUtc="2025-05-10T20:44:00Z">
         <w:r>
           <w:rPr>
             <w:rStyle w:val="FootnoteReference"/>
@@ -4479,19 +4431,28 @@
           <w:footnoteReference w:id="3"/>
         </w:r>
       </w:ins>
-      <w:r>
-        <w:rPr>
-          <w:szCs w:val="22"/>
-        </w:rPr>
-        <w:t xml:space="preserve"> </w:t>
-      </w:r>
-      <w:commentRangeEnd w:id="142"/>
-      <w:r>
-        <w:rPr>
-          <w:rStyle w:val="CommentReference"/>
-        </w:rPr>
-        <w:commentReference w:id="142"/>
-      </w:r>
+      <w:ins w:id="181" w:author="Cummings, Shawn" w:date="2025-05-11T12:35:00Z" w16du:dateUtc="2025-05-11T16:35:00Z">
+        <w:r>
+          <w:rPr>
+            <w:szCs w:val="22"/>
+          </w:rPr>
+          <w:t xml:space="preserve"> </w:t>
+        </w:r>
+        <w:commentRangeEnd w:id="155"/>
+        <w:r>
+          <w:rPr>
+            <w:rStyle w:val="CommentReference"/>
+          </w:rPr>
+          <w:commentReference w:id="155"/>
+        </w:r>
+        <w:commentRangeEnd w:id="156"/>
+        <w:r>
+          <w:rPr>
+            <w:rStyle w:val="CommentReference"/>
+          </w:rPr>
+          <w:commentReference w:id="156"/>
+        </w:r>
+      </w:ins>
       <w:r>
         <w:rPr>
           <w:szCs w:val="22"/>
@@ -4504,63 +4465,123 @@
         </w:rPr>
         <w:t xml:space="preserve">, answering whether they </w:t>
       </w:r>
-      <w:r>
-        <w:rPr>
-          <w:noProof/>
-        </w:rPr>
-        <w:lastRenderedPageBreak/>
-        <w:drawing>
-          <wp:anchor distT="0" distB="0" distL="114300" distR="114300" simplePos="0" relativeHeight="251671552" behindDoc="0" locked="0" layoutInCell="1" allowOverlap="1" wp14:anchorId="5DBEF848" wp14:editId="081CC111">
-            <wp:simplePos x="0" y="0"/>
-            <wp:positionH relativeFrom="margin">
-              <wp:posOffset>0</wp:posOffset>
-            </wp:positionH>
-            <wp:positionV relativeFrom="paragraph">
-              <wp:posOffset>336973</wp:posOffset>
-            </wp:positionV>
-            <wp:extent cx="5486400" cy="2413000"/>
-            <wp:effectExtent l="0" t="0" r="0" b="0"/>
-            <wp:wrapTight wrapText="bothSides">
-              <wp:wrapPolygon edited="0">
-                <wp:start x="0" y="0"/>
-                <wp:lineTo x="0" y="21486"/>
-                <wp:lineTo x="21550" y="21486"/>
-                <wp:lineTo x="21550" y="0"/>
-                <wp:lineTo x="0" y="0"/>
-              </wp:wrapPolygon>
-            </wp:wrapTight>
-            <wp:docPr id="1" name="Picture 1"/>
-            <wp:cNvGraphicFramePr>
-              <a:graphicFrameLocks xmlns:a="http://schemas.openxmlformats.org/drawingml/2006/main" noChangeAspect="1"/>
-            </wp:cNvGraphicFramePr>
-            <a:graphic xmlns:a="http://schemas.openxmlformats.org/drawingml/2006/main">
-              <a:graphicData uri="http://schemas.openxmlformats.org/drawingml/2006/picture">
-                <pic:pic xmlns:pic="http://schemas.openxmlformats.org/drawingml/2006/picture">
-                  <pic:nvPicPr>
-                    <pic:cNvPr id="1" name=""/>
-                    <pic:cNvPicPr/>
-                  </pic:nvPicPr>
-                  <pic:blipFill>
-                    <a:blip r:embed="rId17"/>
-                    <a:stretch>
-                      <a:fillRect/>
-                    </a:stretch>
-                  </pic:blipFill>
-                  <pic:spPr>
-                    <a:xfrm>
-                      <a:off x="0" y="0"/>
-                      <a:ext cx="5486400" cy="2413000"/>
-                    </a:xfrm>
-                    <a:prstGeom prst="rect">
-                      <a:avLst/>
-                    </a:prstGeom>
-                  </pic:spPr>
-                </pic:pic>
-              </a:graphicData>
-            </a:graphic>
-          </wp:anchor>
-        </w:drawing>
-      </w:r>
+      <w:del w:id="182" w:author="Cummings, Shawn" w:date="2025-05-11T12:35:00Z" w16du:dateUtc="2025-05-11T16:35:00Z">
+        <w:r>
+          <w:rPr>
+            <w:noProof/>
+          </w:rPr>
+          <w:lastRenderedPageBreak/>
+          <w:drawing>
+            <wp:anchor distT="0" distB="0" distL="114300" distR="114300" simplePos="0" relativeHeight="251674624" behindDoc="0" locked="0" layoutInCell="1" allowOverlap="1" wp14:anchorId="5DBEF848" wp14:editId="17548394">
+              <wp:simplePos x="0" y="0"/>
+              <wp:positionH relativeFrom="margin">
+                <wp:posOffset>0</wp:posOffset>
+              </wp:positionH>
+              <wp:positionV relativeFrom="paragraph">
+                <wp:posOffset>1996440</wp:posOffset>
+              </wp:positionV>
+              <wp:extent cx="5486400" cy="2413000"/>
+              <wp:effectExtent l="0" t="0" r="0" b="0"/>
+              <wp:wrapTight wrapText="bothSides">
+                <wp:wrapPolygon edited="0">
+                  <wp:start x="0" y="0"/>
+                  <wp:lineTo x="0" y="21486"/>
+                  <wp:lineTo x="21550" y="21486"/>
+                  <wp:lineTo x="21550" y="0"/>
+                  <wp:lineTo x="0" y="0"/>
+                </wp:wrapPolygon>
+              </wp:wrapTight>
+              <wp:docPr id="421335045" name="Picture 421335045"/>
+              <wp:cNvGraphicFramePr>
+                <a:graphicFrameLocks xmlns:a="http://schemas.openxmlformats.org/drawingml/2006/main" noChangeAspect="1"/>
+              </wp:cNvGraphicFramePr>
+              <a:graphic xmlns:a="http://schemas.openxmlformats.org/drawingml/2006/main">
+                <a:graphicData uri="http://schemas.openxmlformats.org/drawingml/2006/picture">
+                  <pic:pic xmlns:pic="http://schemas.openxmlformats.org/drawingml/2006/picture">
+                    <pic:nvPicPr>
+                      <pic:cNvPr id="1" name=""/>
+                      <pic:cNvPicPr/>
+                    </pic:nvPicPr>
+                    <pic:blipFill>
+                      <a:blip r:embed="rId17"/>
+                      <a:stretch>
+                        <a:fillRect/>
+                      </a:stretch>
+                    </pic:blipFill>
+                    <pic:spPr>
+                      <a:xfrm>
+                        <a:off x="0" y="0"/>
+                        <a:ext cx="5486400" cy="2413000"/>
+                      </a:xfrm>
+                      <a:prstGeom prst="rect">
+                        <a:avLst/>
+                      </a:prstGeom>
+                    </pic:spPr>
+                  </pic:pic>
+                </a:graphicData>
+              </a:graphic>
+            </wp:anchor>
+          </w:drawing>
+        </w:r>
+      </w:del>
+      <w:ins w:id="183" w:author="Cummings, Shawn" w:date="2025-05-11T12:35:00Z" w16du:dateUtc="2025-05-11T16:35:00Z">
+        <w:r>
+          <w:rPr>
+            <w:noProof/>
+          </w:rPr>
+          <w:drawing>
+            <wp:anchor distT="0" distB="0" distL="114300" distR="114300" simplePos="0" relativeHeight="251671552" behindDoc="0" locked="0" layoutInCell="1" allowOverlap="1" wp14:anchorId="5DBEF848" wp14:editId="081CC111">
+              <wp:simplePos x="0" y="0"/>
+              <wp:positionH relativeFrom="margin">
+                <wp:posOffset>0</wp:posOffset>
+              </wp:positionH>
+              <wp:positionV relativeFrom="paragraph">
+                <wp:posOffset>336973</wp:posOffset>
+              </wp:positionV>
+              <wp:extent cx="5486400" cy="2413000"/>
+              <wp:effectExtent l="0" t="0" r="0" b="0"/>
+              <wp:wrapTight wrapText="bothSides">
+                <wp:wrapPolygon edited="0">
+                  <wp:start x="0" y="0"/>
+                  <wp:lineTo x="0" y="21486"/>
+                  <wp:lineTo x="21550" y="21486"/>
+                  <wp:lineTo x="21550" y="0"/>
+                  <wp:lineTo x="0" y="0"/>
+                </wp:wrapPolygon>
+              </wp:wrapTight>
+              <wp:docPr id="1" name="Picture 1"/>
+              <wp:cNvGraphicFramePr>
+                <a:graphicFrameLocks xmlns:a="http://schemas.openxmlformats.org/drawingml/2006/main" noChangeAspect="1"/>
+              </wp:cNvGraphicFramePr>
+              <a:graphic xmlns:a="http://schemas.openxmlformats.org/drawingml/2006/main">
+                <a:graphicData uri="http://schemas.openxmlformats.org/drawingml/2006/picture">
+                  <pic:pic xmlns:pic="http://schemas.openxmlformats.org/drawingml/2006/picture">
+                    <pic:nvPicPr>
+                      <pic:cNvPr id="1" name=""/>
+                      <pic:cNvPicPr/>
+                    </pic:nvPicPr>
+                    <pic:blipFill>
+                      <a:blip r:embed="rId17"/>
+                      <a:stretch>
+                        <a:fillRect/>
+                      </a:stretch>
+                    </pic:blipFill>
+                    <pic:spPr>
+                      <a:xfrm>
+                        <a:off x="0" y="0"/>
+                        <a:ext cx="5486400" cy="2413000"/>
+                      </a:xfrm>
+                      <a:prstGeom prst="rect">
+                        <a:avLst/>
+                      </a:prstGeom>
+                    </pic:spPr>
+                  </pic:pic>
+                </a:graphicData>
+              </a:graphic>
+            </wp:anchor>
+          </w:drawing>
+        </w:r>
+      </w:ins>
       <w:r>
         <w:rPr>
           <w:szCs w:val="22"/>
@@ -4625,7 +4646,7 @@
           <w:szCs w:val="22"/>
         </w:rPr>
       </w:pPr>
-      <w:bookmarkStart w:id="165" w:name="_Ref81579849"/>
+      <w:bookmarkStart w:id="184" w:name="_Ref81579849"/>
       <w:r>
         <w:rPr>
           <w:szCs w:val="22"/>
@@ -4664,7 +4685,7 @@
         </w:rPr>
         <w:fldChar w:fldCharType="end"/>
       </w:r>
-      <w:bookmarkEnd w:id="165"/>
+      <w:bookmarkEnd w:id="184"/>
       <w:r>
         <w:rPr>
           <w:szCs w:val="22"/>
@@ -4819,21 +4840,7 @@
         <w:rPr>
           <w:szCs w:val="22"/>
         </w:rPr>
-        <w:t xml:space="preserve">The use of audiovisual stimuli comes with unique challenges. While our goal was to investigate how the presence of the pen affects the perception of the acoustic input, the use of audiovisual stimuli entails </w:t>
-      </w:r>
-      <w:proofErr w:type="gramStart"/>
-      <w:r>
-        <w:rPr>
-          <w:szCs w:val="22"/>
-        </w:rPr>
-        <w:t>that participants</w:t>
-      </w:r>
-      <w:proofErr w:type="gramEnd"/>
-      <w:r>
-        <w:rPr>
-          <w:szCs w:val="22"/>
-        </w:rPr>
-        <w:t xml:space="preserve"> also had access to visual cues to the /s/-/ʃ/ contrast</w:t>
+        <w:t>The use of audiovisual stimuli comes with unique challenges. While our goal was to investigate how the presence of the pen affects the perception of the acoustic input, the use of audiovisual stimuli entails that participants also had access to visual cues to the /s/-/ʃ/ contrast</w:t>
       </w:r>
       <w:r>
         <w:rPr>
@@ -4845,7 +4852,21 @@
         <w:rPr>
           <w:szCs w:val="22"/>
         </w:rPr>
-        <w:t xml:space="preserve">Proctor, Shadle, &amp; </w:t>
+        <w:t xml:space="preserve">Proctor, </w:t>
+      </w:r>
+      <w:proofErr w:type="spellStart"/>
+      <w:r>
+        <w:rPr>
+          <w:szCs w:val="22"/>
+        </w:rPr>
+        <w:t>Shadle</w:t>
+      </w:r>
+      <w:proofErr w:type="spellEnd"/>
+      <w:r>
+        <w:rPr>
+          <w:szCs w:val="22"/>
+        </w:rPr>
+        <w:t xml:space="preserve">, &amp; </w:t>
       </w:r>
       <w:proofErr w:type="spellStart"/>
       <w:r>
@@ -5201,21 +5222,7 @@
         <w:rPr>
           <w:szCs w:val="22"/>
         </w:rPr>
-        <w:t xml:space="preserve"> sequence highly </w:t>
-      </w:r>
-      <w:proofErr w:type="gramStart"/>
-      <w:r>
-        <w:rPr>
-          <w:szCs w:val="22"/>
-        </w:rPr>
-        <w:t>similar to</w:t>
-      </w:r>
-      <w:proofErr w:type="gramEnd"/>
-      <w:r>
-        <w:rPr>
-          <w:szCs w:val="22"/>
-        </w:rPr>
-        <w:t xml:space="preserve"> </w:t>
+        <w:t xml:space="preserve"> sequence highly similar to </w:t>
       </w:r>
       <w:proofErr w:type="spellStart"/>
       <w:r>
@@ -5659,7 +5666,7 @@
           <w:color w:val="000000" w:themeColor="text1"/>
           <w:szCs w:val="18"/>
         </w:rPr>
-        <w:pPrChange w:id="166" w:author="Jaeger, Florian" w:date="2025-05-10T16:43:00Z" w16du:dateUtc="2025-05-10T20:43:00Z">
+        <w:pPrChange w:id="185" w:author="Jaeger, Florian" w:date="2025-05-11T12:35:00Z" w16du:dateUtc="2025-05-11T16:35:00Z">
           <w:pPr>
             <w:widowControl/>
             <w:autoSpaceDE/>
@@ -6682,7 +6689,7 @@
         </w:rPr>
         <w:t>.</w:t>
       </w:r>
-      <w:ins w:id="167" w:author="Cummings, Shawn" w:date="2025-05-09T13:03:00Z" w16du:dateUtc="2025-05-09T17:03:00Z">
+      <w:ins w:id="186" w:author="Cummings, Shawn" w:date="2025-05-09T13:03:00Z" w16du:dateUtc="2025-05-09T17:03:00Z">
         <w:r>
           <w:rPr>
             <w:szCs w:val="22"/>
@@ -6690,7 +6697,7 @@
           <w:t xml:space="preserve"> In brief,</w:t>
         </w:r>
       </w:ins>
-      <w:ins w:id="168" w:author="Cummings, Shawn" w:date="2025-05-09T13:02:00Z" w16du:dateUtc="2025-05-09T17:02:00Z">
+      <w:ins w:id="187" w:author="Cummings, Shawn" w:date="2025-05-09T13:02:00Z" w16du:dateUtc="2025-05-09T17:02:00Z">
         <w:r>
           <w:rPr>
             <w:szCs w:val="22"/>
@@ -6698,7 +6705,7 @@
           <w:t xml:space="preserve"> </w:t>
         </w:r>
       </w:ins>
-      <w:ins w:id="169" w:author="Cummings, Shawn" w:date="2025-05-09T13:03:00Z" w16du:dateUtc="2025-05-09T17:03:00Z">
+      <w:ins w:id="188" w:author="Cummings, Shawn" w:date="2025-05-09T13:03:00Z" w16du:dateUtc="2025-05-09T17:03:00Z">
         <w:r>
           <w:rPr>
             <w:szCs w:val="22"/>
@@ -6706,8 +6713,8 @@
           <w:t>t</w:t>
         </w:r>
       </w:ins>
-      <w:commentRangeStart w:id="170"/>
-      <w:del w:id="171" w:author="Cummings, Shawn" w:date="2025-05-09T13:02:00Z" w16du:dateUtc="2025-05-09T17:02:00Z">
+      <w:commentRangeStart w:id="189"/>
+      <w:del w:id="190" w:author="Cummings, Shawn" w:date="2025-05-09T13:02:00Z" w16du:dateUtc="2025-05-09T17:02:00Z">
         <w:r>
           <w:rPr>
             <w:szCs w:val="22"/>
@@ -6715,7 +6722,7 @@
           <w:delText xml:space="preserve"> </w:delText>
         </w:r>
       </w:del>
-      <w:ins w:id="172" w:author="Cummings, Shawn" w:date="2025-05-09T13:02:00Z" w16du:dateUtc="2025-05-09T17:02:00Z">
+      <w:ins w:id="191" w:author="Cummings, Shawn" w:date="2025-05-09T13:02:00Z" w16du:dateUtc="2025-05-09T17:02:00Z">
         <w:r>
           <w:rPr>
             <w:szCs w:val="22"/>
@@ -6728,12 +6735,89 @@
           </w:rPr>
           <w:t>.</w:t>
         </w:r>
-        <w:commentRangeEnd w:id="170"/>
+        <w:commentRangeEnd w:id="189"/>
         <w:r>
           <w:rPr>
             <w:rStyle w:val="CommentReference"/>
           </w:rPr>
-          <w:commentReference w:id="170"/>
+          <w:commentReference w:id="189"/>
+        </w:r>
+      </w:ins>
+      <w:ins w:id="192" w:author="Cummings, Shawn" w:date="2025-05-11T12:22:00Z" w16du:dateUtc="2025-05-11T16:22:00Z">
+        <w:r>
+          <w:rPr>
+            <w:szCs w:val="22"/>
+          </w:rPr>
+          <w:t xml:space="preserve"> </w:t>
+        </w:r>
+      </w:ins>
+      <w:commentRangeStart w:id="193"/>
+      <w:ins w:id="194" w:author="Cummings, Shawn" w:date="2025-05-11T12:26:00Z" w16du:dateUtc="2025-05-11T16:26:00Z">
+        <w:r>
+          <w:rPr>
+            <w:szCs w:val="22"/>
+          </w:rPr>
+          <w:t>To anticipate, w</w:t>
+        </w:r>
+      </w:ins>
+      <w:ins w:id="195" w:author="Cummings, Shawn" w:date="2025-05-11T12:22:00Z" w16du:dateUtc="2025-05-11T16:22:00Z">
+        <w:r>
+          <w:rPr>
+            <w:szCs w:val="22"/>
+          </w:rPr>
+          <w:t xml:space="preserve">hile the </w:t>
+        </w:r>
+      </w:ins>
+      <w:ins w:id="196" w:author="Cummings, Shawn" w:date="2025-05-11T12:24:00Z" w16du:dateUtc="2025-05-11T16:24:00Z">
+        <w:r>
+          <w:rPr>
+            <w:szCs w:val="22"/>
+          </w:rPr>
+          <w:t xml:space="preserve">range of </w:t>
+        </w:r>
+        <w:r>
+          <w:rPr>
+            <w:szCs w:val="22"/>
+          </w:rPr>
+          <w:lastRenderedPageBreak/>
+          <w:t xml:space="preserve">acoustics sampled has definite impacts on listeners’ categorizations (e.g., Yamada &amp; </w:t>
+        </w:r>
+        <w:proofErr w:type="spellStart"/>
+        <w:r>
+          <w:rPr>
+            <w:szCs w:val="22"/>
+          </w:rPr>
+          <w:t>Tohkura</w:t>
+        </w:r>
+        <w:proofErr w:type="spellEnd"/>
+        <w:r>
+          <w:rPr>
+            <w:szCs w:val="22"/>
+          </w:rPr>
+          <w:t xml:space="preserve">, 1992), </w:t>
+        </w:r>
+      </w:ins>
+      <w:ins w:id="197" w:author="Cummings, Shawn" w:date="2025-05-11T12:26:00Z" w16du:dateUtc="2025-05-11T16:26:00Z">
+        <w:r>
+          <w:rPr>
+            <w:szCs w:val="22"/>
+          </w:rPr>
+          <w:t xml:space="preserve">these differences were orthogonal to our primary hypotheses and </w:t>
+        </w:r>
+      </w:ins>
+      <w:ins w:id="198" w:author="Cummings, Shawn" w:date="2025-05-11T12:27:00Z" w16du:dateUtc="2025-05-11T16:27:00Z">
+        <w:r>
+          <w:rPr>
+            <w:szCs w:val="22"/>
+          </w:rPr>
+          <w:t xml:space="preserve">results converged strongly between the three replications. </w:t>
+        </w:r>
+        <w:commentRangeEnd w:id="193"/>
+        <w:r>
+          <w:rPr>
+            <w:rStyle w:val="CommentReference"/>
+          </w:rPr>
+          <w:commentReference w:id="193"/>
         </w:r>
       </w:ins>
     </w:p>
@@ -6754,7 +6838,6 @@
         <w:rPr>
           <w:szCs w:val="22"/>
         </w:rPr>
-        <w:lastRenderedPageBreak/>
         <w:br w:type="page"/>
       </w:r>
     </w:p>
@@ -6948,27 +7031,13 @@
         <w:rPr>
           <w:szCs w:val="22"/>
         </w:rPr>
-        <w:t xml:space="preserve"> required sound sequence </w:t>
-      </w:r>
-      <w:proofErr w:type="gramStart"/>
-      <w:r>
-        <w:rPr>
-          <w:szCs w:val="22"/>
-        </w:rPr>
-        <w:t xml:space="preserve">similar </w:t>
-      </w:r>
-      <w:r>
-        <w:rPr>
-          <w:szCs w:val="22"/>
-        </w:rPr>
-        <w:t>to</w:t>
-      </w:r>
-      <w:proofErr w:type="gramEnd"/>
-      <w:r>
-        <w:rPr>
-          <w:szCs w:val="22"/>
-        </w:rPr>
-        <w:t xml:space="preserve"> </w:t>
+        <w:t xml:space="preserve"> required sound sequence similar </w:t>
+      </w:r>
+      <w:r>
+        <w:rPr>
+          <w:szCs w:val="22"/>
+        </w:rPr>
+        <w:t xml:space="preserve">to </w:t>
       </w:r>
       <w:proofErr w:type="spellStart"/>
       <w:r>
@@ -7681,21 +7750,7 @@
         <w:rPr>
           <w:szCs w:val="22"/>
         </w:rPr>
-        <w:t xml:space="preserve">, but </w:t>
-      </w:r>
-      <w:proofErr w:type="gramStart"/>
-      <w:r>
-        <w:rPr>
-          <w:szCs w:val="22"/>
-        </w:rPr>
-        <w:t>in order to</w:t>
-      </w:r>
-      <w:proofErr w:type="gramEnd"/>
-      <w:r>
-        <w:rPr>
-          <w:szCs w:val="22"/>
-        </w:rPr>
-        <w:t xml:space="preserve"> start the experiment, participants had to accept the </w:t>
+        <w:t xml:space="preserve">, but in order to start the experiment, participants had to accept the </w:t>
       </w:r>
       <w:r>
         <w:rPr>
@@ -7951,21 +8006,7 @@
         <w:rPr>
           <w:szCs w:val="22"/>
         </w:rPr>
-        <w:t xml:space="preserve">. None of the trials during the test phase </w:t>
-      </w:r>
-      <w:proofErr w:type="gramStart"/>
-      <w:r>
-        <w:rPr>
-          <w:szCs w:val="22"/>
-        </w:rPr>
-        <w:t>actually contained</w:t>
-      </w:r>
-      <w:proofErr w:type="gramEnd"/>
-      <w:r>
-        <w:rPr>
-          <w:szCs w:val="22"/>
-        </w:rPr>
-        <w:t xml:space="preserve"> a white dot. Participants then completed 72 trials of an </w:t>
+        <w:t xml:space="preserve">. None of the trials during the test phase actually contained a white dot. Participants then completed 72 trials of an </w:t>
       </w:r>
       <w:r>
         <w:rPr>
@@ -8090,7 +8131,7 @@
         </w:rPr>
         <w:t>/), resulting in 3 video items each for each of these four conditions. Each block of 12 stimuli further consisted of two instances</w:t>
       </w:r>
-      <w:del w:id="173" w:author="Cummings, Shawn" w:date="2025-05-08T22:41:00Z" w16du:dateUtc="2025-05-09T02:41:00Z">
+      <w:del w:id="199" w:author="Cummings, Shawn" w:date="2025-05-08T22:41:00Z" w16du:dateUtc="2025-05-09T02:41:00Z">
         <w:r>
           <w:rPr>
             <w:szCs w:val="22"/>
@@ -8136,21 +8177,7 @@
         <w:rPr>
           <w:szCs w:val="22"/>
         </w:rPr>
-        <w:t xml:space="preserve"> continuum). One of these two instances occurred with the pen in the </w:t>
-      </w:r>
-      <w:proofErr w:type="gramStart"/>
-      <w:r>
-        <w:rPr>
-          <w:szCs w:val="22"/>
-        </w:rPr>
-        <w:t>mouth</w:t>
-      </w:r>
-      <w:proofErr w:type="gramEnd"/>
-      <w:r>
-        <w:rPr>
-          <w:szCs w:val="22"/>
-        </w:rPr>
-        <w:t xml:space="preserve"> and one occurred with the pen in the hand. Across the six blocks</w:t>
+        <w:t xml:space="preserve"> continuum). One of these two instances occurred with the pen in the mouth and one occurred with the pen in the hand. Across the six blocks</w:t>
       </w:r>
       <w:r>
         <w:rPr>
@@ -8494,7 +8521,7 @@
         </w:rPr>
         <w:t xml:space="preserve"> unusually fast or slow reaction times</w:t>
       </w:r>
-      <w:ins w:id="174" w:author="Cummings, Shawn" w:date="2025-05-09T12:56:00Z" w16du:dateUtc="2025-05-09T16:56:00Z">
+      <w:ins w:id="200" w:author="Cummings, Shawn" w:date="2025-05-09T12:56:00Z" w16du:dateUtc="2025-05-09T16:56:00Z">
         <w:r>
           <w:rPr>
             <w:rStyle w:val="FootnoteReference"/>
@@ -8609,8 +8636,8 @@
         </w:rPr>
         <w:t xml:space="preserve"> summarizes the exclusions for all experiments. </w:t>
       </w:r>
-      <w:commentRangeStart w:id="182"/>
-      <w:commentRangeStart w:id="183"/>
+      <w:commentRangeStart w:id="208"/>
+      <w:commentRangeStart w:id="209"/>
       <w:r>
         <w:rPr>
           <w:szCs w:val="22"/>
@@ -8785,19 +8812,19 @@
         </w:rPr>
         <w:t>never the case.</w:t>
       </w:r>
-      <w:commentRangeEnd w:id="182"/>
+      <w:commentRangeEnd w:id="208"/>
       <w:r>
         <w:rPr>
           <w:rStyle w:val="CommentReference"/>
         </w:rPr>
-        <w:commentReference w:id="182"/>
-      </w:r>
-      <w:commentRangeEnd w:id="183"/>
+        <w:commentReference w:id="208"/>
+      </w:r>
+      <w:commentRangeEnd w:id="209"/>
       <w:r>
         <w:rPr>
           <w:rStyle w:val="CommentReference"/>
         </w:rPr>
-        <w:commentReference w:id="183"/>
+        <w:commentReference w:id="209"/>
       </w:r>
     </w:p>
     <w:p>
@@ -8827,7 +8854,7 @@
           <w:szCs w:val="22"/>
         </w:rPr>
       </w:pPr>
-      <w:bookmarkStart w:id="184" w:name="_Ref136088042"/>
+      <w:bookmarkStart w:id="210" w:name="_Ref136088042"/>
       <w:r>
         <w:lastRenderedPageBreak/>
         <w:t>T</w:t>
@@ -8835,15 +8862,28 @@
       <w:r>
         <w:t xml:space="preserve">able </w:t>
       </w:r>
-      <w:fldSimple w:instr=" SEQ Table \* ARABIC ">
-        <w:r>
-          <w:rPr>
-            <w:noProof/>
-          </w:rPr>
-          <w:t>1</w:t>
-        </w:r>
-      </w:fldSimple>
-      <w:bookmarkEnd w:id="184"/>
+      <w:r>
+        <w:fldChar w:fldCharType="begin"/>
+      </w:r>
+      <w:r>
+        <w:instrText xml:space="preserve"> SEQ Table \* ARABIC </w:instrText>
+      </w:r>
+      <w:r>
+        <w:fldChar w:fldCharType="separate"/>
+      </w:r>
+      <w:r>
+        <w:rPr>
+          <w:noProof/>
+        </w:rPr>
+        <w:t>1</w:t>
+      </w:r>
+      <w:r>
+        <w:rPr>
+          <w:noProof/>
+        </w:rPr>
+        <w:fldChar w:fldCharType="end"/>
+      </w:r>
+      <w:bookmarkEnd w:id="210"/>
       <w:r>
         <w:tab/>
         <w:t xml:space="preserve">Exclusions for all experiments reported. </w:t>
@@ -11089,7 +11129,7 @@
         </w:rPr>
         <w:t xml:space="preserve"> the fact that we used audiovisual rather than audio-only stimuli, previous work has reliabl</w:t>
       </w:r>
-      <w:ins w:id="185" w:author="Cummings, Shawn" w:date="2025-05-08T22:42:00Z" w16du:dateUtc="2025-05-09T02:42:00Z">
+      <w:ins w:id="211" w:author="Cummings, Shawn" w:date="2025-05-08T22:42:00Z" w16du:dateUtc="2025-05-09T02:42:00Z">
         <w:r>
           <w:rPr>
             <w:szCs w:val="22"/>
@@ -11097,7 +11137,7 @@
           <w:t>y</w:t>
         </w:r>
       </w:ins>
-      <w:del w:id="186" w:author="Cummings, Shawn" w:date="2025-05-08T22:42:00Z" w16du:dateUtc="2025-05-09T02:42:00Z">
+      <w:del w:id="212" w:author="Cummings, Shawn" w:date="2025-05-08T22:42:00Z" w16du:dateUtc="2025-05-09T02:42:00Z">
         <w:r>
           <w:rPr>
             <w:szCs w:val="22"/>
@@ -11135,7 +11175,7 @@
         </w:rPr>
         <w:t xml:space="preserve"> </w:t>
       </w:r>
-      <w:del w:id="187" w:author="Cummings, Shawn" w:date="2025-05-08T22:39:00Z" w16du:dateUtc="2025-05-09T02:39:00Z">
+      <w:del w:id="213" w:author="Cummings, Shawn" w:date="2025-05-08T22:39:00Z" w16du:dateUtc="2025-05-09T02:39:00Z">
         <w:r>
           <w:rPr>
             <w:szCs w:val="22"/>
@@ -11155,7 +11195,7 @@
         </w:rPr>
         <w:t>fewer participants</w:t>
       </w:r>
-      <w:ins w:id="188" w:author="Cummings, Shawn" w:date="2025-05-08T22:39:00Z" w16du:dateUtc="2025-05-09T02:39:00Z">
+      <w:ins w:id="214" w:author="Cummings, Shawn" w:date="2025-05-08T22:39:00Z" w16du:dateUtc="2025-05-09T02:39:00Z">
         <w:r>
           <w:rPr>
             <w:szCs w:val="22"/>
@@ -11543,7 +11583,7 @@
         </w:rPr>
         <w:t xml:space="preserve">We followed recommended </w:t>
       </w:r>
-      <w:commentRangeStart w:id="189"/>
+      <w:commentRangeStart w:id="215"/>
       <w:r>
         <w:rPr>
           <w:szCs w:val="22"/>
@@ -11562,7 +11602,7 @@
         </w:rPr>
         <w:t xml:space="preserve">the exact same </w:t>
       </w:r>
-      <w:ins w:id="190" w:author="Cummings, Shawn" w:date="2025-05-08T22:43:00Z" w16du:dateUtc="2025-05-09T02:43:00Z">
+      <w:ins w:id="216" w:author="Cummings, Shawn" w:date="2025-05-08T22:43:00Z" w16du:dateUtc="2025-05-09T02:43:00Z">
         <w:r>
           <w:rPr>
             <w:szCs w:val="22"/>
@@ -11570,13 +11610,13 @@
           <w:t xml:space="preserve">practice </w:t>
         </w:r>
       </w:ins>
-      <w:commentRangeEnd w:id="189"/>
-      <w:ins w:id="191" w:author="Cummings, Shawn" w:date="2025-05-08T22:44:00Z" w16du:dateUtc="2025-05-09T02:44:00Z">
+      <w:commentRangeEnd w:id="215"/>
+      <w:ins w:id="217" w:author="Cummings, Shawn" w:date="2025-05-08T22:44:00Z" w16du:dateUtc="2025-05-09T02:44:00Z">
         <w:r>
           <w:rPr>
             <w:rStyle w:val="CommentReference"/>
           </w:rPr>
-          <w:commentReference w:id="189"/>
+          <w:commentReference w:id="215"/>
         </w:r>
       </w:ins>
       <w:r>
@@ -12093,7 +12133,7 @@
           <w:docGrid w:linePitch="360"/>
         </w:sectPr>
       </w:pPr>
-      <w:bookmarkStart w:id="208" w:name="_Ref136190394"/>
+      <w:bookmarkStart w:id="234" w:name="_Ref136190394"/>
       <w:r>
         <w:rPr>
           <w:noProof/>
@@ -12193,7 +12233,7 @@
         </w:rPr>
         <w:fldChar w:fldCharType="end"/>
       </w:r>
-      <w:bookmarkEnd w:id="208"/>
+      <w:bookmarkEnd w:id="234"/>
       <w:r>
         <w:rPr>
           <w:szCs w:val="22"/>
@@ -12243,7 +12283,7 @@
         </w:rPr>
         <w:t xml:space="preserve"> Labels along the X-axis numbers refer to the </w:t>
       </w:r>
-      <w:del w:id="209" w:author="Jaeger, Florian" w:date="2025-05-08T18:38:00Z" w16du:dateUtc="2025-05-08T22:38:00Z">
+      <w:del w:id="235" w:author="Jaeger, Florian" w:date="2025-05-08T18:38:00Z" w16du:dateUtc="2025-05-08T22:38:00Z">
         <w:r>
           <w:rPr>
             <w:szCs w:val="22"/>
@@ -12251,7 +12291,7 @@
           <w:delText xml:space="preserve">31 </w:delText>
         </w:r>
       </w:del>
-      <w:ins w:id="210" w:author="Jaeger, Florian" w:date="2025-05-08T18:38:00Z" w16du:dateUtc="2025-05-08T22:38:00Z">
+      <w:ins w:id="236" w:author="Jaeger, Florian" w:date="2025-05-08T18:38:00Z" w16du:dateUtc="2025-05-08T22:38:00Z">
         <w:r>
           <w:rPr>
             <w:szCs w:val="22"/>
@@ -12310,7 +12350,7 @@
       <w:pPr>
         <w:pStyle w:val="Caption"/>
       </w:pPr>
-      <w:bookmarkStart w:id="211" w:name="_Ref136190384"/>
+      <w:bookmarkStart w:id="237" w:name="_Ref136190384"/>
       <w:r>
         <w:rPr>
           <w:szCs w:val="22"/>
@@ -12350,7 +12390,7 @@
         </w:rPr>
         <w:fldChar w:fldCharType="end"/>
       </w:r>
-      <w:bookmarkEnd w:id="211"/>
+      <w:bookmarkEnd w:id="237"/>
       <w:r>
         <w:rPr>
           <w:szCs w:val="22"/>
@@ -16488,14 +16528,7 @@
         <w:rPr>
           <w:szCs w:val="22"/>
         </w:rPr>
-        <w:t xml:space="preserve"> when the talker in the video </w:t>
-      </w:r>
-      <w:proofErr w:type="gramStart"/>
-      <w:r>
-        <w:rPr>
-          <w:szCs w:val="22"/>
-        </w:rPr>
-        <w:t>had a</w:t>
+        <w:t xml:space="preserve"> when the talker in the video had a</w:t>
       </w:r>
       <w:r>
         <w:rPr>
@@ -16507,14 +16540,7 @@
         <w:rPr>
           <w:szCs w:val="22"/>
         </w:rPr>
-        <w:t>in the mouth</w:t>
-      </w:r>
-      <w:proofErr w:type="gramEnd"/>
-      <w:r>
-        <w:rPr>
-          <w:szCs w:val="22"/>
-        </w:rPr>
-        <w:t>, compared to when the talker held the pen in the hand</w:t>
+        <w:t>in the mouth, compared to when the talker held the pen in the hand</w:t>
       </w:r>
       <w:r>
         <w:rPr>
@@ -16708,21 +16734,7 @@
         <w:rPr>
           <w:szCs w:val="22"/>
         </w:rPr>
-        <w:t>(</w:t>
-      </w:r>
-      <w:proofErr w:type="gramStart"/>
-      <w:r>
-        <w:rPr>
-          <w:szCs w:val="22"/>
-        </w:rPr>
-        <w:t>similar to</w:t>
-      </w:r>
-      <w:proofErr w:type="gramEnd"/>
-      <w:r>
-        <w:rPr>
-          <w:szCs w:val="22"/>
-        </w:rPr>
-        <w:t xml:space="preserve"> the effects of a bite</w:t>
+        <w:t>(similar to the effects of a bite</w:t>
       </w:r>
       <w:r>
         <w:rPr>
@@ -17018,20 +17030,38 @@
         </w:rPr>
         <w:t>-like stimuli.</w:t>
       </w:r>
-      <w:r>
-        <w:rPr>
-          <w:i/>
-          <w:iCs/>
-          <w:szCs w:val="22"/>
-        </w:rPr>
-        <w:t xml:space="preserve"> </w:t>
-      </w:r>
-      <w:r>
-        <w:rPr>
-          <w:szCs w:val="22"/>
-        </w:rPr>
-        <w:t xml:space="preserve"> </w:t>
-      </w:r>
+      <w:ins w:id="238" w:author="Cummings, Shawn" w:date="2025-05-10T14:39:00Z" w16du:dateUtc="2025-05-10T18:39:00Z">
+        <w:r>
+          <w:rPr>
+            <w:rPrChange w:id="239" w:author="Cummings, Shawn" w:date="2025-05-11T12:35:00Z" w16du:dateUtc="2025-05-11T16:35:00Z">
+              <w:rPr>
+                <w:i/>
+                <w:iCs/>
+                <w:szCs w:val="22"/>
+              </w:rPr>
+            </w:rPrChange>
+          </w:rPr>
+          <w:t xml:space="preserve"> </w:t>
+        </w:r>
+      </w:ins>
+      <w:del w:id="240" w:author="Cummings, Shawn" w:date="2025-05-10T14:39:00Z" w16du:dateUtc="2025-05-10T18:39:00Z">
+        <w:r>
+          <w:rPr>
+            <w:rPrChange w:id="241" w:author="Cummings, Shawn" w:date="2025-05-11T12:35:00Z" w16du:dateUtc="2025-05-11T16:35:00Z">
+              <w:rPr>
+                <w:i/>
+              </w:rPr>
+            </w:rPrChange>
+          </w:rPr>
+          <w:delText xml:space="preserve"> </w:delText>
+        </w:r>
+        <w:r>
+          <w:rPr>
+            <w:szCs w:val="22"/>
+          </w:rPr>
+          <w:delText xml:space="preserve"> </w:delText>
+        </w:r>
+      </w:del>
       <w:r>
         <w:rPr>
           <w:szCs w:val="22"/>
@@ -17094,7 +17124,6 @@
           <w:szCs w:val="22"/>
         </w:rPr>
       </w:pPr>
-      <w:commentRangeStart w:id="212"/>
       <w:r>
         <w:rPr>
           <w:sz w:val="22"/>
@@ -17110,14 +17139,6 @@
         </w:rPr>
         <w:t xml:space="preserve"> 2</w:t>
       </w:r>
-      <w:commentRangeEnd w:id="212"/>
-      <w:r>
-        <w:rPr>
-          <w:rStyle w:val="CommentReference"/>
-          <w:b w:val="0"/>
-        </w:rPr>
-        <w:commentReference w:id="212"/>
-      </w:r>
     </w:p>
     <w:p>
       <w:pPr>
@@ -17317,8 +17338,64 @@
         <w:rPr>
           <w:szCs w:val="22"/>
         </w:rPr>
-        <w:t>specific state of the articulators (lip rounding, oral cavity opening) during the production of the fricative.</w:t>
-      </w:r>
+        <w:t>specific state of the articulators (lip rounding, oral cavity opening) during the production of the fricative</w:t>
+      </w:r>
+      <w:ins w:id="242" w:author="Cummings, Shawn" w:date="2025-05-10T14:43:00Z" w16du:dateUtc="2025-05-10T18:43:00Z">
+        <w:r>
+          <w:rPr>
+            <w:szCs w:val="22"/>
+          </w:rPr>
+          <w:t>.</w:t>
+        </w:r>
+      </w:ins>
+      <w:ins w:id="243" w:author="Cummings, Shawn" w:date="2025-05-10T14:45:00Z" w16du:dateUtc="2025-05-10T18:45:00Z">
+        <w:r>
+          <w:rPr>
+            <w:szCs w:val="22"/>
+          </w:rPr>
+          <w:t xml:space="preserve"> </w:t>
+        </w:r>
+      </w:ins>
+      <w:ins w:id="244" w:author="Cummings, Shawn" w:date="2025-05-10T14:43:00Z" w16du:dateUtc="2025-05-10T18:43:00Z">
+        <w:r>
+          <w:rPr>
+            <w:szCs w:val="22"/>
+          </w:rPr>
+          <w:t>This manipulation</w:t>
+        </w:r>
+      </w:ins>
+      <w:ins w:id="245" w:author="Cummings, Shawn" w:date="2025-05-10T14:44:00Z" w16du:dateUtc="2025-05-10T18:44:00Z">
+        <w:r>
+          <w:rPr>
+            <w:szCs w:val="22"/>
+          </w:rPr>
+          <w:t xml:space="preserve"> follows previous work usin</w:t>
+        </w:r>
+      </w:ins>
+      <w:ins w:id="246" w:author="Cummings, Shawn" w:date="2025-05-10T14:45:00Z" w16du:dateUtc="2025-05-10T18:45:00Z">
+        <w:r>
+          <w:rPr>
+            <w:szCs w:val="22"/>
+          </w:rPr>
+          <w:t>g a black box to occlude articulatory information while retaining continuity of the presented stimulus</w:t>
+        </w:r>
+      </w:ins>
+      <w:ins w:id="247" w:author="Cummings, Shawn" w:date="2025-05-10T14:43:00Z" w16du:dateUtc="2025-05-10T18:43:00Z">
+        <w:r>
+          <w:rPr>
+            <w:szCs w:val="22"/>
+          </w:rPr>
+          <w:t xml:space="preserve"> (Viswanathan &amp; Stephens, 2016)</w:t>
+        </w:r>
+      </w:ins>
+      <w:ins w:id="248" w:author="Cummings, Shawn" w:date="2025-05-11T12:35:00Z" w16du:dateUtc="2025-05-11T16:35:00Z">
+        <w:r>
+          <w:rPr>
+            <w:szCs w:val="22"/>
+          </w:rPr>
+          <w:t>.</w:t>
+        </w:r>
+      </w:ins>
     </w:p>
     <w:p>
       <w:pPr>
@@ -17388,7 +17465,7 @@
           <w:szCs w:val="22"/>
         </w:rPr>
       </w:pPr>
-      <w:bookmarkStart w:id="213" w:name="_Ref136084921"/>
+      <w:bookmarkStart w:id="249" w:name="_Ref136084921"/>
       <w:r>
         <w:rPr>
           <w:szCs w:val="22"/>
@@ -17427,7 +17504,7 @@
         </w:rPr>
         <w:fldChar w:fldCharType="end"/>
       </w:r>
-      <w:bookmarkEnd w:id="213"/>
+      <w:bookmarkEnd w:id="249"/>
       <w:r>
         <w:rPr>
           <w:szCs w:val="22"/>
@@ -17562,11 +17639,34 @@
           <w:szCs w:val="22"/>
         </w:rPr>
       </w:pPr>
-      <w:r>
-        <w:rPr>
-          <w:szCs w:val="22"/>
-        </w:rPr>
-        <w:t xml:space="preserve">This manipulation served two purposes. First, by assessing the effect of pen location in Experiment 2, we can test whether the presence of a pen in the mouth was sufficient to cause the effect observed in Experiments 1a-c or whether listeners need to have more direct evidence of the </w:t>
+      <w:del w:id="250" w:author="Cummings, Shawn" w:date="2025-05-10T14:44:00Z" w16du:dateUtc="2025-05-10T18:44:00Z">
+        <w:r>
+          <w:rPr>
+            <w:szCs w:val="22"/>
+          </w:rPr>
+          <w:delText>This manipulation</w:delText>
+        </w:r>
+      </w:del>
+      <w:ins w:id="251" w:author="Cummings, Shawn" w:date="2025-05-10T14:44:00Z" w16du:dateUtc="2025-05-10T18:44:00Z">
+        <w:r>
+          <w:rPr>
+            <w:szCs w:val="22"/>
+          </w:rPr>
+          <w:t>Experiment 2</w:t>
+        </w:r>
+      </w:ins>
+      <w:r>
+        <w:rPr>
+          <w:szCs w:val="22"/>
+        </w:rPr>
+        <w:t xml:space="preserve"> served two purposes. First, by assessing the effect of pen location in Experiment 2, we can test whether the presence of a pen in the mouth was sufficient to cause the </w:t>
+      </w:r>
+      <w:r>
+        <w:rPr>
+          <w:szCs w:val="22"/>
+        </w:rPr>
+        <w:lastRenderedPageBreak/>
+        <w:t xml:space="preserve">effect observed in Experiments 1a-c or whether listeners need to have more direct evidence of the </w:t>
       </w:r>
       <w:r>
         <w:rPr>
@@ -17580,14 +17680,7 @@
         <w:rPr>
           <w:szCs w:val="22"/>
         </w:rPr>
-        <w:t xml:space="preserve"> of the pen in the mouth. For example, if listeners only compensate if </w:t>
-      </w:r>
-      <w:r>
-        <w:rPr>
-          <w:szCs w:val="22"/>
-        </w:rPr>
-        <w:lastRenderedPageBreak/>
-        <w:t>they observe that the pen indeed causes more lip rounding or larger opening of the oral cavity</w:t>
+        <w:t xml:space="preserve"> of the pen in the mouth. For example, if listeners only compensate if they observe that the pen indeed causes more lip rounding or larger opening of the oral cavity</w:t>
       </w:r>
       <w:r>
         <w:rPr>
@@ -17825,6 +17918,7 @@
         <w:rPr>
           <w:szCs w:val="22"/>
         </w:rPr>
+        <w:lastRenderedPageBreak/>
         <w:br w:type="page"/>
       </w:r>
     </w:p>
@@ -18938,7 +19032,7 @@
           <w:szCs w:val="22"/>
         </w:rPr>
       </w:pPr>
-      <w:bookmarkStart w:id="214" w:name="_Ref136190811"/>
+      <w:bookmarkStart w:id="252" w:name="_Ref136190811"/>
       <w:r>
         <w:rPr>
           <w:szCs w:val="22"/>
@@ -18977,7 +19071,7 @@
         </w:rPr>
         <w:fldChar w:fldCharType="end"/>
       </w:r>
-      <w:bookmarkEnd w:id="214"/>
+      <w:bookmarkEnd w:id="252"/>
       <w:r>
         <w:rPr>
           <w:szCs w:val="22"/>
@@ -19084,7 +19178,7 @@
       <w:pPr>
         <w:pStyle w:val="Caption"/>
       </w:pPr>
-      <w:bookmarkStart w:id="215" w:name="_Ref136190818"/>
+      <w:bookmarkStart w:id="253" w:name="_Ref136190818"/>
       <w:r>
         <w:rPr>
           <w:szCs w:val="22"/>
@@ -19124,7 +19218,7 @@
         </w:rPr>
         <w:fldChar w:fldCharType="end"/>
       </w:r>
-      <w:bookmarkEnd w:id="215"/>
+      <w:bookmarkEnd w:id="253"/>
       <w:r>
         <w:rPr>
           <w:szCs w:val="22"/>
@@ -21106,14 +21200,7 @@
         <w:rPr>
           <w:szCs w:val="22"/>
         </w:rPr>
-        <w:t xml:space="preserve"> paid attention to the </w:t>
-      </w:r>
-      <w:proofErr w:type="gramStart"/>
-      <w:r>
-        <w:rPr>
-          <w:szCs w:val="22"/>
-        </w:rPr>
-        <w:t>stimul</w:t>
+        <w:t xml:space="preserve"> paid attention to the stimul</w:t>
       </w:r>
       <w:r>
         <w:rPr>
@@ -21125,14 +21212,7 @@
         <w:rPr>
           <w:szCs w:val="22"/>
         </w:rPr>
-        <w:t>, and</w:t>
-      </w:r>
-      <w:proofErr w:type="gramEnd"/>
-      <w:r>
-        <w:rPr>
-          <w:szCs w:val="22"/>
-        </w:rPr>
-        <w:t xml:space="preserve"> yet failed to exhibit any effects of pen location</w:t>
+        <w:t>, and yet failed to exhibit any effects of pen location</w:t>
       </w:r>
       <w:r>
         <w:rPr>
@@ -21186,21 +21266,7 @@
         <w:rPr>
           <w:szCs w:val="22"/>
         </w:rPr>
-        <w:t xml:space="preserve">. This experiment was identical to Experiment 2, except </w:t>
-      </w:r>
-      <w:proofErr w:type="gramStart"/>
-      <w:r>
-        <w:rPr>
-          <w:szCs w:val="22"/>
-        </w:rPr>
-        <w:t>that participants</w:t>
-      </w:r>
-      <w:proofErr w:type="gramEnd"/>
-      <w:r>
-        <w:rPr>
-          <w:szCs w:val="22"/>
-        </w:rPr>
-        <w:t xml:space="preserve"> had to </w:t>
+        <w:t xml:space="preserve">. This experiment was identical to Experiment 2, except that participants had to </w:t>
       </w:r>
       <w:r>
         <w:rPr>
@@ -21420,6 +21486,7 @@
     <w:p>
       <w:pPr>
         <w:rPr>
+          <w:ins w:id="254" w:author="Cummings, Shawn" w:date="2025-05-10T13:58:00Z" w16du:dateUtc="2025-05-10T17:58:00Z"/>
           <w:szCs w:val="22"/>
         </w:rPr>
       </w:pPr>
@@ -21816,15 +21883,7 @@
         <w:t>Indeed, t</w:t>
       </w:r>
       <w:r>
-        <w:t xml:space="preserve">he only striking similarity between the pen-in-the-mouth and visual occlusion was that both reduced the effect of visual bias (see SI for details, </w:t>
-      </w:r>
-      <w:proofErr w:type="gramStart"/>
-      <w:r>
-        <w:t>and also</w:t>
-      </w:r>
-      <w:proofErr w:type="gramEnd"/>
-      <w:r>
-        <w:t xml:space="preserve"> </w:t>
+        <w:t xml:space="preserve">he only striking similarity between the pen-in-the-mouth and visual occlusion was that both reduced the effect of visual bias (see SI for details, and also </w:t>
       </w:r>
       <w:r>
         <w:fldChar w:fldCharType="begin"/>
@@ -21869,942 +21928,132 @@
     </w:p>
     <w:p>
       <w:pPr>
-        <w:pStyle w:val="Heading1"/>
-        <w:rPr>
-          <w:szCs w:val="22"/>
-        </w:rPr>
-      </w:pPr>
-      <w:r>
-        <w:rPr>
-          <w:sz w:val="22"/>
-          <w:szCs w:val="22"/>
-        </w:rPr>
-        <w:t>General Discussion</w:t>
-      </w:r>
-    </w:p>
-    <w:p>
-      <w:pPr>
-        <w:rPr>
-          <w:szCs w:val="22"/>
-        </w:rPr>
-      </w:pPr>
-      <w:r>
-        <w:rPr>
-          <w:szCs w:val="22"/>
-        </w:rPr>
-        <w:t xml:space="preserve">Taken together the </w:t>
-      </w:r>
-      <w:r>
-        <w:rPr>
-          <w:szCs w:val="22"/>
-        </w:rPr>
-        <w:t xml:space="preserve">results </w:t>
-      </w:r>
-      <w:r>
-        <w:rPr>
-          <w:szCs w:val="22"/>
-        </w:rPr>
-        <w:t xml:space="preserve">of </w:t>
-      </w:r>
-      <w:r>
-        <w:rPr>
-          <w:szCs w:val="22"/>
-        </w:rPr>
-        <w:t xml:space="preserve">Experiments 1a-c </w:t>
-      </w:r>
-      <w:r>
-        <w:rPr>
-          <w:szCs w:val="22"/>
-        </w:rPr>
-        <w:t xml:space="preserve">and 2, suggest that listeners </w:t>
-      </w:r>
-      <w:r>
-        <w:rPr>
-          <w:szCs w:val="22"/>
-        </w:rPr>
-        <w:t>compensat</w:t>
-      </w:r>
-      <w:r>
-        <w:rPr>
-          <w:szCs w:val="22"/>
-        </w:rPr>
-        <w:t>e</w:t>
-      </w:r>
-      <w:r>
-        <w:rPr>
-          <w:szCs w:val="22"/>
-        </w:rPr>
-        <w:t xml:space="preserve"> for visually evident effects of the pen on the </w:t>
-      </w:r>
-      <w:r>
-        <w:rPr>
-          <w:szCs w:val="22"/>
-        </w:rPr>
-        <w:t xml:space="preserve">configuration of articulators that are relevant to the </w:t>
-      </w:r>
-      <w:r>
-        <w:rPr>
-          <w:szCs w:val="22"/>
-        </w:rPr>
-        <w:t>/s/-/ʃ/</w:t>
-      </w:r>
-      <w:r>
-        <w:rPr>
-          <w:szCs w:val="22"/>
-        </w:rPr>
-        <w:t xml:space="preserve"> contrast. This suggests that </w:t>
-      </w:r>
-      <w:r>
-        <w:rPr>
-          <w:szCs w:val="22"/>
-        </w:rPr>
-        <w:t xml:space="preserve">speech perception </w:t>
-      </w:r>
-      <w:r>
-        <w:rPr>
-          <w:szCs w:val="22"/>
-        </w:rPr>
-        <w:t xml:space="preserve">can normalize or ‘explain away’ </w:t>
-      </w:r>
-      <w:r>
-        <w:rPr>
-          <w:szCs w:val="22"/>
-        </w:rPr>
-        <w:t xml:space="preserve">at least </w:t>
-      </w:r>
-      <w:r>
-        <w:rPr>
-          <w:szCs w:val="22"/>
-        </w:rPr>
-        <w:t xml:space="preserve">some effects of the pen </w:t>
-      </w:r>
-      <w:r>
-        <w:rPr>
-          <w:szCs w:val="22"/>
-        </w:rPr>
-        <w:t xml:space="preserve">on articulation, </w:t>
-      </w:r>
-      <w:r>
-        <w:rPr>
-          <w:szCs w:val="22"/>
-        </w:rPr>
-        <w:t>if they are sufficiently visually evident.</w:t>
-      </w:r>
-      <w:r>
-        <w:rPr>
-          <w:szCs w:val="22"/>
-        </w:rPr>
-        <w:t xml:space="preserve"> To the best of our knowledge, this is the first demonstration that </w:t>
-      </w:r>
-      <w:r>
-        <w:rPr>
-          <w:szCs w:val="22"/>
-        </w:rPr>
-        <w:t>non-</w:t>
-      </w:r>
-      <w:r>
-        <w:rPr>
-          <w:szCs w:val="22"/>
-        </w:rPr>
-        <w:t>phon</w:t>
-      </w:r>
-      <w:r>
-        <w:rPr>
-          <w:szCs w:val="22"/>
-        </w:rPr>
-        <w:t>etic</w:t>
-      </w:r>
-      <w:r>
-        <w:rPr>
-          <w:szCs w:val="22"/>
-        </w:rPr>
-        <w:t>, visually evident</w:t>
-      </w:r>
-      <w:r>
-        <w:rPr>
-          <w:szCs w:val="22"/>
-        </w:rPr>
-        <w:t xml:space="preserve"> </w:t>
-      </w:r>
-      <w:r>
-        <w:rPr>
-          <w:szCs w:val="22"/>
-        </w:rPr>
-        <w:t>effects on</w:t>
-      </w:r>
-      <w:r>
-        <w:rPr>
-          <w:szCs w:val="22"/>
-        </w:rPr>
-        <w:t xml:space="preserve"> articulators—the pen’s effect on lip shape—affect listeners’ perception in ways consistent with compensation accounts. </w:t>
-      </w:r>
-      <w:r>
-        <w:rPr>
-          <w:szCs w:val="22"/>
-        </w:rPr>
-        <w:t xml:space="preserve">This provides novel support for Fowler’s conjecture (Fowler, 2006): it indeed does not appear to matter </w:t>
-      </w:r>
-      <w:r>
-        <w:rPr>
-          <w:szCs w:val="22"/>
-        </w:rPr>
-        <w:t>why</w:t>
-      </w:r>
-      <w:r>
-        <w:rPr>
-          <w:szCs w:val="22"/>
-        </w:rPr>
-        <w:t xml:space="preserve"> </w:t>
-      </w:r>
-      <w:r>
-        <w:rPr>
-          <w:i/>
-          <w:iCs/>
-          <w:szCs w:val="22"/>
-        </w:rPr>
-        <w:t>exactly</w:t>
-      </w:r>
-      <w:r>
-        <w:rPr>
-          <w:szCs w:val="22"/>
-        </w:rPr>
-        <w:t xml:space="preserve"> a talker’s lips exhibit a certain shape, </w:t>
-      </w:r>
-      <w:proofErr w:type="gramStart"/>
-      <w:r>
-        <w:rPr>
-          <w:szCs w:val="22"/>
-        </w:rPr>
-        <w:t>as long as</w:t>
-      </w:r>
-      <w:proofErr w:type="gramEnd"/>
-      <w:r>
-        <w:rPr>
-          <w:szCs w:val="22"/>
-        </w:rPr>
-        <w:t xml:space="preserve"> (1) they do, and (2) plausibly </w:t>
-      </w:r>
-      <w:r>
-        <w:rPr>
-          <w:szCs w:val="22"/>
-        </w:rPr>
-        <w:lastRenderedPageBreak/>
-        <w:t xml:space="preserve">do so for </w:t>
-      </w:r>
-      <w:r>
-        <w:rPr>
-          <w:szCs w:val="22"/>
-        </w:rPr>
-        <w:t xml:space="preserve">some </w:t>
-      </w:r>
-      <w:r>
-        <w:rPr>
-          <w:szCs w:val="22"/>
-        </w:rPr>
-        <w:t xml:space="preserve">reason other than the articulation of the current segment (here, the pen in the mouth). </w:t>
-      </w:r>
-    </w:p>
-    <w:p>
-      <w:pPr>
-        <w:rPr>
-          <w:szCs w:val="22"/>
-          <w:highlight w:val="yellow"/>
-        </w:rPr>
-      </w:pPr>
-      <w:r>
-        <w:rPr>
-          <w:szCs w:val="22"/>
-        </w:rPr>
-        <w:t>The results of Experiment 2—the absence of compensation in the absence of direct visual evidence that lip shape was indeed affected by the pen—</w:t>
-      </w:r>
-      <w:r>
-        <w:rPr>
-          <w:szCs w:val="22"/>
-        </w:rPr>
-        <w:t>replicates for non-phonetic context, what has previously been demonstrated for phonetic context: compensation for visually presented context seems to be substantially reduced or no longer observed when the relevant articulatory effects are no</w:t>
-      </w:r>
-      <w:r>
-        <w:rPr>
-          <w:szCs w:val="22"/>
-        </w:rPr>
-        <w:t xml:space="preserve">t </w:t>
-      </w:r>
-      <w:r>
-        <w:rPr>
-          <w:szCs w:val="22"/>
-        </w:rPr>
-        <w:t>visually evident during the articulation of the target sound</w:t>
-      </w:r>
-      <w:r>
-        <w:rPr>
-          <w:szCs w:val="22"/>
-        </w:rPr>
-        <w:t xml:space="preserve"> (Holt et al., 2005</w:t>
-      </w:r>
-      <w:r>
-        <w:rPr>
-          <w:szCs w:val="22"/>
-        </w:rPr>
-        <w:t>; Viswanathan &amp; Stephens, 2016).</w:t>
-      </w:r>
-      <w:r>
-        <w:rPr>
-          <w:szCs w:val="22"/>
-          <w:highlight w:val="yellow"/>
-        </w:rPr>
-        <w:t xml:space="preserve"> </w:t>
-      </w:r>
-    </w:p>
-    <w:p>
-      <w:pPr>
-        <w:rPr>
-          <w:szCs w:val="22"/>
-        </w:rPr>
-      </w:pPr>
-      <w:r>
-        <w:rPr>
-          <w:szCs w:val="22"/>
-        </w:rPr>
-        <w:t xml:space="preserve">The present results also raise </w:t>
-      </w:r>
-      <w:proofErr w:type="gramStart"/>
-      <w:r>
-        <w:rPr>
-          <w:szCs w:val="22"/>
-        </w:rPr>
-        <w:t>a number of</w:t>
-      </w:r>
-      <w:proofErr w:type="gramEnd"/>
-      <w:r>
-        <w:rPr>
-          <w:szCs w:val="22"/>
-        </w:rPr>
-        <w:t xml:space="preserve"> questions for future research on compensation and adaptive speech perception more broadly. We briefly discuss t</w:t>
-      </w:r>
-      <w:r>
-        <w:rPr>
-          <w:szCs w:val="22"/>
-        </w:rPr>
-        <w:t>wo</w:t>
-      </w:r>
-      <w:r>
-        <w:rPr>
-          <w:szCs w:val="22"/>
-        </w:rPr>
-        <w:t xml:space="preserve">. First, our findings leave open whether compensation for visually evident effects of non-phonological causes—like the pen—draws on the same neural mechanisms as normalization/compensation for the effects of phonetic contexts. The present findings only suggest that Fowler’s compensation account provides a unifying explanation for the qualitative consequences of both phenomena. It is unclear, for example, whether compensation for </w:t>
-      </w:r>
-      <w:proofErr w:type="gramStart"/>
-      <w:r>
-        <w:rPr>
-          <w:szCs w:val="22"/>
-        </w:rPr>
-        <w:t>visually-presented</w:t>
-      </w:r>
-      <w:proofErr w:type="gramEnd"/>
-      <w:r>
-        <w:rPr>
-          <w:szCs w:val="22"/>
-        </w:rPr>
-        <w:t xml:space="preserve"> non-phonetic context take place in the same brain areas that are responsible for audiovisual integration during speech perception, and whether those areas that also process compensation for preceding phonetic context. Alternatively, compensation might take place at multiple points in the processing of speech input.</w:t>
-      </w:r>
-    </w:p>
-    <w:p>
-      <w:pPr>
-        <w:rPr>
-          <w:szCs w:val="22"/>
-        </w:rPr>
-      </w:pPr>
-      <w:ins w:id="216" w:author="Jaeger, Florian" w:date="2025-05-10T16:11:00Z" w16du:dateUtc="2025-05-10T20:11:00Z">
-        <w:r>
-          <w:rPr>
-            <w:szCs w:val="22"/>
-          </w:rPr>
-          <w:t>Second and f</w:t>
+        <w:rPr>
+          <w:ins w:id="255" w:author="Cummings, Shawn" w:date="2025-05-10T14:21:00Z" w16du:dateUtc="2025-05-10T18:21:00Z"/>
+          <w:szCs w:val="22"/>
+        </w:rPr>
+      </w:pPr>
+      <w:ins w:id="256" w:author="Cummings, Shawn" w:date="2025-05-10T13:58:00Z" w16du:dateUtc="2025-05-10T17:58:00Z">
+        <w:r>
+          <w:t>At first blush, the results of Experiment 2 favor hypothesis 1b above, t</w:t>
         </w:r>
       </w:ins>
-      <w:del w:id="217" w:author="Jaeger, Florian" w:date="2025-05-10T16:11:00Z" w16du:dateUtc="2025-05-10T20:11:00Z">
-        <w:r>
-          <w:rPr>
-            <w:szCs w:val="22"/>
-          </w:rPr>
-          <w:delText>F</w:delText>
-        </w:r>
-      </w:del>
-      <w:r>
-        <w:rPr>
-          <w:szCs w:val="22"/>
-        </w:rPr>
-        <w:t xml:space="preserve">inally, the </w:t>
-      </w:r>
-      <w:r>
-        <w:rPr>
-          <w:szCs w:val="22"/>
-        </w:rPr>
-        <w:t xml:space="preserve">present </w:t>
-      </w:r>
-      <w:r>
-        <w:rPr>
-          <w:szCs w:val="22"/>
-        </w:rPr>
-        <w:t xml:space="preserve">results raise questions for future research on perceptual recalibration. </w:t>
-      </w:r>
-      <w:del w:id="218" w:author="Jaeger, Florian" w:date="2025-05-10T16:10:00Z" w16du:dateUtc="2025-05-10T20:10:00Z">
-        <w:r>
-          <w:rPr>
-            <w:szCs w:val="22"/>
-          </w:rPr>
-          <w:delText xml:space="preserve">Previous </w:delText>
-        </w:r>
-      </w:del>
-      <w:ins w:id="219" w:author="Jaeger, Florian" w:date="2025-05-10T16:10:00Z" w16du:dateUtc="2025-05-10T20:10:00Z">
-        <w:r>
-          <w:rPr>
-            <w:szCs w:val="22"/>
-          </w:rPr>
-          <w:t>As mentioned in the introduction, p</w:t>
+      <w:ins w:id="257" w:author="Cummings, Shawn" w:date="2025-05-10T13:59:00Z" w16du:dateUtc="2025-05-10T17:59:00Z">
+        <w:r>
+          <w:t xml:space="preserve">hat listeners </w:t>
+        </w:r>
+        <w:r>
+          <w:rPr>
+            <w:szCs w:val="22"/>
+          </w:rPr>
+          <w:t xml:space="preserve">compensate based on the visually evident state of the articulators caused by the pen in the mouth rather than the presence of the pen itself. </w:t>
         </w:r>
       </w:ins>
-      <w:r>
-        <w:rPr>
-          <w:szCs w:val="22"/>
-        </w:rPr>
-        <w:t xml:space="preserve">revious </w:t>
-      </w:r>
-      <w:r>
-        <w:rPr>
-          <w:szCs w:val="22"/>
-        </w:rPr>
-        <w:t>work has found that perceptual recalibration to an unfamiliar talker’s speech can be blocked when the unexpected pronunciations occur while the talker has a pen in the mouth. In perceptual recalibration experiments, listeners are exp</w:t>
-      </w:r>
-      <w:r>
-        <w:rPr>
-          <w:szCs w:val="22"/>
-        </w:rPr>
-        <w:t>osed</w:t>
-      </w:r>
-      <w:r>
-        <w:rPr>
-          <w:szCs w:val="22"/>
-        </w:rPr>
-        <w:t xml:space="preserve"> to speech from an unfamiliar talker for which the realization of a particular sound is shifted towards a neighboring category. For example, Kraljic &amp; Samuel (2006) exposed listeners to either typical </w:t>
-      </w:r>
-      <w:r>
-        <w:rPr>
-          <w:szCs w:val="22"/>
-        </w:rPr>
-        <w:t>/ʃ/</w:t>
-      </w:r>
-      <w:r>
-        <w:rPr>
-          <w:szCs w:val="22"/>
-        </w:rPr>
-        <w:t xml:space="preserve"> sounds and s</w:t>
-      </w:r>
-      <w:r>
-        <w:rPr>
-          <w:szCs w:val="22"/>
-        </w:rPr>
-        <w:t>ounds ambiguous between /s/ and /ʃ/ but in lexical contexts favoring /s/ interpretation</w:t>
-      </w:r>
-      <w:r>
-        <w:rPr>
-          <w:szCs w:val="22"/>
-        </w:rPr>
-        <w:t xml:space="preserve"> (e.g., </w:t>
-      </w:r>
-      <w:proofErr w:type="spellStart"/>
-      <w:r>
-        <w:rPr>
-          <w:i/>
-          <w:iCs/>
-          <w:szCs w:val="22"/>
-        </w:rPr>
-        <w:t>dinoshaur</w:t>
-      </w:r>
-      <w:proofErr w:type="spellEnd"/>
-      <w:r>
-        <w:rPr>
-          <w:szCs w:val="22"/>
-        </w:rPr>
-        <w:t xml:space="preserve">, </w:t>
-      </w:r>
-      <w:r>
-        <w:rPr>
-          <w:szCs w:val="22"/>
-        </w:rPr>
-        <w:t>/s/</w:t>
-      </w:r>
-      <w:r>
-        <w:rPr>
-          <w:szCs w:val="22"/>
-        </w:rPr>
-        <w:t>-biased exposure</w:t>
-      </w:r>
-      <w:r>
-        <w:rPr>
-          <w:szCs w:val="22"/>
-        </w:rPr>
-        <w:t xml:space="preserve">) or to typical </w:t>
-      </w:r>
-      <w:r>
-        <w:rPr>
-          <w:szCs w:val="22"/>
-        </w:rPr>
-        <w:t>/s/</w:t>
-      </w:r>
-      <w:r>
-        <w:rPr>
-          <w:szCs w:val="22"/>
-        </w:rPr>
-        <w:t xml:space="preserve"> sounds and </w:t>
-      </w:r>
-      <w:r>
-        <w:rPr>
-          <w:szCs w:val="22"/>
-        </w:rPr>
-        <w:t xml:space="preserve">ambiguous sounds </w:t>
-      </w:r>
-      <w:r>
-        <w:rPr>
-          <w:szCs w:val="22"/>
-        </w:rPr>
-        <w:lastRenderedPageBreak/>
-        <w:t>rather in /ʃ/-favoring contexts</w:t>
-      </w:r>
-      <w:r>
-        <w:rPr>
-          <w:szCs w:val="22"/>
-        </w:rPr>
-        <w:t xml:space="preserve"> (e.g., </w:t>
-      </w:r>
-      <w:proofErr w:type="spellStart"/>
-      <w:r>
-        <w:rPr>
-          <w:i/>
-          <w:iCs/>
-          <w:szCs w:val="22"/>
-        </w:rPr>
-        <w:t>ma</w:t>
-      </w:r>
-      <w:r>
-        <w:rPr>
-          <w:i/>
-          <w:iCs/>
-          <w:szCs w:val="22"/>
-        </w:rPr>
-        <w:t>s</w:t>
-      </w:r>
-      <w:r>
-        <w:rPr>
-          <w:i/>
-          <w:iCs/>
-          <w:szCs w:val="22"/>
-        </w:rPr>
-        <w:t>inery</w:t>
-      </w:r>
-      <w:proofErr w:type="spellEnd"/>
-      <w:r>
-        <w:rPr>
-          <w:szCs w:val="22"/>
-        </w:rPr>
-        <w:t xml:space="preserve">, </w:t>
-      </w:r>
-      <w:r>
-        <w:rPr>
-          <w:szCs w:val="22"/>
-        </w:rPr>
-        <w:t>/ʃ/-</w:t>
-      </w:r>
-      <w:r>
-        <w:rPr>
-          <w:szCs w:val="22"/>
-        </w:rPr>
-        <w:t>biased exposure</w:t>
-      </w:r>
-      <w:r>
-        <w:rPr>
-          <w:szCs w:val="22"/>
-        </w:rPr>
-        <w:t xml:space="preserve">), </w:t>
-      </w:r>
-      <w:r>
-        <w:rPr>
-          <w:szCs w:val="22"/>
-        </w:rPr>
-        <w:t>mixed with many filler stimuli. Following exposure, listeners were tested on an audio-only</w:t>
-      </w:r>
-      <w:r>
-        <w:rPr>
-          <w:i/>
-          <w:iCs/>
-          <w:szCs w:val="22"/>
-        </w:rPr>
-        <w:t xml:space="preserve"> </w:t>
-      </w:r>
-      <w:proofErr w:type="spellStart"/>
-      <w:r>
-        <w:rPr>
-          <w:i/>
-          <w:iCs/>
-          <w:szCs w:val="22"/>
-        </w:rPr>
-        <w:t>asi-ashi</w:t>
-      </w:r>
-      <w:proofErr w:type="spellEnd"/>
-      <w:r>
-        <w:rPr>
-          <w:szCs w:val="22"/>
-        </w:rPr>
-        <w:t xml:space="preserve"> continuum. As is typical for </w:t>
-      </w:r>
-      <w:r>
-        <w:rPr>
-          <w:szCs w:val="22"/>
-        </w:rPr>
-        <w:t xml:space="preserve">such </w:t>
-      </w:r>
-      <w:r>
-        <w:rPr>
-          <w:szCs w:val="22"/>
-        </w:rPr>
-        <w:t>perceptual recalibration</w:t>
-      </w:r>
-      <w:r>
-        <w:rPr>
-          <w:szCs w:val="22"/>
-        </w:rPr>
-        <w:t xml:space="preserve"> experiments, </w:t>
-      </w:r>
-      <w:r>
-        <w:rPr>
-          <w:szCs w:val="22"/>
-        </w:rPr>
-        <w:t>/ʃ/-</w:t>
-      </w:r>
-      <w:r>
-        <w:rPr>
-          <w:szCs w:val="22"/>
-        </w:rPr>
-        <w:t>biased</w:t>
-      </w:r>
-      <w:r>
-        <w:rPr>
-          <w:szCs w:val="22"/>
-        </w:rPr>
-        <w:t xml:space="preserve"> </w:t>
-      </w:r>
-      <w:r>
-        <w:rPr>
-          <w:szCs w:val="22"/>
-        </w:rPr>
-        <w:t>exposure caused listeners to</w:t>
-      </w:r>
-      <w:r>
-        <w:rPr>
-          <w:szCs w:val="22"/>
-        </w:rPr>
-        <w:t xml:space="preserve"> categorize more tokens along the </w:t>
-      </w:r>
-      <w:r>
-        <w:rPr>
-          <w:szCs w:val="22"/>
-        </w:rPr>
-        <w:t xml:space="preserve">test </w:t>
-      </w:r>
-      <w:r>
-        <w:rPr>
-          <w:szCs w:val="22"/>
-        </w:rPr>
-        <w:t xml:space="preserve">continuum as </w:t>
-      </w:r>
-      <w:proofErr w:type="spellStart"/>
-      <w:r>
-        <w:rPr>
-          <w:i/>
-          <w:iCs/>
-          <w:szCs w:val="22"/>
-        </w:rPr>
-        <w:t>ashi</w:t>
-      </w:r>
-      <w:proofErr w:type="spellEnd"/>
-      <w:r>
-        <w:rPr>
-          <w:szCs w:val="22"/>
-        </w:rPr>
-        <w:t xml:space="preserve">, compared to </w:t>
-      </w:r>
-      <w:r>
-        <w:rPr>
-          <w:szCs w:val="22"/>
-        </w:rPr>
-        <w:t>/s/-</w:t>
-      </w:r>
-      <w:r>
-        <w:rPr>
-          <w:szCs w:val="22"/>
-        </w:rPr>
-        <w:t>biased exposure</w:t>
-      </w:r>
-      <w:r>
-        <w:rPr>
-          <w:szCs w:val="22"/>
-        </w:rPr>
-        <w:t xml:space="preserve">. In a thought-provoking </w:t>
-      </w:r>
-      <w:r>
-        <w:rPr>
-          <w:szCs w:val="22"/>
-        </w:rPr>
-        <w:t>follow-up</w:t>
-      </w:r>
-      <w:r>
-        <w:rPr>
-          <w:szCs w:val="22"/>
-        </w:rPr>
-        <w:t xml:space="preserve">, Kraljic et al. (2008) found that </w:t>
-      </w:r>
-      <w:r>
-        <w:rPr>
-          <w:szCs w:val="22"/>
-        </w:rPr>
-        <w:t>this</w:t>
-      </w:r>
-      <w:r>
-        <w:rPr>
-          <w:szCs w:val="22"/>
-        </w:rPr>
-        <w:t xml:space="preserve"> perceptual recalibration</w:t>
-      </w:r>
-      <w:r>
-        <w:rPr>
-          <w:szCs w:val="22"/>
-        </w:rPr>
-        <w:t xml:space="preserve"> effect</w:t>
-      </w:r>
-      <w:r>
-        <w:rPr>
-          <w:szCs w:val="22"/>
-        </w:rPr>
-        <w:t xml:space="preserve">—the difference between </w:t>
-      </w:r>
-      <w:r>
-        <w:rPr>
-          <w:szCs w:val="22"/>
-        </w:rPr>
-        <w:t>/ʃ/</w:t>
-      </w:r>
-      <w:r>
-        <w:rPr>
-          <w:szCs w:val="22"/>
-        </w:rPr>
-        <w:t xml:space="preserve">- and </w:t>
-      </w:r>
-      <w:r>
-        <w:rPr>
-          <w:szCs w:val="22"/>
-        </w:rPr>
-        <w:t>/</w:t>
-      </w:r>
-      <w:r>
-        <w:rPr>
-          <w:szCs w:val="22"/>
-        </w:rPr>
-        <w:t>s</w:t>
-      </w:r>
-      <w:r>
-        <w:rPr>
-          <w:szCs w:val="22"/>
-        </w:rPr>
-        <w:t>/</w:t>
-      </w:r>
-      <w:r>
-        <w:rPr>
-          <w:szCs w:val="22"/>
-        </w:rPr>
-        <w:t xml:space="preserve">-biased exposure during </w:t>
-      </w:r>
-      <w:r>
-        <w:rPr>
-          <w:szCs w:val="22"/>
-        </w:rPr>
-        <w:t xml:space="preserve">the audio-only </w:t>
-      </w:r>
-      <w:r>
-        <w:rPr>
-          <w:szCs w:val="22"/>
-        </w:rPr>
-        <w:t>test</w:t>
-      </w:r>
-      <w:r>
-        <w:rPr>
-          <w:szCs w:val="22"/>
-        </w:rPr>
-        <w:t xml:space="preserve"> </w:t>
-      </w:r>
-      <w:r>
-        <w:rPr>
-          <w:szCs w:val="22"/>
-        </w:rPr>
-        <w:t>phase—</w:t>
-      </w:r>
-      <w:r>
-        <w:rPr>
-          <w:szCs w:val="22"/>
-        </w:rPr>
-        <w:t>is</w:t>
-      </w:r>
-      <w:r>
-        <w:rPr>
-          <w:szCs w:val="22"/>
-        </w:rPr>
-        <w:t xml:space="preserve"> blocked</w:t>
-      </w:r>
-      <w:r>
-        <w:rPr>
-          <w:szCs w:val="22"/>
-        </w:rPr>
-        <w:t xml:space="preserve"> </w:t>
-      </w:r>
-      <w:r>
-        <w:rPr>
-          <w:szCs w:val="22"/>
-        </w:rPr>
-        <w:t>when the talker ha</w:t>
-      </w:r>
-      <w:r>
-        <w:rPr>
-          <w:szCs w:val="22"/>
-        </w:rPr>
-        <w:t>d</w:t>
-      </w:r>
-      <w:r>
-        <w:rPr>
-          <w:szCs w:val="22"/>
-        </w:rPr>
-        <w:t xml:space="preserve"> a pen in the mouth during the </w:t>
-      </w:r>
-      <w:r>
-        <w:rPr>
-          <w:szCs w:val="22"/>
-        </w:rPr>
-        <w:t xml:space="preserve">pronunciation of the </w:t>
-      </w:r>
-      <w:r>
-        <w:rPr>
-          <w:szCs w:val="22"/>
-        </w:rPr>
-        <w:t xml:space="preserve">critical shifted </w:t>
-      </w:r>
-      <w:r>
-        <w:rPr>
-          <w:szCs w:val="22"/>
-        </w:rPr>
-        <w:t>exposure tokens</w:t>
-      </w:r>
-      <w:r>
-        <w:rPr>
-          <w:szCs w:val="22"/>
-        </w:rPr>
-        <w:t xml:space="preserve">. When the pen was instead in the hand during the shifted </w:t>
-      </w:r>
-      <w:r>
-        <w:rPr>
-          <w:szCs w:val="22"/>
-        </w:rPr>
-        <w:t>tokens</w:t>
-      </w:r>
-      <w:r>
-        <w:rPr>
-          <w:szCs w:val="22"/>
-        </w:rPr>
-        <w:t>, listeners again exhibited perceptual recalibration</w:t>
-      </w:r>
-      <w:r>
-        <w:rPr>
-          <w:szCs w:val="22"/>
-        </w:rPr>
-        <w:t>.</w:t>
-      </w:r>
-    </w:p>
-    <w:p>
-      <w:pPr>
-        <w:rPr>
-          <w:ins w:id="220" w:author="Jaeger, Florian" w:date="2025-05-10T16:14:00Z" w16du:dateUtc="2025-05-10T20:14:00Z"/>
-          <w:szCs w:val="22"/>
-        </w:rPr>
-      </w:pPr>
-      <w:r>
-        <w:rPr>
-          <w:szCs w:val="22"/>
-        </w:rPr>
-        <w:t>While this blocking effect has since been replicated multiple times, the mechanisms underlying the effect remain unclear</w:t>
-      </w:r>
-      <w:r>
-        <w:rPr>
-          <w:szCs w:val="22"/>
-        </w:rPr>
-        <w:t xml:space="preserve"> (</w:t>
-      </w:r>
-      <w:r>
-        <w:rPr>
-          <w:szCs w:val="22"/>
-        </w:rPr>
-        <w:t xml:space="preserve">see discussion in </w:t>
-      </w:r>
-      <w:r>
-        <w:rPr>
-          <w:szCs w:val="22"/>
-        </w:rPr>
-        <w:t>Kraljic &amp; Samuel, 2011; Liu &amp; Jaeger, 2018).</w:t>
-      </w:r>
-      <w:r>
-        <w:rPr>
-          <w:szCs w:val="22"/>
-        </w:rPr>
-        <w:t xml:space="preserve"> </w:t>
-      </w:r>
-      <w:commentRangeStart w:id="221"/>
-      <w:ins w:id="222" w:author="Jaeger, Florian" w:date="2025-05-10T16:14:00Z" w16du:dateUtc="2025-05-10T20:14:00Z">
-        <w:r>
-          <w:rPr>
-            <w:szCs w:val="22"/>
-          </w:rPr>
-          <w:t xml:space="preserve">For instance, Kraljic et al. (2008) </w:t>
+      <w:ins w:id="258" w:author="Cummings, Shawn" w:date="2025-05-10T14:00:00Z" w16du:dateUtc="2025-05-10T18:00:00Z">
+        <w:r>
+          <w:rPr>
+            <w:szCs w:val="22"/>
+          </w:rPr>
+          <w:t xml:space="preserve">However, the </w:t>
         </w:r>
       </w:ins>
-      <w:ins w:id="223" w:author="Jaeger, Florian" w:date="2025-05-10T16:17:00Z" w16du:dateUtc="2025-05-10T20:17:00Z">
-        <w:r>
-          <w:rPr>
-            <w:szCs w:val="22"/>
-          </w:rPr>
-          <w:t xml:space="preserve">attributing the blocking effect to “pragmatic” reasoning that prevents perceptual learning for </w:t>
+      <w:ins w:id="259" w:author="Cummings, Shawn" w:date="2025-05-10T14:01:00Z" w16du:dateUtc="2025-05-10T18:01:00Z">
+        <w:r>
+          <w:rPr>
+            <w:szCs w:val="22"/>
+          </w:rPr>
+          <w:t>addition of the black box did more than just remove evidence of the state of the articulators</w:t>
         </w:r>
       </w:ins>
-      <w:ins w:id="224" w:author="Jaeger, Florian" w:date="2025-05-10T16:19:00Z" w16du:dateUtc="2025-05-10T20:19:00Z">
-        <w:r>
-          <w:rPr>
-            <w:szCs w:val="22"/>
-          </w:rPr>
-          <w:t>“</w:t>
+      <w:ins w:id="260" w:author="Cummings, Shawn" w:date="2025-05-10T14:07:00Z" w16du:dateUtc="2025-05-10T18:07:00Z">
+        <w:r>
+          <w:rPr>
+            <w:szCs w:val="22"/>
+          </w:rPr>
+          <w:t>; i</w:t>
         </w:r>
       </w:ins>
-      <w:ins w:id="225" w:author="Jaeger, Florian" w:date="2025-05-10T16:18:00Z" w16du:dateUtc="2025-05-10T20:18:00Z">
-        <w:r>
-          <w:rPr>
-            <w:szCs w:val="22"/>
-          </w:rPr>
-          <w:t>incidental</w:t>
+      <w:ins w:id="261" w:author="Cummings, Shawn" w:date="2025-05-10T14:02:00Z" w16du:dateUtc="2025-05-10T18:02:00Z">
+        <w:r>
+          <w:rPr>
+            <w:szCs w:val="22"/>
+          </w:rPr>
+          <w:t>t also imposed distracting visual input</w:t>
         </w:r>
       </w:ins>
-      <w:ins w:id="226" w:author="Jaeger, Florian" w:date="2025-05-10T16:20:00Z" w16du:dateUtc="2025-05-10T20:20:00Z">
-        <w:r>
-          <w:rPr>
-            <w:szCs w:val="22"/>
-          </w:rPr>
-          <w:t>”</w:t>
+      <w:ins w:id="262" w:author="Cummings, Shawn" w:date="2025-05-10T14:03:00Z" w16du:dateUtc="2025-05-10T18:03:00Z">
+        <w:r>
+          <w:rPr>
+            <w:szCs w:val="22"/>
+          </w:rPr>
+          <w:t xml:space="preserve"> during a critical window for perception of the target sound. </w:t>
         </w:r>
       </w:ins>
-      <w:ins w:id="227" w:author="Jaeger, Florian" w:date="2025-05-10T16:18:00Z" w16du:dateUtc="2025-05-10T20:18:00Z">
+      <w:ins w:id="263" w:author="Cummings, Shawn" w:date="2025-05-10T14:13:00Z" w16du:dateUtc="2025-05-10T18:13:00Z">
+        <w:r>
+          <w:rPr>
+            <w:szCs w:val="22"/>
+          </w:rPr>
+          <w:t>Here we briefly discuss</w:t>
+        </w:r>
+      </w:ins>
+      <w:ins w:id="264" w:author="Cummings, Shawn" w:date="2025-05-10T14:04:00Z" w16du:dateUtc="2025-05-10T18:04:00Z">
+        <w:r>
+          <w:rPr>
+            <w:szCs w:val="22"/>
+          </w:rPr>
+          <w:t xml:space="preserve"> two possibilities</w:t>
+        </w:r>
+      </w:ins>
+      <w:ins w:id="265" w:author="Cummings, Shawn" w:date="2025-05-10T14:13:00Z" w16du:dateUtc="2025-05-10T18:13:00Z">
+        <w:r>
+          <w:rPr>
+            <w:szCs w:val="22"/>
+          </w:rPr>
+          <w:t xml:space="preserve"> which</w:t>
+        </w:r>
+      </w:ins>
+      <w:ins w:id="266" w:author="Cummings, Shawn" w:date="2025-05-10T14:04:00Z" w16du:dateUtc="2025-05-10T18:04:00Z">
+        <w:r>
+          <w:rPr>
+            <w:szCs w:val="22"/>
+          </w:rPr>
+          <w:t xml:space="preserve"> emerge from this facet of the manipulation</w:t>
+        </w:r>
+      </w:ins>
+      <w:ins w:id="267" w:author="Cummings, Shawn" w:date="2025-05-10T14:13:00Z" w16du:dateUtc="2025-05-10T18:13:00Z">
+        <w:r>
+          <w:rPr>
+            <w:szCs w:val="22"/>
+          </w:rPr>
+          <w:t xml:space="preserve">. </w:t>
+        </w:r>
+      </w:ins>
+      <w:ins w:id="268" w:author="Cummings, Shawn" w:date="2025-05-10T14:04:00Z" w16du:dateUtc="2025-05-10T18:04:00Z">
+        <w:r>
+          <w:rPr>
+            <w:szCs w:val="22"/>
+          </w:rPr>
+          <w:t>First,</w:t>
+        </w:r>
+      </w:ins>
+      <w:ins w:id="269" w:author="Cummings, Shawn" w:date="2025-05-10T14:07:00Z" w16du:dateUtc="2025-05-10T18:07:00Z">
+        <w:r>
+          <w:rPr>
+            <w:szCs w:val="22"/>
+          </w:rPr>
+          <w:t xml:space="preserve"> distraction could globally disrupt attention</w:t>
+        </w:r>
+      </w:ins>
+      <w:ins w:id="270" w:author="Cummings, Shawn" w:date="2025-05-10T14:12:00Z" w16du:dateUtc="2025-05-10T18:12:00Z">
+        <w:r>
+          <w:rPr>
+            <w:szCs w:val="22"/>
+          </w:rPr>
+          <w:t xml:space="preserve"> and</w:t>
+        </w:r>
+      </w:ins>
+      <w:ins w:id="271" w:author="Cummings, Shawn" w:date="2025-05-10T14:10:00Z" w16du:dateUtc="2025-05-10T18:10:00Z">
         <w:r>
           <w:rPr>
             <w:szCs w:val="22"/>
@@ -22812,288 +22061,513 @@
           <w:t xml:space="preserve"> </w:t>
         </w:r>
       </w:ins>
-      <w:ins w:id="228" w:author="Jaeger, Florian" w:date="2025-05-10T16:19:00Z" w16du:dateUtc="2025-05-10T20:19:00Z">
-        <w:r>
-          <w:rPr>
-            <w:szCs w:val="22"/>
-          </w:rPr>
-          <w:t>changes in pronunciation</w:t>
+      <w:ins w:id="272" w:author="Cummings, Shawn" w:date="2025-05-10T14:11:00Z" w16du:dateUtc="2025-05-10T18:11:00Z">
+        <w:r>
+          <w:rPr>
+            <w:szCs w:val="22"/>
+          </w:rPr>
+          <w:t xml:space="preserve">interrupt </w:t>
         </w:r>
       </w:ins>
-      <w:ins w:id="229" w:author="Jaeger, Florian" w:date="2025-05-10T16:18:00Z" w16du:dateUtc="2025-05-10T20:18:00Z">
-        <w:r>
-          <w:rPr>
-            <w:szCs w:val="22"/>
-          </w:rPr>
-          <w:t xml:space="preserve">—like </w:t>
+      <w:ins w:id="273" w:author="Cummings, Shawn" w:date="2025-05-10T14:12:00Z" w16du:dateUtc="2025-05-10T18:12:00Z">
+        <w:r>
+          <w:rPr>
+            <w:szCs w:val="22"/>
+          </w:rPr>
+          <w:t>the</w:t>
         </w:r>
       </w:ins>
-      <w:ins w:id="230" w:author="Jaeger, Florian" w:date="2025-05-10T16:19:00Z" w16du:dateUtc="2025-05-10T20:19:00Z">
-        <w:r>
-          <w:rPr>
-            <w:szCs w:val="22"/>
-          </w:rPr>
-          <w:t xml:space="preserve">those arising </w:t>
+      <w:ins w:id="274" w:author="Cummings, Shawn" w:date="2025-05-10T14:11:00Z" w16du:dateUtc="2025-05-10T18:11:00Z">
+        <w:r>
+          <w:rPr>
+            <w:szCs w:val="22"/>
+          </w:rPr>
+          <w:t xml:space="preserve"> cognitive process underl</w:t>
         </w:r>
       </w:ins>
-      <w:ins w:id="231" w:author="Jaeger, Florian" w:date="2025-05-10T16:18:00Z" w16du:dateUtc="2025-05-10T20:18:00Z">
-        <w:r>
-          <w:rPr>
-            <w:szCs w:val="22"/>
-          </w:rPr>
-          <w:t>a pen is in the mouth</w:t>
+      <w:ins w:id="275" w:author="Cummings, Shawn" w:date="2025-05-10T14:12:00Z" w16du:dateUtc="2025-05-10T18:12:00Z">
+        <w:r>
+          <w:rPr>
+            <w:szCs w:val="22"/>
+          </w:rPr>
+          <w:t>ying</w:t>
         </w:r>
       </w:ins>
-      <w:ins w:id="232" w:author="Jaeger, Florian" w:date="2025-05-10T16:20:00Z" w16du:dateUtc="2025-05-10T20:20:00Z">
-        <w:r>
-          <w:rPr>
-            <w:szCs w:val="22"/>
-          </w:rPr>
-          <w:t xml:space="preserve">—while allowing perceptual learning for changes that are considered “characteristic” of the talker’s speech. </w:t>
+      <w:ins w:id="276" w:author="Cummings, Shawn" w:date="2025-05-10T14:11:00Z" w16du:dateUtc="2025-05-10T18:11:00Z">
+        <w:r>
+          <w:rPr>
+            <w:szCs w:val="22"/>
+          </w:rPr>
+          <w:t xml:space="preserve"> compensation</w:t>
         </w:r>
       </w:ins>
-      <w:ins w:id="233" w:author="Jaeger, Florian" w:date="2025-05-10T16:21:00Z" w16du:dateUtc="2025-05-10T20:21:00Z">
-        <w:r>
-          <w:rPr>
-            <w:szCs w:val="22"/>
-          </w:rPr>
-          <w:t>B</w:t>
-        </w:r>
-        <w:r>
-          <w:rPr>
-            <w:szCs w:val="22"/>
-          </w:rPr>
-          <w:t xml:space="preserve">ased on a series of </w:t>
-        </w:r>
-        <w:r>
-          <w:rPr>
-            <w:szCs w:val="22"/>
-          </w:rPr>
-          <w:t xml:space="preserve">new </w:t>
-        </w:r>
-        <w:r>
-          <w:rPr>
-            <w:szCs w:val="22"/>
-          </w:rPr>
-          <w:t>experiments</w:t>
-        </w:r>
-        <w:r>
-          <w:rPr>
-            <w:szCs w:val="22"/>
-          </w:rPr>
-          <w:t xml:space="preserve">, </w:t>
+      <w:ins w:id="277" w:author="Cummings, Shawn" w:date="2025-05-10T14:12:00Z" w16du:dateUtc="2025-05-10T18:12:00Z">
+        <w:r>
+          <w:rPr>
+            <w:szCs w:val="22"/>
+          </w:rPr>
+          <w:t xml:space="preserve">. A number of factors make this explanation unlikely, though not impossible. </w:t>
         </w:r>
       </w:ins>
-      <w:ins w:id="234" w:author="Jaeger, Florian" w:date="2025-05-10T16:20:00Z" w16du:dateUtc="2025-05-10T20:20:00Z">
-        <w:r>
-          <w:rPr>
-            <w:szCs w:val="22"/>
-          </w:rPr>
-          <w:t>Kraljic and Samuel (2011) revised this account</w:t>
+      <w:ins w:id="278" w:author="Cummings, Shawn" w:date="2025-05-10T14:15:00Z" w16du:dateUtc="2025-05-10T18:15:00Z">
+        <w:r>
+          <w:rPr>
+            <w:szCs w:val="22"/>
+          </w:rPr>
+          <w:t>Listeners</w:t>
         </w:r>
       </w:ins>
-      <w:ins w:id="235" w:author="Jaeger, Florian" w:date="2025-05-10T16:21:00Z" w16du:dateUtc="2025-05-10T20:21:00Z">
-        <w:r>
-          <w:rPr>
-            <w:szCs w:val="22"/>
-          </w:rPr>
-          <w:t>, suggesting instead that audiovisual inputs with a pen in the mouth are stored as separate exemplars that do not affect l</w:t>
+      <w:ins w:id="279" w:author="Cummings, Shawn" w:date="2025-05-10T14:16:00Z" w16du:dateUtc="2025-05-10T18:16:00Z">
+        <w:r>
+          <w:rPr>
+            <w:szCs w:val="22"/>
+          </w:rPr>
+          <w:t xml:space="preserve"> in experiment 2 demonstrated numerically greater </w:t>
         </w:r>
       </w:ins>
-      <w:ins w:id="236" w:author="Jaeger, Florian" w:date="2025-05-10T16:22:00Z" w16du:dateUtc="2025-05-10T20:22:00Z">
-        <w:r>
-          <w:rPr>
-            <w:szCs w:val="22"/>
-          </w:rPr>
-          <w:t>isteners’ categorization decisions for audio-only speech inputs</w:t>
+      <w:ins w:id="280" w:author="Cummings, Shawn" w:date="2025-05-10T14:15:00Z" w16du:dateUtc="2025-05-10T18:15:00Z">
+        <w:r>
+          <w:rPr>
+            <w:szCs w:val="22"/>
+          </w:rPr>
+          <w:t xml:space="preserve">sensitivity to the acoustic continuum </w:t>
         </w:r>
       </w:ins>
-      <w:ins w:id="237" w:author="Jaeger, Florian" w:date="2025-05-10T16:23:00Z" w16du:dateUtc="2025-05-10T20:23:00Z">
-        <w:r>
-          <w:rPr>
-            <w:szCs w:val="22"/>
-          </w:rPr>
-          <w:t xml:space="preserve">—i.e., the type of speech input that has been used in the test phase of </w:t>
-        </w:r>
-        <w:r>
-          <w:rPr>
-            <w:i/>
-            <w:iCs/>
-            <w:szCs w:val="22"/>
-          </w:rPr>
-          <w:t>all</w:t>
-        </w:r>
-        <w:r>
-          <w:rPr>
-            <w:szCs w:val="22"/>
-          </w:rPr>
-          <w:t xml:space="preserve"> perceptual recalibration experiments on this question to date. </w:t>
+      <w:ins w:id="281" w:author="Cummings, Shawn" w:date="2025-05-10T14:16:00Z" w16du:dateUtc="2025-05-10T18:16:00Z">
+        <w:r>
+          <w:rPr>
+            <w:szCs w:val="22"/>
+          </w:rPr>
+          <w:t>than</w:t>
         </w:r>
       </w:ins>
-      <w:ins w:id="238" w:author="Jaeger, Florian" w:date="2025-05-10T16:33:00Z" w16du:dateUtc="2025-05-10T20:33:00Z">
-        <w:r>
-          <w:rPr>
-            <w:szCs w:val="22"/>
-          </w:rPr>
-          <w:t>However, based on additional experiments</w:t>
+      <w:ins w:id="282" w:author="Cummings, Shawn" w:date="2025-05-10T14:15:00Z" w16du:dateUtc="2025-05-10T18:15:00Z">
+        <w:r>
+          <w:rPr>
+            <w:szCs w:val="22"/>
+          </w:rPr>
+          <w:t xml:space="preserve"> experiments 1a-c</w:t>
         </w:r>
       </w:ins>
-      <w:ins w:id="239" w:author="Jaeger, Florian" w:date="2025-05-10T16:23:00Z" w16du:dateUtc="2025-05-10T20:23:00Z">
-        <w:r>
-          <w:rPr>
-            <w:szCs w:val="22"/>
-          </w:rPr>
-          <w:t>, Liu and Jaeger (2018) argued t</w:t>
+      <w:ins w:id="283" w:author="Cummings, Shawn" w:date="2025-05-10T14:16:00Z" w16du:dateUtc="2025-05-10T18:16:00Z">
+        <w:r>
+          <w:rPr>
+            <w:szCs w:val="22"/>
+          </w:rPr>
+          <w:t xml:space="preserve">, speaking against a higher </w:t>
         </w:r>
       </w:ins>
-      <w:ins w:id="240" w:author="Jaeger, Florian" w:date="2025-05-10T16:24:00Z" w16du:dateUtc="2025-05-10T20:24:00Z">
-        <w:r>
-          <w:rPr>
-            <w:szCs w:val="22"/>
-          </w:rPr>
-          <w:t>hat the existing data were, in fact, more compatible with an account more along the lines of the original proposal by Kraljic et al. (2008)</w:t>
+      <w:ins w:id="284" w:author="Cummings, Shawn" w:date="2025-05-10T14:17:00Z" w16du:dateUtc="2025-05-10T18:17:00Z">
+        <w:r>
+          <w:rPr>
+            <w:szCs w:val="22"/>
+          </w:rPr>
+          <w:t xml:space="preserve">proportion of attentional lapses or random guesses. Along a similar vein, average reaction time was </w:t>
+        </w:r>
+        <w:r>
+          <w:rPr>
+            <w:szCs w:val="22"/>
+          </w:rPr>
+          <w:lastRenderedPageBreak/>
+          <w:t>not significantly higher in Experiment 2. Finall</w:t>
         </w:r>
       </w:ins>
-      <w:ins w:id="241" w:author="Jaeger, Florian" w:date="2025-05-10T16:32:00Z" w16du:dateUtc="2025-05-10T20:32:00Z">
-        <w:r>
-          <w:rPr>
-            <w:szCs w:val="22"/>
-          </w:rPr>
-          <w:t xml:space="preserve">—as inference under uncertainty about the </w:t>
-        </w:r>
-        <w:r>
-          <w:rPr>
-            <w:i/>
-            <w:iCs/>
-            <w:szCs w:val="22"/>
-          </w:rPr>
-          <w:t>causes</w:t>
-        </w:r>
-        <w:r>
-          <w:rPr>
-            <w:szCs w:val="22"/>
-          </w:rPr>
-          <w:t xml:space="preserve"> for the unexpected pronunciations.</w:t>
+      <w:ins w:id="285" w:author="Cummings, Shawn" w:date="2025-05-10T14:18:00Z" w16du:dateUtc="2025-05-10T18:18:00Z">
+        <w:r>
+          <w:rPr>
+            <w:szCs w:val="22"/>
+          </w:rPr>
+          <w:t xml:space="preserve">y, while the black box was likely initially surprising to listeners, </w:t>
         </w:r>
       </w:ins>
-      <w:commentRangeEnd w:id="221"/>
-      <w:ins w:id="242" w:author="Jaeger, Florian" w:date="2025-05-10T16:40:00Z" w16du:dateUtc="2025-05-10T20:40:00Z">
+      <w:ins w:id="286" w:author="Cummings, Shawn" w:date="2025-05-10T14:19:00Z" w16du:dateUtc="2025-05-10T18:19:00Z">
+        <w:r>
+          <w:rPr>
+            <w:szCs w:val="22"/>
+          </w:rPr>
+          <w:t xml:space="preserve">it appeared very predictably </w:t>
+        </w:r>
+        <w:commentRangeStart w:id="287"/>
+        <w:commentRangeStart w:id="288"/>
+        <w:r>
+          <w:rPr>
+            <w:szCs w:val="22"/>
+          </w:rPr>
+          <w:t>at the same point in the presented stimulus for each of the 72 trials.</w:t>
+        </w:r>
+      </w:ins>
+      <w:commentRangeEnd w:id="287"/>
+      <w:ins w:id="289" w:author="Cummings, Shawn" w:date="2025-05-10T14:48:00Z" w16du:dateUtc="2025-05-10T18:48:00Z">
         <w:r>
           <w:rPr>
             <w:rStyle w:val="CommentReference"/>
           </w:rPr>
-          <w:commentReference w:id="221"/>
-        </w:r>
-        <w:r>
-          <w:rPr>
-            <w:szCs w:val="22"/>
-          </w:rPr>
-          <w:t xml:space="preserve"> While some of these accounts (in particular the causal inference account) have conceptual similarities to </w:t>
+          <w:commentReference w:id="287"/>
+        </w:r>
+        <w:commentRangeEnd w:id="288"/>
+        <w:r>
+          <w:rPr>
+            <w:rStyle w:val="CommentReference"/>
+          </w:rPr>
+          <w:commentReference w:id="288"/>
         </w:r>
       </w:ins>
-      <w:ins w:id="243" w:author="Jaeger, Florian" w:date="2025-05-10T16:41:00Z" w16du:dateUtc="2025-05-10T20:41:00Z">
-        <w:r>
-          <w:rPr>
-            <w:szCs w:val="22"/>
-          </w:rPr>
-          <w:t xml:space="preserve">compensation, previously offered explanations of the blocking effect </w:t>
+      <w:ins w:id="290" w:author="Cummings, Shawn" w:date="2025-05-10T14:19:00Z" w16du:dateUtc="2025-05-10T18:19:00Z">
+        <w:r>
+          <w:rPr>
+            <w:szCs w:val="22"/>
+          </w:rPr>
+          <w:t xml:space="preserve"> Thus, any initial distraction would likely</w:t>
         </w:r>
       </w:ins>
-      <w:ins w:id="244" w:author="Jaeger, Florian" w:date="2025-05-10T16:42:00Z" w16du:dateUtc="2025-05-10T20:42:00Z">
-        <w:r>
-          <w:rPr>
-            <w:szCs w:val="22"/>
-          </w:rPr>
-          <w:t xml:space="preserve">share that they </w:t>
+      <w:ins w:id="291" w:author="Cummings, Shawn" w:date="2025-05-10T14:20:00Z" w16du:dateUtc="2025-05-10T18:20:00Z">
+        <w:r>
+          <w:rPr>
+            <w:szCs w:val="22"/>
+          </w:rPr>
+          <w:t xml:space="preserve"> atrophy over the course of testing. Analyses reported in the SI</w:t>
         </w:r>
       </w:ins>
-      <w:ins w:id="245" w:author="Jaeger, Florian" w:date="2025-05-10T16:41:00Z" w16du:dateUtc="2025-05-10T20:41:00Z">
-        <w:r>
-          <w:rPr>
-            <w:szCs w:val="22"/>
-          </w:rPr>
-          <w:t xml:space="preserve">appeal to </w:t>
-        </w:r>
-        <w:r>
-          <w:rPr>
-            <w:i/>
-            <w:iCs/>
-            <w:szCs w:val="22"/>
-          </w:rPr>
-          <w:t>learning</w:t>
-        </w:r>
-        <w:r>
-          <w:rPr>
-            <w:szCs w:val="22"/>
-          </w:rPr>
-          <w:t xml:space="preserve"> and/or </w:t>
-        </w:r>
-        <w:r>
-          <w:rPr>
-            <w:i/>
-            <w:iCs/>
-            <w:szCs w:val="22"/>
-          </w:rPr>
-          <w:t>memory</w:t>
-        </w:r>
-        <w:r>
-          <w:rPr>
-            <w:szCs w:val="22"/>
-          </w:rPr>
-          <w:t>.</w:t>
+      <w:ins w:id="292" w:author="Cummings, Shawn" w:date="2025-05-10T14:21:00Z" w16du:dateUtc="2025-05-10T18:21:00Z">
+        <w:r>
+          <w:rPr>
+            <w:szCs w:val="22"/>
+          </w:rPr>
+          <w:t xml:space="preserve"> confirm that no effects emerged or interacted with testing block. </w:t>
         </w:r>
       </w:ins>
     </w:p>
     <w:p>
       <w:pPr>
         <w:rPr>
-          <w:szCs w:val="22"/>
-        </w:rPr>
-      </w:pPr>
-      <w:r>
-        <w:rPr>
-          <w:szCs w:val="22"/>
-        </w:rPr>
-        <w:t xml:space="preserve">The results of </w:t>
-      </w:r>
-      <w:ins w:id="246" w:author="Jaeger, Florian" w:date="2025-05-10T16:25:00Z" w16du:dateUtc="2025-05-10T20:25:00Z">
-        <w:r>
-          <w:rPr>
-            <w:szCs w:val="22"/>
-          </w:rPr>
-          <w:t>our e</w:t>
+          <w:ins w:id="293" w:author="Cummings, Shawn" w:date="2025-05-10T14:14:00Z" w16du:dateUtc="2025-05-10T18:14:00Z"/>
+          <w:szCs w:val="22"/>
+        </w:rPr>
+      </w:pPr>
+      <w:ins w:id="294" w:author="Cummings, Shawn" w:date="2025-05-10T14:21:00Z" w16du:dateUtc="2025-05-10T18:21:00Z">
+        <w:r>
+          <w:rPr>
+            <w:szCs w:val="22"/>
+          </w:rPr>
+          <w:t>A second</w:t>
         </w:r>
       </w:ins>
-      <w:del w:id="247" w:author="Jaeger, Florian" w:date="2025-05-10T16:25:00Z" w16du:dateUtc="2025-05-10T20:25:00Z">
-        <w:r>
-          <w:rPr>
-            <w:szCs w:val="22"/>
-          </w:rPr>
-          <w:delText>E</w:delText>
-        </w:r>
-      </w:del>
-      <w:r>
-        <w:rPr>
-          <w:szCs w:val="22"/>
-        </w:rPr>
-        <w:t>xperiment</w:t>
-      </w:r>
-      <w:ins w:id="248" w:author="Jaeger, Florian" w:date="2025-05-10T16:25:00Z" w16du:dateUtc="2025-05-10T20:25:00Z">
-        <w:r>
-          <w:rPr>
-            <w:szCs w:val="22"/>
-          </w:rPr>
-          <w:t>s</w:t>
+      <w:ins w:id="295" w:author="Cummings, Shawn" w:date="2025-05-10T14:23:00Z" w16du:dateUtc="2025-05-10T18:23:00Z">
+        <w:r>
+          <w:rPr>
+            <w:szCs w:val="22"/>
+          </w:rPr>
+          <w:t xml:space="preserve"> </w:t>
         </w:r>
       </w:ins>
-      <w:del w:id="249" w:author="Jaeger, Florian" w:date="2025-05-10T16:25:00Z" w16du:dateUtc="2025-05-10T20:25:00Z">
-        <w:r>
-          <w:rPr>
-            <w:szCs w:val="22"/>
-          </w:rPr>
-          <w:delText>s 1a-c</w:delText>
-        </w:r>
-      </w:del>
+      <w:ins w:id="296" w:author="Cummings, Shawn" w:date="2025-05-10T14:21:00Z" w16du:dateUtc="2025-05-10T18:21:00Z">
+        <w:r>
+          <w:rPr>
+            <w:szCs w:val="22"/>
+          </w:rPr>
+          <w:t>alternative is that while</w:t>
+        </w:r>
+      </w:ins>
+      <w:ins w:id="297" w:author="Cummings, Shawn" w:date="2025-05-10T14:22:00Z" w16du:dateUtc="2025-05-10T18:22:00Z">
+        <w:r>
+          <w:rPr>
+            <w:szCs w:val="22"/>
+          </w:rPr>
+          <w:t xml:space="preserve"> the presence of the pen </w:t>
+        </w:r>
+      </w:ins>
+      <w:ins w:id="298" w:author="Cummings, Shawn" w:date="2025-05-10T14:23:00Z" w16du:dateUtc="2025-05-10T18:23:00Z">
+        <w:r>
+          <w:rPr>
+            <w:szCs w:val="22"/>
+          </w:rPr>
+          <w:t>itself—rather than its impact on the articulators—may be sufficient to induce compensation, the black box made</w:t>
+        </w:r>
+      </w:ins>
+      <w:ins w:id="299" w:author="Cummings, Shawn" w:date="2025-05-10T14:24:00Z" w16du:dateUtc="2025-05-10T18:24:00Z">
+        <w:r>
+          <w:rPr>
+            <w:szCs w:val="22"/>
+          </w:rPr>
+          <w:t xml:space="preserve"> this presence less obvious and harder to visually access.</w:t>
+        </w:r>
+      </w:ins>
+      <w:ins w:id="300" w:author="Cummings, Shawn" w:date="2025-05-10T14:26:00Z" w16du:dateUtc="2025-05-10T18:26:00Z">
+        <w:r>
+          <w:rPr>
+            <w:szCs w:val="22"/>
+          </w:rPr>
+          <w:t xml:space="preserve"> </w:t>
+        </w:r>
+        <w:commentRangeStart w:id="301"/>
+        <w:r>
+          <w:rPr>
+            <w:szCs w:val="22"/>
+          </w:rPr>
+          <w:t xml:space="preserve">Experiment 2b addresses this concern to a limited extent, in that </w:t>
+        </w:r>
+      </w:ins>
+      <w:ins w:id="302" w:author="Cummings, Shawn" w:date="2025-05-10T14:29:00Z" w16du:dateUtc="2025-05-10T18:29:00Z">
+        <w:r>
+          <w:rPr>
+            <w:szCs w:val="22"/>
+          </w:rPr>
+          <w:t xml:space="preserve">participants explicitly confirmed awareness of the pen. However, </w:t>
+        </w:r>
+      </w:ins>
+      <w:ins w:id="303" w:author="Cummings, Shawn" w:date="2025-05-10T14:30:00Z" w16du:dateUtc="2025-05-10T18:30:00Z">
+        <w:r>
+          <w:rPr>
+            <w:szCs w:val="22"/>
+          </w:rPr>
+          <w:t xml:space="preserve">the dual-task nature of the experiment </w:t>
+        </w:r>
+        <w:r>
+          <w:rPr>
+            <w:szCs w:val="22"/>
+          </w:rPr>
+          <w:t>imposed additional</w:t>
+        </w:r>
+      </w:ins>
+      <w:ins w:id="304" w:author="Cummings, Shawn" w:date="2025-05-10T14:33:00Z" w16du:dateUtc="2025-05-10T18:33:00Z">
+        <w:r>
+          <w:rPr>
+            <w:szCs w:val="22"/>
+          </w:rPr>
+          <w:t xml:space="preserve"> and orthogonal attentional demands. </w:t>
+        </w:r>
+      </w:ins>
+      <w:commentRangeEnd w:id="301"/>
+      <w:ins w:id="305" w:author="Cummings, Shawn" w:date="2025-05-10T14:38:00Z" w16du:dateUtc="2025-05-10T18:38:00Z">
+        <w:r>
+          <w:rPr>
+            <w:rStyle w:val="CommentReference"/>
+          </w:rPr>
+          <w:commentReference w:id="301"/>
+        </w:r>
+      </w:ins>
+      <w:ins w:id="306" w:author="Cummings, Shawn" w:date="2025-05-10T14:34:00Z" w16du:dateUtc="2025-05-10T18:34:00Z">
+        <w:r>
+          <w:rPr>
+            <w:szCs w:val="22"/>
+          </w:rPr>
+          <w:t xml:space="preserve">Fruitful follow-up work could more </w:t>
+        </w:r>
+      </w:ins>
+      <w:ins w:id="307" w:author="Cummings, Shawn" w:date="2025-05-10T14:33:00Z" w16du:dateUtc="2025-05-10T18:33:00Z">
+        <w:r>
+          <w:rPr>
+            <w:szCs w:val="22"/>
+          </w:rPr>
+          <w:t xml:space="preserve">conclusively assess the role of the pen </w:t>
+        </w:r>
+        <w:r>
+          <w:rPr>
+            <w:szCs w:val="22"/>
+          </w:rPr>
+          <w:t xml:space="preserve">versus </w:t>
+        </w:r>
+      </w:ins>
+      <w:ins w:id="308" w:author="Cummings, Shawn" w:date="2025-05-10T14:34:00Z" w16du:dateUtc="2025-05-10T18:34:00Z">
+        <w:r>
+          <w:rPr>
+            <w:szCs w:val="22"/>
+          </w:rPr>
+          <w:t xml:space="preserve">its impact on the articulators by </w:t>
+        </w:r>
+        <w:r>
+          <w:rPr>
+            <w:szCs w:val="22"/>
+          </w:rPr>
+          <w:t>rem</w:t>
+        </w:r>
+      </w:ins>
+      <w:ins w:id="309" w:author="Cummings, Shawn" w:date="2025-05-10T14:35:00Z" w16du:dateUtc="2025-05-10T18:35:00Z">
+        <w:r>
+          <w:rPr>
+            <w:szCs w:val="22"/>
+          </w:rPr>
+          <w:t xml:space="preserve">oving one while sparing the other. For example, videos could be presented of pen-impacted articulation, but with the pen itself </w:t>
+        </w:r>
+      </w:ins>
+      <w:ins w:id="310" w:author="Cummings, Shawn" w:date="2025-05-10T14:36:00Z" w16du:dateUtc="2025-05-10T18:36:00Z">
+        <w:r>
+          <w:rPr>
+            <w:szCs w:val="22"/>
+          </w:rPr>
+          <w:t xml:space="preserve">removed in video post-processing. Conversely, the pen could be highlighted in front of the </w:t>
+        </w:r>
+      </w:ins>
+      <w:ins w:id="311" w:author="Cummings, Shawn" w:date="2025-05-10T14:37:00Z" w16du:dateUtc="2025-05-10T18:37:00Z">
+        <w:r>
+          <w:rPr>
+            <w:szCs w:val="22"/>
+          </w:rPr>
+          <w:t xml:space="preserve">occluder in videos of the type employed in Experiment 2, or the image of a pen could be superimposed onto videos of pen-free articulation. </w:t>
+        </w:r>
+      </w:ins>
+    </w:p>
+    <w:p>
+      <w:pPr>
+        <w:rPr>
+          <w:del w:id="312" w:author="Cummings, Shawn" w:date="2025-05-10T14:25:00Z" w16du:dateUtc="2025-05-10T18:25:00Z"/>
+          <w:szCs w:val="22"/>
+        </w:rPr>
+      </w:pPr>
+    </w:p>
+    <w:p>
+      <w:pPr>
+        <w:pStyle w:val="Heading1"/>
+        <w:rPr>
+          <w:szCs w:val="22"/>
+        </w:rPr>
+      </w:pPr>
+      <w:r>
+        <w:rPr>
+          <w:sz w:val="22"/>
+          <w:szCs w:val="22"/>
+        </w:rPr>
+        <w:t>General Discussion</w:t>
+      </w:r>
+    </w:p>
+    <w:p>
+      <w:pPr>
+        <w:rPr>
+          <w:szCs w:val="22"/>
+        </w:rPr>
+      </w:pPr>
+      <w:r>
+        <w:rPr>
+          <w:szCs w:val="22"/>
+        </w:rPr>
+        <w:t xml:space="preserve">Taken together the </w:t>
+      </w:r>
+      <w:r>
+        <w:rPr>
+          <w:szCs w:val="22"/>
+        </w:rPr>
+        <w:t xml:space="preserve">results </w:t>
+      </w:r>
+      <w:r>
+        <w:rPr>
+          <w:szCs w:val="22"/>
+        </w:rPr>
+        <w:t xml:space="preserve">of </w:t>
+      </w:r>
+      <w:r>
+        <w:rPr>
+          <w:szCs w:val="22"/>
+        </w:rPr>
+        <w:t xml:space="preserve">Experiments 1a-c </w:t>
+      </w:r>
+      <w:r>
+        <w:rPr>
+          <w:szCs w:val="22"/>
+        </w:rPr>
+        <w:t xml:space="preserve">and 2, suggest that listeners </w:t>
+      </w:r>
+      <w:r>
+        <w:rPr>
+          <w:szCs w:val="22"/>
+        </w:rPr>
+        <w:t>compensat</w:t>
+      </w:r>
+      <w:r>
+        <w:rPr>
+          <w:szCs w:val="22"/>
+        </w:rPr>
+        <w:t>e</w:t>
+      </w:r>
+      <w:r>
+        <w:rPr>
+          <w:szCs w:val="22"/>
+        </w:rPr>
+        <w:t xml:space="preserve"> for visually evident effects of the pen on the </w:t>
+      </w:r>
+      <w:r>
+        <w:rPr>
+          <w:szCs w:val="22"/>
+        </w:rPr>
+        <w:t xml:space="preserve">configuration of articulators that are relevant to the </w:t>
+      </w:r>
+      <w:r>
+        <w:rPr>
+          <w:szCs w:val="22"/>
+        </w:rPr>
+        <w:t>/s/-/ʃ/</w:t>
+      </w:r>
+      <w:r>
+        <w:rPr>
+          <w:szCs w:val="22"/>
+        </w:rPr>
+        <w:t xml:space="preserve"> contrast. This suggests that </w:t>
+      </w:r>
+      <w:r>
+        <w:rPr>
+          <w:szCs w:val="22"/>
+        </w:rPr>
+        <w:t xml:space="preserve">speech perception </w:t>
+      </w:r>
+      <w:r>
+        <w:rPr>
+          <w:szCs w:val="22"/>
+        </w:rPr>
+        <w:t xml:space="preserve">can normalize or ‘explain away’ </w:t>
+      </w:r>
+      <w:r>
+        <w:rPr>
+          <w:szCs w:val="22"/>
+        </w:rPr>
+        <w:t xml:space="preserve">at least </w:t>
+      </w:r>
+      <w:r>
+        <w:rPr>
+          <w:szCs w:val="22"/>
+        </w:rPr>
+        <w:t xml:space="preserve">some effects of the pen </w:t>
+      </w:r>
+      <w:r>
+        <w:rPr>
+          <w:szCs w:val="22"/>
+        </w:rPr>
+        <w:t xml:space="preserve">on articulation, </w:t>
+      </w:r>
+      <w:r>
+        <w:rPr>
+          <w:szCs w:val="22"/>
+        </w:rPr>
+        <w:t>if they are sufficiently visually evident.</w:t>
+      </w:r>
+      <w:r>
+        <w:rPr>
+          <w:szCs w:val="22"/>
+        </w:rPr>
+        <w:t xml:space="preserve"> To the best of our knowledge, this is the first demonstration that </w:t>
+      </w:r>
+      <w:r>
+        <w:rPr>
+          <w:szCs w:val="22"/>
+        </w:rPr>
+        <w:t>non-</w:t>
+      </w:r>
+      <w:r>
+        <w:rPr>
+          <w:szCs w:val="22"/>
+        </w:rPr>
+        <w:t>phon</w:t>
+      </w:r>
+      <w:r>
+        <w:rPr>
+          <w:szCs w:val="22"/>
+        </w:rPr>
+        <w:t>etic</w:t>
+      </w:r>
+      <w:r>
+        <w:rPr>
+          <w:szCs w:val="22"/>
+        </w:rPr>
+        <w:t>, visually evident</w:t>
+      </w:r>
       <w:r>
         <w:rPr>
           <w:szCs w:val="22"/>
@@ -23104,48 +22578,31 @@
         <w:rPr>
           <w:szCs w:val="22"/>
         </w:rPr>
-        <w:t>raise the possibility</w:t>
+        <w:t>effects on</w:t>
+      </w:r>
+      <w:r>
+        <w:rPr>
+          <w:szCs w:val="22"/>
+        </w:rPr>
+        <w:t xml:space="preserve"> articulators—the pen’s effect on lip shape—affect listeners’ perception in ways consistent with compensation accounts. </w:t>
+      </w:r>
+      <w:r>
+        <w:rPr>
+          <w:szCs w:val="22"/>
+        </w:rPr>
+        <w:t xml:space="preserve">This provides novel support for Fowler’s conjecture (Fowler, 2006): it indeed does not appear to matter </w:t>
+      </w:r>
+      <w:r>
+        <w:rPr>
+          <w:szCs w:val="22"/>
+        </w:rPr>
+        <w:t>why</w:t>
       </w:r>
       <w:r>
         <w:rPr>
           <w:szCs w:val="22"/>
         </w:rPr>
         <w:t xml:space="preserve"> </w:t>
-      </w:r>
-      <w:ins w:id="250" w:author="Jaeger, Florian" w:date="2025-05-10T16:25:00Z" w16du:dateUtc="2025-05-10T20:25:00Z">
-        <w:r>
-          <w:rPr>
-            <w:szCs w:val="22"/>
-          </w:rPr>
-          <w:t xml:space="preserve">of another, qualitatively different, </w:t>
-        </w:r>
-        <w:r>
-          <w:rPr>
-            <w:szCs w:val="22"/>
-          </w:rPr>
-          <w:lastRenderedPageBreak/>
-          <w:t>explanation:</w:t>
-        </w:r>
-      </w:ins>
-      <w:del w:id="251" w:author="Jaeger, Florian" w:date="2025-05-10T16:25:00Z" w16du:dateUtc="2025-05-10T20:25:00Z">
-        <w:r>
-          <w:rPr>
-            <w:szCs w:val="22"/>
-          </w:rPr>
-          <w:delText>that</w:delText>
-        </w:r>
-      </w:del>
-      <w:r>
-        <w:rPr>
-          <w:szCs w:val="22"/>
-        </w:rPr>
-        <w:t xml:space="preserve"> </w:t>
-      </w:r>
-      <w:r>
-        <w:rPr>
-          <w:szCs w:val="22"/>
-        </w:rPr>
-        <w:t xml:space="preserve">participants might </w:t>
       </w:r>
       <w:r>
         <w:rPr>
@@ -23153,20 +22610,828 @@
           <w:iCs/>
           <w:szCs w:val="22"/>
         </w:rPr>
-        <w:t>compensate</w:t>
-      </w:r>
-      <w:r>
-        <w:rPr>
-          <w:szCs w:val="22"/>
-        </w:rPr>
-        <w:t xml:space="preserve"> for the pen in the mouth during exposure. </w:t>
-      </w:r>
-      <w:ins w:id="252" w:author="Jaeger, Florian" w:date="2025-05-10T16:43:00Z" w16du:dateUtc="2025-05-10T20:43:00Z">
-        <w:r>
-          <w:rPr>
-            <w:szCs w:val="22"/>
-          </w:rPr>
-          <w:t xml:space="preserve">This would place the explanation in </w:t>
+        <w:t>exactly</w:t>
+      </w:r>
+      <w:r>
+        <w:rPr>
+          <w:szCs w:val="22"/>
+        </w:rPr>
+        <w:t xml:space="preserve"> a talker’s lips exhibit a certain shape, as long as (1) they do, and (2) plausibly do so for </w:t>
+      </w:r>
+      <w:r>
+        <w:rPr>
+          <w:szCs w:val="22"/>
+        </w:rPr>
+        <w:t xml:space="preserve">some </w:t>
+      </w:r>
+      <w:r>
+        <w:rPr>
+          <w:szCs w:val="22"/>
+        </w:rPr>
+        <w:t xml:space="preserve">reason other than the articulation of the current segment (here, the pen in the mouth). </w:t>
+      </w:r>
+    </w:p>
+    <w:p>
+      <w:pPr>
+        <w:rPr>
+          <w:szCs w:val="22"/>
+          <w:highlight w:val="yellow"/>
+        </w:rPr>
+      </w:pPr>
+      <w:r>
+        <w:rPr>
+          <w:szCs w:val="22"/>
+        </w:rPr>
+        <w:lastRenderedPageBreak/>
+        <w:t>The results of Experiment 2—the absence of compensation in the absence of direct visual evidence that lip shape was indeed affected by the pen—</w:t>
+      </w:r>
+      <w:r>
+        <w:rPr>
+          <w:szCs w:val="22"/>
+        </w:rPr>
+        <w:t>replicates for non-phonetic context, what has previously been demonstrated for phonetic context: compensation for visually presented context seems to be substantially reduced or no longer observed when the relevant articulatory effects are no</w:t>
+      </w:r>
+      <w:r>
+        <w:rPr>
+          <w:szCs w:val="22"/>
+        </w:rPr>
+        <w:t xml:space="preserve">t </w:t>
+      </w:r>
+      <w:r>
+        <w:rPr>
+          <w:szCs w:val="22"/>
+        </w:rPr>
+        <w:t>visually evident during the articulation of the target sound</w:t>
+      </w:r>
+      <w:r>
+        <w:rPr>
+          <w:szCs w:val="22"/>
+        </w:rPr>
+        <w:t xml:space="preserve"> (Holt et al., 2005</w:t>
+      </w:r>
+      <w:r>
+        <w:rPr>
+          <w:szCs w:val="22"/>
+        </w:rPr>
+        <w:t>; Viswanathan &amp; Stephens, 2016).</w:t>
+      </w:r>
+      <w:r>
+        <w:rPr>
+          <w:szCs w:val="22"/>
+          <w:highlight w:val="yellow"/>
+        </w:rPr>
+        <w:t xml:space="preserve"> </w:t>
+      </w:r>
+    </w:p>
+    <w:p>
+      <w:pPr>
+        <w:rPr>
+          <w:szCs w:val="22"/>
+        </w:rPr>
+      </w:pPr>
+      <w:r>
+        <w:rPr>
+          <w:szCs w:val="22"/>
+        </w:rPr>
+        <w:t>The present results also raise a number of questions for future research on compensation and adaptive speech perception more broadly. We briefly discuss t</w:t>
+      </w:r>
+      <w:r>
+        <w:rPr>
+          <w:szCs w:val="22"/>
+        </w:rPr>
+        <w:t>wo</w:t>
+      </w:r>
+      <w:r>
+        <w:rPr>
+          <w:szCs w:val="22"/>
+        </w:rPr>
+        <w:t>. First, our findings leave open whether compensation for visually evident effects of non-phonological causes—like the pen—draws on the same neural mechanisms as normalization/compensation for the effects of phonetic contexts. The present findings only suggest that Fowler’s compensation account provides a unifying explanation for the qualitative consequences of both phenomena. It is unclear, for example, whether compensation for visually-presented non-phonetic context take place in the same brain areas that are responsible for audiovisual integration during speech perception, and whether those areas that also process compensation for preceding phonetic context. Alternatively, compensation might take place at multiple points in the processing of speech input.</w:t>
+      </w:r>
+    </w:p>
+    <w:p>
+      <w:pPr>
+        <w:rPr>
+          <w:szCs w:val="22"/>
+        </w:rPr>
+      </w:pPr>
+      <w:ins w:id="313" w:author="Jaeger, Florian" w:date="2025-05-10T16:11:00Z" w16du:dateUtc="2025-05-10T20:11:00Z">
+        <w:r>
+          <w:rPr>
+            <w:szCs w:val="22"/>
+          </w:rPr>
+          <w:t>Second and f</w:t>
+        </w:r>
+      </w:ins>
+      <w:del w:id="314" w:author="Jaeger, Florian" w:date="2025-05-10T16:11:00Z" w16du:dateUtc="2025-05-10T20:11:00Z">
+        <w:r>
+          <w:rPr>
+            <w:szCs w:val="22"/>
+          </w:rPr>
+          <w:delText>F</w:delText>
+        </w:r>
+      </w:del>
+      <w:r>
+        <w:rPr>
+          <w:szCs w:val="22"/>
+        </w:rPr>
+        <w:t xml:space="preserve">inally, the </w:t>
+      </w:r>
+      <w:r>
+        <w:rPr>
+          <w:szCs w:val="22"/>
+        </w:rPr>
+        <w:t xml:space="preserve">present </w:t>
+      </w:r>
+      <w:r>
+        <w:rPr>
+          <w:szCs w:val="22"/>
+        </w:rPr>
+        <w:t xml:space="preserve">results raise questions for future research on perceptual recalibration. </w:t>
+      </w:r>
+      <w:del w:id="315" w:author="Jaeger, Florian" w:date="2025-05-10T16:10:00Z" w16du:dateUtc="2025-05-10T20:10:00Z">
+        <w:r>
+          <w:rPr>
+            <w:szCs w:val="22"/>
+          </w:rPr>
+          <w:delText xml:space="preserve">Previous </w:delText>
+        </w:r>
+      </w:del>
+      <w:ins w:id="316" w:author="Jaeger, Florian" w:date="2025-05-10T16:10:00Z" w16du:dateUtc="2025-05-10T20:10:00Z">
+        <w:r>
+          <w:rPr>
+            <w:szCs w:val="22"/>
+          </w:rPr>
+          <w:t>As mentioned in the introduction, p</w:t>
+        </w:r>
+      </w:ins>
+      <w:ins w:id="317" w:author="Cummings, Shawn" w:date="2025-05-11T12:35:00Z" w16du:dateUtc="2025-05-11T16:35:00Z">
+        <w:r>
+          <w:rPr>
+            <w:szCs w:val="22"/>
+          </w:rPr>
+          <w:t>revious</w:t>
+        </w:r>
+      </w:ins>
+      <w:r>
+        <w:rPr>
+          <w:szCs w:val="22"/>
+        </w:rPr>
+        <w:t xml:space="preserve"> </w:t>
+      </w:r>
+      <w:r>
+        <w:rPr>
+          <w:szCs w:val="22"/>
+        </w:rPr>
+        <w:t xml:space="preserve">work has found that perceptual recalibration to an unfamiliar talker’s speech can be blocked when the unexpected pronunciations occur while the talker has a pen in the mouth. In perceptual recalibration experiments, listeners are </w:t>
+      </w:r>
+      <w:del w:id="318" w:author="Cummings, Shawn" w:date="2025-05-11T12:35:00Z" w16du:dateUtc="2025-05-11T16:35:00Z">
+        <w:r>
+          <w:rPr>
+            <w:szCs w:val="22"/>
+          </w:rPr>
+          <w:delText>exp</w:delText>
+        </w:r>
+      </w:del>
+      <w:proofErr w:type="spellStart"/>
+      <w:ins w:id="319" w:author="Cummings, Shawn" w:date="2025-05-08T22:40:00Z" w16du:dateUtc="2025-05-09T02:40:00Z">
+        <w:r>
+          <w:rPr>
+            <w:szCs w:val="22"/>
+          </w:rPr>
+          <w:t>osed</w:t>
+        </w:r>
+      </w:ins>
+      <w:del w:id="320" w:author="Cummings, Shawn" w:date="2025-05-08T22:40:00Z" w16du:dateUtc="2025-05-09T02:40:00Z">
+        <w:r>
+          <w:rPr>
+            <w:szCs w:val="22"/>
+          </w:rPr>
+          <w:delText>ected</w:delText>
+        </w:r>
+      </w:del>
+      <w:ins w:id="321" w:author="Cummings, Shawn" w:date="2025-05-11T12:35:00Z" w16du:dateUtc="2025-05-11T16:35:00Z">
+        <w:r>
+          <w:rPr>
+            <w:szCs w:val="22"/>
+          </w:rPr>
+          <w:t>exp</w:t>
+        </w:r>
+        <w:r>
+          <w:rPr>
+            <w:szCs w:val="22"/>
+          </w:rPr>
+          <w:t>osed</w:t>
+        </w:r>
+      </w:ins>
+      <w:proofErr w:type="spellEnd"/>
+      <w:r>
+        <w:rPr>
+          <w:szCs w:val="22"/>
+        </w:rPr>
+        <w:t xml:space="preserve"> to speech from an unfamiliar talker for which the realization of a particular sound is shifted towards a neighboring category. For example, Kraljic &amp; Samuel (2006) exposed listeners to either typical </w:t>
+      </w:r>
+      <w:r>
+        <w:rPr>
+          <w:szCs w:val="22"/>
+        </w:rPr>
+        <w:t>/ʃ/</w:t>
+      </w:r>
+      <w:r>
+        <w:rPr>
+          <w:szCs w:val="22"/>
+        </w:rPr>
+        <w:t xml:space="preserve"> sounds and s</w:t>
+      </w:r>
+      <w:r>
+        <w:rPr>
+          <w:szCs w:val="22"/>
+        </w:rPr>
+        <w:t>ounds ambiguous between /s/ and /ʃ/ but in lexical contexts favoring /s/ interpretation</w:t>
+      </w:r>
+      <w:r>
+        <w:rPr>
+          <w:szCs w:val="22"/>
+        </w:rPr>
+        <w:t xml:space="preserve"> (e.g., </w:t>
+      </w:r>
+      <w:proofErr w:type="spellStart"/>
+      <w:r>
+        <w:rPr>
+          <w:i/>
+          <w:iCs/>
+          <w:szCs w:val="22"/>
+        </w:rPr>
+        <w:t>dinoshaur</w:t>
+      </w:r>
+      <w:proofErr w:type="spellEnd"/>
+      <w:r>
+        <w:rPr>
+          <w:szCs w:val="22"/>
+        </w:rPr>
+        <w:t xml:space="preserve">, </w:t>
+      </w:r>
+      <w:r>
+        <w:rPr>
+          <w:szCs w:val="22"/>
+        </w:rPr>
+        <w:t>/s/</w:t>
+      </w:r>
+      <w:r>
+        <w:rPr>
+          <w:szCs w:val="22"/>
+        </w:rPr>
+        <w:t>-biased exposure</w:t>
+      </w:r>
+      <w:r>
+        <w:rPr>
+          <w:szCs w:val="22"/>
+        </w:rPr>
+        <w:t xml:space="preserve">) or to typical </w:t>
+      </w:r>
+      <w:r>
+        <w:rPr>
+          <w:szCs w:val="22"/>
+        </w:rPr>
+        <w:t>/s/</w:t>
+      </w:r>
+      <w:r>
+        <w:rPr>
+          <w:szCs w:val="22"/>
+        </w:rPr>
+        <w:t xml:space="preserve"> sounds and </w:t>
+      </w:r>
+      <w:r>
+        <w:rPr>
+          <w:szCs w:val="22"/>
+        </w:rPr>
+        <w:t>ambiguous sounds rather in /ʃ/-favoring contexts</w:t>
+      </w:r>
+      <w:r>
+        <w:rPr>
+          <w:szCs w:val="22"/>
+        </w:rPr>
+        <w:t xml:space="preserve"> (e.g., </w:t>
+      </w:r>
+      <w:proofErr w:type="spellStart"/>
+      <w:r>
+        <w:rPr>
+          <w:i/>
+          <w:iCs/>
+          <w:szCs w:val="22"/>
+        </w:rPr>
+        <w:t>ma</w:t>
+      </w:r>
+      <w:r>
+        <w:rPr>
+          <w:i/>
+          <w:iCs/>
+          <w:szCs w:val="22"/>
+        </w:rPr>
+        <w:t>s</w:t>
+      </w:r>
+      <w:r>
+        <w:rPr>
+          <w:i/>
+          <w:iCs/>
+          <w:szCs w:val="22"/>
+        </w:rPr>
+        <w:t>inery</w:t>
+      </w:r>
+      <w:proofErr w:type="spellEnd"/>
+      <w:r>
+        <w:rPr>
+          <w:szCs w:val="22"/>
+        </w:rPr>
+        <w:t xml:space="preserve">, </w:t>
+      </w:r>
+      <w:r>
+        <w:rPr>
+          <w:szCs w:val="22"/>
+        </w:rPr>
+        <w:t>/ʃ/-</w:t>
+      </w:r>
+      <w:r>
+        <w:rPr>
+          <w:szCs w:val="22"/>
+        </w:rPr>
+        <w:t>biased exposure</w:t>
+      </w:r>
+      <w:r>
+        <w:rPr>
+          <w:szCs w:val="22"/>
+        </w:rPr>
+        <w:t xml:space="preserve">), </w:t>
+      </w:r>
+      <w:r>
+        <w:rPr>
+          <w:szCs w:val="22"/>
+        </w:rPr>
+        <w:t xml:space="preserve">mixed with many filler </w:t>
+      </w:r>
+      <w:r>
+        <w:rPr>
+          <w:szCs w:val="22"/>
+        </w:rPr>
+        <w:lastRenderedPageBreak/>
+        <w:t>stimuli. Following exposure, listeners were tested on an audio-only</w:t>
+      </w:r>
+      <w:r>
+        <w:rPr>
+          <w:i/>
+          <w:iCs/>
+          <w:szCs w:val="22"/>
+        </w:rPr>
+        <w:t xml:space="preserve"> </w:t>
+      </w:r>
+      <w:proofErr w:type="spellStart"/>
+      <w:r>
+        <w:rPr>
+          <w:i/>
+          <w:iCs/>
+          <w:szCs w:val="22"/>
+        </w:rPr>
+        <w:t>asi-ashi</w:t>
+      </w:r>
+      <w:proofErr w:type="spellEnd"/>
+      <w:r>
+        <w:rPr>
+          <w:szCs w:val="22"/>
+        </w:rPr>
+        <w:t xml:space="preserve"> continuum. As is typical for </w:t>
+      </w:r>
+      <w:r>
+        <w:rPr>
+          <w:szCs w:val="22"/>
+        </w:rPr>
+        <w:t xml:space="preserve">such </w:t>
+      </w:r>
+      <w:r>
+        <w:rPr>
+          <w:szCs w:val="22"/>
+        </w:rPr>
+        <w:t>perceptual recalibration</w:t>
+      </w:r>
+      <w:r>
+        <w:rPr>
+          <w:szCs w:val="22"/>
+        </w:rPr>
+        <w:t xml:space="preserve"> experiments, </w:t>
+      </w:r>
+      <w:r>
+        <w:rPr>
+          <w:szCs w:val="22"/>
+        </w:rPr>
+        <w:t>/ʃ/-</w:t>
+      </w:r>
+      <w:r>
+        <w:rPr>
+          <w:szCs w:val="22"/>
+        </w:rPr>
+        <w:t>biased</w:t>
+      </w:r>
+      <w:r>
+        <w:rPr>
+          <w:szCs w:val="22"/>
+        </w:rPr>
+        <w:t xml:space="preserve"> </w:t>
+      </w:r>
+      <w:r>
+        <w:rPr>
+          <w:szCs w:val="22"/>
+        </w:rPr>
+        <w:t>exposure caused listeners to</w:t>
+      </w:r>
+      <w:r>
+        <w:rPr>
+          <w:szCs w:val="22"/>
+        </w:rPr>
+        <w:t xml:space="preserve"> categorize more tokens along the </w:t>
+      </w:r>
+      <w:r>
+        <w:rPr>
+          <w:szCs w:val="22"/>
+        </w:rPr>
+        <w:t xml:space="preserve">test </w:t>
+      </w:r>
+      <w:r>
+        <w:rPr>
+          <w:szCs w:val="22"/>
+        </w:rPr>
+        <w:t xml:space="preserve">continuum as </w:t>
+      </w:r>
+      <w:proofErr w:type="spellStart"/>
+      <w:r>
+        <w:rPr>
+          <w:i/>
+          <w:iCs/>
+          <w:szCs w:val="22"/>
+        </w:rPr>
+        <w:t>ashi</w:t>
+      </w:r>
+      <w:proofErr w:type="spellEnd"/>
+      <w:r>
+        <w:rPr>
+          <w:szCs w:val="22"/>
+        </w:rPr>
+        <w:t xml:space="preserve">, compared to </w:t>
+      </w:r>
+      <w:r>
+        <w:rPr>
+          <w:szCs w:val="22"/>
+        </w:rPr>
+        <w:t>/s/-</w:t>
+      </w:r>
+      <w:r>
+        <w:rPr>
+          <w:szCs w:val="22"/>
+        </w:rPr>
+        <w:t>biased exposure</w:t>
+      </w:r>
+      <w:r>
+        <w:rPr>
+          <w:szCs w:val="22"/>
+        </w:rPr>
+        <w:t xml:space="preserve">. In a thought-provoking </w:t>
+      </w:r>
+      <w:r>
+        <w:rPr>
+          <w:szCs w:val="22"/>
+        </w:rPr>
+        <w:t>follow-up</w:t>
+      </w:r>
+      <w:r>
+        <w:rPr>
+          <w:szCs w:val="22"/>
+        </w:rPr>
+        <w:t xml:space="preserve">, Kraljic et al. (2008) found that </w:t>
+      </w:r>
+      <w:r>
+        <w:rPr>
+          <w:szCs w:val="22"/>
+        </w:rPr>
+        <w:t>this</w:t>
+      </w:r>
+      <w:r>
+        <w:rPr>
+          <w:szCs w:val="22"/>
+        </w:rPr>
+        <w:t xml:space="preserve"> perceptual recalibration</w:t>
+      </w:r>
+      <w:r>
+        <w:rPr>
+          <w:szCs w:val="22"/>
+        </w:rPr>
+        <w:t xml:space="preserve"> effect</w:t>
+      </w:r>
+      <w:r>
+        <w:rPr>
+          <w:szCs w:val="22"/>
+        </w:rPr>
+        <w:t xml:space="preserve">—the difference between </w:t>
+      </w:r>
+      <w:r>
+        <w:rPr>
+          <w:szCs w:val="22"/>
+        </w:rPr>
+        <w:t>/ʃ/</w:t>
+      </w:r>
+      <w:r>
+        <w:rPr>
+          <w:szCs w:val="22"/>
+        </w:rPr>
+        <w:t xml:space="preserve">- and </w:t>
+      </w:r>
+      <w:r>
+        <w:rPr>
+          <w:szCs w:val="22"/>
+        </w:rPr>
+        <w:t>/</w:t>
+      </w:r>
+      <w:r>
+        <w:rPr>
+          <w:szCs w:val="22"/>
+        </w:rPr>
+        <w:t>s</w:t>
+      </w:r>
+      <w:r>
+        <w:rPr>
+          <w:szCs w:val="22"/>
+        </w:rPr>
+        <w:t>/</w:t>
+      </w:r>
+      <w:r>
+        <w:rPr>
+          <w:szCs w:val="22"/>
+        </w:rPr>
+        <w:t xml:space="preserve">-biased exposure during </w:t>
+      </w:r>
+      <w:r>
+        <w:rPr>
+          <w:szCs w:val="22"/>
+        </w:rPr>
+        <w:t xml:space="preserve">the audio-only </w:t>
+      </w:r>
+      <w:r>
+        <w:rPr>
+          <w:szCs w:val="22"/>
+        </w:rPr>
+        <w:t>test</w:t>
+      </w:r>
+      <w:r>
+        <w:rPr>
+          <w:szCs w:val="22"/>
+        </w:rPr>
+        <w:t xml:space="preserve"> </w:t>
+      </w:r>
+      <w:r>
+        <w:rPr>
+          <w:szCs w:val="22"/>
+        </w:rPr>
+        <w:t>phase—</w:t>
+      </w:r>
+      <w:r>
+        <w:rPr>
+          <w:szCs w:val="22"/>
+        </w:rPr>
+        <w:t>is</w:t>
+      </w:r>
+      <w:r>
+        <w:rPr>
+          <w:szCs w:val="22"/>
+        </w:rPr>
+        <w:t xml:space="preserve"> blocked</w:t>
+      </w:r>
+      <w:r>
+        <w:rPr>
+          <w:szCs w:val="22"/>
+        </w:rPr>
+        <w:t xml:space="preserve"> </w:t>
+      </w:r>
+      <w:r>
+        <w:rPr>
+          <w:szCs w:val="22"/>
+        </w:rPr>
+        <w:t>when the talker ha</w:t>
+      </w:r>
+      <w:r>
+        <w:rPr>
+          <w:szCs w:val="22"/>
+        </w:rPr>
+        <w:t>d</w:t>
+      </w:r>
+      <w:r>
+        <w:rPr>
+          <w:szCs w:val="22"/>
+        </w:rPr>
+        <w:t xml:space="preserve"> a pen in the mouth during the </w:t>
+      </w:r>
+      <w:r>
+        <w:rPr>
+          <w:szCs w:val="22"/>
+        </w:rPr>
+        <w:t xml:space="preserve">pronunciation of the </w:t>
+      </w:r>
+      <w:r>
+        <w:rPr>
+          <w:szCs w:val="22"/>
+        </w:rPr>
+        <w:t xml:space="preserve">critical shifted </w:t>
+      </w:r>
+      <w:r>
+        <w:rPr>
+          <w:szCs w:val="22"/>
+        </w:rPr>
+        <w:t>exposure tokens</w:t>
+      </w:r>
+      <w:r>
+        <w:rPr>
+          <w:szCs w:val="22"/>
+        </w:rPr>
+        <w:t xml:space="preserve">. When the pen was instead in the hand during the shifted </w:t>
+      </w:r>
+      <w:r>
+        <w:rPr>
+          <w:szCs w:val="22"/>
+        </w:rPr>
+        <w:t>tokens</w:t>
+      </w:r>
+      <w:r>
+        <w:rPr>
+          <w:szCs w:val="22"/>
+        </w:rPr>
+        <w:t>, listeners again exhibited perceptual recalibration</w:t>
+      </w:r>
+      <w:r>
+        <w:rPr>
+          <w:szCs w:val="22"/>
+        </w:rPr>
+        <w:t>.</w:t>
+      </w:r>
+    </w:p>
+    <w:p>
+      <w:pPr>
+        <w:rPr>
+          <w:ins w:id="322" w:author="Jaeger, Florian" w:date="2025-05-10T16:14:00Z" w16du:dateUtc="2025-05-10T20:14:00Z"/>
+          <w:szCs w:val="22"/>
+        </w:rPr>
+      </w:pPr>
+      <w:r>
+        <w:rPr>
+          <w:szCs w:val="22"/>
+        </w:rPr>
+        <w:t>While this blocking effect has since been replicated multiple times, the mechanisms underlying the effect remain unclear</w:t>
+      </w:r>
+      <w:r>
+        <w:rPr>
+          <w:szCs w:val="22"/>
+        </w:rPr>
+        <w:t xml:space="preserve"> (</w:t>
+      </w:r>
+      <w:r>
+        <w:rPr>
+          <w:szCs w:val="22"/>
+        </w:rPr>
+        <w:t xml:space="preserve">see discussion in </w:t>
+      </w:r>
+      <w:r>
+        <w:rPr>
+          <w:szCs w:val="22"/>
+        </w:rPr>
+        <w:t>Kraljic &amp; Samuel, 2011; Liu &amp; Jaeger, 2018).</w:t>
+      </w:r>
+      <w:r>
+        <w:rPr>
+          <w:szCs w:val="22"/>
+        </w:rPr>
+        <w:t xml:space="preserve"> </w:t>
+      </w:r>
+      <w:commentRangeStart w:id="323"/>
+      <w:ins w:id="324" w:author="Jaeger, Florian" w:date="2025-05-10T16:14:00Z" w16du:dateUtc="2025-05-10T20:14:00Z">
+        <w:r>
+          <w:rPr>
+            <w:szCs w:val="22"/>
+          </w:rPr>
+          <w:t xml:space="preserve">For instance, Kraljic et al. (2008) </w:t>
+        </w:r>
+      </w:ins>
+      <w:ins w:id="325" w:author="Jaeger, Florian" w:date="2025-05-10T16:17:00Z" w16du:dateUtc="2025-05-10T20:17:00Z">
+        <w:r>
+          <w:rPr>
+            <w:szCs w:val="22"/>
+          </w:rPr>
+          <w:t xml:space="preserve">attributing the blocking effect to “pragmatic” reasoning that prevents perceptual learning for </w:t>
+        </w:r>
+      </w:ins>
+      <w:ins w:id="326" w:author="Jaeger, Florian" w:date="2025-05-10T16:19:00Z" w16du:dateUtc="2025-05-10T20:19:00Z">
+        <w:r>
+          <w:rPr>
+            <w:szCs w:val="22"/>
+          </w:rPr>
+          <w:t>“</w:t>
+        </w:r>
+      </w:ins>
+      <w:ins w:id="327" w:author="Jaeger, Florian" w:date="2025-05-10T16:18:00Z" w16du:dateUtc="2025-05-10T20:18:00Z">
+        <w:r>
+          <w:rPr>
+            <w:szCs w:val="22"/>
+          </w:rPr>
+          <w:t>incidental</w:t>
+        </w:r>
+      </w:ins>
+      <w:ins w:id="328" w:author="Jaeger, Florian" w:date="2025-05-10T16:20:00Z" w16du:dateUtc="2025-05-10T20:20:00Z">
+        <w:r>
+          <w:rPr>
+            <w:szCs w:val="22"/>
+          </w:rPr>
+          <w:t>”</w:t>
+        </w:r>
+      </w:ins>
+      <w:ins w:id="329" w:author="Jaeger, Florian" w:date="2025-05-10T16:18:00Z" w16du:dateUtc="2025-05-10T20:18:00Z">
+        <w:r>
+          <w:rPr>
+            <w:szCs w:val="22"/>
+          </w:rPr>
+          <w:t xml:space="preserve"> </w:t>
+        </w:r>
+      </w:ins>
+      <w:ins w:id="330" w:author="Jaeger, Florian" w:date="2025-05-10T16:19:00Z" w16du:dateUtc="2025-05-10T20:19:00Z">
+        <w:r>
+          <w:rPr>
+            <w:szCs w:val="22"/>
+          </w:rPr>
+          <w:t>changes in pronunciation</w:t>
+        </w:r>
+      </w:ins>
+      <w:ins w:id="331" w:author="Jaeger, Florian" w:date="2025-05-10T16:18:00Z" w16du:dateUtc="2025-05-10T20:18:00Z">
+        <w:r>
+          <w:rPr>
+            <w:szCs w:val="22"/>
+          </w:rPr>
+          <w:t xml:space="preserve">—like </w:t>
+        </w:r>
+      </w:ins>
+      <w:ins w:id="332" w:author="Jaeger, Florian" w:date="2025-05-10T16:19:00Z" w16du:dateUtc="2025-05-10T20:19:00Z">
+        <w:r>
+          <w:rPr>
+            <w:szCs w:val="22"/>
+          </w:rPr>
+          <w:t xml:space="preserve">those arising </w:t>
+        </w:r>
+      </w:ins>
+      <w:ins w:id="333" w:author="Jaeger, Florian" w:date="2025-05-10T16:18:00Z" w16du:dateUtc="2025-05-10T20:18:00Z">
+        <w:r>
+          <w:rPr>
+            <w:szCs w:val="22"/>
+          </w:rPr>
+          <w:t>a pen is in the mouth</w:t>
+        </w:r>
+      </w:ins>
+      <w:ins w:id="334" w:author="Jaeger, Florian" w:date="2025-05-10T16:20:00Z" w16du:dateUtc="2025-05-10T20:20:00Z">
+        <w:r>
+          <w:rPr>
+            <w:szCs w:val="22"/>
+          </w:rPr>
+          <w:t xml:space="preserve">—while allowing perceptual learning for changes that are considered “characteristic” of the talker’s speech. </w:t>
+        </w:r>
+      </w:ins>
+      <w:ins w:id="335" w:author="Jaeger, Florian" w:date="2025-05-10T16:21:00Z" w16du:dateUtc="2025-05-10T20:21:00Z">
+        <w:r>
+          <w:rPr>
+            <w:szCs w:val="22"/>
+          </w:rPr>
+          <w:t xml:space="preserve">Based on a series of new experiments, </w:t>
+        </w:r>
+      </w:ins>
+      <w:ins w:id="336" w:author="Jaeger, Florian" w:date="2025-05-10T16:20:00Z" w16du:dateUtc="2025-05-10T20:20:00Z">
+        <w:r>
+          <w:rPr>
+            <w:szCs w:val="22"/>
+          </w:rPr>
+          <w:t>Kraljic and Samuel (2011) revised this account</w:t>
+        </w:r>
+      </w:ins>
+      <w:ins w:id="337" w:author="Jaeger, Florian" w:date="2025-05-10T16:21:00Z" w16du:dateUtc="2025-05-10T20:21:00Z">
+        <w:r>
+          <w:rPr>
+            <w:szCs w:val="22"/>
+          </w:rPr>
+          <w:t>, suggesting instead that audiovisual inputs with a pen in the mouth are stored as separate exemplars that do not affect l</w:t>
+        </w:r>
+      </w:ins>
+      <w:ins w:id="338" w:author="Jaeger, Florian" w:date="2025-05-10T16:22:00Z" w16du:dateUtc="2025-05-10T20:22:00Z">
+        <w:r>
+          <w:rPr>
+            <w:szCs w:val="22"/>
+          </w:rPr>
+          <w:t>isteners’ categorization decisions for audio-only speech inputs</w:t>
+        </w:r>
+      </w:ins>
+      <w:ins w:id="339" w:author="Jaeger, Florian" w:date="2025-05-10T16:23:00Z" w16du:dateUtc="2025-05-10T20:23:00Z">
+        <w:r>
+          <w:rPr>
+            <w:szCs w:val="22"/>
+          </w:rPr>
+          <w:t xml:space="preserve">—i.e., the type of speech input that has been used in the test phase of </w:t>
         </w:r>
         <w:r>
           <w:rPr>
@@ -23174,50 +23439,234 @@
             <w:iCs/>
             <w:szCs w:val="22"/>
           </w:rPr>
-          <w:t>perception</w:t>
-        </w:r>
-        <w:r>
-          <w:rPr>
-            <w:szCs w:val="22"/>
-          </w:rPr>
-          <w:t xml:space="preserve">, rather than learning. </w:t>
+          <w:t>all</w:t>
+        </w:r>
+        <w:r>
+          <w:rPr>
+            <w:szCs w:val="22"/>
+          </w:rPr>
+          <w:t xml:space="preserve"> perceptual recalibration experiments on this question to date. </w:t>
         </w:r>
       </w:ins>
-      <w:r>
-        <w:rPr>
-          <w:szCs w:val="22"/>
-        </w:rPr>
-        <w:t>If</w:t>
-      </w:r>
-      <w:r>
-        <w:rPr>
-          <w:szCs w:val="22"/>
-        </w:rPr>
-        <w:t xml:space="preserve"> compensation takes place before perceptual recalibration, t</w:t>
-      </w:r>
-      <w:r>
-        <w:rPr>
-          <w:szCs w:val="22"/>
-        </w:rPr>
-        <w:t xml:space="preserve">his would be expected to </w:t>
-      </w:r>
-      <w:r>
-        <w:rPr>
-          <w:szCs w:val="22"/>
-        </w:rPr>
-        <w:t xml:space="preserve">make the shifted </w:t>
-      </w:r>
-      <w:r>
-        <w:rPr>
-          <w:szCs w:val="22"/>
-        </w:rPr>
-        <w:t>/s/</w:t>
-      </w:r>
-      <w:r>
-        <w:rPr>
-          <w:szCs w:val="22"/>
-        </w:rPr>
-        <w:t xml:space="preserve"> tokens sound </w:t>
+      <w:ins w:id="340" w:author="Jaeger, Florian" w:date="2025-05-10T16:33:00Z" w16du:dateUtc="2025-05-10T20:33:00Z">
+        <w:r>
+          <w:rPr>
+            <w:szCs w:val="22"/>
+          </w:rPr>
+          <w:t>However, based on additional experiments</w:t>
+        </w:r>
+      </w:ins>
+      <w:ins w:id="341" w:author="Jaeger, Florian" w:date="2025-05-10T16:23:00Z" w16du:dateUtc="2025-05-10T20:23:00Z">
+        <w:r>
+          <w:rPr>
+            <w:szCs w:val="22"/>
+          </w:rPr>
+          <w:t>, Liu and Jaeger (2018) argued t</w:t>
+        </w:r>
+      </w:ins>
+      <w:ins w:id="342" w:author="Jaeger, Florian" w:date="2025-05-10T16:24:00Z" w16du:dateUtc="2025-05-10T20:24:00Z">
+        <w:r>
+          <w:rPr>
+            <w:szCs w:val="22"/>
+          </w:rPr>
+          <w:t>hat the existing data were, in fact, more compatible with an account more along the lines of the original proposal by Kraljic et al. (2008)</w:t>
+        </w:r>
+      </w:ins>
+      <w:ins w:id="343" w:author="Jaeger, Florian" w:date="2025-05-10T16:32:00Z" w16du:dateUtc="2025-05-10T20:32:00Z">
+        <w:r>
+          <w:rPr>
+            <w:szCs w:val="22"/>
+          </w:rPr>
+          <w:t xml:space="preserve">—as inference under uncertainty about the </w:t>
+        </w:r>
+        <w:r>
+          <w:rPr>
+            <w:i/>
+            <w:iCs/>
+            <w:szCs w:val="22"/>
+          </w:rPr>
+          <w:t>causes</w:t>
+        </w:r>
+        <w:r>
+          <w:rPr>
+            <w:szCs w:val="22"/>
+          </w:rPr>
+          <w:t xml:space="preserve"> for the unexpected pronunciations.</w:t>
+        </w:r>
+      </w:ins>
+      <w:commentRangeEnd w:id="323"/>
+      <w:ins w:id="344" w:author="Jaeger, Florian" w:date="2025-05-10T16:40:00Z" w16du:dateUtc="2025-05-10T20:40:00Z">
+        <w:r>
+          <w:rPr>
+            <w:rStyle w:val="CommentReference"/>
+          </w:rPr>
+          <w:commentReference w:id="323"/>
+        </w:r>
+        <w:r>
+          <w:rPr>
+            <w:szCs w:val="22"/>
+          </w:rPr>
+          <w:t xml:space="preserve"> While some of these accounts (in particular the causal inference account) have conceptual similarities to </w:t>
+        </w:r>
+      </w:ins>
+      <w:ins w:id="345" w:author="Jaeger, Florian" w:date="2025-05-10T16:41:00Z" w16du:dateUtc="2025-05-10T20:41:00Z">
+        <w:r>
+          <w:rPr>
+            <w:szCs w:val="22"/>
+          </w:rPr>
+          <w:t xml:space="preserve">compensation, previously offered explanations of the blocking effect </w:t>
+        </w:r>
+      </w:ins>
+      <w:ins w:id="346" w:author="Jaeger, Florian" w:date="2025-05-10T16:42:00Z" w16du:dateUtc="2025-05-10T20:42:00Z">
+        <w:r>
+          <w:rPr>
+            <w:szCs w:val="22"/>
+          </w:rPr>
+          <w:t xml:space="preserve">share that they </w:t>
+        </w:r>
+      </w:ins>
+      <w:ins w:id="347" w:author="Jaeger, Florian" w:date="2025-05-10T16:41:00Z" w16du:dateUtc="2025-05-10T20:41:00Z">
+        <w:r>
+          <w:rPr>
+            <w:szCs w:val="22"/>
+          </w:rPr>
+          <w:t xml:space="preserve">appeal to </w:t>
+        </w:r>
+        <w:r>
+          <w:rPr>
+            <w:i/>
+            <w:iCs/>
+            <w:szCs w:val="22"/>
+          </w:rPr>
+          <w:t>learning</w:t>
+        </w:r>
+        <w:r>
+          <w:rPr>
+            <w:szCs w:val="22"/>
+          </w:rPr>
+          <w:t xml:space="preserve"> and/or </w:t>
+        </w:r>
+        <w:r>
+          <w:rPr>
+            <w:i/>
+            <w:iCs/>
+            <w:szCs w:val="22"/>
+          </w:rPr>
+          <w:t>memory</w:t>
+        </w:r>
+        <w:r>
+          <w:rPr>
+            <w:szCs w:val="22"/>
+          </w:rPr>
+          <w:t>.</w:t>
+        </w:r>
+      </w:ins>
+    </w:p>
+    <w:p>
+      <w:pPr>
+        <w:rPr>
+          <w:szCs w:val="22"/>
+        </w:rPr>
+      </w:pPr>
+      <w:r>
+        <w:rPr>
+          <w:szCs w:val="22"/>
+        </w:rPr>
+        <w:t xml:space="preserve">The results of </w:t>
+      </w:r>
+      <w:del w:id="348" w:author="Cummings, Shawn" w:date="2025-05-11T12:35:00Z" w16du:dateUtc="2025-05-11T16:35:00Z">
+        <w:r>
+          <w:rPr>
+            <w:szCs w:val="22"/>
+          </w:rPr>
+          <w:delText>Experiments</w:delText>
+        </w:r>
+      </w:del>
+      <w:ins w:id="349" w:author="Jaeger, Florian" w:date="2025-05-10T16:25:00Z" w16du:dateUtc="2025-05-10T20:25:00Z">
+        <w:r>
+          <w:rPr>
+            <w:szCs w:val="22"/>
+          </w:rPr>
+          <w:t>our e</w:t>
+        </w:r>
+      </w:ins>
+      <w:del w:id="350" w:author="Jaeger, Florian" w:date="2025-05-10T16:25:00Z" w16du:dateUtc="2025-05-10T20:25:00Z">
+        <w:r>
+          <w:rPr>
+            <w:szCs w:val="22"/>
+          </w:rPr>
+          <w:delText>E</w:delText>
+        </w:r>
+      </w:del>
+      <w:ins w:id="351" w:author="Cummings, Shawn" w:date="2025-05-11T12:35:00Z" w16du:dateUtc="2025-05-11T16:35:00Z">
+        <w:r>
+          <w:rPr>
+            <w:szCs w:val="22"/>
+          </w:rPr>
+          <w:t>xperiment</w:t>
+        </w:r>
+      </w:ins>
+      <w:ins w:id="352" w:author="Jaeger, Florian" w:date="2025-05-10T16:25:00Z" w16du:dateUtc="2025-05-10T20:25:00Z">
+        <w:r>
+          <w:rPr>
+            <w:szCs w:val="22"/>
+          </w:rPr>
+          <w:t>s</w:t>
+        </w:r>
+      </w:ins>
+      <w:del w:id="353" w:author="Jaeger, Florian" w:date="2025-05-10T16:25:00Z" w16du:dateUtc="2025-05-10T20:25:00Z">
+        <w:r>
+          <w:rPr>
+            <w:szCs w:val="22"/>
+          </w:rPr>
+          <w:delText>s 1a-c</w:delText>
+        </w:r>
+      </w:del>
+      <w:r>
+        <w:rPr>
+          <w:szCs w:val="22"/>
+        </w:rPr>
+        <w:t xml:space="preserve"> </w:t>
+      </w:r>
+      <w:r>
+        <w:rPr>
+          <w:szCs w:val="22"/>
+        </w:rPr>
+        <w:t>raise the possibility</w:t>
+      </w:r>
+      <w:r>
+        <w:rPr>
+          <w:szCs w:val="22"/>
+        </w:rPr>
+        <w:t xml:space="preserve"> </w:t>
+      </w:r>
+      <w:ins w:id="354" w:author="Jaeger, Florian" w:date="2025-05-10T16:25:00Z" w16du:dateUtc="2025-05-10T20:25:00Z">
+        <w:r>
+          <w:rPr>
+            <w:szCs w:val="22"/>
+          </w:rPr>
+          <w:t>of another, qualitatively different, explanation:</w:t>
+        </w:r>
+      </w:ins>
+      <w:del w:id="355" w:author="Jaeger, Florian" w:date="2025-05-10T16:25:00Z" w16du:dateUtc="2025-05-10T20:25:00Z">
+        <w:r>
+          <w:rPr>
+            <w:szCs w:val="22"/>
+          </w:rPr>
+          <w:delText>that</w:delText>
+        </w:r>
+      </w:del>
+      <w:r>
+        <w:rPr>
+          <w:szCs w:val="22"/>
+        </w:rPr>
+        <w:t xml:space="preserve"> </w:t>
+      </w:r>
+      <w:r>
+        <w:rPr>
+          <w:szCs w:val="22"/>
+        </w:rPr>
+        <w:t xml:space="preserve">participants might </w:t>
       </w:r>
       <w:r>
         <w:rPr>
@@ -23225,55 +23674,80 @@
           <w:iCs/>
           <w:szCs w:val="22"/>
         </w:rPr>
-        <w:t>less</w:t>
-      </w:r>
-      <w:r>
-        <w:rPr>
-          <w:szCs w:val="22"/>
-        </w:rPr>
-        <w:t xml:space="preserve"> shifted (as it should make them sound </w:t>
-      </w:r>
-      <w:r>
-        <w:rPr>
-          <w:szCs w:val="22"/>
-        </w:rPr>
-        <w:t>less</w:t>
-      </w:r>
-      <w:r>
-        <w:rPr>
-          <w:szCs w:val="22"/>
-        </w:rPr>
-        <w:t xml:space="preserve"> </w:t>
-      </w:r>
-      <w:r>
-        <w:rPr>
-          <w:szCs w:val="22"/>
-        </w:rPr>
-        <w:t>/ʃ/</w:t>
-      </w:r>
-      <w:r>
-        <w:rPr>
-          <w:szCs w:val="22"/>
-        </w:rPr>
-        <w:t xml:space="preserve">-like) and </w:t>
-      </w:r>
-      <w:r>
-        <w:rPr>
-          <w:szCs w:val="22"/>
-        </w:rPr>
-        <w:t>to make the</w:t>
-      </w:r>
-      <w:r>
-        <w:rPr>
-          <w:szCs w:val="22"/>
-        </w:rPr>
-        <w:t xml:space="preserve"> shifted </w:t>
-      </w:r>
-      <w:r>
-        <w:rPr>
-          <w:szCs w:val="22"/>
-        </w:rPr>
-        <w:t>/ʃ/</w:t>
+        <w:t>compensate</w:t>
+      </w:r>
+      <w:r>
+        <w:rPr>
+          <w:szCs w:val="22"/>
+        </w:rPr>
+        <w:t xml:space="preserve"> for the pen in the mouth during exposure.</w:t>
+      </w:r>
+      <w:ins w:id="356" w:author="Cummings, Shawn" w:date="2025-05-11T12:35:00Z" w16du:dateUtc="2025-05-11T16:35:00Z">
+        <w:r>
+          <w:rPr>
+            <w:szCs w:val="22"/>
+          </w:rPr>
+          <w:t xml:space="preserve"> </w:t>
+        </w:r>
+      </w:ins>
+      <w:ins w:id="357" w:author="Jaeger, Florian" w:date="2025-05-10T16:43:00Z" w16du:dateUtc="2025-05-10T20:43:00Z">
+        <w:r>
+          <w:rPr>
+            <w:szCs w:val="22"/>
+          </w:rPr>
+          <w:t xml:space="preserve">This would </w:t>
+        </w:r>
+        <w:r>
+          <w:rPr>
+            <w:szCs w:val="22"/>
+          </w:rPr>
+          <w:lastRenderedPageBreak/>
+          <w:t xml:space="preserve">place the explanation in </w:t>
+        </w:r>
+        <w:r>
+          <w:rPr>
+            <w:i/>
+            <w:iCs/>
+            <w:szCs w:val="22"/>
+          </w:rPr>
+          <w:t>perception</w:t>
+        </w:r>
+        <w:r>
+          <w:rPr>
+            <w:szCs w:val="22"/>
+          </w:rPr>
+          <w:t xml:space="preserve">, rather than learning. </w:t>
+        </w:r>
+      </w:ins>
+      <w:r>
+        <w:rPr>
+          <w:szCs w:val="22"/>
+        </w:rPr>
+        <w:t>If</w:t>
+      </w:r>
+      <w:r>
+        <w:rPr>
+          <w:szCs w:val="22"/>
+        </w:rPr>
+        <w:t xml:space="preserve"> compensation takes place before perceptual recalibration, t</w:t>
+      </w:r>
+      <w:r>
+        <w:rPr>
+          <w:szCs w:val="22"/>
+        </w:rPr>
+        <w:t xml:space="preserve">his would be expected to </w:t>
+      </w:r>
+      <w:r>
+        <w:rPr>
+          <w:szCs w:val="22"/>
+        </w:rPr>
+        <w:t xml:space="preserve">make the shifted </w:t>
+      </w:r>
+      <w:r>
+        <w:rPr>
+          <w:szCs w:val="22"/>
+        </w:rPr>
+        <w:t>/s/</w:t>
       </w:r>
       <w:r>
         <w:rPr>
@@ -23287,43 +23761,25 @@
           <w:iCs/>
           <w:szCs w:val="22"/>
         </w:rPr>
-        <w:t>more</w:t>
-      </w:r>
-      <w:r>
-        <w:rPr>
-          <w:szCs w:val="22"/>
-        </w:rPr>
-        <w:t xml:space="preserve"> shifted (as it makes them sound more</w:t>
-      </w:r>
-      <w:r>
-        <w:rPr>
-          <w:szCs w:val="22"/>
-        </w:rPr>
-        <w:t xml:space="preserve"> /s/</w:t>
-      </w:r>
-      <w:r>
-        <w:rPr>
-          <w:szCs w:val="22"/>
-        </w:rPr>
-        <w:t xml:space="preserve"> like). </w:t>
-      </w:r>
-      <w:r>
-        <w:rPr>
-          <w:szCs w:val="22"/>
-        </w:rPr>
-        <w:t xml:space="preserve">Without further considerations, this should weaken the effect of the </w:t>
-      </w:r>
-      <w:r>
-        <w:rPr>
-          <w:szCs w:val="22"/>
-        </w:rPr>
-        <w:t>/s/</w:t>
-      </w:r>
-      <w:r>
-        <w:rPr>
-          <w:szCs w:val="22"/>
-        </w:rPr>
-        <w:t xml:space="preserve">-biased exposure and strengthen the effect of </w:t>
+        <w:t>less</w:t>
+      </w:r>
+      <w:r>
+        <w:rPr>
+          <w:szCs w:val="22"/>
+        </w:rPr>
+        <w:t xml:space="preserve"> shifted (as it should make them sound </w:t>
+      </w:r>
+      <w:r>
+        <w:rPr>
+          <w:szCs w:val="22"/>
+        </w:rPr>
+        <w:t>less</w:t>
+      </w:r>
+      <w:r>
+        <w:rPr>
+          <w:szCs w:val="22"/>
+        </w:rPr>
+        <w:t xml:space="preserve"> </w:t>
       </w:r>
       <w:r>
         <w:rPr>
@@ -23335,13 +23791,31 @@
         <w:rPr>
           <w:szCs w:val="22"/>
         </w:rPr>
-        <w:t>-biased exposure, leaving unclear how these two effects trade off. However, it is also known that shifts larger than those typically used in perceptual recalibration experiments</w:t>
-      </w:r>
-      <w:r>
-        <w:rPr>
-          <w:szCs w:val="22"/>
-        </w:rPr>
-        <w:t xml:space="preserve"> </w:t>
+        <w:t xml:space="preserve">-like) and </w:t>
+      </w:r>
+      <w:r>
+        <w:rPr>
+          <w:szCs w:val="22"/>
+        </w:rPr>
+        <w:t>to make the</w:t>
+      </w:r>
+      <w:r>
+        <w:rPr>
+          <w:szCs w:val="22"/>
+        </w:rPr>
+        <w:t xml:space="preserve"> shifted </w:t>
+      </w:r>
+      <w:r>
+        <w:rPr>
+          <w:szCs w:val="22"/>
+        </w:rPr>
+        <w:t>/ʃ/</w:t>
+      </w:r>
+      <w:r>
+        <w:rPr>
+          <w:szCs w:val="22"/>
+        </w:rPr>
+        <w:t xml:space="preserve"> tokens sound </w:t>
       </w:r>
       <w:r>
         <w:rPr>
@@ -23349,25 +23823,61 @@
           <w:iCs/>
           <w:szCs w:val="22"/>
         </w:rPr>
-        <w:t>reduce</w:t>
-      </w:r>
-      <w:r>
-        <w:rPr>
-          <w:szCs w:val="22"/>
-        </w:rPr>
-        <w:t xml:space="preserve"> the effectiveness of exposure, because they reduce the rate at which participants still accept the shifted recordings as an instance of the intended sound</w:t>
-      </w:r>
-      <w:r>
-        <w:rPr>
-          <w:szCs w:val="22"/>
-        </w:rPr>
-        <w:t xml:space="preserve"> (Babel et al., 2019). Babel and colleagues refer to this as the “goldilocks zone”: </w:t>
-      </w:r>
-      <w:r>
-        <w:rPr>
-          <w:szCs w:val="22"/>
-        </w:rPr>
-        <w:t xml:space="preserve"> perceptual recalibration is most effective when the sounds are shifted as far as possible towards the other sound </w:t>
+        <w:t>more</w:t>
+      </w:r>
+      <w:r>
+        <w:rPr>
+          <w:szCs w:val="22"/>
+        </w:rPr>
+        <w:t xml:space="preserve"> shifted (as it makes them sound more</w:t>
+      </w:r>
+      <w:r>
+        <w:rPr>
+          <w:szCs w:val="22"/>
+        </w:rPr>
+        <w:t xml:space="preserve"> /s/</w:t>
+      </w:r>
+      <w:r>
+        <w:rPr>
+          <w:szCs w:val="22"/>
+        </w:rPr>
+        <w:t xml:space="preserve"> like). </w:t>
+      </w:r>
+      <w:r>
+        <w:rPr>
+          <w:szCs w:val="22"/>
+        </w:rPr>
+        <w:t xml:space="preserve">Without further considerations, this should weaken the effect of the </w:t>
+      </w:r>
+      <w:r>
+        <w:rPr>
+          <w:szCs w:val="22"/>
+        </w:rPr>
+        <w:t>/s/</w:t>
+      </w:r>
+      <w:r>
+        <w:rPr>
+          <w:szCs w:val="22"/>
+        </w:rPr>
+        <w:t xml:space="preserve">-biased exposure and strengthen the effect of </w:t>
+      </w:r>
+      <w:r>
+        <w:rPr>
+          <w:szCs w:val="22"/>
+        </w:rPr>
+        <w:t>/ʃ/</w:t>
+      </w:r>
+      <w:r>
+        <w:rPr>
+          <w:szCs w:val="22"/>
+        </w:rPr>
+        <w:t>-biased exposure, leaving unclear how these two effects trade off. However, it is also known that shifts larger than those typically used in perceptual recalibration experiments</w:t>
+      </w:r>
+      <w:r>
+        <w:rPr>
+          <w:szCs w:val="22"/>
+        </w:rPr>
+        <w:t xml:space="preserve"> </w:t>
       </w:r>
       <w:r>
         <w:rPr>
@@ -23375,49 +23885,25 @@
           <w:iCs/>
           <w:szCs w:val="22"/>
         </w:rPr>
-        <w:t>while still being perceived as an instance of the intended sound</w:t>
-      </w:r>
-      <w:r>
-        <w:rPr>
-          <w:szCs w:val="22"/>
-        </w:rPr>
-        <w:t>.</w:t>
-      </w:r>
-      <w:r>
-        <w:rPr>
-          <w:szCs w:val="22"/>
-        </w:rPr>
-        <w:t xml:space="preserve"> C</w:t>
-      </w:r>
-      <w:r>
-        <w:rPr>
-          <w:szCs w:val="22"/>
-        </w:rPr>
-        <w:t xml:space="preserve">ompensation thus might indeed offer a particularly parsimonious explanation of blocked perceptual recalibration: the pen in the mouth during exposure reduces the effect of </w:t>
-      </w:r>
-      <w:r>
-        <w:rPr>
-          <w:szCs w:val="22"/>
-        </w:rPr>
-        <w:t>/s/</w:t>
-      </w:r>
-      <w:r>
-        <w:rPr>
-          <w:szCs w:val="22"/>
-        </w:rPr>
-        <w:t xml:space="preserve">-biased exposure because it makes the critical recordings sound less shifted, and it reduces the effect of </w:t>
-      </w:r>
-      <w:r>
-        <w:rPr>
-          <w:szCs w:val="22"/>
-        </w:rPr>
-        <w:t>/ʃ/</w:t>
-      </w:r>
-      <w:r>
-        <w:rPr>
-          <w:szCs w:val="22"/>
-        </w:rPr>
-        <w:t xml:space="preserve">-biased exposure because it makes the critical recordings sound shifted </w:t>
+        <w:t>reduce</w:t>
+      </w:r>
+      <w:r>
+        <w:rPr>
+          <w:szCs w:val="22"/>
+        </w:rPr>
+        <w:t xml:space="preserve"> the effectiveness of exposure, because they reduce the rate at which participants still accept the shifted recordings as an instance of the intended sound</w:t>
+      </w:r>
+      <w:r>
+        <w:rPr>
+          <w:szCs w:val="22"/>
+        </w:rPr>
+        <w:t xml:space="preserve"> (Babel et al., 2019). Babel and colleagues refer to this as the “goldilocks zone”: </w:t>
+      </w:r>
+      <w:r>
+        <w:rPr>
+          <w:szCs w:val="22"/>
+        </w:rPr>
+        <w:t xml:space="preserve"> perceptual recalibration is most effective when the sounds are shifted as far as possible towards the other sound </w:t>
       </w:r>
       <w:r>
         <w:rPr>
@@ -23425,6 +23911,56 @@
           <w:iCs/>
           <w:szCs w:val="22"/>
         </w:rPr>
+        <w:t>while still being perceived as an instance of the intended sound</w:t>
+      </w:r>
+      <w:r>
+        <w:rPr>
+          <w:szCs w:val="22"/>
+        </w:rPr>
+        <w:t>.</w:t>
+      </w:r>
+      <w:r>
+        <w:rPr>
+          <w:szCs w:val="22"/>
+        </w:rPr>
+        <w:t xml:space="preserve"> C</w:t>
+      </w:r>
+      <w:r>
+        <w:rPr>
+          <w:szCs w:val="22"/>
+        </w:rPr>
+        <w:t xml:space="preserve">ompensation thus might indeed offer a particularly parsimonious explanation of blocked perceptual recalibration: the pen in the mouth during exposure reduces the effect of </w:t>
+      </w:r>
+      <w:r>
+        <w:rPr>
+          <w:szCs w:val="22"/>
+        </w:rPr>
+        <w:t>/s/</w:t>
+      </w:r>
+      <w:r>
+        <w:rPr>
+          <w:szCs w:val="22"/>
+        </w:rPr>
+        <w:t xml:space="preserve">-biased exposure because it makes the critical recordings sound less shifted, and it reduces the effect of </w:t>
+      </w:r>
+      <w:r>
+        <w:rPr>
+          <w:szCs w:val="22"/>
+        </w:rPr>
+        <w:t>/ʃ/</w:t>
+      </w:r>
+      <w:r>
+        <w:rPr>
+          <w:szCs w:val="22"/>
+        </w:rPr>
+        <w:t xml:space="preserve">-biased exposure because it makes the critical recordings sound shifted </w:t>
+      </w:r>
+      <w:r>
+        <w:rPr>
+          <w:i/>
+          <w:iCs/>
+          <w:szCs w:val="22"/>
+        </w:rPr>
         <w:t xml:space="preserve">too far </w:t>
       </w:r>
       <w:r>
@@ -23445,15 +23981,39 @@
         </w:rPr>
         <w:t xml:space="preserve">. </w:t>
       </w:r>
-      <w:ins w:id="253" w:author="Jaeger, Florian" w:date="2025-05-10T16:12:00Z" w16du:dateUtc="2025-05-10T20:12:00Z">
-        <w:r>
-          <w:rPr>
-            <w:szCs w:val="22"/>
-          </w:rPr>
-          <w:t xml:space="preserve">If an explanation along these lines turns out to be correct, this would also </w:t>
+      <w:del w:id="358" w:author="Cummings, Shawn" w:date="2025-05-11T12:35:00Z" w16du:dateUtc="2025-05-11T16:35:00Z">
+        <w:r>
+          <w:rPr>
+            <w:szCs w:val="22"/>
+          </w:rPr>
+          <w:delText>We consider this an interesting possibility</w:delText>
+        </w:r>
+      </w:del>
+      <w:ins w:id="359" w:author="Jaeger, Florian" w:date="2025-05-10T16:12:00Z" w16du:dateUtc="2025-05-10T20:12:00Z">
+        <w:r>
+          <w:rPr>
+            <w:szCs w:val="22"/>
+          </w:rPr>
+          <w:t xml:space="preserve">If an explanation along these lines turns out to be </w:t>
         </w:r>
       </w:ins>
-      <w:ins w:id="254" w:author="Jaeger, Florian" w:date="2025-05-10T16:13:00Z" w16du:dateUtc="2025-05-10T20:13:00Z">
+      <w:del w:id="360" w:author="Cummings, Shawn" w:date="2025-05-11T12:35:00Z" w16du:dateUtc="2025-05-11T16:35:00Z">
+        <w:r>
+          <w:rPr>
+            <w:szCs w:val="22"/>
+          </w:rPr>
+          <w:delText>explored in future research.</w:delText>
+        </w:r>
+      </w:del>
+      <w:ins w:id="361" w:author="Jaeger, Florian" w:date="2025-05-10T16:12:00Z" w16du:dateUtc="2025-05-10T20:12:00Z">
+        <w:r>
+          <w:rPr>
+            <w:szCs w:val="22"/>
+          </w:rPr>
+          <w:t xml:space="preserve">correct, this would also </w:t>
+        </w:r>
+      </w:ins>
+      <w:ins w:id="362" w:author="Jaeger, Florian" w:date="2025-05-10T16:13:00Z" w16du:dateUtc="2025-05-10T20:13:00Z">
         <w:r>
           <w:rPr>
             <w:szCs w:val="22"/>
@@ -23461,7 +24021,7 @@
           <w:t xml:space="preserve">preempt the need to evoke memory (Kraljic &amp; Samuel, 2011) or learning </w:t>
         </w:r>
       </w:ins>
-      <w:ins w:id="255" w:author="Jaeger, Florian" w:date="2025-05-10T16:14:00Z" w16du:dateUtc="2025-05-10T20:14:00Z">
+      <w:ins w:id="363" w:author="Jaeger, Florian" w:date="2025-05-10T16:14:00Z" w16du:dateUtc="2025-05-10T20:14:00Z">
         <w:r>
           <w:rPr>
             <w:szCs w:val="22"/>
@@ -23469,7 +24029,7 @@
           <w:t>mechanisms (Kraljic et al., 2008).</w:t>
         </w:r>
       </w:ins>
-      <w:ins w:id="256" w:author="Jaeger, Florian" w:date="2025-05-10T16:41:00Z" w16du:dateUtc="2025-05-10T20:41:00Z">
+      <w:ins w:id="364" w:author="Jaeger, Florian" w:date="2025-05-10T16:41:00Z" w16du:dateUtc="2025-05-10T20:41:00Z">
         <w:r>
           <w:rPr>
             <w:szCs w:val="22"/>
@@ -23477,12 +24037,14 @@
           <w:t xml:space="preserve"> </w:t>
         </w:r>
       </w:ins>
-      <w:r>
-        <w:rPr>
-          <w:szCs w:val="22"/>
-        </w:rPr>
-        <w:t>We consider this an interesting possibility to be explored in future research.</w:t>
-      </w:r>
+      <w:ins w:id="365" w:author="Cummings, Shawn" w:date="2025-05-11T12:35:00Z" w16du:dateUtc="2025-05-11T16:35:00Z">
+        <w:r>
+          <w:rPr>
+            <w:szCs w:val="22"/>
+          </w:rPr>
+          <w:t>We consider this an interesting possibility to be explored in future research.</w:t>
+        </w:r>
+      </w:ins>
     </w:p>
     <w:p>
       <w:pPr>
@@ -23900,21 +24462,7 @@
         <w:rPr>
           <w:szCs w:val="22"/>
         </w:rPr>
-        <w:t xml:space="preserve">, PS 19(4). Retrieved from </w:t>
-      </w:r>
-      <w:proofErr w:type="gramStart"/>
-      <w:r>
-        <w:rPr>
-          <w:szCs w:val="22"/>
-        </w:rPr>
-        <w:t>osf.io.pj</w:t>
-      </w:r>
-      <w:proofErr w:type="gramEnd"/>
-      <w:r>
-        <w:rPr>
-          <w:szCs w:val="22"/>
-        </w:rPr>
-        <w:t xml:space="preserve">5hb. </w:t>
+        <w:t xml:space="preserve">, PS 19(4). Retrieved from osf.io.pj5hb. </w:t>
       </w:r>
     </w:p>
     <w:p>
@@ -23961,11 +24509,19 @@
         </w:rPr>
       </w:pPr>
       <w:hyperlink w:history="1"/>
-      <w:r>
-        <w:rPr>
-          <w:szCs w:val="22"/>
-        </w:rPr>
-        <w:t xml:space="preserve">Bejjanki, </w:t>
+      <w:proofErr w:type="spellStart"/>
+      <w:r>
+        <w:rPr>
+          <w:szCs w:val="22"/>
+        </w:rPr>
+        <w:t>Bejjanki</w:t>
+      </w:r>
+      <w:proofErr w:type="spellEnd"/>
+      <w:r>
+        <w:rPr>
+          <w:szCs w:val="22"/>
+        </w:rPr>
+        <w:t xml:space="preserve">, </w:t>
       </w:r>
       <w:r>
         <w:rPr>
@@ -23995,7 +24551,21 @@
         <w:rPr>
           <w:szCs w:val="22"/>
         </w:rPr>
-        <w:t>, Clayards M</w:t>
+        <w:t xml:space="preserve">, </w:t>
+      </w:r>
+      <w:proofErr w:type="spellStart"/>
+      <w:r>
+        <w:rPr>
+          <w:szCs w:val="22"/>
+        </w:rPr>
+        <w:t>Clayards</w:t>
+      </w:r>
+      <w:proofErr w:type="spellEnd"/>
+      <w:r>
+        <w:rPr>
+          <w:szCs w:val="22"/>
+        </w:rPr>
+        <w:t xml:space="preserve"> M</w:t>
       </w:r>
       <w:r>
         <w:rPr>
@@ -24314,21 +24884,7 @@
         <w:rPr>
           <w:szCs w:val="22"/>
         </w:rPr>
-        <w:t xml:space="preserve">Fowler, C. A. (2004). Speech as a </w:t>
-      </w:r>
-      <w:proofErr w:type="spellStart"/>
-      <w:r>
-        <w:rPr>
-          <w:szCs w:val="22"/>
-        </w:rPr>
-        <w:t>Supramodal</w:t>
-      </w:r>
-      <w:proofErr w:type="spellEnd"/>
-      <w:r>
-        <w:rPr>
-          <w:szCs w:val="22"/>
-        </w:rPr>
-        <w:t xml:space="preserve"> or </w:t>
+        <w:t xml:space="preserve">Fowler, C. A. (2004). Speech as a Supramodal or </w:t>
       </w:r>
       <w:proofErr w:type="spellStart"/>
       <w:r>
@@ -24875,21 +25431,7 @@
         <w:rPr>
           <w:szCs w:val="22"/>
         </w:rPr>
-        <w:t xml:space="preserve">Kraljic, T., &amp; Samuel, A. G. (2011). Perceptual learning evidence for </w:t>
-      </w:r>
-      <w:proofErr w:type="gramStart"/>
-      <w:r>
-        <w:rPr>
-          <w:szCs w:val="22"/>
-        </w:rPr>
-        <w:t>contextually-specific</w:t>
-      </w:r>
-      <w:proofErr w:type="gramEnd"/>
-      <w:r>
-        <w:rPr>
-          <w:szCs w:val="22"/>
-        </w:rPr>
-        <w:t xml:space="preserve"> representations. </w:t>
+        <w:t xml:space="preserve">Kraljic, T., &amp; Samuel, A. G. (2011). Perceptual learning evidence for contextually-specific representations. </w:t>
       </w:r>
       <w:r>
         <w:rPr>
@@ -26046,8 +26588,8 @@
 </file>
 
 <file path=word/comments.xml><?xml version="1.0" encoding="utf-8"?>
-<w:comments xmlns:wpc="http://schemas.microsoft.com/office/word/2010/wordprocessingCanvas" xmlns:cx="http://schemas.microsoft.com/office/drawing/2014/chartex" xmlns:cx1="http://schemas.microsoft.com/office/drawing/2015/9/8/chartex" xmlns:cx2="http://schemas.microsoft.com/office/drawing/2015/10/21/chartex" xmlns:cx3="http://schemas.microsoft.com/office/drawing/2016/5/9/chartex" xmlns:cx4="http://schemas.microsoft.com/office/drawing/2016/5/10/chartex" xmlns:cx5="http://schemas.microsoft.com/office/drawing/2016/5/11/chartex" xmlns:cx6="http://schemas.microsoft.com/office/drawing/2016/5/12/chartex" xmlns:cx7="http://schemas.microsoft.com/office/drawing/2016/5/13/chartex" xmlns:cx8="http://schemas.microsoft.com/office/drawing/2016/5/14/chartex" xmlns:mc="http://schemas.openxmlformats.org/markup-compatibility/2006" xmlns:aink="http://schemas.microsoft.com/office/drawing/2016/ink" xmlns:am3d="http://schemas.microsoft.com/office/drawing/2017/model3d" xmlns:o="urn:schemas-microsoft-com:office:office" xmlns:oel="http://schemas.microsoft.com/office/2019/extlst" xmlns:r="http://schemas.openxmlformats.org/officeDocument/2006/relationships" xmlns:m="http://schemas.openxmlformats.org/officeDocument/2006/math" xmlns:v="urn:schemas-microsoft-com:vml" xmlns:wp14="http://schemas.microsoft.com/office/word/2010/wordprocessingDrawing" xmlns:wp="http://schemas.openxmlformats.org/drawingml/2006/wordprocessingDrawing" xmlns:w10="urn:schemas-microsoft-com:office:word" xmlns:w="http://schemas.openxmlformats.org/wordprocessingml/2006/main" xmlns:w14="http://schemas.microsoft.com/office/word/2010/wordml" xmlns:w15="http://schemas.microsoft.com/office/word/2012/wordml" xmlns:w16cex="http://schemas.microsoft.com/office/word/2018/wordml/cex" xmlns:w16cid="http://schemas.microsoft.com/office/word/2016/wordml/cid" xmlns:w16="http://schemas.microsoft.com/office/word/2018/wordml" xmlns:w16du="http://schemas.microsoft.com/office/word/2023/wordml/word16du" xmlns:w16sdtdh="http://schemas.microsoft.com/office/word/2020/wordml/sdtdatahash" xmlns:w16sdtfl="http://schemas.microsoft.com/office/word/2024/wordml/sdtformatlock" xmlns:w16se="http://schemas.microsoft.com/office/word/2015/wordml/symex" xmlns:wpg="http://schemas.microsoft.com/office/word/2010/wordprocessingGroup" xmlns:wpi="http://schemas.microsoft.com/office/word/2010/wordprocessingInk" xmlns:wne="http://schemas.microsoft.com/office/word/2006/wordml" xmlns:wps="http://schemas.microsoft.com/office/word/2010/wordprocessingShape" mc:Ignorable="w14 w15 w16se w16cid w16 w16cex w16sdtdh w16sdtfl w16du wp14">
-  <w:comment w:id="27" w:author="Jaeger, Florian" w:date="2025-05-10T16:52:00Z" w:initials="TJ">
+<w:comments xmlns:wpc="http://schemas.microsoft.com/office/word/2010/wordprocessingCanvas" xmlns:cx="http://schemas.microsoft.com/office/drawing/2014/chartex" xmlns:cx1="http://schemas.microsoft.com/office/drawing/2015/9/8/chartex" xmlns:cx2="http://schemas.microsoft.com/office/drawing/2015/10/21/chartex" xmlns:cx3="http://schemas.microsoft.com/office/drawing/2016/5/9/chartex" xmlns:cx4="http://schemas.microsoft.com/office/drawing/2016/5/10/chartex" xmlns:cx5="http://schemas.microsoft.com/office/drawing/2016/5/11/chartex" xmlns:cx6="http://schemas.microsoft.com/office/drawing/2016/5/12/chartex" xmlns:cx7="http://schemas.microsoft.com/office/drawing/2016/5/13/chartex" xmlns:cx8="http://schemas.microsoft.com/office/drawing/2016/5/14/chartex" xmlns:mc="http://schemas.openxmlformats.org/markup-compatibility/2006" xmlns:aink="http://schemas.microsoft.com/office/drawing/2016/ink" xmlns:am3d="http://schemas.microsoft.com/office/drawing/2017/model3d" xmlns:o="urn:schemas-microsoft-com:office:office" xmlns:oel="http://schemas.microsoft.com/office/2019/extlst" xmlns:r="http://schemas.openxmlformats.org/officeDocument/2006/relationships" xmlns:m="http://schemas.openxmlformats.org/officeDocument/2006/math" xmlns:v="urn:schemas-microsoft-com:vml" xmlns:wp14="http://schemas.microsoft.com/office/word/2010/wordprocessingDrawing" xmlns:wp="http://schemas.openxmlformats.org/drawingml/2006/wordprocessingDrawing" xmlns:w10="urn:schemas-microsoft-com:office:word" xmlns:w="http://schemas.openxmlformats.org/wordprocessingml/2006/main" xmlns:w14="http://schemas.microsoft.com/office/word/2010/wordml" xmlns:w15="http://schemas.microsoft.com/office/word/2012/wordml" xmlns:w16cex="http://schemas.microsoft.com/office/word/2018/wordml/cex" xmlns:w16cid="http://schemas.microsoft.com/office/word/2016/wordml/cid" xmlns:w16="http://schemas.microsoft.com/office/word/2018/wordml" xmlns:w16du="http://schemas.microsoft.com/office/word/2023/wordml/word16du" xmlns:w16sdtdh="http://schemas.microsoft.com/office/word/2020/wordml/sdtdatahash" xmlns:w16se="http://schemas.microsoft.com/office/word/2015/wordml/symex" xmlns:wpg="http://schemas.microsoft.com/office/word/2010/wordprocessingGroup" xmlns:wpi="http://schemas.microsoft.com/office/word/2010/wordprocessingInk" xmlns:wne="http://schemas.microsoft.com/office/word/2006/wordml" xmlns:wps="http://schemas.microsoft.com/office/word/2010/wordprocessingShape" mc:Ignorable="w14 w15 w16se w16cid w16 w16cex w16sdtdh w16du wp14">
+  <w:comment w:id="30" w:author="Jaeger, Florian" w:date="2025-05-10T16:52:00Z" w:initials="TJ">
     <w:p>
       <w:pPr>
         <w:jc w:val="left"/>
@@ -26066,7 +26608,7 @@
       </w:r>
     </w:p>
   </w:comment>
-  <w:comment w:id="74" w:author="Jaeger, Florian" w:date="2025-05-10T15:38:00Z" w:initials="TJ">
+  <w:comment w:id="77" w:author="Jaeger, Florian" w:date="2025-05-10T15:38:00Z" w:initials="TJ">
     <w:p>
       <w:pPr>
         <w:jc w:val="left"/>
@@ -26085,7 +26627,7 @@
       </w:r>
     </w:p>
   </w:comment>
-  <w:comment w:id="90" w:author="Jaeger, Florian" w:date="2025-05-10T16:53:00Z" w:initials="TJ">
+  <w:comment w:id="78" w:author="Cummings, Shawn" w:date="2025-05-11T12:20:00Z" w:initials="SC">
     <w:p>
       <w:pPr>
         <w:jc w:val="left"/>
@@ -26097,14 +26639,19 @@
         <w:annotationRef/>
       </w:r>
       <w:r>
-        <w:rPr>
-          <w:color w:val="000000"/>
-        </w:rPr>
-        <w:t>did babel 2016 also replicate the effect? if so we should cite that paper here, no? or was it ‘just’ the materials?</w:t>
+        <w:t>Unfortunately no; Rachel and I keep dragging our feet on writing one :( Closest I’m aware of is this preprint, where we mention all the contrasts and languages in a footnote and then re-analyze a collection of studies (albeit for a different purpose), but I’m not sure if that’s worth including:</w:t>
+      </w:r>
+    </w:p>
+    <w:p>
+      <w:pPr>
+        <w:jc w:val="left"/>
+      </w:pPr>
+      <w:r>
+        <w:t>https://osf.io/preprints/psyarxiv/5j6hp_v1</w:t>
       </w:r>
     </w:p>
   </w:comment>
-  <w:comment w:id="142" w:author="Jaeger, Florian" w:date="2025-05-10T16:56:00Z" w:initials="TJ">
+  <w:comment w:id="94" w:author="Jaeger, Florian" w:date="2025-05-10T16:53:00Z" w:initials="TJ">
     <w:p>
       <w:pPr>
         <w:jc w:val="left"/>
@@ -26119,11 +26666,11 @@
         <w:rPr>
           <w:color w:val="000000"/>
         </w:rPr>
-        <w:t>I’ve added this here to avoid confusion. What do you think?</w:t>
+        <w:t>did babel 2016 also replicate the effect? if so we should cite that paper here, no? or was it ‘just’ the materials?</w:t>
       </w:r>
     </w:p>
   </w:comment>
-  <w:comment w:id="170" w:author="Cummings, Shawn" w:date="2025-05-09T13:02:00Z" w:initials="SC">
+  <w:comment w:id="95" w:author="Cummings, Shawn" w:date="2025-05-11T12:15:00Z" w:initials="SC">
     <w:p>
       <w:pPr>
         <w:jc w:val="left"/>
@@ -26135,11 +26682,22 @@
         <w:annotationRef/>
       </w:r>
       <w:r>
-        <w:t>This is just verbatim what the reviewer asked for… could maybe be edited</w:t>
+        <w:t>As far as I know, Molly never actually ran the replication (or at least never published it)… we have the materials (</w:t>
+      </w:r>
+      <w:hyperlink r:id="rId1" w:history="1">
+        <w:r>
+          <w:rPr>
+            <w:rStyle w:val="Hyperlink"/>
+          </w:rPr>
+          <w:t>https://osf.io/bpn32/</w:t>
+        </w:r>
+      </w:hyperlink>
+      <w:r>
+        <w:t>), but no results</w:t>
       </w:r>
     </w:p>
   </w:comment>
-  <w:comment w:id="182" w:author="Cummings, Shawn" w:date="2025-05-09T12:59:00Z" w:initials="SC">
+  <w:comment w:id="155" w:author="Jaeger, Florian" w:date="2025-05-10T16:56:00Z" w:initials="TJ">
     <w:p>
       <w:pPr>
         <w:jc w:val="left"/>
@@ -26151,11 +26709,14 @@
         <w:annotationRef/>
       </w:r>
       <w:r>
-        <w:t>We also excluded based on individual trials with long/short RTs— should that be described?</w:t>
+        <w:rPr>
+          <w:color w:val="000000"/>
+        </w:rPr>
+        <w:t>I’ve added this here to avoid confusion. What do you think?</w:t>
       </w:r>
     </w:p>
   </w:comment>
-  <w:comment w:id="183" w:author="Cummings, Shawn" w:date="2025-05-09T13:12:00Z" w:initials="SC">
+  <w:comment w:id="156" w:author="Cummings, Shawn" w:date="2025-05-11T12:22:00Z" w:initials="SC">
     <w:p>
       <w:pPr>
         <w:jc w:val="left"/>
@@ -26167,11 +26728,11 @@
         <w:annotationRef/>
       </w:r>
       <w:r>
-        <w:t>This is also where the white dot trials should be clarified?</w:t>
+        <w:t>I like it!</w:t>
       </w:r>
     </w:p>
   </w:comment>
-  <w:comment w:id="189" w:author="Cummings, Shawn" w:date="2025-05-08T22:44:00Z" w:initials="SC">
+  <w:comment w:id="189" w:author="Cummings, Shawn" w:date="2025-05-09T13:02:00Z" w:initials="SC">
     <w:p>
       <w:pPr>
         <w:jc w:val="left"/>
@@ -26183,11 +26744,11 @@
         <w:annotationRef/>
       </w:r>
       <w:r>
-        <w:t xml:space="preserve">I think this sentence is actually fine (using ‘same’ as a noun rather than adjective), but since R2 was confused I went ahead and aquiesed </w:t>
+        <w:t>This is just verbatim what the reviewer asked for… could maybe be edited</w:t>
       </w:r>
     </w:p>
   </w:comment>
-  <w:comment w:id="212" w:author="Cummings, Shawn" w:date="2025-05-09T14:29:00Z" w:initials="SC">
+  <w:comment w:id="193" w:author="Cummings, Shawn" w:date="2025-05-11T12:27:00Z" w:initials="SC">
     <w:p>
       <w:pPr>
         <w:jc w:val="left"/>
@@ -26199,11 +26760,107 @@
         <w:annotationRef/>
       </w:r>
       <w:r>
-        <w:t>Mention inspiration from VS16 somewhere!</w:t>
+        <w:t>Is this too much?</w:t>
       </w:r>
     </w:p>
   </w:comment>
-  <w:comment w:id="221" w:author="Jaeger, Florian" w:date="2025-05-10T16:40:00Z" w:initials="TJ">
+  <w:comment w:id="208" w:author="Cummings, Shawn" w:date="2025-05-09T12:59:00Z" w:initials="SC">
+    <w:p>
+      <w:pPr>
+        <w:jc w:val="left"/>
+      </w:pPr>
+      <w:r>
+        <w:rPr>
+          <w:rStyle w:val="CommentReference"/>
+        </w:rPr>
+        <w:annotationRef/>
+      </w:r>
+      <w:r>
+        <w:t>We also excluded based on individual trials with long/short RTs— should that be described?</w:t>
+      </w:r>
+    </w:p>
+  </w:comment>
+  <w:comment w:id="209" w:author="Cummings, Shawn" w:date="2025-05-09T13:12:00Z" w:initials="SC">
+    <w:p>
+      <w:pPr>
+        <w:jc w:val="left"/>
+      </w:pPr>
+      <w:r>
+        <w:rPr>
+          <w:rStyle w:val="CommentReference"/>
+        </w:rPr>
+        <w:annotationRef/>
+      </w:r>
+      <w:r>
+        <w:t>This is also where the white dot trials should be clarified?</w:t>
+      </w:r>
+    </w:p>
+  </w:comment>
+  <w:comment w:id="215" w:author="Cummings, Shawn" w:date="2025-05-08T22:44:00Z" w:initials="SC">
+    <w:p>
+      <w:pPr>
+        <w:jc w:val="left"/>
+      </w:pPr>
+      <w:r>
+        <w:rPr>
+          <w:rStyle w:val="CommentReference"/>
+        </w:rPr>
+        <w:annotationRef/>
+      </w:r>
+      <w:r>
+        <w:t xml:space="preserve">I think this sentence is actually fine (using ‘same’ as a noun rather than adjective), but since R2 was confused I went ahead and aquiesed </w:t>
+      </w:r>
+    </w:p>
+  </w:comment>
+  <w:comment w:id="287" w:author="Cummings, Shawn" w:date="2025-05-10T14:48:00Z" w:initials="SC">
+    <w:p>
+      <w:pPr>
+        <w:jc w:val="left"/>
+      </w:pPr>
+      <w:r>
+        <w:rPr>
+          <w:rStyle w:val="CommentReference"/>
+        </w:rPr>
+        <w:annotationRef/>
+      </w:r>
+      <w:r>
+        <w:t>We can’t say anything stronger than this— the box indeed wasn’t centered on the same place in the frame between videos (but was pretty close), and wasn’t exactly the same size</w:t>
+      </w:r>
+    </w:p>
+  </w:comment>
+  <w:comment w:id="288" w:author="Cummings, Shawn" w:date="2025-05-10T14:48:00Z" w:initials="SC">
+    <w:p>
+      <w:pPr>
+        <w:jc w:val="left"/>
+      </w:pPr>
+      <w:r>
+        <w:rPr>
+          <w:rStyle w:val="CommentReference"/>
+        </w:rPr>
+        <w:annotationRef/>
+      </w:r>
+      <w:r>
+        <w:t>Happy to include some of these details here or in SI if we think anyone will care? They also can see the videos</w:t>
+      </w:r>
+    </w:p>
+  </w:comment>
+  <w:comment w:id="301" w:author="Cummings, Shawn" w:date="2025-05-10T14:38:00Z" w:initials="SC">
+    <w:p>
+      <w:pPr>
+        <w:jc w:val="left"/>
+      </w:pPr>
+      <w:r>
+        <w:rPr>
+          <w:rStyle w:val="CommentReference"/>
+        </w:rPr>
+        <w:annotationRef/>
+      </w:r>
+      <w:r>
+        <w:t>How would we feel about elevating 2B to main text, given we have the space and it is of interest to this point?</w:t>
+      </w:r>
+    </w:p>
+  </w:comment>
+  <w:comment w:id="323" w:author="Jaeger, Florian" w:date="2025-05-10T16:40:00Z" w:initials="TJ">
     <w:p>
       <w:pPr>
         <w:jc w:val="left"/>
@@ -26226,52 +26883,70 @@
 </file>
 
 <file path=word/commentsExtended.xml><?xml version="1.0" encoding="utf-8"?>
-<w15:commentsEx xmlns:wpc="http://schemas.microsoft.com/office/word/2010/wordprocessingCanvas" xmlns:cx="http://schemas.microsoft.com/office/drawing/2014/chartex" xmlns:cx1="http://schemas.microsoft.com/office/drawing/2015/9/8/chartex" xmlns:cx2="http://schemas.microsoft.com/office/drawing/2015/10/21/chartex" xmlns:cx3="http://schemas.microsoft.com/office/drawing/2016/5/9/chartex" xmlns:cx4="http://schemas.microsoft.com/office/drawing/2016/5/10/chartex" xmlns:cx5="http://schemas.microsoft.com/office/drawing/2016/5/11/chartex" xmlns:cx6="http://schemas.microsoft.com/office/drawing/2016/5/12/chartex" xmlns:cx7="http://schemas.microsoft.com/office/drawing/2016/5/13/chartex" xmlns:cx8="http://schemas.microsoft.com/office/drawing/2016/5/14/chartex" xmlns:mc="http://schemas.openxmlformats.org/markup-compatibility/2006" xmlns:aink="http://schemas.microsoft.com/office/drawing/2016/ink" xmlns:am3d="http://schemas.microsoft.com/office/drawing/2017/model3d" xmlns:o="urn:schemas-microsoft-com:office:office" xmlns:oel="http://schemas.microsoft.com/office/2019/extlst" xmlns:r="http://schemas.openxmlformats.org/officeDocument/2006/relationships" xmlns:m="http://schemas.openxmlformats.org/officeDocument/2006/math" xmlns:v="urn:schemas-microsoft-com:vml" xmlns:wp14="http://schemas.microsoft.com/office/word/2010/wordprocessingDrawing" xmlns:wp="http://schemas.openxmlformats.org/drawingml/2006/wordprocessingDrawing" xmlns:w10="urn:schemas-microsoft-com:office:word" xmlns:w="http://schemas.openxmlformats.org/wordprocessingml/2006/main" xmlns:w14="http://schemas.microsoft.com/office/word/2010/wordml" xmlns:w15="http://schemas.microsoft.com/office/word/2012/wordml" xmlns:w16cex="http://schemas.microsoft.com/office/word/2018/wordml/cex" xmlns:w16cid="http://schemas.microsoft.com/office/word/2016/wordml/cid" xmlns:w16="http://schemas.microsoft.com/office/word/2018/wordml" xmlns:w16du="http://schemas.microsoft.com/office/word/2023/wordml/word16du" xmlns:w16sdtdh="http://schemas.microsoft.com/office/word/2020/wordml/sdtdatahash" xmlns:w16sdtfl="http://schemas.microsoft.com/office/word/2024/wordml/sdtformatlock" xmlns:w16se="http://schemas.microsoft.com/office/word/2015/wordml/symex" xmlns:wpg="http://schemas.microsoft.com/office/word/2010/wordprocessingGroup" xmlns:wpi="http://schemas.microsoft.com/office/word/2010/wordprocessingInk" xmlns:wne="http://schemas.microsoft.com/office/word/2006/wordml" xmlns:wps="http://schemas.microsoft.com/office/word/2010/wordprocessingShape" mc:Ignorable="w14 w15 w16se w16cid w16 w16cex w16sdtdh w16sdtfl w16du wp14">
+<w15:commentsEx xmlns:wpc="http://schemas.microsoft.com/office/word/2010/wordprocessingCanvas" xmlns:cx="http://schemas.microsoft.com/office/drawing/2014/chartex" xmlns:cx1="http://schemas.microsoft.com/office/drawing/2015/9/8/chartex" xmlns:cx2="http://schemas.microsoft.com/office/drawing/2015/10/21/chartex" xmlns:cx3="http://schemas.microsoft.com/office/drawing/2016/5/9/chartex" xmlns:cx4="http://schemas.microsoft.com/office/drawing/2016/5/10/chartex" xmlns:cx5="http://schemas.microsoft.com/office/drawing/2016/5/11/chartex" xmlns:cx6="http://schemas.microsoft.com/office/drawing/2016/5/12/chartex" xmlns:cx7="http://schemas.microsoft.com/office/drawing/2016/5/13/chartex" xmlns:cx8="http://schemas.microsoft.com/office/drawing/2016/5/14/chartex" xmlns:mc="http://schemas.openxmlformats.org/markup-compatibility/2006" xmlns:aink="http://schemas.microsoft.com/office/drawing/2016/ink" xmlns:am3d="http://schemas.microsoft.com/office/drawing/2017/model3d" xmlns:o="urn:schemas-microsoft-com:office:office" xmlns:oel="http://schemas.microsoft.com/office/2019/extlst" xmlns:r="http://schemas.openxmlformats.org/officeDocument/2006/relationships" xmlns:m="http://schemas.openxmlformats.org/officeDocument/2006/math" xmlns:v="urn:schemas-microsoft-com:vml" xmlns:wp14="http://schemas.microsoft.com/office/word/2010/wordprocessingDrawing" xmlns:wp="http://schemas.openxmlformats.org/drawingml/2006/wordprocessingDrawing" xmlns:w10="urn:schemas-microsoft-com:office:word" xmlns:w="http://schemas.openxmlformats.org/wordprocessingml/2006/main" xmlns:w14="http://schemas.microsoft.com/office/word/2010/wordml" xmlns:w15="http://schemas.microsoft.com/office/word/2012/wordml" xmlns:w16cex="http://schemas.microsoft.com/office/word/2018/wordml/cex" xmlns:w16cid="http://schemas.microsoft.com/office/word/2016/wordml/cid" xmlns:w16="http://schemas.microsoft.com/office/word/2018/wordml" xmlns:w16du="http://schemas.microsoft.com/office/word/2023/wordml/word16du" xmlns:w16sdtdh="http://schemas.microsoft.com/office/word/2020/wordml/sdtdatahash" xmlns:w16se="http://schemas.microsoft.com/office/word/2015/wordml/symex" xmlns:wpg="http://schemas.microsoft.com/office/word/2010/wordprocessingGroup" xmlns:wpi="http://schemas.microsoft.com/office/word/2010/wordprocessingInk" xmlns:wne="http://schemas.microsoft.com/office/word/2006/wordml" xmlns:wps="http://schemas.microsoft.com/office/word/2010/wordprocessingShape" mc:Ignorable="w14 w15 w16se w16cid w16 w16cex w16sdtdh w16du wp14">
   <w15:commentEx w15:paraId="69393F7E" w15:done="0"/>
   <w15:commentEx w15:paraId="13AEF1E4" w15:done="0"/>
+  <w15:commentEx w15:paraId="5AB56CAD" w15:paraIdParent="13AEF1E4" w15:done="0"/>
   <w15:commentEx w15:paraId="12028C09" w15:done="0"/>
+  <w15:commentEx w15:paraId="7B21E772" w15:paraIdParent="12028C09" w15:done="0"/>
   <w15:commentEx w15:paraId="2944B84A" w15:done="0"/>
+  <w15:commentEx w15:paraId="2BFFCEDC" w15:paraIdParent="2944B84A" w15:done="0"/>
   <w15:commentEx w15:paraId="2D3422B0" w15:done="0"/>
+  <w15:commentEx w15:paraId="7E7A4E26" w15:done="0"/>
   <w15:commentEx w15:paraId="5B928638" w15:done="0"/>
   <w15:commentEx w15:paraId="09066744" w15:paraIdParent="5B928638" w15:done="0"/>
   <w15:commentEx w15:paraId="6784E010" w15:done="0"/>
-  <w15:commentEx w15:paraId="47F63844" w15:done="0"/>
+  <w15:commentEx w15:paraId="5EF04D88" w15:done="0"/>
+  <w15:commentEx w15:paraId="0E385131" w15:paraIdParent="5EF04D88" w15:done="0"/>
+  <w15:commentEx w15:paraId="4E01394A" w15:done="0"/>
   <w15:commentEx w15:paraId="30E70483" w15:done="0"/>
 </w15:commentsEx>
 </file>
 
 <file path=word/commentsExtensible.xml><?xml version="1.0" encoding="utf-8"?>
-<w16cex:commentsExtensible xmlns:wpc="http://schemas.microsoft.com/office/word/2010/wordprocessingCanvas" xmlns:cx="http://schemas.microsoft.com/office/drawing/2014/chartex" xmlns:cx1="http://schemas.microsoft.com/office/drawing/2015/9/8/chartex" xmlns:cx2="http://schemas.microsoft.com/office/drawing/2015/10/21/chartex" xmlns:cx3="http://schemas.microsoft.com/office/drawing/2016/5/9/chartex" xmlns:cx4="http://schemas.microsoft.com/office/drawing/2016/5/10/chartex" xmlns:cx5="http://schemas.microsoft.com/office/drawing/2016/5/11/chartex" xmlns:cx6="http://schemas.microsoft.com/office/drawing/2016/5/12/chartex" xmlns:cx7="http://schemas.microsoft.com/office/drawing/2016/5/13/chartex" xmlns:cx8="http://schemas.microsoft.com/office/drawing/2016/5/14/chartex" xmlns:cr="http://schemas.microsoft.com/office/comments/2020/reactions" xmlns:mc="http://schemas.openxmlformats.org/markup-compatibility/2006" xmlns:aink="http://schemas.microsoft.com/office/drawing/2016/ink" xmlns:am3d="http://schemas.microsoft.com/office/drawing/2017/model3d" xmlns:o="urn:schemas-microsoft-com:office:office" xmlns:oel="http://schemas.microsoft.com/office/2019/extlst" xmlns:r="http://schemas.openxmlformats.org/officeDocument/2006/relationships" xmlns:m="http://schemas.openxmlformats.org/officeDocument/2006/math" xmlns:v="urn:schemas-microsoft-com:vml" xmlns:wp14="http://schemas.microsoft.com/office/word/2010/wordprocessingDrawing" xmlns:wp="http://schemas.openxmlformats.org/drawingml/2006/wordprocessingDrawing" xmlns:w10="urn:schemas-microsoft-com:office:word" xmlns:w="http://schemas.openxmlformats.org/wordprocessingml/2006/main" xmlns:w14="http://schemas.microsoft.com/office/word/2010/wordml" xmlns:w15="http://schemas.microsoft.com/office/word/2012/wordml" xmlns:w16cex="http://schemas.microsoft.com/office/word/2018/wordml/cex" xmlns:w16cid="http://schemas.microsoft.com/office/word/2016/wordml/cid" xmlns:w16="http://schemas.microsoft.com/office/word/2018/wordml" xmlns:w16du="http://schemas.microsoft.com/office/word/2023/wordml/word16du" xmlns:w16sdtdh="http://schemas.microsoft.com/office/word/2020/wordml/sdtdatahash" xmlns:w16sdtfl="http://schemas.microsoft.com/office/word/2024/wordml/sdtformatlock" xmlns:w16se="http://schemas.microsoft.com/office/word/2015/wordml/symex" xmlns:wpg="http://schemas.microsoft.com/office/word/2010/wordprocessingGroup" xmlns:wpi="http://schemas.microsoft.com/office/word/2010/wordprocessingInk" xmlns:wne="http://schemas.microsoft.com/office/word/2006/wordml" xmlns:wps="http://schemas.microsoft.com/office/word/2010/wordprocessingShape" mc:Ignorable="w14 w15 w16se w16cid w16 w16cex w16sdtdh w16sdtfl cr w16du wp14">
+<w16cex:commentsExtensible xmlns:wpc="http://schemas.microsoft.com/office/word/2010/wordprocessingCanvas" xmlns:cx="http://schemas.microsoft.com/office/drawing/2014/chartex" xmlns:cx1="http://schemas.microsoft.com/office/drawing/2015/9/8/chartex" xmlns:cx2="http://schemas.microsoft.com/office/drawing/2015/10/21/chartex" xmlns:cx3="http://schemas.microsoft.com/office/drawing/2016/5/9/chartex" xmlns:cx4="http://schemas.microsoft.com/office/drawing/2016/5/10/chartex" xmlns:cx5="http://schemas.microsoft.com/office/drawing/2016/5/11/chartex" xmlns:cx6="http://schemas.microsoft.com/office/drawing/2016/5/12/chartex" xmlns:cx7="http://schemas.microsoft.com/office/drawing/2016/5/13/chartex" xmlns:cx8="http://schemas.microsoft.com/office/drawing/2016/5/14/chartex" xmlns:cr="http://schemas.microsoft.com/office/comments/2020/reactions" xmlns:mc="http://schemas.openxmlformats.org/markup-compatibility/2006" xmlns:aink="http://schemas.microsoft.com/office/drawing/2016/ink" xmlns:am3d="http://schemas.microsoft.com/office/drawing/2017/model3d" xmlns:o="urn:schemas-microsoft-com:office:office" xmlns:oel="http://schemas.microsoft.com/office/2019/extlst" xmlns:r="http://schemas.openxmlformats.org/officeDocument/2006/relationships" xmlns:m="http://schemas.openxmlformats.org/officeDocument/2006/math" xmlns:v="urn:schemas-microsoft-com:vml" xmlns:wp14="http://schemas.microsoft.com/office/word/2010/wordprocessingDrawing" xmlns:wp="http://schemas.openxmlformats.org/drawingml/2006/wordprocessingDrawing" xmlns:w10="urn:schemas-microsoft-com:office:word" xmlns:w="http://schemas.openxmlformats.org/wordprocessingml/2006/main" xmlns:w14="http://schemas.microsoft.com/office/word/2010/wordml" xmlns:w15="http://schemas.microsoft.com/office/word/2012/wordml" xmlns:w16cex="http://schemas.microsoft.com/office/word/2018/wordml/cex" xmlns:w16cid="http://schemas.microsoft.com/office/word/2016/wordml/cid" xmlns:w16="http://schemas.microsoft.com/office/word/2018/wordml" xmlns:w16du="http://schemas.microsoft.com/office/word/2023/wordml/word16du" xmlns:w16sdtdh="http://schemas.microsoft.com/office/word/2020/wordml/sdtdatahash" xmlns:w16se="http://schemas.microsoft.com/office/word/2015/wordml/symex" xmlns:wpg="http://schemas.microsoft.com/office/word/2010/wordprocessingGroup" xmlns:wpi="http://schemas.microsoft.com/office/word/2010/wordprocessingInk" xmlns:wne="http://schemas.microsoft.com/office/word/2006/wordml" xmlns:wps="http://schemas.microsoft.com/office/word/2010/wordprocessingShape" mc:Ignorable="w14 w15 w16se w16cid w16 w16cex w16sdtdh cr w16du wp14">
   <w16cex:commentExtensible w16cex:durableId="407472E1" w16cex:dateUtc="2025-05-10T20:52:00Z"/>
   <w16cex:commentExtensible w16cex:durableId="262519E2" w16cex:dateUtc="2025-05-10T19:38:00Z"/>
+  <w16cex:commentExtensible w16cex:durableId="70D07F1D" w16cex:dateUtc="2025-05-11T16:20:00Z"/>
   <w16cex:commentExtensible w16cex:durableId="256D619D" w16cex:dateUtc="2025-05-10T20:53:00Z"/>
+  <w16cex:commentExtensible w16cex:durableId="66B97DB2" w16cex:dateUtc="2025-05-11T16:15:00Z"/>
   <w16cex:commentExtensible w16cex:durableId="47974505" w16cex:dateUtc="2025-05-10T20:56:00Z"/>
+  <w16cex:commentExtensible w16cex:durableId="37517030" w16cex:dateUtc="2025-05-11T16:22:00Z"/>
   <w16cex:commentExtensible w16cex:durableId="5DAEE7B9" w16cex:dateUtc="2025-05-09T17:02:00Z"/>
+  <w16cex:commentExtensible w16cex:durableId="56137EFC" w16cex:dateUtc="2025-05-11T16:27:00Z"/>
   <w16cex:commentExtensible w16cex:durableId="7FA83320" w16cex:dateUtc="2025-05-09T16:59:00Z"/>
   <w16cex:commentExtensible w16cex:durableId="68397BDD" w16cex:dateUtc="2025-05-09T17:12:00Z"/>
   <w16cex:commentExtensible w16cex:durableId="3E19854B" w16cex:dateUtc="2025-05-09T02:44:00Z"/>
-  <w16cex:commentExtensible w16cex:durableId="3FF6367C" w16cex:dateUtc="2025-05-09T18:29:00Z"/>
+  <w16cex:commentExtensible w16cex:durableId="767D0C05" w16cex:dateUtc="2025-05-10T18:48:00Z"/>
+  <w16cex:commentExtensible w16cex:durableId="634EF7E0" w16cex:dateUtc="2025-05-10T18:48:00Z"/>
+  <w16cex:commentExtensible w16cex:durableId="1023DC09" w16cex:dateUtc="2025-05-10T18:38:00Z"/>
   <w16cex:commentExtensible w16cex:durableId="1D37473A" w16cex:dateUtc="2025-05-10T20:40:00Z"/>
 </w16cex:commentsExtensible>
 </file>
 
 <file path=word/commentsIds.xml><?xml version="1.0" encoding="utf-8"?>
-<w16cid:commentsIds xmlns:wpc="http://schemas.microsoft.com/office/word/2010/wordprocessingCanvas" xmlns:cx="http://schemas.microsoft.com/office/drawing/2014/chartex" xmlns:cx1="http://schemas.microsoft.com/office/drawing/2015/9/8/chartex" xmlns:cx2="http://schemas.microsoft.com/office/drawing/2015/10/21/chartex" xmlns:cx3="http://schemas.microsoft.com/office/drawing/2016/5/9/chartex" xmlns:cx4="http://schemas.microsoft.com/office/drawing/2016/5/10/chartex" xmlns:cx5="http://schemas.microsoft.com/office/drawing/2016/5/11/chartex" xmlns:cx6="http://schemas.microsoft.com/office/drawing/2016/5/12/chartex" xmlns:cx7="http://schemas.microsoft.com/office/drawing/2016/5/13/chartex" xmlns:cx8="http://schemas.microsoft.com/office/drawing/2016/5/14/chartex" xmlns:mc="http://schemas.openxmlformats.org/markup-compatibility/2006" xmlns:aink="http://schemas.microsoft.com/office/drawing/2016/ink" xmlns:am3d="http://schemas.microsoft.com/office/drawing/2017/model3d" xmlns:o="urn:schemas-microsoft-com:office:office" xmlns:oel="http://schemas.microsoft.com/office/2019/extlst" xmlns:r="http://schemas.openxmlformats.org/officeDocument/2006/relationships" xmlns:m="http://schemas.openxmlformats.org/officeDocument/2006/math" xmlns:v="urn:schemas-microsoft-com:vml" xmlns:wp14="http://schemas.microsoft.com/office/word/2010/wordprocessingDrawing" xmlns:wp="http://schemas.openxmlformats.org/drawingml/2006/wordprocessingDrawing" xmlns:w10="urn:schemas-microsoft-com:office:word" xmlns:w="http://schemas.openxmlformats.org/wordprocessingml/2006/main" xmlns:w14="http://schemas.microsoft.com/office/word/2010/wordml" xmlns:w15="http://schemas.microsoft.com/office/word/2012/wordml" xmlns:w16cex="http://schemas.microsoft.com/office/word/2018/wordml/cex" xmlns:w16cid="http://schemas.microsoft.com/office/word/2016/wordml/cid" xmlns:w16="http://schemas.microsoft.com/office/word/2018/wordml" xmlns:w16du="http://schemas.microsoft.com/office/word/2023/wordml/word16du" xmlns:w16sdtdh="http://schemas.microsoft.com/office/word/2020/wordml/sdtdatahash" xmlns:w16sdtfl="http://schemas.microsoft.com/office/word/2024/wordml/sdtformatlock" xmlns:w16se="http://schemas.microsoft.com/office/word/2015/wordml/symex" xmlns:wpg="http://schemas.microsoft.com/office/word/2010/wordprocessingGroup" xmlns:wpi="http://schemas.microsoft.com/office/word/2010/wordprocessingInk" xmlns:wne="http://schemas.microsoft.com/office/word/2006/wordml" xmlns:wps="http://schemas.microsoft.com/office/word/2010/wordprocessingShape" mc:Ignorable="w14 w15 w16se w16cid w16 w16cex w16sdtdh w16sdtfl w16du wp14">
+<w16cid:commentsIds xmlns:wpc="http://schemas.microsoft.com/office/word/2010/wordprocessingCanvas" xmlns:cx="http://schemas.microsoft.com/office/drawing/2014/chartex" xmlns:cx1="http://schemas.microsoft.com/office/drawing/2015/9/8/chartex" xmlns:cx2="http://schemas.microsoft.com/office/drawing/2015/10/21/chartex" xmlns:cx3="http://schemas.microsoft.com/office/drawing/2016/5/9/chartex" xmlns:cx4="http://schemas.microsoft.com/office/drawing/2016/5/10/chartex" xmlns:cx5="http://schemas.microsoft.com/office/drawing/2016/5/11/chartex" xmlns:cx6="http://schemas.microsoft.com/office/drawing/2016/5/12/chartex" xmlns:cx7="http://schemas.microsoft.com/office/drawing/2016/5/13/chartex" xmlns:cx8="http://schemas.microsoft.com/office/drawing/2016/5/14/chartex" xmlns:mc="http://schemas.openxmlformats.org/markup-compatibility/2006" xmlns:aink="http://schemas.microsoft.com/office/drawing/2016/ink" xmlns:am3d="http://schemas.microsoft.com/office/drawing/2017/model3d" xmlns:o="urn:schemas-microsoft-com:office:office" xmlns:oel="http://schemas.microsoft.com/office/2019/extlst" xmlns:r="http://schemas.openxmlformats.org/officeDocument/2006/relationships" xmlns:m="http://schemas.openxmlformats.org/officeDocument/2006/math" xmlns:v="urn:schemas-microsoft-com:vml" xmlns:wp14="http://schemas.microsoft.com/office/word/2010/wordprocessingDrawing" xmlns:wp="http://schemas.openxmlformats.org/drawingml/2006/wordprocessingDrawing" xmlns:w10="urn:schemas-microsoft-com:office:word" xmlns:w="http://schemas.openxmlformats.org/wordprocessingml/2006/main" xmlns:w14="http://schemas.microsoft.com/office/word/2010/wordml" xmlns:w15="http://schemas.microsoft.com/office/word/2012/wordml" xmlns:w16cex="http://schemas.microsoft.com/office/word/2018/wordml/cex" xmlns:w16cid="http://schemas.microsoft.com/office/word/2016/wordml/cid" xmlns:w16="http://schemas.microsoft.com/office/word/2018/wordml" xmlns:w16du="http://schemas.microsoft.com/office/word/2023/wordml/word16du" xmlns:w16sdtdh="http://schemas.microsoft.com/office/word/2020/wordml/sdtdatahash" xmlns:w16se="http://schemas.microsoft.com/office/word/2015/wordml/symex" xmlns:wpg="http://schemas.microsoft.com/office/word/2010/wordprocessingGroup" xmlns:wpi="http://schemas.microsoft.com/office/word/2010/wordprocessingInk" xmlns:wne="http://schemas.microsoft.com/office/word/2006/wordml" xmlns:wps="http://schemas.microsoft.com/office/word/2010/wordprocessingShape" mc:Ignorable="w14 w15 w16se w16cid w16 w16cex w16sdtdh w16du wp14">
   <w16cid:commentId w16cid:paraId="69393F7E" w16cid:durableId="407472E1"/>
   <w16cid:commentId w16cid:paraId="13AEF1E4" w16cid:durableId="262519E2"/>
+  <w16cid:commentId w16cid:paraId="5AB56CAD" w16cid:durableId="70D07F1D"/>
   <w16cid:commentId w16cid:paraId="12028C09" w16cid:durableId="256D619D"/>
+  <w16cid:commentId w16cid:paraId="7B21E772" w16cid:durableId="66B97DB2"/>
   <w16cid:commentId w16cid:paraId="2944B84A" w16cid:durableId="47974505"/>
+  <w16cid:commentId w16cid:paraId="2BFFCEDC" w16cid:durableId="37517030"/>
   <w16cid:commentId w16cid:paraId="2D3422B0" w16cid:durableId="5DAEE7B9"/>
+  <w16cid:commentId w16cid:paraId="7E7A4E26" w16cid:durableId="56137EFC"/>
   <w16cid:commentId w16cid:paraId="5B928638" w16cid:durableId="7FA83320"/>
   <w16cid:commentId w16cid:paraId="09066744" w16cid:durableId="68397BDD"/>
   <w16cid:commentId w16cid:paraId="6784E010" w16cid:durableId="3E19854B"/>
-  <w16cid:commentId w16cid:paraId="47F63844" w16cid:durableId="3FF6367C"/>
+  <w16cid:commentId w16cid:paraId="5EF04D88" w16cid:durableId="767D0C05"/>
+  <w16cid:commentId w16cid:paraId="0E385131" w16cid:durableId="634EF7E0"/>
+  <w16cid:commentId w16cid:paraId="4E01394A" w16cid:durableId="1023DC09"/>
   <w16cid:commentId w16cid:paraId="30E70483" w16cid:durableId="1D37473A"/>
 </w16cid:commentsIds>
 </file>
 
 <file path=word/endnotes.xml><?xml version="1.0" encoding="utf-8"?>
-<w:endnotes xmlns:wpc="http://schemas.microsoft.com/office/word/2010/wordprocessingCanvas" xmlns:cx="http://schemas.microsoft.com/office/drawing/2014/chartex" xmlns:cx1="http://schemas.microsoft.com/office/drawing/2015/9/8/chartex" xmlns:cx2="http://schemas.microsoft.com/office/drawing/2015/10/21/chartex" xmlns:cx3="http://schemas.microsoft.com/office/drawing/2016/5/9/chartex" xmlns:cx4="http://schemas.microsoft.com/office/drawing/2016/5/10/chartex" xmlns:cx5="http://schemas.microsoft.com/office/drawing/2016/5/11/chartex" xmlns:cx6="http://schemas.microsoft.com/office/drawing/2016/5/12/chartex" xmlns:cx7="http://schemas.microsoft.com/office/drawing/2016/5/13/chartex" xmlns:cx8="http://schemas.microsoft.com/office/drawing/2016/5/14/chartex" xmlns:mc="http://schemas.openxmlformats.org/markup-compatibility/2006" xmlns:aink="http://schemas.microsoft.com/office/drawing/2016/ink" xmlns:am3d="http://schemas.microsoft.com/office/drawing/2017/model3d" xmlns:o="urn:schemas-microsoft-com:office:office" xmlns:oel="http://schemas.microsoft.com/office/2019/extlst" xmlns:r="http://schemas.openxmlformats.org/officeDocument/2006/relationships" xmlns:m="http://schemas.openxmlformats.org/officeDocument/2006/math" xmlns:v="urn:schemas-microsoft-com:vml" xmlns:wp14="http://schemas.microsoft.com/office/word/2010/wordprocessingDrawing" xmlns:wp="http://schemas.openxmlformats.org/drawingml/2006/wordprocessingDrawing" xmlns:w10="urn:schemas-microsoft-com:office:word" xmlns:w="http://schemas.openxmlformats.org/wordprocessingml/2006/main" xmlns:w14="http://schemas.microsoft.com/office/word/2010/wordml" xmlns:w15="http://schemas.microsoft.com/office/word/2012/wordml" xmlns:w16cex="http://schemas.microsoft.com/office/word/2018/wordml/cex" xmlns:w16cid="http://schemas.microsoft.com/office/word/2016/wordml/cid" xmlns:w16="http://schemas.microsoft.com/office/word/2018/wordml" xmlns:w16du="http://schemas.microsoft.com/office/word/2023/wordml/word16du" xmlns:w16sdtdh="http://schemas.microsoft.com/office/word/2020/wordml/sdtdatahash" xmlns:w16sdtfl="http://schemas.microsoft.com/office/word/2024/wordml/sdtformatlock" xmlns:w16se="http://schemas.microsoft.com/office/word/2015/wordml/symex" xmlns:wpg="http://schemas.microsoft.com/office/word/2010/wordprocessingGroup" xmlns:wpi="http://schemas.microsoft.com/office/word/2010/wordprocessingInk" xmlns:wne="http://schemas.microsoft.com/office/word/2006/wordml" xmlns:wps="http://schemas.microsoft.com/office/word/2010/wordprocessingShape" mc:Ignorable="w14 w15 w16se w16cid w16 w16cex w16sdtdh w16sdtfl w16du wp14">
+<w:endnotes xmlns:wpc="http://schemas.microsoft.com/office/word/2010/wordprocessingCanvas" xmlns:cx="http://schemas.microsoft.com/office/drawing/2014/chartex" xmlns:cx1="http://schemas.microsoft.com/office/drawing/2015/9/8/chartex" xmlns:cx2="http://schemas.microsoft.com/office/drawing/2015/10/21/chartex" xmlns:cx3="http://schemas.microsoft.com/office/drawing/2016/5/9/chartex" xmlns:cx4="http://schemas.microsoft.com/office/drawing/2016/5/10/chartex" xmlns:cx5="http://schemas.microsoft.com/office/drawing/2016/5/11/chartex" xmlns:cx6="http://schemas.microsoft.com/office/drawing/2016/5/12/chartex" xmlns:cx7="http://schemas.microsoft.com/office/drawing/2016/5/13/chartex" xmlns:cx8="http://schemas.microsoft.com/office/drawing/2016/5/14/chartex" xmlns:mc="http://schemas.openxmlformats.org/markup-compatibility/2006" xmlns:aink="http://schemas.microsoft.com/office/drawing/2016/ink" xmlns:am3d="http://schemas.microsoft.com/office/drawing/2017/model3d" xmlns:o="urn:schemas-microsoft-com:office:office" xmlns:oel="http://schemas.microsoft.com/office/2019/extlst" xmlns:r="http://schemas.openxmlformats.org/officeDocument/2006/relationships" xmlns:m="http://schemas.openxmlformats.org/officeDocument/2006/math" xmlns:v="urn:schemas-microsoft-com:vml" xmlns:wp14="http://schemas.microsoft.com/office/word/2010/wordprocessingDrawing" xmlns:wp="http://schemas.openxmlformats.org/drawingml/2006/wordprocessingDrawing" xmlns:w10="urn:schemas-microsoft-com:office:word" xmlns:w="http://schemas.openxmlformats.org/wordprocessingml/2006/main" xmlns:w14="http://schemas.microsoft.com/office/word/2010/wordml" xmlns:w15="http://schemas.microsoft.com/office/word/2012/wordml" xmlns:w16cex="http://schemas.microsoft.com/office/word/2018/wordml/cex" xmlns:w16cid="http://schemas.microsoft.com/office/word/2016/wordml/cid" xmlns:w16="http://schemas.microsoft.com/office/word/2018/wordml" xmlns:w16du="http://schemas.microsoft.com/office/word/2023/wordml/word16du" xmlns:w16sdtdh="http://schemas.microsoft.com/office/word/2020/wordml/sdtdatahash" xmlns:w16se="http://schemas.microsoft.com/office/word/2015/wordml/symex" xmlns:wpg="http://schemas.microsoft.com/office/word/2010/wordprocessingGroup" xmlns:wpi="http://schemas.microsoft.com/office/word/2010/wordprocessingInk" xmlns:wne="http://schemas.microsoft.com/office/word/2006/wordml" xmlns:wps="http://schemas.microsoft.com/office/word/2010/wordprocessingShape" mc:Ignorable="w14 w15 w16se w16cid w16 w16cex w16sdtdh w16du wp14">
   <w:endnote w:type="separator" w:id="-1">
     <w:p>
       <w:r>
@@ -26293,7 +26968,7 @@
 </file>
 
 <file path=word/footer1.xml><?xml version="1.0" encoding="utf-8"?>
-<w:ftr xmlns:wpc="http://schemas.microsoft.com/office/word/2010/wordprocessingCanvas" xmlns:cx="http://schemas.microsoft.com/office/drawing/2014/chartex" xmlns:cx1="http://schemas.microsoft.com/office/drawing/2015/9/8/chartex" xmlns:cx2="http://schemas.microsoft.com/office/drawing/2015/10/21/chartex" xmlns:cx3="http://schemas.microsoft.com/office/drawing/2016/5/9/chartex" xmlns:cx4="http://schemas.microsoft.com/office/drawing/2016/5/10/chartex" xmlns:cx5="http://schemas.microsoft.com/office/drawing/2016/5/11/chartex" xmlns:cx6="http://schemas.microsoft.com/office/drawing/2016/5/12/chartex" xmlns:cx7="http://schemas.microsoft.com/office/drawing/2016/5/13/chartex" xmlns:cx8="http://schemas.microsoft.com/office/drawing/2016/5/14/chartex" xmlns:mc="http://schemas.openxmlformats.org/markup-compatibility/2006" xmlns:aink="http://schemas.microsoft.com/office/drawing/2016/ink" xmlns:am3d="http://schemas.microsoft.com/office/drawing/2017/model3d" xmlns:o="urn:schemas-microsoft-com:office:office" xmlns:oel="http://schemas.microsoft.com/office/2019/extlst" xmlns:r="http://schemas.openxmlformats.org/officeDocument/2006/relationships" xmlns:m="http://schemas.openxmlformats.org/officeDocument/2006/math" xmlns:v="urn:schemas-microsoft-com:vml" xmlns:wp14="http://schemas.microsoft.com/office/word/2010/wordprocessingDrawing" xmlns:wp="http://schemas.openxmlformats.org/drawingml/2006/wordprocessingDrawing" xmlns:w10="urn:schemas-microsoft-com:office:word" xmlns:w="http://schemas.openxmlformats.org/wordprocessingml/2006/main" xmlns:w14="http://schemas.microsoft.com/office/word/2010/wordml" xmlns:w15="http://schemas.microsoft.com/office/word/2012/wordml" xmlns:w16cex="http://schemas.microsoft.com/office/word/2018/wordml/cex" xmlns:w16cid="http://schemas.microsoft.com/office/word/2016/wordml/cid" xmlns:w16="http://schemas.microsoft.com/office/word/2018/wordml" xmlns:w16du="http://schemas.microsoft.com/office/word/2023/wordml/word16du" xmlns:w16sdtdh="http://schemas.microsoft.com/office/word/2020/wordml/sdtdatahash" xmlns:w16sdtfl="http://schemas.microsoft.com/office/word/2024/wordml/sdtformatlock" xmlns:w16se="http://schemas.microsoft.com/office/word/2015/wordml/symex" xmlns:wpg="http://schemas.microsoft.com/office/word/2010/wordprocessingGroup" xmlns:wpi="http://schemas.microsoft.com/office/word/2010/wordprocessingInk" xmlns:wne="http://schemas.microsoft.com/office/word/2006/wordml" xmlns:wps="http://schemas.microsoft.com/office/word/2010/wordprocessingShape" mc:Ignorable="w14 w15 w16se w16cid w16 w16cex w16sdtdh w16sdtfl w16du wp14">
+<w:ftr xmlns:wpc="http://schemas.microsoft.com/office/word/2010/wordprocessingCanvas" xmlns:cx="http://schemas.microsoft.com/office/drawing/2014/chartex" xmlns:cx1="http://schemas.microsoft.com/office/drawing/2015/9/8/chartex" xmlns:cx2="http://schemas.microsoft.com/office/drawing/2015/10/21/chartex" xmlns:cx3="http://schemas.microsoft.com/office/drawing/2016/5/9/chartex" xmlns:cx4="http://schemas.microsoft.com/office/drawing/2016/5/10/chartex" xmlns:cx5="http://schemas.microsoft.com/office/drawing/2016/5/11/chartex" xmlns:cx6="http://schemas.microsoft.com/office/drawing/2016/5/12/chartex" xmlns:cx7="http://schemas.microsoft.com/office/drawing/2016/5/13/chartex" xmlns:cx8="http://schemas.microsoft.com/office/drawing/2016/5/14/chartex" xmlns:mc="http://schemas.openxmlformats.org/markup-compatibility/2006" xmlns:aink="http://schemas.microsoft.com/office/drawing/2016/ink" xmlns:am3d="http://schemas.microsoft.com/office/drawing/2017/model3d" xmlns:o="urn:schemas-microsoft-com:office:office" xmlns:oel="http://schemas.microsoft.com/office/2019/extlst" xmlns:r="http://schemas.openxmlformats.org/officeDocument/2006/relationships" xmlns:m="http://schemas.openxmlformats.org/officeDocument/2006/math" xmlns:v="urn:schemas-microsoft-com:vml" xmlns:wp14="http://schemas.microsoft.com/office/word/2010/wordprocessingDrawing" xmlns:wp="http://schemas.openxmlformats.org/drawingml/2006/wordprocessingDrawing" xmlns:w10="urn:schemas-microsoft-com:office:word" xmlns:w="http://schemas.openxmlformats.org/wordprocessingml/2006/main" xmlns:w14="http://schemas.microsoft.com/office/word/2010/wordml" xmlns:w15="http://schemas.microsoft.com/office/word/2012/wordml" xmlns:w16cex="http://schemas.microsoft.com/office/word/2018/wordml/cex" xmlns:w16cid="http://schemas.microsoft.com/office/word/2016/wordml/cid" xmlns:w16="http://schemas.microsoft.com/office/word/2018/wordml" xmlns:w16du="http://schemas.microsoft.com/office/word/2023/wordml/word16du" xmlns:w16sdtdh="http://schemas.microsoft.com/office/word/2020/wordml/sdtdatahash" xmlns:w16se="http://schemas.microsoft.com/office/word/2015/wordml/symex" xmlns:wpg="http://schemas.microsoft.com/office/word/2010/wordprocessingGroup" xmlns:wpi="http://schemas.microsoft.com/office/word/2010/wordprocessingInk" xmlns:wne="http://schemas.microsoft.com/office/word/2006/wordml" xmlns:wps="http://schemas.microsoft.com/office/word/2010/wordprocessingShape" mc:Ignorable="w14 w15 w16se w16cid w16 w16cex w16sdtdh w16du wp14">
   <w:sdt>
     <w:sdtPr>
       <w:rPr>
@@ -26343,7 +27018,7 @@
 </file>
 
 <file path=word/footer2.xml><?xml version="1.0" encoding="utf-8"?>
-<w:ftr xmlns:wpc="http://schemas.microsoft.com/office/word/2010/wordprocessingCanvas" xmlns:cx="http://schemas.microsoft.com/office/drawing/2014/chartex" xmlns:cx1="http://schemas.microsoft.com/office/drawing/2015/9/8/chartex" xmlns:cx2="http://schemas.microsoft.com/office/drawing/2015/10/21/chartex" xmlns:cx3="http://schemas.microsoft.com/office/drawing/2016/5/9/chartex" xmlns:cx4="http://schemas.microsoft.com/office/drawing/2016/5/10/chartex" xmlns:cx5="http://schemas.microsoft.com/office/drawing/2016/5/11/chartex" xmlns:cx6="http://schemas.microsoft.com/office/drawing/2016/5/12/chartex" xmlns:cx7="http://schemas.microsoft.com/office/drawing/2016/5/13/chartex" xmlns:cx8="http://schemas.microsoft.com/office/drawing/2016/5/14/chartex" xmlns:mc="http://schemas.openxmlformats.org/markup-compatibility/2006" xmlns:aink="http://schemas.microsoft.com/office/drawing/2016/ink" xmlns:am3d="http://schemas.microsoft.com/office/drawing/2017/model3d" xmlns:o="urn:schemas-microsoft-com:office:office" xmlns:oel="http://schemas.microsoft.com/office/2019/extlst" xmlns:r="http://schemas.openxmlformats.org/officeDocument/2006/relationships" xmlns:m="http://schemas.openxmlformats.org/officeDocument/2006/math" xmlns:v="urn:schemas-microsoft-com:vml" xmlns:wp14="http://schemas.microsoft.com/office/word/2010/wordprocessingDrawing" xmlns:wp="http://schemas.openxmlformats.org/drawingml/2006/wordprocessingDrawing" xmlns:w10="urn:schemas-microsoft-com:office:word" xmlns:w="http://schemas.openxmlformats.org/wordprocessingml/2006/main" xmlns:w14="http://schemas.microsoft.com/office/word/2010/wordml" xmlns:w15="http://schemas.microsoft.com/office/word/2012/wordml" xmlns:w16cex="http://schemas.microsoft.com/office/word/2018/wordml/cex" xmlns:w16cid="http://schemas.microsoft.com/office/word/2016/wordml/cid" xmlns:w16="http://schemas.microsoft.com/office/word/2018/wordml" xmlns:w16du="http://schemas.microsoft.com/office/word/2023/wordml/word16du" xmlns:w16sdtdh="http://schemas.microsoft.com/office/word/2020/wordml/sdtdatahash" xmlns:w16sdtfl="http://schemas.microsoft.com/office/word/2024/wordml/sdtformatlock" xmlns:w16se="http://schemas.microsoft.com/office/word/2015/wordml/symex" xmlns:wpg="http://schemas.microsoft.com/office/word/2010/wordprocessingGroup" xmlns:wpi="http://schemas.microsoft.com/office/word/2010/wordprocessingInk" xmlns:wne="http://schemas.microsoft.com/office/word/2006/wordml" xmlns:wps="http://schemas.microsoft.com/office/word/2010/wordprocessingShape" mc:Ignorable="w14 w15 w16se w16cid w16 w16cex w16sdtdh w16sdtfl w16du wp14">
+<w:ftr xmlns:wpc="http://schemas.microsoft.com/office/word/2010/wordprocessingCanvas" xmlns:cx="http://schemas.microsoft.com/office/drawing/2014/chartex" xmlns:cx1="http://schemas.microsoft.com/office/drawing/2015/9/8/chartex" xmlns:cx2="http://schemas.microsoft.com/office/drawing/2015/10/21/chartex" xmlns:cx3="http://schemas.microsoft.com/office/drawing/2016/5/9/chartex" xmlns:cx4="http://schemas.microsoft.com/office/drawing/2016/5/10/chartex" xmlns:cx5="http://schemas.microsoft.com/office/drawing/2016/5/11/chartex" xmlns:cx6="http://schemas.microsoft.com/office/drawing/2016/5/12/chartex" xmlns:cx7="http://schemas.microsoft.com/office/drawing/2016/5/13/chartex" xmlns:cx8="http://schemas.microsoft.com/office/drawing/2016/5/14/chartex" xmlns:mc="http://schemas.openxmlformats.org/markup-compatibility/2006" xmlns:aink="http://schemas.microsoft.com/office/drawing/2016/ink" xmlns:am3d="http://schemas.microsoft.com/office/drawing/2017/model3d" xmlns:o="urn:schemas-microsoft-com:office:office" xmlns:oel="http://schemas.microsoft.com/office/2019/extlst" xmlns:r="http://schemas.openxmlformats.org/officeDocument/2006/relationships" xmlns:m="http://schemas.openxmlformats.org/officeDocument/2006/math" xmlns:v="urn:schemas-microsoft-com:vml" xmlns:wp14="http://schemas.microsoft.com/office/word/2010/wordprocessingDrawing" xmlns:wp="http://schemas.openxmlformats.org/drawingml/2006/wordprocessingDrawing" xmlns:w10="urn:schemas-microsoft-com:office:word" xmlns:w="http://schemas.openxmlformats.org/wordprocessingml/2006/main" xmlns:w14="http://schemas.microsoft.com/office/word/2010/wordml" xmlns:w15="http://schemas.microsoft.com/office/word/2012/wordml" xmlns:w16cex="http://schemas.microsoft.com/office/word/2018/wordml/cex" xmlns:w16cid="http://schemas.microsoft.com/office/word/2016/wordml/cid" xmlns:w16="http://schemas.microsoft.com/office/word/2018/wordml" xmlns:w16du="http://schemas.microsoft.com/office/word/2023/wordml/word16du" xmlns:w16sdtdh="http://schemas.microsoft.com/office/word/2020/wordml/sdtdatahash" xmlns:w16se="http://schemas.microsoft.com/office/word/2015/wordml/symex" xmlns:wpg="http://schemas.microsoft.com/office/word/2010/wordprocessingGroup" xmlns:wpi="http://schemas.microsoft.com/office/word/2010/wordprocessingInk" xmlns:wne="http://schemas.microsoft.com/office/word/2006/wordml" xmlns:wps="http://schemas.microsoft.com/office/word/2010/wordprocessingShape" mc:Ignorable="w14 w15 w16se w16cid w16 w16cex w16sdtdh w16du wp14">
   <w:p>
     <w:pPr>
       <w:pStyle w:val="Footer"/>
@@ -26438,7 +27113,7 @@
 </file>
 
 <file path=word/footer3.xml><?xml version="1.0" encoding="utf-8"?>
-<w:ftr xmlns:wpc="http://schemas.microsoft.com/office/word/2010/wordprocessingCanvas" xmlns:cx="http://schemas.microsoft.com/office/drawing/2014/chartex" xmlns:cx1="http://schemas.microsoft.com/office/drawing/2015/9/8/chartex" xmlns:cx2="http://schemas.microsoft.com/office/drawing/2015/10/21/chartex" xmlns:cx3="http://schemas.microsoft.com/office/drawing/2016/5/9/chartex" xmlns:cx4="http://schemas.microsoft.com/office/drawing/2016/5/10/chartex" xmlns:cx5="http://schemas.microsoft.com/office/drawing/2016/5/11/chartex" xmlns:cx6="http://schemas.microsoft.com/office/drawing/2016/5/12/chartex" xmlns:cx7="http://schemas.microsoft.com/office/drawing/2016/5/13/chartex" xmlns:cx8="http://schemas.microsoft.com/office/drawing/2016/5/14/chartex" xmlns:mc="http://schemas.openxmlformats.org/markup-compatibility/2006" xmlns:aink="http://schemas.microsoft.com/office/drawing/2016/ink" xmlns:am3d="http://schemas.microsoft.com/office/drawing/2017/model3d" xmlns:o="urn:schemas-microsoft-com:office:office" xmlns:oel="http://schemas.microsoft.com/office/2019/extlst" xmlns:r="http://schemas.openxmlformats.org/officeDocument/2006/relationships" xmlns:m="http://schemas.openxmlformats.org/officeDocument/2006/math" xmlns:v="urn:schemas-microsoft-com:vml" xmlns:wp14="http://schemas.microsoft.com/office/word/2010/wordprocessingDrawing" xmlns:wp="http://schemas.openxmlformats.org/drawingml/2006/wordprocessingDrawing" xmlns:w10="urn:schemas-microsoft-com:office:word" xmlns:w="http://schemas.openxmlformats.org/wordprocessingml/2006/main" xmlns:w14="http://schemas.microsoft.com/office/word/2010/wordml" xmlns:w15="http://schemas.microsoft.com/office/word/2012/wordml" xmlns:w16cex="http://schemas.microsoft.com/office/word/2018/wordml/cex" xmlns:w16cid="http://schemas.microsoft.com/office/word/2016/wordml/cid" xmlns:w16="http://schemas.microsoft.com/office/word/2018/wordml" xmlns:w16du="http://schemas.microsoft.com/office/word/2023/wordml/word16du" xmlns:w16sdtdh="http://schemas.microsoft.com/office/word/2020/wordml/sdtdatahash" xmlns:w16sdtfl="http://schemas.microsoft.com/office/word/2024/wordml/sdtformatlock" xmlns:w16se="http://schemas.microsoft.com/office/word/2015/wordml/symex" xmlns:wpg="http://schemas.microsoft.com/office/word/2010/wordprocessingGroup" xmlns:wpi="http://schemas.microsoft.com/office/word/2010/wordprocessingInk" xmlns:wne="http://schemas.microsoft.com/office/word/2006/wordml" xmlns:wps="http://schemas.microsoft.com/office/word/2010/wordprocessingShape" mc:Ignorable="w14 w15 w16se w16cid w16 w16cex w16sdtdh w16sdtfl w16du wp14">
+<w:ftr xmlns:wpc="http://schemas.microsoft.com/office/word/2010/wordprocessingCanvas" xmlns:cx="http://schemas.microsoft.com/office/drawing/2014/chartex" xmlns:cx1="http://schemas.microsoft.com/office/drawing/2015/9/8/chartex" xmlns:cx2="http://schemas.microsoft.com/office/drawing/2015/10/21/chartex" xmlns:cx3="http://schemas.microsoft.com/office/drawing/2016/5/9/chartex" xmlns:cx4="http://schemas.microsoft.com/office/drawing/2016/5/10/chartex" xmlns:cx5="http://schemas.microsoft.com/office/drawing/2016/5/11/chartex" xmlns:cx6="http://schemas.microsoft.com/office/drawing/2016/5/12/chartex" xmlns:cx7="http://schemas.microsoft.com/office/drawing/2016/5/13/chartex" xmlns:cx8="http://schemas.microsoft.com/office/drawing/2016/5/14/chartex" xmlns:mc="http://schemas.openxmlformats.org/markup-compatibility/2006" xmlns:aink="http://schemas.microsoft.com/office/drawing/2016/ink" xmlns:am3d="http://schemas.microsoft.com/office/drawing/2017/model3d" xmlns:o="urn:schemas-microsoft-com:office:office" xmlns:oel="http://schemas.microsoft.com/office/2019/extlst" xmlns:r="http://schemas.openxmlformats.org/officeDocument/2006/relationships" xmlns:m="http://schemas.openxmlformats.org/officeDocument/2006/math" xmlns:v="urn:schemas-microsoft-com:vml" xmlns:wp14="http://schemas.microsoft.com/office/word/2010/wordprocessingDrawing" xmlns:wp="http://schemas.openxmlformats.org/drawingml/2006/wordprocessingDrawing" xmlns:w10="urn:schemas-microsoft-com:office:word" xmlns:w="http://schemas.openxmlformats.org/wordprocessingml/2006/main" xmlns:w14="http://schemas.microsoft.com/office/word/2010/wordml" xmlns:w15="http://schemas.microsoft.com/office/word/2012/wordml" xmlns:w16cex="http://schemas.microsoft.com/office/word/2018/wordml/cex" xmlns:w16cid="http://schemas.microsoft.com/office/word/2016/wordml/cid" xmlns:w16="http://schemas.microsoft.com/office/word/2018/wordml" xmlns:w16du="http://schemas.microsoft.com/office/word/2023/wordml/word16du" xmlns:w16sdtdh="http://schemas.microsoft.com/office/word/2020/wordml/sdtdatahash" xmlns:w16se="http://schemas.microsoft.com/office/word/2015/wordml/symex" xmlns:wpg="http://schemas.microsoft.com/office/word/2010/wordprocessingGroup" xmlns:wpi="http://schemas.microsoft.com/office/word/2010/wordprocessingInk" xmlns:wne="http://schemas.microsoft.com/office/word/2006/wordml" xmlns:wps="http://schemas.microsoft.com/office/word/2010/wordprocessingShape" mc:Ignorable="w14 w15 w16se w16cid w16 w16cex w16sdtdh w16du wp14">
   <w:p>
     <w:pPr>
       <w:pStyle w:val="Footer"/>
@@ -26533,7 +27208,7 @@
 </file>
 
 <file path=word/footnotes.xml><?xml version="1.0" encoding="utf-8"?>
-<w:footnotes xmlns:wpc="http://schemas.microsoft.com/office/word/2010/wordprocessingCanvas" xmlns:cx="http://schemas.microsoft.com/office/drawing/2014/chartex" xmlns:cx1="http://schemas.microsoft.com/office/drawing/2015/9/8/chartex" xmlns:cx2="http://schemas.microsoft.com/office/drawing/2015/10/21/chartex" xmlns:cx3="http://schemas.microsoft.com/office/drawing/2016/5/9/chartex" xmlns:cx4="http://schemas.microsoft.com/office/drawing/2016/5/10/chartex" xmlns:cx5="http://schemas.microsoft.com/office/drawing/2016/5/11/chartex" xmlns:cx6="http://schemas.microsoft.com/office/drawing/2016/5/12/chartex" xmlns:cx7="http://schemas.microsoft.com/office/drawing/2016/5/13/chartex" xmlns:cx8="http://schemas.microsoft.com/office/drawing/2016/5/14/chartex" xmlns:mc="http://schemas.openxmlformats.org/markup-compatibility/2006" xmlns:aink="http://schemas.microsoft.com/office/drawing/2016/ink" xmlns:am3d="http://schemas.microsoft.com/office/drawing/2017/model3d" xmlns:o="urn:schemas-microsoft-com:office:office" xmlns:oel="http://schemas.microsoft.com/office/2019/extlst" xmlns:r="http://schemas.openxmlformats.org/officeDocument/2006/relationships" xmlns:m="http://schemas.openxmlformats.org/officeDocument/2006/math" xmlns:v="urn:schemas-microsoft-com:vml" xmlns:wp14="http://schemas.microsoft.com/office/word/2010/wordprocessingDrawing" xmlns:wp="http://schemas.openxmlformats.org/drawingml/2006/wordprocessingDrawing" xmlns:w10="urn:schemas-microsoft-com:office:word" xmlns:w="http://schemas.openxmlformats.org/wordprocessingml/2006/main" xmlns:w14="http://schemas.microsoft.com/office/word/2010/wordml" xmlns:w15="http://schemas.microsoft.com/office/word/2012/wordml" xmlns:w16cex="http://schemas.microsoft.com/office/word/2018/wordml/cex" xmlns:w16cid="http://schemas.microsoft.com/office/word/2016/wordml/cid" xmlns:w16="http://schemas.microsoft.com/office/word/2018/wordml" xmlns:w16du="http://schemas.microsoft.com/office/word/2023/wordml/word16du" xmlns:w16sdtdh="http://schemas.microsoft.com/office/word/2020/wordml/sdtdatahash" xmlns:w16sdtfl="http://schemas.microsoft.com/office/word/2024/wordml/sdtformatlock" xmlns:w16se="http://schemas.microsoft.com/office/word/2015/wordml/symex" xmlns:wpg="http://schemas.microsoft.com/office/word/2010/wordprocessingGroup" xmlns:wpi="http://schemas.microsoft.com/office/word/2010/wordprocessingInk" xmlns:wne="http://schemas.microsoft.com/office/word/2006/wordml" xmlns:wps="http://schemas.microsoft.com/office/word/2010/wordprocessingShape" mc:Ignorable="w14 w15 w16se w16cid w16 w16cex w16sdtdh w16sdtfl w16du wp14">
+<w:footnotes xmlns:wpc="http://schemas.microsoft.com/office/word/2010/wordprocessingCanvas" xmlns:cx="http://schemas.microsoft.com/office/drawing/2014/chartex" xmlns:cx1="http://schemas.microsoft.com/office/drawing/2015/9/8/chartex" xmlns:cx2="http://schemas.microsoft.com/office/drawing/2015/10/21/chartex" xmlns:cx3="http://schemas.microsoft.com/office/drawing/2016/5/9/chartex" xmlns:cx4="http://schemas.microsoft.com/office/drawing/2016/5/10/chartex" xmlns:cx5="http://schemas.microsoft.com/office/drawing/2016/5/11/chartex" xmlns:cx6="http://schemas.microsoft.com/office/drawing/2016/5/12/chartex" xmlns:cx7="http://schemas.microsoft.com/office/drawing/2016/5/13/chartex" xmlns:cx8="http://schemas.microsoft.com/office/drawing/2016/5/14/chartex" xmlns:mc="http://schemas.openxmlformats.org/markup-compatibility/2006" xmlns:aink="http://schemas.microsoft.com/office/drawing/2016/ink" xmlns:am3d="http://schemas.microsoft.com/office/drawing/2017/model3d" xmlns:o="urn:schemas-microsoft-com:office:office" xmlns:oel="http://schemas.microsoft.com/office/2019/extlst" xmlns:r="http://schemas.openxmlformats.org/officeDocument/2006/relationships" xmlns:m="http://schemas.openxmlformats.org/officeDocument/2006/math" xmlns:v="urn:schemas-microsoft-com:vml" xmlns:wp14="http://schemas.microsoft.com/office/word/2010/wordprocessingDrawing" xmlns:wp="http://schemas.openxmlformats.org/drawingml/2006/wordprocessingDrawing" xmlns:w10="urn:schemas-microsoft-com:office:word" xmlns:w="http://schemas.openxmlformats.org/wordprocessingml/2006/main" xmlns:w14="http://schemas.microsoft.com/office/word/2010/wordml" xmlns:w15="http://schemas.microsoft.com/office/word/2012/wordml" xmlns:w16cex="http://schemas.microsoft.com/office/word/2018/wordml/cex" xmlns:w16cid="http://schemas.microsoft.com/office/word/2016/wordml/cid" xmlns:w16="http://schemas.microsoft.com/office/word/2018/wordml" xmlns:w16du="http://schemas.microsoft.com/office/word/2023/wordml/word16du" xmlns:w16sdtdh="http://schemas.microsoft.com/office/word/2020/wordml/sdtdatahash" xmlns:w16se="http://schemas.microsoft.com/office/word/2015/wordml/symex" xmlns:wpg="http://schemas.microsoft.com/office/word/2010/wordprocessingGroup" xmlns:wpi="http://schemas.microsoft.com/office/word/2010/wordprocessingInk" xmlns:wne="http://schemas.microsoft.com/office/word/2006/wordml" xmlns:wps="http://schemas.microsoft.com/office/word/2010/wordprocessingShape" mc:Ignorable="w14 w15 w16se w16cid w16 w16cex w16sdtdh w16du wp14">
   <w:footnote w:type="separator" w:id="-1">
     <w:p>
       <w:r>
@@ -26596,7 +27271,7 @@
       <w:pPr>
         <w:pStyle w:val="FootnoteText"/>
       </w:pPr>
-      <w:ins w:id="144" w:author="Jaeger, Florian" w:date="2025-05-10T16:44:00Z" w16du:dateUtc="2025-05-10T20:44:00Z">
+      <w:ins w:id="158" w:author="Jaeger, Florian" w:date="2025-05-10T16:44:00Z" w16du:dateUtc="2025-05-10T20:44:00Z">
         <w:r>
           <w:rPr>
             <w:rStyle w:val="FootnoteReference"/>
@@ -26607,37 +27282,47 @@
           <w:t xml:space="preserve"> We note that this is a different</w:t>
         </w:r>
       </w:ins>
-      <w:ins w:id="145" w:author="Jaeger, Florian" w:date="2025-05-10T16:50:00Z" w16du:dateUtc="2025-05-10T20:50:00Z">
+      <w:ins w:id="159" w:author="Jaeger, Florian" w:date="2025-05-10T16:50:00Z" w16du:dateUtc="2025-05-10T20:50:00Z">
         <w:r>
           <w:t xml:space="preserve"> </w:t>
         </w:r>
       </w:ins>
-      <w:ins w:id="146" w:author="Jaeger, Florian" w:date="2025-05-10T16:44:00Z" w16du:dateUtc="2025-05-10T20:44:00Z">
+      <w:ins w:id="160" w:author="Jaeger, Florian" w:date="2025-05-10T16:44:00Z" w16du:dateUtc="2025-05-10T20:44:00Z">
         <w:r>
           <w:t>question</w:t>
         </w:r>
       </w:ins>
-      <w:ins w:id="147" w:author="Jaeger, Florian" w:date="2025-05-10T16:53:00Z" w16du:dateUtc="2025-05-10T20:53:00Z">
+      <w:ins w:id="161" w:author="Jaeger, Florian" w:date="2025-05-10T16:53:00Z" w16du:dateUtc="2025-05-10T20:53:00Z">
         <w:r>
           <w:t>, and a different manipulation,</w:t>
         </w:r>
       </w:ins>
-      <w:ins w:id="148" w:author="Jaeger, Florian" w:date="2025-05-10T16:45:00Z" w16du:dateUtc="2025-05-10T20:45:00Z">
-        <w:r>
-          <w:t xml:space="preserve"> than the one in previous research on perceptual recalibration </w:t>
+      <w:ins w:id="162" w:author="Jaeger, Florian" w:date="2025-05-10T16:45:00Z" w16du:dateUtc="2025-05-10T20:45:00Z">
+        <w:r>
+          <w:t xml:space="preserve"> than the one in previous research on perceptual recalibration</w:t>
         </w:r>
       </w:ins>
-      <w:ins w:id="149" w:author="Jaeger, Florian" w:date="2025-05-10T16:49:00Z" w16du:dateUtc="2025-05-10T20:49:00Z">
+      <w:ins w:id="163" w:author="Cummings, Shawn" w:date="2025-05-11T12:21:00Z" w16du:dateUtc="2025-05-11T16:21:00Z">
+        <w:r>
+          <w:t xml:space="preserve"> including a pen in the mouth as</w:t>
+        </w:r>
+      </w:ins>
+      <w:ins w:id="164" w:author="Jaeger, Florian" w:date="2025-05-10T16:45:00Z" w16du:dateUtc="2025-05-10T20:45:00Z">
+        <w:r>
+          <w:t xml:space="preserve"> </w:t>
+        </w:r>
+      </w:ins>
+      <w:ins w:id="165" w:author="Jaeger, Florian" w:date="2025-05-10T16:49:00Z" w16du:dateUtc="2025-05-10T20:49:00Z">
         <w:r>
           <w:t>described in the introduction</w:t>
         </w:r>
       </w:ins>
-      <w:ins w:id="150" w:author="Jaeger, Florian" w:date="2025-05-10T16:50:00Z" w16du:dateUtc="2025-05-10T20:50:00Z">
+      <w:ins w:id="166" w:author="Jaeger, Florian" w:date="2025-05-10T16:50:00Z" w16du:dateUtc="2025-05-10T20:50:00Z">
         <w:r>
           <w:t xml:space="preserve">. Those studies </w:t>
         </w:r>
       </w:ins>
-      <w:ins w:id="151" w:author="Jaeger, Florian" w:date="2025-05-10T16:47:00Z" w16du:dateUtc="2025-05-10T20:47:00Z">
+      <w:ins w:id="167" w:author="Jaeger, Florian" w:date="2025-05-10T16:47:00Z" w16du:dateUtc="2025-05-10T20:47:00Z">
         <w:r>
           <w:rPr>
             <w:szCs w:val="22"/>
@@ -26649,7 +27334,7 @@
             <w:i/>
             <w:iCs/>
             <w:szCs w:val="22"/>
-            <w:rPrChange w:id="152" w:author="Jaeger, Florian" w:date="2025-05-10T16:47:00Z" w16du:dateUtc="2025-05-10T20:47:00Z">
+            <w:rPrChange w:id="168" w:author="Jaeger, Florian" w:date="2025-05-10T16:47:00Z" w16du:dateUtc="2025-05-10T20:47:00Z">
               <w:rPr>
                 <w:szCs w:val="22"/>
               </w:rPr>
@@ -26664,7 +27349,7 @@
           <w:t xml:space="preserve"> inputs that</w:t>
         </w:r>
       </w:ins>
-      <w:ins w:id="153" w:author="Jaeger, Florian" w:date="2025-05-10T16:46:00Z" w16du:dateUtc="2025-05-10T20:46:00Z">
+      <w:ins w:id="169" w:author="Jaeger, Florian" w:date="2025-05-10T16:46:00Z" w16du:dateUtc="2025-05-10T20:46:00Z">
         <w:r>
           <w:rPr>
             <w:szCs w:val="22"/>
@@ -26672,7 +27357,7 @@
           <w:t xml:space="preserve"> manipulated </w:t>
         </w:r>
       </w:ins>
-      <w:ins w:id="154" w:author="Jaeger, Florian" w:date="2025-05-10T16:47:00Z" w16du:dateUtc="2025-05-10T20:47:00Z">
+      <w:ins w:id="170" w:author="Jaeger, Florian" w:date="2025-05-10T16:47:00Z" w16du:dateUtc="2025-05-10T20:47:00Z">
         <w:r>
           <w:rPr>
             <w:szCs w:val="22"/>
@@ -26680,7 +27365,7 @@
           <w:t xml:space="preserve">pen placement (mouth vs. hand) to investigate how </w:t>
         </w:r>
       </w:ins>
-      <w:ins w:id="155" w:author="Jaeger, Florian" w:date="2025-05-10T16:48:00Z" w16du:dateUtc="2025-05-10T20:48:00Z">
+      <w:ins w:id="171" w:author="Jaeger, Florian" w:date="2025-05-10T16:48:00Z" w16du:dateUtc="2025-05-10T20:48:00Z">
         <w:r>
           <w:rPr>
             <w:szCs w:val="22"/>
@@ -26688,7 +27373,7 @@
           <w:t>pen placement affects</w:t>
         </w:r>
       </w:ins>
-      <w:ins w:id="156" w:author="Jaeger, Florian" w:date="2025-05-10T16:47:00Z" w16du:dateUtc="2025-05-10T20:47:00Z">
+      <w:ins w:id="172" w:author="Jaeger, Florian" w:date="2025-05-10T16:47:00Z" w16du:dateUtc="2025-05-10T20:47:00Z">
         <w:r>
           <w:rPr>
             <w:szCs w:val="22"/>
@@ -26696,7 +27381,7 @@
           <w:t xml:space="preserve"> perceptual </w:t>
         </w:r>
       </w:ins>
-      <w:ins w:id="157" w:author="Jaeger, Florian" w:date="2025-05-10T16:48:00Z" w16du:dateUtc="2025-05-10T20:48:00Z">
+      <w:ins w:id="173" w:author="Jaeger, Florian" w:date="2025-05-10T16:48:00Z" w16du:dateUtc="2025-05-10T20:48:00Z">
         <w:r>
           <w:rPr>
             <w:szCs w:val="22"/>
@@ -26718,7 +27403,7 @@
           <w:t xml:space="preserve"> test phase</w:t>
         </w:r>
       </w:ins>
-      <w:ins w:id="158" w:author="Jaeger, Florian" w:date="2025-05-10T16:53:00Z" w16du:dateUtc="2025-05-10T20:53:00Z">
+      <w:ins w:id="174" w:author="Jaeger, Florian" w:date="2025-05-10T16:53:00Z" w16du:dateUtc="2025-05-10T20:53:00Z">
         <w:r>
           <w:rPr>
             <w:szCs w:val="22"/>
@@ -26726,7 +27411,7 @@
           <w:t xml:space="preserve"> (e.g., Kraljic et al., 2008)</w:t>
         </w:r>
       </w:ins>
-      <w:ins w:id="159" w:author="Jaeger, Florian" w:date="2025-05-10T16:48:00Z" w16du:dateUtc="2025-05-10T20:48:00Z">
+      <w:ins w:id="175" w:author="Jaeger, Florian" w:date="2025-05-10T16:48:00Z" w16du:dateUtc="2025-05-10T20:48:00Z">
         <w:r>
           <w:rPr>
             <w:szCs w:val="22"/>
@@ -26734,7 +27419,7 @@
           <w:t>.</w:t>
         </w:r>
       </w:ins>
-      <w:ins w:id="160" w:author="Jaeger, Florian" w:date="2025-05-10T16:54:00Z" w16du:dateUtc="2025-05-10T20:54:00Z">
+      <w:ins w:id="176" w:author="Jaeger, Florian" w:date="2025-05-10T16:54:00Z" w16du:dateUtc="2025-05-10T20:54:00Z">
         <w:r>
           <w:rPr>
             <w:szCs w:val="22"/>
@@ -26750,7 +27435,7 @@
           <w:t>in</w:t>
         </w:r>
       </w:ins>
-      <w:ins w:id="161" w:author="Jaeger, Florian" w:date="2025-05-10T16:55:00Z" w16du:dateUtc="2025-05-10T20:55:00Z">
+      <w:ins w:id="177" w:author="Jaeger, Florian" w:date="2025-05-10T16:55:00Z" w16du:dateUtc="2025-05-10T20:55:00Z">
         <w:r>
           <w:rPr>
             <w:i/>
@@ -26760,7 +27445,7 @@
           <w:t xml:space="preserve"> the moment </w:t>
         </w:r>
       </w:ins>
-      <w:ins w:id="162" w:author="Jaeger, Florian" w:date="2025-05-10T16:54:00Z" w16du:dateUtc="2025-05-10T20:54:00Z">
+      <w:ins w:id="178" w:author="Jaeger, Florian" w:date="2025-05-10T16:54:00Z" w16du:dateUtc="2025-05-10T20:54:00Z">
         <w:r>
           <w:rPr>
             <w:szCs w:val="22"/>
@@ -26768,7 +27453,7 @@
           <w:t>by the placement of the pen</w:t>
         </w:r>
       </w:ins>
-      <w:ins w:id="163" w:author="Jaeger, Florian" w:date="2025-05-10T16:55:00Z" w16du:dateUtc="2025-05-10T20:55:00Z">
+      <w:ins w:id="179" w:author="Jaeger, Florian" w:date="2025-05-10T16:55:00Z" w16du:dateUtc="2025-05-10T20:55:00Z">
         <w:r>
           <w:rPr>
             <w:szCs w:val="22"/>
@@ -26776,7 +27461,7 @@
           <w:t>, which is the question we address here</w:t>
         </w:r>
       </w:ins>
-      <w:ins w:id="164" w:author="Jaeger, Florian" w:date="2025-05-10T16:54:00Z" w16du:dateUtc="2025-05-10T20:54:00Z">
+      <w:ins w:id="180" w:author="Jaeger, Florian" w:date="2025-05-10T16:54:00Z" w16du:dateUtc="2025-05-10T20:54:00Z">
         <w:r>
           <w:rPr>
             <w:szCs w:val="22"/>
@@ -26975,7 +27660,7 @@
       <w:pPr>
         <w:pStyle w:val="FootnoteText"/>
       </w:pPr>
-      <w:ins w:id="175" w:author="Cummings, Shawn" w:date="2025-05-09T12:56:00Z" w16du:dateUtc="2025-05-09T16:56:00Z">
+      <w:ins w:id="201" w:author="Cummings, Shawn" w:date="2025-05-09T12:56:00Z" w16du:dateUtc="2025-05-09T16:56:00Z">
         <w:r>
           <w:rPr>
             <w:rStyle w:val="FootnoteReference"/>
@@ -26986,22 +27671,22 @@
           <w:t xml:space="preserve"> </w:t>
         </w:r>
       </w:ins>
-      <w:ins w:id="176" w:author="Cummings, Shawn" w:date="2025-05-09T12:57:00Z" w16du:dateUtc="2025-05-09T16:57:00Z">
+      <w:ins w:id="202" w:author="Cummings, Shawn" w:date="2025-05-09T12:57:00Z" w16du:dateUtc="2025-05-09T16:57:00Z">
         <w:r>
           <w:t xml:space="preserve">All reaction times were log transformed. We defined </w:t>
         </w:r>
       </w:ins>
-      <w:ins w:id="177" w:author="Cummings, Shawn" w:date="2025-05-09T12:58:00Z" w16du:dateUtc="2025-05-09T16:58:00Z">
+      <w:ins w:id="203" w:author="Cummings, Shawn" w:date="2025-05-09T12:58:00Z" w16du:dateUtc="2025-05-09T16:58:00Z">
         <w:r>
           <w:t>unusually</w:t>
         </w:r>
       </w:ins>
-      <w:ins w:id="178" w:author="Cummings, Shawn" w:date="2025-05-09T12:57:00Z" w16du:dateUtc="2025-05-09T16:57:00Z">
+      <w:ins w:id="204" w:author="Cummings, Shawn" w:date="2025-05-09T12:57:00Z" w16du:dateUtc="2025-05-09T16:57:00Z">
         <w:r>
           <w:t xml:space="preserve"> f</w:t>
         </w:r>
       </w:ins>
-      <w:ins w:id="179" w:author="Cummings, Shawn" w:date="2025-05-09T12:58:00Z" w16du:dateUtc="2025-05-09T16:58:00Z">
+      <w:ins w:id="205" w:author="Cummings, Shawn" w:date="2025-05-09T12:58:00Z" w16du:dateUtc="2025-05-09T16:58:00Z">
         <w:r>
           <w:t xml:space="preserve">ast or slow as three standard deviations above or below the mean. </w:t>
         </w:r>
@@ -27033,22 +27718,14 @@
         <w:t xml:space="preserve">significant </w:t>
       </w:r>
       <w:r>
-        <w:t xml:space="preserve">reversal of the slope for participant exclusion. We consider the approach taken here more </w:t>
-      </w:r>
-      <w:proofErr w:type="gramStart"/>
-      <w:r>
-        <w:t>conservative, and</w:t>
-      </w:r>
-      <w:proofErr w:type="gramEnd"/>
-      <w:r>
-        <w:t xml:space="preserve"> decided on this change prior to analysis</w:t>
-      </w:r>
-      <w:ins w:id="180" w:author="Cummings, Shawn" w:date="2025-05-09T12:53:00Z" w16du:dateUtc="2025-05-09T16:53:00Z">
+        <w:t>reversal of the slope for participant exclusion. We consider the approach taken here more conservative, and decided on this change prior to analysis</w:t>
+      </w:r>
+      <w:ins w:id="206" w:author="Cummings, Shawn" w:date="2025-05-09T12:53:00Z" w16du:dateUtc="2025-05-09T16:53:00Z">
         <w:r>
           <w:t xml:space="preserve">. Participants with ‘flat’ slopes (significant in neither </w:t>
         </w:r>
       </w:ins>
-      <w:ins w:id="181" w:author="Cummings, Shawn" w:date="2025-05-09T12:54:00Z" w16du:dateUtc="2025-05-09T16:54:00Z">
+      <w:ins w:id="207" w:author="Cummings, Shawn" w:date="2025-05-09T12:54:00Z" w16du:dateUtc="2025-05-09T16:54:00Z">
         <w:r>
           <w:t>direction) were retained in analysis.</w:t>
         </w:r>
@@ -27108,18 +27785,18 @@
         <w:rPr>
           <w:sz w:val="22"/>
           <w:szCs w:val="22"/>
-          <w:rPrChange w:id="192" w:author="Cummings, Shawn" w:date="2025-05-09T13:05:00Z" w16du:dateUtc="2025-05-09T17:05:00Z">
+          <w:rPrChange w:id="218" w:author="Cummings, Shawn" w:date="2025-05-09T13:05:00Z" w16du:dateUtc="2025-05-09T17:05:00Z">
             <w:rPr/>
           </w:rPrChange>
         </w:rPr>
         <w:t>all ‘main’ effects were assessed</w:t>
       </w:r>
-      <w:ins w:id="193" w:author="Cummings, Shawn" w:date="2025-05-09T13:04:00Z" w16du:dateUtc="2025-05-09T17:04:00Z">
+      <w:ins w:id="219" w:author="Cummings, Shawn" w:date="2025-05-09T13:04:00Z" w16du:dateUtc="2025-05-09T17:04:00Z">
         <w:r>
           <w:rPr>
             <w:sz w:val="22"/>
             <w:szCs w:val="22"/>
-            <w:rPrChange w:id="194" w:author="Cummings, Shawn" w:date="2025-05-09T13:05:00Z" w16du:dateUtc="2025-05-09T17:05:00Z">
+            <w:rPrChange w:id="220" w:author="Cummings, Shawn" w:date="2025-05-09T13:05:00Z" w16du:dateUtc="2025-05-09T17:05:00Z">
               <w:rPr/>
             </w:rPrChange>
           </w:rPr>
@@ -27130,18 +27807,18 @@
         <w:rPr>
           <w:sz w:val="22"/>
           <w:szCs w:val="22"/>
-          <w:rPrChange w:id="195" w:author="Cummings, Shawn" w:date="2025-05-09T13:05:00Z" w16du:dateUtc="2025-05-09T17:05:00Z">
+          <w:rPrChange w:id="221" w:author="Cummings, Shawn" w:date="2025-05-09T13:05:00Z" w16du:dateUtc="2025-05-09T17:05:00Z">
             <w:rPr/>
           </w:rPrChange>
         </w:rPr>
         <w:t xml:space="preserve"> </w:t>
       </w:r>
-      <w:ins w:id="196" w:author="Cummings, Shawn" w:date="2025-05-09T13:04:00Z" w16du:dateUtc="2025-05-09T17:04:00Z">
+      <w:ins w:id="222" w:author="Cummings, Shawn" w:date="2025-05-09T13:04:00Z" w16du:dateUtc="2025-05-09T17:04:00Z">
         <w:r>
           <w:rPr>
             <w:sz w:val="22"/>
             <w:szCs w:val="22"/>
-            <w:rPrChange w:id="197" w:author="Cummings, Shawn" w:date="2025-05-09T13:05:00Z" w16du:dateUtc="2025-05-09T17:05:00Z">
+            <w:rPrChange w:id="223" w:author="Cummings, Shawn" w:date="2025-05-09T13:05:00Z" w16du:dateUtc="2025-05-09T17:05:00Z">
               <w:rPr/>
             </w:rPrChange>
           </w:rPr>
@@ -27151,7 +27828,7 @@
           <w:rPr>
             <w:sz w:val="22"/>
             <w:szCs w:val="22"/>
-            <w:rPrChange w:id="198" w:author="Cummings, Shawn" w:date="2025-05-09T13:05:00Z" w16du:dateUtc="2025-05-09T17:05:00Z">
+            <w:rPrChange w:id="224" w:author="Cummings, Shawn" w:date="2025-05-09T13:05:00Z" w16du:dateUtc="2025-05-09T17:05:00Z">
               <w:rPr>
                 <w:sz w:val="24"/>
               </w:rPr>
@@ -27160,36 +27837,36 @@
           <w:t>center/mean of the continuum steps as a direct consequence of centering and standardizing continuum as a predictor for our analysis</w:t>
         </w:r>
       </w:ins>
-      <w:del w:id="199" w:author="Cummings, Shawn" w:date="2025-05-09T13:04:00Z" w16du:dateUtc="2025-05-09T17:04:00Z">
+      <w:del w:id="225" w:author="Cummings, Shawn" w:date="2025-05-09T13:04:00Z" w16du:dateUtc="2025-05-09T17:04:00Z">
         <w:r>
           <w:rPr>
             <w:sz w:val="22"/>
             <w:szCs w:val="22"/>
-            <w:rPrChange w:id="200" w:author="Cummings, Shawn" w:date="2025-05-09T13:05:00Z" w16du:dateUtc="2025-05-09T17:05:00Z">
+            <w:rPrChange w:id="226" w:author="Cummings, Shawn" w:date="2025-05-09T13:05:00Z" w16du:dateUtc="2025-05-09T17:05:00Z">
               <w:rPr/>
             </w:rPrChange>
           </w:rPr>
           <w:delText>in the center of the acoustic continu</w:delText>
         </w:r>
       </w:del>
-      <w:ins w:id="201" w:author="Cummings, Shawn" w:date="2025-05-09T13:04:00Z" w16du:dateUtc="2025-05-09T17:04:00Z">
+      <w:ins w:id="227" w:author="Cummings, Shawn" w:date="2025-05-09T13:04:00Z" w16du:dateUtc="2025-05-09T17:04:00Z">
         <w:r>
           <w:rPr>
             <w:sz w:val="22"/>
             <w:szCs w:val="22"/>
-            <w:rPrChange w:id="202" w:author="Cummings, Shawn" w:date="2025-05-09T13:05:00Z" w16du:dateUtc="2025-05-09T17:05:00Z">
+            <w:rPrChange w:id="228" w:author="Cummings, Shawn" w:date="2025-05-09T13:05:00Z" w16du:dateUtc="2025-05-09T17:05:00Z">
               <w:rPr/>
             </w:rPrChange>
           </w:rPr>
           <w:t xml:space="preserve"> </w:t>
         </w:r>
       </w:ins>
-      <w:del w:id="203" w:author="Cummings, Shawn" w:date="2025-05-09T13:04:00Z" w16du:dateUtc="2025-05-09T17:04:00Z">
+      <w:del w:id="229" w:author="Cummings, Shawn" w:date="2025-05-09T13:04:00Z" w16du:dateUtc="2025-05-09T17:04:00Z">
         <w:r>
           <w:rPr>
             <w:sz w:val="22"/>
             <w:szCs w:val="22"/>
-            <w:rPrChange w:id="204" w:author="Cummings, Shawn" w:date="2025-05-09T13:05:00Z" w16du:dateUtc="2025-05-09T17:05:00Z">
+            <w:rPrChange w:id="230" w:author="Cummings, Shawn" w:date="2025-05-09T13:05:00Z" w16du:dateUtc="2025-05-09T17:05:00Z">
               <w:rPr/>
             </w:rPrChange>
           </w:rPr>
@@ -27200,7 +27877,7 @@
         <w:rPr>
           <w:sz w:val="22"/>
           <w:szCs w:val="22"/>
-          <w:rPrChange w:id="205" w:author="Cummings, Shawn" w:date="2025-05-09T13:05:00Z" w16du:dateUtc="2025-05-09T17:05:00Z">
+          <w:rPrChange w:id="231" w:author="Cummings, Shawn" w:date="2025-05-09T13:05:00Z" w16du:dateUtc="2025-05-09T17:05:00Z">
             <w:rPr/>
           </w:rPrChange>
         </w:rPr>
@@ -27210,7 +27887,7 @@
         <w:rPr>
           <w:sz w:val="22"/>
           <w:szCs w:val="22"/>
-          <w:rPrChange w:id="206" w:author="Cummings, Shawn" w:date="2025-05-09T13:05:00Z" w16du:dateUtc="2025-05-09T17:05:00Z">
+          <w:rPrChange w:id="232" w:author="Cummings, Shawn" w:date="2025-05-09T13:05:00Z" w16du:dateUtc="2025-05-09T17:05:00Z">
             <w:rPr/>
           </w:rPrChange>
         </w:rPr>
@@ -27220,7 +27897,7 @@
         <w:rPr>
           <w:sz w:val="22"/>
           <w:szCs w:val="22"/>
-          <w:rPrChange w:id="207" w:author="Cummings, Shawn" w:date="2025-05-09T13:05:00Z" w16du:dateUtc="2025-05-09T17:05:00Z">
+          <w:rPrChange w:id="233" w:author="Cummings, Shawn" w:date="2025-05-09T13:05:00Z" w16du:dateUtc="2025-05-09T17:05:00Z">
             <w:rPr/>
           </w:rPrChange>
         </w:rPr>
@@ -27266,7 +27943,7 @@
 </file>
 
 <file path=word/header1.xml><?xml version="1.0" encoding="utf-8"?>
-<w:hdr xmlns:wpc="http://schemas.microsoft.com/office/word/2010/wordprocessingCanvas" xmlns:cx="http://schemas.microsoft.com/office/drawing/2014/chartex" xmlns:cx1="http://schemas.microsoft.com/office/drawing/2015/9/8/chartex" xmlns:cx2="http://schemas.microsoft.com/office/drawing/2015/10/21/chartex" xmlns:cx3="http://schemas.microsoft.com/office/drawing/2016/5/9/chartex" xmlns:cx4="http://schemas.microsoft.com/office/drawing/2016/5/10/chartex" xmlns:cx5="http://schemas.microsoft.com/office/drawing/2016/5/11/chartex" xmlns:cx6="http://schemas.microsoft.com/office/drawing/2016/5/12/chartex" xmlns:cx7="http://schemas.microsoft.com/office/drawing/2016/5/13/chartex" xmlns:cx8="http://schemas.microsoft.com/office/drawing/2016/5/14/chartex" xmlns:mc="http://schemas.openxmlformats.org/markup-compatibility/2006" xmlns:aink="http://schemas.microsoft.com/office/drawing/2016/ink" xmlns:am3d="http://schemas.microsoft.com/office/drawing/2017/model3d" xmlns:o="urn:schemas-microsoft-com:office:office" xmlns:oel="http://schemas.microsoft.com/office/2019/extlst" xmlns:r="http://schemas.openxmlformats.org/officeDocument/2006/relationships" xmlns:m="http://schemas.openxmlformats.org/officeDocument/2006/math" xmlns:v="urn:schemas-microsoft-com:vml" xmlns:wp14="http://schemas.microsoft.com/office/word/2010/wordprocessingDrawing" xmlns:wp="http://schemas.openxmlformats.org/drawingml/2006/wordprocessingDrawing" xmlns:w10="urn:schemas-microsoft-com:office:word" xmlns:w="http://schemas.openxmlformats.org/wordprocessingml/2006/main" xmlns:w14="http://schemas.microsoft.com/office/word/2010/wordml" xmlns:w15="http://schemas.microsoft.com/office/word/2012/wordml" xmlns:w16cex="http://schemas.microsoft.com/office/word/2018/wordml/cex" xmlns:w16cid="http://schemas.microsoft.com/office/word/2016/wordml/cid" xmlns:w16="http://schemas.microsoft.com/office/word/2018/wordml" xmlns:w16du="http://schemas.microsoft.com/office/word/2023/wordml/word16du" xmlns:w16sdtdh="http://schemas.microsoft.com/office/word/2020/wordml/sdtdatahash" xmlns:w16sdtfl="http://schemas.microsoft.com/office/word/2024/wordml/sdtformatlock" xmlns:w16se="http://schemas.microsoft.com/office/word/2015/wordml/symex" xmlns:wpg="http://schemas.microsoft.com/office/word/2010/wordprocessingGroup" xmlns:wpi="http://schemas.microsoft.com/office/word/2010/wordprocessingInk" xmlns:wne="http://schemas.microsoft.com/office/word/2006/wordml" xmlns:wps="http://schemas.microsoft.com/office/word/2010/wordprocessingShape" mc:Ignorable="w14 w15 w16se w16cid w16 w16cex w16sdtdh w16sdtfl w16du wp14">
+<w:hdr xmlns:wpc="http://schemas.microsoft.com/office/word/2010/wordprocessingCanvas" xmlns:cx="http://schemas.microsoft.com/office/drawing/2014/chartex" xmlns:cx1="http://schemas.microsoft.com/office/drawing/2015/9/8/chartex" xmlns:cx2="http://schemas.microsoft.com/office/drawing/2015/10/21/chartex" xmlns:cx3="http://schemas.microsoft.com/office/drawing/2016/5/9/chartex" xmlns:cx4="http://schemas.microsoft.com/office/drawing/2016/5/10/chartex" xmlns:cx5="http://schemas.microsoft.com/office/drawing/2016/5/11/chartex" xmlns:cx6="http://schemas.microsoft.com/office/drawing/2016/5/12/chartex" xmlns:cx7="http://schemas.microsoft.com/office/drawing/2016/5/13/chartex" xmlns:cx8="http://schemas.microsoft.com/office/drawing/2016/5/14/chartex" xmlns:mc="http://schemas.openxmlformats.org/markup-compatibility/2006" xmlns:aink="http://schemas.microsoft.com/office/drawing/2016/ink" xmlns:am3d="http://schemas.microsoft.com/office/drawing/2017/model3d" xmlns:o="urn:schemas-microsoft-com:office:office" xmlns:oel="http://schemas.microsoft.com/office/2019/extlst" xmlns:r="http://schemas.openxmlformats.org/officeDocument/2006/relationships" xmlns:m="http://schemas.openxmlformats.org/officeDocument/2006/math" xmlns:v="urn:schemas-microsoft-com:vml" xmlns:wp14="http://schemas.microsoft.com/office/word/2010/wordprocessingDrawing" xmlns:wp="http://schemas.openxmlformats.org/drawingml/2006/wordprocessingDrawing" xmlns:w10="urn:schemas-microsoft-com:office:word" xmlns:w="http://schemas.openxmlformats.org/wordprocessingml/2006/main" xmlns:w14="http://schemas.microsoft.com/office/word/2010/wordml" xmlns:w15="http://schemas.microsoft.com/office/word/2012/wordml" xmlns:w16cex="http://schemas.microsoft.com/office/word/2018/wordml/cex" xmlns:w16cid="http://schemas.microsoft.com/office/word/2016/wordml/cid" xmlns:w16="http://schemas.microsoft.com/office/word/2018/wordml" xmlns:w16du="http://schemas.microsoft.com/office/word/2023/wordml/word16du" xmlns:w16sdtdh="http://schemas.microsoft.com/office/word/2020/wordml/sdtdatahash" xmlns:w16se="http://schemas.microsoft.com/office/word/2015/wordml/symex" xmlns:wpg="http://schemas.microsoft.com/office/word/2010/wordprocessingGroup" xmlns:wpi="http://schemas.microsoft.com/office/word/2010/wordprocessingInk" xmlns:wne="http://schemas.microsoft.com/office/word/2006/wordml" xmlns:wps="http://schemas.microsoft.com/office/word/2010/wordprocessingShape" mc:Ignorable="w14 w15 w16se w16cid w16 w16cex w16sdtdh w16du wp14">
   <w:p>
     <w:pPr>
       <w:pStyle w:val="Header"/>
@@ -27291,7 +27968,7 @@
 </file>
 
 <file path=word/numbering.xml><?xml version="1.0" encoding="utf-8"?>
-<w:numbering xmlns:wpc="http://schemas.microsoft.com/office/word/2010/wordprocessingCanvas" xmlns:cx="http://schemas.microsoft.com/office/drawing/2014/chartex" xmlns:cx1="http://schemas.microsoft.com/office/drawing/2015/9/8/chartex" xmlns:cx2="http://schemas.microsoft.com/office/drawing/2015/10/21/chartex" xmlns:cx3="http://schemas.microsoft.com/office/drawing/2016/5/9/chartex" xmlns:cx4="http://schemas.microsoft.com/office/drawing/2016/5/10/chartex" xmlns:cx5="http://schemas.microsoft.com/office/drawing/2016/5/11/chartex" xmlns:cx6="http://schemas.microsoft.com/office/drawing/2016/5/12/chartex" xmlns:cx7="http://schemas.microsoft.com/office/drawing/2016/5/13/chartex" xmlns:cx8="http://schemas.microsoft.com/office/drawing/2016/5/14/chartex" xmlns:mc="http://schemas.openxmlformats.org/markup-compatibility/2006" xmlns:aink="http://schemas.microsoft.com/office/drawing/2016/ink" xmlns:am3d="http://schemas.microsoft.com/office/drawing/2017/model3d" xmlns:o="urn:schemas-microsoft-com:office:office" xmlns:oel="http://schemas.microsoft.com/office/2019/extlst" xmlns:r="http://schemas.openxmlformats.org/officeDocument/2006/relationships" xmlns:m="http://schemas.openxmlformats.org/officeDocument/2006/math" xmlns:v="urn:schemas-microsoft-com:vml" xmlns:wp14="http://schemas.microsoft.com/office/word/2010/wordprocessingDrawing" xmlns:wp="http://schemas.openxmlformats.org/drawingml/2006/wordprocessingDrawing" xmlns:w10="urn:schemas-microsoft-com:office:word" xmlns:w="http://schemas.openxmlformats.org/wordprocessingml/2006/main" xmlns:w14="http://schemas.microsoft.com/office/word/2010/wordml" xmlns:w15="http://schemas.microsoft.com/office/word/2012/wordml" xmlns:w16cex="http://schemas.microsoft.com/office/word/2018/wordml/cex" xmlns:w16cid="http://schemas.microsoft.com/office/word/2016/wordml/cid" xmlns:w16="http://schemas.microsoft.com/office/word/2018/wordml" xmlns:w16du="http://schemas.microsoft.com/office/word/2023/wordml/word16du" xmlns:w16sdtdh="http://schemas.microsoft.com/office/word/2020/wordml/sdtdatahash" xmlns:w16sdtfl="http://schemas.microsoft.com/office/word/2024/wordml/sdtformatlock" xmlns:w16se="http://schemas.microsoft.com/office/word/2015/wordml/symex" xmlns:wpg="http://schemas.microsoft.com/office/word/2010/wordprocessingGroup" xmlns:wpi="http://schemas.microsoft.com/office/word/2010/wordprocessingInk" xmlns:wne="http://schemas.microsoft.com/office/word/2006/wordml" xmlns:wps="http://schemas.microsoft.com/office/word/2010/wordprocessingShape" mc:Ignorable="w14 w15 w16se w16cid w16 w16cex w16sdtdh w16sdtfl w16du wp14">
+<w:numbering xmlns:wpc="http://schemas.microsoft.com/office/word/2010/wordprocessingCanvas" xmlns:cx="http://schemas.microsoft.com/office/drawing/2014/chartex" xmlns:cx1="http://schemas.microsoft.com/office/drawing/2015/9/8/chartex" xmlns:cx2="http://schemas.microsoft.com/office/drawing/2015/10/21/chartex" xmlns:cx3="http://schemas.microsoft.com/office/drawing/2016/5/9/chartex" xmlns:cx4="http://schemas.microsoft.com/office/drawing/2016/5/10/chartex" xmlns:cx5="http://schemas.microsoft.com/office/drawing/2016/5/11/chartex" xmlns:cx6="http://schemas.microsoft.com/office/drawing/2016/5/12/chartex" xmlns:cx7="http://schemas.microsoft.com/office/drawing/2016/5/13/chartex" xmlns:cx8="http://schemas.microsoft.com/office/drawing/2016/5/14/chartex" xmlns:mc="http://schemas.openxmlformats.org/markup-compatibility/2006" xmlns:aink="http://schemas.microsoft.com/office/drawing/2016/ink" xmlns:am3d="http://schemas.microsoft.com/office/drawing/2017/model3d" xmlns:o="urn:schemas-microsoft-com:office:office" xmlns:oel="http://schemas.microsoft.com/office/2019/extlst" xmlns:r="http://schemas.openxmlformats.org/officeDocument/2006/relationships" xmlns:m="http://schemas.openxmlformats.org/officeDocument/2006/math" xmlns:v="urn:schemas-microsoft-com:vml" xmlns:wp14="http://schemas.microsoft.com/office/word/2010/wordprocessingDrawing" xmlns:wp="http://schemas.openxmlformats.org/drawingml/2006/wordprocessingDrawing" xmlns:w10="urn:schemas-microsoft-com:office:word" xmlns:w="http://schemas.openxmlformats.org/wordprocessingml/2006/main" xmlns:w14="http://schemas.microsoft.com/office/word/2010/wordml" xmlns:w15="http://schemas.microsoft.com/office/word/2012/wordml" xmlns:w16cex="http://schemas.microsoft.com/office/word/2018/wordml/cex" xmlns:w16cid="http://schemas.microsoft.com/office/word/2016/wordml/cid" xmlns:w16="http://schemas.microsoft.com/office/word/2018/wordml" xmlns:w16du="http://schemas.microsoft.com/office/word/2023/wordml/word16du" xmlns:w16sdtdh="http://schemas.microsoft.com/office/word/2020/wordml/sdtdatahash" xmlns:w16se="http://schemas.microsoft.com/office/word/2015/wordml/symex" xmlns:wpg="http://schemas.microsoft.com/office/word/2010/wordprocessingGroup" xmlns:wpi="http://schemas.microsoft.com/office/word/2010/wordprocessingInk" xmlns:wne="http://schemas.microsoft.com/office/word/2006/wordml" xmlns:wps="http://schemas.microsoft.com/office/word/2010/wordprocessingShape" mc:Ignorable="w14 w15 w16se w16cid w16 w16cex w16sdtdh w16du wp14">
   <w:abstractNum w:abstractNumId="0" w15:restartNumberingAfterBreak="0">
     <w:nsid w:val="05EC708F"/>
     <w:multiLevelType w:val="hybridMultilevel"/>
@@ -31611,7 +32288,7 @@
 </file>
 
 <file path=word/people.xml><?xml version="1.0" encoding="utf-8"?>
-<w15:people xmlns:wpc="http://schemas.microsoft.com/office/word/2010/wordprocessingCanvas" xmlns:cx="http://schemas.microsoft.com/office/drawing/2014/chartex" xmlns:cx1="http://schemas.microsoft.com/office/drawing/2015/9/8/chartex" xmlns:cx2="http://schemas.microsoft.com/office/drawing/2015/10/21/chartex" xmlns:cx3="http://schemas.microsoft.com/office/drawing/2016/5/9/chartex" xmlns:cx4="http://schemas.microsoft.com/office/drawing/2016/5/10/chartex" xmlns:cx5="http://schemas.microsoft.com/office/drawing/2016/5/11/chartex" xmlns:cx6="http://schemas.microsoft.com/office/drawing/2016/5/12/chartex" xmlns:cx7="http://schemas.microsoft.com/office/drawing/2016/5/13/chartex" xmlns:cx8="http://schemas.microsoft.com/office/drawing/2016/5/14/chartex" xmlns:mc="http://schemas.openxmlformats.org/markup-compatibility/2006" xmlns:aink="http://schemas.microsoft.com/office/drawing/2016/ink" xmlns:am3d="http://schemas.microsoft.com/office/drawing/2017/model3d" xmlns:o="urn:schemas-microsoft-com:office:office" xmlns:oel="http://schemas.microsoft.com/office/2019/extlst" xmlns:r="http://schemas.openxmlformats.org/officeDocument/2006/relationships" xmlns:m="http://schemas.openxmlformats.org/officeDocument/2006/math" xmlns:v="urn:schemas-microsoft-com:vml" xmlns:wp14="http://schemas.microsoft.com/office/word/2010/wordprocessingDrawing" xmlns:wp="http://schemas.openxmlformats.org/drawingml/2006/wordprocessingDrawing" xmlns:w10="urn:schemas-microsoft-com:office:word" xmlns:w="http://schemas.openxmlformats.org/wordprocessingml/2006/main" xmlns:w14="http://schemas.microsoft.com/office/word/2010/wordml" xmlns:w15="http://schemas.microsoft.com/office/word/2012/wordml" xmlns:w16cex="http://schemas.microsoft.com/office/word/2018/wordml/cex" xmlns:w16cid="http://schemas.microsoft.com/office/word/2016/wordml/cid" xmlns:w16="http://schemas.microsoft.com/office/word/2018/wordml" xmlns:w16du="http://schemas.microsoft.com/office/word/2023/wordml/word16du" xmlns:w16sdtdh="http://schemas.microsoft.com/office/word/2020/wordml/sdtdatahash" xmlns:w16sdtfl="http://schemas.microsoft.com/office/word/2024/wordml/sdtformatlock" xmlns:w16se="http://schemas.microsoft.com/office/word/2015/wordml/symex" xmlns:wpg="http://schemas.microsoft.com/office/word/2010/wordprocessingGroup" xmlns:wpi="http://schemas.microsoft.com/office/word/2010/wordprocessingInk" xmlns:wne="http://schemas.microsoft.com/office/word/2006/wordml" xmlns:wps="http://schemas.microsoft.com/office/word/2010/wordprocessingShape" mc:Ignorable="w14 w15 w16se w16cid w16 w16cex w16sdtdh w16sdtfl w16du wp14">
+<w15:people xmlns:wpc="http://schemas.microsoft.com/office/word/2010/wordprocessingCanvas" xmlns:cx="http://schemas.microsoft.com/office/drawing/2014/chartex" xmlns:cx1="http://schemas.microsoft.com/office/drawing/2015/9/8/chartex" xmlns:cx2="http://schemas.microsoft.com/office/drawing/2015/10/21/chartex" xmlns:cx3="http://schemas.microsoft.com/office/drawing/2016/5/9/chartex" xmlns:cx4="http://schemas.microsoft.com/office/drawing/2016/5/10/chartex" xmlns:cx5="http://schemas.microsoft.com/office/drawing/2016/5/11/chartex" xmlns:cx6="http://schemas.microsoft.com/office/drawing/2016/5/12/chartex" xmlns:cx7="http://schemas.microsoft.com/office/drawing/2016/5/13/chartex" xmlns:cx8="http://schemas.microsoft.com/office/drawing/2016/5/14/chartex" xmlns:mc="http://schemas.openxmlformats.org/markup-compatibility/2006" xmlns:aink="http://schemas.microsoft.com/office/drawing/2016/ink" xmlns:am3d="http://schemas.microsoft.com/office/drawing/2017/model3d" xmlns:o="urn:schemas-microsoft-com:office:office" xmlns:oel="http://schemas.microsoft.com/office/2019/extlst" xmlns:r="http://schemas.openxmlformats.org/officeDocument/2006/relationships" xmlns:m="http://schemas.openxmlformats.org/officeDocument/2006/math" xmlns:v="urn:schemas-microsoft-com:vml" xmlns:wp14="http://schemas.microsoft.com/office/word/2010/wordprocessingDrawing" xmlns:wp="http://schemas.openxmlformats.org/drawingml/2006/wordprocessingDrawing" xmlns:w10="urn:schemas-microsoft-com:office:word" xmlns:w="http://schemas.openxmlformats.org/wordprocessingml/2006/main" xmlns:w14="http://schemas.microsoft.com/office/word/2010/wordml" xmlns:w15="http://schemas.microsoft.com/office/word/2012/wordml" xmlns:w16cex="http://schemas.microsoft.com/office/word/2018/wordml/cex" xmlns:w16cid="http://schemas.microsoft.com/office/word/2016/wordml/cid" xmlns:w16="http://schemas.microsoft.com/office/word/2018/wordml" xmlns:w16du="http://schemas.microsoft.com/office/word/2023/wordml/word16du" xmlns:w16sdtdh="http://schemas.microsoft.com/office/word/2020/wordml/sdtdatahash" xmlns:w16se="http://schemas.microsoft.com/office/word/2015/wordml/symex" xmlns:wpg="http://schemas.microsoft.com/office/word/2010/wordprocessingGroup" xmlns:wpi="http://schemas.microsoft.com/office/word/2010/wordprocessingInk" xmlns:wne="http://schemas.microsoft.com/office/word/2006/wordml" xmlns:wps="http://schemas.microsoft.com/office/word/2010/wordprocessingShape" mc:Ignorable="w14 w15 w16se w16cid w16 w16cex w16sdtdh w16du wp14">
   <w15:person w15:author="Jaeger, Florian">
     <w15:presenceInfo w15:providerId="AD" w15:userId="S::fjaeger@ur.rochester.edu::0d0acd91-09a2-4ddb-a934-22efc544688e"/>
   </w15:person>
@@ -31622,7 +32299,7 @@
 </file>
 
 <file path=word/styles.xml><?xml version="1.0" encoding="utf-8"?>
-<w:styles xmlns:mc="http://schemas.openxmlformats.org/markup-compatibility/2006" xmlns:r="http://schemas.openxmlformats.org/officeDocument/2006/relationships" xmlns:w="http://schemas.openxmlformats.org/wordprocessingml/2006/main" xmlns:w14="http://schemas.microsoft.com/office/word/2010/wordml" xmlns:w15="http://schemas.microsoft.com/office/word/2012/wordml" xmlns:w16cex="http://schemas.microsoft.com/office/word/2018/wordml/cex" xmlns:w16cid="http://schemas.microsoft.com/office/word/2016/wordml/cid" xmlns:w16="http://schemas.microsoft.com/office/word/2018/wordml" xmlns:w16du="http://schemas.microsoft.com/office/word/2023/wordml/word16du" xmlns:w16sdtdh="http://schemas.microsoft.com/office/word/2020/wordml/sdtdatahash" xmlns:w16sdtfl="http://schemas.microsoft.com/office/word/2024/wordml/sdtformatlock" xmlns:w16se="http://schemas.microsoft.com/office/word/2015/wordml/symex" mc:Ignorable="w14 w15 w16se w16cid w16 w16cex w16sdtdh w16sdtfl w16du">
+<w:styles xmlns:mc="http://schemas.openxmlformats.org/markup-compatibility/2006" xmlns:r="http://schemas.openxmlformats.org/officeDocument/2006/relationships" xmlns:w="http://schemas.openxmlformats.org/wordprocessingml/2006/main" xmlns:w14="http://schemas.microsoft.com/office/word/2010/wordml" xmlns:w15="http://schemas.microsoft.com/office/word/2012/wordml" xmlns:w16cex="http://schemas.microsoft.com/office/word/2018/wordml/cex" xmlns:w16cid="http://schemas.microsoft.com/office/word/2016/wordml/cid" xmlns:w16="http://schemas.microsoft.com/office/word/2018/wordml" xmlns:w16du="http://schemas.microsoft.com/office/word/2023/wordml/word16du" xmlns:w16sdtdh="http://schemas.microsoft.com/office/word/2020/wordml/sdtdatahash" xmlns:w16se="http://schemas.microsoft.com/office/word/2015/wordml/symex" mc:Ignorable="w14 w15 w16se w16cid w16 w16cex w16sdtdh w16du">
   <w:docDefaults>
     <w:rPrDefault>
       <w:rPr>
@@ -32951,7 +33628,7 @@
 </file>
 
 <file path=customXml/itemProps1.xml><?xml version="1.0" encoding="utf-8"?>
-<ds:datastoreItem xmlns:ds="http://schemas.openxmlformats.org/officeDocument/2006/customXml" ds:itemID="{B20ED14E-20BD-0342-A447-925FFA2C3804}">
+<ds:datastoreItem xmlns:ds="http://schemas.openxmlformats.org/officeDocument/2006/customXml" ds:itemID="{CEAF82DD-8E2B-F442-854C-D22AA8B4402F}">
   <ds:schemaRefs>
     <ds:schemaRef ds:uri="http://schemas.openxmlformats.org/officeDocument/2006/bibliography"/>
   </ds:schemaRefs>
@@ -32959,7 +33636,7 @@
 </file>
 
 <file path=customXml/itemProps2.xml><?xml version="1.0" encoding="utf-8"?>
-<ds:datastoreItem xmlns:ds="http://schemas.openxmlformats.org/officeDocument/2006/customXml" ds:itemID="{CEAF82DD-8E2B-F442-854C-D22AA8B4402F}">
+<ds:datastoreItem xmlns:ds="http://schemas.openxmlformats.org/officeDocument/2006/customXml" ds:itemID="{B20ED14E-20BD-0342-A447-925FFA2C3804}">
   <ds:schemaRefs>
     <ds:schemaRef ds:uri="http://schemas.openxmlformats.org/officeDocument/2006/bibliography"/>
   </ds:schemaRefs>

--- a/output/papers/Round 2/manuscript-brief.docx
+++ b/output/papers/Round 2/manuscript-brief.docx
@@ -23306,7 +23306,8 @@
         <w:t xml:space="preserve"> </w:t>
       </w:r>
       <w:commentRangeStart w:id="323"/>
-      <w:ins w:id="324" w:author="Jaeger, Florian" w:date="2025-05-10T16:14:00Z" w16du:dateUtc="2025-05-10T20:14:00Z">
+      <w:commentRangeStart w:id="324"/>
+      <w:ins w:id="325" w:author="Jaeger, Florian" w:date="2025-05-10T16:14:00Z" w16du:dateUtc="2025-05-10T20:14:00Z">
         <w:r>
           <w:rPr>
             <w:szCs w:val="22"/>
@@ -23314,7 +23315,7 @@
           <w:t xml:space="preserve">For instance, Kraljic et al. (2008) </w:t>
         </w:r>
       </w:ins>
-      <w:ins w:id="325" w:author="Jaeger, Florian" w:date="2025-05-10T16:17:00Z" w16du:dateUtc="2025-05-10T20:17:00Z">
+      <w:ins w:id="326" w:author="Jaeger, Florian" w:date="2025-05-10T16:17:00Z" w16du:dateUtc="2025-05-10T20:17:00Z">
         <w:r>
           <w:rPr>
             <w:szCs w:val="22"/>
@@ -23322,7 +23323,7 @@
           <w:t xml:space="preserve">attributing the blocking effect to “pragmatic” reasoning that prevents perceptual learning for </w:t>
         </w:r>
       </w:ins>
-      <w:ins w:id="326" w:author="Jaeger, Florian" w:date="2025-05-10T16:19:00Z" w16du:dateUtc="2025-05-10T20:19:00Z">
+      <w:ins w:id="327" w:author="Jaeger, Florian" w:date="2025-05-10T16:19:00Z" w16du:dateUtc="2025-05-10T20:19:00Z">
         <w:r>
           <w:rPr>
             <w:szCs w:val="22"/>
@@ -23330,7 +23331,7 @@
           <w:t>“</w:t>
         </w:r>
       </w:ins>
-      <w:ins w:id="327" w:author="Jaeger, Florian" w:date="2025-05-10T16:18:00Z" w16du:dateUtc="2025-05-10T20:18:00Z">
+      <w:ins w:id="328" w:author="Jaeger, Florian" w:date="2025-05-10T16:18:00Z" w16du:dateUtc="2025-05-10T20:18:00Z">
         <w:r>
           <w:rPr>
             <w:szCs w:val="22"/>
@@ -23338,7 +23339,7 @@
           <w:t>incidental</w:t>
         </w:r>
       </w:ins>
-      <w:ins w:id="328" w:author="Jaeger, Florian" w:date="2025-05-10T16:20:00Z" w16du:dateUtc="2025-05-10T20:20:00Z">
+      <w:ins w:id="329" w:author="Jaeger, Florian" w:date="2025-05-10T16:20:00Z" w16du:dateUtc="2025-05-10T20:20:00Z">
         <w:r>
           <w:rPr>
             <w:szCs w:val="22"/>
@@ -23346,7 +23347,7 @@
           <w:t>”</w:t>
         </w:r>
       </w:ins>
-      <w:ins w:id="329" w:author="Jaeger, Florian" w:date="2025-05-10T16:18:00Z" w16du:dateUtc="2025-05-10T20:18:00Z">
+      <w:ins w:id="330" w:author="Jaeger, Florian" w:date="2025-05-10T16:18:00Z" w16du:dateUtc="2025-05-10T20:18:00Z">
         <w:r>
           <w:rPr>
             <w:szCs w:val="22"/>
@@ -23354,7 +23355,7 @@
           <w:t xml:space="preserve"> </w:t>
         </w:r>
       </w:ins>
-      <w:ins w:id="330" w:author="Jaeger, Florian" w:date="2025-05-10T16:19:00Z" w16du:dateUtc="2025-05-10T20:19:00Z">
+      <w:ins w:id="331" w:author="Jaeger, Florian" w:date="2025-05-10T16:19:00Z" w16du:dateUtc="2025-05-10T20:19:00Z">
         <w:r>
           <w:rPr>
             <w:szCs w:val="22"/>
@@ -23362,7 +23363,7 @@
           <w:t>changes in pronunciation</w:t>
         </w:r>
       </w:ins>
-      <w:ins w:id="331" w:author="Jaeger, Florian" w:date="2025-05-10T16:18:00Z" w16du:dateUtc="2025-05-10T20:18:00Z">
+      <w:ins w:id="332" w:author="Jaeger, Florian" w:date="2025-05-10T16:18:00Z" w16du:dateUtc="2025-05-10T20:18:00Z">
         <w:r>
           <w:rPr>
             <w:szCs w:val="22"/>
@@ -23370,7 +23371,7 @@
           <w:t xml:space="preserve">—like </w:t>
         </w:r>
       </w:ins>
-      <w:ins w:id="332" w:author="Jaeger, Florian" w:date="2025-05-10T16:19:00Z" w16du:dateUtc="2025-05-10T20:19:00Z">
+      <w:ins w:id="333" w:author="Jaeger, Florian" w:date="2025-05-10T16:19:00Z" w16du:dateUtc="2025-05-10T20:19:00Z">
         <w:r>
           <w:rPr>
             <w:szCs w:val="22"/>
@@ -23378,7 +23379,7 @@
           <w:t xml:space="preserve">those arising </w:t>
         </w:r>
       </w:ins>
-      <w:ins w:id="333" w:author="Jaeger, Florian" w:date="2025-05-10T16:18:00Z" w16du:dateUtc="2025-05-10T20:18:00Z">
+      <w:ins w:id="334" w:author="Jaeger, Florian" w:date="2025-05-10T16:18:00Z" w16du:dateUtc="2025-05-10T20:18:00Z">
         <w:r>
           <w:rPr>
             <w:szCs w:val="22"/>
@@ -23386,7 +23387,7 @@
           <w:t>a pen is in the mouth</w:t>
         </w:r>
       </w:ins>
-      <w:ins w:id="334" w:author="Jaeger, Florian" w:date="2025-05-10T16:20:00Z" w16du:dateUtc="2025-05-10T20:20:00Z">
+      <w:ins w:id="335" w:author="Jaeger, Florian" w:date="2025-05-10T16:20:00Z" w16du:dateUtc="2025-05-10T20:20:00Z">
         <w:r>
           <w:rPr>
             <w:szCs w:val="22"/>
@@ -23394,7 +23395,7 @@
           <w:t xml:space="preserve">—while allowing perceptual learning for changes that are considered “characteristic” of the talker’s speech. </w:t>
         </w:r>
       </w:ins>
-      <w:ins w:id="335" w:author="Jaeger, Florian" w:date="2025-05-10T16:21:00Z" w16du:dateUtc="2025-05-10T20:21:00Z">
+      <w:ins w:id="336" w:author="Jaeger, Florian" w:date="2025-05-10T16:21:00Z" w16du:dateUtc="2025-05-10T20:21:00Z">
         <w:r>
           <w:rPr>
             <w:szCs w:val="22"/>
@@ -23402,7 +23403,7 @@
           <w:t xml:space="preserve">Based on a series of new experiments, </w:t>
         </w:r>
       </w:ins>
-      <w:ins w:id="336" w:author="Jaeger, Florian" w:date="2025-05-10T16:20:00Z" w16du:dateUtc="2025-05-10T20:20:00Z">
+      <w:ins w:id="337" w:author="Jaeger, Florian" w:date="2025-05-10T16:20:00Z" w16du:dateUtc="2025-05-10T20:20:00Z">
         <w:r>
           <w:rPr>
             <w:szCs w:val="22"/>
@@ -23410,7 +23411,7 @@
           <w:t>Kraljic and Samuel (2011) revised this account</w:t>
         </w:r>
       </w:ins>
-      <w:ins w:id="337" w:author="Jaeger, Florian" w:date="2025-05-10T16:21:00Z" w16du:dateUtc="2025-05-10T20:21:00Z">
+      <w:ins w:id="338" w:author="Jaeger, Florian" w:date="2025-05-10T16:21:00Z" w16du:dateUtc="2025-05-10T20:21:00Z">
         <w:r>
           <w:rPr>
             <w:szCs w:val="22"/>
@@ -23418,7 +23419,7 @@
           <w:t>, suggesting instead that audiovisual inputs with a pen in the mouth are stored as separate exemplars that do not affect l</w:t>
         </w:r>
       </w:ins>
-      <w:ins w:id="338" w:author="Jaeger, Florian" w:date="2025-05-10T16:22:00Z" w16du:dateUtc="2025-05-10T20:22:00Z">
+      <w:ins w:id="339" w:author="Jaeger, Florian" w:date="2025-05-10T16:22:00Z" w16du:dateUtc="2025-05-10T20:22:00Z">
         <w:r>
           <w:rPr>
             <w:szCs w:val="22"/>
@@ -23426,7 +23427,7 @@
           <w:t>isteners’ categorization decisions for audio-only speech inputs</w:t>
         </w:r>
       </w:ins>
-      <w:ins w:id="339" w:author="Jaeger, Florian" w:date="2025-05-10T16:23:00Z" w16du:dateUtc="2025-05-10T20:23:00Z">
+      <w:ins w:id="340" w:author="Jaeger, Florian" w:date="2025-05-10T16:23:00Z" w16du:dateUtc="2025-05-10T20:23:00Z">
         <w:r>
           <w:rPr>
             <w:szCs w:val="22"/>
@@ -23448,7 +23449,7 @@
           <w:t xml:space="preserve"> perceptual recalibration experiments on this question to date. </w:t>
         </w:r>
       </w:ins>
-      <w:ins w:id="340" w:author="Jaeger, Florian" w:date="2025-05-10T16:33:00Z" w16du:dateUtc="2025-05-10T20:33:00Z">
+      <w:ins w:id="341" w:author="Jaeger, Florian" w:date="2025-05-10T16:33:00Z" w16du:dateUtc="2025-05-10T20:33:00Z">
         <w:r>
           <w:rPr>
             <w:szCs w:val="22"/>
@@ -23456,7 +23457,7 @@
           <w:t>However, based on additional experiments</w:t>
         </w:r>
       </w:ins>
-      <w:ins w:id="341" w:author="Jaeger, Florian" w:date="2025-05-10T16:23:00Z" w16du:dateUtc="2025-05-10T20:23:00Z">
+      <w:ins w:id="342" w:author="Jaeger, Florian" w:date="2025-05-10T16:23:00Z" w16du:dateUtc="2025-05-10T20:23:00Z">
         <w:r>
           <w:rPr>
             <w:szCs w:val="22"/>
@@ -23464,7 +23465,7 @@
           <w:t>, Liu and Jaeger (2018) argued t</w:t>
         </w:r>
       </w:ins>
-      <w:ins w:id="342" w:author="Jaeger, Florian" w:date="2025-05-10T16:24:00Z" w16du:dateUtc="2025-05-10T20:24:00Z">
+      <w:ins w:id="343" w:author="Jaeger, Florian" w:date="2025-05-10T16:24:00Z" w16du:dateUtc="2025-05-10T20:24:00Z">
         <w:r>
           <w:rPr>
             <w:szCs w:val="22"/>
@@ -23472,7 +23473,7 @@
           <w:t>hat the existing data were, in fact, more compatible with an account more along the lines of the original proposal by Kraljic et al. (2008)</w:t>
         </w:r>
       </w:ins>
-      <w:ins w:id="343" w:author="Jaeger, Florian" w:date="2025-05-10T16:32:00Z" w16du:dateUtc="2025-05-10T20:32:00Z">
+      <w:ins w:id="344" w:author="Jaeger, Florian" w:date="2025-05-10T16:32:00Z" w16du:dateUtc="2025-05-10T20:32:00Z">
         <w:r>
           <w:rPr>
             <w:szCs w:val="22"/>
@@ -23495,37 +23496,46 @@
         </w:r>
       </w:ins>
       <w:commentRangeEnd w:id="323"/>
-      <w:ins w:id="344" w:author="Jaeger, Florian" w:date="2025-05-10T16:40:00Z" w16du:dateUtc="2025-05-10T20:40:00Z">
+      <w:ins w:id="345" w:author="Jaeger, Florian" w:date="2025-05-10T16:40:00Z" w16du:dateUtc="2025-05-10T20:40:00Z">
         <w:r>
           <w:rPr>
             <w:rStyle w:val="CommentReference"/>
           </w:rPr>
           <w:commentReference w:id="323"/>
         </w:r>
+      </w:ins>
+      <w:commentRangeEnd w:id="324"/>
+      <w:r>
+        <w:rPr>
+          <w:rStyle w:val="CommentReference"/>
+        </w:rPr>
+        <w:commentReference w:id="324"/>
+      </w:r>
+      <w:ins w:id="346" w:author="Jaeger, Florian" w:date="2025-05-10T16:40:00Z" w16du:dateUtc="2025-05-10T20:40:00Z">
         <w:r>
           <w:rPr>
             <w:szCs w:val="22"/>
           </w:rPr>
           <w:t xml:space="preserve"> While some of these accounts (in particular the causal inference account) have conceptual similarities to </w:t>
-        </w:r>
-      </w:ins>
-      <w:ins w:id="345" w:author="Jaeger, Florian" w:date="2025-05-10T16:41:00Z" w16du:dateUtc="2025-05-10T20:41:00Z">
-        <w:r>
-          <w:rPr>
-            <w:szCs w:val="22"/>
-          </w:rPr>
-          <w:t xml:space="preserve">compensation, previously offered explanations of the blocking effect </w:t>
-        </w:r>
-      </w:ins>
-      <w:ins w:id="346" w:author="Jaeger, Florian" w:date="2025-05-10T16:42:00Z" w16du:dateUtc="2025-05-10T20:42:00Z">
-        <w:r>
-          <w:rPr>
-            <w:szCs w:val="22"/>
-          </w:rPr>
-          <w:t xml:space="preserve">share that they </w:t>
         </w:r>
       </w:ins>
       <w:ins w:id="347" w:author="Jaeger, Florian" w:date="2025-05-10T16:41:00Z" w16du:dateUtc="2025-05-10T20:41:00Z">
+        <w:r>
+          <w:rPr>
+            <w:szCs w:val="22"/>
+          </w:rPr>
+          <w:t xml:space="preserve">compensation, previously offered explanations of the blocking effect </w:t>
+        </w:r>
+      </w:ins>
+      <w:ins w:id="348" w:author="Jaeger, Florian" w:date="2025-05-10T16:42:00Z" w16du:dateUtc="2025-05-10T20:42:00Z">
+        <w:r>
+          <w:rPr>
+            <w:szCs w:val="22"/>
+          </w:rPr>
+          <w:t xml:space="preserve">share that they </w:t>
+        </w:r>
+      </w:ins>
+      <w:ins w:id="349" w:author="Jaeger, Florian" w:date="2025-05-10T16:41:00Z" w16du:dateUtc="2025-05-10T20:41:00Z">
         <w:r>
           <w:rPr>
             <w:szCs w:val="22"/>
@@ -23574,7 +23584,7 @@
         </w:rPr>
         <w:t xml:space="preserve">The results of </w:t>
       </w:r>
-      <w:del w:id="348" w:author="Cummings, Shawn" w:date="2025-05-11T12:35:00Z" w16du:dateUtc="2025-05-11T16:35:00Z">
+      <w:del w:id="350" w:author="Cummings, Shawn" w:date="2025-05-11T12:35:00Z" w16du:dateUtc="2025-05-11T16:35:00Z">
         <w:r>
           <w:rPr>
             <w:szCs w:val="22"/>
@@ -23582,7 +23592,7 @@
           <w:delText>Experiments</w:delText>
         </w:r>
       </w:del>
-      <w:ins w:id="349" w:author="Jaeger, Florian" w:date="2025-05-10T16:25:00Z" w16du:dateUtc="2025-05-10T20:25:00Z">
+      <w:ins w:id="351" w:author="Jaeger, Florian" w:date="2025-05-10T16:25:00Z" w16du:dateUtc="2025-05-10T20:25:00Z">
         <w:r>
           <w:rPr>
             <w:szCs w:val="22"/>
@@ -23590,7 +23600,7 @@
           <w:t>our e</w:t>
         </w:r>
       </w:ins>
-      <w:del w:id="350" w:author="Jaeger, Florian" w:date="2025-05-10T16:25:00Z" w16du:dateUtc="2025-05-10T20:25:00Z">
+      <w:del w:id="352" w:author="Jaeger, Florian" w:date="2025-05-10T16:25:00Z" w16du:dateUtc="2025-05-10T20:25:00Z">
         <w:r>
           <w:rPr>
             <w:szCs w:val="22"/>
@@ -23598,7 +23608,7 @@
           <w:delText>E</w:delText>
         </w:r>
       </w:del>
-      <w:ins w:id="351" w:author="Cummings, Shawn" w:date="2025-05-11T12:35:00Z" w16du:dateUtc="2025-05-11T16:35:00Z">
+      <w:ins w:id="353" w:author="Cummings, Shawn" w:date="2025-05-11T12:35:00Z" w16du:dateUtc="2025-05-11T16:35:00Z">
         <w:r>
           <w:rPr>
             <w:szCs w:val="22"/>
@@ -23606,46 +23616,12 @@
           <w:t>xperiment</w:t>
         </w:r>
       </w:ins>
-      <w:ins w:id="352" w:author="Jaeger, Florian" w:date="2025-05-10T16:25:00Z" w16du:dateUtc="2025-05-10T20:25:00Z">
+      <w:ins w:id="354" w:author="Jaeger, Florian" w:date="2025-05-10T16:25:00Z" w16du:dateUtc="2025-05-10T20:25:00Z">
         <w:r>
           <w:rPr>
             <w:szCs w:val="22"/>
           </w:rPr>
           <w:t>s</w:t>
-        </w:r>
-      </w:ins>
-      <w:del w:id="353" w:author="Jaeger, Florian" w:date="2025-05-10T16:25:00Z" w16du:dateUtc="2025-05-10T20:25:00Z">
-        <w:r>
-          <w:rPr>
-            <w:szCs w:val="22"/>
-          </w:rPr>
-          <w:delText>s 1a-c</w:delText>
-        </w:r>
-      </w:del>
-      <w:r>
-        <w:rPr>
-          <w:szCs w:val="22"/>
-        </w:rPr>
-        <w:t xml:space="preserve"> </w:t>
-      </w:r>
-      <w:r>
-        <w:rPr>
-          <w:szCs w:val="22"/>
-        </w:rPr>
-        <w:t>raise the possibility</w:t>
-      </w:r>
-      <w:r>
-        <w:rPr>
-          <w:szCs w:val="22"/>
-        </w:rPr>
-        <w:t xml:space="preserve"> </w:t>
-      </w:r>
-      <w:ins w:id="354" w:author="Jaeger, Florian" w:date="2025-05-10T16:25:00Z" w16du:dateUtc="2025-05-10T20:25:00Z">
-        <w:r>
-          <w:rPr>
-            <w:szCs w:val="22"/>
-          </w:rPr>
-          <w:t>of another, qualitatively different, explanation:</w:t>
         </w:r>
       </w:ins>
       <w:del w:id="355" w:author="Jaeger, Florian" w:date="2025-05-10T16:25:00Z" w16du:dateUtc="2025-05-10T20:25:00Z">
@@ -23653,6 +23629,40 @@
           <w:rPr>
             <w:szCs w:val="22"/>
           </w:rPr>
+          <w:delText>s 1a-c</w:delText>
+        </w:r>
+      </w:del>
+      <w:r>
+        <w:rPr>
+          <w:szCs w:val="22"/>
+        </w:rPr>
+        <w:t xml:space="preserve"> </w:t>
+      </w:r>
+      <w:r>
+        <w:rPr>
+          <w:szCs w:val="22"/>
+        </w:rPr>
+        <w:t>raise the possibility</w:t>
+      </w:r>
+      <w:r>
+        <w:rPr>
+          <w:szCs w:val="22"/>
+        </w:rPr>
+        <w:t xml:space="preserve"> </w:t>
+      </w:r>
+      <w:ins w:id="356" w:author="Jaeger, Florian" w:date="2025-05-10T16:25:00Z" w16du:dateUtc="2025-05-10T20:25:00Z">
+        <w:r>
+          <w:rPr>
+            <w:szCs w:val="22"/>
+          </w:rPr>
+          <w:t>of another, qualitatively different, explanation:</w:t>
+        </w:r>
+      </w:ins>
+      <w:del w:id="357" w:author="Jaeger, Florian" w:date="2025-05-10T16:25:00Z" w16du:dateUtc="2025-05-10T20:25:00Z">
+        <w:r>
+          <w:rPr>
+            <w:szCs w:val="22"/>
+          </w:rPr>
           <w:delText>that</w:delText>
         </w:r>
       </w:del>
@@ -23682,7 +23692,7 @@
         </w:rPr>
         <w:t xml:space="preserve"> for the pen in the mouth during exposure.</w:t>
       </w:r>
-      <w:ins w:id="356" w:author="Cummings, Shawn" w:date="2025-05-11T12:35:00Z" w16du:dateUtc="2025-05-11T16:35:00Z">
+      <w:ins w:id="358" w:author="Cummings, Shawn" w:date="2025-05-11T12:35:00Z" w16du:dateUtc="2025-05-11T16:35:00Z">
         <w:r>
           <w:rPr>
             <w:szCs w:val="22"/>
@@ -23690,7 +23700,7 @@
           <w:t xml:space="preserve"> </w:t>
         </w:r>
       </w:ins>
-      <w:ins w:id="357" w:author="Jaeger, Florian" w:date="2025-05-10T16:43:00Z" w16du:dateUtc="2025-05-10T20:43:00Z">
+      <w:ins w:id="359" w:author="Jaeger, Florian" w:date="2025-05-10T16:43:00Z" w16du:dateUtc="2025-05-10T20:43:00Z">
         <w:r>
           <w:rPr>
             <w:szCs w:val="22"/>
@@ -23981,28 +23991,12 @@
         </w:rPr>
         <w:t xml:space="preserve">. </w:t>
       </w:r>
-      <w:del w:id="358" w:author="Cummings, Shawn" w:date="2025-05-11T12:35:00Z" w16du:dateUtc="2025-05-11T16:35:00Z">
+      <w:del w:id="360" w:author="Cummings, Shawn" w:date="2025-05-11T12:35:00Z" w16du:dateUtc="2025-05-11T16:35:00Z">
         <w:r>
           <w:rPr>
             <w:szCs w:val="22"/>
           </w:rPr>
           <w:delText>We consider this an interesting possibility</w:delText>
-        </w:r>
-      </w:del>
-      <w:ins w:id="359" w:author="Jaeger, Florian" w:date="2025-05-10T16:12:00Z" w16du:dateUtc="2025-05-10T20:12:00Z">
-        <w:r>
-          <w:rPr>
-            <w:szCs w:val="22"/>
-          </w:rPr>
-          <w:t xml:space="preserve">If an explanation along these lines turns out to be </w:t>
-        </w:r>
-      </w:ins>
-      <w:del w:id="360" w:author="Cummings, Shawn" w:date="2025-05-11T12:35:00Z" w16du:dateUtc="2025-05-11T16:35:00Z">
-        <w:r>
-          <w:rPr>
-            <w:szCs w:val="22"/>
-          </w:rPr>
-          <w:delText>explored in future research.</w:delText>
         </w:r>
       </w:del>
       <w:ins w:id="361" w:author="Jaeger, Florian" w:date="2025-05-10T16:12:00Z" w16du:dateUtc="2025-05-10T20:12:00Z">
@@ -24010,10 +24004,26 @@
           <w:rPr>
             <w:szCs w:val="22"/>
           </w:rPr>
+          <w:t xml:space="preserve">If an explanation along these lines turns out to be </w:t>
+        </w:r>
+      </w:ins>
+      <w:del w:id="362" w:author="Cummings, Shawn" w:date="2025-05-11T12:35:00Z" w16du:dateUtc="2025-05-11T16:35:00Z">
+        <w:r>
+          <w:rPr>
+            <w:szCs w:val="22"/>
+          </w:rPr>
+          <w:delText>explored in future research.</w:delText>
+        </w:r>
+      </w:del>
+      <w:ins w:id="363" w:author="Jaeger, Florian" w:date="2025-05-10T16:12:00Z" w16du:dateUtc="2025-05-10T20:12:00Z">
+        <w:r>
+          <w:rPr>
+            <w:szCs w:val="22"/>
+          </w:rPr>
           <w:t xml:space="preserve">correct, this would also </w:t>
         </w:r>
       </w:ins>
-      <w:ins w:id="362" w:author="Jaeger, Florian" w:date="2025-05-10T16:13:00Z" w16du:dateUtc="2025-05-10T20:13:00Z">
+      <w:ins w:id="364" w:author="Jaeger, Florian" w:date="2025-05-10T16:13:00Z" w16du:dateUtc="2025-05-10T20:13:00Z">
         <w:r>
           <w:rPr>
             <w:szCs w:val="22"/>
@@ -24021,7 +24031,7 @@
           <w:t xml:space="preserve">preempt the need to evoke memory (Kraljic &amp; Samuel, 2011) or learning </w:t>
         </w:r>
       </w:ins>
-      <w:ins w:id="363" w:author="Jaeger, Florian" w:date="2025-05-10T16:14:00Z" w16du:dateUtc="2025-05-10T20:14:00Z">
+      <w:ins w:id="365" w:author="Jaeger, Florian" w:date="2025-05-10T16:14:00Z" w16du:dateUtc="2025-05-10T20:14:00Z">
         <w:r>
           <w:rPr>
             <w:szCs w:val="22"/>
@@ -24029,7 +24039,7 @@
           <w:t>mechanisms (Kraljic et al., 2008).</w:t>
         </w:r>
       </w:ins>
-      <w:ins w:id="364" w:author="Jaeger, Florian" w:date="2025-05-10T16:41:00Z" w16du:dateUtc="2025-05-10T20:41:00Z">
+      <w:ins w:id="366" w:author="Jaeger, Florian" w:date="2025-05-10T16:41:00Z" w16du:dateUtc="2025-05-10T20:41:00Z">
         <w:r>
           <w:rPr>
             <w:szCs w:val="22"/>
@@ -24037,7 +24047,7 @@
           <w:t xml:space="preserve"> </w:t>
         </w:r>
       </w:ins>
-      <w:ins w:id="365" w:author="Cummings, Shawn" w:date="2025-05-11T12:35:00Z" w16du:dateUtc="2025-05-11T16:35:00Z">
+      <w:ins w:id="367" w:author="Cummings, Shawn" w:date="2025-05-11T12:35:00Z" w16du:dateUtc="2025-05-11T16:35:00Z">
         <w:r>
           <w:rPr>
             <w:szCs w:val="22"/>
@@ -26876,6 +26886,22 @@
           <w:color w:val="000000"/>
         </w:rPr>
         <w:t>This could also be kept for the NEXT paper instead? What do you think?</w:t>
+      </w:r>
+    </w:p>
+  </w:comment>
+  <w:comment w:id="324" w:author="Cummings, Shawn" w:date="2025-05-11T12:41:00Z" w:initials="SC">
+    <w:p>
+      <w:pPr>
+        <w:jc w:val="left"/>
+      </w:pPr>
+      <w:r>
+        <w:rPr>
+          <w:rStyle w:val="CommentReference"/>
+        </w:rPr>
+        <w:annotationRef/>
+      </w:r>
+      <w:r>
+        <w:t>I don’t mind it here, especially since R2 seemed receptive to this direction! And I think no real harm done by double-dipping and using this discussion as the intro in the next one</w:t>
       </w:r>
     </w:p>
   </w:comment>
@@ -26900,6 +26926,7 @@
   <w15:commentEx w15:paraId="0E385131" w15:paraIdParent="5EF04D88" w15:done="0"/>
   <w15:commentEx w15:paraId="4E01394A" w15:done="0"/>
   <w15:commentEx w15:paraId="30E70483" w15:done="0"/>
+  <w15:commentEx w15:paraId="090E90E6" w15:paraIdParent="30E70483" w15:done="0"/>
 </w15:commentsEx>
 </file>
 
@@ -26921,6 +26948,7 @@
   <w16cex:commentExtensible w16cex:durableId="634EF7E0" w16cex:dateUtc="2025-05-10T18:48:00Z"/>
   <w16cex:commentExtensible w16cex:durableId="1023DC09" w16cex:dateUtc="2025-05-10T18:38:00Z"/>
   <w16cex:commentExtensible w16cex:durableId="1D37473A" w16cex:dateUtc="2025-05-10T20:40:00Z"/>
+  <w16cex:commentExtensible w16cex:durableId="4FA86475" w16cex:dateUtc="2025-05-11T16:41:00Z"/>
 </w16cex:commentsExtensible>
 </file>
 
@@ -26942,6 +26970,7 @@
   <w16cid:commentId w16cid:paraId="0E385131" w16cid:durableId="634EF7E0"/>
   <w16cid:commentId w16cid:paraId="4E01394A" w16cid:durableId="1023DC09"/>
   <w16cid:commentId w16cid:paraId="30E70483" w16cid:durableId="1D37473A"/>
+  <w16cid:commentId w16cid:paraId="090E90E6" w16cid:durableId="4FA86475"/>
 </w16cid:commentsIds>
 </file>
 

--- a/output/papers/Round 2/manuscript-brief.docx
+++ b/output/papers/Round 2/manuscript-brief.docx
@@ -11185,6 +11185,7 @@
     <w:p>
       <w:pPr>
         <w:rPr>
+          <w:ins w:id="9" w:author="Cummings, Shawn" w:date="2025-05-12T20:54:00Z" w16du:dateUtc="2025-05-13T00:54:00Z"/>
           <w:szCs w:val="22"/>
         </w:rPr>
       </w:pPr>
@@ -11357,8 +11358,8 @@
         </w:rPr>
         <w:t xml:space="preserve">summarizes those tests for all three experiments. </w:t>
       </w:r>
-      <w:commentRangeStart w:id="9"/>
       <w:commentRangeStart w:id="10"/>
+      <w:commentRangeStart w:id="11"/>
       <w:r>
         <w:rPr>
           <w:szCs w:val="22"/>
@@ -11415,19 +11416,19 @@
         </w:rPr>
         <w:t xml:space="preserve"> continuum steps </w:t>
       </w:r>
-      <w:commentRangeEnd w:id="9"/>
+      <w:commentRangeEnd w:id="10"/>
       <w:r>
         <w:rPr>
           <w:rStyle w:val="CommentReference"/>
         </w:rPr>
-        <w:commentReference w:id="9"/>
-      </w:r>
-      <w:commentRangeEnd w:id="10"/>
+        <w:commentReference w:id="10"/>
+      </w:r>
+      <w:commentRangeEnd w:id="11"/>
       <w:r>
         <w:rPr>
           <w:rStyle w:val="CommentReference"/>
         </w:rPr>
-        <w:commentReference w:id="10"/>
+        <w:commentReference w:id="11"/>
       </w:r>
       <w:r>
         <w:rPr>
@@ -11495,6 +11496,60 @@
         </w:rPr>
         <w:t>continuum and visual bias.</w:t>
       </w:r>
+    </w:p>
+    <w:p>
+      <w:pPr>
+        <w:ind w:firstLine="0"/>
+        <w:rPr>
+          <w:szCs w:val="22"/>
+        </w:rPr>
+        <w:pPrChange w:id="12" w:author="Cummings, Shawn" w:date="2025-05-12T20:55:00Z" w16du:dateUtc="2025-05-13T00:55:00Z">
+          <w:pPr/>
+        </w:pPrChange>
+      </w:pPr>
+      <w:ins w:id="13" w:author="Cummings, Shawn" w:date="2025-05-12T20:54:00Z" w16du:dateUtc="2025-05-13T00:54:00Z">
+        <w:r>
+          <w:rPr>
+            <w:noProof/>
+            <w:szCs w:val="22"/>
+          </w:rPr>
+          <w:drawing>
+            <wp:inline distT="0" distB="0" distL="0" distR="0" wp14:anchorId="1E17D0B6" wp14:editId="40EC08D6">
+              <wp:extent cx="5486400" cy="5715000"/>
+              <wp:effectExtent l="0" t="0" r="0" b="0"/>
+              <wp:docPr id="587542116" name="Picture 5" descr="A screenshot of a graph&#10;&#10;Description automatically generated"/>
+              <wp:cNvGraphicFramePr>
+                <a:graphicFrameLocks xmlns:a="http://schemas.openxmlformats.org/drawingml/2006/main" noChangeAspect="1"/>
+              </wp:cNvGraphicFramePr>
+              <a:graphic xmlns:a="http://schemas.openxmlformats.org/drawingml/2006/main">
+                <a:graphicData uri="http://schemas.openxmlformats.org/drawingml/2006/picture">
+                  <pic:pic xmlns:pic="http://schemas.openxmlformats.org/drawingml/2006/picture">
+                    <pic:nvPicPr>
+                      <pic:cNvPr id="587542116" name="Picture 5" descr="A screenshot of a graph&#10;&#10;Description automatically generated"/>
+                      <pic:cNvPicPr/>
+                    </pic:nvPicPr>
+                    <pic:blipFill>
+                      <a:blip r:embed="rId18"/>
+                      <a:stretch>
+                        <a:fillRect/>
+                      </a:stretch>
+                    </pic:blipFill>
+                    <pic:spPr>
+                      <a:xfrm>
+                        <a:off x="0" y="0"/>
+                        <a:ext cx="5486400" cy="5715000"/>
+                      </a:xfrm>
+                      <a:prstGeom prst="rect">
+                        <a:avLst/>
+                      </a:prstGeom>
+                    </pic:spPr>
+                  </pic:pic>
+                </a:graphicData>
+              </a:graphic>
+            </wp:inline>
+          </w:drawing>
+        </w:r>
+      </w:ins>
     </w:p>
     <w:p>
       <w:pPr>
@@ -11510,66 +11565,69 @@
           <w:docGrid w:linePitch="360"/>
         </w:sectPr>
       </w:pPr>
-      <w:bookmarkStart w:id="11" w:name="_Ref136190394"/>
-      <w:commentRangeStart w:id="12"/>
-      <w:commentRangeStart w:id="13"/>
-      <w:r>
-        <w:rPr>
-          <w:noProof/>
-          <w:szCs w:val="22"/>
-        </w:rPr>
-        <w:lastRenderedPageBreak/>
-        <w:drawing>
-          <wp:anchor distT="0" distB="0" distL="114300" distR="114300" simplePos="0" relativeHeight="251672576" behindDoc="0" locked="0" layoutInCell="1" allowOverlap="1" wp14:anchorId="321665CF" wp14:editId="5772BB5C">
-            <wp:simplePos x="0" y="0"/>
-            <wp:positionH relativeFrom="column">
-              <wp:posOffset>0</wp:posOffset>
-            </wp:positionH>
-            <wp:positionV relativeFrom="paragraph">
-              <wp:posOffset>454</wp:posOffset>
-            </wp:positionV>
-            <wp:extent cx="5486400" cy="5715000"/>
-            <wp:effectExtent l="0" t="0" r="0" b="0"/>
-            <wp:wrapTopAndBottom/>
-            <wp:docPr id="721742728" name="Picture 2" descr="A screenshot of a graph&#10;&#10;Description automatically generated"/>
-            <wp:cNvGraphicFramePr>
-              <a:graphicFrameLocks xmlns:a="http://schemas.openxmlformats.org/drawingml/2006/main" noChangeAspect="1"/>
-            </wp:cNvGraphicFramePr>
-            <a:graphic xmlns:a="http://schemas.openxmlformats.org/drawingml/2006/main">
-              <a:graphicData uri="http://schemas.openxmlformats.org/drawingml/2006/picture">
-                <pic:pic xmlns:pic="http://schemas.openxmlformats.org/drawingml/2006/picture">
-                  <pic:nvPicPr>
-                    <pic:cNvPr id="721742728" name="Picture 2" descr="A screenshot of a graph&#10;&#10;Description automatically generated"/>
-                    <pic:cNvPicPr/>
-                  </pic:nvPicPr>
-                  <pic:blipFill>
-                    <a:blip r:embed="rId18"/>
-                    <a:stretch>
-                      <a:fillRect/>
-                    </a:stretch>
-                  </pic:blipFill>
-                  <pic:spPr>
-                    <a:xfrm>
-                      <a:off x="0" y="0"/>
-                      <a:ext cx="5486400" cy="5715000"/>
-                    </a:xfrm>
-                    <a:prstGeom prst="rect">
-                      <a:avLst/>
-                    </a:prstGeom>
-                  </pic:spPr>
-                </pic:pic>
-              </a:graphicData>
-            </a:graphic>
-            <wp14:sizeRelH relativeFrom="page">
-              <wp14:pctWidth>0</wp14:pctWidth>
-            </wp14:sizeRelH>
-            <wp14:sizeRelV relativeFrom="page">
-              <wp14:pctHeight>0</wp14:pctHeight>
-            </wp14:sizeRelV>
-          </wp:anchor>
-        </w:drawing>
-      </w:r>
-      <w:commentRangeEnd w:id="12"/>
+      <w:bookmarkStart w:id="14" w:name="_Ref136190394"/>
+      <w:commentRangeStart w:id="15"/>
+      <w:commentRangeStart w:id="16"/>
+      <w:commentRangeStart w:id="17"/>
+      <w:del w:id="18" w:author="Cummings, Shawn" w:date="2025-05-12T20:53:00Z" w16du:dateUtc="2025-05-13T00:53:00Z">
+        <w:r>
+          <w:rPr>
+            <w:noProof/>
+            <w:szCs w:val="22"/>
+          </w:rPr>
+          <w:lastRenderedPageBreak/>
+          <w:drawing>
+            <wp:anchor distT="0" distB="0" distL="114300" distR="114300" simplePos="0" relativeHeight="251672576" behindDoc="0" locked="0" layoutInCell="1" allowOverlap="1" wp14:anchorId="321665CF" wp14:editId="24DC646C">
+              <wp:simplePos x="0" y="0"/>
+              <wp:positionH relativeFrom="column">
+                <wp:posOffset>0</wp:posOffset>
+              </wp:positionH>
+              <wp:positionV relativeFrom="paragraph">
+                <wp:posOffset>454</wp:posOffset>
+              </wp:positionV>
+              <wp:extent cx="5486400" cy="5715000"/>
+              <wp:effectExtent l="0" t="0" r="0" b="0"/>
+              <wp:wrapTopAndBottom/>
+              <wp:docPr id="721742728" name="Picture 2" descr="A screenshot of a graph&#10;&#10;Description automatically generated"/>
+              <wp:cNvGraphicFramePr>
+                <a:graphicFrameLocks xmlns:a="http://schemas.openxmlformats.org/drawingml/2006/main" noChangeAspect="1"/>
+              </wp:cNvGraphicFramePr>
+              <a:graphic xmlns:a="http://schemas.openxmlformats.org/drawingml/2006/main">
+                <a:graphicData uri="http://schemas.openxmlformats.org/drawingml/2006/picture">
+                  <pic:pic xmlns:pic="http://schemas.openxmlformats.org/drawingml/2006/picture">
+                    <pic:nvPicPr>
+                      <pic:cNvPr id="721742728" name="Picture 2" descr="A screenshot of a graph&#10;&#10;Description automatically generated"/>
+                      <pic:cNvPicPr/>
+                    </pic:nvPicPr>
+                    <pic:blipFill>
+                      <a:blip r:embed="rId19"/>
+                      <a:stretch>
+                        <a:fillRect/>
+                      </a:stretch>
+                    </pic:blipFill>
+                    <pic:spPr>
+                      <a:xfrm>
+                        <a:off x="0" y="0"/>
+                        <a:ext cx="5486400" cy="5715000"/>
+                      </a:xfrm>
+                      <a:prstGeom prst="rect">
+                        <a:avLst/>
+                      </a:prstGeom>
+                    </pic:spPr>
+                  </pic:pic>
+                </a:graphicData>
+              </a:graphic>
+              <wp14:sizeRelH relativeFrom="page">
+                <wp14:pctWidth>0</wp14:pctWidth>
+              </wp14:sizeRelH>
+              <wp14:sizeRelV relativeFrom="page">
+                <wp14:pctHeight>0</wp14:pctHeight>
+              </wp14:sizeRelV>
+            </wp:anchor>
+          </w:drawing>
+        </w:r>
+      </w:del>
+      <w:commentRangeEnd w:id="15"/>
       <w:r>
         <w:rPr>
           <w:rStyle w:val="CommentReference"/>
@@ -11577,9 +11635,9 @@
           <w:iCs w:val="0"/>
           <w:color w:val="auto"/>
         </w:rPr>
-        <w:commentReference w:id="12"/>
-      </w:r>
-      <w:commentRangeEnd w:id="13"/>
+        <w:commentReference w:id="15"/>
+      </w:r>
+      <w:commentRangeEnd w:id="16"/>
       <w:r>
         <w:rPr>
           <w:rStyle w:val="CommentReference"/>
@@ -11587,7 +11645,17 @@
           <w:iCs w:val="0"/>
           <w:color w:val="auto"/>
         </w:rPr>
-        <w:commentReference w:id="13"/>
+        <w:commentReference w:id="16"/>
+      </w:r>
+      <w:commentRangeEnd w:id="17"/>
+      <w:r>
+        <w:rPr>
+          <w:rStyle w:val="CommentReference"/>
+          <w:i w:val="0"/>
+          <w:iCs w:val="0"/>
+          <w:color w:val="auto"/>
+        </w:rPr>
+        <w:commentReference w:id="17"/>
       </w:r>
       <w:r>
         <w:rPr>
@@ -11633,7 +11701,7 @@
         </w:rPr>
         <w:fldChar w:fldCharType="end"/>
       </w:r>
-      <w:bookmarkEnd w:id="11"/>
+      <w:bookmarkEnd w:id="14"/>
       <w:r>
         <w:rPr>
           <w:szCs w:val="22"/>
@@ -11733,7 +11801,7 @@
       <w:pPr>
         <w:pStyle w:val="Caption"/>
       </w:pPr>
-      <w:bookmarkStart w:id="14" w:name="_Ref136190384"/>
+      <w:bookmarkStart w:id="19" w:name="_Ref136190384"/>
       <w:r>
         <w:rPr>
           <w:szCs w:val="22"/>
@@ -11773,7 +11841,7 @@
         </w:rPr>
         <w:fldChar w:fldCharType="end"/>
       </w:r>
-      <w:bookmarkEnd w:id="14"/>
+      <w:bookmarkEnd w:id="19"/>
       <w:r>
         <w:rPr>
           <w:szCs w:val="22"/>
@@ -15438,7 +15506,7 @@
       <w:pPr>
         <w:ind w:firstLine="0"/>
         <w:sectPr>
-          <w:footerReference w:type="default" r:id="rId19"/>
+          <w:footerReference w:type="default" r:id="rId20"/>
           <w:pgSz w:w="15840" w:h="12240" w:orient="landscape"/>
           <w:pgMar w:top="1800" w:right="1440" w:bottom="1800" w:left="1440" w:header="720" w:footer="720" w:gutter="0"/>
           <w:cols w:space="720"/>
@@ -15839,7 +15907,7 @@
           <w:szCs w:val="22"/>
         </w:rPr>
       </w:pPr>
-      <w:commentRangeStart w:id="15"/>
+      <w:commentRangeStart w:id="20"/>
       <w:r>
         <w:rPr>
           <w:szCs w:val="22"/>
@@ -15992,12 +16060,12 @@
         </w:rPr>
         <w:t>.</w:t>
       </w:r>
-      <w:commentRangeEnd w:id="15"/>
+      <w:commentRangeEnd w:id="20"/>
       <w:r>
         <w:rPr>
           <w:rStyle w:val="CommentReference"/>
         </w:rPr>
-        <w:commentReference w:id="15"/>
+        <w:commentReference w:id="20"/>
       </w:r>
     </w:p>
     <w:p>
@@ -17013,7 +17081,7 @@
                     <pic:cNvPicPr/>
                   </pic:nvPicPr>
                   <pic:blipFill>
-                    <a:blip r:embed="rId20"/>
+                    <a:blip r:embed="rId21"/>
                     <a:stretch>
                       <a:fillRect/>
                     </a:stretch>
@@ -17047,7 +17115,7 @@
           <w:szCs w:val="22"/>
         </w:rPr>
       </w:pPr>
-      <w:bookmarkStart w:id="16" w:name="_Ref136084921"/>
+      <w:bookmarkStart w:id="21" w:name="_Ref136084921"/>
       <w:r>
         <w:rPr>
           <w:szCs w:val="22"/>
@@ -17086,7 +17154,7 @@
         </w:rPr>
         <w:fldChar w:fldCharType="end"/>
       </w:r>
-      <w:bookmarkEnd w:id="16"/>
+      <w:bookmarkEnd w:id="21"/>
       <w:r>
         <w:rPr>
           <w:szCs w:val="22"/>
@@ -18597,7 +18665,7 @@
                     <pic:cNvPicPr/>
                   </pic:nvPicPr>
                   <pic:blipFill>
-                    <a:blip r:embed="rId21"/>
+                    <a:blip r:embed="rId22"/>
                     <a:stretch>
                       <a:fillRect/>
                     </a:stretch>
@@ -18625,7 +18693,7 @@
           <w:szCs w:val="22"/>
         </w:rPr>
       </w:pPr>
-      <w:bookmarkStart w:id="17" w:name="_Ref136190811"/>
+      <w:bookmarkStart w:id="22" w:name="_Ref136190811"/>
       <w:r>
         <w:rPr>
           <w:szCs w:val="22"/>
@@ -18664,7 +18732,7 @@
         </w:rPr>
         <w:fldChar w:fldCharType="end"/>
       </w:r>
-      <w:bookmarkEnd w:id="17"/>
+      <w:bookmarkEnd w:id="22"/>
       <w:r>
         <w:rPr>
           <w:szCs w:val="22"/>
@@ -18771,7 +18839,7 @@
       <w:pPr>
         <w:pStyle w:val="Caption"/>
       </w:pPr>
-      <w:bookmarkStart w:id="18" w:name="_Ref136190818"/>
+      <w:bookmarkStart w:id="23" w:name="_Ref136190818"/>
       <w:r>
         <w:rPr>
           <w:szCs w:val="22"/>
@@ -18811,7 +18879,7 @@
         </w:rPr>
         <w:fldChar w:fldCharType="end"/>
       </w:r>
-      <w:bookmarkEnd w:id="18"/>
+      <w:bookmarkEnd w:id="23"/>
       <w:r>
         <w:rPr>
           <w:szCs w:val="22"/>
@@ -21830,7 +21898,8 @@
         </w:rPr>
         <w:t xml:space="preserve"> not significantly higher in Experiment </w:t>
       </w:r>
-      <w:commentRangeStart w:id="19"/>
+      <w:commentRangeStart w:id="24"/>
+      <w:commentRangeStart w:id="25"/>
       <w:r>
         <w:rPr>
           <w:szCs w:val="22"/>
@@ -21841,14 +21910,109 @@
         <w:rPr>
           <w:szCs w:val="22"/>
         </w:rPr>
-        <w:t xml:space="preserve"> (mean log-RT = XXX, SD = XXX), compared to Experiments 1a-c (mean = XXX, SD = XXX)</w:t>
-      </w:r>
-      <w:commentRangeEnd w:id="19"/>
+        <w:t xml:space="preserve"> (mean log-RT = </w:t>
+      </w:r>
+      <w:ins w:id="26" w:author="Cummings, Shawn" w:date="2025-05-12T21:06:00Z" w16du:dateUtc="2025-05-13T01:06:00Z">
+        <w:r>
+          <w:rPr>
+            <w:szCs w:val="22"/>
+          </w:rPr>
+          <w:t>3.45</w:t>
+        </w:r>
+      </w:ins>
+      <w:del w:id="27" w:author="Cummings, Shawn" w:date="2025-05-12T21:06:00Z" w16du:dateUtc="2025-05-13T01:06:00Z">
+        <w:r>
+          <w:rPr>
+            <w:szCs w:val="22"/>
+          </w:rPr>
+          <w:delText>XXX</w:delText>
+        </w:r>
+      </w:del>
+      <w:r>
+        <w:rPr>
+          <w:szCs w:val="22"/>
+        </w:rPr>
+        <w:t xml:space="preserve">, SD = </w:t>
+      </w:r>
+      <w:ins w:id="28" w:author="Cummings, Shawn" w:date="2025-05-12T21:07:00Z" w16du:dateUtc="2025-05-13T01:07:00Z">
+        <w:r>
+          <w:rPr>
+            <w:szCs w:val="22"/>
+          </w:rPr>
+          <w:t>0.14</w:t>
+        </w:r>
+      </w:ins>
+      <w:del w:id="29" w:author="Cummings, Shawn" w:date="2025-05-12T21:07:00Z" w16du:dateUtc="2025-05-13T01:07:00Z">
+        <w:r>
+          <w:rPr>
+            <w:szCs w:val="22"/>
+          </w:rPr>
+          <w:delText>XXX</w:delText>
+        </w:r>
+      </w:del>
+      <w:r>
+        <w:rPr>
+          <w:szCs w:val="22"/>
+        </w:rPr>
+        <w:t xml:space="preserve">), compared to Experiments 1a-c (mean = </w:t>
+      </w:r>
+      <w:ins w:id="30" w:author="Cummings, Shawn" w:date="2025-05-12T21:09:00Z" w16du:dateUtc="2025-05-13T01:09:00Z">
+        <w:r>
+          <w:rPr>
+            <w:szCs w:val="22"/>
+          </w:rPr>
+          <w:t>3.44</w:t>
+        </w:r>
+      </w:ins>
+      <w:del w:id="31" w:author="Cummings, Shawn" w:date="2025-05-12T21:09:00Z" w16du:dateUtc="2025-05-13T01:09:00Z">
+        <w:r>
+          <w:rPr>
+            <w:szCs w:val="22"/>
+          </w:rPr>
+          <w:delText>XXX</w:delText>
+        </w:r>
+      </w:del>
+      <w:r>
+        <w:rPr>
+          <w:szCs w:val="22"/>
+        </w:rPr>
+        <w:t xml:space="preserve">, SD = </w:t>
+      </w:r>
+      <w:ins w:id="32" w:author="Cummings, Shawn" w:date="2025-05-12T21:09:00Z" w16du:dateUtc="2025-05-13T01:09:00Z">
+        <w:r>
+          <w:rPr>
+            <w:szCs w:val="22"/>
+          </w:rPr>
+          <w:t>0.15</w:t>
+        </w:r>
+      </w:ins>
+      <w:del w:id="33" w:author="Cummings, Shawn" w:date="2025-05-12T21:09:00Z" w16du:dateUtc="2025-05-13T01:09:00Z">
+        <w:r>
+          <w:rPr>
+            <w:szCs w:val="22"/>
+          </w:rPr>
+          <w:delText>XXX</w:delText>
+        </w:r>
+      </w:del>
+      <w:r>
+        <w:rPr>
+          <w:szCs w:val="22"/>
+        </w:rPr>
+        <w:t>)</w:t>
+      </w:r>
+      <w:commentRangeEnd w:id="24"/>
       <w:r>
         <w:rPr>
           <w:rStyle w:val="CommentReference"/>
         </w:rPr>
-        <w:commentReference w:id="19"/>
+        <w:commentReference w:id="24"/>
+      </w:r>
+      <w:commentRangeEnd w:id="25"/>
+      <w:r>
+        <w:rPr>
+          <w:rStyle w:val="CommentReference"/>
+        </w:rPr>
+        <w:commentReference w:id="25"/>
       </w:r>
       <w:r>
         <w:rPr>
@@ -21905,7 +22069,7 @@
         </w:rPr>
         <w:t>A second alternative is that while the presence of the pen itself—rather than its impact on the articulators—may be sufficient to induce compensation, the black box</w:t>
       </w:r>
-      <w:commentRangeStart w:id="20"/>
+      <w:commentRangeStart w:id="34"/>
       <w:r>
         <w:rPr>
           <w:szCs w:val="22"/>
@@ -21930,12 +22094,12 @@
         </w:rPr>
         <w:t xml:space="preserve"> less obvious and harder to visually access. </w:t>
       </w:r>
-      <w:commentRangeEnd w:id="20"/>
+      <w:commentRangeEnd w:id="34"/>
       <w:r>
         <w:rPr>
           <w:rStyle w:val="CommentReference"/>
         </w:rPr>
-        <w:commentReference w:id="20"/>
+        <w:commentReference w:id="34"/>
       </w:r>
       <w:r>
         <w:rPr>
@@ -23827,7 +23991,7 @@
         </w:rPr>
         <w:t>, Linda Liu, and Xin Xie for sharing materials and feedback for a tutorial on crowdsourcing experiments developed as part of this project (</w:t>
       </w:r>
-      <w:hyperlink r:id="rId22" w:history="1">
+      <w:hyperlink r:id="rId23" w:history="1">
         <w:r>
           <w:rPr>
             <w:rStyle w:val="Hyperlink"/>
@@ -24472,7 +24636,7 @@
         </w:rPr>
         <w:t> (pp. 189–201). Boston Review. </w:t>
       </w:r>
-      <w:hyperlink r:id="rId23" w:tgtFrame="_blank" w:history="1">
+      <w:hyperlink r:id="rId24" w:tgtFrame="_blank" w:history="1">
         <w:r>
           <w:rPr>
             <w:rStyle w:val="Hyperlink"/>
@@ -25399,7 +25563,7 @@
         </w:rPr>
         <w:t xml:space="preserve">(3). </w:t>
       </w:r>
-      <w:hyperlink r:id="rId24" w:history="1">
+      <w:hyperlink r:id="rId25" w:history="1">
         <w:r>
           <w:rPr>
             <w:rStyle w:val="Hyperlink"/>
@@ -26322,7 +26486,7 @@
         </w:rPr>
         <w:t xml:space="preserve">Xie, X., Liu, L., &amp; Jaeger, T. F. (2021, January 11). Xie, Liu, &amp; Jaeger (2020). Cross-talker generalization during foreign-accented speech perception. </w:t>
       </w:r>
-      <w:hyperlink r:id="rId25" w:history="1">
+      <w:hyperlink r:id="rId26" w:history="1">
         <w:r>
           <w:rPr>
             <w:rStyle w:val="Hyperlink"/>
@@ -26337,11 +26501,11 @@
         <w:spacing w:line="240" w:lineRule="auto"/>
         <w:ind w:left="360" w:hanging="360"/>
         <w:rPr>
-          <w:ins w:id="21" w:author="Cummings, Shawn" w:date="2025-05-12T20:19:00Z" w16du:dateUtc="2025-05-13T00:19:00Z"/>
-          <w:szCs w:val="22"/>
-        </w:rPr>
-      </w:pPr>
-      <w:ins w:id="22" w:author="Cummings, Shawn" w:date="2025-05-12T20:19:00Z">
+          <w:ins w:id="35" w:author="Cummings, Shawn" w:date="2025-05-12T20:19:00Z" w16du:dateUtc="2025-05-13T00:19:00Z"/>
+          <w:szCs w:val="22"/>
+        </w:rPr>
+      </w:pPr>
+      <w:ins w:id="36" w:author="Cummings, Shawn" w:date="2025-05-12T20:19:00Z">
         <w:r>
           <w:rPr>
             <w:szCs w:val="22"/>
@@ -26594,7 +26758,7 @@
       </w:r>
     </w:p>
   </w:comment>
-  <w:comment w:id="9" w:author="Jaeger, Florian" w:date="2025-05-11T16:22:00Z" w:initials="TJ">
+  <w:comment w:id="10" w:author="Jaeger, Florian" w:date="2025-05-11T16:22:00Z" w:initials="TJ">
     <w:p>
       <w:pPr>
         <w:jc w:val="left"/>
@@ -26613,7 +26777,7 @@
       </w:r>
     </w:p>
   </w:comment>
-  <w:comment w:id="10" w:author="Jaeger, Florian" w:date="2025-05-11T16:22:00Z" w:initials="TJ">
+  <w:comment w:id="11" w:author="Jaeger, Florian" w:date="2025-05-11T16:22:00Z" w:initials="TJ">
     <w:p>
       <w:pPr>
         <w:jc w:val="left"/>
@@ -26632,7 +26796,7 @@
       </w:r>
     </w:p>
   </w:comment>
-  <w:comment w:id="12" w:author="Jaeger, Florian" w:date="2025-05-11T17:36:00Z" w:initials="TJ">
+  <w:comment w:id="15" w:author="Jaeger, Florian" w:date="2025-05-11T17:36:00Z" w:initials="TJ">
     <w:p>
       <w:pPr>
         <w:jc w:val="left"/>
@@ -26651,7 +26815,7 @@
       </w:r>
     </w:p>
   </w:comment>
-  <w:comment w:id="13" w:author="Jaeger, Florian" w:date="2025-05-11T17:37:00Z" w:initials="TJ">
+  <w:comment w:id="16" w:author="Jaeger, Florian" w:date="2025-05-11T17:37:00Z" w:initials="TJ">
     <w:p>
       <w:pPr>
         <w:jc w:val="left"/>
@@ -26670,7 +26834,7 @@
       </w:r>
     </w:p>
   </w:comment>
-  <w:comment w:id="15" w:author="Jaeger, Florian" w:date="2025-05-11T17:39:00Z" w:initials="TJ">
+  <w:comment w:id="17" w:author="Cummings, Shawn" w:date="2025-05-12T20:55:00Z" w:initials="SC">
     <w:p>
       <w:pPr>
         <w:jc w:val="left"/>
@@ -26682,14 +26846,11 @@
         <w:annotationRef/>
       </w:r>
       <w:r>
-        <w:rPr>
-          <w:color w:val="000000"/>
-        </w:rPr>
-        <w:t>perhaps this could go here?</w:t>
+        <w:t>Done!</w:t>
       </w:r>
     </w:p>
   </w:comment>
-  <w:comment w:id="19" w:author="Jaeger, Florian" w:date="2025-05-11T16:49:00Z" w:initials="TJ">
+  <w:comment w:id="20" w:author="Jaeger, Florian" w:date="2025-05-11T17:39:00Z" w:initials="TJ">
     <w:p>
       <w:pPr>
         <w:jc w:val="left"/>
@@ -26704,11 +26865,46 @@
         <w:rPr>
           <w:color w:val="000000"/>
         </w:rPr>
-        <w:t>would be good to fill this in?</w:t>
+        <w:t>perhaps this could go here?</w:t>
       </w:r>
     </w:p>
   </w:comment>
-  <w:comment w:id="20" w:author="Jaeger, Florian" w:date="2025-05-11T16:53:00Z" w:initials="TJ">
+  <w:comment w:id="24" w:author="Jaeger, Florian" w:date="2025-05-11T16:49:00Z" w:initials="TJ">
+    <w:p>
+      <w:pPr>
+        <w:jc w:val="left"/>
+      </w:pPr>
+      <w:r>
+        <w:rPr>
+          <w:rStyle w:val="CommentReference"/>
+        </w:rPr>
+        <w:annotationRef/>
+      </w:r>
+      <w:r>
+        <w:rPr>
+          <w:color w:val="000000"/>
+        </w:rPr>
+        <w:t>would be good to fill this in?</w:t>
+      </w:r>
+    </w:p>
+  </w:comment>
+  <w:comment w:id="25" w:author="Cummings, Shawn" w:date="2025-05-12T21:09:00Z" w:initials="SC">
+    <w:p>
+      <w:pPr>
+        <w:jc w:val="left"/>
+      </w:pPr>
+      <w:r>
+        <w:rPr>
+          <w:rStyle w:val="CommentReference"/>
+        </w:rPr>
+        <w:annotationRef/>
+      </w:r>
+      <w:r>
+        <w:t>Beautifully similar RTs!</w:t>
+      </w:r>
+    </w:p>
+  </w:comment>
+  <w:comment w:id="34" w:author="Jaeger, Florian" w:date="2025-05-11T16:53:00Z" w:initials="TJ">
     <w:p>
       <w:pPr>
         <w:jc w:val="left"/>
@@ -26743,8 +26939,10 @@
   <w15:commentEx w15:paraId="13E32899" w15:paraIdParent="17828F86" w15:done="1"/>
   <w15:commentEx w15:paraId="35B6A348" w15:done="0"/>
   <w15:commentEx w15:paraId="23B94270" w15:paraIdParent="35B6A348" w15:done="0"/>
+  <w15:commentEx w15:paraId="30A11CDB" w15:paraIdParent="35B6A348" w15:done="0"/>
   <w15:commentEx w15:paraId="3231CFD4" w15:done="1"/>
   <w15:commentEx w15:paraId="695C0F94" w15:done="0"/>
+  <w15:commentEx w15:paraId="0A4DDCE7" w15:paraIdParent="695C0F94" w15:done="0"/>
   <w15:commentEx w15:paraId="1552380C" w15:done="0"/>
 </w15:commentsEx>
 </file>
@@ -26762,8 +26960,10 @@
   <w16cex:commentExtensible w16cex:durableId="2A777EBB" w16cex:dateUtc="2025-05-11T20:22:00Z"/>
   <w16cex:commentExtensible w16cex:durableId="3B8CC745" w16cex:dateUtc="2025-05-11T21:36:00Z"/>
   <w16cex:commentExtensible w16cex:durableId="18153A9E" w16cex:dateUtc="2025-05-11T21:37:00Z"/>
+  <w16cex:commentExtensible w16cex:durableId="14BEE2CC" w16cex:dateUtc="2025-05-13T00:55:00Z"/>
   <w16cex:commentExtensible w16cex:durableId="27B64A8D" w16cex:dateUtc="2025-05-11T21:39:00Z"/>
   <w16cex:commentExtensible w16cex:durableId="5D330C59" w16cex:dateUtc="2025-05-11T20:49:00Z"/>
+  <w16cex:commentExtensible w16cex:durableId="47D3472C" w16cex:dateUtc="2025-05-13T01:09:00Z"/>
   <w16cex:commentExtensible w16cex:durableId="259C817C" w16cex:dateUtc="2025-05-11T20:53:00Z"/>
 </w16cex:commentsExtensible>
 </file>
@@ -26781,8 +26981,10 @@
   <w16cid:commentId w16cid:paraId="13E32899" w16cid:durableId="2A777EBB"/>
   <w16cid:commentId w16cid:paraId="35B6A348" w16cid:durableId="3B8CC745"/>
   <w16cid:commentId w16cid:paraId="23B94270" w16cid:durableId="18153A9E"/>
+  <w16cid:commentId w16cid:paraId="30A11CDB" w16cid:durableId="14BEE2CC"/>
   <w16cid:commentId w16cid:paraId="3231CFD4" w16cid:durableId="27B64A8D"/>
   <w16cid:commentId w16cid:paraId="695C0F94" w16cid:durableId="5D330C59"/>
+  <w16cid:commentId w16cid:paraId="0A4DDCE7" w16cid:durableId="47D3472C"/>
   <w16cid:commentId w16cid:paraId="1552380C" w16cid:durableId="259C817C"/>
 </w16cid:commentsIds>
 </file>

--- a/output/papers/Round 2/manuscript-brief.docx
+++ b/output/papers/Round 2/manuscript-brief.docx
@@ -1,6 +1,6 @@
 
 <file path=word/document.xml><?xml version="1.0" encoding="utf-8"?>
-<w:document xmlns:wpc="http://schemas.microsoft.com/office/word/2010/wordprocessingCanvas" xmlns:cx="http://schemas.microsoft.com/office/drawing/2014/chartex" xmlns:cx1="http://schemas.microsoft.com/office/drawing/2015/9/8/chartex" xmlns:cx2="http://schemas.microsoft.com/office/drawing/2015/10/21/chartex" xmlns:cx3="http://schemas.microsoft.com/office/drawing/2016/5/9/chartex" xmlns:cx4="http://schemas.microsoft.com/office/drawing/2016/5/10/chartex" xmlns:cx5="http://schemas.microsoft.com/office/drawing/2016/5/11/chartex" xmlns:cx6="http://schemas.microsoft.com/office/drawing/2016/5/12/chartex" xmlns:cx7="http://schemas.microsoft.com/office/drawing/2016/5/13/chartex" xmlns:cx8="http://schemas.microsoft.com/office/drawing/2016/5/14/chartex" xmlns:mc="http://schemas.openxmlformats.org/markup-compatibility/2006" xmlns:aink="http://schemas.microsoft.com/office/drawing/2016/ink" xmlns:am3d="http://schemas.microsoft.com/office/drawing/2017/model3d" xmlns:o="urn:schemas-microsoft-com:office:office" xmlns:oel="http://schemas.microsoft.com/office/2019/extlst" xmlns:r="http://schemas.openxmlformats.org/officeDocument/2006/relationships" xmlns:m="http://schemas.openxmlformats.org/officeDocument/2006/math" xmlns:v="urn:schemas-microsoft-com:vml" xmlns:wp14="http://schemas.microsoft.com/office/word/2010/wordprocessingDrawing" xmlns:wp="http://schemas.openxmlformats.org/drawingml/2006/wordprocessingDrawing" xmlns:w10="urn:schemas-microsoft-com:office:word" xmlns:w="http://schemas.openxmlformats.org/wordprocessingml/2006/main" xmlns:w14="http://schemas.microsoft.com/office/word/2010/wordml" xmlns:w15="http://schemas.microsoft.com/office/word/2012/wordml" xmlns:w16cex="http://schemas.microsoft.com/office/word/2018/wordml/cex" xmlns:w16cid="http://schemas.microsoft.com/office/word/2016/wordml/cid" xmlns:w16="http://schemas.microsoft.com/office/word/2018/wordml" xmlns:w16du="http://schemas.microsoft.com/office/word/2023/wordml/word16du" xmlns:w16sdtdh="http://schemas.microsoft.com/office/word/2020/wordml/sdtdatahash" xmlns:w16se="http://schemas.microsoft.com/office/word/2015/wordml/symex" xmlns:wpg="http://schemas.microsoft.com/office/word/2010/wordprocessingGroup" xmlns:wpi="http://schemas.microsoft.com/office/word/2010/wordprocessingInk" xmlns:wne="http://schemas.microsoft.com/office/word/2006/wordml" xmlns:wps="http://schemas.microsoft.com/office/word/2010/wordprocessingShape" mc:Ignorable="w14 w15 w16se w16cid w16 w16cex w16sdtdh w16du wp14">
+<w:document xmlns:wpc="http://schemas.microsoft.com/office/word/2010/wordprocessingCanvas" xmlns:cx="http://schemas.microsoft.com/office/drawing/2014/chartex" xmlns:cx1="http://schemas.microsoft.com/office/drawing/2015/9/8/chartex" xmlns:cx2="http://schemas.microsoft.com/office/drawing/2015/10/21/chartex" xmlns:cx3="http://schemas.microsoft.com/office/drawing/2016/5/9/chartex" xmlns:cx4="http://schemas.microsoft.com/office/drawing/2016/5/10/chartex" xmlns:cx5="http://schemas.microsoft.com/office/drawing/2016/5/11/chartex" xmlns:cx6="http://schemas.microsoft.com/office/drawing/2016/5/12/chartex" xmlns:cx7="http://schemas.microsoft.com/office/drawing/2016/5/13/chartex" xmlns:cx8="http://schemas.microsoft.com/office/drawing/2016/5/14/chartex" xmlns:mc="http://schemas.openxmlformats.org/markup-compatibility/2006" xmlns:aink="http://schemas.microsoft.com/office/drawing/2016/ink" xmlns:am3d="http://schemas.microsoft.com/office/drawing/2017/model3d" xmlns:o="urn:schemas-microsoft-com:office:office" xmlns:oel="http://schemas.microsoft.com/office/2019/extlst" xmlns:r="http://schemas.openxmlformats.org/officeDocument/2006/relationships" xmlns:m="http://schemas.openxmlformats.org/officeDocument/2006/math" xmlns:v="urn:schemas-microsoft-com:vml" xmlns:wp14="http://schemas.microsoft.com/office/word/2010/wordprocessingDrawing" xmlns:wp="http://schemas.openxmlformats.org/drawingml/2006/wordprocessingDrawing" xmlns:w10="urn:schemas-microsoft-com:office:word" xmlns:w="http://schemas.openxmlformats.org/wordprocessingml/2006/main" xmlns:w14="http://schemas.microsoft.com/office/word/2010/wordml" xmlns:w15="http://schemas.microsoft.com/office/word/2012/wordml" xmlns:w16cex="http://schemas.microsoft.com/office/word/2018/wordml/cex" xmlns:w16cid="http://schemas.microsoft.com/office/word/2016/wordml/cid" xmlns:w16="http://schemas.microsoft.com/office/word/2018/wordml" xmlns:w16du="http://schemas.microsoft.com/office/word/2023/wordml/word16du" xmlns:w16sdtdh="http://schemas.microsoft.com/office/word/2020/wordml/sdtdatahash" xmlns:w16sdtfl="http://schemas.microsoft.com/office/word/2024/wordml/sdtformatlock" xmlns:w16se="http://schemas.microsoft.com/office/word/2015/wordml/symex" xmlns:wpg="http://schemas.microsoft.com/office/word/2010/wordprocessingGroup" xmlns:wpi="http://schemas.microsoft.com/office/word/2010/wordprocessingInk" xmlns:wne="http://schemas.microsoft.com/office/word/2006/wordml" xmlns:wps="http://schemas.microsoft.com/office/word/2010/wordprocessingShape" mc:Ignorable="w14 w15 w16se w16cid w16 w16cex w16sdtdh w16sdtfl w16du wp14">
   <w:body>
     <w:p/>
     <w:p>
@@ -110,21 +110,29 @@
         <w:rPr>
           <w:szCs w:val="22"/>
         </w:rPr>
-        <w:t xml:space="preserve">, </w:t>
-      </w:r>
-      <w:proofErr w:type="spellStart"/>
-      <w:r>
-        <w:rPr>
-          <w:szCs w:val="22"/>
-        </w:rPr>
-        <w:t>Gevher</w:t>
-      </w:r>
-      <w:proofErr w:type="spellEnd"/>
-      <w:r>
-        <w:rPr>
-          <w:szCs w:val="22"/>
-        </w:rPr>
-        <w:t xml:space="preserve"> Karboga</w:t>
+        <w:t xml:space="preserve">, Gevher </w:t>
+      </w:r>
+      <w:ins w:id="0" w:author="Karboga, Gevher" w:date="2025-05-20T18:54:00Z" w16du:dateUtc="2025-05-20T22:54:00Z">
+        <w:r>
+          <w:rPr>
+            <w:szCs w:val="22"/>
+          </w:rPr>
+          <w:t>E</w:t>
+        </w:r>
+      </w:ins>
+      <w:ins w:id="1" w:author="Karboga, Gevher" w:date="2025-05-20T18:55:00Z" w16du:dateUtc="2025-05-20T22:55:00Z">
+        <w:r>
+          <w:rPr>
+            <w:szCs w:val="22"/>
+          </w:rPr>
+          <w:t xml:space="preserve">. </w:t>
+        </w:r>
+      </w:ins>
+      <w:r>
+        <w:rPr>
+          <w:szCs w:val="22"/>
+        </w:rPr>
+        <w:t>Karboga</w:t>
       </w:r>
       <w:r>
         <w:rPr>
@@ -619,7 +627,21 @@
         <w:rPr>
           <w:szCs w:val="22"/>
         </w:rPr>
-        <w:t xml:space="preserve"> In a series of perception experiments, we find that listeners compensate for the presence of a pen in the mouth of the talker, as long as the effects of the pen on the articulators (e.g., lip shape) are visually evident.</w:t>
+        <w:t xml:space="preserve"> In a series of perception experiments, we find that listeners compensate for the presence of a pen in the mouth of the talker, </w:t>
+      </w:r>
+      <w:proofErr w:type="gramStart"/>
+      <w:r>
+        <w:rPr>
+          <w:szCs w:val="22"/>
+        </w:rPr>
+        <w:t>as long as</w:t>
+      </w:r>
+      <w:proofErr w:type="gramEnd"/>
+      <w:r>
+        <w:rPr>
+          <w:szCs w:val="22"/>
+        </w:rPr>
+        <w:t xml:space="preserve"> the effects of the pen on the articulators (e.g., lip shape) are visually evident.</w:t>
       </w:r>
       <w:r>
         <w:rPr>
@@ -924,7 +946,21 @@
         <w:rPr>
           <w:szCs w:val="22"/>
         </w:rPr>
-        <w:t xml:space="preserve">acoustically more similar to typical </w:t>
+        <w:t xml:space="preserve">acoustically more </w:t>
+      </w:r>
+      <w:proofErr w:type="gramStart"/>
+      <w:r>
+        <w:rPr>
+          <w:szCs w:val="22"/>
+        </w:rPr>
+        <w:t>similar to</w:t>
+      </w:r>
+      <w:proofErr w:type="gramEnd"/>
+      <w:r>
+        <w:rPr>
+          <w:szCs w:val="22"/>
+        </w:rPr>
+        <w:t xml:space="preserve"> typical </w:t>
       </w:r>
       <w:r>
         <w:rPr>
@@ -1006,21 +1042,7 @@
         <w:rPr>
           <w:szCs w:val="22"/>
         </w:rPr>
-        <w:t xml:space="preserve">/u/ biases listeners towards /s/ responses (Mann &amp; </w:t>
-      </w:r>
-      <w:proofErr w:type="spellStart"/>
-      <w:r>
-        <w:rPr>
-          <w:szCs w:val="22"/>
-        </w:rPr>
-        <w:t>Repp</w:t>
-      </w:r>
-      <w:proofErr w:type="spellEnd"/>
-      <w:r>
-        <w:rPr>
-          <w:szCs w:val="22"/>
-        </w:rPr>
-        <w:t xml:space="preserve">, 1980; Mann &amp; Soli, 1991). </w:t>
+        <w:t xml:space="preserve">/u/ biases listeners towards /s/ responses (Mann &amp; Repp, 1980; Mann &amp; Soli, 1991). </w:t>
       </w:r>
       <w:r>
         <w:rPr>
@@ -1202,13 +1224,27 @@
         <w:rPr>
           <w:szCs w:val="22"/>
         </w:rPr>
-        <w:t xml:space="preserve">McMurray &amp; Jongman, 2011, 2016; </w:t>
+        <w:t xml:space="preserve">McMurray &amp; </w:t>
       </w:r>
       <w:proofErr w:type="spellStart"/>
       <w:r>
         <w:rPr>
           <w:szCs w:val="22"/>
         </w:rPr>
+        <w:t>Jongman</w:t>
+      </w:r>
+      <w:proofErr w:type="spellEnd"/>
+      <w:r>
+        <w:rPr>
+          <w:szCs w:val="22"/>
+        </w:rPr>
+        <w:t xml:space="preserve">, 2011, 2016; </w:t>
+      </w:r>
+      <w:proofErr w:type="spellStart"/>
+      <w:r>
+        <w:rPr>
+          <w:szCs w:val="22"/>
+        </w:rPr>
         <w:t>Syrdal</w:t>
       </w:r>
       <w:proofErr w:type="spellEnd"/>
@@ -1216,21 +1252,7 @@
         <w:rPr>
           <w:szCs w:val="22"/>
         </w:rPr>
-        <w:t xml:space="preserve"> &amp; Gopal, 1986; for review, see </w:t>
-      </w:r>
-      <w:proofErr w:type="spellStart"/>
-      <w:r>
-        <w:rPr>
-          <w:szCs w:val="22"/>
-        </w:rPr>
-        <w:t>Weatherholtz</w:t>
-      </w:r>
-      <w:proofErr w:type="spellEnd"/>
-      <w:r>
-        <w:rPr>
-          <w:szCs w:val="22"/>
-        </w:rPr>
-        <w:t xml:space="preserve"> &amp; Jaeger, 2016</w:t>
+        <w:t xml:space="preserve"> &amp; Gopal, 1986; for review, see Weatherholtz &amp; Jaeger, 2016</w:t>
       </w:r>
       <w:r>
         <w:rPr>
@@ -1363,21 +1385,7 @@
         <w:rPr>
           <w:szCs w:val="22"/>
         </w:rPr>
-        <w:t xml:space="preserve">; Kang et al., 2016; </w:t>
-      </w:r>
-      <w:proofErr w:type="spellStart"/>
-      <w:r>
-        <w:rPr>
-          <w:szCs w:val="22"/>
-        </w:rPr>
-        <w:t>Mitterer</w:t>
-      </w:r>
-      <w:proofErr w:type="spellEnd"/>
-      <w:r>
-        <w:rPr>
-          <w:szCs w:val="22"/>
-        </w:rPr>
-        <w:t>, 2006</w:t>
+        <w:t>; Kang et al., 2016; Mitterer, 2006</w:t>
       </w:r>
       <w:r>
         <w:rPr>
@@ -2068,7 +2076,21 @@
         <w:rPr>
           <w:szCs w:val="22"/>
         </w:rPr>
-        <w:t xml:space="preserve">from /s/ in English (Jongman, Wayland, &amp; Wong, 2000), both of these </w:t>
+        <w:t xml:space="preserve">from /s/ in English (Jongman, Wayland, &amp; Wong, 2000), </w:t>
+      </w:r>
+      <w:proofErr w:type="gramStart"/>
+      <w:r>
+        <w:rPr>
+          <w:szCs w:val="22"/>
+        </w:rPr>
+        <w:t>both of these</w:t>
+      </w:r>
+      <w:proofErr w:type="gramEnd"/>
+      <w:r>
+        <w:rPr>
+          <w:szCs w:val="22"/>
+        </w:rPr>
+        <w:t xml:space="preserve"> </w:t>
       </w:r>
       <w:r>
         <w:rPr>
@@ -2116,7 +2138,21 @@
         <w:rPr>
           <w:szCs w:val="22"/>
         </w:rPr>
-        <w:t xml:space="preserve">te for either or both of these effects of the pen on articulation, it should bias their perception towards </w:t>
+        <w:t xml:space="preserve">te for either or </w:t>
+      </w:r>
+      <w:proofErr w:type="gramStart"/>
+      <w:r>
+        <w:rPr>
+          <w:szCs w:val="22"/>
+        </w:rPr>
+        <w:t>both of these</w:t>
+      </w:r>
+      <w:proofErr w:type="gramEnd"/>
+      <w:r>
+        <w:rPr>
+          <w:szCs w:val="22"/>
+        </w:rPr>
+        <w:t xml:space="preserve"> effects of the pen on articulation, it should bias their perception towards </w:t>
       </w:r>
       <w:r>
         <w:rPr>
@@ -2183,7 +2219,21 @@
         <w:rPr>
           <w:szCs w:val="22"/>
         </w:rPr>
-        <w:t xml:space="preserve"> in a separate line of</w:t>
+        <w:t xml:space="preserve"> </w:t>
+      </w:r>
+      <w:del w:id="2" w:author="Karboga, Gevher" w:date="2025-05-20T16:59:00Z" w16du:dateUtc="2025-05-20T20:59:00Z">
+        <w:r>
+          <w:rPr>
+            <w:szCs w:val="22"/>
+          </w:rPr>
+          <w:delText xml:space="preserve">in </w:delText>
+        </w:r>
+      </w:del>
+      <w:r>
+        <w:rPr>
+          <w:szCs w:val="22"/>
+        </w:rPr>
+        <w:t>a separate line of</w:t>
       </w:r>
       <w:r>
         <w:rPr>
@@ -2219,21 +2269,7 @@
         <w:rPr>
           <w:szCs w:val="22"/>
         </w:rPr>
-        <w:t xml:space="preserve"> (e.g., </w:t>
-      </w:r>
-      <w:proofErr w:type="spellStart"/>
-      <w:r>
-        <w:rPr>
-          <w:szCs w:val="22"/>
-        </w:rPr>
-        <w:t>Kraljic</w:t>
-      </w:r>
-      <w:proofErr w:type="spellEnd"/>
-      <w:r>
-        <w:rPr>
-          <w:szCs w:val="22"/>
-        </w:rPr>
-        <w:t xml:space="preserve"> &amp; Samuel, 2006; Norris et al., 2003)</w:t>
+        <w:t xml:space="preserve"> (e.g., Kraljic &amp; Samuel, 2006; Norris et al., 2003)</w:t>
       </w:r>
       <w:r>
         <w:rPr>
@@ -2329,21 +2365,7 @@
         <w:rPr>
           <w:szCs w:val="22"/>
         </w:rPr>
-        <w:t xml:space="preserve">, in </w:t>
-      </w:r>
-      <w:proofErr w:type="spellStart"/>
-      <w:r>
-        <w:rPr>
-          <w:szCs w:val="22"/>
-        </w:rPr>
-        <w:t>Kraljic</w:t>
-      </w:r>
-      <w:proofErr w:type="spellEnd"/>
-      <w:r>
-        <w:rPr>
-          <w:szCs w:val="22"/>
-        </w:rPr>
-        <w:t xml:space="preserve"> and Samuel, 2006</w:t>
+        <w:t>, in Kraljic and Samuel, 2006</w:t>
       </w:r>
       <w:r>
         <w:rPr>
@@ -2477,16 +2499,8 @@
         <w:rPr>
           <w:szCs w:val="22"/>
         </w:rPr>
-        <w:t xml:space="preserve"> &amp; </w:t>
-      </w:r>
-      <w:proofErr w:type="spellStart"/>
-      <w:r>
-        <w:rPr>
-          <w:szCs w:val="22"/>
-        </w:rPr>
-        <w:t>Kraljic</w:t>
-      </w:r>
-      <w:proofErr w:type="spellEnd"/>
+        <w:t xml:space="preserve"> &amp; Kraljic</w:t>
+      </w:r>
       <w:r>
         <w:rPr>
           <w:szCs w:val="22"/>
@@ -2547,33 +2561,11 @@
         </w:rPr>
         <w:t>if the talker has a pen in the mouth during the pronunciation of the shifted words (</w:t>
       </w:r>
-      <w:proofErr w:type="spellStart"/>
-      <w:r>
-        <w:rPr>
-          <w:szCs w:val="22"/>
-        </w:rPr>
-        <w:t>Kraljic</w:t>
-      </w:r>
-      <w:proofErr w:type="spellEnd"/>
-      <w:r>
-        <w:rPr>
-          <w:szCs w:val="22"/>
-        </w:rPr>
-        <w:t xml:space="preserve"> et al., 2008; </w:t>
-      </w:r>
-      <w:proofErr w:type="spellStart"/>
-      <w:r>
-        <w:rPr>
-          <w:szCs w:val="22"/>
-        </w:rPr>
-        <w:t>Kraljic</w:t>
-      </w:r>
-      <w:proofErr w:type="spellEnd"/>
-      <w:r>
-        <w:rPr>
-          <w:szCs w:val="22"/>
-        </w:rPr>
-        <w:t xml:space="preserve"> &amp; Samuel, 2011; Liu &amp; Jaeger, 2018). As we detail in the general discussion, different learning and memory mechanisms have been evoked as explanation for this blocking</w:t>
+      <w:r>
+        <w:rPr>
+          <w:szCs w:val="22"/>
+        </w:rPr>
+        <w:t>Kraljic et al., 2008; Kraljic &amp; Samuel, 2011; Liu &amp; Jaeger, 2018). As we detail in the general discussion, different learning and memory mechanisms have been evoked as explanation for this blocking</w:t>
       </w:r>
       <w:r>
         <w:rPr>
@@ -2901,21 +2893,7 @@
         <w:rPr>
           <w:szCs w:val="22"/>
         </w:rPr>
-        <w:t xml:space="preserve">blocking of perceptual recalibration when the talker has a pen in the mouth during the shifted pronunciations (e.g., </w:t>
-      </w:r>
-      <w:proofErr w:type="spellStart"/>
-      <w:r>
-        <w:rPr>
-          <w:szCs w:val="22"/>
-        </w:rPr>
-        <w:t>Kraljic</w:t>
-      </w:r>
-      <w:proofErr w:type="spellEnd"/>
-      <w:r>
-        <w:rPr>
-          <w:szCs w:val="22"/>
-        </w:rPr>
-        <w:t xml:space="preserve"> et al., 2008), as described above</w:t>
+        <w:t>blocking of perceptual recalibration when the talker has a pen in the mouth during the shifted pronunciations (e.g., Kraljic et al., 2008), as described above</w:t>
       </w:r>
       <w:r>
         <w:rPr>
@@ -2951,21 +2929,7 @@
         <w:rPr>
           <w:szCs w:val="22"/>
         </w:rPr>
-        <w:t xml:space="preserve">; building on the seminal work of </w:t>
-      </w:r>
-      <w:proofErr w:type="spellStart"/>
-      <w:r>
-        <w:rPr>
-          <w:szCs w:val="22"/>
-        </w:rPr>
-        <w:t>Kraljic</w:t>
-      </w:r>
-      <w:proofErr w:type="spellEnd"/>
-      <w:r>
-        <w:rPr>
-          <w:szCs w:val="22"/>
-        </w:rPr>
-        <w:t xml:space="preserve"> et al., 2008).</w:t>
+        <w:t>; building on the seminal work of Kraljic et al., 2008).</w:t>
       </w:r>
       <w:r>
         <w:rPr>
@@ -2977,7 +2941,21 @@
         <w:rPr>
           <w:szCs w:val="22"/>
         </w:rPr>
-        <w:t xml:space="preserve">Where our design decision for the present work were motivated by the goal to ultimately also address question (2), </w:t>
+        <w:t>Where our design decision</w:t>
+      </w:r>
+      <w:ins w:id="3" w:author="Karboga, Gevher" w:date="2025-05-20T17:02:00Z" w16du:dateUtc="2025-05-20T21:02:00Z">
+        <w:r>
+          <w:rPr>
+            <w:szCs w:val="22"/>
+          </w:rPr>
+          <w:t>s</w:t>
+        </w:r>
+      </w:ins>
+      <w:r>
+        <w:rPr>
+          <w:szCs w:val="22"/>
+        </w:rPr>
+        <w:t xml:space="preserve"> for the present work were motivated by the goal to ultimately also address question (2), </w:t>
       </w:r>
       <w:r>
         <w:rPr>
@@ -3146,7 +3124,15 @@
         <w:t>9.7</w:t>
       </w:r>
       <w:r>
-        <w:t xml:space="preserve">% as Non-Hispanic, and </w:t>
+        <w:t xml:space="preserve">% as </w:t>
+      </w:r>
+      <w:proofErr w:type="gramStart"/>
+      <w:r>
+        <w:t>Non-Hispanic</w:t>
+      </w:r>
+      <w:proofErr w:type="gramEnd"/>
+      <w:r>
+        <w:t xml:space="preserve">, and </w:t>
       </w:r>
       <w:r>
         <w:t>1.9</w:t>
@@ -3902,7 +3888,7 @@
           <w:szCs w:val="22"/>
         </w:rPr>
       </w:pPr>
-      <w:bookmarkStart w:id="0" w:name="_Ref81579849"/>
+      <w:bookmarkStart w:id="4" w:name="_Ref81579849"/>
       <w:r>
         <w:rPr>
           <w:szCs w:val="22"/>
@@ -3941,7 +3927,7 @@
         </w:rPr>
         <w:fldChar w:fldCharType="end"/>
       </w:r>
-      <w:bookmarkEnd w:id="0"/>
+      <w:bookmarkEnd w:id="4"/>
       <w:r>
         <w:rPr>
           <w:szCs w:val="22"/>
@@ -3997,7 +3983,6 @@
         </w:rPr>
         <w:t xml:space="preserve"> items in Experiments 1a-c, illustrating the critical manipulation. Participants saw and heard </w:t>
       </w:r>
-      <w:proofErr w:type="spellStart"/>
       <w:r>
         <w:rPr>
           <w:szCs w:val="22"/>
@@ -4008,14 +3993,7 @@
         <w:rPr>
           <w:szCs w:val="22"/>
         </w:rPr>
-        <w:t>ly</w:t>
-      </w:r>
-      <w:proofErr w:type="spellEnd"/>
-      <w:r>
-        <w:rPr>
-          <w:szCs w:val="22"/>
-        </w:rPr>
-        <w:t xml:space="preserve"> presented speech stimuli </w:t>
+        <w:t xml:space="preserve">ly presented speech stimuli </w:t>
       </w:r>
       <w:r>
         <w:rPr>
@@ -4108,128 +4086,114 @@
         <w:rPr>
           <w:szCs w:val="22"/>
         </w:rPr>
-        <w:t xml:space="preserve">Proctor, </w:t>
+        <w:t xml:space="preserve">Proctor, Shadle, &amp; </w:t>
       </w:r>
       <w:proofErr w:type="spellStart"/>
       <w:r>
         <w:rPr>
           <w:szCs w:val="22"/>
         </w:rPr>
-        <w:t>Shadle</w:t>
+        <w:t>Iskarous</w:t>
       </w:r>
       <w:proofErr w:type="spellEnd"/>
       <w:r>
         <w:rPr>
           <w:szCs w:val="22"/>
         </w:rPr>
-        <w:t xml:space="preserve">, &amp; </w:t>
+        <w:t xml:space="preserve">, </w:t>
+      </w:r>
+      <w:r>
+        <w:rPr>
+          <w:szCs w:val="22"/>
+        </w:rPr>
+        <w:t>2006</w:t>
+      </w:r>
+      <w:r>
+        <w:rPr>
+          <w:szCs w:val="22"/>
+        </w:rPr>
+        <w:t>)</w:t>
+      </w:r>
+      <w:r>
+        <w:rPr>
+          <w:szCs w:val="22"/>
+        </w:rPr>
+        <w:t xml:space="preserve">. </w:t>
+      </w:r>
+      <w:r>
+        <w:rPr>
+          <w:szCs w:val="22"/>
+        </w:rPr>
+        <w:t xml:space="preserve">Speech perception </w:t>
+      </w:r>
+      <w:r>
+        <w:rPr>
+          <w:szCs w:val="22"/>
+        </w:rPr>
+        <w:t xml:space="preserve">is well-known to </w:t>
+      </w:r>
+      <w:r>
+        <w:rPr>
+          <w:szCs w:val="22"/>
+        </w:rPr>
+        <w:t>integrate acoustic and visual information to articulation, and identification responses are known to reflect this integration (McGurk &amp; McDonal</w:t>
+      </w:r>
+      <w:r>
+        <w:rPr>
+          <w:szCs w:val="22"/>
+        </w:rPr>
+        <w:t>d</w:t>
+      </w:r>
+      <w:r>
+        <w:rPr>
+          <w:szCs w:val="22"/>
+        </w:rPr>
+        <w:t xml:space="preserve">, 1976; </w:t>
+      </w:r>
+      <w:r>
+        <w:rPr>
+          <w:szCs w:val="22"/>
+        </w:rPr>
+        <w:t xml:space="preserve">see also </w:t>
       </w:r>
       <w:proofErr w:type="spellStart"/>
       <w:r>
         <w:rPr>
           <w:szCs w:val="22"/>
         </w:rPr>
-        <w:t>Iskarous</w:t>
+        <w:t>Bejjanki</w:t>
       </w:r>
       <w:proofErr w:type="spellEnd"/>
       <w:r>
         <w:rPr>
           <w:szCs w:val="22"/>
         </w:rPr>
-        <w:t xml:space="preserve">, </w:t>
-      </w:r>
-      <w:r>
-        <w:rPr>
-          <w:szCs w:val="22"/>
-        </w:rPr>
-        <w:t>2006</w:t>
-      </w:r>
-      <w:r>
-        <w:rPr>
-          <w:szCs w:val="22"/>
-        </w:rPr>
-        <w:t>)</w:t>
-      </w:r>
-      <w:r>
-        <w:rPr>
-          <w:szCs w:val="22"/>
-        </w:rPr>
-        <w:t xml:space="preserve">. </w:t>
-      </w:r>
-      <w:r>
-        <w:rPr>
-          <w:szCs w:val="22"/>
-        </w:rPr>
-        <w:t xml:space="preserve">Speech perception </w:t>
-      </w:r>
-      <w:r>
-        <w:rPr>
-          <w:szCs w:val="22"/>
-        </w:rPr>
-        <w:t xml:space="preserve">is well-known to </w:t>
-      </w:r>
-      <w:r>
-        <w:rPr>
-          <w:szCs w:val="22"/>
-        </w:rPr>
-        <w:t>integrate acoustic and visual information to articulation, and identification responses are known to reflect this integration (McGurk &amp; McDonal</w:t>
-      </w:r>
-      <w:r>
-        <w:rPr>
-          <w:szCs w:val="22"/>
-        </w:rPr>
-        <w:t>d</w:t>
-      </w:r>
-      <w:r>
-        <w:rPr>
-          <w:szCs w:val="22"/>
-        </w:rPr>
-        <w:t xml:space="preserve">, 1976; </w:t>
-      </w:r>
-      <w:r>
-        <w:rPr>
-          <w:szCs w:val="22"/>
-        </w:rPr>
-        <w:t xml:space="preserve">see also </w:t>
+        <w:t xml:space="preserve"> et al., 2011; </w:t>
+      </w:r>
+      <w:r>
+        <w:rPr>
+          <w:szCs w:val="22"/>
+        </w:rPr>
+        <w:t>Franken et al., 2017</w:t>
+      </w:r>
+      <w:r>
+        <w:rPr>
+          <w:szCs w:val="22"/>
+        </w:rPr>
+        <w:t xml:space="preserve">; </w:t>
       </w:r>
       <w:proofErr w:type="spellStart"/>
       <w:r>
         <w:rPr>
           <w:szCs w:val="22"/>
         </w:rPr>
-        <w:t>Bejjanki</w:t>
+        <w:t>Lüttke</w:t>
       </w:r>
       <w:proofErr w:type="spellEnd"/>
       <w:r>
         <w:rPr>
           <w:szCs w:val="22"/>
         </w:rPr>
-        <w:t xml:space="preserve"> et al., 2011; </w:t>
-      </w:r>
-      <w:r>
-        <w:rPr>
-          <w:szCs w:val="22"/>
-        </w:rPr>
-        <w:t>Franken et al., 2017</w:t>
-      </w:r>
-      <w:r>
-        <w:rPr>
-          <w:szCs w:val="22"/>
-        </w:rPr>
-        <w:t xml:space="preserve">; </w:t>
-      </w:r>
-      <w:proofErr w:type="spellStart"/>
-      <w:r>
-        <w:rPr>
-          <w:szCs w:val="22"/>
-        </w:rPr>
-        <w:t>Lüttke</w:t>
-      </w:r>
-      <w:proofErr w:type="spellEnd"/>
-      <w:r>
-        <w:rPr>
-          <w:szCs w:val="22"/>
-        </w:rPr>
         <w:t xml:space="preserve"> et al., 2018</w:t>
       </w:r>
       <w:r>
@@ -4344,21 +4308,7 @@
         <w:rPr>
           <w:szCs w:val="22"/>
         </w:rPr>
-        <w:t xml:space="preserve"> </w:t>
-      </w:r>
-      <w:proofErr w:type="spellStart"/>
-      <w:r>
-        <w:rPr>
-          <w:szCs w:val="22"/>
-        </w:rPr>
-        <w:t>gradiently</w:t>
-      </w:r>
-      <w:proofErr w:type="spellEnd"/>
-      <w:r>
-        <w:rPr>
-          <w:szCs w:val="22"/>
-        </w:rPr>
-        <w:t xml:space="preserve"> vary</w:t>
+        <w:t xml:space="preserve"> gradiently vary</w:t>
       </w:r>
       <w:r>
         <w:rPr>
@@ -5573,19 +5523,11 @@
         </w:rPr>
         <w:t xml:space="preserve"> pronunciations by a female talker in her twenties—the same recordings elicited in </w:t>
       </w:r>
-      <w:proofErr w:type="spellStart"/>
-      <w:r>
-        <w:rPr>
-          <w:szCs w:val="22"/>
-        </w:rPr>
-        <w:t>Kraljic</w:t>
-      </w:r>
-      <w:proofErr w:type="spellEnd"/>
-      <w:r>
-        <w:rPr>
-          <w:szCs w:val="22"/>
-        </w:rPr>
-        <w:t xml:space="preserve"> et al. (2008</w:t>
+      <w:r>
+        <w:rPr>
+          <w:szCs w:val="22"/>
+        </w:rPr>
+        <w:t>Kraljic et al. (2008</w:t>
       </w:r>
       <w:r>
         <w:rPr>
@@ -5931,21 +5873,7 @@
         <w:rPr>
           <w:szCs w:val="22"/>
         </w:rPr>
-        <w:t xml:space="preserve"> </w:t>
-      </w:r>
-      <w:proofErr w:type="spellStart"/>
-      <w:r>
-        <w:rPr>
-          <w:szCs w:val="22"/>
-        </w:rPr>
-        <w:t>Kraljic</w:t>
-      </w:r>
-      <w:proofErr w:type="spellEnd"/>
-      <w:r>
-        <w:rPr>
-          <w:szCs w:val="22"/>
-        </w:rPr>
-        <w:t xml:space="preserve"> et al., 2008 and </w:t>
+        <w:t xml:space="preserve"> Kraljic et al., 2008 and </w:t>
       </w:r>
       <w:r>
         <w:rPr>
@@ -5978,8 +5906,8 @@
           <w:szCs w:val="22"/>
         </w:rPr>
       </w:pPr>
-      <w:commentRangeStart w:id="1"/>
-      <w:commentRangeStart w:id="2"/>
+      <w:commentRangeStart w:id="5"/>
+      <w:commentRangeStart w:id="6"/>
       <w:r>
         <w:rPr>
           <w:szCs w:val="22"/>
@@ -6064,19 +5992,19 @@
         </w:rPr>
         <w:t xml:space="preserve">, </w:t>
       </w:r>
-      <w:commentRangeEnd w:id="1"/>
+      <w:commentRangeEnd w:id="5"/>
       <w:r>
         <w:rPr>
           <w:rStyle w:val="CommentReference"/>
         </w:rPr>
-        <w:commentReference w:id="1"/>
-      </w:r>
-      <w:commentRangeEnd w:id="2"/>
+        <w:commentReference w:id="5"/>
+      </w:r>
+      <w:commentRangeEnd w:id="6"/>
       <w:r>
         <w:rPr>
           <w:rStyle w:val="CommentReference"/>
         </w:rPr>
-        <w:commentReference w:id="2"/>
+        <w:commentReference w:id="6"/>
       </w:r>
       <w:r>
         <w:rPr>
@@ -6178,21 +6106,7 @@
         <w:rPr>
           <w:szCs w:val="22"/>
         </w:rPr>
-        <w:t xml:space="preserve"> the original video stimuli from </w:t>
-      </w:r>
-      <w:proofErr w:type="spellStart"/>
-      <w:r>
-        <w:rPr>
-          <w:szCs w:val="22"/>
-        </w:rPr>
-        <w:t>Kraljic</w:t>
-      </w:r>
-      <w:proofErr w:type="spellEnd"/>
-      <w:r>
-        <w:rPr>
-          <w:szCs w:val="22"/>
-        </w:rPr>
-        <w:t xml:space="preserve"> et al. (2008) are no longer available. The videos show a female talker of similar age as the one employed in </w:t>
+        <w:t xml:space="preserve"> the original video stimuli from Kraljic et al. (2008) are no longer available. The videos show a female talker of similar age as the one employed in </w:t>
       </w:r>
       <w:r>
         <w:rPr>
@@ -6200,19 +6114,11 @@
         </w:rPr>
         <w:t xml:space="preserve">the audio and video recordings of </w:t>
       </w:r>
-      <w:proofErr w:type="spellStart"/>
-      <w:r>
-        <w:rPr>
-          <w:szCs w:val="22"/>
-        </w:rPr>
-        <w:t>Kraljic</w:t>
-      </w:r>
-      <w:proofErr w:type="spellEnd"/>
-      <w:r>
-        <w:rPr>
-          <w:szCs w:val="22"/>
-        </w:rPr>
-        <w:t xml:space="preserve"> et al. (2008), providing a highly plausible match for the voice of the talker in audio recordings</w:t>
+      <w:r>
+        <w:rPr>
+          <w:szCs w:val="22"/>
+        </w:rPr>
+        <w:t>Kraljic et al. (2008), providing a highly plausible match for the voice of the talker in audio recordings</w:t>
       </w:r>
       <w:r>
         <w:rPr>
@@ -6557,21 +6463,7 @@
         <w:rPr>
           <w:szCs w:val="22"/>
         </w:rPr>
-        <w:t xml:space="preserve">video editing software </w:t>
-      </w:r>
-      <w:proofErr w:type="spellStart"/>
-      <w:r>
-        <w:rPr>
-          <w:szCs w:val="22"/>
-        </w:rPr>
-        <w:t>Shotcut</w:t>
-      </w:r>
-      <w:proofErr w:type="spellEnd"/>
-      <w:r>
-        <w:rPr>
-          <w:szCs w:val="22"/>
-        </w:rPr>
-        <w:t xml:space="preserve"> </w:t>
+        <w:t xml:space="preserve">video editing software Shotcut </w:t>
       </w:r>
       <w:r>
         <w:rPr>
@@ -6871,7 +6763,21 @@
         <w:rPr>
           <w:szCs w:val="22"/>
         </w:rPr>
-        <w:t xml:space="preserve"> eleven of these twelve videos. The twelfth video was replaced with a video in kind because, the results of Experiment 1a indicated a particularly strong visual bias for that video. </w:t>
+        <w:t xml:space="preserve"> eleven of these twelve videos. The twelfth video was replaced with a video in kind because</w:t>
+      </w:r>
+      <w:del w:id="7" w:author="Karboga, Gevher" w:date="2025-05-20T17:44:00Z" w16du:dateUtc="2025-05-20T21:44:00Z">
+        <w:r>
+          <w:rPr>
+            <w:szCs w:val="22"/>
+          </w:rPr>
+          <w:delText>,</w:delText>
+        </w:r>
+      </w:del>
+      <w:r>
+        <w:rPr>
+          <w:szCs w:val="22"/>
+        </w:rPr>
+        <w:t xml:space="preserve"> the results of Experiment 1a indicated a particularly strong visual bias for that video. </w:t>
       </w:r>
     </w:p>
     <w:p>
@@ -7328,7 +7234,21 @@
         <w:rPr>
           <w:szCs w:val="22"/>
         </w:rPr>
-        <w:t xml:space="preserve">. None of the trials during the test phase actually contained a white dot. Participants then completed 72 trials of an </w:t>
+        <w:t>. None of the trials during the test phase actually contained a white dot. Participants then completed 72 trials of a</w:t>
+      </w:r>
+      <w:del w:id="8" w:author="Karboga, Gevher" w:date="2025-05-20T17:46:00Z" w16du:dateUtc="2025-05-20T21:46:00Z">
+        <w:r>
+          <w:rPr>
+            <w:szCs w:val="22"/>
+          </w:rPr>
+          <w:delText>n</w:delText>
+        </w:r>
+      </w:del>
+      <w:r>
+        <w:rPr>
+          <w:szCs w:val="22"/>
+        </w:rPr>
+        <w:t xml:space="preserve"> </w:t>
       </w:r>
       <w:r>
         <w:rPr>
@@ -7439,21 +7359,7 @@
         <w:rPr>
           <w:szCs w:val="22"/>
         </w:rPr>
-        <w:t>The order of test stimuli was determined separately for each participant through constrained randomization that grouped stimuli into blocks and then randomized the order within and across blocks (</w:t>
-      </w:r>
-      <w:proofErr w:type="spellStart"/>
-      <w:r>
-        <w:rPr>
-          <w:szCs w:val="22"/>
-        </w:rPr>
-        <w:t>Kraljic</w:t>
-      </w:r>
-      <w:proofErr w:type="spellEnd"/>
-      <w:r>
-        <w:rPr>
-          <w:szCs w:val="22"/>
-        </w:rPr>
-        <w:t xml:space="preserve"> et al., 2008; Liu &amp; Jaeger, 2018). Specifically, the 72 audiovisual stimuli were grouped into six blocks of 12 stimuli so that each of the 12 video items occurred exactly once within each block. Each block further fully crossed the two pen locations (pen in hand vs. mouth) with the two visual bias conditions (/s/ vs. /</w:t>
+        <w:t>The order of test stimuli was determined separately for each participant through constrained randomization that grouped stimuli into blocks and then randomized the order within and across blocks (Kraljic et al., 2008; Liu &amp; Jaeger, 2018). Specifically, the 72 audiovisual stimuli were grouped into six blocks of 12 stimuli so that each of the 12 video items occurred exactly once within each block. Each block further fully crossed the two pen locations (pen in hand vs. mouth) with the two visual bias conditions (/s/ vs. /</w:t>
       </w:r>
       <w:r>
         <w:rPr>
@@ -7499,7 +7405,21 @@
         <w:rPr>
           <w:szCs w:val="22"/>
         </w:rPr>
-        <w:t xml:space="preserve"> continuum). One of these two instances occurred with the pen in the mouth and one occurred with the pen in the hand. Across the six blocks</w:t>
+        <w:t xml:space="preserve"> continuum). One of these two instances occurred with the pen in the mouth</w:t>
+      </w:r>
+      <w:ins w:id="9" w:author="Karboga, Gevher" w:date="2025-05-20T17:49:00Z" w16du:dateUtc="2025-05-20T21:49:00Z">
+        <w:r>
+          <w:rPr>
+            <w:szCs w:val="22"/>
+          </w:rPr>
+          <w:t>,</w:t>
+        </w:r>
+      </w:ins>
+      <w:r>
+        <w:rPr>
+          <w:szCs w:val="22"/>
+        </w:rPr>
+        <w:t xml:space="preserve"> and one occurred with the pen in the hand. Across the six blocks</w:t>
       </w:r>
       <w:r>
         <w:rPr>
@@ -7955,8 +7875,8 @@
         </w:rPr>
         <w:t xml:space="preserve"> summarizes the exclusions for all experiments. </w:t>
       </w:r>
-      <w:commentRangeStart w:id="3"/>
-      <w:commentRangeStart w:id="4"/>
+      <w:commentRangeStart w:id="10"/>
+      <w:commentRangeStart w:id="11"/>
       <w:r>
         <w:rPr>
           <w:szCs w:val="22"/>
@@ -7993,7 +7913,7 @@
         </w:rPr>
         <w:t>(</w:t>
       </w:r>
-      <w:commentRangeStart w:id="5"/>
+      <w:commentRangeStart w:id="12"/>
       <w:r>
         <w:rPr>
           <w:szCs w:val="22"/>
@@ -8006,12 +7926,12 @@
         </w:rPr>
         <w:t xml:space="preserve"> </w:t>
       </w:r>
-      <w:commentRangeEnd w:id="5"/>
+      <w:commentRangeEnd w:id="12"/>
       <w:r>
         <w:rPr>
           <w:rStyle w:val="CommentReference"/>
         </w:rPr>
-        <w:commentReference w:id="5"/>
+        <w:commentReference w:id="12"/>
       </w:r>
       <w:r>
         <w:rPr>
@@ -8151,19 +8071,19 @@
         </w:rPr>
         <w:t>never the case.</w:t>
       </w:r>
-      <w:commentRangeEnd w:id="3"/>
+      <w:commentRangeEnd w:id="10"/>
       <w:r>
         <w:rPr>
           <w:rStyle w:val="CommentReference"/>
         </w:rPr>
-        <w:commentReference w:id="3"/>
-      </w:r>
-      <w:commentRangeEnd w:id="4"/>
+        <w:commentReference w:id="10"/>
+      </w:r>
+      <w:commentRangeEnd w:id="11"/>
       <w:r>
         <w:rPr>
           <w:rStyle w:val="CommentReference"/>
         </w:rPr>
-        <w:commentReference w:id="4"/>
+        <w:commentReference w:id="11"/>
       </w:r>
     </w:p>
     <w:p>
@@ -8173,7 +8093,7 @@
           <w:szCs w:val="22"/>
         </w:rPr>
       </w:pPr>
-      <w:bookmarkStart w:id="6" w:name="_Ref136088042"/>
+      <w:bookmarkStart w:id="13" w:name="_Ref136088042"/>
       <w:r>
         <w:lastRenderedPageBreak/>
         <w:t>T</w:t>
@@ -8189,7 +8109,7 @@
           <w:t>1</w:t>
         </w:r>
       </w:fldSimple>
-      <w:bookmarkEnd w:id="6"/>
+      <w:bookmarkEnd w:id="13"/>
       <w:r>
         <w:tab/>
         <w:t xml:space="preserve">Exclusions for all experiments reported. </w:t>
@@ -10747,11 +10667,9 @@
       <w:r>
         <w:t xml:space="preserve"> as monotonically ordered categorical predictors (</w:t>
       </w:r>
-      <w:proofErr w:type="spellStart"/>
       <w:r>
         <w:t>Bürkner</w:t>
       </w:r>
-      <w:proofErr w:type="spellEnd"/>
       <w:r>
         <w:t xml:space="preserve"> &amp; Charpentier</w:t>
       </w:r>
@@ -10768,7 +10686,21 @@
         <w:rPr>
           <w:szCs w:val="22"/>
         </w:rPr>
-        <w:t xml:space="preserve"> This avoids the linearity assumption made in most previous analyses of perceptual recalibration experiments, allowing changes across continuum steps or from block to block have non-linear effects, while still constraining effects to be monotonic.</w:t>
+        <w:t xml:space="preserve"> This avoids the linearity assumption made in most previous analyses of perceptual recalibration experiments, allowing changes across continuum steps or from block to block </w:t>
+      </w:r>
+      <w:ins w:id="14" w:author="Karboga, Gevher" w:date="2025-05-20T18:00:00Z" w16du:dateUtc="2025-05-20T22:00:00Z">
+        <w:r>
+          <w:rPr>
+            <w:szCs w:val="22"/>
+          </w:rPr>
+          <w:t xml:space="preserve">to </w:t>
+        </w:r>
+      </w:ins>
+      <w:r>
+        <w:rPr>
+          <w:szCs w:val="22"/>
+        </w:rPr>
+        <w:t>have non-linear effects, while still constraining effects to be monotonic.</w:t>
       </w:r>
       <w:r>
         <w:rPr>
@@ -10820,27 +10752,27 @@
         </w:rPr>
         <w:t xml:space="preserve">the three design variables </w:t>
       </w:r>
-      <w:commentRangeStart w:id="7"/>
-      <w:commentRangeStart w:id="8"/>
+      <w:commentRangeStart w:id="16"/>
+      <w:commentRangeStart w:id="17"/>
       <w:r>
         <w:rPr>
           <w:szCs w:val="22"/>
         </w:rPr>
         <w:t>pen location</w:t>
       </w:r>
-      <w:commentRangeEnd w:id="7"/>
+      <w:commentRangeEnd w:id="16"/>
       <w:r>
         <w:rPr>
           <w:rStyle w:val="CommentReference"/>
         </w:rPr>
-        <w:commentReference w:id="7"/>
-      </w:r>
-      <w:commentRangeEnd w:id="8"/>
+        <w:commentReference w:id="16"/>
+      </w:r>
+      <w:commentRangeEnd w:id="17"/>
       <w:r>
         <w:rPr>
           <w:rStyle w:val="CommentReference"/>
         </w:rPr>
-        <w:commentReference w:id="8"/>
+        <w:commentReference w:id="17"/>
       </w:r>
       <w:r>
         <w:rPr>
@@ -10889,13 +10821,60 @@
         <w:rPr>
           <w:szCs w:val="22"/>
         </w:rPr>
-        <w:t xml:space="preserve">We followed recommended practice and use weakly regularizing priors to facilitate model convergence, </w:t>
-      </w:r>
-      <w:r>
-        <w:rPr>
-          <w:szCs w:val="22"/>
-        </w:rPr>
-        <w:t xml:space="preserve">specifically </w:t>
+        <w:t>We followed recommended practice and use</w:t>
+      </w:r>
+      <w:ins w:id="18" w:author="Karboga, Gevher" w:date="2025-05-20T18:02:00Z" w16du:dateUtc="2025-05-20T22:02:00Z">
+        <w:r>
+          <w:rPr>
+            <w:szCs w:val="22"/>
+          </w:rPr>
+          <w:t>d</w:t>
+        </w:r>
+      </w:ins>
+      <w:r>
+        <w:rPr>
+          <w:szCs w:val="22"/>
+        </w:rPr>
+        <w:t xml:space="preserve"> weakly regularizing priors to facilitate model convergence</w:t>
+      </w:r>
+      <w:ins w:id="19" w:author="Karboga, Gevher" w:date="2025-05-20T18:07:00Z" w16du:dateUtc="2025-05-20T22:07:00Z">
+        <w:r>
+          <w:t xml:space="preserve"> </w:t>
+        </w:r>
+        <w:r>
+          <w:rPr>
+            <w:szCs w:val="22"/>
+          </w:rPr>
+          <w:t>—</w:t>
+        </w:r>
+      </w:ins>
+      <w:del w:id="20" w:author="Karboga, Gevher" w:date="2025-05-20T18:02:00Z" w16du:dateUtc="2025-05-20T22:02:00Z">
+        <w:r>
+          <w:rPr>
+            <w:szCs w:val="22"/>
+          </w:rPr>
+          <w:delText xml:space="preserve">, </w:delText>
+        </w:r>
+      </w:del>
+      <w:r>
+        <w:rPr>
+          <w:szCs w:val="22"/>
+        </w:rPr>
+        <w:t>specifically</w:t>
+      </w:r>
+      <w:ins w:id="21" w:author="Karboga, Gevher" w:date="2025-05-20T18:02:00Z" w16du:dateUtc="2025-05-20T22:02:00Z">
+        <w:r>
+          <w:rPr>
+            <w:szCs w:val="22"/>
+          </w:rPr>
+          <w:t>,</w:t>
+        </w:r>
+      </w:ins>
+      <w:r>
+        <w:rPr>
+          <w:szCs w:val="22"/>
+        </w:rPr>
+        <w:t xml:space="preserve"> </w:t>
       </w:r>
       <w:r>
         <w:rPr>
@@ -10933,19 +10912,11 @@
         </w:rPr>
         <w:t xml:space="preserve">e.g., </w:t>
       </w:r>
-      <w:proofErr w:type="spellStart"/>
-      <w:r>
-        <w:rPr>
-          <w:szCs w:val="22"/>
-        </w:rPr>
-        <w:t>Hörberg</w:t>
-      </w:r>
-      <w:proofErr w:type="spellEnd"/>
-      <w:r>
-        <w:rPr>
-          <w:szCs w:val="22"/>
-        </w:rPr>
-        <w:t xml:space="preserve"> &amp; Jaeger, 2021; Xie, Liu, &amp; Jaeger, 2021). For fixed effect parameters, we use</w:t>
+      <w:r>
+        <w:rPr>
+          <w:szCs w:val="22"/>
+        </w:rPr>
+        <w:t>Hörberg &amp; Jaeger, 2021; Xie, Liu, &amp; Jaeger, 2021). For fixed effect parameters, we use</w:t>
       </w:r>
       <w:r>
         <w:rPr>
@@ -11135,21 +11106,7 @@
         <w:rPr>
           <w:szCs w:val="22"/>
         </w:rPr>
-        <w:t xml:space="preserve"> (</w:t>
-      </w:r>
-      <w:proofErr w:type="spellStart"/>
-      <w:r>
-        <w:rPr>
-          <w:szCs w:val="22"/>
-        </w:rPr>
-        <w:t>Bürkner</w:t>
-      </w:r>
-      <w:proofErr w:type="spellEnd"/>
-      <w:r>
-        <w:rPr>
-          <w:szCs w:val="22"/>
-        </w:rPr>
-        <w:t>, 2017) in R version 4.</w:t>
+        <w:t xml:space="preserve"> (Bürkner, 2017) in R version 4.</w:t>
       </w:r>
       <w:r>
         <w:rPr>
@@ -11185,7 +11142,7 @@
     <w:p>
       <w:pPr>
         <w:rPr>
-          <w:ins w:id="9" w:author="Cummings, Shawn" w:date="2025-05-12T20:54:00Z" w16du:dateUtc="2025-05-13T00:54:00Z"/>
+          <w:ins w:id="22" w:author="Cummings, Shawn" w:date="2025-05-12T20:54:00Z" w16du:dateUtc="2025-05-13T00:54:00Z"/>
           <w:szCs w:val="22"/>
         </w:rPr>
       </w:pPr>
@@ -11358,8 +11315,8 @@
         </w:rPr>
         <w:t xml:space="preserve">summarizes those tests for all three experiments. </w:t>
       </w:r>
-      <w:commentRangeStart w:id="10"/>
-      <w:commentRangeStart w:id="11"/>
+      <w:commentRangeStart w:id="23"/>
+      <w:commentRangeStart w:id="24"/>
       <w:r>
         <w:rPr>
           <w:szCs w:val="22"/>
@@ -11416,19 +11373,19 @@
         </w:rPr>
         <w:t xml:space="preserve"> continuum steps </w:t>
       </w:r>
-      <w:commentRangeEnd w:id="10"/>
+      <w:commentRangeEnd w:id="23"/>
       <w:r>
         <w:rPr>
           <w:rStyle w:val="CommentReference"/>
         </w:rPr>
-        <w:commentReference w:id="10"/>
-      </w:r>
-      <w:commentRangeEnd w:id="11"/>
+        <w:commentReference w:id="23"/>
+      </w:r>
+      <w:commentRangeEnd w:id="24"/>
       <w:r>
         <w:rPr>
           <w:rStyle w:val="CommentReference"/>
         </w:rPr>
-        <w:commentReference w:id="11"/>
+        <w:commentReference w:id="24"/>
       </w:r>
       <w:r>
         <w:rPr>
@@ -11503,11 +11460,11 @@
         <w:rPr>
           <w:szCs w:val="22"/>
         </w:rPr>
-        <w:pPrChange w:id="12" w:author="Cummings, Shawn" w:date="2025-05-12T20:55:00Z" w16du:dateUtc="2025-05-13T00:55:00Z">
+        <w:pPrChange w:id="25" w:author="Cummings, Shawn" w:date="2025-05-12T20:55:00Z" w16du:dateUtc="2025-05-13T00:55:00Z">
           <w:pPr/>
         </w:pPrChange>
       </w:pPr>
-      <w:ins w:id="13" w:author="Cummings, Shawn" w:date="2025-05-12T20:54:00Z" w16du:dateUtc="2025-05-13T00:54:00Z">
+      <w:ins w:id="26" w:author="Cummings, Shawn" w:date="2025-05-12T20:54:00Z" w16du:dateUtc="2025-05-13T00:54:00Z">
         <w:r>
           <w:rPr>
             <w:noProof/>
@@ -11565,11 +11522,11 @@
           <w:docGrid w:linePitch="360"/>
         </w:sectPr>
       </w:pPr>
-      <w:bookmarkStart w:id="14" w:name="_Ref136190394"/>
-      <w:commentRangeStart w:id="15"/>
-      <w:commentRangeStart w:id="16"/>
-      <w:commentRangeStart w:id="17"/>
-      <w:del w:id="18" w:author="Cummings, Shawn" w:date="2025-05-12T20:53:00Z" w16du:dateUtc="2025-05-13T00:53:00Z">
+      <w:bookmarkStart w:id="27" w:name="_Ref136190394"/>
+      <w:commentRangeStart w:id="28"/>
+      <w:commentRangeStart w:id="29"/>
+      <w:commentRangeStart w:id="30"/>
+      <w:del w:id="31" w:author="Cummings, Shawn" w:date="2025-05-12T20:53:00Z" w16du:dateUtc="2025-05-13T00:53:00Z">
         <w:r>
           <w:rPr>
             <w:noProof/>
@@ -11627,7 +11584,7 @@
           </w:drawing>
         </w:r>
       </w:del>
-      <w:commentRangeEnd w:id="15"/>
+      <w:commentRangeEnd w:id="28"/>
       <w:r>
         <w:rPr>
           <w:rStyle w:val="CommentReference"/>
@@ -11635,9 +11592,9 @@
           <w:iCs w:val="0"/>
           <w:color w:val="auto"/>
         </w:rPr>
-        <w:commentReference w:id="15"/>
-      </w:r>
-      <w:commentRangeEnd w:id="16"/>
+        <w:commentReference w:id="28"/>
+      </w:r>
+      <w:commentRangeEnd w:id="29"/>
       <w:r>
         <w:rPr>
           <w:rStyle w:val="CommentReference"/>
@@ -11645,9 +11602,9 @@
           <w:iCs w:val="0"/>
           <w:color w:val="auto"/>
         </w:rPr>
-        <w:commentReference w:id="16"/>
-      </w:r>
-      <w:commentRangeEnd w:id="17"/>
+        <w:commentReference w:id="29"/>
+      </w:r>
+      <w:commentRangeEnd w:id="30"/>
       <w:r>
         <w:rPr>
           <w:rStyle w:val="CommentReference"/>
@@ -11655,7 +11612,7 @@
           <w:iCs w:val="0"/>
           <w:color w:val="auto"/>
         </w:rPr>
-        <w:commentReference w:id="17"/>
+        <w:commentReference w:id="30"/>
       </w:r>
       <w:r>
         <w:rPr>
@@ -11701,7 +11658,7 @@
         </w:rPr>
         <w:fldChar w:fldCharType="end"/>
       </w:r>
-      <w:bookmarkEnd w:id="14"/>
+      <w:bookmarkEnd w:id="27"/>
       <w:r>
         <w:rPr>
           <w:szCs w:val="22"/>
@@ -11801,7 +11758,7 @@
       <w:pPr>
         <w:pStyle w:val="Caption"/>
       </w:pPr>
-      <w:bookmarkStart w:id="19" w:name="_Ref136190384"/>
+      <w:bookmarkStart w:id="32" w:name="_Ref136190384"/>
       <w:r>
         <w:rPr>
           <w:szCs w:val="22"/>
@@ -11841,7 +11798,7 @@
         </w:rPr>
         <w:fldChar w:fldCharType="end"/>
       </w:r>
-      <w:bookmarkEnd w:id="19"/>
+      <w:bookmarkEnd w:id="32"/>
       <w:r>
         <w:rPr>
           <w:szCs w:val="22"/>
@@ -15822,21 +15779,7 @@
         <w:rPr>
           <w:szCs w:val="22"/>
         </w:rPr>
-        <w:t xml:space="preserve">Massaro &amp; Friedman, 1990; Bicknell, </w:t>
-      </w:r>
-      <w:proofErr w:type="spellStart"/>
-      <w:r>
-        <w:rPr>
-          <w:szCs w:val="22"/>
-        </w:rPr>
-        <w:t>Bushong</w:t>
-      </w:r>
-      <w:proofErr w:type="spellEnd"/>
-      <w:r>
-        <w:rPr>
-          <w:szCs w:val="22"/>
-        </w:rPr>
-        <w:t xml:space="preserve">, </w:t>
+        <w:t xml:space="preserve">Massaro &amp; Friedman, 1990; Bicknell, Bushong, </w:t>
       </w:r>
       <w:proofErr w:type="spellStart"/>
       <w:r>
@@ -15907,7 +15850,7 @@
           <w:szCs w:val="22"/>
         </w:rPr>
       </w:pPr>
-      <w:commentRangeStart w:id="20"/>
+      <w:commentRangeStart w:id="33"/>
       <w:r>
         <w:rPr>
           <w:szCs w:val="22"/>
@@ -15936,7 +15879,21 @@
         <w:rPr>
           <w:szCs w:val="22"/>
         </w:rPr>
-        <w:t xml:space="preserve">clearly affected participants </w:t>
+        <w:t>clearly affected participants</w:t>
+      </w:r>
+      <w:ins w:id="34" w:author="Karboga, Gevher" w:date="2025-05-20T15:10:00Z" w16du:dateUtc="2025-05-20T19:10:00Z">
+        <w:r>
+          <w:rPr>
+            <w:szCs w:val="22"/>
+          </w:rPr>
+          <w:t>’</w:t>
+        </w:r>
+      </w:ins>
+      <w:r>
+        <w:rPr>
+          <w:szCs w:val="22"/>
+        </w:rPr>
+        <w:t xml:space="preserve"> </w:t>
       </w:r>
       <w:r>
         <w:rPr>
@@ -16060,12 +16017,12 @@
         </w:rPr>
         <w:t>.</w:t>
       </w:r>
-      <w:commentRangeEnd w:id="20"/>
+      <w:commentRangeEnd w:id="33"/>
       <w:r>
         <w:rPr>
           <w:rStyle w:val="CommentReference"/>
         </w:rPr>
-        <w:commentReference w:id="20"/>
+        <w:commentReference w:id="33"/>
       </w:r>
     </w:p>
     <w:p>
@@ -16229,7 +16186,21 @@
         <w:rPr>
           <w:szCs w:val="22"/>
         </w:rPr>
-        <w:t xml:space="preserve"> This effect was larger when for tokens that were acoustically or visually more </w:t>
+        <w:t xml:space="preserve"> This effect was larger </w:t>
+      </w:r>
+      <w:del w:id="35" w:author="Karboga, Gevher" w:date="2025-05-20T18:11:00Z" w16du:dateUtc="2025-05-20T22:11:00Z">
+        <w:r>
+          <w:rPr>
+            <w:szCs w:val="22"/>
+          </w:rPr>
+          <w:delText xml:space="preserve">when </w:delText>
+        </w:r>
+      </w:del>
+      <w:r>
+        <w:rPr>
+          <w:szCs w:val="22"/>
+        </w:rPr>
+        <w:t xml:space="preserve">for tokens that were acoustically or visually more </w:t>
       </w:r>
       <w:proofErr w:type="spellStart"/>
       <w:r>
@@ -16300,21 +16271,7 @@
         <w:rPr>
           <w:szCs w:val="22"/>
         </w:rPr>
-        <w:t xml:space="preserve"> integration. It is well established that non-phonetic, non-acoustic factors are integrated in perception. For example, </w:t>
-      </w:r>
-      <w:proofErr w:type="spellStart"/>
-      <w:r>
-        <w:rPr>
-          <w:szCs w:val="22"/>
-        </w:rPr>
-        <w:t>Gick</w:t>
-      </w:r>
-      <w:proofErr w:type="spellEnd"/>
-      <w:r>
-        <w:rPr>
-          <w:szCs w:val="22"/>
-        </w:rPr>
-        <w:t xml:space="preserve"> &amp; Derrick (2009) found that feeling a burst of air on the skin—consistent with the aspiration of a /p/ but not with /b/</w:t>
+        <w:t xml:space="preserve"> integration. It is well established that non-phonetic, non-acoustic factors are integrated in perception. For example, Gick &amp; Derrick (2009) found that feeling a burst of air on the skin—consistent with the aspiration of a /p/ but not with /b/</w:t>
       </w:r>
       <w:r>
         <w:rPr>
@@ -16508,7 +16465,21 @@
         <w:rPr>
           <w:szCs w:val="22"/>
         </w:rPr>
-        <w:t xml:space="preserve">. Similarly, if listeners ignored the pen, or if the effects of the pen on articulation, were not sufficiently visually evident, we should have failed to find </w:t>
+        <w:t>. Similarly, if listeners ignored the pen, or if the effects of the pen on articulation</w:t>
+      </w:r>
+      <w:del w:id="36" w:author="Karboga, Gevher" w:date="2025-05-20T18:13:00Z" w16du:dateUtc="2025-05-20T22:13:00Z">
+        <w:r>
+          <w:rPr>
+            <w:szCs w:val="22"/>
+          </w:rPr>
+          <w:delText>,</w:delText>
+        </w:r>
+      </w:del>
+      <w:r>
+        <w:rPr>
+          <w:szCs w:val="22"/>
+        </w:rPr>
+        <w:t xml:space="preserve"> were not sufficiently visually evident, we should have failed to find </w:t>
       </w:r>
       <w:r>
         <w:rPr>
@@ -17115,7 +17086,7 @@
           <w:szCs w:val="22"/>
         </w:rPr>
       </w:pPr>
-      <w:bookmarkStart w:id="21" w:name="_Ref136084921"/>
+      <w:bookmarkStart w:id="37" w:name="_Ref136084921"/>
       <w:r>
         <w:rPr>
           <w:szCs w:val="22"/>
@@ -17154,7 +17125,7 @@
         </w:rPr>
         <w:fldChar w:fldCharType="end"/>
       </w:r>
-      <w:bookmarkEnd w:id="21"/>
+      <w:bookmarkEnd w:id="37"/>
       <w:r>
         <w:rPr>
           <w:szCs w:val="22"/>
@@ -17401,21 +17372,7 @@
         <w:rPr>
           <w:szCs w:val="22"/>
         </w:rPr>
-        <w:t xml:space="preserve"> Fowler’s conjecture. Previous work has found effects of visually presented phonetic context to be strongest when the relevant visual evidence—e.g., of lip-rounding—is particularly clear (e.g., </w:t>
-      </w:r>
-      <w:proofErr w:type="spellStart"/>
-      <w:r>
-        <w:rPr>
-          <w:szCs w:val="22"/>
-        </w:rPr>
-        <w:t>Mitterer</w:t>
-      </w:r>
-      <w:proofErr w:type="spellEnd"/>
-      <w:r>
-        <w:rPr>
-          <w:szCs w:val="22"/>
-        </w:rPr>
-        <w:t xml:space="preserve">, 2006; Kang et al., 2016 vs. </w:t>
+        <w:t xml:space="preserve"> Fowler’s conjecture. Previous work has found effects of visually presented phonetic context to be strongest when the relevant visual evidence—e.g., of lip-rounding—is particularly clear (e.g., Mitterer, 2006; Kang et al., 2016 vs. </w:t>
       </w:r>
       <w:proofErr w:type="spellStart"/>
       <w:r>
@@ -17454,7 +17411,21 @@
         <w:rPr>
           <w:szCs w:val="22"/>
         </w:rPr>
-        <w:t xml:space="preserve">Second, Experiment 2 allows us to test whether the decreased rate of </w:t>
+        <w:t xml:space="preserve">Second, </w:t>
+      </w:r>
+      <w:proofErr w:type="gramStart"/>
+      <w:r>
+        <w:rPr>
+          <w:szCs w:val="22"/>
+        </w:rPr>
+        <w:t>Experiment</w:t>
+      </w:r>
+      <w:proofErr w:type="gramEnd"/>
+      <w:r>
+        <w:rPr>
+          <w:szCs w:val="22"/>
+        </w:rPr>
+        <w:t xml:space="preserve"> 2 allows us to test whether the decreased rate of </w:t>
       </w:r>
       <w:proofErr w:type="spellStart"/>
       <w:r>
@@ -17803,7 +17774,21 @@
         <w:rPr>
           <w:szCs w:val="22"/>
         </w:rPr>
-        <w:t>In cases where the talker moved during production, the size of the rectangle was increased such that the above criterion always applied. This gave rise slightly different dimensions between different video frames.</w:t>
+        <w:t xml:space="preserve">In cases where the talker moved during production, the size of the rectangle was increased such that the above criterion always applied. This gave rise </w:t>
+      </w:r>
+      <w:ins w:id="38" w:author="Karboga, Gevher" w:date="2025-05-20T15:09:00Z" w16du:dateUtc="2025-05-20T19:09:00Z">
+        <w:r>
+          <w:rPr>
+            <w:szCs w:val="22"/>
+          </w:rPr>
+          <w:t xml:space="preserve">to </w:t>
+        </w:r>
+      </w:ins>
+      <w:r>
+        <w:rPr>
+          <w:szCs w:val="22"/>
+        </w:rPr>
+        <w:t>slightly different dimensions between different video frames.</w:t>
       </w:r>
       <w:r>
         <w:rPr>
@@ -18693,7 +18678,7 @@
           <w:szCs w:val="22"/>
         </w:rPr>
       </w:pPr>
-      <w:bookmarkStart w:id="22" w:name="_Ref136190811"/>
+      <w:bookmarkStart w:id="39" w:name="_Ref136190811"/>
       <w:r>
         <w:rPr>
           <w:szCs w:val="22"/>
@@ -18732,7 +18717,7 @@
         </w:rPr>
         <w:fldChar w:fldCharType="end"/>
       </w:r>
-      <w:bookmarkEnd w:id="22"/>
+      <w:bookmarkEnd w:id="39"/>
       <w:r>
         <w:rPr>
           <w:szCs w:val="22"/>
@@ -18839,7 +18824,7 @@
       <w:pPr>
         <w:pStyle w:val="Caption"/>
       </w:pPr>
-      <w:bookmarkStart w:id="23" w:name="_Ref136190818"/>
+      <w:bookmarkStart w:id="40" w:name="_Ref136190818"/>
       <w:r>
         <w:rPr>
           <w:szCs w:val="22"/>
@@ -18879,7 +18864,7 @@
         </w:rPr>
         <w:fldChar w:fldCharType="end"/>
       </w:r>
-      <w:bookmarkEnd w:id="23"/>
+      <w:bookmarkEnd w:id="40"/>
       <w:r>
         <w:rPr>
           <w:szCs w:val="22"/>
@@ -21085,7 +21070,21 @@
         <w:rPr>
           <w:szCs w:val="22"/>
         </w:rPr>
-        <w:t>ogether t</w:t>
+        <w:t>ogether</w:t>
+      </w:r>
+      <w:ins w:id="41" w:author="Karboga, Gevher" w:date="2025-05-20T18:25:00Z" w16du:dateUtc="2025-05-20T22:25:00Z">
+        <w:r>
+          <w:rPr>
+            <w:szCs w:val="22"/>
+          </w:rPr>
+          <w:t>,</w:t>
+        </w:r>
+      </w:ins>
+      <w:r>
+        <w:rPr>
+          <w:szCs w:val="22"/>
+        </w:rPr>
+        <w:t xml:space="preserve"> t</w:t>
       </w:r>
       <w:r>
         <w:rPr>
@@ -21127,7 +21126,21 @@
         <w:rPr>
           <w:szCs w:val="22"/>
         </w:rPr>
-        <w:t xml:space="preserve">suggests that a pen in the mouth of the talker is </w:t>
+        <w:t>suggest</w:t>
+      </w:r>
+      <w:del w:id="42" w:author="Karboga, Gevher" w:date="2025-05-20T18:25:00Z" w16du:dateUtc="2025-05-20T22:25:00Z">
+        <w:r>
+          <w:rPr>
+            <w:szCs w:val="22"/>
+          </w:rPr>
+          <w:delText>s</w:delText>
+        </w:r>
+      </w:del>
+      <w:r>
+        <w:rPr>
+          <w:szCs w:val="22"/>
+        </w:rPr>
+        <w:t xml:space="preserve"> that a pen in the mouth of the talker is </w:t>
       </w:r>
       <w:r>
         <w:rPr>
@@ -21150,6 +21163,7 @@
           <w:szCs w:val="22"/>
         </w:rPr>
       </w:pPr>
+      <w:commentRangeStart w:id="43"/>
       <w:r>
         <w:rPr>
           <w:szCs w:val="22"/>
@@ -21267,7 +21281,20 @@
         <w:rPr>
           <w:szCs w:val="22"/>
         </w:rPr>
-        <w:t xml:space="preserve"> condition in Experiment 1c. There is, however, also some evidence that visual occlusion might explain </w:t>
+        <w:t xml:space="preserve"> condition in Experiment 1c. </w:t>
+      </w:r>
+      <w:commentRangeEnd w:id="43"/>
+      <w:r>
+        <w:rPr>
+          <w:rStyle w:val="CommentReference"/>
+        </w:rPr>
+        <w:commentReference w:id="43"/>
+      </w:r>
+      <w:r>
+        <w:rPr>
+          <w:szCs w:val="22"/>
+        </w:rPr>
+        <w:t xml:space="preserve">There is, however, also some evidence that visual occlusion might explain </w:t>
       </w:r>
       <w:r>
         <w:rPr>
@@ -21751,19 +21778,25 @@
         </w:rPr>
         <w:t xml:space="preserve">. </w:t>
       </w:r>
-      <w:proofErr w:type="spellStart"/>
-      <w:r>
-        <w:rPr>
-          <w:szCs w:val="22"/>
-        </w:rPr>
-        <w:t>Coimpared</w:t>
-      </w:r>
-      <w:proofErr w:type="spellEnd"/>
-      <w:r>
-        <w:rPr>
-          <w:szCs w:val="22"/>
-        </w:rPr>
-        <w:t xml:space="preserve"> to Experiments 1a-c, l</w:t>
+      <w:r>
+        <w:rPr>
+          <w:szCs w:val="22"/>
+        </w:rPr>
+        <w:t>Co</w:t>
+      </w:r>
+      <w:del w:id="44" w:author="Karboga, Gevher" w:date="2025-05-20T15:10:00Z" w16du:dateUtc="2025-05-20T19:10:00Z">
+        <w:r>
+          <w:rPr>
+            <w:szCs w:val="22"/>
+          </w:rPr>
+          <w:delText>i</w:delText>
+        </w:r>
+      </w:del>
+      <w:r>
+        <w:rPr>
+          <w:szCs w:val="22"/>
+        </w:rPr>
+        <w:t>mpared to Experiments 1a-c, l</w:t>
       </w:r>
       <w:r>
         <w:rPr>
@@ -21898,8 +21931,8 @@
         </w:rPr>
         <w:t xml:space="preserve"> not significantly higher in Experiment </w:t>
       </w:r>
-      <w:commentRangeStart w:id="24"/>
-      <w:commentRangeStart w:id="25"/>
+      <w:commentRangeStart w:id="45"/>
+      <w:commentRangeStart w:id="46"/>
       <w:r>
         <w:rPr>
           <w:szCs w:val="22"/>
@@ -21912,7 +21945,7 @@
         </w:rPr>
         <w:t xml:space="preserve"> (mean log-RT = </w:t>
       </w:r>
-      <w:ins w:id="26" w:author="Cummings, Shawn" w:date="2025-05-12T21:06:00Z" w16du:dateUtc="2025-05-13T01:06:00Z">
+      <w:ins w:id="47" w:author="Cummings, Shawn" w:date="2025-05-12T21:06:00Z" w16du:dateUtc="2025-05-13T01:06:00Z">
         <w:r>
           <w:rPr>
             <w:szCs w:val="22"/>
@@ -21920,7 +21953,7 @@
           <w:t>3.45</w:t>
         </w:r>
       </w:ins>
-      <w:del w:id="27" w:author="Cummings, Shawn" w:date="2025-05-12T21:06:00Z" w16du:dateUtc="2025-05-13T01:06:00Z">
+      <w:del w:id="48" w:author="Cummings, Shawn" w:date="2025-05-12T21:06:00Z" w16du:dateUtc="2025-05-13T01:06:00Z">
         <w:r>
           <w:rPr>
             <w:szCs w:val="22"/>
@@ -21934,7 +21967,7 @@
         </w:rPr>
         <w:t xml:space="preserve">, SD = </w:t>
       </w:r>
-      <w:ins w:id="28" w:author="Cummings, Shawn" w:date="2025-05-12T21:07:00Z" w16du:dateUtc="2025-05-13T01:07:00Z">
+      <w:ins w:id="49" w:author="Cummings, Shawn" w:date="2025-05-12T21:07:00Z" w16du:dateUtc="2025-05-13T01:07:00Z">
         <w:r>
           <w:rPr>
             <w:szCs w:val="22"/>
@@ -21942,7 +21975,7 @@
           <w:t>0.14</w:t>
         </w:r>
       </w:ins>
-      <w:del w:id="29" w:author="Cummings, Shawn" w:date="2025-05-12T21:07:00Z" w16du:dateUtc="2025-05-13T01:07:00Z">
+      <w:del w:id="50" w:author="Cummings, Shawn" w:date="2025-05-12T21:07:00Z" w16du:dateUtc="2025-05-13T01:07:00Z">
         <w:r>
           <w:rPr>
             <w:szCs w:val="22"/>
@@ -21956,7 +21989,7 @@
         </w:rPr>
         <w:t xml:space="preserve">), compared to Experiments 1a-c (mean = </w:t>
       </w:r>
-      <w:ins w:id="30" w:author="Cummings, Shawn" w:date="2025-05-12T21:09:00Z" w16du:dateUtc="2025-05-13T01:09:00Z">
+      <w:ins w:id="51" w:author="Cummings, Shawn" w:date="2025-05-12T21:09:00Z" w16du:dateUtc="2025-05-13T01:09:00Z">
         <w:r>
           <w:rPr>
             <w:szCs w:val="22"/>
@@ -21964,7 +21997,7 @@
           <w:t>3.44</w:t>
         </w:r>
       </w:ins>
-      <w:del w:id="31" w:author="Cummings, Shawn" w:date="2025-05-12T21:09:00Z" w16du:dateUtc="2025-05-13T01:09:00Z">
+      <w:del w:id="52" w:author="Cummings, Shawn" w:date="2025-05-12T21:09:00Z" w16du:dateUtc="2025-05-13T01:09:00Z">
         <w:r>
           <w:rPr>
             <w:szCs w:val="22"/>
@@ -21978,7 +22011,7 @@
         </w:rPr>
         <w:t xml:space="preserve">, SD = </w:t>
       </w:r>
-      <w:ins w:id="32" w:author="Cummings, Shawn" w:date="2025-05-12T21:09:00Z" w16du:dateUtc="2025-05-13T01:09:00Z">
+      <w:ins w:id="53" w:author="Cummings, Shawn" w:date="2025-05-12T21:09:00Z" w16du:dateUtc="2025-05-13T01:09:00Z">
         <w:r>
           <w:rPr>
             <w:szCs w:val="22"/>
@@ -21986,7 +22019,7 @@
           <w:t>0.15</w:t>
         </w:r>
       </w:ins>
-      <w:del w:id="33" w:author="Cummings, Shawn" w:date="2025-05-12T21:09:00Z" w16du:dateUtc="2025-05-13T01:09:00Z">
+      <w:del w:id="54" w:author="Cummings, Shawn" w:date="2025-05-12T21:09:00Z" w16du:dateUtc="2025-05-13T01:09:00Z">
         <w:r>
           <w:rPr>
             <w:szCs w:val="22"/>
@@ -22000,19 +22033,19 @@
         </w:rPr>
         <w:t>)</w:t>
       </w:r>
-      <w:commentRangeEnd w:id="24"/>
+      <w:commentRangeEnd w:id="45"/>
       <w:r>
         <w:rPr>
           <w:rStyle w:val="CommentReference"/>
         </w:rPr>
-        <w:commentReference w:id="24"/>
-      </w:r>
-      <w:commentRangeEnd w:id="25"/>
+        <w:commentReference w:id="45"/>
+      </w:r>
+      <w:commentRangeEnd w:id="46"/>
       <w:r>
         <w:rPr>
           <w:rStyle w:val="CommentReference"/>
         </w:rPr>
-        <w:commentReference w:id="25"/>
+        <w:commentReference w:id="46"/>
       </w:r>
       <w:r>
         <w:rPr>
@@ -22069,7 +22102,7 @@
         </w:rPr>
         <w:t>A second alternative is that while the presence of the pen itself—rather than its impact on the articulators—may be sufficient to induce compensation, the black box</w:t>
       </w:r>
-      <w:commentRangeStart w:id="34"/>
+      <w:commentRangeStart w:id="55"/>
       <w:r>
         <w:rPr>
           <w:szCs w:val="22"/>
@@ -22094,12 +22127,12 @@
         </w:rPr>
         <w:t xml:space="preserve"> less obvious and harder to visually access. </w:t>
       </w:r>
-      <w:commentRangeEnd w:id="34"/>
+      <w:commentRangeEnd w:id="55"/>
       <w:r>
         <w:rPr>
           <w:rStyle w:val="CommentReference"/>
         </w:rPr>
-        <w:commentReference w:id="34"/>
+        <w:commentReference w:id="55"/>
       </w:r>
       <w:r>
         <w:rPr>
@@ -22201,7 +22234,21 @@
         <w:rPr>
           <w:szCs w:val="22"/>
         </w:rPr>
-        <w:t xml:space="preserve">Either of these manipulations would require substantial more advanced video-editing than used in Experiment 2. </w:t>
+        <w:t>Either of these manipulations would require substantial</w:t>
+      </w:r>
+      <w:ins w:id="56" w:author="Karboga, Gevher" w:date="2025-05-20T15:11:00Z" w16du:dateUtc="2025-05-20T19:11:00Z">
+        <w:r>
+          <w:rPr>
+            <w:szCs w:val="22"/>
+          </w:rPr>
+          <w:t>ly</w:t>
+        </w:r>
+      </w:ins>
+      <w:r>
+        <w:rPr>
+          <w:szCs w:val="22"/>
+        </w:rPr>
+        <w:t xml:space="preserve"> more advanced video-editing than used in Experiment 2. </w:t>
       </w:r>
     </w:p>
     <w:p>
@@ -22373,13 +22420,19 @@
         <w:rPr>
           <w:szCs w:val="22"/>
         </w:rPr>
-        <w:t xml:space="preserve"> articulators—the pen’s effect on lip shape—affect listeners’ perception in ways consistent with compensation accounts. </w:t>
+        <w:t xml:space="preserve"> articulators—the pen’s </w:t>
       </w:r>
       <w:r>
         <w:rPr>
           <w:szCs w:val="22"/>
         </w:rPr>
         <w:lastRenderedPageBreak/>
+        <w:t xml:space="preserve">effect on lip shape—affect listeners’ perception in ways consistent with compensation accounts. </w:t>
+      </w:r>
+      <w:r>
+        <w:rPr>
+          <w:szCs w:val="22"/>
+        </w:rPr>
         <w:t xml:space="preserve">This provides novel support for Fowler’s conjecture (Fowler, 2006): it indeed does not appear to matter </w:t>
       </w:r>
       <w:r>
@@ -22494,7 +22547,57 @@
         <w:rPr>
           <w:szCs w:val="22"/>
         </w:rPr>
-        <w:t>. First, our findings leave open whether compensation for visually evident effects of non-phonological causes—like the pen—draws on the same neural mechanisms as normalization/compensation for the effects of phonetic contexts. The present findings only suggest that Fowler’s compensation account provides a unifying explanation for the qualitative consequences of both phenomena. It is unclear, for example, whether compensation for visually-presented non-phonetic context take place in the same brain areas that are responsible for audiovisual integration during speech perception, and whether those areas that also process compensation for preceding phonetic context. Alternatively, compensation might take place at multiple points in the processing of speech input.</w:t>
+        <w:t>. First, our findings leave open whether compensation for visually evident effects of non-phonological causes—like the pen—draws on the same neural mechanisms as normalization/compensation for the effects of phonetic contexts. The present findings only suggest that Fowler’s compensation account provides a unifying explanation for the qualitative consequences of both phenomena. It is unclear, for example, whether compensation for visually</w:t>
+      </w:r>
+      <w:ins w:id="57" w:author="Karboga, Gevher" w:date="2025-05-20T18:39:00Z" w16du:dateUtc="2025-05-20T22:39:00Z">
+        <w:r>
+          <w:rPr>
+            <w:szCs w:val="22"/>
+          </w:rPr>
+          <w:t xml:space="preserve"> </w:t>
+        </w:r>
+      </w:ins>
+      <w:del w:id="58" w:author="Karboga, Gevher" w:date="2025-05-20T18:39:00Z" w16du:dateUtc="2025-05-20T22:39:00Z">
+        <w:r>
+          <w:rPr>
+            <w:szCs w:val="22"/>
+          </w:rPr>
+          <w:delText>-</w:delText>
+        </w:r>
+      </w:del>
+      <w:r>
+        <w:rPr>
+          <w:szCs w:val="22"/>
+        </w:rPr>
+        <w:t>presented non-phonetic context take</w:t>
+      </w:r>
+      <w:ins w:id="59" w:author="Karboga, Gevher" w:date="2025-05-20T18:39:00Z" w16du:dateUtc="2025-05-20T22:39:00Z">
+        <w:r>
+          <w:rPr>
+            <w:szCs w:val="22"/>
+          </w:rPr>
+          <w:t>s</w:t>
+        </w:r>
+      </w:ins>
+      <w:r>
+        <w:rPr>
+          <w:szCs w:val="22"/>
+        </w:rPr>
+        <w:t xml:space="preserve"> place in the same brain areas that are responsible for audiovisual integration during speech perception, and whether those areas </w:t>
+      </w:r>
+      <w:del w:id="60" w:author="Karboga, Gevher" w:date="2025-05-20T18:39:00Z" w16du:dateUtc="2025-05-20T22:39:00Z">
+        <w:r>
+          <w:rPr>
+            <w:szCs w:val="22"/>
+          </w:rPr>
+          <w:delText xml:space="preserve">that </w:delText>
+        </w:r>
+      </w:del>
+      <w:r>
+        <w:rPr>
+          <w:szCs w:val="22"/>
+        </w:rPr>
+        <w:t>also process compensation for preceding phonetic context. Alternatively, compensation might take place at multiple points in the processing of speech input.</w:t>
       </w:r>
     </w:p>
     <w:p>
@@ -22549,28 +22652,14 @@
         <w:rPr>
           <w:szCs w:val="22"/>
         </w:rPr>
-        <w:t xml:space="preserve"> to speech from an unfamiliar talker for which the realization of a particular sound is shifted towards a neighboring category. For example, </w:t>
-      </w:r>
-      <w:proofErr w:type="spellStart"/>
-      <w:r>
-        <w:rPr>
-          <w:szCs w:val="22"/>
-        </w:rPr>
-        <w:t>Kraljic</w:t>
-      </w:r>
-      <w:proofErr w:type="spellEnd"/>
-      <w:r>
-        <w:rPr>
-          <w:szCs w:val="22"/>
-        </w:rPr>
-        <w:t xml:space="preserve"> &amp; Samuel (2006) exposed listeners to either </w:t>
+        <w:t xml:space="preserve"> to speech from an unfamiliar talker for which the realization of a particular sound is shifted </w:t>
       </w:r>
       <w:r>
         <w:rPr>
           <w:szCs w:val="22"/>
         </w:rPr>
         <w:lastRenderedPageBreak/>
-        <w:t xml:space="preserve">typical </w:t>
+        <w:t xml:space="preserve">towards a neighboring category. For example, Kraljic &amp; Samuel (2006) exposed listeners to either typical </w:t>
       </w:r>
       <w:r>
         <w:rPr>
@@ -22838,21 +22927,7 @@
         <w:rPr>
           <w:szCs w:val="22"/>
         </w:rPr>
-        <w:t xml:space="preserve">, </w:t>
-      </w:r>
-      <w:proofErr w:type="spellStart"/>
-      <w:r>
-        <w:rPr>
-          <w:szCs w:val="22"/>
-        </w:rPr>
-        <w:t>Kraljic</w:t>
-      </w:r>
-      <w:proofErr w:type="spellEnd"/>
-      <w:r>
-        <w:rPr>
-          <w:szCs w:val="22"/>
-        </w:rPr>
-        <w:t xml:space="preserve"> et al. (2008) found that </w:t>
+        <w:t xml:space="preserve">, Kraljic et al. (2008) found that </w:t>
       </w:r>
       <w:r>
         <w:rPr>
@@ -23041,19 +23116,11 @@
         </w:rPr>
         <w:t xml:space="preserve">see discussion in </w:t>
       </w:r>
-      <w:proofErr w:type="spellStart"/>
-      <w:r>
-        <w:rPr>
-          <w:szCs w:val="22"/>
-        </w:rPr>
-        <w:t>Kraljic</w:t>
-      </w:r>
-      <w:proofErr w:type="spellEnd"/>
-      <w:r>
-        <w:rPr>
-          <w:szCs w:val="22"/>
-        </w:rPr>
-        <w:t xml:space="preserve"> &amp; Samuel, 2011; Liu &amp; Jaeger, 2018).</w:t>
+      <w:r>
+        <w:rPr>
+          <w:szCs w:val="22"/>
+        </w:rPr>
+        <w:t>Kraljic &amp; Samuel, 2011; Liu &amp; Jaeger, 2018).</w:t>
       </w:r>
       <w:r>
         <w:rPr>
@@ -23065,21 +23132,7 @@
         <w:rPr>
           <w:szCs w:val="22"/>
         </w:rPr>
-        <w:t xml:space="preserve">For instance, </w:t>
-      </w:r>
-      <w:proofErr w:type="spellStart"/>
-      <w:r>
-        <w:rPr>
-          <w:szCs w:val="22"/>
-        </w:rPr>
-        <w:t>Kraljic</w:t>
-      </w:r>
-      <w:proofErr w:type="spellEnd"/>
-      <w:r>
-        <w:rPr>
-          <w:szCs w:val="22"/>
-        </w:rPr>
-        <w:t xml:space="preserve"> et al. (2008) attributing the blocking effect to “pragmatic” reasoning that prevents perceptual learning for </w:t>
+        <w:t xml:space="preserve">For instance, Kraljic et al. (2008) attributing the blocking effect to “pragmatic” reasoning that prevents perceptual learning for </w:t>
       </w:r>
       <w:r>
         <w:rPr>
@@ -23133,21 +23186,7 @@
         <w:rPr>
           <w:szCs w:val="22"/>
         </w:rPr>
-        <w:t xml:space="preserve">—while allowing perceptual learning for changes that are considered “characteristic” of the talker’s speech. Based on a series of new experiments, </w:t>
-      </w:r>
-      <w:proofErr w:type="spellStart"/>
-      <w:r>
-        <w:rPr>
-          <w:szCs w:val="22"/>
-        </w:rPr>
-        <w:t>Kraljic</w:t>
-      </w:r>
-      <w:proofErr w:type="spellEnd"/>
-      <w:r>
-        <w:rPr>
-          <w:szCs w:val="22"/>
-        </w:rPr>
-        <w:t xml:space="preserve"> and Samuel (2011) revised this account, suggesting instead that audiovisual inputs with a pen in the mouth are stored as separate exemplars that do not affect listeners’ categorization decisions for audio-only speech inputs—i.e., the type of speech input that has been used in the test phase of </w:t>
+        <w:t xml:space="preserve">—while allowing perceptual learning for changes that are considered “characteristic” of the talker’s speech. Based on a series of new experiments, Kraljic and Samuel (2011) revised this account, suggesting instead that audiovisual inputs with a pen in the mouth are stored as separate exemplars that do not affect listeners’ categorization decisions for audio-only speech inputs—i.e., the type of speech input that has been used in the test phase of </w:t>
       </w:r>
       <w:r>
         <w:rPr>
@@ -23173,21 +23212,7 @@
         <w:rPr>
           <w:szCs w:val="22"/>
         </w:rPr>
-        <w:t xml:space="preserve">, Liu and Jaeger (2018) argued that the existing data were, in fact, more compatible with an account more along the lines of the original proposal by </w:t>
-      </w:r>
-      <w:proofErr w:type="spellStart"/>
-      <w:r>
-        <w:rPr>
-          <w:szCs w:val="22"/>
-        </w:rPr>
-        <w:t>Kraljic</w:t>
-      </w:r>
-      <w:proofErr w:type="spellEnd"/>
-      <w:r>
-        <w:rPr>
-          <w:szCs w:val="22"/>
-        </w:rPr>
-        <w:t xml:space="preserve"> et al. (2008)</w:t>
+        <w:t>, Liu and Jaeger (2018) argued that the existing data were, in fact, more compatible with an account more along the lines of the original proposal by Kraljic et al. (2008)</w:t>
       </w:r>
       <w:r>
         <w:rPr>
@@ -23213,14 +23238,35 @@
         <w:rPr>
           <w:szCs w:val="22"/>
         </w:rPr>
-        <w:t xml:space="preserve"> While some of these accounts (in particular the causal inference account) have conceptual similarities to compensation, previously offered </w:t>
+        <w:t xml:space="preserve"> While some of these accounts (</w:t>
+      </w:r>
+      <w:proofErr w:type="gramStart"/>
+      <w:r>
+        <w:rPr>
+          <w:szCs w:val="22"/>
+        </w:rPr>
+        <w:t xml:space="preserve">in particular </w:t>
       </w:r>
       <w:r>
         <w:rPr>
           <w:szCs w:val="22"/>
         </w:rPr>
         <w:lastRenderedPageBreak/>
-        <w:t xml:space="preserve">explanations of the blocking effect share that they appeal to </w:t>
+        <w:t>the</w:t>
+      </w:r>
+      <w:proofErr w:type="gramEnd"/>
+      <w:r>
+        <w:rPr>
+          <w:szCs w:val="22"/>
+        </w:rPr>
+        <w:t xml:space="preserve"> causal inference account) have conceptual similarities to compensation, </w:t>
+      </w:r>
+      <w:commentRangeStart w:id="61"/>
+      <w:r>
+        <w:rPr>
+          <w:szCs w:val="22"/>
+        </w:rPr>
+        <w:t xml:space="preserve">previously offered explanations of the blocking effect share that they appeal to </w:t>
       </w:r>
       <w:r>
         <w:rPr>
@@ -23250,6 +23296,13 @@
         </w:rPr>
         <w:t>.</w:t>
       </w:r>
+      <w:commentRangeEnd w:id="61"/>
+      <w:r>
+        <w:rPr>
+          <w:rStyle w:val="CommentReference"/>
+        </w:rPr>
+        <w:commentReference w:id="61"/>
+      </w:r>
     </w:p>
     <w:p>
       <w:pPr>
@@ -23503,7 +23556,29 @@
         <w:rPr>
           <w:szCs w:val="22"/>
         </w:rPr>
-        <w:t>-biased exposure, leaving unclear how these two effects trade off. However, it is also known that shifts larger than those typically used in perceptual recalibration experiments</w:t>
+        <w:t xml:space="preserve">-biased exposure, leaving </w:t>
+      </w:r>
+      <w:ins w:id="62" w:author="Karboga, Gevher" w:date="2025-05-20T18:52:00Z" w16du:dateUtc="2025-05-20T22:52:00Z">
+        <w:r>
+          <w:rPr>
+            <w:szCs w:val="22"/>
+          </w:rPr>
+          <w:t xml:space="preserve">it </w:t>
+        </w:r>
+      </w:ins>
+      <w:proofErr w:type="gramStart"/>
+      <w:r>
+        <w:rPr>
+          <w:szCs w:val="22"/>
+        </w:rPr>
+        <w:t>unclear</w:t>
+      </w:r>
+      <w:proofErr w:type="gramEnd"/>
+      <w:r>
+        <w:rPr>
+          <w:szCs w:val="22"/>
+        </w:rPr>
+        <w:t xml:space="preserve"> how these two effects trade off. However, it is also known that shifts larger than those typically used in perceptual recalibration experiments</w:t>
       </w:r>
       <w:r>
         <w:rPr>
@@ -23617,35 +23692,7 @@
         <w:rPr>
           <w:szCs w:val="22"/>
         </w:rPr>
-        <w:t>If an explanation along these lines turns out to be correct, this would also preempt the need to evoke memory (</w:t>
-      </w:r>
-      <w:proofErr w:type="spellStart"/>
-      <w:r>
-        <w:rPr>
-          <w:szCs w:val="22"/>
-        </w:rPr>
-        <w:t>Kraljic</w:t>
-      </w:r>
-      <w:proofErr w:type="spellEnd"/>
-      <w:r>
-        <w:rPr>
-          <w:szCs w:val="22"/>
-        </w:rPr>
-        <w:t xml:space="preserve"> &amp; Samuel, 2011) or learning mechanisms (</w:t>
-      </w:r>
-      <w:proofErr w:type="spellStart"/>
-      <w:r>
-        <w:rPr>
-          <w:szCs w:val="22"/>
-        </w:rPr>
-        <w:t>Kraljic</w:t>
-      </w:r>
-      <w:proofErr w:type="spellEnd"/>
-      <w:r>
-        <w:rPr>
-          <w:szCs w:val="22"/>
-        </w:rPr>
-        <w:t xml:space="preserve"> et al., 2008).</w:t>
+        <w:t>If an explanation along these lines turns out to be correct, this would also preempt the need to evoke memory (Kraljic &amp; Samuel, 2011) or learning mechanisms (Kraljic et al., 2008).</w:t>
       </w:r>
       <w:r>
         <w:rPr>
@@ -23726,21 +23773,7 @@
         <w:rPr>
           <w:szCs w:val="22"/>
         </w:rPr>
-        <w:t xml:space="preserve">This research was supported by a </w:t>
-      </w:r>
-      <w:proofErr w:type="spellStart"/>
-      <w:r>
-        <w:rPr>
-          <w:szCs w:val="22"/>
-        </w:rPr>
-        <w:t>Bilski</w:t>
-      </w:r>
-      <w:proofErr w:type="spellEnd"/>
-      <w:r>
-        <w:rPr>
-          <w:szCs w:val="22"/>
-        </w:rPr>
-        <w:t xml:space="preserve">-Mayer Summer Research Fellowship to </w:t>
+        <w:t xml:space="preserve">This research was supported by a Bilski-Mayer Summer Research Fellowship to </w:t>
       </w:r>
       <w:r>
         <w:rPr>
@@ -23847,21 +23880,7 @@
         <w:rPr>
           <w:szCs w:val="22"/>
         </w:rPr>
-        <w:t xml:space="preserve">researchers’ dedication to open science: the audio recordings were obtained from Tanya </w:t>
-      </w:r>
-      <w:proofErr w:type="spellStart"/>
-      <w:r>
-        <w:rPr>
-          <w:szCs w:val="22"/>
-        </w:rPr>
-        <w:t>Kraljic</w:t>
-      </w:r>
-      <w:proofErr w:type="spellEnd"/>
-      <w:r>
-        <w:rPr>
-          <w:szCs w:val="22"/>
-        </w:rPr>
-        <w:t xml:space="preserve"> and Arthur Samuel, the video recordings were obtained from Molly Babel; </w:t>
+        <w:t xml:space="preserve">researchers’ dedication to open science: the audio recordings were obtained from Tanya Kraljic and Arthur Samuel, the video recordings were obtained from Molly Babel; </w:t>
       </w:r>
       <w:r>
         <w:rPr>
@@ -23903,7 +23922,29 @@
         <w:rPr>
           <w:szCs w:val="22"/>
         </w:rPr>
-        <w:t>, HMTL, and CSS</w:t>
+        <w:t xml:space="preserve">, </w:t>
+      </w:r>
+      <w:del w:id="63" w:author="Karboga, Gevher" w:date="2025-05-20T18:54:00Z" w16du:dateUtc="2025-05-20T22:54:00Z">
+        <w:r>
+          <w:rPr>
+            <w:szCs w:val="22"/>
+          </w:rPr>
+          <w:delText>HMTL</w:delText>
+        </w:r>
+      </w:del>
+      <w:ins w:id="64" w:author="Karboga, Gevher" w:date="2025-05-20T18:54:00Z" w16du:dateUtc="2025-05-20T22:54:00Z">
+        <w:r>
+          <w:rPr>
+            <w:szCs w:val="22"/>
+          </w:rPr>
+          <w:t>HTML</w:t>
+        </w:r>
+      </w:ins>
+      <w:r>
+        <w:rPr>
+          <w:szCs w:val="22"/>
+        </w:rPr>
+        <w:t>, and CSS</w:t>
       </w:r>
       <w:r>
         <w:rPr>
@@ -23975,21 +24016,7 @@
         <w:rPr>
           <w:szCs w:val="22"/>
         </w:rPr>
-        <w:t xml:space="preserve">we thank Zach Burchill, Wednesday </w:t>
-      </w:r>
-      <w:proofErr w:type="spellStart"/>
-      <w:r>
-        <w:rPr>
-          <w:szCs w:val="22"/>
-        </w:rPr>
-        <w:t>Bushong</w:t>
-      </w:r>
-      <w:proofErr w:type="spellEnd"/>
-      <w:r>
-        <w:rPr>
-          <w:szCs w:val="22"/>
-        </w:rPr>
-        <w:t>, Linda Liu, and Xin Xie for sharing materials and feedback for a tutorial on crowdsourcing experiments developed as part of this project (</w:t>
+        <w:t>we thank Zach Burchill, Wednesday Bushong, Linda Liu, and Xin Xie for sharing materials and feedback for a tutorial on crowdsourcing experiments developed as part of this project (</w:t>
       </w:r>
       <w:hyperlink r:id="rId23" w:history="1">
         <w:r>
@@ -24032,8 +24059,44 @@
         <w:rPr>
           <w:szCs w:val="22"/>
         </w:rPr>
-        <w:t xml:space="preserve"> SNC proposed the experiment. SNC, GK, and MY designed the experiment and developed the hypotheses, with input from TFJ. SNC created the audiovisual stimuli from the source audio and video files. TFJ and GK programmed the web-based experiments. G</w:t>
-      </w:r>
+        <w:t xml:space="preserve"> SNC proposed the experiment. SNC, G</w:t>
+      </w:r>
+      <w:ins w:id="65" w:author="Karboga, Gevher" w:date="2025-05-20T18:55:00Z" w16du:dateUtc="2025-05-20T22:55:00Z">
+        <w:r>
+          <w:rPr>
+            <w:szCs w:val="22"/>
+          </w:rPr>
+          <w:t>E</w:t>
+        </w:r>
+      </w:ins>
+      <w:r>
+        <w:rPr>
+          <w:szCs w:val="22"/>
+        </w:rPr>
+        <w:t>K, and MY designed the experiment and developed the hypotheses, with input from TFJ. SNC created the audiovisual stimuli from the source audio and video files. TFJ and G</w:t>
+      </w:r>
+      <w:ins w:id="66" w:author="Karboga, Gevher" w:date="2025-05-20T18:55:00Z" w16du:dateUtc="2025-05-20T22:55:00Z">
+        <w:r>
+          <w:rPr>
+            <w:szCs w:val="22"/>
+          </w:rPr>
+          <w:t>E</w:t>
+        </w:r>
+      </w:ins>
+      <w:r>
+        <w:rPr>
+          <w:szCs w:val="22"/>
+        </w:rPr>
+        <w:t>K programmed the web-based experiments. G</w:t>
+      </w:r>
+      <w:ins w:id="67" w:author="Karboga, Gevher" w:date="2025-05-20T18:55:00Z" w16du:dateUtc="2025-05-20T22:55:00Z">
+        <w:r>
+          <w:rPr>
+            <w:szCs w:val="22"/>
+          </w:rPr>
+          <w:t>E</w:t>
+        </w:r>
+      </w:ins>
       <w:r>
         <w:rPr>
           <w:szCs w:val="22"/>
@@ -24120,21 +24183,7 @@
         <w:rPr>
           <w:szCs w:val="22"/>
         </w:rPr>
-        <w:t xml:space="preserve">Babel, M. (2016). Replication of T </w:t>
-      </w:r>
-      <w:proofErr w:type="spellStart"/>
-      <w:r>
-        <w:rPr>
-          <w:szCs w:val="22"/>
-        </w:rPr>
-        <w:t>Kraljic</w:t>
-      </w:r>
-      <w:proofErr w:type="spellEnd"/>
-      <w:r>
-        <w:rPr>
-          <w:szCs w:val="22"/>
-        </w:rPr>
-        <w:t>, AG Samuel, SE Brennan (2008</w:t>
+        <w:t>Babel, M. (2016). Replication of T Kraljic, AG Samuel, SE Brennan (2008</w:t>
       </w:r>
       <w:r>
         <w:rPr>
@@ -24146,7 +24195,21 @@
         <w:rPr>
           <w:szCs w:val="22"/>
         </w:rPr>
-        <w:t xml:space="preserve">, PS 19(4). Retrieved from osf.io.pj5hb. </w:t>
+        <w:t xml:space="preserve">, PS 19(4). Retrieved from </w:t>
+      </w:r>
+      <w:proofErr w:type="gramStart"/>
+      <w:r>
+        <w:rPr>
+          <w:szCs w:val="22"/>
+        </w:rPr>
+        <w:t>osf.io.pj</w:t>
+      </w:r>
+      <w:proofErr w:type="gramEnd"/>
+      <w:r>
+        <w:rPr>
+          <w:szCs w:val="22"/>
+        </w:rPr>
+        <w:t xml:space="preserve">5hb. </w:t>
       </w:r>
     </w:p>
     <w:p>
@@ -24261,21 +24324,7 @@
         <w:rPr>
           <w:szCs w:val="22"/>
         </w:rPr>
-        <w:t xml:space="preserve">, </w:t>
-      </w:r>
-      <w:proofErr w:type="spellStart"/>
-      <w:r>
-        <w:rPr>
-          <w:szCs w:val="22"/>
-        </w:rPr>
-        <w:t>Knill</w:t>
-      </w:r>
-      <w:proofErr w:type="spellEnd"/>
-      <w:r>
-        <w:rPr>
-          <w:szCs w:val="22"/>
-        </w:rPr>
-        <w:t xml:space="preserve"> D</w:t>
+        <w:t>, Knill D</w:t>
       </w:r>
       <w:r>
         <w:rPr>
@@ -24299,21 +24348,7 @@
         <w:rPr>
           <w:szCs w:val="22"/>
         </w:rPr>
-        <w:t xml:space="preserve">, </w:t>
-      </w:r>
-      <w:proofErr w:type="spellStart"/>
-      <w:r>
-        <w:rPr>
-          <w:szCs w:val="22"/>
-        </w:rPr>
-        <w:t>Aslin</w:t>
-      </w:r>
-      <w:proofErr w:type="spellEnd"/>
-      <w:r>
-        <w:rPr>
-          <w:szCs w:val="22"/>
-        </w:rPr>
-        <w:t xml:space="preserve"> R</w:t>
+        <w:t>, Aslin R</w:t>
       </w:r>
       <w:r>
         <w:rPr>
@@ -24402,7 +24437,6 @@
           <w:szCs w:val="22"/>
         </w:rPr>
       </w:pPr>
-      <w:proofErr w:type="spellStart"/>
       <w:r>
         <w:rPr>
           <w:szCs w:val="22"/>
@@ -24415,7 +24449,6 @@
         </w:rPr>
         <w:t>ürkner</w:t>
       </w:r>
-      <w:proofErr w:type="spellEnd"/>
       <w:r>
         <w:rPr>
           <w:szCs w:val="22"/>
@@ -24463,19 +24496,11 @@
           <w:szCs w:val="22"/>
         </w:rPr>
       </w:pPr>
-      <w:proofErr w:type="spellStart"/>
-      <w:r>
-        <w:rPr>
-          <w:szCs w:val="22"/>
-        </w:rPr>
-        <w:t>Bürkner</w:t>
-      </w:r>
-      <w:proofErr w:type="spellEnd"/>
-      <w:r>
-        <w:rPr>
-          <w:szCs w:val="22"/>
-        </w:rPr>
-        <w:t>, P. C., &amp; Charpentier, E. (2020). Modelling monotonic effects of ordinal predictors in Bayesian regression models. </w:t>
+      <w:r>
+        <w:rPr>
+          <w:szCs w:val="22"/>
+        </w:rPr>
+        <w:t>Bürkner, P. C., &amp; Charpentier, E. (2020). Modelling monotonic effects of ordinal predictors in Bayesian regression models. </w:t>
       </w:r>
       <w:r>
         <w:rPr>
@@ -24606,7 +24631,21 @@
         <w:rPr>
           <w:szCs w:val="22"/>
         </w:rPr>
-        <w:t xml:space="preserve">Fowler, C. A. (2004). Speech as a Supramodal or </w:t>
+        <w:t xml:space="preserve">Fowler, C. A. (2004). Speech as a </w:t>
+      </w:r>
+      <w:proofErr w:type="spellStart"/>
+      <w:r>
+        <w:rPr>
+          <w:szCs w:val="22"/>
+        </w:rPr>
+        <w:t>Supramodal</w:t>
+      </w:r>
+      <w:proofErr w:type="spellEnd"/>
+      <w:r>
+        <w:rPr>
+          <w:szCs w:val="22"/>
+        </w:rPr>
+        <w:t xml:space="preserve"> or </w:t>
       </w:r>
       <w:proofErr w:type="spellStart"/>
       <w:r>
@@ -24693,21 +24732,7 @@
         <w:rPr>
           <w:szCs w:val="22"/>
         </w:rPr>
-        <w:t xml:space="preserve">Francis, A. L., </w:t>
-      </w:r>
-      <w:proofErr w:type="spellStart"/>
-      <w:r>
-        <w:rPr>
-          <w:szCs w:val="22"/>
-        </w:rPr>
-        <w:t>Ciocca</w:t>
-      </w:r>
-      <w:proofErr w:type="spellEnd"/>
-      <w:r>
-        <w:rPr>
-          <w:szCs w:val="22"/>
-        </w:rPr>
-        <w:t>, V., Wong, N. K. Y., Leung, W. H. Y., &amp; Chu, P. C. Y. (2006). Extrinsic context affects perceptual normalization of lexical tone. </w:t>
+        <w:t>Francis, A. L., Ciocca, V., Wong, N. K. Y., Leung, W. H. Y., &amp; Chu, P. C. Y. (2006). Extrinsic context affects perceptual normalization of lexical tone. </w:t>
       </w:r>
       <w:r>
         <w:rPr>
@@ -24898,19 +24923,11 @@
           <w:szCs w:val="22"/>
         </w:rPr>
       </w:pPr>
-      <w:proofErr w:type="spellStart"/>
-      <w:r>
-        <w:rPr>
-          <w:szCs w:val="22"/>
-        </w:rPr>
-        <w:t>Gick</w:t>
-      </w:r>
-      <w:proofErr w:type="spellEnd"/>
-      <w:r>
-        <w:rPr>
-          <w:szCs w:val="22"/>
-        </w:rPr>
-        <w:t>, B., &amp; Derrick, D. (2009). Aero-tactile integration in speech perception. </w:t>
+      <w:r>
+        <w:rPr>
+          <w:szCs w:val="22"/>
+        </w:rPr>
+        <w:t>Gick, B., &amp; Derrick, D. (2009). Aero-tactile integration in speech perception. </w:t>
       </w:r>
       <w:r>
         <w:rPr>
@@ -25004,7 +25021,6 @@
           <w:szCs w:val="22"/>
         </w:rPr>
       </w:pPr>
-      <w:proofErr w:type="spellStart"/>
       <w:r>
         <w:rPr>
           <w:szCs w:val="22"/>
@@ -25021,14 +25037,7 @@
         <w:rPr>
           <w:szCs w:val="22"/>
         </w:rPr>
-        <w:t>rberg</w:t>
-      </w:r>
-      <w:proofErr w:type="spellEnd"/>
-      <w:r>
-        <w:rPr>
-          <w:szCs w:val="22"/>
-        </w:rPr>
-        <w:t xml:space="preserve">, </w:t>
+        <w:t xml:space="preserve">rberg, </w:t>
       </w:r>
       <w:r>
         <w:rPr>
@@ -25158,19 +25167,11 @@
           <w:szCs w:val="22"/>
         </w:rPr>
       </w:pPr>
-      <w:proofErr w:type="spellStart"/>
-      <w:r>
-        <w:rPr>
-          <w:szCs w:val="22"/>
-        </w:rPr>
-        <w:t>Kraljic</w:t>
-      </w:r>
-      <w:proofErr w:type="spellEnd"/>
-      <w:r>
-        <w:rPr>
-          <w:szCs w:val="22"/>
-        </w:rPr>
-        <w:t xml:space="preserve">, </w:t>
+      <w:r>
+        <w:rPr>
+          <w:szCs w:val="22"/>
+        </w:rPr>
+        <w:t xml:space="preserve">Kraljic, </w:t>
       </w:r>
       <w:r>
         <w:rPr>
@@ -25201,19 +25202,25 @@
           <w:szCs w:val="22"/>
         </w:rPr>
       </w:pPr>
-      <w:proofErr w:type="spellStart"/>
-      <w:r>
-        <w:rPr>
-          <w:szCs w:val="22"/>
-        </w:rPr>
-        <w:t>Kraljic</w:t>
-      </w:r>
-      <w:proofErr w:type="spellEnd"/>
-      <w:r>
-        <w:rPr>
-          <w:szCs w:val="22"/>
-        </w:rPr>
-        <w:t xml:space="preserve">, T., &amp; Samuel, A. G. (2011). Perceptual learning evidence for contextually-specific representations. </w:t>
+      <w:r>
+        <w:rPr>
+          <w:szCs w:val="22"/>
+        </w:rPr>
+        <w:t xml:space="preserve">Kraljic, T., &amp; Samuel, A. G. (2011). Perceptual learning evidence for </w:t>
+      </w:r>
+      <w:proofErr w:type="gramStart"/>
+      <w:r>
+        <w:rPr>
+          <w:szCs w:val="22"/>
+        </w:rPr>
+        <w:t>contextually-specific</w:t>
+      </w:r>
+      <w:proofErr w:type="gramEnd"/>
+      <w:r>
+        <w:rPr>
+          <w:szCs w:val="22"/>
+        </w:rPr>
+        <w:t xml:space="preserve"> representations. </w:t>
       </w:r>
       <w:r>
         <w:rPr>
@@ -25250,20 +25257,12 @@
           <w:szCs w:val="22"/>
         </w:rPr>
       </w:pPr>
-      <w:proofErr w:type="spellStart"/>
       <w:r>
         <w:rPr>
           <w:szCs w:val="22"/>
         </w:rPr>
         <w:lastRenderedPageBreak/>
-        <w:t>Kraljic</w:t>
-      </w:r>
-      <w:proofErr w:type="spellEnd"/>
-      <w:r>
-        <w:rPr>
-          <w:szCs w:val="22"/>
-        </w:rPr>
-        <w:t xml:space="preserve">, T., Samuel, A. G., &amp; Brennan, S. E. (2008). First impressions and last resorts: How listeners adjust to speaker variability: Research article. </w:t>
+        <w:t xml:space="preserve">Kraljic, T., Samuel, A. G., &amp; Brennan, S. E. (2008). First impressions and last resorts: How listeners adjust to speaker variability: Research article. </w:t>
       </w:r>
       <w:r>
         <w:rPr>
@@ -25519,21 +25518,7 @@
         <w:rPr>
           <w:szCs w:val="22"/>
         </w:rPr>
-        <w:t>, C. S., Pérez-</w:t>
-      </w:r>
-      <w:proofErr w:type="spellStart"/>
-      <w:r>
-        <w:rPr>
-          <w:szCs w:val="22"/>
-        </w:rPr>
-        <w:t>Bellido</w:t>
-      </w:r>
-      <w:proofErr w:type="spellEnd"/>
-      <w:r>
-        <w:rPr>
-          <w:szCs w:val="22"/>
-        </w:rPr>
-        <w:t xml:space="preserve">, A., &amp; de Lange, F. P. (2018). Rapid recalibration of speech perception after experiencing the McGurk illusion. </w:t>
+        <w:t xml:space="preserve">, C. S., Pérez-Bellido, A., &amp; de Lange, F. P. (2018). Rapid recalibration of speech perception after experiencing the McGurk illusion. </w:t>
       </w:r>
       <w:r>
         <w:rPr>
@@ -25592,23 +25577,7 @@
           <w:rFonts w:hint="eastAsia"/>
           <w:szCs w:val="22"/>
         </w:rPr>
-        <w:t xml:space="preserve">V. A., &amp; </w:t>
-      </w:r>
-      <w:proofErr w:type="spellStart"/>
-      <w:r>
-        <w:rPr>
-          <w:rFonts w:hint="eastAsia"/>
-          <w:szCs w:val="22"/>
-        </w:rPr>
-        <w:t>Repp</w:t>
-      </w:r>
-      <w:proofErr w:type="spellEnd"/>
-      <w:r>
-        <w:rPr>
-          <w:rFonts w:hint="eastAsia"/>
-          <w:szCs w:val="22"/>
-        </w:rPr>
-        <w:t>, B. H. (1980). Influence of vocalic context on perception of the [</w:t>
+        <w:t>V. A., &amp; Repp, B. H. (1980). Influence of vocalic context on perception of the [</w:t>
       </w:r>
       <w:r>
         <w:rPr>
@@ -25967,19 +25936,11 @@
           <w:szCs w:val="22"/>
         </w:rPr>
       </w:pPr>
-      <w:proofErr w:type="spellStart"/>
-      <w:r>
-        <w:rPr>
-          <w:szCs w:val="22"/>
-        </w:rPr>
-        <w:t>Mitterer</w:t>
-      </w:r>
-      <w:proofErr w:type="spellEnd"/>
-      <w:r>
-        <w:rPr>
-          <w:szCs w:val="22"/>
-        </w:rPr>
-        <w:t xml:space="preserve">, H. (2006). On the causes of compensation for coarticulation: Evidence for phonological mediation. </w:t>
+      <w:r>
+        <w:rPr>
+          <w:szCs w:val="22"/>
+        </w:rPr>
+        <w:t xml:space="preserve">Mitterer, H. (2006). On the causes of compensation for coarticulation: Evidence for phonological mediation. </w:t>
       </w:r>
       <w:r>
         <w:rPr>
@@ -26122,25 +26083,7 @@
           <w:szCs w:val="22"/>
           <w:shd w:val="clear" w:color="auto" w:fill="FFFFFF"/>
         </w:rPr>
-        <w:t xml:space="preserve">Proctor, M., </w:t>
-      </w:r>
-      <w:proofErr w:type="spellStart"/>
-      <w:r>
-        <w:rPr>
-          <w:color w:val="222222"/>
-          <w:szCs w:val="22"/>
-          <w:shd w:val="clear" w:color="auto" w:fill="FFFFFF"/>
-        </w:rPr>
-        <w:t>Shadle</w:t>
-      </w:r>
-      <w:proofErr w:type="spellEnd"/>
-      <w:r>
-        <w:rPr>
-          <w:color w:val="222222"/>
-          <w:szCs w:val="22"/>
-          <w:shd w:val="clear" w:color="auto" w:fill="FFFFFF"/>
-        </w:rPr>
-        <w:t xml:space="preserve">, C., &amp; </w:t>
+        <w:t xml:space="preserve">Proctor, M., Shadle, C., &amp; </w:t>
       </w:r>
       <w:proofErr w:type="spellStart"/>
       <w:r>
@@ -26320,7 +26263,16 @@
           <w:iCs/>
           <w:szCs w:val="22"/>
         </w:rPr>
-        <w:t>The Journal of the Acoustical Society of America, 79(4)</w:t>
+        <w:t xml:space="preserve">The Journal of the Acoustical Society of </w:t>
+      </w:r>
+      <w:r>
+        <w:rPr>
+          <w:i/>
+          <w:iCs/>
+          <w:szCs w:val="22"/>
+        </w:rPr>
+        <w:lastRenderedPageBreak/>
+        <w:t>America, 79(4)</w:t>
       </w:r>
       <w:r>
         <w:rPr>
@@ -26341,7 +26293,6 @@
         <w:rPr>
           <w:szCs w:val="22"/>
         </w:rPr>
-        <w:lastRenderedPageBreak/>
         <w:t>Viswanathan, N., &amp; Stephens, J. D. (2016). Compensation for visually specified coarticulation in liquid–stop contexts. </w:t>
       </w:r>
       <w:r>
@@ -26444,19 +26395,11 @@
           <w:szCs w:val="22"/>
         </w:rPr>
       </w:pPr>
-      <w:proofErr w:type="spellStart"/>
-      <w:r>
-        <w:rPr>
-          <w:szCs w:val="22"/>
-        </w:rPr>
-        <w:t>Weatherholtz</w:t>
-      </w:r>
-      <w:proofErr w:type="spellEnd"/>
-      <w:r>
-        <w:rPr>
-          <w:szCs w:val="22"/>
-        </w:rPr>
-        <w:t xml:space="preserve">, K., &amp; Jaeger, T. F. (2016). Speech perception and generalization across talkers and accents. Linguistics: </w:t>
+      <w:r>
+        <w:rPr>
+          <w:szCs w:val="22"/>
+        </w:rPr>
+        <w:t xml:space="preserve">Weatherholtz, K., &amp; Jaeger, T. F. (2016). Speech perception and generalization across talkers and accents. Linguistics: </w:t>
       </w:r>
       <w:r>
         <w:rPr>
@@ -26501,11 +26444,11 @@
         <w:spacing w:line="240" w:lineRule="auto"/>
         <w:ind w:left="360" w:hanging="360"/>
         <w:rPr>
-          <w:ins w:id="35" w:author="Cummings, Shawn" w:date="2025-05-12T20:19:00Z" w16du:dateUtc="2025-05-13T00:19:00Z"/>
-          <w:szCs w:val="22"/>
-        </w:rPr>
-      </w:pPr>
-      <w:ins w:id="36" w:author="Cummings, Shawn" w:date="2025-05-12T20:19:00Z">
+          <w:ins w:id="68" w:author="Cummings, Shawn" w:date="2025-05-12T20:19:00Z" w16du:dateUtc="2025-05-13T00:19:00Z"/>
+          <w:szCs w:val="22"/>
+        </w:rPr>
+      </w:pPr>
+      <w:ins w:id="69" w:author="Cummings, Shawn" w:date="2025-05-12T20:19:00Z">
         <w:r>
           <w:rPr>
             <w:szCs w:val="22"/>
@@ -26568,21 +26511,7 @@
         <w:rPr>
           <w:szCs w:val="22"/>
         </w:rPr>
-        <w:t>Yeni-</w:t>
-      </w:r>
-      <w:proofErr w:type="spellStart"/>
-      <w:r>
-        <w:rPr>
-          <w:szCs w:val="22"/>
-        </w:rPr>
-        <w:t>Komshian</w:t>
-      </w:r>
-      <w:proofErr w:type="spellEnd"/>
-      <w:r>
-        <w:rPr>
-          <w:szCs w:val="22"/>
-        </w:rPr>
-        <w:t xml:space="preserve">, </w:t>
+        <w:t xml:space="preserve">Yeni-Komshian, </w:t>
       </w:r>
       <w:r>
         <w:rPr>
@@ -26625,8 +26554,8 @@
 </file>
 
 <file path=word/comments.xml><?xml version="1.0" encoding="utf-8"?>
-<w:comments xmlns:wpc="http://schemas.microsoft.com/office/word/2010/wordprocessingCanvas" xmlns:cx="http://schemas.microsoft.com/office/drawing/2014/chartex" xmlns:cx1="http://schemas.microsoft.com/office/drawing/2015/9/8/chartex" xmlns:cx2="http://schemas.microsoft.com/office/drawing/2015/10/21/chartex" xmlns:cx3="http://schemas.microsoft.com/office/drawing/2016/5/9/chartex" xmlns:cx4="http://schemas.microsoft.com/office/drawing/2016/5/10/chartex" xmlns:cx5="http://schemas.microsoft.com/office/drawing/2016/5/11/chartex" xmlns:cx6="http://schemas.microsoft.com/office/drawing/2016/5/12/chartex" xmlns:cx7="http://schemas.microsoft.com/office/drawing/2016/5/13/chartex" xmlns:cx8="http://schemas.microsoft.com/office/drawing/2016/5/14/chartex" xmlns:mc="http://schemas.openxmlformats.org/markup-compatibility/2006" xmlns:aink="http://schemas.microsoft.com/office/drawing/2016/ink" xmlns:am3d="http://schemas.microsoft.com/office/drawing/2017/model3d" xmlns:o="urn:schemas-microsoft-com:office:office" xmlns:oel="http://schemas.microsoft.com/office/2019/extlst" xmlns:r="http://schemas.openxmlformats.org/officeDocument/2006/relationships" xmlns:m="http://schemas.openxmlformats.org/officeDocument/2006/math" xmlns:v="urn:schemas-microsoft-com:vml" xmlns:wp14="http://schemas.microsoft.com/office/word/2010/wordprocessingDrawing" xmlns:wp="http://schemas.openxmlformats.org/drawingml/2006/wordprocessingDrawing" xmlns:w10="urn:schemas-microsoft-com:office:word" xmlns:w="http://schemas.openxmlformats.org/wordprocessingml/2006/main" xmlns:w14="http://schemas.microsoft.com/office/word/2010/wordml" xmlns:w15="http://schemas.microsoft.com/office/word/2012/wordml" xmlns:w16cex="http://schemas.microsoft.com/office/word/2018/wordml/cex" xmlns:w16cid="http://schemas.microsoft.com/office/word/2016/wordml/cid" xmlns:w16="http://schemas.microsoft.com/office/word/2018/wordml" xmlns:w16du="http://schemas.microsoft.com/office/word/2023/wordml/word16du" xmlns:w16sdtdh="http://schemas.microsoft.com/office/word/2020/wordml/sdtdatahash" xmlns:w16se="http://schemas.microsoft.com/office/word/2015/wordml/symex" xmlns:wpg="http://schemas.microsoft.com/office/word/2010/wordprocessingGroup" xmlns:wpi="http://schemas.microsoft.com/office/word/2010/wordprocessingInk" xmlns:wne="http://schemas.microsoft.com/office/word/2006/wordml" xmlns:wps="http://schemas.microsoft.com/office/word/2010/wordprocessingShape" mc:Ignorable="w14 w15 w16se w16cid w16 w16cex w16sdtdh w16du wp14">
-  <w:comment w:id="1" w:author="Jaeger, Florian" w:date="2025-05-11T17:22:00Z" w:initials="TJ">
+<w:comments xmlns:wpc="http://schemas.microsoft.com/office/word/2010/wordprocessingCanvas" xmlns:cx="http://schemas.microsoft.com/office/drawing/2014/chartex" xmlns:cx1="http://schemas.microsoft.com/office/drawing/2015/9/8/chartex" xmlns:cx2="http://schemas.microsoft.com/office/drawing/2015/10/21/chartex" xmlns:cx3="http://schemas.microsoft.com/office/drawing/2016/5/9/chartex" xmlns:cx4="http://schemas.microsoft.com/office/drawing/2016/5/10/chartex" xmlns:cx5="http://schemas.microsoft.com/office/drawing/2016/5/11/chartex" xmlns:cx6="http://schemas.microsoft.com/office/drawing/2016/5/12/chartex" xmlns:cx7="http://schemas.microsoft.com/office/drawing/2016/5/13/chartex" xmlns:cx8="http://schemas.microsoft.com/office/drawing/2016/5/14/chartex" xmlns:mc="http://schemas.openxmlformats.org/markup-compatibility/2006" xmlns:aink="http://schemas.microsoft.com/office/drawing/2016/ink" xmlns:am3d="http://schemas.microsoft.com/office/drawing/2017/model3d" xmlns:o="urn:schemas-microsoft-com:office:office" xmlns:oel="http://schemas.microsoft.com/office/2019/extlst" xmlns:r="http://schemas.openxmlformats.org/officeDocument/2006/relationships" xmlns:m="http://schemas.openxmlformats.org/officeDocument/2006/math" xmlns:v="urn:schemas-microsoft-com:vml" xmlns:wp14="http://schemas.microsoft.com/office/word/2010/wordprocessingDrawing" xmlns:wp="http://schemas.openxmlformats.org/drawingml/2006/wordprocessingDrawing" xmlns:w10="urn:schemas-microsoft-com:office:word" xmlns:w="http://schemas.openxmlformats.org/wordprocessingml/2006/main" xmlns:w14="http://schemas.microsoft.com/office/word/2010/wordml" xmlns:w15="http://schemas.microsoft.com/office/word/2012/wordml" xmlns:w16cex="http://schemas.microsoft.com/office/word/2018/wordml/cex" xmlns:w16cid="http://schemas.microsoft.com/office/word/2016/wordml/cid" xmlns:w16="http://schemas.microsoft.com/office/word/2018/wordml" xmlns:w16du="http://schemas.microsoft.com/office/word/2023/wordml/word16du" xmlns:w16sdtdh="http://schemas.microsoft.com/office/word/2020/wordml/sdtdatahash" xmlns:w16sdtfl="http://schemas.microsoft.com/office/word/2024/wordml/sdtformatlock" xmlns:w16se="http://schemas.microsoft.com/office/word/2015/wordml/symex" xmlns:wpg="http://schemas.microsoft.com/office/word/2010/wordprocessingGroup" xmlns:wpi="http://schemas.microsoft.com/office/word/2010/wordprocessingInk" xmlns:wne="http://schemas.microsoft.com/office/word/2006/wordml" xmlns:wps="http://schemas.microsoft.com/office/word/2010/wordprocessingShape" mc:Ignorable="w14 w15 w16se w16cid w16 w16cex w16sdtdh w16sdtfl w16du wp14">
+  <w:comment w:id="5" w:author="Jaeger, Florian" w:date="2025-05-11T17:22:00Z" w:initials="TJ">
     <w:p>
       <w:pPr>
         <w:jc w:val="left"/>
@@ -26645,7 +26574,7 @@
       </w:r>
     </w:p>
   </w:comment>
-  <w:comment w:id="2" w:author="Cummings, Shawn" w:date="2025-05-12T20:36:00Z" w:initials="SC">
+  <w:comment w:id="6" w:author="Cummings, Shawn" w:date="2025-05-12T20:36:00Z" w:initials="SC">
     <w:p>
       <w:pPr>
         <w:jc w:val="left"/>
@@ -26661,7 +26590,7 @@
       </w:r>
     </w:p>
   </w:comment>
-  <w:comment w:id="5" w:author="Jaeger, Florian" w:date="2025-05-11T16:16:00Z" w:initials="TJ">
+  <w:comment w:id="12" w:author="Jaeger, Florian" w:date="2025-05-11T16:16:00Z" w:initials="TJ">
     <w:p>
       <w:pPr>
         <w:jc w:val="left"/>
@@ -26680,7 +26609,7 @@
       </w:r>
     </w:p>
   </w:comment>
-  <w:comment w:id="3" w:author="Cummings, Shawn" w:date="2025-05-09T12:59:00Z" w:initials="SC">
+  <w:comment w:id="10" w:author="Cummings, Shawn" w:date="2025-05-09T12:59:00Z" w:initials="SC">
     <w:p>
       <w:pPr>
         <w:jc w:val="left"/>
@@ -26696,7 +26625,7 @@
       </w:r>
     </w:p>
   </w:comment>
-  <w:comment w:id="4" w:author="Cummings, Shawn" w:date="2025-05-09T13:12:00Z" w:initials="SC">
+  <w:comment w:id="11" w:author="Cummings, Shawn" w:date="2025-05-09T13:12:00Z" w:initials="SC">
     <w:p>
       <w:pPr>
         <w:jc w:val="left"/>
@@ -26712,7 +26641,7 @@
       </w:r>
     </w:p>
   </w:comment>
-  <w:comment w:id="7" w:author="Jaeger, Florian" w:date="2025-05-11T16:19:00Z" w:initials="TJ">
+  <w:comment w:id="16" w:author="Jaeger, Florian" w:date="2025-05-11T16:19:00Z" w:initials="TJ">
     <w:p>
       <w:pPr>
         <w:jc w:val="left"/>
@@ -26742,7 +26671,7 @@
       </w:r>
     </w:p>
   </w:comment>
-  <w:comment w:id="8" w:author="Cummings, Shawn" w:date="2025-05-12T20:37:00Z" w:initials="SC">
+  <w:comment w:id="17" w:author="Cummings, Shawn" w:date="2025-05-12T20:37:00Z" w:initials="SC">
     <w:p>
       <w:pPr>
         <w:jc w:val="left"/>
@@ -26758,7 +26687,7 @@
       </w:r>
     </w:p>
   </w:comment>
-  <w:comment w:id="10" w:author="Jaeger, Florian" w:date="2025-05-11T16:22:00Z" w:initials="TJ">
+  <w:comment w:id="23" w:author="Jaeger, Florian" w:date="2025-05-11T16:22:00Z" w:initials="TJ">
     <w:p>
       <w:pPr>
         <w:jc w:val="left"/>
@@ -26777,7 +26706,7 @@
       </w:r>
     </w:p>
   </w:comment>
-  <w:comment w:id="11" w:author="Jaeger, Florian" w:date="2025-05-11T16:22:00Z" w:initials="TJ">
+  <w:comment w:id="24" w:author="Jaeger, Florian" w:date="2025-05-11T16:22:00Z" w:initials="TJ">
     <w:p>
       <w:pPr>
         <w:jc w:val="left"/>
@@ -26796,7 +26725,7 @@
       </w:r>
     </w:p>
   </w:comment>
-  <w:comment w:id="15" w:author="Jaeger, Florian" w:date="2025-05-11T17:36:00Z" w:initials="TJ">
+  <w:comment w:id="28" w:author="Jaeger, Florian" w:date="2025-05-11T17:36:00Z" w:initials="TJ">
     <w:p>
       <w:pPr>
         <w:jc w:val="left"/>
@@ -26815,7 +26744,7 @@
       </w:r>
     </w:p>
   </w:comment>
-  <w:comment w:id="16" w:author="Jaeger, Florian" w:date="2025-05-11T17:37:00Z" w:initials="TJ">
+  <w:comment w:id="29" w:author="Jaeger, Florian" w:date="2025-05-11T17:37:00Z" w:initials="TJ">
     <w:p>
       <w:pPr>
         <w:jc w:val="left"/>
@@ -26834,7 +26763,7 @@
       </w:r>
     </w:p>
   </w:comment>
-  <w:comment w:id="17" w:author="Cummings, Shawn" w:date="2025-05-12T20:55:00Z" w:initials="SC">
+  <w:comment w:id="30" w:author="Cummings, Shawn" w:date="2025-05-12T20:55:00Z" w:initials="SC">
     <w:p>
       <w:pPr>
         <w:jc w:val="left"/>
@@ -26850,7 +26779,7 @@
       </w:r>
     </w:p>
   </w:comment>
-  <w:comment w:id="20" w:author="Jaeger, Florian" w:date="2025-05-11T17:39:00Z" w:initials="TJ">
+  <w:comment w:id="33" w:author="Jaeger, Florian" w:date="2025-05-11T17:39:00Z" w:initials="TJ">
     <w:p>
       <w:pPr>
         <w:jc w:val="left"/>
@@ -26869,7 +26798,7 @@
       </w:r>
     </w:p>
   </w:comment>
-  <w:comment w:id="24" w:author="Jaeger, Florian" w:date="2025-05-11T16:49:00Z" w:initials="TJ">
+  <w:comment w:id="43" w:author="Karboga, Gevher" w:date="2025-05-20T18:47:00Z" w:initials="GK">
     <w:p>
       <w:pPr>
         <w:jc w:val="left"/>
@@ -26884,11 +26813,11 @@
         <w:rPr>
           <w:color w:val="000000"/>
         </w:rPr>
-        <w:t>would be good to fill this in?</w:t>
+        <w:t>It could be better to divide this long sentence into two. Just a suggestion.</w:t>
       </w:r>
     </w:p>
   </w:comment>
-  <w:comment w:id="25" w:author="Cummings, Shawn" w:date="2025-05-12T21:09:00Z" w:initials="SC">
+  <w:comment w:id="45" w:author="Jaeger, Florian" w:date="2025-05-11T16:49:00Z" w:initials="TJ">
     <w:p>
       <w:pPr>
         <w:jc w:val="left"/>
@@ -26900,11 +26829,14 @@
         <w:annotationRef/>
       </w:r>
       <w:r>
-        <w:t>Beautifully similar RTs!</w:t>
+        <w:rPr>
+          <w:color w:val="000000"/>
+        </w:rPr>
+        <w:t>would be good to fill this in?</w:t>
       </w:r>
     </w:p>
   </w:comment>
-  <w:comment w:id="34" w:author="Jaeger, Florian" w:date="2025-05-11T16:53:00Z" w:initials="TJ">
+  <w:comment w:id="46" w:author="Cummings, Shawn" w:date="2025-05-12T21:09:00Z" w:initials="SC">
     <w:p>
       <w:pPr>
         <w:jc w:val="left"/>
@@ -26916,10 +26848,45 @@
         <w:annotationRef/>
       </w:r>
       <w:r>
+        <w:t>Beautifully similar RTs!</w:t>
+      </w:r>
+    </w:p>
+  </w:comment>
+  <w:comment w:id="55" w:author="Jaeger, Florian" w:date="2025-05-11T16:53:00Z" w:initials="TJ">
+    <w:p>
+      <w:pPr>
+        <w:jc w:val="left"/>
+      </w:pPr>
+      <w:r>
+        <w:rPr>
+          <w:rStyle w:val="CommentReference"/>
+        </w:rPr>
+        <w:annotationRef/>
+      </w:r>
+      <w:r>
         <w:rPr>
           <w:color w:val="000000"/>
         </w:rPr>
         <w:t>For Exp 1a-c, Gevher coded comments for whether they mentioned the pen (it’s in the data directory). We could ask her whether she’d be willing to do the same of Exp 2 to see whether the rate of pen mention differed between experiments?</w:t>
+      </w:r>
+    </w:p>
+  </w:comment>
+  <w:comment w:id="61" w:author="Karboga, Gevher" w:date="2025-05-20T18:50:00Z" w:initials="GK">
+    <w:p>
+      <w:pPr>
+        <w:jc w:val="left"/>
+      </w:pPr>
+      <w:r>
+        <w:rPr>
+          <w:rStyle w:val="CommentReference"/>
+        </w:rPr>
+        <w:annotationRef/>
+      </w:r>
+      <w:r>
+        <w:rPr>
+          <w:color w:val="000000"/>
+        </w:rPr>
+        <w:t xml:space="preserve">I’m a bit confused about the wording of this sentence. I understand what we’re trying to say but this part of the sentence feels a bit jarring. Maybe sth like “, previous explanations of the blocking effect appeal/have consistently appealed to learning and/or memory.” </w:t>
       </w:r>
     </w:p>
   </w:comment>
@@ -26927,7 +26894,7 @@
 </file>
 
 <file path=word/commentsExtended.xml><?xml version="1.0" encoding="utf-8"?>
-<w15:commentsEx xmlns:wpc="http://schemas.microsoft.com/office/word/2010/wordprocessingCanvas" xmlns:cx="http://schemas.microsoft.com/office/drawing/2014/chartex" xmlns:cx1="http://schemas.microsoft.com/office/drawing/2015/9/8/chartex" xmlns:cx2="http://schemas.microsoft.com/office/drawing/2015/10/21/chartex" xmlns:cx3="http://schemas.microsoft.com/office/drawing/2016/5/9/chartex" xmlns:cx4="http://schemas.microsoft.com/office/drawing/2016/5/10/chartex" xmlns:cx5="http://schemas.microsoft.com/office/drawing/2016/5/11/chartex" xmlns:cx6="http://schemas.microsoft.com/office/drawing/2016/5/12/chartex" xmlns:cx7="http://schemas.microsoft.com/office/drawing/2016/5/13/chartex" xmlns:cx8="http://schemas.microsoft.com/office/drawing/2016/5/14/chartex" xmlns:mc="http://schemas.openxmlformats.org/markup-compatibility/2006" xmlns:aink="http://schemas.microsoft.com/office/drawing/2016/ink" xmlns:am3d="http://schemas.microsoft.com/office/drawing/2017/model3d" xmlns:o="urn:schemas-microsoft-com:office:office" xmlns:oel="http://schemas.microsoft.com/office/2019/extlst" xmlns:r="http://schemas.openxmlformats.org/officeDocument/2006/relationships" xmlns:m="http://schemas.openxmlformats.org/officeDocument/2006/math" xmlns:v="urn:schemas-microsoft-com:vml" xmlns:wp14="http://schemas.microsoft.com/office/word/2010/wordprocessingDrawing" xmlns:wp="http://schemas.openxmlformats.org/drawingml/2006/wordprocessingDrawing" xmlns:w10="urn:schemas-microsoft-com:office:word" xmlns:w="http://schemas.openxmlformats.org/wordprocessingml/2006/main" xmlns:w14="http://schemas.microsoft.com/office/word/2010/wordml" xmlns:w15="http://schemas.microsoft.com/office/word/2012/wordml" xmlns:w16cex="http://schemas.microsoft.com/office/word/2018/wordml/cex" xmlns:w16cid="http://schemas.microsoft.com/office/word/2016/wordml/cid" xmlns:w16="http://schemas.microsoft.com/office/word/2018/wordml" xmlns:w16du="http://schemas.microsoft.com/office/word/2023/wordml/word16du" xmlns:w16sdtdh="http://schemas.microsoft.com/office/word/2020/wordml/sdtdatahash" xmlns:w16se="http://schemas.microsoft.com/office/word/2015/wordml/symex" xmlns:wpg="http://schemas.microsoft.com/office/word/2010/wordprocessingGroup" xmlns:wpi="http://schemas.microsoft.com/office/word/2010/wordprocessingInk" xmlns:wne="http://schemas.microsoft.com/office/word/2006/wordml" xmlns:wps="http://schemas.microsoft.com/office/word/2010/wordprocessingShape" mc:Ignorable="w14 w15 w16se w16cid w16 w16cex w16sdtdh w16du wp14">
+<w15:commentsEx xmlns:wpc="http://schemas.microsoft.com/office/word/2010/wordprocessingCanvas" xmlns:cx="http://schemas.microsoft.com/office/drawing/2014/chartex" xmlns:cx1="http://schemas.microsoft.com/office/drawing/2015/9/8/chartex" xmlns:cx2="http://schemas.microsoft.com/office/drawing/2015/10/21/chartex" xmlns:cx3="http://schemas.microsoft.com/office/drawing/2016/5/9/chartex" xmlns:cx4="http://schemas.microsoft.com/office/drawing/2016/5/10/chartex" xmlns:cx5="http://schemas.microsoft.com/office/drawing/2016/5/11/chartex" xmlns:cx6="http://schemas.microsoft.com/office/drawing/2016/5/12/chartex" xmlns:cx7="http://schemas.microsoft.com/office/drawing/2016/5/13/chartex" xmlns:cx8="http://schemas.microsoft.com/office/drawing/2016/5/14/chartex" xmlns:mc="http://schemas.openxmlformats.org/markup-compatibility/2006" xmlns:aink="http://schemas.microsoft.com/office/drawing/2016/ink" xmlns:am3d="http://schemas.microsoft.com/office/drawing/2017/model3d" xmlns:o="urn:schemas-microsoft-com:office:office" xmlns:oel="http://schemas.microsoft.com/office/2019/extlst" xmlns:r="http://schemas.openxmlformats.org/officeDocument/2006/relationships" xmlns:m="http://schemas.openxmlformats.org/officeDocument/2006/math" xmlns:v="urn:schemas-microsoft-com:vml" xmlns:wp14="http://schemas.microsoft.com/office/word/2010/wordprocessingDrawing" xmlns:wp="http://schemas.openxmlformats.org/drawingml/2006/wordprocessingDrawing" xmlns:w10="urn:schemas-microsoft-com:office:word" xmlns:w="http://schemas.openxmlformats.org/wordprocessingml/2006/main" xmlns:w14="http://schemas.microsoft.com/office/word/2010/wordml" xmlns:w15="http://schemas.microsoft.com/office/word/2012/wordml" xmlns:w16cex="http://schemas.microsoft.com/office/word/2018/wordml/cex" xmlns:w16cid="http://schemas.microsoft.com/office/word/2016/wordml/cid" xmlns:w16="http://schemas.microsoft.com/office/word/2018/wordml" xmlns:w16du="http://schemas.microsoft.com/office/word/2023/wordml/word16du" xmlns:w16sdtdh="http://schemas.microsoft.com/office/word/2020/wordml/sdtdatahash" xmlns:w16sdtfl="http://schemas.microsoft.com/office/word/2024/wordml/sdtformatlock" xmlns:w16se="http://schemas.microsoft.com/office/word/2015/wordml/symex" xmlns:wpg="http://schemas.microsoft.com/office/word/2010/wordprocessingGroup" xmlns:wpi="http://schemas.microsoft.com/office/word/2010/wordprocessingInk" xmlns:wne="http://schemas.microsoft.com/office/word/2006/wordml" xmlns:wps="http://schemas.microsoft.com/office/word/2010/wordprocessingShape" mc:Ignorable="w14 w15 w16se w16cid w16 w16cex w16sdtdh w16sdtfl w16du wp14">
   <w15:commentEx w15:paraId="4DDBF32D" w15:done="0"/>
   <w15:commentEx w15:paraId="1486FF83" w15:paraIdParent="4DDBF32D" w15:done="0"/>
   <w15:commentEx w15:paraId="2245456D" w15:done="0"/>
@@ -26941,14 +26908,16 @@
   <w15:commentEx w15:paraId="23B94270" w15:paraIdParent="35B6A348" w15:done="0"/>
   <w15:commentEx w15:paraId="30A11CDB" w15:paraIdParent="35B6A348" w15:done="0"/>
   <w15:commentEx w15:paraId="3231CFD4" w15:done="1"/>
+  <w15:commentEx w15:paraId="74A83416" w15:done="0"/>
   <w15:commentEx w15:paraId="695C0F94" w15:done="0"/>
   <w15:commentEx w15:paraId="0A4DDCE7" w15:paraIdParent="695C0F94" w15:done="0"/>
   <w15:commentEx w15:paraId="1552380C" w15:done="0"/>
+  <w15:commentEx w15:paraId="50666CB3" w15:done="0"/>
 </w15:commentsEx>
 </file>
 
 <file path=word/commentsExtensible.xml><?xml version="1.0" encoding="utf-8"?>
-<w16cex:commentsExtensible xmlns:wpc="http://schemas.microsoft.com/office/word/2010/wordprocessingCanvas" xmlns:cx="http://schemas.microsoft.com/office/drawing/2014/chartex" xmlns:cx1="http://schemas.microsoft.com/office/drawing/2015/9/8/chartex" xmlns:cx2="http://schemas.microsoft.com/office/drawing/2015/10/21/chartex" xmlns:cx3="http://schemas.microsoft.com/office/drawing/2016/5/9/chartex" xmlns:cx4="http://schemas.microsoft.com/office/drawing/2016/5/10/chartex" xmlns:cx5="http://schemas.microsoft.com/office/drawing/2016/5/11/chartex" xmlns:cx6="http://schemas.microsoft.com/office/drawing/2016/5/12/chartex" xmlns:cx7="http://schemas.microsoft.com/office/drawing/2016/5/13/chartex" xmlns:cx8="http://schemas.microsoft.com/office/drawing/2016/5/14/chartex" xmlns:cr="http://schemas.microsoft.com/office/comments/2020/reactions" xmlns:mc="http://schemas.openxmlformats.org/markup-compatibility/2006" xmlns:aink="http://schemas.microsoft.com/office/drawing/2016/ink" xmlns:am3d="http://schemas.microsoft.com/office/drawing/2017/model3d" xmlns:o="urn:schemas-microsoft-com:office:office" xmlns:oel="http://schemas.microsoft.com/office/2019/extlst" xmlns:r="http://schemas.openxmlformats.org/officeDocument/2006/relationships" xmlns:m="http://schemas.openxmlformats.org/officeDocument/2006/math" xmlns:v="urn:schemas-microsoft-com:vml" xmlns:wp14="http://schemas.microsoft.com/office/word/2010/wordprocessingDrawing" xmlns:wp="http://schemas.openxmlformats.org/drawingml/2006/wordprocessingDrawing" xmlns:w10="urn:schemas-microsoft-com:office:word" xmlns:w="http://schemas.openxmlformats.org/wordprocessingml/2006/main" xmlns:w14="http://schemas.microsoft.com/office/word/2010/wordml" xmlns:w15="http://schemas.microsoft.com/office/word/2012/wordml" xmlns:w16cex="http://schemas.microsoft.com/office/word/2018/wordml/cex" xmlns:w16cid="http://schemas.microsoft.com/office/word/2016/wordml/cid" xmlns:w16="http://schemas.microsoft.com/office/word/2018/wordml" xmlns:w16du="http://schemas.microsoft.com/office/word/2023/wordml/word16du" xmlns:w16sdtdh="http://schemas.microsoft.com/office/word/2020/wordml/sdtdatahash" xmlns:w16se="http://schemas.microsoft.com/office/word/2015/wordml/symex" xmlns:wpg="http://schemas.microsoft.com/office/word/2010/wordprocessingGroup" xmlns:wpi="http://schemas.microsoft.com/office/word/2010/wordprocessingInk" xmlns:wne="http://schemas.microsoft.com/office/word/2006/wordml" xmlns:wps="http://schemas.microsoft.com/office/word/2010/wordprocessingShape" mc:Ignorable="w14 w15 w16se w16cid w16 w16cex w16sdtdh cr w16du wp14">
+<w16cex:commentsExtensible xmlns:wpc="http://schemas.microsoft.com/office/word/2010/wordprocessingCanvas" xmlns:cx="http://schemas.microsoft.com/office/drawing/2014/chartex" xmlns:cx1="http://schemas.microsoft.com/office/drawing/2015/9/8/chartex" xmlns:cx2="http://schemas.microsoft.com/office/drawing/2015/10/21/chartex" xmlns:cx3="http://schemas.microsoft.com/office/drawing/2016/5/9/chartex" xmlns:cx4="http://schemas.microsoft.com/office/drawing/2016/5/10/chartex" xmlns:cx5="http://schemas.microsoft.com/office/drawing/2016/5/11/chartex" xmlns:cx6="http://schemas.microsoft.com/office/drawing/2016/5/12/chartex" xmlns:cx7="http://schemas.microsoft.com/office/drawing/2016/5/13/chartex" xmlns:cx8="http://schemas.microsoft.com/office/drawing/2016/5/14/chartex" xmlns:cr="http://schemas.microsoft.com/office/comments/2020/reactions" xmlns:mc="http://schemas.openxmlformats.org/markup-compatibility/2006" xmlns:aink="http://schemas.microsoft.com/office/drawing/2016/ink" xmlns:am3d="http://schemas.microsoft.com/office/drawing/2017/model3d" xmlns:o="urn:schemas-microsoft-com:office:office" xmlns:oel="http://schemas.microsoft.com/office/2019/extlst" xmlns:r="http://schemas.openxmlformats.org/officeDocument/2006/relationships" xmlns:m="http://schemas.openxmlformats.org/officeDocument/2006/math" xmlns:v="urn:schemas-microsoft-com:vml" xmlns:wp14="http://schemas.microsoft.com/office/word/2010/wordprocessingDrawing" xmlns:wp="http://schemas.openxmlformats.org/drawingml/2006/wordprocessingDrawing" xmlns:w10="urn:schemas-microsoft-com:office:word" xmlns:w="http://schemas.openxmlformats.org/wordprocessingml/2006/main" xmlns:w14="http://schemas.microsoft.com/office/word/2010/wordml" xmlns:w15="http://schemas.microsoft.com/office/word/2012/wordml" xmlns:w16cex="http://schemas.microsoft.com/office/word/2018/wordml/cex" xmlns:w16cid="http://schemas.microsoft.com/office/word/2016/wordml/cid" xmlns:w16="http://schemas.microsoft.com/office/word/2018/wordml" xmlns:w16du="http://schemas.microsoft.com/office/word/2023/wordml/word16du" xmlns:w16sdtdh="http://schemas.microsoft.com/office/word/2020/wordml/sdtdatahash" xmlns:w16sdtfl="http://schemas.microsoft.com/office/word/2024/wordml/sdtformatlock" xmlns:w16se="http://schemas.microsoft.com/office/word/2015/wordml/symex" xmlns:wpg="http://schemas.microsoft.com/office/word/2010/wordprocessingGroup" xmlns:wpi="http://schemas.microsoft.com/office/word/2010/wordprocessingInk" xmlns:wne="http://schemas.microsoft.com/office/word/2006/wordml" xmlns:wps="http://schemas.microsoft.com/office/word/2010/wordprocessingShape" mc:Ignorable="w14 w15 w16se w16cid w16 w16cex w16sdtdh w16sdtfl cr w16du wp14">
   <w16cex:commentExtensible w16cex:durableId="2D808FF6" w16cex:dateUtc="2025-05-11T21:22:00Z"/>
   <w16cex:commentExtensible w16cex:durableId="4DB993EE" w16cex:dateUtc="2025-05-13T00:36:00Z"/>
   <w16cex:commentExtensible w16cex:durableId="6685186B" w16cex:dateUtc="2025-05-11T20:16:00Z"/>
@@ -26962,14 +26931,16 @@
   <w16cex:commentExtensible w16cex:durableId="18153A9E" w16cex:dateUtc="2025-05-11T21:37:00Z"/>
   <w16cex:commentExtensible w16cex:durableId="14BEE2CC" w16cex:dateUtc="2025-05-13T00:55:00Z"/>
   <w16cex:commentExtensible w16cex:durableId="27B64A8D" w16cex:dateUtc="2025-05-11T21:39:00Z"/>
+  <w16cex:commentExtensible w16cex:durableId="18FD6B1C" w16cex:dateUtc="2025-05-20T22:47:00Z"/>
   <w16cex:commentExtensible w16cex:durableId="5D330C59" w16cex:dateUtc="2025-05-11T20:49:00Z"/>
   <w16cex:commentExtensible w16cex:durableId="47D3472C" w16cex:dateUtc="2025-05-13T01:09:00Z"/>
   <w16cex:commentExtensible w16cex:durableId="259C817C" w16cex:dateUtc="2025-05-11T20:53:00Z"/>
+  <w16cex:commentExtensible w16cex:durableId="270D0BD5" w16cex:dateUtc="2025-05-20T22:50:00Z"/>
 </w16cex:commentsExtensible>
 </file>
 
 <file path=word/commentsIds.xml><?xml version="1.0" encoding="utf-8"?>
-<w16cid:commentsIds xmlns:wpc="http://schemas.microsoft.com/office/word/2010/wordprocessingCanvas" xmlns:cx="http://schemas.microsoft.com/office/drawing/2014/chartex" xmlns:cx1="http://schemas.microsoft.com/office/drawing/2015/9/8/chartex" xmlns:cx2="http://schemas.microsoft.com/office/drawing/2015/10/21/chartex" xmlns:cx3="http://schemas.microsoft.com/office/drawing/2016/5/9/chartex" xmlns:cx4="http://schemas.microsoft.com/office/drawing/2016/5/10/chartex" xmlns:cx5="http://schemas.microsoft.com/office/drawing/2016/5/11/chartex" xmlns:cx6="http://schemas.microsoft.com/office/drawing/2016/5/12/chartex" xmlns:cx7="http://schemas.microsoft.com/office/drawing/2016/5/13/chartex" xmlns:cx8="http://schemas.microsoft.com/office/drawing/2016/5/14/chartex" xmlns:mc="http://schemas.openxmlformats.org/markup-compatibility/2006" xmlns:aink="http://schemas.microsoft.com/office/drawing/2016/ink" xmlns:am3d="http://schemas.microsoft.com/office/drawing/2017/model3d" xmlns:o="urn:schemas-microsoft-com:office:office" xmlns:oel="http://schemas.microsoft.com/office/2019/extlst" xmlns:r="http://schemas.openxmlformats.org/officeDocument/2006/relationships" xmlns:m="http://schemas.openxmlformats.org/officeDocument/2006/math" xmlns:v="urn:schemas-microsoft-com:vml" xmlns:wp14="http://schemas.microsoft.com/office/word/2010/wordprocessingDrawing" xmlns:wp="http://schemas.openxmlformats.org/drawingml/2006/wordprocessingDrawing" xmlns:w10="urn:schemas-microsoft-com:office:word" xmlns:w="http://schemas.openxmlformats.org/wordprocessingml/2006/main" xmlns:w14="http://schemas.microsoft.com/office/word/2010/wordml" xmlns:w15="http://schemas.microsoft.com/office/word/2012/wordml" xmlns:w16cex="http://schemas.microsoft.com/office/word/2018/wordml/cex" xmlns:w16cid="http://schemas.microsoft.com/office/word/2016/wordml/cid" xmlns:w16="http://schemas.microsoft.com/office/word/2018/wordml" xmlns:w16du="http://schemas.microsoft.com/office/word/2023/wordml/word16du" xmlns:w16sdtdh="http://schemas.microsoft.com/office/word/2020/wordml/sdtdatahash" xmlns:w16se="http://schemas.microsoft.com/office/word/2015/wordml/symex" xmlns:wpg="http://schemas.microsoft.com/office/word/2010/wordprocessingGroup" xmlns:wpi="http://schemas.microsoft.com/office/word/2010/wordprocessingInk" xmlns:wne="http://schemas.microsoft.com/office/word/2006/wordml" xmlns:wps="http://schemas.microsoft.com/office/word/2010/wordprocessingShape" mc:Ignorable="w14 w15 w16se w16cid w16 w16cex w16sdtdh w16du wp14">
+<w16cid:commentsIds xmlns:wpc="http://schemas.microsoft.com/office/word/2010/wordprocessingCanvas" xmlns:cx="http://schemas.microsoft.com/office/drawing/2014/chartex" xmlns:cx1="http://schemas.microsoft.com/office/drawing/2015/9/8/chartex" xmlns:cx2="http://schemas.microsoft.com/office/drawing/2015/10/21/chartex" xmlns:cx3="http://schemas.microsoft.com/office/drawing/2016/5/9/chartex" xmlns:cx4="http://schemas.microsoft.com/office/drawing/2016/5/10/chartex" xmlns:cx5="http://schemas.microsoft.com/office/drawing/2016/5/11/chartex" xmlns:cx6="http://schemas.microsoft.com/office/drawing/2016/5/12/chartex" xmlns:cx7="http://schemas.microsoft.com/office/drawing/2016/5/13/chartex" xmlns:cx8="http://schemas.microsoft.com/office/drawing/2016/5/14/chartex" xmlns:mc="http://schemas.openxmlformats.org/markup-compatibility/2006" xmlns:aink="http://schemas.microsoft.com/office/drawing/2016/ink" xmlns:am3d="http://schemas.microsoft.com/office/drawing/2017/model3d" xmlns:o="urn:schemas-microsoft-com:office:office" xmlns:oel="http://schemas.microsoft.com/office/2019/extlst" xmlns:r="http://schemas.openxmlformats.org/officeDocument/2006/relationships" xmlns:m="http://schemas.openxmlformats.org/officeDocument/2006/math" xmlns:v="urn:schemas-microsoft-com:vml" xmlns:wp14="http://schemas.microsoft.com/office/word/2010/wordprocessingDrawing" xmlns:wp="http://schemas.openxmlformats.org/drawingml/2006/wordprocessingDrawing" xmlns:w10="urn:schemas-microsoft-com:office:word" xmlns:w="http://schemas.openxmlformats.org/wordprocessingml/2006/main" xmlns:w14="http://schemas.microsoft.com/office/word/2010/wordml" xmlns:w15="http://schemas.microsoft.com/office/word/2012/wordml" xmlns:w16cex="http://schemas.microsoft.com/office/word/2018/wordml/cex" xmlns:w16cid="http://schemas.microsoft.com/office/word/2016/wordml/cid" xmlns:w16="http://schemas.microsoft.com/office/word/2018/wordml" xmlns:w16du="http://schemas.microsoft.com/office/word/2023/wordml/word16du" xmlns:w16sdtdh="http://schemas.microsoft.com/office/word/2020/wordml/sdtdatahash" xmlns:w16sdtfl="http://schemas.microsoft.com/office/word/2024/wordml/sdtformatlock" xmlns:w16se="http://schemas.microsoft.com/office/word/2015/wordml/symex" xmlns:wpg="http://schemas.microsoft.com/office/word/2010/wordprocessingGroup" xmlns:wpi="http://schemas.microsoft.com/office/word/2010/wordprocessingInk" xmlns:wne="http://schemas.microsoft.com/office/word/2006/wordml" xmlns:wps="http://schemas.microsoft.com/office/word/2010/wordprocessingShape" mc:Ignorable="w14 w15 w16se w16cid w16 w16cex w16sdtdh w16sdtfl w16du wp14">
   <w16cid:commentId w16cid:paraId="4DDBF32D" w16cid:durableId="2D808FF6"/>
   <w16cid:commentId w16cid:paraId="1486FF83" w16cid:durableId="4DB993EE"/>
   <w16cid:commentId w16cid:paraId="2245456D" w16cid:durableId="6685186B"/>
@@ -26983,14 +26954,16 @@
   <w16cid:commentId w16cid:paraId="23B94270" w16cid:durableId="18153A9E"/>
   <w16cid:commentId w16cid:paraId="30A11CDB" w16cid:durableId="14BEE2CC"/>
   <w16cid:commentId w16cid:paraId="3231CFD4" w16cid:durableId="27B64A8D"/>
+  <w16cid:commentId w16cid:paraId="74A83416" w16cid:durableId="18FD6B1C"/>
   <w16cid:commentId w16cid:paraId="695C0F94" w16cid:durableId="5D330C59"/>
   <w16cid:commentId w16cid:paraId="0A4DDCE7" w16cid:durableId="47D3472C"/>
   <w16cid:commentId w16cid:paraId="1552380C" w16cid:durableId="259C817C"/>
+  <w16cid:commentId w16cid:paraId="50666CB3" w16cid:durableId="270D0BD5"/>
 </w16cid:commentsIds>
 </file>
 
 <file path=word/endnotes.xml><?xml version="1.0" encoding="utf-8"?>
-<w:endnotes xmlns:wpc="http://schemas.microsoft.com/office/word/2010/wordprocessingCanvas" xmlns:cx="http://schemas.microsoft.com/office/drawing/2014/chartex" xmlns:cx1="http://schemas.microsoft.com/office/drawing/2015/9/8/chartex" xmlns:cx2="http://schemas.microsoft.com/office/drawing/2015/10/21/chartex" xmlns:cx3="http://schemas.microsoft.com/office/drawing/2016/5/9/chartex" xmlns:cx4="http://schemas.microsoft.com/office/drawing/2016/5/10/chartex" xmlns:cx5="http://schemas.microsoft.com/office/drawing/2016/5/11/chartex" xmlns:cx6="http://schemas.microsoft.com/office/drawing/2016/5/12/chartex" xmlns:cx7="http://schemas.microsoft.com/office/drawing/2016/5/13/chartex" xmlns:cx8="http://schemas.microsoft.com/office/drawing/2016/5/14/chartex" xmlns:mc="http://schemas.openxmlformats.org/markup-compatibility/2006" xmlns:aink="http://schemas.microsoft.com/office/drawing/2016/ink" xmlns:am3d="http://schemas.microsoft.com/office/drawing/2017/model3d" xmlns:o="urn:schemas-microsoft-com:office:office" xmlns:oel="http://schemas.microsoft.com/office/2019/extlst" xmlns:r="http://schemas.openxmlformats.org/officeDocument/2006/relationships" xmlns:m="http://schemas.openxmlformats.org/officeDocument/2006/math" xmlns:v="urn:schemas-microsoft-com:vml" xmlns:wp14="http://schemas.microsoft.com/office/word/2010/wordprocessingDrawing" xmlns:wp="http://schemas.openxmlformats.org/drawingml/2006/wordprocessingDrawing" xmlns:w10="urn:schemas-microsoft-com:office:word" xmlns:w="http://schemas.openxmlformats.org/wordprocessingml/2006/main" xmlns:w14="http://schemas.microsoft.com/office/word/2010/wordml" xmlns:w15="http://schemas.microsoft.com/office/word/2012/wordml" xmlns:w16cex="http://schemas.microsoft.com/office/word/2018/wordml/cex" xmlns:w16cid="http://schemas.microsoft.com/office/word/2016/wordml/cid" xmlns:w16="http://schemas.microsoft.com/office/word/2018/wordml" xmlns:w16du="http://schemas.microsoft.com/office/word/2023/wordml/word16du" xmlns:w16sdtdh="http://schemas.microsoft.com/office/word/2020/wordml/sdtdatahash" xmlns:w16se="http://schemas.microsoft.com/office/word/2015/wordml/symex" xmlns:wpg="http://schemas.microsoft.com/office/word/2010/wordprocessingGroup" xmlns:wpi="http://schemas.microsoft.com/office/word/2010/wordprocessingInk" xmlns:wne="http://schemas.microsoft.com/office/word/2006/wordml" xmlns:wps="http://schemas.microsoft.com/office/word/2010/wordprocessingShape" mc:Ignorable="w14 w15 w16se w16cid w16 w16cex w16sdtdh w16du wp14">
+<w:endnotes xmlns:wpc="http://schemas.microsoft.com/office/word/2010/wordprocessingCanvas" xmlns:cx="http://schemas.microsoft.com/office/drawing/2014/chartex" xmlns:cx1="http://schemas.microsoft.com/office/drawing/2015/9/8/chartex" xmlns:cx2="http://schemas.microsoft.com/office/drawing/2015/10/21/chartex" xmlns:cx3="http://schemas.microsoft.com/office/drawing/2016/5/9/chartex" xmlns:cx4="http://schemas.microsoft.com/office/drawing/2016/5/10/chartex" xmlns:cx5="http://schemas.microsoft.com/office/drawing/2016/5/11/chartex" xmlns:cx6="http://schemas.microsoft.com/office/drawing/2016/5/12/chartex" xmlns:cx7="http://schemas.microsoft.com/office/drawing/2016/5/13/chartex" xmlns:cx8="http://schemas.microsoft.com/office/drawing/2016/5/14/chartex" xmlns:mc="http://schemas.openxmlformats.org/markup-compatibility/2006" xmlns:aink="http://schemas.microsoft.com/office/drawing/2016/ink" xmlns:am3d="http://schemas.microsoft.com/office/drawing/2017/model3d" xmlns:o="urn:schemas-microsoft-com:office:office" xmlns:oel="http://schemas.microsoft.com/office/2019/extlst" xmlns:r="http://schemas.openxmlformats.org/officeDocument/2006/relationships" xmlns:m="http://schemas.openxmlformats.org/officeDocument/2006/math" xmlns:v="urn:schemas-microsoft-com:vml" xmlns:wp14="http://schemas.microsoft.com/office/word/2010/wordprocessingDrawing" xmlns:wp="http://schemas.openxmlformats.org/drawingml/2006/wordprocessingDrawing" xmlns:w10="urn:schemas-microsoft-com:office:word" xmlns:w="http://schemas.openxmlformats.org/wordprocessingml/2006/main" xmlns:w14="http://schemas.microsoft.com/office/word/2010/wordml" xmlns:w15="http://schemas.microsoft.com/office/word/2012/wordml" xmlns:w16cex="http://schemas.microsoft.com/office/word/2018/wordml/cex" xmlns:w16cid="http://schemas.microsoft.com/office/word/2016/wordml/cid" xmlns:w16="http://schemas.microsoft.com/office/word/2018/wordml" xmlns:w16du="http://schemas.microsoft.com/office/word/2023/wordml/word16du" xmlns:w16sdtdh="http://schemas.microsoft.com/office/word/2020/wordml/sdtdatahash" xmlns:w16sdtfl="http://schemas.microsoft.com/office/word/2024/wordml/sdtformatlock" xmlns:w16se="http://schemas.microsoft.com/office/word/2015/wordml/symex" xmlns:wpg="http://schemas.microsoft.com/office/word/2010/wordprocessingGroup" xmlns:wpi="http://schemas.microsoft.com/office/word/2010/wordprocessingInk" xmlns:wne="http://schemas.microsoft.com/office/word/2006/wordml" xmlns:wps="http://schemas.microsoft.com/office/word/2010/wordprocessingShape" mc:Ignorable="w14 w15 w16se w16cid w16 w16cex w16sdtdh w16sdtfl w16du wp14">
   <w:endnote w:type="separator" w:id="-1">
     <w:p>
       <w:r>
@@ -27012,7 +26985,7 @@
 </file>
 
 <file path=word/footer1.xml><?xml version="1.0" encoding="utf-8"?>
-<w:ftr xmlns:wpc="http://schemas.microsoft.com/office/word/2010/wordprocessingCanvas" xmlns:cx="http://schemas.microsoft.com/office/drawing/2014/chartex" xmlns:cx1="http://schemas.microsoft.com/office/drawing/2015/9/8/chartex" xmlns:cx2="http://schemas.microsoft.com/office/drawing/2015/10/21/chartex" xmlns:cx3="http://schemas.microsoft.com/office/drawing/2016/5/9/chartex" xmlns:cx4="http://schemas.microsoft.com/office/drawing/2016/5/10/chartex" xmlns:cx5="http://schemas.microsoft.com/office/drawing/2016/5/11/chartex" xmlns:cx6="http://schemas.microsoft.com/office/drawing/2016/5/12/chartex" xmlns:cx7="http://schemas.microsoft.com/office/drawing/2016/5/13/chartex" xmlns:cx8="http://schemas.microsoft.com/office/drawing/2016/5/14/chartex" xmlns:mc="http://schemas.openxmlformats.org/markup-compatibility/2006" xmlns:aink="http://schemas.microsoft.com/office/drawing/2016/ink" xmlns:am3d="http://schemas.microsoft.com/office/drawing/2017/model3d" xmlns:o="urn:schemas-microsoft-com:office:office" xmlns:oel="http://schemas.microsoft.com/office/2019/extlst" xmlns:r="http://schemas.openxmlformats.org/officeDocument/2006/relationships" xmlns:m="http://schemas.openxmlformats.org/officeDocument/2006/math" xmlns:v="urn:schemas-microsoft-com:vml" xmlns:wp14="http://schemas.microsoft.com/office/word/2010/wordprocessingDrawing" xmlns:wp="http://schemas.openxmlformats.org/drawingml/2006/wordprocessingDrawing" xmlns:w10="urn:schemas-microsoft-com:office:word" xmlns:w="http://schemas.openxmlformats.org/wordprocessingml/2006/main" xmlns:w14="http://schemas.microsoft.com/office/word/2010/wordml" xmlns:w15="http://schemas.microsoft.com/office/word/2012/wordml" xmlns:w16cex="http://schemas.microsoft.com/office/word/2018/wordml/cex" xmlns:w16cid="http://schemas.microsoft.com/office/word/2016/wordml/cid" xmlns:w16="http://schemas.microsoft.com/office/word/2018/wordml" xmlns:w16du="http://schemas.microsoft.com/office/word/2023/wordml/word16du" xmlns:w16sdtdh="http://schemas.microsoft.com/office/word/2020/wordml/sdtdatahash" xmlns:w16se="http://schemas.microsoft.com/office/word/2015/wordml/symex" xmlns:wpg="http://schemas.microsoft.com/office/word/2010/wordprocessingGroup" xmlns:wpi="http://schemas.microsoft.com/office/word/2010/wordprocessingInk" xmlns:wne="http://schemas.microsoft.com/office/word/2006/wordml" xmlns:wps="http://schemas.microsoft.com/office/word/2010/wordprocessingShape" mc:Ignorable="w14 w15 w16se w16cid w16 w16cex w16sdtdh w16du wp14">
+<w:ftr xmlns:wpc="http://schemas.microsoft.com/office/word/2010/wordprocessingCanvas" xmlns:cx="http://schemas.microsoft.com/office/drawing/2014/chartex" xmlns:cx1="http://schemas.microsoft.com/office/drawing/2015/9/8/chartex" xmlns:cx2="http://schemas.microsoft.com/office/drawing/2015/10/21/chartex" xmlns:cx3="http://schemas.microsoft.com/office/drawing/2016/5/9/chartex" xmlns:cx4="http://schemas.microsoft.com/office/drawing/2016/5/10/chartex" xmlns:cx5="http://schemas.microsoft.com/office/drawing/2016/5/11/chartex" xmlns:cx6="http://schemas.microsoft.com/office/drawing/2016/5/12/chartex" xmlns:cx7="http://schemas.microsoft.com/office/drawing/2016/5/13/chartex" xmlns:cx8="http://schemas.microsoft.com/office/drawing/2016/5/14/chartex" xmlns:mc="http://schemas.openxmlformats.org/markup-compatibility/2006" xmlns:aink="http://schemas.microsoft.com/office/drawing/2016/ink" xmlns:am3d="http://schemas.microsoft.com/office/drawing/2017/model3d" xmlns:o="urn:schemas-microsoft-com:office:office" xmlns:oel="http://schemas.microsoft.com/office/2019/extlst" xmlns:r="http://schemas.openxmlformats.org/officeDocument/2006/relationships" xmlns:m="http://schemas.openxmlformats.org/officeDocument/2006/math" xmlns:v="urn:schemas-microsoft-com:vml" xmlns:wp14="http://schemas.microsoft.com/office/word/2010/wordprocessingDrawing" xmlns:wp="http://schemas.openxmlformats.org/drawingml/2006/wordprocessingDrawing" xmlns:w10="urn:schemas-microsoft-com:office:word" xmlns:w="http://schemas.openxmlformats.org/wordprocessingml/2006/main" xmlns:w14="http://schemas.microsoft.com/office/word/2010/wordml" xmlns:w15="http://schemas.microsoft.com/office/word/2012/wordml" xmlns:w16cex="http://schemas.microsoft.com/office/word/2018/wordml/cex" xmlns:w16cid="http://schemas.microsoft.com/office/word/2016/wordml/cid" xmlns:w16="http://schemas.microsoft.com/office/word/2018/wordml" xmlns:w16du="http://schemas.microsoft.com/office/word/2023/wordml/word16du" xmlns:w16sdtdh="http://schemas.microsoft.com/office/word/2020/wordml/sdtdatahash" xmlns:w16sdtfl="http://schemas.microsoft.com/office/word/2024/wordml/sdtformatlock" xmlns:w16se="http://schemas.microsoft.com/office/word/2015/wordml/symex" xmlns:wpg="http://schemas.microsoft.com/office/word/2010/wordprocessingGroup" xmlns:wpi="http://schemas.microsoft.com/office/word/2010/wordprocessingInk" xmlns:wne="http://schemas.microsoft.com/office/word/2006/wordml" xmlns:wps="http://schemas.microsoft.com/office/word/2010/wordprocessingShape" mc:Ignorable="w14 w15 w16se w16cid w16 w16cex w16sdtdh w16sdtfl w16du wp14">
   <w:sdt>
     <w:sdtPr>
       <w:rPr>
@@ -27062,7 +27035,7 @@
 </file>
 
 <file path=word/footer2.xml><?xml version="1.0" encoding="utf-8"?>
-<w:ftr xmlns:wpc="http://schemas.microsoft.com/office/word/2010/wordprocessingCanvas" xmlns:cx="http://schemas.microsoft.com/office/drawing/2014/chartex" xmlns:cx1="http://schemas.microsoft.com/office/drawing/2015/9/8/chartex" xmlns:cx2="http://schemas.microsoft.com/office/drawing/2015/10/21/chartex" xmlns:cx3="http://schemas.microsoft.com/office/drawing/2016/5/9/chartex" xmlns:cx4="http://schemas.microsoft.com/office/drawing/2016/5/10/chartex" xmlns:cx5="http://schemas.microsoft.com/office/drawing/2016/5/11/chartex" xmlns:cx6="http://schemas.microsoft.com/office/drawing/2016/5/12/chartex" xmlns:cx7="http://schemas.microsoft.com/office/drawing/2016/5/13/chartex" xmlns:cx8="http://schemas.microsoft.com/office/drawing/2016/5/14/chartex" xmlns:mc="http://schemas.openxmlformats.org/markup-compatibility/2006" xmlns:aink="http://schemas.microsoft.com/office/drawing/2016/ink" xmlns:am3d="http://schemas.microsoft.com/office/drawing/2017/model3d" xmlns:o="urn:schemas-microsoft-com:office:office" xmlns:oel="http://schemas.microsoft.com/office/2019/extlst" xmlns:r="http://schemas.openxmlformats.org/officeDocument/2006/relationships" xmlns:m="http://schemas.openxmlformats.org/officeDocument/2006/math" xmlns:v="urn:schemas-microsoft-com:vml" xmlns:wp14="http://schemas.microsoft.com/office/word/2010/wordprocessingDrawing" xmlns:wp="http://schemas.openxmlformats.org/drawingml/2006/wordprocessingDrawing" xmlns:w10="urn:schemas-microsoft-com:office:word" xmlns:w="http://schemas.openxmlformats.org/wordprocessingml/2006/main" xmlns:w14="http://schemas.microsoft.com/office/word/2010/wordml" xmlns:w15="http://schemas.microsoft.com/office/word/2012/wordml" xmlns:w16cex="http://schemas.microsoft.com/office/word/2018/wordml/cex" xmlns:w16cid="http://schemas.microsoft.com/office/word/2016/wordml/cid" xmlns:w16="http://schemas.microsoft.com/office/word/2018/wordml" xmlns:w16du="http://schemas.microsoft.com/office/word/2023/wordml/word16du" xmlns:w16sdtdh="http://schemas.microsoft.com/office/word/2020/wordml/sdtdatahash" xmlns:w16se="http://schemas.microsoft.com/office/word/2015/wordml/symex" xmlns:wpg="http://schemas.microsoft.com/office/word/2010/wordprocessingGroup" xmlns:wpi="http://schemas.microsoft.com/office/word/2010/wordprocessingInk" xmlns:wne="http://schemas.microsoft.com/office/word/2006/wordml" xmlns:wps="http://schemas.microsoft.com/office/word/2010/wordprocessingShape" mc:Ignorable="w14 w15 w16se w16cid w16 w16cex w16sdtdh w16du wp14">
+<w:ftr xmlns:wpc="http://schemas.microsoft.com/office/word/2010/wordprocessingCanvas" xmlns:cx="http://schemas.microsoft.com/office/drawing/2014/chartex" xmlns:cx1="http://schemas.microsoft.com/office/drawing/2015/9/8/chartex" xmlns:cx2="http://schemas.microsoft.com/office/drawing/2015/10/21/chartex" xmlns:cx3="http://schemas.microsoft.com/office/drawing/2016/5/9/chartex" xmlns:cx4="http://schemas.microsoft.com/office/drawing/2016/5/10/chartex" xmlns:cx5="http://schemas.microsoft.com/office/drawing/2016/5/11/chartex" xmlns:cx6="http://schemas.microsoft.com/office/drawing/2016/5/12/chartex" xmlns:cx7="http://schemas.microsoft.com/office/drawing/2016/5/13/chartex" xmlns:cx8="http://schemas.microsoft.com/office/drawing/2016/5/14/chartex" xmlns:mc="http://schemas.openxmlformats.org/markup-compatibility/2006" xmlns:aink="http://schemas.microsoft.com/office/drawing/2016/ink" xmlns:am3d="http://schemas.microsoft.com/office/drawing/2017/model3d" xmlns:o="urn:schemas-microsoft-com:office:office" xmlns:oel="http://schemas.microsoft.com/office/2019/extlst" xmlns:r="http://schemas.openxmlformats.org/officeDocument/2006/relationships" xmlns:m="http://schemas.openxmlformats.org/officeDocument/2006/math" xmlns:v="urn:schemas-microsoft-com:vml" xmlns:wp14="http://schemas.microsoft.com/office/word/2010/wordprocessingDrawing" xmlns:wp="http://schemas.openxmlformats.org/drawingml/2006/wordprocessingDrawing" xmlns:w10="urn:schemas-microsoft-com:office:word" xmlns:w="http://schemas.openxmlformats.org/wordprocessingml/2006/main" xmlns:w14="http://schemas.microsoft.com/office/word/2010/wordml" xmlns:w15="http://schemas.microsoft.com/office/word/2012/wordml" xmlns:w16cex="http://schemas.microsoft.com/office/word/2018/wordml/cex" xmlns:w16cid="http://schemas.microsoft.com/office/word/2016/wordml/cid" xmlns:w16="http://schemas.microsoft.com/office/word/2018/wordml" xmlns:w16du="http://schemas.microsoft.com/office/word/2023/wordml/word16du" xmlns:w16sdtdh="http://schemas.microsoft.com/office/word/2020/wordml/sdtdatahash" xmlns:w16sdtfl="http://schemas.microsoft.com/office/word/2024/wordml/sdtformatlock" xmlns:w16se="http://schemas.microsoft.com/office/word/2015/wordml/symex" xmlns:wpg="http://schemas.microsoft.com/office/word/2010/wordprocessingGroup" xmlns:wpi="http://schemas.microsoft.com/office/word/2010/wordprocessingInk" xmlns:wne="http://schemas.microsoft.com/office/word/2006/wordml" xmlns:wps="http://schemas.microsoft.com/office/word/2010/wordprocessingShape" mc:Ignorable="w14 w15 w16se w16cid w16 w16cex w16sdtdh w16sdtfl w16du wp14">
   <w:p>
     <w:pPr>
       <w:pStyle w:val="Footer"/>
@@ -27157,7 +27130,7 @@
 </file>
 
 <file path=word/footer3.xml><?xml version="1.0" encoding="utf-8"?>
-<w:ftr xmlns:wpc="http://schemas.microsoft.com/office/word/2010/wordprocessingCanvas" xmlns:cx="http://schemas.microsoft.com/office/drawing/2014/chartex" xmlns:cx1="http://schemas.microsoft.com/office/drawing/2015/9/8/chartex" xmlns:cx2="http://schemas.microsoft.com/office/drawing/2015/10/21/chartex" xmlns:cx3="http://schemas.microsoft.com/office/drawing/2016/5/9/chartex" xmlns:cx4="http://schemas.microsoft.com/office/drawing/2016/5/10/chartex" xmlns:cx5="http://schemas.microsoft.com/office/drawing/2016/5/11/chartex" xmlns:cx6="http://schemas.microsoft.com/office/drawing/2016/5/12/chartex" xmlns:cx7="http://schemas.microsoft.com/office/drawing/2016/5/13/chartex" xmlns:cx8="http://schemas.microsoft.com/office/drawing/2016/5/14/chartex" xmlns:mc="http://schemas.openxmlformats.org/markup-compatibility/2006" xmlns:aink="http://schemas.microsoft.com/office/drawing/2016/ink" xmlns:am3d="http://schemas.microsoft.com/office/drawing/2017/model3d" xmlns:o="urn:schemas-microsoft-com:office:office" xmlns:oel="http://schemas.microsoft.com/office/2019/extlst" xmlns:r="http://schemas.openxmlformats.org/officeDocument/2006/relationships" xmlns:m="http://schemas.openxmlformats.org/officeDocument/2006/math" xmlns:v="urn:schemas-microsoft-com:vml" xmlns:wp14="http://schemas.microsoft.com/office/word/2010/wordprocessingDrawing" xmlns:wp="http://schemas.openxmlformats.org/drawingml/2006/wordprocessingDrawing" xmlns:w10="urn:schemas-microsoft-com:office:word" xmlns:w="http://schemas.openxmlformats.org/wordprocessingml/2006/main" xmlns:w14="http://schemas.microsoft.com/office/word/2010/wordml" xmlns:w15="http://schemas.microsoft.com/office/word/2012/wordml" xmlns:w16cex="http://schemas.microsoft.com/office/word/2018/wordml/cex" xmlns:w16cid="http://schemas.microsoft.com/office/word/2016/wordml/cid" xmlns:w16="http://schemas.microsoft.com/office/word/2018/wordml" xmlns:w16du="http://schemas.microsoft.com/office/word/2023/wordml/word16du" xmlns:w16sdtdh="http://schemas.microsoft.com/office/word/2020/wordml/sdtdatahash" xmlns:w16se="http://schemas.microsoft.com/office/word/2015/wordml/symex" xmlns:wpg="http://schemas.microsoft.com/office/word/2010/wordprocessingGroup" xmlns:wpi="http://schemas.microsoft.com/office/word/2010/wordprocessingInk" xmlns:wne="http://schemas.microsoft.com/office/word/2006/wordml" xmlns:wps="http://schemas.microsoft.com/office/word/2010/wordprocessingShape" mc:Ignorable="w14 w15 w16se w16cid w16 w16cex w16sdtdh w16du wp14">
+<w:ftr xmlns:wpc="http://schemas.microsoft.com/office/word/2010/wordprocessingCanvas" xmlns:cx="http://schemas.microsoft.com/office/drawing/2014/chartex" xmlns:cx1="http://schemas.microsoft.com/office/drawing/2015/9/8/chartex" xmlns:cx2="http://schemas.microsoft.com/office/drawing/2015/10/21/chartex" xmlns:cx3="http://schemas.microsoft.com/office/drawing/2016/5/9/chartex" xmlns:cx4="http://schemas.microsoft.com/office/drawing/2016/5/10/chartex" xmlns:cx5="http://schemas.microsoft.com/office/drawing/2016/5/11/chartex" xmlns:cx6="http://schemas.microsoft.com/office/drawing/2016/5/12/chartex" xmlns:cx7="http://schemas.microsoft.com/office/drawing/2016/5/13/chartex" xmlns:cx8="http://schemas.microsoft.com/office/drawing/2016/5/14/chartex" xmlns:mc="http://schemas.openxmlformats.org/markup-compatibility/2006" xmlns:aink="http://schemas.microsoft.com/office/drawing/2016/ink" xmlns:am3d="http://schemas.microsoft.com/office/drawing/2017/model3d" xmlns:o="urn:schemas-microsoft-com:office:office" xmlns:oel="http://schemas.microsoft.com/office/2019/extlst" xmlns:r="http://schemas.openxmlformats.org/officeDocument/2006/relationships" xmlns:m="http://schemas.openxmlformats.org/officeDocument/2006/math" xmlns:v="urn:schemas-microsoft-com:vml" xmlns:wp14="http://schemas.microsoft.com/office/word/2010/wordprocessingDrawing" xmlns:wp="http://schemas.openxmlformats.org/drawingml/2006/wordprocessingDrawing" xmlns:w10="urn:schemas-microsoft-com:office:word" xmlns:w="http://schemas.openxmlformats.org/wordprocessingml/2006/main" xmlns:w14="http://schemas.microsoft.com/office/word/2010/wordml" xmlns:w15="http://schemas.microsoft.com/office/word/2012/wordml" xmlns:w16cex="http://schemas.microsoft.com/office/word/2018/wordml/cex" xmlns:w16cid="http://schemas.microsoft.com/office/word/2016/wordml/cid" xmlns:w16="http://schemas.microsoft.com/office/word/2018/wordml" xmlns:w16du="http://schemas.microsoft.com/office/word/2023/wordml/word16du" xmlns:w16sdtdh="http://schemas.microsoft.com/office/word/2020/wordml/sdtdatahash" xmlns:w16sdtfl="http://schemas.microsoft.com/office/word/2024/wordml/sdtformatlock" xmlns:w16se="http://schemas.microsoft.com/office/word/2015/wordml/symex" xmlns:wpg="http://schemas.microsoft.com/office/word/2010/wordprocessingGroup" xmlns:wpi="http://schemas.microsoft.com/office/word/2010/wordprocessingInk" xmlns:wne="http://schemas.microsoft.com/office/word/2006/wordml" xmlns:wps="http://schemas.microsoft.com/office/word/2010/wordprocessingShape" mc:Ignorable="w14 w15 w16se w16cid w16 w16cex w16sdtdh w16sdtfl w16du wp14">
   <w:p>
     <w:pPr>
       <w:pStyle w:val="Footer"/>
@@ -27252,7 +27225,7 @@
 </file>
 
 <file path=word/footnotes.xml><?xml version="1.0" encoding="utf-8"?>
-<w:footnotes xmlns:wpc="http://schemas.microsoft.com/office/word/2010/wordprocessingCanvas" xmlns:cx="http://schemas.microsoft.com/office/drawing/2014/chartex" xmlns:cx1="http://schemas.microsoft.com/office/drawing/2015/9/8/chartex" xmlns:cx2="http://schemas.microsoft.com/office/drawing/2015/10/21/chartex" xmlns:cx3="http://schemas.microsoft.com/office/drawing/2016/5/9/chartex" xmlns:cx4="http://schemas.microsoft.com/office/drawing/2016/5/10/chartex" xmlns:cx5="http://schemas.microsoft.com/office/drawing/2016/5/11/chartex" xmlns:cx6="http://schemas.microsoft.com/office/drawing/2016/5/12/chartex" xmlns:cx7="http://schemas.microsoft.com/office/drawing/2016/5/13/chartex" xmlns:cx8="http://schemas.microsoft.com/office/drawing/2016/5/14/chartex" xmlns:mc="http://schemas.openxmlformats.org/markup-compatibility/2006" xmlns:aink="http://schemas.microsoft.com/office/drawing/2016/ink" xmlns:am3d="http://schemas.microsoft.com/office/drawing/2017/model3d" xmlns:o="urn:schemas-microsoft-com:office:office" xmlns:oel="http://schemas.microsoft.com/office/2019/extlst" xmlns:r="http://schemas.openxmlformats.org/officeDocument/2006/relationships" xmlns:m="http://schemas.openxmlformats.org/officeDocument/2006/math" xmlns:v="urn:schemas-microsoft-com:vml" xmlns:wp14="http://schemas.microsoft.com/office/word/2010/wordprocessingDrawing" xmlns:wp="http://schemas.openxmlformats.org/drawingml/2006/wordprocessingDrawing" xmlns:w10="urn:schemas-microsoft-com:office:word" xmlns:w="http://schemas.openxmlformats.org/wordprocessingml/2006/main" xmlns:w14="http://schemas.microsoft.com/office/word/2010/wordml" xmlns:w15="http://schemas.microsoft.com/office/word/2012/wordml" xmlns:w16cex="http://schemas.microsoft.com/office/word/2018/wordml/cex" xmlns:w16cid="http://schemas.microsoft.com/office/word/2016/wordml/cid" xmlns:w16="http://schemas.microsoft.com/office/word/2018/wordml" xmlns:w16du="http://schemas.microsoft.com/office/word/2023/wordml/word16du" xmlns:w16sdtdh="http://schemas.microsoft.com/office/word/2020/wordml/sdtdatahash" xmlns:w16se="http://schemas.microsoft.com/office/word/2015/wordml/symex" xmlns:wpg="http://schemas.microsoft.com/office/word/2010/wordprocessingGroup" xmlns:wpi="http://schemas.microsoft.com/office/word/2010/wordprocessingInk" xmlns:wne="http://schemas.microsoft.com/office/word/2006/wordml" xmlns:wps="http://schemas.microsoft.com/office/word/2010/wordprocessingShape" mc:Ignorable="w14 w15 w16se w16cid w16 w16cex w16sdtdh w16du wp14">
+<w:footnotes xmlns:wpc="http://schemas.microsoft.com/office/word/2010/wordprocessingCanvas" xmlns:cx="http://schemas.microsoft.com/office/drawing/2014/chartex" xmlns:cx1="http://schemas.microsoft.com/office/drawing/2015/9/8/chartex" xmlns:cx2="http://schemas.microsoft.com/office/drawing/2015/10/21/chartex" xmlns:cx3="http://schemas.microsoft.com/office/drawing/2016/5/9/chartex" xmlns:cx4="http://schemas.microsoft.com/office/drawing/2016/5/10/chartex" xmlns:cx5="http://schemas.microsoft.com/office/drawing/2016/5/11/chartex" xmlns:cx6="http://schemas.microsoft.com/office/drawing/2016/5/12/chartex" xmlns:cx7="http://schemas.microsoft.com/office/drawing/2016/5/13/chartex" xmlns:cx8="http://schemas.microsoft.com/office/drawing/2016/5/14/chartex" xmlns:mc="http://schemas.openxmlformats.org/markup-compatibility/2006" xmlns:aink="http://schemas.microsoft.com/office/drawing/2016/ink" xmlns:am3d="http://schemas.microsoft.com/office/drawing/2017/model3d" xmlns:o="urn:schemas-microsoft-com:office:office" xmlns:oel="http://schemas.microsoft.com/office/2019/extlst" xmlns:r="http://schemas.openxmlformats.org/officeDocument/2006/relationships" xmlns:m="http://schemas.openxmlformats.org/officeDocument/2006/math" xmlns:v="urn:schemas-microsoft-com:vml" xmlns:wp14="http://schemas.microsoft.com/office/word/2010/wordprocessingDrawing" xmlns:wp="http://schemas.openxmlformats.org/drawingml/2006/wordprocessingDrawing" xmlns:w10="urn:schemas-microsoft-com:office:word" xmlns:w="http://schemas.openxmlformats.org/wordprocessingml/2006/main" xmlns:w14="http://schemas.microsoft.com/office/word/2010/wordml" xmlns:w15="http://schemas.microsoft.com/office/word/2012/wordml" xmlns:w16cex="http://schemas.microsoft.com/office/word/2018/wordml/cex" xmlns:w16cid="http://schemas.microsoft.com/office/word/2016/wordml/cid" xmlns:w16="http://schemas.microsoft.com/office/word/2018/wordml" xmlns:w16du="http://schemas.microsoft.com/office/word/2023/wordml/word16du" xmlns:w16sdtdh="http://schemas.microsoft.com/office/word/2020/wordml/sdtdatahash" xmlns:w16sdtfl="http://schemas.microsoft.com/office/word/2024/wordml/sdtformatlock" xmlns:w16se="http://schemas.microsoft.com/office/word/2015/wordml/symex" xmlns:wpg="http://schemas.microsoft.com/office/word/2010/wordprocessingGroup" xmlns:wpi="http://schemas.microsoft.com/office/word/2010/wordprocessingInk" xmlns:wne="http://schemas.microsoft.com/office/word/2006/wordml" xmlns:wps="http://schemas.microsoft.com/office/word/2010/wordprocessingShape" mc:Ignorable="w14 w15 w16se w16cid w16 w16cex w16sdtdh w16sdtfl w16du wp14">
   <w:footnote w:type="separator" w:id="-1">
     <w:p>
       <w:r>
@@ -27359,21 +27332,7 @@
         <w:rPr>
           <w:szCs w:val="22"/>
         </w:rPr>
-        <w:t xml:space="preserve"> (e.g., </w:t>
-      </w:r>
-      <w:proofErr w:type="spellStart"/>
-      <w:r>
-        <w:rPr>
-          <w:szCs w:val="22"/>
-        </w:rPr>
-        <w:t>Kraljic</w:t>
-      </w:r>
-      <w:proofErr w:type="spellEnd"/>
-      <w:r>
-        <w:rPr>
-          <w:szCs w:val="22"/>
-        </w:rPr>
-        <w:t xml:space="preserve"> et al., 2008)</w:t>
+        <w:t xml:space="preserve"> (e.g., Kraljic et al., 2008)</w:t>
       </w:r>
       <w:r>
         <w:rPr>
@@ -27430,15 +27389,7 @@
         <w:t>have</w:t>
       </w:r>
       <w:r>
-        <w:t xml:space="preserve"> </w:t>
-      </w:r>
-      <w:proofErr w:type="spellStart"/>
-      <w:r>
-        <w:t>gradiently</w:t>
-      </w:r>
-      <w:proofErr w:type="spellEnd"/>
-      <w:r>
-        <w:t xml:space="preserve"> manipulated visual cues to articulation</w:t>
+        <w:t xml:space="preserve"> gradiently manipulated visual cues to articulation</w:t>
       </w:r>
       <w:r>
         <w:t xml:space="preserve"> </w:t>
@@ -27590,7 +27541,15 @@
         <w:t xml:space="preserve"> </w:t>
       </w:r>
       <w:r>
-        <w:t>Additional analyses strongly supported linear effects of acoustic continuum and non-linear effects of test blocks for all experiments. The results we report below replicate when standard linear effects used for continuum and block.</w:t>
+        <w:t xml:space="preserve">Additional analyses strongly supported linear effects of acoustic continuum and non-linear effects of test blocks for all experiments. The results we report below replicate when standard linear effects </w:t>
+      </w:r>
+      <w:ins w:id="15" w:author="Karboga, Gevher" w:date="2025-05-20T17:58:00Z" w16du:dateUtc="2025-05-20T21:58:00Z">
+        <w:r>
+          <w:t xml:space="preserve">are </w:t>
+        </w:r>
+      </w:ins>
+      <w:r>
+        <w:t>used for continuum and block.</w:t>
       </w:r>
     </w:p>
   </w:footnote>
@@ -27629,7 +27588,7 @@
 </file>
 
 <file path=word/header1.xml><?xml version="1.0" encoding="utf-8"?>
-<w:hdr xmlns:wpc="http://schemas.microsoft.com/office/word/2010/wordprocessingCanvas" xmlns:cx="http://schemas.microsoft.com/office/drawing/2014/chartex" xmlns:cx1="http://schemas.microsoft.com/office/drawing/2015/9/8/chartex" xmlns:cx2="http://schemas.microsoft.com/office/drawing/2015/10/21/chartex" xmlns:cx3="http://schemas.microsoft.com/office/drawing/2016/5/9/chartex" xmlns:cx4="http://schemas.microsoft.com/office/drawing/2016/5/10/chartex" xmlns:cx5="http://schemas.microsoft.com/office/drawing/2016/5/11/chartex" xmlns:cx6="http://schemas.microsoft.com/office/drawing/2016/5/12/chartex" xmlns:cx7="http://schemas.microsoft.com/office/drawing/2016/5/13/chartex" xmlns:cx8="http://schemas.microsoft.com/office/drawing/2016/5/14/chartex" xmlns:mc="http://schemas.openxmlformats.org/markup-compatibility/2006" xmlns:aink="http://schemas.microsoft.com/office/drawing/2016/ink" xmlns:am3d="http://schemas.microsoft.com/office/drawing/2017/model3d" xmlns:o="urn:schemas-microsoft-com:office:office" xmlns:oel="http://schemas.microsoft.com/office/2019/extlst" xmlns:r="http://schemas.openxmlformats.org/officeDocument/2006/relationships" xmlns:m="http://schemas.openxmlformats.org/officeDocument/2006/math" xmlns:v="urn:schemas-microsoft-com:vml" xmlns:wp14="http://schemas.microsoft.com/office/word/2010/wordprocessingDrawing" xmlns:wp="http://schemas.openxmlformats.org/drawingml/2006/wordprocessingDrawing" xmlns:w10="urn:schemas-microsoft-com:office:word" xmlns:w="http://schemas.openxmlformats.org/wordprocessingml/2006/main" xmlns:w14="http://schemas.microsoft.com/office/word/2010/wordml" xmlns:w15="http://schemas.microsoft.com/office/word/2012/wordml" xmlns:w16cex="http://schemas.microsoft.com/office/word/2018/wordml/cex" xmlns:w16cid="http://schemas.microsoft.com/office/word/2016/wordml/cid" xmlns:w16="http://schemas.microsoft.com/office/word/2018/wordml" xmlns:w16du="http://schemas.microsoft.com/office/word/2023/wordml/word16du" xmlns:w16sdtdh="http://schemas.microsoft.com/office/word/2020/wordml/sdtdatahash" xmlns:w16se="http://schemas.microsoft.com/office/word/2015/wordml/symex" xmlns:wpg="http://schemas.microsoft.com/office/word/2010/wordprocessingGroup" xmlns:wpi="http://schemas.microsoft.com/office/word/2010/wordprocessingInk" xmlns:wne="http://schemas.microsoft.com/office/word/2006/wordml" xmlns:wps="http://schemas.microsoft.com/office/word/2010/wordprocessingShape" mc:Ignorable="w14 w15 w16se w16cid w16 w16cex w16sdtdh w16du wp14">
+<w:hdr xmlns:wpc="http://schemas.microsoft.com/office/word/2010/wordprocessingCanvas" xmlns:cx="http://schemas.microsoft.com/office/drawing/2014/chartex" xmlns:cx1="http://schemas.microsoft.com/office/drawing/2015/9/8/chartex" xmlns:cx2="http://schemas.microsoft.com/office/drawing/2015/10/21/chartex" xmlns:cx3="http://schemas.microsoft.com/office/drawing/2016/5/9/chartex" xmlns:cx4="http://schemas.microsoft.com/office/drawing/2016/5/10/chartex" xmlns:cx5="http://schemas.microsoft.com/office/drawing/2016/5/11/chartex" xmlns:cx6="http://schemas.microsoft.com/office/drawing/2016/5/12/chartex" xmlns:cx7="http://schemas.microsoft.com/office/drawing/2016/5/13/chartex" xmlns:cx8="http://schemas.microsoft.com/office/drawing/2016/5/14/chartex" xmlns:mc="http://schemas.openxmlformats.org/markup-compatibility/2006" xmlns:aink="http://schemas.microsoft.com/office/drawing/2016/ink" xmlns:am3d="http://schemas.microsoft.com/office/drawing/2017/model3d" xmlns:o="urn:schemas-microsoft-com:office:office" xmlns:oel="http://schemas.microsoft.com/office/2019/extlst" xmlns:r="http://schemas.openxmlformats.org/officeDocument/2006/relationships" xmlns:m="http://schemas.openxmlformats.org/officeDocument/2006/math" xmlns:v="urn:schemas-microsoft-com:vml" xmlns:wp14="http://schemas.microsoft.com/office/word/2010/wordprocessingDrawing" xmlns:wp="http://schemas.openxmlformats.org/drawingml/2006/wordprocessingDrawing" xmlns:w10="urn:schemas-microsoft-com:office:word" xmlns:w="http://schemas.openxmlformats.org/wordprocessingml/2006/main" xmlns:w14="http://schemas.microsoft.com/office/word/2010/wordml" xmlns:w15="http://schemas.microsoft.com/office/word/2012/wordml" xmlns:w16cex="http://schemas.microsoft.com/office/word/2018/wordml/cex" xmlns:w16cid="http://schemas.microsoft.com/office/word/2016/wordml/cid" xmlns:w16="http://schemas.microsoft.com/office/word/2018/wordml" xmlns:w16du="http://schemas.microsoft.com/office/word/2023/wordml/word16du" xmlns:w16sdtdh="http://schemas.microsoft.com/office/word/2020/wordml/sdtdatahash" xmlns:w16sdtfl="http://schemas.microsoft.com/office/word/2024/wordml/sdtformatlock" xmlns:w16se="http://schemas.microsoft.com/office/word/2015/wordml/symex" xmlns:wpg="http://schemas.microsoft.com/office/word/2010/wordprocessingGroup" xmlns:wpi="http://schemas.microsoft.com/office/word/2010/wordprocessingInk" xmlns:wne="http://schemas.microsoft.com/office/word/2006/wordml" xmlns:wps="http://schemas.microsoft.com/office/word/2010/wordprocessingShape" mc:Ignorable="w14 w15 w16se w16cid w16 w16cex w16sdtdh w16sdtfl w16du wp14">
   <w:p>
     <w:pPr>
       <w:pStyle w:val="Header"/>
@@ -27654,7 +27613,7 @@
 </file>
 
 <file path=word/numbering.xml><?xml version="1.0" encoding="utf-8"?>
-<w:numbering xmlns:wpc="http://schemas.microsoft.com/office/word/2010/wordprocessingCanvas" xmlns:cx="http://schemas.microsoft.com/office/drawing/2014/chartex" xmlns:cx1="http://schemas.microsoft.com/office/drawing/2015/9/8/chartex" xmlns:cx2="http://schemas.microsoft.com/office/drawing/2015/10/21/chartex" xmlns:cx3="http://schemas.microsoft.com/office/drawing/2016/5/9/chartex" xmlns:cx4="http://schemas.microsoft.com/office/drawing/2016/5/10/chartex" xmlns:cx5="http://schemas.microsoft.com/office/drawing/2016/5/11/chartex" xmlns:cx6="http://schemas.microsoft.com/office/drawing/2016/5/12/chartex" xmlns:cx7="http://schemas.microsoft.com/office/drawing/2016/5/13/chartex" xmlns:cx8="http://schemas.microsoft.com/office/drawing/2016/5/14/chartex" xmlns:mc="http://schemas.openxmlformats.org/markup-compatibility/2006" xmlns:aink="http://schemas.microsoft.com/office/drawing/2016/ink" xmlns:am3d="http://schemas.microsoft.com/office/drawing/2017/model3d" xmlns:o="urn:schemas-microsoft-com:office:office" xmlns:oel="http://schemas.microsoft.com/office/2019/extlst" xmlns:r="http://schemas.openxmlformats.org/officeDocument/2006/relationships" xmlns:m="http://schemas.openxmlformats.org/officeDocument/2006/math" xmlns:v="urn:schemas-microsoft-com:vml" xmlns:wp14="http://schemas.microsoft.com/office/word/2010/wordprocessingDrawing" xmlns:wp="http://schemas.openxmlformats.org/drawingml/2006/wordprocessingDrawing" xmlns:w10="urn:schemas-microsoft-com:office:word" xmlns:w="http://schemas.openxmlformats.org/wordprocessingml/2006/main" xmlns:w14="http://schemas.microsoft.com/office/word/2010/wordml" xmlns:w15="http://schemas.microsoft.com/office/word/2012/wordml" xmlns:w16cex="http://schemas.microsoft.com/office/word/2018/wordml/cex" xmlns:w16cid="http://schemas.microsoft.com/office/word/2016/wordml/cid" xmlns:w16="http://schemas.microsoft.com/office/word/2018/wordml" xmlns:w16du="http://schemas.microsoft.com/office/word/2023/wordml/word16du" xmlns:w16sdtdh="http://schemas.microsoft.com/office/word/2020/wordml/sdtdatahash" xmlns:w16se="http://schemas.microsoft.com/office/word/2015/wordml/symex" xmlns:wpg="http://schemas.microsoft.com/office/word/2010/wordprocessingGroup" xmlns:wpi="http://schemas.microsoft.com/office/word/2010/wordprocessingInk" xmlns:wne="http://schemas.microsoft.com/office/word/2006/wordml" xmlns:wps="http://schemas.microsoft.com/office/word/2010/wordprocessingShape" mc:Ignorable="w14 w15 w16se w16cid w16 w16cex w16sdtdh w16du wp14">
+<w:numbering xmlns:wpc="http://schemas.microsoft.com/office/word/2010/wordprocessingCanvas" xmlns:cx="http://schemas.microsoft.com/office/drawing/2014/chartex" xmlns:cx1="http://schemas.microsoft.com/office/drawing/2015/9/8/chartex" xmlns:cx2="http://schemas.microsoft.com/office/drawing/2015/10/21/chartex" xmlns:cx3="http://schemas.microsoft.com/office/drawing/2016/5/9/chartex" xmlns:cx4="http://schemas.microsoft.com/office/drawing/2016/5/10/chartex" xmlns:cx5="http://schemas.microsoft.com/office/drawing/2016/5/11/chartex" xmlns:cx6="http://schemas.microsoft.com/office/drawing/2016/5/12/chartex" xmlns:cx7="http://schemas.microsoft.com/office/drawing/2016/5/13/chartex" xmlns:cx8="http://schemas.microsoft.com/office/drawing/2016/5/14/chartex" xmlns:mc="http://schemas.openxmlformats.org/markup-compatibility/2006" xmlns:aink="http://schemas.microsoft.com/office/drawing/2016/ink" xmlns:am3d="http://schemas.microsoft.com/office/drawing/2017/model3d" xmlns:o="urn:schemas-microsoft-com:office:office" xmlns:oel="http://schemas.microsoft.com/office/2019/extlst" xmlns:r="http://schemas.openxmlformats.org/officeDocument/2006/relationships" xmlns:m="http://schemas.openxmlformats.org/officeDocument/2006/math" xmlns:v="urn:schemas-microsoft-com:vml" xmlns:wp14="http://schemas.microsoft.com/office/word/2010/wordprocessingDrawing" xmlns:wp="http://schemas.openxmlformats.org/drawingml/2006/wordprocessingDrawing" xmlns:w10="urn:schemas-microsoft-com:office:word" xmlns:w="http://schemas.openxmlformats.org/wordprocessingml/2006/main" xmlns:w14="http://schemas.microsoft.com/office/word/2010/wordml" xmlns:w15="http://schemas.microsoft.com/office/word/2012/wordml" xmlns:w16cex="http://schemas.microsoft.com/office/word/2018/wordml/cex" xmlns:w16cid="http://schemas.microsoft.com/office/word/2016/wordml/cid" xmlns:w16="http://schemas.microsoft.com/office/word/2018/wordml" xmlns:w16du="http://schemas.microsoft.com/office/word/2023/wordml/word16du" xmlns:w16sdtdh="http://schemas.microsoft.com/office/word/2020/wordml/sdtdatahash" xmlns:w16sdtfl="http://schemas.microsoft.com/office/word/2024/wordml/sdtformatlock" xmlns:w16se="http://schemas.microsoft.com/office/word/2015/wordml/symex" xmlns:wpg="http://schemas.microsoft.com/office/word/2010/wordprocessingGroup" xmlns:wpi="http://schemas.microsoft.com/office/word/2010/wordprocessingInk" xmlns:wne="http://schemas.microsoft.com/office/word/2006/wordml" xmlns:wps="http://schemas.microsoft.com/office/word/2010/wordprocessingShape" mc:Ignorable="w14 w15 w16se w16cid w16 w16cex w16sdtdh w16sdtfl w16du wp14">
   <w:abstractNum w:abstractNumId="0" w15:restartNumberingAfterBreak="0">
     <w:nsid w:val="05EC708F"/>
     <w:multiLevelType w:val="hybridMultilevel"/>
@@ -31974,7 +31933,10 @@
 </file>
 
 <file path=word/people.xml><?xml version="1.0" encoding="utf-8"?>
-<w15:people xmlns:wpc="http://schemas.microsoft.com/office/word/2010/wordprocessingCanvas" xmlns:cx="http://schemas.microsoft.com/office/drawing/2014/chartex" xmlns:cx1="http://schemas.microsoft.com/office/drawing/2015/9/8/chartex" xmlns:cx2="http://schemas.microsoft.com/office/drawing/2015/10/21/chartex" xmlns:cx3="http://schemas.microsoft.com/office/drawing/2016/5/9/chartex" xmlns:cx4="http://schemas.microsoft.com/office/drawing/2016/5/10/chartex" xmlns:cx5="http://schemas.microsoft.com/office/drawing/2016/5/11/chartex" xmlns:cx6="http://schemas.microsoft.com/office/drawing/2016/5/12/chartex" xmlns:cx7="http://schemas.microsoft.com/office/drawing/2016/5/13/chartex" xmlns:cx8="http://schemas.microsoft.com/office/drawing/2016/5/14/chartex" xmlns:mc="http://schemas.openxmlformats.org/markup-compatibility/2006" xmlns:aink="http://schemas.microsoft.com/office/drawing/2016/ink" xmlns:am3d="http://schemas.microsoft.com/office/drawing/2017/model3d" xmlns:o="urn:schemas-microsoft-com:office:office" xmlns:oel="http://schemas.microsoft.com/office/2019/extlst" xmlns:r="http://schemas.openxmlformats.org/officeDocument/2006/relationships" xmlns:m="http://schemas.openxmlformats.org/officeDocument/2006/math" xmlns:v="urn:schemas-microsoft-com:vml" xmlns:wp14="http://schemas.microsoft.com/office/word/2010/wordprocessingDrawing" xmlns:wp="http://schemas.openxmlformats.org/drawingml/2006/wordprocessingDrawing" xmlns:w10="urn:schemas-microsoft-com:office:word" xmlns:w="http://schemas.openxmlformats.org/wordprocessingml/2006/main" xmlns:w14="http://schemas.microsoft.com/office/word/2010/wordml" xmlns:w15="http://schemas.microsoft.com/office/word/2012/wordml" xmlns:w16cex="http://schemas.microsoft.com/office/word/2018/wordml/cex" xmlns:w16cid="http://schemas.microsoft.com/office/word/2016/wordml/cid" xmlns:w16="http://schemas.microsoft.com/office/word/2018/wordml" xmlns:w16du="http://schemas.microsoft.com/office/word/2023/wordml/word16du" xmlns:w16sdtdh="http://schemas.microsoft.com/office/word/2020/wordml/sdtdatahash" xmlns:w16se="http://schemas.microsoft.com/office/word/2015/wordml/symex" xmlns:wpg="http://schemas.microsoft.com/office/word/2010/wordprocessingGroup" xmlns:wpi="http://schemas.microsoft.com/office/word/2010/wordprocessingInk" xmlns:wne="http://schemas.microsoft.com/office/word/2006/wordml" xmlns:wps="http://schemas.microsoft.com/office/word/2010/wordprocessingShape" mc:Ignorable="w14 w15 w16se w16cid w16 w16cex w16sdtdh w16du wp14">
+<w15:people xmlns:wpc="http://schemas.microsoft.com/office/word/2010/wordprocessingCanvas" xmlns:cx="http://schemas.microsoft.com/office/drawing/2014/chartex" xmlns:cx1="http://schemas.microsoft.com/office/drawing/2015/9/8/chartex" xmlns:cx2="http://schemas.microsoft.com/office/drawing/2015/10/21/chartex" xmlns:cx3="http://schemas.microsoft.com/office/drawing/2016/5/9/chartex" xmlns:cx4="http://schemas.microsoft.com/office/drawing/2016/5/10/chartex" xmlns:cx5="http://schemas.microsoft.com/office/drawing/2016/5/11/chartex" xmlns:cx6="http://schemas.microsoft.com/office/drawing/2016/5/12/chartex" xmlns:cx7="http://schemas.microsoft.com/office/drawing/2016/5/13/chartex" xmlns:cx8="http://schemas.microsoft.com/office/drawing/2016/5/14/chartex" xmlns:mc="http://schemas.openxmlformats.org/markup-compatibility/2006" xmlns:aink="http://schemas.microsoft.com/office/drawing/2016/ink" xmlns:am3d="http://schemas.microsoft.com/office/drawing/2017/model3d" xmlns:o="urn:schemas-microsoft-com:office:office" xmlns:oel="http://schemas.microsoft.com/office/2019/extlst" xmlns:r="http://schemas.openxmlformats.org/officeDocument/2006/relationships" xmlns:m="http://schemas.openxmlformats.org/officeDocument/2006/math" xmlns:v="urn:schemas-microsoft-com:vml" xmlns:wp14="http://schemas.microsoft.com/office/word/2010/wordprocessingDrawing" xmlns:wp="http://schemas.openxmlformats.org/drawingml/2006/wordprocessingDrawing" xmlns:w10="urn:schemas-microsoft-com:office:word" xmlns:w="http://schemas.openxmlformats.org/wordprocessingml/2006/main" xmlns:w14="http://schemas.microsoft.com/office/word/2010/wordml" xmlns:w15="http://schemas.microsoft.com/office/word/2012/wordml" xmlns:w16cex="http://schemas.microsoft.com/office/word/2018/wordml/cex" xmlns:w16cid="http://schemas.microsoft.com/office/word/2016/wordml/cid" xmlns:w16="http://schemas.microsoft.com/office/word/2018/wordml" xmlns:w16du="http://schemas.microsoft.com/office/word/2023/wordml/word16du" xmlns:w16sdtdh="http://schemas.microsoft.com/office/word/2020/wordml/sdtdatahash" xmlns:w16sdtfl="http://schemas.microsoft.com/office/word/2024/wordml/sdtformatlock" xmlns:w16se="http://schemas.microsoft.com/office/word/2015/wordml/symex" xmlns:wpg="http://schemas.microsoft.com/office/word/2010/wordprocessingGroup" xmlns:wpi="http://schemas.microsoft.com/office/word/2010/wordprocessingInk" xmlns:wne="http://schemas.microsoft.com/office/word/2006/wordml" xmlns:wps="http://schemas.microsoft.com/office/word/2010/wordprocessingShape" mc:Ignorable="w14 w15 w16se w16cid w16 w16cex w16sdtdh w16sdtfl w16du wp14">
+  <w15:person w15:author="Karboga, Gevher">
+    <w15:presenceInfo w15:providerId="AD" w15:userId="S::gkarboga@ur.rochester.edu::3e9fc68b-c35f-4d37-9439-ea100d896997"/>
+  </w15:person>
   <w15:person w15:author="Jaeger, Florian">
     <w15:presenceInfo w15:providerId="AD" w15:userId="S::fjaeger@ur.rochester.edu::0d0acd91-09a2-4ddb-a934-22efc544688e"/>
   </w15:person>
@@ -31985,7 +31947,7 @@
 </file>
 
 <file path=word/styles.xml><?xml version="1.0" encoding="utf-8"?>
-<w:styles xmlns:mc="http://schemas.openxmlformats.org/markup-compatibility/2006" xmlns:r="http://schemas.openxmlformats.org/officeDocument/2006/relationships" xmlns:w="http://schemas.openxmlformats.org/wordprocessingml/2006/main" xmlns:w14="http://schemas.microsoft.com/office/word/2010/wordml" xmlns:w15="http://schemas.microsoft.com/office/word/2012/wordml" xmlns:w16cex="http://schemas.microsoft.com/office/word/2018/wordml/cex" xmlns:w16cid="http://schemas.microsoft.com/office/word/2016/wordml/cid" xmlns:w16="http://schemas.microsoft.com/office/word/2018/wordml" xmlns:w16du="http://schemas.microsoft.com/office/word/2023/wordml/word16du" xmlns:w16sdtdh="http://schemas.microsoft.com/office/word/2020/wordml/sdtdatahash" xmlns:w16se="http://schemas.microsoft.com/office/word/2015/wordml/symex" mc:Ignorable="w14 w15 w16se w16cid w16 w16cex w16sdtdh w16du">
+<w:styles xmlns:mc="http://schemas.openxmlformats.org/markup-compatibility/2006" xmlns:r="http://schemas.openxmlformats.org/officeDocument/2006/relationships" xmlns:w="http://schemas.openxmlformats.org/wordprocessingml/2006/main" xmlns:w14="http://schemas.microsoft.com/office/word/2010/wordml" xmlns:w15="http://schemas.microsoft.com/office/word/2012/wordml" xmlns:w16cex="http://schemas.microsoft.com/office/word/2018/wordml/cex" xmlns:w16cid="http://schemas.microsoft.com/office/word/2016/wordml/cid" xmlns:w16="http://schemas.microsoft.com/office/word/2018/wordml" xmlns:w16du="http://schemas.microsoft.com/office/word/2023/wordml/word16du" xmlns:w16sdtdh="http://schemas.microsoft.com/office/word/2020/wordml/sdtdatahash" xmlns:w16sdtfl="http://schemas.microsoft.com/office/word/2024/wordml/sdtformatlock" xmlns:w16se="http://schemas.microsoft.com/office/word/2015/wordml/symex" mc:Ignorable="w14 w15 w16se w16cid w16 w16cex w16sdtdh w16sdtfl w16du">
   <w:docDefaults>
     <w:rPrDefault>
       <w:rPr>
@@ -32432,6 +32394,7 @@
   <w:style w:type="character" w:default="1" w:styleId="DefaultParagraphFont">
     <w:name w:val="Default Paragraph Font"/>
     <w:uiPriority w:val="1"/>
+    <w:semiHidden/>
     <w:unhideWhenUsed/>
   </w:style>
   <w:style w:type="table" w:default="1" w:styleId="TableNormal">

--- a/output/papers/Round 2/manuscript-brief.docx
+++ b/output/papers/Round 2/manuscript-brief.docx
@@ -8031,6 +8031,44 @@
         </w:rPr>
         <w:t>due to (incorrect) catch trial responses</w:t>
       </w:r>
+      <w:ins w:id="6" w:author="Cummings, Shawn" w:date="2025-05-19T12:08:00Z" w16du:dateUtc="2025-05-19T16:08:00Z">
+        <w:r>
+          <w:rPr>
+            <w:szCs w:val="22"/>
+          </w:rPr>
+          <w:t xml:space="preserve"> </w:t>
+        </w:r>
+        <w:commentRangeStart w:id="7"/>
+        <w:r>
+          <w:rPr>
+            <w:szCs w:val="22"/>
+          </w:rPr>
+          <w:t xml:space="preserve">and __ were removed due to being +/- 3 </w:t>
+        </w:r>
+        <w:proofErr w:type="spellStart"/>
+        <w:r>
+          <w:rPr>
+            <w:szCs w:val="22"/>
+          </w:rPr>
+          <w:t>sd</w:t>
+        </w:r>
+        <w:proofErr w:type="spellEnd"/>
+        <w:r>
+          <w:rPr>
+            <w:szCs w:val="22"/>
+          </w:rPr>
+          <w:t xml:space="preserve"> from average</w:t>
+        </w:r>
+      </w:ins>
+      <w:commentRangeEnd w:id="7"/>
+      <w:ins w:id="8" w:author="Cummings, Shawn" w:date="2025-05-19T12:09:00Z" w16du:dateUtc="2025-05-19T16:09:00Z">
+        <w:r>
+          <w:rPr>
+            <w:rStyle w:val="CommentReference"/>
+          </w:rPr>
+          <w:commentReference w:id="7"/>
+        </w:r>
+      </w:ins>
       <w:r>
         <w:rPr>
           <w:szCs w:val="22"/>
@@ -8173,7 +8211,7 @@
           <w:szCs w:val="22"/>
         </w:rPr>
       </w:pPr>
-      <w:bookmarkStart w:id="6" w:name="_Ref136088042"/>
+      <w:bookmarkStart w:id="9" w:name="_Ref136088042"/>
       <w:r>
         <w:lastRenderedPageBreak/>
         <w:t>T</w:t>
@@ -8189,7 +8227,7 @@
           <w:t>1</w:t>
         </w:r>
       </w:fldSimple>
-      <w:bookmarkEnd w:id="6"/>
+      <w:bookmarkEnd w:id="9"/>
       <w:r>
         <w:tab/>
         <w:t xml:space="preserve">Exclusions for all experiments reported. </w:t>
@@ -10820,27 +10858,27 @@
         </w:rPr>
         <w:t xml:space="preserve">the three design variables </w:t>
       </w:r>
-      <w:commentRangeStart w:id="7"/>
-      <w:commentRangeStart w:id="8"/>
+      <w:commentRangeStart w:id="10"/>
+      <w:commentRangeStart w:id="11"/>
       <w:r>
         <w:rPr>
           <w:szCs w:val="22"/>
         </w:rPr>
         <w:t>pen location</w:t>
       </w:r>
-      <w:commentRangeEnd w:id="7"/>
+      <w:commentRangeEnd w:id="10"/>
       <w:r>
         <w:rPr>
           <w:rStyle w:val="CommentReference"/>
         </w:rPr>
-        <w:commentReference w:id="7"/>
-      </w:r>
-      <w:commentRangeEnd w:id="8"/>
+        <w:commentReference w:id="10"/>
+      </w:r>
+      <w:commentRangeEnd w:id="11"/>
       <w:r>
         <w:rPr>
           <w:rStyle w:val="CommentReference"/>
         </w:rPr>
-        <w:commentReference w:id="8"/>
+        <w:commentReference w:id="11"/>
       </w:r>
       <w:r>
         <w:rPr>
@@ -11185,7 +11223,7 @@
     <w:p>
       <w:pPr>
         <w:rPr>
-          <w:ins w:id="9" w:author="Cummings, Shawn" w:date="2025-05-12T20:54:00Z" w16du:dateUtc="2025-05-13T00:54:00Z"/>
+          <w:ins w:id="12" w:author="Cummings, Shawn" w:date="2025-05-12T20:54:00Z" w16du:dateUtc="2025-05-13T00:54:00Z"/>
           <w:szCs w:val="22"/>
         </w:rPr>
       </w:pPr>
@@ -11358,8 +11396,8 @@
         </w:rPr>
         <w:t xml:space="preserve">summarizes those tests for all three experiments. </w:t>
       </w:r>
-      <w:commentRangeStart w:id="10"/>
-      <w:commentRangeStart w:id="11"/>
+      <w:commentRangeStart w:id="13"/>
+      <w:commentRangeStart w:id="14"/>
       <w:r>
         <w:rPr>
           <w:szCs w:val="22"/>
@@ -11416,19 +11454,19 @@
         </w:rPr>
         <w:t xml:space="preserve"> continuum steps </w:t>
       </w:r>
-      <w:commentRangeEnd w:id="10"/>
+      <w:commentRangeEnd w:id="13"/>
       <w:r>
         <w:rPr>
           <w:rStyle w:val="CommentReference"/>
         </w:rPr>
-        <w:commentReference w:id="10"/>
-      </w:r>
-      <w:commentRangeEnd w:id="11"/>
+        <w:commentReference w:id="13"/>
+      </w:r>
+      <w:commentRangeEnd w:id="14"/>
       <w:r>
         <w:rPr>
           <w:rStyle w:val="CommentReference"/>
         </w:rPr>
-        <w:commentReference w:id="11"/>
+        <w:commentReference w:id="14"/>
       </w:r>
       <w:r>
         <w:rPr>
@@ -11503,11 +11541,11 @@
         <w:rPr>
           <w:szCs w:val="22"/>
         </w:rPr>
-        <w:pPrChange w:id="12" w:author="Cummings, Shawn" w:date="2025-05-12T20:55:00Z" w16du:dateUtc="2025-05-13T00:55:00Z">
+        <w:pPrChange w:id="15" w:author="Cummings, Shawn" w:date="2025-05-12T20:55:00Z" w16du:dateUtc="2025-05-13T00:55:00Z">
           <w:pPr/>
         </w:pPrChange>
       </w:pPr>
-      <w:ins w:id="13" w:author="Cummings, Shawn" w:date="2025-05-12T20:54:00Z" w16du:dateUtc="2025-05-13T00:54:00Z">
+      <w:ins w:id="16" w:author="Cummings, Shawn" w:date="2025-05-12T20:54:00Z" w16du:dateUtc="2025-05-13T00:54:00Z">
         <w:r>
           <w:rPr>
             <w:noProof/>
@@ -11565,11 +11603,11 @@
           <w:docGrid w:linePitch="360"/>
         </w:sectPr>
       </w:pPr>
-      <w:bookmarkStart w:id="14" w:name="_Ref136190394"/>
-      <w:commentRangeStart w:id="15"/>
-      <w:commentRangeStart w:id="16"/>
-      <w:commentRangeStart w:id="17"/>
-      <w:del w:id="18" w:author="Cummings, Shawn" w:date="2025-05-12T20:53:00Z" w16du:dateUtc="2025-05-13T00:53:00Z">
+      <w:bookmarkStart w:id="17" w:name="_Ref136190394"/>
+      <w:commentRangeStart w:id="18"/>
+      <w:commentRangeStart w:id="19"/>
+      <w:commentRangeStart w:id="20"/>
+      <w:del w:id="21" w:author="Cummings, Shawn" w:date="2025-05-12T20:53:00Z" w16du:dateUtc="2025-05-13T00:53:00Z">
         <w:r>
           <w:rPr>
             <w:noProof/>
@@ -11627,7 +11665,7 @@
           </w:drawing>
         </w:r>
       </w:del>
-      <w:commentRangeEnd w:id="15"/>
+      <w:commentRangeEnd w:id="18"/>
       <w:r>
         <w:rPr>
           <w:rStyle w:val="CommentReference"/>
@@ -11635,9 +11673,9 @@
           <w:iCs w:val="0"/>
           <w:color w:val="auto"/>
         </w:rPr>
-        <w:commentReference w:id="15"/>
-      </w:r>
-      <w:commentRangeEnd w:id="16"/>
+        <w:commentReference w:id="18"/>
+      </w:r>
+      <w:commentRangeEnd w:id="19"/>
       <w:r>
         <w:rPr>
           <w:rStyle w:val="CommentReference"/>
@@ -11645,9 +11683,9 @@
           <w:iCs w:val="0"/>
           <w:color w:val="auto"/>
         </w:rPr>
-        <w:commentReference w:id="16"/>
-      </w:r>
-      <w:commentRangeEnd w:id="17"/>
+        <w:commentReference w:id="19"/>
+      </w:r>
+      <w:commentRangeEnd w:id="20"/>
       <w:r>
         <w:rPr>
           <w:rStyle w:val="CommentReference"/>
@@ -11655,7 +11693,7 @@
           <w:iCs w:val="0"/>
           <w:color w:val="auto"/>
         </w:rPr>
-        <w:commentReference w:id="17"/>
+        <w:commentReference w:id="20"/>
       </w:r>
       <w:r>
         <w:rPr>
@@ -11701,7 +11739,7 @@
         </w:rPr>
         <w:fldChar w:fldCharType="end"/>
       </w:r>
-      <w:bookmarkEnd w:id="14"/>
+      <w:bookmarkEnd w:id="17"/>
       <w:r>
         <w:rPr>
           <w:szCs w:val="22"/>
@@ -11801,7 +11839,7 @@
       <w:pPr>
         <w:pStyle w:val="Caption"/>
       </w:pPr>
-      <w:bookmarkStart w:id="19" w:name="_Ref136190384"/>
+      <w:bookmarkStart w:id="22" w:name="_Ref136190384"/>
       <w:r>
         <w:rPr>
           <w:szCs w:val="22"/>
@@ -11841,7 +11879,7 @@
         </w:rPr>
         <w:fldChar w:fldCharType="end"/>
       </w:r>
-      <w:bookmarkEnd w:id="19"/>
+      <w:bookmarkEnd w:id="22"/>
       <w:r>
         <w:rPr>
           <w:szCs w:val="22"/>
@@ -15907,7 +15945,7 @@
           <w:szCs w:val="22"/>
         </w:rPr>
       </w:pPr>
-      <w:commentRangeStart w:id="20"/>
+      <w:commentRangeStart w:id="23"/>
       <w:r>
         <w:rPr>
           <w:szCs w:val="22"/>
@@ -16060,12 +16098,12 @@
         </w:rPr>
         <w:t>.</w:t>
       </w:r>
-      <w:commentRangeEnd w:id="20"/>
+      <w:commentRangeEnd w:id="23"/>
       <w:r>
         <w:rPr>
           <w:rStyle w:val="CommentReference"/>
         </w:rPr>
-        <w:commentReference w:id="20"/>
+        <w:commentReference w:id="23"/>
       </w:r>
     </w:p>
     <w:p>
@@ -17115,7 +17153,7 @@
           <w:szCs w:val="22"/>
         </w:rPr>
       </w:pPr>
-      <w:bookmarkStart w:id="21" w:name="_Ref136084921"/>
+      <w:bookmarkStart w:id="24" w:name="_Ref136084921"/>
       <w:r>
         <w:rPr>
           <w:szCs w:val="22"/>
@@ -17154,7 +17192,7 @@
         </w:rPr>
         <w:fldChar w:fldCharType="end"/>
       </w:r>
-      <w:bookmarkEnd w:id="21"/>
+      <w:bookmarkEnd w:id="24"/>
       <w:r>
         <w:rPr>
           <w:szCs w:val="22"/>
@@ -18693,7 +18731,7 @@
           <w:szCs w:val="22"/>
         </w:rPr>
       </w:pPr>
-      <w:bookmarkStart w:id="22" w:name="_Ref136190811"/>
+      <w:bookmarkStart w:id="25" w:name="_Ref136190811"/>
       <w:r>
         <w:rPr>
           <w:szCs w:val="22"/>
@@ -18732,7 +18770,7 @@
         </w:rPr>
         <w:fldChar w:fldCharType="end"/>
       </w:r>
-      <w:bookmarkEnd w:id="22"/>
+      <w:bookmarkEnd w:id="25"/>
       <w:r>
         <w:rPr>
           <w:szCs w:val="22"/>
@@ -18839,7 +18877,7 @@
       <w:pPr>
         <w:pStyle w:val="Caption"/>
       </w:pPr>
-      <w:bookmarkStart w:id="23" w:name="_Ref136190818"/>
+      <w:bookmarkStart w:id="26" w:name="_Ref136190818"/>
       <w:r>
         <w:rPr>
           <w:szCs w:val="22"/>
@@ -18879,7 +18917,7 @@
         </w:rPr>
         <w:fldChar w:fldCharType="end"/>
       </w:r>
-      <w:bookmarkEnd w:id="23"/>
+      <w:bookmarkEnd w:id="26"/>
       <w:r>
         <w:rPr>
           <w:szCs w:val="22"/>
@@ -21898,8 +21936,8 @@
         </w:rPr>
         <w:t xml:space="preserve"> not significantly higher in Experiment </w:t>
       </w:r>
-      <w:commentRangeStart w:id="24"/>
-      <w:commentRangeStart w:id="25"/>
+      <w:commentRangeStart w:id="27"/>
+      <w:commentRangeStart w:id="28"/>
       <w:r>
         <w:rPr>
           <w:szCs w:val="22"/>
@@ -21912,7 +21950,7 @@
         </w:rPr>
         <w:t xml:space="preserve"> (mean log-RT = </w:t>
       </w:r>
-      <w:ins w:id="26" w:author="Cummings, Shawn" w:date="2025-05-12T21:06:00Z" w16du:dateUtc="2025-05-13T01:06:00Z">
+      <w:ins w:id="29" w:author="Cummings, Shawn" w:date="2025-05-12T21:06:00Z" w16du:dateUtc="2025-05-13T01:06:00Z">
         <w:r>
           <w:rPr>
             <w:szCs w:val="22"/>
@@ -21920,7 +21958,7 @@
           <w:t>3.45</w:t>
         </w:r>
       </w:ins>
-      <w:del w:id="27" w:author="Cummings, Shawn" w:date="2025-05-12T21:06:00Z" w16du:dateUtc="2025-05-13T01:06:00Z">
+      <w:del w:id="30" w:author="Cummings, Shawn" w:date="2025-05-12T21:06:00Z" w16du:dateUtc="2025-05-13T01:06:00Z">
         <w:r>
           <w:rPr>
             <w:szCs w:val="22"/>
@@ -21934,7 +21972,7 @@
         </w:rPr>
         <w:t xml:space="preserve">, SD = </w:t>
       </w:r>
-      <w:ins w:id="28" w:author="Cummings, Shawn" w:date="2025-05-12T21:07:00Z" w16du:dateUtc="2025-05-13T01:07:00Z">
+      <w:ins w:id="31" w:author="Cummings, Shawn" w:date="2025-05-12T21:07:00Z" w16du:dateUtc="2025-05-13T01:07:00Z">
         <w:r>
           <w:rPr>
             <w:szCs w:val="22"/>
@@ -21942,7 +21980,7 @@
           <w:t>0.14</w:t>
         </w:r>
       </w:ins>
-      <w:del w:id="29" w:author="Cummings, Shawn" w:date="2025-05-12T21:07:00Z" w16du:dateUtc="2025-05-13T01:07:00Z">
+      <w:del w:id="32" w:author="Cummings, Shawn" w:date="2025-05-12T21:07:00Z" w16du:dateUtc="2025-05-13T01:07:00Z">
         <w:r>
           <w:rPr>
             <w:szCs w:val="22"/>
@@ -21956,7 +21994,7 @@
         </w:rPr>
         <w:t xml:space="preserve">), compared to Experiments 1a-c (mean = </w:t>
       </w:r>
-      <w:ins w:id="30" w:author="Cummings, Shawn" w:date="2025-05-12T21:09:00Z" w16du:dateUtc="2025-05-13T01:09:00Z">
+      <w:ins w:id="33" w:author="Cummings, Shawn" w:date="2025-05-12T21:09:00Z" w16du:dateUtc="2025-05-13T01:09:00Z">
         <w:r>
           <w:rPr>
             <w:szCs w:val="22"/>
@@ -21964,7 +22002,7 @@
           <w:t>3.44</w:t>
         </w:r>
       </w:ins>
-      <w:del w:id="31" w:author="Cummings, Shawn" w:date="2025-05-12T21:09:00Z" w16du:dateUtc="2025-05-13T01:09:00Z">
+      <w:del w:id="34" w:author="Cummings, Shawn" w:date="2025-05-12T21:09:00Z" w16du:dateUtc="2025-05-13T01:09:00Z">
         <w:r>
           <w:rPr>
             <w:szCs w:val="22"/>
@@ -21978,7 +22016,7 @@
         </w:rPr>
         <w:t xml:space="preserve">, SD = </w:t>
       </w:r>
-      <w:ins w:id="32" w:author="Cummings, Shawn" w:date="2025-05-12T21:09:00Z" w16du:dateUtc="2025-05-13T01:09:00Z">
+      <w:ins w:id="35" w:author="Cummings, Shawn" w:date="2025-05-12T21:09:00Z" w16du:dateUtc="2025-05-13T01:09:00Z">
         <w:r>
           <w:rPr>
             <w:szCs w:val="22"/>
@@ -21986,7 +22024,7 @@
           <w:t>0.15</w:t>
         </w:r>
       </w:ins>
-      <w:del w:id="33" w:author="Cummings, Shawn" w:date="2025-05-12T21:09:00Z" w16du:dateUtc="2025-05-13T01:09:00Z">
+      <w:del w:id="36" w:author="Cummings, Shawn" w:date="2025-05-12T21:09:00Z" w16du:dateUtc="2025-05-13T01:09:00Z">
         <w:r>
           <w:rPr>
             <w:szCs w:val="22"/>
@@ -22000,19 +22038,19 @@
         </w:rPr>
         <w:t>)</w:t>
       </w:r>
-      <w:commentRangeEnd w:id="24"/>
+      <w:commentRangeEnd w:id="27"/>
       <w:r>
         <w:rPr>
           <w:rStyle w:val="CommentReference"/>
         </w:rPr>
-        <w:commentReference w:id="24"/>
-      </w:r>
-      <w:commentRangeEnd w:id="25"/>
+        <w:commentReference w:id="27"/>
+      </w:r>
+      <w:commentRangeEnd w:id="28"/>
       <w:r>
         <w:rPr>
           <w:rStyle w:val="CommentReference"/>
         </w:rPr>
-        <w:commentReference w:id="25"/>
+        <w:commentReference w:id="28"/>
       </w:r>
       <w:r>
         <w:rPr>
@@ -22069,7 +22107,7 @@
         </w:rPr>
         <w:t>A second alternative is that while the presence of the pen itself—rather than its impact on the articulators—may be sufficient to induce compensation, the black box</w:t>
       </w:r>
-      <w:commentRangeStart w:id="34"/>
+      <w:commentRangeStart w:id="37"/>
       <w:r>
         <w:rPr>
           <w:szCs w:val="22"/>
@@ -22094,12 +22132,12 @@
         </w:rPr>
         <w:t xml:space="preserve"> less obvious and harder to visually access. </w:t>
       </w:r>
-      <w:commentRangeEnd w:id="34"/>
+      <w:commentRangeEnd w:id="37"/>
       <w:r>
         <w:rPr>
           <w:rStyle w:val="CommentReference"/>
         </w:rPr>
-        <w:commentReference w:id="34"/>
+        <w:commentReference w:id="37"/>
       </w:r>
       <w:r>
         <w:rPr>
@@ -26501,11 +26539,11 @@
         <w:spacing w:line="240" w:lineRule="auto"/>
         <w:ind w:left="360" w:hanging="360"/>
         <w:rPr>
-          <w:ins w:id="35" w:author="Cummings, Shawn" w:date="2025-05-12T20:19:00Z" w16du:dateUtc="2025-05-13T00:19:00Z"/>
-          <w:szCs w:val="22"/>
-        </w:rPr>
-      </w:pPr>
-      <w:ins w:id="36" w:author="Cummings, Shawn" w:date="2025-05-12T20:19:00Z">
+          <w:ins w:id="38" w:author="Cummings, Shawn" w:date="2025-05-12T20:19:00Z" w16du:dateUtc="2025-05-13T00:19:00Z"/>
+          <w:szCs w:val="22"/>
+        </w:rPr>
+      </w:pPr>
+      <w:ins w:id="39" w:author="Cummings, Shawn" w:date="2025-05-12T20:19:00Z">
         <w:r>
           <w:rPr>
             <w:szCs w:val="22"/>
@@ -26680,6 +26718,22 @@
       </w:r>
     </w:p>
   </w:comment>
+  <w:comment w:id="7" w:author="Cummings, Shawn" w:date="2025-05-19T12:09:00Z" w:initials="SC">
+    <w:p>
+      <w:pPr>
+        <w:jc w:val="left"/>
+      </w:pPr>
+      <w:r>
+        <w:rPr>
+          <w:rStyle w:val="CommentReference"/>
+        </w:rPr>
+        <w:annotationRef/>
+      </w:r>
+      <w:r>
+        <w:t>Little more here, align with above and with reviewer concerns</w:t>
+      </w:r>
+    </w:p>
+  </w:comment>
   <w:comment w:id="3" w:author="Cummings, Shawn" w:date="2025-05-09T12:59:00Z" w:initials="SC">
     <w:p>
       <w:pPr>
@@ -26712,7 +26766,7 @@
       </w:r>
     </w:p>
   </w:comment>
-  <w:comment w:id="7" w:author="Jaeger, Florian" w:date="2025-05-11T16:19:00Z" w:initials="TJ">
+  <w:comment w:id="10" w:author="Jaeger, Florian" w:date="2025-05-11T16:19:00Z" w:initials="TJ">
     <w:p>
       <w:pPr>
         <w:jc w:val="left"/>
@@ -26742,7 +26796,7 @@
       </w:r>
     </w:p>
   </w:comment>
-  <w:comment w:id="8" w:author="Cummings, Shawn" w:date="2025-05-12T20:37:00Z" w:initials="SC">
+  <w:comment w:id="11" w:author="Cummings, Shawn" w:date="2025-05-12T20:37:00Z" w:initials="SC">
     <w:p>
       <w:pPr>
         <w:jc w:val="left"/>
@@ -26758,7 +26812,7 @@
       </w:r>
     </w:p>
   </w:comment>
-  <w:comment w:id="10" w:author="Jaeger, Florian" w:date="2025-05-11T16:22:00Z" w:initials="TJ">
+  <w:comment w:id="13" w:author="Jaeger, Florian" w:date="2025-05-11T16:22:00Z" w:initials="TJ">
     <w:p>
       <w:pPr>
         <w:jc w:val="left"/>
@@ -26777,7 +26831,7 @@
       </w:r>
     </w:p>
   </w:comment>
-  <w:comment w:id="11" w:author="Jaeger, Florian" w:date="2025-05-11T16:22:00Z" w:initials="TJ">
+  <w:comment w:id="14" w:author="Jaeger, Florian" w:date="2025-05-11T16:22:00Z" w:initials="TJ">
     <w:p>
       <w:pPr>
         <w:jc w:val="left"/>
@@ -26796,7 +26850,7 @@
       </w:r>
     </w:p>
   </w:comment>
-  <w:comment w:id="15" w:author="Jaeger, Florian" w:date="2025-05-11T17:36:00Z" w:initials="TJ">
+  <w:comment w:id="18" w:author="Jaeger, Florian" w:date="2025-05-11T17:36:00Z" w:initials="TJ">
     <w:p>
       <w:pPr>
         <w:jc w:val="left"/>
@@ -26815,7 +26869,7 @@
       </w:r>
     </w:p>
   </w:comment>
-  <w:comment w:id="16" w:author="Jaeger, Florian" w:date="2025-05-11T17:37:00Z" w:initials="TJ">
+  <w:comment w:id="19" w:author="Jaeger, Florian" w:date="2025-05-11T17:37:00Z" w:initials="TJ">
     <w:p>
       <w:pPr>
         <w:jc w:val="left"/>
@@ -26834,7 +26888,7 @@
       </w:r>
     </w:p>
   </w:comment>
-  <w:comment w:id="17" w:author="Cummings, Shawn" w:date="2025-05-12T20:55:00Z" w:initials="SC">
+  <w:comment w:id="20" w:author="Cummings, Shawn" w:date="2025-05-12T20:55:00Z" w:initials="SC">
     <w:p>
       <w:pPr>
         <w:jc w:val="left"/>
@@ -26850,7 +26904,7 @@
       </w:r>
     </w:p>
   </w:comment>
-  <w:comment w:id="20" w:author="Jaeger, Florian" w:date="2025-05-11T17:39:00Z" w:initials="TJ">
+  <w:comment w:id="23" w:author="Jaeger, Florian" w:date="2025-05-11T17:39:00Z" w:initials="TJ">
     <w:p>
       <w:pPr>
         <w:jc w:val="left"/>
@@ -26869,7 +26923,7 @@
       </w:r>
     </w:p>
   </w:comment>
-  <w:comment w:id="24" w:author="Jaeger, Florian" w:date="2025-05-11T16:49:00Z" w:initials="TJ">
+  <w:comment w:id="27" w:author="Jaeger, Florian" w:date="2025-05-11T16:49:00Z" w:initials="TJ">
     <w:p>
       <w:pPr>
         <w:jc w:val="left"/>
@@ -26888,7 +26942,7 @@
       </w:r>
     </w:p>
   </w:comment>
-  <w:comment w:id="25" w:author="Cummings, Shawn" w:date="2025-05-12T21:09:00Z" w:initials="SC">
+  <w:comment w:id="28" w:author="Cummings, Shawn" w:date="2025-05-12T21:09:00Z" w:initials="SC">
     <w:p>
       <w:pPr>
         <w:jc w:val="left"/>
@@ -26904,7 +26958,7 @@
       </w:r>
     </w:p>
   </w:comment>
-  <w:comment w:id="34" w:author="Jaeger, Florian" w:date="2025-05-11T16:53:00Z" w:initials="TJ">
+  <w:comment w:id="37" w:author="Jaeger, Florian" w:date="2025-05-11T16:53:00Z" w:initials="TJ">
     <w:p>
       <w:pPr>
         <w:jc w:val="left"/>
@@ -26931,6 +26985,7 @@
   <w15:commentEx w15:paraId="4DDBF32D" w15:done="0"/>
   <w15:commentEx w15:paraId="1486FF83" w15:paraIdParent="4DDBF32D" w15:done="0"/>
   <w15:commentEx w15:paraId="2245456D" w15:done="0"/>
+  <w15:commentEx w15:paraId="4917F669" w15:done="0"/>
   <w15:commentEx w15:paraId="5B928638" w15:done="0"/>
   <w15:commentEx w15:paraId="09066744" w15:paraIdParent="5B928638" w15:done="0"/>
   <w15:commentEx w15:paraId="0CC8A972" w15:done="0"/>
@@ -26952,6 +27007,7 @@
   <w16cex:commentExtensible w16cex:durableId="2D808FF6" w16cex:dateUtc="2025-05-11T21:22:00Z"/>
   <w16cex:commentExtensible w16cex:durableId="4DB993EE" w16cex:dateUtc="2025-05-13T00:36:00Z"/>
   <w16cex:commentExtensible w16cex:durableId="6685186B" w16cex:dateUtc="2025-05-11T20:16:00Z"/>
+  <w16cex:commentExtensible w16cex:durableId="14E56084" w16cex:dateUtc="2025-05-19T16:09:00Z"/>
   <w16cex:commentExtensible w16cex:durableId="7FA83320" w16cex:dateUtc="2025-05-09T16:59:00Z"/>
   <w16cex:commentExtensible w16cex:durableId="68397BDD" w16cex:dateUtc="2025-05-09T17:12:00Z"/>
   <w16cex:commentExtensible w16cex:durableId="6BE9660C" w16cex:dateUtc="2025-05-11T20:19:00Z"/>
@@ -26973,6 +27029,7 @@
   <w16cid:commentId w16cid:paraId="4DDBF32D" w16cid:durableId="2D808FF6"/>
   <w16cid:commentId w16cid:paraId="1486FF83" w16cid:durableId="4DB993EE"/>
   <w16cid:commentId w16cid:paraId="2245456D" w16cid:durableId="6685186B"/>
+  <w16cid:commentId w16cid:paraId="4917F669" w16cid:durableId="14E56084"/>
   <w16cid:commentId w16cid:paraId="5B928638" w16cid:durableId="7FA83320"/>
   <w16cid:commentId w16cid:paraId="09066744" w16cid:durableId="68397BDD"/>
   <w16cid:commentId w16cid:paraId="0CC8A972" w16cid:durableId="6BE9660C"/>
@@ -32432,6 +32489,7 @@
   <w:style w:type="character" w:default="1" w:styleId="DefaultParagraphFont">
     <w:name w:val="Default Paragraph Font"/>
     <w:uiPriority w:val="1"/>
+    <w:semiHidden/>
     <w:unhideWhenUsed/>
   </w:style>
   <w:style w:type="table" w:default="1" w:styleId="TableNormal">
@@ -33314,7 +33372,7 @@
 </file>
 
 <file path=customXml/itemProps1.xml><?xml version="1.0" encoding="utf-8"?>
-<ds:datastoreItem xmlns:ds="http://schemas.openxmlformats.org/officeDocument/2006/customXml" ds:itemID="{CEAF82DD-8E2B-F442-854C-D22AA8B4402F}">
+<ds:datastoreItem xmlns:ds="http://schemas.openxmlformats.org/officeDocument/2006/customXml" ds:itemID="{B20ED14E-20BD-0342-A447-925FFA2C3804}">
   <ds:schemaRefs>
     <ds:schemaRef ds:uri="http://schemas.openxmlformats.org/officeDocument/2006/bibliography"/>
   </ds:schemaRefs>
@@ -33322,7 +33380,7 @@
 </file>
 
 <file path=customXml/itemProps2.xml><?xml version="1.0" encoding="utf-8"?>
-<ds:datastoreItem xmlns:ds="http://schemas.openxmlformats.org/officeDocument/2006/customXml" ds:itemID="{B20ED14E-20BD-0342-A447-925FFA2C3804}">
+<ds:datastoreItem xmlns:ds="http://schemas.openxmlformats.org/officeDocument/2006/customXml" ds:itemID="{CEAF82DD-8E2B-F442-854C-D22AA8B4402F}">
   <ds:schemaRefs>
     <ds:schemaRef ds:uri="http://schemas.openxmlformats.org/officeDocument/2006/bibliography"/>
   </ds:schemaRefs>

--- a/output/papers/Round 2/manuscript-brief.docx
+++ b/output/papers/Round 2/manuscript-brief.docx
@@ -1,6 +1,6 @@
 
 <file path=word/document.xml><?xml version="1.0" encoding="utf-8"?>
-<w:document xmlns:wpc="http://schemas.microsoft.com/office/word/2010/wordprocessingCanvas" xmlns:cx="http://schemas.microsoft.com/office/drawing/2014/chartex" xmlns:cx1="http://schemas.microsoft.com/office/drawing/2015/9/8/chartex" xmlns:cx2="http://schemas.microsoft.com/office/drawing/2015/10/21/chartex" xmlns:cx3="http://schemas.microsoft.com/office/drawing/2016/5/9/chartex" xmlns:cx4="http://schemas.microsoft.com/office/drawing/2016/5/10/chartex" xmlns:cx5="http://schemas.microsoft.com/office/drawing/2016/5/11/chartex" xmlns:cx6="http://schemas.microsoft.com/office/drawing/2016/5/12/chartex" xmlns:cx7="http://schemas.microsoft.com/office/drawing/2016/5/13/chartex" xmlns:cx8="http://schemas.microsoft.com/office/drawing/2016/5/14/chartex" xmlns:mc="http://schemas.openxmlformats.org/markup-compatibility/2006" xmlns:aink="http://schemas.microsoft.com/office/drawing/2016/ink" xmlns:am3d="http://schemas.microsoft.com/office/drawing/2017/model3d" xmlns:o="urn:schemas-microsoft-com:office:office" xmlns:oel="http://schemas.microsoft.com/office/2019/extlst" xmlns:r="http://schemas.openxmlformats.org/officeDocument/2006/relationships" xmlns:m="http://schemas.openxmlformats.org/officeDocument/2006/math" xmlns:v="urn:schemas-microsoft-com:vml" xmlns:wp14="http://schemas.microsoft.com/office/word/2010/wordprocessingDrawing" xmlns:wp="http://schemas.openxmlformats.org/drawingml/2006/wordprocessingDrawing" xmlns:w10="urn:schemas-microsoft-com:office:word" xmlns:w="http://schemas.openxmlformats.org/wordprocessingml/2006/main" xmlns:w14="http://schemas.microsoft.com/office/word/2010/wordml" xmlns:w15="http://schemas.microsoft.com/office/word/2012/wordml" xmlns:w16cex="http://schemas.microsoft.com/office/word/2018/wordml/cex" xmlns:w16cid="http://schemas.microsoft.com/office/word/2016/wordml/cid" xmlns:w16="http://schemas.microsoft.com/office/word/2018/wordml" xmlns:w16du="http://schemas.microsoft.com/office/word/2023/wordml/word16du" xmlns:w16sdtdh="http://schemas.microsoft.com/office/word/2020/wordml/sdtdatahash" xmlns:w16sdtfl="http://schemas.microsoft.com/office/word/2024/wordml/sdtformatlock" xmlns:w16se="http://schemas.microsoft.com/office/word/2015/wordml/symex" xmlns:wpg="http://schemas.microsoft.com/office/word/2010/wordprocessingGroup" xmlns:wpi="http://schemas.microsoft.com/office/word/2010/wordprocessingInk" xmlns:wne="http://schemas.microsoft.com/office/word/2006/wordml" xmlns:wps="http://schemas.microsoft.com/office/word/2010/wordprocessingShape" mc:Ignorable="w14 w15 w16se w16cid w16 w16cex w16sdtdh w16sdtfl w16du wp14">
+<w:document xmlns:wpc="http://schemas.microsoft.com/office/word/2010/wordprocessingCanvas" xmlns:cx="http://schemas.microsoft.com/office/drawing/2014/chartex" xmlns:cx1="http://schemas.microsoft.com/office/drawing/2015/9/8/chartex" xmlns:cx2="http://schemas.microsoft.com/office/drawing/2015/10/21/chartex" xmlns:cx3="http://schemas.microsoft.com/office/drawing/2016/5/9/chartex" xmlns:cx4="http://schemas.microsoft.com/office/drawing/2016/5/10/chartex" xmlns:cx5="http://schemas.microsoft.com/office/drawing/2016/5/11/chartex" xmlns:cx6="http://schemas.microsoft.com/office/drawing/2016/5/12/chartex" xmlns:cx7="http://schemas.microsoft.com/office/drawing/2016/5/13/chartex" xmlns:cx8="http://schemas.microsoft.com/office/drawing/2016/5/14/chartex" xmlns:mc="http://schemas.openxmlformats.org/markup-compatibility/2006" xmlns:aink="http://schemas.microsoft.com/office/drawing/2016/ink" xmlns:am3d="http://schemas.microsoft.com/office/drawing/2017/model3d" xmlns:o="urn:schemas-microsoft-com:office:office" xmlns:oel="http://schemas.microsoft.com/office/2019/extlst" xmlns:r="http://schemas.openxmlformats.org/officeDocument/2006/relationships" xmlns:m="http://schemas.openxmlformats.org/officeDocument/2006/math" xmlns:v="urn:schemas-microsoft-com:vml" xmlns:wp14="http://schemas.microsoft.com/office/word/2010/wordprocessingDrawing" xmlns:wp="http://schemas.openxmlformats.org/drawingml/2006/wordprocessingDrawing" xmlns:w10="urn:schemas-microsoft-com:office:word" xmlns:w="http://schemas.openxmlformats.org/wordprocessingml/2006/main" xmlns:w14="http://schemas.microsoft.com/office/word/2010/wordml" xmlns:w15="http://schemas.microsoft.com/office/word/2012/wordml" xmlns:w16cex="http://schemas.microsoft.com/office/word/2018/wordml/cex" xmlns:w16cid="http://schemas.microsoft.com/office/word/2016/wordml/cid" xmlns:w16="http://schemas.microsoft.com/office/word/2018/wordml" xmlns:w16du="http://schemas.microsoft.com/office/word/2023/wordml/word16du" xmlns:w16sdtdh="http://schemas.microsoft.com/office/word/2020/wordml/sdtdatahash" xmlns:w16se="http://schemas.microsoft.com/office/word/2015/wordml/symex" xmlns:wpg="http://schemas.microsoft.com/office/word/2010/wordprocessingGroup" xmlns:wpi="http://schemas.microsoft.com/office/word/2010/wordprocessingInk" xmlns:wne="http://schemas.microsoft.com/office/word/2006/wordml" xmlns:wps="http://schemas.microsoft.com/office/word/2010/wordprocessingShape" mc:Ignorable="w14 w15 w16se w16cid w16 w16cex w16sdtdh w16du wp14">
   <w:body>
     <w:p/>
     <w:p>
@@ -112,22 +112,12 @@
         </w:rPr>
         <w:t xml:space="preserve">, Gevher </w:t>
       </w:r>
-      <w:ins w:id="0" w:author="Karboga, Gevher" w:date="2025-05-20T18:54:00Z" w16du:dateUtc="2025-05-20T22:54:00Z">
-        <w:r>
-          <w:rPr>
-            <w:szCs w:val="22"/>
-          </w:rPr>
-          <w:t>E</w:t>
-        </w:r>
-      </w:ins>
-      <w:ins w:id="1" w:author="Karboga, Gevher" w:date="2025-05-20T18:55:00Z" w16du:dateUtc="2025-05-20T22:55:00Z">
-        <w:r>
-          <w:rPr>
-            <w:szCs w:val="22"/>
-          </w:rPr>
-          <w:t xml:space="preserve">. </w:t>
-        </w:r>
-      </w:ins>
+      <w:r>
+        <w:rPr>
+          <w:szCs w:val="22"/>
+        </w:rPr>
+        <w:t xml:space="preserve">E. </w:t>
+      </w:r>
       <w:r>
         <w:rPr>
           <w:szCs w:val="22"/>
@@ -627,21 +617,7 @@
         <w:rPr>
           <w:szCs w:val="22"/>
         </w:rPr>
-        <w:t xml:space="preserve"> In a series of perception experiments, we find that listeners compensate for the presence of a pen in the mouth of the talker, </w:t>
-      </w:r>
-      <w:proofErr w:type="gramStart"/>
-      <w:r>
-        <w:rPr>
-          <w:szCs w:val="22"/>
-        </w:rPr>
-        <w:t>as long as</w:t>
-      </w:r>
-      <w:proofErr w:type="gramEnd"/>
-      <w:r>
-        <w:rPr>
-          <w:szCs w:val="22"/>
-        </w:rPr>
-        <w:t xml:space="preserve"> the effects of the pen on the articulators (e.g., lip shape) are visually evident.</w:t>
+        <w:t xml:space="preserve"> In a series of perception experiments, we find that listeners compensate for the presence of a pen in the mouth of the talker, as long as the effects of the pen on the articulators (e.g., lip shape) are visually evident.</w:t>
       </w:r>
       <w:r>
         <w:rPr>
@@ -946,21 +922,7 @@
         <w:rPr>
           <w:szCs w:val="22"/>
         </w:rPr>
-        <w:t xml:space="preserve">acoustically more </w:t>
-      </w:r>
-      <w:proofErr w:type="gramStart"/>
-      <w:r>
-        <w:rPr>
-          <w:szCs w:val="22"/>
-        </w:rPr>
-        <w:t>similar to</w:t>
-      </w:r>
-      <w:proofErr w:type="gramEnd"/>
-      <w:r>
-        <w:rPr>
-          <w:szCs w:val="22"/>
-        </w:rPr>
-        <w:t xml:space="preserve"> typical </w:t>
+        <w:t xml:space="preserve">acoustically more similar to typical </w:t>
       </w:r>
       <w:r>
         <w:rPr>
@@ -1224,21 +1186,7 @@
         <w:rPr>
           <w:szCs w:val="22"/>
         </w:rPr>
-        <w:t xml:space="preserve">McMurray &amp; </w:t>
-      </w:r>
-      <w:proofErr w:type="spellStart"/>
-      <w:r>
-        <w:rPr>
-          <w:szCs w:val="22"/>
-        </w:rPr>
-        <w:t>Jongman</w:t>
-      </w:r>
-      <w:proofErr w:type="spellEnd"/>
-      <w:r>
-        <w:rPr>
-          <w:szCs w:val="22"/>
-        </w:rPr>
-        <w:t xml:space="preserve">, 2011, 2016; </w:t>
+        <w:t xml:space="preserve">McMurray &amp; Jongman, 2011, 2016; </w:t>
       </w:r>
       <w:proofErr w:type="spellStart"/>
       <w:r>
@@ -2076,16 +2024,26 @@
         <w:rPr>
           <w:szCs w:val="22"/>
         </w:rPr>
-        <w:t xml:space="preserve">from /s/ in English (Jongman, Wayland, &amp; Wong, 2000), </w:t>
-      </w:r>
-      <w:proofErr w:type="gramStart"/>
-      <w:r>
-        <w:rPr>
-          <w:szCs w:val="22"/>
-        </w:rPr>
-        <w:t>both of these</w:t>
-      </w:r>
-      <w:proofErr w:type="gramEnd"/>
+        <w:t xml:space="preserve">from /s/ in English (Jongman, Wayland, &amp; Wong, 2000), both of these </w:t>
+      </w:r>
+      <w:r>
+        <w:rPr>
+          <w:szCs w:val="22"/>
+        </w:rPr>
+        <w:t>effects</w:t>
+      </w:r>
+      <w:r>
+        <w:rPr>
+          <w:szCs w:val="22"/>
+        </w:rPr>
+        <w:t xml:space="preserve"> are predicted to make </w:t>
+      </w:r>
+      <w:r>
+        <w:rPr>
+          <w:szCs w:val="22"/>
+        </w:rPr>
+        <w:t>fricatives produced with a pen in the mouth</w:t>
+      </w:r>
       <w:r>
         <w:rPr>
           <w:szCs w:val="22"/>
@@ -2096,30 +2054,6 @@
         <w:rPr>
           <w:szCs w:val="22"/>
         </w:rPr>
-        <w:t>effects</w:t>
-      </w:r>
-      <w:r>
-        <w:rPr>
-          <w:szCs w:val="22"/>
-        </w:rPr>
-        <w:t xml:space="preserve"> are predicted to make </w:t>
-      </w:r>
-      <w:r>
-        <w:rPr>
-          <w:szCs w:val="22"/>
-        </w:rPr>
-        <w:t>fricatives produced with a pen in the mouth</w:t>
-      </w:r>
-      <w:r>
-        <w:rPr>
-          <w:szCs w:val="22"/>
-        </w:rPr>
-        <w:t xml:space="preserve"> </w:t>
-      </w:r>
-      <w:r>
-        <w:rPr>
-          <w:szCs w:val="22"/>
-        </w:rPr>
         <w:t xml:space="preserve">acoustically more ‘/ʃ/-like’. </w:t>
       </w:r>
       <w:r>
@@ -2138,21 +2072,7 @@
         <w:rPr>
           <w:szCs w:val="22"/>
         </w:rPr>
-        <w:t xml:space="preserve">te for either or </w:t>
-      </w:r>
-      <w:proofErr w:type="gramStart"/>
-      <w:r>
-        <w:rPr>
-          <w:szCs w:val="22"/>
-        </w:rPr>
-        <w:t>both of these</w:t>
-      </w:r>
-      <w:proofErr w:type="gramEnd"/>
-      <w:r>
-        <w:rPr>
-          <w:szCs w:val="22"/>
-        </w:rPr>
-        <w:t xml:space="preserve"> effects of the pen on articulation, it should bias their perception towards </w:t>
+        <w:t xml:space="preserve">te for either or both of these effects of the pen on articulation, it should bias their perception towards </w:t>
       </w:r>
       <w:r>
         <w:rPr>
@@ -2219,21 +2139,7 @@
         <w:rPr>
           <w:szCs w:val="22"/>
         </w:rPr>
-        <w:t xml:space="preserve"> </w:t>
-      </w:r>
-      <w:del w:id="2" w:author="Karboga, Gevher" w:date="2025-05-20T16:59:00Z" w16du:dateUtc="2025-05-20T20:59:00Z">
-        <w:r>
-          <w:rPr>
-            <w:szCs w:val="22"/>
-          </w:rPr>
-          <w:delText xml:space="preserve">in </w:delText>
-        </w:r>
-      </w:del>
-      <w:r>
-        <w:rPr>
-          <w:szCs w:val="22"/>
-        </w:rPr>
-        <w:t>a separate line of</w:t>
+        <w:t xml:space="preserve"> a separate line of</w:t>
       </w:r>
       <w:r>
         <w:rPr>
@@ -2943,14 +2849,12 @@
         </w:rPr>
         <w:t>Where our design decision</w:t>
       </w:r>
-      <w:ins w:id="3" w:author="Karboga, Gevher" w:date="2025-05-20T17:02:00Z" w16du:dateUtc="2025-05-20T21:02:00Z">
-        <w:r>
-          <w:rPr>
-            <w:szCs w:val="22"/>
-          </w:rPr>
-          <w:t>s</w:t>
-        </w:r>
-      </w:ins>
+      <w:r>
+        <w:rPr>
+          <w:szCs w:val="22"/>
+        </w:rPr>
+        <w:t>s</w:t>
+      </w:r>
       <w:r>
         <w:rPr>
           <w:szCs w:val="22"/>
@@ -3124,15 +3028,7 @@
         <w:t>9.7</w:t>
       </w:r>
       <w:r>
-        <w:t xml:space="preserve">% as </w:t>
-      </w:r>
-      <w:proofErr w:type="gramStart"/>
-      <w:r>
-        <w:t>Non-Hispanic</w:t>
-      </w:r>
-      <w:proofErr w:type="gramEnd"/>
-      <w:r>
-        <w:t xml:space="preserve">, and </w:t>
+        <w:t xml:space="preserve">% as Non-Hispanic, and </w:t>
       </w:r>
       <w:r>
         <w:t>1.9</w:t>
@@ -3888,7 +3784,7 @@
           <w:szCs w:val="22"/>
         </w:rPr>
       </w:pPr>
-      <w:bookmarkStart w:id="4" w:name="_Ref81579849"/>
+      <w:bookmarkStart w:id="0" w:name="_Ref81579849"/>
       <w:r>
         <w:rPr>
           <w:szCs w:val="22"/>
@@ -3927,7 +3823,7 @@
         </w:rPr>
         <w:fldChar w:fldCharType="end"/>
       </w:r>
-      <w:bookmarkEnd w:id="4"/>
+      <w:bookmarkEnd w:id="0"/>
       <w:r>
         <w:rPr>
           <w:szCs w:val="22"/>
@@ -4086,7 +3982,21 @@
         <w:rPr>
           <w:szCs w:val="22"/>
         </w:rPr>
-        <w:t xml:space="preserve">Proctor, Shadle, &amp; </w:t>
+        <w:t xml:space="preserve">Proctor, </w:t>
+      </w:r>
+      <w:proofErr w:type="spellStart"/>
+      <w:r>
+        <w:rPr>
+          <w:szCs w:val="22"/>
+        </w:rPr>
+        <w:t>Shadle</w:t>
+      </w:r>
+      <w:proofErr w:type="spellEnd"/>
+      <w:r>
+        <w:rPr>
+          <w:szCs w:val="22"/>
+        </w:rPr>
+        <w:t xml:space="preserve">, &amp; </w:t>
       </w:r>
       <w:proofErr w:type="spellStart"/>
       <w:r>
@@ -5906,8 +5816,8 @@
           <w:szCs w:val="22"/>
         </w:rPr>
       </w:pPr>
-      <w:commentRangeStart w:id="5"/>
-      <w:commentRangeStart w:id="6"/>
+      <w:commentRangeStart w:id="1"/>
+      <w:commentRangeStart w:id="2"/>
       <w:r>
         <w:rPr>
           <w:szCs w:val="22"/>
@@ -5992,19 +5902,19 @@
         </w:rPr>
         <w:t xml:space="preserve">, </w:t>
       </w:r>
-      <w:commentRangeEnd w:id="5"/>
+      <w:commentRangeEnd w:id="1"/>
       <w:r>
         <w:rPr>
           <w:rStyle w:val="CommentReference"/>
         </w:rPr>
-        <w:commentReference w:id="5"/>
-      </w:r>
-      <w:commentRangeEnd w:id="6"/>
+        <w:commentReference w:id="1"/>
+      </w:r>
+      <w:commentRangeEnd w:id="2"/>
       <w:r>
         <w:rPr>
           <w:rStyle w:val="CommentReference"/>
         </w:rPr>
-        <w:commentReference w:id="6"/>
+        <w:commentReference w:id="2"/>
       </w:r>
       <w:r>
         <w:rPr>
@@ -6763,9 +6673,51 @@
         <w:rPr>
           <w:szCs w:val="22"/>
         </w:rPr>
-        <w:t xml:space="preserve"> eleven of these twelve videos. The twelfth video was replaced with a video in kind because</w:t>
-      </w:r>
-      <w:del w:id="7" w:author="Karboga, Gevher" w:date="2025-05-20T17:44:00Z" w16du:dateUtc="2025-05-20T21:44:00Z">
+        <w:t xml:space="preserve"> eleven of these twelve videos. The twelfth video was replaced with a </w:t>
+      </w:r>
+      <w:ins w:id="3" w:author="Cummings, Shawn" w:date="2025-05-21T14:19:00Z" w16du:dateUtc="2025-05-21T18:19:00Z">
+        <w:r>
+          <w:rPr>
+            <w:szCs w:val="22"/>
+          </w:rPr>
+          <w:t xml:space="preserve">different </w:t>
+        </w:r>
+      </w:ins>
+      <w:r>
+        <w:rPr>
+          <w:szCs w:val="22"/>
+        </w:rPr>
+        <w:t>video</w:t>
+      </w:r>
+      <w:ins w:id="4" w:author="Cummings, Shawn" w:date="2025-05-21T14:19:00Z" w16du:dateUtc="2025-05-21T18:19:00Z">
+        <w:r>
+          <w:rPr>
+            <w:szCs w:val="22"/>
+          </w:rPr>
+          <w:t xml:space="preserve"> meeting the same criteria</w:t>
+        </w:r>
+      </w:ins>
+      <w:r>
+        <w:rPr>
+          <w:szCs w:val="22"/>
+        </w:rPr>
+        <w:t xml:space="preserve"> </w:t>
+      </w:r>
+      <w:del w:id="5" w:author="Cummings, Shawn" w:date="2025-05-21T14:19:00Z" w16du:dateUtc="2025-05-21T18:19:00Z">
+        <w:r>
+          <w:rPr>
+            <w:szCs w:val="22"/>
+          </w:rPr>
+          <w:delText xml:space="preserve">in kind </w:delText>
+        </w:r>
+      </w:del>
+      <w:r>
+        <w:rPr>
+          <w:szCs w:val="22"/>
+        </w:rPr>
+        <w:t>because</w:t>
+      </w:r>
+      <w:del w:id="6" w:author="Karboga, Gevher" w:date="2025-05-20T17:44:00Z" w16du:dateUtc="2025-05-20T21:44:00Z">
         <w:r>
           <w:rPr>
             <w:szCs w:val="22"/>
@@ -7234,21 +7186,7 @@
         <w:rPr>
           <w:szCs w:val="22"/>
         </w:rPr>
-        <w:t>. None of the trials during the test phase actually contained a white dot. Participants then completed 72 trials of a</w:t>
-      </w:r>
-      <w:del w:id="8" w:author="Karboga, Gevher" w:date="2025-05-20T17:46:00Z" w16du:dateUtc="2025-05-20T21:46:00Z">
-        <w:r>
-          <w:rPr>
-            <w:szCs w:val="22"/>
-          </w:rPr>
-          <w:delText>n</w:delText>
-        </w:r>
-      </w:del>
-      <w:r>
-        <w:rPr>
-          <w:szCs w:val="22"/>
-        </w:rPr>
-        <w:t xml:space="preserve"> </w:t>
+        <w:t xml:space="preserve">. None of the trials during the test phase actually contained a white dot. Participants then completed 72 trials of a </w:t>
       </w:r>
       <w:r>
         <w:rPr>
@@ -7407,14 +7345,12 @@
         </w:rPr>
         <w:t xml:space="preserve"> continuum). One of these two instances occurred with the pen in the mouth</w:t>
       </w:r>
-      <w:ins w:id="9" w:author="Karboga, Gevher" w:date="2025-05-20T17:49:00Z" w16du:dateUtc="2025-05-20T21:49:00Z">
-        <w:r>
-          <w:rPr>
-            <w:szCs w:val="22"/>
-          </w:rPr>
-          <w:t>,</w:t>
-        </w:r>
-      </w:ins>
+      <w:r>
+        <w:rPr>
+          <w:szCs w:val="22"/>
+        </w:rPr>
+        <w:t>,</w:t>
+      </w:r>
       <w:r>
         <w:rPr>
           <w:szCs w:val="22"/>
@@ -7875,8 +7811,8 @@
         </w:rPr>
         <w:t xml:space="preserve"> summarizes the exclusions for all experiments. </w:t>
       </w:r>
-      <w:commentRangeStart w:id="10"/>
-      <w:commentRangeStart w:id="11"/>
+      <w:commentRangeStart w:id="7"/>
+      <w:commentRangeStart w:id="8"/>
       <w:r>
         <w:rPr>
           <w:szCs w:val="22"/>
@@ -7913,7 +7849,7 @@
         </w:rPr>
         <w:t>(</w:t>
       </w:r>
-      <w:commentRangeStart w:id="12"/>
+      <w:commentRangeStart w:id="9"/>
       <w:r>
         <w:rPr>
           <w:szCs w:val="22"/>
@@ -7926,12 +7862,12 @@
         </w:rPr>
         <w:t xml:space="preserve"> </w:t>
       </w:r>
-      <w:commentRangeEnd w:id="12"/>
+      <w:commentRangeEnd w:id="9"/>
       <w:r>
         <w:rPr>
           <w:rStyle w:val="CommentReference"/>
         </w:rPr>
-        <w:commentReference w:id="12"/>
+        <w:commentReference w:id="9"/>
       </w:r>
       <w:r>
         <w:rPr>
@@ -8071,19 +8007,19 @@
         </w:rPr>
         <w:t>never the case.</w:t>
       </w:r>
-      <w:commentRangeEnd w:id="10"/>
+      <w:commentRangeEnd w:id="7"/>
       <w:r>
         <w:rPr>
           <w:rStyle w:val="CommentReference"/>
         </w:rPr>
-        <w:commentReference w:id="10"/>
-      </w:r>
-      <w:commentRangeEnd w:id="11"/>
+        <w:commentReference w:id="7"/>
+      </w:r>
+      <w:commentRangeEnd w:id="8"/>
       <w:r>
         <w:rPr>
           <w:rStyle w:val="CommentReference"/>
         </w:rPr>
-        <w:commentReference w:id="11"/>
+        <w:commentReference w:id="8"/>
       </w:r>
     </w:p>
     <w:p>
@@ -8093,7 +8029,7 @@
           <w:szCs w:val="22"/>
         </w:rPr>
       </w:pPr>
-      <w:bookmarkStart w:id="13" w:name="_Ref136088042"/>
+      <w:bookmarkStart w:id="10" w:name="_Ref136088042"/>
       <w:r>
         <w:lastRenderedPageBreak/>
         <w:t>T</w:t>
@@ -8109,7 +8045,7 @@
           <w:t>1</w:t>
         </w:r>
       </w:fldSimple>
-      <w:bookmarkEnd w:id="13"/>
+      <w:bookmarkEnd w:id="10"/>
       <w:r>
         <w:tab/>
         <w:t xml:space="preserve">Exclusions for all experiments reported. </w:t>
@@ -10688,14 +10624,12 @@
         </w:rPr>
         <w:t xml:space="preserve"> This avoids the linearity assumption made in most previous analyses of perceptual recalibration experiments, allowing changes across continuum steps or from block to block </w:t>
       </w:r>
-      <w:ins w:id="14" w:author="Karboga, Gevher" w:date="2025-05-20T18:00:00Z" w16du:dateUtc="2025-05-20T22:00:00Z">
-        <w:r>
-          <w:rPr>
-            <w:szCs w:val="22"/>
-          </w:rPr>
-          <w:t xml:space="preserve">to </w:t>
-        </w:r>
-      </w:ins>
+      <w:r>
+        <w:rPr>
+          <w:szCs w:val="22"/>
+        </w:rPr>
+        <w:t xml:space="preserve">to </w:t>
+      </w:r>
       <w:r>
         <w:rPr>
           <w:szCs w:val="22"/>
@@ -10752,27 +10686,27 @@
         </w:rPr>
         <w:t xml:space="preserve">the three design variables </w:t>
       </w:r>
-      <w:commentRangeStart w:id="16"/>
-      <w:commentRangeStart w:id="17"/>
+      <w:commentRangeStart w:id="12"/>
+      <w:commentRangeStart w:id="13"/>
       <w:r>
         <w:rPr>
           <w:szCs w:val="22"/>
         </w:rPr>
         <w:t>pen location</w:t>
       </w:r>
-      <w:commentRangeEnd w:id="16"/>
+      <w:commentRangeEnd w:id="12"/>
       <w:r>
         <w:rPr>
           <w:rStyle w:val="CommentReference"/>
         </w:rPr>
-        <w:commentReference w:id="16"/>
-      </w:r>
-      <w:commentRangeEnd w:id="17"/>
+        <w:commentReference w:id="12"/>
+      </w:r>
+      <w:commentRangeEnd w:id="13"/>
       <w:r>
         <w:rPr>
           <w:rStyle w:val="CommentReference"/>
         </w:rPr>
-        <w:commentReference w:id="17"/>
+        <w:commentReference w:id="13"/>
       </w:r>
       <w:r>
         <w:rPr>
@@ -10823,53 +10757,39 @@
         </w:rPr>
         <w:t>We followed recommended practice and use</w:t>
       </w:r>
-      <w:ins w:id="18" w:author="Karboga, Gevher" w:date="2025-05-20T18:02:00Z" w16du:dateUtc="2025-05-20T22:02:00Z">
-        <w:r>
-          <w:rPr>
-            <w:szCs w:val="22"/>
-          </w:rPr>
-          <w:t>d</w:t>
-        </w:r>
-      </w:ins>
+      <w:r>
+        <w:rPr>
+          <w:szCs w:val="22"/>
+        </w:rPr>
+        <w:t>d</w:t>
+      </w:r>
       <w:r>
         <w:rPr>
           <w:szCs w:val="22"/>
         </w:rPr>
         <w:t xml:space="preserve"> weakly regularizing priors to facilitate model convergence</w:t>
       </w:r>
-      <w:ins w:id="19" w:author="Karboga, Gevher" w:date="2025-05-20T18:07:00Z" w16du:dateUtc="2025-05-20T22:07:00Z">
-        <w:r>
-          <w:t xml:space="preserve"> </w:t>
-        </w:r>
-        <w:r>
-          <w:rPr>
-            <w:szCs w:val="22"/>
-          </w:rPr>
-          <w:t>—</w:t>
-        </w:r>
-      </w:ins>
-      <w:del w:id="20" w:author="Karboga, Gevher" w:date="2025-05-20T18:02:00Z" w16du:dateUtc="2025-05-20T22:02:00Z">
-        <w:r>
-          <w:rPr>
-            <w:szCs w:val="22"/>
-          </w:rPr>
-          <w:delText xml:space="preserve">, </w:delText>
-        </w:r>
-      </w:del>
+      <w:r>
+        <w:t xml:space="preserve"> </w:t>
+      </w:r>
+      <w:r>
+        <w:rPr>
+          <w:szCs w:val="22"/>
+        </w:rPr>
+        <w:t>—</w:t>
+      </w:r>
       <w:r>
         <w:rPr>
           <w:szCs w:val="22"/>
         </w:rPr>
         <w:t>specifically</w:t>
       </w:r>
-      <w:ins w:id="21" w:author="Karboga, Gevher" w:date="2025-05-20T18:02:00Z" w16du:dateUtc="2025-05-20T22:02:00Z">
-        <w:r>
-          <w:rPr>
-            <w:szCs w:val="22"/>
-          </w:rPr>
-          <w:t>,</w:t>
-        </w:r>
-      </w:ins>
+      <w:r>
+        <w:rPr>
+          <w:szCs w:val="22"/>
+        </w:rPr>
+        <w:t>,</w:t>
+      </w:r>
       <w:r>
         <w:rPr>
           <w:szCs w:val="22"/>
@@ -11142,7 +11062,7 @@
     <w:p>
       <w:pPr>
         <w:rPr>
-          <w:ins w:id="22" w:author="Cummings, Shawn" w:date="2025-05-12T20:54:00Z" w16du:dateUtc="2025-05-13T00:54:00Z"/>
+          <w:ins w:id="14" w:author="Cummings, Shawn" w:date="2025-05-12T20:54:00Z" w16du:dateUtc="2025-05-13T00:54:00Z"/>
           <w:szCs w:val="22"/>
         </w:rPr>
       </w:pPr>
@@ -11315,8 +11235,8 @@
         </w:rPr>
         <w:t xml:space="preserve">summarizes those tests for all three experiments. </w:t>
       </w:r>
-      <w:commentRangeStart w:id="23"/>
-      <w:commentRangeStart w:id="24"/>
+      <w:commentRangeStart w:id="15"/>
+      <w:commentRangeStart w:id="16"/>
       <w:r>
         <w:rPr>
           <w:szCs w:val="22"/>
@@ -11373,19 +11293,19 @@
         </w:rPr>
         <w:t xml:space="preserve"> continuum steps </w:t>
       </w:r>
-      <w:commentRangeEnd w:id="23"/>
+      <w:commentRangeEnd w:id="15"/>
       <w:r>
         <w:rPr>
           <w:rStyle w:val="CommentReference"/>
         </w:rPr>
-        <w:commentReference w:id="23"/>
-      </w:r>
-      <w:commentRangeEnd w:id="24"/>
+        <w:commentReference w:id="15"/>
+      </w:r>
+      <w:commentRangeEnd w:id="16"/>
       <w:r>
         <w:rPr>
           <w:rStyle w:val="CommentReference"/>
         </w:rPr>
-        <w:commentReference w:id="24"/>
+        <w:commentReference w:id="16"/>
       </w:r>
       <w:r>
         <w:rPr>
@@ -11460,11 +11380,11 @@
         <w:rPr>
           <w:szCs w:val="22"/>
         </w:rPr>
-        <w:pPrChange w:id="25" w:author="Cummings, Shawn" w:date="2025-05-12T20:55:00Z" w16du:dateUtc="2025-05-13T00:55:00Z">
+        <w:pPrChange w:id="17" w:author="Cummings, Shawn" w:date="2025-05-12T20:55:00Z" w16du:dateUtc="2025-05-13T00:55:00Z">
           <w:pPr/>
         </w:pPrChange>
       </w:pPr>
-      <w:ins w:id="26" w:author="Cummings, Shawn" w:date="2025-05-12T20:54:00Z" w16du:dateUtc="2025-05-13T00:54:00Z">
+      <w:ins w:id="18" w:author="Cummings, Shawn" w:date="2025-05-12T20:54:00Z" w16du:dateUtc="2025-05-13T00:54:00Z">
         <w:r>
           <w:rPr>
             <w:noProof/>
@@ -11522,11 +11442,11 @@
           <w:docGrid w:linePitch="360"/>
         </w:sectPr>
       </w:pPr>
-      <w:bookmarkStart w:id="27" w:name="_Ref136190394"/>
-      <w:commentRangeStart w:id="28"/>
-      <w:commentRangeStart w:id="29"/>
-      <w:commentRangeStart w:id="30"/>
-      <w:del w:id="31" w:author="Cummings, Shawn" w:date="2025-05-12T20:53:00Z" w16du:dateUtc="2025-05-13T00:53:00Z">
+      <w:bookmarkStart w:id="19" w:name="_Ref136190394"/>
+      <w:commentRangeStart w:id="20"/>
+      <w:commentRangeStart w:id="21"/>
+      <w:commentRangeStart w:id="22"/>
+      <w:del w:id="23" w:author="Cummings, Shawn" w:date="2025-05-12T20:53:00Z" w16du:dateUtc="2025-05-13T00:53:00Z">
         <w:r>
           <w:rPr>
             <w:noProof/>
@@ -11584,7 +11504,7 @@
           </w:drawing>
         </w:r>
       </w:del>
-      <w:commentRangeEnd w:id="28"/>
+      <w:commentRangeEnd w:id="20"/>
       <w:r>
         <w:rPr>
           <w:rStyle w:val="CommentReference"/>
@@ -11592,9 +11512,9 @@
           <w:iCs w:val="0"/>
           <w:color w:val="auto"/>
         </w:rPr>
-        <w:commentReference w:id="28"/>
-      </w:r>
-      <w:commentRangeEnd w:id="29"/>
+        <w:commentReference w:id="20"/>
+      </w:r>
+      <w:commentRangeEnd w:id="21"/>
       <w:r>
         <w:rPr>
           <w:rStyle w:val="CommentReference"/>
@@ -11602,9 +11522,9 @@
           <w:iCs w:val="0"/>
           <w:color w:val="auto"/>
         </w:rPr>
-        <w:commentReference w:id="29"/>
-      </w:r>
-      <w:commentRangeEnd w:id="30"/>
+        <w:commentReference w:id="21"/>
+      </w:r>
+      <w:commentRangeEnd w:id="22"/>
       <w:r>
         <w:rPr>
           <w:rStyle w:val="CommentReference"/>
@@ -11612,7 +11532,7 @@
           <w:iCs w:val="0"/>
           <w:color w:val="auto"/>
         </w:rPr>
-        <w:commentReference w:id="30"/>
+        <w:commentReference w:id="22"/>
       </w:r>
       <w:r>
         <w:rPr>
@@ -11658,7 +11578,7 @@
         </w:rPr>
         <w:fldChar w:fldCharType="end"/>
       </w:r>
-      <w:bookmarkEnd w:id="27"/>
+      <w:bookmarkEnd w:id="19"/>
       <w:r>
         <w:rPr>
           <w:szCs w:val="22"/>
@@ -11758,7 +11678,7 @@
       <w:pPr>
         <w:pStyle w:val="Caption"/>
       </w:pPr>
-      <w:bookmarkStart w:id="32" w:name="_Ref136190384"/>
+      <w:bookmarkStart w:id="24" w:name="_Ref136190384"/>
       <w:r>
         <w:rPr>
           <w:szCs w:val="22"/>
@@ -11798,7 +11718,7 @@
         </w:rPr>
         <w:fldChar w:fldCharType="end"/>
       </w:r>
-      <w:bookmarkEnd w:id="32"/>
+      <w:bookmarkEnd w:id="24"/>
       <w:r>
         <w:rPr>
           <w:szCs w:val="22"/>
@@ -15779,7 +15699,21 @@
         <w:rPr>
           <w:szCs w:val="22"/>
         </w:rPr>
-        <w:t xml:space="preserve">Massaro &amp; Friedman, 1990; Bicknell, Bushong, </w:t>
+        <w:t xml:space="preserve">Massaro &amp; Friedman, 1990; Bicknell, </w:t>
+      </w:r>
+      <w:proofErr w:type="spellStart"/>
+      <w:r>
+        <w:rPr>
+          <w:szCs w:val="22"/>
+        </w:rPr>
+        <w:t>Bushong</w:t>
+      </w:r>
+      <w:proofErr w:type="spellEnd"/>
+      <w:r>
+        <w:rPr>
+          <w:szCs w:val="22"/>
+        </w:rPr>
+        <w:t xml:space="preserve">, </w:t>
       </w:r>
       <w:proofErr w:type="spellStart"/>
       <w:r>
@@ -15850,7 +15784,7 @@
           <w:szCs w:val="22"/>
         </w:rPr>
       </w:pPr>
-      <w:commentRangeStart w:id="33"/>
+      <w:commentRangeStart w:id="25"/>
       <w:r>
         <w:rPr>
           <w:szCs w:val="22"/>
@@ -15881,14 +15815,12 @@
         </w:rPr>
         <w:t>clearly affected participants</w:t>
       </w:r>
-      <w:ins w:id="34" w:author="Karboga, Gevher" w:date="2025-05-20T15:10:00Z" w16du:dateUtc="2025-05-20T19:10:00Z">
-        <w:r>
-          <w:rPr>
-            <w:szCs w:val="22"/>
-          </w:rPr>
-          <w:t>’</w:t>
-        </w:r>
-      </w:ins>
+      <w:r>
+        <w:rPr>
+          <w:szCs w:val="22"/>
+        </w:rPr>
+        <w:t>’</w:t>
+      </w:r>
       <w:r>
         <w:rPr>
           <w:szCs w:val="22"/>
@@ -16017,12 +15949,12 @@
         </w:rPr>
         <w:t>.</w:t>
       </w:r>
-      <w:commentRangeEnd w:id="33"/>
+      <w:commentRangeEnd w:id="25"/>
       <w:r>
         <w:rPr>
           <w:rStyle w:val="CommentReference"/>
         </w:rPr>
-        <w:commentReference w:id="33"/>
+        <w:commentReference w:id="25"/>
       </w:r>
     </w:p>
     <w:p>
@@ -16186,21 +16118,7 @@
         <w:rPr>
           <w:szCs w:val="22"/>
         </w:rPr>
-        <w:t xml:space="preserve"> This effect was larger </w:t>
-      </w:r>
-      <w:del w:id="35" w:author="Karboga, Gevher" w:date="2025-05-20T18:11:00Z" w16du:dateUtc="2025-05-20T22:11:00Z">
-        <w:r>
-          <w:rPr>
-            <w:szCs w:val="22"/>
-          </w:rPr>
-          <w:delText xml:space="preserve">when </w:delText>
-        </w:r>
-      </w:del>
-      <w:r>
-        <w:rPr>
-          <w:szCs w:val="22"/>
-        </w:rPr>
-        <w:t xml:space="preserve">for tokens that were acoustically or visually more </w:t>
+        <w:t xml:space="preserve"> This effect was larger for tokens that were acoustically or visually more </w:t>
       </w:r>
       <w:proofErr w:type="spellStart"/>
       <w:r>
@@ -16465,21 +16383,7 @@
         <w:rPr>
           <w:szCs w:val="22"/>
         </w:rPr>
-        <w:t>. Similarly, if listeners ignored the pen, or if the effects of the pen on articulation</w:t>
-      </w:r>
-      <w:del w:id="36" w:author="Karboga, Gevher" w:date="2025-05-20T18:13:00Z" w16du:dateUtc="2025-05-20T22:13:00Z">
-        <w:r>
-          <w:rPr>
-            <w:szCs w:val="22"/>
-          </w:rPr>
-          <w:delText>,</w:delText>
-        </w:r>
-      </w:del>
-      <w:r>
-        <w:rPr>
-          <w:szCs w:val="22"/>
-        </w:rPr>
-        <w:t xml:space="preserve"> were not sufficiently visually evident, we should have failed to find </w:t>
+        <w:t xml:space="preserve">. Similarly, if listeners ignored the pen, or if the effects of the pen on articulation were not sufficiently visually evident, we should have failed to find </w:t>
       </w:r>
       <w:r>
         <w:rPr>
@@ -17086,7 +16990,7 @@
           <w:szCs w:val="22"/>
         </w:rPr>
       </w:pPr>
-      <w:bookmarkStart w:id="37" w:name="_Ref136084921"/>
+      <w:bookmarkStart w:id="26" w:name="_Ref136084921"/>
       <w:r>
         <w:rPr>
           <w:szCs w:val="22"/>
@@ -17125,7 +17029,7 @@
         </w:rPr>
         <w:fldChar w:fldCharType="end"/>
       </w:r>
-      <w:bookmarkEnd w:id="37"/>
+      <w:bookmarkEnd w:id="26"/>
       <w:r>
         <w:rPr>
           <w:szCs w:val="22"/>
@@ -17411,21 +17315,7 @@
         <w:rPr>
           <w:szCs w:val="22"/>
         </w:rPr>
-        <w:t xml:space="preserve">Second, </w:t>
-      </w:r>
-      <w:proofErr w:type="gramStart"/>
-      <w:r>
-        <w:rPr>
-          <w:szCs w:val="22"/>
-        </w:rPr>
-        <w:t>Experiment</w:t>
-      </w:r>
-      <w:proofErr w:type="gramEnd"/>
-      <w:r>
-        <w:rPr>
-          <w:szCs w:val="22"/>
-        </w:rPr>
-        <w:t xml:space="preserve"> 2 allows us to test whether the decreased rate of </w:t>
+        <w:t xml:space="preserve">Second, Experiment 2 allows us to test whether the decreased rate of </w:t>
       </w:r>
       <w:proofErr w:type="spellStart"/>
       <w:r>
@@ -17776,14 +17666,12 @@
         </w:rPr>
         <w:t xml:space="preserve">In cases where the talker moved during production, the size of the rectangle was increased such that the above criterion always applied. This gave rise </w:t>
       </w:r>
-      <w:ins w:id="38" w:author="Karboga, Gevher" w:date="2025-05-20T15:09:00Z" w16du:dateUtc="2025-05-20T19:09:00Z">
-        <w:r>
-          <w:rPr>
-            <w:szCs w:val="22"/>
-          </w:rPr>
-          <w:t xml:space="preserve">to </w:t>
-        </w:r>
-      </w:ins>
+      <w:r>
+        <w:rPr>
+          <w:szCs w:val="22"/>
+        </w:rPr>
+        <w:t xml:space="preserve">to </w:t>
+      </w:r>
       <w:r>
         <w:rPr>
           <w:szCs w:val="22"/>
@@ -18678,7 +18566,7 @@
           <w:szCs w:val="22"/>
         </w:rPr>
       </w:pPr>
-      <w:bookmarkStart w:id="39" w:name="_Ref136190811"/>
+      <w:bookmarkStart w:id="27" w:name="_Ref136190811"/>
       <w:r>
         <w:rPr>
           <w:szCs w:val="22"/>
@@ -18717,7 +18605,7 @@
         </w:rPr>
         <w:fldChar w:fldCharType="end"/>
       </w:r>
-      <w:bookmarkEnd w:id="39"/>
+      <w:bookmarkEnd w:id="27"/>
       <w:r>
         <w:rPr>
           <w:szCs w:val="22"/>
@@ -18824,7 +18712,7 @@
       <w:pPr>
         <w:pStyle w:val="Caption"/>
       </w:pPr>
-      <w:bookmarkStart w:id="40" w:name="_Ref136190818"/>
+      <w:bookmarkStart w:id="28" w:name="_Ref136190818"/>
       <w:r>
         <w:rPr>
           <w:szCs w:val="22"/>
@@ -18864,7 +18752,7 @@
         </w:rPr>
         <w:fldChar w:fldCharType="end"/>
       </w:r>
-      <w:bookmarkEnd w:id="40"/>
+      <w:bookmarkEnd w:id="28"/>
       <w:r>
         <w:rPr>
           <w:szCs w:val="22"/>
@@ -21072,14 +20960,12 @@
         </w:rPr>
         <w:t>ogether</w:t>
       </w:r>
-      <w:ins w:id="41" w:author="Karboga, Gevher" w:date="2025-05-20T18:25:00Z" w16du:dateUtc="2025-05-20T22:25:00Z">
-        <w:r>
-          <w:rPr>
-            <w:szCs w:val="22"/>
-          </w:rPr>
-          <w:t>,</w:t>
-        </w:r>
-      </w:ins>
+      <w:r>
+        <w:rPr>
+          <w:szCs w:val="22"/>
+        </w:rPr>
+        <w:t>,</w:t>
+      </w:r>
       <w:r>
         <w:rPr>
           <w:szCs w:val="22"/>
@@ -21126,21 +21012,7 @@
         <w:rPr>
           <w:szCs w:val="22"/>
         </w:rPr>
-        <w:t>suggest</w:t>
-      </w:r>
-      <w:del w:id="42" w:author="Karboga, Gevher" w:date="2025-05-20T18:25:00Z" w16du:dateUtc="2025-05-20T22:25:00Z">
-        <w:r>
-          <w:rPr>
-            <w:szCs w:val="22"/>
-          </w:rPr>
-          <w:delText>s</w:delText>
-        </w:r>
-      </w:del>
-      <w:r>
-        <w:rPr>
-          <w:szCs w:val="22"/>
-        </w:rPr>
-        <w:t xml:space="preserve"> that a pen in the mouth of the talker is </w:t>
+        <w:t xml:space="preserve">suggest that a pen in the mouth of the talker is </w:t>
       </w:r>
       <w:r>
         <w:rPr>
@@ -21163,7 +21035,7 @@
           <w:szCs w:val="22"/>
         </w:rPr>
       </w:pPr>
-      <w:commentRangeStart w:id="43"/>
+      <w:commentRangeStart w:id="29"/>
       <w:r>
         <w:rPr>
           <w:szCs w:val="22"/>
@@ -21283,12 +21155,12 @@
         </w:rPr>
         <w:t xml:space="preserve"> condition in Experiment 1c. </w:t>
       </w:r>
-      <w:commentRangeEnd w:id="43"/>
+      <w:commentRangeEnd w:id="29"/>
       <w:r>
         <w:rPr>
           <w:rStyle w:val="CommentReference"/>
         </w:rPr>
-        <w:commentReference w:id="43"/>
+        <w:commentReference w:id="29"/>
       </w:r>
       <w:r>
         <w:rPr>
@@ -21782,21 +21654,7 @@
         <w:rPr>
           <w:szCs w:val="22"/>
         </w:rPr>
-        <w:t>Co</w:t>
-      </w:r>
-      <w:del w:id="44" w:author="Karboga, Gevher" w:date="2025-05-20T15:10:00Z" w16du:dateUtc="2025-05-20T19:10:00Z">
-        <w:r>
-          <w:rPr>
-            <w:szCs w:val="22"/>
-          </w:rPr>
-          <w:delText>i</w:delText>
-        </w:r>
-      </w:del>
-      <w:r>
-        <w:rPr>
-          <w:szCs w:val="22"/>
-        </w:rPr>
-        <w:t>mpared to Experiments 1a-c, l</w:t>
+        <w:t>Compared to Experiments 1a-c, l</w:t>
       </w:r>
       <w:r>
         <w:rPr>
@@ -21931,8 +21789,8 @@
         </w:rPr>
         <w:t xml:space="preserve"> not significantly higher in Experiment </w:t>
       </w:r>
-      <w:commentRangeStart w:id="45"/>
-      <w:commentRangeStart w:id="46"/>
+      <w:commentRangeStart w:id="30"/>
+      <w:commentRangeStart w:id="31"/>
       <w:r>
         <w:rPr>
           <w:szCs w:val="22"/>
@@ -21945,7 +21803,7 @@
         </w:rPr>
         <w:t xml:space="preserve"> (mean log-RT = </w:t>
       </w:r>
-      <w:ins w:id="47" w:author="Cummings, Shawn" w:date="2025-05-12T21:06:00Z" w16du:dateUtc="2025-05-13T01:06:00Z">
+      <w:ins w:id="32" w:author="Cummings, Shawn" w:date="2025-05-12T21:06:00Z" w16du:dateUtc="2025-05-13T01:06:00Z">
         <w:r>
           <w:rPr>
             <w:szCs w:val="22"/>
@@ -21953,7 +21811,7 @@
           <w:t>3.45</w:t>
         </w:r>
       </w:ins>
-      <w:del w:id="48" w:author="Cummings, Shawn" w:date="2025-05-12T21:06:00Z" w16du:dateUtc="2025-05-13T01:06:00Z">
+      <w:del w:id="33" w:author="Cummings, Shawn" w:date="2025-05-12T21:06:00Z" w16du:dateUtc="2025-05-13T01:06:00Z">
         <w:r>
           <w:rPr>
             <w:szCs w:val="22"/>
@@ -21967,7 +21825,7 @@
         </w:rPr>
         <w:t xml:space="preserve">, SD = </w:t>
       </w:r>
-      <w:ins w:id="49" w:author="Cummings, Shawn" w:date="2025-05-12T21:07:00Z" w16du:dateUtc="2025-05-13T01:07:00Z">
+      <w:ins w:id="34" w:author="Cummings, Shawn" w:date="2025-05-12T21:07:00Z" w16du:dateUtc="2025-05-13T01:07:00Z">
         <w:r>
           <w:rPr>
             <w:szCs w:val="22"/>
@@ -21975,7 +21833,7 @@
           <w:t>0.14</w:t>
         </w:r>
       </w:ins>
-      <w:del w:id="50" w:author="Cummings, Shawn" w:date="2025-05-12T21:07:00Z" w16du:dateUtc="2025-05-13T01:07:00Z">
+      <w:del w:id="35" w:author="Cummings, Shawn" w:date="2025-05-12T21:07:00Z" w16du:dateUtc="2025-05-13T01:07:00Z">
         <w:r>
           <w:rPr>
             <w:szCs w:val="22"/>
@@ -21989,7 +21847,7 @@
         </w:rPr>
         <w:t xml:space="preserve">), compared to Experiments 1a-c (mean = </w:t>
       </w:r>
-      <w:ins w:id="51" w:author="Cummings, Shawn" w:date="2025-05-12T21:09:00Z" w16du:dateUtc="2025-05-13T01:09:00Z">
+      <w:ins w:id="36" w:author="Cummings, Shawn" w:date="2025-05-12T21:09:00Z" w16du:dateUtc="2025-05-13T01:09:00Z">
         <w:r>
           <w:rPr>
             <w:szCs w:val="22"/>
@@ -21997,7 +21855,7 @@
           <w:t>3.44</w:t>
         </w:r>
       </w:ins>
-      <w:del w:id="52" w:author="Cummings, Shawn" w:date="2025-05-12T21:09:00Z" w16du:dateUtc="2025-05-13T01:09:00Z">
+      <w:del w:id="37" w:author="Cummings, Shawn" w:date="2025-05-12T21:09:00Z" w16du:dateUtc="2025-05-13T01:09:00Z">
         <w:r>
           <w:rPr>
             <w:szCs w:val="22"/>
@@ -22011,7 +21869,7 @@
         </w:rPr>
         <w:t xml:space="preserve">, SD = </w:t>
       </w:r>
-      <w:ins w:id="53" w:author="Cummings, Shawn" w:date="2025-05-12T21:09:00Z" w16du:dateUtc="2025-05-13T01:09:00Z">
+      <w:ins w:id="38" w:author="Cummings, Shawn" w:date="2025-05-12T21:09:00Z" w16du:dateUtc="2025-05-13T01:09:00Z">
         <w:r>
           <w:rPr>
             <w:szCs w:val="22"/>
@@ -22019,7 +21877,7 @@
           <w:t>0.15</w:t>
         </w:r>
       </w:ins>
-      <w:del w:id="54" w:author="Cummings, Shawn" w:date="2025-05-12T21:09:00Z" w16du:dateUtc="2025-05-13T01:09:00Z">
+      <w:del w:id="39" w:author="Cummings, Shawn" w:date="2025-05-12T21:09:00Z" w16du:dateUtc="2025-05-13T01:09:00Z">
         <w:r>
           <w:rPr>
             <w:szCs w:val="22"/>
@@ -22033,19 +21891,19 @@
         </w:rPr>
         <w:t>)</w:t>
       </w:r>
-      <w:commentRangeEnd w:id="45"/>
+      <w:commentRangeEnd w:id="30"/>
       <w:r>
         <w:rPr>
           <w:rStyle w:val="CommentReference"/>
         </w:rPr>
-        <w:commentReference w:id="45"/>
-      </w:r>
-      <w:commentRangeEnd w:id="46"/>
+        <w:commentReference w:id="30"/>
+      </w:r>
+      <w:commentRangeEnd w:id="31"/>
       <w:r>
         <w:rPr>
           <w:rStyle w:val="CommentReference"/>
         </w:rPr>
-        <w:commentReference w:id="46"/>
+        <w:commentReference w:id="31"/>
       </w:r>
       <w:r>
         <w:rPr>
@@ -22102,7 +21960,7 @@
         </w:rPr>
         <w:t>A second alternative is that while the presence of the pen itself—rather than its impact on the articulators—may be sufficient to induce compensation, the black box</w:t>
       </w:r>
-      <w:commentRangeStart w:id="55"/>
+      <w:commentRangeStart w:id="40"/>
       <w:r>
         <w:rPr>
           <w:szCs w:val="22"/>
@@ -22127,12 +21985,12 @@
         </w:rPr>
         <w:t xml:space="preserve"> less obvious and harder to visually access. </w:t>
       </w:r>
-      <w:commentRangeEnd w:id="55"/>
+      <w:commentRangeEnd w:id="40"/>
       <w:r>
         <w:rPr>
           <w:rStyle w:val="CommentReference"/>
         </w:rPr>
-        <w:commentReference w:id="55"/>
+        <w:commentReference w:id="40"/>
       </w:r>
       <w:r>
         <w:rPr>
@@ -22236,7 +22094,7 @@
         </w:rPr>
         <w:t>Either of these manipulations would require substantial</w:t>
       </w:r>
-      <w:ins w:id="56" w:author="Karboga, Gevher" w:date="2025-05-20T15:11:00Z" w16du:dateUtc="2025-05-20T19:11:00Z">
+      <w:ins w:id="41" w:author="Karboga, Gevher" w:date="2025-05-20T15:11:00Z" w16du:dateUtc="2025-05-20T19:11:00Z">
         <w:r>
           <w:rPr>
             <w:szCs w:val="22"/>
@@ -22549,7 +22407,7 @@
         </w:rPr>
         <w:t>. First, our findings leave open whether compensation for visually evident effects of non-phonological causes—like the pen—draws on the same neural mechanisms as normalization/compensation for the effects of phonetic contexts. The present findings only suggest that Fowler’s compensation account provides a unifying explanation for the qualitative consequences of both phenomena. It is unclear, for example, whether compensation for visually</w:t>
       </w:r>
-      <w:ins w:id="57" w:author="Karboga, Gevher" w:date="2025-05-20T18:39:00Z" w16du:dateUtc="2025-05-20T22:39:00Z">
+      <w:ins w:id="42" w:author="Karboga, Gevher" w:date="2025-05-20T18:39:00Z" w16du:dateUtc="2025-05-20T22:39:00Z">
         <w:r>
           <w:rPr>
             <w:szCs w:val="22"/>
@@ -22557,1028 +22415,1028 @@
           <w:t xml:space="preserve"> </w:t>
         </w:r>
       </w:ins>
-      <w:del w:id="58" w:author="Karboga, Gevher" w:date="2025-05-20T18:39:00Z" w16du:dateUtc="2025-05-20T22:39:00Z">
+      <w:r>
+        <w:rPr>
+          <w:szCs w:val="22"/>
+        </w:rPr>
+        <w:t>presented non-phonetic context take</w:t>
+      </w:r>
+      <w:r>
+        <w:rPr>
+          <w:szCs w:val="22"/>
+        </w:rPr>
+        <w:t>s</w:t>
+      </w:r>
+      <w:r>
+        <w:rPr>
+          <w:szCs w:val="22"/>
+        </w:rPr>
+        <w:t xml:space="preserve"> place in the same brain areas that are responsible for audiovisual integration during speech perception, and whether those areas also process compensation for preceding phonetic context. Alternatively, compensation might take place at multiple points in the processing of speech input.</w:t>
+      </w:r>
+    </w:p>
+    <w:p>
+      <w:pPr>
+        <w:rPr>
+          <w:szCs w:val="22"/>
+        </w:rPr>
+      </w:pPr>
+      <w:r>
+        <w:rPr>
+          <w:szCs w:val="22"/>
+        </w:rPr>
+        <w:t>Second and f</w:t>
+      </w:r>
+      <w:r>
+        <w:rPr>
+          <w:szCs w:val="22"/>
+        </w:rPr>
+        <w:t xml:space="preserve">inally, the </w:t>
+      </w:r>
+      <w:r>
+        <w:rPr>
+          <w:szCs w:val="22"/>
+        </w:rPr>
+        <w:t xml:space="preserve">present </w:t>
+      </w:r>
+      <w:r>
+        <w:rPr>
+          <w:szCs w:val="22"/>
+        </w:rPr>
+        <w:t xml:space="preserve">results raise questions for future research on perceptual recalibration. </w:t>
+      </w:r>
+      <w:r>
+        <w:rPr>
+          <w:szCs w:val="22"/>
+        </w:rPr>
+        <w:t xml:space="preserve">As mentioned in the introduction, previous </w:t>
+      </w:r>
+      <w:r>
+        <w:rPr>
+          <w:szCs w:val="22"/>
+        </w:rPr>
+        <w:t>work has found that perceptual recalibration to an unfamiliar talker’s speech can be blocked when the unexpected pronunciations occur while the talker has a pen in the mouth. In perceptual recalibration experiments, listeners are exp</w:t>
+      </w:r>
+      <w:r>
+        <w:rPr>
+          <w:szCs w:val="22"/>
+        </w:rPr>
+        <w:t>osed</w:t>
+      </w:r>
+      <w:r>
+        <w:rPr>
+          <w:szCs w:val="22"/>
+        </w:rPr>
+        <w:t xml:space="preserve"> to speech from an unfamiliar talker for which the realization of a particular sound is shifted </w:t>
+      </w:r>
+      <w:r>
+        <w:rPr>
+          <w:szCs w:val="22"/>
+        </w:rPr>
+        <w:lastRenderedPageBreak/>
+        <w:t xml:space="preserve">towards a neighboring category. For example, Kraljic &amp; Samuel (2006) exposed listeners to either typical </w:t>
+      </w:r>
+      <w:r>
+        <w:rPr>
+          <w:szCs w:val="22"/>
+        </w:rPr>
+        <w:t>/ʃ/</w:t>
+      </w:r>
+      <w:r>
+        <w:rPr>
+          <w:szCs w:val="22"/>
+        </w:rPr>
+        <w:t xml:space="preserve"> sounds and s</w:t>
+      </w:r>
+      <w:r>
+        <w:rPr>
+          <w:szCs w:val="22"/>
+        </w:rPr>
+        <w:t>ounds ambiguous between /s/ and /ʃ/ but in lexical contexts favoring /s/ interpretation</w:t>
+      </w:r>
+      <w:r>
+        <w:rPr>
+          <w:szCs w:val="22"/>
+        </w:rPr>
+        <w:t xml:space="preserve"> (e.g., </w:t>
+      </w:r>
+      <w:proofErr w:type="spellStart"/>
+      <w:r>
+        <w:rPr>
+          <w:i/>
+          <w:iCs/>
+          <w:szCs w:val="22"/>
+        </w:rPr>
+        <w:t>dinoshaur</w:t>
+      </w:r>
+      <w:proofErr w:type="spellEnd"/>
+      <w:r>
+        <w:rPr>
+          <w:szCs w:val="22"/>
+        </w:rPr>
+        <w:t xml:space="preserve">, </w:t>
+      </w:r>
+      <w:r>
+        <w:rPr>
+          <w:szCs w:val="22"/>
+        </w:rPr>
+        <w:t>/s/</w:t>
+      </w:r>
+      <w:r>
+        <w:rPr>
+          <w:szCs w:val="22"/>
+        </w:rPr>
+        <w:t>-biased exposure</w:t>
+      </w:r>
+      <w:r>
+        <w:rPr>
+          <w:szCs w:val="22"/>
+        </w:rPr>
+        <w:t xml:space="preserve">) or to typical </w:t>
+      </w:r>
+      <w:r>
+        <w:rPr>
+          <w:szCs w:val="22"/>
+        </w:rPr>
+        <w:t>/s/</w:t>
+      </w:r>
+      <w:r>
+        <w:rPr>
+          <w:szCs w:val="22"/>
+        </w:rPr>
+        <w:t xml:space="preserve"> sounds and </w:t>
+      </w:r>
+      <w:r>
+        <w:rPr>
+          <w:szCs w:val="22"/>
+        </w:rPr>
+        <w:t>ambiguous sounds rather in /ʃ/-favoring contexts</w:t>
+      </w:r>
+      <w:r>
+        <w:rPr>
+          <w:szCs w:val="22"/>
+        </w:rPr>
+        <w:t xml:space="preserve"> (e.g., </w:t>
+      </w:r>
+      <w:proofErr w:type="spellStart"/>
+      <w:r>
+        <w:rPr>
+          <w:i/>
+          <w:iCs/>
+          <w:szCs w:val="22"/>
+        </w:rPr>
+        <w:t>ma</w:t>
+      </w:r>
+      <w:r>
+        <w:rPr>
+          <w:i/>
+          <w:iCs/>
+          <w:szCs w:val="22"/>
+        </w:rPr>
+        <w:t>s</w:t>
+      </w:r>
+      <w:r>
+        <w:rPr>
+          <w:i/>
+          <w:iCs/>
+          <w:szCs w:val="22"/>
+        </w:rPr>
+        <w:t>inery</w:t>
+      </w:r>
+      <w:proofErr w:type="spellEnd"/>
+      <w:r>
+        <w:rPr>
+          <w:szCs w:val="22"/>
+        </w:rPr>
+        <w:t xml:space="preserve">, </w:t>
+      </w:r>
+      <w:r>
+        <w:rPr>
+          <w:szCs w:val="22"/>
+        </w:rPr>
+        <w:t>/ʃ/-</w:t>
+      </w:r>
+      <w:r>
+        <w:rPr>
+          <w:szCs w:val="22"/>
+        </w:rPr>
+        <w:t>biased exposure</w:t>
+      </w:r>
+      <w:r>
+        <w:rPr>
+          <w:szCs w:val="22"/>
+        </w:rPr>
+        <w:t xml:space="preserve">), </w:t>
+      </w:r>
+      <w:r>
+        <w:rPr>
+          <w:szCs w:val="22"/>
+        </w:rPr>
+        <w:t>mixed with many filler stimuli. Following exposure, listeners were tested on an audio-only</w:t>
+      </w:r>
+      <w:r>
+        <w:rPr>
+          <w:i/>
+          <w:iCs/>
+          <w:szCs w:val="22"/>
+        </w:rPr>
+        <w:t xml:space="preserve"> </w:t>
+      </w:r>
+      <w:proofErr w:type="spellStart"/>
+      <w:r>
+        <w:rPr>
+          <w:i/>
+          <w:iCs/>
+          <w:szCs w:val="22"/>
+        </w:rPr>
+        <w:t>asi-ashi</w:t>
+      </w:r>
+      <w:proofErr w:type="spellEnd"/>
+      <w:r>
+        <w:rPr>
+          <w:szCs w:val="22"/>
+        </w:rPr>
+        <w:t xml:space="preserve"> continuum. As is typical for </w:t>
+      </w:r>
+      <w:r>
+        <w:rPr>
+          <w:szCs w:val="22"/>
+        </w:rPr>
+        <w:t xml:space="preserve">such </w:t>
+      </w:r>
+      <w:r>
+        <w:rPr>
+          <w:szCs w:val="22"/>
+        </w:rPr>
+        <w:t>perceptual recalibration</w:t>
+      </w:r>
+      <w:r>
+        <w:rPr>
+          <w:szCs w:val="22"/>
+        </w:rPr>
+        <w:t xml:space="preserve"> experiments, </w:t>
+      </w:r>
+      <w:r>
+        <w:rPr>
+          <w:szCs w:val="22"/>
+        </w:rPr>
+        <w:t>/ʃ/-</w:t>
+      </w:r>
+      <w:r>
+        <w:rPr>
+          <w:szCs w:val="22"/>
+        </w:rPr>
+        <w:t>biased</w:t>
+      </w:r>
+      <w:r>
+        <w:rPr>
+          <w:szCs w:val="22"/>
+        </w:rPr>
+        <w:t xml:space="preserve"> </w:t>
+      </w:r>
+      <w:r>
+        <w:rPr>
+          <w:szCs w:val="22"/>
+        </w:rPr>
+        <w:t>exposure caused listeners to</w:t>
+      </w:r>
+      <w:r>
+        <w:rPr>
+          <w:szCs w:val="22"/>
+        </w:rPr>
+        <w:t xml:space="preserve"> categorize more tokens along the </w:t>
+      </w:r>
+      <w:r>
+        <w:rPr>
+          <w:szCs w:val="22"/>
+        </w:rPr>
+        <w:t xml:space="preserve">test </w:t>
+      </w:r>
+      <w:r>
+        <w:rPr>
+          <w:szCs w:val="22"/>
+        </w:rPr>
+        <w:t xml:space="preserve">continuum as </w:t>
+      </w:r>
+      <w:proofErr w:type="spellStart"/>
+      <w:r>
+        <w:rPr>
+          <w:i/>
+          <w:iCs/>
+          <w:szCs w:val="22"/>
+        </w:rPr>
+        <w:t>ashi</w:t>
+      </w:r>
+      <w:proofErr w:type="spellEnd"/>
+      <w:r>
+        <w:rPr>
+          <w:szCs w:val="22"/>
+        </w:rPr>
+        <w:t xml:space="preserve">, compared to </w:t>
+      </w:r>
+      <w:r>
+        <w:rPr>
+          <w:szCs w:val="22"/>
+        </w:rPr>
+        <w:t>/s/-</w:t>
+      </w:r>
+      <w:r>
+        <w:rPr>
+          <w:szCs w:val="22"/>
+        </w:rPr>
+        <w:t>biased exposure</w:t>
+      </w:r>
+      <w:r>
+        <w:rPr>
+          <w:szCs w:val="22"/>
+        </w:rPr>
+        <w:t xml:space="preserve">. In a thought-provoking </w:t>
+      </w:r>
+      <w:r>
+        <w:rPr>
+          <w:szCs w:val="22"/>
+        </w:rPr>
+        <w:t>follow-up</w:t>
+      </w:r>
+      <w:r>
+        <w:rPr>
+          <w:szCs w:val="22"/>
+        </w:rPr>
+        <w:t xml:space="preserve">, Kraljic et al. (2008) found that </w:t>
+      </w:r>
+      <w:r>
+        <w:rPr>
+          <w:szCs w:val="22"/>
+        </w:rPr>
+        <w:t>this</w:t>
+      </w:r>
+      <w:r>
+        <w:rPr>
+          <w:szCs w:val="22"/>
+        </w:rPr>
+        <w:t xml:space="preserve"> perceptual recalibration</w:t>
+      </w:r>
+      <w:r>
+        <w:rPr>
+          <w:szCs w:val="22"/>
+        </w:rPr>
+        <w:t xml:space="preserve"> effect</w:t>
+      </w:r>
+      <w:r>
+        <w:rPr>
+          <w:szCs w:val="22"/>
+        </w:rPr>
+        <w:t xml:space="preserve">—the difference between </w:t>
+      </w:r>
+      <w:r>
+        <w:rPr>
+          <w:szCs w:val="22"/>
+        </w:rPr>
+        <w:t>/ʃ/</w:t>
+      </w:r>
+      <w:r>
+        <w:rPr>
+          <w:szCs w:val="22"/>
+        </w:rPr>
+        <w:t xml:space="preserve">- and </w:t>
+      </w:r>
+      <w:r>
+        <w:rPr>
+          <w:szCs w:val="22"/>
+        </w:rPr>
+        <w:t>/</w:t>
+      </w:r>
+      <w:r>
+        <w:rPr>
+          <w:szCs w:val="22"/>
+        </w:rPr>
+        <w:t>s</w:t>
+      </w:r>
+      <w:r>
+        <w:rPr>
+          <w:szCs w:val="22"/>
+        </w:rPr>
+        <w:t>/</w:t>
+      </w:r>
+      <w:r>
+        <w:rPr>
+          <w:szCs w:val="22"/>
+        </w:rPr>
+        <w:t xml:space="preserve">-biased exposure during </w:t>
+      </w:r>
+      <w:r>
+        <w:rPr>
+          <w:szCs w:val="22"/>
+        </w:rPr>
+        <w:t xml:space="preserve">the audio-only </w:t>
+      </w:r>
+      <w:r>
+        <w:rPr>
+          <w:szCs w:val="22"/>
+        </w:rPr>
+        <w:t>test</w:t>
+      </w:r>
+      <w:r>
+        <w:rPr>
+          <w:szCs w:val="22"/>
+        </w:rPr>
+        <w:t xml:space="preserve"> </w:t>
+      </w:r>
+      <w:r>
+        <w:rPr>
+          <w:szCs w:val="22"/>
+        </w:rPr>
+        <w:t>phase—</w:t>
+      </w:r>
+      <w:r>
+        <w:rPr>
+          <w:szCs w:val="22"/>
+        </w:rPr>
+        <w:t>is</w:t>
+      </w:r>
+      <w:r>
+        <w:rPr>
+          <w:szCs w:val="22"/>
+        </w:rPr>
+        <w:t xml:space="preserve"> blocked</w:t>
+      </w:r>
+      <w:r>
+        <w:rPr>
+          <w:szCs w:val="22"/>
+        </w:rPr>
+        <w:t xml:space="preserve"> </w:t>
+      </w:r>
+      <w:r>
+        <w:rPr>
+          <w:szCs w:val="22"/>
+        </w:rPr>
+        <w:t>when the talker ha</w:t>
+      </w:r>
+      <w:r>
+        <w:rPr>
+          <w:szCs w:val="22"/>
+        </w:rPr>
+        <w:t>d</w:t>
+      </w:r>
+      <w:r>
+        <w:rPr>
+          <w:szCs w:val="22"/>
+        </w:rPr>
+        <w:t xml:space="preserve"> a pen in the mouth during the </w:t>
+      </w:r>
+      <w:r>
+        <w:rPr>
+          <w:szCs w:val="22"/>
+        </w:rPr>
+        <w:t xml:space="preserve">pronunciation of the </w:t>
+      </w:r>
+      <w:r>
+        <w:rPr>
+          <w:szCs w:val="22"/>
+        </w:rPr>
+        <w:t xml:space="preserve">critical shifted </w:t>
+      </w:r>
+      <w:r>
+        <w:rPr>
+          <w:szCs w:val="22"/>
+        </w:rPr>
+        <w:t>exposure tokens</w:t>
+      </w:r>
+      <w:r>
+        <w:rPr>
+          <w:szCs w:val="22"/>
+        </w:rPr>
+        <w:t xml:space="preserve">. When the pen was instead in the hand during the shifted </w:t>
+      </w:r>
+      <w:r>
+        <w:rPr>
+          <w:szCs w:val="22"/>
+        </w:rPr>
+        <w:t>tokens</w:t>
+      </w:r>
+      <w:r>
+        <w:rPr>
+          <w:szCs w:val="22"/>
+        </w:rPr>
+        <w:t>, listeners again exhibited perceptual recalibration</w:t>
+      </w:r>
+      <w:r>
+        <w:rPr>
+          <w:szCs w:val="22"/>
+        </w:rPr>
+        <w:t>.</w:t>
+      </w:r>
+    </w:p>
+    <w:p>
+      <w:pPr>
+        <w:rPr>
+          <w:szCs w:val="22"/>
+        </w:rPr>
+      </w:pPr>
+      <w:r>
+        <w:rPr>
+          <w:szCs w:val="22"/>
+        </w:rPr>
+        <w:t>While this blocking effect has since been replicated multiple times, the mechanisms underlying the effect remain unclear</w:t>
+      </w:r>
+      <w:r>
+        <w:rPr>
+          <w:szCs w:val="22"/>
+        </w:rPr>
+        <w:t xml:space="preserve"> (</w:t>
+      </w:r>
+      <w:r>
+        <w:rPr>
+          <w:szCs w:val="22"/>
+        </w:rPr>
+        <w:t xml:space="preserve">see discussion in </w:t>
+      </w:r>
+      <w:r>
+        <w:rPr>
+          <w:szCs w:val="22"/>
+        </w:rPr>
+        <w:t>Kraljic &amp; Samuel, 2011; Liu &amp; Jaeger, 2018).</w:t>
+      </w:r>
+      <w:r>
+        <w:rPr>
+          <w:szCs w:val="22"/>
+        </w:rPr>
+        <w:t xml:space="preserve"> </w:t>
+      </w:r>
+      <w:r>
+        <w:rPr>
+          <w:szCs w:val="22"/>
+        </w:rPr>
+        <w:t xml:space="preserve">For instance, Kraljic et al. (2008) attributing the blocking effect to “pragmatic” reasoning that prevents perceptual learning for </w:t>
+      </w:r>
+      <w:r>
+        <w:rPr>
+          <w:szCs w:val="22"/>
+        </w:rPr>
+        <w:t>“</w:t>
+      </w:r>
+      <w:r>
+        <w:rPr>
+          <w:szCs w:val="22"/>
+        </w:rPr>
+        <w:t>incidental</w:t>
+      </w:r>
+      <w:r>
+        <w:rPr>
+          <w:szCs w:val="22"/>
+        </w:rPr>
+        <w:t>”</w:t>
+      </w:r>
+      <w:r>
+        <w:rPr>
+          <w:szCs w:val="22"/>
+        </w:rPr>
+        <w:t xml:space="preserve"> </w:t>
+      </w:r>
+      <w:r>
+        <w:rPr>
+          <w:szCs w:val="22"/>
+        </w:rPr>
+        <w:t>changes in pronunciation</w:t>
+      </w:r>
+      <w:r>
+        <w:rPr>
+          <w:szCs w:val="22"/>
+        </w:rPr>
+        <w:t xml:space="preserve">—like </w:t>
+      </w:r>
+      <w:r>
+        <w:rPr>
+          <w:szCs w:val="22"/>
+        </w:rPr>
+        <w:t xml:space="preserve">those arising </w:t>
+      </w:r>
+      <w:r>
+        <w:rPr>
+          <w:szCs w:val="22"/>
+        </w:rPr>
+        <w:t>a pen is in the mouth</w:t>
+      </w:r>
+      <w:r>
+        <w:rPr>
+          <w:szCs w:val="22"/>
+        </w:rPr>
+        <w:t xml:space="preserve">—while allowing perceptual learning for changes that are considered “characteristic” of the talker’s speech. Based on a series of new experiments, Kraljic and Samuel (2011) revised this account, suggesting instead that audiovisual inputs with a pen in the mouth are stored as separate exemplars that do not affect listeners’ categorization decisions for audio-only speech inputs—i.e., the type of speech input that has been used in the test phase of </w:t>
+      </w:r>
+      <w:r>
+        <w:rPr>
+          <w:i/>
+          <w:iCs/>
+          <w:szCs w:val="22"/>
+        </w:rPr>
+        <w:t>all</w:t>
+      </w:r>
+      <w:r>
+        <w:rPr>
+          <w:szCs w:val="22"/>
+        </w:rPr>
+        <w:t xml:space="preserve"> perceptual recalibration experiments on this question to date. </w:t>
+      </w:r>
+      <w:r>
+        <w:rPr>
+          <w:szCs w:val="22"/>
+        </w:rPr>
+        <w:t>However, based on additional experiments</w:t>
+      </w:r>
+      <w:r>
+        <w:rPr>
+          <w:szCs w:val="22"/>
+        </w:rPr>
+        <w:t>, Liu and Jaeger (2018) argued that the existing data were, in fact, more compatible with an account more along the lines of the original proposal by Kraljic et al. (2008)</w:t>
+      </w:r>
+      <w:r>
+        <w:rPr>
+          <w:szCs w:val="22"/>
+        </w:rPr>
+        <w:t xml:space="preserve">—as inference under uncertainty about the </w:t>
+      </w:r>
+      <w:r>
+        <w:rPr>
+          <w:i/>
+          <w:iCs/>
+          <w:szCs w:val="22"/>
+        </w:rPr>
+        <w:t>causes</w:t>
+      </w:r>
+      <w:r>
+        <w:rPr>
+          <w:szCs w:val="22"/>
+        </w:rPr>
+        <w:t xml:space="preserve"> for the unexpected pronunciations.</w:t>
+      </w:r>
+      <w:r>
+        <w:rPr>
+          <w:szCs w:val="22"/>
+        </w:rPr>
+        <w:t xml:space="preserve"> While some of these accounts (in particular </w:t>
+      </w:r>
+      <w:r>
+        <w:rPr>
+          <w:szCs w:val="22"/>
+        </w:rPr>
+        <w:lastRenderedPageBreak/>
+        <w:t>the causal inference account) have conceptual similarities to compensation,</w:t>
+      </w:r>
+      <w:ins w:id="43" w:author="Cummings, Shawn" w:date="2025-05-21T14:22:00Z" w16du:dateUtc="2025-05-21T18:22:00Z">
         <w:r>
           <w:rPr>
             <w:szCs w:val="22"/>
           </w:rPr>
-          <w:delText>-</w:delText>
+          <w:t xml:space="preserve"> they differ crucially f</w:t>
         </w:r>
-      </w:del>
-      <w:r>
-        <w:rPr>
-          <w:szCs w:val="22"/>
-        </w:rPr>
-        <w:t>presented non-phonetic context take</w:t>
-      </w:r>
-      <w:ins w:id="59" w:author="Karboga, Gevher" w:date="2025-05-20T18:39:00Z" w16du:dateUtc="2025-05-20T22:39:00Z">
+      </w:ins>
+      <w:ins w:id="44" w:author="Cummings, Shawn" w:date="2025-05-21T14:23:00Z" w16du:dateUtc="2025-05-21T18:23:00Z">
         <w:r>
           <w:rPr>
             <w:szCs w:val="22"/>
           </w:rPr>
-          <w:t>s</w:t>
+          <w:t>rom compensation</w:t>
         </w:r>
       </w:ins>
-      <w:r>
-        <w:rPr>
-          <w:szCs w:val="22"/>
-        </w:rPr>
-        <w:t xml:space="preserve"> place in the same brain areas that are responsible for audiovisual integration during speech perception, and whether those areas </w:t>
-      </w:r>
-      <w:del w:id="60" w:author="Karboga, Gevher" w:date="2025-05-20T18:39:00Z" w16du:dateUtc="2025-05-20T22:39:00Z">
+      <w:ins w:id="45" w:author="Cummings, Shawn" w:date="2025-05-21T14:22:00Z" w16du:dateUtc="2025-05-21T18:22:00Z">
         <w:r>
           <w:rPr>
             <w:szCs w:val="22"/>
           </w:rPr>
-          <w:delText xml:space="preserve">that </w:delText>
+          <w:t xml:space="preserve"> in positing the blocking effect</w:t>
         </w:r>
-      </w:del>
-      <w:r>
-        <w:rPr>
-          <w:szCs w:val="22"/>
-        </w:rPr>
-        <w:t>also process compensation for preceding phonetic context. Alternatively, compensation might take place at multiple points in the processing of speech input.</w:t>
-      </w:r>
-    </w:p>
-    <w:p>
-      <w:pPr>
-        <w:rPr>
-          <w:szCs w:val="22"/>
-        </w:rPr>
-      </w:pPr>
-      <w:r>
-        <w:rPr>
-          <w:szCs w:val="22"/>
-        </w:rPr>
-        <w:t>Second and f</w:t>
-      </w:r>
-      <w:r>
-        <w:rPr>
-          <w:szCs w:val="22"/>
-        </w:rPr>
-        <w:t xml:space="preserve">inally, the </w:t>
-      </w:r>
-      <w:r>
-        <w:rPr>
-          <w:szCs w:val="22"/>
-        </w:rPr>
-        <w:t xml:space="preserve">present </w:t>
-      </w:r>
-      <w:r>
-        <w:rPr>
-          <w:szCs w:val="22"/>
-        </w:rPr>
-        <w:t xml:space="preserve">results raise questions for future research on perceptual recalibration. </w:t>
-      </w:r>
-      <w:r>
-        <w:rPr>
-          <w:szCs w:val="22"/>
-        </w:rPr>
-        <w:t xml:space="preserve">As mentioned in the introduction, previous </w:t>
-      </w:r>
-      <w:r>
-        <w:rPr>
-          <w:szCs w:val="22"/>
-        </w:rPr>
-        <w:t>work has found that perceptual recalibration to an unfamiliar talker’s speech can be blocked when the unexpected pronunciations occur while the talker has a pen in the mouth. In perceptual recalibration experiments, listeners are exp</w:t>
-      </w:r>
-      <w:r>
-        <w:rPr>
-          <w:szCs w:val="22"/>
-        </w:rPr>
-        <w:t>osed</w:t>
-      </w:r>
-      <w:r>
-        <w:rPr>
-          <w:szCs w:val="22"/>
-        </w:rPr>
-        <w:t xml:space="preserve"> to speech from an unfamiliar talker for which the realization of a particular sound is shifted </w:t>
-      </w:r>
-      <w:r>
-        <w:rPr>
-          <w:szCs w:val="22"/>
-        </w:rPr>
-        <w:lastRenderedPageBreak/>
-        <w:t xml:space="preserve">towards a neighboring category. For example, Kraljic &amp; Samuel (2006) exposed listeners to either typical </w:t>
-      </w:r>
-      <w:r>
-        <w:rPr>
-          <w:szCs w:val="22"/>
-        </w:rPr>
-        <w:t>/ʃ/</w:t>
-      </w:r>
-      <w:r>
-        <w:rPr>
-          <w:szCs w:val="22"/>
-        </w:rPr>
-        <w:t xml:space="preserve"> sounds and s</w:t>
-      </w:r>
-      <w:r>
-        <w:rPr>
-          <w:szCs w:val="22"/>
-        </w:rPr>
-        <w:t>ounds ambiguous between /s/ and /ʃ/ but in lexical contexts favoring /s/ interpretation</w:t>
-      </w:r>
-      <w:r>
-        <w:rPr>
-          <w:szCs w:val="22"/>
-        </w:rPr>
-        <w:t xml:space="preserve"> (e.g., </w:t>
-      </w:r>
-      <w:proofErr w:type="spellStart"/>
-      <w:r>
-        <w:rPr>
-          <w:i/>
-          <w:iCs/>
-          <w:szCs w:val="22"/>
-        </w:rPr>
-        <w:t>dinoshaur</w:t>
-      </w:r>
-      <w:proofErr w:type="spellEnd"/>
-      <w:r>
-        <w:rPr>
-          <w:szCs w:val="22"/>
-        </w:rPr>
-        <w:t xml:space="preserve">, </w:t>
-      </w:r>
-      <w:r>
-        <w:rPr>
-          <w:szCs w:val="22"/>
-        </w:rPr>
-        <w:t>/s/</w:t>
-      </w:r>
-      <w:r>
-        <w:rPr>
-          <w:szCs w:val="22"/>
-        </w:rPr>
-        <w:t>-biased exposure</w:t>
-      </w:r>
-      <w:r>
-        <w:rPr>
-          <w:szCs w:val="22"/>
-        </w:rPr>
-        <w:t xml:space="preserve">) or to typical </w:t>
-      </w:r>
-      <w:r>
-        <w:rPr>
-          <w:szCs w:val="22"/>
-        </w:rPr>
-        <w:t>/s/</w:t>
-      </w:r>
-      <w:r>
-        <w:rPr>
-          <w:szCs w:val="22"/>
-        </w:rPr>
-        <w:t xml:space="preserve"> sounds and </w:t>
-      </w:r>
-      <w:r>
-        <w:rPr>
-          <w:szCs w:val="22"/>
-        </w:rPr>
-        <w:t>ambiguous sounds rather in /ʃ/-favoring contexts</w:t>
-      </w:r>
-      <w:r>
-        <w:rPr>
-          <w:szCs w:val="22"/>
-        </w:rPr>
-        <w:t xml:space="preserve"> (e.g., </w:t>
-      </w:r>
-      <w:proofErr w:type="spellStart"/>
-      <w:r>
-        <w:rPr>
-          <w:i/>
-          <w:iCs/>
-          <w:szCs w:val="22"/>
-        </w:rPr>
-        <w:t>ma</w:t>
-      </w:r>
-      <w:r>
-        <w:rPr>
-          <w:i/>
-          <w:iCs/>
-          <w:szCs w:val="22"/>
-        </w:rPr>
-        <w:t>s</w:t>
-      </w:r>
-      <w:r>
-        <w:rPr>
-          <w:i/>
-          <w:iCs/>
-          <w:szCs w:val="22"/>
-        </w:rPr>
-        <w:t>inery</w:t>
-      </w:r>
-      <w:proofErr w:type="spellEnd"/>
-      <w:r>
-        <w:rPr>
-          <w:szCs w:val="22"/>
-        </w:rPr>
-        <w:t xml:space="preserve">, </w:t>
-      </w:r>
-      <w:r>
-        <w:rPr>
-          <w:szCs w:val="22"/>
-        </w:rPr>
-        <w:t>/ʃ/-</w:t>
-      </w:r>
-      <w:r>
-        <w:rPr>
-          <w:szCs w:val="22"/>
-        </w:rPr>
-        <w:t>biased exposure</w:t>
-      </w:r>
-      <w:r>
-        <w:rPr>
-          <w:szCs w:val="22"/>
-        </w:rPr>
-        <w:t xml:space="preserve">), </w:t>
-      </w:r>
-      <w:r>
-        <w:rPr>
-          <w:szCs w:val="22"/>
-        </w:rPr>
-        <w:t>mixed with many filler stimuli. Following exposure, listeners were tested on an audio-only</w:t>
-      </w:r>
-      <w:r>
-        <w:rPr>
-          <w:i/>
-          <w:iCs/>
-          <w:szCs w:val="22"/>
-        </w:rPr>
-        <w:t xml:space="preserve"> </w:t>
-      </w:r>
-      <w:proofErr w:type="spellStart"/>
-      <w:r>
-        <w:rPr>
-          <w:i/>
-          <w:iCs/>
-          <w:szCs w:val="22"/>
-        </w:rPr>
-        <w:t>asi-ashi</w:t>
-      </w:r>
-      <w:proofErr w:type="spellEnd"/>
-      <w:r>
-        <w:rPr>
-          <w:szCs w:val="22"/>
-        </w:rPr>
-        <w:t xml:space="preserve"> continuum. As is typical for </w:t>
-      </w:r>
-      <w:r>
-        <w:rPr>
-          <w:szCs w:val="22"/>
-        </w:rPr>
-        <w:t xml:space="preserve">such </w:t>
-      </w:r>
-      <w:r>
-        <w:rPr>
-          <w:szCs w:val="22"/>
-        </w:rPr>
-        <w:t>perceptual recalibration</w:t>
-      </w:r>
-      <w:r>
-        <w:rPr>
-          <w:szCs w:val="22"/>
-        </w:rPr>
-        <w:t xml:space="preserve"> experiments, </w:t>
-      </w:r>
-      <w:r>
-        <w:rPr>
-          <w:szCs w:val="22"/>
-        </w:rPr>
-        <w:t>/ʃ/-</w:t>
-      </w:r>
-      <w:r>
-        <w:rPr>
-          <w:szCs w:val="22"/>
-        </w:rPr>
-        <w:t>biased</w:t>
-      </w:r>
-      <w:r>
-        <w:rPr>
-          <w:szCs w:val="22"/>
-        </w:rPr>
-        <w:t xml:space="preserve"> </w:t>
-      </w:r>
-      <w:r>
-        <w:rPr>
-          <w:szCs w:val="22"/>
-        </w:rPr>
-        <w:t>exposure caused listeners to</w:t>
-      </w:r>
-      <w:r>
-        <w:rPr>
-          <w:szCs w:val="22"/>
-        </w:rPr>
-        <w:t xml:space="preserve"> categorize more tokens along the </w:t>
-      </w:r>
-      <w:r>
-        <w:rPr>
-          <w:szCs w:val="22"/>
-        </w:rPr>
-        <w:t xml:space="preserve">test </w:t>
-      </w:r>
-      <w:r>
-        <w:rPr>
-          <w:szCs w:val="22"/>
-        </w:rPr>
-        <w:t xml:space="preserve">continuum as </w:t>
-      </w:r>
-      <w:proofErr w:type="spellStart"/>
-      <w:r>
-        <w:rPr>
-          <w:i/>
-          <w:iCs/>
-          <w:szCs w:val="22"/>
-        </w:rPr>
-        <w:t>ashi</w:t>
-      </w:r>
-      <w:proofErr w:type="spellEnd"/>
-      <w:r>
-        <w:rPr>
-          <w:szCs w:val="22"/>
-        </w:rPr>
-        <w:t xml:space="preserve">, compared to </w:t>
-      </w:r>
-      <w:r>
-        <w:rPr>
-          <w:szCs w:val="22"/>
-        </w:rPr>
-        <w:t>/s/-</w:t>
-      </w:r>
-      <w:r>
-        <w:rPr>
-          <w:szCs w:val="22"/>
-        </w:rPr>
-        <w:t>biased exposure</w:t>
-      </w:r>
-      <w:r>
-        <w:rPr>
-          <w:szCs w:val="22"/>
-        </w:rPr>
-        <w:t xml:space="preserve">. In a thought-provoking </w:t>
-      </w:r>
-      <w:r>
-        <w:rPr>
-          <w:szCs w:val="22"/>
-        </w:rPr>
-        <w:t>follow-up</w:t>
-      </w:r>
-      <w:r>
-        <w:rPr>
-          <w:szCs w:val="22"/>
-        </w:rPr>
-        <w:t xml:space="preserve">, Kraljic et al. (2008) found that </w:t>
-      </w:r>
-      <w:r>
-        <w:rPr>
-          <w:szCs w:val="22"/>
-        </w:rPr>
-        <w:t>this</w:t>
-      </w:r>
-      <w:r>
-        <w:rPr>
-          <w:szCs w:val="22"/>
-        </w:rPr>
-        <w:t xml:space="preserve"> perceptual recalibration</w:t>
-      </w:r>
-      <w:r>
-        <w:rPr>
-          <w:szCs w:val="22"/>
-        </w:rPr>
-        <w:t xml:space="preserve"> effect</w:t>
-      </w:r>
-      <w:r>
-        <w:rPr>
-          <w:szCs w:val="22"/>
-        </w:rPr>
-        <w:t xml:space="preserve">—the difference between </w:t>
-      </w:r>
-      <w:r>
-        <w:rPr>
-          <w:szCs w:val="22"/>
-        </w:rPr>
-        <w:t>/ʃ/</w:t>
-      </w:r>
-      <w:r>
-        <w:rPr>
-          <w:szCs w:val="22"/>
-        </w:rPr>
-        <w:t xml:space="preserve">- and </w:t>
-      </w:r>
-      <w:r>
-        <w:rPr>
-          <w:szCs w:val="22"/>
-        </w:rPr>
-        <w:t>/</w:t>
-      </w:r>
-      <w:r>
-        <w:rPr>
-          <w:szCs w:val="22"/>
-        </w:rPr>
-        <w:t>s</w:t>
-      </w:r>
-      <w:r>
-        <w:rPr>
-          <w:szCs w:val="22"/>
-        </w:rPr>
-        <w:t>/</w:t>
-      </w:r>
-      <w:r>
-        <w:rPr>
-          <w:szCs w:val="22"/>
-        </w:rPr>
-        <w:t xml:space="preserve">-biased exposure during </w:t>
-      </w:r>
-      <w:r>
-        <w:rPr>
-          <w:szCs w:val="22"/>
-        </w:rPr>
-        <w:t xml:space="preserve">the audio-only </w:t>
-      </w:r>
-      <w:r>
-        <w:rPr>
-          <w:szCs w:val="22"/>
-        </w:rPr>
-        <w:t>test</w:t>
-      </w:r>
-      <w:r>
-        <w:rPr>
-          <w:szCs w:val="22"/>
-        </w:rPr>
-        <w:t xml:space="preserve"> </w:t>
-      </w:r>
-      <w:r>
-        <w:rPr>
-          <w:szCs w:val="22"/>
-        </w:rPr>
-        <w:t>phase—</w:t>
-      </w:r>
-      <w:r>
-        <w:rPr>
-          <w:szCs w:val="22"/>
-        </w:rPr>
-        <w:t>is</w:t>
-      </w:r>
-      <w:r>
-        <w:rPr>
-          <w:szCs w:val="22"/>
-        </w:rPr>
-        <w:t xml:space="preserve"> blocked</w:t>
-      </w:r>
-      <w:r>
-        <w:rPr>
-          <w:szCs w:val="22"/>
-        </w:rPr>
-        <w:t xml:space="preserve"> </w:t>
-      </w:r>
-      <w:r>
-        <w:rPr>
-          <w:szCs w:val="22"/>
-        </w:rPr>
-        <w:t>when the talker ha</w:t>
-      </w:r>
-      <w:r>
-        <w:rPr>
-          <w:szCs w:val="22"/>
-        </w:rPr>
-        <w:t>d</w:t>
-      </w:r>
-      <w:r>
-        <w:rPr>
-          <w:szCs w:val="22"/>
-        </w:rPr>
-        <w:t xml:space="preserve"> a pen in the mouth during the </w:t>
-      </w:r>
-      <w:r>
-        <w:rPr>
-          <w:szCs w:val="22"/>
-        </w:rPr>
-        <w:t xml:space="preserve">pronunciation of the </w:t>
-      </w:r>
-      <w:r>
-        <w:rPr>
-          <w:szCs w:val="22"/>
-        </w:rPr>
-        <w:t xml:space="preserve">critical shifted </w:t>
-      </w:r>
-      <w:r>
-        <w:rPr>
-          <w:szCs w:val="22"/>
-        </w:rPr>
-        <w:t>exposure tokens</w:t>
-      </w:r>
-      <w:r>
-        <w:rPr>
-          <w:szCs w:val="22"/>
-        </w:rPr>
-        <w:t xml:space="preserve">. When the pen was instead in the hand during the shifted </w:t>
-      </w:r>
-      <w:r>
-        <w:rPr>
-          <w:szCs w:val="22"/>
-        </w:rPr>
-        <w:t>tokens</w:t>
-      </w:r>
-      <w:r>
-        <w:rPr>
-          <w:szCs w:val="22"/>
-        </w:rPr>
-        <w:t>, listeners again exhibited perceptual recalibration</w:t>
-      </w:r>
-      <w:r>
-        <w:rPr>
-          <w:szCs w:val="22"/>
-        </w:rPr>
-        <w:t>.</w:t>
-      </w:r>
-    </w:p>
-    <w:p>
-      <w:pPr>
-        <w:rPr>
-          <w:szCs w:val="22"/>
-        </w:rPr>
-      </w:pPr>
-      <w:r>
-        <w:rPr>
-          <w:szCs w:val="22"/>
-        </w:rPr>
-        <w:t>While this blocking effect has since been replicated multiple times, the mechanisms underlying the effect remain unclear</w:t>
-      </w:r>
-      <w:r>
-        <w:rPr>
-          <w:szCs w:val="22"/>
-        </w:rPr>
-        <w:t xml:space="preserve"> (</w:t>
-      </w:r>
-      <w:r>
-        <w:rPr>
-          <w:szCs w:val="22"/>
-        </w:rPr>
-        <w:t xml:space="preserve">see discussion in </w:t>
-      </w:r>
-      <w:r>
-        <w:rPr>
-          <w:szCs w:val="22"/>
-        </w:rPr>
-        <w:t>Kraljic &amp; Samuel, 2011; Liu &amp; Jaeger, 2018).</w:t>
-      </w:r>
-      <w:r>
-        <w:rPr>
-          <w:szCs w:val="22"/>
-        </w:rPr>
-        <w:t xml:space="preserve"> </w:t>
-      </w:r>
-      <w:r>
-        <w:rPr>
-          <w:szCs w:val="22"/>
-        </w:rPr>
-        <w:t xml:space="preserve">For instance, Kraljic et al. (2008) attributing the blocking effect to “pragmatic” reasoning that prevents perceptual learning for </w:t>
-      </w:r>
-      <w:r>
-        <w:rPr>
-          <w:szCs w:val="22"/>
-        </w:rPr>
-        <w:t>“</w:t>
-      </w:r>
-      <w:r>
-        <w:rPr>
-          <w:szCs w:val="22"/>
-        </w:rPr>
-        <w:t>incidental</w:t>
-      </w:r>
-      <w:r>
-        <w:rPr>
-          <w:szCs w:val="22"/>
-        </w:rPr>
-        <w:t>”</w:t>
-      </w:r>
-      <w:r>
-        <w:rPr>
-          <w:szCs w:val="22"/>
-        </w:rPr>
-        <w:t xml:space="preserve"> </w:t>
-      </w:r>
-      <w:r>
-        <w:rPr>
-          <w:szCs w:val="22"/>
-        </w:rPr>
-        <w:t>changes in pronunciation</w:t>
-      </w:r>
-      <w:r>
-        <w:rPr>
-          <w:szCs w:val="22"/>
-        </w:rPr>
-        <w:t xml:space="preserve">—like </w:t>
-      </w:r>
-      <w:r>
-        <w:rPr>
-          <w:szCs w:val="22"/>
-        </w:rPr>
-        <w:t xml:space="preserve">those arising </w:t>
-      </w:r>
-      <w:r>
-        <w:rPr>
-          <w:szCs w:val="22"/>
-        </w:rPr>
-        <w:t>a pen is in the mouth</w:t>
-      </w:r>
-      <w:r>
-        <w:rPr>
-          <w:szCs w:val="22"/>
-        </w:rPr>
-        <w:t xml:space="preserve">—while allowing perceptual learning for changes that are considered “characteristic” of the talker’s speech. Based on a series of new experiments, Kraljic and Samuel (2011) revised this account, suggesting instead that audiovisual inputs with a pen in the mouth are stored as separate exemplars that do not affect listeners’ categorization decisions for audio-only speech inputs—i.e., the type of speech input that has been used in the test phase of </w:t>
-      </w:r>
-      <w:r>
-        <w:rPr>
-          <w:i/>
-          <w:iCs/>
-          <w:szCs w:val="22"/>
-        </w:rPr>
-        <w:t>all</w:t>
-      </w:r>
-      <w:r>
-        <w:rPr>
-          <w:szCs w:val="22"/>
-        </w:rPr>
-        <w:t xml:space="preserve"> perceptual recalibration experiments on this question to date. </w:t>
-      </w:r>
-      <w:r>
-        <w:rPr>
-          <w:szCs w:val="22"/>
-        </w:rPr>
-        <w:t>However, based on additional experiments</w:t>
-      </w:r>
-      <w:r>
-        <w:rPr>
-          <w:szCs w:val="22"/>
-        </w:rPr>
-        <w:t>, Liu and Jaeger (2018) argued that the existing data were, in fact, more compatible with an account more along the lines of the original proposal by Kraljic et al. (2008)</w:t>
-      </w:r>
-      <w:r>
-        <w:rPr>
-          <w:szCs w:val="22"/>
-        </w:rPr>
-        <w:t xml:space="preserve">—as inference under uncertainty about the </w:t>
-      </w:r>
-      <w:r>
-        <w:rPr>
-          <w:i/>
-          <w:iCs/>
-          <w:szCs w:val="22"/>
-        </w:rPr>
-        <w:t>causes</w:t>
-      </w:r>
-      <w:r>
-        <w:rPr>
-          <w:szCs w:val="22"/>
-        </w:rPr>
-        <w:t xml:space="preserve"> for the unexpected pronunciations.</w:t>
-      </w:r>
-      <w:r>
-        <w:rPr>
-          <w:szCs w:val="22"/>
-        </w:rPr>
-        <w:t xml:space="preserve"> While some of these accounts (</w:t>
-      </w:r>
-      <w:proofErr w:type="gramStart"/>
-      <w:r>
-        <w:rPr>
-          <w:szCs w:val="22"/>
-        </w:rPr>
-        <w:t xml:space="preserve">in particular </w:t>
-      </w:r>
-      <w:r>
-        <w:rPr>
-          <w:szCs w:val="22"/>
-        </w:rPr>
-        <w:lastRenderedPageBreak/>
-        <w:t>the</w:t>
-      </w:r>
-      <w:proofErr w:type="gramEnd"/>
-      <w:r>
-        <w:rPr>
-          <w:szCs w:val="22"/>
-        </w:rPr>
-        <w:t xml:space="preserve"> causal inference account) have conceptual similarities to compensation, </w:t>
-      </w:r>
-      <w:commentRangeStart w:id="61"/>
-      <w:r>
-        <w:rPr>
-          <w:szCs w:val="22"/>
-        </w:rPr>
-        <w:t xml:space="preserve">previously offered explanations of the blocking effect share that they appeal to </w:t>
-      </w:r>
-      <w:r>
-        <w:rPr>
-          <w:i/>
-          <w:iCs/>
-          <w:szCs w:val="22"/>
-        </w:rPr>
-        <w:t>learning</w:t>
-      </w:r>
-      <w:r>
-        <w:rPr>
-          <w:szCs w:val="22"/>
-        </w:rPr>
-        <w:t xml:space="preserve"> and/or </w:t>
-      </w:r>
-      <w:r>
-        <w:rPr>
-          <w:i/>
-          <w:iCs/>
-          <w:szCs w:val="22"/>
-        </w:rPr>
-        <w:t>memory</w:t>
-      </w:r>
-      <w:r>
-        <w:rPr>
-          <w:szCs w:val="22"/>
-        </w:rPr>
-        <w:t>.</w:t>
-      </w:r>
-      <w:commentRangeEnd w:id="61"/>
-      <w:r>
-        <w:rPr>
-          <w:rStyle w:val="CommentReference"/>
-        </w:rPr>
-        <w:commentReference w:id="61"/>
-      </w:r>
-    </w:p>
-    <w:p>
-      <w:pPr>
-        <w:rPr>
-          <w:szCs w:val="22"/>
-        </w:rPr>
-      </w:pPr>
-      <w:r>
-        <w:rPr>
-          <w:szCs w:val="22"/>
-        </w:rPr>
-        <w:t xml:space="preserve">The results of </w:t>
-      </w:r>
-      <w:r>
-        <w:rPr>
-          <w:szCs w:val="22"/>
-        </w:rPr>
-        <w:t>our e</w:t>
-      </w:r>
-      <w:r>
-        <w:rPr>
-          <w:szCs w:val="22"/>
-        </w:rPr>
-        <w:t>xperiment</w:t>
-      </w:r>
-      <w:r>
-        <w:rPr>
-          <w:szCs w:val="22"/>
-        </w:rPr>
-        <w:t>s</w:t>
-      </w:r>
-      <w:r>
-        <w:rPr>
-          <w:szCs w:val="22"/>
-        </w:rPr>
-        <w:t xml:space="preserve"> </w:t>
-      </w:r>
-      <w:r>
-        <w:rPr>
-          <w:szCs w:val="22"/>
-        </w:rPr>
-        <w:t>raise the possibility</w:t>
-      </w:r>
-      <w:r>
-        <w:rPr>
-          <w:szCs w:val="22"/>
-        </w:rPr>
-        <w:t xml:space="preserve"> </w:t>
-      </w:r>
-      <w:r>
-        <w:rPr>
-          <w:szCs w:val="22"/>
-        </w:rPr>
-        <w:t>of another, qualitatively different, explanation:</w:t>
-      </w:r>
-      <w:r>
-        <w:rPr>
-          <w:szCs w:val="22"/>
-        </w:rPr>
-        <w:t xml:space="preserve"> </w:t>
-      </w:r>
-      <w:r>
-        <w:rPr>
-          <w:szCs w:val="22"/>
-        </w:rPr>
-        <w:t xml:space="preserve">participants might </w:t>
-      </w:r>
-      <w:r>
-        <w:rPr>
-          <w:i/>
-          <w:iCs/>
-          <w:szCs w:val="22"/>
-        </w:rPr>
-        <w:t>compensate</w:t>
-      </w:r>
-      <w:r>
-        <w:rPr>
-          <w:szCs w:val="22"/>
-        </w:rPr>
-        <w:t xml:space="preserve"> for the pen in the mouth during exposure. </w:t>
-      </w:r>
-      <w:r>
-        <w:rPr>
-          <w:szCs w:val="22"/>
-        </w:rPr>
-        <w:t xml:space="preserve">This would place the explanation in </w:t>
-      </w:r>
-      <w:r>
-        <w:rPr>
-          <w:i/>
-          <w:iCs/>
-          <w:szCs w:val="22"/>
-        </w:rPr>
-        <w:t>perception</w:t>
-      </w:r>
-      <w:r>
-        <w:rPr>
-          <w:szCs w:val="22"/>
-        </w:rPr>
-        <w:t xml:space="preserve">, rather than learning. </w:t>
-      </w:r>
-      <w:r>
-        <w:rPr>
-          <w:szCs w:val="22"/>
-        </w:rPr>
-        <w:t>If</w:t>
-      </w:r>
-      <w:r>
-        <w:rPr>
-          <w:szCs w:val="22"/>
-        </w:rPr>
-        <w:t xml:space="preserve"> compensation takes place before perceptual recalibration, t</w:t>
-      </w:r>
-      <w:r>
-        <w:rPr>
-          <w:szCs w:val="22"/>
-        </w:rPr>
-        <w:t xml:space="preserve">his would be expected to </w:t>
-      </w:r>
-      <w:r>
-        <w:rPr>
-          <w:szCs w:val="22"/>
-        </w:rPr>
-        <w:t xml:space="preserve">make the shifted </w:t>
-      </w:r>
-      <w:r>
-        <w:rPr>
-          <w:szCs w:val="22"/>
-        </w:rPr>
-        <w:t>/s/</w:t>
-      </w:r>
-      <w:r>
-        <w:rPr>
-          <w:szCs w:val="22"/>
-        </w:rPr>
-        <w:t xml:space="preserve"> tokens sound </w:t>
-      </w:r>
-      <w:r>
-        <w:rPr>
-          <w:i/>
-          <w:iCs/>
-          <w:szCs w:val="22"/>
-        </w:rPr>
-        <w:t>less</w:t>
-      </w:r>
-      <w:r>
-        <w:rPr>
-          <w:szCs w:val="22"/>
-        </w:rPr>
-        <w:t xml:space="preserve"> shifted (as it should make them sound </w:t>
-      </w:r>
-      <w:r>
-        <w:rPr>
-          <w:szCs w:val="22"/>
-        </w:rPr>
-        <w:t>less</w:t>
-      </w:r>
-      <w:r>
-        <w:rPr>
-          <w:szCs w:val="22"/>
-        </w:rPr>
-        <w:t xml:space="preserve"> </w:t>
-      </w:r>
-      <w:r>
-        <w:rPr>
-          <w:szCs w:val="22"/>
-        </w:rPr>
-        <w:t>/ʃ/</w:t>
-      </w:r>
-      <w:r>
-        <w:rPr>
-          <w:szCs w:val="22"/>
-        </w:rPr>
-        <w:t xml:space="preserve">-like) and </w:t>
-      </w:r>
-      <w:r>
-        <w:rPr>
-          <w:szCs w:val="22"/>
-        </w:rPr>
-        <w:t>to make the</w:t>
-      </w:r>
-      <w:r>
-        <w:rPr>
-          <w:szCs w:val="22"/>
-        </w:rPr>
-        <w:t xml:space="preserve"> shifted </w:t>
-      </w:r>
-      <w:r>
-        <w:rPr>
-          <w:szCs w:val="22"/>
-        </w:rPr>
-        <w:t>/ʃ/</w:t>
-      </w:r>
-      <w:r>
-        <w:rPr>
-          <w:szCs w:val="22"/>
-        </w:rPr>
-        <w:t xml:space="preserve"> tokens sound </w:t>
-      </w:r>
-      <w:r>
-        <w:rPr>
-          <w:i/>
-          <w:iCs/>
-          <w:szCs w:val="22"/>
-        </w:rPr>
-        <w:t>more</w:t>
-      </w:r>
-      <w:r>
-        <w:rPr>
-          <w:szCs w:val="22"/>
-        </w:rPr>
-        <w:t xml:space="preserve"> shifted (as it makes them sound more</w:t>
-      </w:r>
-      <w:r>
-        <w:rPr>
-          <w:szCs w:val="22"/>
-        </w:rPr>
-        <w:t xml:space="preserve"> /s/</w:t>
-      </w:r>
-      <w:r>
-        <w:rPr>
-          <w:szCs w:val="22"/>
-        </w:rPr>
-        <w:t xml:space="preserve"> like). </w:t>
-      </w:r>
-      <w:r>
-        <w:rPr>
-          <w:szCs w:val="22"/>
-        </w:rPr>
-        <w:t xml:space="preserve">Without further considerations, this should weaken the effect of the </w:t>
-      </w:r>
-      <w:r>
-        <w:rPr>
-          <w:szCs w:val="22"/>
-        </w:rPr>
-        <w:t>/s/</w:t>
-      </w:r>
-      <w:r>
-        <w:rPr>
-          <w:szCs w:val="22"/>
-        </w:rPr>
-        <w:t xml:space="preserve">-biased exposure and strengthen the effect of </w:t>
-      </w:r>
-      <w:r>
-        <w:rPr>
-          <w:szCs w:val="22"/>
-        </w:rPr>
-        <w:t>/ʃ/</w:t>
-      </w:r>
-      <w:r>
-        <w:rPr>
-          <w:szCs w:val="22"/>
-        </w:rPr>
-        <w:t xml:space="preserve">-biased exposure, leaving </w:t>
-      </w:r>
-      <w:ins w:id="62" w:author="Karboga, Gevher" w:date="2025-05-20T18:52:00Z" w16du:dateUtc="2025-05-20T22:52:00Z">
+      </w:ins>
+      <w:ins w:id="46" w:author="Cummings, Shawn" w:date="2025-05-21T14:23:00Z" w16du:dateUtc="2025-05-21T18:23:00Z">
         <w:r>
           <w:rPr>
             <w:szCs w:val="22"/>
           </w:rPr>
-          <w:t xml:space="preserve">it </w:t>
+          <w:t xml:space="preserve"> as a consequence of </w:t>
         </w:r>
       </w:ins>
-      <w:proofErr w:type="gramStart"/>
-      <w:r>
-        <w:rPr>
-          <w:szCs w:val="22"/>
-        </w:rPr>
-        <w:t>unclear</w:t>
-      </w:r>
-      <w:proofErr w:type="gramEnd"/>
-      <w:r>
-        <w:rPr>
-          <w:szCs w:val="22"/>
-        </w:rPr>
-        <w:t xml:space="preserve"> how these two effects trade off. However, it is also known that shifts larger than those typically used in perceptual recalibration experiments</w:t>
+      <w:ins w:id="47" w:author="Cummings, Shawn" w:date="2025-05-21T14:22:00Z" w16du:dateUtc="2025-05-21T18:22:00Z">
+        <w:r>
+          <w:rPr>
+            <w:szCs w:val="22"/>
+          </w:rPr>
+          <w:t xml:space="preserve"> </w:t>
+        </w:r>
+      </w:ins>
+      <w:del w:id="48" w:author="Cummings, Shawn" w:date="2025-05-21T14:23:00Z" w16du:dateUtc="2025-05-21T18:23:00Z">
+        <w:r>
+          <w:rPr>
+            <w:szCs w:val="22"/>
+          </w:rPr>
+          <w:delText xml:space="preserve"> </w:delText>
+        </w:r>
+        <w:commentRangeStart w:id="49"/>
+        <w:r>
+          <w:rPr>
+            <w:szCs w:val="22"/>
+          </w:rPr>
+          <w:delText xml:space="preserve">previously offered explanations of the blocking effect share that they appeal to </w:delText>
+        </w:r>
+      </w:del>
+      <w:r>
+        <w:rPr>
+          <w:i/>
+          <w:iCs/>
+          <w:szCs w:val="22"/>
+        </w:rPr>
+        <w:t>learning</w:t>
+      </w:r>
+      <w:r>
+        <w:rPr>
+          <w:szCs w:val="22"/>
+        </w:rPr>
+        <w:t xml:space="preserve"> and/or </w:t>
+      </w:r>
+      <w:r>
+        <w:rPr>
+          <w:i/>
+          <w:iCs/>
+          <w:szCs w:val="22"/>
+        </w:rPr>
+        <w:t>memory</w:t>
+      </w:r>
+      <w:r>
+        <w:rPr>
+          <w:szCs w:val="22"/>
+        </w:rPr>
+        <w:t>.</w:t>
+      </w:r>
+      <w:commentRangeEnd w:id="49"/>
+      <w:r>
+        <w:rPr>
+          <w:rStyle w:val="CommentReference"/>
+        </w:rPr>
+        <w:commentReference w:id="49"/>
+      </w:r>
+    </w:p>
+    <w:p>
+      <w:pPr>
+        <w:rPr>
+          <w:szCs w:val="22"/>
+        </w:rPr>
+      </w:pPr>
+      <w:r>
+        <w:rPr>
+          <w:szCs w:val="22"/>
+        </w:rPr>
+        <w:t xml:space="preserve">The results of </w:t>
+      </w:r>
+      <w:r>
+        <w:rPr>
+          <w:szCs w:val="22"/>
+        </w:rPr>
+        <w:t>our e</w:t>
+      </w:r>
+      <w:r>
+        <w:rPr>
+          <w:szCs w:val="22"/>
+        </w:rPr>
+        <w:t>xperiment</w:t>
+      </w:r>
+      <w:r>
+        <w:rPr>
+          <w:szCs w:val="22"/>
+        </w:rPr>
+        <w:t>s</w:t>
+      </w:r>
+      <w:r>
+        <w:rPr>
+          <w:szCs w:val="22"/>
+        </w:rPr>
+        <w:t xml:space="preserve"> </w:t>
+      </w:r>
+      <w:r>
+        <w:rPr>
+          <w:szCs w:val="22"/>
+        </w:rPr>
+        <w:t>raise the possibility</w:t>
+      </w:r>
+      <w:r>
+        <w:rPr>
+          <w:szCs w:val="22"/>
+        </w:rPr>
+        <w:t xml:space="preserve"> </w:t>
+      </w:r>
+      <w:r>
+        <w:rPr>
+          <w:szCs w:val="22"/>
+        </w:rPr>
+        <w:t>of another, qualitatively different, explanation:</w:t>
+      </w:r>
+      <w:r>
+        <w:rPr>
+          <w:szCs w:val="22"/>
+        </w:rPr>
+        <w:t xml:space="preserve"> </w:t>
+      </w:r>
+      <w:r>
+        <w:rPr>
+          <w:szCs w:val="22"/>
+        </w:rPr>
+        <w:t xml:space="preserve">participants might </w:t>
+      </w:r>
+      <w:r>
+        <w:rPr>
+          <w:i/>
+          <w:iCs/>
+          <w:szCs w:val="22"/>
+        </w:rPr>
+        <w:t>compensate</w:t>
+      </w:r>
+      <w:r>
+        <w:rPr>
+          <w:szCs w:val="22"/>
+        </w:rPr>
+        <w:t xml:space="preserve"> for the pen in the mouth during exposure. </w:t>
+      </w:r>
+      <w:r>
+        <w:rPr>
+          <w:szCs w:val="22"/>
+        </w:rPr>
+        <w:t xml:space="preserve">This would place the explanation in </w:t>
+      </w:r>
+      <w:r>
+        <w:rPr>
+          <w:i/>
+          <w:iCs/>
+          <w:szCs w:val="22"/>
+        </w:rPr>
+        <w:t>perception</w:t>
+      </w:r>
+      <w:r>
+        <w:rPr>
+          <w:szCs w:val="22"/>
+        </w:rPr>
+        <w:t xml:space="preserve">, rather than learning. </w:t>
+      </w:r>
+      <w:r>
+        <w:rPr>
+          <w:szCs w:val="22"/>
+        </w:rPr>
+        <w:t>If</w:t>
+      </w:r>
+      <w:r>
+        <w:rPr>
+          <w:szCs w:val="22"/>
+        </w:rPr>
+        <w:t xml:space="preserve"> compensation takes place before perceptual recalibration, t</w:t>
+      </w:r>
+      <w:r>
+        <w:rPr>
+          <w:szCs w:val="22"/>
+        </w:rPr>
+        <w:t xml:space="preserve">his would be expected to </w:t>
+      </w:r>
+      <w:r>
+        <w:rPr>
+          <w:szCs w:val="22"/>
+        </w:rPr>
+        <w:t xml:space="preserve">make the shifted </w:t>
+      </w:r>
+      <w:r>
+        <w:rPr>
+          <w:szCs w:val="22"/>
+        </w:rPr>
+        <w:t>/s/</w:t>
+      </w:r>
+      <w:r>
+        <w:rPr>
+          <w:szCs w:val="22"/>
+        </w:rPr>
+        <w:t xml:space="preserve"> tokens sound </w:t>
+      </w:r>
+      <w:r>
+        <w:rPr>
+          <w:i/>
+          <w:iCs/>
+          <w:szCs w:val="22"/>
+        </w:rPr>
+        <w:t>less</w:t>
+      </w:r>
+      <w:r>
+        <w:rPr>
+          <w:szCs w:val="22"/>
+        </w:rPr>
+        <w:t xml:space="preserve"> shifted (as it should make them sound </w:t>
+      </w:r>
+      <w:r>
+        <w:rPr>
+          <w:szCs w:val="22"/>
+        </w:rPr>
+        <w:t>less</w:t>
+      </w:r>
+      <w:r>
+        <w:rPr>
+          <w:szCs w:val="22"/>
+        </w:rPr>
+        <w:t xml:space="preserve"> </w:t>
+      </w:r>
+      <w:r>
+        <w:rPr>
+          <w:szCs w:val="22"/>
+        </w:rPr>
+        <w:t>/ʃ/</w:t>
+      </w:r>
+      <w:r>
+        <w:rPr>
+          <w:szCs w:val="22"/>
+        </w:rPr>
+        <w:t xml:space="preserve">-like) and </w:t>
+      </w:r>
+      <w:r>
+        <w:rPr>
+          <w:szCs w:val="22"/>
+        </w:rPr>
+        <w:t>to make the</w:t>
+      </w:r>
+      <w:r>
+        <w:rPr>
+          <w:szCs w:val="22"/>
+        </w:rPr>
+        <w:t xml:space="preserve"> shifted </w:t>
+      </w:r>
+      <w:r>
+        <w:rPr>
+          <w:szCs w:val="22"/>
+        </w:rPr>
+        <w:t>/ʃ/</w:t>
+      </w:r>
+      <w:r>
+        <w:rPr>
+          <w:szCs w:val="22"/>
+        </w:rPr>
+        <w:t xml:space="preserve"> tokens sound </w:t>
+      </w:r>
+      <w:r>
+        <w:rPr>
+          <w:i/>
+          <w:iCs/>
+          <w:szCs w:val="22"/>
+        </w:rPr>
+        <w:t>more</w:t>
+      </w:r>
+      <w:r>
+        <w:rPr>
+          <w:szCs w:val="22"/>
+        </w:rPr>
+        <w:t xml:space="preserve"> shifted (as it makes them sound more</w:t>
+      </w:r>
+      <w:r>
+        <w:rPr>
+          <w:szCs w:val="22"/>
+        </w:rPr>
+        <w:t xml:space="preserve"> /s/</w:t>
+      </w:r>
+      <w:r>
+        <w:rPr>
+          <w:szCs w:val="22"/>
+        </w:rPr>
+        <w:t xml:space="preserve"> like). </w:t>
+      </w:r>
+      <w:r>
+        <w:rPr>
+          <w:szCs w:val="22"/>
+        </w:rPr>
+        <w:t xml:space="preserve">Without further considerations, this should weaken the effect of the </w:t>
+      </w:r>
+      <w:r>
+        <w:rPr>
+          <w:szCs w:val="22"/>
+        </w:rPr>
+        <w:t>/s/</w:t>
+      </w:r>
+      <w:r>
+        <w:rPr>
+          <w:szCs w:val="22"/>
+        </w:rPr>
+        <w:t xml:space="preserve">-biased exposure and strengthen the effect of </w:t>
+      </w:r>
+      <w:r>
+        <w:rPr>
+          <w:szCs w:val="22"/>
+        </w:rPr>
+        <w:t>/ʃ/</w:t>
+      </w:r>
+      <w:r>
+        <w:rPr>
+          <w:szCs w:val="22"/>
+        </w:rPr>
+        <w:t xml:space="preserve">-biased exposure, leaving </w:t>
+      </w:r>
+      <w:r>
+        <w:rPr>
+          <w:szCs w:val="22"/>
+        </w:rPr>
+        <w:t xml:space="preserve">it </w:t>
+      </w:r>
+      <w:r>
+        <w:rPr>
+          <w:szCs w:val="22"/>
+        </w:rPr>
+        <w:t>unclear how these two effects trade off. However, it is also known that shifts larger than those typically used in perceptual recalibration experiments</w:t>
       </w:r>
       <w:r>
         <w:rPr>
@@ -23924,22 +23782,12 @@
         </w:rPr>
         <w:t xml:space="preserve">, </w:t>
       </w:r>
-      <w:del w:id="63" w:author="Karboga, Gevher" w:date="2025-05-20T18:54:00Z" w16du:dateUtc="2025-05-20T22:54:00Z">
-        <w:r>
-          <w:rPr>
-            <w:szCs w:val="22"/>
-          </w:rPr>
-          <w:delText>HMTL</w:delText>
-        </w:r>
-      </w:del>
-      <w:ins w:id="64" w:author="Karboga, Gevher" w:date="2025-05-20T18:54:00Z" w16du:dateUtc="2025-05-20T22:54:00Z">
-        <w:r>
-          <w:rPr>
-            <w:szCs w:val="22"/>
-          </w:rPr>
-          <w:t>HTML</w:t>
-        </w:r>
-      </w:ins>
+      <w:r>
+        <w:rPr>
+          <w:szCs w:val="22"/>
+        </w:rPr>
+        <w:t>HTML</w:t>
+      </w:r>
       <w:r>
         <w:rPr>
           <w:szCs w:val="22"/>
@@ -24061,42 +23909,36 @@
         </w:rPr>
         <w:t xml:space="preserve"> SNC proposed the experiment. SNC, G</w:t>
       </w:r>
-      <w:ins w:id="65" w:author="Karboga, Gevher" w:date="2025-05-20T18:55:00Z" w16du:dateUtc="2025-05-20T22:55:00Z">
-        <w:r>
-          <w:rPr>
-            <w:szCs w:val="22"/>
-          </w:rPr>
-          <w:t>E</w:t>
-        </w:r>
-      </w:ins>
+      <w:r>
+        <w:rPr>
+          <w:szCs w:val="22"/>
+        </w:rPr>
+        <w:t>E</w:t>
+      </w:r>
       <w:r>
         <w:rPr>
           <w:szCs w:val="22"/>
         </w:rPr>
         <w:t>K, and MY designed the experiment and developed the hypotheses, with input from TFJ. SNC created the audiovisual stimuli from the source audio and video files. TFJ and G</w:t>
       </w:r>
-      <w:ins w:id="66" w:author="Karboga, Gevher" w:date="2025-05-20T18:55:00Z" w16du:dateUtc="2025-05-20T22:55:00Z">
-        <w:r>
-          <w:rPr>
-            <w:szCs w:val="22"/>
-          </w:rPr>
-          <w:t>E</w:t>
-        </w:r>
-      </w:ins>
+      <w:r>
+        <w:rPr>
+          <w:szCs w:val="22"/>
+        </w:rPr>
+        <w:t>E</w:t>
+      </w:r>
       <w:r>
         <w:rPr>
           <w:szCs w:val="22"/>
         </w:rPr>
         <w:t>K programmed the web-based experiments. G</w:t>
       </w:r>
-      <w:ins w:id="67" w:author="Karboga, Gevher" w:date="2025-05-20T18:55:00Z" w16du:dateUtc="2025-05-20T22:55:00Z">
-        <w:r>
-          <w:rPr>
-            <w:szCs w:val="22"/>
-          </w:rPr>
-          <w:t>E</w:t>
-        </w:r>
-      </w:ins>
+      <w:r>
+        <w:rPr>
+          <w:szCs w:val="22"/>
+        </w:rPr>
+        <w:t>E</w:t>
+      </w:r>
       <w:r>
         <w:rPr>
           <w:szCs w:val="22"/>
@@ -24195,21 +24037,7 @@
         <w:rPr>
           <w:szCs w:val="22"/>
         </w:rPr>
-        <w:t xml:space="preserve">, PS 19(4). Retrieved from </w:t>
-      </w:r>
-      <w:proofErr w:type="gramStart"/>
-      <w:r>
-        <w:rPr>
-          <w:szCs w:val="22"/>
-        </w:rPr>
-        <w:t>osf.io.pj</w:t>
-      </w:r>
-      <w:proofErr w:type="gramEnd"/>
-      <w:r>
-        <w:rPr>
-          <w:szCs w:val="22"/>
-        </w:rPr>
-        <w:t xml:space="preserve">5hb. </w:t>
+        <w:t xml:space="preserve">, PS 19(4). Retrieved from osf.io.pj5hb. </w:t>
       </w:r>
     </w:p>
     <w:p>
@@ -24631,21 +24459,7 @@
         <w:rPr>
           <w:szCs w:val="22"/>
         </w:rPr>
-        <w:t xml:space="preserve">Fowler, C. A. (2004). Speech as a </w:t>
-      </w:r>
-      <w:proofErr w:type="spellStart"/>
-      <w:r>
-        <w:rPr>
-          <w:szCs w:val="22"/>
-        </w:rPr>
-        <w:t>Supramodal</w:t>
-      </w:r>
-      <w:proofErr w:type="spellEnd"/>
-      <w:r>
-        <w:rPr>
-          <w:szCs w:val="22"/>
-        </w:rPr>
-        <w:t xml:space="preserve"> or </w:t>
+        <w:t xml:space="preserve">Fowler, C. A. (2004). Speech as a Supramodal or </w:t>
       </w:r>
       <w:proofErr w:type="spellStart"/>
       <w:r>
@@ -25206,21 +25020,7 @@
         <w:rPr>
           <w:szCs w:val="22"/>
         </w:rPr>
-        <w:t xml:space="preserve">Kraljic, T., &amp; Samuel, A. G. (2011). Perceptual learning evidence for </w:t>
-      </w:r>
-      <w:proofErr w:type="gramStart"/>
-      <w:r>
-        <w:rPr>
-          <w:szCs w:val="22"/>
-        </w:rPr>
-        <w:t>contextually-specific</w:t>
-      </w:r>
-      <w:proofErr w:type="gramEnd"/>
-      <w:r>
-        <w:rPr>
-          <w:szCs w:val="22"/>
-        </w:rPr>
-        <w:t xml:space="preserve"> representations. </w:t>
+        <w:t xml:space="preserve">Kraljic, T., &amp; Samuel, A. G. (2011). Perceptual learning evidence for contextually-specific representations. </w:t>
       </w:r>
       <w:r>
         <w:rPr>
@@ -26263,16 +26063,7 @@
           <w:iCs/>
           <w:szCs w:val="22"/>
         </w:rPr>
-        <w:t xml:space="preserve">The Journal of the Acoustical Society of </w:t>
-      </w:r>
-      <w:r>
-        <w:rPr>
-          <w:i/>
-          <w:iCs/>
-          <w:szCs w:val="22"/>
-        </w:rPr>
-        <w:lastRenderedPageBreak/>
-        <w:t>America, 79(4)</w:t>
+        <w:t>The Journal of the Acoustical Society of America, 79(4)</w:t>
       </w:r>
       <w:r>
         <w:rPr>
@@ -26293,6 +26084,7 @@
         <w:rPr>
           <w:szCs w:val="22"/>
         </w:rPr>
+        <w:lastRenderedPageBreak/>
         <w:t>Viswanathan, N., &amp; Stephens, J. D. (2016). Compensation for visually specified coarticulation in liquid–stop contexts. </w:t>
       </w:r>
       <w:r>
@@ -26444,11 +26236,11 @@
         <w:spacing w:line="240" w:lineRule="auto"/>
         <w:ind w:left="360" w:hanging="360"/>
         <w:rPr>
-          <w:ins w:id="68" w:author="Cummings, Shawn" w:date="2025-05-12T20:19:00Z" w16du:dateUtc="2025-05-13T00:19:00Z"/>
-          <w:szCs w:val="22"/>
-        </w:rPr>
-      </w:pPr>
-      <w:ins w:id="69" w:author="Cummings, Shawn" w:date="2025-05-12T20:19:00Z">
+          <w:ins w:id="50" w:author="Cummings, Shawn" w:date="2025-05-12T20:19:00Z" w16du:dateUtc="2025-05-13T00:19:00Z"/>
+          <w:szCs w:val="22"/>
+        </w:rPr>
+      </w:pPr>
+      <w:ins w:id="51" w:author="Cummings, Shawn" w:date="2025-05-12T20:19:00Z">
         <w:r>
           <w:rPr>
             <w:szCs w:val="22"/>
@@ -26554,8 +26346,8 @@
 </file>
 
 <file path=word/comments.xml><?xml version="1.0" encoding="utf-8"?>
-<w:comments xmlns:wpc="http://schemas.microsoft.com/office/word/2010/wordprocessingCanvas" xmlns:cx="http://schemas.microsoft.com/office/drawing/2014/chartex" xmlns:cx1="http://schemas.microsoft.com/office/drawing/2015/9/8/chartex" xmlns:cx2="http://schemas.microsoft.com/office/drawing/2015/10/21/chartex" xmlns:cx3="http://schemas.microsoft.com/office/drawing/2016/5/9/chartex" xmlns:cx4="http://schemas.microsoft.com/office/drawing/2016/5/10/chartex" xmlns:cx5="http://schemas.microsoft.com/office/drawing/2016/5/11/chartex" xmlns:cx6="http://schemas.microsoft.com/office/drawing/2016/5/12/chartex" xmlns:cx7="http://schemas.microsoft.com/office/drawing/2016/5/13/chartex" xmlns:cx8="http://schemas.microsoft.com/office/drawing/2016/5/14/chartex" xmlns:mc="http://schemas.openxmlformats.org/markup-compatibility/2006" xmlns:aink="http://schemas.microsoft.com/office/drawing/2016/ink" xmlns:am3d="http://schemas.microsoft.com/office/drawing/2017/model3d" xmlns:o="urn:schemas-microsoft-com:office:office" xmlns:oel="http://schemas.microsoft.com/office/2019/extlst" xmlns:r="http://schemas.openxmlformats.org/officeDocument/2006/relationships" xmlns:m="http://schemas.openxmlformats.org/officeDocument/2006/math" xmlns:v="urn:schemas-microsoft-com:vml" xmlns:wp14="http://schemas.microsoft.com/office/word/2010/wordprocessingDrawing" xmlns:wp="http://schemas.openxmlformats.org/drawingml/2006/wordprocessingDrawing" xmlns:w10="urn:schemas-microsoft-com:office:word" xmlns:w="http://schemas.openxmlformats.org/wordprocessingml/2006/main" xmlns:w14="http://schemas.microsoft.com/office/word/2010/wordml" xmlns:w15="http://schemas.microsoft.com/office/word/2012/wordml" xmlns:w16cex="http://schemas.microsoft.com/office/word/2018/wordml/cex" xmlns:w16cid="http://schemas.microsoft.com/office/word/2016/wordml/cid" xmlns:w16="http://schemas.microsoft.com/office/word/2018/wordml" xmlns:w16du="http://schemas.microsoft.com/office/word/2023/wordml/word16du" xmlns:w16sdtdh="http://schemas.microsoft.com/office/word/2020/wordml/sdtdatahash" xmlns:w16sdtfl="http://schemas.microsoft.com/office/word/2024/wordml/sdtformatlock" xmlns:w16se="http://schemas.microsoft.com/office/word/2015/wordml/symex" xmlns:wpg="http://schemas.microsoft.com/office/word/2010/wordprocessingGroup" xmlns:wpi="http://schemas.microsoft.com/office/word/2010/wordprocessingInk" xmlns:wne="http://schemas.microsoft.com/office/word/2006/wordml" xmlns:wps="http://schemas.microsoft.com/office/word/2010/wordprocessingShape" mc:Ignorable="w14 w15 w16se w16cid w16 w16cex w16sdtdh w16sdtfl w16du wp14">
-  <w:comment w:id="5" w:author="Jaeger, Florian" w:date="2025-05-11T17:22:00Z" w:initials="TJ">
+<w:comments xmlns:wpc="http://schemas.microsoft.com/office/word/2010/wordprocessingCanvas" xmlns:cx="http://schemas.microsoft.com/office/drawing/2014/chartex" xmlns:cx1="http://schemas.microsoft.com/office/drawing/2015/9/8/chartex" xmlns:cx2="http://schemas.microsoft.com/office/drawing/2015/10/21/chartex" xmlns:cx3="http://schemas.microsoft.com/office/drawing/2016/5/9/chartex" xmlns:cx4="http://schemas.microsoft.com/office/drawing/2016/5/10/chartex" xmlns:cx5="http://schemas.microsoft.com/office/drawing/2016/5/11/chartex" xmlns:cx6="http://schemas.microsoft.com/office/drawing/2016/5/12/chartex" xmlns:cx7="http://schemas.microsoft.com/office/drawing/2016/5/13/chartex" xmlns:cx8="http://schemas.microsoft.com/office/drawing/2016/5/14/chartex" xmlns:mc="http://schemas.openxmlformats.org/markup-compatibility/2006" xmlns:aink="http://schemas.microsoft.com/office/drawing/2016/ink" xmlns:am3d="http://schemas.microsoft.com/office/drawing/2017/model3d" xmlns:o="urn:schemas-microsoft-com:office:office" xmlns:oel="http://schemas.microsoft.com/office/2019/extlst" xmlns:r="http://schemas.openxmlformats.org/officeDocument/2006/relationships" xmlns:m="http://schemas.openxmlformats.org/officeDocument/2006/math" xmlns:v="urn:schemas-microsoft-com:vml" xmlns:wp14="http://schemas.microsoft.com/office/word/2010/wordprocessingDrawing" xmlns:wp="http://schemas.openxmlformats.org/drawingml/2006/wordprocessingDrawing" xmlns:w10="urn:schemas-microsoft-com:office:word" xmlns:w="http://schemas.openxmlformats.org/wordprocessingml/2006/main" xmlns:w14="http://schemas.microsoft.com/office/word/2010/wordml" xmlns:w15="http://schemas.microsoft.com/office/word/2012/wordml" xmlns:w16cex="http://schemas.microsoft.com/office/word/2018/wordml/cex" xmlns:w16cid="http://schemas.microsoft.com/office/word/2016/wordml/cid" xmlns:w16="http://schemas.microsoft.com/office/word/2018/wordml" xmlns:w16du="http://schemas.microsoft.com/office/word/2023/wordml/word16du" xmlns:w16sdtdh="http://schemas.microsoft.com/office/word/2020/wordml/sdtdatahash" xmlns:w16se="http://schemas.microsoft.com/office/word/2015/wordml/symex" xmlns:wpg="http://schemas.microsoft.com/office/word/2010/wordprocessingGroup" xmlns:wpi="http://schemas.microsoft.com/office/word/2010/wordprocessingInk" xmlns:wne="http://schemas.microsoft.com/office/word/2006/wordml" xmlns:wps="http://schemas.microsoft.com/office/word/2010/wordprocessingShape" mc:Ignorable="w14 w15 w16se w16cid w16 w16cex w16sdtdh w16du wp14">
+  <w:comment w:id="1" w:author="Jaeger, Florian" w:date="2025-05-11T17:22:00Z" w:initials="TJ">
     <w:p>
       <w:pPr>
         <w:jc w:val="left"/>
@@ -26574,7 +26366,7 @@
       </w:r>
     </w:p>
   </w:comment>
-  <w:comment w:id="6" w:author="Cummings, Shawn" w:date="2025-05-12T20:36:00Z" w:initials="SC">
+  <w:comment w:id="2" w:author="Cummings, Shawn" w:date="2025-05-12T20:36:00Z" w:initials="SC">
     <w:p>
       <w:pPr>
         <w:jc w:val="left"/>
@@ -26590,7 +26382,7 @@
       </w:r>
     </w:p>
   </w:comment>
-  <w:comment w:id="12" w:author="Jaeger, Florian" w:date="2025-05-11T16:16:00Z" w:initials="TJ">
+  <w:comment w:id="9" w:author="Jaeger, Florian" w:date="2025-05-11T16:16:00Z" w:initials="TJ">
     <w:p>
       <w:pPr>
         <w:jc w:val="left"/>
@@ -26609,7 +26401,7 @@
       </w:r>
     </w:p>
   </w:comment>
-  <w:comment w:id="10" w:author="Cummings, Shawn" w:date="2025-05-09T12:59:00Z" w:initials="SC">
+  <w:comment w:id="7" w:author="Cummings, Shawn" w:date="2025-05-09T12:59:00Z" w:initials="SC">
     <w:p>
       <w:pPr>
         <w:jc w:val="left"/>
@@ -26625,7 +26417,7 @@
       </w:r>
     </w:p>
   </w:comment>
-  <w:comment w:id="11" w:author="Cummings, Shawn" w:date="2025-05-09T13:12:00Z" w:initials="SC">
+  <w:comment w:id="8" w:author="Cummings, Shawn" w:date="2025-05-09T13:12:00Z" w:initials="SC">
     <w:p>
       <w:pPr>
         <w:jc w:val="left"/>
@@ -26641,7 +26433,7 @@
       </w:r>
     </w:p>
   </w:comment>
-  <w:comment w:id="16" w:author="Jaeger, Florian" w:date="2025-05-11T16:19:00Z" w:initials="TJ">
+  <w:comment w:id="12" w:author="Jaeger, Florian" w:date="2025-05-11T16:19:00Z" w:initials="TJ">
     <w:p>
       <w:pPr>
         <w:jc w:val="left"/>
@@ -26671,7 +26463,7 @@
       </w:r>
     </w:p>
   </w:comment>
-  <w:comment w:id="17" w:author="Cummings, Shawn" w:date="2025-05-12T20:37:00Z" w:initials="SC">
+  <w:comment w:id="13" w:author="Cummings, Shawn" w:date="2025-05-12T20:37:00Z" w:initials="SC">
     <w:p>
       <w:pPr>
         <w:jc w:val="left"/>
@@ -26687,7 +26479,7 @@
       </w:r>
     </w:p>
   </w:comment>
-  <w:comment w:id="23" w:author="Jaeger, Florian" w:date="2025-05-11T16:22:00Z" w:initials="TJ">
+  <w:comment w:id="15" w:author="Jaeger, Florian" w:date="2025-05-11T16:22:00Z" w:initials="TJ">
     <w:p>
       <w:pPr>
         <w:jc w:val="left"/>
@@ -26706,7 +26498,7 @@
       </w:r>
     </w:p>
   </w:comment>
-  <w:comment w:id="24" w:author="Jaeger, Florian" w:date="2025-05-11T16:22:00Z" w:initials="TJ">
+  <w:comment w:id="16" w:author="Jaeger, Florian" w:date="2025-05-11T16:22:00Z" w:initials="TJ">
     <w:p>
       <w:pPr>
         <w:jc w:val="left"/>
@@ -26725,7 +26517,7 @@
       </w:r>
     </w:p>
   </w:comment>
-  <w:comment w:id="28" w:author="Jaeger, Florian" w:date="2025-05-11T17:36:00Z" w:initials="TJ">
+  <w:comment w:id="20" w:author="Jaeger, Florian" w:date="2025-05-11T17:36:00Z" w:initials="TJ">
     <w:p>
       <w:pPr>
         <w:jc w:val="left"/>
@@ -26744,7 +26536,7 @@
       </w:r>
     </w:p>
   </w:comment>
-  <w:comment w:id="29" w:author="Jaeger, Florian" w:date="2025-05-11T17:37:00Z" w:initials="TJ">
+  <w:comment w:id="21" w:author="Jaeger, Florian" w:date="2025-05-11T17:37:00Z" w:initials="TJ">
     <w:p>
       <w:pPr>
         <w:jc w:val="left"/>
@@ -26763,7 +26555,7 @@
       </w:r>
     </w:p>
   </w:comment>
-  <w:comment w:id="30" w:author="Cummings, Shawn" w:date="2025-05-12T20:55:00Z" w:initials="SC">
+  <w:comment w:id="22" w:author="Cummings, Shawn" w:date="2025-05-12T20:55:00Z" w:initials="SC">
     <w:p>
       <w:pPr>
         <w:jc w:val="left"/>
@@ -26779,7 +26571,7 @@
       </w:r>
     </w:p>
   </w:comment>
-  <w:comment w:id="33" w:author="Jaeger, Florian" w:date="2025-05-11T17:39:00Z" w:initials="TJ">
+  <w:comment w:id="25" w:author="Jaeger, Florian" w:date="2025-05-11T17:39:00Z" w:initials="TJ">
     <w:p>
       <w:pPr>
         <w:jc w:val="left"/>
@@ -26798,7 +26590,7 @@
       </w:r>
     </w:p>
   </w:comment>
-  <w:comment w:id="43" w:author="Karboga, Gevher" w:date="2025-05-20T18:47:00Z" w:initials="GK">
+  <w:comment w:id="29" w:author="Karboga, Gevher" w:date="2025-05-20T18:47:00Z" w:initials="GK">
     <w:p>
       <w:pPr>
         <w:jc w:val="left"/>
@@ -26817,7 +26609,7 @@
       </w:r>
     </w:p>
   </w:comment>
-  <w:comment w:id="45" w:author="Jaeger, Florian" w:date="2025-05-11T16:49:00Z" w:initials="TJ">
+  <w:comment w:id="30" w:author="Jaeger, Florian" w:date="2025-05-11T16:49:00Z" w:initials="TJ">
     <w:p>
       <w:pPr>
         <w:jc w:val="left"/>
@@ -26836,7 +26628,7 @@
       </w:r>
     </w:p>
   </w:comment>
-  <w:comment w:id="46" w:author="Cummings, Shawn" w:date="2025-05-12T21:09:00Z" w:initials="SC">
+  <w:comment w:id="31" w:author="Cummings, Shawn" w:date="2025-05-12T21:09:00Z" w:initials="SC">
     <w:p>
       <w:pPr>
         <w:jc w:val="left"/>
@@ -26852,7 +26644,7 @@
       </w:r>
     </w:p>
   </w:comment>
-  <w:comment w:id="55" w:author="Jaeger, Florian" w:date="2025-05-11T16:53:00Z" w:initials="TJ">
+  <w:comment w:id="40" w:author="Jaeger, Florian" w:date="2025-05-11T16:53:00Z" w:initials="TJ">
     <w:p>
       <w:pPr>
         <w:jc w:val="left"/>
@@ -26871,7 +26663,7 @@
       </w:r>
     </w:p>
   </w:comment>
-  <w:comment w:id="61" w:author="Karboga, Gevher" w:date="2025-05-20T18:50:00Z" w:initials="GK">
+  <w:comment w:id="49" w:author="Karboga, Gevher" w:date="2025-05-20T18:50:00Z" w:initials="GK">
     <w:p>
       <w:pPr>
         <w:jc w:val="left"/>
@@ -26894,7 +26686,7 @@
 </file>
 
 <file path=word/commentsExtended.xml><?xml version="1.0" encoding="utf-8"?>
-<w15:commentsEx xmlns:wpc="http://schemas.microsoft.com/office/word/2010/wordprocessingCanvas" xmlns:cx="http://schemas.microsoft.com/office/drawing/2014/chartex" xmlns:cx1="http://schemas.microsoft.com/office/drawing/2015/9/8/chartex" xmlns:cx2="http://schemas.microsoft.com/office/drawing/2015/10/21/chartex" xmlns:cx3="http://schemas.microsoft.com/office/drawing/2016/5/9/chartex" xmlns:cx4="http://schemas.microsoft.com/office/drawing/2016/5/10/chartex" xmlns:cx5="http://schemas.microsoft.com/office/drawing/2016/5/11/chartex" xmlns:cx6="http://schemas.microsoft.com/office/drawing/2016/5/12/chartex" xmlns:cx7="http://schemas.microsoft.com/office/drawing/2016/5/13/chartex" xmlns:cx8="http://schemas.microsoft.com/office/drawing/2016/5/14/chartex" xmlns:mc="http://schemas.openxmlformats.org/markup-compatibility/2006" xmlns:aink="http://schemas.microsoft.com/office/drawing/2016/ink" xmlns:am3d="http://schemas.microsoft.com/office/drawing/2017/model3d" xmlns:o="urn:schemas-microsoft-com:office:office" xmlns:oel="http://schemas.microsoft.com/office/2019/extlst" xmlns:r="http://schemas.openxmlformats.org/officeDocument/2006/relationships" xmlns:m="http://schemas.openxmlformats.org/officeDocument/2006/math" xmlns:v="urn:schemas-microsoft-com:vml" xmlns:wp14="http://schemas.microsoft.com/office/word/2010/wordprocessingDrawing" xmlns:wp="http://schemas.openxmlformats.org/drawingml/2006/wordprocessingDrawing" xmlns:w10="urn:schemas-microsoft-com:office:word" xmlns:w="http://schemas.openxmlformats.org/wordprocessingml/2006/main" xmlns:w14="http://schemas.microsoft.com/office/word/2010/wordml" xmlns:w15="http://schemas.microsoft.com/office/word/2012/wordml" xmlns:w16cex="http://schemas.microsoft.com/office/word/2018/wordml/cex" xmlns:w16cid="http://schemas.microsoft.com/office/word/2016/wordml/cid" xmlns:w16="http://schemas.microsoft.com/office/word/2018/wordml" xmlns:w16du="http://schemas.microsoft.com/office/word/2023/wordml/word16du" xmlns:w16sdtdh="http://schemas.microsoft.com/office/word/2020/wordml/sdtdatahash" xmlns:w16sdtfl="http://schemas.microsoft.com/office/word/2024/wordml/sdtformatlock" xmlns:w16se="http://schemas.microsoft.com/office/word/2015/wordml/symex" xmlns:wpg="http://schemas.microsoft.com/office/word/2010/wordprocessingGroup" xmlns:wpi="http://schemas.microsoft.com/office/word/2010/wordprocessingInk" xmlns:wne="http://schemas.microsoft.com/office/word/2006/wordml" xmlns:wps="http://schemas.microsoft.com/office/word/2010/wordprocessingShape" mc:Ignorable="w14 w15 w16se w16cid w16 w16cex w16sdtdh w16sdtfl w16du wp14">
+<w15:commentsEx xmlns:wpc="http://schemas.microsoft.com/office/word/2010/wordprocessingCanvas" xmlns:cx="http://schemas.microsoft.com/office/drawing/2014/chartex" xmlns:cx1="http://schemas.microsoft.com/office/drawing/2015/9/8/chartex" xmlns:cx2="http://schemas.microsoft.com/office/drawing/2015/10/21/chartex" xmlns:cx3="http://schemas.microsoft.com/office/drawing/2016/5/9/chartex" xmlns:cx4="http://schemas.microsoft.com/office/drawing/2016/5/10/chartex" xmlns:cx5="http://schemas.microsoft.com/office/drawing/2016/5/11/chartex" xmlns:cx6="http://schemas.microsoft.com/office/drawing/2016/5/12/chartex" xmlns:cx7="http://schemas.microsoft.com/office/drawing/2016/5/13/chartex" xmlns:cx8="http://schemas.microsoft.com/office/drawing/2016/5/14/chartex" xmlns:mc="http://schemas.openxmlformats.org/markup-compatibility/2006" xmlns:aink="http://schemas.microsoft.com/office/drawing/2016/ink" xmlns:am3d="http://schemas.microsoft.com/office/drawing/2017/model3d" xmlns:o="urn:schemas-microsoft-com:office:office" xmlns:oel="http://schemas.microsoft.com/office/2019/extlst" xmlns:r="http://schemas.openxmlformats.org/officeDocument/2006/relationships" xmlns:m="http://schemas.openxmlformats.org/officeDocument/2006/math" xmlns:v="urn:schemas-microsoft-com:vml" xmlns:wp14="http://schemas.microsoft.com/office/word/2010/wordprocessingDrawing" xmlns:wp="http://schemas.openxmlformats.org/drawingml/2006/wordprocessingDrawing" xmlns:w10="urn:schemas-microsoft-com:office:word" xmlns:w="http://schemas.openxmlformats.org/wordprocessingml/2006/main" xmlns:w14="http://schemas.microsoft.com/office/word/2010/wordml" xmlns:w15="http://schemas.microsoft.com/office/word/2012/wordml" xmlns:w16cex="http://schemas.microsoft.com/office/word/2018/wordml/cex" xmlns:w16cid="http://schemas.microsoft.com/office/word/2016/wordml/cid" xmlns:w16="http://schemas.microsoft.com/office/word/2018/wordml" xmlns:w16du="http://schemas.microsoft.com/office/word/2023/wordml/word16du" xmlns:w16sdtdh="http://schemas.microsoft.com/office/word/2020/wordml/sdtdatahash" xmlns:w16se="http://schemas.microsoft.com/office/word/2015/wordml/symex" xmlns:wpg="http://schemas.microsoft.com/office/word/2010/wordprocessingGroup" xmlns:wpi="http://schemas.microsoft.com/office/word/2010/wordprocessingInk" xmlns:wne="http://schemas.microsoft.com/office/word/2006/wordml" xmlns:wps="http://schemas.microsoft.com/office/word/2010/wordprocessingShape" mc:Ignorable="w14 w15 w16se w16cid w16 w16cex w16sdtdh w16du wp14">
   <w15:commentEx w15:paraId="4DDBF32D" w15:done="0"/>
   <w15:commentEx w15:paraId="1486FF83" w15:paraIdParent="4DDBF32D" w15:done="0"/>
   <w15:commentEx w15:paraId="2245456D" w15:done="0"/>
@@ -26917,7 +26709,7 @@
 </file>
 
 <file path=word/commentsExtensible.xml><?xml version="1.0" encoding="utf-8"?>
-<w16cex:commentsExtensible xmlns:wpc="http://schemas.microsoft.com/office/word/2010/wordprocessingCanvas" xmlns:cx="http://schemas.microsoft.com/office/drawing/2014/chartex" xmlns:cx1="http://schemas.microsoft.com/office/drawing/2015/9/8/chartex" xmlns:cx2="http://schemas.microsoft.com/office/drawing/2015/10/21/chartex" xmlns:cx3="http://schemas.microsoft.com/office/drawing/2016/5/9/chartex" xmlns:cx4="http://schemas.microsoft.com/office/drawing/2016/5/10/chartex" xmlns:cx5="http://schemas.microsoft.com/office/drawing/2016/5/11/chartex" xmlns:cx6="http://schemas.microsoft.com/office/drawing/2016/5/12/chartex" xmlns:cx7="http://schemas.microsoft.com/office/drawing/2016/5/13/chartex" xmlns:cx8="http://schemas.microsoft.com/office/drawing/2016/5/14/chartex" xmlns:cr="http://schemas.microsoft.com/office/comments/2020/reactions" xmlns:mc="http://schemas.openxmlformats.org/markup-compatibility/2006" xmlns:aink="http://schemas.microsoft.com/office/drawing/2016/ink" xmlns:am3d="http://schemas.microsoft.com/office/drawing/2017/model3d" xmlns:o="urn:schemas-microsoft-com:office:office" xmlns:oel="http://schemas.microsoft.com/office/2019/extlst" xmlns:r="http://schemas.openxmlformats.org/officeDocument/2006/relationships" xmlns:m="http://schemas.openxmlformats.org/officeDocument/2006/math" xmlns:v="urn:schemas-microsoft-com:vml" xmlns:wp14="http://schemas.microsoft.com/office/word/2010/wordprocessingDrawing" xmlns:wp="http://schemas.openxmlformats.org/drawingml/2006/wordprocessingDrawing" xmlns:w10="urn:schemas-microsoft-com:office:word" xmlns:w="http://schemas.openxmlformats.org/wordprocessingml/2006/main" xmlns:w14="http://schemas.microsoft.com/office/word/2010/wordml" xmlns:w15="http://schemas.microsoft.com/office/word/2012/wordml" xmlns:w16cex="http://schemas.microsoft.com/office/word/2018/wordml/cex" xmlns:w16cid="http://schemas.microsoft.com/office/word/2016/wordml/cid" xmlns:w16="http://schemas.microsoft.com/office/word/2018/wordml" xmlns:w16du="http://schemas.microsoft.com/office/word/2023/wordml/word16du" xmlns:w16sdtdh="http://schemas.microsoft.com/office/word/2020/wordml/sdtdatahash" xmlns:w16sdtfl="http://schemas.microsoft.com/office/word/2024/wordml/sdtformatlock" xmlns:w16se="http://schemas.microsoft.com/office/word/2015/wordml/symex" xmlns:wpg="http://schemas.microsoft.com/office/word/2010/wordprocessingGroup" xmlns:wpi="http://schemas.microsoft.com/office/word/2010/wordprocessingInk" xmlns:wne="http://schemas.microsoft.com/office/word/2006/wordml" xmlns:wps="http://schemas.microsoft.com/office/word/2010/wordprocessingShape" mc:Ignorable="w14 w15 w16se w16cid w16 w16cex w16sdtdh w16sdtfl cr w16du wp14">
+<w16cex:commentsExtensible xmlns:wpc="http://schemas.microsoft.com/office/word/2010/wordprocessingCanvas" xmlns:cx="http://schemas.microsoft.com/office/drawing/2014/chartex" xmlns:cx1="http://schemas.microsoft.com/office/drawing/2015/9/8/chartex" xmlns:cx2="http://schemas.microsoft.com/office/drawing/2015/10/21/chartex" xmlns:cx3="http://schemas.microsoft.com/office/drawing/2016/5/9/chartex" xmlns:cx4="http://schemas.microsoft.com/office/drawing/2016/5/10/chartex" xmlns:cx5="http://schemas.microsoft.com/office/drawing/2016/5/11/chartex" xmlns:cx6="http://schemas.microsoft.com/office/drawing/2016/5/12/chartex" xmlns:cx7="http://schemas.microsoft.com/office/drawing/2016/5/13/chartex" xmlns:cx8="http://schemas.microsoft.com/office/drawing/2016/5/14/chartex" xmlns:cr="http://schemas.microsoft.com/office/comments/2020/reactions" xmlns:mc="http://schemas.openxmlformats.org/markup-compatibility/2006" xmlns:aink="http://schemas.microsoft.com/office/drawing/2016/ink" xmlns:am3d="http://schemas.microsoft.com/office/drawing/2017/model3d" xmlns:o="urn:schemas-microsoft-com:office:office" xmlns:oel="http://schemas.microsoft.com/office/2019/extlst" xmlns:r="http://schemas.openxmlformats.org/officeDocument/2006/relationships" xmlns:m="http://schemas.openxmlformats.org/officeDocument/2006/math" xmlns:v="urn:schemas-microsoft-com:vml" xmlns:wp14="http://schemas.microsoft.com/office/word/2010/wordprocessingDrawing" xmlns:wp="http://schemas.openxmlformats.org/drawingml/2006/wordprocessingDrawing" xmlns:w10="urn:schemas-microsoft-com:office:word" xmlns:w="http://schemas.openxmlformats.org/wordprocessingml/2006/main" xmlns:w14="http://schemas.microsoft.com/office/word/2010/wordml" xmlns:w15="http://schemas.microsoft.com/office/word/2012/wordml" xmlns:w16cex="http://schemas.microsoft.com/office/word/2018/wordml/cex" xmlns:w16cid="http://schemas.microsoft.com/office/word/2016/wordml/cid" xmlns:w16="http://schemas.microsoft.com/office/word/2018/wordml" xmlns:w16du="http://schemas.microsoft.com/office/word/2023/wordml/word16du" xmlns:w16sdtdh="http://schemas.microsoft.com/office/word/2020/wordml/sdtdatahash" xmlns:w16se="http://schemas.microsoft.com/office/word/2015/wordml/symex" xmlns:wpg="http://schemas.microsoft.com/office/word/2010/wordprocessingGroup" xmlns:wpi="http://schemas.microsoft.com/office/word/2010/wordprocessingInk" xmlns:wne="http://schemas.microsoft.com/office/word/2006/wordml" xmlns:wps="http://schemas.microsoft.com/office/word/2010/wordprocessingShape" mc:Ignorable="w14 w15 w16se w16cid w16 w16cex w16sdtdh cr w16du wp14">
   <w16cex:commentExtensible w16cex:durableId="2D808FF6" w16cex:dateUtc="2025-05-11T21:22:00Z"/>
   <w16cex:commentExtensible w16cex:durableId="4DB993EE" w16cex:dateUtc="2025-05-13T00:36:00Z"/>
   <w16cex:commentExtensible w16cex:durableId="6685186B" w16cex:dateUtc="2025-05-11T20:16:00Z"/>
@@ -26940,7 +26732,7 @@
 </file>
 
 <file path=word/commentsIds.xml><?xml version="1.0" encoding="utf-8"?>
-<w16cid:commentsIds xmlns:wpc="http://schemas.microsoft.com/office/word/2010/wordprocessingCanvas" xmlns:cx="http://schemas.microsoft.com/office/drawing/2014/chartex" xmlns:cx1="http://schemas.microsoft.com/office/drawing/2015/9/8/chartex" xmlns:cx2="http://schemas.microsoft.com/office/drawing/2015/10/21/chartex" xmlns:cx3="http://schemas.microsoft.com/office/drawing/2016/5/9/chartex" xmlns:cx4="http://schemas.microsoft.com/office/drawing/2016/5/10/chartex" xmlns:cx5="http://schemas.microsoft.com/office/drawing/2016/5/11/chartex" xmlns:cx6="http://schemas.microsoft.com/office/drawing/2016/5/12/chartex" xmlns:cx7="http://schemas.microsoft.com/office/drawing/2016/5/13/chartex" xmlns:cx8="http://schemas.microsoft.com/office/drawing/2016/5/14/chartex" xmlns:mc="http://schemas.openxmlformats.org/markup-compatibility/2006" xmlns:aink="http://schemas.microsoft.com/office/drawing/2016/ink" xmlns:am3d="http://schemas.microsoft.com/office/drawing/2017/model3d" xmlns:o="urn:schemas-microsoft-com:office:office" xmlns:oel="http://schemas.microsoft.com/office/2019/extlst" xmlns:r="http://schemas.openxmlformats.org/officeDocument/2006/relationships" xmlns:m="http://schemas.openxmlformats.org/officeDocument/2006/math" xmlns:v="urn:schemas-microsoft-com:vml" xmlns:wp14="http://schemas.microsoft.com/office/word/2010/wordprocessingDrawing" xmlns:wp="http://schemas.openxmlformats.org/drawingml/2006/wordprocessingDrawing" xmlns:w10="urn:schemas-microsoft-com:office:word" xmlns:w="http://schemas.openxmlformats.org/wordprocessingml/2006/main" xmlns:w14="http://schemas.microsoft.com/office/word/2010/wordml" xmlns:w15="http://schemas.microsoft.com/office/word/2012/wordml" xmlns:w16cex="http://schemas.microsoft.com/office/word/2018/wordml/cex" xmlns:w16cid="http://schemas.microsoft.com/office/word/2016/wordml/cid" xmlns:w16="http://schemas.microsoft.com/office/word/2018/wordml" xmlns:w16du="http://schemas.microsoft.com/office/word/2023/wordml/word16du" xmlns:w16sdtdh="http://schemas.microsoft.com/office/word/2020/wordml/sdtdatahash" xmlns:w16sdtfl="http://schemas.microsoft.com/office/word/2024/wordml/sdtformatlock" xmlns:w16se="http://schemas.microsoft.com/office/word/2015/wordml/symex" xmlns:wpg="http://schemas.microsoft.com/office/word/2010/wordprocessingGroup" xmlns:wpi="http://schemas.microsoft.com/office/word/2010/wordprocessingInk" xmlns:wne="http://schemas.microsoft.com/office/word/2006/wordml" xmlns:wps="http://schemas.microsoft.com/office/word/2010/wordprocessingShape" mc:Ignorable="w14 w15 w16se w16cid w16 w16cex w16sdtdh w16sdtfl w16du wp14">
+<w16cid:commentsIds xmlns:wpc="http://schemas.microsoft.com/office/word/2010/wordprocessingCanvas" xmlns:cx="http://schemas.microsoft.com/office/drawing/2014/chartex" xmlns:cx1="http://schemas.microsoft.com/office/drawing/2015/9/8/chartex" xmlns:cx2="http://schemas.microsoft.com/office/drawing/2015/10/21/chartex" xmlns:cx3="http://schemas.microsoft.com/office/drawing/2016/5/9/chartex" xmlns:cx4="http://schemas.microsoft.com/office/drawing/2016/5/10/chartex" xmlns:cx5="http://schemas.microsoft.com/office/drawing/2016/5/11/chartex" xmlns:cx6="http://schemas.microsoft.com/office/drawing/2016/5/12/chartex" xmlns:cx7="http://schemas.microsoft.com/office/drawing/2016/5/13/chartex" xmlns:cx8="http://schemas.microsoft.com/office/drawing/2016/5/14/chartex" xmlns:mc="http://schemas.openxmlformats.org/markup-compatibility/2006" xmlns:aink="http://schemas.microsoft.com/office/drawing/2016/ink" xmlns:am3d="http://schemas.microsoft.com/office/drawing/2017/model3d" xmlns:o="urn:schemas-microsoft-com:office:office" xmlns:oel="http://schemas.microsoft.com/office/2019/extlst" xmlns:r="http://schemas.openxmlformats.org/officeDocument/2006/relationships" xmlns:m="http://schemas.openxmlformats.org/officeDocument/2006/math" xmlns:v="urn:schemas-microsoft-com:vml" xmlns:wp14="http://schemas.microsoft.com/office/word/2010/wordprocessingDrawing" xmlns:wp="http://schemas.openxmlformats.org/drawingml/2006/wordprocessingDrawing" xmlns:w10="urn:schemas-microsoft-com:office:word" xmlns:w="http://schemas.openxmlformats.org/wordprocessingml/2006/main" xmlns:w14="http://schemas.microsoft.com/office/word/2010/wordml" xmlns:w15="http://schemas.microsoft.com/office/word/2012/wordml" xmlns:w16cex="http://schemas.microsoft.com/office/word/2018/wordml/cex" xmlns:w16cid="http://schemas.microsoft.com/office/word/2016/wordml/cid" xmlns:w16="http://schemas.microsoft.com/office/word/2018/wordml" xmlns:w16du="http://schemas.microsoft.com/office/word/2023/wordml/word16du" xmlns:w16sdtdh="http://schemas.microsoft.com/office/word/2020/wordml/sdtdatahash" xmlns:w16se="http://schemas.microsoft.com/office/word/2015/wordml/symex" xmlns:wpg="http://schemas.microsoft.com/office/word/2010/wordprocessingGroup" xmlns:wpi="http://schemas.microsoft.com/office/word/2010/wordprocessingInk" xmlns:wne="http://schemas.microsoft.com/office/word/2006/wordml" xmlns:wps="http://schemas.microsoft.com/office/word/2010/wordprocessingShape" mc:Ignorable="w14 w15 w16se w16cid w16 w16cex w16sdtdh w16du wp14">
   <w16cid:commentId w16cid:paraId="4DDBF32D" w16cid:durableId="2D808FF6"/>
   <w16cid:commentId w16cid:paraId="1486FF83" w16cid:durableId="4DB993EE"/>
   <w16cid:commentId w16cid:paraId="2245456D" w16cid:durableId="6685186B"/>
@@ -26963,7 +26755,7 @@
 </file>
 
 <file path=word/endnotes.xml><?xml version="1.0" encoding="utf-8"?>
-<w:endnotes xmlns:wpc="http://schemas.microsoft.com/office/word/2010/wordprocessingCanvas" xmlns:cx="http://schemas.microsoft.com/office/drawing/2014/chartex" xmlns:cx1="http://schemas.microsoft.com/office/drawing/2015/9/8/chartex" xmlns:cx2="http://schemas.microsoft.com/office/drawing/2015/10/21/chartex" xmlns:cx3="http://schemas.microsoft.com/office/drawing/2016/5/9/chartex" xmlns:cx4="http://schemas.microsoft.com/office/drawing/2016/5/10/chartex" xmlns:cx5="http://schemas.microsoft.com/office/drawing/2016/5/11/chartex" xmlns:cx6="http://schemas.microsoft.com/office/drawing/2016/5/12/chartex" xmlns:cx7="http://schemas.microsoft.com/office/drawing/2016/5/13/chartex" xmlns:cx8="http://schemas.microsoft.com/office/drawing/2016/5/14/chartex" xmlns:mc="http://schemas.openxmlformats.org/markup-compatibility/2006" xmlns:aink="http://schemas.microsoft.com/office/drawing/2016/ink" xmlns:am3d="http://schemas.microsoft.com/office/drawing/2017/model3d" xmlns:o="urn:schemas-microsoft-com:office:office" xmlns:oel="http://schemas.microsoft.com/office/2019/extlst" xmlns:r="http://schemas.openxmlformats.org/officeDocument/2006/relationships" xmlns:m="http://schemas.openxmlformats.org/officeDocument/2006/math" xmlns:v="urn:schemas-microsoft-com:vml" xmlns:wp14="http://schemas.microsoft.com/office/word/2010/wordprocessingDrawing" xmlns:wp="http://schemas.openxmlformats.org/drawingml/2006/wordprocessingDrawing" xmlns:w10="urn:schemas-microsoft-com:office:word" xmlns:w="http://schemas.openxmlformats.org/wordprocessingml/2006/main" xmlns:w14="http://schemas.microsoft.com/office/word/2010/wordml" xmlns:w15="http://schemas.microsoft.com/office/word/2012/wordml" xmlns:w16cex="http://schemas.microsoft.com/office/word/2018/wordml/cex" xmlns:w16cid="http://schemas.microsoft.com/office/word/2016/wordml/cid" xmlns:w16="http://schemas.microsoft.com/office/word/2018/wordml" xmlns:w16du="http://schemas.microsoft.com/office/word/2023/wordml/word16du" xmlns:w16sdtdh="http://schemas.microsoft.com/office/word/2020/wordml/sdtdatahash" xmlns:w16sdtfl="http://schemas.microsoft.com/office/word/2024/wordml/sdtformatlock" xmlns:w16se="http://schemas.microsoft.com/office/word/2015/wordml/symex" xmlns:wpg="http://schemas.microsoft.com/office/word/2010/wordprocessingGroup" xmlns:wpi="http://schemas.microsoft.com/office/word/2010/wordprocessingInk" xmlns:wne="http://schemas.microsoft.com/office/word/2006/wordml" xmlns:wps="http://schemas.microsoft.com/office/word/2010/wordprocessingShape" mc:Ignorable="w14 w15 w16se w16cid w16 w16cex w16sdtdh w16sdtfl w16du wp14">
+<w:endnotes xmlns:wpc="http://schemas.microsoft.com/office/word/2010/wordprocessingCanvas" xmlns:cx="http://schemas.microsoft.com/office/drawing/2014/chartex" xmlns:cx1="http://schemas.microsoft.com/office/drawing/2015/9/8/chartex" xmlns:cx2="http://schemas.microsoft.com/office/drawing/2015/10/21/chartex" xmlns:cx3="http://schemas.microsoft.com/office/drawing/2016/5/9/chartex" xmlns:cx4="http://schemas.microsoft.com/office/drawing/2016/5/10/chartex" xmlns:cx5="http://schemas.microsoft.com/office/drawing/2016/5/11/chartex" xmlns:cx6="http://schemas.microsoft.com/office/drawing/2016/5/12/chartex" xmlns:cx7="http://schemas.microsoft.com/office/drawing/2016/5/13/chartex" xmlns:cx8="http://schemas.microsoft.com/office/drawing/2016/5/14/chartex" xmlns:mc="http://schemas.openxmlformats.org/markup-compatibility/2006" xmlns:aink="http://schemas.microsoft.com/office/drawing/2016/ink" xmlns:am3d="http://schemas.microsoft.com/office/drawing/2017/model3d" xmlns:o="urn:schemas-microsoft-com:office:office" xmlns:oel="http://schemas.microsoft.com/office/2019/extlst" xmlns:r="http://schemas.openxmlformats.org/officeDocument/2006/relationships" xmlns:m="http://schemas.openxmlformats.org/officeDocument/2006/math" xmlns:v="urn:schemas-microsoft-com:vml" xmlns:wp14="http://schemas.microsoft.com/office/word/2010/wordprocessingDrawing" xmlns:wp="http://schemas.openxmlformats.org/drawingml/2006/wordprocessingDrawing" xmlns:w10="urn:schemas-microsoft-com:office:word" xmlns:w="http://schemas.openxmlformats.org/wordprocessingml/2006/main" xmlns:w14="http://schemas.microsoft.com/office/word/2010/wordml" xmlns:w15="http://schemas.microsoft.com/office/word/2012/wordml" xmlns:w16cex="http://schemas.microsoft.com/office/word/2018/wordml/cex" xmlns:w16cid="http://schemas.microsoft.com/office/word/2016/wordml/cid" xmlns:w16="http://schemas.microsoft.com/office/word/2018/wordml" xmlns:w16du="http://schemas.microsoft.com/office/word/2023/wordml/word16du" xmlns:w16sdtdh="http://schemas.microsoft.com/office/word/2020/wordml/sdtdatahash" xmlns:w16se="http://schemas.microsoft.com/office/word/2015/wordml/symex" xmlns:wpg="http://schemas.microsoft.com/office/word/2010/wordprocessingGroup" xmlns:wpi="http://schemas.microsoft.com/office/word/2010/wordprocessingInk" xmlns:wne="http://schemas.microsoft.com/office/word/2006/wordml" xmlns:wps="http://schemas.microsoft.com/office/word/2010/wordprocessingShape" mc:Ignorable="w14 w15 w16se w16cid w16 w16cex w16sdtdh w16du wp14">
   <w:endnote w:type="separator" w:id="-1">
     <w:p>
       <w:r>
@@ -26985,7 +26777,7 @@
 </file>
 
 <file path=word/footer1.xml><?xml version="1.0" encoding="utf-8"?>
-<w:ftr xmlns:wpc="http://schemas.microsoft.com/office/word/2010/wordprocessingCanvas" xmlns:cx="http://schemas.microsoft.com/office/drawing/2014/chartex" xmlns:cx1="http://schemas.microsoft.com/office/drawing/2015/9/8/chartex" xmlns:cx2="http://schemas.microsoft.com/office/drawing/2015/10/21/chartex" xmlns:cx3="http://schemas.microsoft.com/office/drawing/2016/5/9/chartex" xmlns:cx4="http://schemas.microsoft.com/office/drawing/2016/5/10/chartex" xmlns:cx5="http://schemas.microsoft.com/office/drawing/2016/5/11/chartex" xmlns:cx6="http://schemas.microsoft.com/office/drawing/2016/5/12/chartex" xmlns:cx7="http://schemas.microsoft.com/office/drawing/2016/5/13/chartex" xmlns:cx8="http://schemas.microsoft.com/office/drawing/2016/5/14/chartex" xmlns:mc="http://schemas.openxmlformats.org/markup-compatibility/2006" xmlns:aink="http://schemas.microsoft.com/office/drawing/2016/ink" xmlns:am3d="http://schemas.microsoft.com/office/drawing/2017/model3d" xmlns:o="urn:schemas-microsoft-com:office:office" xmlns:oel="http://schemas.microsoft.com/office/2019/extlst" xmlns:r="http://schemas.openxmlformats.org/officeDocument/2006/relationships" xmlns:m="http://schemas.openxmlformats.org/officeDocument/2006/math" xmlns:v="urn:schemas-microsoft-com:vml" xmlns:wp14="http://schemas.microsoft.com/office/word/2010/wordprocessingDrawing" xmlns:wp="http://schemas.openxmlformats.org/drawingml/2006/wordprocessingDrawing" xmlns:w10="urn:schemas-microsoft-com:office:word" xmlns:w="http://schemas.openxmlformats.org/wordprocessingml/2006/main" xmlns:w14="http://schemas.microsoft.com/office/word/2010/wordml" xmlns:w15="http://schemas.microsoft.com/office/word/2012/wordml" xmlns:w16cex="http://schemas.microsoft.com/office/word/2018/wordml/cex" xmlns:w16cid="http://schemas.microsoft.com/office/word/2016/wordml/cid" xmlns:w16="http://schemas.microsoft.com/office/word/2018/wordml" xmlns:w16du="http://schemas.microsoft.com/office/word/2023/wordml/word16du" xmlns:w16sdtdh="http://schemas.microsoft.com/office/word/2020/wordml/sdtdatahash" xmlns:w16sdtfl="http://schemas.microsoft.com/office/word/2024/wordml/sdtformatlock" xmlns:w16se="http://schemas.microsoft.com/office/word/2015/wordml/symex" xmlns:wpg="http://schemas.microsoft.com/office/word/2010/wordprocessingGroup" xmlns:wpi="http://schemas.microsoft.com/office/word/2010/wordprocessingInk" xmlns:wne="http://schemas.microsoft.com/office/word/2006/wordml" xmlns:wps="http://schemas.microsoft.com/office/word/2010/wordprocessingShape" mc:Ignorable="w14 w15 w16se w16cid w16 w16cex w16sdtdh w16sdtfl w16du wp14">
+<w:ftr xmlns:wpc="http://schemas.microsoft.com/office/word/2010/wordprocessingCanvas" xmlns:cx="http://schemas.microsoft.com/office/drawing/2014/chartex" xmlns:cx1="http://schemas.microsoft.com/office/drawing/2015/9/8/chartex" xmlns:cx2="http://schemas.microsoft.com/office/drawing/2015/10/21/chartex" xmlns:cx3="http://schemas.microsoft.com/office/drawing/2016/5/9/chartex" xmlns:cx4="http://schemas.microsoft.com/office/drawing/2016/5/10/chartex" xmlns:cx5="http://schemas.microsoft.com/office/drawing/2016/5/11/chartex" xmlns:cx6="http://schemas.microsoft.com/office/drawing/2016/5/12/chartex" xmlns:cx7="http://schemas.microsoft.com/office/drawing/2016/5/13/chartex" xmlns:cx8="http://schemas.microsoft.com/office/drawing/2016/5/14/chartex" xmlns:mc="http://schemas.openxmlformats.org/markup-compatibility/2006" xmlns:aink="http://schemas.microsoft.com/office/drawing/2016/ink" xmlns:am3d="http://schemas.microsoft.com/office/drawing/2017/model3d" xmlns:o="urn:schemas-microsoft-com:office:office" xmlns:oel="http://schemas.microsoft.com/office/2019/extlst" xmlns:r="http://schemas.openxmlformats.org/officeDocument/2006/relationships" xmlns:m="http://schemas.openxmlformats.org/officeDocument/2006/math" xmlns:v="urn:schemas-microsoft-com:vml" xmlns:wp14="http://schemas.microsoft.com/office/word/2010/wordprocessingDrawing" xmlns:wp="http://schemas.openxmlformats.org/drawingml/2006/wordprocessingDrawing" xmlns:w10="urn:schemas-microsoft-com:office:word" xmlns:w="http://schemas.openxmlformats.org/wordprocessingml/2006/main" xmlns:w14="http://schemas.microsoft.com/office/word/2010/wordml" xmlns:w15="http://schemas.microsoft.com/office/word/2012/wordml" xmlns:w16cex="http://schemas.microsoft.com/office/word/2018/wordml/cex" xmlns:w16cid="http://schemas.microsoft.com/office/word/2016/wordml/cid" xmlns:w16="http://schemas.microsoft.com/office/word/2018/wordml" xmlns:w16du="http://schemas.microsoft.com/office/word/2023/wordml/word16du" xmlns:w16sdtdh="http://schemas.microsoft.com/office/word/2020/wordml/sdtdatahash" xmlns:w16se="http://schemas.microsoft.com/office/word/2015/wordml/symex" xmlns:wpg="http://schemas.microsoft.com/office/word/2010/wordprocessingGroup" xmlns:wpi="http://schemas.microsoft.com/office/word/2010/wordprocessingInk" xmlns:wne="http://schemas.microsoft.com/office/word/2006/wordml" xmlns:wps="http://schemas.microsoft.com/office/word/2010/wordprocessingShape" mc:Ignorable="w14 w15 w16se w16cid w16 w16cex w16sdtdh w16du wp14">
   <w:sdt>
     <w:sdtPr>
       <w:rPr>
@@ -27035,7 +26827,7 @@
 </file>
 
 <file path=word/footer2.xml><?xml version="1.0" encoding="utf-8"?>
-<w:ftr xmlns:wpc="http://schemas.microsoft.com/office/word/2010/wordprocessingCanvas" xmlns:cx="http://schemas.microsoft.com/office/drawing/2014/chartex" xmlns:cx1="http://schemas.microsoft.com/office/drawing/2015/9/8/chartex" xmlns:cx2="http://schemas.microsoft.com/office/drawing/2015/10/21/chartex" xmlns:cx3="http://schemas.microsoft.com/office/drawing/2016/5/9/chartex" xmlns:cx4="http://schemas.microsoft.com/office/drawing/2016/5/10/chartex" xmlns:cx5="http://schemas.microsoft.com/office/drawing/2016/5/11/chartex" xmlns:cx6="http://schemas.microsoft.com/office/drawing/2016/5/12/chartex" xmlns:cx7="http://schemas.microsoft.com/office/drawing/2016/5/13/chartex" xmlns:cx8="http://schemas.microsoft.com/office/drawing/2016/5/14/chartex" xmlns:mc="http://schemas.openxmlformats.org/markup-compatibility/2006" xmlns:aink="http://schemas.microsoft.com/office/drawing/2016/ink" xmlns:am3d="http://schemas.microsoft.com/office/drawing/2017/model3d" xmlns:o="urn:schemas-microsoft-com:office:office" xmlns:oel="http://schemas.microsoft.com/office/2019/extlst" xmlns:r="http://schemas.openxmlformats.org/officeDocument/2006/relationships" xmlns:m="http://schemas.openxmlformats.org/officeDocument/2006/math" xmlns:v="urn:schemas-microsoft-com:vml" xmlns:wp14="http://schemas.microsoft.com/office/word/2010/wordprocessingDrawing" xmlns:wp="http://schemas.openxmlformats.org/drawingml/2006/wordprocessingDrawing" xmlns:w10="urn:schemas-microsoft-com:office:word" xmlns:w="http://schemas.openxmlformats.org/wordprocessingml/2006/main" xmlns:w14="http://schemas.microsoft.com/office/word/2010/wordml" xmlns:w15="http://schemas.microsoft.com/office/word/2012/wordml" xmlns:w16cex="http://schemas.microsoft.com/office/word/2018/wordml/cex" xmlns:w16cid="http://schemas.microsoft.com/office/word/2016/wordml/cid" xmlns:w16="http://schemas.microsoft.com/office/word/2018/wordml" xmlns:w16du="http://schemas.microsoft.com/office/word/2023/wordml/word16du" xmlns:w16sdtdh="http://schemas.microsoft.com/office/word/2020/wordml/sdtdatahash" xmlns:w16sdtfl="http://schemas.microsoft.com/office/word/2024/wordml/sdtformatlock" xmlns:w16se="http://schemas.microsoft.com/office/word/2015/wordml/symex" xmlns:wpg="http://schemas.microsoft.com/office/word/2010/wordprocessingGroup" xmlns:wpi="http://schemas.microsoft.com/office/word/2010/wordprocessingInk" xmlns:wne="http://schemas.microsoft.com/office/word/2006/wordml" xmlns:wps="http://schemas.microsoft.com/office/word/2010/wordprocessingShape" mc:Ignorable="w14 w15 w16se w16cid w16 w16cex w16sdtdh w16sdtfl w16du wp14">
+<w:ftr xmlns:wpc="http://schemas.microsoft.com/office/word/2010/wordprocessingCanvas" xmlns:cx="http://schemas.microsoft.com/office/drawing/2014/chartex" xmlns:cx1="http://schemas.microsoft.com/office/drawing/2015/9/8/chartex" xmlns:cx2="http://schemas.microsoft.com/office/drawing/2015/10/21/chartex" xmlns:cx3="http://schemas.microsoft.com/office/drawing/2016/5/9/chartex" xmlns:cx4="http://schemas.microsoft.com/office/drawing/2016/5/10/chartex" xmlns:cx5="http://schemas.microsoft.com/office/drawing/2016/5/11/chartex" xmlns:cx6="http://schemas.microsoft.com/office/drawing/2016/5/12/chartex" xmlns:cx7="http://schemas.microsoft.com/office/drawing/2016/5/13/chartex" xmlns:cx8="http://schemas.microsoft.com/office/drawing/2016/5/14/chartex" xmlns:mc="http://schemas.openxmlformats.org/markup-compatibility/2006" xmlns:aink="http://schemas.microsoft.com/office/drawing/2016/ink" xmlns:am3d="http://schemas.microsoft.com/office/drawing/2017/model3d" xmlns:o="urn:schemas-microsoft-com:office:office" xmlns:oel="http://schemas.microsoft.com/office/2019/extlst" xmlns:r="http://schemas.openxmlformats.org/officeDocument/2006/relationships" xmlns:m="http://schemas.openxmlformats.org/officeDocument/2006/math" xmlns:v="urn:schemas-microsoft-com:vml" xmlns:wp14="http://schemas.microsoft.com/office/word/2010/wordprocessingDrawing" xmlns:wp="http://schemas.openxmlformats.org/drawingml/2006/wordprocessingDrawing" xmlns:w10="urn:schemas-microsoft-com:office:word" xmlns:w="http://schemas.openxmlformats.org/wordprocessingml/2006/main" xmlns:w14="http://schemas.microsoft.com/office/word/2010/wordml" xmlns:w15="http://schemas.microsoft.com/office/word/2012/wordml" xmlns:w16cex="http://schemas.microsoft.com/office/word/2018/wordml/cex" xmlns:w16cid="http://schemas.microsoft.com/office/word/2016/wordml/cid" xmlns:w16="http://schemas.microsoft.com/office/word/2018/wordml" xmlns:w16du="http://schemas.microsoft.com/office/word/2023/wordml/word16du" xmlns:w16sdtdh="http://schemas.microsoft.com/office/word/2020/wordml/sdtdatahash" xmlns:w16se="http://schemas.microsoft.com/office/word/2015/wordml/symex" xmlns:wpg="http://schemas.microsoft.com/office/word/2010/wordprocessingGroup" xmlns:wpi="http://schemas.microsoft.com/office/word/2010/wordprocessingInk" xmlns:wne="http://schemas.microsoft.com/office/word/2006/wordml" xmlns:wps="http://schemas.microsoft.com/office/word/2010/wordprocessingShape" mc:Ignorable="w14 w15 w16se w16cid w16 w16cex w16sdtdh w16du wp14">
   <w:p>
     <w:pPr>
       <w:pStyle w:val="Footer"/>
@@ -27130,7 +26922,7 @@
 </file>
 
 <file path=word/footer3.xml><?xml version="1.0" encoding="utf-8"?>
-<w:ftr xmlns:wpc="http://schemas.microsoft.com/office/word/2010/wordprocessingCanvas" xmlns:cx="http://schemas.microsoft.com/office/drawing/2014/chartex" xmlns:cx1="http://schemas.microsoft.com/office/drawing/2015/9/8/chartex" xmlns:cx2="http://schemas.microsoft.com/office/drawing/2015/10/21/chartex" xmlns:cx3="http://schemas.microsoft.com/office/drawing/2016/5/9/chartex" xmlns:cx4="http://schemas.microsoft.com/office/drawing/2016/5/10/chartex" xmlns:cx5="http://schemas.microsoft.com/office/drawing/2016/5/11/chartex" xmlns:cx6="http://schemas.microsoft.com/office/drawing/2016/5/12/chartex" xmlns:cx7="http://schemas.microsoft.com/office/drawing/2016/5/13/chartex" xmlns:cx8="http://schemas.microsoft.com/office/drawing/2016/5/14/chartex" xmlns:mc="http://schemas.openxmlformats.org/markup-compatibility/2006" xmlns:aink="http://schemas.microsoft.com/office/drawing/2016/ink" xmlns:am3d="http://schemas.microsoft.com/office/drawing/2017/model3d" xmlns:o="urn:schemas-microsoft-com:office:office" xmlns:oel="http://schemas.microsoft.com/office/2019/extlst" xmlns:r="http://schemas.openxmlformats.org/officeDocument/2006/relationships" xmlns:m="http://schemas.openxmlformats.org/officeDocument/2006/math" xmlns:v="urn:schemas-microsoft-com:vml" xmlns:wp14="http://schemas.microsoft.com/office/word/2010/wordprocessingDrawing" xmlns:wp="http://schemas.openxmlformats.org/drawingml/2006/wordprocessingDrawing" xmlns:w10="urn:schemas-microsoft-com:office:word" xmlns:w="http://schemas.openxmlformats.org/wordprocessingml/2006/main" xmlns:w14="http://schemas.microsoft.com/office/word/2010/wordml" xmlns:w15="http://schemas.microsoft.com/office/word/2012/wordml" xmlns:w16cex="http://schemas.microsoft.com/office/word/2018/wordml/cex" xmlns:w16cid="http://schemas.microsoft.com/office/word/2016/wordml/cid" xmlns:w16="http://schemas.microsoft.com/office/word/2018/wordml" xmlns:w16du="http://schemas.microsoft.com/office/word/2023/wordml/word16du" xmlns:w16sdtdh="http://schemas.microsoft.com/office/word/2020/wordml/sdtdatahash" xmlns:w16sdtfl="http://schemas.microsoft.com/office/word/2024/wordml/sdtformatlock" xmlns:w16se="http://schemas.microsoft.com/office/word/2015/wordml/symex" xmlns:wpg="http://schemas.microsoft.com/office/word/2010/wordprocessingGroup" xmlns:wpi="http://schemas.microsoft.com/office/word/2010/wordprocessingInk" xmlns:wne="http://schemas.microsoft.com/office/word/2006/wordml" xmlns:wps="http://schemas.microsoft.com/office/word/2010/wordprocessingShape" mc:Ignorable="w14 w15 w16se w16cid w16 w16cex w16sdtdh w16sdtfl w16du wp14">
+<w:ftr xmlns:wpc="http://schemas.microsoft.com/office/word/2010/wordprocessingCanvas" xmlns:cx="http://schemas.microsoft.com/office/drawing/2014/chartex" xmlns:cx1="http://schemas.microsoft.com/office/drawing/2015/9/8/chartex" xmlns:cx2="http://schemas.microsoft.com/office/drawing/2015/10/21/chartex" xmlns:cx3="http://schemas.microsoft.com/office/drawing/2016/5/9/chartex" xmlns:cx4="http://schemas.microsoft.com/office/drawing/2016/5/10/chartex" xmlns:cx5="http://schemas.microsoft.com/office/drawing/2016/5/11/chartex" xmlns:cx6="http://schemas.microsoft.com/office/drawing/2016/5/12/chartex" xmlns:cx7="http://schemas.microsoft.com/office/drawing/2016/5/13/chartex" xmlns:cx8="http://schemas.microsoft.com/office/drawing/2016/5/14/chartex" xmlns:mc="http://schemas.openxmlformats.org/markup-compatibility/2006" xmlns:aink="http://schemas.microsoft.com/office/drawing/2016/ink" xmlns:am3d="http://schemas.microsoft.com/office/drawing/2017/model3d" xmlns:o="urn:schemas-microsoft-com:office:office" xmlns:oel="http://schemas.microsoft.com/office/2019/extlst" xmlns:r="http://schemas.openxmlformats.org/officeDocument/2006/relationships" xmlns:m="http://schemas.openxmlformats.org/officeDocument/2006/math" xmlns:v="urn:schemas-microsoft-com:vml" xmlns:wp14="http://schemas.microsoft.com/office/word/2010/wordprocessingDrawing" xmlns:wp="http://schemas.openxmlformats.org/drawingml/2006/wordprocessingDrawing" xmlns:w10="urn:schemas-microsoft-com:office:word" xmlns:w="http://schemas.openxmlformats.org/wordprocessingml/2006/main" xmlns:w14="http://schemas.microsoft.com/office/word/2010/wordml" xmlns:w15="http://schemas.microsoft.com/office/word/2012/wordml" xmlns:w16cex="http://schemas.microsoft.com/office/word/2018/wordml/cex" xmlns:w16cid="http://schemas.microsoft.com/office/word/2016/wordml/cid" xmlns:w16="http://schemas.microsoft.com/office/word/2018/wordml" xmlns:w16du="http://schemas.microsoft.com/office/word/2023/wordml/word16du" xmlns:w16sdtdh="http://schemas.microsoft.com/office/word/2020/wordml/sdtdatahash" xmlns:w16se="http://schemas.microsoft.com/office/word/2015/wordml/symex" xmlns:wpg="http://schemas.microsoft.com/office/word/2010/wordprocessingGroup" xmlns:wpi="http://schemas.microsoft.com/office/word/2010/wordprocessingInk" xmlns:wne="http://schemas.microsoft.com/office/word/2006/wordml" xmlns:wps="http://schemas.microsoft.com/office/word/2010/wordprocessingShape" mc:Ignorable="w14 w15 w16se w16cid w16 w16cex w16sdtdh w16du wp14">
   <w:p>
     <w:pPr>
       <w:pStyle w:val="Footer"/>
@@ -27225,7 +27017,7 @@
 </file>
 
 <file path=word/footnotes.xml><?xml version="1.0" encoding="utf-8"?>
-<w:footnotes xmlns:wpc="http://schemas.microsoft.com/office/word/2010/wordprocessingCanvas" xmlns:cx="http://schemas.microsoft.com/office/drawing/2014/chartex" xmlns:cx1="http://schemas.microsoft.com/office/drawing/2015/9/8/chartex" xmlns:cx2="http://schemas.microsoft.com/office/drawing/2015/10/21/chartex" xmlns:cx3="http://schemas.microsoft.com/office/drawing/2016/5/9/chartex" xmlns:cx4="http://schemas.microsoft.com/office/drawing/2016/5/10/chartex" xmlns:cx5="http://schemas.microsoft.com/office/drawing/2016/5/11/chartex" xmlns:cx6="http://schemas.microsoft.com/office/drawing/2016/5/12/chartex" xmlns:cx7="http://schemas.microsoft.com/office/drawing/2016/5/13/chartex" xmlns:cx8="http://schemas.microsoft.com/office/drawing/2016/5/14/chartex" xmlns:mc="http://schemas.openxmlformats.org/markup-compatibility/2006" xmlns:aink="http://schemas.microsoft.com/office/drawing/2016/ink" xmlns:am3d="http://schemas.microsoft.com/office/drawing/2017/model3d" xmlns:o="urn:schemas-microsoft-com:office:office" xmlns:oel="http://schemas.microsoft.com/office/2019/extlst" xmlns:r="http://schemas.openxmlformats.org/officeDocument/2006/relationships" xmlns:m="http://schemas.openxmlformats.org/officeDocument/2006/math" xmlns:v="urn:schemas-microsoft-com:vml" xmlns:wp14="http://schemas.microsoft.com/office/word/2010/wordprocessingDrawing" xmlns:wp="http://schemas.openxmlformats.org/drawingml/2006/wordprocessingDrawing" xmlns:w10="urn:schemas-microsoft-com:office:word" xmlns:w="http://schemas.openxmlformats.org/wordprocessingml/2006/main" xmlns:w14="http://schemas.microsoft.com/office/word/2010/wordml" xmlns:w15="http://schemas.microsoft.com/office/word/2012/wordml" xmlns:w16cex="http://schemas.microsoft.com/office/word/2018/wordml/cex" xmlns:w16cid="http://schemas.microsoft.com/office/word/2016/wordml/cid" xmlns:w16="http://schemas.microsoft.com/office/word/2018/wordml" xmlns:w16du="http://schemas.microsoft.com/office/word/2023/wordml/word16du" xmlns:w16sdtdh="http://schemas.microsoft.com/office/word/2020/wordml/sdtdatahash" xmlns:w16sdtfl="http://schemas.microsoft.com/office/word/2024/wordml/sdtformatlock" xmlns:w16se="http://schemas.microsoft.com/office/word/2015/wordml/symex" xmlns:wpg="http://schemas.microsoft.com/office/word/2010/wordprocessingGroup" xmlns:wpi="http://schemas.microsoft.com/office/word/2010/wordprocessingInk" xmlns:wne="http://schemas.microsoft.com/office/word/2006/wordml" xmlns:wps="http://schemas.microsoft.com/office/word/2010/wordprocessingShape" mc:Ignorable="w14 w15 w16se w16cid w16 w16cex w16sdtdh w16sdtfl w16du wp14">
+<w:footnotes xmlns:wpc="http://schemas.microsoft.com/office/word/2010/wordprocessingCanvas" xmlns:cx="http://schemas.microsoft.com/office/drawing/2014/chartex" xmlns:cx1="http://schemas.microsoft.com/office/drawing/2015/9/8/chartex" xmlns:cx2="http://schemas.microsoft.com/office/drawing/2015/10/21/chartex" xmlns:cx3="http://schemas.microsoft.com/office/drawing/2016/5/9/chartex" xmlns:cx4="http://schemas.microsoft.com/office/drawing/2016/5/10/chartex" xmlns:cx5="http://schemas.microsoft.com/office/drawing/2016/5/11/chartex" xmlns:cx6="http://schemas.microsoft.com/office/drawing/2016/5/12/chartex" xmlns:cx7="http://schemas.microsoft.com/office/drawing/2016/5/13/chartex" xmlns:cx8="http://schemas.microsoft.com/office/drawing/2016/5/14/chartex" xmlns:mc="http://schemas.openxmlformats.org/markup-compatibility/2006" xmlns:aink="http://schemas.microsoft.com/office/drawing/2016/ink" xmlns:am3d="http://schemas.microsoft.com/office/drawing/2017/model3d" xmlns:o="urn:schemas-microsoft-com:office:office" xmlns:oel="http://schemas.microsoft.com/office/2019/extlst" xmlns:r="http://schemas.openxmlformats.org/officeDocument/2006/relationships" xmlns:m="http://schemas.openxmlformats.org/officeDocument/2006/math" xmlns:v="urn:schemas-microsoft-com:vml" xmlns:wp14="http://schemas.microsoft.com/office/word/2010/wordprocessingDrawing" xmlns:wp="http://schemas.openxmlformats.org/drawingml/2006/wordprocessingDrawing" xmlns:w10="urn:schemas-microsoft-com:office:word" xmlns:w="http://schemas.openxmlformats.org/wordprocessingml/2006/main" xmlns:w14="http://schemas.microsoft.com/office/word/2010/wordml" xmlns:w15="http://schemas.microsoft.com/office/word/2012/wordml" xmlns:w16cex="http://schemas.microsoft.com/office/word/2018/wordml/cex" xmlns:w16cid="http://schemas.microsoft.com/office/word/2016/wordml/cid" xmlns:w16="http://schemas.microsoft.com/office/word/2018/wordml" xmlns:w16du="http://schemas.microsoft.com/office/word/2023/wordml/word16du" xmlns:w16sdtdh="http://schemas.microsoft.com/office/word/2020/wordml/sdtdatahash" xmlns:w16se="http://schemas.microsoft.com/office/word/2015/wordml/symex" xmlns:wpg="http://schemas.microsoft.com/office/word/2010/wordprocessingGroup" xmlns:wpi="http://schemas.microsoft.com/office/word/2010/wordprocessingInk" xmlns:wne="http://schemas.microsoft.com/office/word/2006/wordml" xmlns:wps="http://schemas.microsoft.com/office/word/2010/wordprocessingShape" mc:Ignorable="w14 w15 w16se w16cid w16 w16cex w16sdtdh w16du wp14">
   <w:footnote w:type="separator" w:id="-1">
     <w:p>
       <w:r>
@@ -27543,7 +27335,7 @@
       <w:r>
         <w:t xml:space="preserve">Additional analyses strongly supported linear effects of acoustic continuum and non-linear effects of test blocks for all experiments. The results we report below replicate when standard linear effects </w:t>
       </w:r>
-      <w:ins w:id="15" w:author="Karboga, Gevher" w:date="2025-05-20T17:58:00Z" w16du:dateUtc="2025-05-20T21:58:00Z">
+      <w:ins w:id="11" w:author="Karboga, Gevher" w:date="2025-05-20T17:58:00Z" w16du:dateUtc="2025-05-20T21:58:00Z">
         <w:r>
           <w:t xml:space="preserve">are </w:t>
         </w:r>
@@ -27588,7 +27380,7 @@
 </file>
 
 <file path=word/header1.xml><?xml version="1.0" encoding="utf-8"?>
-<w:hdr xmlns:wpc="http://schemas.microsoft.com/office/word/2010/wordprocessingCanvas" xmlns:cx="http://schemas.microsoft.com/office/drawing/2014/chartex" xmlns:cx1="http://schemas.microsoft.com/office/drawing/2015/9/8/chartex" xmlns:cx2="http://schemas.microsoft.com/office/drawing/2015/10/21/chartex" xmlns:cx3="http://schemas.microsoft.com/office/drawing/2016/5/9/chartex" xmlns:cx4="http://schemas.microsoft.com/office/drawing/2016/5/10/chartex" xmlns:cx5="http://schemas.microsoft.com/office/drawing/2016/5/11/chartex" xmlns:cx6="http://schemas.microsoft.com/office/drawing/2016/5/12/chartex" xmlns:cx7="http://schemas.microsoft.com/office/drawing/2016/5/13/chartex" xmlns:cx8="http://schemas.microsoft.com/office/drawing/2016/5/14/chartex" xmlns:mc="http://schemas.openxmlformats.org/markup-compatibility/2006" xmlns:aink="http://schemas.microsoft.com/office/drawing/2016/ink" xmlns:am3d="http://schemas.microsoft.com/office/drawing/2017/model3d" xmlns:o="urn:schemas-microsoft-com:office:office" xmlns:oel="http://schemas.microsoft.com/office/2019/extlst" xmlns:r="http://schemas.openxmlformats.org/officeDocument/2006/relationships" xmlns:m="http://schemas.openxmlformats.org/officeDocument/2006/math" xmlns:v="urn:schemas-microsoft-com:vml" xmlns:wp14="http://schemas.microsoft.com/office/word/2010/wordprocessingDrawing" xmlns:wp="http://schemas.openxmlformats.org/drawingml/2006/wordprocessingDrawing" xmlns:w10="urn:schemas-microsoft-com:office:word" xmlns:w="http://schemas.openxmlformats.org/wordprocessingml/2006/main" xmlns:w14="http://schemas.microsoft.com/office/word/2010/wordml" xmlns:w15="http://schemas.microsoft.com/office/word/2012/wordml" xmlns:w16cex="http://schemas.microsoft.com/office/word/2018/wordml/cex" xmlns:w16cid="http://schemas.microsoft.com/office/word/2016/wordml/cid" xmlns:w16="http://schemas.microsoft.com/office/word/2018/wordml" xmlns:w16du="http://schemas.microsoft.com/office/word/2023/wordml/word16du" xmlns:w16sdtdh="http://schemas.microsoft.com/office/word/2020/wordml/sdtdatahash" xmlns:w16sdtfl="http://schemas.microsoft.com/office/word/2024/wordml/sdtformatlock" xmlns:w16se="http://schemas.microsoft.com/office/word/2015/wordml/symex" xmlns:wpg="http://schemas.microsoft.com/office/word/2010/wordprocessingGroup" xmlns:wpi="http://schemas.microsoft.com/office/word/2010/wordprocessingInk" xmlns:wne="http://schemas.microsoft.com/office/word/2006/wordml" xmlns:wps="http://schemas.microsoft.com/office/word/2010/wordprocessingShape" mc:Ignorable="w14 w15 w16se w16cid w16 w16cex w16sdtdh w16sdtfl w16du wp14">
+<w:hdr xmlns:wpc="http://schemas.microsoft.com/office/word/2010/wordprocessingCanvas" xmlns:cx="http://schemas.microsoft.com/office/drawing/2014/chartex" xmlns:cx1="http://schemas.microsoft.com/office/drawing/2015/9/8/chartex" xmlns:cx2="http://schemas.microsoft.com/office/drawing/2015/10/21/chartex" xmlns:cx3="http://schemas.microsoft.com/office/drawing/2016/5/9/chartex" xmlns:cx4="http://schemas.microsoft.com/office/drawing/2016/5/10/chartex" xmlns:cx5="http://schemas.microsoft.com/office/drawing/2016/5/11/chartex" xmlns:cx6="http://schemas.microsoft.com/office/drawing/2016/5/12/chartex" xmlns:cx7="http://schemas.microsoft.com/office/drawing/2016/5/13/chartex" xmlns:cx8="http://schemas.microsoft.com/office/drawing/2016/5/14/chartex" xmlns:mc="http://schemas.openxmlformats.org/markup-compatibility/2006" xmlns:aink="http://schemas.microsoft.com/office/drawing/2016/ink" xmlns:am3d="http://schemas.microsoft.com/office/drawing/2017/model3d" xmlns:o="urn:schemas-microsoft-com:office:office" xmlns:oel="http://schemas.microsoft.com/office/2019/extlst" xmlns:r="http://schemas.openxmlformats.org/officeDocument/2006/relationships" xmlns:m="http://schemas.openxmlformats.org/officeDocument/2006/math" xmlns:v="urn:schemas-microsoft-com:vml" xmlns:wp14="http://schemas.microsoft.com/office/word/2010/wordprocessingDrawing" xmlns:wp="http://schemas.openxmlformats.org/drawingml/2006/wordprocessingDrawing" xmlns:w10="urn:schemas-microsoft-com:office:word" xmlns:w="http://schemas.openxmlformats.org/wordprocessingml/2006/main" xmlns:w14="http://schemas.microsoft.com/office/word/2010/wordml" xmlns:w15="http://schemas.microsoft.com/office/word/2012/wordml" xmlns:w16cex="http://schemas.microsoft.com/office/word/2018/wordml/cex" xmlns:w16cid="http://schemas.microsoft.com/office/word/2016/wordml/cid" xmlns:w16="http://schemas.microsoft.com/office/word/2018/wordml" xmlns:w16du="http://schemas.microsoft.com/office/word/2023/wordml/word16du" xmlns:w16sdtdh="http://schemas.microsoft.com/office/word/2020/wordml/sdtdatahash" xmlns:w16se="http://schemas.microsoft.com/office/word/2015/wordml/symex" xmlns:wpg="http://schemas.microsoft.com/office/word/2010/wordprocessingGroup" xmlns:wpi="http://schemas.microsoft.com/office/word/2010/wordprocessingInk" xmlns:wne="http://schemas.microsoft.com/office/word/2006/wordml" xmlns:wps="http://schemas.microsoft.com/office/word/2010/wordprocessingShape" mc:Ignorable="w14 w15 w16se w16cid w16 w16cex w16sdtdh w16du wp14">
   <w:p>
     <w:pPr>
       <w:pStyle w:val="Header"/>
@@ -27613,7 +27405,7 @@
 </file>
 
 <file path=word/numbering.xml><?xml version="1.0" encoding="utf-8"?>
-<w:numbering xmlns:wpc="http://schemas.microsoft.com/office/word/2010/wordprocessingCanvas" xmlns:cx="http://schemas.microsoft.com/office/drawing/2014/chartex" xmlns:cx1="http://schemas.microsoft.com/office/drawing/2015/9/8/chartex" xmlns:cx2="http://schemas.microsoft.com/office/drawing/2015/10/21/chartex" xmlns:cx3="http://schemas.microsoft.com/office/drawing/2016/5/9/chartex" xmlns:cx4="http://schemas.microsoft.com/office/drawing/2016/5/10/chartex" xmlns:cx5="http://schemas.microsoft.com/office/drawing/2016/5/11/chartex" xmlns:cx6="http://schemas.microsoft.com/office/drawing/2016/5/12/chartex" xmlns:cx7="http://schemas.microsoft.com/office/drawing/2016/5/13/chartex" xmlns:cx8="http://schemas.microsoft.com/office/drawing/2016/5/14/chartex" xmlns:mc="http://schemas.openxmlformats.org/markup-compatibility/2006" xmlns:aink="http://schemas.microsoft.com/office/drawing/2016/ink" xmlns:am3d="http://schemas.microsoft.com/office/drawing/2017/model3d" xmlns:o="urn:schemas-microsoft-com:office:office" xmlns:oel="http://schemas.microsoft.com/office/2019/extlst" xmlns:r="http://schemas.openxmlformats.org/officeDocument/2006/relationships" xmlns:m="http://schemas.openxmlformats.org/officeDocument/2006/math" xmlns:v="urn:schemas-microsoft-com:vml" xmlns:wp14="http://schemas.microsoft.com/office/word/2010/wordprocessingDrawing" xmlns:wp="http://schemas.openxmlformats.org/drawingml/2006/wordprocessingDrawing" xmlns:w10="urn:schemas-microsoft-com:office:word" xmlns:w="http://schemas.openxmlformats.org/wordprocessingml/2006/main" xmlns:w14="http://schemas.microsoft.com/office/word/2010/wordml" xmlns:w15="http://schemas.microsoft.com/office/word/2012/wordml" xmlns:w16cex="http://schemas.microsoft.com/office/word/2018/wordml/cex" xmlns:w16cid="http://schemas.microsoft.com/office/word/2016/wordml/cid" xmlns:w16="http://schemas.microsoft.com/office/word/2018/wordml" xmlns:w16du="http://schemas.microsoft.com/office/word/2023/wordml/word16du" xmlns:w16sdtdh="http://schemas.microsoft.com/office/word/2020/wordml/sdtdatahash" xmlns:w16sdtfl="http://schemas.microsoft.com/office/word/2024/wordml/sdtformatlock" xmlns:w16se="http://schemas.microsoft.com/office/word/2015/wordml/symex" xmlns:wpg="http://schemas.microsoft.com/office/word/2010/wordprocessingGroup" xmlns:wpi="http://schemas.microsoft.com/office/word/2010/wordprocessingInk" xmlns:wne="http://schemas.microsoft.com/office/word/2006/wordml" xmlns:wps="http://schemas.microsoft.com/office/word/2010/wordprocessingShape" mc:Ignorable="w14 w15 w16se w16cid w16 w16cex w16sdtdh w16sdtfl w16du wp14">
+<w:numbering xmlns:wpc="http://schemas.microsoft.com/office/word/2010/wordprocessingCanvas" xmlns:cx="http://schemas.microsoft.com/office/drawing/2014/chartex" xmlns:cx1="http://schemas.microsoft.com/office/drawing/2015/9/8/chartex" xmlns:cx2="http://schemas.microsoft.com/office/drawing/2015/10/21/chartex" xmlns:cx3="http://schemas.microsoft.com/office/drawing/2016/5/9/chartex" xmlns:cx4="http://schemas.microsoft.com/office/drawing/2016/5/10/chartex" xmlns:cx5="http://schemas.microsoft.com/office/drawing/2016/5/11/chartex" xmlns:cx6="http://schemas.microsoft.com/office/drawing/2016/5/12/chartex" xmlns:cx7="http://schemas.microsoft.com/office/drawing/2016/5/13/chartex" xmlns:cx8="http://schemas.microsoft.com/office/drawing/2016/5/14/chartex" xmlns:mc="http://schemas.openxmlformats.org/markup-compatibility/2006" xmlns:aink="http://schemas.microsoft.com/office/drawing/2016/ink" xmlns:am3d="http://schemas.microsoft.com/office/drawing/2017/model3d" xmlns:o="urn:schemas-microsoft-com:office:office" xmlns:oel="http://schemas.microsoft.com/office/2019/extlst" xmlns:r="http://schemas.openxmlformats.org/officeDocument/2006/relationships" xmlns:m="http://schemas.openxmlformats.org/officeDocument/2006/math" xmlns:v="urn:schemas-microsoft-com:vml" xmlns:wp14="http://schemas.microsoft.com/office/word/2010/wordprocessingDrawing" xmlns:wp="http://schemas.openxmlformats.org/drawingml/2006/wordprocessingDrawing" xmlns:w10="urn:schemas-microsoft-com:office:word" xmlns:w="http://schemas.openxmlformats.org/wordprocessingml/2006/main" xmlns:w14="http://schemas.microsoft.com/office/word/2010/wordml" xmlns:w15="http://schemas.microsoft.com/office/word/2012/wordml" xmlns:w16cex="http://schemas.microsoft.com/office/word/2018/wordml/cex" xmlns:w16cid="http://schemas.microsoft.com/office/word/2016/wordml/cid" xmlns:w16="http://schemas.microsoft.com/office/word/2018/wordml" xmlns:w16du="http://schemas.microsoft.com/office/word/2023/wordml/word16du" xmlns:w16sdtdh="http://schemas.microsoft.com/office/word/2020/wordml/sdtdatahash" xmlns:w16se="http://schemas.microsoft.com/office/word/2015/wordml/symex" xmlns:wpg="http://schemas.microsoft.com/office/word/2010/wordprocessingGroup" xmlns:wpi="http://schemas.microsoft.com/office/word/2010/wordprocessingInk" xmlns:wne="http://schemas.microsoft.com/office/word/2006/wordml" xmlns:wps="http://schemas.microsoft.com/office/word/2010/wordprocessingShape" mc:Ignorable="w14 w15 w16se w16cid w16 w16cex w16sdtdh w16du wp14">
   <w:abstractNum w:abstractNumId="0" w15:restartNumberingAfterBreak="0">
     <w:nsid w:val="05EC708F"/>
     <w:multiLevelType w:val="hybridMultilevel"/>
@@ -31933,21 +31725,21 @@
 </file>
 
 <file path=word/people.xml><?xml version="1.0" encoding="utf-8"?>
-<w15:people xmlns:wpc="http://schemas.microsoft.com/office/word/2010/wordprocessingCanvas" xmlns:cx="http://schemas.microsoft.com/office/drawing/2014/chartex" xmlns:cx1="http://schemas.microsoft.com/office/drawing/2015/9/8/chartex" xmlns:cx2="http://schemas.microsoft.com/office/drawing/2015/10/21/chartex" xmlns:cx3="http://schemas.microsoft.com/office/drawing/2016/5/9/chartex" xmlns:cx4="http://schemas.microsoft.com/office/drawing/2016/5/10/chartex" xmlns:cx5="http://schemas.microsoft.com/office/drawing/2016/5/11/chartex" xmlns:cx6="http://schemas.microsoft.com/office/drawing/2016/5/12/chartex" xmlns:cx7="http://schemas.microsoft.com/office/drawing/2016/5/13/chartex" xmlns:cx8="http://schemas.microsoft.com/office/drawing/2016/5/14/chartex" xmlns:mc="http://schemas.openxmlformats.org/markup-compatibility/2006" xmlns:aink="http://schemas.microsoft.com/office/drawing/2016/ink" xmlns:am3d="http://schemas.microsoft.com/office/drawing/2017/model3d" xmlns:o="urn:schemas-microsoft-com:office:office" xmlns:oel="http://schemas.microsoft.com/office/2019/extlst" xmlns:r="http://schemas.openxmlformats.org/officeDocument/2006/relationships" xmlns:m="http://schemas.openxmlformats.org/officeDocument/2006/math" xmlns:v="urn:schemas-microsoft-com:vml" xmlns:wp14="http://schemas.microsoft.com/office/word/2010/wordprocessingDrawing" xmlns:wp="http://schemas.openxmlformats.org/drawingml/2006/wordprocessingDrawing" xmlns:w10="urn:schemas-microsoft-com:office:word" xmlns:w="http://schemas.openxmlformats.org/wordprocessingml/2006/main" xmlns:w14="http://schemas.microsoft.com/office/word/2010/wordml" xmlns:w15="http://schemas.microsoft.com/office/word/2012/wordml" xmlns:w16cex="http://schemas.microsoft.com/office/word/2018/wordml/cex" xmlns:w16cid="http://schemas.microsoft.com/office/word/2016/wordml/cid" xmlns:w16="http://schemas.microsoft.com/office/word/2018/wordml" xmlns:w16du="http://schemas.microsoft.com/office/word/2023/wordml/word16du" xmlns:w16sdtdh="http://schemas.microsoft.com/office/word/2020/wordml/sdtdatahash" xmlns:w16sdtfl="http://schemas.microsoft.com/office/word/2024/wordml/sdtformatlock" xmlns:w16se="http://schemas.microsoft.com/office/word/2015/wordml/symex" xmlns:wpg="http://schemas.microsoft.com/office/word/2010/wordprocessingGroup" xmlns:wpi="http://schemas.microsoft.com/office/word/2010/wordprocessingInk" xmlns:wne="http://schemas.microsoft.com/office/word/2006/wordml" xmlns:wps="http://schemas.microsoft.com/office/word/2010/wordprocessingShape" mc:Ignorable="w14 w15 w16se w16cid w16 w16cex w16sdtdh w16sdtfl w16du wp14">
-  <w15:person w15:author="Karboga, Gevher">
-    <w15:presenceInfo w15:providerId="AD" w15:userId="S::gkarboga@ur.rochester.edu::3e9fc68b-c35f-4d37-9439-ea100d896997"/>
-  </w15:person>
+<w15:people xmlns:wpc="http://schemas.microsoft.com/office/word/2010/wordprocessingCanvas" xmlns:cx="http://schemas.microsoft.com/office/drawing/2014/chartex" xmlns:cx1="http://schemas.microsoft.com/office/drawing/2015/9/8/chartex" xmlns:cx2="http://schemas.microsoft.com/office/drawing/2015/10/21/chartex" xmlns:cx3="http://schemas.microsoft.com/office/drawing/2016/5/9/chartex" xmlns:cx4="http://schemas.microsoft.com/office/drawing/2016/5/10/chartex" xmlns:cx5="http://schemas.microsoft.com/office/drawing/2016/5/11/chartex" xmlns:cx6="http://schemas.microsoft.com/office/drawing/2016/5/12/chartex" xmlns:cx7="http://schemas.microsoft.com/office/drawing/2016/5/13/chartex" xmlns:cx8="http://schemas.microsoft.com/office/drawing/2016/5/14/chartex" xmlns:mc="http://schemas.openxmlformats.org/markup-compatibility/2006" xmlns:aink="http://schemas.microsoft.com/office/drawing/2016/ink" xmlns:am3d="http://schemas.microsoft.com/office/drawing/2017/model3d" xmlns:o="urn:schemas-microsoft-com:office:office" xmlns:oel="http://schemas.microsoft.com/office/2019/extlst" xmlns:r="http://schemas.openxmlformats.org/officeDocument/2006/relationships" xmlns:m="http://schemas.openxmlformats.org/officeDocument/2006/math" xmlns:v="urn:schemas-microsoft-com:vml" xmlns:wp14="http://schemas.microsoft.com/office/word/2010/wordprocessingDrawing" xmlns:wp="http://schemas.openxmlformats.org/drawingml/2006/wordprocessingDrawing" xmlns:w10="urn:schemas-microsoft-com:office:word" xmlns:w="http://schemas.openxmlformats.org/wordprocessingml/2006/main" xmlns:w14="http://schemas.microsoft.com/office/word/2010/wordml" xmlns:w15="http://schemas.microsoft.com/office/word/2012/wordml" xmlns:w16cex="http://schemas.microsoft.com/office/word/2018/wordml/cex" xmlns:w16cid="http://schemas.microsoft.com/office/word/2016/wordml/cid" xmlns:w16="http://schemas.microsoft.com/office/word/2018/wordml" xmlns:w16du="http://schemas.microsoft.com/office/word/2023/wordml/word16du" xmlns:w16sdtdh="http://schemas.microsoft.com/office/word/2020/wordml/sdtdatahash" xmlns:w16se="http://schemas.microsoft.com/office/word/2015/wordml/symex" xmlns:wpg="http://schemas.microsoft.com/office/word/2010/wordprocessingGroup" xmlns:wpi="http://schemas.microsoft.com/office/word/2010/wordprocessingInk" xmlns:wne="http://schemas.microsoft.com/office/word/2006/wordml" xmlns:wps="http://schemas.microsoft.com/office/word/2010/wordprocessingShape" mc:Ignorable="w14 w15 w16se w16cid w16 w16cex w16sdtdh w16du wp14">
   <w15:person w15:author="Jaeger, Florian">
     <w15:presenceInfo w15:providerId="AD" w15:userId="S::fjaeger@ur.rochester.edu::0d0acd91-09a2-4ddb-a934-22efc544688e"/>
   </w15:person>
   <w15:person w15:author="Cummings, Shawn">
     <w15:presenceInfo w15:providerId="AD" w15:userId="S::shawn.cummings@uconn.edu::de2d00fc-0438-4d53-9dfb-ffd47e6e9224"/>
   </w15:person>
+  <w15:person w15:author="Karboga, Gevher">
+    <w15:presenceInfo w15:providerId="AD" w15:userId="S::gkarboga@ur.rochester.edu::3e9fc68b-c35f-4d37-9439-ea100d896997"/>
+  </w15:person>
 </w15:people>
 </file>
 
 <file path=word/styles.xml><?xml version="1.0" encoding="utf-8"?>
-<w:styles xmlns:mc="http://schemas.openxmlformats.org/markup-compatibility/2006" xmlns:r="http://schemas.openxmlformats.org/officeDocument/2006/relationships" xmlns:w="http://schemas.openxmlformats.org/wordprocessingml/2006/main" xmlns:w14="http://schemas.microsoft.com/office/word/2010/wordml" xmlns:w15="http://schemas.microsoft.com/office/word/2012/wordml" xmlns:w16cex="http://schemas.microsoft.com/office/word/2018/wordml/cex" xmlns:w16cid="http://schemas.microsoft.com/office/word/2016/wordml/cid" xmlns:w16="http://schemas.microsoft.com/office/word/2018/wordml" xmlns:w16du="http://schemas.microsoft.com/office/word/2023/wordml/word16du" xmlns:w16sdtdh="http://schemas.microsoft.com/office/word/2020/wordml/sdtdatahash" xmlns:w16sdtfl="http://schemas.microsoft.com/office/word/2024/wordml/sdtformatlock" xmlns:w16se="http://schemas.microsoft.com/office/word/2015/wordml/symex" mc:Ignorable="w14 w15 w16se w16cid w16 w16cex w16sdtdh w16sdtfl w16du">
+<w:styles xmlns:mc="http://schemas.openxmlformats.org/markup-compatibility/2006" xmlns:r="http://schemas.openxmlformats.org/officeDocument/2006/relationships" xmlns:w="http://schemas.openxmlformats.org/wordprocessingml/2006/main" xmlns:w14="http://schemas.microsoft.com/office/word/2010/wordml" xmlns:w15="http://schemas.microsoft.com/office/word/2012/wordml" xmlns:w16cex="http://schemas.microsoft.com/office/word/2018/wordml/cex" xmlns:w16cid="http://schemas.microsoft.com/office/word/2016/wordml/cid" xmlns:w16="http://schemas.microsoft.com/office/word/2018/wordml" xmlns:w16du="http://schemas.microsoft.com/office/word/2023/wordml/word16du" xmlns:w16sdtdh="http://schemas.microsoft.com/office/word/2020/wordml/sdtdatahash" xmlns:w16se="http://schemas.microsoft.com/office/word/2015/wordml/symex" mc:Ignorable="w14 w15 w16se w16cid w16 w16cex w16sdtdh w16du">
   <w:docDefaults>
     <w:rPrDefault>
       <w:rPr>
@@ -33277,7 +33069,7 @@
 </file>
 
 <file path=customXml/itemProps1.xml><?xml version="1.0" encoding="utf-8"?>
-<ds:datastoreItem xmlns:ds="http://schemas.openxmlformats.org/officeDocument/2006/customXml" ds:itemID="{CEAF82DD-8E2B-F442-854C-D22AA8B4402F}">
+<ds:datastoreItem xmlns:ds="http://schemas.openxmlformats.org/officeDocument/2006/customXml" ds:itemID="{B20ED14E-20BD-0342-A447-925FFA2C3804}">
   <ds:schemaRefs>
     <ds:schemaRef ds:uri="http://schemas.openxmlformats.org/officeDocument/2006/bibliography"/>
   </ds:schemaRefs>
@@ -33285,7 +33077,7 @@
 </file>
 
 <file path=customXml/itemProps2.xml><?xml version="1.0" encoding="utf-8"?>
-<ds:datastoreItem xmlns:ds="http://schemas.openxmlformats.org/officeDocument/2006/customXml" ds:itemID="{B20ED14E-20BD-0342-A447-925FFA2C3804}">
+<ds:datastoreItem xmlns:ds="http://schemas.openxmlformats.org/officeDocument/2006/customXml" ds:itemID="{CEAF82DD-8E2B-F442-854C-D22AA8B4402F}">
   <ds:schemaRefs>
     <ds:schemaRef ds:uri="http://schemas.openxmlformats.org/officeDocument/2006/bibliography"/>
   </ds:schemaRefs>

--- a/output/papers/Round 2/manuscript-brief.docx
+++ b/output/papers/Round 2/manuscript-brief.docx
@@ -7760,6 +7760,82 @@
         </w:rPr>
         <w:t xml:space="preserve"> </w:t>
       </w:r>
+      <w:ins w:id="7" w:author="Cummings, Shawn" w:date="2025-05-21T14:25:00Z" w16du:dateUtc="2025-05-21T18:25:00Z">
+        <w:r>
+          <w:rPr>
+            <w:szCs w:val="22"/>
+          </w:rPr>
+          <w:t>Individual trials were additionally excluded</w:t>
+        </w:r>
+      </w:ins>
+      <w:ins w:id="8" w:author="Cummings, Shawn" w:date="2025-05-21T14:27:00Z" w16du:dateUtc="2025-05-21T18:27:00Z">
+        <w:r>
+          <w:rPr>
+            <w:szCs w:val="22"/>
+          </w:rPr>
+          <w:t xml:space="preserve"> due either to (incorrect) catch trial responses, or</w:t>
+        </w:r>
+      </w:ins>
+      <w:ins w:id="9" w:author="Cummings, Shawn" w:date="2025-05-21T14:25:00Z" w16du:dateUtc="2025-05-21T18:25:00Z">
+        <w:r>
+          <w:rPr>
+            <w:szCs w:val="22"/>
+          </w:rPr>
+          <w:t xml:space="preserve"> </w:t>
+        </w:r>
+      </w:ins>
+      <w:ins w:id="10" w:author="Cummings, Shawn" w:date="2025-05-21T14:26:00Z" w16du:dateUtc="2025-05-21T18:26:00Z">
+        <w:r>
+          <w:rPr>
+            <w:szCs w:val="22"/>
+          </w:rPr>
+          <w:t>for being unusually slow or fast. This was operationalized by scaling</w:t>
+        </w:r>
+      </w:ins>
+      <w:ins w:id="11" w:author="Cummings, Shawn" w:date="2025-05-21T14:29:00Z" w16du:dateUtc="2025-05-21T18:29:00Z">
+        <w:r>
+          <w:rPr>
+            <w:szCs w:val="22"/>
+          </w:rPr>
+          <w:t xml:space="preserve"> </w:t>
+        </w:r>
+        <w:r>
+          <w:rPr>
+            <w:szCs w:val="22"/>
+          </w:rPr>
+          <w:t>log-transformed RT</w:t>
+        </w:r>
+        <w:r>
+          <w:rPr>
+            <w:szCs w:val="22"/>
+          </w:rPr>
+          <w:t>s by participant, and then again by trial (to account for the fact that participants generally sped up over the course of the experiment</w:t>
+        </w:r>
+      </w:ins>
+      <w:ins w:id="12" w:author="Cummings, Shawn" w:date="2025-05-21T14:30:00Z" w16du:dateUtc="2025-05-21T18:30:00Z">
+        <w:r>
+          <w:rPr>
+            <w:szCs w:val="22"/>
+          </w:rPr>
+          <w:t xml:space="preserve">). </w:t>
+        </w:r>
+      </w:ins>
+      <w:ins w:id="13" w:author="Cummings, Shawn" w:date="2025-05-21T14:28:00Z" w16du:dateUtc="2025-05-21T18:28:00Z">
+        <w:r>
+          <w:rPr>
+            <w:szCs w:val="22"/>
+          </w:rPr>
+          <w:t xml:space="preserve"> </w:t>
+        </w:r>
+      </w:ins>
+      <w:ins w:id="14" w:author="Cummings, Shawn" w:date="2025-05-21T14:26:00Z" w16du:dateUtc="2025-05-21T18:26:00Z">
+        <w:r>
+          <w:rPr>
+            <w:szCs w:val="22"/>
+          </w:rPr>
+          <w:t xml:space="preserve"> </w:t>
+        </w:r>
+      </w:ins>
     </w:p>
     <w:p>
       <w:pPr>
@@ -7811,8 +7887,6 @@
         </w:rPr>
         <w:t xml:space="preserve"> summarizes the exclusions for all experiments. </w:t>
       </w:r>
-      <w:commentRangeStart w:id="7"/>
-      <w:commentRangeStart w:id="8"/>
       <w:r>
         <w:rPr>
           <w:szCs w:val="22"/>
@@ -7849,7 +7923,7 @@
         </w:rPr>
         <w:t>(</w:t>
       </w:r>
-      <w:commentRangeStart w:id="9"/>
+      <w:commentRangeStart w:id="15"/>
       <w:r>
         <w:rPr>
           <w:szCs w:val="22"/>
@@ -7862,12 +7936,12 @@
         </w:rPr>
         <w:t xml:space="preserve"> </w:t>
       </w:r>
-      <w:commentRangeEnd w:id="9"/>
+      <w:commentRangeEnd w:id="15"/>
       <w:r>
         <w:rPr>
           <w:rStyle w:val="CommentReference"/>
         </w:rPr>
-        <w:commentReference w:id="9"/>
+        <w:commentReference w:id="15"/>
       </w:r>
       <w:r>
         <w:rPr>
@@ -7903,6 +7977,7 @@
         <w:rPr>
           <w:szCs w:val="22"/>
         </w:rPr>
+        <w:lastRenderedPageBreak/>
         <w:t>12</w:t>
       </w:r>
       <w:r>
@@ -8006,20 +8081,6 @@
           <w:szCs w:val="22"/>
         </w:rPr>
         <w:t>never the case.</w:t>
-      </w:r>
-      <w:commentRangeEnd w:id="7"/>
-      <w:r>
-        <w:rPr>
-          <w:rStyle w:val="CommentReference"/>
-        </w:rPr>
-        <w:commentReference w:id="7"/>
-      </w:r>
-      <w:commentRangeEnd w:id="8"/>
-      <w:r>
-        <w:rPr>
-          <w:rStyle w:val="CommentReference"/>
-        </w:rPr>
-        <w:commentReference w:id="8"/>
       </w:r>
     </w:p>
     <w:p>
@@ -8029,9 +8090,8 @@
           <w:szCs w:val="22"/>
         </w:rPr>
       </w:pPr>
-      <w:bookmarkStart w:id="10" w:name="_Ref136088042"/>
-      <w:r>
-        <w:lastRenderedPageBreak/>
+      <w:bookmarkStart w:id="16" w:name="_Ref136088042"/>
+      <w:r>
         <w:t>T</w:t>
       </w:r>
       <w:r>
@@ -8045,7 +8105,7 @@
           <w:t>1</w:t>
         </w:r>
       </w:fldSimple>
-      <w:bookmarkEnd w:id="10"/>
+      <w:bookmarkEnd w:id="16"/>
       <w:r>
         <w:tab/>
         <w:t xml:space="preserve">Exclusions for all experiments reported. </w:t>
@@ -10473,7 +10533,14 @@
         <w:rPr>
           <w:szCs w:val="22"/>
         </w:rPr>
-        <w:t>for the analysis of identification responses</w:t>
+        <w:t xml:space="preserve">for the analysis of identification </w:t>
+      </w:r>
+      <w:r>
+        <w:rPr>
+          <w:szCs w:val="22"/>
+        </w:rPr>
+        <w:lastRenderedPageBreak/>
+        <w:t>responses</w:t>
       </w:r>
       <w:r>
         <w:rPr>
@@ -10558,7 +10625,6 @@
         <w:rPr>
           <w:szCs w:val="22"/>
         </w:rPr>
-        <w:lastRenderedPageBreak/>
         <w:t xml:space="preserve">as well as all their interactions. </w:t>
       </w:r>
       <w:r>
@@ -10686,27 +10752,27 @@
         </w:rPr>
         <w:t xml:space="preserve">the three design variables </w:t>
       </w:r>
-      <w:commentRangeStart w:id="12"/>
-      <w:commentRangeStart w:id="13"/>
+      <w:commentRangeStart w:id="18"/>
+      <w:commentRangeStart w:id="19"/>
       <w:r>
         <w:rPr>
           <w:szCs w:val="22"/>
         </w:rPr>
         <w:t>pen location</w:t>
       </w:r>
-      <w:commentRangeEnd w:id="12"/>
+      <w:commentRangeEnd w:id="18"/>
       <w:r>
         <w:rPr>
           <w:rStyle w:val="CommentReference"/>
         </w:rPr>
-        <w:commentReference w:id="12"/>
-      </w:r>
-      <w:commentRangeEnd w:id="13"/>
+        <w:commentReference w:id="18"/>
+      </w:r>
+      <w:commentRangeEnd w:id="19"/>
       <w:r>
         <w:rPr>
           <w:rStyle w:val="CommentReference"/>
         </w:rPr>
-        <w:commentReference w:id="13"/>
+        <w:commentReference w:id="19"/>
       </w:r>
       <w:r>
         <w:rPr>
@@ -10999,7 +11065,15 @@
             <w:rFonts w:ascii="Cambria Math" w:hAnsi="Cambria Math"/>
             <w:szCs w:val="22"/>
           </w:rPr>
-          <m:t>≤1.002</m:t>
+          <m:t>≤</m:t>
+        </m:r>
+        <m:r>
+          <w:rPr>
+            <w:rFonts w:ascii="Cambria Math" w:hAnsi="Cambria Math"/>
+            <w:szCs w:val="22"/>
+          </w:rPr>
+          <w:lastRenderedPageBreak/>
+          <m:t>1.002</m:t>
         </m:r>
       </m:oMath>
       <w:r>
@@ -11062,7 +11136,7 @@
     <w:p>
       <w:pPr>
         <w:rPr>
-          <w:ins w:id="14" w:author="Cummings, Shawn" w:date="2025-05-12T20:54:00Z" w16du:dateUtc="2025-05-13T00:54:00Z"/>
+          <w:ins w:id="20" w:author="Cummings, Shawn" w:date="2025-05-12T20:54:00Z" w16du:dateUtc="2025-05-13T00:54:00Z"/>
           <w:szCs w:val="22"/>
         </w:rPr>
       </w:pPr>
@@ -11142,14 +11216,7 @@
         <w:rPr>
           <w:szCs w:val="22"/>
         </w:rPr>
-        <w:t xml:space="preserve">, we </w:t>
-      </w:r>
-      <w:r>
-        <w:rPr>
-          <w:szCs w:val="22"/>
-        </w:rPr>
-        <w:lastRenderedPageBreak/>
-        <w:t xml:space="preserve">present Bayesian hypothesis tests </w:t>
+        <w:t xml:space="preserve">, we present Bayesian hypothesis tests </w:t>
       </w:r>
       <w:r>
         <w:rPr>
@@ -11235,8 +11302,8 @@
         </w:rPr>
         <w:t xml:space="preserve">summarizes those tests for all three experiments. </w:t>
       </w:r>
-      <w:commentRangeStart w:id="15"/>
-      <w:commentRangeStart w:id="16"/>
+      <w:commentRangeStart w:id="21"/>
+      <w:commentRangeStart w:id="22"/>
       <w:r>
         <w:rPr>
           <w:szCs w:val="22"/>
@@ -11293,19 +11360,19 @@
         </w:rPr>
         <w:t xml:space="preserve"> continuum steps </w:t>
       </w:r>
-      <w:commentRangeEnd w:id="15"/>
+      <w:commentRangeEnd w:id="21"/>
       <w:r>
         <w:rPr>
           <w:rStyle w:val="CommentReference"/>
         </w:rPr>
-        <w:commentReference w:id="15"/>
-      </w:r>
-      <w:commentRangeEnd w:id="16"/>
+        <w:commentReference w:id="21"/>
+      </w:r>
+      <w:commentRangeEnd w:id="22"/>
       <w:r>
         <w:rPr>
           <w:rStyle w:val="CommentReference"/>
         </w:rPr>
-        <w:commentReference w:id="16"/>
+        <w:commentReference w:id="22"/>
       </w:r>
       <w:r>
         <w:rPr>
@@ -11380,16 +11447,17 @@
         <w:rPr>
           <w:szCs w:val="22"/>
         </w:rPr>
-        <w:pPrChange w:id="17" w:author="Cummings, Shawn" w:date="2025-05-12T20:55:00Z" w16du:dateUtc="2025-05-13T00:55:00Z">
+        <w:pPrChange w:id="23" w:author="Cummings, Shawn" w:date="2025-05-12T20:55:00Z" w16du:dateUtc="2025-05-13T00:55:00Z">
           <w:pPr/>
         </w:pPrChange>
       </w:pPr>
-      <w:ins w:id="18" w:author="Cummings, Shawn" w:date="2025-05-12T20:54:00Z" w16du:dateUtc="2025-05-13T00:54:00Z">
+      <w:ins w:id="24" w:author="Cummings, Shawn" w:date="2025-05-12T20:54:00Z" w16du:dateUtc="2025-05-13T00:54:00Z">
         <w:r>
           <w:rPr>
             <w:noProof/>
             <w:szCs w:val="22"/>
           </w:rPr>
+          <w:lastRenderedPageBreak/>
           <w:drawing>
             <wp:inline distT="0" distB="0" distL="0" distR="0" wp14:anchorId="1E17D0B6" wp14:editId="40EC08D6">
               <wp:extent cx="5486400" cy="5715000"/>
@@ -11442,17 +11510,16 @@
           <w:docGrid w:linePitch="360"/>
         </w:sectPr>
       </w:pPr>
-      <w:bookmarkStart w:id="19" w:name="_Ref136190394"/>
-      <w:commentRangeStart w:id="20"/>
-      <w:commentRangeStart w:id="21"/>
-      <w:commentRangeStart w:id="22"/>
-      <w:del w:id="23" w:author="Cummings, Shawn" w:date="2025-05-12T20:53:00Z" w16du:dateUtc="2025-05-13T00:53:00Z">
+      <w:bookmarkStart w:id="25" w:name="_Ref136190394"/>
+      <w:commentRangeStart w:id="26"/>
+      <w:commentRangeStart w:id="27"/>
+      <w:commentRangeStart w:id="28"/>
+      <w:del w:id="29" w:author="Cummings, Shawn" w:date="2025-05-12T20:53:00Z" w16du:dateUtc="2025-05-13T00:53:00Z">
         <w:r>
           <w:rPr>
             <w:noProof/>
             <w:szCs w:val="22"/>
           </w:rPr>
-          <w:lastRenderedPageBreak/>
           <w:drawing>
             <wp:anchor distT="0" distB="0" distL="114300" distR="114300" simplePos="0" relativeHeight="251672576" behindDoc="0" locked="0" layoutInCell="1" allowOverlap="1" wp14:anchorId="321665CF" wp14:editId="24DC646C">
               <wp:simplePos x="0" y="0"/>
@@ -11504,7 +11571,7 @@
           </w:drawing>
         </w:r>
       </w:del>
-      <w:commentRangeEnd w:id="20"/>
+      <w:commentRangeEnd w:id="26"/>
       <w:r>
         <w:rPr>
           <w:rStyle w:val="CommentReference"/>
@@ -11512,9 +11579,9 @@
           <w:iCs w:val="0"/>
           <w:color w:val="auto"/>
         </w:rPr>
-        <w:commentReference w:id="20"/>
-      </w:r>
-      <w:commentRangeEnd w:id="21"/>
+        <w:commentReference w:id="26"/>
+      </w:r>
+      <w:commentRangeEnd w:id="27"/>
       <w:r>
         <w:rPr>
           <w:rStyle w:val="CommentReference"/>
@@ -11522,9 +11589,9 @@
           <w:iCs w:val="0"/>
           <w:color w:val="auto"/>
         </w:rPr>
-        <w:commentReference w:id="21"/>
-      </w:r>
-      <w:commentRangeEnd w:id="22"/>
+        <w:commentReference w:id="27"/>
+      </w:r>
+      <w:commentRangeEnd w:id="28"/>
       <w:r>
         <w:rPr>
           <w:rStyle w:val="CommentReference"/>
@@ -11532,7 +11599,7 @@
           <w:iCs w:val="0"/>
           <w:color w:val="auto"/>
         </w:rPr>
-        <w:commentReference w:id="22"/>
+        <w:commentReference w:id="28"/>
       </w:r>
       <w:r>
         <w:rPr>
@@ -11578,7 +11645,7 @@
         </w:rPr>
         <w:fldChar w:fldCharType="end"/>
       </w:r>
-      <w:bookmarkEnd w:id="19"/>
+      <w:bookmarkEnd w:id="25"/>
       <w:r>
         <w:rPr>
           <w:szCs w:val="22"/>
@@ -11678,7 +11745,7 @@
       <w:pPr>
         <w:pStyle w:val="Caption"/>
       </w:pPr>
-      <w:bookmarkStart w:id="24" w:name="_Ref136190384"/>
+      <w:bookmarkStart w:id="30" w:name="_Ref136190384"/>
       <w:r>
         <w:rPr>
           <w:szCs w:val="22"/>
@@ -11718,7 +11785,7 @@
         </w:rPr>
         <w:fldChar w:fldCharType="end"/>
       </w:r>
-      <w:bookmarkEnd w:id="24"/>
+      <w:bookmarkEnd w:id="30"/>
       <w:r>
         <w:rPr>
           <w:szCs w:val="22"/>
@@ -15784,7 +15851,7 @@
           <w:szCs w:val="22"/>
         </w:rPr>
       </w:pPr>
-      <w:commentRangeStart w:id="25"/>
+      <w:commentRangeStart w:id="31"/>
       <w:r>
         <w:rPr>
           <w:szCs w:val="22"/>
@@ -15949,12 +16016,12 @@
         </w:rPr>
         <w:t>.</w:t>
       </w:r>
-      <w:commentRangeEnd w:id="25"/>
+      <w:commentRangeEnd w:id="31"/>
       <w:r>
         <w:rPr>
           <w:rStyle w:val="CommentReference"/>
         </w:rPr>
-        <w:commentReference w:id="25"/>
+        <w:commentReference w:id="31"/>
       </w:r>
     </w:p>
     <w:p>
@@ -16990,7 +17057,7 @@
           <w:szCs w:val="22"/>
         </w:rPr>
       </w:pPr>
-      <w:bookmarkStart w:id="26" w:name="_Ref136084921"/>
+      <w:bookmarkStart w:id="32" w:name="_Ref136084921"/>
       <w:r>
         <w:rPr>
           <w:szCs w:val="22"/>
@@ -17029,7 +17096,7 @@
         </w:rPr>
         <w:fldChar w:fldCharType="end"/>
       </w:r>
-      <w:bookmarkEnd w:id="26"/>
+      <w:bookmarkEnd w:id="32"/>
       <w:r>
         <w:rPr>
           <w:szCs w:val="22"/>
@@ -18566,7 +18633,7 @@
           <w:szCs w:val="22"/>
         </w:rPr>
       </w:pPr>
-      <w:bookmarkStart w:id="27" w:name="_Ref136190811"/>
+      <w:bookmarkStart w:id="33" w:name="_Ref136190811"/>
       <w:r>
         <w:rPr>
           <w:szCs w:val="22"/>
@@ -18605,7 +18672,7 @@
         </w:rPr>
         <w:fldChar w:fldCharType="end"/>
       </w:r>
-      <w:bookmarkEnd w:id="27"/>
+      <w:bookmarkEnd w:id="33"/>
       <w:r>
         <w:rPr>
           <w:szCs w:val="22"/>
@@ -18712,7 +18779,7 @@
       <w:pPr>
         <w:pStyle w:val="Caption"/>
       </w:pPr>
-      <w:bookmarkStart w:id="28" w:name="_Ref136190818"/>
+      <w:bookmarkStart w:id="34" w:name="_Ref136190818"/>
       <w:r>
         <w:rPr>
           <w:szCs w:val="22"/>
@@ -18752,7 +18819,7 @@
         </w:rPr>
         <w:fldChar w:fldCharType="end"/>
       </w:r>
-      <w:bookmarkEnd w:id="28"/>
+      <w:bookmarkEnd w:id="34"/>
       <w:r>
         <w:rPr>
           <w:szCs w:val="22"/>
@@ -21035,7 +21102,7 @@
           <w:szCs w:val="22"/>
         </w:rPr>
       </w:pPr>
-      <w:commentRangeStart w:id="29"/>
+      <w:commentRangeStart w:id="35"/>
       <w:r>
         <w:rPr>
           <w:szCs w:val="22"/>
@@ -21155,12 +21222,12 @@
         </w:rPr>
         <w:t xml:space="preserve"> condition in Experiment 1c. </w:t>
       </w:r>
-      <w:commentRangeEnd w:id="29"/>
+      <w:commentRangeEnd w:id="35"/>
       <w:r>
         <w:rPr>
           <w:rStyle w:val="CommentReference"/>
         </w:rPr>
-        <w:commentReference w:id="29"/>
+        <w:commentReference w:id="35"/>
       </w:r>
       <w:r>
         <w:rPr>
@@ -21789,8 +21856,8 @@
         </w:rPr>
         <w:t xml:space="preserve"> not significantly higher in Experiment </w:t>
       </w:r>
-      <w:commentRangeStart w:id="30"/>
-      <w:commentRangeStart w:id="31"/>
+      <w:commentRangeStart w:id="36"/>
+      <w:commentRangeStart w:id="37"/>
       <w:r>
         <w:rPr>
           <w:szCs w:val="22"/>
@@ -21803,7 +21870,7 @@
         </w:rPr>
         <w:t xml:space="preserve"> (mean log-RT = </w:t>
       </w:r>
-      <w:ins w:id="32" w:author="Cummings, Shawn" w:date="2025-05-12T21:06:00Z" w16du:dateUtc="2025-05-13T01:06:00Z">
+      <w:ins w:id="38" w:author="Cummings, Shawn" w:date="2025-05-12T21:06:00Z" w16du:dateUtc="2025-05-13T01:06:00Z">
         <w:r>
           <w:rPr>
             <w:szCs w:val="22"/>
@@ -21811,7 +21878,7 @@
           <w:t>3.45</w:t>
         </w:r>
       </w:ins>
-      <w:del w:id="33" w:author="Cummings, Shawn" w:date="2025-05-12T21:06:00Z" w16du:dateUtc="2025-05-13T01:06:00Z">
+      <w:del w:id="39" w:author="Cummings, Shawn" w:date="2025-05-12T21:06:00Z" w16du:dateUtc="2025-05-13T01:06:00Z">
         <w:r>
           <w:rPr>
             <w:szCs w:val="22"/>
@@ -21825,7 +21892,7 @@
         </w:rPr>
         <w:t xml:space="preserve">, SD = </w:t>
       </w:r>
-      <w:ins w:id="34" w:author="Cummings, Shawn" w:date="2025-05-12T21:07:00Z" w16du:dateUtc="2025-05-13T01:07:00Z">
+      <w:ins w:id="40" w:author="Cummings, Shawn" w:date="2025-05-12T21:07:00Z" w16du:dateUtc="2025-05-13T01:07:00Z">
         <w:r>
           <w:rPr>
             <w:szCs w:val="22"/>
@@ -21833,7 +21900,7 @@
           <w:t>0.14</w:t>
         </w:r>
       </w:ins>
-      <w:del w:id="35" w:author="Cummings, Shawn" w:date="2025-05-12T21:07:00Z" w16du:dateUtc="2025-05-13T01:07:00Z">
+      <w:del w:id="41" w:author="Cummings, Shawn" w:date="2025-05-12T21:07:00Z" w16du:dateUtc="2025-05-13T01:07:00Z">
         <w:r>
           <w:rPr>
             <w:szCs w:val="22"/>
@@ -21847,7 +21914,7 @@
         </w:rPr>
         <w:t xml:space="preserve">), compared to Experiments 1a-c (mean = </w:t>
       </w:r>
-      <w:ins w:id="36" w:author="Cummings, Shawn" w:date="2025-05-12T21:09:00Z" w16du:dateUtc="2025-05-13T01:09:00Z">
+      <w:ins w:id="42" w:author="Cummings, Shawn" w:date="2025-05-12T21:09:00Z" w16du:dateUtc="2025-05-13T01:09:00Z">
         <w:r>
           <w:rPr>
             <w:szCs w:val="22"/>
@@ -21855,7 +21922,7 @@
           <w:t>3.44</w:t>
         </w:r>
       </w:ins>
-      <w:del w:id="37" w:author="Cummings, Shawn" w:date="2025-05-12T21:09:00Z" w16du:dateUtc="2025-05-13T01:09:00Z">
+      <w:del w:id="43" w:author="Cummings, Shawn" w:date="2025-05-12T21:09:00Z" w16du:dateUtc="2025-05-13T01:09:00Z">
         <w:r>
           <w:rPr>
             <w:szCs w:val="22"/>
@@ -21869,7 +21936,7 @@
         </w:rPr>
         <w:t xml:space="preserve">, SD = </w:t>
       </w:r>
-      <w:ins w:id="38" w:author="Cummings, Shawn" w:date="2025-05-12T21:09:00Z" w16du:dateUtc="2025-05-13T01:09:00Z">
+      <w:ins w:id="44" w:author="Cummings, Shawn" w:date="2025-05-12T21:09:00Z" w16du:dateUtc="2025-05-13T01:09:00Z">
         <w:r>
           <w:rPr>
             <w:szCs w:val="22"/>
@@ -21877,7 +21944,7 @@
           <w:t>0.15</w:t>
         </w:r>
       </w:ins>
-      <w:del w:id="39" w:author="Cummings, Shawn" w:date="2025-05-12T21:09:00Z" w16du:dateUtc="2025-05-13T01:09:00Z">
+      <w:del w:id="45" w:author="Cummings, Shawn" w:date="2025-05-12T21:09:00Z" w16du:dateUtc="2025-05-13T01:09:00Z">
         <w:r>
           <w:rPr>
             <w:szCs w:val="22"/>
@@ -21891,19 +21958,19 @@
         </w:rPr>
         <w:t>)</w:t>
       </w:r>
-      <w:commentRangeEnd w:id="30"/>
+      <w:commentRangeEnd w:id="36"/>
       <w:r>
         <w:rPr>
           <w:rStyle w:val="CommentReference"/>
         </w:rPr>
-        <w:commentReference w:id="30"/>
-      </w:r>
-      <w:commentRangeEnd w:id="31"/>
+        <w:commentReference w:id="36"/>
+      </w:r>
+      <w:commentRangeEnd w:id="37"/>
       <w:r>
         <w:rPr>
           <w:rStyle w:val="CommentReference"/>
         </w:rPr>
-        <w:commentReference w:id="31"/>
+        <w:commentReference w:id="37"/>
       </w:r>
       <w:r>
         <w:rPr>
@@ -21960,7 +22027,7 @@
         </w:rPr>
         <w:t>A second alternative is that while the presence of the pen itself—rather than its impact on the articulators—may be sufficient to induce compensation, the black box</w:t>
       </w:r>
-      <w:commentRangeStart w:id="40"/>
+      <w:commentRangeStart w:id="46"/>
       <w:r>
         <w:rPr>
           <w:szCs w:val="22"/>
@@ -21985,12 +22052,12 @@
         </w:rPr>
         <w:t xml:space="preserve"> less obvious and harder to visually access. </w:t>
       </w:r>
-      <w:commentRangeEnd w:id="40"/>
+      <w:commentRangeEnd w:id="46"/>
       <w:r>
         <w:rPr>
           <w:rStyle w:val="CommentReference"/>
         </w:rPr>
-        <w:commentReference w:id="40"/>
+        <w:commentReference w:id="46"/>
       </w:r>
       <w:r>
         <w:rPr>
@@ -22094,7 +22161,7 @@
         </w:rPr>
         <w:t>Either of these manipulations would require substantial</w:t>
       </w:r>
-      <w:ins w:id="41" w:author="Karboga, Gevher" w:date="2025-05-20T15:11:00Z" w16du:dateUtc="2025-05-20T19:11:00Z">
+      <w:ins w:id="47" w:author="Karboga, Gevher" w:date="2025-05-20T15:11:00Z" w16du:dateUtc="2025-05-20T19:11:00Z">
         <w:r>
           <w:rPr>
             <w:szCs w:val="22"/>
@@ -22407,7 +22474,7 @@
         </w:rPr>
         <w:t>. First, our findings leave open whether compensation for visually evident effects of non-phonological causes—like the pen—draws on the same neural mechanisms as normalization/compensation for the effects of phonetic contexts. The present findings only suggest that Fowler’s compensation account provides a unifying explanation for the qualitative consequences of both phenomena. It is unclear, for example, whether compensation for visually</w:t>
       </w:r>
-      <w:ins w:id="42" w:author="Karboga, Gevher" w:date="2025-05-20T18:39:00Z" w16du:dateUtc="2025-05-20T22:39:00Z">
+      <w:ins w:id="48" w:author="Karboga, Gevher" w:date="2025-05-20T18:39:00Z" w16du:dateUtc="2025-05-20T22:39:00Z">
         <w:r>
           <w:rPr>
             <w:szCs w:val="22"/>
@@ -23081,7 +23148,7 @@
         <w:lastRenderedPageBreak/>
         <w:t>the causal inference account) have conceptual similarities to compensation,</w:t>
       </w:r>
-      <w:ins w:id="43" w:author="Cummings, Shawn" w:date="2025-05-21T14:22:00Z" w16du:dateUtc="2025-05-21T18:22:00Z">
+      <w:ins w:id="49" w:author="Cummings, Shawn" w:date="2025-05-21T14:22:00Z" w16du:dateUtc="2025-05-21T18:22:00Z">
         <w:r>
           <w:rPr>
             <w:szCs w:val="22"/>
@@ -23089,7 +23156,7 @@
           <w:t xml:space="preserve"> they differ crucially f</w:t>
         </w:r>
       </w:ins>
-      <w:ins w:id="44" w:author="Cummings, Shawn" w:date="2025-05-21T14:23:00Z" w16du:dateUtc="2025-05-21T18:23:00Z">
+      <w:ins w:id="50" w:author="Cummings, Shawn" w:date="2025-05-21T14:23:00Z" w16du:dateUtc="2025-05-21T18:23:00Z">
         <w:r>
           <w:rPr>
             <w:szCs w:val="22"/>
@@ -23097,7 +23164,7 @@
           <w:t>rom compensation</w:t>
         </w:r>
       </w:ins>
-      <w:ins w:id="45" w:author="Cummings, Shawn" w:date="2025-05-21T14:22:00Z" w16du:dateUtc="2025-05-21T18:22:00Z">
+      <w:ins w:id="51" w:author="Cummings, Shawn" w:date="2025-05-21T14:22:00Z" w16du:dateUtc="2025-05-21T18:22:00Z">
         <w:r>
           <w:rPr>
             <w:szCs w:val="22"/>
@@ -23105,7 +23172,7 @@
           <w:t xml:space="preserve"> in positing the blocking effect</w:t>
         </w:r>
       </w:ins>
-      <w:ins w:id="46" w:author="Cummings, Shawn" w:date="2025-05-21T14:23:00Z" w16du:dateUtc="2025-05-21T18:23:00Z">
+      <w:ins w:id="52" w:author="Cummings, Shawn" w:date="2025-05-21T14:23:00Z" w16du:dateUtc="2025-05-21T18:23:00Z">
         <w:r>
           <w:rPr>
             <w:szCs w:val="22"/>
@@ -23113,7 +23180,7 @@
           <w:t xml:space="preserve"> as a consequence of </w:t>
         </w:r>
       </w:ins>
-      <w:ins w:id="47" w:author="Cummings, Shawn" w:date="2025-05-21T14:22:00Z" w16du:dateUtc="2025-05-21T18:22:00Z">
+      <w:ins w:id="53" w:author="Cummings, Shawn" w:date="2025-05-21T14:22:00Z" w16du:dateUtc="2025-05-21T18:22:00Z">
         <w:r>
           <w:rPr>
             <w:szCs w:val="22"/>
@@ -23121,14 +23188,14 @@
           <w:t xml:space="preserve"> </w:t>
         </w:r>
       </w:ins>
-      <w:del w:id="48" w:author="Cummings, Shawn" w:date="2025-05-21T14:23:00Z" w16du:dateUtc="2025-05-21T18:23:00Z">
+      <w:del w:id="54" w:author="Cummings, Shawn" w:date="2025-05-21T14:23:00Z" w16du:dateUtc="2025-05-21T18:23:00Z">
         <w:r>
           <w:rPr>
             <w:szCs w:val="22"/>
           </w:rPr>
           <w:delText xml:space="preserve"> </w:delText>
         </w:r>
-        <w:commentRangeStart w:id="49"/>
+        <w:commentRangeStart w:id="55"/>
         <w:r>
           <w:rPr>
             <w:szCs w:val="22"/>
@@ -23164,12 +23231,12 @@
         </w:rPr>
         <w:t>.</w:t>
       </w:r>
-      <w:commentRangeEnd w:id="49"/>
+      <w:commentRangeEnd w:id="55"/>
       <w:r>
         <w:rPr>
           <w:rStyle w:val="CommentReference"/>
         </w:rPr>
-        <w:commentReference w:id="49"/>
+        <w:commentReference w:id="55"/>
       </w:r>
     </w:p>
     <w:p>
@@ -26236,11 +26303,11 @@
         <w:spacing w:line="240" w:lineRule="auto"/>
         <w:ind w:left="360" w:hanging="360"/>
         <w:rPr>
-          <w:ins w:id="50" w:author="Cummings, Shawn" w:date="2025-05-12T20:19:00Z" w16du:dateUtc="2025-05-13T00:19:00Z"/>
-          <w:szCs w:val="22"/>
-        </w:rPr>
-      </w:pPr>
-      <w:ins w:id="51" w:author="Cummings, Shawn" w:date="2025-05-12T20:19:00Z">
+          <w:ins w:id="56" w:author="Cummings, Shawn" w:date="2025-05-12T20:19:00Z" w16du:dateUtc="2025-05-13T00:19:00Z"/>
+          <w:szCs w:val="22"/>
+        </w:rPr>
+      </w:pPr>
+      <w:ins w:id="57" w:author="Cummings, Shawn" w:date="2025-05-12T20:19:00Z">
         <w:r>
           <w:rPr>
             <w:szCs w:val="22"/>
@@ -26382,7 +26449,7 @@
       </w:r>
     </w:p>
   </w:comment>
-  <w:comment w:id="9" w:author="Jaeger, Florian" w:date="2025-05-11T16:16:00Z" w:initials="TJ">
+  <w:comment w:id="15" w:author="Jaeger, Florian" w:date="2025-05-11T16:16:00Z" w:initials="TJ">
     <w:p>
       <w:pPr>
         <w:jc w:val="left"/>
@@ -26401,7 +26468,7 @@
       </w:r>
     </w:p>
   </w:comment>
-  <w:comment w:id="7" w:author="Cummings, Shawn" w:date="2025-05-09T12:59:00Z" w:initials="SC">
+  <w:comment w:id="18" w:author="Jaeger, Florian" w:date="2025-05-11T16:19:00Z" w:initials="TJ">
     <w:p>
       <w:pPr>
         <w:jc w:val="left"/>
@@ -26413,11 +26480,25 @@
         <w:annotationRef/>
       </w:r>
       <w:r>
-        <w:t>We also excluded based on individual trials with long/short RTs— should that be described?</w:t>
+        <w:rPr>
+          <w:color w:val="000000"/>
+        </w:rPr>
+        <w:t xml:space="preserve">should we perhaps rename this </w:t>
+      </w:r>
+    </w:p>
+    <w:p>
+      <w:pPr>
+        <w:jc w:val="left"/>
+      </w:pPr>
+      <w:r>
+        <w:rPr>
+          <w:color w:val="000000"/>
+        </w:rPr>
+        <w:t>“pen placement”? (also would have to change the code)</w:t>
       </w:r>
     </w:p>
   </w:comment>
-  <w:comment w:id="8" w:author="Cummings, Shawn" w:date="2025-05-09T13:12:00Z" w:initials="SC">
+  <w:comment w:id="19" w:author="Cummings, Shawn" w:date="2025-05-12T20:37:00Z" w:initials="SC">
     <w:p>
       <w:pPr>
         <w:jc w:val="left"/>
@@ -26429,11 +26510,11 @@
         <w:annotationRef/>
       </w:r>
       <w:r>
-        <w:t>This is also where the white dot trials should be clarified?</w:t>
+        <w:t xml:space="preserve">The two feel pretty synonymous to me… not opposed to “pen placement” if you see a benefit! </w:t>
       </w:r>
     </w:p>
   </w:comment>
-  <w:comment w:id="12" w:author="Jaeger, Florian" w:date="2025-05-11T16:19:00Z" w:initials="TJ">
+  <w:comment w:id="21" w:author="Jaeger, Florian" w:date="2025-05-11T16:22:00Z" w:initials="TJ">
     <w:p>
       <w:pPr>
         <w:jc w:val="left"/>
@@ -26448,22 +26529,11 @@
         <w:rPr>
           <w:color w:val="000000"/>
         </w:rPr>
-        <w:t xml:space="preserve">should we perhaps rename this </w:t>
-      </w:r>
-    </w:p>
-    <w:p>
-      <w:pPr>
-        <w:jc w:val="left"/>
-      </w:pPr>
-      <w:r>
-        <w:rPr>
-          <w:color w:val="000000"/>
-        </w:rPr>
-        <w:t>“pen placement”? (also would have to change the code)</w:t>
+        <w:t>reworded somewhat since we didn’t actually code continuum step as continuous (I had forgotten)</w:t>
       </w:r>
     </w:p>
   </w:comment>
-  <w:comment w:id="13" w:author="Cummings, Shawn" w:date="2025-05-12T20:37:00Z" w:initials="SC">
+  <w:comment w:id="22" w:author="Jaeger, Florian" w:date="2025-05-11T16:22:00Z" w:initials="TJ">
     <w:p>
       <w:pPr>
         <w:jc w:val="left"/>
@@ -26475,11 +26545,14 @@
         <w:annotationRef/>
       </w:r>
       <w:r>
-        <w:t xml:space="preserve">The two feel pretty synonymous to me… not opposed to “pen placement” if you see a benefit! </w:t>
+        <w:rPr>
+          <w:color w:val="000000"/>
+        </w:rPr>
+        <w:t>I also moved it into the main text since it seems sufficiently important.</w:t>
       </w:r>
     </w:p>
   </w:comment>
-  <w:comment w:id="15" w:author="Jaeger, Florian" w:date="2025-05-11T16:22:00Z" w:initials="TJ">
+  <w:comment w:id="26" w:author="Jaeger, Florian" w:date="2025-05-11T17:36:00Z" w:initials="TJ">
     <w:p>
       <w:pPr>
         <w:jc w:val="left"/>
@@ -26494,11 +26567,11 @@
         <w:rPr>
           <w:color w:val="000000"/>
         </w:rPr>
-        <w:t>reworded somewhat since we didn’t actually code continuum step as continuous (I had forgotten)</w:t>
+        <w:t>If we replace this, perhaps add a “-“ between ashi and responses?</w:t>
       </w:r>
     </w:p>
   </w:comment>
-  <w:comment w:id="16" w:author="Jaeger, Florian" w:date="2025-05-11T16:22:00Z" w:initials="TJ">
+  <w:comment w:id="27" w:author="Jaeger, Florian" w:date="2025-05-11T17:37:00Z" w:initials="TJ">
     <w:p>
       <w:pPr>
         <w:jc w:val="left"/>
@@ -26513,11 +26586,11 @@
         <w:rPr>
           <w:color w:val="000000"/>
         </w:rPr>
-        <w:t>I also moved it into the main text since it seems sufficiently important.</w:t>
+        <w:t>as we seem to do that in the text.</w:t>
       </w:r>
     </w:p>
   </w:comment>
-  <w:comment w:id="20" w:author="Jaeger, Florian" w:date="2025-05-11T17:36:00Z" w:initials="TJ">
+  <w:comment w:id="28" w:author="Cummings, Shawn" w:date="2025-05-12T20:55:00Z" w:initials="SC">
     <w:p>
       <w:pPr>
         <w:jc w:val="left"/>
@@ -26529,14 +26602,11 @@
         <w:annotationRef/>
       </w:r>
       <w:r>
-        <w:rPr>
-          <w:color w:val="000000"/>
-        </w:rPr>
-        <w:t>If we replace this, perhaps add a “-“ between ashi and responses?</w:t>
+        <w:t>Done!</w:t>
       </w:r>
     </w:p>
   </w:comment>
-  <w:comment w:id="21" w:author="Jaeger, Florian" w:date="2025-05-11T17:37:00Z" w:initials="TJ">
+  <w:comment w:id="31" w:author="Jaeger, Florian" w:date="2025-05-11T17:39:00Z" w:initials="TJ">
     <w:p>
       <w:pPr>
         <w:jc w:val="left"/>
@@ -26551,11 +26621,11 @@
         <w:rPr>
           <w:color w:val="000000"/>
         </w:rPr>
-        <w:t>as we seem to do that in the text.</w:t>
+        <w:t>perhaps this could go here?</w:t>
       </w:r>
     </w:p>
   </w:comment>
-  <w:comment w:id="22" w:author="Cummings, Shawn" w:date="2025-05-12T20:55:00Z" w:initials="SC">
+  <w:comment w:id="35" w:author="Karboga, Gevher" w:date="2025-05-20T18:47:00Z" w:initials="GK">
     <w:p>
       <w:pPr>
         <w:jc w:val="left"/>
@@ -26567,11 +26637,14 @@
         <w:annotationRef/>
       </w:r>
       <w:r>
-        <w:t>Done!</w:t>
+        <w:rPr>
+          <w:color w:val="000000"/>
+        </w:rPr>
+        <w:t>It could be better to divide this long sentence into two. Just a suggestion.</w:t>
       </w:r>
     </w:p>
   </w:comment>
-  <w:comment w:id="25" w:author="Jaeger, Florian" w:date="2025-05-11T17:39:00Z" w:initials="TJ">
+  <w:comment w:id="36" w:author="Jaeger, Florian" w:date="2025-05-11T16:49:00Z" w:initials="TJ">
     <w:p>
       <w:pPr>
         <w:jc w:val="left"/>
@@ -26586,11 +26659,11 @@
         <w:rPr>
           <w:color w:val="000000"/>
         </w:rPr>
-        <w:t>perhaps this could go here?</w:t>
+        <w:t>would be good to fill this in?</w:t>
       </w:r>
     </w:p>
   </w:comment>
-  <w:comment w:id="29" w:author="Karboga, Gevher" w:date="2025-05-20T18:47:00Z" w:initials="GK">
+  <w:comment w:id="37" w:author="Cummings, Shawn" w:date="2025-05-12T21:09:00Z" w:initials="SC">
     <w:p>
       <w:pPr>
         <w:jc w:val="left"/>
@@ -26602,14 +26675,11 @@
         <w:annotationRef/>
       </w:r>
       <w:r>
-        <w:rPr>
-          <w:color w:val="000000"/>
-        </w:rPr>
-        <w:t>It could be better to divide this long sentence into two. Just a suggestion.</w:t>
+        <w:t>Beautifully similar RTs!</w:t>
       </w:r>
     </w:p>
   </w:comment>
-  <w:comment w:id="30" w:author="Jaeger, Florian" w:date="2025-05-11T16:49:00Z" w:initials="TJ">
+  <w:comment w:id="46" w:author="Jaeger, Florian" w:date="2025-05-11T16:53:00Z" w:initials="TJ">
     <w:p>
       <w:pPr>
         <w:jc w:val="left"/>
@@ -26624,46 +26694,11 @@
         <w:rPr>
           <w:color w:val="000000"/>
         </w:rPr>
-        <w:t>would be good to fill this in?</w:t>
+        <w:t>For Exp 1a-c, Gevher coded comments for whether they mentioned the pen (it’s in the data directory). We could ask her whether she’d be willing to do the same of Exp 2 to see whether the rate of pen mention differed between experiments?</w:t>
       </w:r>
     </w:p>
   </w:comment>
-  <w:comment w:id="31" w:author="Cummings, Shawn" w:date="2025-05-12T21:09:00Z" w:initials="SC">
-    <w:p>
-      <w:pPr>
-        <w:jc w:val="left"/>
-      </w:pPr>
-      <w:r>
-        <w:rPr>
-          <w:rStyle w:val="CommentReference"/>
-        </w:rPr>
-        <w:annotationRef/>
-      </w:r>
-      <w:r>
-        <w:t>Beautifully similar RTs!</w:t>
-      </w:r>
-    </w:p>
-  </w:comment>
-  <w:comment w:id="40" w:author="Jaeger, Florian" w:date="2025-05-11T16:53:00Z" w:initials="TJ">
-    <w:p>
-      <w:pPr>
-        <w:jc w:val="left"/>
-      </w:pPr>
-      <w:r>
-        <w:rPr>
-          <w:rStyle w:val="CommentReference"/>
-        </w:rPr>
-        <w:annotationRef/>
-      </w:r>
-      <w:r>
-        <w:rPr>
-          <w:color w:val="000000"/>
-        </w:rPr>
-        <w:t>For Exp 1a-c, Gevher coded comments for whether they mentioned the pen (it’s in the data directory). We could ask her whether she’d be willing to do the same of Exp 2 to see whether the rate of pen mention differed between experiments?</w:t>
-      </w:r>
-    </w:p>
-  </w:comment>
-  <w:comment w:id="49" w:author="Karboga, Gevher" w:date="2025-05-20T18:50:00Z" w:initials="GK">
+  <w:comment w:id="55" w:author="Karboga, Gevher" w:date="2025-05-20T18:50:00Z" w:initials="GK">
     <w:p>
       <w:pPr>
         <w:jc w:val="left"/>
@@ -26690,8 +26725,6 @@
   <w15:commentEx w15:paraId="4DDBF32D" w15:done="0"/>
   <w15:commentEx w15:paraId="1486FF83" w15:paraIdParent="4DDBF32D" w15:done="0"/>
   <w15:commentEx w15:paraId="2245456D" w15:done="0"/>
-  <w15:commentEx w15:paraId="5B928638" w15:done="0"/>
-  <w15:commentEx w15:paraId="09066744" w15:paraIdParent="5B928638" w15:done="0"/>
   <w15:commentEx w15:paraId="0CC8A972" w15:done="0"/>
   <w15:commentEx w15:paraId="5574534F" w15:paraIdParent="0CC8A972" w15:done="0"/>
   <w15:commentEx w15:paraId="17828F86" w15:done="1"/>
@@ -26713,8 +26746,6 @@
   <w16cex:commentExtensible w16cex:durableId="2D808FF6" w16cex:dateUtc="2025-05-11T21:22:00Z"/>
   <w16cex:commentExtensible w16cex:durableId="4DB993EE" w16cex:dateUtc="2025-05-13T00:36:00Z"/>
   <w16cex:commentExtensible w16cex:durableId="6685186B" w16cex:dateUtc="2025-05-11T20:16:00Z"/>
-  <w16cex:commentExtensible w16cex:durableId="7FA83320" w16cex:dateUtc="2025-05-09T16:59:00Z"/>
-  <w16cex:commentExtensible w16cex:durableId="68397BDD" w16cex:dateUtc="2025-05-09T17:12:00Z"/>
   <w16cex:commentExtensible w16cex:durableId="6BE9660C" w16cex:dateUtc="2025-05-11T20:19:00Z"/>
   <w16cex:commentExtensible w16cex:durableId="0D181876" w16cex:dateUtc="2025-05-13T00:37:00Z"/>
   <w16cex:commentExtensible w16cex:durableId="4169CD45" w16cex:dateUtc="2025-05-11T20:22:00Z"/>
@@ -26736,8 +26767,6 @@
   <w16cid:commentId w16cid:paraId="4DDBF32D" w16cid:durableId="2D808FF6"/>
   <w16cid:commentId w16cid:paraId="1486FF83" w16cid:durableId="4DB993EE"/>
   <w16cid:commentId w16cid:paraId="2245456D" w16cid:durableId="6685186B"/>
-  <w16cid:commentId w16cid:paraId="5B928638" w16cid:durableId="7FA83320"/>
-  <w16cid:commentId w16cid:paraId="09066744" w16cid:durableId="68397BDD"/>
   <w16cid:commentId w16cid:paraId="0CC8A972" w16cid:durableId="6BE9660C"/>
   <w16cid:commentId w16cid:paraId="5574534F" w16cid:durableId="0D181876"/>
   <w16cid:commentId w16cid:paraId="17828F86" w16cid:durableId="4169CD45"/>
@@ -27335,7 +27364,7 @@
       <w:r>
         <w:t xml:space="preserve">Additional analyses strongly supported linear effects of acoustic continuum and non-linear effects of test blocks for all experiments. The results we report below replicate when standard linear effects </w:t>
       </w:r>
-      <w:ins w:id="11" w:author="Karboga, Gevher" w:date="2025-05-20T17:58:00Z" w16du:dateUtc="2025-05-20T21:58:00Z">
+      <w:ins w:id="17" w:author="Karboga, Gevher" w:date="2025-05-20T17:58:00Z" w16du:dateUtc="2025-05-20T21:58:00Z">
         <w:r>
           <w:t xml:space="preserve">are </w:t>
         </w:r>

--- a/output/papers/Round 2/manuscript-brief.docx
+++ b/output/papers/Round 2/manuscript-brief.docx
@@ -112,22 +112,12 @@
         </w:rPr>
         <w:t xml:space="preserve">, Gevher </w:t>
       </w:r>
-      <w:ins w:id="0" w:author="Karboga, Gevher" w:date="2025-05-20T18:54:00Z" w16du:dateUtc="2025-05-20T22:54:00Z">
-        <w:r>
-          <w:rPr>
-            <w:szCs w:val="22"/>
-          </w:rPr>
-          <w:t>E</w:t>
-        </w:r>
-      </w:ins>
-      <w:ins w:id="1" w:author="Karboga, Gevher" w:date="2025-05-20T18:55:00Z" w16du:dateUtc="2025-05-20T22:55:00Z">
-        <w:r>
-          <w:rPr>
-            <w:szCs w:val="22"/>
-          </w:rPr>
-          <w:t xml:space="preserve">. </w:t>
-        </w:r>
-      </w:ins>
+      <w:r>
+        <w:rPr>
+          <w:szCs w:val="22"/>
+        </w:rPr>
+        <w:t xml:space="preserve">E. </w:t>
+      </w:r>
       <w:r>
         <w:rPr>
           <w:szCs w:val="22"/>
@@ -145,21 +135,7 @@
         <w:rPr>
           <w:szCs w:val="22"/>
         </w:rPr>
-        <w:t xml:space="preserve">, </w:t>
-      </w:r>
-      <w:proofErr w:type="spellStart"/>
-      <w:r>
-        <w:rPr>
-          <w:szCs w:val="22"/>
-        </w:rPr>
-        <w:t>Menghan</w:t>
-      </w:r>
-      <w:proofErr w:type="spellEnd"/>
-      <w:r>
-        <w:rPr>
-          <w:szCs w:val="22"/>
-        </w:rPr>
-        <w:t xml:space="preserve"> Yang</w:t>
+        <w:t>, Menghan Yang</w:t>
       </w:r>
       <w:r>
         <w:rPr>
@@ -926,21 +902,7 @@
         <w:rPr>
           <w:szCs w:val="22"/>
         </w:rPr>
-        <w:t>(Soli, 1981; Yeni-</w:t>
-      </w:r>
-      <w:proofErr w:type="spellStart"/>
-      <w:r>
-        <w:rPr>
-          <w:szCs w:val="22"/>
-        </w:rPr>
-        <w:t>Komshian</w:t>
-      </w:r>
-      <w:proofErr w:type="spellEnd"/>
-      <w:r>
-        <w:rPr>
-          <w:szCs w:val="22"/>
-        </w:rPr>
-        <w:t xml:space="preserve"> &amp; Soli, 1981). As the spectral center for /ʃ/ is generally lower than that of /s/ in English (Jongman, Wayland, &amp; Wong, 2000), the presence of /u/ serves to make /s/ segments </w:t>
+        <w:t xml:space="preserve">(Soli, 1981; Yeni-Komshian &amp; Soli, 1981). As the spectral center for /ʃ/ is generally lower than that of /s/ in English (Jongman, Wayland, &amp; Wong, 2000), the presence of /u/ serves to make /s/ segments </w:t>
       </w:r>
       <w:r>
         <w:rPr>
@@ -1224,35 +1186,7 @@
         <w:rPr>
           <w:szCs w:val="22"/>
         </w:rPr>
-        <w:t xml:space="preserve">McMurray &amp; </w:t>
-      </w:r>
-      <w:proofErr w:type="spellStart"/>
-      <w:r>
-        <w:rPr>
-          <w:szCs w:val="22"/>
-        </w:rPr>
-        <w:t>Jongman</w:t>
-      </w:r>
-      <w:proofErr w:type="spellEnd"/>
-      <w:r>
-        <w:rPr>
-          <w:szCs w:val="22"/>
-        </w:rPr>
-        <w:t xml:space="preserve">, 2011, 2016; </w:t>
-      </w:r>
-      <w:proofErr w:type="spellStart"/>
-      <w:r>
-        <w:rPr>
-          <w:szCs w:val="22"/>
-        </w:rPr>
-        <w:t>Syrdal</w:t>
-      </w:r>
-      <w:proofErr w:type="spellEnd"/>
-      <w:r>
-        <w:rPr>
-          <w:szCs w:val="22"/>
-        </w:rPr>
-        <w:t xml:space="preserve"> &amp; Gopal, 1986; for review, see Weatherholtz &amp; Jaeger, 2016</w:t>
+        <w:t>McMurray &amp; Jongman, 2011, 2016; Syrdal &amp; Gopal, 1986; for review, see Weatherholtz &amp; Jaeger, 2016</w:t>
       </w:r>
       <w:r>
         <w:rPr>
@@ -1593,19 +1527,11 @@
         </w:rPr>
         <w:t>presented context (</w:t>
       </w:r>
-      <w:proofErr w:type="spellStart"/>
-      <w:r>
-        <w:rPr>
-          <w:szCs w:val="22"/>
-        </w:rPr>
-        <w:t>Vroomen</w:t>
-      </w:r>
-      <w:proofErr w:type="spellEnd"/>
-      <w:r>
-        <w:rPr>
-          <w:szCs w:val="22"/>
-        </w:rPr>
-        <w:t xml:space="preserve"> </w:t>
+      <w:r>
+        <w:rPr>
+          <w:szCs w:val="22"/>
+        </w:rPr>
+        <w:t xml:space="preserve">Vroomen </w:t>
       </w:r>
       <w:r>
         <w:rPr>
@@ -2219,21 +2145,7 @@
         <w:rPr>
           <w:szCs w:val="22"/>
         </w:rPr>
-        <w:t xml:space="preserve"> </w:t>
-      </w:r>
-      <w:del w:id="2" w:author="Karboga, Gevher" w:date="2025-05-20T16:59:00Z" w16du:dateUtc="2025-05-20T20:59:00Z">
-        <w:r>
-          <w:rPr>
-            <w:szCs w:val="22"/>
-          </w:rPr>
-          <w:delText xml:space="preserve">in </w:delText>
-        </w:r>
-      </w:del>
-      <w:r>
-        <w:rPr>
-          <w:szCs w:val="22"/>
-        </w:rPr>
-        <w:t>a separate line of</w:t>
+        <w:t xml:space="preserve"> a separate line of</w:t>
       </w:r>
       <w:r>
         <w:rPr>
@@ -2943,14 +2855,12 @@
         </w:rPr>
         <w:t>Where our design decision</w:t>
       </w:r>
-      <w:ins w:id="3" w:author="Karboga, Gevher" w:date="2025-05-20T17:02:00Z" w16du:dateUtc="2025-05-20T21:02:00Z">
-        <w:r>
-          <w:rPr>
-            <w:szCs w:val="22"/>
-          </w:rPr>
-          <w:t>s</w:t>
-        </w:r>
-      </w:ins>
+      <w:r>
+        <w:rPr>
+          <w:szCs w:val="22"/>
+        </w:rPr>
+        <w:t>s</w:t>
+      </w:r>
       <w:r>
         <w:rPr>
           <w:szCs w:val="22"/>
@@ -3105,8 +3015,13 @@
       <w:r>
         <w:t xml:space="preserve"> </w:t>
       </w:r>
-      <w:r>
-        <w:t xml:space="preserve">With regard to ethnicity, </w:t>
+      <w:proofErr w:type="gramStart"/>
+      <w:r>
+        <w:t>With regard to</w:t>
+      </w:r>
+      <w:proofErr w:type="gramEnd"/>
+      <w:r>
+        <w:t xml:space="preserve"> ethnicity, </w:t>
       </w:r>
       <w:r>
         <w:t>8.5</w:t>
@@ -3124,15 +3039,7 @@
         <w:t>9.7</w:t>
       </w:r>
       <w:r>
-        <w:t xml:space="preserve">% as </w:t>
-      </w:r>
-      <w:proofErr w:type="gramStart"/>
-      <w:r>
-        <w:t>Non-Hispanic</w:t>
-      </w:r>
-      <w:proofErr w:type="gramEnd"/>
-      <w:r>
-        <w:t xml:space="preserve">, and </w:t>
+        <w:t xml:space="preserve">% as Non-Hispanic, and </w:t>
       </w:r>
       <w:r>
         <w:t>1.9</w:t>
@@ -3888,7 +3795,7 @@
           <w:szCs w:val="22"/>
         </w:rPr>
       </w:pPr>
-      <w:bookmarkStart w:id="4" w:name="_Ref81579849"/>
+      <w:bookmarkStart w:id="0" w:name="_Ref81579849"/>
       <w:r>
         <w:rPr>
           <w:szCs w:val="22"/>
@@ -3927,7 +3834,7 @@
         </w:rPr>
         <w:fldChar w:fldCharType="end"/>
       </w:r>
-      <w:bookmarkEnd w:id="4"/>
+      <w:bookmarkEnd w:id="0"/>
       <w:r>
         <w:rPr>
           <w:szCs w:val="22"/>
@@ -4154,21 +4061,7 @@
         <w:rPr>
           <w:szCs w:val="22"/>
         </w:rPr>
-        <w:t xml:space="preserve">see also </w:t>
-      </w:r>
-      <w:proofErr w:type="spellStart"/>
-      <w:r>
-        <w:rPr>
-          <w:szCs w:val="22"/>
-        </w:rPr>
-        <w:t>Bejjanki</w:t>
-      </w:r>
-      <w:proofErr w:type="spellEnd"/>
-      <w:r>
-        <w:rPr>
-          <w:szCs w:val="22"/>
-        </w:rPr>
-        <w:t xml:space="preserve"> et al., 2011; </w:t>
+        <w:t xml:space="preserve">see also Bejjanki et al., 2011; </w:t>
       </w:r>
       <w:r>
         <w:rPr>
@@ -4180,21 +4073,7 @@
         <w:rPr>
           <w:szCs w:val="22"/>
         </w:rPr>
-        <w:t xml:space="preserve">; </w:t>
-      </w:r>
-      <w:proofErr w:type="spellStart"/>
-      <w:r>
-        <w:rPr>
-          <w:szCs w:val="22"/>
-        </w:rPr>
-        <w:t>Lüttke</w:t>
-      </w:r>
-      <w:proofErr w:type="spellEnd"/>
-      <w:r>
-        <w:rPr>
-          <w:szCs w:val="22"/>
-        </w:rPr>
-        <w:t xml:space="preserve"> et al., 2018</w:t>
+        <w:t>; Lüttke et al., 2018</w:t>
       </w:r>
       <w:r>
         <w:rPr>
@@ -5463,21 +5342,7 @@
         <w:rPr>
           <w:szCs w:val="22"/>
         </w:rPr>
-        <w:t xml:space="preserve">. This continuum was created with </w:t>
-      </w:r>
-      <w:proofErr w:type="spellStart"/>
-      <w:r>
-        <w:rPr>
-          <w:szCs w:val="22"/>
-        </w:rPr>
-        <w:t>FricativeMakerPro</w:t>
-      </w:r>
-      <w:proofErr w:type="spellEnd"/>
-      <w:r>
-        <w:rPr>
-          <w:szCs w:val="22"/>
-        </w:rPr>
-        <w:t xml:space="preserve"> (McMurray, Rhone, &amp; Galle, 2012) based on </w:t>
+        <w:t xml:space="preserve">. This continuum was created with FricativeMakerPro (McMurray, Rhone, &amp; Galle, 2012) based on </w:t>
       </w:r>
       <w:r>
         <w:rPr>
@@ -5906,8 +5771,6 @@
           <w:szCs w:val="22"/>
         </w:rPr>
       </w:pPr>
-      <w:commentRangeStart w:id="5"/>
-      <w:commentRangeStart w:id="6"/>
       <w:r>
         <w:rPr>
           <w:szCs w:val="22"/>
@@ -5990,27 +5853,7 @@
         <w:rPr>
           <w:szCs w:val="22"/>
         </w:rPr>
-        <w:t xml:space="preserve">, </w:t>
-      </w:r>
-      <w:commentRangeEnd w:id="5"/>
-      <w:r>
-        <w:rPr>
-          <w:rStyle w:val="CommentReference"/>
-        </w:rPr>
-        <w:commentReference w:id="5"/>
-      </w:r>
-      <w:commentRangeEnd w:id="6"/>
-      <w:r>
-        <w:rPr>
-          <w:rStyle w:val="CommentReference"/>
-        </w:rPr>
-        <w:commentReference w:id="6"/>
-      </w:r>
-      <w:r>
-        <w:rPr>
-          <w:szCs w:val="22"/>
-        </w:rPr>
-        <w:t>as well as some aspects of the exit survey described later</w:t>
+        <w:t>, as well as some aspects of the exit survey described later</w:t>
       </w:r>
       <w:r>
         <w:rPr>
@@ -6763,663 +6606,1450 @@
         <w:rPr>
           <w:szCs w:val="22"/>
         </w:rPr>
-        <w:t xml:space="preserve"> eleven of these twelve videos. The twelfth video was replaced with a video in kind because</w:t>
-      </w:r>
-      <w:del w:id="7" w:author="Karboga, Gevher" w:date="2025-05-20T17:44:00Z" w16du:dateUtc="2025-05-20T21:44:00Z">
+        <w:t xml:space="preserve"> eleven of these twelve videos. The twelfth video was replaced with a video in kind because the results of Experiment 1a indicated a particularly strong visual bias for that video. </w:t>
+      </w:r>
+    </w:p>
+    <w:p>
+      <w:pPr>
+        <w:rPr>
+          <w:szCs w:val="22"/>
+        </w:rPr>
+      </w:pPr>
+      <w:r>
+        <w:rPr>
+          <w:i/>
+          <w:iCs/>
+          <w:szCs w:val="22"/>
+        </w:rPr>
+        <w:t>Audiovisual</w:t>
+      </w:r>
+      <w:r>
+        <w:rPr>
+          <w:i/>
+          <w:iCs/>
+          <w:szCs w:val="22"/>
+        </w:rPr>
+        <w:t xml:space="preserve"> stimuli</w:t>
+      </w:r>
+      <w:r>
+        <w:rPr>
+          <w:i/>
+          <w:iCs/>
+          <w:szCs w:val="22"/>
+        </w:rPr>
+        <w:t xml:space="preserve">. </w:t>
+      </w:r>
+      <w:r>
+        <w:rPr>
+          <w:szCs w:val="22"/>
+        </w:rPr>
+        <w:t>The audio and video recordings were combined into audiovisual stimuli following the same procedure used in Liu and Jaeger (2018). Care was taken to ensure that the audio and video recordings aligned. We fully crossed the six steps along the acoustic continuum with each of the 12 video items, resulting in 72 audiovisual stimuli</w:t>
+      </w:r>
+      <w:r>
+        <w:rPr>
+          <w:szCs w:val="22"/>
+        </w:rPr>
+        <w:t xml:space="preserve"> for each of the three experiments</w:t>
+      </w:r>
+      <w:r>
+        <w:rPr>
+          <w:szCs w:val="22"/>
+        </w:rPr>
+        <w:t xml:space="preserve">. </w:t>
+      </w:r>
+    </w:p>
+    <w:p>
+      <w:pPr>
+        <w:rPr>
+          <w:b/>
+          <w:bCs/>
+          <w:i/>
+          <w:iCs/>
+          <w:szCs w:val="22"/>
+        </w:rPr>
+      </w:pPr>
+      <w:r>
+        <w:rPr>
+          <w:b/>
+          <w:bCs/>
+          <w:i/>
+          <w:iCs/>
+          <w:szCs w:val="22"/>
+        </w:rPr>
+        <w:t>Procedure</w:t>
+      </w:r>
+      <w:r>
+        <w:rPr>
+          <w:b/>
+          <w:bCs/>
+          <w:i/>
+          <w:iCs/>
+          <w:szCs w:val="22"/>
+        </w:rPr>
+        <w:t xml:space="preserve">. </w:t>
+      </w:r>
+      <w:r>
+        <w:rPr>
+          <w:szCs w:val="22"/>
+        </w:rPr>
+        <w:t>The experiment consisted of (1) instructions, followed by (2) a test phase and (3) a</w:t>
+      </w:r>
+      <w:r>
+        <w:rPr>
+          <w:szCs w:val="22"/>
+        </w:rPr>
+        <w:t>n exit</w:t>
+      </w:r>
+      <w:r>
+        <w:rPr>
+          <w:szCs w:val="22"/>
+        </w:rPr>
+        <w:t xml:space="preserve"> survey.</w:t>
+      </w:r>
+      <w:r>
+        <w:rPr>
+          <w:szCs w:val="22"/>
+        </w:rPr>
+        <w:t xml:space="preserve"> </w:t>
+      </w:r>
+    </w:p>
+    <w:p>
+      <w:pPr>
+        <w:rPr>
+          <w:szCs w:val="22"/>
+        </w:rPr>
+      </w:pPr>
+      <w:r>
+        <w:rPr>
+          <w:i/>
+          <w:iCs/>
+          <w:szCs w:val="22"/>
+        </w:rPr>
+        <w:t>Instructions</w:t>
+      </w:r>
+      <w:r>
+        <w:rPr>
+          <w:i/>
+          <w:iCs/>
+          <w:szCs w:val="22"/>
+        </w:rPr>
+        <w:t xml:space="preserve">. </w:t>
+      </w:r>
+      <w:r>
+        <w:rPr>
+          <w:szCs w:val="22"/>
+        </w:rPr>
+        <w:t xml:space="preserve">The first page of instructions informed participants </w:t>
+      </w:r>
+      <w:r>
+        <w:rPr>
+          <w:szCs w:val="22"/>
+        </w:rPr>
+        <w:t>“</w:t>
+      </w:r>
+      <w:r>
+        <w:rPr>
+          <w:szCs w:val="22"/>
+        </w:rPr>
+        <w:t>This HIT is a psychology experiment about how people understand speech. Your task will be to listen to words, and to press a button on the keyboard to tell us what you heard.</w:t>
+      </w:r>
+      <w:r>
+        <w:rPr>
+          <w:szCs w:val="22"/>
+        </w:rPr>
+        <w:t>” Participants were informed that</w:t>
+      </w:r>
+      <w:r>
+        <w:rPr>
+          <w:szCs w:val="22"/>
+        </w:rPr>
+        <w:t xml:space="preserve"> "It is extremely important that you use over-the-ear headphones of good sound quality for this experiment. If your headphones cost less than $30, then it is likely that they do not fulfill our criteria.</w:t>
+      </w:r>
+      <w:r>
+        <w:rPr>
+          <w:szCs w:val="22"/>
+        </w:rPr>
+        <w:t>”</w:t>
+      </w:r>
+      <w:r>
+        <w:rPr>
+          <w:szCs w:val="22"/>
+        </w:rPr>
+        <w:t xml:space="preserve"> Participants were informed of the duration of the experiment, payment, eligibility, then completed a sound check, and gave consent. </w:t>
+      </w:r>
+      <w:r>
+        <w:rPr>
+          <w:szCs w:val="22"/>
+        </w:rPr>
+        <w:t>Following all previous experiments in our lab, t</w:t>
+      </w:r>
+      <w:r>
+        <w:rPr>
+          <w:szCs w:val="22"/>
+        </w:rPr>
+        <w:t xml:space="preserve">hese steps were all available prior to accepting the </w:t>
+      </w:r>
+      <w:r>
+        <w:rPr>
+          <w:szCs w:val="22"/>
+        </w:rPr>
+        <w:t>experiment</w:t>
+      </w:r>
+      <w:r>
+        <w:rPr>
+          <w:szCs w:val="22"/>
+        </w:rPr>
+        <w:t xml:space="preserve">, but in order to start the experiment, participants had to accept the </w:t>
+      </w:r>
+      <w:r>
+        <w:rPr>
+          <w:szCs w:val="22"/>
+        </w:rPr>
+        <w:t>experiment</w:t>
+      </w:r>
+      <w:r>
+        <w:rPr>
+          <w:szCs w:val="22"/>
+        </w:rPr>
+        <w:t>.</w:t>
+      </w:r>
+    </w:p>
+    <w:p>
+      <w:pPr>
+        <w:rPr>
+          <w:szCs w:val="22"/>
+        </w:rPr>
+      </w:pPr>
+      <w:r>
+        <w:rPr>
+          <w:i/>
+          <w:iCs/>
+          <w:szCs w:val="22"/>
+        </w:rPr>
+        <w:t>Test phase</w:t>
+      </w:r>
+      <w:r>
+        <w:rPr>
+          <w:i/>
+          <w:iCs/>
+          <w:szCs w:val="22"/>
+        </w:rPr>
+        <w:t xml:space="preserve">. </w:t>
+      </w:r>
+      <w:r>
+        <w:rPr>
+          <w:szCs w:val="22"/>
+        </w:rPr>
+        <w:t>At the beginning of the</w:t>
+      </w:r>
+      <w:r>
+        <w:rPr>
+          <w:szCs w:val="22"/>
+        </w:rPr>
+        <w:t xml:space="preserve"> test phase, participants were instructed: </w:t>
+      </w:r>
+    </w:p>
+    <w:p>
+      <w:pPr>
+        <w:ind w:firstLine="0"/>
+        <w:rPr>
+          <w:szCs w:val="22"/>
+        </w:rPr>
+      </w:pPr>
+    </w:p>
+    <w:p>
+      <w:pPr>
+        <w:ind w:left="720" w:firstLine="0"/>
+        <w:rPr>
+          <w:i/>
+          <w:iCs/>
+          <w:szCs w:val="22"/>
+        </w:rPr>
+      </w:pPr>
+      <w:r>
+        <w:rPr>
+          <w:i/>
+          <w:iCs/>
+          <w:szCs w:val="22"/>
+        </w:rPr>
+        <w:t xml:space="preserve">You will see and hear videos of a female speaker producing words. Your task is to decide whether the speaker is saying </w:t>
+      </w:r>
+      <w:r>
+        <w:rPr>
+          <w:i/>
+          <w:iCs/>
+          <w:szCs w:val="22"/>
+        </w:rPr>
+        <w:t>“</w:t>
+      </w:r>
+      <w:proofErr w:type="spellStart"/>
+      <w:r>
+        <w:rPr>
+          <w:i/>
+          <w:iCs/>
+          <w:szCs w:val="22"/>
+        </w:rPr>
+        <w:t>asi</w:t>
+      </w:r>
+      <w:proofErr w:type="spellEnd"/>
+      <w:r>
+        <w:rPr>
+          <w:i/>
+          <w:iCs/>
+          <w:szCs w:val="22"/>
+        </w:rPr>
+        <w:t>”</w:t>
+      </w:r>
+      <w:r>
+        <w:rPr>
+          <w:i/>
+          <w:iCs/>
+          <w:szCs w:val="22"/>
+        </w:rPr>
+        <w:t xml:space="preserve"> or </w:t>
+      </w:r>
+      <w:r>
+        <w:rPr>
+          <w:i/>
+          <w:iCs/>
+          <w:szCs w:val="22"/>
+        </w:rPr>
+        <w:t>“</w:t>
+      </w:r>
+      <w:proofErr w:type="spellStart"/>
+      <w:r>
+        <w:rPr>
+          <w:i/>
+          <w:iCs/>
+          <w:szCs w:val="22"/>
+        </w:rPr>
+        <w:t>ashi</w:t>
+      </w:r>
+      <w:proofErr w:type="spellEnd"/>
+      <w:r>
+        <w:rPr>
+          <w:i/>
+          <w:iCs/>
+          <w:szCs w:val="22"/>
+        </w:rPr>
+        <w:t>”</w:t>
+      </w:r>
+      <w:r>
+        <w:rPr>
+          <w:i/>
+          <w:iCs/>
+          <w:szCs w:val="22"/>
+        </w:rPr>
+        <w:t xml:space="preserve">. We appreciate your attention to this task. Please answer as quickly and accurately as possible, without rushing. You may hear similar sounds several times. As a form of quality control, you may sometimes see a white </w:t>
+      </w:r>
+      <w:r>
+        <w:rPr>
+          <w:i/>
+          <w:iCs/>
+          <w:szCs w:val="22"/>
+        </w:rPr>
+        <w:lastRenderedPageBreak/>
+        <w:t xml:space="preserve">dot in the video. If it occurs, it is easy to see. If you see a white dot, please press </w:t>
+      </w:r>
+      <w:r>
+        <w:rPr>
+          <w:i/>
+          <w:iCs/>
+          <w:szCs w:val="22"/>
+        </w:rPr>
+        <w:t>“</w:t>
+      </w:r>
+      <w:r>
+        <w:rPr>
+          <w:i/>
+          <w:iCs/>
+          <w:szCs w:val="22"/>
+        </w:rPr>
+        <w:t>B</w:t>
+      </w:r>
+      <w:r>
+        <w:rPr>
+          <w:i/>
+          <w:iCs/>
+          <w:szCs w:val="22"/>
+        </w:rPr>
+        <w:t xml:space="preserve">” </w:t>
+      </w:r>
+      <w:r>
+        <w:rPr>
+          <w:i/>
+          <w:iCs/>
+          <w:szCs w:val="22"/>
+        </w:rPr>
+        <w:t xml:space="preserve">instead of answering. Do not press </w:t>
+      </w:r>
+      <w:r>
+        <w:rPr>
+          <w:i/>
+          <w:iCs/>
+          <w:szCs w:val="22"/>
+        </w:rPr>
+        <w:t>“</w:t>
+      </w:r>
+      <w:r>
+        <w:rPr>
+          <w:i/>
+          <w:iCs/>
+          <w:szCs w:val="22"/>
+        </w:rPr>
+        <w:t>B</w:t>
+      </w:r>
+      <w:r>
+        <w:rPr>
+          <w:i/>
+          <w:iCs/>
+          <w:szCs w:val="22"/>
+        </w:rPr>
+        <w:t>”</w:t>
+      </w:r>
+      <w:r>
+        <w:rPr>
+          <w:i/>
+          <w:iCs/>
+          <w:szCs w:val="22"/>
+        </w:rPr>
+        <w:t xml:space="preserve"> unless you see a white dot. This helps us distinguish you from a robot.</w:t>
+      </w:r>
+    </w:p>
+    <w:p>
+      <w:pPr>
+        <w:ind w:firstLine="0"/>
+        <w:rPr>
+          <w:i/>
+          <w:iCs/>
+          <w:szCs w:val="22"/>
+        </w:rPr>
+      </w:pPr>
+    </w:p>
+    <w:p>
+      <w:pPr>
+        <w:rPr>
+          <w:szCs w:val="22"/>
+        </w:rPr>
+      </w:pPr>
+      <w:r>
+        <w:rPr>
+          <w:szCs w:val="22"/>
+        </w:rPr>
+        <w:t xml:space="preserve">The instructions about the catch trial were included for the sake of </w:t>
+      </w:r>
+      <w:r>
+        <w:rPr>
+          <w:szCs w:val="22"/>
+        </w:rPr>
+        <w:t>comparability</w:t>
+      </w:r>
+      <w:r>
+        <w:rPr>
+          <w:szCs w:val="22"/>
+        </w:rPr>
+        <w:t xml:space="preserve"> with </w:t>
+      </w:r>
+      <w:r>
+        <w:rPr>
+          <w:szCs w:val="22"/>
+        </w:rPr>
+        <w:t xml:space="preserve">planned subsequent experiments </w:t>
+      </w:r>
+      <w:r>
+        <w:t>on question (2) mentioned in the Open Science Statement</w:t>
+      </w:r>
+      <w:r>
+        <w:rPr>
+          <w:szCs w:val="22"/>
+        </w:rPr>
+        <w:t xml:space="preserve">. None of the trials during the test phase actually contained a white dot. Participants then completed 72 trials of a </w:t>
+      </w:r>
+      <w:r>
+        <w:rPr>
+          <w:szCs w:val="22"/>
+        </w:rPr>
+        <w:t xml:space="preserve">2AFC </w:t>
+      </w:r>
+      <w:r>
+        <w:rPr>
+          <w:szCs w:val="22"/>
+        </w:rPr>
+        <w:t xml:space="preserve">identification task. Participants could respond </w:t>
+      </w:r>
+      <w:proofErr w:type="spellStart"/>
+      <w:r>
+        <w:rPr>
+          <w:i/>
+          <w:iCs/>
+          <w:szCs w:val="22"/>
+        </w:rPr>
+        <w:t>asi</w:t>
+      </w:r>
+      <w:proofErr w:type="spellEnd"/>
+      <w:r>
+        <w:rPr>
+          <w:szCs w:val="22"/>
+        </w:rPr>
+        <w:t xml:space="preserve"> or </w:t>
+      </w:r>
+      <w:proofErr w:type="spellStart"/>
+      <w:r>
+        <w:rPr>
+          <w:i/>
+          <w:iCs/>
+          <w:szCs w:val="22"/>
+        </w:rPr>
+        <w:t>ashi</w:t>
+      </w:r>
+      <w:proofErr w:type="spellEnd"/>
+      <w:r>
+        <w:rPr>
+          <w:szCs w:val="22"/>
+        </w:rPr>
+        <w:t xml:space="preserve"> </w:t>
+      </w:r>
+      <w:r>
+        <w:rPr>
+          <w:szCs w:val="22"/>
+        </w:rPr>
+        <w:t xml:space="preserve">(via the X and M keys on their keyboard) </w:t>
+      </w:r>
+      <w:r>
+        <w:rPr>
+          <w:szCs w:val="22"/>
+        </w:rPr>
+        <w:t xml:space="preserve">only after the video had finished playing. Catch trial responses could be registered at any point during the </w:t>
+      </w:r>
+      <w:r>
+        <w:rPr>
+          <w:szCs w:val="22"/>
+        </w:rPr>
+        <w:t>video and</w:t>
+      </w:r>
+      <w:r>
+        <w:rPr>
+          <w:szCs w:val="22"/>
+        </w:rPr>
+        <w:t xml:space="preserve"> caused the video to stop and the next trial to start. A progress bar indicated how many trials had been completed and how many remained</w:t>
+      </w:r>
+      <w:r>
+        <w:rPr>
+          <w:szCs w:val="22"/>
+        </w:rPr>
+        <w:t>, and t</w:t>
+      </w:r>
+      <w:r>
+        <w:rPr>
+          <w:szCs w:val="22"/>
+        </w:rPr>
+        <w:t>he key binding was indicated at the top of the screen. Key binding was counterbalanced across participants. This was the only nuisance variable</w:t>
+      </w:r>
+      <w:r>
+        <w:rPr>
+          <w:szCs w:val="22"/>
+        </w:rPr>
+        <w:t>, resulting in two between-participant lists</w:t>
+      </w:r>
+      <w:r>
+        <w:rPr>
+          <w:szCs w:val="22"/>
+        </w:rPr>
+        <w:t>. Each trial ended by the participant pressing M, X, or B (to indicate a catch trial). Both the response and the response time were recorded.</w:t>
+      </w:r>
+      <w:r>
+        <w:rPr>
+          <w:szCs w:val="22"/>
+        </w:rPr>
+        <w:t xml:space="preserve"> </w:t>
+      </w:r>
+    </w:p>
+    <w:p>
+      <w:pPr>
+        <w:rPr>
+          <w:szCs w:val="22"/>
+        </w:rPr>
+      </w:pPr>
+      <w:r>
+        <w:rPr>
+          <w:szCs w:val="22"/>
+        </w:rPr>
+        <w:t>The order of test stimuli was determined separately for each participant through constrained randomization that grouped stimuli into blocks and then randomized the order within and across blocks (Kraljic et al., 2008; Liu &amp; Jaeger, 2018). Specifically, the 72 audiovisual stimuli were grouped into six blocks of 12 stimuli so that each of the 12 video items occurred exactly once within each block. Each block further fully crossed the two pen locations (pen in hand vs. mouth) with the two visual bias conditions (/s/ vs. /</w:t>
+      </w:r>
+      <w:r>
+        <w:rPr>
+          <w:szCs w:val="22"/>
+        </w:rPr>
+        <w:t>ʃ</w:t>
+      </w:r>
+      <w:r>
+        <w:rPr>
+          <w:szCs w:val="22"/>
+        </w:rPr>
+        <w:t xml:space="preserve">/), resulting in 3 video items each for each of these four conditions. Each block of 12 stimuli further consisted of two instances of each of the six audio conditions (steps along the </w:t>
+      </w:r>
+      <w:proofErr w:type="spellStart"/>
+      <w:r>
+        <w:rPr>
+          <w:i/>
+          <w:iCs/>
+          <w:szCs w:val="22"/>
+        </w:rPr>
+        <w:t>asi</w:t>
+      </w:r>
+      <w:proofErr w:type="spellEnd"/>
+      <w:r>
+        <w:rPr>
+          <w:i/>
+          <w:iCs/>
+          <w:szCs w:val="22"/>
+        </w:rPr>
+        <w:t xml:space="preserve"> – </w:t>
+      </w:r>
+      <w:proofErr w:type="spellStart"/>
+      <w:r>
+        <w:rPr>
+          <w:i/>
+          <w:iCs/>
+          <w:szCs w:val="22"/>
+        </w:rPr>
+        <w:t>ashi</w:t>
+      </w:r>
+      <w:proofErr w:type="spellEnd"/>
+      <w:r>
+        <w:rPr>
+          <w:szCs w:val="22"/>
+        </w:rPr>
+        <w:t xml:space="preserve"> continuum). One of these two instances occurred with the pen in the mouth</w:t>
+      </w:r>
+      <w:r>
+        <w:rPr>
+          <w:szCs w:val="22"/>
+        </w:rPr>
+        <w:t>,</w:t>
+      </w:r>
+      <w:r>
+        <w:rPr>
+          <w:szCs w:val="22"/>
+        </w:rPr>
+        <w:t xml:space="preserve"> and one occurred with the pen in the hand. Across the six blocks</w:t>
+      </w:r>
+      <w:r>
+        <w:rPr>
+          <w:szCs w:val="22"/>
+        </w:rPr>
+        <w:t>,</w:t>
+      </w:r>
+      <w:r>
+        <w:rPr>
+          <w:szCs w:val="22"/>
+        </w:rPr>
+        <w:t xml:space="preserve"> all 72 combinations of the 12 video items and the six audio conditions occurred exactly once. The order of the 12 test </w:t>
+      </w:r>
+      <w:r>
+        <w:rPr>
+          <w:szCs w:val="22"/>
+        </w:rPr>
+        <w:lastRenderedPageBreak/>
+        <w:t>stimuli within each block was fully random.</w:t>
+      </w:r>
+    </w:p>
+    <w:p>
+      <w:pPr>
+        <w:rPr>
+          <w:szCs w:val="22"/>
+        </w:rPr>
+      </w:pPr>
+      <w:r>
+        <w:rPr>
+          <w:i/>
+          <w:iCs/>
+          <w:szCs w:val="22"/>
+        </w:rPr>
+        <w:t>Exit</w:t>
+      </w:r>
+      <w:r>
+        <w:rPr>
+          <w:i/>
+          <w:iCs/>
+          <w:szCs w:val="22"/>
+        </w:rPr>
+        <w:t xml:space="preserve"> survey</w:t>
+      </w:r>
+      <w:r>
+        <w:rPr>
+          <w:i/>
+          <w:iCs/>
+          <w:szCs w:val="22"/>
+        </w:rPr>
+        <w:t xml:space="preserve">. </w:t>
+      </w:r>
+      <w:r>
+        <w:rPr>
+          <w:szCs w:val="22"/>
+        </w:rPr>
+        <w:t>The survey for Experiment 1a was identical to that of Liu and Jaeger (2018).</w:t>
+      </w:r>
+      <w:r>
+        <w:rPr>
+          <w:szCs w:val="22"/>
+        </w:rPr>
+        <w:t xml:space="preserve"> All questions are listed in the SI.</w:t>
+      </w:r>
+      <w:r>
+        <w:rPr>
+          <w:szCs w:val="22"/>
+        </w:rPr>
+        <w:t xml:space="preserve"> Questions assessed the quality of the audio equipment and whether participants experienced stalling of audio or video (to help us catch </w:t>
+      </w:r>
+      <w:r>
+        <w:rPr>
+          <w:szCs w:val="22"/>
+        </w:rPr>
+        <w:t xml:space="preserve">code </w:t>
+      </w:r>
+      <w:r>
+        <w:rPr>
+          <w:szCs w:val="22"/>
+        </w:rPr>
+        <w:t xml:space="preserve">problems). </w:t>
+      </w:r>
+      <w:r>
+        <w:rPr>
+          <w:szCs w:val="22"/>
+        </w:rPr>
+        <w:t>T</w:t>
+      </w:r>
+      <w:r>
+        <w:rPr>
+          <w:szCs w:val="22"/>
+        </w:rPr>
+        <w:t xml:space="preserve">he survey also contained a catch question, asking about the gender of the talker shown during the test phase. </w:t>
+      </w:r>
+      <w:r>
+        <w:rPr>
+          <w:szCs w:val="22"/>
+        </w:rPr>
+        <w:t>In</w:t>
+      </w:r>
+      <w:r>
+        <w:rPr>
+          <w:szCs w:val="22"/>
+        </w:rPr>
+        <w:t xml:space="preserve"> </w:t>
+      </w:r>
+      <w:r>
+        <w:rPr>
+          <w:szCs w:val="22"/>
+        </w:rPr>
+        <w:t>Experiment</w:t>
+      </w:r>
+      <w:r>
+        <w:rPr>
+          <w:szCs w:val="22"/>
+        </w:rPr>
+        <w:t>s</w:t>
+      </w:r>
+      <w:r>
+        <w:rPr>
+          <w:szCs w:val="22"/>
+        </w:rPr>
+        <w:t xml:space="preserve"> 1b</w:t>
+      </w:r>
+      <w:r>
+        <w:rPr>
+          <w:szCs w:val="22"/>
+        </w:rPr>
+        <w:t xml:space="preserve"> and 1c, </w:t>
+      </w:r>
+      <w:r>
+        <w:rPr>
+          <w:szCs w:val="22"/>
+        </w:rPr>
+        <w:t xml:space="preserve">we </w:t>
+      </w:r>
+      <w:r>
+        <w:rPr>
+          <w:szCs w:val="22"/>
+        </w:rPr>
+        <w:t xml:space="preserve">made minor changes to </w:t>
+      </w:r>
+      <w:r>
+        <w:rPr>
+          <w:szCs w:val="22"/>
+        </w:rPr>
+        <w:t xml:space="preserve">the </w:t>
+      </w:r>
+      <w:r>
+        <w:rPr>
+          <w:szCs w:val="22"/>
+        </w:rPr>
+        <w:t>wording of the exit</w:t>
+      </w:r>
+      <w:r>
+        <w:rPr>
+          <w:szCs w:val="22"/>
+        </w:rPr>
+        <w:t xml:space="preserve"> </w:t>
+      </w:r>
+      <w:r>
+        <w:rPr>
+          <w:szCs w:val="22"/>
+        </w:rPr>
+        <w:t>survey</w:t>
+      </w:r>
+      <w:r>
+        <w:rPr>
+          <w:szCs w:val="22"/>
+        </w:rPr>
+        <w:t xml:space="preserve"> and</w:t>
+      </w:r>
+      <w:r>
+        <w:rPr>
+          <w:szCs w:val="22"/>
+        </w:rPr>
+        <w:t xml:space="preserve"> removed some questions that had been found to be uninformative</w:t>
+      </w:r>
+      <w:r>
+        <w:rPr>
+          <w:szCs w:val="22"/>
+        </w:rPr>
+        <w:t xml:space="preserve"> (for details, see S</w:t>
+      </w:r>
+      <w:r>
+        <w:rPr>
+          <w:szCs w:val="22"/>
+        </w:rPr>
+        <w:t>I</w:t>
+      </w:r>
+      <w:r>
+        <w:rPr>
+          <w:szCs w:val="22"/>
+        </w:rPr>
+        <w:t>)</w:t>
+      </w:r>
+      <w:r>
+        <w:rPr>
+          <w:szCs w:val="22"/>
+        </w:rPr>
+        <w:t xml:space="preserve">. </w:t>
+      </w:r>
+    </w:p>
+    <w:p>
+      <w:pPr>
+        <w:rPr>
+          <w:szCs w:val="22"/>
+        </w:rPr>
+      </w:pPr>
+      <w:r>
+        <w:rPr>
+          <w:szCs w:val="22"/>
+        </w:rPr>
+        <w:t>Following th</w:t>
+      </w:r>
+      <w:r>
+        <w:rPr>
+          <w:szCs w:val="22"/>
+        </w:rPr>
+        <w:t>e exit</w:t>
+      </w:r>
+      <w:r>
+        <w:rPr>
+          <w:szCs w:val="22"/>
+        </w:rPr>
+        <w:t xml:space="preserve"> survey, a final survey collected demographic information using the gender, age, race, and ethnicity categories required for NIH reporting. All responses in the demographic survey were indicated as optional.</w:t>
+      </w:r>
+    </w:p>
+    <w:p>
+      <w:pPr>
+        <w:rPr>
+          <w:szCs w:val="22"/>
+        </w:rPr>
+      </w:pPr>
+      <w:r>
+        <w:rPr>
+          <w:b/>
+          <w:bCs/>
+          <w:i/>
+          <w:iCs/>
+          <w:szCs w:val="22"/>
+        </w:rPr>
+        <w:t>Exclusions</w:t>
+      </w:r>
+      <w:r>
+        <w:rPr>
+          <w:b/>
+          <w:bCs/>
+          <w:i/>
+          <w:iCs/>
+          <w:szCs w:val="22"/>
+        </w:rPr>
+        <w:t xml:space="preserve">. </w:t>
+      </w:r>
+      <w:r>
+        <w:rPr>
+          <w:szCs w:val="22"/>
+        </w:rPr>
+        <w:t>We</w:t>
+      </w:r>
+      <w:r>
+        <w:rPr>
+          <w:szCs w:val="22"/>
+        </w:rPr>
+        <w:t xml:space="preserve"> </w:t>
+      </w:r>
+      <w:r>
+        <w:rPr>
+          <w:szCs w:val="22"/>
+        </w:rPr>
+        <w:t xml:space="preserve">removed participants </w:t>
+      </w:r>
+      <w:r>
+        <w:rPr>
+          <w:szCs w:val="22"/>
+        </w:rPr>
+        <w:t xml:space="preserve">who (1) </w:t>
+      </w:r>
+      <w:r>
+        <w:rPr>
+          <w:szCs w:val="22"/>
+        </w:rPr>
+        <w:t xml:space="preserve">experienced technical difficulties </w:t>
+      </w:r>
+      <w:r>
+        <w:rPr>
+          <w:szCs w:val="22"/>
+        </w:rPr>
+        <w:t>or</w:t>
+      </w:r>
+      <w:r>
+        <w:rPr>
+          <w:szCs w:val="22"/>
+        </w:rPr>
+        <w:t xml:space="preserve"> did not complete the experiment</w:t>
+      </w:r>
+      <w:r>
+        <w:rPr>
+          <w:szCs w:val="22"/>
+        </w:rPr>
+        <w:t>,</w:t>
+      </w:r>
+      <w:r>
+        <w:rPr>
+          <w:szCs w:val="22"/>
+        </w:rPr>
+        <w:t xml:space="preserve"> (2) </w:t>
+      </w:r>
+      <w:r>
+        <w:rPr>
+          <w:szCs w:val="22"/>
+        </w:rPr>
+        <w:t xml:space="preserve">reported to not have used headphones, (3) </w:t>
+      </w:r>
+      <w:r>
+        <w:rPr>
+          <w:szCs w:val="22"/>
+        </w:rPr>
+        <w:t>did not answer the catch question about the talker's gender correctly</w:t>
+      </w:r>
+      <w:r>
+        <w:rPr>
+          <w:szCs w:val="22"/>
+        </w:rPr>
+        <w:t>,</w:t>
+      </w:r>
+      <w:r>
+        <w:rPr>
+          <w:szCs w:val="22"/>
+        </w:rPr>
+        <w:t xml:space="preserve"> (4) ha</w:t>
+      </w:r>
+      <w:r>
+        <w:rPr>
+          <w:szCs w:val="22"/>
+        </w:rPr>
+        <w:t>d</w:t>
+      </w:r>
+      <w:r>
+        <w:rPr>
+          <w:szCs w:val="22"/>
+        </w:rPr>
+        <w:t xml:space="preserve"> unusually fast or slow reaction times</w:t>
+      </w:r>
+      <w:r>
+        <w:rPr>
+          <w:szCs w:val="22"/>
+        </w:rPr>
+        <w:t xml:space="preserve"> (participant’s mean log-transformed RT outside of 3 SD of mean of participant means)</w:t>
+      </w:r>
+      <w:r>
+        <w:rPr>
+          <w:szCs w:val="22"/>
+        </w:rPr>
+        <w:t>, or</w:t>
+      </w:r>
+      <w:r>
+        <w:rPr>
+          <w:szCs w:val="22"/>
+        </w:rPr>
+        <w:t xml:space="preserve"> </w:t>
+      </w:r>
+      <w:r>
+        <w:rPr>
+          <w:szCs w:val="22"/>
+        </w:rPr>
+        <w:t xml:space="preserve">(5) </w:t>
+      </w:r>
+      <w:r>
+        <w:rPr>
+          <w:szCs w:val="22"/>
+        </w:rPr>
+        <w:t xml:space="preserve">had swapped the response keys, as determined by their </w:t>
+      </w:r>
+      <w:r>
+        <w:rPr>
+          <w:szCs w:val="22"/>
+        </w:rPr>
+        <w:t>responses</w:t>
+      </w:r>
+      <w:r>
+        <w:rPr>
+          <w:szCs w:val="22"/>
+        </w:rPr>
+        <w:t>. For this purpose, we considered participants with significant slopes in the opposite of the expected direction as likely having swapped the response keys</w:t>
+      </w:r>
+      <w:r>
+        <w:rPr>
+          <w:szCs w:val="22"/>
+        </w:rPr>
+        <w:t>.</w:t>
+      </w:r>
+      <w:r>
+        <w:rPr>
+          <w:rStyle w:val="FootnoteReference"/>
+          <w:szCs w:val="22"/>
+        </w:rPr>
+        <w:footnoteReference w:id="5"/>
+      </w:r>
+      <w:r>
+        <w:rPr>
+          <w:szCs w:val="22"/>
+        </w:rPr>
+        <w:t xml:space="preserve"> </w:t>
+      </w:r>
+    </w:p>
+    <w:p>
+      <w:pPr>
+        <w:rPr>
+          <w:szCs w:val="22"/>
+        </w:rPr>
+      </w:pPr>
+      <w:r>
+        <w:rPr>
+          <w:szCs w:val="22"/>
+        </w:rPr>
+        <w:fldChar w:fldCharType="begin"/>
+      </w:r>
+      <w:r>
+        <w:rPr>
+          <w:szCs w:val="22"/>
+        </w:rPr>
+        <w:instrText xml:space="preserve"> REF _Ref136088042 \h </w:instrText>
+      </w:r>
+      <w:r>
+        <w:rPr>
+          <w:szCs w:val="22"/>
+        </w:rPr>
+      </w:r>
+      <w:r>
+        <w:rPr>
+          <w:szCs w:val="22"/>
+        </w:rPr>
+        <w:fldChar w:fldCharType="separate"/>
+      </w:r>
+      <w:r>
+        <w:t xml:space="preserve">Table </w:t>
+      </w:r>
+      <w:r>
+        <w:rPr>
+          <w:noProof/>
+        </w:rPr>
+        <w:t>1</w:t>
+      </w:r>
+      <w:r>
+        <w:rPr>
+          <w:szCs w:val="22"/>
+        </w:rPr>
+        <w:fldChar w:fldCharType="end"/>
+      </w:r>
+      <w:r>
+        <w:rPr>
+          <w:szCs w:val="22"/>
+        </w:rPr>
+        <w:t xml:space="preserve"> summarizes the </w:t>
+      </w:r>
+      <w:ins w:id="1" w:author="Jaeger, Florian" w:date="2025-05-21T14:28:00Z" w16du:dateUtc="2025-05-21T18:28:00Z">
         <w:r>
           <w:rPr>
             <w:szCs w:val="22"/>
           </w:rPr>
-          <w:delText>,</w:delText>
+          <w:t xml:space="preserve">participant </w:t>
         </w:r>
-      </w:del>
-      <w:r>
-        <w:rPr>
-          <w:szCs w:val="22"/>
-        </w:rPr>
-        <w:t xml:space="preserve"> the results of Experiment 1a indicated a particularly strong visual bias for that video. </w:t>
-      </w:r>
-    </w:p>
-    <w:p>
-      <w:pPr>
-        <w:rPr>
-          <w:szCs w:val="22"/>
-        </w:rPr>
-      </w:pPr>
-      <w:r>
-        <w:rPr>
-          <w:i/>
-          <w:iCs/>
-          <w:szCs w:val="22"/>
-        </w:rPr>
-        <w:t>Audiovisual</w:t>
-      </w:r>
-      <w:r>
-        <w:rPr>
-          <w:i/>
-          <w:iCs/>
-          <w:szCs w:val="22"/>
-        </w:rPr>
-        <w:t xml:space="preserve"> stimuli</w:t>
-      </w:r>
-      <w:r>
-        <w:rPr>
-          <w:i/>
-          <w:iCs/>
-          <w:szCs w:val="22"/>
-        </w:rPr>
-        <w:t xml:space="preserve">. </w:t>
-      </w:r>
-      <w:r>
-        <w:rPr>
-          <w:szCs w:val="22"/>
-        </w:rPr>
-        <w:t>The audio and video recordings were combined into audiovisual stimuli following the same procedure used in Liu and Jaeger (2018). Care was taken to ensure that the audio and video recordings aligned. We fully crossed the six steps along the acoustic continuum with each of the 12 video items, resulting in 72 audiovisual stimuli</w:t>
-      </w:r>
-      <w:r>
-        <w:rPr>
-          <w:szCs w:val="22"/>
-        </w:rPr>
-        <w:t xml:space="preserve"> for each of the three experiments</w:t>
-      </w:r>
-      <w:r>
-        <w:rPr>
-          <w:szCs w:val="22"/>
-        </w:rPr>
-        <w:t xml:space="preserve">. </w:t>
-      </w:r>
-    </w:p>
-    <w:p>
-      <w:pPr>
-        <w:rPr>
-          <w:b/>
-          <w:bCs/>
-          <w:i/>
-          <w:iCs/>
-          <w:szCs w:val="22"/>
-        </w:rPr>
-      </w:pPr>
-      <w:r>
-        <w:rPr>
-          <w:b/>
-          <w:bCs/>
-          <w:i/>
-          <w:iCs/>
-          <w:szCs w:val="22"/>
-        </w:rPr>
-        <w:t>Procedure</w:t>
-      </w:r>
-      <w:r>
-        <w:rPr>
-          <w:b/>
-          <w:bCs/>
-          <w:i/>
-          <w:iCs/>
-          <w:szCs w:val="22"/>
-        </w:rPr>
-        <w:t xml:space="preserve">. </w:t>
-      </w:r>
-      <w:r>
-        <w:rPr>
-          <w:szCs w:val="22"/>
-        </w:rPr>
-        <w:t>The experiment consisted of (1) instructions, followed by (2) a test phase and (3) a</w:t>
-      </w:r>
-      <w:r>
-        <w:rPr>
-          <w:szCs w:val="22"/>
-        </w:rPr>
-        <w:t>n exit</w:t>
-      </w:r>
-      <w:r>
-        <w:rPr>
-          <w:szCs w:val="22"/>
-        </w:rPr>
-        <w:t xml:space="preserve"> survey.</w:t>
-      </w:r>
-      <w:r>
-        <w:rPr>
-          <w:szCs w:val="22"/>
-        </w:rPr>
-        <w:t xml:space="preserve"> </w:t>
-      </w:r>
-    </w:p>
-    <w:p>
-      <w:pPr>
-        <w:rPr>
-          <w:szCs w:val="22"/>
-        </w:rPr>
-      </w:pPr>
-      <w:r>
-        <w:rPr>
-          <w:i/>
-          <w:iCs/>
-          <w:szCs w:val="22"/>
-        </w:rPr>
-        <w:t>Instructions</w:t>
-      </w:r>
-      <w:r>
-        <w:rPr>
-          <w:i/>
-          <w:iCs/>
-          <w:szCs w:val="22"/>
-        </w:rPr>
-        <w:t xml:space="preserve">. </w:t>
-      </w:r>
-      <w:r>
-        <w:rPr>
-          <w:szCs w:val="22"/>
-        </w:rPr>
-        <w:t xml:space="preserve">The first page of instructions informed participants </w:t>
-      </w:r>
-      <w:r>
-        <w:rPr>
-          <w:szCs w:val="22"/>
-        </w:rPr>
-        <w:t>“</w:t>
-      </w:r>
-      <w:r>
-        <w:rPr>
-          <w:szCs w:val="22"/>
-        </w:rPr>
-        <w:t>This HIT is a psychology experiment about how people understand speech. Your task will be to listen to words, and to press a button on the keyboard to tell us what you heard.</w:t>
-      </w:r>
-      <w:r>
-        <w:rPr>
-          <w:szCs w:val="22"/>
-        </w:rPr>
-        <w:t>” Participants were informed that</w:t>
-      </w:r>
-      <w:r>
-        <w:rPr>
-          <w:szCs w:val="22"/>
-        </w:rPr>
-        <w:t xml:space="preserve"> "It is extremely important that you use over-the-ear headphones of good sound quality for this experiment. If your headphones cost less than $30, then it is likely that they do not fulfill our criteria.</w:t>
-      </w:r>
-      <w:r>
-        <w:rPr>
-          <w:szCs w:val="22"/>
-        </w:rPr>
-        <w:t>”</w:t>
-      </w:r>
-      <w:r>
-        <w:rPr>
-          <w:szCs w:val="22"/>
-        </w:rPr>
-        <w:t xml:space="preserve"> Participants were informed of the duration of the experiment, payment, eligibility, then completed a sound check, and gave consent. </w:t>
-      </w:r>
-      <w:r>
-        <w:rPr>
-          <w:szCs w:val="22"/>
-        </w:rPr>
-        <w:t>Following all previous experiments in our lab, t</w:t>
-      </w:r>
-      <w:r>
-        <w:rPr>
-          <w:szCs w:val="22"/>
-        </w:rPr>
-        <w:t xml:space="preserve">hese steps were all available prior to accepting the </w:t>
-      </w:r>
-      <w:r>
-        <w:rPr>
-          <w:szCs w:val="22"/>
-        </w:rPr>
-        <w:t>experiment</w:t>
-      </w:r>
-      <w:r>
-        <w:rPr>
-          <w:szCs w:val="22"/>
-        </w:rPr>
-        <w:t xml:space="preserve">, but in order to start the experiment, participants had to accept the </w:t>
-      </w:r>
-      <w:r>
-        <w:rPr>
-          <w:szCs w:val="22"/>
-        </w:rPr>
-        <w:t>experiment</w:t>
-      </w:r>
-      <w:r>
-        <w:rPr>
-          <w:szCs w:val="22"/>
-        </w:rPr>
-        <w:t>.</w:t>
-      </w:r>
-    </w:p>
-    <w:p>
-      <w:pPr>
-        <w:rPr>
-          <w:szCs w:val="22"/>
-        </w:rPr>
-      </w:pPr>
-      <w:r>
-        <w:rPr>
-          <w:i/>
-          <w:iCs/>
-          <w:szCs w:val="22"/>
-        </w:rPr>
-        <w:t>Test phase</w:t>
-      </w:r>
-      <w:r>
-        <w:rPr>
-          <w:i/>
-          <w:iCs/>
-          <w:szCs w:val="22"/>
-        </w:rPr>
-        <w:t xml:space="preserve">. </w:t>
-      </w:r>
-      <w:r>
-        <w:rPr>
-          <w:szCs w:val="22"/>
-        </w:rPr>
-        <w:t>At the beginning of the</w:t>
-      </w:r>
-      <w:r>
-        <w:rPr>
-          <w:szCs w:val="22"/>
-        </w:rPr>
-        <w:t xml:space="preserve"> test phase, participants were instructed: </w:t>
-      </w:r>
-    </w:p>
-    <w:p>
-      <w:pPr>
-        <w:ind w:firstLine="0"/>
-        <w:rPr>
-          <w:szCs w:val="22"/>
-        </w:rPr>
-      </w:pPr>
-    </w:p>
-    <w:p>
-      <w:pPr>
-        <w:ind w:left="720" w:firstLine="0"/>
-        <w:rPr>
-          <w:i/>
-          <w:iCs/>
-          <w:szCs w:val="22"/>
-        </w:rPr>
-      </w:pPr>
-      <w:r>
-        <w:rPr>
-          <w:i/>
-          <w:iCs/>
-          <w:szCs w:val="22"/>
-        </w:rPr>
-        <w:t xml:space="preserve">You will see and hear videos of a female speaker producing words. Your task is to decide whether the speaker is saying </w:t>
-      </w:r>
-      <w:r>
-        <w:rPr>
-          <w:i/>
-          <w:iCs/>
-          <w:szCs w:val="22"/>
-        </w:rPr>
-        <w:t>“</w:t>
-      </w:r>
-      <w:proofErr w:type="spellStart"/>
-      <w:r>
-        <w:rPr>
-          <w:i/>
-          <w:iCs/>
-          <w:szCs w:val="22"/>
-        </w:rPr>
-        <w:t>asi</w:t>
-      </w:r>
-      <w:proofErr w:type="spellEnd"/>
-      <w:r>
-        <w:rPr>
-          <w:i/>
-          <w:iCs/>
-          <w:szCs w:val="22"/>
-        </w:rPr>
-        <w:t>”</w:t>
-      </w:r>
-      <w:r>
-        <w:rPr>
-          <w:i/>
-          <w:iCs/>
-          <w:szCs w:val="22"/>
-        </w:rPr>
-        <w:t xml:space="preserve"> or </w:t>
-      </w:r>
-      <w:r>
-        <w:rPr>
-          <w:i/>
-          <w:iCs/>
-          <w:szCs w:val="22"/>
-        </w:rPr>
-        <w:t>“</w:t>
-      </w:r>
-      <w:proofErr w:type="spellStart"/>
-      <w:r>
-        <w:rPr>
-          <w:i/>
-          <w:iCs/>
-          <w:szCs w:val="22"/>
-        </w:rPr>
-        <w:t>ashi</w:t>
-      </w:r>
-      <w:proofErr w:type="spellEnd"/>
-      <w:r>
-        <w:rPr>
-          <w:i/>
-          <w:iCs/>
-          <w:szCs w:val="22"/>
-        </w:rPr>
-        <w:t>”</w:t>
-      </w:r>
-      <w:r>
-        <w:rPr>
-          <w:i/>
-          <w:iCs/>
-          <w:szCs w:val="22"/>
-        </w:rPr>
-        <w:t xml:space="preserve">. We appreciate your attention to this task. Please answer as quickly and accurately as possible, without rushing. You may hear similar sounds several times. As a form of quality control, you may sometimes see a white </w:t>
-      </w:r>
-      <w:r>
-        <w:rPr>
-          <w:i/>
-          <w:iCs/>
-          <w:szCs w:val="22"/>
-        </w:rPr>
-        <w:lastRenderedPageBreak/>
-        <w:t xml:space="preserve">dot in the video. If it occurs, it is easy to see. If you see a white dot, please press </w:t>
-      </w:r>
-      <w:r>
-        <w:rPr>
-          <w:i/>
-          <w:iCs/>
-          <w:szCs w:val="22"/>
-        </w:rPr>
-        <w:t>“</w:t>
-      </w:r>
-      <w:r>
-        <w:rPr>
-          <w:i/>
-          <w:iCs/>
-          <w:szCs w:val="22"/>
-        </w:rPr>
-        <w:t>B</w:t>
-      </w:r>
-      <w:r>
-        <w:rPr>
-          <w:i/>
-          <w:iCs/>
-          <w:szCs w:val="22"/>
-        </w:rPr>
-        <w:t xml:space="preserve">” </w:t>
-      </w:r>
-      <w:r>
-        <w:rPr>
-          <w:i/>
-          <w:iCs/>
-          <w:szCs w:val="22"/>
-        </w:rPr>
-        <w:t xml:space="preserve">instead of answering. Do not press </w:t>
-      </w:r>
-      <w:r>
-        <w:rPr>
-          <w:i/>
-          <w:iCs/>
-          <w:szCs w:val="22"/>
-        </w:rPr>
-        <w:t>“</w:t>
-      </w:r>
-      <w:r>
-        <w:rPr>
-          <w:i/>
-          <w:iCs/>
-          <w:szCs w:val="22"/>
-        </w:rPr>
-        <w:t>B</w:t>
-      </w:r>
-      <w:r>
-        <w:rPr>
-          <w:i/>
-          <w:iCs/>
-          <w:szCs w:val="22"/>
-        </w:rPr>
-        <w:t>”</w:t>
-      </w:r>
-      <w:r>
-        <w:rPr>
-          <w:i/>
-          <w:iCs/>
-          <w:szCs w:val="22"/>
-        </w:rPr>
-        <w:t xml:space="preserve"> unless you see a white dot. This helps us distinguish you from a robot.</w:t>
-      </w:r>
-    </w:p>
-    <w:p>
-      <w:pPr>
-        <w:ind w:firstLine="0"/>
-        <w:rPr>
-          <w:i/>
-          <w:iCs/>
-          <w:szCs w:val="22"/>
-        </w:rPr>
-      </w:pPr>
-    </w:p>
-    <w:p>
-      <w:pPr>
-        <w:rPr>
-          <w:szCs w:val="22"/>
-        </w:rPr>
-      </w:pPr>
-      <w:r>
-        <w:rPr>
-          <w:szCs w:val="22"/>
-        </w:rPr>
-        <w:t xml:space="preserve">The instructions about the catch trial were included for the sake of </w:t>
-      </w:r>
-      <w:r>
-        <w:rPr>
-          <w:szCs w:val="22"/>
-        </w:rPr>
-        <w:t>comparability</w:t>
-      </w:r>
-      <w:r>
-        <w:rPr>
-          <w:szCs w:val="22"/>
-        </w:rPr>
-        <w:t xml:space="preserve"> with </w:t>
-      </w:r>
-      <w:r>
-        <w:rPr>
-          <w:szCs w:val="22"/>
-        </w:rPr>
-        <w:t xml:space="preserve">planned subsequent experiments </w:t>
-      </w:r>
-      <w:r>
-        <w:t>on question (2) mentioned in the Open Science Statement</w:t>
-      </w:r>
-      <w:r>
-        <w:rPr>
-          <w:szCs w:val="22"/>
-        </w:rPr>
-        <w:t>. None of the trials during the test phase actually contained a white dot. Participants then completed 72 trials of a</w:t>
-      </w:r>
-      <w:del w:id="8" w:author="Karboga, Gevher" w:date="2025-05-20T17:46:00Z" w16du:dateUtc="2025-05-20T21:46:00Z">
+      </w:ins>
+      <w:r>
+        <w:rPr>
+          <w:szCs w:val="22"/>
+        </w:rPr>
+        <w:t xml:space="preserve">exclusions for all experiments. </w:t>
+      </w:r>
+      <w:r>
+        <w:rPr>
+          <w:szCs w:val="22"/>
+        </w:rPr>
+        <w:t xml:space="preserve">After participant exclusions, </w:t>
+      </w:r>
+      <w:ins w:id="2" w:author="Jaeger, Florian" w:date="2025-05-21T14:17:00Z" w16du:dateUtc="2025-05-21T18:17:00Z">
         <w:r>
           <w:rPr>
             <w:szCs w:val="22"/>
           </w:rPr>
-          <w:delText>n</w:delText>
+          <w:t xml:space="preserve">we applied trial-level exclusions. </w:t>
         </w:r>
-      </w:del>
-      <w:r>
-        <w:rPr>
-          <w:szCs w:val="22"/>
-        </w:rPr>
-        <w:t xml:space="preserve"> </w:t>
-      </w:r>
-      <w:r>
-        <w:rPr>
-          <w:szCs w:val="22"/>
-        </w:rPr>
-        <w:t xml:space="preserve">2AFC </w:t>
-      </w:r>
-      <w:r>
-        <w:rPr>
-          <w:szCs w:val="22"/>
-        </w:rPr>
-        <w:t xml:space="preserve">identification task. Participants could respond </w:t>
-      </w:r>
-      <w:proofErr w:type="spellStart"/>
-      <w:r>
-        <w:rPr>
-          <w:i/>
-          <w:iCs/>
-          <w:szCs w:val="22"/>
-        </w:rPr>
-        <w:t>asi</w:t>
-      </w:r>
-      <w:proofErr w:type="spellEnd"/>
-      <w:r>
-        <w:rPr>
-          <w:szCs w:val="22"/>
-        </w:rPr>
-        <w:t xml:space="preserve"> or </w:t>
-      </w:r>
-      <w:proofErr w:type="spellStart"/>
-      <w:r>
-        <w:rPr>
-          <w:i/>
-          <w:iCs/>
-          <w:szCs w:val="22"/>
-        </w:rPr>
-        <w:t>ashi</w:t>
-      </w:r>
-      <w:proofErr w:type="spellEnd"/>
-      <w:r>
-        <w:rPr>
-          <w:szCs w:val="22"/>
-        </w:rPr>
-        <w:t xml:space="preserve"> </w:t>
-      </w:r>
-      <w:r>
-        <w:rPr>
-          <w:szCs w:val="22"/>
-        </w:rPr>
-        <w:t xml:space="preserve">(via the X and M keys on their keyboard) </w:t>
-      </w:r>
-      <w:r>
-        <w:rPr>
-          <w:szCs w:val="22"/>
-        </w:rPr>
-        <w:t xml:space="preserve">only after the video had finished playing. Catch trial responses could be registered at any point during the </w:t>
-      </w:r>
-      <w:r>
-        <w:rPr>
-          <w:szCs w:val="22"/>
-        </w:rPr>
-        <w:t>video and</w:t>
-      </w:r>
-      <w:r>
-        <w:rPr>
-          <w:szCs w:val="22"/>
-        </w:rPr>
-        <w:t xml:space="preserve"> caused the video to stop and the next trial to start. A progress bar indicated how many trials had been completed and how many remained</w:t>
-      </w:r>
-      <w:r>
-        <w:rPr>
-          <w:szCs w:val="22"/>
-        </w:rPr>
-        <w:t>, and t</w:t>
-      </w:r>
-      <w:r>
-        <w:rPr>
-          <w:szCs w:val="22"/>
-        </w:rPr>
-        <w:t>he key binding was indicated at the top of the screen. Key binding was counterbalanced across participants. This was the only nuisance variable</w:t>
-      </w:r>
-      <w:r>
-        <w:rPr>
-          <w:szCs w:val="22"/>
-        </w:rPr>
-        <w:t>, resulting in two between-participant lists</w:t>
-      </w:r>
-      <w:r>
-        <w:rPr>
-          <w:szCs w:val="22"/>
-        </w:rPr>
-        <w:t>. Each trial ended by the participant pressing M, X, or B (to indicate a catch trial). Both the response and the response time were recorded.</w:t>
-      </w:r>
-      <w:r>
-        <w:rPr>
-          <w:szCs w:val="22"/>
-        </w:rPr>
-        <w:t xml:space="preserve"> </w:t>
-      </w:r>
-    </w:p>
-    <w:p>
-      <w:pPr>
-        <w:rPr>
-          <w:szCs w:val="22"/>
-        </w:rPr>
-      </w:pPr>
-      <w:r>
-        <w:rPr>
-          <w:szCs w:val="22"/>
-        </w:rPr>
-        <w:t>The order of test stimuli was determined separately for each participant through constrained randomization that grouped stimuli into blocks and then randomized the order within and across blocks (Kraljic et al., 2008; Liu &amp; Jaeger, 2018). Specifically, the 72 audiovisual stimuli were grouped into six blocks of 12 stimuli so that each of the 12 video items occurred exactly once within each block. Each block further fully crossed the two pen locations (pen in hand vs. mouth) with the two visual bias conditions (/s/ vs. /</w:t>
-      </w:r>
-      <w:r>
-        <w:rPr>
-          <w:szCs w:val="22"/>
-        </w:rPr>
-        <w:t>ʃ</w:t>
-      </w:r>
-      <w:r>
-        <w:rPr>
-          <w:szCs w:val="22"/>
-        </w:rPr>
-        <w:t xml:space="preserve">/), resulting in 3 video items each for each of these four conditions. Each block of 12 stimuli further consisted of two instances of each of the six audio conditions (steps along the </w:t>
-      </w:r>
-      <w:proofErr w:type="spellStart"/>
-      <w:r>
-        <w:rPr>
-          <w:i/>
-          <w:iCs/>
-          <w:szCs w:val="22"/>
-        </w:rPr>
-        <w:t>asi</w:t>
-      </w:r>
-      <w:proofErr w:type="spellEnd"/>
-      <w:r>
-        <w:rPr>
-          <w:i/>
-          <w:iCs/>
-          <w:szCs w:val="22"/>
-        </w:rPr>
-        <w:t xml:space="preserve"> – </w:t>
-      </w:r>
-      <w:proofErr w:type="spellStart"/>
-      <w:r>
-        <w:rPr>
-          <w:i/>
-          <w:iCs/>
-          <w:szCs w:val="22"/>
-        </w:rPr>
-        <w:t>ashi</w:t>
-      </w:r>
-      <w:proofErr w:type="spellEnd"/>
-      <w:r>
-        <w:rPr>
-          <w:szCs w:val="22"/>
-        </w:rPr>
-        <w:t xml:space="preserve"> continuum). One of these two instances occurred with the pen in the mouth</w:t>
-      </w:r>
-      <w:ins w:id="9" w:author="Karboga, Gevher" w:date="2025-05-20T17:49:00Z" w16du:dateUtc="2025-05-20T21:49:00Z">
+      </w:ins>
+      <w:ins w:id="3" w:author="Jaeger, Florian" w:date="2025-05-21T14:28:00Z" w16du:dateUtc="2025-05-21T18:28:00Z">
         <w:r>
           <w:rPr>
             <w:szCs w:val="22"/>
           </w:rPr>
-          <w:t>,</w:t>
+          <w:t>For Experiments 1a-c, w</w:t>
         </w:r>
       </w:ins>
-      <w:r>
-        <w:rPr>
-          <w:szCs w:val="22"/>
-        </w:rPr>
-        <w:t xml:space="preserve"> and one occurred with the pen in the hand. Across the six blocks</w:t>
+      <w:ins w:id="4" w:author="Jaeger, Florian" w:date="2025-05-21T14:17:00Z" w16du:dateUtc="2025-05-21T18:17:00Z">
+        <w:r>
+          <w:rPr>
+            <w:szCs w:val="22"/>
+          </w:rPr>
+          <w:t xml:space="preserve">e excluded </w:t>
+        </w:r>
+      </w:ins>
+      <w:commentRangeStart w:id="5"/>
+      <w:r>
+        <w:rPr>
+          <w:szCs w:val="22"/>
+        </w:rPr>
+        <w:t>5</w:t>
+      </w:r>
+      <w:r>
+        <w:rPr>
+          <w:szCs w:val="22"/>
+        </w:rPr>
+        <w:t>9</w:t>
+      </w:r>
+      <w:r>
+        <w:rPr>
+          <w:szCs w:val="22"/>
+        </w:rPr>
+        <w:t xml:space="preserve"> </w:t>
+      </w:r>
+      <w:r>
+        <w:rPr>
+          <w:szCs w:val="22"/>
+        </w:rPr>
+        <w:t xml:space="preserve">trials </w:t>
+      </w:r>
+      <w:r>
+        <w:rPr>
+          <w:szCs w:val="22"/>
+        </w:rPr>
+        <w:t>(0.5%)</w:t>
+      </w:r>
+      <w:r>
+        <w:rPr>
+          <w:szCs w:val="22"/>
+        </w:rPr>
+        <w:t xml:space="preserve"> </w:t>
+      </w:r>
+      <w:commentRangeEnd w:id="5"/>
+      <w:r>
+        <w:rPr>
+          <w:rStyle w:val="CommentReference"/>
+        </w:rPr>
+        <w:commentReference w:id="5"/>
+      </w:r>
+      <w:ins w:id="6" w:author="Jaeger, Florian" w:date="2025-05-21T14:28:00Z" w16du:dateUtc="2025-05-21T18:28:00Z">
+        <w:r>
+          <w:rPr>
+            <w:szCs w:val="22"/>
+          </w:rPr>
+          <w:t>that were missing a categorization response since</w:t>
+        </w:r>
+      </w:ins>
+      <w:del w:id="7" w:author="Jaeger, Florian" w:date="2025-05-21T14:17:00Z" w16du:dateUtc="2025-05-21T18:17:00Z">
+        <w:r>
+          <w:rPr>
+            <w:szCs w:val="22"/>
+          </w:rPr>
+          <w:delText xml:space="preserve">were </w:delText>
+        </w:r>
+      </w:del>
+      <w:ins w:id="8" w:author="Jaeger, Florian" w:date="2025-05-21T14:28:00Z" w16du:dateUtc="2025-05-21T18:28:00Z">
+        <w:r>
+          <w:rPr>
+            <w:szCs w:val="22"/>
+          </w:rPr>
+          <w:t xml:space="preserve"> </w:t>
+        </w:r>
+      </w:ins>
+      <w:ins w:id="9" w:author="Jaeger, Florian" w:date="2025-05-21T14:19:00Z" w16du:dateUtc="2025-05-21T18:19:00Z">
+        <w:r>
+          <w:rPr>
+            <w:szCs w:val="22"/>
+          </w:rPr>
+          <w:t>participants indicated a catch trial</w:t>
+        </w:r>
+      </w:ins>
+      <w:ins w:id="10" w:author="Jaeger, Florian" w:date="2025-05-21T14:21:00Z" w16du:dateUtc="2025-05-21T18:21:00Z">
+        <w:r>
+          <w:rPr>
+            <w:szCs w:val="22"/>
+          </w:rPr>
+          <w:t xml:space="preserve"> (a</w:t>
+        </w:r>
+      </w:ins>
+      <w:ins w:id="11" w:author="Jaeger, Florian" w:date="2025-05-21T14:19:00Z" w16du:dateUtc="2025-05-21T18:19:00Z">
+        <w:r>
+          <w:rPr>
+            <w:szCs w:val="22"/>
+          </w:rPr>
+          <w:t xml:space="preserve">s detailed </w:t>
+        </w:r>
+      </w:ins>
+      <w:ins w:id="12" w:author="Jaeger, Florian" w:date="2025-05-21T14:20:00Z" w16du:dateUtc="2025-05-21T18:20:00Z">
+        <w:r>
+          <w:rPr>
+            <w:szCs w:val="22"/>
+          </w:rPr>
+          <w:t xml:space="preserve">under </w:t>
+        </w:r>
+        <w:r>
+          <w:rPr>
+            <w:i/>
+            <w:iCs/>
+            <w:szCs w:val="22"/>
+            <w:rPrChange w:id="13" w:author="Jaeger, Florian" w:date="2025-05-21T14:20:00Z" w16du:dateUtc="2025-05-21T18:20:00Z">
+              <w:rPr>
+                <w:szCs w:val="22"/>
+              </w:rPr>
+            </w:rPrChange>
+          </w:rPr>
+          <w:t>Procedure</w:t>
+        </w:r>
+      </w:ins>
+      <w:ins w:id="14" w:author="Jaeger, Florian" w:date="2025-05-21T14:19:00Z" w16du:dateUtc="2025-05-21T18:19:00Z">
+        <w:r>
+          <w:rPr>
+            <w:szCs w:val="22"/>
+          </w:rPr>
+          <w:t xml:space="preserve">, </w:t>
+        </w:r>
+      </w:ins>
+      <w:ins w:id="15" w:author="Jaeger, Florian" w:date="2025-05-21T14:20:00Z" w16du:dateUtc="2025-05-21T18:20:00Z">
+        <w:r>
+          <w:rPr>
+            <w:szCs w:val="22"/>
+          </w:rPr>
+          <w:t>the experiments reporte</w:t>
+        </w:r>
+      </w:ins>
+      <w:ins w:id="16" w:author="Jaeger, Florian" w:date="2025-05-21T14:21:00Z" w16du:dateUtc="2025-05-21T18:21:00Z">
+        <w:r>
+          <w:rPr>
+            <w:szCs w:val="22"/>
+          </w:rPr>
+          <w:t xml:space="preserve">d here </w:t>
+        </w:r>
+      </w:ins>
+      <w:ins w:id="17" w:author="Jaeger, Florian" w:date="2025-05-21T14:22:00Z" w16du:dateUtc="2025-05-21T18:22:00Z">
+        <w:r>
+          <w:rPr>
+            <w:szCs w:val="22"/>
+          </w:rPr>
+          <w:t>did not actually</w:t>
+        </w:r>
+      </w:ins>
+      <w:ins w:id="18" w:author="Jaeger, Florian" w:date="2025-05-21T14:21:00Z" w16du:dateUtc="2025-05-21T18:21:00Z">
+        <w:r>
+          <w:rPr>
+            <w:szCs w:val="22"/>
+          </w:rPr>
+          <w:t xml:space="preserve"> contain</w:t>
+        </w:r>
+      </w:ins>
+      <w:ins w:id="19" w:author="Jaeger, Florian" w:date="2025-05-21T14:22:00Z" w16du:dateUtc="2025-05-21T18:22:00Z">
+        <w:r>
+          <w:rPr>
+            <w:szCs w:val="22"/>
+          </w:rPr>
+          <w:t xml:space="preserve"> any</w:t>
+        </w:r>
+      </w:ins>
+      <w:ins w:id="20" w:author="Jaeger, Florian" w:date="2025-05-21T14:21:00Z" w16du:dateUtc="2025-05-21T18:21:00Z">
+        <w:r>
+          <w:rPr>
+            <w:szCs w:val="22"/>
+          </w:rPr>
+          <w:t xml:space="preserve"> catch trials</w:t>
+        </w:r>
+      </w:ins>
+      <w:ins w:id="21" w:author="Jaeger, Florian" w:date="2025-05-21T14:22:00Z" w16du:dateUtc="2025-05-21T18:22:00Z">
+        <w:r>
+          <w:rPr>
+            <w:szCs w:val="22"/>
+          </w:rPr>
+          <w:t>)</w:t>
+        </w:r>
+      </w:ins>
+      <w:ins w:id="22" w:author="Jaeger, Florian" w:date="2025-05-21T14:21:00Z" w16du:dateUtc="2025-05-21T18:21:00Z">
+        <w:r>
+          <w:rPr>
+            <w:szCs w:val="22"/>
+          </w:rPr>
+          <w:t>.</w:t>
+        </w:r>
+      </w:ins>
+      <w:ins w:id="23" w:author="Jaeger, Florian" w:date="2025-05-21T14:22:00Z" w16du:dateUtc="2025-05-21T18:22:00Z">
+        <w:r>
+          <w:rPr>
+            <w:szCs w:val="22"/>
+          </w:rPr>
+          <w:t xml:space="preserve"> We also excluded </w:t>
+        </w:r>
+      </w:ins>
+      <w:commentRangeStart w:id="24"/>
+      <w:ins w:id="25" w:author="Jaeger, Florian" w:date="2025-05-21T14:23:00Z" w16du:dateUtc="2025-05-21T18:23:00Z">
+        <w:r>
+          <w:rPr>
+            <w:szCs w:val="22"/>
+          </w:rPr>
+          <w:t>XXX</w:t>
+        </w:r>
+      </w:ins>
+      <w:ins w:id="26" w:author="Jaeger, Florian" w:date="2025-05-21T14:22:00Z" w16du:dateUtc="2025-05-21T18:22:00Z">
+        <w:r>
+          <w:rPr>
+            <w:szCs w:val="22"/>
+          </w:rPr>
+          <w:t xml:space="preserve"> trials</w:t>
+        </w:r>
+      </w:ins>
+      <w:ins w:id="27" w:author="Jaeger, Florian" w:date="2025-05-21T14:24:00Z" w16du:dateUtc="2025-05-21T18:24:00Z">
+        <w:r>
+          <w:rPr>
+            <w:szCs w:val="22"/>
+          </w:rPr>
+          <w:t xml:space="preserve"> (XX.X%)</w:t>
+        </w:r>
+      </w:ins>
+      <w:ins w:id="28" w:author="Jaeger, Florian" w:date="2025-05-21T14:22:00Z" w16du:dateUtc="2025-05-21T18:22:00Z">
+        <w:r>
+          <w:rPr>
+            <w:szCs w:val="22"/>
+          </w:rPr>
+          <w:t xml:space="preserve"> </w:t>
+        </w:r>
+      </w:ins>
+      <w:commentRangeEnd w:id="24"/>
+      <w:ins w:id="29" w:author="Jaeger, Florian" w:date="2025-05-21T14:30:00Z" w16du:dateUtc="2025-05-21T18:30:00Z">
+        <w:r>
+          <w:rPr>
+            <w:rStyle w:val="CommentReference"/>
+          </w:rPr>
+          <w:commentReference w:id="24"/>
+        </w:r>
+      </w:ins>
+      <w:ins w:id="30" w:author="Jaeger, Florian" w:date="2025-05-21T14:22:00Z" w16du:dateUtc="2025-05-21T18:22:00Z">
+        <w:r>
+          <w:rPr>
+            <w:szCs w:val="22"/>
+          </w:rPr>
+          <w:t xml:space="preserve">with unusually fast or slow reaction times (with-participant scaled </w:t>
+        </w:r>
+        <w:r>
+          <w:rPr>
+            <w:szCs w:val="22"/>
+          </w:rPr>
+          <w:lastRenderedPageBreak/>
+          <w:t>log-transformed RTs outs</w:t>
+        </w:r>
+      </w:ins>
+      <w:ins w:id="31" w:author="Jaeger, Florian" w:date="2025-05-21T14:23:00Z" w16du:dateUtc="2025-05-21T18:23:00Z">
+        <w:r>
+          <w:rPr>
+            <w:szCs w:val="22"/>
+          </w:rPr>
+          <w:t>ide of 3</w:t>
+        </w:r>
+        <w:r>
+          <w:rPr>
+            <w:szCs w:val="22"/>
+          </w:rPr>
+          <w:t xml:space="preserve"> SD of mean of scaled log-transformed RTs at that trial position; for details and visualization, see SI). This </w:t>
+        </w:r>
+      </w:ins>
+      <w:del w:id="32" w:author="Jaeger, Florian" w:date="2025-05-21T14:19:00Z" w16du:dateUtc="2025-05-21T18:19:00Z">
+        <w:r>
+          <w:rPr>
+            <w:szCs w:val="22"/>
+          </w:rPr>
+          <w:delText xml:space="preserve">missing observations </w:delText>
+        </w:r>
+        <w:r>
+          <w:rPr>
+            <w:szCs w:val="22"/>
+          </w:rPr>
+          <w:delText>due to (incorrect) catch trial responses</w:delText>
+        </w:r>
+        <w:r>
+          <w:rPr>
+            <w:szCs w:val="22"/>
+          </w:rPr>
+          <w:delText xml:space="preserve">, </w:delText>
+        </w:r>
+      </w:del>
+      <w:ins w:id="33" w:author="Jaeger, Florian" w:date="2025-05-21T14:29:00Z" w16du:dateUtc="2025-05-21T18:29:00Z">
+        <w:r>
+          <w:rPr>
+            <w:szCs w:val="22"/>
+          </w:rPr>
+          <w:t>left</w:t>
+        </w:r>
+      </w:ins>
+      <w:del w:id="34" w:author="Jaeger, Florian" w:date="2025-05-21T14:29:00Z" w16du:dateUtc="2025-05-21T18:29:00Z">
+        <w:r>
+          <w:rPr>
+            <w:szCs w:val="22"/>
+          </w:rPr>
+          <w:delText xml:space="preserve">leaving </w:delText>
+        </w:r>
+        <w:r>
+          <w:rPr>
+            <w:szCs w:val="22"/>
+          </w:rPr>
+          <w:delText>for analysis</w:delText>
+        </w:r>
+      </w:del>
+      <w:r>
+        <w:rPr>
+          <w:szCs w:val="22"/>
+        </w:rPr>
+        <w:t xml:space="preserve"> </w:t>
+      </w:r>
+      <w:commentRangeStart w:id="35"/>
+      <w:r>
+        <w:rPr>
+          <w:szCs w:val="22"/>
+        </w:rPr>
+        <w:t>12</w:t>
       </w:r>
       <w:r>
         <w:rPr>
@@ -7431,433 +8061,136 @@
         <w:rPr>
           <w:szCs w:val="22"/>
         </w:rPr>
-        <w:t xml:space="preserve"> all 72 combinations of the 12 video items and the six audio conditions occurred exactly once. The order of the 12 test </w:t>
-      </w:r>
-      <w:r>
-        <w:rPr>
-          <w:szCs w:val="22"/>
-        </w:rPr>
-        <w:lastRenderedPageBreak/>
-        <w:t>stimuli within each block was fully random.</w:t>
+        <w:t>472</w:t>
+      </w:r>
+      <w:r>
+        <w:rPr>
+          <w:szCs w:val="22"/>
+        </w:rPr>
+        <w:t xml:space="preserve"> </w:t>
+      </w:r>
+      <w:r>
+        <w:rPr>
+          <w:szCs w:val="22"/>
+        </w:rPr>
+        <w:t xml:space="preserve">observations from </w:t>
+      </w:r>
+      <w:r>
+        <w:rPr>
+          <w:szCs w:val="22"/>
+        </w:rPr>
+        <w:t>17</w:t>
+      </w:r>
+      <w:r>
+        <w:rPr>
+          <w:szCs w:val="22"/>
+        </w:rPr>
+        <w:t>7</w:t>
+      </w:r>
+      <w:r>
+        <w:rPr>
+          <w:szCs w:val="22"/>
+        </w:rPr>
+        <w:t xml:space="preserve"> </w:t>
+      </w:r>
+      <w:commentRangeEnd w:id="35"/>
+      <w:r>
+        <w:rPr>
+          <w:rStyle w:val="CommentReference"/>
+        </w:rPr>
+        <w:commentReference w:id="35"/>
+      </w:r>
+      <w:r>
+        <w:rPr>
+          <w:szCs w:val="22"/>
+        </w:rPr>
+        <w:t xml:space="preserve">participants </w:t>
+      </w:r>
+      <w:r>
+        <w:rPr>
+          <w:szCs w:val="22"/>
+        </w:rPr>
+        <w:t>across the three</w:t>
+      </w:r>
+      <w:r>
+        <w:rPr>
+          <w:szCs w:val="22"/>
+        </w:rPr>
+        <w:t xml:space="preserve"> experiment</w:t>
+      </w:r>
+      <w:r>
+        <w:rPr>
+          <w:szCs w:val="22"/>
+        </w:rPr>
+        <w:t>s</w:t>
+      </w:r>
+      <w:r>
+        <w:rPr>
+          <w:szCs w:val="22"/>
+        </w:rPr>
+        <w:t>.</w:t>
+      </w:r>
+      <w:r>
+        <w:rPr>
+          <w:szCs w:val="22"/>
+        </w:rPr>
+        <w:t xml:space="preserve"> </w:t>
+      </w:r>
+      <w:r>
+        <w:rPr>
+          <w:szCs w:val="22"/>
+        </w:rPr>
+        <w:t>Finally, if</w:t>
+      </w:r>
+      <w:r>
+        <w:rPr>
+          <w:szCs w:val="22"/>
+        </w:rPr>
+        <w:t xml:space="preserve"> trial-level exclusions resulted in more than 10% missing responses</w:t>
+      </w:r>
+      <w:r>
+        <w:rPr>
+          <w:szCs w:val="22"/>
+        </w:rPr>
+        <w:t>, participants were also excluded.</w:t>
+      </w:r>
+      <w:r>
+        <w:rPr>
+          <w:szCs w:val="22"/>
+        </w:rPr>
+        <w:t xml:space="preserve"> This was, however, </w:t>
+      </w:r>
+      <w:r>
+        <w:rPr>
+          <w:szCs w:val="22"/>
+        </w:rPr>
+        <w:t>never the case.</w:t>
       </w:r>
     </w:p>
     <w:p>
       <w:pPr>
-        <w:rPr>
-          <w:szCs w:val="22"/>
-        </w:rPr>
-      </w:pPr>
-      <w:r>
-        <w:rPr>
-          <w:i/>
-          <w:iCs/>
-          <w:szCs w:val="22"/>
-        </w:rPr>
-        <w:t>Exit</w:t>
-      </w:r>
-      <w:r>
-        <w:rPr>
-          <w:i/>
-          <w:iCs/>
-          <w:szCs w:val="22"/>
-        </w:rPr>
-        <w:t xml:space="preserve"> survey</w:t>
-      </w:r>
-      <w:r>
-        <w:rPr>
-          <w:i/>
-          <w:iCs/>
-          <w:szCs w:val="22"/>
-        </w:rPr>
-        <w:t xml:space="preserve">. </w:t>
-      </w:r>
-      <w:r>
-        <w:rPr>
-          <w:szCs w:val="22"/>
-        </w:rPr>
-        <w:t>The survey for Experiment 1a was identical to that of Liu and Jaeger (2018).</w:t>
-      </w:r>
-      <w:r>
-        <w:rPr>
-          <w:szCs w:val="22"/>
-        </w:rPr>
-        <w:t xml:space="preserve"> All questions are listed in the SI.</w:t>
-      </w:r>
-      <w:r>
-        <w:rPr>
-          <w:szCs w:val="22"/>
-        </w:rPr>
-        <w:t xml:space="preserve"> Questions assessed the quality of the audio equipment and whether participants experienced stalling of audio or video (to help us catch </w:t>
-      </w:r>
-      <w:r>
-        <w:rPr>
-          <w:szCs w:val="22"/>
-        </w:rPr>
-        <w:t xml:space="preserve">code </w:t>
-      </w:r>
-      <w:r>
-        <w:rPr>
-          <w:szCs w:val="22"/>
-        </w:rPr>
-        <w:t xml:space="preserve">problems). </w:t>
-      </w:r>
-      <w:r>
-        <w:rPr>
-          <w:szCs w:val="22"/>
-        </w:rPr>
+        <w:pStyle w:val="Caption"/>
+        <w:rPr>
+          <w:szCs w:val="22"/>
+        </w:rPr>
+      </w:pPr>
+      <w:bookmarkStart w:id="36" w:name="_Ref136088042"/>
+      <w:r>
         <w:t>T</w:t>
       </w:r>
       <w:r>
-        <w:rPr>
-          <w:szCs w:val="22"/>
-        </w:rPr>
-        <w:t xml:space="preserve">he survey also contained a catch question, asking about the gender of the talker shown during the test phase. </w:t>
-      </w:r>
-      <w:r>
-        <w:rPr>
-          <w:szCs w:val="22"/>
-        </w:rPr>
-        <w:t>In</w:t>
-      </w:r>
-      <w:r>
-        <w:rPr>
-          <w:szCs w:val="22"/>
-        </w:rPr>
-        <w:t xml:space="preserve"> </w:t>
-      </w:r>
-      <w:r>
-        <w:rPr>
-          <w:szCs w:val="22"/>
-        </w:rPr>
-        <w:t>Experiment</w:t>
-      </w:r>
-      <w:r>
-        <w:rPr>
-          <w:szCs w:val="22"/>
-        </w:rPr>
-        <w:t>s</w:t>
-      </w:r>
-      <w:r>
-        <w:rPr>
-          <w:szCs w:val="22"/>
-        </w:rPr>
-        <w:t xml:space="preserve"> 1b</w:t>
-      </w:r>
-      <w:r>
-        <w:rPr>
-          <w:szCs w:val="22"/>
-        </w:rPr>
-        <w:t xml:space="preserve"> and 1c, </w:t>
-      </w:r>
-      <w:r>
-        <w:rPr>
-          <w:szCs w:val="22"/>
-        </w:rPr>
-        <w:t xml:space="preserve">we </w:t>
-      </w:r>
-      <w:r>
-        <w:rPr>
-          <w:szCs w:val="22"/>
-        </w:rPr>
-        <w:t xml:space="preserve">made minor changes to </w:t>
-      </w:r>
-      <w:r>
-        <w:rPr>
-          <w:szCs w:val="22"/>
-        </w:rPr>
-        <w:t xml:space="preserve">the </w:t>
-      </w:r>
-      <w:r>
-        <w:rPr>
-          <w:szCs w:val="22"/>
-        </w:rPr>
-        <w:t>wording of the exit</w:t>
-      </w:r>
-      <w:r>
-        <w:rPr>
-          <w:szCs w:val="22"/>
-        </w:rPr>
-        <w:t xml:space="preserve"> </w:t>
-      </w:r>
-      <w:r>
-        <w:rPr>
-          <w:szCs w:val="22"/>
-        </w:rPr>
-        <w:t>survey</w:t>
-      </w:r>
-      <w:r>
-        <w:rPr>
-          <w:szCs w:val="22"/>
-        </w:rPr>
-        <w:t xml:space="preserve"> and</w:t>
-      </w:r>
-      <w:r>
-        <w:rPr>
-          <w:szCs w:val="22"/>
-        </w:rPr>
-        <w:t xml:space="preserve"> removed some questions that had been found to be uninformative</w:t>
-      </w:r>
-      <w:r>
-        <w:rPr>
-          <w:szCs w:val="22"/>
-        </w:rPr>
-        <w:t xml:space="preserve"> (for details, see S</w:t>
-      </w:r>
-      <w:r>
-        <w:rPr>
-          <w:szCs w:val="22"/>
-        </w:rPr>
-        <w:t>I</w:t>
-      </w:r>
-      <w:r>
-        <w:rPr>
-          <w:szCs w:val="22"/>
-        </w:rPr>
-        <w:t>)</w:t>
-      </w:r>
-      <w:r>
-        <w:rPr>
-          <w:szCs w:val="22"/>
-        </w:rPr>
-        <w:t xml:space="preserve">. </w:t>
-      </w:r>
-    </w:p>
-    <w:p>
-      <w:pPr>
-        <w:rPr>
-          <w:szCs w:val="22"/>
-        </w:rPr>
-      </w:pPr>
-      <w:r>
-        <w:rPr>
-          <w:szCs w:val="22"/>
-        </w:rPr>
-        <w:t>Following th</w:t>
-      </w:r>
-      <w:r>
-        <w:rPr>
-          <w:szCs w:val="22"/>
-        </w:rPr>
-        <w:t>e exit</w:t>
-      </w:r>
-      <w:r>
-        <w:rPr>
-          <w:szCs w:val="22"/>
-        </w:rPr>
-        <w:t xml:space="preserve"> survey, a final survey collected demographic information using the gender, age, race, and ethnicity categories required for NIH reporting. All responses in the demographic survey were indicated as optional.</w:t>
-      </w:r>
-    </w:p>
-    <w:p>
-      <w:pPr>
-        <w:rPr>
-          <w:szCs w:val="22"/>
-        </w:rPr>
-      </w:pPr>
-      <w:r>
-        <w:rPr>
-          <w:b/>
-          <w:bCs/>
-          <w:i/>
-          <w:iCs/>
-          <w:szCs w:val="22"/>
-        </w:rPr>
-        <w:t>Exclusions</w:t>
-      </w:r>
-      <w:r>
-        <w:rPr>
-          <w:b/>
-          <w:bCs/>
-          <w:i/>
-          <w:iCs/>
-          <w:szCs w:val="22"/>
-        </w:rPr>
-        <w:t xml:space="preserve">. </w:t>
-      </w:r>
-      <w:r>
-        <w:rPr>
-          <w:szCs w:val="22"/>
-        </w:rPr>
-        <w:t>We</w:t>
-      </w:r>
-      <w:r>
-        <w:rPr>
-          <w:szCs w:val="22"/>
-        </w:rPr>
-        <w:t xml:space="preserve"> </w:t>
-      </w:r>
-      <w:r>
-        <w:rPr>
-          <w:szCs w:val="22"/>
-        </w:rPr>
-        <w:t xml:space="preserve">removed participants </w:t>
-      </w:r>
-      <w:r>
-        <w:rPr>
-          <w:szCs w:val="22"/>
-        </w:rPr>
-        <w:t xml:space="preserve">who (1) </w:t>
-      </w:r>
-      <w:r>
-        <w:rPr>
-          <w:szCs w:val="22"/>
-        </w:rPr>
-        <w:t xml:space="preserve">experienced technical difficulties </w:t>
-      </w:r>
-      <w:r>
-        <w:rPr>
-          <w:szCs w:val="22"/>
-        </w:rPr>
-        <w:t>or</w:t>
-      </w:r>
-      <w:r>
-        <w:rPr>
-          <w:szCs w:val="22"/>
-        </w:rPr>
-        <w:t xml:space="preserve"> did not complete the experiment</w:t>
-      </w:r>
-      <w:r>
-        <w:rPr>
-          <w:szCs w:val="22"/>
-        </w:rPr>
-        <w:t>,</w:t>
-      </w:r>
-      <w:r>
-        <w:rPr>
-          <w:szCs w:val="22"/>
-        </w:rPr>
-        <w:t xml:space="preserve"> (2) </w:t>
-      </w:r>
-      <w:r>
-        <w:rPr>
-          <w:szCs w:val="22"/>
-        </w:rPr>
-        <w:t xml:space="preserve">reported to not have used headphones, (3) </w:t>
-      </w:r>
-      <w:r>
-        <w:rPr>
-          <w:szCs w:val="22"/>
-        </w:rPr>
-        <w:t>did not answer the catch question about the talker's gender correctly</w:t>
-      </w:r>
-      <w:r>
-        <w:rPr>
-          <w:szCs w:val="22"/>
-        </w:rPr>
-        <w:t>,</w:t>
-      </w:r>
-      <w:r>
-        <w:rPr>
-          <w:szCs w:val="22"/>
-        </w:rPr>
-        <w:t xml:space="preserve"> (4) ha</w:t>
-      </w:r>
-      <w:r>
-        <w:rPr>
-          <w:szCs w:val="22"/>
-        </w:rPr>
-        <w:t>d</w:t>
-      </w:r>
-      <w:r>
-        <w:rPr>
-          <w:szCs w:val="22"/>
-        </w:rPr>
-        <w:t xml:space="preserve"> unusually fast or slow reaction times</w:t>
-      </w:r>
-      <w:r>
-        <w:rPr>
-          <w:szCs w:val="22"/>
-        </w:rPr>
-        <w:t xml:space="preserve"> (participant’s mean log-transformed RT outside of 3 SD of mean of participant means)</w:t>
-      </w:r>
-      <w:r>
-        <w:rPr>
-          <w:szCs w:val="22"/>
-        </w:rPr>
-        <w:t>, or</w:t>
-      </w:r>
-      <w:r>
-        <w:rPr>
-          <w:szCs w:val="22"/>
-        </w:rPr>
-        <w:t xml:space="preserve"> </w:t>
-      </w:r>
-      <w:r>
-        <w:rPr>
-          <w:szCs w:val="22"/>
-        </w:rPr>
-        <w:t xml:space="preserve">(5) </w:t>
-      </w:r>
-      <w:r>
-        <w:rPr>
-          <w:szCs w:val="22"/>
-        </w:rPr>
-        <w:t xml:space="preserve">had swapped the response keys, as determined by their </w:t>
-      </w:r>
-      <w:r>
-        <w:rPr>
-          <w:szCs w:val="22"/>
-        </w:rPr>
-        <w:t>responses</w:t>
-      </w:r>
-      <w:r>
-        <w:rPr>
-          <w:szCs w:val="22"/>
-        </w:rPr>
-        <w:t>. For this purpose, we considered participants with significant slopes in the opposite of the expected direction as likely having swapped the response keys</w:t>
-      </w:r>
-      <w:r>
-        <w:rPr>
-          <w:szCs w:val="22"/>
-        </w:rPr>
-        <w:t>.</w:t>
-      </w:r>
-      <w:r>
-        <w:rPr>
-          <w:rStyle w:val="FootnoteReference"/>
-          <w:szCs w:val="22"/>
-        </w:rPr>
-        <w:footnoteReference w:id="5"/>
-      </w:r>
-      <w:r>
-        <w:rPr>
-          <w:szCs w:val="22"/>
-        </w:rPr>
-        <w:t xml:space="preserve"> </w:t>
-      </w:r>
-    </w:p>
-    <w:p>
-      <w:pPr>
-        <w:rPr>
-          <w:szCs w:val="22"/>
-        </w:rPr>
-      </w:pPr>
-      <w:r>
-        <w:rPr>
-          <w:szCs w:val="22"/>
-        </w:rPr>
+        <w:t xml:space="preserve">able </w:t>
+      </w:r>
+      <w:r>
         <w:fldChar w:fldCharType="begin"/>
       </w:r>
       <w:r>
-        <w:rPr>
-          <w:szCs w:val="22"/>
-        </w:rPr>
-        <w:instrText xml:space="preserve"> REF _Ref136088042 \h </w:instrText>
-      </w:r>
-      <w:r>
-        <w:rPr>
-          <w:szCs w:val="22"/>
-        </w:rPr>
-      </w:r>
-      <w:r>
-        <w:rPr>
-          <w:szCs w:val="22"/>
-        </w:rPr>
+        <w:instrText xml:space="preserve"> SEQ Table \* ARABIC </w:instrText>
+      </w:r>
+      <w:r>
         <w:fldChar w:fldCharType="separate"/>
       </w:r>
       <w:r>
-        <w:t xml:space="preserve">Table </w:t>
-      </w:r>
-      <w:r>
         <w:rPr>
           <w:noProof/>
         </w:rPr>
@@ -7865,263 +8198,49 @@
       </w:r>
       <w:r>
         <w:rPr>
-          <w:szCs w:val="22"/>
+          <w:noProof/>
         </w:rPr>
         <w:fldChar w:fldCharType="end"/>
       </w:r>
-      <w:r>
-        <w:rPr>
-          <w:szCs w:val="22"/>
-        </w:rPr>
-        <w:t xml:space="preserve"> summarizes the exclusions for all experiments. </w:t>
-      </w:r>
-      <w:commentRangeStart w:id="10"/>
-      <w:commentRangeStart w:id="11"/>
-      <w:r>
-        <w:rPr>
-          <w:szCs w:val="22"/>
-        </w:rPr>
-        <w:t xml:space="preserve">After participant exclusions, </w:t>
-      </w:r>
-      <w:r>
-        <w:rPr>
-          <w:szCs w:val="22"/>
-        </w:rPr>
-        <w:t>5</w:t>
-      </w:r>
-      <w:r>
-        <w:rPr>
-          <w:szCs w:val="22"/>
-        </w:rPr>
-        <w:t>9</w:t>
-      </w:r>
-      <w:r>
-        <w:rPr>
-          <w:szCs w:val="22"/>
-        </w:rPr>
-        <w:t xml:space="preserve"> </w:t>
-      </w:r>
-      <w:r>
-        <w:rPr>
-          <w:szCs w:val="22"/>
-        </w:rPr>
-        <w:t xml:space="preserve">trials </w:t>
-      </w:r>
-      <w:r>
-        <w:rPr>
-          <w:szCs w:val="22"/>
-        </w:rPr>
-        <w:t>(</w:t>
-      </w:r>
-      <w:commentRangeStart w:id="12"/>
-      <w:r>
-        <w:rPr>
-          <w:szCs w:val="22"/>
-        </w:rPr>
-        <w:t>0.5%)</w:t>
-      </w:r>
-      <w:r>
-        <w:rPr>
-          <w:szCs w:val="22"/>
-        </w:rPr>
-        <w:t xml:space="preserve"> </w:t>
-      </w:r>
-      <w:commentRangeEnd w:id="12"/>
-      <w:r>
-        <w:rPr>
-          <w:rStyle w:val="CommentReference"/>
-        </w:rPr>
-        <w:commentReference w:id="12"/>
-      </w:r>
-      <w:r>
-        <w:rPr>
-          <w:szCs w:val="22"/>
-        </w:rPr>
-        <w:t xml:space="preserve">were </w:t>
-      </w:r>
-      <w:r>
-        <w:rPr>
-          <w:szCs w:val="22"/>
-        </w:rPr>
-        <w:t xml:space="preserve">missing observations </w:t>
-      </w:r>
-      <w:r>
-        <w:rPr>
-          <w:szCs w:val="22"/>
-        </w:rPr>
-        <w:t>due to (incorrect) catch trial responses</w:t>
-      </w:r>
-      <w:r>
-        <w:rPr>
-          <w:szCs w:val="22"/>
-        </w:rPr>
-        <w:t xml:space="preserve">, leaving </w:t>
-      </w:r>
-      <w:r>
-        <w:rPr>
-          <w:szCs w:val="22"/>
-        </w:rPr>
-        <w:t xml:space="preserve">for analysis </w:t>
-      </w:r>
-      <w:r>
-        <w:rPr>
-          <w:szCs w:val="22"/>
-        </w:rPr>
-        <w:t>12</w:t>
-      </w:r>
-      <w:r>
-        <w:rPr>
-          <w:szCs w:val="22"/>
-        </w:rPr>
-        <w:t>,</w:t>
-      </w:r>
-      <w:r>
-        <w:rPr>
-          <w:szCs w:val="22"/>
-        </w:rPr>
-        <w:t>472</w:t>
-      </w:r>
-      <w:r>
-        <w:rPr>
-          <w:szCs w:val="22"/>
-        </w:rPr>
-        <w:t xml:space="preserve"> </w:t>
-      </w:r>
-      <w:r>
-        <w:rPr>
-          <w:szCs w:val="22"/>
-        </w:rPr>
-        <w:t xml:space="preserve">observations from </w:t>
-      </w:r>
-      <w:r>
-        <w:rPr>
-          <w:szCs w:val="22"/>
-        </w:rPr>
-        <w:t>17</w:t>
-      </w:r>
-      <w:r>
-        <w:rPr>
-          <w:szCs w:val="22"/>
-        </w:rPr>
-        <w:t>7</w:t>
-      </w:r>
-      <w:r>
-        <w:rPr>
-          <w:szCs w:val="22"/>
-        </w:rPr>
-        <w:t xml:space="preserve"> participants </w:t>
-      </w:r>
-      <w:r>
-        <w:rPr>
-          <w:szCs w:val="22"/>
-        </w:rPr>
-        <w:t>across the three</w:t>
-      </w:r>
-      <w:r>
-        <w:rPr>
-          <w:szCs w:val="22"/>
-        </w:rPr>
-        <w:t xml:space="preserve"> experiment</w:t>
-      </w:r>
-      <w:r>
-        <w:rPr>
-          <w:szCs w:val="22"/>
-        </w:rPr>
-        <w:t>s</w:t>
-      </w:r>
-      <w:r>
-        <w:rPr>
-          <w:szCs w:val="22"/>
-        </w:rPr>
-        <w:t>.</w:t>
-      </w:r>
-      <w:r>
-        <w:rPr>
-          <w:szCs w:val="22"/>
-        </w:rPr>
-        <w:t xml:space="preserve"> </w:t>
-      </w:r>
-      <w:r>
-        <w:rPr>
-          <w:szCs w:val="22"/>
-        </w:rPr>
-        <w:t>Finally, if</w:t>
-      </w:r>
-      <w:r>
-        <w:rPr>
-          <w:szCs w:val="22"/>
-        </w:rPr>
-        <w:t xml:space="preserve"> trial-level exclusions resulted in more than 10% missing responses</w:t>
-      </w:r>
-      <w:r>
-        <w:rPr>
-          <w:szCs w:val="22"/>
-        </w:rPr>
-        <w:t>, participants were also excluded.</w:t>
-      </w:r>
-      <w:r>
-        <w:rPr>
-          <w:szCs w:val="22"/>
-        </w:rPr>
-        <w:t xml:space="preserve"> This was, however, </w:t>
-      </w:r>
-      <w:r>
-        <w:rPr>
-          <w:szCs w:val="22"/>
-        </w:rPr>
-        <w:t>never the case.</w:t>
-      </w:r>
-      <w:commentRangeEnd w:id="10"/>
-      <w:r>
-        <w:rPr>
-          <w:rStyle w:val="CommentReference"/>
-        </w:rPr>
-        <w:commentReference w:id="10"/>
-      </w:r>
-      <w:commentRangeEnd w:id="11"/>
-      <w:r>
-        <w:rPr>
-          <w:rStyle w:val="CommentReference"/>
-        </w:rPr>
-        <w:commentReference w:id="11"/>
-      </w:r>
-    </w:p>
-    <w:p>
-      <w:pPr>
-        <w:pStyle w:val="Caption"/>
-        <w:rPr>
-          <w:szCs w:val="22"/>
-        </w:rPr>
-      </w:pPr>
-      <w:bookmarkStart w:id="13" w:name="_Ref136088042"/>
-      <w:r>
-        <w:lastRenderedPageBreak/>
-        <w:t>T</w:t>
-      </w:r>
-      <w:r>
-        <w:t xml:space="preserve">able </w:t>
-      </w:r>
-      <w:fldSimple w:instr=" SEQ Table \* ARABIC ">
+      <w:bookmarkEnd w:id="36"/>
+      <w:r>
+        <w:tab/>
+      </w:r>
+      <w:del w:id="37" w:author="Jaeger, Florian" w:date="2025-05-21T14:27:00Z" w16du:dateUtc="2025-05-21T18:27:00Z">
         <w:r>
-          <w:rPr>
-            <w:noProof/>
-          </w:rPr>
-          <w:t>1</w:t>
+          <w:delText xml:space="preserve">Exclusions </w:delText>
         </w:r>
-      </w:fldSimple>
-      <w:bookmarkEnd w:id="13"/>
-      <w:r>
-        <w:tab/>
-        <w:t xml:space="preserve">Exclusions for all experiments reported. </w:t>
+      </w:del>
+      <w:ins w:id="38" w:author="Jaeger, Florian" w:date="2025-05-21T14:27:00Z" w16du:dateUtc="2025-05-21T18:27:00Z">
+        <w:r>
+          <w:t>Participant e</w:t>
+        </w:r>
+        <w:r>
+          <w:t xml:space="preserve">xclusions </w:t>
+        </w:r>
+      </w:ins>
+      <w:r>
+        <w:t xml:space="preserve">for all experiments reported. </w:t>
       </w:r>
       <w:r>
         <w:t xml:space="preserve">Total exclusions can be less than the sum of all individual exclusion criteria since some participants failed multiple criteria. </w:t>
       </w:r>
+      <w:ins w:id="39" w:author="Jaeger, Florian" w:date="2025-05-21T14:16:00Z" w16du:dateUtc="2025-05-21T18:16:00Z">
+        <w:r>
+          <w:t>The SI contains additional visualizations of particip</w:t>
+        </w:r>
+      </w:ins>
+      <w:ins w:id="40" w:author="Jaeger, Florian" w:date="2025-05-21T14:17:00Z" w16du:dateUtc="2025-05-21T18:17:00Z">
+        <w:r>
+          <w:t>ant exclusions.</w:t>
+        </w:r>
+      </w:ins>
     </w:p>
     <w:tbl>
       <w:tblPr>
         <w:tblW w:w="0" w:type="auto"/>
         <w:tblCellSpacing w:w="15" w:type="dxa"/>
+        <w:tblInd w:w="45" w:type="dxa"/>
         <w:tblCellMar>
           <w:top w:w="15" w:type="dxa"/>
           <w:left w:w="15" w:type="dxa"/>
@@ -8129,29 +8248,67 @@
           <w:right w:w="15" w:type="dxa"/>
         </w:tblCellMar>
         <w:tblLook w:val="04A0" w:firstRow="1" w:lastRow="0" w:firstColumn="1" w:lastColumn="0" w:noHBand="0" w:noVBand="1"/>
+        <w:tblPrChange w:id="41" w:author="Jaeger, Florian" w:date="2025-05-21T14:27:00Z" w16du:dateUtc="2025-05-21T18:27:00Z">
+          <w:tblPr>
+            <w:tblW w:w="0" w:type="auto"/>
+            <w:tblCellSpacing w:w="15" w:type="dxa"/>
+            <w:tblCellMar>
+              <w:top w:w="15" w:type="dxa"/>
+              <w:left w:w="15" w:type="dxa"/>
+              <w:bottom w:w="15" w:type="dxa"/>
+              <w:right w:w="15" w:type="dxa"/>
+            </w:tblCellMar>
+            <w:tblLook w:val="04A0" w:firstRow="1" w:lastRow="0" w:firstColumn="1" w:lastColumn="0" w:noHBand="0" w:noVBand="1"/>
+          </w:tblPr>
+        </w:tblPrChange>
       </w:tblPr>
       <w:tblGrid>
-        <w:gridCol w:w="45"/>
         <w:gridCol w:w="2654"/>
         <w:gridCol w:w="920"/>
         <w:gridCol w:w="910"/>
         <w:gridCol w:w="910"/>
         <w:gridCol w:w="910"/>
         <w:gridCol w:w="1155"/>
+        <w:tblGridChange w:id="42">
+          <w:tblGrid>
+            <w:gridCol w:w="45"/>
+            <w:gridCol w:w="2654"/>
+            <w:gridCol w:w="920"/>
+            <w:gridCol w:w="910"/>
+            <w:gridCol w:w="910"/>
+            <w:gridCol w:w="910"/>
+            <w:gridCol w:w="1155"/>
+          </w:tblGrid>
+        </w:tblGridChange>
       </w:tblGrid>
       <w:tr>
         <w:trPr>
-          <w:gridBefore w:val="1"/>
           <w:tblCellSpacing w:w="15" w:type="dxa"/>
+          <w:trPrChange w:id="43" w:author="Jaeger, Florian" w:date="2025-05-21T14:27:00Z" w16du:dateUtc="2025-05-21T18:27:00Z">
+            <w:trPr>
+              <w:gridBefore w:val="1"/>
+              <w:tblCellSpacing w:w="15" w:type="dxa"/>
+            </w:trPr>
+          </w:trPrChange>
         </w:trPr>
         <w:tc>
           <w:tcPr>
-            <w:tcW w:w="0" w:type="auto"/>
+            <w:tcW w:w="2609" w:type="dxa"/>
             <w:tcBorders>
               <w:bottom w:val="single" w:sz="18" w:space="0" w:color="auto"/>
             </w:tcBorders>
             <w:vAlign w:val="center"/>
             <w:hideMark/>
+            <w:tcPrChange w:id="44" w:author="Jaeger, Florian" w:date="2025-05-21T14:27:00Z" w16du:dateUtc="2025-05-21T18:27:00Z">
+              <w:tcPr>
+                <w:tcW w:w="0" w:type="auto"/>
+                <w:tcBorders>
+                  <w:bottom w:val="single" w:sz="18" w:space="0" w:color="auto"/>
+                </w:tcBorders>
+                <w:vAlign w:val="center"/>
+                <w:hideMark/>
+              </w:tcPr>
+            </w:tcPrChange>
           </w:tcPr>
           <w:p>
             <w:pPr>
@@ -8192,6 +8349,18 @@
             </w:tcBorders>
             <w:vAlign w:val="center"/>
             <w:hideMark/>
+            <w:tcPrChange w:id="45" w:author="Jaeger, Florian" w:date="2025-05-21T14:27:00Z" w16du:dateUtc="2025-05-21T18:27:00Z">
+              <w:tcPr>
+                <w:tcW w:w="0" w:type="auto"/>
+                <w:tcBorders>
+                  <w:left w:val="single" w:sz="4" w:space="0" w:color="auto"/>
+                  <w:bottom w:val="single" w:sz="18" w:space="0" w:color="auto"/>
+                  <w:right w:val="single" w:sz="4" w:space="0" w:color="auto"/>
+                </w:tcBorders>
+                <w:vAlign w:val="center"/>
+                <w:hideMark/>
+              </w:tcPr>
+            </w:tcPrChange>
           </w:tcPr>
           <w:p>
             <w:pPr>
@@ -8231,6 +8400,17 @@
             </w:tcBorders>
             <w:vAlign w:val="center"/>
             <w:hideMark/>
+            <w:tcPrChange w:id="46" w:author="Jaeger, Florian" w:date="2025-05-21T14:27:00Z" w16du:dateUtc="2025-05-21T18:27:00Z">
+              <w:tcPr>
+                <w:tcW w:w="0" w:type="auto"/>
+                <w:tcBorders>
+                  <w:bottom w:val="single" w:sz="18" w:space="0" w:color="auto"/>
+                  <w:right w:val="single" w:sz="4" w:space="0" w:color="auto"/>
+                </w:tcBorders>
+                <w:vAlign w:val="center"/>
+                <w:hideMark/>
+              </w:tcPr>
+            </w:tcPrChange>
           </w:tcPr>
           <w:p>
             <w:pPr>
@@ -8270,6 +8450,17 @@
             </w:tcBorders>
             <w:vAlign w:val="center"/>
             <w:hideMark/>
+            <w:tcPrChange w:id="47" w:author="Jaeger, Florian" w:date="2025-05-21T14:27:00Z" w16du:dateUtc="2025-05-21T18:27:00Z">
+              <w:tcPr>
+                <w:tcW w:w="0" w:type="auto"/>
+                <w:tcBorders>
+                  <w:bottom w:val="single" w:sz="18" w:space="0" w:color="auto"/>
+                  <w:right w:val="single" w:sz="4" w:space="0" w:color="auto"/>
+                </w:tcBorders>
+                <w:vAlign w:val="center"/>
+                <w:hideMark/>
+              </w:tcPr>
+            </w:tcPrChange>
           </w:tcPr>
           <w:p>
             <w:pPr>
@@ -8307,6 +8498,15 @@
               <w:bottom w:val="single" w:sz="18" w:space="0" w:color="auto"/>
               <w:right w:val="single" w:sz="4" w:space="0" w:color="auto"/>
             </w:tcBorders>
+            <w:tcPrChange w:id="48" w:author="Jaeger, Florian" w:date="2025-05-21T14:27:00Z" w16du:dateUtc="2025-05-21T18:27:00Z">
+              <w:tcPr>
+                <w:tcW w:w="0" w:type="auto"/>
+                <w:tcBorders>
+                  <w:bottom w:val="single" w:sz="18" w:space="0" w:color="auto"/>
+                  <w:right w:val="single" w:sz="4" w:space="0" w:color="auto"/>
+                </w:tcBorders>
+              </w:tcPr>
+            </w:tcPrChange>
           </w:tcPr>
           <w:p>
             <w:pPr>
@@ -8343,6 +8543,14 @@
             <w:tcBorders>
               <w:bottom w:val="single" w:sz="18" w:space="0" w:color="auto"/>
             </w:tcBorders>
+            <w:tcPrChange w:id="49" w:author="Jaeger, Florian" w:date="2025-05-21T14:27:00Z" w16du:dateUtc="2025-05-21T18:27:00Z">
+              <w:tcPr>
+                <w:tcW w:w="0" w:type="auto"/>
+                <w:tcBorders>
+                  <w:bottom w:val="single" w:sz="18" w:space="0" w:color="auto"/>
+                </w:tcBorders>
+              </w:tcPr>
+            </w:tcPrChange>
           </w:tcPr>
           <w:p>
             <w:pPr>
@@ -8376,16 +8584,30 @@
       </w:tr>
       <w:tr>
         <w:trPr>
-          <w:gridBefore w:val="1"/>
           <w:tblCellSpacing w:w="15" w:type="dxa"/>
+          <w:trPrChange w:id="50" w:author="Jaeger, Florian" w:date="2025-05-21T14:27:00Z" w16du:dateUtc="2025-05-21T18:27:00Z">
+            <w:trPr>
+              <w:gridBefore w:val="1"/>
+              <w:tblCellSpacing w:w="15" w:type="dxa"/>
+            </w:trPr>
+          </w:trPrChange>
         </w:trPr>
         <w:tc>
           <w:tcPr>
-            <w:tcW w:w="0" w:type="auto"/>
+            <w:tcW w:w="2609" w:type="dxa"/>
             <w:tcBorders>
               <w:top w:val="single" w:sz="4" w:space="0" w:color="auto"/>
             </w:tcBorders>
             <w:vAlign w:val="center"/>
+            <w:tcPrChange w:id="51" w:author="Jaeger, Florian" w:date="2025-05-21T14:27:00Z" w16du:dateUtc="2025-05-21T18:27:00Z">
+              <w:tcPr>
+                <w:tcW w:w="0" w:type="auto"/>
+                <w:tcBorders>
+                  <w:top w:val="single" w:sz="4" w:space="0" w:color="auto"/>
+                </w:tcBorders>
+                <w:vAlign w:val="center"/>
+              </w:tcPr>
+            </w:tcPrChange>
           </w:tcPr>
           <w:p>
             <w:pPr>
@@ -8425,6 +8647,17 @@
               <w:right w:val="single" w:sz="4" w:space="0" w:color="auto"/>
             </w:tcBorders>
             <w:vAlign w:val="center"/>
+            <w:tcPrChange w:id="52" w:author="Jaeger, Florian" w:date="2025-05-21T14:27:00Z" w16du:dateUtc="2025-05-21T18:27:00Z">
+              <w:tcPr>
+                <w:tcW w:w="0" w:type="auto"/>
+                <w:tcBorders>
+                  <w:top w:val="single" w:sz="4" w:space="0" w:color="auto"/>
+                  <w:left w:val="single" w:sz="4" w:space="0" w:color="auto"/>
+                  <w:right w:val="single" w:sz="4" w:space="0" w:color="auto"/>
+                </w:tcBorders>
+                <w:vAlign w:val="center"/>
+              </w:tcPr>
+            </w:tcPrChange>
           </w:tcPr>
           <w:p>
             <w:pPr>
@@ -8463,6 +8696,16 @@
               <w:right w:val="single" w:sz="4" w:space="0" w:color="auto"/>
             </w:tcBorders>
             <w:vAlign w:val="center"/>
+            <w:tcPrChange w:id="53" w:author="Jaeger, Florian" w:date="2025-05-21T14:27:00Z" w16du:dateUtc="2025-05-21T18:27:00Z">
+              <w:tcPr>
+                <w:tcW w:w="0" w:type="auto"/>
+                <w:tcBorders>
+                  <w:top w:val="single" w:sz="4" w:space="0" w:color="auto"/>
+                  <w:right w:val="single" w:sz="4" w:space="0" w:color="auto"/>
+                </w:tcBorders>
+                <w:vAlign w:val="center"/>
+              </w:tcPr>
+            </w:tcPrChange>
           </w:tcPr>
           <w:p>
             <w:pPr>
@@ -8501,6 +8744,16 @@
               <w:right w:val="single" w:sz="4" w:space="0" w:color="auto"/>
             </w:tcBorders>
             <w:vAlign w:val="center"/>
+            <w:tcPrChange w:id="54" w:author="Jaeger, Florian" w:date="2025-05-21T14:27:00Z" w16du:dateUtc="2025-05-21T18:27:00Z">
+              <w:tcPr>
+                <w:tcW w:w="0" w:type="auto"/>
+                <w:tcBorders>
+                  <w:top w:val="single" w:sz="4" w:space="0" w:color="auto"/>
+                  <w:right w:val="single" w:sz="4" w:space="0" w:color="auto"/>
+                </w:tcBorders>
+                <w:vAlign w:val="center"/>
+              </w:tcPr>
+            </w:tcPrChange>
           </w:tcPr>
           <w:p>
             <w:pPr>
@@ -8538,6 +8791,15 @@
               <w:top w:val="single" w:sz="4" w:space="0" w:color="auto"/>
               <w:right w:val="single" w:sz="4" w:space="0" w:color="auto"/>
             </w:tcBorders>
+            <w:tcPrChange w:id="55" w:author="Jaeger, Florian" w:date="2025-05-21T14:27:00Z" w16du:dateUtc="2025-05-21T18:27:00Z">
+              <w:tcPr>
+                <w:tcW w:w="0" w:type="auto"/>
+                <w:tcBorders>
+                  <w:top w:val="single" w:sz="4" w:space="0" w:color="auto"/>
+                  <w:right w:val="single" w:sz="4" w:space="0" w:color="auto"/>
+                </w:tcBorders>
+              </w:tcPr>
+            </w:tcPrChange>
           </w:tcPr>
           <w:p>
             <w:pPr>
@@ -8574,6 +8836,14 @@
             <w:tcBorders>
               <w:top w:val="single" w:sz="4" w:space="0" w:color="auto"/>
             </w:tcBorders>
+            <w:tcPrChange w:id="56" w:author="Jaeger, Florian" w:date="2025-05-21T14:27:00Z" w16du:dateUtc="2025-05-21T18:27:00Z">
+              <w:tcPr>
+                <w:tcW w:w="0" w:type="auto"/>
+                <w:tcBorders>
+                  <w:top w:val="single" w:sz="4" w:space="0" w:color="auto"/>
+                </w:tcBorders>
+              </w:tcPr>
+            </w:tcPrChange>
           </w:tcPr>
           <w:p>
             <w:pPr>
@@ -8607,13 +8877,24 @@
       </w:tr>
       <w:tr>
         <w:trPr>
-          <w:gridBefore w:val="1"/>
           <w:tblCellSpacing w:w="15" w:type="dxa"/>
+          <w:trPrChange w:id="57" w:author="Jaeger, Florian" w:date="2025-05-21T14:27:00Z" w16du:dateUtc="2025-05-21T18:27:00Z">
+            <w:trPr>
+              <w:gridBefore w:val="1"/>
+              <w:tblCellSpacing w:w="15" w:type="dxa"/>
+            </w:trPr>
+          </w:trPrChange>
         </w:trPr>
         <w:tc>
           <w:tcPr>
-            <w:tcW w:w="0" w:type="auto"/>
+            <w:tcW w:w="2609" w:type="dxa"/>
             <w:vAlign w:val="center"/>
+            <w:tcPrChange w:id="58" w:author="Jaeger, Florian" w:date="2025-05-21T14:27:00Z" w16du:dateUtc="2025-05-21T18:27:00Z">
+              <w:tcPr>
+                <w:tcW w:w="0" w:type="auto"/>
+                <w:vAlign w:val="center"/>
+              </w:tcPr>
+            </w:tcPrChange>
           </w:tcPr>
           <w:p>
             <w:pPr>
@@ -8648,6 +8929,16 @@
               <w:right w:val="single" w:sz="4" w:space="0" w:color="auto"/>
             </w:tcBorders>
             <w:vAlign w:val="center"/>
+            <w:tcPrChange w:id="59" w:author="Jaeger, Florian" w:date="2025-05-21T14:27:00Z" w16du:dateUtc="2025-05-21T18:27:00Z">
+              <w:tcPr>
+                <w:tcW w:w="0" w:type="auto"/>
+                <w:tcBorders>
+                  <w:left w:val="single" w:sz="4" w:space="0" w:color="auto"/>
+                  <w:right w:val="single" w:sz="4" w:space="0" w:color="auto"/>
+                </w:tcBorders>
+                <w:vAlign w:val="center"/>
+              </w:tcPr>
+            </w:tcPrChange>
           </w:tcPr>
           <w:p>
             <w:pPr>
@@ -8681,6 +8972,15 @@
               <w:right w:val="single" w:sz="4" w:space="0" w:color="auto"/>
             </w:tcBorders>
             <w:vAlign w:val="center"/>
+            <w:tcPrChange w:id="60" w:author="Jaeger, Florian" w:date="2025-05-21T14:27:00Z" w16du:dateUtc="2025-05-21T18:27:00Z">
+              <w:tcPr>
+                <w:tcW w:w="0" w:type="auto"/>
+                <w:tcBorders>
+                  <w:right w:val="single" w:sz="4" w:space="0" w:color="auto"/>
+                </w:tcBorders>
+                <w:vAlign w:val="center"/>
+              </w:tcPr>
+            </w:tcPrChange>
           </w:tcPr>
           <w:p>
             <w:pPr>
@@ -8714,6 +9014,15 @@
               <w:right w:val="single" w:sz="4" w:space="0" w:color="auto"/>
             </w:tcBorders>
             <w:vAlign w:val="center"/>
+            <w:tcPrChange w:id="61" w:author="Jaeger, Florian" w:date="2025-05-21T14:27:00Z" w16du:dateUtc="2025-05-21T18:27:00Z">
+              <w:tcPr>
+                <w:tcW w:w="0" w:type="auto"/>
+                <w:tcBorders>
+                  <w:right w:val="single" w:sz="4" w:space="0" w:color="auto"/>
+                </w:tcBorders>
+                <w:vAlign w:val="center"/>
+              </w:tcPr>
+            </w:tcPrChange>
           </w:tcPr>
           <w:p>
             <w:pPr>
@@ -8746,6 +9055,14 @@
             <w:tcBorders>
               <w:right w:val="single" w:sz="4" w:space="0" w:color="auto"/>
             </w:tcBorders>
+            <w:tcPrChange w:id="62" w:author="Jaeger, Florian" w:date="2025-05-21T14:27:00Z" w16du:dateUtc="2025-05-21T18:27:00Z">
+              <w:tcPr>
+                <w:tcW w:w="0" w:type="auto"/>
+                <w:tcBorders>
+                  <w:right w:val="single" w:sz="4" w:space="0" w:color="auto"/>
+                </w:tcBorders>
+              </w:tcPr>
+            </w:tcPrChange>
           </w:tcPr>
           <w:p>
             <w:pPr>
@@ -8775,6 +9092,11 @@
         <w:tc>
           <w:tcPr>
             <w:tcW w:w="0" w:type="auto"/>
+            <w:tcPrChange w:id="63" w:author="Jaeger, Florian" w:date="2025-05-21T14:27:00Z" w16du:dateUtc="2025-05-21T18:27:00Z">
+              <w:tcPr>
+                <w:tcW w:w="0" w:type="auto"/>
+              </w:tcPr>
+            </w:tcPrChange>
           </w:tcPr>
           <w:p>
             <w:pPr>
@@ -8804,14 +9126,26 @@
       </w:tr>
       <w:tr>
         <w:trPr>
-          <w:gridBefore w:val="1"/>
           <w:tblCellSpacing w:w="15" w:type="dxa"/>
+          <w:trPrChange w:id="64" w:author="Jaeger, Florian" w:date="2025-05-21T14:27:00Z" w16du:dateUtc="2025-05-21T18:27:00Z">
+            <w:trPr>
+              <w:gridBefore w:val="1"/>
+              <w:tblCellSpacing w:w="15" w:type="dxa"/>
+            </w:trPr>
+          </w:trPrChange>
         </w:trPr>
         <w:tc>
           <w:tcPr>
-            <w:tcW w:w="0" w:type="auto"/>
+            <w:tcW w:w="2609" w:type="dxa"/>
             <w:vAlign w:val="center"/>
             <w:hideMark/>
+            <w:tcPrChange w:id="65" w:author="Jaeger, Florian" w:date="2025-05-21T14:27:00Z" w16du:dateUtc="2025-05-21T18:27:00Z">
+              <w:tcPr>
+                <w:tcW w:w="0" w:type="auto"/>
+                <w:vAlign w:val="center"/>
+                <w:hideMark/>
+              </w:tcPr>
+            </w:tcPrChange>
           </w:tcPr>
           <w:p>
             <w:pPr>
@@ -8855,6 +9189,17 @@
             </w:tcBorders>
             <w:vAlign w:val="center"/>
             <w:hideMark/>
+            <w:tcPrChange w:id="66" w:author="Jaeger, Florian" w:date="2025-05-21T14:27:00Z" w16du:dateUtc="2025-05-21T18:27:00Z">
+              <w:tcPr>
+                <w:tcW w:w="0" w:type="auto"/>
+                <w:tcBorders>
+                  <w:left w:val="single" w:sz="4" w:space="0" w:color="auto"/>
+                  <w:right w:val="single" w:sz="4" w:space="0" w:color="auto"/>
+                </w:tcBorders>
+                <w:vAlign w:val="center"/>
+                <w:hideMark/>
+              </w:tcPr>
+            </w:tcPrChange>
           </w:tcPr>
           <w:p>
             <w:pPr>
@@ -8889,6 +9234,16 @@
             </w:tcBorders>
             <w:vAlign w:val="center"/>
             <w:hideMark/>
+            <w:tcPrChange w:id="67" w:author="Jaeger, Florian" w:date="2025-05-21T14:27:00Z" w16du:dateUtc="2025-05-21T18:27:00Z">
+              <w:tcPr>
+                <w:tcW w:w="0" w:type="auto"/>
+                <w:tcBorders>
+                  <w:right w:val="single" w:sz="4" w:space="0" w:color="auto"/>
+                </w:tcBorders>
+                <w:vAlign w:val="center"/>
+                <w:hideMark/>
+              </w:tcPr>
+            </w:tcPrChange>
           </w:tcPr>
           <w:p>
             <w:pPr>
@@ -8923,6 +9278,16 @@
             </w:tcBorders>
             <w:vAlign w:val="center"/>
             <w:hideMark/>
+            <w:tcPrChange w:id="68" w:author="Jaeger, Florian" w:date="2025-05-21T14:27:00Z" w16du:dateUtc="2025-05-21T18:27:00Z">
+              <w:tcPr>
+                <w:tcW w:w="0" w:type="auto"/>
+                <w:tcBorders>
+                  <w:right w:val="single" w:sz="4" w:space="0" w:color="auto"/>
+                </w:tcBorders>
+                <w:vAlign w:val="center"/>
+                <w:hideMark/>
+              </w:tcPr>
+            </w:tcPrChange>
           </w:tcPr>
           <w:p>
             <w:pPr>
@@ -8955,6 +9320,14 @@
             <w:tcBorders>
               <w:right w:val="single" w:sz="4" w:space="0" w:color="auto"/>
             </w:tcBorders>
+            <w:tcPrChange w:id="69" w:author="Jaeger, Florian" w:date="2025-05-21T14:27:00Z" w16du:dateUtc="2025-05-21T18:27:00Z">
+              <w:tcPr>
+                <w:tcW w:w="0" w:type="auto"/>
+                <w:tcBorders>
+                  <w:right w:val="single" w:sz="4" w:space="0" w:color="auto"/>
+                </w:tcBorders>
+              </w:tcPr>
+            </w:tcPrChange>
           </w:tcPr>
           <w:p>
             <w:pPr>
@@ -8984,6 +9357,11 @@
         <w:tc>
           <w:tcPr>
             <w:tcW w:w="0" w:type="auto"/>
+            <w:tcPrChange w:id="70" w:author="Jaeger, Florian" w:date="2025-05-21T14:27:00Z" w16du:dateUtc="2025-05-21T18:27:00Z">
+              <w:tcPr>
+                <w:tcW w:w="0" w:type="auto"/>
+              </w:tcPr>
+            </w:tcPrChange>
           </w:tcPr>
           <w:p>
             <w:pPr>
@@ -9014,13 +9392,25 @@
       <w:tr>
         <w:trPr>
           <w:tblCellSpacing w:w="15" w:type="dxa"/>
+          <w:trPrChange w:id="71" w:author="Jaeger, Florian" w:date="2025-05-21T14:27:00Z" w16du:dateUtc="2025-05-21T18:27:00Z">
+            <w:trPr>
+              <w:tblCellSpacing w:w="15" w:type="dxa"/>
+            </w:trPr>
+          </w:trPrChange>
         </w:trPr>
         <w:tc>
           <w:tcPr>
-            <w:tcW w:w="0" w:type="auto"/>
-            <w:gridSpan w:val="2"/>
+            <w:tcW w:w="2609" w:type="dxa"/>
             <w:vAlign w:val="center"/>
             <w:hideMark/>
+            <w:tcPrChange w:id="72" w:author="Jaeger, Florian" w:date="2025-05-21T14:27:00Z" w16du:dateUtc="2025-05-21T18:27:00Z">
+              <w:tcPr>
+                <w:tcW w:w="0" w:type="auto"/>
+                <w:gridSpan w:val="2"/>
+                <w:vAlign w:val="center"/>
+                <w:hideMark/>
+              </w:tcPr>
+            </w:tcPrChange>
           </w:tcPr>
           <w:p>
             <w:pPr>
@@ -9056,6 +9446,17 @@
             </w:tcBorders>
             <w:vAlign w:val="center"/>
             <w:hideMark/>
+            <w:tcPrChange w:id="73" w:author="Jaeger, Florian" w:date="2025-05-21T14:27:00Z" w16du:dateUtc="2025-05-21T18:27:00Z">
+              <w:tcPr>
+                <w:tcW w:w="0" w:type="auto"/>
+                <w:tcBorders>
+                  <w:left w:val="single" w:sz="4" w:space="0" w:color="auto"/>
+                  <w:right w:val="single" w:sz="4" w:space="0" w:color="auto"/>
+                </w:tcBorders>
+                <w:vAlign w:val="center"/>
+                <w:hideMark/>
+              </w:tcPr>
+            </w:tcPrChange>
           </w:tcPr>
           <w:p>
             <w:pPr>
@@ -9090,6 +9491,16 @@
             </w:tcBorders>
             <w:vAlign w:val="center"/>
             <w:hideMark/>
+            <w:tcPrChange w:id="74" w:author="Jaeger, Florian" w:date="2025-05-21T14:27:00Z" w16du:dateUtc="2025-05-21T18:27:00Z">
+              <w:tcPr>
+                <w:tcW w:w="0" w:type="auto"/>
+                <w:tcBorders>
+                  <w:right w:val="single" w:sz="4" w:space="0" w:color="auto"/>
+                </w:tcBorders>
+                <w:vAlign w:val="center"/>
+                <w:hideMark/>
+              </w:tcPr>
+            </w:tcPrChange>
           </w:tcPr>
           <w:p>
             <w:pPr>
@@ -9124,6 +9535,16 @@
             </w:tcBorders>
             <w:vAlign w:val="center"/>
             <w:hideMark/>
+            <w:tcPrChange w:id="75" w:author="Jaeger, Florian" w:date="2025-05-21T14:27:00Z" w16du:dateUtc="2025-05-21T18:27:00Z">
+              <w:tcPr>
+                <w:tcW w:w="0" w:type="auto"/>
+                <w:tcBorders>
+                  <w:right w:val="single" w:sz="4" w:space="0" w:color="auto"/>
+                </w:tcBorders>
+                <w:vAlign w:val="center"/>
+                <w:hideMark/>
+              </w:tcPr>
+            </w:tcPrChange>
           </w:tcPr>
           <w:p>
             <w:pPr>
@@ -9156,6 +9577,14 @@
             <w:tcBorders>
               <w:right w:val="single" w:sz="4" w:space="0" w:color="auto"/>
             </w:tcBorders>
+            <w:tcPrChange w:id="76" w:author="Jaeger, Florian" w:date="2025-05-21T14:27:00Z" w16du:dateUtc="2025-05-21T18:27:00Z">
+              <w:tcPr>
+                <w:tcW w:w="0" w:type="auto"/>
+                <w:tcBorders>
+                  <w:right w:val="single" w:sz="4" w:space="0" w:color="auto"/>
+                </w:tcBorders>
+              </w:tcPr>
+            </w:tcPrChange>
           </w:tcPr>
           <w:p>
             <w:pPr>
@@ -9185,6 +9614,11 @@
         <w:tc>
           <w:tcPr>
             <w:tcW w:w="0" w:type="auto"/>
+            <w:tcPrChange w:id="77" w:author="Jaeger, Florian" w:date="2025-05-21T14:27:00Z" w16du:dateUtc="2025-05-21T18:27:00Z">
+              <w:tcPr>
+                <w:tcW w:w="0" w:type="auto"/>
+              </w:tcPr>
+            </w:tcPrChange>
           </w:tcPr>
           <w:p>
             <w:pPr>
@@ -9214,13 +9648,24 @@
       </w:tr>
       <w:tr>
         <w:trPr>
-          <w:gridBefore w:val="1"/>
           <w:tblCellSpacing w:w="15" w:type="dxa"/>
+          <w:trPrChange w:id="78" w:author="Jaeger, Florian" w:date="2025-05-21T14:27:00Z" w16du:dateUtc="2025-05-21T18:27:00Z">
+            <w:trPr>
+              <w:gridBefore w:val="1"/>
+              <w:tblCellSpacing w:w="15" w:type="dxa"/>
+            </w:trPr>
+          </w:trPrChange>
         </w:trPr>
         <w:tc>
           <w:tcPr>
-            <w:tcW w:w="0" w:type="auto"/>
+            <w:tcW w:w="2609" w:type="dxa"/>
             <w:vAlign w:val="center"/>
+            <w:tcPrChange w:id="79" w:author="Jaeger, Florian" w:date="2025-05-21T14:27:00Z" w16du:dateUtc="2025-05-21T18:27:00Z">
+              <w:tcPr>
+                <w:tcW w:w="0" w:type="auto"/>
+                <w:vAlign w:val="center"/>
+              </w:tcPr>
+            </w:tcPrChange>
           </w:tcPr>
           <w:p>
             <w:pPr>
@@ -9255,6 +9700,16 @@
               <w:right w:val="single" w:sz="4" w:space="0" w:color="auto"/>
             </w:tcBorders>
             <w:vAlign w:val="center"/>
+            <w:tcPrChange w:id="80" w:author="Jaeger, Florian" w:date="2025-05-21T14:27:00Z" w16du:dateUtc="2025-05-21T18:27:00Z">
+              <w:tcPr>
+                <w:tcW w:w="0" w:type="auto"/>
+                <w:tcBorders>
+                  <w:left w:val="single" w:sz="4" w:space="0" w:color="auto"/>
+                  <w:right w:val="single" w:sz="4" w:space="0" w:color="auto"/>
+                </w:tcBorders>
+                <w:vAlign w:val="center"/>
+              </w:tcPr>
+            </w:tcPrChange>
           </w:tcPr>
           <w:p>
             <w:pPr>
@@ -9288,6 +9743,15 @@
               <w:right w:val="single" w:sz="4" w:space="0" w:color="auto"/>
             </w:tcBorders>
             <w:vAlign w:val="center"/>
+            <w:tcPrChange w:id="81" w:author="Jaeger, Florian" w:date="2025-05-21T14:27:00Z" w16du:dateUtc="2025-05-21T18:27:00Z">
+              <w:tcPr>
+                <w:tcW w:w="0" w:type="auto"/>
+                <w:tcBorders>
+                  <w:right w:val="single" w:sz="4" w:space="0" w:color="auto"/>
+                </w:tcBorders>
+                <w:vAlign w:val="center"/>
+              </w:tcPr>
+            </w:tcPrChange>
           </w:tcPr>
           <w:p>
             <w:pPr>
@@ -9321,6 +9785,15 @@
               <w:right w:val="single" w:sz="4" w:space="0" w:color="auto"/>
             </w:tcBorders>
             <w:vAlign w:val="center"/>
+            <w:tcPrChange w:id="82" w:author="Jaeger, Florian" w:date="2025-05-21T14:27:00Z" w16du:dateUtc="2025-05-21T18:27:00Z">
+              <w:tcPr>
+                <w:tcW w:w="0" w:type="auto"/>
+                <w:tcBorders>
+                  <w:right w:val="single" w:sz="4" w:space="0" w:color="auto"/>
+                </w:tcBorders>
+                <w:vAlign w:val="center"/>
+              </w:tcPr>
+            </w:tcPrChange>
           </w:tcPr>
           <w:p>
             <w:pPr>
@@ -9353,6 +9826,14 @@
             <w:tcBorders>
               <w:right w:val="single" w:sz="4" w:space="0" w:color="auto"/>
             </w:tcBorders>
+            <w:tcPrChange w:id="83" w:author="Jaeger, Florian" w:date="2025-05-21T14:27:00Z" w16du:dateUtc="2025-05-21T18:27:00Z">
+              <w:tcPr>
+                <w:tcW w:w="0" w:type="auto"/>
+                <w:tcBorders>
+                  <w:right w:val="single" w:sz="4" w:space="0" w:color="auto"/>
+                </w:tcBorders>
+              </w:tcPr>
+            </w:tcPrChange>
           </w:tcPr>
           <w:p>
             <w:pPr>
@@ -9382,6 +9863,11 @@
         <w:tc>
           <w:tcPr>
             <w:tcW w:w="0" w:type="auto"/>
+            <w:tcPrChange w:id="84" w:author="Jaeger, Florian" w:date="2025-05-21T14:27:00Z" w16du:dateUtc="2025-05-21T18:27:00Z">
+              <w:tcPr>
+                <w:tcW w:w="0" w:type="auto"/>
+              </w:tcPr>
+            </w:tcPrChange>
           </w:tcPr>
           <w:p>
             <w:pPr>
@@ -9411,14 +9897,27 @@
       </w:tr>
       <w:tr>
         <w:trPr>
-          <w:gridBefore w:val="1"/>
           <w:tblCellSpacing w:w="15" w:type="dxa"/>
+          <w:del w:id="85" w:author="Jaeger, Florian" w:date="2025-05-21T14:27:00Z" w16du:dateUtc="2025-05-21T18:27:00Z"/>
+          <w:trPrChange w:id="86" w:author="Jaeger, Florian" w:date="2025-05-21T14:27:00Z" w16du:dateUtc="2025-05-21T18:27:00Z">
+            <w:trPr>
+              <w:gridBefore w:val="1"/>
+              <w:tblCellSpacing w:w="15" w:type="dxa"/>
+            </w:trPr>
+          </w:trPrChange>
         </w:trPr>
         <w:tc>
           <w:tcPr>
-            <w:tcW w:w="0" w:type="auto"/>
+            <w:tcW w:w="2609" w:type="dxa"/>
             <w:vAlign w:val="center"/>
             <w:hideMark/>
+            <w:tcPrChange w:id="87" w:author="Jaeger, Florian" w:date="2025-05-21T14:27:00Z" w16du:dateUtc="2025-05-21T18:27:00Z">
+              <w:tcPr>
+                <w:tcW w:w="0" w:type="auto"/>
+                <w:vAlign w:val="center"/>
+                <w:hideMark/>
+              </w:tcPr>
+            </w:tcPrChange>
           </w:tcPr>
           <w:p>
             <w:pPr>
@@ -9430,19 +9929,22 @@
               <w:ind w:firstLine="0"/>
               <w:jc w:val="left"/>
               <w:rPr>
+                <w:del w:id="88" w:author="Jaeger, Florian" w:date="2025-05-21T14:27:00Z" w16du:dateUtc="2025-05-21T18:27:00Z"/>
                 <w:rFonts w:eastAsia="Times New Roman"/>
                 <w:sz w:val="24"/>
                 <w:lang w:eastAsia="en-US"/>
               </w:rPr>
             </w:pPr>
-            <w:r>
-              <w:rPr>
-                <w:rFonts w:eastAsia="Times New Roman"/>
-                <w:sz w:val="24"/>
-                <w:lang w:eastAsia="en-US"/>
-              </w:rPr>
-              <w:t>Catch trials</w:t>
-            </w:r>
+            <w:del w:id="89" w:author="Jaeger, Florian" w:date="2025-05-21T14:27:00Z" w16du:dateUtc="2025-05-21T18:27:00Z">
+              <w:r>
+                <w:rPr>
+                  <w:rFonts w:eastAsia="Times New Roman"/>
+                  <w:sz w:val="24"/>
+                  <w:lang w:eastAsia="en-US"/>
+                </w:rPr>
+                <w:delText>Catch trials</w:delText>
+              </w:r>
+            </w:del>
           </w:p>
         </w:tc>
         <w:tc>
@@ -9454,6 +9956,17 @@
             </w:tcBorders>
             <w:vAlign w:val="center"/>
             <w:hideMark/>
+            <w:tcPrChange w:id="90" w:author="Jaeger, Florian" w:date="2025-05-21T14:27:00Z" w16du:dateUtc="2025-05-21T18:27:00Z">
+              <w:tcPr>
+                <w:tcW w:w="0" w:type="auto"/>
+                <w:tcBorders>
+                  <w:left w:val="single" w:sz="4" w:space="0" w:color="auto"/>
+                  <w:right w:val="single" w:sz="4" w:space="0" w:color="auto"/>
+                </w:tcBorders>
+                <w:vAlign w:val="center"/>
+                <w:hideMark/>
+              </w:tcPr>
+            </w:tcPrChange>
           </w:tcPr>
           <w:p>
             <w:pPr>
@@ -9465,19 +9978,22 @@
               <w:ind w:firstLine="0"/>
               <w:jc w:val="left"/>
               <w:rPr>
+                <w:del w:id="91" w:author="Jaeger, Florian" w:date="2025-05-21T14:27:00Z" w16du:dateUtc="2025-05-21T18:27:00Z"/>
                 <w:rFonts w:eastAsia="Times New Roman"/>
                 <w:sz w:val="24"/>
                 <w:lang w:eastAsia="en-US"/>
               </w:rPr>
             </w:pPr>
-            <w:r>
-              <w:rPr>
-                <w:rFonts w:eastAsia="Times New Roman"/>
-                <w:sz w:val="24"/>
-                <w:lang w:eastAsia="en-US"/>
-              </w:rPr>
-              <w:t>1 (1.6%)</w:t>
-            </w:r>
+            <w:del w:id="92" w:author="Jaeger, Florian" w:date="2025-05-21T14:27:00Z" w16du:dateUtc="2025-05-21T18:27:00Z">
+              <w:r>
+                <w:rPr>
+                  <w:rFonts w:eastAsia="Times New Roman"/>
+                  <w:sz w:val="24"/>
+                  <w:lang w:eastAsia="en-US"/>
+                </w:rPr>
+                <w:delText>1 (1.6%)</w:delText>
+              </w:r>
+            </w:del>
           </w:p>
         </w:tc>
         <w:tc>
@@ -9488,6 +10004,16 @@
             </w:tcBorders>
             <w:vAlign w:val="center"/>
             <w:hideMark/>
+            <w:tcPrChange w:id="93" w:author="Jaeger, Florian" w:date="2025-05-21T14:27:00Z" w16du:dateUtc="2025-05-21T18:27:00Z">
+              <w:tcPr>
+                <w:tcW w:w="0" w:type="auto"/>
+                <w:tcBorders>
+                  <w:right w:val="single" w:sz="4" w:space="0" w:color="auto"/>
+                </w:tcBorders>
+                <w:vAlign w:val="center"/>
+                <w:hideMark/>
+              </w:tcPr>
+            </w:tcPrChange>
           </w:tcPr>
           <w:p>
             <w:pPr>
@@ -9499,19 +10025,22 @@
               <w:ind w:firstLine="0"/>
               <w:jc w:val="left"/>
               <w:rPr>
+                <w:del w:id="94" w:author="Jaeger, Florian" w:date="2025-05-21T14:27:00Z" w16du:dateUtc="2025-05-21T18:27:00Z"/>
                 <w:rFonts w:eastAsia="Times New Roman"/>
                 <w:sz w:val="24"/>
                 <w:lang w:eastAsia="en-US"/>
               </w:rPr>
             </w:pPr>
-            <w:r>
-              <w:rPr>
-                <w:rFonts w:eastAsia="Times New Roman"/>
-                <w:sz w:val="24"/>
-                <w:lang w:eastAsia="en-US"/>
-              </w:rPr>
-              <w:t>2 (3.1%)</w:t>
-            </w:r>
+            <w:del w:id="95" w:author="Jaeger, Florian" w:date="2025-05-21T14:27:00Z" w16du:dateUtc="2025-05-21T18:27:00Z">
+              <w:r>
+                <w:rPr>
+                  <w:rFonts w:eastAsia="Times New Roman"/>
+                  <w:sz w:val="24"/>
+                  <w:lang w:eastAsia="en-US"/>
+                </w:rPr>
+                <w:delText>2 (3.1%)</w:delText>
+              </w:r>
+            </w:del>
           </w:p>
         </w:tc>
         <w:tc>
@@ -9522,6 +10051,16 @@
             </w:tcBorders>
             <w:vAlign w:val="center"/>
             <w:hideMark/>
+            <w:tcPrChange w:id="96" w:author="Jaeger, Florian" w:date="2025-05-21T14:27:00Z" w16du:dateUtc="2025-05-21T18:27:00Z">
+              <w:tcPr>
+                <w:tcW w:w="0" w:type="auto"/>
+                <w:tcBorders>
+                  <w:right w:val="single" w:sz="4" w:space="0" w:color="auto"/>
+                </w:tcBorders>
+                <w:vAlign w:val="center"/>
+                <w:hideMark/>
+              </w:tcPr>
+            </w:tcPrChange>
           </w:tcPr>
           <w:p>
             <w:pPr>
@@ -9533,19 +10072,22 @@
               <w:ind w:firstLine="0"/>
               <w:jc w:val="left"/>
               <w:rPr>
+                <w:del w:id="97" w:author="Jaeger, Florian" w:date="2025-05-21T14:27:00Z" w16du:dateUtc="2025-05-21T18:27:00Z"/>
                 <w:rFonts w:eastAsia="Times New Roman"/>
                 <w:sz w:val="24"/>
                 <w:lang w:eastAsia="en-US"/>
               </w:rPr>
             </w:pPr>
-            <w:r>
-              <w:rPr>
-                <w:rFonts w:eastAsia="Times New Roman"/>
-                <w:sz w:val="24"/>
-                <w:lang w:eastAsia="en-US"/>
-              </w:rPr>
-              <w:t>1 (1.6%)</w:t>
-            </w:r>
+            <w:del w:id="98" w:author="Jaeger, Florian" w:date="2025-05-21T14:27:00Z" w16du:dateUtc="2025-05-21T18:27:00Z">
+              <w:r>
+                <w:rPr>
+                  <w:rFonts w:eastAsia="Times New Roman"/>
+                  <w:sz w:val="24"/>
+                  <w:lang w:eastAsia="en-US"/>
+                </w:rPr>
+                <w:delText>1 (1.6%)</w:delText>
+              </w:r>
+            </w:del>
           </w:p>
         </w:tc>
         <w:tc>
@@ -9554,6 +10096,14 @@
             <w:tcBorders>
               <w:right w:val="single" w:sz="4" w:space="0" w:color="auto"/>
             </w:tcBorders>
+            <w:tcPrChange w:id="99" w:author="Jaeger, Florian" w:date="2025-05-21T14:27:00Z" w16du:dateUtc="2025-05-21T18:27:00Z">
+              <w:tcPr>
+                <w:tcW w:w="0" w:type="auto"/>
+                <w:tcBorders>
+                  <w:right w:val="single" w:sz="4" w:space="0" w:color="auto"/>
+                </w:tcBorders>
+              </w:tcPr>
+            </w:tcPrChange>
           </w:tcPr>
           <w:p>
             <w:pPr>
@@ -9565,24 +10115,32 @@
               <w:ind w:firstLine="0"/>
               <w:jc w:val="left"/>
               <w:rPr>
+                <w:del w:id="100" w:author="Jaeger, Florian" w:date="2025-05-21T14:27:00Z" w16du:dateUtc="2025-05-21T18:27:00Z"/>
                 <w:rFonts w:eastAsia="Times New Roman"/>
                 <w:sz w:val="24"/>
                 <w:lang w:eastAsia="en-US"/>
               </w:rPr>
             </w:pPr>
-            <w:r>
-              <w:rPr>
-                <w:rFonts w:eastAsia="Times New Roman"/>
-                <w:sz w:val="24"/>
-                <w:lang w:eastAsia="en-US"/>
-              </w:rPr>
-              <w:t>1 (1.6%)</w:t>
-            </w:r>
+            <w:del w:id="101" w:author="Jaeger, Florian" w:date="2025-05-21T14:27:00Z" w16du:dateUtc="2025-05-21T18:27:00Z">
+              <w:r>
+                <w:rPr>
+                  <w:rFonts w:eastAsia="Times New Roman"/>
+                  <w:sz w:val="24"/>
+                  <w:lang w:eastAsia="en-US"/>
+                </w:rPr>
+                <w:delText>1 (1.6%)</w:delText>
+              </w:r>
+            </w:del>
           </w:p>
         </w:tc>
         <w:tc>
           <w:tcPr>
             <w:tcW w:w="0" w:type="auto"/>
+            <w:tcPrChange w:id="102" w:author="Jaeger, Florian" w:date="2025-05-21T14:27:00Z" w16du:dateUtc="2025-05-21T18:27:00Z">
+              <w:tcPr>
+                <w:tcW w:w="0" w:type="auto"/>
+              </w:tcPr>
+            </w:tcPrChange>
           </w:tcPr>
           <w:p>
             <w:pPr>
@@ -9594,32 +10152,47 @@
               <w:ind w:firstLine="0"/>
               <w:jc w:val="left"/>
               <w:rPr>
+                <w:del w:id="103" w:author="Jaeger, Florian" w:date="2025-05-21T14:27:00Z" w16du:dateUtc="2025-05-21T18:27:00Z"/>
                 <w:rFonts w:eastAsia="Times New Roman"/>
                 <w:sz w:val="24"/>
                 <w:lang w:eastAsia="en-US"/>
               </w:rPr>
             </w:pPr>
-            <w:r>
-              <w:rPr>
-                <w:rFonts w:eastAsia="Times New Roman"/>
-                <w:sz w:val="24"/>
-                <w:lang w:eastAsia="en-US"/>
-              </w:rPr>
-              <w:t>-</w:t>
-            </w:r>
+            <w:del w:id="104" w:author="Jaeger, Florian" w:date="2025-05-21T14:27:00Z" w16du:dateUtc="2025-05-21T18:27:00Z">
+              <w:r>
+                <w:rPr>
+                  <w:rFonts w:eastAsia="Times New Roman"/>
+                  <w:sz w:val="24"/>
+                  <w:lang w:eastAsia="en-US"/>
+                </w:rPr>
+                <w:delText>-</w:delText>
+              </w:r>
+            </w:del>
           </w:p>
         </w:tc>
       </w:tr>
       <w:tr>
         <w:trPr>
-          <w:gridBefore w:val="1"/>
           <w:tblCellSpacing w:w="15" w:type="dxa"/>
+          <w:trPrChange w:id="105" w:author="Jaeger, Florian" w:date="2025-05-21T14:27:00Z" w16du:dateUtc="2025-05-21T18:27:00Z">
+            <w:trPr>
+              <w:gridBefore w:val="1"/>
+              <w:tblCellSpacing w:w="15" w:type="dxa"/>
+            </w:trPr>
+          </w:trPrChange>
         </w:trPr>
         <w:tc>
           <w:tcPr>
-            <w:tcW w:w="0" w:type="auto"/>
+            <w:tcW w:w="2609" w:type="dxa"/>
             <w:vAlign w:val="center"/>
             <w:hideMark/>
+            <w:tcPrChange w:id="106" w:author="Jaeger, Florian" w:date="2025-05-21T14:27:00Z" w16du:dateUtc="2025-05-21T18:27:00Z">
+              <w:tcPr>
+                <w:tcW w:w="0" w:type="auto"/>
+                <w:vAlign w:val="center"/>
+                <w:hideMark/>
+              </w:tcPr>
+            </w:tcPrChange>
           </w:tcPr>
           <w:p>
             <w:pPr>
@@ -9655,6 +10228,17 @@
             </w:tcBorders>
             <w:vAlign w:val="center"/>
             <w:hideMark/>
+            <w:tcPrChange w:id="107" w:author="Jaeger, Florian" w:date="2025-05-21T14:27:00Z" w16du:dateUtc="2025-05-21T18:27:00Z">
+              <w:tcPr>
+                <w:tcW w:w="0" w:type="auto"/>
+                <w:tcBorders>
+                  <w:left w:val="single" w:sz="4" w:space="0" w:color="auto"/>
+                  <w:right w:val="single" w:sz="4" w:space="0" w:color="auto"/>
+                </w:tcBorders>
+                <w:vAlign w:val="center"/>
+                <w:hideMark/>
+              </w:tcPr>
+            </w:tcPrChange>
           </w:tcPr>
           <w:p>
             <w:pPr>
@@ -9689,6 +10273,16 @@
             </w:tcBorders>
             <w:vAlign w:val="center"/>
             <w:hideMark/>
+            <w:tcPrChange w:id="108" w:author="Jaeger, Florian" w:date="2025-05-21T14:27:00Z" w16du:dateUtc="2025-05-21T18:27:00Z">
+              <w:tcPr>
+                <w:tcW w:w="0" w:type="auto"/>
+                <w:tcBorders>
+                  <w:right w:val="single" w:sz="4" w:space="0" w:color="auto"/>
+                </w:tcBorders>
+                <w:vAlign w:val="center"/>
+                <w:hideMark/>
+              </w:tcPr>
+            </w:tcPrChange>
           </w:tcPr>
           <w:p>
             <w:pPr>
@@ -9723,6 +10317,16 @@
             </w:tcBorders>
             <w:vAlign w:val="center"/>
             <w:hideMark/>
+            <w:tcPrChange w:id="109" w:author="Jaeger, Florian" w:date="2025-05-21T14:27:00Z" w16du:dateUtc="2025-05-21T18:27:00Z">
+              <w:tcPr>
+                <w:tcW w:w="0" w:type="auto"/>
+                <w:tcBorders>
+                  <w:right w:val="single" w:sz="4" w:space="0" w:color="auto"/>
+                </w:tcBorders>
+                <w:vAlign w:val="center"/>
+                <w:hideMark/>
+              </w:tcPr>
+            </w:tcPrChange>
           </w:tcPr>
           <w:p>
             <w:pPr>
@@ -9755,6 +10359,14 @@
             <w:tcBorders>
               <w:right w:val="single" w:sz="4" w:space="0" w:color="auto"/>
             </w:tcBorders>
+            <w:tcPrChange w:id="110" w:author="Jaeger, Florian" w:date="2025-05-21T14:27:00Z" w16du:dateUtc="2025-05-21T18:27:00Z">
+              <w:tcPr>
+                <w:tcW w:w="0" w:type="auto"/>
+                <w:tcBorders>
+                  <w:right w:val="single" w:sz="4" w:space="0" w:color="auto"/>
+                </w:tcBorders>
+              </w:tcPr>
+            </w:tcPrChange>
           </w:tcPr>
           <w:p>
             <w:pPr>
@@ -9784,6 +10396,11 @@
         <w:tc>
           <w:tcPr>
             <w:tcW w:w="0" w:type="auto"/>
+            <w:tcPrChange w:id="111" w:author="Jaeger, Florian" w:date="2025-05-21T14:27:00Z" w16du:dateUtc="2025-05-21T18:27:00Z">
+              <w:tcPr>
+                <w:tcW w:w="0" w:type="auto"/>
+              </w:tcPr>
+            </w:tcPrChange>
           </w:tcPr>
           <w:p>
             <w:pPr>
@@ -9813,17 +10430,32 @@
       </w:tr>
       <w:tr>
         <w:trPr>
-          <w:gridBefore w:val="1"/>
           <w:tblCellSpacing w:w="15" w:type="dxa"/>
+          <w:trPrChange w:id="112" w:author="Jaeger, Florian" w:date="2025-05-21T14:27:00Z" w16du:dateUtc="2025-05-21T18:27:00Z">
+            <w:trPr>
+              <w:gridBefore w:val="1"/>
+              <w:tblCellSpacing w:w="15" w:type="dxa"/>
+            </w:trPr>
+          </w:trPrChange>
         </w:trPr>
         <w:tc>
           <w:tcPr>
-            <w:tcW w:w="0" w:type="auto"/>
+            <w:tcW w:w="2609" w:type="dxa"/>
             <w:tcBorders>
               <w:bottom w:val="single" w:sz="4" w:space="0" w:color="auto"/>
             </w:tcBorders>
             <w:vAlign w:val="center"/>
             <w:hideMark/>
+            <w:tcPrChange w:id="113" w:author="Jaeger, Florian" w:date="2025-05-21T14:27:00Z" w16du:dateUtc="2025-05-21T18:27:00Z">
+              <w:tcPr>
+                <w:tcW w:w="0" w:type="auto"/>
+                <w:tcBorders>
+                  <w:bottom w:val="single" w:sz="4" w:space="0" w:color="auto"/>
+                </w:tcBorders>
+                <w:vAlign w:val="center"/>
+                <w:hideMark/>
+              </w:tcPr>
+            </w:tcPrChange>
           </w:tcPr>
           <w:p>
             <w:pPr>
@@ -9868,6 +10500,18 @@
             </w:tcBorders>
             <w:vAlign w:val="center"/>
             <w:hideMark/>
+            <w:tcPrChange w:id="114" w:author="Jaeger, Florian" w:date="2025-05-21T14:27:00Z" w16du:dateUtc="2025-05-21T18:27:00Z">
+              <w:tcPr>
+                <w:tcW w:w="0" w:type="auto"/>
+                <w:tcBorders>
+                  <w:left w:val="single" w:sz="4" w:space="0" w:color="auto"/>
+                  <w:bottom w:val="single" w:sz="4" w:space="0" w:color="auto"/>
+                  <w:right w:val="single" w:sz="4" w:space="0" w:color="auto"/>
+                </w:tcBorders>
+                <w:vAlign w:val="center"/>
+                <w:hideMark/>
+              </w:tcPr>
+            </w:tcPrChange>
           </w:tcPr>
           <w:p>
             <w:pPr>
@@ -9884,6 +10528,7 @@
                 <w:lang w:eastAsia="en-US"/>
               </w:rPr>
             </w:pPr>
+            <w:commentRangeStart w:id="115"/>
             <w:r>
               <w:rPr>
                 <w:rFonts w:eastAsia="Times New Roman"/>
@@ -9903,6 +10548,17 @@
             </w:tcBorders>
             <w:vAlign w:val="center"/>
             <w:hideMark/>
+            <w:tcPrChange w:id="116" w:author="Jaeger, Florian" w:date="2025-05-21T14:27:00Z" w16du:dateUtc="2025-05-21T18:27:00Z">
+              <w:tcPr>
+                <w:tcW w:w="0" w:type="auto"/>
+                <w:tcBorders>
+                  <w:bottom w:val="single" w:sz="4" w:space="0" w:color="auto"/>
+                  <w:right w:val="single" w:sz="4" w:space="0" w:color="auto"/>
+                </w:tcBorders>
+                <w:vAlign w:val="center"/>
+                <w:hideMark/>
+              </w:tcPr>
+            </w:tcPrChange>
           </w:tcPr>
           <w:p>
             <w:pPr>
@@ -9938,6 +10594,17 @@
             </w:tcBorders>
             <w:vAlign w:val="center"/>
             <w:hideMark/>
+            <w:tcPrChange w:id="117" w:author="Jaeger, Florian" w:date="2025-05-21T14:27:00Z" w16du:dateUtc="2025-05-21T18:27:00Z">
+              <w:tcPr>
+                <w:tcW w:w="0" w:type="auto"/>
+                <w:tcBorders>
+                  <w:bottom w:val="single" w:sz="4" w:space="0" w:color="auto"/>
+                  <w:right w:val="single" w:sz="4" w:space="0" w:color="auto"/>
+                </w:tcBorders>
+                <w:vAlign w:val="center"/>
+                <w:hideMark/>
+              </w:tcPr>
+            </w:tcPrChange>
           </w:tcPr>
           <w:p>
             <w:pPr>
@@ -9971,6 +10638,15 @@
               <w:bottom w:val="single" w:sz="4" w:space="0" w:color="auto"/>
               <w:right w:val="single" w:sz="4" w:space="0" w:color="auto"/>
             </w:tcBorders>
+            <w:tcPrChange w:id="118" w:author="Jaeger, Florian" w:date="2025-05-21T14:27:00Z" w16du:dateUtc="2025-05-21T18:27:00Z">
+              <w:tcPr>
+                <w:tcW w:w="0" w:type="auto"/>
+                <w:tcBorders>
+                  <w:bottom w:val="single" w:sz="4" w:space="0" w:color="auto"/>
+                  <w:right w:val="single" w:sz="4" w:space="0" w:color="auto"/>
+                </w:tcBorders>
+              </w:tcPr>
+            </w:tcPrChange>
           </w:tcPr>
           <w:p>
             <w:pPr>
@@ -10003,6 +10679,14 @@
             <w:tcBorders>
               <w:bottom w:val="single" w:sz="4" w:space="0" w:color="auto"/>
             </w:tcBorders>
+            <w:tcPrChange w:id="119" w:author="Jaeger, Florian" w:date="2025-05-21T14:27:00Z" w16du:dateUtc="2025-05-21T18:27:00Z">
+              <w:tcPr>
+                <w:tcW w:w="0" w:type="auto"/>
+                <w:tcBorders>
+                  <w:bottom w:val="single" w:sz="4" w:space="0" w:color="auto"/>
+                </w:tcBorders>
+              </w:tcPr>
+            </w:tcPrChange>
           </w:tcPr>
           <w:p>
             <w:pPr>
@@ -10027,22 +10711,44 @@
               </w:rPr>
               <w:t>-</w:t>
             </w:r>
+            <w:commentRangeEnd w:id="115"/>
+            <w:r>
+              <w:rPr>
+                <w:rStyle w:val="CommentReference"/>
+              </w:rPr>
+              <w:commentReference w:id="115"/>
+            </w:r>
           </w:p>
         </w:tc>
       </w:tr>
       <w:tr>
         <w:trPr>
-          <w:gridBefore w:val="1"/>
           <w:tblCellSpacing w:w="15" w:type="dxa"/>
+          <w:trPrChange w:id="120" w:author="Jaeger, Florian" w:date="2025-05-21T14:27:00Z" w16du:dateUtc="2025-05-21T18:27:00Z">
+            <w:trPr>
+              <w:gridBefore w:val="1"/>
+              <w:tblCellSpacing w:w="15" w:type="dxa"/>
+            </w:trPr>
+          </w:trPrChange>
         </w:trPr>
         <w:tc>
           <w:tcPr>
-            <w:tcW w:w="0" w:type="auto"/>
+            <w:tcW w:w="2609" w:type="dxa"/>
             <w:tcBorders>
               <w:top w:val="single" w:sz="18" w:space="0" w:color="auto"/>
             </w:tcBorders>
             <w:vAlign w:val="center"/>
             <w:hideMark/>
+            <w:tcPrChange w:id="121" w:author="Jaeger, Florian" w:date="2025-05-21T14:27:00Z" w16du:dateUtc="2025-05-21T18:27:00Z">
+              <w:tcPr>
+                <w:tcW w:w="0" w:type="auto"/>
+                <w:tcBorders>
+                  <w:top w:val="single" w:sz="18" w:space="0" w:color="auto"/>
+                </w:tcBorders>
+                <w:vAlign w:val="center"/>
+                <w:hideMark/>
+              </w:tcPr>
+            </w:tcPrChange>
           </w:tcPr>
           <w:p>
             <w:pPr>
@@ -10083,6 +10789,18 @@
             </w:tcBorders>
             <w:vAlign w:val="center"/>
             <w:hideMark/>
+            <w:tcPrChange w:id="122" w:author="Jaeger, Florian" w:date="2025-05-21T14:27:00Z" w16du:dateUtc="2025-05-21T18:27:00Z">
+              <w:tcPr>
+                <w:tcW w:w="0" w:type="auto"/>
+                <w:tcBorders>
+                  <w:top w:val="single" w:sz="18" w:space="0" w:color="auto"/>
+                  <w:left w:val="single" w:sz="4" w:space="0" w:color="auto"/>
+                  <w:right w:val="single" w:sz="4" w:space="0" w:color="auto"/>
+                </w:tcBorders>
+                <w:vAlign w:val="center"/>
+                <w:hideMark/>
+              </w:tcPr>
+            </w:tcPrChange>
           </w:tcPr>
           <w:p>
             <w:pPr>
@@ -10122,6 +10840,17 @@
             </w:tcBorders>
             <w:vAlign w:val="center"/>
             <w:hideMark/>
+            <w:tcPrChange w:id="123" w:author="Jaeger, Florian" w:date="2025-05-21T14:27:00Z" w16du:dateUtc="2025-05-21T18:27:00Z">
+              <w:tcPr>
+                <w:tcW w:w="0" w:type="auto"/>
+                <w:tcBorders>
+                  <w:top w:val="single" w:sz="18" w:space="0" w:color="auto"/>
+                  <w:right w:val="single" w:sz="4" w:space="0" w:color="auto"/>
+                </w:tcBorders>
+                <w:vAlign w:val="center"/>
+                <w:hideMark/>
+              </w:tcPr>
+            </w:tcPrChange>
           </w:tcPr>
           <w:p>
             <w:pPr>
@@ -10161,6 +10890,17 @@
             </w:tcBorders>
             <w:vAlign w:val="center"/>
             <w:hideMark/>
+            <w:tcPrChange w:id="124" w:author="Jaeger, Florian" w:date="2025-05-21T14:27:00Z" w16du:dateUtc="2025-05-21T18:27:00Z">
+              <w:tcPr>
+                <w:tcW w:w="0" w:type="auto"/>
+                <w:tcBorders>
+                  <w:top w:val="single" w:sz="18" w:space="0" w:color="auto"/>
+                  <w:right w:val="single" w:sz="4" w:space="0" w:color="auto"/>
+                </w:tcBorders>
+                <w:vAlign w:val="center"/>
+                <w:hideMark/>
+              </w:tcPr>
+            </w:tcPrChange>
           </w:tcPr>
           <w:p>
             <w:pPr>
@@ -10208,6 +10948,15 @@
               <w:top w:val="single" w:sz="18" w:space="0" w:color="auto"/>
               <w:right w:val="single" w:sz="4" w:space="0" w:color="auto"/>
             </w:tcBorders>
+            <w:tcPrChange w:id="125" w:author="Jaeger, Florian" w:date="2025-05-21T14:27:00Z" w16du:dateUtc="2025-05-21T18:27:00Z">
+              <w:tcPr>
+                <w:tcW w:w="0" w:type="auto"/>
+                <w:tcBorders>
+                  <w:top w:val="single" w:sz="18" w:space="0" w:color="auto"/>
+                  <w:right w:val="single" w:sz="4" w:space="0" w:color="auto"/>
+                </w:tcBorders>
+              </w:tcPr>
+            </w:tcPrChange>
           </w:tcPr>
           <w:p>
             <w:pPr>
@@ -10244,6 +10993,14 @@
             <w:tcBorders>
               <w:top w:val="single" w:sz="18" w:space="0" w:color="auto"/>
             </w:tcBorders>
+            <w:tcPrChange w:id="126" w:author="Jaeger, Florian" w:date="2025-05-21T14:27:00Z" w16du:dateUtc="2025-05-21T18:27:00Z">
+              <w:tcPr>
+                <w:tcW w:w="0" w:type="auto"/>
+                <w:tcBorders>
+                  <w:top w:val="single" w:sz="18" w:space="0" w:color="auto"/>
+                </w:tcBorders>
+              </w:tcPr>
+            </w:tcPrChange>
           </w:tcPr>
           <w:p>
             <w:pPr>
@@ -10519,7 +11276,14 @@
         <w:rPr>
           <w:szCs w:val="22"/>
         </w:rPr>
-        <w:t xml:space="preserve">models with a Bernoulli (logit) link—mixed-effects </w:t>
+        <w:t xml:space="preserve">models with a </w:t>
+      </w:r>
+      <w:r>
+        <w:rPr>
+          <w:szCs w:val="22"/>
+        </w:rPr>
+        <w:lastRenderedPageBreak/>
+        <w:t xml:space="preserve">Bernoulli (logit) link—mixed-effects </w:t>
       </w:r>
       <w:r>
         <w:rPr>
@@ -10622,7 +11386,6 @@
         <w:rPr>
           <w:szCs w:val="22"/>
         </w:rPr>
-        <w:lastRenderedPageBreak/>
         <w:t xml:space="preserve">as well as all their interactions. </w:t>
       </w:r>
       <w:r>
@@ -10688,14 +11451,12 @@
         </w:rPr>
         <w:t xml:space="preserve"> This avoids the linearity assumption made in most previous analyses of perceptual recalibration experiments, allowing changes across continuum steps or from block to block </w:t>
       </w:r>
-      <w:ins w:id="14" w:author="Karboga, Gevher" w:date="2025-05-20T18:00:00Z" w16du:dateUtc="2025-05-20T22:00:00Z">
-        <w:r>
-          <w:rPr>
-            <w:szCs w:val="22"/>
-          </w:rPr>
-          <w:t xml:space="preserve">to </w:t>
-        </w:r>
-      </w:ins>
+      <w:r>
+        <w:rPr>
+          <w:szCs w:val="22"/>
+        </w:rPr>
+        <w:t xml:space="preserve">to </w:t>
+      </w:r>
       <w:r>
         <w:rPr>
           <w:szCs w:val="22"/>
@@ -10752,27 +11513,27 @@
         </w:rPr>
         <w:t xml:space="preserve">the three design variables </w:t>
       </w:r>
-      <w:commentRangeStart w:id="16"/>
-      <w:commentRangeStart w:id="17"/>
+      <w:commentRangeStart w:id="127"/>
+      <w:commentRangeStart w:id="128"/>
       <w:r>
         <w:rPr>
           <w:szCs w:val="22"/>
         </w:rPr>
         <w:t>pen location</w:t>
       </w:r>
-      <w:commentRangeEnd w:id="16"/>
+      <w:commentRangeEnd w:id="127"/>
       <w:r>
         <w:rPr>
           <w:rStyle w:val="CommentReference"/>
         </w:rPr>
-        <w:commentReference w:id="16"/>
-      </w:r>
-      <w:commentRangeEnd w:id="17"/>
+        <w:commentReference w:id="127"/>
+      </w:r>
+      <w:commentRangeEnd w:id="128"/>
       <w:r>
         <w:rPr>
           <w:rStyle w:val="CommentReference"/>
         </w:rPr>
-        <w:commentReference w:id="17"/>
+        <w:commentReference w:id="128"/>
       </w:r>
       <w:r>
         <w:rPr>
@@ -10823,53 +11584,39 @@
         </w:rPr>
         <w:t>We followed recommended practice and use</w:t>
       </w:r>
-      <w:ins w:id="18" w:author="Karboga, Gevher" w:date="2025-05-20T18:02:00Z" w16du:dateUtc="2025-05-20T22:02:00Z">
-        <w:r>
-          <w:rPr>
-            <w:szCs w:val="22"/>
-          </w:rPr>
-          <w:t>d</w:t>
-        </w:r>
-      </w:ins>
+      <w:r>
+        <w:rPr>
+          <w:szCs w:val="22"/>
+        </w:rPr>
+        <w:t>d</w:t>
+      </w:r>
       <w:r>
         <w:rPr>
           <w:szCs w:val="22"/>
         </w:rPr>
         <w:t xml:space="preserve"> weakly regularizing priors to facilitate model convergence</w:t>
       </w:r>
-      <w:ins w:id="19" w:author="Karboga, Gevher" w:date="2025-05-20T18:07:00Z" w16du:dateUtc="2025-05-20T22:07:00Z">
-        <w:r>
-          <w:t xml:space="preserve"> </w:t>
-        </w:r>
-        <w:r>
-          <w:rPr>
-            <w:szCs w:val="22"/>
-          </w:rPr>
-          <w:t>—</w:t>
-        </w:r>
-      </w:ins>
-      <w:del w:id="20" w:author="Karboga, Gevher" w:date="2025-05-20T18:02:00Z" w16du:dateUtc="2025-05-20T22:02:00Z">
-        <w:r>
-          <w:rPr>
-            <w:szCs w:val="22"/>
-          </w:rPr>
-          <w:delText xml:space="preserve">, </w:delText>
-        </w:r>
-      </w:del>
+      <w:r>
+        <w:t xml:space="preserve"> </w:t>
+      </w:r>
+      <w:r>
+        <w:rPr>
+          <w:szCs w:val="22"/>
+        </w:rPr>
+        <w:t>—</w:t>
+      </w:r>
       <w:r>
         <w:rPr>
           <w:szCs w:val="22"/>
         </w:rPr>
         <w:t>specifically</w:t>
       </w:r>
-      <w:ins w:id="21" w:author="Karboga, Gevher" w:date="2025-05-20T18:02:00Z" w16du:dateUtc="2025-05-20T22:02:00Z">
-        <w:r>
-          <w:rPr>
-            <w:szCs w:val="22"/>
-          </w:rPr>
-          <w:t>,</w:t>
-        </w:r>
-      </w:ins>
+      <w:r>
+        <w:rPr>
+          <w:szCs w:val="22"/>
+        </w:rPr>
+        <w:t>,</w:t>
+      </w:r>
       <w:r>
         <w:rPr>
           <w:szCs w:val="22"/>
@@ -11051,7 +11798,14 @@
         <w:rPr>
           <w:szCs w:val="22"/>
         </w:rPr>
-        <w:t xml:space="preserve">describing a uniform prior over correlation matrices. Model diagnostic indicated convergence (e.g., all </w:t>
+        <w:t xml:space="preserve">describing a </w:t>
+      </w:r>
+      <w:r>
+        <w:rPr>
+          <w:szCs w:val="22"/>
+        </w:rPr>
+        <w:lastRenderedPageBreak/>
+        <w:t xml:space="preserve">uniform prior over correlation matrices. Model diagnostic indicated convergence (e.g., all </w:t>
       </w:r>
       <m:oMath>
         <m:acc>
@@ -11142,7 +11896,6 @@
     <w:p>
       <w:pPr>
         <w:rPr>
-          <w:ins w:id="22" w:author="Cummings, Shawn" w:date="2025-05-12T20:54:00Z" w16du:dateUtc="2025-05-13T00:54:00Z"/>
           <w:szCs w:val="22"/>
         </w:rPr>
       </w:pPr>
@@ -11222,14 +11975,7 @@
         <w:rPr>
           <w:szCs w:val="22"/>
         </w:rPr>
-        <w:t xml:space="preserve">, we </w:t>
-      </w:r>
-      <w:r>
-        <w:rPr>
-          <w:szCs w:val="22"/>
-        </w:rPr>
-        <w:lastRenderedPageBreak/>
-        <w:t xml:space="preserve">present Bayesian hypothesis tests </w:t>
+        <w:t xml:space="preserve">, we present Bayesian hypothesis tests </w:t>
       </w:r>
       <w:r>
         <w:rPr>
@@ -11315,8 +12061,6 @@
         </w:rPr>
         <w:t xml:space="preserve">summarizes those tests for all three experiments. </w:t>
       </w:r>
-      <w:commentRangeStart w:id="23"/>
-      <w:commentRangeStart w:id="24"/>
       <w:r>
         <w:rPr>
           <w:szCs w:val="22"/>
@@ -11371,27 +12115,7 @@
         <w:rPr>
           <w:szCs w:val="22"/>
         </w:rPr>
-        <w:t xml:space="preserve"> continuum steps </w:t>
-      </w:r>
-      <w:commentRangeEnd w:id="23"/>
-      <w:r>
-        <w:rPr>
-          <w:rStyle w:val="CommentReference"/>
-        </w:rPr>
-        <w:commentReference w:id="23"/>
-      </w:r>
-      <w:commentRangeEnd w:id="24"/>
-      <w:r>
-        <w:rPr>
-          <w:rStyle w:val="CommentReference"/>
-        </w:rPr>
-        <w:commentReference w:id="24"/>
-      </w:r>
-      <w:r>
-        <w:rPr>
-          <w:szCs w:val="22"/>
-        </w:rPr>
-        <w:t xml:space="preserve">(following Liu &amp; Jaeger, 2018, 2019). </w:t>
+        <w:t xml:space="preserve"> continuum steps (following Liu &amp; Jaeger, 2018, 2019). </w:t>
       </w:r>
       <w:r>
         <w:rPr>
@@ -11460,53 +12184,49 @@
         <w:rPr>
           <w:szCs w:val="22"/>
         </w:rPr>
-        <w:pPrChange w:id="25" w:author="Cummings, Shawn" w:date="2025-05-12T20:55:00Z" w16du:dateUtc="2025-05-13T00:55:00Z">
-          <w:pPr/>
-        </w:pPrChange>
-      </w:pPr>
-      <w:ins w:id="26" w:author="Cummings, Shawn" w:date="2025-05-12T20:54:00Z" w16du:dateUtc="2025-05-13T00:54:00Z">
-        <w:r>
-          <w:rPr>
-            <w:noProof/>
-            <w:szCs w:val="22"/>
-          </w:rPr>
-          <w:drawing>
-            <wp:inline distT="0" distB="0" distL="0" distR="0" wp14:anchorId="1E17D0B6" wp14:editId="40EC08D6">
-              <wp:extent cx="5486400" cy="5715000"/>
-              <wp:effectExtent l="0" t="0" r="0" b="0"/>
-              <wp:docPr id="587542116" name="Picture 5" descr="A screenshot of a graph&#10;&#10;Description automatically generated"/>
-              <wp:cNvGraphicFramePr>
-                <a:graphicFrameLocks xmlns:a="http://schemas.openxmlformats.org/drawingml/2006/main" noChangeAspect="1"/>
-              </wp:cNvGraphicFramePr>
-              <a:graphic xmlns:a="http://schemas.openxmlformats.org/drawingml/2006/main">
-                <a:graphicData uri="http://schemas.openxmlformats.org/drawingml/2006/picture">
-                  <pic:pic xmlns:pic="http://schemas.openxmlformats.org/drawingml/2006/picture">
-                    <pic:nvPicPr>
-                      <pic:cNvPr id="587542116" name="Picture 5" descr="A screenshot of a graph&#10;&#10;Description automatically generated"/>
-                      <pic:cNvPicPr/>
-                    </pic:nvPicPr>
-                    <pic:blipFill>
-                      <a:blip r:embed="rId18"/>
-                      <a:stretch>
-                        <a:fillRect/>
-                      </a:stretch>
-                    </pic:blipFill>
-                    <pic:spPr>
-                      <a:xfrm>
-                        <a:off x="0" y="0"/>
-                        <a:ext cx="5486400" cy="5715000"/>
-                      </a:xfrm>
-                      <a:prstGeom prst="rect">
-                        <a:avLst/>
-                      </a:prstGeom>
-                    </pic:spPr>
-                  </pic:pic>
-                </a:graphicData>
-              </a:graphic>
-            </wp:inline>
-          </w:drawing>
-        </w:r>
-      </w:ins>
+      </w:pPr>
+      <w:r>
+        <w:rPr>
+          <w:noProof/>
+          <w:szCs w:val="22"/>
+        </w:rPr>
+        <w:lastRenderedPageBreak/>
+        <w:drawing>
+          <wp:inline distT="0" distB="0" distL="0" distR="0" wp14:anchorId="1E17D0B6" wp14:editId="40EC08D6">
+            <wp:extent cx="5486400" cy="5715000"/>
+            <wp:effectExtent l="0" t="0" r="0" b="0"/>
+            <wp:docPr id="587542116" name="Picture 5" descr="A screenshot of a graph&#10;&#10;Description automatically generated"/>
+            <wp:cNvGraphicFramePr>
+              <a:graphicFrameLocks xmlns:a="http://schemas.openxmlformats.org/drawingml/2006/main" noChangeAspect="1"/>
+            </wp:cNvGraphicFramePr>
+            <a:graphic xmlns:a="http://schemas.openxmlformats.org/drawingml/2006/main">
+              <a:graphicData uri="http://schemas.openxmlformats.org/drawingml/2006/picture">
+                <pic:pic xmlns:pic="http://schemas.openxmlformats.org/drawingml/2006/picture">
+                  <pic:nvPicPr>
+                    <pic:cNvPr id="587542116" name="Picture 5" descr="A screenshot of a graph&#10;&#10;Description automatically generated"/>
+                    <pic:cNvPicPr/>
+                  </pic:nvPicPr>
+                  <pic:blipFill>
+                    <a:blip r:embed="rId18"/>
+                    <a:stretch>
+                      <a:fillRect/>
+                    </a:stretch>
+                  </pic:blipFill>
+                  <pic:spPr>
+                    <a:xfrm>
+                      <a:off x="0" y="0"/>
+                      <a:ext cx="5486400" cy="5715000"/>
+                    </a:xfrm>
+                    <a:prstGeom prst="rect">
+                      <a:avLst/>
+                    </a:prstGeom>
+                  </pic:spPr>
+                </pic:pic>
+              </a:graphicData>
+            </a:graphic>
+          </wp:inline>
+        </w:drawing>
+      </w:r>
     </w:p>
     <w:p>
       <w:pPr>
@@ -11522,98 +12242,7 @@
           <w:docGrid w:linePitch="360"/>
         </w:sectPr>
       </w:pPr>
-      <w:bookmarkStart w:id="27" w:name="_Ref136190394"/>
-      <w:commentRangeStart w:id="28"/>
-      <w:commentRangeStart w:id="29"/>
-      <w:commentRangeStart w:id="30"/>
-      <w:del w:id="31" w:author="Cummings, Shawn" w:date="2025-05-12T20:53:00Z" w16du:dateUtc="2025-05-13T00:53:00Z">
-        <w:r>
-          <w:rPr>
-            <w:noProof/>
-            <w:szCs w:val="22"/>
-          </w:rPr>
-          <w:lastRenderedPageBreak/>
-          <w:drawing>
-            <wp:anchor distT="0" distB="0" distL="114300" distR="114300" simplePos="0" relativeHeight="251672576" behindDoc="0" locked="0" layoutInCell="1" allowOverlap="1" wp14:anchorId="321665CF" wp14:editId="24DC646C">
-              <wp:simplePos x="0" y="0"/>
-              <wp:positionH relativeFrom="column">
-                <wp:posOffset>0</wp:posOffset>
-              </wp:positionH>
-              <wp:positionV relativeFrom="paragraph">
-                <wp:posOffset>454</wp:posOffset>
-              </wp:positionV>
-              <wp:extent cx="5486400" cy="5715000"/>
-              <wp:effectExtent l="0" t="0" r="0" b="0"/>
-              <wp:wrapTopAndBottom/>
-              <wp:docPr id="721742728" name="Picture 2" descr="A screenshot of a graph&#10;&#10;Description automatically generated"/>
-              <wp:cNvGraphicFramePr>
-                <a:graphicFrameLocks xmlns:a="http://schemas.openxmlformats.org/drawingml/2006/main" noChangeAspect="1"/>
-              </wp:cNvGraphicFramePr>
-              <a:graphic xmlns:a="http://schemas.openxmlformats.org/drawingml/2006/main">
-                <a:graphicData uri="http://schemas.openxmlformats.org/drawingml/2006/picture">
-                  <pic:pic xmlns:pic="http://schemas.openxmlformats.org/drawingml/2006/picture">
-                    <pic:nvPicPr>
-                      <pic:cNvPr id="721742728" name="Picture 2" descr="A screenshot of a graph&#10;&#10;Description automatically generated"/>
-                      <pic:cNvPicPr/>
-                    </pic:nvPicPr>
-                    <pic:blipFill>
-                      <a:blip r:embed="rId19"/>
-                      <a:stretch>
-                        <a:fillRect/>
-                      </a:stretch>
-                    </pic:blipFill>
-                    <pic:spPr>
-                      <a:xfrm>
-                        <a:off x="0" y="0"/>
-                        <a:ext cx="5486400" cy="5715000"/>
-                      </a:xfrm>
-                      <a:prstGeom prst="rect">
-                        <a:avLst/>
-                      </a:prstGeom>
-                    </pic:spPr>
-                  </pic:pic>
-                </a:graphicData>
-              </a:graphic>
-              <wp14:sizeRelH relativeFrom="page">
-                <wp14:pctWidth>0</wp14:pctWidth>
-              </wp14:sizeRelH>
-              <wp14:sizeRelV relativeFrom="page">
-                <wp14:pctHeight>0</wp14:pctHeight>
-              </wp14:sizeRelV>
-            </wp:anchor>
-          </w:drawing>
-        </w:r>
-      </w:del>
-      <w:commentRangeEnd w:id="28"/>
-      <w:r>
-        <w:rPr>
-          <w:rStyle w:val="CommentReference"/>
-          <w:i w:val="0"/>
-          <w:iCs w:val="0"/>
-          <w:color w:val="auto"/>
-        </w:rPr>
-        <w:commentReference w:id="28"/>
-      </w:r>
-      <w:commentRangeEnd w:id="29"/>
-      <w:r>
-        <w:rPr>
-          <w:rStyle w:val="CommentReference"/>
-          <w:i w:val="0"/>
-          <w:iCs w:val="0"/>
-          <w:color w:val="auto"/>
-        </w:rPr>
-        <w:commentReference w:id="29"/>
-      </w:r>
-      <w:commentRangeEnd w:id="30"/>
-      <w:r>
-        <w:rPr>
-          <w:rStyle w:val="CommentReference"/>
-          <w:i w:val="0"/>
-          <w:iCs w:val="0"/>
-          <w:color w:val="auto"/>
-        </w:rPr>
-        <w:commentReference w:id="30"/>
-      </w:r>
+      <w:bookmarkStart w:id="129" w:name="_Ref136190394"/>
       <w:r>
         <w:rPr>
           <w:szCs w:val="22"/>
@@ -11658,7 +12287,7 @@
         </w:rPr>
         <w:fldChar w:fldCharType="end"/>
       </w:r>
-      <w:bookmarkEnd w:id="27"/>
+      <w:bookmarkEnd w:id="129"/>
       <w:r>
         <w:rPr>
           <w:szCs w:val="22"/>
@@ -11758,7 +12387,7 @@
       <w:pPr>
         <w:pStyle w:val="Caption"/>
       </w:pPr>
-      <w:bookmarkStart w:id="32" w:name="_Ref136190384"/>
+      <w:bookmarkStart w:id="130" w:name="_Ref136190384"/>
       <w:r>
         <w:rPr>
           <w:szCs w:val="22"/>
@@ -11798,7 +12427,7 @@
         </w:rPr>
         <w:fldChar w:fldCharType="end"/>
       </w:r>
-      <w:bookmarkEnd w:id="32"/>
+      <w:bookmarkEnd w:id="130"/>
       <w:r>
         <w:rPr>
           <w:szCs w:val="22"/>
@@ -15463,7 +16092,7 @@
       <w:pPr>
         <w:ind w:firstLine="0"/>
         <w:sectPr>
-          <w:footerReference w:type="default" r:id="rId20"/>
+          <w:footerReference w:type="default" r:id="rId19"/>
           <w:pgSz w:w="15840" w:h="12240" w:orient="landscape"/>
           <w:pgMar w:top="1800" w:right="1440" w:bottom="1800" w:left="1440" w:header="720" w:footer="720" w:gutter="0"/>
           <w:cols w:space="720"/>
@@ -15779,21 +16408,7 @@
         <w:rPr>
           <w:szCs w:val="22"/>
         </w:rPr>
-        <w:t xml:space="preserve">Massaro &amp; Friedman, 1990; Bicknell, Bushong, </w:t>
-      </w:r>
-      <w:proofErr w:type="spellStart"/>
-      <w:r>
-        <w:rPr>
-          <w:szCs w:val="22"/>
-        </w:rPr>
-        <w:t>Tanenhaus</w:t>
-      </w:r>
-      <w:proofErr w:type="spellEnd"/>
-      <w:r>
-        <w:rPr>
-          <w:szCs w:val="22"/>
-        </w:rPr>
-        <w:t>, &amp; Jaeger, 2024</w:t>
+        <w:t>Massaro &amp; Friedman, 1990; Bicknell, Bushong, Tanenhaus, &amp; Jaeger, 2024</w:t>
       </w:r>
       <w:r>
         <w:rPr>
@@ -15850,7 +16465,6 @@
           <w:szCs w:val="22"/>
         </w:rPr>
       </w:pPr>
-      <w:commentRangeStart w:id="33"/>
       <w:r>
         <w:rPr>
           <w:szCs w:val="22"/>
@@ -15881,14 +16495,12 @@
         </w:rPr>
         <w:t>clearly affected participants</w:t>
       </w:r>
-      <w:ins w:id="34" w:author="Karboga, Gevher" w:date="2025-05-20T15:10:00Z" w16du:dateUtc="2025-05-20T19:10:00Z">
-        <w:r>
-          <w:rPr>
-            <w:szCs w:val="22"/>
-          </w:rPr>
-          <w:t>’</w:t>
-        </w:r>
-      </w:ins>
+      <w:r>
+        <w:rPr>
+          <w:szCs w:val="22"/>
+        </w:rPr>
+        <w:t>’</w:t>
+      </w:r>
       <w:r>
         <w:rPr>
           <w:szCs w:val="22"/>
@@ -16017,13 +16629,6 @@
         </w:rPr>
         <w:t>.</w:t>
       </w:r>
-      <w:commentRangeEnd w:id="33"/>
-      <w:r>
-        <w:rPr>
-          <w:rStyle w:val="CommentReference"/>
-        </w:rPr>
-        <w:commentReference w:id="33"/>
-      </w:r>
     </w:p>
     <w:p>
       <w:pPr>
@@ -16186,21 +16791,7 @@
         <w:rPr>
           <w:szCs w:val="22"/>
         </w:rPr>
-        <w:t xml:space="preserve"> This effect was larger </w:t>
-      </w:r>
-      <w:del w:id="35" w:author="Karboga, Gevher" w:date="2025-05-20T18:11:00Z" w16du:dateUtc="2025-05-20T22:11:00Z">
-        <w:r>
-          <w:rPr>
-            <w:szCs w:val="22"/>
-          </w:rPr>
-          <w:delText xml:space="preserve">when </w:delText>
-        </w:r>
-      </w:del>
-      <w:r>
-        <w:rPr>
-          <w:szCs w:val="22"/>
-        </w:rPr>
-        <w:t xml:space="preserve">for tokens that were acoustically or visually more </w:t>
+        <w:t xml:space="preserve"> This effect was larger for tokens that were acoustically or visually more </w:t>
       </w:r>
       <w:proofErr w:type="spellStart"/>
       <w:r>
@@ -16465,21 +17056,7 @@
         <w:rPr>
           <w:szCs w:val="22"/>
         </w:rPr>
-        <w:t>. Similarly, if listeners ignored the pen, or if the effects of the pen on articulation</w:t>
-      </w:r>
-      <w:del w:id="36" w:author="Karboga, Gevher" w:date="2025-05-20T18:13:00Z" w16du:dateUtc="2025-05-20T22:13:00Z">
-        <w:r>
-          <w:rPr>
-            <w:szCs w:val="22"/>
-          </w:rPr>
-          <w:delText>,</w:delText>
-        </w:r>
-      </w:del>
-      <w:r>
-        <w:rPr>
-          <w:szCs w:val="22"/>
-        </w:rPr>
-        <w:t xml:space="preserve"> were not sufficiently visually evident, we should have failed to find </w:t>
+        <w:t xml:space="preserve">. Similarly, if listeners ignored the pen, or if the effects of the pen on articulation were not sufficiently visually evident, we should have failed to find </w:t>
       </w:r>
       <w:r>
         <w:rPr>
@@ -17052,7 +17629,7 @@
                     <pic:cNvPicPr/>
                   </pic:nvPicPr>
                   <pic:blipFill>
-                    <a:blip r:embed="rId21"/>
+                    <a:blip r:embed="rId20"/>
                     <a:stretch>
                       <a:fillRect/>
                     </a:stretch>
@@ -17086,7 +17663,7 @@
           <w:szCs w:val="22"/>
         </w:rPr>
       </w:pPr>
-      <w:bookmarkStart w:id="37" w:name="_Ref136084921"/>
+      <w:bookmarkStart w:id="131" w:name="_Ref136084921"/>
       <w:r>
         <w:rPr>
           <w:szCs w:val="22"/>
@@ -17125,7 +17702,7 @@
         </w:rPr>
         <w:fldChar w:fldCharType="end"/>
       </w:r>
-      <w:bookmarkEnd w:id="37"/>
+      <w:bookmarkEnd w:id="131"/>
       <w:r>
         <w:rPr>
           <w:szCs w:val="22"/>
@@ -17372,21 +17949,7 @@
         <w:rPr>
           <w:szCs w:val="22"/>
         </w:rPr>
-        <w:t xml:space="preserve"> Fowler’s conjecture. Previous work has found effects of visually presented phonetic context to be strongest when the relevant visual evidence—e.g., of lip-rounding—is particularly clear (e.g., Mitterer, 2006; Kang et al., 2016 vs. </w:t>
-      </w:r>
-      <w:proofErr w:type="spellStart"/>
-      <w:r>
-        <w:rPr>
-          <w:szCs w:val="22"/>
-        </w:rPr>
-        <w:t>Vroomen</w:t>
-      </w:r>
-      <w:proofErr w:type="spellEnd"/>
-      <w:r>
-        <w:rPr>
-          <w:szCs w:val="22"/>
-        </w:rPr>
-        <w:t xml:space="preserve"> &amp; de Gelder, 2010) and when it is still present during the articulation of the target sound on which compensation is assessed (</w:t>
+        <w:t xml:space="preserve"> Fowler’s conjecture. Previous work has found effects of visually presented phonetic context to be strongest when the relevant visual evidence—e.g., of lip-rounding—is particularly clear (e.g., Mitterer, 2006; Kang et al., 2016 vs. Vroomen &amp; de Gelder, 2010) and when it is still present during the articulation of the target sound on which compensation is assessed (</w:t>
       </w:r>
       <w:r>
         <w:rPr>
@@ -17411,21 +17974,7 @@
         <w:rPr>
           <w:szCs w:val="22"/>
         </w:rPr>
-        <w:t xml:space="preserve">Second, </w:t>
-      </w:r>
-      <w:proofErr w:type="gramStart"/>
-      <w:r>
-        <w:rPr>
-          <w:szCs w:val="22"/>
-        </w:rPr>
-        <w:t>Experiment</w:t>
-      </w:r>
-      <w:proofErr w:type="gramEnd"/>
-      <w:r>
-        <w:rPr>
-          <w:szCs w:val="22"/>
-        </w:rPr>
-        <w:t xml:space="preserve"> 2 allows us to test whether the decreased rate of </w:t>
+        <w:t xml:space="preserve">Second, Experiment 2 allows us to test whether the decreased rate of </w:t>
       </w:r>
       <w:proofErr w:type="spellStart"/>
       <w:r>
@@ -17776,14 +18325,12 @@
         </w:rPr>
         <w:t xml:space="preserve">In cases where the talker moved during production, the size of the rectangle was increased such that the above criterion always applied. This gave rise </w:t>
       </w:r>
-      <w:ins w:id="38" w:author="Karboga, Gevher" w:date="2025-05-20T15:09:00Z" w16du:dateUtc="2025-05-20T19:09:00Z">
-        <w:r>
-          <w:rPr>
-            <w:szCs w:val="22"/>
-          </w:rPr>
-          <w:t xml:space="preserve">to </w:t>
-        </w:r>
-      </w:ins>
+      <w:r>
+        <w:rPr>
+          <w:szCs w:val="22"/>
+        </w:rPr>
+        <w:t xml:space="preserve">to </w:t>
+      </w:r>
       <w:r>
         <w:rPr>
           <w:szCs w:val="22"/>
@@ -18650,7 +19197,7 @@
                     <pic:cNvPicPr/>
                   </pic:nvPicPr>
                   <pic:blipFill>
-                    <a:blip r:embed="rId22"/>
+                    <a:blip r:embed="rId21"/>
                     <a:stretch>
                       <a:fillRect/>
                     </a:stretch>
@@ -18678,7 +19225,7 @@
           <w:szCs w:val="22"/>
         </w:rPr>
       </w:pPr>
-      <w:bookmarkStart w:id="39" w:name="_Ref136190811"/>
+      <w:bookmarkStart w:id="132" w:name="_Ref136190811"/>
       <w:r>
         <w:rPr>
           <w:szCs w:val="22"/>
@@ -18717,7 +19264,7 @@
         </w:rPr>
         <w:fldChar w:fldCharType="end"/>
       </w:r>
-      <w:bookmarkEnd w:id="39"/>
+      <w:bookmarkEnd w:id="132"/>
       <w:r>
         <w:rPr>
           <w:szCs w:val="22"/>
@@ -18824,7 +19371,7 @@
       <w:pPr>
         <w:pStyle w:val="Caption"/>
       </w:pPr>
-      <w:bookmarkStart w:id="40" w:name="_Ref136190818"/>
+      <w:bookmarkStart w:id="133" w:name="_Ref136190818"/>
       <w:r>
         <w:rPr>
           <w:szCs w:val="22"/>
@@ -18864,7 +19411,7 @@
         </w:rPr>
         <w:fldChar w:fldCharType="end"/>
       </w:r>
-      <w:bookmarkEnd w:id="40"/>
+      <w:bookmarkEnd w:id="133"/>
       <w:r>
         <w:rPr>
           <w:szCs w:val="22"/>
@@ -21072,14 +21619,12 @@
         </w:rPr>
         <w:t>ogether</w:t>
       </w:r>
-      <w:ins w:id="41" w:author="Karboga, Gevher" w:date="2025-05-20T18:25:00Z" w16du:dateUtc="2025-05-20T22:25:00Z">
-        <w:r>
-          <w:rPr>
-            <w:szCs w:val="22"/>
-          </w:rPr>
-          <w:t>,</w:t>
-        </w:r>
-      </w:ins>
+      <w:r>
+        <w:rPr>
+          <w:szCs w:val="22"/>
+        </w:rPr>
+        <w:t>,</w:t>
+      </w:r>
       <w:r>
         <w:rPr>
           <w:szCs w:val="22"/>
@@ -21126,21 +21671,7 @@
         <w:rPr>
           <w:szCs w:val="22"/>
         </w:rPr>
-        <w:t>suggest</w:t>
-      </w:r>
-      <w:del w:id="42" w:author="Karboga, Gevher" w:date="2025-05-20T18:25:00Z" w16du:dateUtc="2025-05-20T22:25:00Z">
-        <w:r>
-          <w:rPr>
-            <w:szCs w:val="22"/>
-          </w:rPr>
-          <w:delText>s</w:delText>
-        </w:r>
-      </w:del>
-      <w:r>
-        <w:rPr>
-          <w:szCs w:val="22"/>
-        </w:rPr>
-        <w:t xml:space="preserve"> that a pen in the mouth of the talker is </w:t>
+        <w:t xml:space="preserve">suggest that a pen in the mouth of the talker is </w:t>
       </w:r>
       <w:r>
         <w:rPr>
@@ -21163,7 +21694,6 @@
           <w:szCs w:val="22"/>
         </w:rPr>
       </w:pPr>
-      <w:commentRangeStart w:id="43"/>
       <w:r>
         <w:rPr>
           <w:szCs w:val="22"/>
@@ -21281,20 +21811,7 @@
         <w:rPr>
           <w:szCs w:val="22"/>
         </w:rPr>
-        <w:t xml:space="preserve"> condition in Experiment 1c. </w:t>
-      </w:r>
-      <w:commentRangeEnd w:id="43"/>
-      <w:r>
-        <w:rPr>
-          <w:rStyle w:val="CommentReference"/>
-        </w:rPr>
-        <w:commentReference w:id="43"/>
-      </w:r>
-      <w:r>
-        <w:rPr>
-          <w:szCs w:val="22"/>
-        </w:rPr>
-        <w:t xml:space="preserve">There is, however, also some evidence that visual occlusion might explain </w:t>
+        <w:t xml:space="preserve"> condition in Experiment 1c. There is, however, also some evidence that visual occlusion might explain </w:t>
       </w:r>
       <w:r>
         <w:rPr>
@@ -21570,7 +22087,15 @@
         <w:t>Indeed, t</w:t>
       </w:r>
       <w:r>
-        <w:t xml:space="preserve">he only striking similarity between the pen-in-the-mouth and visual occlusion was that both reduced the effect of visual bias (see SI for details, and also </w:t>
+        <w:t xml:space="preserve">he only striking similarity between the pen-in-the-mouth and visual occlusion was that both reduced the effect of visual bias (see SI for details, </w:t>
+      </w:r>
+      <w:proofErr w:type="gramStart"/>
+      <w:r>
+        <w:t>and also</w:t>
+      </w:r>
+      <w:proofErr w:type="gramEnd"/>
+      <w:r>
+        <w:t xml:space="preserve"> </w:t>
       </w:r>
       <w:r>
         <w:fldChar w:fldCharType="begin"/>
@@ -21782,312 +22307,1412 @@
         <w:rPr>
           <w:szCs w:val="22"/>
         </w:rPr>
-        <w:t>Co</w:t>
-      </w:r>
-      <w:del w:id="44" w:author="Karboga, Gevher" w:date="2025-05-20T15:10:00Z" w16du:dateUtc="2025-05-20T19:10:00Z">
+        <w:t>Compared to Experiments 1a-c, l</w:t>
+      </w:r>
+      <w:r>
+        <w:rPr>
+          <w:szCs w:val="22"/>
+        </w:rPr>
+        <w:t xml:space="preserve">isteners in </w:t>
+      </w:r>
+      <w:r>
+        <w:rPr>
+          <w:szCs w:val="22"/>
+        </w:rPr>
+        <w:t>E</w:t>
+      </w:r>
+      <w:r>
+        <w:rPr>
+          <w:szCs w:val="22"/>
+        </w:rPr>
+        <w:t xml:space="preserve">xperiment 2 demonstrated </w:t>
+      </w:r>
+      <w:r>
+        <w:rPr>
+          <w:szCs w:val="22"/>
+        </w:rPr>
+        <w:t xml:space="preserve">about the same—in fact, </w:t>
+      </w:r>
+      <w:r>
+        <w:rPr>
+          <w:szCs w:val="22"/>
+        </w:rPr>
+        <w:t xml:space="preserve">numerically </w:t>
+      </w:r>
+      <w:r>
+        <w:rPr>
+          <w:szCs w:val="22"/>
+        </w:rPr>
+        <w:t>somewhat greater—</w:t>
+      </w:r>
+      <w:r>
+        <w:rPr>
+          <w:szCs w:val="22"/>
+        </w:rPr>
+        <w:t xml:space="preserve">sensitivity to the acoustic continuum </w:t>
+      </w:r>
+      <w:r>
+        <w:rPr>
+          <w:szCs w:val="22"/>
+        </w:rPr>
+        <w:t xml:space="preserve">(see </w:t>
+      </w:r>
+      <w:r>
+        <w:rPr>
+          <w:szCs w:val="22"/>
+        </w:rPr>
+        <w:fldChar w:fldCharType="begin"/>
+      </w:r>
+      <w:r>
+        <w:rPr>
+          <w:szCs w:val="22"/>
+        </w:rPr>
+        <w:instrText xml:space="preserve"> REF _Ref136190811 \h </w:instrText>
+      </w:r>
+      <w:r>
+        <w:rPr>
+          <w:szCs w:val="22"/>
+        </w:rPr>
+      </w:r>
+      <w:r>
+        <w:rPr>
+          <w:szCs w:val="22"/>
+        </w:rPr>
+        <w:fldChar w:fldCharType="separate"/>
+      </w:r>
+      <w:r>
+        <w:rPr>
+          <w:szCs w:val="22"/>
+        </w:rPr>
+        <w:t xml:space="preserve">Figure </w:t>
+      </w:r>
+      <w:r>
+        <w:rPr>
+          <w:noProof/>
+          <w:szCs w:val="22"/>
+        </w:rPr>
+        <w:t>4</w:t>
+      </w:r>
+      <w:r>
+        <w:rPr>
+          <w:szCs w:val="22"/>
+        </w:rPr>
+        <w:fldChar w:fldCharType="end"/>
+      </w:r>
+      <w:r>
+        <w:rPr>
+          <w:szCs w:val="22"/>
+        </w:rPr>
+        <w:t>A)</w:t>
+      </w:r>
+      <w:r>
+        <w:rPr>
+          <w:szCs w:val="22"/>
+        </w:rPr>
+        <w:t xml:space="preserve">, speaking against a higher </w:t>
+      </w:r>
+      <w:r>
+        <w:rPr>
+          <w:szCs w:val="22"/>
+        </w:rPr>
+        <w:lastRenderedPageBreak/>
+        <w:t>proportion of attentional lapses or random guesses. Along a similar vein, average reaction time</w:t>
+      </w:r>
+      <w:r>
+        <w:rPr>
+          <w:szCs w:val="22"/>
+        </w:rPr>
+        <w:t>s</w:t>
+      </w:r>
+      <w:r>
+        <w:rPr>
+          <w:szCs w:val="22"/>
+        </w:rPr>
+        <w:t xml:space="preserve"> w</w:t>
+      </w:r>
+      <w:r>
+        <w:rPr>
+          <w:szCs w:val="22"/>
+        </w:rPr>
+        <w:t>ere</w:t>
+      </w:r>
+      <w:r>
+        <w:rPr>
+          <w:szCs w:val="22"/>
+        </w:rPr>
+        <w:t xml:space="preserve"> not significantly higher in Experiment 2</w:t>
+      </w:r>
+      <w:r>
+        <w:rPr>
+          <w:szCs w:val="22"/>
+        </w:rPr>
+        <w:t xml:space="preserve"> (mean log-RT = </w:t>
+      </w:r>
+      <w:r>
+        <w:rPr>
+          <w:szCs w:val="22"/>
+        </w:rPr>
+        <w:t>3.45</w:t>
+      </w:r>
+      <w:r>
+        <w:rPr>
+          <w:szCs w:val="22"/>
+        </w:rPr>
+        <w:t xml:space="preserve">, SD = </w:t>
+      </w:r>
+      <w:r>
+        <w:rPr>
+          <w:szCs w:val="22"/>
+        </w:rPr>
+        <w:t>0.14</w:t>
+      </w:r>
+      <w:r>
+        <w:rPr>
+          <w:szCs w:val="22"/>
+        </w:rPr>
+        <w:t xml:space="preserve">), compared to Experiments 1a-c (mean = </w:t>
+      </w:r>
+      <w:r>
+        <w:rPr>
+          <w:szCs w:val="22"/>
+        </w:rPr>
+        <w:t>3.44</w:t>
+      </w:r>
+      <w:r>
+        <w:rPr>
+          <w:szCs w:val="22"/>
+        </w:rPr>
+        <w:t xml:space="preserve">, SD = </w:t>
+      </w:r>
+      <w:r>
+        <w:rPr>
+          <w:szCs w:val="22"/>
+        </w:rPr>
+        <w:t>0.15</w:t>
+      </w:r>
+      <w:r>
+        <w:rPr>
+          <w:szCs w:val="22"/>
+        </w:rPr>
+        <w:t>)</w:t>
+      </w:r>
+      <w:r>
+        <w:rPr>
+          <w:szCs w:val="22"/>
+        </w:rPr>
+        <w:t xml:space="preserve">. Finally, while the black box </w:t>
+      </w:r>
+      <w:r>
+        <w:rPr>
+          <w:szCs w:val="22"/>
+        </w:rPr>
+        <w:t>might have been</w:t>
+      </w:r>
+      <w:r>
+        <w:rPr>
+          <w:szCs w:val="22"/>
+        </w:rPr>
+        <w:t xml:space="preserve"> initially surprising to listeners, it appeared very predictably at </w:t>
+      </w:r>
+      <w:r>
+        <w:rPr>
+          <w:szCs w:val="22"/>
+        </w:rPr>
+        <w:t xml:space="preserve">approximately </w:t>
+      </w:r>
+      <w:r>
+        <w:rPr>
+          <w:szCs w:val="22"/>
+        </w:rPr>
+        <w:t xml:space="preserve">the same point in each of the 72 </w:t>
+      </w:r>
+      <w:r>
+        <w:rPr>
+          <w:szCs w:val="22"/>
+        </w:rPr>
+        <w:t xml:space="preserve">video </w:t>
+      </w:r>
+      <w:r>
+        <w:rPr>
+          <w:szCs w:val="22"/>
+        </w:rPr>
+        <w:t xml:space="preserve">trials. Thus, any initial distraction would likely atrophy over the course of testing. Analyses reported in the SI confirm that no effects emerged or interacted with testing block. </w:t>
+      </w:r>
+    </w:p>
+    <w:p>
+      <w:pPr>
+        <w:rPr>
+          <w:szCs w:val="22"/>
+        </w:rPr>
+      </w:pPr>
+      <w:r>
+        <w:rPr>
+          <w:szCs w:val="22"/>
+        </w:rPr>
+        <w:t>A second alternative is that while the presence of the pen itself—rather than its impact on the articulators—may be sufficient to induce compensation, the black box made</w:t>
+      </w:r>
+      <w:r>
+        <w:rPr>
+          <w:szCs w:val="22"/>
+        </w:rPr>
+        <w:t xml:space="preserve"> </w:t>
+      </w:r>
+      <w:r>
+        <w:rPr>
+          <w:szCs w:val="22"/>
+        </w:rPr>
+        <w:t>the location of the pen</w:t>
+      </w:r>
+      <w:r>
+        <w:rPr>
+          <w:szCs w:val="22"/>
+        </w:rPr>
+        <w:t xml:space="preserve"> less obvious and harder to visually access. Experiment 2b addresses this concern to a limited extent, in that </w:t>
+      </w:r>
+      <w:r>
+        <w:rPr>
+          <w:szCs w:val="22"/>
+        </w:rPr>
+        <w:t xml:space="preserve">participants explicitly confirmed awareness of the pen. However, the dual-task nature of the experiment </w:t>
+      </w:r>
+      <w:r>
+        <w:rPr>
+          <w:szCs w:val="22"/>
+        </w:rPr>
+        <w:t>imposed additional and orthogonal attentional demands</w:t>
+      </w:r>
+      <w:r>
+        <w:rPr>
+          <w:szCs w:val="22"/>
+        </w:rPr>
+        <w:t xml:space="preserve"> (for details, we refer to the SI)</w:t>
+      </w:r>
+      <w:r>
+        <w:rPr>
+          <w:szCs w:val="22"/>
+        </w:rPr>
+        <w:t xml:space="preserve">. </w:t>
+      </w:r>
+      <w:r>
+        <w:rPr>
+          <w:szCs w:val="22"/>
+        </w:rPr>
+        <w:t xml:space="preserve">Future </w:t>
+      </w:r>
+      <w:r>
+        <w:rPr>
+          <w:szCs w:val="22"/>
+        </w:rPr>
+        <w:t xml:space="preserve">work could more </w:t>
+      </w:r>
+      <w:r>
+        <w:rPr>
+          <w:szCs w:val="22"/>
+        </w:rPr>
+        <w:t xml:space="preserve">conclusively assess the role of the pen </w:t>
+      </w:r>
+      <w:r>
+        <w:rPr>
+          <w:szCs w:val="22"/>
+        </w:rPr>
+        <w:t xml:space="preserve">versus its impact on the articulators by </w:t>
+      </w:r>
+      <w:r>
+        <w:rPr>
+          <w:szCs w:val="22"/>
+        </w:rPr>
+        <w:t xml:space="preserve">removing </w:t>
+      </w:r>
+      <w:r>
+        <w:rPr>
+          <w:szCs w:val="22"/>
+        </w:rPr>
+        <w:t>visual information more selectively</w:t>
+      </w:r>
+      <w:r>
+        <w:rPr>
+          <w:szCs w:val="22"/>
+        </w:rPr>
+        <w:t xml:space="preserve">. For example, videos could be presented of pen-impacted articulation, but with the pen itself removed in video post-processing. Conversely, </w:t>
+      </w:r>
+      <w:r>
+        <w:rPr>
+          <w:szCs w:val="22"/>
+        </w:rPr>
+        <w:t xml:space="preserve">video editing could be used to create an occluder that hides visual information about the articulators and face, while still showing </w:t>
+      </w:r>
+      <w:r>
+        <w:rPr>
+          <w:szCs w:val="22"/>
+        </w:rPr>
+        <w:t xml:space="preserve">the pen </w:t>
+      </w:r>
+      <w:r>
+        <w:rPr>
+          <w:szCs w:val="22"/>
+        </w:rPr>
+        <w:t>and hand of the talker</w:t>
+      </w:r>
+      <w:r>
+        <w:rPr>
+          <w:szCs w:val="22"/>
+        </w:rPr>
+        <w:t xml:space="preserve">. </w:t>
+      </w:r>
+      <w:r>
+        <w:rPr>
+          <w:szCs w:val="22"/>
+        </w:rPr>
+        <w:t>Either of these manipulations would require substantial</w:t>
+      </w:r>
+      <w:r>
+        <w:rPr>
+          <w:szCs w:val="22"/>
+        </w:rPr>
+        <w:t>ly</w:t>
+      </w:r>
+      <w:r>
+        <w:rPr>
+          <w:szCs w:val="22"/>
+        </w:rPr>
+        <w:t xml:space="preserve"> more advanced video-editing than used in Experiment 2. </w:t>
+      </w:r>
+    </w:p>
+    <w:p>
+      <w:pPr>
+        <w:pStyle w:val="Heading1"/>
+        <w:rPr>
+          <w:szCs w:val="22"/>
+        </w:rPr>
+      </w:pPr>
+      <w:r>
+        <w:rPr>
+          <w:sz w:val="22"/>
+          <w:szCs w:val="22"/>
+        </w:rPr>
+        <w:t>General Discussion</w:t>
+      </w:r>
+    </w:p>
+    <w:p>
+      <w:pPr>
+        <w:rPr>
+          <w:szCs w:val="22"/>
+        </w:rPr>
+      </w:pPr>
+      <w:r>
+        <w:rPr>
+          <w:szCs w:val="22"/>
+        </w:rPr>
+        <w:t xml:space="preserve">Taken together the </w:t>
+      </w:r>
+      <w:r>
+        <w:rPr>
+          <w:szCs w:val="22"/>
+        </w:rPr>
+        <w:t xml:space="preserve">results </w:t>
+      </w:r>
+      <w:r>
+        <w:rPr>
+          <w:szCs w:val="22"/>
+        </w:rPr>
+        <w:t xml:space="preserve">of </w:t>
+      </w:r>
+      <w:r>
+        <w:rPr>
+          <w:szCs w:val="22"/>
+        </w:rPr>
+        <w:t xml:space="preserve">Experiments 1a-c </w:t>
+      </w:r>
+      <w:r>
+        <w:rPr>
+          <w:szCs w:val="22"/>
+        </w:rPr>
+        <w:t xml:space="preserve">and 2, suggest that listeners </w:t>
+      </w:r>
+      <w:r>
+        <w:rPr>
+          <w:szCs w:val="22"/>
+        </w:rPr>
+        <w:t>compensat</w:t>
+      </w:r>
+      <w:r>
+        <w:rPr>
+          <w:szCs w:val="22"/>
+        </w:rPr>
+        <w:t>e</w:t>
+      </w:r>
+      <w:r>
+        <w:rPr>
+          <w:szCs w:val="22"/>
+        </w:rPr>
+        <w:t xml:space="preserve"> for visually evident effects of the pen on the </w:t>
+      </w:r>
+      <w:r>
+        <w:rPr>
+          <w:szCs w:val="22"/>
+        </w:rPr>
+        <w:t xml:space="preserve">configuration of articulators that are relevant to the </w:t>
+      </w:r>
+      <w:r>
+        <w:rPr>
+          <w:szCs w:val="22"/>
+        </w:rPr>
+        <w:t>/s/-/ʃ/</w:t>
+      </w:r>
+      <w:r>
+        <w:rPr>
+          <w:szCs w:val="22"/>
+        </w:rPr>
+        <w:t xml:space="preserve"> contrast. This suggests that </w:t>
+      </w:r>
+      <w:r>
+        <w:rPr>
+          <w:szCs w:val="22"/>
+        </w:rPr>
+        <w:t xml:space="preserve">speech perception </w:t>
+      </w:r>
+      <w:r>
+        <w:rPr>
+          <w:szCs w:val="22"/>
+        </w:rPr>
+        <w:t xml:space="preserve">can normalize or ‘explain away’ </w:t>
+      </w:r>
+      <w:r>
+        <w:rPr>
+          <w:szCs w:val="22"/>
+        </w:rPr>
+        <w:t xml:space="preserve">at least </w:t>
+      </w:r>
+      <w:r>
+        <w:rPr>
+          <w:szCs w:val="22"/>
+        </w:rPr>
+        <w:t xml:space="preserve">some effects of the pen </w:t>
+      </w:r>
+      <w:r>
+        <w:rPr>
+          <w:szCs w:val="22"/>
+        </w:rPr>
+        <w:t xml:space="preserve">on articulation, </w:t>
+      </w:r>
+      <w:r>
+        <w:rPr>
+          <w:szCs w:val="22"/>
+        </w:rPr>
+        <w:t>if they are sufficiently visually evident.</w:t>
+      </w:r>
+      <w:r>
+        <w:rPr>
+          <w:szCs w:val="22"/>
+        </w:rPr>
+        <w:t xml:space="preserve"> To the best of our knowledge, this is the first demonstration that </w:t>
+      </w:r>
+      <w:r>
+        <w:rPr>
+          <w:szCs w:val="22"/>
+        </w:rPr>
+        <w:t>non-</w:t>
+      </w:r>
+      <w:r>
+        <w:rPr>
+          <w:szCs w:val="22"/>
+        </w:rPr>
+        <w:t>phon</w:t>
+      </w:r>
+      <w:r>
+        <w:rPr>
+          <w:szCs w:val="22"/>
+        </w:rPr>
+        <w:t>etic</w:t>
+      </w:r>
+      <w:r>
+        <w:rPr>
+          <w:szCs w:val="22"/>
+        </w:rPr>
+        <w:t>, visually evident</w:t>
+      </w:r>
+      <w:r>
+        <w:rPr>
+          <w:szCs w:val="22"/>
+        </w:rPr>
+        <w:t xml:space="preserve"> </w:t>
+      </w:r>
+      <w:r>
+        <w:rPr>
+          <w:szCs w:val="22"/>
+        </w:rPr>
+        <w:t>effects on</w:t>
+      </w:r>
+      <w:r>
+        <w:rPr>
+          <w:szCs w:val="22"/>
+        </w:rPr>
+        <w:t xml:space="preserve"> articulators—the pen’s </w:t>
+      </w:r>
+      <w:r>
+        <w:rPr>
+          <w:szCs w:val="22"/>
+        </w:rPr>
+        <w:lastRenderedPageBreak/>
+        <w:t xml:space="preserve">effect on lip shape—affect listeners’ perception in ways consistent with compensation accounts. </w:t>
+      </w:r>
+      <w:r>
+        <w:rPr>
+          <w:szCs w:val="22"/>
+        </w:rPr>
+        <w:t xml:space="preserve">This provides novel support for Fowler’s conjecture (Fowler, 2006): it indeed does not appear to matter </w:t>
+      </w:r>
+      <w:r>
+        <w:rPr>
+          <w:szCs w:val="22"/>
+        </w:rPr>
+        <w:t>why</w:t>
+      </w:r>
+      <w:r>
+        <w:rPr>
+          <w:szCs w:val="22"/>
+        </w:rPr>
+        <w:t xml:space="preserve"> </w:t>
+      </w:r>
+      <w:r>
+        <w:rPr>
+          <w:i/>
+          <w:iCs/>
+          <w:szCs w:val="22"/>
+        </w:rPr>
+        <w:t>exactly</w:t>
+      </w:r>
+      <w:r>
+        <w:rPr>
+          <w:szCs w:val="22"/>
+        </w:rPr>
+        <w:t xml:space="preserve"> a talker’s lips exhibit a certain shape, as long as (1) they do, and (2) plausibly do so for </w:t>
+      </w:r>
+      <w:r>
+        <w:rPr>
+          <w:szCs w:val="22"/>
+        </w:rPr>
+        <w:t xml:space="preserve">some </w:t>
+      </w:r>
+      <w:r>
+        <w:rPr>
+          <w:szCs w:val="22"/>
+        </w:rPr>
+        <w:t xml:space="preserve">reason other than the articulation of the current segment (here, the pen in the mouth). </w:t>
+      </w:r>
+    </w:p>
+    <w:p>
+      <w:pPr>
+        <w:rPr>
+          <w:szCs w:val="22"/>
+          <w:highlight w:val="yellow"/>
+        </w:rPr>
+      </w:pPr>
+      <w:r>
+        <w:rPr>
+          <w:szCs w:val="22"/>
+        </w:rPr>
+        <w:t>The results of Experiment 2—the absence of compensation in the absence of direct visual evidence that lip shape was indeed affected by the pen—</w:t>
+      </w:r>
+      <w:r>
+        <w:rPr>
+          <w:szCs w:val="22"/>
+        </w:rPr>
+        <w:t>replicates for non-phonetic context, what has previously been demonstrated for phonetic context: compensation for visually presented context seems to be substantially reduced or no longer observed when the relevant articulatory effects are no</w:t>
+      </w:r>
+      <w:r>
+        <w:rPr>
+          <w:szCs w:val="22"/>
+        </w:rPr>
+        <w:t xml:space="preserve">t </w:t>
+      </w:r>
+      <w:r>
+        <w:rPr>
+          <w:szCs w:val="22"/>
+        </w:rPr>
+        <w:t>visually evident during the articulation of the target sound</w:t>
+      </w:r>
+      <w:r>
+        <w:rPr>
+          <w:szCs w:val="22"/>
+        </w:rPr>
+        <w:t xml:space="preserve"> (Holt et al., 2005</w:t>
+      </w:r>
+      <w:r>
+        <w:rPr>
+          <w:szCs w:val="22"/>
+        </w:rPr>
+        <w:t>; Viswanathan &amp; Stephens, 2016).</w:t>
+      </w:r>
+      <w:r>
+        <w:rPr>
+          <w:szCs w:val="22"/>
+          <w:highlight w:val="yellow"/>
+        </w:rPr>
+        <w:t xml:space="preserve"> </w:t>
+      </w:r>
+    </w:p>
+    <w:p>
+      <w:pPr>
+        <w:rPr>
+          <w:szCs w:val="22"/>
+        </w:rPr>
+      </w:pPr>
+      <w:r>
+        <w:rPr>
+          <w:szCs w:val="22"/>
+        </w:rPr>
+        <w:t>The present results also raise a number of questions for future research on compensation and adaptive speech perception more broadly. We briefly discuss t</w:t>
+      </w:r>
+      <w:r>
+        <w:rPr>
+          <w:szCs w:val="22"/>
+        </w:rPr>
+        <w:t>wo</w:t>
+      </w:r>
+      <w:r>
+        <w:rPr>
+          <w:szCs w:val="22"/>
+        </w:rPr>
+        <w:t>. First, our findings leave open whether compensation for visually evident effects of non-phonological causes—like the pen—draws on the same neural mechanisms as normalization/compensation for the effects of phonetic contexts. The present findings only suggest that Fowler’s compensation account provides a unifying explanation for the qualitative consequences of both phenomena. It is unclear, for example, whether compensation for visually</w:t>
+      </w:r>
+      <w:r>
+        <w:rPr>
+          <w:szCs w:val="22"/>
+        </w:rPr>
+        <w:t xml:space="preserve"> </w:t>
+      </w:r>
+      <w:r>
+        <w:rPr>
+          <w:szCs w:val="22"/>
+        </w:rPr>
+        <w:t>presented non-phonetic context take</w:t>
+      </w:r>
+      <w:r>
+        <w:rPr>
+          <w:szCs w:val="22"/>
+        </w:rPr>
+        <w:t>s</w:t>
+      </w:r>
+      <w:r>
+        <w:rPr>
+          <w:szCs w:val="22"/>
+        </w:rPr>
+        <w:t xml:space="preserve"> place in the same brain areas that are responsible for audiovisual integration during speech perception, and whether those areas also process compensation for preceding phonetic context. Alternatively, compensation might take place at multiple points in the processing of speech input.</w:t>
+      </w:r>
+    </w:p>
+    <w:p>
+      <w:pPr>
+        <w:rPr>
+          <w:szCs w:val="22"/>
+        </w:rPr>
+      </w:pPr>
+      <w:r>
+        <w:rPr>
+          <w:szCs w:val="22"/>
+        </w:rPr>
+        <w:t>Second and f</w:t>
+      </w:r>
+      <w:r>
+        <w:rPr>
+          <w:szCs w:val="22"/>
+        </w:rPr>
+        <w:t xml:space="preserve">inally, the </w:t>
+      </w:r>
+      <w:r>
+        <w:rPr>
+          <w:szCs w:val="22"/>
+        </w:rPr>
+        <w:t xml:space="preserve">present </w:t>
+      </w:r>
+      <w:r>
+        <w:rPr>
+          <w:szCs w:val="22"/>
+        </w:rPr>
+        <w:t xml:space="preserve">results raise questions for future research on perceptual recalibration. </w:t>
+      </w:r>
+      <w:r>
+        <w:rPr>
+          <w:szCs w:val="22"/>
+        </w:rPr>
+        <w:t xml:space="preserve">As mentioned in the introduction, previous </w:t>
+      </w:r>
+      <w:r>
+        <w:rPr>
+          <w:szCs w:val="22"/>
+        </w:rPr>
+        <w:t>work has found that perceptual recalibration to an unfamiliar talker’s speech can be blocked when the unexpected pronunciations occur while the talker has a pen in the mouth. In perceptual recalibration experiments, listeners are exp</w:t>
+      </w:r>
+      <w:r>
+        <w:rPr>
+          <w:szCs w:val="22"/>
+        </w:rPr>
+        <w:t>osed</w:t>
+      </w:r>
+      <w:r>
+        <w:rPr>
+          <w:szCs w:val="22"/>
+        </w:rPr>
+        <w:t xml:space="preserve"> to speech from an unfamiliar talker for which the realization of a particular sound is shifted </w:t>
+      </w:r>
+      <w:r>
+        <w:rPr>
+          <w:szCs w:val="22"/>
+        </w:rPr>
+        <w:lastRenderedPageBreak/>
+        <w:t xml:space="preserve">towards a neighboring category. For example, Kraljic &amp; Samuel (2006) exposed listeners to either typical </w:t>
+      </w:r>
+      <w:r>
+        <w:rPr>
+          <w:szCs w:val="22"/>
+        </w:rPr>
+        <w:t>/ʃ/</w:t>
+      </w:r>
+      <w:r>
+        <w:rPr>
+          <w:szCs w:val="22"/>
+        </w:rPr>
+        <w:t xml:space="preserve"> sounds and s</w:t>
+      </w:r>
+      <w:r>
+        <w:rPr>
+          <w:szCs w:val="22"/>
+        </w:rPr>
+        <w:t>ounds ambiguous between /s/ and /ʃ/ but in lexical contexts favoring /s/ interpretation</w:t>
+      </w:r>
+      <w:r>
+        <w:rPr>
+          <w:szCs w:val="22"/>
+        </w:rPr>
+        <w:t xml:space="preserve"> (e.g., </w:t>
+      </w:r>
+      <w:proofErr w:type="spellStart"/>
+      <w:r>
+        <w:rPr>
+          <w:i/>
+          <w:iCs/>
+          <w:szCs w:val="22"/>
+        </w:rPr>
+        <w:t>dinoshaur</w:t>
+      </w:r>
+      <w:proofErr w:type="spellEnd"/>
+      <w:r>
+        <w:rPr>
+          <w:szCs w:val="22"/>
+        </w:rPr>
+        <w:t xml:space="preserve">, </w:t>
+      </w:r>
+      <w:r>
+        <w:rPr>
+          <w:szCs w:val="22"/>
+        </w:rPr>
+        <w:t>/s/</w:t>
+      </w:r>
+      <w:r>
+        <w:rPr>
+          <w:szCs w:val="22"/>
+        </w:rPr>
+        <w:t>-biased exposure</w:t>
+      </w:r>
+      <w:r>
+        <w:rPr>
+          <w:szCs w:val="22"/>
+        </w:rPr>
+        <w:t xml:space="preserve">) or to typical </w:t>
+      </w:r>
+      <w:r>
+        <w:rPr>
+          <w:szCs w:val="22"/>
+        </w:rPr>
+        <w:t>/s/</w:t>
+      </w:r>
+      <w:r>
+        <w:rPr>
+          <w:szCs w:val="22"/>
+        </w:rPr>
+        <w:t xml:space="preserve"> sounds and </w:t>
+      </w:r>
+      <w:r>
+        <w:rPr>
+          <w:szCs w:val="22"/>
+        </w:rPr>
+        <w:t>ambiguous sounds rather in /ʃ/-favoring contexts</w:t>
+      </w:r>
+      <w:r>
+        <w:rPr>
+          <w:szCs w:val="22"/>
+        </w:rPr>
+        <w:t xml:space="preserve"> (e.g., </w:t>
+      </w:r>
+      <w:proofErr w:type="spellStart"/>
+      <w:r>
+        <w:rPr>
+          <w:i/>
+          <w:iCs/>
+          <w:szCs w:val="22"/>
+        </w:rPr>
+        <w:t>ma</w:t>
+      </w:r>
+      <w:r>
+        <w:rPr>
+          <w:i/>
+          <w:iCs/>
+          <w:szCs w:val="22"/>
+        </w:rPr>
+        <w:t>s</w:t>
+      </w:r>
+      <w:r>
+        <w:rPr>
+          <w:i/>
+          <w:iCs/>
+          <w:szCs w:val="22"/>
+        </w:rPr>
+        <w:t>inery</w:t>
+      </w:r>
+      <w:proofErr w:type="spellEnd"/>
+      <w:r>
+        <w:rPr>
+          <w:szCs w:val="22"/>
+        </w:rPr>
+        <w:t xml:space="preserve">, </w:t>
+      </w:r>
+      <w:r>
+        <w:rPr>
+          <w:szCs w:val="22"/>
+        </w:rPr>
+        <w:t>/ʃ/-</w:t>
+      </w:r>
+      <w:r>
+        <w:rPr>
+          <w:szCs w:val="22"/>
+        </w:rPr>
+        <w:t>biased exposure</w:t>
+      </w:r>
+      <w:r>
+        <w:rPr>
+          <w:szCs w:val="22"/>
+        </w:rPr>
+        <w:t xml:space="preserve">), </w:t>
+      </w:r>
+      <w:r>
+        <w:rPr>
+          <w:szCs w:val="22"/>
+        </w:rPr>
+        <w:t>mixed with many filler stimuli. Following exposure, listeners were tested on an audio-only</w:t>
+      </w:r>
+      <w:r>
+        <w:rPr>
+          <w:i/>
+          <w:iCs/>
+          <w:szCs w:val="22"/>
+        </w:rPr>
+        <w:t xml:space="preserve"> </w:t>
+      </w:r>
+      <w:proofErr w:type="spellStart"/>
+      <w:r>
+        <w:rPr>
+          <w:i/>
+          <w:iCs/>
+          <w:szCs w:val="22"/>
+        </w:rPr>
+        <w:t>asi-ashi</w:t>
+      </w:r>
+      <w:proofErr w:type="spellEnd"/>
+      <w:r>
+        <w:rPr>
+          <w:szCs w:val="22"/>
+        </w:rPr>
+        <w:t xml:space="preserve"> continuum. As is typical for </w:t>
+      </w:r>
+      <w:r>
+        <w:rPr>
+          <w:szCs w:val="22"/>
+        </w:rPr>
+        <w:t xml:space="preserve">such </w:t>
+      </w:r>
+      <w:r>
+        <w:rPr>
+          <w:szCs w:val="22"/>
+        </w:rPr>
+        <w:t>perceptual recalibration</w:t>
+      </w:r>
+      <w:r>
+        <w:rPr>
+          <w:szCs w:val="22"/>
+        </w:rPr>
+        <w:t xml:space="preserve"> experiments, </w:t>
+      </w:r>
+      <w:r>
+        <w:rPr>
+          <w:szCs w:val="22"/>
+        </w:rPr>
+        <w:t>/ʃ/-</w:t>
+      </w:r>
+      <w:r>
+        <w:rPr>
+          <w:szCs w:val="22"/>
+        </w:rPr>
+        <w:t>biased</w:t>
+      </w:r>
+      <w:r>
+        <w:rPr>
+          <w:szCs w:val="22"/>
+        </w:rPr>
+        <w:t xml:space="preserve"> </w:t>
+      </w:r>
+      <w:r>
+        <w:rPr>
+          <w:szCs w:val="22"/>
+        </w:rPr>
+        <w:t>exposure caused listeners to</w:t>
+      </w:r>
+      <w:r>
+        <w:rPr>
+          <w:szCs w:val="22"/>
+        </w:rPr>
+        <w:t xml:space="preserve"> categorize more tokens along the </w:t>
+      </w:r>
+      <w:r>
+        <w:rPr>
+          <w:szCs w:val="22"/>
+        </w:rPr>
+        <w:t xml:space="preserve">test </w:t>
+      </w:r>
+      <w:r>
+        <w:rPr>
+          <w:szCs w:val="22"/>
+        </w:rPr>
+        <w:t xml:space="preserve">continuum as </w:t>
+      </w:r>
+      <w:proofErr w:type="spellStart"/>
+      <w:r>
+        <w:rPr>
+          <w:i/>
+          <w:iCs/>
+          <w:szCs w:val="22"/>
+        </w:rPr>
+        <w:t>ashi</w:t>
+      </w:r>
+      <w:proofErr w:type="spellEnd"/>
+      <w:r>
+        <w:rPr>
+          <w:szCs w:val="22"/>
+        </w:rPr>
+        <w:t xml:space="preserve">, compared to </w:t>
+      </w:r>
+      <w:r>
+        <w:rPr>
+          <w:szCs w:val="22"/>
+        </w:rPr>
+        <w:t>/s/-</w:t>
+      </w:r>
+      <w:r>
+        <w:rPr>
+          <w:szCs w:val="22"/>
+        </w:rPr>
+        <w:t>biased exposure</w:t>
+      </w:r>
+      <w:r>
+        <w:rPr>
+          <w:szCs w:val="22"/>
+        </w:rPr>
+        <w:t xml:space="preserve">. In a thought-provoking </w:t>
+      </w:r>
+      <w:r>
+        <w:rPr>
+          <w:szCs w:val="22"/>
+        </w:rPr>
+        <w:t>follow-up</w:t>
+      </w:r>
+      <w:r>
+        <w:rPr>
+          <w:szCs w:val="22"/>
+        </w:rPr>
+        <w:t xml:space="preserve">, Kraljic et al. (2008) found that </w:t>
+      </w:r>
+      <w:r>
+        <w:rPr>
+          <w:szCs w:val="22"/>
+        </w:rPr>
+        <w:t>this</w:t>
+      </w:r>
+      <w:r>
+        <w:rPr>
+          <w:szCs w:val="22"/>
+        </w:rPr>
+        <w:t xml:space="preserve"> perceptual recalibration</w:t>
+      </w:r>
+      <w:r>
+        <w:rPr>
+          <w:szCs w:val="22"/>
+        </w:rPr>
+        <w:t xml:space="preserve"> effect</w:t>
+      </w:r>
+      <w:r>
+        <w:rPr>
+          <w:szCs w:val="22"/>
+        </w:rPr>
+        <w:t xml:space="preserve">—the difference between </w:t>
+      </w:r>
+      <w:r>
+        <w:rPr>
+          <w:szCs w:val="22"/>
+        </w:rPr>
+        <w:t>/ʃ/</w:t>
+      </w:r>
+      <w:r>
+        <w:rPr>
+          <w:szCs w:val="22"/>
+        </w:rPr>
+        <w:t xml:space="preserve">- and </w:t>
+      </w:r>
+      <w:r>
+        <w:rPr>
+          <w:szCs w:val="22"/>
+        </w:rPr>
+        <w:t>/</w:t>
+      </w:r>
+      <w:r>
+        <w:rPr>
+          <w:szCs w:val="22"/>
+        </w:rPr>
+        <w:t>s</w:t>
+      </w:r>
+      <w:r>
+        <w:rPr>
+          <w:szCs w:val="22"/>
+        </w:rPr>
+        <w:t>/</w:t>
+      </w:r>
+      <w:r>
+        <w:rPr>
+          <w:szCs w:val="22"/>
+        </w:rPr>
+        <w:t xml:space="preserve">-biased exposure during </w:t>
+      </w:r>
+      <w:r>
+        <w:rPr>
+          <w:szCs w:val="22"/>
+        </w:rPr>
+        <w:t xml:space="preserve">the audio-only </w:t>
+      </w:r>
+      <w:r>
+        <w:rPr>
+          <w:szCs w:val="22"/>
+        </w:rPr>
+        <w:t>test</w:t>
+      </w:r>
+      <w:r>
+        <w:rPr>
+          <w:szCs w:val="22"/>
+        </w:rPr>
+        <w:t xml:space="preserve"> </w:t>
+      </w:r>
+      <w:r>
+        <w:rPr>
+          <w:szCs w:val="22"/>
+        </w:rPr>
+        <w:t>phase—</w:t>
+      </w:r>
+      <w:r>
+        <w:rPr>
+          <w:szCs w:val="22"/>
+        </w:rPr>
+        <w:t>is</w:t>
+      </w:r>
+      <w:r>
+        <w:rPr>
+          <w:szCs w:val="22"/>
+        </w:rPr>
+        <w:t xml:space="preserve"> blocked</w:t>
+      </w:r>
+      <w:r>
+        <w:rPr>
+          <w:szCs w:val="22"/>
+        </w:rPr>
+        <w:t xml:space="preserve"> </w:t>
+      </w:r>
+      <w:r>
+        <w:rPr>
+          <w:szCs w:val="22"/>
+        </w:rPr>
+        <w:t>when the talker ha</w:t>
+      </w:r>
+      <w:r>
+        <w:rPr>
+          <w:szCs w:val="22"/>
+        </w:rPr>
+        <w:t>d</w:t>
+      </w:r>
+      <w:r>
+        <w:rPr>
+          <w:szCs w:val="22"/>
+        </w:rPr>
+        <w:t xml:space="preserve"> a pen in the mouth during the </w:t>
+      </w:r>
+      <w:r>
+        <w:rPr>
+          <w:szCs w:val="22"/>
+        </w:rPr>
+        <w:t xml:space="preserve">pronunciation of the </w:t>
+      </w:r>
+      <w:r>
+        <w:rPr>
+          <w:szCs w:val="22"/>
+        </w:rPr>
+        <w:t xml:space="preserve">critical shifted </w:t>
+      </w:r>
+      <w:r>
+        <w:rPr>
+          <w:szCs w:val="22"/>
+        </w:rPr>
+        <w:t>exposure tokens</w:t>
+      </w:r>
+      <w:r>
+        <w:rPr>
+          <w:szCs w:val="22"/>
+        </w:rPr>
+        <w:t xml:space="preserve">. When the pen was instead in the hand during the shifted </w:t>
+      </w:r>
+      <w:r>
+        <w:rPr>
+          <w:szCs w:val="22"/>
+        </w:rPr>
+        <w:t>tokens</w:t>
+      </w:r>
+      <w:r>
+        <w:rPr>
+          <w:szCs w:val="22"/>
+        </w:rPr>
+        <w:t>, listeners again exhibited perceptual recalibration</w:t>
+      </w:r>
+      <w:r>
+        <w:rPr>
+          <w:szCs w:val="22"/>
+        </w:rPr>
+        <w:t>.</w:t>
+      </w:r>
+    </w:p>
+    <w:p>
+      <w:pPr>
+        <w:rPr>
+          <w:szCs w:val="22"/>
+        </w:rPr>
+      </w:pPr>
+      <w:r>
+        <w:rPr>
+          <w:szCs w:val="22"/>
+        </w:rPr>
+        <w:t>While this blocking effect has since been replicated multiple times, the mechanisms underlying the effect remain unclear</w:t>
+      </w:r>
+      <w:r>
+        <w:rPr>
+          <w:szCs w:val="22"/>
+        </w:rPr>
+        <w:t xml:space="preserve"> (</w:t>
+      </w:r>
+      <w:r>
+        <w:rPr>
+          <w:szCs w:val="22"/>
+        </w:rPr>
+        <w:t xml:space="preserve">see discussion in </w:t>
+      </w:r>
+      <w:r>
+        <w:rPr>
+          <w:szCs w:val="22"/>
+        </w:rPr>
+        <w:t>Kraljic &amp; Samuel, 2011; Liu &amp; Jaeger, 2018).</w:t>
+      </w:r>
+      <w:r>
+        <w:rPr>
+          <w:szCs w:val="22"/>
+        </w:rPr>
+        <w:t xml:space="preserve"> </w:t>
+      </w:r>
+      <w:r>
+        <w:rPr>
+          <w:szCs w:val="22"/>
+        </w:rPr>
+        <w:t xml:space="preserve">For instance, Kraljic et al. (2008) attributing the blocking effect to “pragmatic” reasoning that prevents perceptual learning for </w:t>
+      </w:r>
+      <w:r>
+        <w:rPr>
+          <w:szCs w:val="22"/>
+        </w:rPr>
+        <w:t>“</w:t>
+      </w:r>
+      <w:r>
+        <w:rPr>
+          <w:szCs w:val="22"/>
+        </w:rPr>
+        <w:t>incidental</w:t>
+      </w:r>
+      <w:r>
+        <w:rPr>
+          <w:szCs w:val="22"/>
+        </w:rPr>
+        <w:t>”</w:t>
+      </w:r>
+      <w:r>
+        <w:rPr>
+          <w:szCs w:val="22"/>
+        </w:rPr>
+        <w:t xml:space="preserve"> </w:t>
+      </w:r>
+      <w:r>
+        <w:rPr>
+          <w:szCs w:val="22"/>
+        </w:rPr>
+        <w:t>changes in pronunciation</w:t>
+      </w:r>
+      <w:r>
+        <w:rPr>
+          <w:szCs w:val="22"/>
+        </w:rPr>
+        <w:t xml:space="preserve">—like </w:t>
+      </w:r>
+      <w:r>
+        <w:rPr>
+          <w:szCs w:val="22"/>
+        </w:rPr>
+        <w:t xml:space="preserve">those arising </w:t>
+      </w:r>
+      <w:r>
+        <w:rPr>
+          <w:szCs w:val="22"/>
+        </w:rPr>
+        <w:t>a pen is in the mouth</w:t>
+      </w:r>
+      <w:r>
+        <w:rPr>
+          <w:szCs w:val="22"/>
+        </w:rPr>
+        <w:t xml:space="preserve">—while allowing perceptual learning for changes that are considered “characteristic” of the talker’s speech. Based on a series of new experiments, Kraljic and Samuel (2011) revised this account, suggesting instead that audiovisual inputs with a pen in the mouth are stored as separate exemplars that do not affect listeners’ categorization decisions for audio-only speech inputs—i.e., the type of speech input that has been used in the test phase of </w:t>
+      </w:r>
+      <w:r>
+        <w:rPr>
+          <w:i/>
+          <w:iCs/>
+          <w:szCs w:val="22"/>
+        </w:rPr>
+        <w:t>all</w:t>
+      </w:r>
+      <w:r>
+        <w:rPr>
+          <w:szCs w:val="22"/>
+        </w:rPr>
+        <w:t xml:space="preserve"> perceptual recalibration experiments on this question to date. </w:t>
+      </w:r>
+      <w:r>
+        <w:rPr>
+          <w:szCs w:val="22"/>
+        </w:rPr>
+        <w:t>However, based on additional experiments</w:t>
+      </w:r>
+      <w:r>
+        <w:rPr>
+          <w:szCs w:val="22"/>
+        </w:rPr>
+        <w:t>, Liu and Jaeger (2018) argued that the existing data were, in fact, more compatible with an account more along the lines of the original proposal by Kraljic et al. (2008)</w:t>
+      </w:r>
+      <w:r>
+        <w:rPr>
+          <w:szCs w:val="22"/>
+        </w:rPr>
+        <w:t xml:space="preserve">—as inference under uncertainty about the </w:t>
+      </w:r>
+      <w:r>
+        <w:rPr>
+          <w:i/>
+          <w:iCs/>
+          <w:szCs w:val="22"/>
+        </w:rPr>
+        <w:t>causes</w:t>
+      </w:r>
+      <w:r>
+        <w:rPr>
+          <w:szCs w:val="22"/>
+        </w:rPr>
+        <w:t xml:space="preserve"> for the unexpected pronunciations.</w:t>
+      </w:r>
+      <w:r>
+        <w:rPr>
+          <w:szCs w:val="22"/>
+        </w:rPr>
+        <w:t xml:space="preserve"> </w:t>
+      </w:r>
+      <w:del w:id="134" w:author="Jaeger, Florian" w:date="2025-05-21T14:34:00Z" w16du:dateUtc="2025-05-21T18:34:00Z">
         <w:r>
           <w:rPr>
             <w:szCs w:val="22"/>
           </w:rPr>
-          <w:delText>i</w:delText>
+          <w:delText xml:space="preserve">While some of these accounts (in particular the causal inference account) have conceptual similarities to compensation, </w:delText>
         </w:r>
       </w:del>
-      <w:r>
-        <w:rPr>
-          <w:szCs w:val="22"/>
-        </w:rPr>
-        <w:t>mpared to Experiments 1a-c, l</w:t>
-      </w:r>
-      <w:r>
-        <w:rPr>
-          <w:szCs w:val="22"/>
-        </w:rPr>
-        <w:t xml:space="preserve">isteners in </w:t>
-      </w:r>
-      <w:r>
-        <w:rPr>
-          <w:szCs w:val="22"/>
-        </w:rPr>
-        <w:t>E</w:t>
-      </w:r>
-      <w:r>
-        <w:rPr>
-          <w:szCs w:val="22"/>
-        </w:rPr>
-        <w:t xml:space="preserve">xperiment 2 demonstrated </w:t>
-      </w:r>
-      <w:r>
-        <w:rPr>
-          <w:szCs w:val="22"/>
-        </w:rPr>
-        <w:t xml:space="preserve">about the same—in fact, </w:t>
-      </w:r>
-      <w:r>
-        <w:rPr>
-          <w:szCs w:val="22"/>
-        </w:rPr>
-        <w:t xml:space="preserve">numerically </w:t>
-      </w:r>
-      <w:r>
-        <w:rPr>
-          <w:szCs w:val="22"/>
-        </w:rPr>
-        <w:t>somewhat greater—</w:t>
-      </w:r>
-      <w:r>
-        <w:rPr>
-          <w:szCs w:val="22"/>
-        </w:rPr>
-        <w:t xml:space="preserve">sensitivity to the acoustic continuum </w:t>
-      </w:r>
-      <w:r>
-        <w:rPr>
-          <w:szCs w:val="22"/>
-        </w:rPr>
-        <w:t xml:space="preserve">(see </w:t>
-      </w:r>
-      <w:r>
-        <w:rPr>
-          <w:szCs w:val="22"/>
-        </w:rPr>
-        <w:fldChar w:fldCharType="begin"/>
-      </w:r>
-      <w:r>
-        <w:rPr>
-          <w:szCs w:val="22"/>
-        </w:rPr>
-        <w:instrText xml:space="preserve"> REF _Ref136190811 \h </w:instrText>
-      </w:r>
-      <w:r>
-        <w:rPr>
-          <w:szCs w:val="22"/>
-        </w:rPr>
-      </w:r>
-      <w:r>
-        <w:rPr>
-          <w:szCs w:val="22"/>
-        </w:rPr>
-        <w:fldChar w:fldCharType="separate"/>
-      </w:r>
-      <w:r>
-        <w:rPr>
-          <w:szCs w:val="22"/>
-        </w:rPr>
-        <w:t xml:space="preserve">Figure </w:t>
-      </w:r>
-      <w:r>
-        <w:rPr>
-          <w:noProof/>
-          <w:szCs w:val="22"/>
-        </w:rPr>
-        <w:t>4</w:t>
-      </w:r>
-      <w:r>
-        <w:rPr>
-          <w:szCs w:val="22"/>
-        </w:rPr>
-        <w:fldChar w:fldCharType="end"/>
-      </w:r>
-      <w:r>
-        <w:rPr>
-          <w:szCs w:val="22"/>
-        </w:rPr>
-        <w:t>A)</w:t>
-      </w:r>
-      <w:r>
-        <w:rPr>
-          <w:szCs w:val="22"/>
-        </w:rPr>
-        <w:t xml:space="preserve">, speaking against a higher </w:t>
-      </w:r>
-      <w:r>
-        <w:rPr>
-          <w:szCs w:val="22"/>
-        </w:rPr>
-        <w:lastRenderedPageBreak/>
-        <w:t>proportion of attentional lapses or random guesses. Along a similar vein, average reaction time</w:t>
-      </w:r>
-      <w:r>
-        <w:rPr>
-          <w:szCs w:val="22"/>
-        </w:rPr>
-        <w:t>s</w:t>
-      </w:r>
-      <w:r>
-        <w:rPr>
-          <w:szCs w:val="22"/>
-        </w:rPr>
-        <w:t xml:space="preserve"> w</w:t>
-      </w:r>
-      <w:r>
-        <w:rPr>
-          <w:szCs w:val="22"/>
-        </w:rPr>
-        <w:t>ere</w:t>
-      </w:r>
-      <w:r>
-        <w:rPr>
-          <w:szCs w:val="22"/>
-        </w:rPr>
-        <w:t xml:space="preserve"> not significantly higher in Experiment </w:t>
-      </w:r>
-      <w:commentRangeStart w:id="45"/>
-      <w:commentRangeStart w:id="46"/>
-      <w:r>
-        <w:rPr>
-          <w:szCs w:val="22"/>
-        </w:rPr>
-        <w:t>2</w:t>
-      </w:r>
-      <w:r>
-        <w:rPr>
-          <w:szCs w:val="22"/>
-        </w:rPr>
-        <w:t xml:space="preserve"> (mean log-RT = </w:t>
-      </w:r>
-      <w:ins w:id="47" w:author="Cummings, Shawn" w:date="2025-05-12T21:06:00Z" w16du:dateUtc="2025-05-13T01:06:00Z">
+      <w:del w:id="135" w:author="Jaeger, Florian" w:date="2025-05-21T14:33:00Z" w16du:dateUtc="2025-05-21T18:33:00Z">
         <w:r>
           <w:rPr>
             <w:szCs w:val="22"/>
           </w:rPr>
-          <w:t>3.45</w:t>
+          <w:delText>previously offered</w:delText>
         </w:r>
-      </w:ins>
-      <w:del w:id="48" w:author="Cummings, Shawn" w:date="2025-05-12T21:06:00Z" w16du:dateUtc="2025-05-13T01:06:00Z">
+      </w:del>
+      <w:ins w:id="136" w:author="Jaeger, Florian" w:date="2025-05-21T14:34:00Z" w16du:dateUtc="2025-05-21T18:34:00Z">
         <w:r>
           <w:rPr>
             <w:szCs w:val="22"/>
           </w:rPr>
-          <w:delText>XXX</w:delText>
+          <w:t xml:space="preserve">Despite important similarities between these </w:t>
         </w:r>
-      </w:del>
-      <w:r>
-        <w:rPr>
-          <w:szCs w:val="22"/>
-        </w:rPr>
-        <w:t xml:space="preserve">, SD = </w:t>
-      </w:r>
-      <w:ins w:id="49" w:author="Cummings, Shawn" w:date="2025-05-12T21:07:00Z" w16du:dateUtc="2025-05-13T01:07:00Z">
         <w:r>
           <w:rPr>
             <w:szCs w:val="22"/>
           </w:rPr>
-          <w:t>0.14</w:t>
+          <w:lastRenderedPageBreak/>
+          <w:t>different accounts, all</w:t>
         </w:r>
       </w:ins>
-      <w:del w:id="50" w:author="Cummings, Shawn" w:date="2025-05-12T21:07:00Z" w16du:dateUtc="2025-05-13T01:07:00Z">
+      <w:ins w:id="137" w:author="Jaeger, Florian" w:date="2025-05-21T14:33:00Z" w16du:dateUtc="2025-05-21T18:33:00Z">
         <w:r>
           <w:rPr>
             <w:szCs w:val="22"/>
           </w:rPr>
-          <w:delText>XXX</w:delText>
-        </w:r>
-      </w:del>
-      <w:r>
-        <w:rPr>
-          <w:szCs w:val="22"/>
-        </w:rPr>
-        <w:t xml:space="preserve">), compared to Experiments 1a-c (mean = </w:t>
-      </w:r>
-      <w:ins w:id="51" w:author="Cummings, Shawn" w:date="2025-05-12T21:09:00Z" w16du:dateUtc="2025-05-13T01:09:00Z">
-        <w:r>
-          <w:rPr>
-            <w:szCs w:val="22"/>
-          </w:rPr>
-          <w:t>3.44</w:t>
+          <w:t xml:space="preserve"> previous</w:t>
         </w:r>
       </w:ins>
-      <w:del w:id="52" w:author="Cummings, Shawn" w:date="2025-05-12T21:09:00Z" w16du:dateUtc="2025-05-13T01:09:00Z">
-        <w:r>
-          <w:rPr>
-            <w:szCs w:val="22"/>
-          </w:rPr>
-          <w:delText>XXX</w:delText>
-        </w:r>
-      </w:del>
-      <w:r>
-        <w:rPr>
-          <w:szCs w:val="22"/>
-        </w:rPr>
-        <w:t xml:space="preserve">, SD = </w:t>
-      </w:r>
-      <w:ins w:id="53" w:author="Cummings, Shawn" w:date="2025-05-12T21:09:00Z" w16du:dateUtc="2025-05-13T01:09:00Z">
-        <w:r>
-          <w:rPr>
-            <w:szCs w:val="22"/>
-          </w:rPr>
-          <w:t>0.15</w:t>
-        </w:r>
-      </w:ins>
-      <w:del w:id="54" w:author="Cummings, Shawn" w:date="2025-05-12T21:09:00Z" w16du:dateUtc="2025-05-13T01:09:00Z">
-        <w:r>
-          <w:rPr>
-            <w:szCs w:val="22"/>
-          </w:rPr>
-          <w:delText>XXX</w:delText>
-        </w:r>
-      </w:del>
-      <w:r>
-        <w:rPr>
-          <w:szCs w:val="22"/>
-        </w:rPr>
-        <w:t>)</w:t>
-      </w:r>
-      <w:commentRangeEnd w:id="45"/>
-      <w:r>
-        <w:rPr>
-          <w:rStyle w:val="CommentReference"/>
-        </w:rPr>
-        <w:commentReference w:id="45"/>
-      </w:r>
-      <w:commentRangeEnd w:id="46"/>
-      <w:r>
-        <w:rPr>
-          <w:rStyle w:val="CommentReference"/>
-        </w:rPr>
-        <w:commentReference w:id="46"/>
-      </w:r>
-      <w:r>
-        <w:rPr>
-          <w:szCs w:val="22"/>
-        </w:rPr>
-        <w:t xml:space="preserve">. Finally, while the black box </w:t>
-      </w:r>
-      <w:r>
-        <w:rPr>
-          <w:szCs w:val="22"/>
-        </w:rPr>
-        <w:t>might have been</w:t>
-      </w:r>
-      <w:r>
-        <w:rPr>
-          <w:szCs w:val="22"/>
-        </w:rPr>
-        <w:t xml:space="preserve"> initially surprising to listeners, it appeared very predictably at </w:t>
-      </w:r>
-      <w:r>
-        <w:rPr>
-          <w:szCs w:val="22"/>
-        </w:rPr>
-        <w:t xml:space="preserve">approximately </w:t>
-      </w:r>
-      <w:r>
-        <w:rPr>
-          <w:szCs w:val="22"/>
-        </w:rPr>
-        <w:t xml:space="preserve">the same point in each of the 72 </w:t>
-      </w:r>
-      <w:r>
-        <w:rPr>
-          <w:szCs w:val="22"/>
-        </w:rPr>
-        <w:t xml:space="preserve">video </w:t>
-      </w:r>
-      <w:r>
-        <w:rPr>
-          <w:szCs w:val="22"/>
-        </w:rPr>
-        <w:t xml:space="preserve">trials. Thus, any initial distraction would likely atrophy over the course of testing. Analyses reported in the SI confirm that no effects emerged or interacted with testing block. </w:t>
+      <w:r>
+        <w:rPr>
+          <w:szCs w:val="22"/>
+        </w:rPr>
+        <w:t xml:space="preserve"> explanations of the blocking effect share that they appeal to </w:t>
+      </w:r>
+      <w:r>
+        <w:rPr>
+          <w:i/>
+          <w:iCs/>
+          <w:szCs w:val="22"/>
+        </w:rPr>
+        <w:t>learning</w:t>
+      </w:r>
+      <w:r>
+        <w:rPr>
+          <w:szCs w:val="22"/>
+        </w:rPr>
+        <w:t xml:space="preserve"> and/or </w:t>
+      </w:r>
+      <w:r>
+        <w:rPr>
+          <w:i/>
+          <w:iCs/>
+          <w:szCs w:val="22"/>
+        </w:rPr>
+        <w:t>memory</w:t>
+      </w:r>
+      <w:r>
+        <w:rPr>
+          <w:szCs w:val="22"/>
+        </w:rPr>
+        <w:t>.</w:t>
       </w:r>
     </w:p>
     <w:p>
@@ -22100,14 +23725,25 @@
         <w:rPr>
           <w:szCs w:val="22"/>
         </w:rPr>
-        <w:t>A second alternative is that while the presence of the pen itself—rather than its impact on the articulators—may be sufficient to induce compensation, the black box</w:t>
-      </w:r>
-      <w:commentRangeStart w:id="55"/>
-      <w:r>
-        <w:rPr>
-          <w:szCs w:val="22"/>
-        </w:rPr>
-        <w:t xml:space="preserve"> made</w:t>
+        <w:t xml:space="preserve">The results of </w:t>
+      </w:r>
+      <w:r>
+        <w:rPr>
+          <w:szCs w:val="22"/>
+        </w:rPr>
+        <w:t>our e</w:t>
+      </w:r>
+      <w:r>
+        <w:rPr>
+          <w:szCs w:val="22"/>
+        </w:rPr>
+        <w:t>xperiment</w:t>
+      </w:r>
+      <w:r>
+        <w:rPr>
+          <w:szCs w:val="22"/>
+        </w:rPr>
+        <w:t>s</w:t>
       </w:r>
       <w:r>
         <w:rPr>
@@ -22119,290 +23755,7 @@
         <w:rPr>
           <w:szCs w:val="22"/>
         </w:rPr>
-        <w:t>the location of the pen</w:t>
-      </w:r>
-      <w:r>
-        <w:rPr>
-          <w:szCs w:val="22"/>
-        </w:rPr>
-        <w:t xml:space="preserve"> less obvious and harder to visually access. </w:t>
-      </w:r>
-      <w:commentRangeEnd w:id="55"/>
-      <w:r>
-        <w:rPr>
-          <w:rStyle w:val="CommentReference"/>
-        </w:rPr>
-        <w:commentReference w:id="55"/>
-      </w:r>
-      <w:r>
-        <w:rPr>
-          <w:szCs w:val="22"/>
-        </w:rPr>
-        <w:t xml:space="preserve">Experiment 2b addresses this concern to a limited extent, in that </w:t>
-      </w:r>
-      <w:r>
-        <w:rPr>
-          <w:szCs w:val="22"/>
-        </w:rPr>
-        <w:t xml:space="preserve">participants explicitly confirmed awareness of the pen. However, the dual-task nature of the experiment </w:t>
-      </w:r>
-      <w:r>
-        <w:rPr>
-          <w:szCs w:val="22"/>
-        </w:rPr>
-        <w:t>imposed additional and orthogonal attentional demands</w:t>
-      </w:r>
-      <w:r>
-        <w:rPr>
-          <w:szCs w:val="22"/>
-        </w:rPr>
-        <w:t xml:space="preserve"> (for details, we refer to the SI)</w:t>
-      </w:r>
-      <w:r>
-        <w:rPr>
-          <w:szCs w:val="22"/>
-        </w:rPr>
-        <w:t xml:space="preserve">. </w:t>
-      </w:r>
-      <w:r>
-        <w:rPr>
-          <w:szCs w:val="22"/>
-        </w:rPr>
-        <w:t xml:space="preserve">Future </w:t>
-      </w:r>
-      <w:r>
-        <w:rPr>
-          <w:szCs w:val="22"/>
-        </w:rPr>
-        <w:t xml:space="preserve">work could more </w:t>
-      </w:r>
-      <w:r>
-        <w:rPr>
-          <w:szCs w:val="22"/>
-        </w:rPr>
-        <w:t xml:space="preserve">conclusively assess the role of the pen </w:t>
-      </w:r>
-      <w:r>
-        <w:rPr>
-          <w:szCs w:val="22"/>
-        </w:rPr>
-        <w:t xml:space="preserve">versus its impact on the articulators by </w:t>
-      </w:r>
-      <w:r>
-        <w:rPr>
-          <w:szCs w:val="22"/>
-        </w:rPr>
-        <w:t xml:space="preserve">removing </w:t>
-      </w:r>
-      <w:r>
-        <w:rPr>
-          <w:szCs w:val="22"/>
-        </w:rPr>
-        <w:t>visual information more selectively</w:t>
-      </w:r>
-      <w:r>
-        <w:rPr>
-          <w:szCs w:val="22"/>
-        </w:rPr>
-        <w:t xml:space="preserve">. For example, videos could be presented of pen-impacted articulation, but with the pen itself removed in video post-processing. Conversely, </w:t>
-      </w:r>
-      <w:r>
-        <w:rPr>
-          <w:szCs w:val="22"/>
-        </w:rPr>
-        <w:t xml:space="preserve">video editing could be used to create an occluder that hides visual information about the articulators and face, while still showing </w:t>
-      </w:r>
-      <w:r>
-        <w:rPr>
-          <w:szCs w:val="22"/>
-        </w:rPr>
-        <w:t xml:space="preserve">the pen </w:t>
-      </w:r>
-      <w:r>
-        <w:rPr>
-          <w:szCs w:val="22"/>
-        </w:rPr>
-        <w:t>and hand of the talker</w:t>
-      </w:r>
-      <w:r>
-        <w:rPr>
-          <w:szCs w:val="22"/>
-        </w:rPr>
-        <w:t xml:space="preserve">. </w:t>
-      </w:r>
-      <w:r>
-        <w:rPr>
-          <w:szCs w:val="22"/>
-        </w:rPr>
-        <w:t>Either of these manipulations would require substantial</w:t>
-      </w:r>
-      <w:ins w:id="56" w:author="Karboga, Gevher" w:date="2025-05-20T15:11:00Z" w16du:dateUtc="2025-05-20T19:11:00Z">
-        <w:r>
-          <w:rPr>
-            <w:szCs w:val="22"/>
-          </w:rPr>
-          <w:t>ly</w:t>
-        </w:r>
-      </w:ins>
-      <w:r>
-        <w:rPr>
-          <w:szCs w:val="22"/>
-        </w:rPr>
-        <w:t xml:space="preserve"> more advanced video-editing than used in Experiment 2. </w:t>
-      </w:r>
-    </w:p>
-    <w:p>
-      <w:pPr>
-        <w:pStyle w:val="Heading1"/>
-        <w:rPr>
-          <w:szCs w:val="22"/>
-        </w:rPr>
-      </w:pPr>
-      <w:r>
-        <w:rPr>
-          <w:sz w:val="22"/>
-          <w:szCs w:val="22"/>
-        </w:rPr>
-        <w:t>General Discussion</w:t>
-      </w:r>
-    </w:p>
-    <w:p>
-      <w:pPr>
-        <w:rPr>
-          <w:szCs w:val="22"/>
-        </w:rPr>
-      </w:pPr>
-      <w:r>
-        <w:rPr>
-          <w:szCs w:val="22"/>
-        </w:rPr>
-        <w:t xml:space="preserve">Taken together the </w:t>
-      </w:r>
-      <w:r>
-        <w:rPr>
-          <w:szCs w:val="22"/>
-        </w:rPr>
-        <w:t xml:space="preserve">results </w:t>
-      </w:r>
-      <w:r>
-        <w:rPr>
-          <w:szCs w:val="22"/>
-        </w:rPr>
-        <w:t xml:space="preserve">of </w:t>
-      </w:r>
-      <w:r>
-        <w:rPr>
-          <w:szCs w:val="22"/>
-        </w:rPr>
-        <w:t xml:space="preserve">Experiments 1a-c </w:t>
-      </w:r>
-      <w:r>
-        <w:rPr>
-          <w:szCs w:val="22"/>
-        </w:rPr>
-        <w:t xml:space="preserve">and 2, suggest that listeners </w:t>
-      </w:r>
-      <w:r>
-        <w:rPr>
-          <w:szCs w:val="22"/>
-        </w:rPr>
-        <w:t>compensat</w:t>
-      </w:r>
-      <w:r>
-        <w:rPr>
-          <w:szCs w:val="22"/>
-        </w:rPr>
-        <w:t>e</w:t>
-      </w:r>
-      <w:r>
-        <w:rPr>
-          <w:szCs w:val="22"/>
-        </w:rPr>
-        <w:t xml:space="preserve"> for visually evident effects of the pen on the </w:t>
-      </w:r>
-      <w:r>
-        <w:rPr>
-          <w:szCs w:val="22"/>
-        </w:rPr>
-        <w:t xml:space="preserve">configuration of articulators that are relevant to the </w:t>
-      </w:r>
-      <w:r>
-        <w:rPr>
-          <w:szCs w:val="22"/>
-        </w:rPr>
-        <w:t>/s/-/ʃ/</w:t>
-      </w:r>
-      <w:r>
-        <w:rPr>
-          <w:szCs w:val="22"/>
-        </w:rPr>
-        <w:t xml:space="preserve"> contrast. This suggests that </w:t>
-      </w:r>
-      <w:r>
-        <w:rPr>
-          <w:szCs w:val="22"/>
-        </w:rPr>
-        <w:t xml:space="preserve">speech perception </w:t>
-      </w:r>
-      <w:r>
-        <w:rPr>
-          <w:szCs w:val="22"/>
-        </w:rPr>
-        <w:t xml:space="preserve">can normalize or ‘explain away’ </w:t>
-      </w:r>
-      <w:r>
-        <w:rPr>
-          <w:szCs w:val="22"/>
-        </w:rPr>
-        <w:t xml:space="preserve">at least </w:t>
-      </w:r>
-      <w:r>
-        <w:rPr>
-          <w:szCs w:val="22"/>
-        </w:rPr>
-        <w:t xml:space="preserve">some effects of the pen </w:t>
-      </w:r>
-      <w:r>
-        <w:rPr>
-          <w:szCs w:val="22"/>
-        </w:rPr>
-        <w:t xml:space="preserve">on articulation, </w:t>
-      </w:r>
-      <w:r>
-        <w:rPr>
-          <w:szCs w:val="22"/>
-        </w:rPr>
-        <w:t>if they are sufficiently visually evident.</w:t>
-      </w:r>
-      <w:r>
-        <w:rPr>
-          <w:szCs w:val="22"/>
-        </w:rPr>
-        <w:t xml:space="preserve"> To the best of our knowledge, this is the first demonstration that </w:t>
-      </w:r>
-      <w:r>
-        <w:rPr>
-          <w:szCs w:val="22"/>
-        </w:rPr>
-        <w:t>non-</w:t>
-      </w:r>
-      <w:r>
-        <w:rPr>
-          <w:szCs w:val="22"/>
-        </w:rPr>
-        <w:t>phon</w:t>
-      </w:r>
-      <w:r>
-        <w:rPr>
-          <w:szCs w:val="22"/>
-        </w:rPr>
-        <w:t>etic</w:t>
-      </w:r>
-      <w:r>
-        <w:rPr>
-          <w:szCs w:val="22"/>
-        </w:rPr>
-        <w:t>, visually evident</w:t>
+        <w:t>raise the possibility</w:t>
       </w:r>
       <w:r>
         <w:rPr>
@@ -22414,38 +23767,19 @@
         <w:rPr>
           <w:szCs w:val="22"/>
         </w:rPr>
-        <w:t>effects on</w:t>
-      </w:r>
-      <w:r>
-        <w:rPr>
-          <w:szCs w:val="22"/>
-        </w:rPr>
-        <w:t xml:space="preserve"> articulators—the pen’s </w:t>
-      </w:r>
-      <w:r>
-        <w:rPr>
-          <w:szCs w:val="22"/>
-        </w:rPr>
-        <w:lastRenderedPageBreak/>
-        <w:t xml:space="preserve">effect on lip shape—affect listeners’ perception in ways consistent with compensation accounts. </w:t>
-      </w:r>
-      <w:r>
-        <w:rPr>
-          <w:szCs w:val="22"/>
-        </w:rPr>
-        <w:t xml:space="preserve">This provides novel support for Fowler’s conjecture (Fowler, 2006): it indeed does not appear to matter </w:t>
-      </w:r>
-      <w:r>
-        <w:rPr>
-          <w:szCs w:val="22"/>
-        </w:rPr>
-        <w:t>why</w:t>
+        <w:t>of another, qualitatively different, explanation:</w:t>
       </w:r>
       <w:r>
         <w:rPr>
           <w:szCs w:val="22"/>
         </w:rPr>
         <w:t xml:space="preserve"> </w:t>
+      </w:r>
+      <w:r>
+        <w:rPr>
+          <w:szCs w:val="22"/>
+        </w:rPr>
+        <w:t xml:space="preserve">participants might </w:t>
       </w:r>
       <w:r>
         <w:rPr>
@@ -22453,253 +23787,57 @@
           <w:iCs/>
           <w:szCs w:val="22"/>
         </w:rPr>
-        <w:t>exactly</w:t>
-      </w:r>
-      <w:r>
-        <w:rPr>
-          <w:szCs w:val="22"/>
-        </w:rPr>
-        <w:t xml:space="preserve"> a talker’s lips exhibit a certain shape, as long as (1) they do, and (2) plausibly do so for </w:t>
-      </w:r>
-      <w:r>
-        <w:rPr>
-          <w:szCs w:val="22"/>
-        </w:rPr>
-        <w:t xml:space="preserve">some </w:t>
-      </w:r>
-      <w:r>
-        <w:rPr>
-          <w:szCs w:val="22"/>
-        </w:rPr>
-        <w:t xml:space="preserve">reason other than the articulation of the current segment (here, the pen in the mouth). </w:t>
-      </w:r>
-    </w:p>
-    <w:p>
-      <w:pPr>
-        <w:rPr>
-          <w:szCs w:val="22"/>
-          <w:highlight w:val="yellow"/>
-        </w:rPr>
-      </w:pPr>
-      <w:r>
-        <w:rPr>
-          <w:szCs w:val="22"/>
-        </w:rPr>
-        <w:t>The results of Experiment 2—the absence of compensation in the absence of direct visual evidence that lip shape was indeed affected by the pen—</w:t>
-      </w:r>
-      <w:r>
-        <w:rPr>
-          <w:szCs w:val="22"/>
-        </w:rPr>
-        <w:t>replicates for non-phonetic context, what has previously been demonstrated for phonetic context: compensation for visually presented context seems to be substantially reduced or no longer observed when the relevant articulatory effects are no</w:t>
-      </w:r>
-      <w:r>
-        <w:rPr>
-          <w:szCs w:val="22"/>
-        </w:rPr>
-        <w:t xml:space="preserve">t </w:t>
-      </w:r>
-      <w:r>
-        <w:rPr>
-          <w:szCs w:val="22"/>
-        </w:rPr>
-        <w:t>visually evident during the articulation of the target sound</w:t>
-      </w:r>
-      <w:r>
-        <w:rPr>
-          <w:szCs w:val="22"/>
-        </w:rPr>
-        <w:t xml:space="preserve"> (Holt et al., 2005</w:t>
-      </w:r>
-      <w:r>
-        <w:rPr>
-          <w:szCs w:val="22"/>
-        </w:rPr>
-        <w:t>; Viswanathan &amp; Stephens, 2016).</w:t>
-      </w:r>
-      <w:r>
-        <w:rPr>
-          <w:szCs w:val="22"/>
-          <w:highlight w:val="yellow"/>
-        </w:rPr>
-        <w:t xml:space="preserve"> </w:t>
-      </w:r>
-    </w:p>
-    <w:p>
-      <w:pPr>
-        <w:rPr>
-          <w:szCs w:val="22"/>
-        </w:rPr>
-      </w:pPr>
-      <w:r>
-        <w:rPr>
-          <w:szCs w:val="22"/>
-        </w:rPr>
-        <w:t>The present results also raise a number of questions for future research on compensation and adaptive speech perception more broadly. We briefly discuss t</w:t>
-      </w:r>
-      <w:r>
-        <w:rPr>
-          <w:szCs w:val="22"/>
-        </w:rPr>
-        <w:t>wo</w:t>
-      </w:r>
-      <w:r>
-        <w:rPr>
-          <w:szCs w:val="22"/>
-        </w:rPr>
-        <w:t>. First, our findings leave open whether compensation for visually evident effects of non-phonological causes—like the pen—draws on the same neural mechanisms as normalization/compensation for the effects of phonetic contexts. The present findings only suggest that Fowler’s compensation account provides a unifying explanation for the qualitative consequences of both phenomena. It is unclear, for example, whether compensation for visually</w:t>
-      </w:r>
-      <w:ins w:id="57" w:author="Karboga, Gevher" w:date="2025-05-20T18:39:00Z" w16du:dateUtc="2025-05-20T22:39:00Z">
-        <w:r>
-          <w:rPr>
-            <w:szCs w:val="22"/>
-          </w:rPr>
-          <w:t xml:space="preserve"> </w:t>
-        </w:r>
-      </w:ins>
-      <w:del w:id="58" w:author="Karboga, Gevher" w:date="2025-05-20T18:39:00Z" w16du:dateUtc="2025-05-20T22:39:00Z">
-        <w:r>
-          <w:rPr>
-            <w:szCs w:val="22"/>
-          </w:rPr>
-          <w:delText>-</w:delText>
-        </w:r>
-      </w:del>
-      <w:r>
-        <w:rPr>
-          <w:szCs w:val="22"/>
-        </w:rPr>
-        <w:t>presented non-phonetic context take</w:t>
-      </w:r>
-      <w:ins w:id="59" w:author="Karboga, Gevher" w:date="2025-05-20T18:39:00Z" w16du:dateUtc="2025-05-20T22:39:00Z">
-        <w:r>
-          <w:rPr>
-            <w:szCs w:val="22"/>
-          </w:rPr>
-          <w:t>s</w:t>
-        </w:r>
-      </w:ins>
-      <w:r>
-        <w:rPr>
-          <w:szCs w:val="22"/>
-        </w:rPr>
-        <w:t xml:space="preserve"> place in the same brain areas that are responsible for audiovisual integration during speech perception, and whether those areas </w:t>
-      </w:r>
-      <w:del w:id="60" w:author="Karboga, Gevher" w:date="2025-05-20T18:39:00Z" w16du:dateUtc="2025-05-20T22:39:00Z">
-        <w:r>
-          <w:rPr>
-            <w:szCs w:val="22"/>
-          </w:rPr>
-          <w:delText xml:space="preserve">that </w:delText>
-        </w:r>
-      </w:del>
-      <w:r>
-        <w:rPr>
-          <w:szCs w:val="22"/>
-        </w:rPr>
-        <w:t>also process compensation for preceding phonetic context. Alternatively, compensation might take place at multiple points in the processing of speech input.</w:t>
-      </w:r>
-    </w:p>
-    <w:p>
-      <w:pPr>
-        <w:rPr>
-          <w:szCs w:val="22"/>
-        </w:rPr>
-      </w:pPr>
-      <w:r>
-        <w:rPr>
-          <w:szCs w:val="22"/>
-        </w:rPr>
-        <w:t>Second and f</w:t>
-      </w:r>
-      <w:r>
-        <w:rPr>
-          <w:szCs w:val="22"/>
-        </w:rPr>
-        <w:t xml:space="preserve">inally, the </w:t>
-      </w:r>
-      <w:r>
-        <w:rPr>
-          <w:szCs w:val="22"/>
-        </w:rPr>
-        <w:t xml:space="preserve">present </w:t>
-      </w:r>
-      <w:r>
-        <w:rPr>
-          <w:szCs w:val="22"/>
-        </w:rPr>
-        <w:t xml:space="preserve">results raise questions for future research on perceptual recalibration. </w:t>
-      </w:r>
-      <w:r>
-        <w:rPr>
-          <w:szCs w:val="22"/>
-        </w:rPr>
-        <w:t xml:space="preserve">As mentioned in the introduction, previous </w:t>
-      </w:r>
-      <w:r>
-        <w:rPr>
-          <w:szCs w:val="22"/>
-        </w:rPr>
-        <w:t>work has found that perceptual recalibration to an unfamiliar talker’s speech can be blocked when the unexpected pronunciations occur while the talker has a pen in the mouth. In perceptual recalibration experiments, listeners are exp</w:t>
-      </w:r>
-      <w:r>
-        <w:rPr>
-          <w:szCs w:val="22"/>
-        </w:rPr>
-        <w:t>osed</w:t>
-      </w:r>
-      <w:r>
-        <w:rPr>
-          <w:szCs w:val="22"/>
-        </w:rPr>
-        <w:t xml:space="preserve"> to speech from an unfamiliar talker for which the realization of a particular sound is shifted </w:t>
-      </w:r>
-      <w:r>
-        <w:rPr>
-          <w:szCs w:val="22"/>
-        </w:rPr>
-        <w:lastRenderedPageBreak/>
-        <w:t xml:space="preserve">towards a neighboring category. For example, Kraljic &amp; Samuel (2006) exposed listeners to either typical </w:t>
-      </w:r>
-      <w:r>
-        <w:rPr>
-          <w:szCs w:val="22"/>
-        </w:rPr>
-        <w:t>/ʃ/</w:t>
-      </w:r>
-      <w:r>
-        <w:rPr>
-          <w:szCs w:val="22"/>
-        </w:rPr>
-        <w:t xml:space="preserve"> sounds and s</w:t>
-      </w:r>
-      <w:r>
-        <w:rPr>
-          <w:szCs w:val="22"/>
-        </w:rPr>
-        <w:t>ounds ambiguous between /s/ and /ʃ/ but in lexical contexts favoring /s/ interpretation</w:t>
-      </w:r>
-      <w:r>
-        <w:rPr>
-          <w:szCs w:val="22"/>
-        </w:rPr>
-        <w:t xml:space="preserve"> (e.g., </w:t>
-      </w:r>
-      <w:proofErr w:type="spellStart"/>
+        <w:t>compensate</w:t>
+      </w:r>
+      <w:r>
+        <w:rPr>
+          <w:szCs w:val="22"/>
+        </w:rPr>
+        <w:t xml:space="preserve"> for the pen in the mouth during exposure. </w:t>
+      </w:r>
+      <w:r>
+        <w:rPr>
+          <w:szCs w:val="22"/>
+        </w:rPr>
+        <w:t xml:space="preserve">This would place the explanation in </w:t>
+      </w:r>
       <w:r>
         <w:rPr>
           <w:i/>
           <w:iCs/>
           <w:szCs w:val="22"/>
         </w:rPr>
-        <w:t>dinoshaur</w:t>
-      </w:r>
-      <w:proofErr w:type="spellEnd"/>
-      <w:r>
-        <w:rPr>
-          <w:szCs w:val="22"/>
-        </w:rPr>
-        <w:t xml:space="preserve">, </w:t>
+        <w:t>perception</w:t>
+      </w:r>
+      <w:r>
+        <w:rPr>
+          <w:szCs w:val="22"/>
+        </w:rPr>
+        <w:t xml:space="preserve">, rather than learning. </w:t>
+      </w:r>
+      <w:r>
+        <w:rPr>
+          <w:szCs w:val="22"/>
+        </w:rPr>
+        <w:t>If</w:t>
+      </w:r>
+      <w:r>
+        <w:rPr>
+          <w:szCs w:val="22"/>
+        </w:rPr>
+        <w:t xml:space="preserve"> compensation takes place before perceptual recalibration, t</w:t>
+      </w:r>
+      <w:r>
+        <w:rPr>
+          <w:szCs w:val="22"/>
+        </w:rPr>
+        <w:t xml:space="preserve">his would be expected to </w:t>
+      </w:r>
+      <w:r>
+        <w:rPr>
+          <w:szCs w:val="22"/>
+        </w:rPr>
+        <w:t xml:space="preserve">make the shifted </w:t>
       </w:r>
       <w:r>
         <w:rPr>
@@ -22711,46 +23849,69 @@
         <w:rPr>
           <w:szCs w:val="22"/>
         </w:rPr>
-        <w:t>-biased exposure</w:t>
-      </w:r>
-      <w:r>
-        <w:rPr>
-          <w:szCs w:val="22"/>
-        </w:rPr>
-        <w:t xml:space="preserve">) or to typical </w:t>
-      </w:r>
-      <w:r>
-        <w:rPr>
-          <w:szCs w:val="22"/>
-        </w:rPr>
-        <w:t>/s/</w:t>
-      </w:r>
-      <w:r>
-        <w:rPr>
-          <w:szCs w:val="22"/>
-        </w:rPr>
-        <w:t xml:space="preserve"> sounds and </w:t>
-      </w:r>
-      <w:r>
-        <w:rPr>
-          <w:szCs w:val="22"/>
-        </w:rPr>
-        <w:t>ambiguous sounds rather in /ʃ/-favoring contexts</w:t>
-      </w:r>
-      <w:r>
-        <w:rPr>
-          <w:szCs w:val="22"/>
-        </w:rPr>
-        <w:t xml:space="preserve"> (e.g., </w:t>
-      </w:r>
-      <w:proofErr w:type="spellStart"/>
+        <w:t xml:space="preserve"> tokens sound </w:t>
+      </w:r>
       <w:r>
         <w:rPr>
           <w:i/>
           <w:iCs/>
           <w:szCs w:val="22"/>
         </w:rPr>
-        <w:t>ma</w:t>
+        <w:t>less</w:t>
+      </w:r>
+      <w:r>
+        <w:rPr>
+          <w:szCs w:val="22"/>
+        </w:rPr>
+        <w:t xml:space="preserve"> shifted (as it should make them sound </w:t>
+      </w:r>
+      <w:r>
+        <w:rPr>
+          <w:szCs w:val="22"/>
+        </w:rPr>
+        <w:t>less</w:t>
+      </w:r>
+      <w:r>
+        <w:rPr>
+          <w:szCs w:val="22"/>
+        </w:rPr>
+        <w:t xml:space="preserve"> </w:t>
+      </w:r>
+      <w:r>
+        <w:rPr>
+          <w:szCs w:val="22"/>
+        </w:rPr>
+        <w:t>/ʃ/</w:t>
+      </w:r>
+      <w:r>
+        <w:rPr>
+          <w:szCs w:val="22"/>
+        </w:rPr>
+        <w:t xml:space="preserve">-like) and </w:t>
+      </w:r>
+      <w:r>
+        <w:rPr>
+          <w:szCs w:val="22"/>
+        </w:rPr>
+        <w:t>to make the</w:t>
+      </w:r>
+      <w:r>
+        <w:rPr>
+          <w:szCs w:val="22"/>
+        </w:rPr>
+        <w:t xml:space="preserve"> shifted </w:t>
+      </w:r>
+      <w:r>
+        <w:rPr>
+          <w:szCs w:val="22"/>
+        </w:rPr>
+        <w:t>/ʃ/</w:t>
+      </w:r>
+      <w:r>
+        <w:rPr>
+          <w:szCs w:val="22"/>
+        </w:rPr>
+        <w:t xml:space="preserve"> tokens sound </w:t>
       </w:r>
       <w:r>
         <w:rPr>
@@ -22758,200 +23919,43 @@
           <w:iCs/>
           <w:szCs w:val="22"/>
         </w:rPr>
-        <w:t>s</w:t>
-      </w:r>
-      <w:r>
-        <w:rPr>
-          <w:i/>
-          <w:iCs/>
-          <w:szCs w:val="22"/>
-        </w:rPr>
-        <w:t>inery</w:t>
-      </w:r>
-      <w:proofErr w:type="spellEnd"/>
-      <w:r>
-        <w:rPr>
-          <w:szCs w:val="22"/>
-        </w:rPr>
-        <w:t xml:space="preserve">, </w:t>
-      </w:r>
-      <w:r>
-        <w:rPr>
-          <w:szCs w:val="22"/>
-        </w:rPr>
-        <w:t>/ʃ/-</w:t>
-      </w:r>
-      <w:r>
-        <w:rPr>
-          <w:szCs w:val="22"/>
-        </w:rPr>
-        <w:t>biased exposure</w:t>
-      </w:r>
-      <w:r>
-        <w:rPr>
-          <w:szCs w:val="22"/>
-        </w:rPr>
-        <w:t xml:space="preserve">), </w:t>
-      </w:r>
-      <w:r>
-        <w:rPr>
-          <w:szCs w:val="22"/>
-        </w:rPr>
-        <w:t>mixed with many filler stimuli. Following exposure, listeners were tested on an audio-only</w:t>
-      </w:r>
-      <w:r>
-        <w:rPr>
-          <w:i/>
-          <w:iCs/>
-          <w:szCs w:val="22"/>
-        </w:rPr>
-        <w:t xml:space="preserve"> </w:t>
-      </w:r>
-      <w:proofErr w:type="spellStart"/>
-      <w:r>
-        <w:rPr>
-          <w:i/>
-          <w:iCs/>
-          <w:szCs w:val="22"/>
-        </w:rPr>
-        <w:t>asi-ashi</w:t>
-      </w:r>
-      <w:proofErr w:type="spellEnd"/>
-      <w:r>
-        <w:rPr>
-          <w:szCs w:val="22"/>
-        </w:rPr>
-        <w:t xml:space="preserve"> continuum. As is typical for </w:t>
-      </w:r>
-      <w:r>
-        <w:rPr>
-          <w:szCs w:val="22"/>
-        </w:rPr>
-        <w:t xml:space="preserve">such </w:t>
-      </w:r>
-      <w:r>
-        <w:rPr>
-          <w:szCs w:val="22"/>
-        </w:rPr>
-        <w:t>perceptual recalibration</w:t>
-      </w:r>
-      <w:r>
-        <w:rPr>
-          <w:szCs w:val="22"/>
-        </w:rPr>
-        <w:t xml:space="preserve"> experiments, </w:t>
-      </w:r>
-      <w:r>
-        <w:rPr>
-          <w:szCs w:val="22"/>
-        </w:rPr>
-        <w:t>/ʃ/-</w:t>
-      </w:r>
-      <w:r>
-        <w:rPr>
-          <w:szCs w:val="22"/>
-        </w:rPr>
-        <w:t>biased</w:t>
-      </w:r>
-      <w:r>
-        <w:rPr>
-          <w:szCs w:val="22"/>
-        </w:rPr>
-        <w:t xml:space="preserve"> </w:t>
-      </w:r>
-      <w:r>
-        <w:rPr>
-          <w:szCs w:val="22"/>
-        </w:rPr>
-        <w:t>exposure caused listeners to</w:t>
-      </w:r>
-      <w:r>
-        <w:rPr>
-          <w:szCs w:val="22"/>
-        </w:rPr>
-        <w:t xml:space="preserve"> categorize more tokens along the </w:t>
-      </w:r>
-      <w:r>
-        <w:rPr>
-          <w:szCs w:val="22"/>
-        </w:rPr>
-        <w:t xml:space="preserve">test </w:t>
-      </w:r>
-      <w:r>
-        <w:rPr>
-          <w:szCs w:val="22"/>
-        </w:rPr>
-        <w:t xml:space="preserve">continuum as </w:t>
-      </w:r>
-      <w:proofErr w:type="spellStart"/>
-      <w:r>
-        <w:rPr>
-          <w:i/>
-          <w:iCs/>
-          <w:szCs w:val="22"/>
-        </w:rPr>
-        <w:t>ashi</w:t>
-      </w:r>
-      <w:proofErr w:type="spellEnd"/>
-      <w:r>
-        <w:rPr>
-          <w:szCs w:val="22"/>
-        </w:rPr>
-        <w:t xml:space="preserve">, compared to </w:t>
-      </w:r>
-      <w:r>
-        <w:rPr>
-          <w:szCs w:val="22"/>
-        </w:rPr>
-        <w:t>/s/-</w:t>
-      </w:r>
-      <w:r>
-        <w:rPr>
-          <w:szCs w:val="22"/>
-        </w:rPr>
-        <w:t>biased exposure</w:t>
-      </w:r>
-      <w:r>
-        <w:rPr>
-          <w:szCs w:val="22"/>
-        </w:rPr>
-        <w:t xml:space="preserve">. In a thought-provoking </w:t>
-      </w:r>
-      <w:r>
-        <w:rPr>
-          <w:szCs w:val="22"/>
-        </w:rPr>
-        <w:t>follow-up</w:t>
-      </w:r>
-      <w:r>
-        <w:rPr>
-          <w:szCs w:val="22"/>
-        </w:rPr>
-        <w:t xml:space="preserve">, Kraljic et al. (2008) found that </w:t>
-      </w:r>
-      <w:r>
-        <w:rPr>
-          <w:szCs w:val="22"/>
-        </w:rPr>
-        <w:t>this</w:t>
-      </w:r>
-      <w:r>
-        <w:rPr>
-          <w:szCs w:val="22"/>
-        </w:rPr>
-        <w:t xml:space="preserve"> perceptual recalibration</w:t>
-      </w:r>
-      <w:r>
-        <w:rPr>
-          <w:szCs w:val="22"/>
-        </w:rPr>
-        <w:t xml:space="preserve"> effect</w:t>
-      </w:r>
-      <w:r>
-        <w:rPr>
-          <w:szCs w:val="22"/>
-        </w:rPr>
-        <w:t xml:space="preserve">—the difference between </w:t>
+        <w:t>more</w:t>
+      </w:r>
+      <w:r>
+        <w:rPr>
+          <w:szCs w:val="22"/>
+        </w:rPr>
+        <w:t xml:space="preserve"> shifted (as it makes them sound more</w:t>
+      </w:r>
+      <w:r>
+        <w:rPr>
+          <w:szCs w:val="22"/>
+        </w:rPr>
+        <w:t xml:space="preserve"> /s/</w:t>
+      </w:r>
+      <w:r>
+        <w:rPr>
+          <w:szCs w:val="22"/>
+        </w:rPr>
+        <w:t xml:space="preserve"> like). </w:t>
+      </w:r>
+      <w:r>
+        <w:rPr>
+          <w:szCs w:val="22"/>
+        </w:rPr>
+        <w:t xml:space="preserve">Without further considerations, this should weaken the effect of the </w:t>
+      </w:r>
+      <w:r>
+        <w:rPr>
+          <w:szCs w:val="22"/>
+        </w:rPr>
+        <w:t>/s/</w:t>
+      </w:r>
+      <w:r>
+        <w:rPr>
+          <w:szCs w:val="22"/>
+        </w:rPr>
+        <w:t xml:space="preserve">-biased exposure and strengthen the effect of </w:t>
       </w:r>
       <w:r>
         <w:rPr>
@@ -22963,622 +23967,19 @@
         <w:rPr>
           <w:szCs w:val="22"/>
         </w:rPr>
-        <w:t xml:space="preserve">- and </w:t>
-      </w:r>
-      <w:r>
-        <w:rPr>
-          <w:szCs w:val="22"/>
-        </w:rPr>
-        <w:t>/</w:t>
-      </w:r>
-      <w:r>
-        <w:rPr>
-          <w:szCs w:val="22"/>
-        </w:rPr>
-        <w:t>s</w:t>
-      </w:r>
-      <w:r>
-        <w:rPr>
-          <w:szCs w:val="22"/>
-        </w:rPr>
-        <w:t>/</w:t>
-      </w:r>
-      <w:r>
-        <w:rPr>
-          <w:szCs w:val="22"/>
-        </w:rPr>
-        <w:t xml:space="preserve">-biased exposure during </w:t>
-      </w:r>
-      <w:r>
-        <w:rPr>
-          <w:szCs w:val="22"/>
-        </w:rPr>
-        <w:t xml:space="preserve">the audio-only </w:t>
-      </w:r>
-      <w:r>
-        <w:rPr>
-          <w:szCs w:val="22"/>
-        </w:rPr>
-        <w:t>test</w:t>
-      </w:r>
-      <w:r>
-        <w:rPr>
-          <w:szCs w:val="22"/>
-        </w:rPr>
-        <w:t xml:space="preserve"> </w:t>
-      </w:r>
-      <w:r>
-        <w:rPr>
-          <w:szCs w:val="22"/>
-        </w:rPr>
-        <w:t>phase—</w:t>
-      </w:r>
-      <w:r>
-        <w:rPr>
-          <w:szCs w:val="22"/>
-        </w:rPr>
-        <w:t>is</w:t>
-      </w:r>
-      <w:r>
-        <w:rPr>
-          <w:szCs w:val="22"/>
-        </w:rPr>
-        <w:t xml:space="preserve"> blocked</w:t>
-      </w:r>
-      <w:r>
-        <w:rPr>
-          <w:szCs w:val="22"/>
-        </w:rPr>
-        <w:t xml:space="preserve"> </w:t>
-      </w:r>
-      <w:r>
-        <w:rPr>
-          <w:szCs w:val="22"/>
-        </w:rPr>
-        <w:t>when the talker ha</w:t>
-      </w:r>
-      <w:r>
-        <w:rPr>
-          <w:szCs w:val="22"/>
-        </w:rPr>
-        <w:t>d</w:t>
-      </w:r>
-      <w:r>
-        <w:rPr>
-          <w:szCs w:val="22"/>
-        </w:rPr>
-        <w:t xml:space="preserve"> a pen in the mouth during the </w:t>
-      </w:r>
-      <w:r>
-        <w:rPr>
-          <w:szCs w:val="22"/>
-        </w:rPr>
-        <w:t xml:space="preserve">pronunciation of the </w:t>
-      </w:r>
-      <w:r>
-        <w:rPr>
-          <w:szCs w:val="22"/>
-        </w:rPr>
-        <w:t xml:space="preserve">critical shifted </w:t>
-      </w:r>
-      <w:r>
-        <w:rPr>
-          <w:szCs w:val="22"/>
-        </w:rPr>
-        <w:t>exposure tokens</w:t>
-      </w:r>
-      <w:r>
-        <w:rPr>
-          <w:szCs w:val="22"/>
-        </w:rPr>
-        <w:t xml:space="preserve">. When the pen was instead in the hand during the shifted </w:t>
-      </w:r>
-      <w:r>
-        <w:rPr>
-          <w:szCs w:val="22"/>
-        </w:rPr>
-        <w:t>tokens</w:t>
-      </w:r>
-      <w:r>
-        <w:rPr>
-          <w:szCs w:val="22"/>
-        </w:rPr>
-        <w:t>, listeners again exhibited perceptual recalibration</w:t>
-      </w:r>
-      <w:r>
-        <w:rPr>
-          <w:szCs w:val="22"/>
-        </w:rPr>
-        <w:t>.</w:t>
-      </w:r>
-    </w:p>
-    <w:p>
-      <w:pPr>
-        <w:rPr>
-          <w:szCs w:val="22"/>
-        </w:rPr>
-      </w:pPr>
-      <w:r>
-        <w:rPr>
-          <w:szCs w:val="22"/>
-        </w:rPr>
-        <w:t>While this blocking effect has since been replicated multiple times, the mechanisms underlying the effect remain unclear</w:t>
-      </w:r>
-      <w:r>
-        <w:rPr>
-          <w:szCs w:val="22"/>
-        </w:rPr>
-        <w:t xml:space="preserve"> (</w:t>
-      </w:r>
-      <w:r>
-        <w:rPr>
-          <w:szCs w:val="22"/>
-        </w:rPr>
-        <w:t xml:space="preserve">see discussion in </w:t>
-      </w:r>
-      <w:r>
-        <w:rPr>
-          <w:szCs w:val="22"/>
-        </w:rPr>
-        <w:t>Kraljic &amp; Samuel, 2011; Liu &amp; Jaeger, 2018).</w:t>
-      </w:r>
-      <w:r>
-        <w:rPr>
-          <w:szCs w:val="22"/>
-        </w:rPr>
-        <w:t xml:space="preserve"> </w:t>
-      </w:r>
-      <w:r>
-        <w:rPr>
-          <w:szCs w:val="22"/>
-        </w:rPr>
-        <w:t xml:space="preserve">For instance, Kraljic et al. (2008) attributing the blocking effect to “pragmatic” reasoning that prevents perceptual learning for </w:t>
-      </w:r>
-      <w:r>
-        <w:rPr>
-          <w:szCs w:val="22"/>
-        </w:rPr>
-        <w:t>“</w:t>
-      </w:r>
-      <w:r>
-        <w:rPr>
-          <w:szCs w:val="22"/>
-        </w:rPr>
-        <w:t>incidental</w:t>
-      </w:r>
-      <w:r>
-        <w:rPr>
-          <w:szCs w:val="22"/>
-        </w:rPr>
-        <w:t>”</w:t>
-      </w:r>
-      <w:r>
-        <w:rPr>
-          <w:szCs w:val="22"/>
-        </w:rPr>
-        <w:t xml:space="preserve"> </w:t>
-      </w:r>
-      <w:r>
-        <w:rPr>
-          <w:szCs w:val="22"/>
-        </w:rPr>
-        <w:t>changes in pronunciation</w:t>
-      </w:r>
-      <w:r>
-        <w:rPr>
-          <w:szCs w:val="22"/>
-        </w:rPr>
-        <w:t xml:space="preserve">—like </w:t>
-      </w:r>
-      <w:r>
-        <w:rPr>
-          <w:szCs w:val="22"/>
-        </w:rPr>
-        <w:t xml:space="preserve">those arising </w:t>
-      </w:r>
-      <w:r>
-        <w:rPr>
-          <w:szCs w:val="22"/>
-        </w:rPr>
-        <w:t>a pen is in the mouth</w:t>
-      </w:r>
-      <w:r>
-        <w:rPr>
-          <w:szCs w:val="22"/>
-        </w:rPr>
-        <w:t xml:space="preserve">—while allowing perceptual learning for changes that are considered “characteristic” of the talker’s speech. Based on a series of new experiments, Kraljic and Samuel (2011) revised this account, suggesting instead that audiovisual inputs with a pen in the mouth are stored as separate exemplars that do not affect listeners’ categorization decisions for audio-only speech inputs—i.e., the type of speech input that has been used in the test phase of </w:t>
-      </w:r>
-      <w:r>
-        <w:rPr>
-          <w:i/>
-          <w:iCs/>
-          <w:szCs w:val="22"/>
-        </w:rPr>
-        <w:t>all</w:t>
-      </w:r>
-      <w:r>
-        <w:rPr>
-          <w:szCs w:val="22"/>
-        </w:rPr>
-        <w:t xml:space="preserve"> perceptual recalibration experiments on this question to date. </w:t>
-      </w:r>
-      <w:r>
-        <w:rPr>
-          <w:szCs w:val="22"/>
-        </w:rPr>
-        <w:t>However, based on additional experiments</w:t>
-      </w:r>
-      <w:r>
-        <w:rPr>
-          <w:szCs w:val="22"/>
-        </w:rPr>
-        <w:t>, Liu and Jaeger (2018) argued that the existing data were, in fact, more compatible with an account more along the lines of the original proposal by Kraljic et al. (2008)</w:t>
-      </w:r>
-      <w:r>
-        <w:rPr>
-          <w:szCs w:val="22"/>
-        </w:rPr>
-        <w:t xml:space="preserve">—as inference under uncertainty about the </w:t>
-      </w:r>
-      <w:r>
-        <w:rPr>
-          <w:i/>
-          <w:iCs/>
-          <w:szCs w:val="22"/>
-        </w:rPr>
-        <w:t>causes</w:t>
-      </w:r>
-      <w:r>
-        <w:rPr>
-          <w:szCs w:val="22"/>
-        </w:rPr>
-        <w:t xml:space="preserve"> for the unexpected pronunciations.</w:t>
-      </w:r>
-      <w:r>
-        <w:rPr>
-          <w:szCs w:val="22"/>
-        </w:rPr>
-        <w:t xml:space="preserve"> While some of these accounts (</w:t>
-      </w:r>
-      <w:proofErr w:type="gramStart"/>
-      <w:r>
-        <w:rPr>
-          <w:szCs w:val="22"/>
-        </w:rPr>
-        <w:t xml:space="preserve">in particular </w:t>
-      </w:r>
-      <w:r>
-        <w:rPr>
-          <w:szCs w:val="22"/>
-        </w:rPr>
-        <w:lastRenderedPageBreak/>
-        <w:t>the</w:t>
-      </w:r>
-      <w:proofErr w:type="gramEnd"/>
-      <w:r>
-        <w:rPr>
-          <w:szCs w:val="22"/>
-        </w:rPr>
-        <w:t xml:space="preserve"> causal inference account) have conceptual similarities to compensation, </w:t>
-      </w:r>
-      <w:commentRangeStart w:id="61"/>
-      <w:r>
-        <w:rPr>
-          <w:szCs w:val="22"/>
-        </w:rPr>
-        <w:t xml:space="preserve">previously offered explanations of the blocking effect share that they appeal to </w:t>
-      </w:r>
-      <w:r>
-        <w:rPr>
-          <w:i/>
-          <w:iCs/>
-          <w:szCs w:val="22"/>
-        </w:rPr>
-        <w:t>learning</w:t>
-      </w:r>
-      <w:r>
-        <w:rPr>
-          <w:szCs w:val="22"/>
-        </w:rPr>
-        <w:t xml:space="preserve"> and/or </w:t>
-      </w:r>
-      <w:r>
-        <w:rPr>
-          <w:i/>
-          <w:iCs/>
-          <w:szCs w:val="22"/>
-        </w:rPr>
-        <w:t>memory</w:t>
-      </w:r>
-      <w:r>
-        <w:rPr>
-          <w:szCs w:val="22"/>
-        </w:rPr>
-        <w:t>.</w:t>
-      </w:r>
-      <w:commentRangeEnd w:id="61"/>
-      <w:r>
-        <w:rPr>
-          <w:rStyle w:val="CommentReference"/>
-        </w:rPr>
-        <w:commentReference w:id="61"/>
-      </w:r>
-    </w:p>
-    <w:p>
-      <w:pPr>
-        <w:rPr>
-          <w:szCs w:val="22"/>
-        </w:rPr>
-      </w:pPr>
-      <w:r>
-        <w:rPr>
-          <w:szCs w:val="22"/>
-        </w:rPr>
-        <w:t xml:space="preserve">The results of </w:t>
-      </w:r>
-      <w:r>
-        <w:rPr>
-          <w:szCs w:val="22"/>
-        </w:rPr>
-        <w:t>our e</w:t>
-      </w:r>
-      <w:r>
-        <w:rPr>
-          <w:szCs w:val="22"/>
-        </w:rPr>
-        <w:t>xperiment</w:t>
-      </w:r>
-      <w:r>
-        <w:rPr>
-          <w:szCs w:val="22"/>
-        </w:rPr>
-        <w:t>s</w:t>
-      </w:r>
-      <w:r>
-        <w:rPr>
-          <w:szCs w:val="22"/>
-        </w:rPr>
-        <w:t xml:space="preserve"> </w:t>
-      </w:r>
-      <w:r>
-        <w:rPr>
-          <w:szCs w:val="22"/>
-        </w:rPr>
-        <w:t>raise the possibility</w:t>
-      </w:r>
-      <w:r>
-        <w:rPr>
-          <w:szCs w:val="22"/>
-        </w:rPr>
-        <w:t xml:space="preserve"> </w:t>
-      </w:r>
-      <w:r>
-        <w:rPr>
-          <w:szCs w:val="22"/>
-        </w:rPr>
-        <w:t>of another, qualitatively different, explanation:</w:t>
-      </w:r>
-      <w:r>
-        <w:rPr>
-          <w:szCs w:val="22"/>
-        </w:rPr>
-        <w:t xml:space="preserve"> </w:t>
-      </w:r>
-      <w:r>
-        <w:rPr>
-          <w:szCs w:val="22"/>
-        </w:rPr>
-        <w:t xml:space="preserve">participants might </w:t>
-      </w:r>
-      <w:r>
-        <w:rPr>
-          <w:i/>
-          <w:iCs/>
-          <w:szCs w:val="22"/>
-        </w:rPr>
-        <w:t>compensate</w:t>
-      </w:r>
-      <w:r>
-        <w:rPr>
-          <w:szCs w:val="22"/>
-        </w:rPr>
-        <w:t xml:space="preserve"> for the pen in the mouth during exposure. </w:t>
-      </w:r>
-      <w:r>
-        <w:rPr>
-          <w:szCs w:val="22"/>
-        </w:rPr>
-        <w:t xml:space="preserve">This would place the explanation in </w:t>
-      </w:r>
-      <w:r>
-        <w:rPr>
-          <w:i/>
-          <w:iCs/>
-          <w:szCs w:val="22"/>
-        </w:rPr>
-        <w:t>perception</w:t>
-      </w:r>
-      <w:r>
-        <w:rPr>
-          <w:szCs w:val="22"/>
-        </w:rPr>
-        <w:t xml:space="preserve">, rather than learning. </w:t>
-      </w:r>
-      <w:r>
-        <w:rPr>
-          <w:szCs w:val="22"/>
-        </w:rPr>
-        <w:t>If</w:t>
-      </w:r>
-      <w:r>
-        <w:rPr>
-          <w:szCs w:val="22"/>
-        </w:rPr>
-        <w:t xml:space="preserve"> compensation takes place before perceptual recalibration, t</w:t>
-      </w:r>
-      <w:r>
-        <w:rPr>
-          <w:szCs w:val="22"/>
-        </w:rPr>
-        <w:t xml:space="preserve">his would be expected to </w:t>
-      </w:r>
-      <w:r>
-        <w:rPr>
-          <w:szCs w:val="22"/>
-        </w:rPr>
-        <w:t xml:space="preserve">make the shifted </w:t>
-      </w:r>
-      <w:r>
-        <w:rPr>
-          <w:szCs w:val="22"/>
-        </w:rPr>
-        <w:t>/s/</w:t>
-      </w:r>
-      <w:r>
-        <w:rPr>
-          <w:szCs w:val="22"/>
-        </w:rPr>
-        <w:t xml:space="preserve"> tokens sound </w:t>
-      </w:r>
-      <w:r>
-        <w:rPr>
-          <w:i/>
-          <w:iCs/>
-          <w:szCs w:val="22"/>
-        </w:rPr>
-        <w:t>less</w:t>
-      </w:r>
-      <w:r>
-        <w:rPr>
-          <w:szCs w:val="22"/>
-        </w:rPr>
-        <w:t xml:space="preserve"> shifted (as it should make them sound </w:t>
-      </w:r>
-      <w:r>
-        <w:rPr>
-          <w:szCs w:val="22"/>
-        </w:rPr>
-        <w:t>less</w:t>
-      </w:r>
-      <w:r>
-        <w:rPr>
-          <w:szCs w:val="22"/>
-        </w:rPr>
-        <w:t xml:space="preserve"> </w:t>
-      </w:r>
-      <w:r>
-        <w:rPr>
-          <w:szCs w:val="22"/>
-        </w:rPr>
-        <w:t>/ʃ/</w:t>
-      </w:r>
-      <w:r>
-        <w:rPr>
-          <w:szCs w:val="22"/>
-        </w:rPr>
-        <w:t xml:space="preserve">-like) and </w:t>
-      </w:r>
-      <w:r>
-        <w:rPr>
-          <w:szCs w:val="22"/>
-        </w:rPr>
-        <w:t>to make the</w:t>
-      </w:r>
-      <w:r>
-        <w:rPr>
-          <w:szCs w:val="22"/>
-        </w:rPr>
-        <w:t xml:space="preserve"> shifted </w:t>
-      </w:r>
-      <w:r>
-        <w:rPr>
-          <w:szCs w:val="22"/>
-        </w:rPr>
-        <w:t>/ʃ/</w:t>
-      </w:r>
-      <w:r>
-        <w:rPr>
-          <w:szCs w:val="22"/>
-        </w:rPr>
-        <w:t xml:space="preserve"> tokens sound </w:t>
-      </w:r>
-      <w:r>
-        <w:rPr>
-          <w:i/>
-          <w:iCs/>
-          <w:szCs w:val="22"/>
-        </w:rPr>
-        <w:t>more</w:t>
-      </w:r>
-      <w:r>
-        <w:rPr>
-          <w:szCs w:val="22"/>
-        </w:rPr>
-        <w:t xml:space="preserve"> shifted (as it makes them sound more</w:t>
-      </w:r>
-      <w:r>
-        <w:rPr>
-          <w:szCs w:val="22"/>
-        </w:rPr>
-        <w:t xml:space="preserve"> /s/</w:t>
-      </w:r>
-      <w:r>
-        <w:rPr>
-          <w:szCs w:val="22"/>
-        </w:rPr>
-        <w:t xml:space="preserve"> like). </w:t>
-      </w:r>
-      <w:r>
-        <w:rPr>
-          <w:szCs w:val="22"/>
-        </w:rPr>
-        <w:t xml:space="preserve">Without further considerations, this should weaken the effect of the </w:t>
-      </w:r>
-      <w:r>
-        <w:rPr>
-          <w:szCs w:val="22"/>
-        </w:rPr>
-        <w:t>/s/</w:t>
-      </w:r>
-      <w:r>
-        <w:rPr>
-          <w:szCs w:val="22"/>
-        </w:rPr>
-        <w:t xml:space="preserve">-biased exposure and strengthen the effect of </w:t>
-      </w:r>
-      <w:r>
-        <w:rPr>
-          <w:szCs w:val="22"/>
-        </w:rPr>
-        <w:t>/ʃ/</w:t>
-      </w:r>
-      <w:r>
-        <w:rPr>
-          <w:szCs w:val="22"/>
-        </w:rPr>
         <w:t xml:space="preserve">-biased exposure, leaving </w:t>
       </w:r>
-      <w:ins w:id="62" w:author="Karboga, Gevher" w:date="2025-05-20T18:52:00Z" w16du:dateUtc="2025-05-20T22:52:00Z">
-        <w:r>
-          <w:rPr>
-            <w:szCs w:val="22"/>
-          </w:rPr>
-          <w:t xml:space="preserve">it </w:t>
-        </w:r>
-      </w:ins>
-      <w:proofErr w:type="gramStart"/>
-      <w:r>
-        <w:rPr>
-          <w:szCs w:val="22"/>
-        </w:rPr>
-        <w:t>unclear</w:t>
-      </w:r>
-      <w:proofErr w:type="gramEnd"/>
-      <w:r>
-        <w:rPr>
-          <w:szCs w:val="22"/>
-        </w:rPr>
-        <w:t xml:space="preserve"> how these two effects trade off. However, it is also known that shifts larger than those typically used in perceptual recalibration experiments</w:t>
+      <w:r>
+        <w:rPr>
+          <w:szCs w:val="22"/>
+        </w:rPr>
+        <w:t xml:space="preserve">it </w:t>
+      </w:r>
+      <w:r>
+        <w:rPr>
+          <w:szCs w:val="22"/>
+        </w:rPr>
+        <w:t>unclear how these two effects trade off. However, it is also known that shifts larger than those typically used in perceptual recalibration experiments</w:t>
       </w:r>
       <w:r>
         <w:rPr>
@@ -23848,21 +24249,7 @@
         <w:rPr>
           <w:szCs w:val="22"/>
         </w:rPr>
-        <w:t xml:space="preserve">We also thank Carol Fowler, Arty Samuel, and Jean </w:t>
-      </w:r>
-      <w:proofErr w:type="spellStart"/>
-      <w:r>
-        <w:rPr>
-          <w:szCs w:val="22"/>
-        </w:rPr>
-        <w:t>Vroomen</w:t>
-      </w:r>
-      <w:proofErr w:type="spellEnd"/>
-      <w:r>
-        <w:rPr>
-          <w:szCs w:val="22"/>
-        </w:rPr>
-        <w:t xml:space="preserve"> for helpful pointers to relevant literature, and helping us better understand the relevant theoretical space. </w:t>
+        <w:t xml:space="preserve">We also thank Carol Fowler, Arty Samuel, and Jean Vroomen for helpful pointers to relevant literature, and helping us better understand the relevant theoretical space. </w:t>
       </w:r>
       <w:r>
         <w:rPr>
@@ -23924,22 +24311,12 @@
         </w:rPr>
         <w:t xml:space="preserve">, </w:t>
       </w:r>
-      <w:del w:id="63" w:author="Karboga, Gevher" w:date="2025-05-20T18:54:00Z" w16du:dateUtc="2025-05-20T22:54:00Z">
-        <w:r>
-          <w:rPr>
-            <w:szCs w:val="22"/>
-          </w:rPr>
-          <w:delText>HMTL</w:delText>
-        </w:r>
-      </w:del>
-      <w:ins w:id="64" w:author="Karboga, Gevher" w:date="2025-05-20T18:54:00Z" w16du:dateUtc="2025-05-20T22:54:00Z">
-        <w:r>
-          <w:rPr>
-            <w:szCs w:val="22"/>
-          </w:rPr>
-          <w:t>HTML</w:t>
-        </w:r>
-      </w:ins>
+      <w:r>
+        <w:rPr>
+          <w:szCs w:val="22"/>
+        </w:rPr>
+        <w:t>HTML</w:t>
+      </w:r>
       <w:r>
         <w:rPr>
           <w:szCs w:val="22"/>
@@ -24018,7 +24395,7 @@
         </w:rPr>
         <w:t>we thank Zach Burchill, Wednesday Bushong, Linda Liu, and Xin Xie for sharing materials and feedback for a tutorial on crowdsourcing experiments developed as part of this project (</w:t>
       </w:r>
-      <w:hyperlink r:id="rId23" w:history="1">
+      <w:hyperlink r:id="rId22" w:history="1">
         <w:r>
           <w:rPr>
             <w:rStyle w:val="Hyperlink"/>
@@ -24061,42 +24438,36 @@
         </w:rPr>
         <w:t xml:space="preserve"> SNC proposed the experiment. SNC, G</w:t>
       </w:r>
-      <w:ins w:id="65" w:author="Karboga, Gevher" w:date="2025-05-20T18:55:00Z" w16du:dateUtc="2025-05-20T22:55:00Z">
-        <w:r>
-          <w:rPr>
-            <w:szCs w:val="22"/>
-          </w:rPr>
-          <w:t>E</w:t>
-        </w:r>
-      </w:ins>
+      <w:r>
+        <w:rPr>
+          <w:szCs w:val="22"/>
+        </w:rPr>
+        <w:t>E</w:t>
+      </w:r>
       <w:r>
         <w:rPr>
           <w:szCs w:val="22"/>
         </w:rPr>
         <w:t>K, and MY designed the experiment and developed the hypotheses, with input from TFJ. SNC created the audiovisual stimuli from the source audio and video files. TFJ and G</w:t>
       </w:r>
-      <w:ins w:id="66" w:author="Karboga, Gevher" w:date="2025-05-20T18:55:00Z" w16du:dateUtc="2025-05-20T22:55:00Z">
-        <w:r>
-          <w:rPr>
-            <w:szCs w:val="22"/>
-          </w:rPr>
-          <w:t>E</w:t>
-        </w:r>
-      </w:ins>
+      <w:r>
+        <w:rPr>
+          <w:szCs w:val="22"/>
+        </w:rPr>
+        <w:t>E</w:t>
+      </w:r>
       <w:r>
         <w:rPr>
           <w:szCs w:val="22"/>
         </w:rPr>
         <w:t>K programmed the web-based experiments. G</w:t>
       </w:r>
-      <w:ins w:id="67" w:author="Karboga, Gevher" w:date="2025-05-20T18:55:00Z" w16du:dateUtc="2025-05-20T22:55:00Z">
-        <w:r>
-          <w:rPr>
-            <w:szCs w:val="22"/>
-          </w:rPr>
-          <w:t>E</w:t>
-        </w:r>
-      </w:ins>
+      <w:r>
+        <w:rPr>
+          <w:szCs w:val="22"/>
+        </w:rPr>
+        <w:t>E</w:t>
+      </w:r>
       <w:r>
         <w:rPr>
           <w:szCs w:val="22"/>
@@ -24256,19 +24627,11 @@
         </w:rPr>
       </w:pPr>
       <w:hyperlink w:history="1"/>
-      <w:proofErr w:type="spellStart"/>
-      <w:r>
-        <w:rPr>
-          <w:szCs w:val="22"/>
-        </w:rPr>
-        <w:t>Bejjanki</w:t>
-      </w:r>
-      <w:proofErr w:type="spellEnd"/>
-      <w:r>
-        <w:rPr>
-          <w:szCs w:val="22"/>
-        </w:rPr>
-        <w:t xml:space="preserve">, </w:t>
+      <w:r>
+        <w:rPr>
+          <w:szCs w:val="22"/>
+        </w:rPr>
+        <w:t xml:space="preserve">Bejjanki, </w:t>
       </w:r>
       <w:r>
         <w:rPr>
@@ -24298,21 +24661,7 @@
         <w:rPr>
           <w:szCs w:val="22"/>
         </w:rPr>
-        <w:t xml:space="preserve">, </w:t>
-      </w:r>
-      <w:proofErr w:type="spellStart"/>
-      <w:r>
-        <w:rPr>
-          <w:szCs w:val="22"/>
-        </w:rPr>
-        <w:t>Clayards</w:t>
-      </w:r>
-      <w:proofErr w:type="spellEnd"/>
-      <w:r>
-        <w:rPr>
-          <w:szCs w:val="22"/>
-        </w:rPr>
-        <w:t xml:space="preserve"> M</w:t>
+        <w:t>, Clayards M</w:t>
       </w:r>
       <w:r>
         <w:rPr>
@@ -24675,7 +25024,7 @@
         </w:rPr>
         <w:t> (pp. 189–201). Boston Review. </w:t>
       </w:r>
-      <w:hyperlink r:id="rId24" w:tgtFrame="_blank" w:history="1">
+      <w:hyperlink r:id="rId23" w:tgtFrame="_blank" w:history="1">
         <w:r>
           <w:rPr>
             <w:rStyle w:val="Hyperlink"/>
@@ -24801,21 +25150,7 @@
         <w:rPr>
           <w:szCs w:val="22"/>
         </w:rPr>
-        <w:t xml:space="preserve">, J., Acheson, D. J., </w:t>
-      </w:r>
-      <w:proofErr w:type="spellStart"/>
-      <w:r>
-        <w:rPr>
-          <w:szCs w:val="22"/>
-        </w:rPr>
-        <w:t>Hagoort</w:t>
-      </w:r>
-      <w:proofErr w:type="spellEnd"/>
-      <w:r>
-        <w:rPr>
-          <w:szCs w:val="22"/>
-        </w:rPr>
-        <w:t xml:space="preserve">, P., &amp; </w:t>
+        <w:t xml:space="preserve">, J., Acheson, D. J., Hagoort, P., &amp; </w:t>
       </w:r>
       <w:proofErr w:type="spellStart"/>
       <w:r>
@@ -25303,21 +25638,7 @@
         <w:rPr>
           <w:szCs w:val="22"/>
         </w:rPr>
-        <w:t xml:space="preserve">Lewandowski, D., </w:t>
-      </w:r>
-      <w:proofErr w:type="spellStart"/>
-      <w:r>
-        <w:rPr>
-          <w:szCs w:val="22"/>
-        </w:rPr>
-        <w:t>Kurowicka</w:t>
-      </w:r>
-      <w:proofErr w:type="spellEnd"/>
-      <w:r>
-        <w:rPr>
-          <w:szCs w:val="22"/>
-        </w:rPr>
-        <w:t xml:space="preserve">, D., &amp; Joe, H. (2009). Generating random correlation matrices based on vines and extended onion method. </w:t>
+        <w:t xml:space="preserve">Lewandowski, D., Kurowicka, D., &amp; Joe, H. (2009). Generating random correlation matrices based on vines and extended onion method. </w:t>
       </w:r>
       <w:r>
         <w:rPr>
@@ -25506,19 +25827,11 @@
           <w:szCs w:val="22"/>
         </w:rPr>
       </w:pPr>
-      <w:proofErr w:type="spellStart"/>
-      <w:r>
-        <w:rPr>
-          <w:szCs w:val="22"/>
-        </w:rPr>
-        <w:t>Lüttke</w:t>
-      </w:r>
-      <w:proofErr w:type="spellEnd"/>
-      <w:r>
-        <w:rPr>
-          <w:szCs w:val="22"/>
-        </w:rPr>
-        <w:t xml:space="preserve">, C. S., Pérez-Bellido, A., &amp; de Lange, F. P. (2018). Rapid recalibration of speech perception after experiencing the McGurk illusion. </w:t>
+      <w:r>
+        <w:rPr>
+          <w:szCs w:val="22"/>
+        </w:rPr>
+        <w:t xml:space="preserve">Lüttke, C. S., Pérez-Bellido, A., &amp; de Lange, F. P. (2018). Rapid recalibration of speech perception after experiencing the McGurk illusion. </w:t>
       </w:r>
       <w:r>
         <w:rPr>
@@ -25548,7 +25861,7 @@
         </w:rPr>
         <w:t xml:space="preserve">(3). </w:t>
       </w:r>
-      <w:hyperlink r:id="rId25" w:history="1">
+      <w:hyperlink r:id="rId24" w:history="1">
         <w:r>
           <w:rPr>
             <w:rStyle w:val="Hyperlink"/>
@@ -25917,7 +26230,6 @@
         </w:rPr>
         <w:t xml:space="preserve"> (2012). </w:t>
       </w:r>
-      <w:proofErr w:type="spellStart"/>
       <w:r>
         <w:rPr>
           <w:i/>
@@ -25926,7 +26238,6 @@
         </w:rPr>
         <w:t>FricativeMakerPro</w:t>
       </w:r>
-      <w:proofErr w:type="spellEnd"/>
     </w:p>
     <w:p>
       <w:pPr>
@@ -26237,19 +26548,11 @@
           <w:szCs w:val="22"/>
         </w:rPr>
       </w:pPr>
-      <w:proofErr w:type="spellStart"/>
-      <w:r>
-        <w:rPr>
-          <w:szCs w:val="22"/>
-        </w:rPr>
-        <w:t>Syrdal</w:t>
-      </w:r>
-      <w:proofErr w:type="spellEnd"/>
-      <w:r>
-        <w:rPr>
-          <w:szCs w:val="22"/>
-        </w:rPr>
-        <w:t xml:space="preserve">, </w:t>
+      <w:r>
+        <w:rPr>
+          <w:szCs w:val="22"/>
+        </w:rPr>
+        <w:t xml:space="preserve">Syrdal, </w:t>
       </w:r>
       <w:r>
         <w:rPr>
@@ -26263,7 +26566,29 @@
           <w:iCs/>
           <w:szCs w:val="22"/>
         </w:rPr>
-        <w:t xml:space="preserve">The Journal of the Acoustical Society of </w:t>
+        <w:t>The Journal of the Acoustical Society of America, 79(4)</w:t>
+      </w:r>
+      <w:r>
+        <w:rPr>
+          <w:szCs w:val="22"/>
+        </w:rPr>
+        <w:t>, 1086–1100.</w:t>
+      </w:r>
+    </w:p>
+    <w:p>
+      <w:pPr>
+        <w:spacing w:line="240" w:lineRule="auto"/>
+        <w:ind w:left="360" w:hanging="360"/>
+        <w:rPr>
+          <w:szCs w:val="22"/>
+        </w:rPr>
+      </w:pPr>
+      <w:r>
+        <w:rPr>
+          <w:szCs w:val="22"/>
+        </w:rPr>
+        <w:lastRenderedPageBreak/>
+        <w:t>Viswanathan, N., &amp; Stephens, J. D. (2016). Compensation for visually specified coarticulation in liquid–stop contexts. </w:t>
       </w:r>
       <w:r>
         <w:rPr>
@@ -26271,14 +26596,39 @@
           <w:iCs/>
           <w:szCs w:val="22"/>
         </w:rPr>
-        <w:lastRenderedPageBreak/>
-        <w:t>America, 79(4)</w:t>
-      </w:r>
-      <w:r>
-        <w:rPr>
-          <w:szCs w:val="22"/>
-        </w:rPr>
-        <w:t>, 1086–1100.</w:t>
+        <w:t>Attention, Perception, &amp; Psychophysics</w:t>
+      </w:r>
+      <w:r>
+        <w:rPr>
+          <w:szCs w:val="22"/>
+        </w:rPr>
+        <w:t>, </w:t>
+      </w:r>
+      <w:r>
+        <w:rPr>
+          <w:i/>
+          <w:iCs/>
+          <w:szCs w:val="22"/>
+        </w:rPr>
+        <w:t>78</w:t>
+      </w:r>
+      <w:r>
+        <w:rPr>
+          <w:szCs w:val="22"/>
+        </w:rPr>
+        <w:t>, 2341</w:t>
+      </w:r>
+      <w:r>
+        <w:rPr>
+          <w:szCs w:val="22"/>
+        </w:rPr>
+        <w:t>–</w:t>
+      </w:r>
+      <w:r>
+        <w:rPr>
+          <w:szCs w:val="22"/>
+        </w:rPr>
+        <w:t>2347.</w:t>
       </w:r>
     </w:p>
     <w:p>
@@ -26293,7 +26643,13 @@
         <w:rPr>
           <w:szCs w:val="22"/>
         </w:rPr>
-        <w:t>Viswanathan, N., &amp; Stephens, J. D. (2016). Compensation for visually specified coarticulation in liquid–stop contexts. </w:t>
+        <w:t>Vroomen</w:t>
+      </w:r>
+      <w:r>
+        <w:rPr>
+          <w:szCs w:val="22"/>
+        </w:rPr>
+        <w:t>, J., &amp; de Gelder, B. (2001). Lipreading and the compensation for coarticulation mechanism. </w:t>
       </w:r>
       <w:r>
         <w:rPr>
@@ -26301,7 +26657,7 @@
           <w:iCs/>
           <w:szCs w:val="22"/>
         </w:rPr>
-        <w:t>Attention, Perception, &amp; Psychophysics</w:t>
+        <w:t>Language and Cognitive Processes</w:t>
       </w:r>
       <w:r>
         <w:rPr>
@@ -26315,25 +26671,13 @@
           <w:iCs/>
           <w:szCs w:val="22"/>
         </w:rPr>
-        <w:t>78</w:t>
-      </w:r>
-      <w:r>
-        <w:rPr>
-          <w:szCs w:val="22"/>
-        </w:rPr>
-        <w:t>, 2341</w:t>
-      </w:r>
-      <w:r>
-        <w:rPr>
-          <w:szCs w:val="22"/>
-        </w:rPr>
-        <w:t>–</w:t>
-      </w:r>
-      <w:r>
-        <w:rPr>
-          <w:szCs w:val="22"/>
-        </w:rPr>
-        <w:t>2347.</w:t>
+        <w:t>16</w:t>
+      </w:r>
+      <w:r>
+        <w:rPr>
+          <w:szCs w:val="22"/>
+        </w:rPr>
+        <w:t xml:space="preserve">(5–6), 661–672. </w:t>
       </w:r>
     </w:p>
     <w:p>
@@ -26344,47 +26688,24 @@
           <w:szCs w:val="22"/>
         </w:rPr>
       </w:pPr>
-      <w:proofErr w:type="spellStart"/>
-      <w:r>
-        <w:rPr>
-          <w:szCs w:val="22"/>
-        </w:rPr>
-        <w:t>Vroomen</w:t>
-      </w:r>
-      <w:proofErr w:type="spellEnd"/>
-      <w:r>
-        <w:rPr>
-          <w:szCs w:val="22"/>
-        </w:rPr>
-        <w:t>, J., &amp; de Gelder, B. (2001). Lipreading and the compensation for coarticulation mechanism. </w:t>
+      <w:r>
+        <w:rPr>
+          <w:szCs w:val="22"/>
+        </w:rPr>
+        <w:t xml:space="preserve">Weatherholtz, K., &amp; Jaeger, T. F. (2016). Speech perception and generalization across talkers and accents. Linguistics: </w:t>
       </w:r>
       <w:r>
         <w:rPr>
           <w:i/>
-          <w:iCs/>
-          <w:szCs w:val="22"/>
-        </w:rPr>
-        <w:t>Language and Cognitive Processes</w:t>
-      </w:r>
-      <w:r>
-        <w:rPr>
-          <w:szCs w:val="22"/>
-        </w:rPr>
-        <w:t>, </w:t>
-      </w:r>
-      <w:r>
-        <w:rPr>
-          <w:i/>
-          <w:iCs/>
-          <w:szCs w:val="22"/>
-        </w:rPr>
-        <w:t>16</w:t>
-      </w:r>
-      <w:r>
-        <w:rPr>
-          <w:szCs w:val="22"/>
-        </w:rPr>
-        <w:t xml:space="preserve">(5–6), 661–672. </w:t>
+          <w:szCs w:val="22"/>
+        </w:rPr>
+        <w:t>Oxford Research Encyclopedias</w:t>
+      </w:r>
+      <w:r>
+        <w:rPr>
+          <w:szCs w:val="22"/>
+        </w:rPr>
+        <w:t xml:space="preserve">. </w:t>
       </w:r>
     </w:p>
     <w:p>
@@ -26399,37 +26720,9 @@
         <w:rPr>
           <w:szCs w:val="22"/>
         </w:rPr>
-        <w:t xml:space="preserve">Weatherholtz, K., &amp; Jaeger, T. F. (2016). Speech perception and generalization across talkers and accents. Linguistics: </w:t>
-      </w:r>
-      <w:r>
-        <w:rPr>
-          <w:i/>
-          <w:szCs w:val="22"/>
-        </w:rPr>
-        <w:t>Oxford Research Encyclopedias</w:t>
-      </w:r>
-      <w:r>
-        <w:rPr>
-          <w:szCs w:val="22"/>
-        </w:rPr>
-        <w:t xml:space="preserve">. </w:t>
-      </w:r>
-    </w:p>
-    <w:p>
-      <w:pPr>
-        <w:spacing w:line="240" w:lineRule="auto"/>
-        <w:ind w:left="360" w:hanging="360"/>
-        <w:rPr>
-          <w:szCs w:val="22"/>
-        </w:rPr>
-      </w:pPr>
-      <w:r>
-        <w:rPr>
-          <w:szCs w:val="22"/>
-        </w:rPr>
         <w:t xml:space="preserve">Xie, X., Liu, L., &amp; Jaeger, T. F. (2021, January 11). Xie, Liu, &amp; Jaeger (2020). Cross-talker generalization during foreign-accented speech perception. </w:t>
       </w:r>
-      <w:hyperlink r:id="rId26" w:history="1">
+      <w:hyperlink r:id="rId25" w:history="1">
         <w:r>
           <w:rPr>
             <w:rStyle w:val="Hyperlink"/>
@@ -26444,60 +26737,57 @@
         <w:spacing w:line="240" w:lineRule="auto"/>
         <w:ind w:left="360" w:hanging="360"/>
         <w:rPr>
-          <w:ins w:id="68" w:author="Cummings, Shawn" w:date="2025-05-12T20:19:00Z" w16du:dateUtc="2025-05-13T00:19:00Z"/>
-          <w:szCs w:val="22"/>
-        </w:rPr>
-      </w:pPr>
-      <w:ins w:id="69" w:author="Cummings, Shawn" w:date="2025-05-12T20:19:00Z">
-        <w:r>
-          <w:rPr>
-            <w:szCs w:val="22"/>
-          </w:rPr>
-          <w:t xml:space="preserve">Yamada, R. A., &amp; </w:t>
-        </w:r>
-        <w:proofErr w:type="spellStart"/>
-        <w:r>
-          <w:rPr>
-            <w:szCs w:val="22"/>
-          </w:rPr>
-          <w:t>Tohkura</w:t>
-        </w:r>
-        <w:proofErr w:type="spellEnd"/>
-        <w:r>
-          <w:rPr>
-            <w:szCs w:val="22"/>
-          </w:rPr>
-          <w:t>, Y. I. (1992). The effects of experimental variables on the perception of American English/r/and/l/by Japanese listeners. </w:t>
-        </w:r>
-        <w:r>
-          <w:rPr>
-            <w:i/>
-            <w:iCs/>
-            <w:szCs w:val="22"/>
-          </w:rPr>
-          <w:t>Perception &amp; psychophysics</w:t>
-        </w:r>
-        <w:r>
-          <w:rPr>
-            <w:szCs w:val="22"/>
-          </w:rPr>
-          <w:t>, </w:t>
-        </w:r>
-        <w:r>
-          <w:rPr>
-            <w:i/>
-            <w:iCs/>
-            <w:szCs w:val="22"/>
-          </w:rPr>
-          <w:t>52</w:t>
-        </w:r>
-        <w:r>
-          <w:rPr>
-            <w:szCs w:val="22"/>
-          </w:rPr>
-          <w:t>, 376-392.</w:t>
-        </w:r>
-      </w:ins>
+          <w:szCs w:val="22"/>
+        </w:rPr>
+      </w:pPr>
+      <w:r>
+        <w:rPr>
+          <w:szCs w:val="22"/>
+        </w:rPr>
+        <w:t xml:space="preserve">Yamada, R. A., &amp; </w:t>
+      </w:r>
+      <w:proofErr w:type="spellStart"/>
+      <w:r>
+        <w:rPr>
+          <w:szCs w:val="22"/>
+        </w:rPr>
+        <w:t>Tohkura</w:t>
+      </w:r>
+      <w:proofErr w:type="spellEnd"/>
+      <w:r>
+        <w:rPr>
+          <w:szCs w:val="22"/>
+        </w:rPr>
+        <w:t>, Y. I. (1992). The effects of experimental variables on the perception of American English/r/and/l/by Japanese listeners. </w:t>
+      </w:r>
+      <w:r>
+        <w:rPr>
+          <w:i/>
+          <w:iCs/>
+          <w:szCs w:val="22"/>
+        </w:rPr>
+        <w:t>Perception &amp; psychophysics</w:t>
+      </w:r>
+      <w:r>
+        <w:rPr>
+          <w:szCs w:val="22"/>
+        </w:rPr>
+        <w:t>, </w:t>
+      </w:r>
+      <w:r>
+        <w:rPr>
+          <w:i/>
+          <w:iCs/>
+          <w:szCs w:val="22"/>
+        </w:rPr>
+        <w:t>52</w:t>
+      </w:r>
+      <w:r>
+        <w:rPr>
+          <w:szCs w:val="22"/>
+        </w:rPr>
+        <w:t>, 376-392.</w:t>
+      </w:r>
     </w:p>
     <w:p>
       <w:pPr>
@@ -26555,7 +26845,7 @@
 
 <file path=word/comments.xml><?xml version="1.0" encoding="utf-8"?>
 <w:comments xmlns:wpc="http://schemas.microsoft.com/office/word/2010/wordprocessingCanvas" xmlns:cx="http://schemas.microsoft.com/office/drawing/2014/chartex" xmlns:cx1="http://schemas.microsoft.com/office/drawing/2015/9/8/chartex" xmlns:cx2="http://schemas.microsoft.com/office/drawing/2015/10/21/chartex" xmlns:cx3="http://schemas.microsoft.com/office/drawing/2016/5/9/chartex" xmlns:cx4="http://schemas.microsoft.com/office/drawing/2016/5/10/chartex" xmlns:cx5="http://schemas.microsoft.com/office/drawing/2016/5/11/chartex" xmlns:cx6="http://schemas.microsoft.com/office/drawing/2016/5/12/chartex" xmlns:cx7="http://schemas.microsoft.com/office/drawing/2016/5/13/chartex" xmlns:cx8="http://schemas.microsoft.com/office/drawing/2016/5/14/chartex" xmlns:mc="http://schemas.openxmlformats.org/markup-compatibility/2006" xmlns:aink="http://schemas.microsoft.com/office/drawing/2016/ink" xmlns:am3d="http://schemas.microsoft.com/office/drawing/2017/model3d" xmlns:o="urn:schemas-microsoft-com:office:office" xmlns:oel="http://schemas.microsoft.com/office/2019/extlst" xmlns:r="http://schemas.openxmlformats.org/officeDocument/2006/relationships" xmlns:m="http://schemas.openxmlformats.org/officeDocument/2006/math" xmlns:v="urn:schemas-microsoft-com:vml" xmlns:wp14="http://schemas.microsoft.com/office/word/2010/wordprocessingDrawing" xmlns:wp="http://schemas.openxmlformats.org/drawingml/2006/wordprocessingDrawing" xmlns:w10="urn:schemas-microsoft-com:office:word" xmlns:w="http://schemas.openxmlformats.org/wordprocessingml/2006/main" xmlns:w14="http://schemas.microsoft.com/office/word/2010/wordml" xmlns:w15="http://schemas.microsoft.com/office/word/2012/wordml" xmlns:w16cex="http://schemas.microsoft.com/office/word/2018/wordml/cex" xmlns:w16cid="http://schemas.microsoft.com/office/word/2016/wordml/cid" xmlns:w16="http://schemas.microsoft.com/office/word/2018/wordml" xmlns:w16du="http://schemas.microsoft.com/office/word/2023/wordml/word16du" xmlns:w16sdtdh="http://schemas.microsoft.com/office/word/2020/wordml/sdtdatahash" xmlns:w16sdtfl="http://schemas.microsoft.com/office/word/2024/wordml/sdtformatlock" xmlns:w16se="http://schemas.microsoft.com/office/word/2015/wordml/symex" xmlns:wpg="http://schemas.microsoft.com/office/word/2010/wordprocessingGroup" xmlns:wpi="http://schemas.microsoft.com/office/word/2010/wordprocessingInk" xmlns:wne="http://schemas.microsoft.com/office/word/2006/wordml" xmlns:wps="http://schemas.microsoft.com/office/word/2010/wordprocessingShape" mc:Ignorable="w14 w15 w16se w16cid w16 w16cex w16sdtdh w16sdtfl w16du wp14">
-  <w:comment w:id="5" w:author="Jaeger, Florian" w:date="2025-05-11T17:22:00Z" w:initials="TJ">
+  <w:comment w:id="5" w:author="Jaeger, Florian" w:date="2025-05-21T14:29:00Z" w:initials="TJ">
     <w:p>
       <w:pPr>
         <w:jc w:val="left"/>
@@ -26570,11 +26860,11 @@
         <w:rPr>
           <w:color w:val="000000"/>
         </w:rPr>
-        <w:t xml:space="preserve">It seems kinda irrelevant whether this resulted from an error or not? I’m not opposed to omitting error (we do so in the SI). But I’m not sure what the reader gains from that in this case. “errors in labeling the continuum” is hard to parse without more context? </w:t>
+        <w:t>update/check</w:t>
       </w:r>
     </w:p>
   </w:comment>
-  <w:comment w:id="6" w:author="Cummings, Shawn" w:date="2025-05-12T20:36:00Z" w:initials="SC">
+  <w:comment w:id="24" w:author="Jaeger, Florian" w:date="2025-05-21T14:30:00Z" w:initials="TJ">
     <w:p>
       <w:pPr>
         <w:jc w:val="left"/>
@@ -26586,11 +26876,14 @@
         <w:annotationRef/>
       </w:r>
       <w:r>
-        <w:t>Agree—I like this newest version of the prose</w:t>
+        <w:rPr>
+          <w:color w:val="000000"/>
+        </w:rPr>
+        <w:t>fill in</w:t>
       </w:r>
     </w:p>
   </w:comment>
-  <w:comment w:id="12" w:author="Jaeger, Florian" w:date="2025-05-11T16:16:00Z" w:initials="TJ">
+  <w:comment w:id="35" w:author="Jaeger, Florian" w:date="2025-05-21T14:31:00Z" w:initials="TJ">
     <w:p>
       <w:pPr>
         <w:jc w:val="left"/>
@@ -26605,11 +26898,11 @@
         <w:rPr>
           <w:color w:val="000000"/>
         </w:rPr>
-        <w:t>this doesn’t match the table. and if we indeed excluded based on trial-level RTs, this needs to be added here and in the table.</w:t>
+        <w:t>check</w:t>
       </w:r>
     </w:p>
   </w:comment>
-  <w:comment w:id="10" w:author="Cummings, Shawn" w:date="2025-05-09T12:59:00Z" w:initials="SC">
+  <w:comment w:id="115" w:author="Jaeger, Florian" w:date="2025-05-21T14:31:00Z" w:initials="TJ">
     <w:p>
       <w:pPr>
         <w:jc w:val="left"/>
@@ -26621,11 +26914,14 @@
         <w:annotationRef/>
       </w:r>
       <w:r>
-        <w:t>We also excluded based on individual trials with long/short RTs— should that be described?</w:t>
+        <w:rPr>
+          <w:color w:val="000000"/>
+        </w:rPr>
+        <w:t>update</w:t>
       </w:r>
     </w:p>
   </w:comment>
-  <w:comment w:id="11" w:author="Cummings, Shawn" w:date="2025-05-09T13:12:00Z" w:initials="SC">
+  <w:comment w:id="127" w:author="Jaeger, Florian" w:date="2025-05-11T16:19:00Z" w:initials="TJ">
     <w:p>
       <w:pPr>
         <w:jc w:val="left"/>
@@ -26637,11 +26933,25 @@
         <w:annotationRef/>
       </w:r>
       <w:r>
-        <w:t>This is also where the white dot trials should be clarified?</w:t>
+        <w:rPr>
+          <w:color w:val="000000"/>
+        </w:rPr>
+        <w:t xml:space="preserve">should we perhaps rename this </w:t>
+      </w:r>
+    </w:p>
+    <w:p>
+      <w:pPr>
+        <w:jc w:val="left"/>
+      </w:pPr>
+      <w:r>
+        <w:rPr>
+          <w:color w:val="000000"/>
+        </w:rPr>
+        <w:t>“pen placement”? (also would have to change the code)</w:t>
       </w:r>
     </w:p>
   </w:comment>
-  <w:comment w:id="16" w:author="Jaeger, Florian" w:date="2025-05-11T16:19:00Z" w:initials="TJ">
+  <w:comment w:id="128" w:author="Cummings, Shawn" w:date="2025-05-12T20:37:00Z" w:initials="SC">
     <w:p>
       <w:pPr>
         <w:jc w:val="left"/>
@@ -26653,240 +26963,7 @@
         <w:annotationRef/>
       </w:r>
       <w:r>
-        <w:rPr>
-          <w:color w:val="000000"/>
-        </w:rPr>
-        <w:t xml:space="preserve">should we perhaps rename this </w:t>
-      </w:r>
-    </w:p>
-    <w:p>
-      <w:pPr>
-        <w:jc w:val="left"/>
-      </w:pPr>
-      <w:r>
-        <w:rPr>
-          <w:color w:val="000000"/>
-        </w:rPr>
-        <w:t>“pen placement”? (also would have to change the code)</w:t>
-      </w:r>
-    </w:p>
-  </w:comment>
-  <w:comment w:id="17" w:author="Cummings, Shawn" w:date="2025-05-12T20:37:00Z" w:initials="SC">
-    <w:p>
-      <w:pPr>
-        <w:jc w:val="left"/>
-      </w:pPr>
-      <w:r>
-        <w:rPr>
-          <w:rStyle w:val="CommentReference"/>
-        </w:rPr>
-        <w:annotationRef/>
-      </w:r>
-      <w:r>
         <w:t xml:space="preserve">The two feel pretty synonymous to me… not opposed to “pen placement” if you see a benefit! </w:t>
-      </w:r>
-    </w:p>
-  </w:comment>
-  <w:comment w:id="23" w:author="Jaeger, Florian" w:date="2025-05-11T16:22:00Z" w:initials="TJ">
-    <w:p>
-      <w:pPr>
-        <w:jc w:val="left"/>
-      </w:pPr>
-      <w:r>
-        <w:rPr>
-          <w:rStyle w:val="CommentReference"/>
-        </w:rPr>
-        <w:annotationRef/>
-      </w:r>
-      <w:r>
-        <w:rPr>
-          <w:color w:val="000000"/>
-        </w:rPr>
-        <w:t>reworded somewhat since we didn’t actually code continuum step as continuous (I had forgotten)</w:t>
-      </w:r>
-    </w:p>
-  </w:comment>
-  <w:comment w:id="24" w:author="Jaeger, Florian" w:date="2025-05-11T16:22:00Z" w:initials="TJ">
-    <w:p>
-      <w:pPr>
-        <w:jc w:val="left"/>
-      </w:pPr>
-      <w:r>
-        <w:rPr>
-          <w:rStyle w:val="CommentReference"/>
-        </w:rPr>
-        <w:annotationRef/>
-      </w:r>
-      <w:r>
-        <w:rPr>
-          <w:color w:val="000000"/>
-        </w:rPr>
-        <w:t>I also moved it into the main text since it seems sufficiently important.</w:t>
-      </w:r>
-    </w:p>
-  </w:comment>
-  <w:comment w:id="28" w:author="Jaeger, Florian" w:date="2025-05-11T17:36:00Z" w:initials="TJ">
-    <w:p>
-      <w:pPr>
-        <w:jc w:val="left"/>
-      </w:pPr>
-      <w:r>
-        <w:rPr>
-          <w:rStyle w:val="CommentReference"/>
-        </w:rPr>
-        <w:annotationRef/>
-      </w:r>
-      <w:r>
-        <w:rPr>
-          <w:color w:val="000000"/>
-        </w:rPr>
-        <w:t>If we replace this, perhaps add a “-“ between ashi and responses?</w:t>
-      </w:r>
-    </w:p>
-  </w:comment>
-  <w:comment w:id="29" w:author="Jaeger, Florian" w:date="2025-05-11T17:37:00Z" w:initials="TJ">
-    <w:p>
-      <w:pPr>
-        <w:jc w:val="left"/>
-      </w:pPr>
-      <w:r>
-        <w:rPr>
-          <w:rStyle w:val="CommentReference"/>
-        </w:rPr>
-        <w:annotationRef/>
-      </w:r>
-      <w:r>
-        <w:rPr>
-          <w:color w:val="000000"/>
-        </w:rPr>
-        <w:t>as we seem to do that in the text.</w:t>
-      </w:r>
-    </w:p>
-  </w:comment>
-  <w:comment w:id="30" w:author="Cummings, Shawn" w:date="2025-05-12T20:55:00Z" w:initials="SC">
-    <w:p>
-      <w:pPr>
-        <w:jc w:val="left"/>
-      </w:pPr>
-      <w:r>
-        <w:rPr>
-          <w:rStyle w:val="CommentReference"/>
-        </w:rPr>
-        <w:annotationRef/>
-      </w:r>
-      <w:r>
-        <w:t>Done!</w:t>
-      </w:r>
-    </w:p>
-  </w:comment>
-  <w:comment w:id="33" w:author="Jaeger, Florian" w:date="2025-05-11T17:39:00Z" w:initials="TJ">
-    <w:p>
-      <w:pPr>
-        <w:jc w:val="left"/>
-      </w:pPr>
-      <w:r>
-        <w:rPr>
-          <w:rStyle w:val="CommentReference"/>
-        </w:rPr>
-        <w:annotationRef/>
-      </w:r>
-      <w:r>
-        <w:rPr>
-          <w:color w:val="000000"/>
-        </w:rPr>
-        <w:t>perhaps this could go here?</w:t>
-      </w:r>
-    </w:p>
-  </w:comment>
-  <w:comment w:id="43" w:author="Karboga, Gevher" w:date="2025-05-20T18:47:00Z" w:initials="GK">
-    <w:p>
-      <w:pPr>
-        <w:jc w:val="left"/>
-      </w:pPr>
-      <w:r>
-        <w:rPr>
-          <w:rStyle w:val="CommentReference"/>
-        </w:rPr>
-        <w:annotationRef/>
-      </w:r>
-      <w:r>
-        <w:rPr>
-          <w:color w:val="000000"/>
-        </w:rPr>
-        <w:t>It could be better to divide this long sentence into two. Just a suggestion.</w:t>
-      </w:r>
-    </w:p>
-  </w:comment>
-  <w:comment w:id="45" w:author="Jaeger, Florian" w:date="2025-05-11T16:49:00Z" w:initials="TJ">
-    <w:p>
-      <w:pPr>
-        <w:jc w:val="left"/>
-      </w:pPr>
-      <w:r>
-        <w:rPr>
-          <w:rStyle w:val="CommentReference"/>
-        </w:rPr>
-        <w:annotationRef/>
-      </w:r>
-      <w:r>
-        <w:rPr>
-          <w:color w:val="000000"/>
-        </w:rPr>
-        <w:t>would be good to fill this in?</w:t>
-      </w:r>
-    </w:p>
-  </w:comment>
-  <w:comment w:id="46" w:author="Cummings, Shawn" w:date="2025-05-12T21:09:00Z" w:initials="SC">
-    <w:p>
-      <w:pPr>
-        <w:jc w:val="left"/>
-      </w:pPr>
-      <w:r>
-        <w:rPr>
-          <w:rStyle w:val="CommentReference"/>
-        </w:rPr>
-        <w:annotationRef/>
-      </w:r>
-      <w:r>
-        <w:t>Beautifully similar RTs!</w:t>
-      </w:r>
-    </w:p>
-  </w:comment>
-  <w:comment w:id="55" w:author="Jaeger, Florian" w:date="2025-05-11T16:53:00Z" w:initials="TJ">
-    <w:p>
-      <w:pPr>
-        <w:jc w:val="left"/>
-      </w:pPr>
-      <w:r>
-        <w:rPr>
-          <w:rStyle w:val="CommentReference"/>
-        </w:rPr>
-        <w:annotationRef/>
-      </w:r>
-      <w:r>
-        <w:rPr>
-          <w:color w:val="000000"/>
-        </w:rPr>
-        <w:t>For Exp 1a-c, Gevher coded comments for whether they mentioned the pen (it’s in the data directory). We could ask her whether she’d be willing to do the same of Exp 2 to see whether the rate of pen mention differed between experiments?</w:t>
-      </w:r>
-    </w:p>
-  </w:comment>
-  <w:comment w:id="61" w:author="Karboga, Gevher" w:date="2025-05-20T18:50:00Z" w:initials="GK">
-    <w:p>
-      <w:pPr>
-        <w:jc w:val="left"/>
-      </w:pPr>
-      <w:r>
-        <w:rPr>
-          <w:rStyle w:val="CommentReference"/>
-        </w:rPr>
-        <w:annotationRef/>
-      </w:r>
-      <w:r>
-        <w:rPr>
-          <w:color w:val="000000"/>
-        </w:rPr>
-        <w:t xml:space="preserve">I’m a bit confused about the wording of this sentence. I understand what we’re trying to say but this part of the sentence feels a bit jarring. Maybe sth like “, previous explanations of the blocking effect appeal/have consistently appealed to learning and/or memory.” </w:t>
       </w:r>
     </w:p>
   </w:comment>
@@ -26895,70 +26972,34 @@
 
 <file path=word/commentsExtended.xml><?xml version="1.0" encoding="utf-8"?>
 <w15:commentsEx xmlns:wpc="http://schemas.microsoft.com/office/word/2010/wordprocessingCanvas" xmlns:cx="http://schemas.microsoft.com/office/drawing/2014/chartex" xmlns:cx1="http://schemas.microsoft.com/office/drawing/2015/9/8/chartex" xmlns:cx2="http://schemas.microsoft.com/office/drawing/2015/10/21/chartex" xmlns:cx3="http://schemas.microsoft.com/office/drawing/2016/5/9/chartex" xmlns:cx4="http://schemas.microsoft.com/office/drawing/2016/5/10/chartex" xmlns:cx5="http://schemas.microsoft.com/office/drawing/2016/5/11/chartex" xmlns:cx6="http://schemas.microsoft.com/office/drawing/2016/5/12/chartex" xmlns:cx7="http://schemas.microsoft.com/office/drawing/2016/5/13/chartex" xmlns:cx8="http://schemas.microsoft.com/office/drawing/2016/5/14/chartex" xmlns:mc="http://schemas.openxmlformats.org/markup-compatibility/2006" xmlns:aink="http://schemas.microsoft.com/office/drawing/2016/ink" xmlns:am3d="http://schemas.microsoft.com/office/drawing/2017/model3d" xmlns:o="urn:schemas-microsoft-com:office:office" xmlns:oel="http://schemas.microsoft.com/office/2019/extlst" xmlns:r="http://schemas.openxmlformats.org/officeDocument/2006/relationships" xmlns:m="http://schemas.openxmlformats.org/officeDocument/2006/math" xmlns:v="urn:schemas-microsoft-com:vml" xmlns:wp14="http://schemas.microsoft.com/office/word/2010/wordprocessingDrawing" xmlns:wp="http://schemas.openxmlformats.org/drawingml/2006/wordprocessingDrawing" xmlns:w10="urn:schemas-microsoft-com:office:word" xmlns:w="http://schemas.openxmlformats.org/wordprocessingml/2006/main" xmlns:w14="http://schemas.microsoft.com/office/word/2010/wordml" xmlns:w15="http://schemas.microsoft.com/office/word/2012/wordml" xmlns:w16cex="http://schemas.microsoft.com/office/word/2018/wordml/cex" xmlns:w16cid="http://schemas.microsoft.com/office/word/2016/wordml/cid" xmlns:w16="http://schemas.microsoft.com/office/word/2018/wordml" xmlns:w16du="http://schemas.microsoft.com/office/word/2023/wordml/word16du" xmlns:w16sdtdh="http://schemas.microsoft.com/office/word/2020/wordml/sdtdatahash" xmlns:w16sdtfl="http://schemas.microsoft.com/office/word/2024/wordml/sdtformatlock" xmlns:w16se="http://schemas.microsoft.com/office/word/2015/wordml/symex" xmlns:wpg="http://schemas.microsoft.com/office/word/2010/wordprocessingGroup" xmlns:wpi="http://schemas.microsoft.com/office/word/2010/wordprocessingInk" xmlns:wne="http://schemas.microsoft.com/office/word/2006/wordml" xmlns:wps="http://schemas.microsoft.com/office/word/2010/wordprocessingShape" mc:Ignorable="w14 w15 w16se w16cid w16 w16cex w16sdtdh w16sdtfl w16du wp14">
-  <w15:commentEx w15:paraId="4DDBF32D" w15:done="0"/>
-  <w15:commentEx w15:paraId="1486FF83" w15:paraIdParent="4DDBF32D" w15:done="0"/>
-  <w15:commentEx w15:paraId="2245456D" w15:done="0"/>
-  <w15:commentEx w15:paraId="5B928638" w15:done="0"/>
-  <w15:commentEx w15:paraId="09066744" w15:paraIdParent="5B928638" w15:done="0"/>
+  <w15:commentEx w15:paraId="40D69938" w15:done="0"/>
+  <w15:commentEx w15:paraId="387C296F" w15:done="0"/>
+  <w15:commentEx w15:paraId="0F9A3FC6" w15:done="0"/>
+  <w15:commentEx w15:paraId="3499D5D1" w15:done="0"/>
   <w15:commentEx w15:paraId="0CC8A972" w15:done="0"/>
   <w15:commentEx w15:paraId="5574534F" w15:paraIdParent="0CC8A972" w15:done="0"/>
-  <w15:commentEx w15:paraId="17828F86" w15:done="1"/>
-  <w15:commentEx w15:paraId="13E32899" w15:paraIdParent="17828F86" w15:done="1"/>
-  <w15:commentEx w15:paraId="35B6A348" w15:done="0"/>
-  <w15:commentEx w15:paraId="23B94270" w15:paraIdParent="35B6A348" w15:done="0"/>
-  <w15:commentEx w15:paraId="30A11CDB" w15:paraIdParent="35B6A348" w15:done="0"/>
-  <w15:commentEx w15:paraId="3231CFD4" w15:done="1"/>
-  <w15:commentEx w15:paraId="74A83416" w15:done="0"/>
-  <w15:commentEx w15:paraId="695C0F94" w15:done="0"/>
-  <w15:commentEx w15:paraId="0A4DDCE7" w15:paraIdParent="695C0F94" w15:done="0"/>
-  <w15:commentEx w15:paraId="1552380C" w15:done="0"/>
-  <w15:commentEx w15:paraId="50666CB3" w15:done="0"/>
 </w15:commentsEx>
 </file>
 
 <file path=word/commentsExtensible.xml><?xml version="1.0" encoding="utf-8"?>
 <w16cex:commentsExtensible xmlns:wpc="http://schemas.microsoft.com/office/word/2010/wordprocessingCanvas" xmlns:cx="http://schemas.microsoft.com/office/drawing/2014/chartex" xmlns:cx1="http://schemas.microsoft.com/office/drawing/2015/9/8/chartex" xmlns:cx2="http://schemas.microsoft.com/office/drawing/2015/10/21/chartex" xmlns:cx3="http://schemas.microsoft.com/office/drawing/2016/5/9/chartex" xmlns:cx4="http://schemas.microsoft.com/office/drawing/2016/5/10/chartex" xmlns:cx5="http://schemas.microsoft.com/office/drawing/2016/5/11/chartex" xmlns:cx6="http://schemas.microsoft.com/office/drawing/2016/5/12/chartex" xmlns:cx7="http://schemas.microsoft.com/office/drawing/2016/5/13/chartex" xmlns:cx8="http://schemas.microsoft.com/office/drawing/2016/5/14/chartex" xmlns:cr="http://schemas.microsoft.com/office/comments/2020/reactions" xmlns:mc="http://schemas.openxmlformats.org/markup-compatibility/2006" xmlns:aink="http://schemas.microsoft.com/office/drawing/2016/ink" xmlns:am3d="http://schemas.microsoft.com/office/drawing/2017/model3d" xmlns:o="urn:schemas-microsoft-com:office:office" xmlns:oel="http://schemas.microsoft.com/office/2019/extlst" xmlns:r="http://schemas.openxmlformats.org/officeDocument/2006/relationships" xmlns:m="http://schemas.openxmlformats.org/officeDocument/2006/math" xmlns:v="urn:schemas-microsoft-com:vml" xmlns:wp14="http://schemas.microsoft.com/office/word/2010/wordprocessingDrawing" xmlns:wp="http://schemas.openxmlformats.org/drawingml/2006/wordprocessingDrawing" xmlns:w10="urn:schemas-microsoft-com:office:word" xmlns:w="http://schemas.openxmlformats.org/wordprocessingml/2006/main" xmlns:w14="http://schemas.microsoft.com/office/word/2010/wordml" xmlns:w15="http://schemas.microsoft.com/office/word/2012/wordml" xmlns:w16cex="http://schemas.microsoft.com/office/word/2018/wordml/cex" xmlns:w16cid="http://schemas.microsoft.com/office/word/2016/wordml/cid" xmlns:w16="http://schemas.microsoft.com/office/word/2018/wordml" xmlns:w16du="http://schemas.microsoft.com/office/word/2023/wordml/word16du" xmlns:w16sdtdh="http://schemas.microsoft.com/office/word/2020/wordml/sdtdatahash" xmlns:w16sdtfl="http://schemas.microsoft.com/office/word/2024/wordml/sdtformatlock" xmlns:w16se="http://schemas.microsoft.com/office/word/2015/wordml/symex" xmlns:wpg="http://schemas.microsoft.com/office/word/2010/wordprocessingGroup" xmlns:wpi="http://schemas.microsoft.com/office/word/2010/wordprocessingInk" xmlns:wne="http://schemas.microsoft.com/office/word/2006/wordml" xmlns:wps="http://schemas.microsoft.com/office/word/2010/wordprocessingShape" mc:Ignorable="w14 w15 w16se w16cid w16 w16cex w16sdtdh w16sdtfl cr w16du wp14">
-  <w16cex:commentExtensible w16cex:durableId="2D808FF6" w16cex:dateUtc="2025-05-11T21:22:00Z"/>
-  <w16cex:commentExtensible w16cex:durableId="4DB993EE" w16cex:dateUtc="2025-05-13T00:36:00Z"/>
-  <w16cex:commentExtensible w16cex:durableId="6685186B" w16cex:dateUtc="2025-05-11T20:16:00Z"/>
-  <w16cex:commentExtensible w16cex:durableId="7FA83320" w16cex:dateUtc="2025-05-09T16:59:00Z"/>
-  <w16cex:commentExtensible w16cex:durableId="68397BDD" w16cex:dateUtc="2025-05-09T17:12:00Z"/>
+  <w16cex:commentExtensible w16cex:durableId="65EAFE2B" w16cex:dateUtc="2025-05-21T18:29:00Z"/>
+  <w16cex:commentExtensible w16cex:durableId="7658D23A" w16cex:dateUtc="2025-05-21T18:30:00Z"/>
+  <w16cex:commentExtensible w16cex:durableId="24F37F1B" w16cex:dateUtc="2025-05-21T18:31:00Z"/>
+  <w16cex:commentExtensible w16cex:durableId="47E32A8D" w16cex:dateUtc="2025-05-21T18:31:00Z"/>
   <w16cex:commentExtensible w16cex:durableId="6BE9660C" w16cex:dateUtc="2025-05-11T20:19:00Z"/>
   <w16cex:commentExtensible w16cex:durableId="0D181876" w16cex:dateUtc="2025-05-13T00:37:00Z"/>
-  <w16cex:commentExtensible w16cex:durableId="4169CD45" w16cex:dateUtc="2025-05-11T20:22:00Z"/>
-  <w16cex:commentExtensible w16cex:durableId="2A777EBB" w16cex:dateUtc="2025-05-11T20:22:00Z"/>
-  <w16cex:commentExtensible w16cex:durableId="3B8CC745" w16cex:dateUtc="2025-05-11T21:36:00Z"/>
-  <w16cex:commentExtensible w16cex:durableId="18153A9E" w16cex:dateUtc="2025-05-11T21:37:00Z"/>
-  <w16cex:commentExtensible w16cex:durableId="14BEE2CC" w16cex:dateUtc="2025-05-13T00:55:00Z"/>
-  <w16cex:commentExtensible w16cex:durableId="27B64A8D" w16cex:dateUtc="2025-05-11T21:39:00Z"/>
-  <w16cex:commentExtensible w16cex:durableId="18FD6B1C" w16cex:dateUtc="2025-05-20T22:47:00Z"/>
-  <w16cex:commentExtensible w16cex:durableId="5D330C59" w16cex:dateUtc="2025-05-11T20:49:00Z"/>
-  <w16cex:commentExtensible w16cex:durableId="47D3472C" w16cex:dateUtc="2025-05-13T01:09:00Z"/>
-  <w16cex:commentExtensible w16cex:durableId="259C817C" w16cex:dateUtc="2025-05-11T20:53:00Z"/>
-  <w16cex:commentExtensible w16cex:durableId="270D0BD5" w16cex:dateUtc="2025-05-20T22:50:00Z"/>
 </w16cex:commentsExtensible>
 </file>
 
 <file path=word/commentsIds.xml><?xml version="1.0" encoding="utf-8"?>
 <w16cid:commentsIds xmlns:wpc="http://schemas.microsoft.com/office/word/2010/wordprocessingCanvas" xmlns:cx="http://schemas.microsoft.com/office/drawing/2014/chartex" xmlns:cx1="http://schemas.microsoft.com/office/drawing/2015/9/8/chartex" xmlns:cx2="http://schemas.microsoft.com/office/drawing/2015/10/21/chartex" xmlns:cx3="http://schemas.microsoft.com/office/drawing/2016/5/9/chartex" xmlns:cx4="http://schemas.microsoft.com/office/drawing/2016/5/10/chartex" xmlns:cx5="http://schemas.microsoft.com/office/drawing/2016/5/11/chartex" xmlns:cx6="http://schemas.microsoft.com/office/drawing/2016/5/12/chartex" xmlns:cx7="http://schemas.microsoft.com/office/drawing/2016/5/13/chartex" xmlns:cx8="http://schemas.microsoft.com/office/drawing/2016/5/14/chartex" xmlns:mc="http://schemas.openxmlformats.org/markup-compatibility/2006" xmlns:aink="http://schemas.microsoft.com/office/drawing/2016/ink" xmlns:am3d="http://schemas.microsoft.com/office/drawing/2017/model3d" xmlns:o="urn:schemas-microsoft-com:office:office" xmlns:oel="http://schemas.microsoft.com/office/2019/extlst" xmlns:r="http://schemas.openxmlformats.org/officeDocument/2006/relationships" xmlns:m="http://schemas.openxmlformats.org/officeDocument/2006/math" xmlns:v="urn:schemas-microsoft-com:vml" xmlns:wp14="http://schemas.microsoft.com/office/word/2010/wordprocessingDrawing" xmlns:wp="http://schemas.openxmlformats.org/drawingml/2006/wordprocessingDrawing" xmlns:w10="urn:schemas-microsoft-com:office:word" xmlns:w="http://schemas.openxmlformats.org/wordprocessingml/2006/main" xmlns:w14="http://schemas.microsoft.com/office/word/2010/wordml" xmlns:w15="http://schemas.microsoft.com/office/word/2012/wordml" xmlns:w16cex="http://schemas.microsoft.com/office/word/2018/wordml/cex" xmlns:w16cid="http://schemas.microsoft.com/office/word/2016/wordml/cid" xmlns:w16="http://schemas.microsoft.com/office/word/2018/wordml" xmlns:w16du="http://schemas.microsoft.com/office/word/2023/wordml/word16du" xmlns:w16sdtdh="http://schemas.microsoft.com/office/word/2020/wordml/sdtdatahash" xmlns:w16sdtfl="http://schemas.microsoft.com/office/word/2024/wordml/sdtformatlock" xmlns:w16se="http://schemas.microsoft.com/office/word/2015/wordml/symex" xmlns:wpg="http://schemas.microsoft.com/office/word/2010/wordprocessingGroup" xmlns:wpi="http://schemas.microsoft.com/office/word/2010/wordprocessingInk" xmlns:wne="http://schemas.microsoft.com/office/word/2006/wordml" xmlns:wps="http://schemas.microsoft.com/office/word/2010/wordprocessingShape" mc:Ignorable="w14 w15 w16se w16cid w16 w16cex w16sdtdh w16sdtfl w16du wp14">
-  <w16cid:commentId w16cid:paraId="4DDBF32D" w16cid:durableId="2D808FF6"/>
-  <w16cid:commentId w16cid:paraId="1486FF83" w16cid:durableId="4DB993EE"/>
-  <w16cid:commentId w16cid:paraId="2245456D" w16cid:durableId="6685186B"/>
-  <w16cid:commentId w16cid:paraId="5B928638" w16cid:durableId="7FA83320"/>
-  <w16cid:commentId w16cid:paraId="09066744" w16cid:durableId="68397BDD"/>
+  <w16cid:commentId w16cid:paraId="40D69938" w16cid:durableId="65EAFE2B"/>
+  <w16cid:commentId w16cid:paraId="387C296F" w16cid:durableId="7658D23A"/>
+  <w16cid:commentId w16cid:paraId="0F9A3FC6" w16cid:durableId="24F37F1B"/>
+  <w16cid:commentId w16cid:paraId="3499D5D1" w16cid:durableId="47E32A8D"/>
   <w16cid:commentId w16cid:paraId="0CC8A972" w16cid:durableId="6BE9660C"/>
   <w16cid:commentId w16cid:paraId="5574534F" w16cid:durableId="0D181876"/>
-  <w16cid:commentId w16cid:paraId="17828F86" w16cid:durableId="4169CD45"/>
-  <w16cid:commentId w16cid:paraId="13E32899" w16cid:durableId="2A777EBB"/>
-  <w16cid:commentId w16cid:paraId="35B6A348" w16cid:durableId="3B8CC745"/>
-  <w16cid:commentId w16cid:paraId="23B94270" w16cid:durableId="18153A9E"/>
-  <w16cid:commentId w16cid:paraId="30A11CDB" w16cid:durableId="14BEE2CC"/>
-  <w16cid:commentId w16cid:paraId="3231CFD4" w16cid:durableId="27B64A8D"/>
-  <w16cid:commentId w16cid:paraId="74A83416" w16cid:durableId="18FD6B1C"/>
-  <w16cid:commentId w16cid:paraId="695C0F94" w16cid:durableId="5D330C59"/>
-  <w16cid:commentId w16cid:paraId="0A4DDCE7" w16cid:durableId="47D3472C"/>
-  <w16cid:commentId w16cid:paraId="1552380C" w16cid:durableId="259C817C"/>
-  <w16cid:commentId w16cid:paraId="50666CB3" w16cid:durableId="270D0BD5"/>
 </w16cid:commentsIds>
 </file>
 
@@ -27400,13 +27441,8 @@
       <w:r>
         <w:t xml:space="preserve">e.g., </w:t>
       </w:r>
-      <w:proofErr w:type="spellStart"/>
-      <w:r>
-        <w:t>Bejjanki</w:t>
-      </w:r>
-      <w:proofErr w:type="spellEnd"/>
-      <w:r>
-        <w:t xml:space="preserve"> et al., 2011</w:t>
+      <w:r>
+        <w:t>Bejjanki et al., 2011</w:t>
       </w:r>
       <w:r>
         <w:t>; Kang, Johnson, &amp; Finley, 2016). The studies</w:t>
@@ -27543,11 +27579,9 @@
       <w:r>
         <w:t xml:space="preserve">Additional analyses strongly supported linear effects of acoustic continuum and non-linear effects of test blocks for all experiments. The results we report below replicate when standard linear effects </w:t>
       </w:r>
-      <w:ins w:id="15" w:author="Karboga, Gevher" w:date="2025-05-20T17:58:00Z" w16du:dateUtc="2025-05-20T21:58:00Z">
-        <w:r>
-          <w:t xml:space="preserve">are </w:t>
-        </w:r>
-      </w:ins>
+      <w:r>
+        <w:t xml:space="preserve">are </w:t>
+      </w:r>
       <w:r>
         <w:t>used for continuum and block.</w:t>
       </w:r>
@@ -31934,9 +31968,6 @@
 
 <file path=word/people.xml><?xml version="1.0" encoding="utf-8"?>
 <w15:people xmlns:wpc="http://schemas.microsoft.com/office/word/2010/wordprocessingCanvas" xmlns:cx="http://schemas.microsoft.com/office/drawing/2014/chartex" xmlns:cx1="http://schemas.microsoft.com/office/drawing/2015/9/8/chartex" xmlns:cx2="http://schemas.microsoft.com/office/drawing/2015/10/21/chartex" xmlns:cx3="http://schemas.microsoft.com/office/drawing/2016/5/9/chartex" xmlns:cx4="http://schemas.microsoft.com/office/drawing/2016/5/10/chartex" xmlns:cx5="http://schemas.microsoft.com/office/drawing/2016/5/11/chartex" xmlns:cx6="http://schemas.microsoft.com/office/drawing/2016/5/12/chartex" xmlns:cx7="http://schemas.microsoft.com/office/drawing/2016/5/13/chartex" xmlns:cx8="http://schemas.microsoft.com/office/drawing/2016/5/14/chartex" xmlns:mc="http://schemas.openxmlformats.org/markup-compatibility/2006" xmlns:aink="http://schemas.microsoft.com/office/drawing/2016/ink" xmlns:am3d="http://schemas.microsoft.com/office/drawing/2017/model3d" xmlns:o="urn:schemas-microsoft-com:office:office" xmlns:oel="http://schemas.microsoft.com/office/2019/extlst" xmlns:r="http://schemas.openxmlformats.org/officeDocument/2006/relationships" xmlns:m="http://schemas.openxmlformats.org/officeDocument/2006/math" xmlns:v="urn:schemas-microsoft-com:vml" xmlns:wp14="http://schemas.microsoft.com/office/word/2010/wordprocessingDrawing" xmlns:wp="http://schemas.openxmlformats.org/drawingml/2006/wordprocessingDrawing" xmlns:w10="urn:schemas-microsoft-com:office:word" xmlns:w="http://schemas.openxmlformats.org/wordprocessingml/2006/main" xmlns:w14="http://schemas.microsoft.com/office/word/2010/wordml" xmlns:w15="http://schemas.microsoft.com/office/word/2012/wordml" xmlns:w16cex="http://schemas.microsoft.com/office/word/2018/wordml/cex" xmlns:w16cid="http://schemas.microsoft.com/office/word/2016/wordml/cid" xmlns:w16="http://schemas.microsoft.com/office/word/2018/wordml" xmlns:w16du="http://schemas.microsoft.com/office/word/2023/wordml/word16du" xmlns:w16sdtdh="http://schemas.microsoft.com/office/word/2020/wordml/sdtdatahash" xmlns:w16sdtfl="http://schemas.microsoft.com/office/word/2024/wordml/sdtformatlock" xmlns:w16se="http://schemas.microsoft.com/office/word/2015/wordml/symex" xmlns:wpg="http://schemas.microsoft.com/office/word/2010/wordprocessingGroup" xmlns:wpi="http://schemas.microsoft.com/office/word/2010/wordprocessingInk" xmlns:wne="http://schemas.microsoft.com/office/word/2006/wordml" xmlns:wps="http://schemas.microsoft.com/office/word/2010/wordprocessingShape" mc:Ignorable="w14 w15 w16se w16cid w16 w16cex w16sdtdh w16sdtfl w16du wp14">
-  <w15:person w15:author="Karboga, Gevher">
-    <w15:presenceInfo w15:providerId="AD" w15:userId="S::gkarboga@ur.rochester.edu::3e9fc68b-c35f-4d37-9439-ea100d896997"/>
-  </w15:person>
   <w15:person w15:author="Jaeger, Florian">
     <w15:presenceInfo w15:providerId="AD" w15:userId="S::fjaeger@ur.rochester.edu::0d0acd91-09a2-4ddb-a934-22efc544688e"/>
   </w15:person>

--- a/output/papers/Round 2/manuscript-brief.docx
+++ b/output/papers/Round 2/manuscript-brief.docx
@@ -1,6 +1,6 @@
 
 <file path=word/document.xml><?xml version="1.0" encoding="utf-8"?>
-<w:document xmlns:wpc="http://schemas.microsoft.com/office/word/2010/wordprocessingCanvas" xmlns:cx="http://schemas.microsoft.com/office/drawing/2014/chartex" xmlns:cx1="http://schemas.microsoft.com/office/drawing/2015/9/8/chartex" xmlns:cx2="http://schemas.microsoft.com/office/drawing/2015/10/21/chartex" xmlns:cx3="http://schemas.microsoft.com/office/drawing/2016/5/9/chartex" xmlns:cx4="http://schemas.microsoft.com/office/drawing/2016/5/10/chartex" xmlns:cx5="http://schemas.microsoft.com/office/drawing/2016/5/11/chartex" xmlns:cx6="http://schemas.microsoft.com/office/drawing/2016/5/12/chartex" xmlns:cx7="http://schemas.microsoft.com/office/drawing/2016/5/13/chartex" xmlns:cx8="http://schemas.microsoft.com/office/drawing/2016/5/14/chartex" xmlns:mc="http://schemas.openxmlformats.org/markup-compatibility/2006" xmlns:aink="http://schemas.microsoft.com/office/drawing/2016/ink" xmlns:am3d="http://schemas.microsoft.com/office/drawing/2017/model3d" xmlns:o="urn:schemas-microsoft-com:office:office" xmlns:oel="http://schemas.microsoft.com/office/2019/extlst" xmlns:r="http://schemas.openxmlformats.org/officeDocument/2006/relationships" xmlns:m="http://schemas.openxmlformats.org/officeDocument/2006/math" xmlns:v="urn:schemas-microsoft-com:vml" xmlns:wp14="http://schemas.microsoft.com/office/word/2010/wordprocessingDrawing" xmlns:wp="http://schemas.openxmlformats.org/drawingml/2006/wordprocessingDrawing" xmlns:w10="urn:schemas-microsoft-com:office:word" xmlns:w="http://schemas.openxmlformats.org/wordprocessingml/2006/main" xmlns:w14="http://schemas.microsoft.com/office/word/2010/wordml" xmlns:w15="http://schemas.microsoft.com/office/word/2012/wordml" xmlns:w16cex="http://schemas.microsoft.com/office/word/2018/wordml/cex" xmlns:w16cid="http://schemas.microsoft.com/office/word/2016/wordml/cid" xmlns:w16="http://schemas.microsoft.com/office/word/2018/wordml" xmlns:w16du="http://schemas.microsoft.com/office/word/2023/wordml/word16du" xmlns:w16sdtdh="http://schemas.microsoft.com/office/word/2020/wordml/sdtdatahash" xmlns:w16sdtfl="http://schemas.microsoft.com/office/word/2024/wordml/sdtformatlock" xmlns:w16se="http://schemas.microsoft.com/office/word/2015/wordml/symex" xmlns:wpg="http://schemas.microsoft.com/office/word/2010/wordprocessingGroup" xmlns:wpi="http://schemas.microsoft.com/office/word/2010/wordprocessingInk" xmlns:wne="http://schemas.microsoft.com/office/word/2006/wordml" xmlns:wps="http://schemas.microsoft.com/office/word/2010/wordprocessingShape" mc:Ignorable="w14 w15 w16se w16cid w16 w16cex w16sdtdh w16sdtfl w16du wp14">
+<w:document xmlns:wpc="http://schemas.microsoft.com/office/word/2010/wordprocessingCanvas" xmlns:cx="http://schemas.microsoft.com/office/drawing/2014/chartex" xmlns:cx1="http://schemas.microsoft.com/office/drawing/2015/9/8/chartex" xmlns:cx2="http://schemas.microsoft.com/office/drawing/2015/10/21/chartex" xmlns:cx3="http://schemas.microsoft.com/office/drawing/2016/5/9/chartex" xmlns:cx4="http://schemas.microsoft.com/office/drawing/2016/5/10/chartex" xmlns:cx5="http://schemas.microsoft.com/office/drawing/2016/5/11/chartex" xmlns:cx6="http://schemas.microsoft.com/office/drawing/2016/5/12/chartex" xmlns:cx7="http://schemas.microsoft.com/office/drawing/2016/5/13/chartex" xmlns:cx8="http://schemas.microsoft.com/office/drawing/2016/5/14/chartex" xmlns:mc="http://schemas.openxmlformats.org/markup-compatibility/2006" xmlns:aink="http://schemas.microsoft.com/office/drawing/2016/ink" xmlns:am3d="http://schemas.microsoft.com/office/drawing/2017/model3d" xmlns:o="urn:schemas-microsoft-com:office:office" xmlns:oel="http://schemas.microsoft.com/office/2019/extlst" xmlns:r="http://schemas.openxmlformats.org/officeDocument/2006/relationships" xmlns:m="http://schemas.openxmlformats.org/officeDocument/2006/math" xmlns:v="urn:schemas-microsoft-com:vml" xmlns:wp14="http://schemas.microsoft.com/office/word/2010/wordprocessingDrawing" xmlns:wp="http://schemas.openxmlformats.org/drawingml/2006/wordprocessingDrawing" xmlns:w10="urn:schemas-microsoft-com:office:word" xmlns:w="http://schemas.openxmlformats.org/wordprocessingml/2006/main" xmlns:w14="http://schemas.microsoft.com/office/word/2010/wordml" xmlns:w15="http://schemas.microsoft.com/office/word/2012/wordml" xmlns:w16cex="http://schemas.microsoft.com/office/word/2018/wordml/cex" xmlns:w16cid="http://schemas.microsoft.com/office/word/2016/wordml/cid" xmlns:w16="http://schemas.microsoft.com/office/word/2018/wordml" xmlns:w16du="http://schemas.microsoft.com/office/word/2023/wordml/word16du" xmlns:w16sdtdh="http://schemas.microsoft.com/office/word/2020/wordml/sdtdatahash" xmlns:w16se="http://schemas.microsoft.com/office/word/2015/wordml/symex" xmlns:wpg="http://schemas.microsoft.com/office/word/2010/wordprocessingGroup" xmlns:wpi="http://schemas.microsoft.com/office/word/2010/wordprocessingInk" xmlns:wne="http://schemas.microsoft.com/office/word/2006/wordml" xmlns:wps="http://schemas.microsoft.com/office/word/2010/wordprocessingShape" mc:Ignorable="w14 w15 w16se w16cid w16 w16cex w16sdtdh w16du wp14">
   <w:body>
     <w:p/>
     <w:p>
@@ -314,7 +314,14 @@
         <w:rPr>
           <w:szCs w:val="22"/>
         </w:rPr>
-        <w:t xml:space="preserve"> ~</w:t>
+        <w:t xml:space="preserve"> </w:t>
+      </w:r>
+      <w:commentRangeStart w:id="0"/>
+      <w:r>
+        <w:rPr>
+          <w:szCs w:val="22"/>
+        </w:rPr>
+        <w:t>~</w:t>
       </w:r>
       <w:r>
         <w:rPr>
@@ -333,6 +340,13 @@
           <w:szCs w:val="22"/>
         </w:rPr>
         <w:t>00</w:t>
+      </w:r>
+      <w:commentRangeEnd w:id="0"/>
+      <w:r>
+        <w:rPr>
+          <w:rStyle w:val="CommentReference"/>
+        </w:rPr>
+        <w:commentReference w:id="0"/>
       </w:r>
     </w:p>
     <w:p>
@@ -495,9 +509,9 @@
           <w:szCs w:val="22"/>
         </w:rPr>
         <w:sectPr>
-          <w:headerReference w:type="default" r:id="rId9"/>
-          <w:footerReference w:type="even" r:id="rId10"/>
-          <w:footerReference w:type="default" r:id="rId11"/>
+          <w:headerReference w:type="default" r:id="rId13"/>
+          <w:footerReference w:type="even" r:id="rId14"/>
+          <w:footerReference w:type="default" r:id="rId15"/>
           <w:pgSz w:w="12240" w:h="15840"/>
           <w:pgMar w:top="1440" w:right="1800" w:bottom="1440" w:left="1800" w:header="720" w:footer="720" w:gutter="0"/>
           <w:cols w:space="720"/>
@@ -603,21 +617,7 @@
         <w:rPr>
           <w:szCs w:val="22"/>
         </w:rPr>
-        <w:t xml:space="preserve"> In a series of perception experiments, we find that listeners compensate for the presence of a pen in the mouth of the talker, </w:t>
-      </w:r>
-      <w:proofErr w:type="gramStart"/>
-      <w:r>
-        <w:rPr>
-          <w:szCs w:val="22"/>
-        </w:rPr>
-        <w:t>as long as</w:t>
-      </w:r>
-      <w:proofErr w:type="gramEnd"/>
-      <w:r>
-        <w:rPr>
-          <w:szCs w:val="22"/>
-        </w:rPr>
-        <w:t xml:space="preserve"> the effects of the pen on the articulators (e.g., lip shape) are visually evident.</w:t>
+        <w:t xml:space="preserve"> In a series of perception experiments, we find that listeners compensate for the presence of a pen in the mouth of the talker, as long as the effects of the pen on the articulators (e.g., lip shape) are visually evident.</w:t>
       </w:r>
       <w:r>
         <w:rPr>
@@ -908,21 +908,7 @@
         <w:rPr>
           <w:szCs w:val="22"/>
         </w:rPr>
-        <w:t xml:space="preserve">acoustically more </w:t>
-      </w:r>
-      <w:proofErr w:type="gramStart"/>
-      <w:r>
-        <w:rPr>
-          <w:szCs w:val="22"/>
-        </w:rPr>
-        <w:t>similar to</w:t>
-      </w:r>
-      <w:proofErr w:type="gramEnd"/>
-      <w:r>
-        <w:rPr>
-          <w:szCs w:val="22"/>
-        </w:rPr>
-        <w:t xml:space="preserve"> typical </w:t>
+        <w:t xml:space="preserve">acoustically more similar to typical </w:t>
       </w:r>
       <w:r>
         <w:rPr>
@@ -2002,16 +1988,26 @@
         <w:rPr>
           <w:szCs w:val="22"/>
         </w:rPr>
-        <w:t xml:space="preserve">from /s/ in English (Jongman, Wayland, &amp; Wong, 2000), </w:t>
-      </w:r>
-      <w:proofErr w:type="gramStart"/>
-      <w:r>
-        <w:rPr>
-          <w:szCs w:val="22"/>
-        </w:rPr>
-        <w:t>both of these</w:t>
-      </w:r>
-      <w:proofErr w:type="gramEnd"/>
+        <w:t xml:space="preserve">from /s/ in English (Jongman, Wayland, &amp; Wong, 2000), both of these </w:t>
+      </w:r>
+      <w:r>
+        <w:rPr>
+          <w:szCs w:val="22"/>
+        </w:rPr>
+        <w:t>effects</w:t>
+      </w:r>
+      <w:r>
+        <w:rPr>
+          <w:szCs w:val="22"/>
+        </w:rPr>
+        <w:t xml:space="preserve"> are predicted to make </w:t>
+      </w:r>
+      <w:r>
+        <w:rPr>
+          <w:szCs w:val="22"/>
+        </w:rPr>
+        <w:t>fricatives produced with a pen in the mouth</w:t>
+      </w:r>
       <w:r>
         <w:rPr>
           <w:szCs w:val="22"/>
@@ -2022,30 +2018,6 @@
         <w:rPr>
           <w:szCs w:val="22"/>
         </w:rPr>
-        <w:t>effects</w:t>
-      </w:r>
-      <w:r>
-        <w:rPr>
-          <w:szCs w:val="22"/>
-        </w:rPr>
-        <w:t xml:space="preserve"> are predicted to make </w:t>
-      </w:r>
-      <w:r>
-        <w:rPr>
-          <w:szCs w:val="22"/>
-        </w:rPr>
-        <w:t>fricatives produced with a pen in the mouth</w:t>
-      </w:r>
-      <w:r>
-        <w:rPr>
-          <w:szCs w:val="22"/>
-        </w:rPr>
-        <w:t xml:space="preserve"> </w:t>
-      </w:r>
-      <w:r>
-        <w:rPr>
-          <w:szCs w:val="22"/>
-        </w:rPr>
         <w:t xml:space="preserve">acoustically more ‘/ʃ/-like’. </w:t>
       </w:r>
       <w:r>
@@ -2064,21 +2036,7 @@
         <w:rPr>
           <w:szCs w:val="22"/>
         </w:rPr>
-        <w:t xml:space="preserve">te for either or </w:t>
-      </w:r>
-      <w:proofErr w:type="gramStart"/>
-      <w:r>
-        <w:rPr>
-          <w:szCs w:val="22"/>
-        </w:rPr>
-        <w:t>both of these</w:t>
-      </w:r>
-      <w:proofErr w:type="gramEnd"/>
-      <w:r>
-        <w:rPr>
-          <w:szCs w:val="22"/>
-        </w:rPr>
-        <w:t xml:space="preserve"> effects of the pen on articulation, it should bias their perception towards </w:t>
+        <w:t xml:space="preserve">te for either or both of these effects of the pen on articulation, it should bias their perception towards </w:t>
       </w:r>
       <w:r>
         <w:rPr>
@@ -2731,7 +2689,7 @@
         </w:rPr>
         <w:t xml:space="preserve"> at </w:t>
       </w:r>
-      <w:hyperlink r:id="rId12" w:history="1">
+      <w:hyperlink r:id="rId16" w:history="1">
         <w:r>
           <w:rPr>
             <w:rStyle w:val="Hyperlink"/>
@@ -3015,13 +2973,8 @@
       <w:r>
         <w:t xml:space="preserve"> </w:t>
       </w:r>
-      <w:proofErr w:type="gramStart"/>
-      <w:r>
-        <w:t>With regard to</w:t>
-      </w:r>
-      <w:proofErr w:type="gramEnd"/>
-      <w:r>
-        <w:t xml:space="preserve"> ethnicity, </w:t>
+      <w:r>
+        <w:t xml:space="preserve">With regard to ethnicity, </w:t>
       </w:r>
       <w:r>
         <w:t>8.5</w:t>
@@ -3711,7 +3664,7 @@
                     <pic:cNvPicPr/>
                   </pic:nvPicPr>
                   <pic:blipFill>
-                    <a:blip r:embed="rId13"/>
+                    <a:blip r:embed="rId17"/>
                     <a:stretch>
                       <a:fillRect/>
                     </a:stretch>
@@ -3795,7 +3748,7 @@
           <w:szCs w:val="22"/>
         </w:rPr>
       </w:pPr>
-      <w:bookmarkStart w:id="0" w:name="_Ref81579849"/>
+      <w:bookmarkStart w:id="1" w:name="_Ref81579849"/>
       <w:r>
         <w:rPr>
           <w:szCs w:val="22"/>
@@ -3834,7 +3787,7 @@
         </w:rPr>
         <w:fldChar w:fldCharType="end"/>
       </w:r>
-      <w:bookmarkEnd w:id="0"/>
+      <w:bookmarkEnd w:id="1"/>
       <w:r>
         <w:rPr>
           <w:szCs w:val="22"/>
@@ -3993,7 +3946,21 @@
         <w:rPr>
           <w:szCs w:val="22"/>
         </w:rPr>
-        <w:t xml:space="preserve">Proctor, Shadle, &amp; </w:t>
+        <w:t xml:space="preserve">Proctor, </w:t>
+      </w:r>
+      <w:proofErr w:type="spellStart"/>
+      <w:r>
+        <w:rPr>
+          <w:szCs w:val="22"/>
+        </w:rPr>
+        <w:t>Shadle</w:t>
+      </w:r>
+      <w:proofErr w:type="spellEnd"/>
+      <w:r>
+        <w:rPr>
+          <w:szCs w:val="22"/>
+        </w:rPr>
+        <w:t xml:space="preserve">, &amp; </w:t>
       </w:r>
       <w:proofErr w:type="spellStart"/>
       <w:r>
@@ -7688,7 +7655,7 @@
         </w:rPr>
         <w:t xml:space="preserve"> summarizes the </w:t>
       </w:r>
-      <w:ins w:id="1" w:author="Jaeger, Florian" w:date="2025-05-21T14:28:00Z" w16du:dateUtc="2025-05-21T18:28:00Z">
+      <w:ins w:id="2" w:author="Jaeger, Florian" w:date="2025-05-21T14:28:00Z" w16du:dateUtc="2025-05-21T18:28:00Z">
         <w:r>
           <w:rPr>
             <w:szCs w:val="22"/>
@@ -7708,7 +7675,7 @@
         </w:rPr>
         <w:t xml:space="preserve">After participant exclusions, </w:t>
       </w:r>
-      <w:ins w:id="2" w:author="Jaeger, Florian" w:date="2025-05-21T14:17:00Z" w16du:dateUtc="2025-05-21T18:17:00Z">
+      <w:ins w:id="3" w:author="Jaeger, Florian" w:date="2025-05-21T14:17:00Z" w16du:dateUtc="2025-05-21T18:17:00Z">
         <w:r>
           <w:rPr>
             <w:szCs w:val="22"/>
@@ -7716,7 +7683,7 @@
           <w:t xml:space="preserve">we applied trial-level exclusions. </w:t>
         </w:r>
       </w:ins>
-      <w:ins w:id="3" w:author="Jaeger, Florian" w:date="2025-05-21T14:28:00Z" w16du:dateUtc="2025-05-21T18:28:00Z">
+      <w:ins w:id="4" w:author="Jaeger, Florian" w:date="2025-05-21T14:28:00Z" w16du:dateUtc="2025-05-21T18:28:00Z">
         <w:r>
           <w:rPr>
             <w:szCs w:val="22"/>
@@ -7724,7 +7691,7 @@
           <w:t>For Experiments 1a-c, w</w:t>
         </w:r>
       </w:ins>
-      <w:ins w:id="4" w:author="Jaeger, Florian" w:date="2025-05-21T14:17:00Z" w16du:dateUtc="2025-05-21T18:17:00Z">
+      <w:ins w:id="5" w:author="Jaeger, Florian" w:date="2025-05-21T14:17:00Z" w16du:dateUtc="2025-05-21T18:17:00Z">
         <w:r>
           <w:rPr>
             <w:szCs w:val="22"/>
@@ -7732,7 +7699,7 @@
           <w:t xml:space="preserve">e excluded </w:t>
         </w:r>
       </w:ins>
-      <w:commentRangeStart w:id="5"/>
+      <w:commentRangeStart w:id="6"/>
       <w:r>
         <w:rPr>
           <w:szCs w:val="22"/>
@@ -7769,14 +7736,14 @@
         </w:rPr>
         <w:t xml:space="preserve"> </w:t>
       </w:r>
-      <w:commentRangeEnd w:id="5"/>
+      <w:commentRangeEnd w:id="6"/>
       <w:r>
         <w:rPr>
           <w:rStyle w:val="CommentReference"/>
         </w:rPr>
-        <w:commentReference w:id="5"/>
-      </w:r>
-      <w:ins w:id="6" w:author="Jaeger, Florian" w:date="2025-05-21T14:28:00Z" w16du:dateUtc="2025-05-21T18:28:00Z">
+        <w:commentReference w:id="6"/>
+      </w:r>
+      <w:ins w:id="7" w:author="Jaeger, Florian" w:date="2025-05-21T14:28:00Z" w16du:dateUtc="2025-05-21T18:28:00Z">
         <w:r>
           <w:rPr>
             <w:szCs w:val="22"/>
@@ -7784,7 +7751,7 @@
           <w:t>that were missing a categorization response since</w:t>
         </w:r>
       </w:ins>
-      <w:del w:id="7" w:author="Jaeger, Florian" w:date="2025-05-21T14:17:00Z" w16du:dateUtc="2025-05-21T18:17:00Z">
+      <w:del w:id="8" w:author="Jaeger, Florian" w:date="2025-05-21T14:17:00Z" w16du:dateUtc="2025-05-21T18:17:00Z">
         <w:r>
           <w:rPr>
             <w:szCs w:val="22"/>
@@ -7792,7 +7759,7 @@
           <w:delText xml:space="preserve">were </w:delText>
         </w:r>
       </w:del>
-      <w:ins w:id="8" w:author="Jaeger, Florian" w:date="2025-05-21T14:28:00Z" w16du:dateUtc="2025-05-21T18:28:00Z">
+      <w:ins w:id="9" w:author="Jaeger, Florian" w:date="2025-05-21T14:28:00Z" w16du:dateUtc="2025-05-21T18:28:00Z">
         <w:r>
           <w:rPr>
             <w:szCs w:val="22"/>
@@ -7800,7 +7767,7 @@
           <w:t xml:space="preserve"> </w:t>
         </w:r>
       </w:ins>
-      <w:ins w:id="9" w:author="Jaeger, Florian" w:date="2025-05-21T14:19:00Z" w16du:dateUtc="2025-05-21T18:19:00Z">
+      <w:ins w:id="10" w:author="Jaeger, Florian" w:date="2025-05-21T14:19:00Z" w16du:dateUtc="2025-05-21T18:19:00Z">
         <w:r>
           <w:rPr>
             <w:szCs w:val="22"/>
@@ -7808,7 +7775,7 @@
           <w:t>participants indicated a catch trial</w:t>
         </w:r>
       </w:ins>
-      <w:ins w:id="10" w:author="Jaeger, Florian" w:date="2025-05-21T14:21:00Z" w16du:dateUtc="2025-05-21T18:21:00Z">
+      <w:ins w:id="11" w:author="Jaeger, Florian" w:date="2025-05-21T14:21:00Z" w16du:dateUtc="2025-05-21T18:21:00Z">
         <w:r>
           <w:rPr>
             <w:szCs w:val="22"/>
@@ -7816,7 +7783,7 @@
           <w:t xml:space="preserve"> (a</w:t>
         </w:r>
       </w:ins>
-      <w:ins w:id="11" w:author="Jaeger, Florian" w:date="2025-05-21T14:19:00Z" w16du:dateUtc="2025-05-21T18:19:00Z">
+      <w:ins w:id="12" w:author="Jaeger, Florian" w:date="2025-05-21T14:19:00Z" w16du:dateUtc="2025-05-21T18:19:00Z">
         <w:r>
           <w:rPr>
             <w:szCs w:val="22"/>
@@ -7824,7 +7791,7 @@
           <w:t xml:space="preserve">s detailed </w:t>
         </w:r>
       </w:ins>
-      <w:ins w:id="12" w:author="Jaeger, Florian" w:date="2025-05-21T14:20:00Z" w16du:dateUtc="2025-05-21T18:20:00Z">
+      <w:ins w:id="13" w:author="Jaeger, Florian" w:date="2025-05-21T14:20:00Z" w16du:dateUtc="2025-05-21T18:20:00Z">
         <w:r>
           <w:rPr>
             <w:szCs w:val="22"/>
@@ -7836,7 +7803,7 @@
             <w:i/>
             <w:iCs/>
             <w:szCs w:val="22"/>
-            <w:rPrChange w:id="13" w:author="Jaeger, Florian" w:date="2025-05-21T14:20:00Z" w16du:dateUtc="2025-05-21T18:20:00Z">
+            <w:rPrChange w:id="14" w:author="Jaeger, Florian" w:date="2025-05-21T14:20:00Z" w16du:dateUtc="2025-05-21T18:20:00Z">
               <w:rPr>
                 <w:szCs w:val="22"/>
               </w:rPr>
@@ -7845,7 +7812,7 @@
           <w:t>Procedure</w:t>
         </w:r>
       </w:ins>
-      <w:ins w:id="14" w:author="Jaeger, Florian" w:date="2025-05-21T14:19:00Z" w16du:dateUtc="2025-05-21T18:19:00Z">
+      <w:ins w:id="15" w:author="Jaeger, Florian" w:date="2025-05-21T14:19:00Z" w16du:dateUtc="2025-05-21T18:19:00Z">
         <w:r>
           <w:rPr>
             <w:szCs w:val="22"/>
@@ -7853,7 +7820,7 @@
           <w:t xml:space="preserve">, </w:t>
         </w:r>
       </w:ins>
-      <w:ins w:id="15" w:author="Jaeger, Florian" w:date="2025-05-21T14:20:00Z" w16du:dateUtc="2025-05-21T18:20:00Z">
+      <w:ins w:id="16" w:author="Jaeger, Florian" w:date="2025-05-21T14:20:00Z" w16du:dateUtc="2025-05-21T18:20:00Z">
         <w:r>
           <w:rPr>
             <w:szCs w:val="22"/>
@@ -7861,7 +7828,7 @@
           <w:t>the experiments reporte</w:t>
         </w:r>
       </w:ins>
-      <w:ins w:id="16" w:author="Jaeger, Florian" w:date="2025-05-21T14:21:00Z" w16du:dateUtc="2025-05-21T18:21:00Z">
+      <w:ins w:id="17" w:author="Jaeger, Florian" w:date="2025-05-21T14:21:00Z" w16du:dateUtc="2025-05-21T18:21:00Z">
         <w:r>
           <w:rPr>
             <w:szCs w:val="22"/>
@@ -7869,7 +7836,7 @@
           <w:t xml:space="preserve">d here </w:t>
         </w:r>
       </w:ins>
-      <w:ins w:id="17" w:author="Jaeger, Florian" w:date="2025-05-21T14:22:00Z" w16du:dateUtc="2025-05-21T18:22:00Z">
+      <w:ins w:id="18" w:author="Jaeger, Florian" w:date="2025-05-21T14:22:00Z" w16du:dateUtc="2025-05-21T18:22:00Z">
         <w:r>
           <w:rPr>
             <w:szCs w:val="22"/>
@@ -7877,7 +7844,7 @@
           <w:t>did not actually</w:t>
         </w:r>
       </w:ins>
-      <w:ins w:id="18" w:author="Jaeger, Florian" w:date="2025-05-21T14:21:00Z" w16du:dateUtc="2025-05-21T18:21:00Z">
+      <w:ins w:id="19" w:author="Jaeger, Florian" w:date="2025-05-21T14:21:00Z" w16du:dateUtc="2025-05-21T18:21:00Z">
         <w:r>
           <w:rPr>
             <w:szCs w:val="22"/>
@@ -7885,7 +7852,7 @@
           <w:t xml:space="preserve"> contain</w:t>
         </w:r>
       </w:ins>
-      <w:ins w:id="19" w:author="Jaeger, Florian" w:date="2025-05-21T14:22:00Z" w16du:dateUtc="2025-05-21T18:22:00Z">
+      <w:ins w:id="20" w:author="Jaeger, Florian" w:date="2025-05-21T14:22:00Z" w16du:dateUtc="2025-05-21T18:22:00Z">
         <w:r>
           <w:rPr>
             <w:szCs w:val="22"/>
@@ -7893,7 +7860,7 @@
           <w:t xml:space="preserve"> any</w:t>
         </w:r>
       </w:ins>
-      <w:ins w:id="20" w:author="Jaeger, Florian" w:date="2025-05-21T14:21:00Z" w16du:dateUtc="2025-05-21T18:21:00Z">
+      <w:ins w:id="21" w:author="Jaeger, Florian" w:date="2025-05-21T14:21:00Z" w16du:dateUtc="2025-05-21T18:21:00Z">
         <w:r>
           <w:rPr>
             <w:szCs w:val="22"/>
@@ -7901,7 +7868,7 @@
           <w:t xml:space="preserve"> catch trials</w:t>
         </w:r>
       </w:ins>
-      <w:ins w:id="21" w:author="Jaeger, Florian" w:date="2025-05-21T14:22:00Z" w16du:dateUtc="2025-05-21T18:22:00Z">
+      <w:ins w:id="22" w:author="Jaeger, Florian" w:date="2025-05-21T14:22:00Z" w16du:dateUtc="2025-05-21T18:22:00Z">
         <w:r>
           <w:rPr>
             <w:szCs w:val="22"/>
@@ -7909,7 +7876,7 @@
           <w:t>)</w:t>
         </w:r>
       </w:ins>
-      <w:ins w:id="22" w:author="Jaeger, Florian" w:date="2025-05-21T14:21:00Z" w16du:dateUtc="2025-05-21T18:21:00Z">
+      <w:ins w:id="23" w:author="Jaeger, Florian" w:date="2025-05-21T14:21:00Z" w16du:dateUtc="2025-05-21T18:21:00Z">
         <w:r>
           <w:rPr>
             <w:szCs w:val="22"/>
@@ -7917,7 +7884,7 @@
           <w:t>.</w:t>
         </w:r>
       </w:ins>
-      <w:ins w:id="23" w:author="Jaeger, Florian" w:date="2025-05-21T14:22:00Z" w16du:dateUtc="2025-05-21T18:22:00Z">
+      <w:ins w:id="24" w:author="Jaeger, Florian" w:date="2025-05-21T14:22:00Z" w16du:dateUtc="2025-05-21T18:22:00Z">
         <w:r>
           <w:rPr>
             <w:szCs w:val="22"/>
@@ -7925,8 +7892,8 @@
           <w:t xml:space="preserve"> We also excluded </w:t>
         </w:r>
       </w:ins>
-      <w:commentRangeStart w:id="24"/>
-      <w:ins w:id="25" w:author="Jaeger, Florian" w:date="2025-05-21T14:23:00Z" w16du:dateUtc="2025-05-21T18:23:00Z">
+      <w:commentRangeStart w:id="25"/>
+      <w:ins w:id="26" w:author="Jaeger, Florian" w:date="2025-05-21T14:23:00Z" w16du:dateUtc="2025-05-21T18:23:00Z">
         <w:r>
           <w:rPr>
             <w:szCs w:val="22"/>
@@ -7934,7 +7901,7 @@
           <w:t>XXX</w:t>
         </w:r>
       </w:ins>
-      <w:ins w:id="26" w:author="Jaeger, Florian" w:date="2025-05-21T14:22:00Z" w16du:dateUtc="2025-05-21T18:22:00Z">
+      <w:ins w:id="27" w:author="Jaeger, Florian" w:date="2025-05-21T14:22:00Z" w16du:dateUtc="2025-05-21T18:22:00Z">
         <w:r>
           <w:rPr>
             <w:szCs w:val="22"/>
@@ -7942,7 +7909,7 @@
           <w:t xml:space="preserve"> trials</w:t>
         </w:r>
       </w:ins>
-      <w:ins w:id="27" w:author="Jaeger, Florian" w:date="2025-05-21T14:24:00Z" w16du:dateUtc="2025-05-21T18:24:00Z">
+      <w:ins w:id="28" w:author="Jaeger, Florian" w:date="2025-05-21T14:24:00Z" w16du:dateUtc="2025-05-21T18:24:00Z">
         <w:r>
           <w:rPr>
             <w:szCs w:val="22"/>
@@ -7950,7 +7917,7 @@
           <w:t xml:space="preserve"> (XX.X%)</w:t>
         </w:r>
       </w:ins>
-      <w:ins w:id="28" w:author="Jaeger, Florian" w:date="2025-05-21T14:22:00Z" w16du:dateUtc="2025-05-21T18:22:00Z">
+      <w:ins w:id="29" w:author="Jaeger, Florian" w:date="2025-05-21T14:22:00Z" w16du:dateUtc="2025-05-21T18:22:00Z">
         <w:r>
           <w:rPr>
             <w:szCs w:val="22"/>
@@ -7958,16 +7925,16 @@
           <w:t xml:space="preserve"> </w:t>
         </w:r>
       </w:ins>
-      <w:commentRangeEnd w:id="24"/>
-      <w:ins w:id="29" w:author="Jaeger, Florian" w:date="2025-05-21T14:30:00Z" w16du:dateUtc="2025-05-21T18:30:00Z">
+      <w:commentRangeEnd w:id="25"/>
+      <w:ins w:id="30" w:author="Jaeger, Florian" w:date="2025-05-21T14:30:00Z" w16du:dateUtc="2025-05-21T18:30:00Z">
         <w:r>
           <w:rPr>
             <w:rStyle w:val="CommentReference"/>
           </w:rPr>
-          <w:commentReference w:id="24"/>
+          <w:commentReference w:id="25"/>
         </w:r>
       </w:ins>
-      <w:ins w:id="30" w:author="Jaeger, Florian" w:date="2025-05-21T14:22:00Z" w16du:dateUtc="2025-05-21T18:22:00Z">
+      <w:ins w:id="31" w:author="Jaeger, Florian" w:date="2025-05-21T14:22:00Z" w16du:dateUtc="2025-05-21T18:22:00Z">
         <w:r>
           <w:rPr>
             <w:szCs w:val="22"/>
@@ -7982,7 +7949,7 @@
           <w:t>log-transformed RTs outs</w:t>
         </w:r>
       </w:ins>
-      <w:ins w:id="31" w:author="Jaeger, Florian" w:date="2025-05-21T14:23:00Z" w16du:dateUtc="2025-05-21T18:23:00Z">
+      <w:ins w:id="32" w:author="Jaeger, Florian" w:date="2025-05-21T14:23:00Z" w16du:dateUtc="2025-05-21T18:23:00Z">
         <w:r>
           <w:rPr>
             <w:szCs w:val="22"/>
@@ -7996,7 +7963,7 @@
           <w:t xml:space="preserve"> SD of mean of scaled log-transformed RTs at that trial position; for details and visualization, see SI). This </w:t>
         </w:r>
       </w:ins>
-      <w:del w:id="32" w:author="Jaeger, Florian" w:date="2025-05-21T14:19:00Z" w16du:dateUtc="2025-05-21T18:19:00Z">
+      <w:del w:id="33" w:author="Jaeger, Florian" w:date="2025-05-21T14:19:00Z" w16du:dateUtc="2025-05-21T18:19:00Z">
         <w:r>
           <w:rPr>
             <w:szCs w:val="22"/>
@@ -8016,7 +7983,7 @@
           <w:delText xml:space="preserve">, </w:delText>
         </w:r>
       </w:del>
-      <w:ins w:id="33" w:author="Jaeger, Florian" w:date="2025-05-21T14:29:00Z" w16du:dateUtc="2025-05-21T18:29:00Z">
+      <w:ins w:id="34" w:author="Jaeger, Florian" w:date="2025-05-21T14:29:00Z" w16du:dateUtc="2025-05-21T18:29:00Z">
         <w:r>
           <w:rPr>
             <w:szCs w:val="22"/>
@@ -8024,7 +7991,7 @@
           <w:t>left</w:t>
         </w:r>
       </w:ins>
-      <w:del w:id="34" w:author="Jaeger, Florian" w:date="2025-05-21T14:29:00Z" w16du:dateUtc="2025-05-21T18:29:00Z">
+      <w:del w:id="35" w:author="Jaeger, Florian" w:date="2025-05-21T14:29:00Z" w16du:dateUtc="2025-05-21T18:29:00Z">
         <w:r>
           <w:rPr>
             <w:szCs w:val="22"/>
@@ -8044,7 +8011,7 @@
         </w:rPr>
         <w:t xml:space="preserve"> </w:t>
       </w:r>
-      <w:commentRangeStart w:id="35"/>
+      <w:commentRangeStart w:id="36"/>
       <w:r>
         <w:rPr>
           <w:szCs w:val="22"/>
@@ -8093,12 +8060,12 @@
         </w:rPr>
         <w:t xml:space="preserve"> </w:t>
       </w:r>
-      <w:commentRangeEnd w:id="35"/>
+      <w:commentRangeEnd w:id="36"/>
       <w:r>
         <w:rPr>
           <w:rStyle w:val="CommentReference"/>
         </w:rPr>
-        <w:commentReference w:id="35"/>
+        <w:commentReference w:id="36"/>
       </w:r>
       <w:r>
         <w:rPr>
@@ -8174,7 +8141,7 @@
           <w:szCs w:val="22"/>
         </w:rPr>
       </w:pPr>
-      <w:bookmarkStart w:id="36" w:name="_Ref136088042"/>
+      <w:bookmarkStart w:id="37" w:name="_Ref136088042"/>
       <w:r>
         <w:t>T</w:t>
       </w:r>
@@ -8202,21 +8169,18 @@
         </w:rPr>
         <w:fldChar w:fldCharType="end"/>
       </w:r>
-      <w:bookmarkEnd w:id="36"/>
+      <w:bookmarkEnd w:id="37"/>
       <w:r>
         <w:tab/>
       </w:r>
-      <w:del w:id="37" w:author="Jaeger, Florian" w:date="2025-05-21T14:27:00Z" w16du:dateUtc="2025-05-21T18:27:00Z">
+      <w:del w:id="38" w:author="Jaeger, Florian" w:date="2025-05-21T14:27:00Z" w16du:dateUtc="2025-05-21T18:27:00Z">
         <w:r>
           <w:delText xml:space="preserve">Exclusions </w:delText>
         </w:r>
       </w:del>
-      <w:ins w:id="38" w:author="Jaeger, Florian" w:date="2025-05-21T14:27:00Z" w16du:dateUtc="2025-05-21T18:27:00Z">
+      <w:ins w:id="39" w:author="Jaeger, Florian" w:date="2025-05-21T14:27:00Z" w16du:dateUtc="2025-05-21T18:27:00Z">
         <w:r>
-          <w:t>Participant e</w:t>
-        </w:r>
-        <w:r>
-          <w:t xml:space="preserve">xclusions </w:t>
+          <w:t xml:space="preserve">Participant exclusions </w:t>
         </w:r>
       </w:ins>
       <w:r>
@@ -8225,12 +8189,12 @@
       <w:r>
         <w:t xml:space="preserve">Total exclusions can be less than the sum of all individual exclusion criteria since some participants failed multiple criteria. </w:t>
       </w:r>
-      <w:ins w:id="39" w:author="Jaeger, Florian" w:date="2025-05-21T14:16:00Z" w16du:dateUtc="2025-05-21T18:16:00Z">
+      <w:ins w:id="40" w:author="Jaeger, Florian" w:date="2025-05-21T14:16:00Z" w16du:dateUtc="2025-05-21T18:16:00Z">
         <w:r>
           <w:t>The SI contains additional visualizations of particip</w:t>
         </w:r>
       </w:ins>
-      <w:ins w:id="40" w:author="Jaeger, Florian" w:date="2025-05-21T14:17:00Z" w16du:dateUtc="2025-05-21T18:17:00Z">
+      <w:ins w:id="41" w:author="Jaeger, Florian" w:date="2025-05-21T14:17:00Z" w16du:dateUtc="2025-05-21T18:17:00Z">
         <w:r>
           <w:t>ant exclusions.</w:t>
         </w:r>
@@ -8248,7 +8212,7 @@
           <w:right w:w="15" w:type="dxa"/>
         </w:tblCellMar>
         <w:tblLook w:val="04A0" w:firstRow="1" w:lastRow="0" w:firstColumn="1" w:lastColumn="0" w:noHBand="0" w:noVBand="1"/>
-        <w:tblPrChange w:id="41" w:author="Jaeger, Florian" w:date="2025-05-21T14:27:00Z" w16du:dateUtc="2025-05-21T18:27:00Z">
+        <w:tblPrChange w:id="42" w:author="Jaeger, Florian" w:date="2025-05-21T14:27:00Z" w16du:dateUtc="2025-05-21T18:27:00Z">
           <w:tblPr>
             <w:tblW w:w="0" w:type="auto"/>
             <w:tblCellSpacing w:w="15" w:type="dxa"/>
@@ -8269,7 +8233,7 @@
         <w:gridCol w:w="910"/>
         <w:gridCol w:w="910"/>
         <w:gridCol w:w="1155"/>
-        <w:tblGridChange w:id="42">
+        <w:tblGridChange w:id="43">
           <w:tblGrid>
             <w:gridCol w:w="45"/>
             <w:gridCol w:w="2654"/>
@@ -8284,7 +8248,7 @@
       <w:tr>
         <w:trPr>
           <w:tblCellSpacing w:w="15" w:type="dxa"/>
-          <w:trPrChange w:id="43" w:author="Jaeger, Florian" w:date="2025-05-21T14:27:00Z" w16du:dateUtc="2025-05-21T18:27:00Z">
+          <w:trPrChange w:id="44" w:author="Jaeger, Florian" w:date="2025-05-21T14:27:00Z" w16du:dateUtc="2025-05-21T18:27:00Z">
             <w:trPr>
               <w:gridBefore w:val="1"/>
               <w:tblCellSpacing w:w="15" w:type="dxa"/>
@@ -8299,7 +8263,7 @@
             </w:tcBorders>
             <w:vAlign w:val="center"/>
             <w:hideMark/>
-            <w:tcPrChange w:id="44" w:author="Jaeger, Florian" w:date="2025-05-21T14:27:00Z" w16du:dateUtc="2025-05-21T18:27:00Z">
+            <w:tcPrChange w:id="45" w:author="Jaeger, Florian" w:date="2025-05-21T14:27:00Z" w16du:dateUtc="2025-05-21T18:27:00Z">
               <w:tcPr>
                 <w:tcW w:w="0" w:type="auto"/>
                 <w:tcBorders>
@@ -8349,7 +8313,7 @@
             </w:tcBorders>
             <w:vAlign w:val="center"/>
             <w:hideMark/>
-            <w:tcPrChange w:id="45" w:author="Jaeger, Florian" w:date="2025-05-21T14:27:00Z" w16du:dateUtc="2025-05-21T18:27:00Z">
+            <w:tcPrChange w:id="46" w:author="Jaeger, Florian" w:date="2025-05-21T14:27:00Z" w16du:dateUtc="2025-05-21T18:27:00Z">
               <w:tcPr>
                 <w:tcW w:w="0" w:type="auto"/>
                 <w:tcBorders>
@@ -8388,56 +8352,6 @@
                 <w:lang w:eastAsia="en-US"/>
               </w:rPr>
               <w:t>1a</w:t>
-            </w:r>
-          </w:p>
-        </w:tc>
-        <w:tc>
-          <w:tcPr>
-            <w:tcW w:w="0" w:type="auto"/>
-            <w:tcBorders>
-              <w:bottom w:val="single" w:sz="18" w:space="0" w:color="auto"/>
-              <w:right w:val="single" w:sz="4" w:space="0" w:color="auto"/>
-            </w:tcBorders>
-            <w:vAlign w:val="center"/>
-            <w:hideMark/>
-            <w:tcPrChange w:id="46" w:author="Jaeger, Florian" w:date="2025-05-21T14:27:00Z" w16du:dateUtc="2025-05-21T18:27:00Z">
-              <w:tcPr>
-                <w:tcW w:w="0" w:type="auto"/>
-                <w:tcBorders>
-                  <w:bottom w:val="single" w:sz="18" w:space="0" w:color="auto"/>
-                  <w:right w:val="single" w:sz="4" w:space="0" w:color="auto"/>
-                </w:tcBorders>
-                <w:vAlign w:val="center"/>
-                <w:hideMark/>
-              </w:tcPr>
-            </w:tcPrChange>
-          </w:tcPr>
-          <w:p>
-            <w:pPr>
-              <w:widowControl/>
-              <w:autoSpaceDE/>
-              <w:autoSpaceDN/>
-              <w:adjustRightInd/>
-              <w:spacing w:line="240" w:lineRule="auto"/>
-              <w:ind w:firstLine="0"/>
-              <w:jc w:val="left"/>
-              <w:rPr>
-                <w:rFonts w:eastAsia="Times New Roman"/>
-                <w:b/>
-                <w:bCs/>
-                <w:sz w:val="24"/>
-                <w:lang w:eastAsia="en-US"/>
-              </w:rPr>
-            </w:pPr>
-            <w:r>
-              <w:rPr>
-                <w:rFonts w:eastAsia="Times New Roman"/>
-                <w:b/>
-                <w:bCs/>
-                <w:sz w:val="24"/>
-                <w:lang w:eastAsia="en-US"/>
-              </w:rPr>
-              <w:t>1b</w:t>
             </w:r>
           </w:p>
         </w:tc>
@@ -8487,7 +8401,7 @@
                 <w:sz w:val="24"/>
                 <w:lang w:eastAsia="en-US"/>
               </w:rPr>
-              <w:t>1c</w:t>
+              <w:t>1b</w:t>
             </w:r>
           </w:p>
         </w:tc>
@@ -8498,7 +8412,57 @@
               <w:bottom w:val="single" w:sz="18" w:space="0" w:color="auto"/>
               <w:right w:val="single" w:sz="4" w:space="0" w:color="auto"/>
             </w:tcBorders>
+            <w:vAlign w:val="center"/>
+            <w:hideMark/>
             <w:tcPrChange w:id="48" w:author="Jaeger, Florian" w:date="2025-05-21T14:27:00Z" w16du:dateUtc="2025-05-21T18:27:00Z">
+              <w:tcPr>
+                <w:tcW w:w="0" w:type="auto"/>
+                <w:tcBorders>
+                  <w:bottom w:val="single" w:sz="18" w:space="0" w:color="auto"/>
+                  <w:right w:val="single" w:sz="4" w:space="0" w:color="auto"/>
+                </w:tcBorders>
+                <w:vAlign w:val="center"/>
+                <w:hideMark/>
+              </w:tcPr>
+            </w:tcPrChange>
+          </w:tcPr>
+          <w:p>
+            <w:pPr>
+              <w:widowControl/>
+              <w:autoSpaceDE/>
+              <w:autoSpaceDN/>
+              <w:adjustRightInd/>
+              <w:spacing w:line="240" w:lineRule="auto"/>
+              <w:ind w:firstLine="0"/>
+              <w:jc w:val="left"/>
+              <w:rPr>
+                <w:rFonts w:eastAsia="Times New Roman"/>
+                <w:b/>
+                <w:bCs/>
+                <w:sz w:val="24"/>
+                <w:lang w:eastAsia="en-US"/>
+              </w:rPr>
+            </w:pPr>
+            <w:r>
+              <w:rPr>
+                <w:rFonts w:eastAsia="Times New Roman"/>
+                <w:b/>
+                <w:bCs/>
+                <w:sz w:val="24"/>
+                <w:lang w:eastAsia="en-US"/>
+              </w:rPr>
+              <w:t>1c</w:t>
+            </w:r>
+          </w:p>
+        </w:tc>
+        <w:tc>
+          <w:tcPr>
+            <w:tcW w:w="0" w:type="auto"/>
+            <w:tcBorders>
+              <w:bottom w:val="single" w:sz="18" w:space="0" w:color="auto"/>
+              <w:right w:val="single" w:sz="4" w:space="0" w:color="auto"/>
+            </w:tcBorders>
+            <w:tcPrChange w:id="49" w:author="Jaeger, Florian" w:date="2025-05-21T14:27:00Z" w16du:dateUtc="2025-05-21T18:27:00Z">
               <w:tcPr>
                 <w:tcW w:w="0" w:type="auto"/>
                 <w:tcBorders>
@@ -8543,7 +8507,7 @@
             <w:tcBorders>
               <w:bottom w:val="single" w:sz="18" w:space="0" w:color="auto"/>
             </w:tcBorders>
-            <w:tcPrChange w:id="49" w:author="Jaeger, Florian" w:date="2025-05-21T14:27:00Z" w16du:dateUtc="2025-05-21T18:27:00Z">
+            <w:tcPrChange w:id="50" w:author="Jaeger, Florian" w:date="2025-05-21T14:27:00Z" w16du:dateUtc="2025-05-21T18:27:00Z">
               <w:tcPr>
                 <w:tcW w:w="0" w:type="auto"/>
                 <w:tcBorders>
@@ -8585,7 +8549,7 @@
       <w:tr>
         <w:trPr>
           <w:tblCellSpacing w:w="15" w:type="dxa"/>
-          <w:trPrChange w:id="50" w:author="Jaeger, Florian" w:date="2025-05-21T14:27:00Z" w16du:dateUtc="2025-05-21T18:27:00Z">
+          <w:trPrChange w:id="51" w:author="Jaeger, Florian" w:date="2025-05-21T14:27:00Z" w16du:dateUtc="2025-05-21T18:27:00Z">
             <w:trPr>
               <w:gridBefore w:val="1"/>
               <w:tblCellSpacing w:w="15" w:type="dxa"/>
@@ -8599,7 +8563,7 @@
               <w:top w:val="single" w:sz="4" w:space="0" w:color="auto"/>
             </w:tcBorders>
             <w:vAlign w:val="center"/>
-            <w:tcPrChange w:id="51" w:author="Jaeger, Florian" w:date="2025-05-21T14:27:00Z" w16du:dateUtc="2025-05-21T18:27:00Z">
+            <w:tcPrChange w:id="52" w:author="Jaeger, Florian" w:date="2025-05-21T14:27:00Z" w16du:dateUtc="2025-05-21T18:27:00Z">
               <w:tcPr>
                 <w:tcW w:w="0" w:type="auto"/>
                 <w:tcBorders>
@@ -8647,60 +8611,12 @@
               <w:right w:val="single" w:sz="4" w:space="0" w:color="auto"/>
             </w:tcBorders>
             <w:vAlign w:val="center"/>
-            <w:tcPrChange w:id="52" w:author="Jaeger, Florian" w:date="2025-05-21T14:27:00Z" w16du:dateUtc="2025-05-21T18:27:00Z">
+            <w:tcPrChange w:id="53" w:author="Jaeger, Florian" w:date="2025-05-21T14:27:00Z" w16du:dateUtc="2025-05-21T18:27:00Z">
               <w:tcPr>
                 <w:tcW w:w="0" w:type="auto"/>
                 <w:tcBorders>
                   <w:top w:val="single" w:sz="4" w:space="0" w:color="auto"/>
                   <w:left w:val="single" w:sz="4" w:space="0" w:color="auto"/>
-                  <w:right w:val="single" w:sz="4" w:space="0" w:color="auto"/>
-                </w:tcBorders>
-                <w:vAlign w:val="center"/>
-              </w:tcPr>
-            </w:tcPrChange>
-          </w:tcPr>
-          <w:p>
-            <w:pPr>
-              <w:widowControl/>
-              <w:autoSpaceDE/>
-              <w:autoSpaceDN/>
-              <w:adjustRightInd/>
-              <w:spacing w:line="240" w:lineRule="auto"/>
-              <w:ind w:firstLine="0"/>
-              <w:jc w:val="left"/>
-              <w:rPr>
-                <w:rFonts w:eastAsia="Times New Roman"/>
-                <w:i/>
-                <w:iCs/>
-                <w:sz w:val="24"/>
-                <w:lang w:eastAsia="en-US"/>
-              </w:rPr>
-            </w:pPr>
-            <w:r>
-              <w:rPr>
-                <w:rFonts w:eastAsia="Times New Roman"/>
-                <w:i/>
-                <w:iCs/>
-                <w:sz w:val="24"/>
-                <w:lang w:eastAsia="en-US"/>
-              </w:rPr>
-              <w:t>64</w:t>
-            </w:r>
-          </w:p>
-        </w:tc>
-        <w:tc>
-          <w:tcPr>
-            <w:tcW w:w="0" w:type="auto"/>
-            <w:tcBorders>
-              <w:top w:val="single" w:sz="4" w:space="0" w:color="auto"/>
-              <w:right w:val="single" w:sz="4" w:space="0" w:color="auto"/>
-            </w:tcBorders>
-            <w:vAlign w:val="center"/>
-            <w:tcPrChange w:id="53" w:author="Jaeger, Florian" w:date="2025-05-21T14:27:00Z" w16du:dateUtc="2025-05-21T18:27:00Z">
-              <w:tcPr>
-                <w:tcW w:w="0" w:type="auto"/>
-                <w:tcBorders>
-                  <w:top w:val="single" w:sz="4" w:space="0" w:color="auto"/>
                   <w:right w:val="single" w:sz="4" w:space="0" w:color="auto"/>
                 </w:tcBorders>
                 <w:vAlign w:val="center"/>
@@ -8791,7 +8707,55 @@
               <w:top w:val="single" w:sz="4" w:space="0" w:color="auto"/>
               <w:right w:val="single" w:sz="4" w:space="0" w:color="auto"/>
             </w:tcBorders>
+            <w:vAlign w:val="center"/>
             <w:tcPrChange w:id="55" w:author="Jaeger, Florian" w:date="2025-05-21T14:27:00Z" w16du:dateUtc="2025-05-21T18:27:00Z">
+              <w:tcPr>
+                <w:tcW w:w="0" w:type="auto"/>
+                <w:tcBorders>
+                  <w:top w:val="single" w:sz="4" w:space="0" w:color="auto"/>
+                  <w:right w:val="single" w:sz="4" w:space="0" w:color="auto"/>
+                </w:tcBorders>
+                <w:vAlign w:val="center"/>
+              </w:tcPr>
+            </w:tcPrChange>
+          </w:tcPr>
+          <w:p>
+            <w:pPr>
+              <w:widowControl/>
+              <w:autoSpaceDE/>
+              <w:autoSpaceDN/>
+              <w:adjustRightInd/>
+              <w:spacing w:line="240" w:lineRule="auto"/>
+              <w:ind w:firstLine="0"/>
+              <w:jc w:val="left"/>
+              <w:rPr>
+                <w:rFonts w:eastAsia="Times New Roman"/>
+                <w:i/>
+                <w:iCs/>
+                <w:sz w:val="24"/>
+                <w:lang w:eastAsia="en-US"/>
+              </w:rPr>
+            </w:pPr>
+            <w:r>
+              <w:rPr>
+                <w:rFonts w:eastAsia="Times New Roman"/>
+                <w:i/>
+                <w:iCs/>
+                <w:sz w:val="24"/>
+                <w:lang w:eastAsia="en-US"/>
+              </w:rPr>
+              <w:t>64</w:t>
+            </w:r>
+          </w:p>
+        </w:tc>
+        <w:tc>
+          <w:tcPr>
+            <w:tcW w:w="0" w:type="auto"/>
+            <w:tcBorders>
+              <w:top w:val="single" w:sz="4" w:space="0" w:color="auto"/>
+              <w:right w:val="single" w:sz="4" w:space="0" w:color="auto"/>
+            </w:tcBorders>
+            <w:tcPrChange w:id="56" w:author="Jaeger, Florian" w:date="2025-05-21T14:27:00Z" w16du:dateUtc="2025-05-21T18:27:00Z">
               <w:tcPr>
                 <w:tcW w:w="0" w:type="auto"/>
                 <w:tcBorders>
@@ -8836,7 +8800,7 @@
             <w:tcBorders>
               <w:top w:val="single" w:sz="4" w:space="0" w:color="auto"/>
             </w:tcBorders>
-            <w:tcPrChange w:id="56" w:author="Jaeger, Florian" w:date="2025-05-21T14:27:00Z" w16du:dateUtc="2025-05-21T18:27:00Z">
+            <w:tcPrChange w:id="57" w:author="Jaeger, Florian" w:date="2025-05-21T14:27:00Z" w16du:dateUtc="2025-05-21T18:27:00Z">
               <w:tcPr>
                 <w:tcW w:w="0" w:type="auto"/>
                 <w:tcBorders>
@@ -8878,7 +8842,7 @@
       <w:tr>
         <w:trPr>
           <w:tblCellSpacing w:w="15" w:type="dxa"/>
-          <w:trPrChange w:id="57" w:author="Jaeger, Florian" w:date="2025-05-21T14:27:00Z" w16du:dateUtc="2025-05-21T18:27:00Z">
+          <w:trPrChange w:id="58" w:author="Jaeger, Florian" w:date="2025-05-21T14:27:00Z" w16du:dateUtc="2025-05-21T18:27:00Z">
             <w:trPr>
               <w:gridBefore w:val="1"/>
               <w:tblCellSpacing w:w="15" w:type="dxa"/>
@@ -8889,7 +8853,7 @@
           <w:tcPr>
             <w:tcW w:w="2609" w:type="dxa"/>
             <w:vAlign w:val="center"/>
-            <w:tcPrChange w:id="58" w:author="Jaeger, Florian" w:date="2025-05-21T14:27:00Z" w16du:dateUtc="2025-05-21T18:27:00Z">
+            <w:tcPrChange w:id="59" w:author="Jaeger, Florian" w:date="2025-05-21T14:27:00Z" w16du:dateUtc="2025-05-21T18:27:00Z">
               <w:tcPr>
                 <w:tcW w:w="0" w:type="auto"/>
                 <w:vAlign w:val="center"/>
@@ -8929,53 +8893,11 @@
               <w:right w:val="single" w:sz="4" w:space="0" w:color="auto"/>
             </w:tcBorders>
             <w:vAlign w:val="center"/>
-            <w:tcPrChange w:id="59" w:author="Jaeger, Florian" w:date="2025-05-21T14:27:00Z" w16du:dateUtc="2025-05-21T18:27:00Z">
+            <w:tcPrChange w:id="60" w:author="Jaeger, Florian" w:date="2025-05-21T14:27:00Z" w16du:dateUtc="2025-05-21T18:27:00Z">
               <w:tcPr>
                 <w:tcW w:w="0" w:type="auto"/>
                 <w:tcBorders>
                   <w:left w:val="single" w:sz="4" w:space="0" w:color="auto"/>
-                  <w:right w:val="single" w:sz="4" w:space="0" w:color="auto"/>
-                </w:tcBorders>
-                <w:vAlign w:val="center"/>
-              </w:tcPr>
-            </w:tcPrChange>
-          </w:tcPr>
-          <w:p>
-            <w:pPr>
-              <w:widowControl/>
-              <w:autoSpaceDE/>
-              <w:autoSpaceDN/>
-              <w:adjustRightInd/>
-              <w:spacing w:line="240" w:lineRule="auto"/>
-              <w:ind w:firstLine="0"/>
-              <w:jc w:val="left"/>
-              <w:rPr>
-                <w:rFonts w:eastAsia="Times New Roman"/>
-                <w:sz w:val="24"/>
-                <w:lang w:eastAsia="en-US"/>
-              </w:rPr>
-            </w:pPr>
-            <w:r>
-              <w:rPr>
-                <w:rFonts w:eastAsia="Times New Roman"/>
-                <w:sz w:val="24"/>
-                <w:lang w:eastAsia="en-US"/>
-              </w:rPr>
-              <w:t>-</w:t>
-            </w:r>
-          </w:p>
-        </w:tc>
-        <w:tc>
-          <w:tcPr>
-            <w:tcW w:w="0" w:type="auto"/>
-            <w:tcBorders>
-              <w:right w:val="single" w:sz="4" w:space="0" w:color="auto"/>
-            </w:tcBorders>
-            <w:vAlign w:val="center"/>
-            <w:tcPrChange w:id="60" w:author="Jaeger, Florian" w:date="2025-05-21T14:27:00Z" w16du:dateUtc="2025-05-21T18:27:00Z">
-              <w:tcPr>
-                <w:tcW w:w="0" w:type="auto"/>
-                <w:tcBorders>
                   <w:right w:val="single" w:sz="4" w:space="0" w:color="auto"/>
                 </w:tcBorders>
                 <w:vAlign w:val="center"/>
@@ -9045,7 +8967,7 @@
                 <w:sz w:val="24"/>
                 <w:lang w:eastAsia="en-US"/>
               </w:rPr>
-              <w:t>2 (3.1%)</w:t>
+              <w:t>-</w:t>
             </w:r>
           </w:p>
         </w:tc>
@@ -9055,7 +8977,49 @@
             <w:tcBorders>
               <w:right w:val="single" w:sz="4" w:space="0" w:color="auto"/>
             </w:tcBorders>
+            <w:vAlign w:val="center"/>
             <w:tcPrChange w:id="62" w:author="Jaeger, Florian" w:date="2025-05-21T14:27:00Z" w16du:dateUtc="2025-05-21T18:27:00Z">
+              <w:tcPr>
+                <w:tcW w:w="0" w:type="auto"/>
+                <w:tcBorders>
+                  <w:right w:val="single" w:sz="4" w:space="0" w:color="auto"/>
+                </w:tcBorders>
+                <w:vAlign w:val="center"/>
+              </w:tcPr>
+            </w:tcPrChange>
+          </w:tcPr>
+          <w:p>
+            <w:pPr>
+              <w:widowControl/>
+              <w:autoSpaceDE/>
+              <w:autoSpaceDN/>
+              <w:adjustRightInd/>
+              <w:spacing w:line="240" w:lineRule="auto"/>
+              <w:ind w:firstLine="0"/>
+              <w:jc w:val="left"/>
+              <w:rPr>
+                <w:rFonts w:eastAsia="Times New Roman"/>
+                <w:sz w:val="24"/>
+                <w:lang w:eastAsia="en-US"/>
+              </w:rPr>
+            </w:pPr>
+            <w:r>
+              <w:rPr>
+                <w:rFonts w:eastAsia="Times New Roman"/>
+                <w:sz w:val="24"/>
+                <w:lang w:eastAsia="en-US"/>
+              </w:rPr>
+              <w:t>2 (3.1%)</w:t>
+            </w:r>
+          </w:p>
+        </w:tc>
+        <w:tc>
+          <w:tcPr>
+            <w:tcW w:w="0" w:type="auto"/>
+            <w:tcBorders>
+              <w:right w:val="single" w:sz="4" w:space="0" w:color="auto"/>
+            </w:tcBorders>
+            <w:tcPrChange w:id="63" w:author="Jaeger, Florian" w:date="2025-05-21T14:27:00Z" w16du:dateUtc="2025-05-21T18:27:00Z">
               <w:tcPr>
                 <w:tcW w:w="0" w:type="auto"/>
                 <w:tcBorders>
@@ -9092,7 +9056,7 @@
         <w:tc>
           <w:tcPr>
             <w:tcW w:w="0" w:type="auto"/>
-            <w:tcPrChange w:id="63" w:author="Jaeger, Florian" w:date="2025-05-21T14:27:00Z" w16du:dateUtc="2025-05-21T18:27:00Z">
+            <w:tcPrChange w:id="64" w:author="Jaeger, Florian" w:date="2025-05-21T14:27:00Z" w16du:dateUtc="2025-05-21T18:27:00Z">
               <w:tcPr>
                 <w:tcW w:w="0" w:type="auto"/>
               </w:tcPr>
@@ -9127,7 +9091,7 @@
       <w:tr>
         <w:trPr>
           <w:tblCellSpacing w:w="15" w:type="dxa"/>
-          <w:trPrChange w:id="64" w:author="Jaeger, Florian" w:date="2025-05-21T14:27:00Z" w16du:dateUtc="2025-05-21T18:27:00Z">
+          <w:trPrChange w:id="65" w:author="Jaeger, Florian" w:date="2025-05-21T14:27:00Z" w16du:dateUtc="2025-05-21T18:27:00Z">
             <w:trPr>
               <w:gridBefore w:val="1"/>
               <w:tblCellSpacing w:w="15" w:type="dxa"/>
@@ -9139,7 +9103,7 @@
             <w:tcW w:w="2609" w:type="dxa"/>
             <w:vAlign w:val="center"/>
             <w:hideMark/>
-            <w:tcPrChange w:id="65" w:author="Jaeger, Florian" w:date="2025-05-21T14:27:00Z" w16du:dateUtc="2025-05-21T18:27:00Z">
+            <w:tcPrChange w:id="66" w:author="Jaeger, Florian" w:date="2025-05-21T14:27:00Z" w16du:dateUtc="2025-05-21T18:27:00Z">
               <w:tcPr>
                 <w:tcW w:w="0" w:type="auto"/>
                 <w:vAlign w:val="center"/>
@@ -9189,7 +9153,7 @@
             </w:tcBorders>
             <w:vAlign w:val="center"/>
             <w:hideMark/>
-            <w:tcPrChange w:id="66" w:author="Jaeger, Florian" w:date="2025-05-21T14:27:00Z" w16du:dateUtc="2025-05-21T18:27:00Z">
+            <w:tcPrChange w:id="67" w:author="Jaeger, Florian" w:date="2025-05-21T14:27:00Z" w16du:dateUtc="2025-05-21T18:27:00Z">
               <w:tcPr>
                 <w:tcW w:w="0" w:type="auto"/>
                 <w:tcBorders>
@@ -9223,50 +9187,6 @@
                 <w:lang w:eastAsia="en-US"/>
               </w:rPr>
               <w:t>-</w:t>
-            </w:r>
-          </w:p>
-        </w:tc>
-        <w:tc>
-          <w:tcPr>
-            <w:tcW w:w="0" w:type="auto"/>
-            <w:tcBorders>
-              <w:right w:val="single" w:sz="4" w:space="0" w:color="auto"/>
-            </w:tcBorders>
-            <w:vAlign w:val="center"/>
-            <w:hideMark/>
-            <w:tcPrChange w:id="67" w:author="Jaeger, Florian" w:date="2025-05-21T14:27:00Z" w16du:dateUtc="2025-05-21T18:27:00Z">
-              <w:tcPr>
-                <w:tcW w:w="0" w:type="auto"/>
-                <w:tcBorders>
-                  <w:right w:val="single" w:sz="4" w:space="0" w:color="auto"/>
-                </w:tcBorders>
-                <w:vAlign w:val="center"/>
-                <w:hideMark/>
-              </w:tcPr>
-            </w:tcPrChange>
-          </w:tcPr>
-          <w:p>
-            <w:pPr>
-              <w:widowControl/>
-              <w:autoSpaceDE/>
-              <w:autoSpaceDN/>
-              <w:adjustRightInd/>
-              <w:spacing w:line="240" w:lineRule="auto"/>
-              <w:ind w:firstLine="0"/>
-              <w:jc w:val="left"/>
-              <w:rPr>
-                <w:rFonts w:eastAsia="Times New Roman"/>
-                <w:sz w:val="24"/>
-                <w:lang w:eastAsia="en-US"/>
-              </w:rPr>
-            </w:pPr>
-            <w:r>
-              <w:rPr>
-                <w:rFonts w:eastAsia="Times New Roman"/>
-                <w:sz w:val="24"/>
-                <w:lang w:eastAsia="en-US"/>
-              </w:rPr>
-              <w:t>3 (4.7%)</w:t>
             </w:r>
           </w:p>
         </w:tc>
@@ -9310,7 +9230,7 @@
                 <w:sz w:val="24"/>
                 <w:lang w:eastAsia="en-US"/>
               </w:rPr>
-              <w:t>1 (1.6%)</w:t>
+              <w:t>3 (4.7%)</w:t>
             </w:r>
           </w:p>
         </w:tc>
@@ -9320,7 +9240,51 @@
             <w:tcBorders>
               <w:right w:val="single" w:sz="4" w:space="0" w:color="auto"/>
             </w:tcBorders>
+            <w:vAlign w:val="center"/>
+            <w:hideMark/>
             <w:tcPrChange w:id="69" w:author="Jaeger, Florian" w:date="2025-05-21T14:27:00Z" w16du:dateUtc="2025-05-21T18:27:00Z">
+              <w:tcPr>
+                <w:tcW w:w="0" w:type="auto"/>
+                <w:tcBorders>
+                  <w:right w:val="single" w:sz="4" w:space="0" w:color="auto"/>
+                </w:tcBorders>
+                <w:vAlign w:val="center"/>
+                <w:hideMark/>
+              </w:tcPr>
+            </w:tcPrChange>
+          </w:tcPr>
+          <w:p>
+            <w:pPr>
+              <w:widowControl/>
+              <w:autoSpaceDE/>
+              <w:autoSpaceDN/>
+              <w:adjustRightInd/>
+              <w:spacing w:line="240" w:lineRule="auto"/>
+              <w:ind w:firstLine="0"/>
+              <w:jc w:val="left"/>
+              <w:rPr>
+                <w:rFonts w:eastAsia="Times New Roman"/>
+                <w:sz w:val="24"/>
+                <w:lang w:eastAsia="en-US"/>
+              </w:rPr>
+            </w:pPr>
+            <w:r>
+              <w:rPr>
+                <w:rFonts w:eastAsia="Times New Roman"/>
+                <w:sz w:val="24"/>
+                <w:lang w:eastAsia="en-US"/>
+              </w:rPr>
+              <w:t>1 (1.6%)</w:t>
+            </w:r>
+          </w:p>
+        </w:tc>
+        <w:tc>
+          <w:tcPr>
+            <w:tcW w:w="0" w:type="auto"/>
+            <w:tcBorders>
+              <w:right w:val="single" w:sz="4" w:space="0" w:color="auto"/>
+            </w:tcBorders>
+            <w:tcPrChange w:id="70" w:author="Jaeger, Florian" w:date="2025-05-21T14:27:00Z" w16du:dateUtc="2025-05-21T18:27:00Z">
               <w:tcPr>
                 <w:tcW w:w="0" w:type="auto"/>
                 <w:tcBorders>
@@ -9357,7 +9321,7 @@
         <w:tc>
           <w:tcPr>
             <w:tcW w:w="0" w:type="auto"/>
-            <w:tcPrChange w:id="70" w:author="Jaeger, Florian" w:date="2025-05-21T14:27:00Z" w16du:dateUtc="2025-05-21T18:27:00Z">
+            <w:tcPrChange w:id="71" w:author="Jaeger, Florian" w:date="2025-05-21T14:27:00Z" w16du:dateUtc="2025-05-21T18:27:00Z">
               <w:tcPr>
                 <w:tcW w:w="0" w:type="auto"/>
               </w:tcPr>
@@ -9392,7 +9356,7 @@
       <w:tr>
         <w:trPr>
           <w:tblCellSpacing w:w="15" w:type="dxa"/>
-          <w:trPrChange w:id="71" w:author="Jaeger, Florian" w:date="2025-05-21T14:27:00Z" w16du:dateUtc="2025-05-21T18:27:00Z">
+          <w:trPrChange w:id="72" w:author="Jaeger, Florian" w:date="2025-05-21T14:27:00Z" w16du:dateUtc="2025-05-21T18:27:00Z">
             <w:trPr>
               <w:tblCellSpacing w:w="15" w:type="dxa"/>
             </w:trPr>
@@ -9403,7 +9367,7 @@
             <w:tcW w:w="2609" w:type="dxa"/>
             <w:vAlign w:val="center"/>
             <w:hideMark/>
-            <w:tcPrChange w:id="72" w:author="Jaeger, Florian" w:date="2025-05-21T14:27:00Z" w16du:dateUtc="2025-05-21T18:27:00Z">
+            <w:tcPrChange w:id="73" w:author="Jaeger, Florian" w:date="2025-05-21T14:27:00Z" w16du:dateUtc="2025-05-21T18:27:00Z">
               <w:tcPr>
                 <w:tcW w:w="0" w:type="auto"/>
                 <w:gridSpan w:val="2"/>
@@ -9446,7 +9410,7 @@
             </w:tcBorders>
             <w:vAlign w:val="center"/>
             <w:hideMark/>
-            <w:tcPrChange w:id="73" w:author="Jaeger, Florian" w:date="2025-05-21T14:27:00Z" w16du:dateUtc="2025-05-21T18:27:00Z">
+            <w:tcPrChange w:id="74" w:author="Jaeger, Florian" w:date="2025-05-21T14:27:00Z" w16du:dateUtc="2025-05-21T18:27:00Z">
               <w:tcPr>
                 <w:tcW w:w="0" w:type="auto"/>
                 <w:tcBorders>
@@ -9480,50 +9444,6 @@
                 <w:lang w:eastAsia="en-US"/>
               </w:rPr>
               <w:t>-</w:t>
-            </w:r>
-          </w:p>
-        </w:tc>
-        <w:tc>
-          <w:tcPr>
-            <w:tcW w:w="0" w:type="auto"/>
-            <w:tcBorders>
-              <w:right w:val="single" w:sz="4" w:space="0" w:color="auto"/>
-            </w:tcBorders>
-            <w:vAlign w:val="center"/>
-            <w:hideMark/>
-            <w:tcPrChange w:id="74" w:author="Jaeger, Florian" w:date="2025-05-21T14:27:00Z" w16du:dateUtc="2025-05-21T18:27:00Z">
-              <w:tcPr>
-                <w:tcW w:w="0" w:type="auto"/>
-                <w:tcBorders>
-                  <w:right w:val="single" w:sz="4" w:space="0" w:color="auto"/>
-                </w:tcBorders>
-                <w:vAlign w:val="center"/>
-                <w:hideMark/>
-              </w:tcPr>
-            </w:tcPrChange>
-          </w:tcPr>
-          <w:p>
-            <w:pPr>
-              <w:widowControl/>
-              <w:autoSpaceDE/>
-              <w:autoSpaceDN/>
-              <w:adjustRightInd/>
-              <w:spacing w:line="240" w:lineRule="auto"/>
-              <w:ind w:firstLine="0"/>
-              <w:jc w:val="left"/>
-              <w:rPr>
-                <w:rFonts w:eastAsia="Times New Roman"/>
-                <w:sz w:val="24"/>
-                <w:lang w:eastAsia="en-US"/>
-              </w:rPr>
-            </w:pPr>
-            <w:r>
-              <w:rPr>
-                <w:rFonts w:eastAsia="Times New Roman"/>
-                <w:sz w:val="24"/>
-                <w:lang w:eastAsia="en-US"/>
-              </w:rPr>
-              <w:t>1 (1.6%)</w:t>
             </w:r>
           </w:p>
         </w:tc>
@@ -9577,7 +9497,51 @@
             <w:tcBorders>
               <w:right w:val="single" w:sz="4" w:space="0" w:color="auto"/>
             </w:tcBorders>
+            <w:vAlign w:val="center"/>
+            <w:hideMark/>
             <w:tcPrChange w:id="76" w:author="Jaeger, Florian" w:date="2025-05-21T14:27:00Z" w16du:dateUtc="2025-05-21T18:27:00Z">
+              <w:tcPr>
+                <w:tcW w:w="0" w:type="auto"/>
+                <w:tcBorders>
+                  <w:right w:val="single" w:sz="4" w:space="0" w:color="auto"/>
+                </w:tcBorders>
+                <w:vAlign w:val="center"/>
+                <w:hideMark/>
+              </w:tcPr>
+            </w:tcPrChange>
+          </w:tcPr>
+          <w:p>
+            <w:pPr>
+              <w:widowControl/>
+              <w:autoSpaceDE/>
+              <w:autoSpaceDN/>
+              <w:adjustRightInd/>
+              <w:spacing w:line="240" w:lineRule="auto"/>
+              <w:ind w:firstLine="0"/>
+              <w:jc w:val="left"/>
+              <w:rPr>
+                <w:rFonts w:eastAsia="Times New Roman"/>
+                <w:sz w:val="24"/>
+                <w:lang w:eastAsia="en-US"/>
+              </w:rPr>
+            </w:pPr>
+            <w:r>
+              <w:rPr>
+                <w:rFonts w:eastAsia="Times New Roman"/>
+                <w:sz w:val="24"/>
+                <w:lang w:eastAsia="en-US"/>
+              </w:rPr>
+              <w:t>1 (1.6%)</w:t>
+            </w:r>
+          </w:p>
+        </w:tc>
+        <w:tc>
+          <w:tcPr>
+            <w:tcW w:w="0" w:type="auto"/>
+            <w:tcBorders>
+              <w:right w:val="single" w:sz="4" w:space="0" w:color="auto"/>
+            </w:tcBorders>
+            <w:tcPrChange w:id="77" w:author="Jaeger, Florian" w:date="2025-05-21T14:27:00Z" w16du:dateUtc="2025-05-21T18:27:00Z">
               <w:tcPr>
                 <w:tcW w:w="0" w:type="auto"/>
                 <w:tcBorders>
@@ -9614,7 +9578,7 @@
         <w:tc>
           <w:tcPr>
             <w:tcW w:w="0" w:type="auto"/>
-            <w:tcPrChange w:id="77" w:author="Jaeger, Florian" w:date="2025-05-21T14:27:00Z" w16du:dateUtc="2025-05-21T18:27:00Z">
+            <w:tcPrChange w:id="78" w:author="Jaeger, Florian" w:date="2025-05-21T14:27:00Z" w16du:dateUtc="2025-05-21T18:27:00Z">
               <w:tcPr>
                 <w:tcW w:w="0" w:type="auto"/>
               </w:tcPr>
@@ -9649,7 +9613,7 @@
       <w:tr>
         <w:trPr>
           <w:tblCellSpacing w:w="15" w:type="dxa"/>
-          <w:trPrChange w:id="78" w:author="Jaeger, Florian" w:date="2025-05-21T14:27:00Z" w16du:dateUtc="2025-05-21T18:27:00Z">
+          <w:trPrChange w:id="79" w:author="Jaeger, Florian" w:date="2025-05-21T14:27:00Z" w16du:dateUtc="2025-05-21T18:27:00Z">
             <w:trPr>
               <w:gridBefore w:val="1"/>
               <w:tblCellSpacing w:w="15" w:type="dxa"/>
@@ -9660,7 +9624,7 @@
           <w:tcPr>
             <w:tcW w:w="2609" w:type="dxa"/>
             <w:vAlign w:val="center"/>
-            <w:tcPrChange w:id="79" w:author="Jaeger, Florian" w:date="2025-05-21T14:27:00Z" w16du:dateUtc="2025-05-21T18:27:00Z">
+            <w:tcPrChange w:id="80" w:author="Jaeger, Florian" w:date="2025-05-21T14:27:00Z" w16du:dateUtc="2025-05-21T18:27:00Z">
               <w:tcPr>
                 <w:tcW w:w="0" w:type="auto"/>
                 <w:vAlign w:val="center"/>
@@ -9700,53 +9664,11 @@
               <w:right w:val="single" w:sz="4" w:space="0" w:color="auto"/>
             </w:tcBorders>
             <w:vAlign w:val="center"/>
-            <w:tcPrChange w:id="80" w:author="Jaeger, Florian" w:date="2025-05-21T14:27:00Z" w16du:dateUtc="2025-05-21T18:27:00Z">
+            <w:tcPrChange w:id="81" w:author="Jaeger, Florian" w:date="2025-05-21T14:27:00Z" w16du:dateUtc="2025-05-21T18:27:00Z">
               <w:tcPr>
                 <w:tcW w:w="0" w:type="auto"/>
                 <w:tcBorders>
                   <w:left w:val="single" w:sz="4" w:space="0" w:color="auto"/>
-                  <w:right w:val="single" w:sz="4" w:space="0" w:color="auto"/>
-                </w:tcBorders>
-                <w:vAlign w:val="center"/>
-              </w:tcPr>
-            </w:tcPrChange>
-          </w:tcPr>
-          <w:p>
-            <w:pPr>
-              <w:widowControl/>
-              <w:autoSpaceDE/>
-              <w:autoSpaceDN/>
-              <w:adjustRightInd/>
-              <w:spacing w:line="240" w:lineRule="auto"/>
-              <w:ind w:firstLine="0"/>
-              <w:jc w:val="left"/>
-              <w:rPr>
-                <w:rFonts w:eastAsia="Times New Roman"/>
-                <w:sz w:val="24"/>
-                <w:lang w:eastAsia="en-US"/>
-              </w:rPr>
-            </w:pPr>
-            <w:r>
-              <w:rPr>
-                <w:rFonts w:eastAsia="Times New Roman"/>
-                <w:sz w:val="24"/>
-                <w:lang w:eastAsia="en-US"/>
-              </w:rPr>
-              <w:t>-</w:t>
-            </w:r>
-          </w:p>
-        </w:tc>
-        <w:tc>
-          <w:tcPr>
-            <w:tcW w:w="0" w:type="auto"/>
-            <w:tcBorders>
-              <w:right w:val="single" w:sz="4" w:space="0" w:color="auto"/>
-            </w:tcBorders>
-            <w:vAlign w:val="center"/>
-            <w:tcPrChange w:id="81" w:author="Jaeger, Florian" w:date="2025-05-21T14:27:00Z" w16du:dateUtc="2025-05-21T18:27:00Z">
-              <w:tcPr>
-                <w:tcW w:w="0" w:type="auto"/>
-                <w:tcBorders>
                   <w:right w:val="single" w:sz="4" w:space="0" w:color="auto"/>
                 </w:tcBorders>
                 <w:vAlign w:val="center"/>
@@ -9826,7 +9748,49 @@
             <w:tcBorders>
               <w:right w:val="single" w:sz="4" w:space="0" w:color="auto"/>
             </w:tcBorders>
+            <w:vAlign w:val="center"/>
             <w:tcPrChange w:id="83" w:author="Jaeger, Florian" w:date="2025-05-21T14:27:00Z" w16du:dateUtc="2025-05-21T18:27:00Z">
+              <w:tcPr>
+                <w:tcW w:w="0" w:type="auto"/>
+                <w:tcBorders>
+                  <w:right w:val="single" w:sz="4" w:space="0" w:color="auto"/>
+                </w:tcBorders>
+                <w:vAlign w:val="center"/>
+              </w:tcPr>
+            </w:tcPrChange>
+          </w:tcPr>
+          <w:p>
+            <w:pPr>
+              <w:widowControl/>
+              <w:autoSpaceDE/>
+              <w:autoSpaceDN/>
+              <w:adjustRightInd/>
+              <w:spacing w:line="240" w:lineRule="auto"/>
+              <w:ind w:firstLine="0"/>
+              <w:jc w:val="left"/>
+              <w:rPr>
+                <w:rFonts w:eastAsia="Times New Roman"/>
+                <w:sz w:val="24"/>
+                <w:lang w:eastAsia="en-US"/>
+              </w:rPr>
+            </w:pPr>
+            <w:r>
+              <w:rPr>
+                <w:rFonts w:eastAsia="Times New Roman"/>
+                <w:sz w:val="24"/>
+                <w:lang w:eastAsia="en-US"/>
+              </w:rPr>
+              <w:t>-</w:t>
+            </w:r>
+          </w:p>
+        </w:tc>
+        <w:tc>
+          <w:tcPr>
+            <w:tcW w:w="0" w:type="auto"/>
+            <w:tcBorders>
+              <w:right w:val="single" w:sz="4" w:space="0" w:color="auto"/>
+            </w:tcBorders>
+            <w:tcPrChange w:id="84" w:author="Jaeger, Florian" w:date="2025-05-21T14:27:00Z" w16du:dateUtc="2025-05-21T18:27:00Z">
               <w:tcPr>
                 <w:tcW w:w="0" w:type="auto"/>
                 <w:tcBorders>
@@ -9863,7 +9827,7 @@
         <w:tc>
           <w:tcPr>
             <w:tcW w:w="0" w:type="auto"/>
-            <w:tcPrChange w:id="84" w:author="Jaeger, Florian" w:date="2025-05-21T14:27:00Z" w16du:dateUtc="2025-05-21T18:27:00Z">
+            <w:tcPrChange w:id="85" w:author="Jaeger, Florian" w:date="2025-05-21T14:27:00Z" w16du:dateUtc="2025-05-21T18:27:00Z">
               <w:tcPr>
                 <w:tcW w:w="0" w:type="auto"/>
               </w:tcPr>
@@ -9898,8 +9862,8 @@
       <w:tr>
         <w:trPr>
           <w:tblCellSpacing w:w="15" w:type="dxa"/>
-          <w:del w:id="85" w:author="Jaeger, Florian" w:date="2025-05-21T14:27:00Z" w16du:dateUtc="2025-05-21T18:27:00Z"/>
-          <w:trPrChange w:id="86" w:author="Jaeger, Florian" w:date="2025-05-21T14:27:00Z" w16du:dateUtc="2025-05-21T18:27:00Z">
+          <w:del w:id="86" w:author="Jaeger, Florian" w:date="2025-05-21T14:27:00Z"/>
+          <w:trPrChange w:id="87" w:author="Jaeger, Florian" w:date="2025-05-21T14:27:00Z" w16du:dateUtc="2025-05-21T18:27:00Z">
             <w:trPr>
               <w:gridBefore w:val="1"/>
               <w:tblCellSpacing w:w="15" w:type="dxa"/>
@@ -9911,7 +9875,7 @@
             <w:tcW w:w="2609" w:type="dxa"/>
             <w:vAlign w:val="center"/>
             <w:hideMark/>
-            <w:tcPrChange w:id="87" w:author="Jaeger, Florian" w:date="2025-05-21T14:27:00Z" w16du:dateUtc="2025-05-21T18:27:00Z">
+            <w:tcPrChange w:id="88" w:author="Jaeger, Florian" w:date="2025-05-21T14:27:00Z" w16du:dateUtc="2025-05-21T18:27:00Z">
               <w:tcPr>
                 <w:tcW w:w="0" w:type="auto"/>
                 <w:vAlign w:val="center"/>
@@ -9929,13 +9893,13 @@
               <w:ind w:firstLine="0"/>
               <w:jc w:val="left"/>
               <w:rPr>
-                <w:del w:id="88" w:author="Jaeger, Florian" w:date="2025-05-21T14:27:00Z" w16du:dateUtc="2025-05-21T18:27:00Z"/>
+                <w:del w:id="89" w:author="Jaeger, Florian" w:date="2025-05-21T14:27:00Z" w16du:dateUtc="2025-05-21T18:27:00Z"/>
                 <w:rFonts w:eastAsia="Times New Roman"/>
                 <w:sz w:val="24"/>
                 <w:lang w:eastAsia="en-US"/>
               </w:rPr>
             </w:pPr>
-            <w:del w:id="89" w:author="Jaeger, Florian" w:date="2025-05-21T14:27:00Z" w16du:dateUtc="2025-05-21T18:27:00Z">
+            <w:del w:id="90" w:author="Jaeger, Florian" w:date="2025-05-21T14:27:00Z" w16du:dateUtc="2025-05-21T18:27:00Z">
               <w:r>
                 <w:rPr>
                   <w:rFonts w:eastAsia="Times New Roman"/>
@@ -9956,7 +9920,7 @@
             </w:tcBorders>
             <w:vAlign w:val="center"/>
             <w:hideMark/>
-            <w:tcPrChange w:id="90" w:author="Jaeger, Florian" w:date="2025-05-21T14:27:00Z" w16du:dateUtc="2025-05-21T18:27:00Z">
+            <w:tcPrChange w:id="91" w:author="Jaeger, Florian" w:date="2025-05-21T14:27:00Z" w16du:dateUtc="2025-05-21T18:27:00Z">
               <w:tcPr>
                 <w:tcW w:w="0" w:type="auto"/>
                 <w:tcBorders>
@@ -9978,13 +9942,13 @@
               <w:ind w:firstLine="0"/>
               <w:jc w:val="left"/>
               <w:rPr>
-                <w:del w:id="91" w:author="Jaeger, Florian" w:date="2025-05-21T14:27:00Z" w16du:dateUtc="2025-05-21T18:27:00Z"/>
+                <w:del w:id="92" w:author="Jaeger, Florian" w:date="2025-05-21T14:27:00Z" w16du:dateUtc="2025-05-21T18:27:00Z"/>
                 <w:rFonts w:eastAsia="Times New Roman"/>
                 <w:sz w:val="24"/>
                 <w:lang w:eastAsia="en-US"/>
               </w:rPr>
             </w:pPr>
-            <w:del w:id="92" w:author="Jaeger, Florian" w:date="2025-05-21T14:27:00Z" w16du:dateUtc="2025-05-21T18:27:00Z">
+            <w:del w:id="93" w:author="Jaeger, Florian" w:date="2025-05-21T14:27:00Z" w16du:dateUtc="2025-05-21T18:27:00Z">
               <w:r>
                 <w:rPr>
                   <w:rFonts w:eastAsia="Times New Roman"/>
@@ -10004,7 +9968,7 @@
             </w:tcBorders>
             <w:vAlign w:val="center"/>
             <w:hideMark/>
-            <w:tcPrChange w:id="93" w:author="Jaeger, Florian" w:date="2025-05-21T14:27:00Z" w16du:dateUtc="2025-05-21T18:27:00Z">
+            <w:tcPrChange w:id="94" w:author="Jaeger, Florian" w:date="2025-05-21T14:27:00Z" w16du:dateUtc="2025-05-21T18:27:00Z">
               <w:tcPr>
                 <w:tcW w:w="0" w:type="auto"/>
                 <w:tcBorders>
@@ -10025,13 +9989,13 @@
               <w:ind w:firstLine="0"/>
               <w:jc w:val="left"/>
               <w:rPr>
-                <w:del w:id="94" w:author="Jaeger, Florian" w:date="2025-05-21T14:27:00Z" w16du:dateUtc="2025-05-21T18:27:00Z"/>
+                <w:del w:id="95" w:author="Jaeger, Florian" w:date="2025-05-21T14:27:00Z" w16du:dateUtc="2025-05-21T18:27:00Z"/>
                 <w:rFonts w:eastAsia="Times New Roman"/>
                 <w:sz w:val="24"/>
                 <w:lang w:eastAsia="en-US"/>
               </w:rPr>
             </w:pPr>
-            <w:del w:id="95" w:author="Jaeger, Florian" w:date="2025-05-21T14:27:00Z" w16du:dateUtc="2025-05-21T18:27:00Z">
+            <w:del w:id="96" w:author="Jaeger, Florian" w:date="2025-05-21T14:27:00Z" w16du:dateUtc="2025-05-21T18:27:00Z">
               <w:r>
                 <w:rPr>
                   <w:rFonts w:eastAsia="Times New Roman"/>
@@ -10051,7 +10015,7 @@
             </w:tcBorders>
             <w:vAlign w:val="center"/>
             <w:hideMark/>
-            <w:tcPrChange w:id="96" w:author="Jaeger, Florian" w:date="2025-05-21T14:27:00Z" w16du:dateUtc="2025-05-21T18:27:00Z">
+            <w:tcPrChange w:id="97" w:author="Jaeger, Florian" w:date="2025-05-21T14:27:00Z" w16du:dateUtc="2025-05-21T18:27:00Z">
               <w:tcPr>
                 <w:tcW w:w="0" w:type="auto"/>
                 <w:tcBorders>
@@ -10072,13 +10036,13 @@
               <w:ind w:firstLine="0"/>
               <w:jc w:val="left"/>
               <w:rPr>
-                <w:del w:id="97" w:author="Jaeger, Florian" w:date="2025-05-21T14:27:00Z" w16du:dateUtc="2025-05-21T18:27:00Z"/>
+                <w:del w:id="98" w:author="Jaeger, Florian" w:date="2025-05-21T14:27:00Z" w16du:dateUtc="2025-05-21T18:27:00Z"/>
                 <w:rFonts w:eastAsia="Times New Roman"/>
                 <w:sz w:val="24"/>
                 <w:lang w:eastAsia="en-US"/>
               </w:rPr>
             </w:pPr>
-            <w:del w:id="98" w:author="Jaeger, Florian" w:date="2025-05-21T14:27:00Z" w16du:dateUtc="2025-05-21T18:27:00Z">
+            <w:del w:id="99" w:author="Jaeger, Florian" w:date="2025-05-21T14:27:00Z" w16du:dateUtc="2025-05-21T18:27:00Z">
               <w:r>
                 <w:rPr>
                   <w:rFonts w:eastAsia="Times New Roman"/>
@@ -10096,7 +10060,7 @@
             <w:tcBorders>
               <w:right w:val="single" w:sz="4" w:space="0" w:color="auto"/>
             </w:tcBorders>
-            <w:tcPrChange w:id="99" w:author="Jaeger, Florian" w:date="2025-05-21T14:27:00Z" w16du:dateUtc="2025-05-21T18:27:00Z">
+            <w:tcPrChange w:id="100" w:author="Jaeger, Florian" w:date="2025-05-21T14:27:00Z" w16du:dateUtc="2025-05-21T18:27:00Z">
               <w:tcPr>
                 <w:tcW w:w="0" w:type="auto"/>
                 <w:tcBorders>
@@ -10115,13 +10079,13 @@
               <w:ind w:firstLine="0"/>
               <w:jc w:val="left"/>
               <w:rPr>
-                <w:del w:id="100" w:author="Jaeger, Florian" w:date="2025-05-21T14:27:00Z" w16du:dateUtc="2025-05-21T18:27:00Z"/>
+                <w:del w:id="101" w:author="Jaeger, Florian" w:date="2025-05-21T14:27:00Z" w16du:dateUtc="2025-05-21T18:27:00Z"/>
                 <w:rFonts w:eastAsia="Times New Roman"/>
                 <w:sz w:val="24"/>
                 <w:lang w:eastAsia="en-US"/>
               </w:rPr>
             </w:pPr>
-            <w:del w:id="101" w:author="Jaeger, Florian" w:date="2025-05-21T14:27:00Z" w16du:dateUtc="2025-05-21T18:27:00Z">
+            <w:del w:id="102" w:author="Jaeger, Florian" w:date="2025-05-21T14:27:00Z" w16du:dateUtc="2025-05-21T18:27:00Z">
               <w:r>
                 <w:rPr>
                   <w:rFonts w:eastAsia="Times New Roman"/>
@@ -10136,7 +10100,7 @@
         <w:tc>
           <w:tcPr>
             <w:tcW w:w="0" w:type="auto"/>
-            <w:tcPrChange w:id="102" w:author="Jaeger, Florian" w:date="2025-05-21T14:27:00Z" w16du:dateUtc="2025-05-21T18:27:00Z">
+            <w:tcPrChange w:id="103" w:author="Jaeger, Florian" w:date="2025-05-21T14:27:00Z" w16du:dateUtc="2025-05-21T18:27:00Z">
               <w:tcPr>
                 <w:tcW w:w="0" w:type="auto"/>
               </w:tcPr>
@@ -10152,13 +10116,13 @@
               <w:ind w:firstLine="0"/>
               <w:jc w:val="left"/>
               <w:rPr>
-                <w:del w:id="103" w:author="Jaeger, Florian" w:date="2025-05-21T14:27:00Z" w16du:dateUtc="2025-05-21T18:27:00Z"/>
+                <w:del w:id="104" w:author="Jaeger, Florian" w:date="2025-05-21T14:27:00Z" w16du:dateUtc="2025-05-21T18:27:00Z"/>
                 <w:rFonts w:eastAsia="Times New Roman"/>
                 <w:sz w:val="24"/>
                 <w:lang w:eastAsia="en-US"/>
               </w:rPr>
             </w:pPr>
-            <w:del w:id="104" w:author="Jaeger, Florian" w:date="2025-05-21T14:27:00Z" w16du:dateUtc="2025-05-21T18:27:00Z">
+            <w:del w:id="105" w:author="Jaeger, Florian" w:date="2025-05-21T14:27:00Z" w16du:dateUtc="2025-05-21T18:27:00Z">
               <w:r>
                 <w:rPr>
                   <w:rFonts w:eastAsia="Times New Roman"/>
@@ -10174,7 +10138,7 @@
       <w:tr>
         <w:trPr>
           <w:tblCellSpacing w:w="15" w:type="dxa"/>
-          <w:trPrChange w:id="105" w:author="Jaeger, Florian" w:date="2025-05-21T14:27:00Z" w16du:dateUtc="2025-05-21T18:27:00Z">
+          <w:trPrChange w:id="106" w:author="Jaeger, Florian" w:date="2025-05-21T14:27:00Z" w16du:dateUtc="2025-05-21T18:27:00Z">
             <w:trPr>
               <w:gridBefore w:val="1"/>
               <w:tblCellSpacing w:w="15" w:type="dxa"/>
@@ -10186,7 +10150,7 @@
             <w:tcW w:w="2609" w:type="dxa"/>
             <w:vAlign w:val="center"/>
             <w:hideMark/>
-            <w:tcPrChange w:id="106" w:author="Jaeger, Florian" w:date="2025-05-21T14:27:00Z" w16du:dateUtc="2025-05-21T18:27:00Z">
+            <w:tcPrChange w:id="107" w:author="Jaeger, Florian" w:date="2025-05-21T14:27:00Z" w16du:dateUtc="2025-05-21T18:27:00Z">
               <w:tcPr>
                 <w:tcW w:w="0" w:type="auto"/>
                 <w:vAlign w:val="center"/>
@@ -10228,7 +10192,7 @@
             </w:tcBorders>
             <w:vAlign w:val="center"/>
             <w:hideMark/>
-            <w:tcPrChange w:id="107" w:author="Jaeger, Florian" w:date="2025-05-21T14:27:00Z" w16du:dateUtc="2025-05-21T18:27:00Z">
+            <w:tcPrChange w:id="108" w:author="Jaeger, Florian" w:date="2025-05-21T14:27:00Z" w16du:dateUtc="2025-05-21T18:27:00Z">
               <w:tcPr>
                 <w:tcW w:w="0" w:type="auto"/>
                 <w:tcBorders>
@@ -10262,50 +10226,6 @@
                 <w:lang w:eastAsia="en-US"/>
               </w:rPr>
               <w:t>3 (4.7%)</w:t>
-            </w:r>
-          </w:p>
-        </w:tc>
-        <w:tc>
-          <w:tcPr>
-            <w:tcW w:w="0" w:type="auto"/>
-            <w:tcBorders>
-              <w:right w:val="single" w:sz="4" w:space="0" w:color="auto"/>
-            </w:tcBorders>
-            <w:vAlign w:val="center"/>
-            <w:hideMark/>
-            <w:tcPrChange w:id="108" w:author="Jaeger, Florian" w:date="2025-05-21T14:27:00Z" w16du:dateUtc="2025-05-21T18:27:00Z">
-              <w:tcPr>
-                <w:tcW w:w="0" w:type="auto"/>
-                <w:tcBorders>
-                  <w:right w:val="single" w:sz="4" w:space="0" w:color="auto"/>
-                </w:tcBorders>
-                <w:vAlign w:val="center"/>
-                <w:hideMark/>
-              </w:tcPr>
-            </w:tcPrChange>
-          </w:tcPr>
-          <w:p>
-            <w:pPr>
-              <w:widowControl/>
-              <w:autoSpaceDE/>
-              <w:autoSpaceDN/>
-              <w:adjustRightInd/>
-              <w:spacing w:line="240" w:lineRule="auto"/>
-              <w:ind w:firstLine="0"/>
-              <w:jc w:val="left"/>
-              <w:rPr>
-                <w:rFonts w:eastAsia="Times New Roman"/>
-                <w:sz w:val="24"/>
-                <w:lang w:eastAsia="en-US"/>
-              </w:rPr>
-            </w:pPr>
-            <w:r>
-              <w:rPr>
-                <w:rFonts w:eastAsia="Times New Roman"/>
-                <w:sz w:val="24"/>
-                <w:lang w:eastAsia="en-US"/>
-              </w:rPr>
-              <w:t>-</w:t>
             </w:r>
           </w:p>
         </w:tc>
@@ -10359,7 +10279,51 @@
             <w:tcBorders>
               <w:right w:val="single" w:sz="4" w:space="0" w:color="auto"/>
             </w:tcBorders>
+            <w:vAlign w:val="center"/>
+            <w:hideMark/>
             <w:tcPrChange w:id="110" w:author="Jaeger, Florian" w:date="2025-05-21T14:27:00Z" w16du:dateUtc="2025-05-21T18:27:00Z">
+              <w:tcPr>
+                <w:tcW w:w="0" w:type="auto"/>
+                <w:tcBorders>
+                  <w:right w:val="single" w:sz="4" w:space="0" w:color="auto"/>
+                </w:tcBorders>
+                <w:vAlign w:val="center"/>
+                <w:hideMark/>
+              </w:tcPr>
+            </w:tcPrChange>
+          </w:tcPr>
+          <w:p>
+            <w:pPr>
+              <w:widowControl/>
+              <w:autoSpaceDE/>
+              <w:autoSpaceDN/>
+              <w:adjustRightInd/>
+              <w:spacing w:line="240" w:lineRule="auto"/>
+              <w:ind w:firstLine="0"/>
+              <w:jc w:val="left"/>
+              <w:rPr>
+                <w:rFonts w:eastAsia="Times New Roman"/>
+                <w:sz w:val="24"/>
+                <w:lang w:eastAsia="en-US"/>
+              </w:rPr>
+            </w:pPr>
+            <w:r>
+              <w:rPr>
+                <w:rFonts w:eastAsia="Times New Roman"/>
+                <w:sz w:val="24"/>
+                <w:lang w:eastAsia="en-US"/>
+              </w:rPr>
+              <w:t>-</w:t>
+            </w:r>
+          </w:p>
+        </w:tc>
+        <w:tc>
+          <w:tcPr>
+            <w:tcW w:w="0" w:type="auto"/>
+            <w:tcBorders>
+              <w:right w:val="single" w:sz="4" w:space="0" w:color="auto"/>
+            </w:tcBorders>
+            <w:tcPrChange w:id="111" w:author="Jaeger, Florian" w:date="2025-05-21T14:27:00Z" w16du:dateUtc="2025-05-21T18:27:00Z">
               <w:tcPr>
                 <w:tcW w:w="0" w:type="auto"/>
                 <w:tcBorders>
@@ -10396,7 +10360,7 @@
         <w:tc>
           <w:tcPr>
             <w:tcW w:w="0" w:type="auto"/>
-            <w:tcPrChange w:id="111" w:author="Jaeger, Florian" w:date="2025-05-21T14:27:00Z" w16du:dateUtc="2025-05-21T18:27:00Z">
+            <w:tcPrChange w:id="112" w:author="Jaeger, Florian" w:date="2025-05-21T14:27:00Z" w16du:dateUtc="2025-05-21T18:27:00Z">
               <w:tcPr>
                 <w:tcW w:w="0" w:type="auto"/>
               </w:tcPr>
@@ -10431,7 +10395,7 @@
       <w:tr>
         <w:trPr>
           <w:tblCellSpacing w:w="15" w:type="dxa"/>
-          <w:trPrChange w:id="112" w:author="Jaeger, Florian" w:date="2025-05-21T14:27:00Z" w16du:dateUtc="2025-05-21T18:27:00Z">
+          <w:trPrChange w:id="113" w:author="Jaeger, Florian" w:date="2025-05-21T14:27:00Z" w16du:dateUtc="2025-05-21T18:27:00Z">
             <w:trPr>
               <w:gridBefore w:val="1"/>
               <w:tblCellSpacing w:w="15" w:type="dxa"/>
@@ -10446,7 +10410,7 @@
             </w:tcBorders>
             <w:vAlign w:val="center"/>
             <w:hideMark/>
-            <w:tcPrChange w:id="113" w:author="Jaeger, Florian" w:date="2025-05-21T14:27:00Z" w16du:dateUtc="2025-05-21T18:27:00Z">
+            <w:tcPrChange w:id="114" w:author="Jaeger, Florian" w:date="2025-05-21T14:27:00Z" w16du:dateUtc="2025-05-21T18:27:00Z">
               <w:tcPr>
                 <w:tcW w:w="0" w:type="auto"/>
                 <w:tcBorders>
@@ -10500,7 +10464,7 @@
             </w:tcBorders>
             <w:vAlign w:val="center"/>
             <w:hideMark/>
-            <w:tcPrChange w:id="114" w:author="Jaeger, Florian" w:date="2025-05-21T14:27:00Z" w16du:dateUtc="2025-05-21T18:27:00Z">
+            <w:tcPrChange w:id="115" w:author="Jaeger, Florian" w:date="2025-05-21T14:27:00Z" w16du:dateUtc="2025-05-21T18:27:00Z">
               <w:tcPr>
                 <w:tcW w:w="0" w:type="auto"/>
                 <w:tcBorders>
@@ -10528,53 +10492,7 @@
                 <w:lang w:eastAsia="en-US"/>
               </w:rPr>
             </w:pPr>
-            <w:commentRangeStart w:id="115"/>
-            <w:r>
-              <w:rPr>
-                <w:rFonts w:eastAsia="Times New Roman"/>
-                <w:sz w:val="24"/>
-                <w:lang w:eastAsia="en-US"/>
-              </w:rPr>
-              <w:t>-</w:t>
-            </w:r>
-          </w:p>
-        </w:tc>
-        <w:tc>
-          <w:tcPr>
-            <w:tcW w:w="0" w:type="auto"/>
-            <w:tcBorders>
-              <w:bottom w:val="single" w:sz="4" w:space="0" w:color="auto"/>
-              <w:right w:val="single" w:sz="4" w:space="0" w:color="auto"/>
-            </w:tcBorders>
-            <w:vAlign w:val="center"/>
-            <w:hideMark/>
-            <w:tcPrChange w:id="116" w:author="Jaeger, Florian" w:date="2025-05-21T14:27:00Z" w16du:dateUtc="2025-05-21T18:27:00Z">
-              <w:tcPr>
-                <w:tcW w:w="0" w:type="auto"/>
-                <w:tcBorders>
-                  <w:bottom w:val="single" w:sz="4" w:space="0" w:color="auto"/>
-                  <w:right w:val="single" w:sz="4" w:space="0" w:color="auto"/>
-                </w:tcBorders>
-                <w:vAlign w:val="center"/>
-                <w:hideMark/>
-              </w:tcPr>
-            </w:tcPrChange>
-          </w:tcPr>
-          <w:p>
-            <w:pPr>
-              <w:widowControl/>
-              <w:autoSpaceDE/>
-              <w:autoSpaceDN/>
-              <w:adjustRightInd/>
-              <w:spacing w:line="240" w:lineRule="auto"/>
-              <w:ind w:firstLine="0"/>
-              <w:jc w:val="left"/>
-              <w:rPr>
-                <w:rFonts w:eastAsia="Times New Roman"/>
-                <w:sz w:val="24"/>
-                <w:lang w:eastAsia="en-US"/>
-              </w:rPr>
-            </w:pPr>
+            <w:commentRangeStart w:id="116"/>
             <w:r>
               <w:rPr>
                 <w:rFonts w:eastAsia="Times New Roman"/>
@@ -10638,7 +10556,53 @@
               <w:bottom w:val="single" w:sz="4" w:space="0" w:color="auto"/>
               <w:right w:val="single" w:sz="4" w:space="0" w:color="auto"/>
             </w:tcBorders>
+            <w:vAlign w:val="center"/>
+            <w:hideMark/>
             <w:tcPrChange w:id="118" w:author="Jaeger, Florian" w:date="2025-05-21T14:27:00Z" w16du:dateUtc="2025-05-21T18:27:00Z">
+              <w:tcPr>
+                <w:tcW w:w="0" w:type="auto"/>
+                <w:tcBorders>
+                  <w:bottom w:val="single" w:sz="4" w:space="0" w:color="auto"/>
+                  <w:right w:val="single" w:sz="4" w:space="0" w:color="auto"/>
+                </w:tcBorders>
+                <w:vAlign w:val="center"/>
+                <w:hideMark/>
+              </w:tcPr>
+            </w:tcPrChange>
+          </w:tcPr>
+          <w:p>
+            <w:pPr>
+              <w:widowControl/>
+              <w:autoSpaceDE/>
+              <w:autoSpaceDN/>
+              <w:adjustRightInd/>
+              <w:spacing w:line="240" w:lineRule="auto"/>
+              <w:ind w:firstLine="0"/>
+              <w:jc w:val="left"/>
+              <w:rPr>
+                <w:rFonts w:eastAsia="Times New Roman"/>
+                <w:sz w:val="24"/>
+                <w:lang w:eastAsia="en-US"/>
+              </w:rPr>
+            </w:pPr>
+            <w:r>
+              <w:rPr>
+                <w:rFonts w:eastAsia="Times New Roman"/>
+                <w:sz w:val="24"/>
+                <w:lang w:eastAsia="en-US"/>
+              </w:rPr>
+              <w:t>-</w:t>
+            </w:r>
+          </w:p>
+        </w:tc>
+        <w:tc>
+          <w:tcPr>
+            <w:tcW w:w="0" w:type="auto"/>
+            <w:tcBorders>
+              <w:bottom w:val="single" w:sz="4" w:space="0" w:color="auto"/>
+              <w:right w:val="single" w:sz="4" w:space="0" w:color="auto"/>
+            </w:tcBorders>
+            <w:tcPrChange w:id="119" w:author="Jaeger, Florian" w:date="2025-05-21T14:27:00Z" w16du:dateUtc="2025-05-21T18:27:00Z">
               <w:tcPr>
                 <w:tcW w:w="0" w:type="auto"/>
                 <w:tcBorders>
@@ -10679,7 +10643,7 @@
             <w:tcBorders>
               <w:bottom w:val="single" w:sz="4" w:space="0" w:color="auto"/>
             </w:tcBorders>
-            <w:tcPrChange w:id="119" w:author="Jaeger, Florian" w:date="2025-05-21T14:27:00Z" w16du:dateUtc="2025-05-21T18:27:00Z">
+            <w:tcPrChange w:id="120" w:author="Jaeger, Florian" w:date="2025-05-21T14:27:00Z" w16du:dateUtc="2025-05-21T18:27:00Z">
               <w:tcPr>
                 <w:tcW w:w="0" w:type="auto"/>
                 <w:tcBorders>
@@ -10711,12 +10675,12 @@
               </w:rPr>
               <w:t>-</w:t>
             </w:r>
-            <w:commentRangeEnd w:id="115"/>
+            <w:commentRangeEnd w:id="116"/>
             <w:r>
               <w:rPr>
                 <w:rStyle w:val="CommentReference"/>
               </w:rPr>
-              <w:commentReference w:id="115"/>
+              <w:commentReference w:id="116"/>
             </w:r>
           </w:p>
         </w:tc>
@@ -10724,7 +10688,7 @@
       <w:tr>
         <w:trPr>
           <w:tblCellSpacing w:w="15" w:type="dxa"/>
-          <w:trPrChange w:id="120" w:author="Jaeger, Florian" w:date="2025-05-21T14:27:00Z" w16du:dateUtc="2025-05-21T18:27:00Z">
+          <w:trPrChange w:id="121" w:author="Jaeger, Florian" w:date="2025-05-21T14:27:00Z" w16du:dateUtc="2025-05-21T18:27:00Z">
             <w:trPr>
               <w:gridBefore w:val="1"/>
               <w:tblCellSpacing w:w="15" w:type="dxa"/>
@@ -10739,7 +10703,7 @@
             </w:tcBorders>
             <w:vAlign w:val="center"/>
             <w:hideMark/>
-            <w:tcPrChange w:id="121" w:author="Jaeger, Florian" w:date="2025-05-21T14:27:00Z" w16du:dateUtc="2025-05-21T18:27:00Z">
+            <w:tcPrChange w:id="122" w:author="Jaeger, Florian" w:date="2025-05-21T14:27:00Z" w16du:dateUtc="2025-05-21T18:27:00Z">
               <w:tcPr>
                 <w:tcW w:w="0" w:type="auto"/>
                 <w:tcBorders>
@@ -10789,7 +10753,7 @@
             </w:tcBorders>
             <w:vAlign w:val="center"/>
             <w:hideMark/>
-            <w:tcPrChange w:id="122" w:author="Jaeger, Florian" w:date="2025-05-21T14:27:00Z" w16du:dateUtc="2025-05-21T18:27:00Z">
+            <w:tcPrChange w:id="123" w:author="Jaeger, Florian" w:date="2025-05-21T14:27:00Z" w16du:dateUtc="2025-05-21T18:27:00Z">
               <w:tcPr>
                 <w:tcW w:w="0" w:type="auto"/>
                 <w:tcBorders>
@@ -10828,56 +10792,6 @@
                 <w:lang w:eastAsia="en-US"/>
               </w:rPr>
               <w:t>4 (6.2%)</w:t>
-            </w:r>
-          </w:p>
-        </w:tc>
-        <w:tc>
-          <w:tcPr>
-            <w:tcW w:w="0" w:type="auto"/>
-            <w:tcBorders>
-              <w:top w:val="single" w:sz="18" w:space="0" w:color="auto"/>
-              <w:right w:val="single" w:sz="4" w:space="0" w:color="auto"/>
-            </w:tcBorders>
-            <w:vAlign w:val="center"/>
-            <w:hideMark/>
-            <w:tcPrChange w:id="123" w:author="Jaeger, Florian" w:date="2025-05-21T14:27:00Z" w16du:dateUtc="2025-05-21T18:27:00Z">
-              <w:tcPr>
-                <w:tcW w:w="0" w:type="auto"/>
-                <w:tcBorders>
-                  <w:top w:val="single" w:sz="18" w:space="0" w:color="auto"/>
-                  <w:right w:val="single" w:sz="4" w:space="0" w:color="auto"/>
-                </w:tcBorders>
-                <w:vAlign w:val="center"/>
-                <w:hideMark/>
-              </w:tcPr>
-            </w:tcPrChange>
-          </w:tcPr>
-          <w:p>
-            <w:pPr>
-              <w:widowControl/>
-              <w:autoSpaceDE/>
-              <w:autoSpaceDN/>
-              <w:adjustRightInd/>
-              <w:spacing w:line="240" w:lineRule="auto"/>
-              <w:ind w:firstLine="0"/>
-              <w:jc w:val="left"/>
-              <w:rPr>
-                <w:rFonts w:eastAsia="Times New Roman"/>
-                <w:i/>
-                <w:iCs/>
-                <w:sz w:val="24"/>
-                <w:lang w:eastAsia="en-US"/>
-              </w:rPr>
-            </w:pPr>
-            <w:r>
-              <w:rPr>
-                <w:rFonts w:eastAsia="Times New Roman"/>
-                <w:i/>
-                <w:iCs/>
-                <w:sz w:val="24"/>
-                <w:lang w:eastAsia="en-US"/>
-              </w:rPr>
-              <w:t>6 (9.4%)</w:t>
             </w:r>
           </w:p>
         </w:tc>
@@ -10927,17 +10841,7 @@
                 <w:sz w:val="24"/>
                 <w:lang w:eastAsia="en-US"/>
               </w:rPr>
-              <w:t>5</w:t>
-            </w:r>
-            <w:r>
-              <w:rPr>
-                <w:rFonts w:eastAsia="Times New Roman"/>
-                <w:i/>
-                <w:iCs/>
-                <w:sz w:val="24"/>
-                <w:lang w:eastAsia="en-US"/>
-              </w:rPr>
-              <w:t xml:space="preserve"> (7.8%)</w:t>
+              <w:t>6 (9.4%)</w:t>
             </w:r>
           </w:p>
         </w:tc>
@@ -10948,7 +10852,67 @@
               <w:top w:val="single" w:sz="18" w:space="0" w:color="auto"/>
               <w:right w:val="single" w:sz="4" w:space="0" w:color="auto"/>
             </w:tcBorders>
+            <w:vAlign w:val="center"/>
+            <w:hideMark/>
             <w:tcPrChange w:id="125" w:author="Jaeger, Florian" w:date="2025-05-21T14:27:00Z" w16du:dateUtc="2025-05-21T18:27:00Z">
+              <w:tcPr>
+                <w:tcW w:w="0" w:type="auto"/>
+                <w:tcBorders>
+                  <w:top w:val="single" w:sz="18" w:space="0" w:color="auto"/>
+                  <w:right w:val="single" w:sz="4" w:space="0" w:color="auto"/>
+                </w:tcBorders>
+                <w:vAlign w:val="center"/>
+                <w:hideMark/>
+              </w:tcPr>
+            </w:tcPrChange>
+          </w:tcPr>
+          <w:p>
+            <w:pPr>
+              <w:widowControl/>
+              <w:autoSpaceDE/>
+              <w:autoSpaceDN/>
+              <w:adjustRightInd/>
+              <w:spacing w:line="240" w:lineRule="auto"/>
+              <w:ind w:firstLine="0"/>
+              <w:jc w:val="left"/>
+              <w:rPr>
+                <w:rFonts w:eastAsia="Times New Roman"/>
+                <w:i/>
+                <w:iCs/>
+                <w:sz w:val="24"/>
+                <w:lang w:eastAsia="en-US"/>
+              </w:rPr>
+            </w:pPr>
+            <w:r>
+              <w:rPr>
+                <w:rFonts w:eastAsia="Times New Roman"/>
+                <w:i/>
+                <w:iCs/>
+                <w:sz w:val="24"/>
+                <w:lang w:eastAsia="en-US"/>
+              </w:rPr>
+              <w:t>5</w:t>
+            </w:r>
+            <w:r>
+              <w:rPr>
+                <w:rFonts w:eastAsia="Times New Roman"/>
+                <w:i/>
+                <w:iCs/>
+                <w:sz w:val="24"/>
+                <w:lang w:eastAsia="en-US"/>
+              </w:rPr>
+              <w:t xml:space="preserve"> (7.8%)</w:t>
+            </w:r>
+          </w:p>
+        </w:tc>
+        <w:tc>
+          <w:tcPr>
+            <w:tcW w:w="0" w:type="auto"/>
+            <w:tcBorders>
+              <w:top w:val="single" w:sz="18" w:space="0" w:color="auto"/>
+              <w:right w:val="single" w:sz="4" w:space="0" w:color="auto"/>
+            </w:tcBorders>
+            <w:tcPrChange w:id="126" w:author="Jaeger, Florian" w:date="2025-05-21T14:27:00Z" w16du:dateUtc="2025-05-21T18:27:00Z">
               <w:tcPr>
                 <w:tcW w:w="0" w:type="auto"/>
                 <w:tcBorders>
@@ -10993,7 +10957,7 @@
             <w:tcBorders>
               <w:top w:val="single" w:sz="18" w:space="0" w:color="auto"/>
             </w:tcBorders>
-            <w:tcPrChange w:id="126" w:author="Jaeger, Florian" w:date="2025-05-21T14:27:00Z" w16du:dateUtc="2025-05-21T18:27:00Z">
+            <w:tcPrChange w:id="127" w:author="Jaeger, Florian" w:date="2025-05-21T14:27:00Z" w16du:dateUtc="2025-05-21T18:27:00Z">
               <w:tcPr>
                 <w:tcW w:w="0" w:type="auto"/>
                 <w:tcBorders>
@@ -11513,27 +11477,27 @@
         </w:rPr>
         <w:t xml:space="preserve">the three design variables </w:t>
       </w:r>
-      <w:commentRangeStart w:id="127"/>
       <w:commentRangeStart w:id="128"/>
+      <w:commentRangeStart w:id="129"/>
       <w:r>
         <w:rPr>
           <w:szCs w:val="22"/>
         </w:rPr>
         <w:t>pen location</w:t>
       </w:r>
-      <w:commentRangeEnd w:id="127"/>
+      <w:commentRangeEnd w:id="128"/>
       <w:r>
         <w:rPr>
           <w:rStyle w:val="CommentReference"/>
         </w:rPr>
-        <w:commentReference w:id="127"/>
-      </w:r>
-      <w:commentRangeEnd w:id="128"/>
+        <w:commentReference w:id="128"/>
+      </w:r>
+      <w:commentRangeEnd w:id="129"/>
       <w:r>
         <w:rPr>
           <w:rStyle w:val="CommentReference"/>
         </w:rPr>
-        <w:commentReference w:id="128"/>
+        <w:commentReference w:id="129"/>
       </w:r>
       <w:r>
         <w:rPr>
@@ -12242,7 +12206,7 @@
           <w:docGrid w:linePitch="360"/>
         </w:sectPr>
       </w:pPr>
-      <w:bookmarkStart w:id="129" w:name="_Ref136190394"/>
+      <w:bookmarkStart w:id="130" w:name="_Ref136190394"/>
       <w:r>
         <w:rPr>
           <w:szCs w:val="22"/>
@@ -12287,7 +12251,7 @@
         </w:rPr>
         <w:fldChar w:fldCharType="end"/>
       </w:r>
-      <w:bookmarkEnd w:id="129"/>
+      <w:bookmarkEnd w:id="130"/>
       <w:r>
         <w:rPr>
           <w:szCs w:val="22"/>
@@ -12387,7 +12351,7 @@
       <w:pPr>
         <w:pStyle w:val="Caption"/>
       </w:pPr>
-      <w:bookmarkStart w:id="130" w:name="_Ref136190384"/>
+      <w:bookmarkStart w:id="131" w:name="_Ref136190384"/>
       <w:r>
         <w:rPr>
           <w:szCs w:val="22"/>
@@ -12427,7 +12391,7 @@
         </w:rPr>
         <w:fldChar w:fldCharType="end"/>
       </w:r>
-      <w:bookmarkEnd w:id="130"/>
+      <w:bookmarkEnd w:id="131"/>
       <w:r>
         <w:rPr>
           <w:szCs w:val="22"/>
@@ -17663,7 +17627,7 @@
           <w:szCs w:val="22"/>
         </w:rPr>
       </w:pPr>
-      <w:bookmarkStart w:id="131" w:name="_Ref136084921"/>
+      <w:bookmarkStart w:id="132" w:name="_Ref136084921"/>
       <w:r>
         <w:rPr>
           <w:szCs w:val="22"/>
@@ -17702,7 +17666,7 @@
         </w:rPr>
         <w:fldChar w:fldCharType="end"/>
       </w:r>
-      <w:bookmarkEnd w:id="131"/>
+      <w:bookmarkEnd w:id="132"/>
       <w:r>
         <w:rPr>
           <w:szCs w:val="22"/>
@@ -19225,7 +19189,7 @@
           <w:szCs w:val="22"/>
         </w:rPr>
       </w:pPr>
-      <w:bookmarkStart w:id="132" w:name="_Ref136190811"/>
+      <w:bookmarkStart w:id="133" w:name="_Ref136190811"/>
       <w:r>
         <w:rPr>
           <w:szCs w:val="22"/>
@@ -19264,7 +19228,7 @@
         </w:rPr>
         <w:fldChar w:fldCharType="end"/>
       </w:r>
-      <w:bookmarkEnd w:id="132"/>
+      <w:bookmarkEnd w:id="133"/>
       <w:r>
         <w:rPr>
           <w:szCs w:val="22"/>
@@ -19371,7 +19335,7 @@
       <w:pPr>
         <w:pStyle w:val="Caption"/>
       </w:pPr>
-      <w:bookmarkStart w:id="133" w:name="_Ref136190818"/>
+      <w:bookmarkStart w:id="134" w:name="_Ref136190818"/>
       <w:r>
         <w:rPr>
           <w:szCs w:val="22"/>
@@ -19411,7 +19375,7 @@
         </w:rPr>
         <w:fldChar w:fldCharType="end"/>
       </w:r>
-      <w:bookmarkEnd w:id="133"/>
+      <w:bookmarkEnd w:id="134"/>
       <w:r>
         <w:rPr>
           <w:szCs w:val="22"/>
@@ -22087,15 +22051,7 @@
         <w:t>Indeed, t</w:t>
       </w:r>
       <w:r>
-        <w:t xml:space="preserve">he only striking similarity between the pen-in-the-mouth and visual occlusion was that both reduced the effect of visual bias (see SI for details, </w:t>
-      </w:r>
-      <w:proofErr w:type="gramStart"/>
-      <w:r>
-        <w:t>and also</w:t>
-      </w:r>
-      <w:proofErr w:type="gramEnd"/>
-      <w:r>
-        <w:t xml:space="preserve"> </w:t>
+        <w:t xml:space="preserve">he only striking similarity between the pen-in-the-mouth and visual occlusion was that both reduced the effect of visual bias (see SI for details, and also </w:t>
       </w:r>
       <w:r>
         <w:fldChar w:fldCharType="begin"/>
@@ -22141,6 +22097,7 @@
     <w:p>
       <w:pPr>
         <w:rPr>
+          <w:ins w:id="135" w:author="Cummings, Shawn" w:date="2025-05-22T12:14:00Z" w16du:dateUtc="2025-05-22T16:14:00Z"/>
           <w:szCs w:val="22"/>
         </w:rPr>
       </w:pPr>
@@ -22225,6 +22182,166 @@
         </w:rPr>
         <w:t xml:space="preserve">the state of the articulators. </w:t>
       </w:r>
+      <w:ins w:id="136" w:author="Cummings, Shawn" w:date="2025-05-22T12:13:00Z" w16du:dateUtc="2025-05-22T16:13:00Z">
+        <w:r>
+          <w:rPr>
+            <w:szCs w:val="22"/>
+          </w:rPr>
+          <w:t>Of note, t</w:t>
+        </w:r>
+        <w:r>
+          <w:rPr>
+            <w:szCs w:val="22"/>
+          </w:rPr>
+          <w:t>he proportion of participants who mentioned the pen in the free-response post-experiment survey was lower in experiment 2 (29.7%) compared to 1a-c (36.7%). This is by no means a comprehensive check of attention to the pen or its position</w:t>
+        </w:r>
+      </w:ins>
+      <w:ins w:id="137" w:author="Cummings, Shawn" w:date="2025-05-22T12:16:00Z" w16du:dateUtc="2025-05-22T16:16:00Z">
+        <w:r>
+          <w:rPr>
+            <w:szCs w:val="22"/>
+          </w:rPr>
+          <w:t>. F</w:t>
+        </w:r>
+      </w:ins>
+      <w:ins w:id="138" w:author="Cummings, Shawn" w:date="2025-05-22T12:15:00Z" w16du:dateUtc="2025-05-22T16:15:00Z">
+        <w:r>
+          <w:rPr>
+            <w:szCs w:val="22"/>
+          </w:rPr>
+          <w:t>or example,</w:t>
+        </w:r>
+      </w:ins>
+      <w:ins w:id="139" w:author="Cummings, Shawn" w:date="2025-05-22T12:16:00Z" w16du:dateUtc="2025-05-22T16:16:00Z">
+        <w:r>
+          <w:rPr>
+            <w:szCs w:val="22"/>
+          </w:rPr>
+          <w:t xml:space="preserve"> this trend could emerge if </w:t>
+        </w:r>
+      </w:ins>
+      <w:ins w:id="140" w:author="Cummings, Shawn" w:date="2025-05-22T12:13:00Z" w16du:dateUtc="2025-05-22T16:13:00Z">
+        <w:r>
+          <w:rPr>
+            <w:szCs w:val="22"/>
+          </w:rPr>
+          <w:t xml:space="preserve">listeners in experiment 2 </w:t>
+        </w:r>
+        <w:r>
+          <w:rPr>
+            <w:i/>
+            <w:iCs/>
+            <w:szCs w:val="22"/>
+            <w:rPrChange w:id="141" w:author="Cummings, Shawn" w:date="2025-05-22T12:15:00Z" w16du:dateUtc="2025-05-22T16:15:00Z">
+              <w:rPr>
+                <w:szCs w:val="22"/>
+              </w:rPr>
+            </w:rPrChange>
+          </w:rPr>
+          <w:t>did</w:t>
+        </w:r>
+        <w:r>
+          <w:rPr>
+            <w:szCs w:val="22"/>
+          </w:rPr>
+          <w:t xml:space="preserve"> notice the pen</w:t>
+        </w:r>
+      </w:ins>
+      <w:ins w:id="142" w:author="Cummings, Shawn" w:date="2025-05-22T12:17:00Z" w16du:dateUtc="2025-05-22T16:17:00Z">
+        <w:r>
+          <w:rPr>
+            <w:szCs w:val="22"/>
+          </w:rPr>
+          <w:t>,</w:t>
+        </w:r>
+      </w:ins>
+      <w:ins w:id="143" w:author="Cummings, Shawn" w:date="2025-05-22T12:13:00Z" w16du:dateUtc="2025-05-22T16:13:00Z">
+        <w:r>
+          <w:rPr>
+            <w:szCs w:val="22"/>
+          </w:rPr>
+          <w:t xml:space="preserve"> but </w:t>
+        </w:r>
+      </w:ins>
+      <w:ins w:id="144" w:author="Cummings, Shawn" w:date="2025-05-22T12:17:00Z" w16du:dateUtc="2025-05-22T16:17:00Z">
+        <w:r>
+          <w:rPr>
+            <w:szCs w:val="22"/>
+          </w:rPr>
+          <w:t>became</w:t>
+        </w:r>
+      </w:ins>
+      <w:ins w:id="145" w:author="Cummings, Shawn" w:date="2025-05-22T12:16:00Z" w16du:dateUtc="2025-05-22T16:16:00Z">
+        <w:r>
+          <w:rPr>
+            <w:szCs w:val="22"/>
+          </w:rPr>
+          <w:t xml:space="preserve"> less likely to mention it under the “</w:t>
+        </w:r>
+      </w:ins>
+      <w:ins w:id="146" w:author="Cummings, Shawn" w:date="2025-05-22T12:16:00Z">
+        <w:r>
+          <w:rPr>
+            <w:szCs w:val="22"/>
+          </w:rPr>
+          <w:t>Did you notice anything odd about the person in the video?</w:t>
+        </w:r>
+      </w:ins>
+      <w:ins w:id="147" w:author="Cummings, Shawn" w:date="2025-05-22T12:16:00Z" w16du:dateUtc="2025-05-22T16:16:00Z">
+        <w:r>
+          <w:rPr>
+            <w:szCs w:val="22"/>
+          </w:rPr>
+          <w:t>” prompt</w:t>
+        </w:r>
+      </w:ins>
+      <w:ins w:id="148" w:author="Cummings, Shawn" w:date="2025-05-22T12:17:00Z" w16du:dateUtc="2025-05-22T16:17:00Z">
+        <w:r>
+          <w:rPr>
+            <w:szCs w:val="22"/>
+          </w:rPr>
+          <w:t xml:space="preserve"> when other visually salient objects (the black box) were also apparent</w:t>
+        </w:r>
+      </w:ins>
+      <w:ins w:id="149" w:author="Cummings, Shawn" w:date="2025-05-22T12:16:00Z" w16du:dateUtc="2025-05-22T16:16:00Z">
+        <w:r>
+          <w:rPr>
+            <w:szCs w:val="22"/>
+          </w:rPr>
+          <w:t>. However,</w:t>
+        </w:r>
+      </w:ins>
+      <w:ins w:id="150" w:author="Cummings, Shawn" w:date="2025-05-22T12:17:00Z" w16du:dateUtc="2025-05-22T16:17:00Z">
+        <w:r>
+          <w:rPr>
+            <w:szCs w:val="22"/>
+          </w:rPr>
+          <w:t xml:space="preserve"> it is also possible the occluder </w:t>
+        </w:r>
+        <w:r>
+          <w:rPr>
+            <w:szCs w:val="22"/>
+          </w:rPr>
+          <w:lastRenderedPageBreak/>
+          <w:t xml:space="preserve">created </w:t>
+        </w:r>
+      </w:ins>
+      <w:ins w:id="151" w:author="Cummings, Shawn" w:date="2025-05-22T12:18:00Z" w16du:dateUtc="2025-05-22T16:18:00Z">
+        <w:r>
+          <w:rPr>
+            <w:szCs w:val="22"/>
+          </w:rPr>
+          <w:t>distraction during the task.</w:t>
+        </w:r>
+      </w:ins>
+      <w:ins w:id="152" w:author="Cummings, Shawn" w:date="2025-05-22T12:16:00Z" w16du:dateUtc="2025-05-22T16:16:00Z">
+        <w:r>
+          <w:rPr>
+            <w:szCs w:val="22"/>
+          </w:rPr>
+          <w:t xml:space="preserve"> </w:t>
+        </w:r>
+      </w:ins>
       <w:r>
         <w:rPr>
           <w:szCs w:val="22"/>
@@ -22254,289 +22371,6 @@
           <w:szCs w:val="22"/>
         </w:rPr>
         <w:t xml:space="preserve">. </w:t>
-      </w:r>
-      <w:r>
-        <w:rPr>
-          <w:szCs w:val="22"/>
-        </w:rPr>
-        <w:t>First,</w:t>
-      </w:r>
-      <w:r>
-        <w:rPr>
-          <w:szCs w:val="22"/>
-        </w:rPr>
-        <w:t xml:space="preserve"> </w:t>
-      </w:r>
-      <w:r>
-        <w:rPr>
-          <w:szCs w:val="22"/>
-        </w:rPr>
-        <w:t>the black occluder box might distract participants from the primary task, which could</w:t>
-      </w:r>
-      <w:r>
-        <w:rPr>
-          <w:szCs w:val="22"/>
-        </w:rPr>
-        <w:t xml:space="preserve"> interrupt the cognitive process underlying compensation. </w:t>
-      </w:r>
-      <w:r>
-        <w:rPr>
-          <w:szCs w:val="22"/>
-        </w:rPr>
-        <w:t>While we cannot conclusively rule out this possibility, we consider it unlikely for a</w:t>
-      </w:r>
-      <w:r>
-        <w:rPr>
-          <w:szCs w:val="22"/>
-        </w:rPr>
-        <w:t xml:space="preserve"> number of </w:t>
-      </w:r>
-      <w:r>
-        <w:rPr>
-          <w:szCs w:val="22"/>
-        </w:rPr>
-        <w:t>reasons</w:t>
-      </w:r>
-      <w:r>
-        <w:rPr>
-          <w:szCs w:val="22"/>
-        </w:rPr>
-        <w:t xml:space="preserve">. </w:t>
-      </w:r>
-      <w:r>
-        <w:rPr>
-          <w:szCs w:val="22"/>
-        </w:rPr>
-        <w:t>Compared to Experiments 1a-c, l</w:t>
-      </w:r>
-      <w:r>
-        <w:rPr>
-          <w:szCs w:val="22"/>
-        </w:rPr>
-        <w:t xml:space="preserve">isteners in </w:t>
-      </w:r>
-      <w:r>
-        <w:rPr>
-          <w:szCs w:val="22"/>
-        </w:rPr>
-        <w:t>E</w:t>
-      </w:r>
-      <w:r>
-        <w:rPr>
-          <w:szCs w:val="22"/>
-        </w:rPr>
-        <w:t xml:space="preserve">xperiment 2 demonstrated </w:t>
-      </w:r>
-      <w:r>
-        <w:rPr>
-          <w:szCs w:val="22"/>
-        </w:rPr>
-        <w:t xml:space="preserve">about the same—in fact, </w:t>
-      </w:r>
-      <w:r>
-        <w:rPr>
-          <w:szCs w:val="22"/>
-        </w:rPr>
-        <w:t xml:space="preserve">numerically </w:t>
-      </w:r>
-      <w:r>
-        <w:rPr>
-          <w:szCs w:val="22"/>
-        </w:rPr>
-        <w:t>somewhat greater—</w:t>
-      </w:r>
-      <w:r>
-        <w:rPr>
-          <w:szCs w:val="22"/>
-        </w:rPr>
-        <w:t xml:space="preserve">sensitivity to the acoustic continuum </w:t>
-      </w:r>
-      <w:r>
-        <w:rPr>
-          <w:szCs w:val="22"/>
-        </w:rPr>
-        <w:t xml:space="preserve">(see </w:t>
-      </w:r>
-      <w:r>
-        <w:rPr>
-          <w:szCs w:val="22"/>
-        </w:rPr>
-        <w:fldChar w:fldCharType="begin"/>
-      </w:r>
-      <w:r>
-        <w:rPr>
-          <w:szCs w:val="22"/>
-        </w:rPr>
-        <w:instrText xml:space="preserve"> REF _Ref136190811 \h </w:instrText>
-      </w:r>
-      <w:r>
-        <w:rPr>
-          <w:szCs w:val="22"/>
-        </w:rPr>
-      </w:r>
-      <w:r>
-        <w:rPr>
-          <w:szCs w:val="22"/>
-        </w:rPr>
-        <w:fldChar w:fldCharType="separate"/>
-      </w:r>
-      <w:r>
-        <w:rPr>
-          <w:szCs w:val="22"/>
-        </w:rPr>
-        <w:t xml:space="preserve">Figure </w:t>
-      </w:r>
-      <w:r>
-        <w:rPr>
-          <w:noProof/>
-          <w:szCs w:val="22"/>
-        </w:rPr>
-        <w:t>4</w:t>
-      </w:r>
-      <w:r>
-        <w:rPr>
-          <w:szCs w:val="22"/>
-        </w:rPr>
-        <w:fldChar w:fldCharType="end"/>
-      </w:r>
-      <w:r>
-        <w:rPr>
-          <w:szCs w:val="22"/>
-        </w:rPr>
-        <w:t>A)</w:t>
-      </w:r>
-      <w:r>
-        <w:rPr>
-          <w:szCs w:val="22"/>
-        </w:rPr>
-        <w:t xml:space="preserve">, speaking against a higher </w:t>
-      </w:r>
-      <w:r>
-        <w:rPr>
-          <w:szCs w:val="22"/>
-        </w:rPr>
-        <w:lastRenderedPageBreak/>
-        <w:t>proportion of attentional lapses or random guesses. Along a similar vein, average reaction time</w:t>
-      </w:r>
-      <w:r>
-        <w:rPr>
-          <w:szCs w:val="22"/>
-        </w:rPr>
-        <w:t>s</w:t>
-      </w:r>
-      <w:r>
-        <w:rPr>
-          <w:szCs w:val="22"/>
-        </w:rPr>
-        <w:t xml:space="preserve"> w</w:t>
-      </w:r>
-      <w:r>
-        <w:rPr>
-          <w:szCs w:val="22"/>
-        </w:rPr>
-        <w:t>ere</w:t>
-      </w:r>
-      <w:r>
-        <w:rPr>
-          <w:szCs w:val="22"/>
-        </w:rPr>
-        <w:t xml:space="preserve"> not significantly higher in Experiment 2</w:t>
-      </w:r>
-      <w:r>
-        <w:rPr>
-          <w:szCs w:val="22"/>
-        </w:rPr>
-        <w:t xml:space="preserve"> (mean log-RT = </w:t>
-      </w:r>
-      <w:r>
-        <w:rPr>
-          <w:szCs w:val="22"/>
-        </w:rPr>
-        <w:t>3.45</w:t>
-      </w:r>
-      <w:r>
-        <w:rPr>
-          <w:szCs w:val="22"/>
-        </w:rPr>
-        <w:t xml:space="preserve">, SD = </w:t>
-      </w:r>
-      <w:r>
-        <w:rPr>
-          <w:szCs w:val="22"/>
-        </w:rPr>
-        <w:t>0.14</w:t>
-      </w:r>
-      <w:r>
-        <w:rPr>
-          <w:szCs w:val="22"/>
-        </w:rPr>
-        <w:t xml:space="preserve">), compared to Experiments 1a-c (mean = </w:t>
-      </w:r>
-      <w:r>
-        <w:rPr>
-          <w:szCs w:val="22"/>
-        </w:rPr>
-        <w:t>3.44</w:t>
-      </w:r>
-      <w:r>
-        <w:rPr>
-          <w:szCs w:val="22"/>
-        </w:rPr>
-        <w:t xml:space="preserve">, SD = </w:t>
-      </w:r>
-      <w:r>
-        <w:rPr>
-          <w:szCs w:val="22"/>
-        </w:rPr>
-        <w:t>0.15</w:t>
-      </w:r>
-      <w:r>
-        <w:rPr>
-          <w:szCs w:val="22"/>
-        </w:rPr>
-        <w:t>)</w:t>
-      </w:r>
-      <w:r>
-        <w:rPr>
-          <w:szCs w:val="22"/>
-        </w:rPr>
-        <w:t xml:space="preserve">. Finally, while the black box </w:t>
-      </w:r>
-      <w:r>
-        <w:rPr>
-          <w:szCs w:val="22"/>
-        </w:rPr>
-        <w:t>might have been</w:t>
-      </w:r>
-      <w:r>
-        <w:rPr>
-          <w:szCs w:val="22"/>
-        </w:rPr>
-        <w:t xml:space="preserve"> initially surprising to listeners, it appeared very predictably at </w:t>
-      </w:r>
-      <w:r>
-        <w:rPr>
-          <w:szCs w:val="22"/>
-        </w:rPr>
-        <w:t xml:space="preserve">approximately </w:t>
-      </w:r>
-      <w:r>
-        <w:rPr>
-          <w:szCs w:val="22"/>
-        </w:rPr>
-        <w:t xml:space="preserve">the same point in each of the 72 </w:t>
-      </w:r>
-      <w:r>
-        <w:rPr>
-          <w:szCs w:val="22"/>
-        </w:rPr>
-        <w:t xml:space="preserve">video </w:t>
-      </w:r>
-      <w:r>
-        <w:rPr>
-          <w:szCs w:val="22"/>
-        </w:rPr>
-        <w:t xml:space="preserve">trials. Thus, any initial distraction would likely atrophy over the course of testing. Analyses reported in the SI confirm that no effects emerged or interacted with testing block. </w:t>
       </w:r>
     </w:p>
     <w:p>
@@ -22549,7 +22383,7 @@
         <w:rPr>
           <w:szCs w:val="22"/>
         </w:rPr>
-        <w:t>A second alternative is that while the presence of the pen itself—rather than its impact on the articulators—may be sufficient to induce compensation, the black box made</w:t>
+        <w:t>First,</w:t>
       </w:r>
       <w:r>
         <w:rPr>
@@ -22561,31 +22395,31 @@
         <w:rPr>
           <w:szCs w:val="22"/>
         </w:rPr>
-        <w:t>the location of the pen</w:t>
-      </w:r>
-      <w:r>
-        <w:rPr>
-          <w:szCs w:val="22"/>
-        </w:rPr>
-        <w:t xml:space="preserve"> less obvious and harder to visually access. Experiment 2b addresses this concern to a limited extent, in that </w:t>
-      </w:r>
-      <w:r>
-        <w:rPr>
-          <w:szCs w:val="22"/>
-        </w:rPr>
-        <w:t xml:space="preserve">participants explicitly confirmed awareness of the pen. However, the dual-task nature of the experiment </w:t>
-      </w:r>
-      <w:r>
-        <w:rPr>
-          <w:szCs w:val="22"/>
-        </w:rPr>
-        <w:t>imposed additional and orthogonal attentional demands</w:t>
-      </w:r>
-      <w:r>
-        <w:rPr>
-          <w:szCs w:val="22"/>
-        </w:rPr>
-        <w:t xml:space="preserve"> (for details, we refer to the SI)</w:t>
+        <w:t>the black occluder box might distract participants from the primary task, which could</w:t>
+      </w:r>
+      <w:r>
+        <w:rPr>
+          <w:szCs w:val="22"/>
+        </w:rPr>
+        <w:t xml:space="preserve"> interrupt the cognitive process underlying compensation. </w:t>
+      </w:r>
+      <w:r>
+        <w:rPr>
+          <w:szCs w:val="22"/>
+        </w:rPr>
+        <w:t>While we cannot conclusively rule out this possibility, we consider it unlikely for a</w:t>
+      </w:r>
+      <w:r>
+        <w:rPr>
+          <w:szCs w:val="22"/>
+        </w:rPr>
+        <w:t xml:space="preserve"> number of </w:t>
+      </w:r>
+      <w:r>
+        <w:rPr>
+          <w:szCs w:val="22"/>
+        </w:rPr>
+        <w:t>reasons</w:t>
       </w:r>
       <w:r>
         <w:rPr>
@@ -22597,104 +22431,388 @@
         <w:rPr>
           <w:szCs w:val="22"/>
         </w:rPr>
-        <w:t xml:space="preserve">Future </w:t>
-      </w:r>
-      <w:r>
-        <w:rPr>
-          <w:szCs w:val="22"/>
-        </w:rPr>
-        <w:t xml:space="preserve">work could more </w:t>
-      </w:r>
-      <w:r>
-        <w:rPr>
-          <w:szCs w:val="22"/>
-        </w:rPr>
-        <w:t xml:space="preserve">conclusively assess the role of the pen </w:t>
-      </w:r>
-      <w:r>
-        <w:rPr>
-          <w:szCs w:val="22"/>
-        </w:rPr>
-        <w:t xml:space="preserve">versus its impact on the articulators by </w:t>
-      </w:r>
-      <w:r>
-        <w:rPr>
-          <w:szCs w:val="22"/>
-        </w:rPr>
-        <w:t xml:space="preserve">removing </w:t>
-      </w:r>
-      <w:r>
-        <w:rPr>
-          <w:szCs w:val="22"/>
-        </w:rPr>
-        <w:t>visual information more selectively</w:t>
-      </w:r>
-      <w:r>
-        <w:rPr>
-          <w:szCs w:val="22"/>
-        </w:rPr>
-        <w:t xml:space="preserve">. For example, videos could be presented of pen-impacted articulation, but with the pen itself removed in video post-processing. Conversely, </w:t>
-      </w:r>
-      <w:r>
-        <w:rPr>
-          <w:szCs w:val="22"/>
-        </w:rPr>
-        <w:t xml:space="preserve">video editing could be used to create an occluder that hides visual information about the articulators and face, while still showing </w:t>
-      </w:r>
-      <w:r>
-        <w:rPr>
-          <w:szCs w:val="22"/>
-        </w:rPr>
-        <w:t xml:space="preserve">the pen </w:t>
-      </w:r>
-      <w:r>
-        <w:rPr>
-          <w:szCs w:val="22"/>
-        </w:rPr>
-        <w:t>and hand of the talker</w:t>
-      </w:r>
-      <w:r>
-        <w:rPr>
-          <w:szCs w:val="22"/>
-        </w:rPr>
-        <w:t xml:space="preserve">. </w:t>
-      </w:r>
-      <w:r>
-        <w:rPr>
-          <w:szCs w:val="22"/>
-        </w:rPr>
-        <w:t>Either of these manipulations would require substantial</w:t>
-      </w:r>
-      <w:r>
-        <w:rPr>
-          <w:szCs w:val="22"/>
-        </w:rPr>
-        <w:t>ly</w:t>
-      </w:r>
-      <w:r>
-        <w:rPr>
-          <w:szCs w:val="22"/>
-        </w:rPr>
-        <w:t xml:space="preserve"> more advanced video-editing than used in Experiment 2. </w:t>
+        <w:t>Compared to Experiments 1a-c, l</w:t>
+      </w:r>
+      <w:r>
+        <w:rPr>
+          <w:szCs w:val="22"/>
+        </w:rPr>
+        <w:t xml:space="preserve">isteners in </w:t>
+      </w:r>
+      <w:r>
+        <w:rPr>
+          <w:szCs w:val="22"/>
+        </w:rPr>
+        <w:t>E</w:t>
+      </w:r>
+      <w:r>
+        <w:rPr>
+          <w:szCs w:val="22"/>
+        </w:rPr>
+        <w:t xml:space="preserve">xperiment 2 demonstrated </w:t>
+      </w:r>
+      <w:r>
+        <w:rPr>
+          <w:szCs w:val="22"/>
+        </w:rPr>
+        <w:t xml:space="preserve">about the same—in fact, </w:t>
+      </w:r>
+      <w:r>
+        <w:rPr>
+          <w:szCs w:val="22"/>
+        </w:rPr>
+        <w:t xml:space="preserve">numerically </w:t>
+      </w:r>
+      <w:r>
+        <w:rPr>
+          <w:szCs w:val="22"/>
+        </w:rPr>
+        <w:t>somewhat greater—</w:t>
+      </w:r>
+      <w:r>
+        <w:rPr>
+          <w:szCs w:val="22"/>
+        </w:rPr>
+        <w:t xml:space="preserve">sensitivity to the acoustic continuum </w:t>
+      </w:r>
+      <w:r>
+        <w:rPr>
+          <w:szCs w:val="22"/>
+        </w:rPr>
+        <w:t xml:space="preserve">(see </w:t>
+      </w:r>
+      <w:r>
+        <w:rPr>
+          <w:szCs w:val="22"/>
+        </w:rPr>
+        <w:fldChar w:fldCharType="begin"/>
+      </w:r>
+      <w:r>
+        <w:rPr>
+          <w:szCs w:val="22"/>
+        </w:rPr>
+        <w:instrText xml:space="preserve"> REF _Ref136190811 \h </w:instrText>
+      </w:r>
+      <w:r>
+        <w:rPr>
+          <w:szCs w:val="22"/>
+        </w:rPr>
+      </w:r>
+      <w:r>
+        <w:rPr>
+          <w:szCs w:val="22"/>
+        </w:rPr>
+        <w:fldChar w:fldCharType="separate"/>
+      </w:r>
+      <w:r>
+        <w:rPr>
+          <w:szCs w:val="22"/>
+        </w:rPr>
+        <w:t xml:space="preserve">Figure </w:t>
+      </w:r>
+      <w:r>
+        <w:rPr>
+          <w:noProof/>
+          <w:szCs w:val="22"/>
+        </w:rPr>
+        <w:t>4</w:t>
+      </w:r>
+      <w:r>
+        <w:rPr>
+          <w:szCs w:val="22"/>
+        </w:rPr>
+        <w:fldChar w:fldCharType="end"/>
+      </w:r>
+      <w:r>
+        <w:rPr>
+          <w:szCs w:val="22"/>
+        </w:rPr>
+        <w:t>A)</w:t>
+      </w:r>
+      <w:r>
+        <w:rPr>
+          <w:szCs w:val="22"/>
+        </w:rPr>
+        <w:t>, speaking against a higher proportion of attentional lapses or random guesses. Along a similar vein, average reaction time</w:t>
+      </w:r>
+      <w:r>
+        <w:rPr>
+          <w:szCs w:val="22"/>
+        </w:rPr>
+        <w:t>s</w:t>
+      </w:r>
+      <w:r>
+        <w:rPr>
+          <w:szCs w:val="22"/>
+        </w:rPr>
+        <w:t xml:space="preserve"> w</w:t>
+      </w:r>
+      <w:r>
+        <w:rPr>
+          <w:szCs w:val="22"/>
+        </w:rPr>
+        <w:t>ere</w:t>
+      </w:r>
+      <w:r>
+        <w:rPr>
+          <w:szCs w:val="22"/>
+        </w:rPr>
+        <w:t xml:space="preserve"> not significantly higher in Experiment 2</w:t>
+      </w:r>
+      <w:r>
+        <w:rPr>
+          <w:szCs w:val="22"/>
+        </w:rPr>
+        <w:t xml:space="preserve"> (mean log-RT = </w:t>
+      </w:r>
+      <w:r>
+        <w:rPr>
+          <w:szCs w:val="22"/>
+        </w:rPr>
+        <w:t>3.45</w:t>
+      </w:r>
+      <w:r>
+        <w:rPr>
+          <w:szCs w:val="22"/>
+        </w:rPr>
+        <w:t xml:space="preserve">, SD = </w:t>
+      </w:r>
+      <w:r>
+        <w:rPr>
+          <w:szCs w:val="22"/>
+        </w:rPr>
+        <w:t>0.14</w:t>
+      </w:r>
+      <w:r>
+        <w:rPr>
+          <w:szCs w:val="22"/>
+        </w:rPr>
+        <w:t xml:space="preserve">), compared to Experiments 1a-c (mean = </w:t>
+      </w:r>
+      <w:r>
+        <w:rPr>
+          <w:szCs w:val="22"/>
+        </w:rPr>
+        <w:t>3.44</w:t>
+      </w:r>
+      <w:r>
+        <w:rPr>
+          <w:szCs w:val="22"/>
+        </w:rPr>
+        <w:t xml:space="preserve">, SD = </w:t>
+      </w:r>
+      <w:r>
+        <w:rPr>
+          <w:szCs w:val="22"/>
+        </w:rPr>
+        <w:t>0.15</w:t>
+      </w:r>
+      <w:r>
+        <w:rPr>
+          <w:szCs w:val="22"/>
+        </w:rPr>
+        <w:t>)</w:t>
+      </w:r>
+      <w:r>
+        <w:rPr>
+          <w:szCs w:val="22"/>
+        </w:rPr>
+        <w:t xml:space="preserve">. Finally, while the black box </w:t>
+      </w:r>
+      <w:r>
+        <w:rPr>
+          <w:szCs w:val="22"/>
+        </w:rPr>
+        <w:t>might have been</w:t>
+      </w:r>
+      <w:r>
+        <w:rPr>
+          <w:szCs w:val="22"/>
+        </w:rPr>
+        <w:t xml:space="preserve"> initially surprising to listeners, it appeared very predictably at </w:t>
+      </w:r>
+      <w:r>
+        <w:rPr>
+          <w:szCs w:val="22"/>
+        </w:rPr>
+        <w:t xml:space="preserve">approximately </w:t>
+      </w:r>
+      <w:r>
+        <w:rPr>
+          <w:szCs w:val="22"/>
+        </w:rPr>
+        <w:t xml:space="preserve">the same point in each of the 72 </w:t>
+      </w:r>
+      <w:r>
+        <w:rPr>
+          <w:szCs w:val="22"/>
+        </w:rPr>
+        <w:t xml:space="preserve">video </w:t>
+      </w:r>
+      <w:r>
+        <w:rPr>
+          <w:szCs w:val="22"/>
+        </w:rPr>
+        <w:t xml:space="preserve">trials. Thus, any initial distraction would likely atrophy over the course of testing. Analyses reported in the SI confirm that no effects emerged or interacted with testing block. </w:t>
       </w:r>
     </w:p>
     <w:p>
       <w:pPr>
-        <w:pStyle w:val="Heading1"/>
-        <w:rPr>
-          <w:szCs w:val="22"/>
-        </w:rPr>
-      </w:pPr>
-      <w:r>
-        <w:rPr>
-          <w:sz w:val="22"/>
-          <w:szCs w:val="22"/>
-        </w:rPr>
-        <w:t>General Discussion</w:t>
+        <w:rPr>
+          <w:szCs w:val="22"/>
+        </w:rPr>
+      </w:pPr>
+      <w:r>
+        <w:rPr>
+          <w:szCs w:val="22"/>
+        </w:rPr>
+        <w:t>A second alternative is that while the presence of the pen itself—rather than its impact on the articulators—may be sufficient to induce compensation, the black box made</w:t>
+      </w:r>
+      <w:r>
+        <w:rPr>
+          <w:szCs w:val="22"/>
+        </w:rPr>
+        <w:t xml:space="preserve"> </w:t>
+      </w:r>
+      <w:r>
+        <w:rPr>
+          <w:szCs w:val="22"/>
+        </w:rPr>
+        <w:t>the location of the pen</w:t>
+      </w:r>
+      <w:r>
+        <w:rPr>
+          <w:szCs w:val="22"/>
+        </w:rPr>
+        <w:t xml:space="preserve"> less obvious and harder to visually access. Experiment 2b addresses this concern to a limited extent, in that </w:t>
+      </w:r>
+      <w:r>
+        <w:rPr>
+          <w:szCs w:val="22"/>
+        </w:rPr>
+        <w:t xml:space="preserve">participants explicitly confirmed awareness of the pen. However, the dual-task nature of the experiment </w:t>
+      </w:r>
+      <w:r>
+        <w:rPr>
+          <w:szCs w:val="22"/>
+        </w:rPr>
+        <w:t>imposed additional and orthogonal attentional demands</w:t>
+      </w:r>
+      <w:r>
+        <w:rPr>
+          <w:szCs w:val="22"/>
+        </w:rPr>
+        <w:t xml:space="preserve"> (for details, we refer to the SI)</w:t>
+      </w:r>
+      <w:r>
+        <w:rPr>
+          <w:szCs w:val="22"/>
+        </w:rPr>
+        <w:t xml:space="preserve">. </w:t>
+      </w:r>
+      <w:r>
+        <w:rPr>
+          <w:szCs w:val="22"/>
+        </w:rPr>
+        <w:t xml:space="preserve">Future </w:t>
+      </w:r>
+      <w:r>
+        <w:rPr>
+          <w:szCs w:val="22"/>
+        </w:rPr>
+        <w:t xml:space="preserve">work could more </w:t>
+      </w:r>
+      <w:r>
+        <w:rPr>
+          <w:szCs w:val="22"/>
+        </w:rPr>
+        <w:t xml:space="preserve">conclusively assess the role of the pen </w:t>
+      </w:r>
+      <w:r>
+        <w:rPr>
+          <w:szCs w:val="22"/>
+        </w:rPr>
+        <w:t xml:space="preserve">versus its impact on the articulators by </w:t>
+      </w:r>
+      <w:r>
+        <w:rPr>
+          <w:szCs w:val="22"/>
+        </w:rPr>
+        <w:t xml:space="preserve">removing </w:t>
+      </w:r>
+      <w:r>
+        <w:rPr>
+          <w:szCs w:val="22"/>
+        </w:rPr>
+        <w:t>visual information more selectively</w:t>
+      </w:r>
+      <w:r>
+        <w:rPr>
+          <w:szCs w:val="22"/>
+        </w:rPr>
+        <w:t xml:space="preserve">. For example, videos could be presented of pen-impacted articulation, but with the pen itself removed in video post-processing. Conversely, </w:t>
+      </w:r>
+      <w:r>
+        <w:rPr>
+          <w:szCs w:val="22"/>
+        </w:rPr>
+        <w:t xml:space="preserve">video editing could be used to create an occluder that hides visual information about the articulators and face, while still showing </w:t>
+      </w:r>
+      <w:r>
+        <w:rPr>
+          <w:szCs w:val="22"/>
+        </w:rPr>
+        <w:t xml:space="preserve">the pen </w:t>
+      </w:r>
+      <w:r>
+        <w:rPr>
+          <w:szCs w:val="22"/>
+        </w:rPr>
+        <w:t>and hand of the talker</w:t>
+      </w:r>
+      <w:r>
+        <w:rPr>
+          <w:szCs w:val="22"/>
+        </w:rPr>
+        <w:t xml:space="preserve">. </w:t>
+      </w:r>
+      <w:r>
+        <w:rPr>
+          <w:szCs w:val="22"/>
+        </w:rPr>
+        <w:t>Either of these manipulations would require substantial</w:t>
+      </w:r>
+      <w:r>
+        <w:rPr>
+          <w:szCs w:val="22"/>
+        </w:rPr>
+        <w:t>ly</w:t>
+      </w:r>
+      <w:r>
+        <w:rPr>
+          <w:szCs w:val="22"/>
+        </w:rPr>
+        <w:t xml:space="preserve"> more advanced video-editing than used in Experiment 2. </w:t>
       </w:r>
     </w:p>
     <w:p>
       <w:pPr>
+        <w:pStyle w:val="Heading1"/>
+        <w:rPr>
+          <w:szCs w:val="22"/>
+        </w:rPr>
+      </w:pPr>
+      <w:r>
+        <w:rPr>
+          <w:sz w:val="22"/>
+          <w:szCs w:val="22"/>
+        </w:rPr>
+        <w:lastRenderedPageBreak/>
+        <w:t>General Discussion</w:t>
+      </w:r>
+    </w:p>
+    <w:p>
+      <w:pPr>
         <w:rPr>
           <w:szCs w:val="22"/>
         </w:rPr>
@@ -22847,14 +22965,7 @@
         <w:rPr>
           <w:szCs w:val="22"/>
         </w:rPr>
-        <w:t xml:space="preserve"> articulators—the pen’s </w:t>
-      </w:r>
-      <w:r>
-        <w:rPr>
-          <w:szCs w:val="22"/>
-        </w:rPr>
-        <w:lastRenderedPageBreak/>
-        <w:t xml:space="preserve">effect on lip shape—affect listeners’ perception in ways consistent with compensation accounts. </w:t>
+        <w:t xml:space="preserve"> articulators—the pen’s effect on lip shape—affect listeners’ perception in ways consistent with compensation accounts. </w:t>
       </w:r>
       <w:r>
         <w:rPr>
@@ -22998,7 +23109,14 @@
         <w:rPr>
           <w:szCs w:val="22"/>
         </w:rPr>
-        <w:t xml:space="preserve"> place in the same brain areas that are responsible for audiovisual integration during speech perception, and whether those areas also process compensation for preceding phonetic context. Alternatively, compensation might take place at multiple points in the processing of speech input.</w:t>
+        <w:t xml:space="preserve"> place in the same brain areas that are responsible for audiovisual integration during speech perception, and whether those areas also process compensation for preceding phonetic context. Alternatively, compensation </w:t>
+      </w:r>
+      <w:r>
+        <w:rPr>
+          <w:szCs w:val="22"/>
+        </w:rPr>
+        <w:lastRenderedPageBreak/>
+        <w:t>might take place at multiple points in the processing of speech input.</w:t>
       </w:r>
     </w:p>
     <w:p>
@@ -23053,14 +23171,7 @@
         <w:rPr>
           <w:szCs w:val="22"/>
         </w:rPr>
-        <w:t xml:space="preserve"> to speech from an unfamiliar talker for which the realization of a particular sound is shifted </w:t>
-      </w:r>
-      <w:r>
-        <w:rPr>
-          <w:szCs w:val="22"/>
-        </w:rPr>
-        <w:lastRenderedPageBreak/>
-        <w:t xml:space="preserve">towards a neighboring category. For example, Kraljic &amp; Samuel (2006) exposed listeners to either typical </w:t>
+        <w:t xml:space="preserve"> to speech from an unfamiliar talker for which the realization of a particular sound is shifted towards a neighboring category. For example, Kraljic &amp; Samuel (2006) exposed listeners to either typical </w:t>
       </w:r>
       <w:r>
         <w:rPr>
@@ -23587,7 +23698,14 @@
         <w:rPr>
           <w:szCs w:val="22"/>
         </w:rPr>
-        <w:t xml:space="preserve">—while allowing perceptual learning for changes that are considered “characteristic” of the talker’s speech. Based on a series of new experiments, Kraljic and Samuel (2011) revised this account, suggesting instead that audiovisual inputs with a pen in the mouth are stored as separate exemplars that do not affect listeners’ categorization decisions for audio-only speech inputs—i.e., the type of speech input that has been used in the test phase of </w:t>
+        <w:t xml:space="preserve">—while allowing perceptual learning for changes that are considered “characteristic” of the talker’s speech. Based on a series of new experiments, Kraljic and Samuel (2011) revised this account, suggesting instead that audiovisual inputs with a pen in the mouth are </w:t>
+      </w:r>
+      <w:r>
+        <w:rPr>
+          <w:szCs w:val="22"/>
+        </w:rPr>
+        <w:lastRenderedPageBreak/>
+        <w:t xml:space="preserve">stored as separate exemplars that do not affect listeners’ categorization decisions for audio-only speech inputs—i.e., the type of speech input that has been used in the test phase of </w:t>
       </w:r>
       <w:r>
         <w:rPr>
@@ -23641,7 +23759,7 @@
         </w:rPr>
         <w:t xml:space="preserve"> </w:t>
       </w:r>
-      <w:del w:id="134" w:author="Jaeger, Florian" w:date="2025-05-21T14:34:00Z" w16du:dateUtc="2025-05-21T18:34:00Z">
+      <w:del w:id="153" w:author="Jaeger, Florian" w:date="2025-05-21T14:34:00Z" w16du:dateUtc="2025-05-21T18:34:00Z">
         <w:r>
           <w:rPr>
             <w:szCs w:val="22"/>
@@ -23649,7 +23767,7 @@
           <w:delText xml:space="preserve">While some of these accounts (in particular the causal inference account) have conceptual similarities to compensation, </w:delText>
         </w:r>
       </w:del>
-      <w:del w:id="135" w:author="Jaeger, Florian" w:date="2025-05-21T14:33:00Z" w16du:dateUtc="2025-05-21T18:33:00Z">
+      <w:del w:id="154" w:author="Jaeger, Florian" w:date="2025-05-21T14:33:00Z" w16du:dateUtc="2025-05-21T18:33:00Z">
         <w:r>
           <w:rPr>
             <w:szCs w:val="22"/>
@@ -23657,22 +23775,15 @@
           <w:delText>previously offered</w:delText>
         </w:r>
       </w:del>
-      <w:ins w:id="136" w:author="Jaeger, Florian" w:date="2025-05-21T14:34:00Z" w16du:dateUtc="2025-05-21T18:34:00Z">
+      <w:ins w:id="155" w:author="Jaeger, Florian" w:date="2025-05-21T14:34:00Z" w16du:dateUtc="2025-05-21T18:34:00Z">
         <w:r>
           <w:rPr>
             <w:szCs w:val="22"/>
           </w:rPr>
-          <w:t xml:space="preserve">Despite important similarities between these </w:t>
-        </w:r>
-        <w:r>
-          <w:rPr>
-            <w:szCs w:val="22"/>
-          </w:rPr>
-          <w:lastRenderedPageBreak/>
-          <w:t>different accounts, all</w:t>
+          <w:t>Despite important similarities between these different accounts, all</w:t>
         </w:r>
       </w:ins>
-      <w:ins w:id="137" w:author="Jaeger, Florian" w:date="2025-05-21T14:33:00Z" w16du:dateUtc="2025-05-21T18:33:00Z">
+      <w:ins w:id="156" w:author="Jaeger, Florian" w:date="2025-05-21T14:33:00Z" w16du:dateUtc="2025-05-21T18:33:00Z">
         <w:r>
           <w:rPr>
             <w:szCs w:val="22"/>
@@ -24093,7 +24204,14 @@
         <w:rPr>
           <w:szCs w:val="22"/>
         </w:rPr>
-        <w:t>If an explanation along these lines turns out to be correct, this would also preempt the need to evoke memory (Kraljic &amp; Samuel, 2011) or learning mechanisms (Kraljic et al., 2008).</w:t>
+        <w:t xml:space="preserve">If an explanation along these lines </w:t>
+      </w:r>
+      <w:r>
+        <w:rPr>
+          <w:szCs w:val="22"/>
+        </w:rPr>
+        <w:lastRenderedPageBreak/>
+        <w:t>turns out to be correct, this would also preempt the need to evoke memory (Kraljic &amp; Samuel, 2011) or learning mechanisms (Kraljic et al., 2008).</w:t>
       </w:r>
       <w:r>
         <w:rPr>
@@ -24566,21 +24684,7 @@
         <w:rPr>
           <w:szCs w:val="22"/>
         </w:rPr>
-        <w:t xml:space="preserve">, PS 19(4). Retrieved from </w:t>
-      </w:r>
-      <w:proofErr w:type="gramStart"/>
-      <w:r>
-        <w:rPr>
-          <w:szCs w:val="22"/>
-        </w:rPr>
-        <w:t>osf.io.pj</w:t>
-      </w:r>
-      <w:proofErr w:type="gramEnd"/>
-      <w:r>
-        <w:rPr>
-          <w:szCs w:val="22"/>
-        </w:rPr>
-        <w:t xml:space="preserve">5hb. </w:t>
+        <w:t xml:space="preserve">, PS 19(4). Retrieved from osf.io.pj5hb. </w:t>
       </w:r>
     </w:p>
     <w:p>
@@ -24627,11 +24731,19 @@
         </w:rPr>
       </w:pPr>
       <w:hyperlink w:history="1"/>
-      <w:r>
-        <w:rPr>
-          <w:szCs w:val="22"/>
-        </w:rPr>
-        <w:t xml:space="preserve">Bejjanki, </w:t>
+      <w:proofErr w:type="spellStart"/>
+      <w:r>
+        <w:rPr>
+          <w:szCs w:val="22"/>
+        </w:rPr>
+        <w:t>Bejjanki</w:t>
+      </w:r>
+      <w:proofErr w:type="spellEnd"/>
+      <w:r>
+        <w:rPr>
+          <w:szCs w:val="22"/>
+        </w:rPr>
+        <w:t xml:space="preserve">, </w:t>
       </w:r>
       <w:r>
         <w:rPr>
@@ -24661,7 +24773,21 @@
         <w:rPr>
           <w:szCs w:val="22"/>
         </w:rPr>
-        <w:t>, Clayards M</w:t>
+        <w:t xml:space="preserve">, </w:t>
+      </w:r>
+      <w:proofErr w:type="spellStart"/>
+      <w:r>
+        <w:rPr>
+          <w:szCs w:val="22"/>
+        </w:rPr>
+        <w:t>Clayards</w:t>
+      </w:r>
+      <w:proofErr w:type="spellEnd"/>
+      <w:r>
+        <w:rPr>
+          <w:szCs w:val="22"/>
+        </w:rPr>
+        <w:t xml:space="preserve"> M</w:t>
       </w:r>
       <w:r>
         <w:rPr>
@@ -24980,21 +25106,7 @@
         <w:rPr>
           <w:szCs w:val="22"/>
         </w:rPr>
-        <w:t xml:space="preserve">Fowler, C. A. (2004). Speech as a </w:t>
-      </w:r>
-      <w:proofErr w:type="spellStart"/>
-      <w:r>
-        <w:rPr>
-          <w:szCs w:val="22"/>
-        </w:rPr>
-        <w:t>Supramodal</w:t>
-      </w:r>
-      <w:proofErr w:type="spellEnd"/>
-      <w:r>
-        <w:rPr>
-          <w:szCs w:val="22"/>
-        </w:rPr>
-        <w:t xml:space="preserve"> or </w:t>
+        <w:t xml:space="preserve">Fowler, C. A. (2004). Speech as a Supramodal or </w:t>
       </w:r>
       <w:proofErr w:type="spellStart"/>
       <w:r>
@@ -25541,21 +25653,7 @@
         <w:rPr>
           <w:szCs w:val="22"/>
         </w:rPr>
-        <w:t xml:space="preserve">Kraljic, T., &amp; Samuel, A. G. (2011). Perceptual learning evidence for </w:t>
-      </w:r>
-      <w:proofErr w:type="gramStart"/>
-      <w:r>
-        <w:rPr>
-          <w:szCs w:val="22"/>
-        </w:rPr>
-        <w:t>contextually-specific</w:t>
-      </w:r>
-      <w:proofErr w:type="gramEnd"/>
-      <w:r>
-        <w:rPr>
-          <w:szCs w:val="22"/>
-        </w:rPr>
-        <w:t xml:space="preserve"> representations. </w:t>
+        <w:t xml:space="preserve">Kraljic, T., &amp; Samuel, A. G. (2011). Perceptual learning evidence for contextually-specific representations. </w:t>
       </w:r>
       <w:r>
         <w:rPr>
@@ -26844,8 +26942,8 @@
 </file>
 
 <file path=word/comments.xml><?xml version="1.0" encoding="utf-8"?>
-<w:comments xmlns:wpc="http://schemas.microsoft.com/office/word/2010/wordprocessingCanvas" xmlns:cx="http://schemas.microsoft.com/office/drawing/2014/chartex" xmlns:cx1="http://schemas.microsoft.com/office/drawing/2015/9/8/chartex" xmlns:cx2="http://schemas.microsoft.com/office/drawing/2015/10/21/chartex" xmlns:cx3="http://schemas.microsoft.com/office/drawing/2016/5/9/chartex" xmlns:cx4="http://schemas.microsoft.com/office/drawing/2016/5/10/chartex" xmlns:cx5="http://schemas.microsoft.com/office/drawing/2016/5/11/chartex" xmlns:cx6="http://schemas.microsoft.com/office/drawing/2016/5/12/chartex" xmlns:cx7="http://schemas.microsoft.com/office/drawing/2016/5/13/chartex" xmlns:cx8="http://schemas.microsoft.com/office/drawing/2016/5/14/chartex" xmlns:mc="http://schemas.openxmlformats.org/markup-compatibility/2006" xmlns:aink="http://schemas.microsoft.com/office/drawing/2016/ink" xmlns:am3d="http://schemas.microsoft.com/office/drawing/2017/model3d" xmlns:o="urn:schemas-microsoft-com:office:office" xmlns:oel="http://schemas.microsoft.com/office/2019/extlst" xmlns:r="http://schemas.openxmlformats.org/officeDocument/2006/relationships" xmlns:m="http://schemas.openxmlformats.org/officeDocument/2006/math" xmlns:v="urn:schemas-microsoft-com:vml" xmlns:wp14="http://schemas.microsoft.com/office/word/2010/wordprocessingDrawing" xmlns:wp="http://schemas.openxmlformats.org/drawingml/2006/wordprocessingDrawing" xmlns:w10="urn:schemas-microsoft-com:office:word" xmlns:w="http://schemas.openxmlformats.org/wordprocessingml/2006/main" xmlns:w14="http://schemas.microsoft.com/office/word/2010/wordml" xmlns:w15="http://schemas.microsoft.com/office/word/2012/wordml" xmlns:w16cex="http://schemas.microsoft.com/office/word/2018/wordml/cex" xmlns:w16cid="http://schemas.microsoft.com/office/word/2016/wordml/cid" xmlns:w16="http://schemas.microsoft.com/office/word/2018/wordml" xmlns:w16du="http://schemas.microsoft.com/office/word/2023/wordml/word16du" xmlns:w16sdtdh="http://schemas.microsoft.com/office/word/2020/wordml/sdtdatahash" xmlns:w16sdtfl="http://schemas.microsoft.com/office/word/2024/wordml/sdtformatlock" xmlns:w16se="http://schemas.microsoft.com/office/word/2015/wordml/symex" xmlns:wpg="http://schemas.microsoft.com/office/word/2010/wordprocessingGroup" xmlns:wpi="http://schemas.microsoft.com/office/word/2010/wordprocessingInk" xmlns:wne="http://schemas.microsoft.com/office/word/2006/wordml" xmlns:wps="http://schemas.microsoft.com/office/word/2010/wordprocessingShape" mc:Ignorable="w14 w15 w16se w16cid w16 w16cex w16sdtdh w16sdtfl w16du wp14">
-  <w:comment w:id="5" w:author="Jaeger, Florian" w:date="2025-05-21T14:29:00Z" w:initials="TJ">
+<w:comments xmlns:wpc="http://schemas.microsoft.com/office/word/2010/wordprocessingCanvas" xmlns:cx="http://schemas.microsoft.com/office/drawing/2014/chartex" xmlns:cx1="http://schemas.microsoft.com/office/drawing/2015/9/8/chartex" xmlns:cx2="http://schemas.microsoft.com/office/drawing/2015/10/21/chartex" xmlns:cx3="http://schemas.microsoft.com/office/drawing/2016/5/9/chartex" xmlns:cx4="http://schemas.microsoft.com/office/drawing/2016/5/10/chartex" xmlns:cx5="http://schemas.microsoft.com/office/drawing/2016/5/11/chartex" xmlns:cx6="http://schemas.microsoft.com/office/drawing/2016/5/12/chartex" xmlns:cx7="http://schemas.microsoft.com/office/drawing/2016/5/13/chartex" xmlns:cx8="http://schemas.microsoft.com/office/drawing/2016/5/14/chartex" xmlns:mc="http://schemas.openxmlformats.org/markup-compatibility/2006" xmlns:aink="http://schemas.microsoft.com/office/drawing/2016/ink" xmlns:am3d="http://schemas.microsoft.com/office/drawing/2017/model3d" xmlns:o="urn:schemas-microsoft-com:office:office" xmlns:oel="http://schemas.microsoft.com/office/2019/extlst" xmlns:r="http://schemas.openxmlformats.org/officeDocument/2006/relationships" xmlns:m="http://schemas.openxmlformats.org/officeDocument/2006/math" xmlns:v="urn:schemas-microsoft-com:vml" xmlns:wp14="http://schemas.microsoft.com/office/word/2010/wordprocessingDrawing" xmlns:wp="http://schemas.openxmlformats.org/drawingml/2006/wordprocessingDrawing" xmlns:w10="urn:schemas-microsoft-com:office:word" xmlns:w="http://schemas.openxmlformats.org/wordprocessingml/2006/main" xmlns:w14="http://schemas.microsoft.com/office/word/2010/wordml" xmlns:w15="http://schemas.microsoft.com/office/word/2012/wordml" xmlns:w16cex="http://schemas.microsoft.com/office/word/2018/wordml/cex" xmlns:w16cid="http://schemas.microsoft.com/office/word/2016/wordml/cid" xmlns:w16="http://schemas.microsoft.com/office/word/2018/wordml" xmlns:w16du="http://schemas.microsoft.com/office/word/2023/wordml/word16du" xmlns:w16sdtdh="http://schemas.microsoft.com/office/word/2020/wordml/sdtdatahash" xmlns:w16se="http://schemas.microsoft.com/office/word/2015/wordml/symex" xmlns:wpg="http://schemas.microsoft.com/office/word/2010/wordprocessingGroup" xmlns:wpi="http://schemas.microsoft.com/office/word/2010/wordprocessingInk" xmlns:wne="http://schemas.microsoft.com/office/word/2006/wordml" xmlns:wps="http://schemas.microsoft.com/office/word/2010/wordprocessingShape" mc:Ignorable="w14 w15 w16se w16cid w16 w16cex w16sdtdh w16du wp14">
+  <w:comment w:id="0" w:author="Cummings, Shawn" w:date="2025-05-22T11:05:00Z" w:initials="SC">
     <w:p>
       <w:pPr>
         <w:jc w:val="left"/>
@@ -26857,14 +26955,11 @@
         <w:annotationRef/>
       </w:r>
       <w:r>
-        <w:rPr>
-          <w:color w:val="000000"/>
-        </w:rPr>
-        <w:t>update/check</w:t>
+        <w:t>Edit this at very end</w:t>
       </w:r>
     </w:p>
   </w:comment>
-  <w:comment w:id="24" w:author="Jaeger, Florian" w:date="2025-05-21T14:30:00Z" w:initials="TJ">
+  <w:comment w:id="6" w:author="Jaeger, Florian" w:date="2025-05-21T14:29:00Z" w:initials="TJ">
     <w:p>
       <w:pPr>
         <w:jc w:val="left"/>
@@ -26879,11 +26974,11 @@
         <w:rPr>
           <w:color w:val="000000"/>
         </w:rPr>
-        <w:t>fill in</w:t>
+        <w:t>update/check</w:t>
       </w:r>
     </w:p>
   </w:comment>
-  <w:comment w:id="35" w:author="Jaeger, Florian" w:date="2025-05-21T14:31:00Z" w:initials="TJ">
+  <w:comment w:id="25" w:author="Jaeger, Florian" w:date="2025-05-21T14:30:00Z" w:initials="TJ">
     <w:p>
       <w:pPr>
         <w:jc w:val="left"/>
@@ -26898,11 +26993,11 @@
         <w:rPr>
           <w:color w:val="000000"/>
         </w:rPr>
-        <w:t>check</w:t>
+        <w:t>fill in</w:t>
       </w:r>
     </w:p>
   </w:comment>
-  <w:comment w:id="115" w:author="Jaeger, Florian" w:date="2025-05-21T14:31:00Z" w:initials="TJ">
+  <w:comment w:id="36" w:author="Jaeger, Florian" w:date="2025-05-21T14:31:00Z" w:initials="TJ">
     <w:p>
       <w:pPr>
         <w:jc w:val="left"/>
@@ -26917,11 +27012,30 @@
         <w:rPr>
           <w:color w:val="000000"/>
         </w:rPr>
-        <w:t>update</w:t>
+        <w:t>check</w:t>
       </w:r>
     </w:p>
   </w:comment>
-  <w:comment w:id="127" w:author="Jaeger, Florian" w:date="2025-05-11T16:19:00Z" w:initials="TJ">
+  <w:comment w:id="116" w:author="Jaeger, Florian" w:date="2025-05-21T14:31:00Z" w:initials="TJ">
+    <w:p>
+      <w:pPr>
+        <w:jc w:val="left"/>
+      </w:pPr>
+      <w:r>
+        <w:rPr>
+          <w:rStyle w:val="CommentReference"/>
+        </w:rPr>
+        <w:annotationRef/>
+      </w:r>
+      <w:r>
+        <w:rPr>
+          <w:color w:val="000000"/>
+        </w:rPr>
+        <w:t>update</w:t>
+      </w:r>
+    </w:p>
+  </w:comment>
+  <w:comment w:id="128" w:author="Jaeger, Florian" w:date="2025-05-11T16:19:00Z" w:initials="TJ">
     <w:p>
       <w:pPr>
         <w:jc w:val="left"/>
@@ -26951,7 +27065,7 @@
       </w:r>
     </w:p>
   </w:comment>
-  <w:comment w:id="128" w:author="Cummings, Shawn" w:date="2025-05-12T20:37:00Z" w:initials="SC">
+  <w:comment w:id="129" w:author="Cummings, Shawn" w:date="2025-05-12T20:37:00Z" w:initials="SC">
     <w:p>
       <w:pPr>
         <w:jc w:val="left"/>
@@ -26971,7 +27085,8 @@
 </file>
 
 <file path=word/commentsExtended.xml><?xml version="1.0" encoding="utf-8"?>
-<w15:commentsEx xmlns:wpc="http://schemas.microsoft.com/office/word/2010/wordprocessingCanvas" xmlns:cx="http://schemas.microsoft.com/office/drawing/2014/chartex" xmlns:cx1="http://schemas.microsoft.com/office/drawing/2015/9/8/chartex" xmlns:cx2="http://schemas.microsoft.com/office/drawing/2015/10/21/chartex" xmlns:cx3="http://schemas.microsoft.com/office/drawing/2016/5/9/chartex" xmlns:cx4="http://schemas.microsoft.com/office/drawing/2016/5/10/chartex" xmlns:cx5="http://schemas.microsoft.com/office/drawing/2016/5/11/chartex" xmlns:cx6="http://schemas.microsoft.com/office/drawing/2016/5/12/chartex" xmlns:cx7="http://schemas.microsoft.com/office/drawing/2016/5/13/chartex" xmlns:cx8="http://schemas.microsoft.com/office/drawing/2016/5/14/chartex" xmlns:mc="http://schemas.openxmlformats.org/markup-compatibility/2006" xmlns:aink="http://schemas.microsoft.com/office/drawing/2016/ink" xmlns:am3d="http://schemas.microsoft.com/office/drawing/2017/model3d" xmlns:o="urn:schemas-microsoft-com:office:office" xmlns:oel="http://schemas.microsoft.com/office/2019/extlst" xmlns:r="http://schemas.openxmlformats.org/officeDocument/2006/relationships" xmlns:m="http://schemas.openxmlformats.org/officeDocument/2006/math" xmlns:v="urn:schemas-microsoft-com:vml" xmlns:wp14="http://schemas.microsoft.com/office/word/2010/wordprocessingDrawing" xmlns:wp="http://schemas.openxmlformats.org/drawingml/2006/wordprocessingDrawing" xmlns:w10="urn:schemas-microsoft-com:office:word" xmlns:w="http://schemas.openxmlformats.org/wordprocessingml/2006/main" xmlns:w14="http://schemas.microsoft.com/office/word/2010/wordml" xmlns:w15="http://schemas.microsoft.com/office/word/2012/wordml" xmlns:w16cex="http://schemas.microsoft.com/office/word/2018/wordml/cex" xmlns:w16cid="http://schemas.microsoft.com/office/word/2016/wordml/cid" xmlns:w16="http://schemas.microsoft.com/office/word/2018/wordml" xmlns:w16du="http://schemas.microsoft.com/office/word/2023/wordml/word16du" xmlns:w16sdtdh="http://schemas.microsoft.com/office/word/2020/wordml/sdtdatahash" xmlns:w16sdtfl="http://schemas.microsoft.com/office/word/2024/wordml/sdtformatlock" xmlns:w16se="http://schemas.microsoft.com/office/word/2015/wordml/symex" xmlns:wpg="http://schemas.microsoft.com/office/word/2010/wordprocessingGroup" xmlns:wpi="http://schemas.microsoft.com/office/word/2010/wordprocessingInk" xmlns:wne="http://schemas.microsoft.com/office/word/2006/wordml" xmlns:wps="http://schemas.microsoft.com/office/word/2010/wordprocessingShape" mc:Ignorable="w14 w15 w16se w16cid w16 w16cex w16sdtdh w16sdtfl w16du wp14">
+<w15:commentsEx xmlns:wpc="http://schemas.microsoft.com/office/word/2010/wordprocessingCanvas" xmlns:cx="http://schemas.microsoft.com/office/drawing/2014/chartex" xmlns:cx1="http://schemas.microsoft.com/office/drawing/2015/9/8/chartex" xmlns:cx2="http://schemas.microsoft.com/office/drawing/2015/10/21/chartex" xmlns:cx3="http://schemas.microsoft.com/office/drawing/2016/5/9/chartex" xmlns:cx4="http://schemas.microsoft.com/office/drawing/2016/5/10/chartex" xmlns:cx5="http://schemas.microsoft.com/office/drawing/2016/5/11/chartex" xmlns:cx6="http://schemas.microsoft.com/office/drawing/2016/5/12/chartex" xmlns:cx7="http://schemas.microsoft.com/office/drawing/2016/5/13/chartex" xmlns:cx8="http://schemas.microsoft.com/office/drawing/2016/5/14/chartex" xmlns:mc="http://schemas.openxmlformats.org/markup-compatibility/2006" xmlns:aink="http://schemas.microsoft.com/office/drawing/2016/ink" xmlns:am3d="http://schemas.microsoft.com/office/drawing/2017/model3d" xmlns:o="urn:schemas-microsoft-com:office:office" xmlns:oel="http://schemas.microsoft.com/office/2019/extlst" xmlns:r="http://schemas.openxmlformats.org/officeDocument/2006/relationships" xmlns:m="http://schemas.openxmlformats.org/officeDocument/2006/math" xmlns:v="urn:schemas-microsoft-com:vml" xmlns:wp14="http://schemas.microsoft.com/office/word/2010/wordprocessingDrawing" xmlns:wp="http://schemas.openxmlformats.org/drawingml/2006/wordprocessingDrawing" xmlns:w10="urn:schemas-microsoft-com:office:word" xmlns:w="http://schemas.openxmlformats.org/wordprocessingml/2006/main" xmlns:w14="http://schemas.microsoft.com/office/word/2010/wordml" xmlns:w15="http://schemas.microsoft.com/office/word/2012/wordml" xmlns:w16cex="http://schemas.microsoft.com/office/word/2018/wordml/cex" xmlns:w16cid="http://schemas.microsoft.com/office/word/2016/wordml/cid" xmlns:w16="http://schemas.microsoft.com/office/word/2018/wordml" xmlns:w16du="http://schemas.microsoft.com/office/word/2023/wordml/word16du" xmlns:w16sdtdh="http://schemas.microsoft.com/office/word/2020/wordml/sdtdatahash" xmlns:w16se="http://schemas.microsoft.com/office/word/2015/wordml/symex" xmlns:wpg="http://schemas.microsoft.com/office/word/2010/wordprocessingGroup" xmlns:wpi="http://schemas.microsoft.com/office/word/2010/wordprocessingInk" xmlns:wne="http://schemas.microsoft.com/office/word/2006/wordml" xmlns:wps="http://schemas.microsoft.com/office/word/2010/wordprocessingShape" mc:Ignorable="w14 w15 w16se w16cid w16 w16cex w16sdtdh w16du wp14">
+  <w15:commentEx w15:paraId="506C42D4" w15:done="0"/>
   <w15:commentEx w15:paraId="40D69938" w15:done="0"/>
   <w15:commentEx w15:paraId="387C296F" w15:done="0"/>
   <w15:commentEx w15:paraId="0F9A3FC6" w15:done="0"/>
@@ -26982,7 +27097,8 @@
 </file>
 
 <file path=word/commentsExtensible.xml><?xml version="1.0" encoding="utf-8"?>
-<w16cex:commentsExtensible xmlns:wpc="http://schemas.microsoft.com/office/word/2010/wordprocessingCanvas" xmlns:cx="http://schemas.microsoft.com/office/drawing/2014/chartex" xmlns:cx1="http://schemas.microsoft.com/office/drawing/2015/9/8/chartex" xmlns:cx2="http://schemas.microsoft.com/office/drawing/2015/10/21/chartex" xmlns:cx3="http://schemas.microsoft.com/office/drawing/2016/5/9/chartex" xmlns:cx4="http://schemas.microsoft.com/office/drawing/2016/5/10/chartex" xmlns:cx5="http://schemas.microsoft.com/office/drawing/2016/5/11/chartex" xmlns:cx6="http://schemas.microsoft.com/office/drawing/2016/5/12/chartex" xmlns:cx7="http://schemas.microsoft.com/office/drawing/2016/5/13/chartex" xmlns:cx8="http://schemas.microsoft.com/office/drawing/2016/5/14/chartex" xmlns:cr="http://schemas.microsoft.com/office/comments/2020/reactions" xmlns:mc="http://schemas.openxmlformats.org/markup-compatibility/2006" xmlns:aink="http://schemas.microsoft.com/office/drawing/2016/ink" xmlns:am3d="http://schemas.microsoft.com/office/drawing/2017/model3d" xmlns:o="urn:schemas-microsoft-com:office:office" xmlns:oel="http://schemas.microsoft.com/office/2019/extlst" xmlns:r="http://schemas.openxmlformats.org/officeDocument/2006/relationships" xmlns:m="http://schemas.openxmlformats.org/officeDocument/2006/math" xmlns:v="urn:schemas-microsoft-com:vml" xmlns:wp14="http://schemas.microsoft.com/office/word/2010/wordprocessingDrawing" xmlns:wp="http://schemas.openxmlformats.org/drawingml/2006/wordprocessingDrawing" xmlns:w10="urn:schemas-microsoft-com:office:word" xmlns:w="http://schemas.openxmlformats.org/wordprocessingml/2006/main" xmlns:w14="http://schemas.microsoft.com/office/word/2010/wordml" xmlns:w15="http://schemas.microsoft.com/office/word/2012/wordml" xmlns:w16cex="http://schemas.microsoft.com/office/word/2018/wordml/cex" xmlns:w16cid="http://schemas.microsoft.com/office/word/2016/wordml/cid" xmlns:w16="http://schemas.microsoft.com/office/word/2018/wordml" xmlns:w16du="http://schemas.microsoft.com/office/word/2023/wordml/word16du" xmlns:w16sdtdh="http://schemas.microsoft.com/office/word/2020/wordml/sdtdatahash" xmlns:w16sdtfl="http://schemas.microsoft.com/office/word/2024/wordml/sdtformatlock" xmlns:w16se="http://schemas.microsoft.com/office/word/2015/wordml/symex" xmlns:wpg="http://schemas.microsoft.com/office/word/2010/wordprocessingGroup" xmlns:wpi="http://schemas.microsoft.com/office/word/2010/wordprocessingInk" xmlns:wne="http://schemas.microsoft.com/office/word/2006/wordml" xmlns:wps="http://schemas.microsoft.com/office/word/2010/wordprocessingShape" mc:Ignorable="w14 w15 w16se w16cid w16 w16cex w16sdtdh w16sdtfl cr w16du wp14">
+<w16cex:commentsExtensible xmlns:wpc="http://schemas.microsoft.com/office/word/2010/wordprocessingCanvas" xmlns:cx="http://schemas.microsoft.com/office/drawing/2014/chartex" xmlns:cx1="http://schemas.microsoft.com/office/drawing/2015/9/8/chartex" xmlns:cx2="http://schemas.microsoft.com/office/drawing/2015/10/21/chartex" xmlns:cx3="http://schemas.microsoft.com/office/drawing/2016/5/9/chartex" xmlns:cx4="http://schemas.microsoft.com/office/drawing/2016/5/10/chartex" xmlns:cx5="http://schemas.microsoft.com/office/drawing/2016/5/11/chartex" xmlns:cx6="http://schemas.microsoft.com/office/drawing/2016/5/12/chartex" xmlns:cx7="http://schemas.microsoft.com/office/drawing/2016/5/13/chartex" xmlns:cx8="http://schemas.microsoft.com/office/drawing/2016/5/14/chartex" xmlns:cr="http://schemas.microsoft.com/office/comments/2020/reactions" xmlns:mc="http://schemas.openxmlformats.org/markup-compatibility/2006" xmlns:aink="http://schemas.microsoft.com/office/drawing/2016/ink" xmlns:am3d="http://schemas.microsoft.com/office/drawing/2017/model3d" xmlns:o="urn:schemas-microsoft-com:office:office" xmlns:oel="http://schemas.microsoft.com/office/2019/extlst" xmlns:r="http://schemas.openxmlformats.org/officeDocument/2006/relationships" xmlns:m="http://schemas.openxmlformats.org/officeDocument/2006/math" xmlns:v="urn:schemas-microsoft-com:vml" xmlns:wp14="http://schemas.microsoft.com/office/word/2010/wordprocessingDrawing" xmlns:wp="http://schemas.openxmlformats.org/drawingml/2006/wordprocessingDrawing" xmlns:w10="urn:schemas-microsoft-com:office:word" xmlns:w="http://schemas.openxmlformats.org/wordprocessingml/2006/main" xmlns:w14="http://schemas.microsoft.com/office/word/2010/wordml" xmlns:w15="http://schemas.microsoft.com/office/word/2012/wordml" xmlns:w16cex="http://schemas.microsoft.com/office/word/2018/wordml/cex" xmlns:w16cid="http://schemas.microsoft.com/office/word/2016/wordml/cid" xmlns:w16="http://schemas.microsoft.com/office/word/2018/wordml" xmlns:w16du="http://schemas.microsoft.com/office/word/2023/wordml/word16du" xmlns:w16sdtdh="http://schemas.microsoft.com/office/word/2020/wordml/sdtdatahash" xmlns:w16se="http://schemas.microsoft.com/office/word/2015/wordml/symex" xmlns:wpg="http://schemas.microsoft.com/office/word/2010/wordprocessingGroup" xmlns:wpi="http://schemas.microsoft.com/office/word/2010/wordprocessingInk" xmlns:wne="http://schemas.microsoft.com/office/word/2006/wordml" xmlns:wps="http://schemas.microsoft.com/office/word/2010/wordprocessingShape" mc:Ignorable="w14 w15 w16se w16cid w16 w16cex w16sdtdh cr w16du wp14">
+  <w16cex:commentExtensible w16cex:durableId="680F15F3" w16cex:dateUtc="2025-05-22T15:05:00Z"/>
   <w16cex:commentExtensible w16cex:durableId="65EAFE2B" w16cex:dateUtc="2025-05-21T18:29:00Z"/>
   <w16cex:commentExtensible w16cex:durableId="7658D23A" w16cex:dateUtc="2025-05-21T18:30:00Z"/>
   <w16cex:commentExtensible w16cex:durableId="24F37F1B" w16cex:dateUtc="2025-05-21T18:31:00Z"/>
@@ -26993,7 +27109,8 @@
 </file>
 
 <file path=word/commentsIds.xml><?xml version="1.0" encoding="utf-8"?>
-<w16cid:commentsIds xmlns:wpc="http://schemas.microsoft.com/office/word/2010/wordprocessingCanvas" xmlns:cx="http://schemas.microsoft.com/office/drawing/2014/chartex" xmlns:cx1="http://schemas.microsoft.com/office/drawing/2015/9/8/chartex" xmlns:cx2="http://schemas.microsoft.com/office/drawing/2015/10/21/chartex" xmlns:cx3="http://schemas.microsoft.com/office/drawing/2016/5/9/chartex" xmlns:cx4="http://schemas.microsoft.com/office/drawing/2016/5/10/chartex" xmlns:cx5="http://schemas.microsoft.com/office/drawing/2016/5/11/chartex" xmlns:cx6="http://schemas.microsoft.com/office/drawing/2016/5/12/chartex" xmlns:cx7="http://schemas.microsoft.com/office/drawing/2016/5/13/chartex" xmlns:cx8="http://schemas.microsoft.com/office/drawing/2016/5/14/chartex" xmlns:mc="http://schemas.openxmlformats.org/markup-compatibility/2006" xmlns:aink="http://schemas.microsoft.com/office/drawing/2016/ink" xmlns:am3d="http://schemas.microsoft.com/office/drawing/2017/model3d" xmlns:o="urn:schemas-microsoft-com:office:office" xmlns:oel="http://schemas.microsoft.com/office/2019/extlst" xmlns:r="http://schemas.openxmlformats.org/officeDocument/2006/relationships" xmlns:m="http://schemas.openxmlformats.org/officeDocument/2006/math" xmlns:v="urn:schemas-microsoft-com:vml" xmlns:wp14="http://schemas.microsoft.com/office/word/2010/wordprocessingDrawing" xmlns:wp="http://schemas.openxmlformats.org/drawingml/2006/wordprocessingDrawing" xmlns:w10="urn:schemas-microsoft-com:office:word" xmlns:w="http://schemas.openxmlformats.org/wordprocessingml/2006/main" xmlns:w14="http://schemas.microsoft.com/office/word/2010/wordml" xmlns:w15="http://schemas.microsoft.com/office/word/2012/wordml" xmlns:w16cex="http://schemas.microsoft.com/office/word/2018/wordml/cex" xmlns:w16cid="http://schemas.microsoft.com/office/word/2016/wordml/cid" xmlns:w16="http://schemas.microsoft.com/office/word/2018/wordml" xmlns:w16du="http://schemas.microsoft.com/office/word/2023/wordml/word16du" xmlns:w16sdtdh="http://schemas.microsoft.com/office/word/2020/wordml/sdtdatahash" xmlns:w16sdtfl="http://schemas.microsoft.com/office/word/2024/wordml/sdtformatlock" xmlns:w16se="http://schemas.microsoft.com/office/word/2015/wordml/symex" xmlns:wpg="http://schemas.microsoft.com/office/word/2010/wordprocessingGroup" xmlns:wpi="http://schemas.microsoft.com/office/word/2010/wordprocessingInk" xmlns:wne="http://schemas.microsoft.com/office/word/2006/wordml" xmlns:wps="http://schemas.microsoft.com/office/word/2010/wordprocessingShape" mc:Ignorable="w14 w15 w16se w16cid w16 w16cex w16sdtdh w16sdtfl w16du wp14">
+<w16cid:commentsIds xmlns:wpc="http://schemas.microsoft.com/office/word/2010/wordprocessingCanvas" xmlns:cx="http://schemas.microsoft.com/office/drawing/2014/chartex" xmlns:cx1="http://schemas.microsoft.com/office/drawing/2015/9/8/chartex" xmlns:cx2="http://schemas.microsoft.com/office/drawing/2015/10/21/chartex" xmlns:cx3="http://schemas.microsoft.com/office/drawing/2016/5/9/chartex" xmlns:cx4="http://schemas.microsoft.com/office/drawing/2016/5/10/chartex" xmlns:cx5="http://schemas.microsoft.com/office/drawing/2016/5/11/chartex" xmlns:cx6="http://schemas.microsoft.com/office/drawing/2016/5/12/chartex" xmlns:cx7="http://schemas.microsoft.com/office/drawing/2016/5/13/chartex" xmlns:cx8="http://schemas.microsoft.com/office/drawing/2016/5/14/chartex" xmlns:mc="http://schemas.openxmlformats.org/markup-compatibility/2006" xmlns:aink="http://schemas.microsoft.com/office/drawing/2016/ink" xmlns:am3d="http://schemas.microsoft.com/office/drawing/2017/model3d" xmlns:o="urn:schemas-microsoft-com:office:office" xmlns:oel="http://schemas.microsoft.com/office/2019/extlst" xmlns:r="http://schemas.openxmlformats.org/officeDocument/2006/relationships" xmlns:m="http://schemas.openxmlformats.org/officeDocument/2006/math" xmlns:v="urn:schemas-microsoft-com:vml" xmlns:wp14="http://schemas.microsoft.com/office/word/2010/wordprocessingDrawing" xmlns:wp="http://schemas.openxmlformats.org/drawingml/2006/wordprocessingDrawing" xmlns:w10="urn:schemas-microsoft-com:office:word" xmlns:w="http://schemas.openxmlformats.org/wordprocessingml/2006/main" xmlns:w14="http://schemas.microsoft.com/office/word/2010/wordml" xmlns:w15="http://schemas.microsoft.com/office/word/2012/wordml" xmlns:w16cex="http://schemas.microsoft.com/office/word/2018/wordml/cex" xmlns:w16cid="http://schemas.microsoft.com/office/word/2016/wordml/cid" xmlns:w16="http://schemas.microsoft.com/office/word/2018/wordml" xmlns:w16du="http://schemas.microsoft.com/office/word/2023/wordml/word16du" xmlns:w16sdtdh="http://schemas.microsoft.com/office/word/2020/wordml/sdtdatahash" xmlns:w16se="http://schemas.microsoft.com/office/word/2015/wordml/symex" xmlns:wpg="http://schemas.microsoft.com/office/word/2010/wordprocessingGroup" xmlns:wpi="http://schemas.microsoft.com/office/word/2010/wordprocessingInk" xmlns:wne="http://schemas.microsoft.com/office/word/2006/wordml" xmlns:wps="http://schemas.microsoft.com/office/word/2010/wordprocessingShape" mc:Ignorable="w14 w15 w16se w16cid w16 w16cex w16sdtdh w16du wp14">
+  <w16cid:commentId w16cid:paraId="506C42D4" w16cid:durableId="680F15F3"/>
   <w16cid:commentId w16cid:paraId="40D69938" w16cid:durableId="65EAFE2B"/>
   <w16cid:commentId w16cid:paraId="387C296F" w16cid:durableId="7658D23A"/>
   <w16cid:commentId w16cid:paraId="0F9A3FC6" w16cid:durableId="24F37F1B"/>
@@ -27004,7 +27121,7 @@
 </file>
 
 <file path=word/endnotes.xml><?xml version="1.0" encoding="utf-8"?>
-<w:endnotes xmlns:wpc="http://schemas.microsoft.com/office/word/2010/wordprocessingCanvas" xmlns:cx="http://schemas.microsoft.com/office/drawing/2014/chartex" xmlns:cx1="http://schemas.microsoft.com/office/drawing/2015/9/8/chartex" xmlns:cx2="http://schemas.microsoft.com/office/drawing/2015/10/21/chartex" xmlns:cx3="http://schemas.microsoft.com/office/drawing/2016/5/9/chartex" xmlns:cx4="http://schemas.microsoft.com/office/drawing/2016/5/10/chartex" xmlns:cx5="http://schemas.microsoft.com/office/drawing/2016/5/11/chartex" xmlns:cx6="http://schemas.microsoft.com/office/drawing/2016/5/12/chartex" xmlns:cx7="http://schemas.microsoft.com/office/drawing/2016/5/13/chartex" xmlns:cx8="http://schemas.microsoft.com/office/drawing/2016/5/14/chartex" xmlns:mc="http://schemas.openxmlformats.org/markup-compatibility/2006" xmlns:aink="http://schemas.microsoft.com/office/drawing/2016/ink" xmlns:am3d="http://schemas.microsoft.com/office/drawing/2017/model3d" xmlns:o="urn:schemas-microsoft-com:office:office" xmlns:oel="http://schemas.microsoft.com/office/2019/extlst" xmlns:r="http://schemas.openxmlformats.org/officeDocument/2006/relationships" xmlns:m="http://schemas.openxmlformats.org/officeDocument/2006/math" xmlns:v="urn:schemas-microsoft-com:vml" xmlns:wp14="http://schemas.microsoft.com/office/word/2010/wordprocessingDrawing" xmlns:wp="http://schemas.openxmlformats.org/drawingml/2006/wordprocessingDrawing" xmlns:w10="urn:schemas-microsoft-com:office:word" xmlns:w="http://schemas.openxmlformats.org/wordprocessingml/2006/main" xmlns:w14="http://schemas.microsoft.com/office/word/2010/wordml" xmlns:w15="http://schemas.microsoft.com/office/word/2012/wordml" xmlns:w16cex="http://schemas.microsoft.com/office/word/2018/wordml/cex" xmlns:w16cid="http://schemas.microsoft.com/office/word/2016/wordml/cid" xmlns:w16="http://schemas.microsoft.com/office/word/2018/wordml" xmlns:w16du="http://schemas.microsoft.com/office/word/2023/wordml/word16du" xmlns:w16sdtdh="http://schemas.microsoft.com/office/word/2020/wordml/sdtdatahash" xmlns:w16sdtfl="http://schemas.microsoft.com/office/word/2024/wordml/sdtformatlock" xmlns:w16se="http://schemas.microsoft.com/office/word/2015/wordml/symex" xmlns:wpg="http://schemas.microsoft.com/office/word/2010/wordprocessingGroup" xmlns:wpi="http://schemas.microsoft.com/office/word/2010/wordprocessingInk" xmlns:wne="http://schemas.microsoft.com/office/word/2006/wordml" xmlns:wps="http://schemas.microsoft.com/office/word/2010/wordprocessingShape" mc:Ignorable="w14 w15 w16se w16cid w16 w16cex w16sdtdh w16sdtfl w16du wp14">
+<w:endnotes xmlns:wpc="http://schemas.microsoft.com/office/word/2010/wordprocessingCanvas" xmlns:cx="http://schemas.microsoft.com/office/drawing/2014/chartex" xmlns:cx1="http://schemas.microsoft.com/office/drawing/2015/9/8/chartex" xmlns:cx2="http://schemas.microsoft.com/office/drawing/2015/10/21/chartex" xmlns:cx3="http://schemas.microsoft.com/office/drawing/2016/5/9/chartex" xmlns:cx4="http://schemas.microsoft.com/office/drawing/2016/5/10/chartex" xmlns:cx5="http://schemas.microsoft.com/office/drawing/2016/5/11/chartex" xmlns:cx6="http://schemas.microsoft.com/office/drawing/2016/5/12/chartex" xmlns:cx7="http://schemas.microsoft.com/office/drawing/2016/5/13/chartex" xmlns:cx8="http://schemas.microsoft.com/office/drawing/2016/5/14/chartex" xmlns:mc="http://schemas.openxmlformats.org/markup-compatibility/2006" xmlns:aink="http://schemas.microsoft.com/office/drawing/2016/ink" xmlns:am3d="http://schemas.microsoft.com/office/drawing/2017/model3d" xmlns:o="urn:schemas-microsoft-com:office:office" xmlns:oel="http://schemas.microsoft.com/office/2019/extlst" xmlns:r="http://schemas.openxmlformats.org/officeDocument/2006/relationships" xmlns:m="http://schemas.openxmlformats.org/officeDocument/2006/math" xmlns:v="urn:schemas-microsoft-com:vml" xmlns:wp14="http://schemas.microsoft.com/office/word/2010/wordprocessingDrawing" xmlns:wp="http://schemas.openxmlformats.org/drawingml/2006/wordprocessingDrawing" xmlns:w10="urn:schemas-microsoft-com:office:word" xmlns:w="http://schemas.openxmlformats.org/wordprocessingml/2006/main" xmlns:w14="http://schemas.microsoft.com/office/word/2010/wordml" xmlns:w15="http://schemas.microsoft.com/office/word/2012/wordml" xmlns:w16cex="http://schemas.microsoft.com/office/word/2018/wordml/cex" xmlns:w16cid="http://schemas.microsoft.com/office/word/2016/wordml/cid" xmlns:w16="http://schemas.microsoft.com/office/word/2018/wordml" xmlns:w16du="http://schemas.microsoft.com/office/word/2023/wordml/word16du" xmlns:w16sdtdh="http://schemas.microsoft.com/office/word/2020/wordml/sdtdatahash" xmlns:w16se="http://schemas.microsoft.com/office/word/2015/wordml/symex" xmlns:wpg="http://schemas.microsoft.com/office/word/2010/wordprocessingGroup" xmlns:wpi="http://schemas.microsoft.com/office/word/2010/wordprocessingInk" xmlns:wne="http://schemas.microsoft.com/office/word/2006/wordml" xmlns:wps="http://schemas.microsoft.com/office/word/2010/wordprocessingShape" mc:Ignorable="w14 w15 w16se w16cid w16 w16cex w16sdtdh w16du wp14">
   <w:endnote w:type="separator" w:id="-1">
     <w:p>
       <w:r>
@@ -27026,7 +27143,7 @@
 </file>
 
 <file path=word/footer1.xml><?xml version="1.0" encoding="utf-8"?>
-<w:ftr xmlns:wpc="http://schemas.microsoft.com/office/word/2010/wordprocessingCanvas" xmlns:cx="http://schemas.microsoft.com/office/drawing/2014/chartex" xmlns:cx1="http://schemas.microsoft.com/office/drawing/2015/9/8/chartex" xmlns:cx2="http://schemas.microsoft.com/office/drawing/2015/10/21/chartex" xmlns:cx3="http://schemas.microsoft.com/office/drawing/2016/5/9/chartex" xmlns:cx4="http://schemas.microsoft.com/office/drawing/2016/5/10/chartex" xmlns:cx5="http://schemas.microsoft.com/office/drawing/2016/5/11/chartex" xmlns:cx6="http://schemas.microsoft.com/office/drawing/2016/5/12/chartex" xmlns:cx7="http://schemas.microsoft.com/office/drawing/2016/5/13/chartex" xmlns:cx8="http://schemas.microsoft.com/office/drawing/2016/5/14/chartex" xmlns:mc="http://schemas.openxmlformats.org/markup-compatibility/2006" xmlns:aink="http://schemas.microsoft.com/office/drawing/2016/ink" xmlns:am3d="http://schemas.microsoft.com/office/drawing/2017/model3d" xmlns:o="urn:schemas-microsoft-com:office:office" xmlns:oel="http://schemas.microsoft.com/office/2019/extlst" xmlns:r="http://schemas.openxmlformats.org/officeDocument/2006/relationships" xmlns:m="http://schemas.openxmlformats.org/officeDocument/2006/math" xmlns:v="urn:schemas-microsoft-com:vml" xmlns:wp14="http://schemas.microsoft.com/office/word/2010/wordprocessingDrawing" xmlns:wp="http://schemas.openxmlformats.org/drawingml/2006/wordprocessingDrawing" xmlns:w10="urn:schemas-microsoft-com:office:word" xmlns:w="http://schemas.openxmlformats.org/wordprocessingml/2006/main" xmlns:w14="http://schemas.microsoft.com/office/word/2010/wordml" xmlns:w15="http://schemas.microsoft.com/office/word/2012/wordml" xmlns:w16cex="http://schemas.microsoft.com/office/word/2018/wordml/cex" xmlns:w16cid="http://schemas.microsoft.com/office/word/2016/wordml/cid" xmlns:w16="http://schemas.microsoft.com/office/word/2018/wordml" xmlns:w16du="http://schemas.microsoft.com/office/word/2023/wordml/word16du" xmlns:w16sdtdh="http://schemas.microsoft.com/office/word/2020/wordml/sdtdatahash" xmlns:w16sdtfl="http://schemas.microsoft.com/office/word/2024/wordml/sdtformatlock" xmlns:w16se="http://schemas.microsoft.com/office/word/2015/wordml/symex" xmlns:wpg="http://schemas.microsoft.com/office/word/2010/wordprocessingGroup" xmlns:wpi="http://schemas.microsoft.com/office/word/2010/wordprocessingInk" xmlns:wne="http://schemas.microsoft.com/office/word/2006/wordml" xmlns:wps="http://schemas.microsoft.com/office/word/2010/wordprocessingShape" mc:Ignorable="w14 w15 w16se w16cid w16 w16cex w16sdtdh w16sdtfl w16du wp14">
+<w:ftr xmlns:wpc="http://schemas.microsoft.com/office/word/2010/wordprocessingCanvas" xmlns:cx="http://schemas.microsoft.com/office/drawing/2014/chartex" xmlns:cx1="http://schemas.microsoft.com/office/drawing/2015/9/8/chartex" xmlns:cx2="http://schemas.microsoft.com/office/drawing/2015/10/21/chartex" xmlns:cx3="http://schemas.microsoft.com/office/drawing/2016/5/9/chartex" xmlns:cx4="http://schemas.microsoft.com/office/drawing/2016/5/10/chartex" xmlns:cx5="http://schemas.microsoft.com/office/drawing/2016/5/11/chartex" xmlns:cx6="http://schemas.microsoft.com/office/drawing/2016/5/12/chartex" xmlns:cx7="http://schemas.microsoft.com/office/drawing/2016/5/13/chartex" xmlns:cx8="http://schemas.microsoft.com/office/drawing/2016/5/14/chartex" xmlns:mc="http://schemas.openxmlformats.org/markup-compatibility/2006" xmlns:aink="http://schemas.microsoft.com/office/drawing/2016/ink" xmlns:am3d="http://schemas.microsoft.com/office/drawing/2017/model3d" xmlns:o="urn:schemas-microsoft-com:office:office" xmlns:oel="http://schemas.microsoft.com/office/2019/extlst" xmlns:r="http://schemas.openxmlformats.org/officeDocument/2006/relationships" xmlns:m="http://schemas.openxmlformats.org/officeDocument/2006/math" xmlns:v="urn:schemas-microsoft-com:vml" xmlns:wp14="http://schemas.microsoft.com/office/word/2010/wordprocessingDrawing" xmlns:wp="http://schemas.openxmlformats.org/drawingml/2006/wordprocessingDrawing" xmlns:w10="urn:schemas-microsoft-com:office:word" xmlns:w="http://schemas.openxmlformats.org/wordprocessingml/2006/main" xmlns:w14="http://schemas.microsoft.com/office/word/2010/wordml" xmlns:w15="http://schemas.microsoft.com/office/word/2012/wordml" xmlns:w16cex="http://schemas.microsoft.com/office/word/2018/wordml/cex" xmlns:w16cid="http://schemas.microsoft.com/office/word/2016/wordml/cid" xmlns:w16="http://schemas.microsoft.com/office/word/2018/wordml" xmlns:w16du="http://schemas.microsoft.com/office/word/2023/wordml/word16du" xmlns:w16sdtdh="http://schemas.microsoft.com/office/word/2020/wordml/sdtdatahash" xmlns:w16se="http://schemas.microsoft.com/office/word/2015/wordml/symex" xmlns:wpg="http://schemas.microsoft.com/office/word/2010/wordprocessingGroup" xmlns:wpi="http://schemas.microsoft.com/office/word/2010/wordprocessingInk" xmlns:wne="http://schemas.microsoft.com/office/word/2006/wordml" xmlns:wps="http://schemas.microsoft.com/office/word/2010/wordprocessingShape" mc:Ignorable="w14 w15 w16se w16cid w16 w16cex w16sdtdh w16du wp14">
   <w:sdt>
     <w:sdtPr>
       <w:rPr>
@@ -27076,7 +27193,7 @@
 </file>
 
 <file path=word/footer2.xml><?xml version="1.0" encoding="utf-8"?>
-<w:ftr xmlns:wpc="http://schemas.microsoft.com/office/word/2010/wordprocessingCanvas" xmlns:cx="http://schemas.microsoft.com/office/drawing/2014/chartex" xmlns:cx1="http://schemas.microsoft.com/office/drawing/2015/9/8/chartex" xmlns:cx2="http://schemas.microsoft.com/office/drawing/2015/10/21/chartex" xmlns:cx3="http://schemas.microsoft.com/office/drawing/2016/5/9/chartex" xmlns:cx4="http://schemas.microsoft.com/office/drawing/2016/5/10/chartex" xmlns:cx5="http://schemas.microsoft.com/office/drawing/2016/5/11/chartex" xmlns:cx6="http://schemas.microsoft.com/office/drawing/2016/5/12/chartex" xmlns:cx7="http://schemas.microsoft.com/office/drawing/2016/5/13/chartex" xmlns:cx8="http://schemas.microsoft.com/office/drawing/2016/5/14/chartex" xmlns:mc="http://schemas.openxmlformats.org/markup-compatibility/2006" xmlns:aink="http://schemas.microsoft.com/office/drawing/2016/ink" xmlns:am3d="http://schemas.microsoft.com/office/drawing/2017/model3d" xmlns:o="urn:schemas-microsoft-com:office:office" xmlns:oel="http://schemas.microsoft.com/office/2019/extlst" xmlns:r="http://schemas.openxmlformats.org/officeDocument/2006/relationships" xmlns:m="http://schemas.openxmlformats.org/officeDocument/2006/math" xmlns:v="urn:schemas-microsoft-com:vml" xmlns:wp14="http://schemas.microsoft.com/office/word/2010/wordprocessingDrawing" xmlns:wp="http://schemas.openxmlformats.org/drawingml/2006/wordprocessingDrawing" xmlns:w10="urn:schemas-microsoft-com:office:word" xmlns:w="http://schemas.openxmlformats.org/wordprocessingml/2006/main" xmlns:w14="http://schemas.microsoft.com/office/word/2010/wordml" xmlns:w15="http://schemas.microsoft.com/office/word/2012/wordml" xmlns:w16cex="http://schemas.microsoft.com/office/word/2018/wordml/cex" xmlns:w16cid="http://schemas.microsoft.com/office/word/2016/wordml/cid" xmlns:w16="http://schemas.microsoft.com/office/word/2018/wordml" xmlns:w16du="http://schemas.microsoft.com/office/word/2023/wordml/word16du" xmlns:w16sdtdh="http://schemas.microsoft.com/office/word/2020/wordml/sdtdatahash" xmlns:w16sdtfl="http://schemas.microsoft.com/office/word/2024/wordml/sdtformatlock" xmlns:w16se="http://schemas.microsoft.com/office/word/2015/wordml/symex" xmlns:wpg="http://schemas.microsoft.com/office/word/2010/wordprocessingGroup" xmlns:wpi="http://schemas.microsoft.com/office/word/2010/wordprocessingInk" xmlns:wne="http://schemas.microsoft.com/office/word/2006/wordml" xmlns:wps="http://schemas.microsoft.com/office/word/2010/wordprocessingShape" mc:Ignorable="w14 w15 w16se w16cid w16 w16cex w16sdtdh w16sdtfl w16du wp14">
+<w:ftr xmlns:wpc="http://schemas.microsoft.com/office/word/2010/wordprocessingCanvas" xmlns:cx="http://schemas.microsoft.com/office/drawing/2014/chartex" xmlns:cx1="http://schemas.microsoft.com/office/drawing/2015/9/8/chartex" xmlns:cx2="http://schemas.microsoft.com/office/drawing/2015/10/21/chartex" xmlns:cx3="http://schemas.microsoft.com/office/drawing/2016/5/9/chartex" xmlns:cx4="http://schemas.microsoft.com/office/drawing/2016/5/10/chartex" xmlns:cx5="http://schemas.microsoft.com/office/drawing/2016/5/11/chartex" xmlns:cx6="http://schemas.microsoft.com/office/drawing/2016/5/12/chartex" xmlns:cx7="http://schemas.microsoft.com/office/drawing/2016/5/13/chartex" xmlns:cx8="http://schemas.microsoft.com/office/drawing/2016/5/14/chartex" xmlns:mc="http://schemas.openxmlformats.org/markup-compatibility/2006" xmlns:aink="http://schemas.microsoft.com/office/drawing/2016/ink" xmlns:am3d="http://schemas.microsoft.com/office/drawing/2017/model3d" xmlns:o="urn:schemas-microsoft-com:office:office" xmlns:oel="http://schemas.microsoft.com/office/2019/extlst" xmlns:r="http://schemas.openxmlformats.org/officeDocument/2006/relationships" xmlns:m="http://schemas.openxmlformats.org/officeDocument/2006/math" xmlns:v="urn:schemas-microsoft-com:vml" xmlns:wp14="http://schemas.microsoft.com/office/word/2010/wordprocessingDrawing" xmlns:wp="http://schemas.openxmlformats.org/drawingml/2006/wordprocessingDrawing" xmlns:w10="urn:schemas-microsoft-com:office:word" xmlns:w="http://schemas.openxmlformats.org/wordprocessingml/2006/main" xmlns:w14="http://schemas.microsoft.com/office/word/2010/wordml" xmlns:w15="http://schemas.microsoft.com/office/word/2012/wordml" xmlns:w16cex="http://schemas.microsoft.com/office/word/2018/wordml/cex" xmlns:w16cid="http://schemas.microsoft.com/office/word/2016/wordml/cid" xmlns:w16="http://schemas.microsoft.com/office/word/2018/wordml" xmlns:w16du="http://schemas.microsoft.com/office/word/2023/wordml/word16du" xmlns:w16sdtdh="http://schemas.microsoft.com/office/word/2020/wordml/sdtdatahash" xmlns:w16se="http://schemas.microsoft.com/office/word/2015/wordml/symex" xmlns:wpg="http://schemas.microsoft.com/office/word/2010/wordprocessingGroup" xmlns:wpi="http://schemas.microsoft.com/office/word/2010/wordprocessingInk" xmlns:wne="http://schemas.microsoft.com/office/word/2006/wordml" xmlns:wps="http://schemas.microsoft.com/office/word/2010/wordprocessingShape" mc:Ignorable="w14 w15 w16se w16cid w16 w16cex w16sdtdh w16du wp14">
   <w:p>
     <w:pPr>
       <w:pStyle w:val="Footer"/>
@@ -27171,7 +27288,7 @@
 </file>
 
 <file path=word/footer3.xml><?xml version="1.0" encoding="utf-8"?>
-<w:ftr xmlns:wpc="http://schemas.microsoft.com/office/word/2010/wordprocessingCanvas" xmlns:cx="http://schemas.microsoft.com/office/drawing/2014/chartex" xmlns:cx1="http://schemas.microsoft.com/office/drawing/2015/9/8/chartex" xmlns:cx2="http://schemas.microsoft.com/office/drawing/2015/10/21/chartex" xmlns:cx3="http://schemas.microsoft.com/office/drawing/2016/5/9/chartex" xmlns:cx4="http://schemas.microsoft.com/office/drawing/2016/5/10/chartex" xmlns:cx5="http://schemas.microsoft.com/office/drawing/2016/5/11/chartex" xmlns:cx6="http://schemas.microsoft.com/office/drawing/2016/5/12/chartex" xmlns:cx7="http://schemas.microsoft.com/office/drawing/2016/5/13/chartex" xmlns:cx8="http://schemas.microsoft.com/office/drawing/2016/5/14/chartex" xmlns:mc="http://schemas.openxmlformats.org/markup-compatibility/2006" xmlns:aink="http://schemas.microsoft.com/office/drawing/2016/ink" xmlns:am3d="http://schemas.microsoft.com/office/drawing/2017/model3d" xmlns:o="urn:schemas-microsoft-com:office:office" xmlns:oel="http://schemas.microsoft.com/office/2019/extlst" xmlns:r="http://schemas.openxmlformats.org/officeDocument/2006/relationships" xmlns:m="http://schemas.openxmlformats.org/officeDocument/2006/math" xmlns:v="urn:schemas-microsoft-com:vml" xmlns:wp14="http://schemas.microsoft.com/office/word/2010/wordprocessingDrawing" xmlns:wp="http://schemas.openxmlformats.org/drawingml/2006/wordprocessingDrawing" xmlns:w10="urn:schemas-microsoft-com:office:word" xmlns:w="http://schemas.openxmlformats.org/wordprocessingml/2006/main" xmlns:w14="http://schemas.microsoft.com/office/word/2010/wordml" xmlns:w15="http://schemas.microsoft.com/office/word/2012/wordml" xmlns:w16cex="http://schemas.microsoft.com/office/word/2018/wordml/cex" xmlns:w16cid="http://schemas.microsoft.com/office/word/2016/wordml/cid" xmlns:w16="http://schemas.microsoft.com/office/word/2018/wordml" xmlns:w16du="http://schemas.microsoft.com/office/word/2023/wordml/word16du" xmlns:w16sdtdh="http://schemas.microsoft.com/office/word/2020/wordml/sdtdatahash" xmlns:w16sdtfl="http://schemas.microsoft.com/office/word/2024/wordml/sdtformatlock" xmlns:w16se="http://schemas.microsoft.com/office/word/2015/wordml/symex" xmlns:wpg="http://schemas.microsoft.com/office/word/2010/wordprocessingGroup" xmlns:wpi="http://schemas.microsoft.com/office/word/2010/wordprocessingInk" xmlns:wne="http://schemas.microsoft.com/office/word/2006/wordml" xmlns:wps="http://schemas.microsoft.com/office/word/2010/wordprocessingShape" mc:Ignorable="w14 w15 w16se w16cid w16 w16cex w16sdtdh w16sdtfl w16du wp14">
+<w:ftr xmlns:wpc="http://schemas.microsoft.com/office/word/2010/wordprocessingCanvas" xmlns:cx="http://schemas.microsoft.com/office/drawing/2014/chartex" xmlns:cx1="http://schemas.microsoft.com/office/drawing/2015/9/8/chartex" xmlns:cx2="http://schemas.microsoft.com/office/drawing/2015/10/21/chartex" xmlns:cx3="http://schemas.microsoft.com/office/drawing/2016/5/9/chartex" xmlns:cx4="http://schemas.microsoft.com/office/drawing/2016/5/10/chartex" xmlns:cx5="http://schemas.microsoft.com/office/drawing/2016/5/11/chartex" xmlns:cx6="http://schemas.microsoft.com/office/drawing/2016/5/12/chartex" xmlns:cx7="http://schemas.microsoft.com/office/drawing/2016/5/13/chartex" xmlns:cx8="http://schemas.microsoft.com/office/drawing/2016/5/14/chartex" xmlns:mc="http://schemas.openxmlformats.org/markup-compatibility/2006" xmlns:aink="http://schemas.microsoft.com/office/drawing/2016/ink" xmlns:am3d="http://schemas.microsoft.com/office/drawing/2017/model3d" xmlns:o="urn:schemas-microsoft-com:office:office" xmlns:oel="http://schemas.microsoft.com/office/2019/extlst" xmlns:r="http://schemas.openxmlformats.org/officeDocument/2006/relationships" xmlns:m="http://schemas.openxmlformats.org/officeDocument/2006/math" xmlns:v="urn:schemas-microsoft-com:vml" xmlns:wp14="http://schemas.microsoft.com/office/word/2010/wordprocessingDrawing" xmlns:wp="http://schemas.openxmlformats.org/drawingml/2006/wordprocessingDrawing" xmlns:w10="urn:schemas-microsoft-com:office:word" xmlns:w="http://schemas.openxmlformats.org/wordprocessingml/2006/main" xmlns:w14="http://schemas.microsoft.com/office/word/2010/wordml" xmlns:w15="http://schemas.microsoft.com/office/word/2012/wordml" xmlns:w16cex="http://schemas.microsoft.com/office/word/2018/wordml/cex" xmlns:w16cid="http://schemas.microsoft.com/office/word/2016/wordml/cid" xmlns:w16="http://schemas.microsoft.com/office/word/2018/wordml" xmlns:w16du="http://schemas.microsoft.com/office/word/2023/wordml/word16du" xmlns:w16sdtdh="http://schemas.microsoft.com/office/word/2020/wordml/sdtdatahash" xmlns:w16se="http://schemas.microsoft.com/office/word/2015/wordml/symex" xmlns:wpg="http://schemas.microsoft.com/office/word/2010/wordprocessingGroup" xmlns:wpi="http://schemas.microsoft.com/office/word/2010/wordprocessingInk" xmlns:wne="http://schemas.microsoft.com/office/word/2006/wordml" xmlns:wps="http://schemas.microsoft.com/office/word/2010/wordprocessingShape" mc:Ignorable="w14 w15 w16se w16cid w16 w16cex w16sdtdh w16du wp14">
   <w:p>
     <w:pPr>
       <w:pStyle w:val="Footer"/>
@@ -27266,7 +27383,7 @@
 </file>
 
 <file path=word/footnotes.xml><?xml version="1.0" encoding="utf-8"?>
-<w:footnotes xmlns:wpc="http://schemas.microsoft.com/office/word/2010/wordprocessingCanvas" xmlns:cx="http://schemas.microsoft.com/office/drawing/2014/chartex" xmlns:cx1="http://schemas.microsoft.com/office/drawing/2015/9/8/chartex" xmlns:cx2="http://schemas.microsoft.com/office/drawing/2015/10/21/chartex" xmlns:cx3="http://schemas.microsoft.com/office/drawing/2016/5/9/chartex" xmlns:cx4="http://schemas.microsoft.com/office/drawing/2016/5/10/chartex" xmlns:cx5="http://schemas.microsoft.com/office/drawing/2016/5/11/chartex" xmlns:cx6="http://schemas.microsoft.com/office/drawing/2016/5/12/chartex" xmlns:cx7="http://schemas.microsoft.com/office/drawing/2016/5/13/chartex" xmlns:cx8="http://schemas.microsoft.com/office/drawing/2016/5/14/chartex" xmlns:mc="http://schemas.openxmlformats.org/markup-compatibility/2006" xmlns:aink="http://schemas.microsoft.com/office/drawing/2016/ink" xmlns:am3d="http://schemas.microsoft.com/office/drawing/2017/model3d" xmlns:o="urn:schemas-microsoft-com:office:office" xmlns:oel="http://schemas.microsoft.com/office/2019/extlst" xmlns:r="http://schemas.openxmlformats.org/officeDocument/2006/relationships" xmlns:m="http://schemas.openxmlformats.org/officeDocument/2006/math" xmlns:v="urn:schemas-microsoft-com:vml" xmlns:wp14="http://schemas.microsoft.com/office/word/2010/wordprocessingDrawing" xmlns:wp="http://schemas.openxmlformats.org/drawingml/2006/wordprocessingDrawing" xmlns:w10="urn:schemas-microsoft-com:office:word" xmlns:w="http://schemas.openxmlformats.org/wordprocessingml/2006/main" xmlns:w14="http://schemas.microsoft.com/office/word/2010/wordml" xmlns:w15="http://schemas.microsoft.com/office/word/2012/wordml" xmlns:w16cex="http://schemas.microsoft.com/office/word/2018/wordml/cex" xmlns:w16cid="http://schemas.microsoft.com/office/word/2016/wordml/cid" xmlns:w16="http://schemas.microsoft.com/office/word/2018/wordml" xmlns:w16du="http://schemas.microsoft.com/office/word/2023/wordml/word16du" xmlns:w16sdtdh="http://schemas.microsoft.com/office/word/2020/wordml/sdtdatahash" xmlns:w16sdtfl="http://schemas.microsoft.com/office/word/2024/wordml/sdtformatlock" xmlns:w16se="http://schemas.microsoft.com/office/word/2015/wordml/symex" xmlns:wpg="http://schemas.microsoft.com/office/word/2010/wordprocessingGroup" xmlns:wpi="http://schemas.microsoft.com/office/word/2010/wordprocessingInk" xmlns:wne="http://schemas.microsoft.com/office/word/2006/wordml" xmlns:wps="http://schemas.microsoft.com/office/word/2010/wordprocessingShape" mc:Ignorable="w14 w15 w16se w16cid w16 w16cex w16sdtdh w16sdtfl w16du wp14">
+<w:footnotes xmlns:wpc="http://schemas.microsoft.com/office/word/2010/wordprocessingCanvas" xmlns:cx="http://schemas.microsoft.com/office/drawing/2014/chartex" xmlns:cx1="http://schemas.microsoft.com/office/drawing/2015/9/8/chartex" xmlns:cx2="http://schemas.microsoft.com/office/drawing/2015/10/21/chartex" xmlns:cx3="http://schemas.microsoft.com/office/drawing/2016/5/9/chartex" xmlns:cx4="http://schemas.microsoft.com/office/drawing/2016/5/10/chartex" xmlns:cx5="http://schemas.microsoft.com/office/drawing/2016/5/11/chartex" xmlns:cx6="http://schemas.microsoft.com/office/drawing/2016/5/12/chartex" xmlns:cx7="http://schemas.microsoft.com/office/drawing/2016/5/13/chartex" xmlns:cx8="http://schemas.microsoft.com/office/drawing/2016/5/14/chartex" xmlns:mc="http://schemas.openxmlformats.org/markup-compatibility/2006" xmlns:aink="http://schemas.microsoft.com/office/drawing/2016/ink" xmlns:am3d="http://schemas.microsoft.com/office/drawing/2017/model3d" xmlns:o="urn:schemas-microsoft-com:office:office" xmlns:oel="http://schemas.microsoft.com/office/2019/extlst" xmlns:r="http://schemas.openxmlformats.org/officeDocument/2006/relationships" xmlns:m="http://schemas.openxmlformats.org/officeDocument/2006/math" xmlns:v="urn:schemas-microsoft-com:vml" xmlns:wp14="http://schemas.microsoft.com/office/word/2010/wordprocessingDrawing" xmlns:wp="http://schemas.openxmlformats.org/drawingml/2006/wordprocessingDrawing" xmlns:w10="urn:schemas-microsoft-com:office:word" xmlns:w="http://schemas.openxmlformats.org/wordprocessingml/2006/main" xmlns:w14="http://schemas.microsoft.com/office/word/2010/wordml" xmlns:w15="http://schemas.microsoft.com/office/word/2012/wordml" xmlns:w16cex="http://schemas.microsoft.com/office/word/2018/wordml/cex" xmlns:w16cid="http://schemas.microsoft.com/office/word/2016/wordml/cid" xmlns:w16="http://schemas.microsoft.com/office/word/2018/wordml" xmlns:w16du="http://schemas.microsoft.com/office/word/2023/wordml/word16du" xmlns:w16sdtdh="http://schemas.microsoft.com/office/word/2020/wordml/sdtdatahash" xmlns:w16se="http://schemas.microsoft.com/office/word/2015/wordml/symex" xmlns:wpg="http://schemas.microsoft.com/office/word/2010/wordprocessingGroup" xmlns:wpi="http://schemas.microsoft.com/office/word/2010/wordprocessingInk" xmlns:wne="http://schemas.microsoft.com/office/word/2006/wordml" xmlns:wps="http://schemas.microsoft.com/office/word/2010/wordprocessingShape" mc:Ignorable="w14 w15 w16se w16cid w16 w16cex w16sdtdh w16du wp14">
   <w:footnote w:type="separator" w:id="-1">
     <w:p>
       <w:r>
@@ -27622,7 +27739,7 @@
 </file>
 
 <file path=word/header1.xml><?xml version="1.0" encoding="utf-8"?>
-<w:hdr xmlns:wpc="http://schemas.microsoft.com/office/word/2010/wordprocessingCanvas" xmlns:cx="http://schemas.microsoft.com/office/drawing/2014/chartex" xmlns:cx1="http://schemas.microsoft.com/office/drawing/2015/9/8/chartex" xmlns:cx2="http://schemas.microsoft.com/office/drawing/2015/10/21/chartex" xmlns:cx3="http://schemas.microsoft.com/office/drawing/2016/5/9/chartex" xmlns:cx4="http://schemas.microsoft.com/office/drawing/2016/5/10/chartex" xmlns:cx5="http://schemas.microsoft.com/office/drawing/2016/5/11/chartex" xmlns:cx6="http://schemas.microsoft.com/office/drawing/2016/5/12/chartex" xmlns:cx7="http://schemas.microsoft.com/office/drawing/2016/5/13/chartex" xmlns:cx8="http://schemas.microsoft.com/office/drawing/2016/5/14/chartex" xmlns:mc="http://schemas.openxmlformats.org/markup-compatibility/2006" xmlns:aink="http://schemas.microsoft.com/office/drawing/2016/ink" xmlns:am3d="http://schemas.microsoft.com/office/drawing/2017/model3d" xmlns:o="urn:schemas-microsoft-com:office:office" xmlns:oel="http://schemas.microsoft.com/office/2019/extlst" xmlns:r="http://schemas.openxmlformats.org/officeDocument/2006/relationships" xmlns:m="http://schemas.openxmlformats.org/officeDocument/2006/math" xmlns:v="urn:schemas-microsoft-com:vml" xmlns:wp14="http://schemas.microsoft.com/office/word/2010/wordprocessingDrawing" xmlns:wp="http://schemas.openxmlformats.org/drawingml/2006/wordprocessingDrawing" xmlns:w10="urn:schemas-microsoft-com:office:word" xmlns:w="http://schemas.openxmlformats.org/wordprocessingml/2006/main" xmlns:w14="http://schemas.microsoft.com/office/word/2010/wordml" xmlns:w15="http://schemas.microsoft.com/office/word/2012/wordml" xmlns:w16cex="http://schemas.microsoft.com/office/word/2018/wordml/cex" xmlns:w16cid="http://schemas.microsoft.com/office/word/2016/wordml/cid" xmlns:w16="http://schemas.microsoft.com/office/word/2018/wordml" xmlns:w16du="http://schemas.microsoft.com/office/word/2023/wordml/word16du" xmlns:w16sdtdh="http://schemas.microsoft.com/office/word/2020/wordml/sdtdatahash" xmlns:w16sdtfl="http://schemas.microsoft.com/office/word/2024/wordml/sdtformatlock" xmlns:w16se="http://schemas.microsoft.com/office/word/2015/wordml/symex" xmlns:wpg="http://schemas.microsoft.com/office/word/2010/wordprocessingGroup" xmlns:wpi="http://schemas.microsoft.com/office/word/2010/wordprocessingInk" xmlns:wne="http://schemas.microsoft.com/office/word/2006/wordml" xmlns:wps="http://schemas.microsoft.com/office/word/2010/wordprocessingShape" mc:Ignorable="w14 w15 w16se w16cid w16 w16cex w16sdtdh w16sdtfl w16du wp14">
+<w:hdr xmlns:wpc="http://schemas.microsoft.com/office/word/2010/wordprocessingCanvas" xmlns:cx="http://schemas.microsoft.com/office/drawing/2014/chartex" xmlns:cx1="http://schemas.microsoft.com/office/drawing/2015/9/8/chartex" xmlns:cx2="http://schemas.microsoft.com/office/drawing/2015/10/21/chartex" xmlns:cx3="http://schemas.microsoft.com/office/drawing/2016/5/9/chartex" xmlns:cx4="http://schemas.microsoft.com/office/drawing/2016/5/10/chartex" xmlns:cx5="http://schemas.microsoft.com/office/drawing/2016/5/11/chartex" xmlns:cx6="http://schemas.microsoft.com/office/drawing/2016/5/12/chartex" xmlns:cx7="http://schemas.microsoft.com/office/drawing/2016/5/13/chartex" xmlns:cx8="http://schemas.microsoft.com/office/drawing/2016/5/14/chartex" xmlns:mc="http://schemas.openxmlformats.org/markup-compatibility/2006" xmlns:aink="http://schemas.microsoft.com/office/drawing/2016/ink" xmlns:am3d="http://schemas.microsoft.com/office/drawing/2017/model3d" xmlns:o="urn:schemas-microsoft-com:office:office" xmlns:oel="http://schemas.microsoft.com/office/2019/extlst" xmlns:r="http://schemas.openxmlformats.org/officeDocument/2006/relationships" xmlns:m="http://schemas.openxmlformats.org/officeDocument/2006/math" xmlns:v="urn:schemas-microsoft-com:vml" xmlns:wp14="http://schemas.microsoft.com/office/word/2010/wordprocessingDrawing" xmlns:wp="http://schemas.openxmlformats.org/drawingml/2006/wordprocessingDrawing" xmlns:w10="urn:schemas-microsoft-com:office:word" xmlns:w="http://schemas.openxmlformats.org/wordprocessingml/2006/main" xmlns:w14="http://schemas.microsoft.com/office/word/2010/wordml" xmlns:w15="http://schemas.microsoft.com/office/word/2012/wordml" xmlns:w16cex="http://schemas.microsoft.com/office/word/2018/wordml/cex" xmlns:w16cid="http://schemas.microsoft.com/office/word/2016/wordml/cid" xmlns:w16="http://schemas.microsoft.com/office/word/2018/wordml" xmlns:w16du="http://schemas.microsoft.com/office/word/2023/wordml/word16du" xmlns:w16sdtdh="http://schemas.microsoft.com/office/word/2020/wordml/sdtdatahash" xmlns:w16se="http://schemas.microsoft.com/office/word/2015/wordml/symex" xmlns:wpg="http://schemas.microsoft.com/office/word/2010/wordprocessingGroup" xmlns:wpi="http://schemas.microsoft.com/office/word/2010/wordprocessingInk" xmlns:wne="http://schemas.microsoft.com/office/word/2006/wordml" xmlns:wps="http://schemas.microsoft.com/office/word/2010/wordprocessingShape" mc:Ignorable="w14 w15 w16se w16cid w16 w16cex w16sdtdh w16du wp14">
   <w:p>
     <w:pPr>
       <w:pStyle w:val="Header"/>
@@ -27647,7 +27764,7 @@
 </file>
 
 <file path=word/numbering.xml><?xml version="1.0" encoding="utf-8"?>
-<w:numbering xmlns:wpc="http://schemas.microsoft.com/office/word/2010/wordprocessingCanvas" xmlns:cx="http://schemas.microsoft.com/office/drawing/2014/chartex" xmlns:cx1="http://schemas.microsoft.com/office/drawing/2015/9/8/chartex" xmlns:cx2="http://schemas.microsoft.com/office/drawing/2015/10/21/chartex" xmlns:cx3="http://schemas.microsoft.com/office/drawing/2016/5/9/chartex" xmlns:cx4="http://schemas.microsoft.com/office/drawing/2016/5/10/chartex" xmlns:cx5="http://schemas.microsoft.com/office/drawing/2016/5/11/chartex" xmlns:cx6="http://schemas.microsoft.com/office/drawing/2016/5/12/chartex" xmlns:cx7="http://schemas.microsoft.com/office/drawing/2016/5/13/chartex" xmlns:cx8="http://schemas.microsoft.com/office/drawing/2016/5/14/chartex" xmlns:mc="http://schemas.openxmlformats.org/markup-compatibility/2006" xmlns:aink="http://schemas.microsoft.com/office/drawing/2016/ink" xmlns:am3d="http://schemas.microsoft.com/office/drawing/2017/model3d" xmlns:o="urn:schemas-microsoft-com:office:office" xmlns:oel="http://schemas.microsoft.com/office/2019/extlst" xmlns:r="http://schemas.openxmlformats.org/officeDocument/2006/relationships" xmlns:m="http://schemas.openxmlformats.org/officeDocument/2006/math" xmlns:v="urn:schemas-microsoft-com:vml" xmlns:wp14="http://schemas.microsoft.com/office/word/2010/wordprocessingDrawing" xmlns:wp="http://schemas.openxmlformats.org/drawingml/2006/wordprocessingDrawing" xmlns:w10="urn:schemas-microsoft-com:office:word" xmlns:w="http://schemas.openxmlformats.org/wordprocessingml/2006/main" xmlns:w14="http://schemas.microsoft.com/office/word/2010/wordml" xmlns:w15="http://schemas.microsoft.com/office/word/2012/wordml" xmlns:w16cex="http://schemas.microsoft.com/office/word/2018/wordml/cex" xmlns:w16cid="http://schemas.microsoft.com/office/word/2016/wordml/cid" xmlns:w16="http://schemas.microsoft.com/office/word/2018/wordml" xmlns:w16du="http://schemas.microsoft.com/office/word/2023/wordml/word16du" xmlns:w16sdtdh="http://schemas.microsoft.com/office/word/2020/wordml/sdtdatahash" xmlns:w16sdtfl="http://schemas.microsoft.com/office/word/2024/wordml/sdtformatlock" xmlns:w16se="http://schemas.microsoft.com/office/word/2015/wordml/symex" xmlns:wpg="http://schemas.microsoft.com/office/word/2010/wordprocessingGroup" xmlns:wpi="http://schemas.microsoft.com/office/word/2010/wordprocessingInk" xmlns:wne="http://schemas.microsoft.com/office/word/2006/wordml" xmlns:wps="http://schemas.microsoft.com/office/word/2010/wordprocessingShape" mc:Ignorable="w14 w15 w16se w16cid w16 w16cex w16sdtdh w16sdtfl w16du wp14">
+<w:numbering xmlns:wpc="http://schemas.microsoft.com/office/word/2010/wordprocessingCanvas" xmlns:cx="http://schemas.microsoft.com/office/drawing/2014/chartex" xmlns:cx1="http://schemas.microsoft.com/office/drawing/2015/9/8/chartex" xmlns:cx2="http://schemas.microsoft.com/office/drawing/2015/10/21/chartex" xmlns:cx3="http://schemas.microsoft.com/office/drawing/2016/5/9/chartex" xmlns:cx4="http://schemas.microsoft.com/office/drawing/2016/5/10/chartex" xmlns:cx5="http://schemas.microsoft.com/office/drawing/2016/5/11/chartex" xmlns:cx6="http://schemas.microsoft.com/office/drawing/2016/5/12/chartex" xmlns:cx7="http://schemas.microsoft.com/office/drawing/2016/5/13/chartex" xmlns:cx8="http://schemas.microsoft.com/office/drawing/2016/5/14/chartex" xmlns:mc="http://schemas.openxmlformats.org/markup-compatibility/2006" xmlns:aink="http://schemas.microsoft.com/office/drawing/2016/ink" xmlns:am3d="http://schemas.microsoft.com/office/drawing/2017/model3d" xmlns:o="urn:schemas-microsoft-com:office:office" xmlns:oel="http://schemas.microsoft.com/office/2019/extlst" xmlns:r="http://schemas.openxmlformats.org/officeDocument/2006/relationships" xmlns:m="http://schemas.openxmlformats.org/officeDocument/2006/math" xmlns:v="urn:schemas-microsoft-com:vml" xmlns:wp14="http://schemas.microsoft.com/office/word/2010/wordprocessingDrawing" xmlns:wp="http://schemas.openxmlformats.org/drawingml/2006/wordprocessingDrawing" xmlns:w10="urn:schemas-microsoft-com:office:word" xmlns:w="http://schemas.openxmlformats.org/wordprocessingml/2006/main" xmlns:w14="http://schemas.microsoft.com/office/word/2010/wordml" xmlns:w15="http://schemas.microsoft.com/office/word/2012/wordml" xmlns:w16cex="http://schemas.microsoft.com/office/word/2018/wordml/cex" xmlns:w16cid="http://schemas.microsoft.com/office/word/2016/wordml/cid" xmlns:w16="http://schemas.microsoft.com/office/word/2018/wordml" xmlns:w16du="http://schemas.microsoft.com/office/word/2023/wordml/word16du" xmlns:w16sdtdh="http://schemas.microsoft.com/office/word/2020/wordml/sdtdatahash" xmlns:w16se="http://schemas.microsoft.com/office/word/2015/wordml/symex" xmlns:wpg="http://schemas.microsoft.com/office/word/2010/wordprocessingGroup" xmlns:wpi="http://schemas.microsoft.com/office/word/2010/wordprocessingInk" xmlns:wne="http://schemas.microsoft.com/office/word/2006/wordml" xmlns:wps="http://schemas.microsoft.com/office/word/2010/wordprocessingShape" mc:Ignorable="w14 w15 w16se w16cid w16 w16cex w16sdtdh w16du wp14">
   <w:abstractNum w:abstractNumId="0" w15:restartNumberingAfterBreak="0">
     <w:nsid w:val="05EC708F"/>
     <w:multiLevelType w:val="hybridMultilevel"/>
@@ -27762,6 +27879,119 @@
     </w:lvl>
   </w:abstractNum>
   <w:abstractNum w:abstractNumId="1" w15:restartNumberingAfterBreak="0">
+    <w:nsid w:val="06371C0E"/>
+    <w:multiLevelType w:val="multilevel"/>
+    <w:tmpl w:val="F774B818"/>
+    <w:lvl w:ilvl="0">
+      <w:start w:val="1"/>
+      <w:numFmt w:val="decimal"/>
+      <w:lvlText w:val="%1."/>
+      <w:lvlJc w:val="left"/>
+      <w:pPr>
+        <w:tabs>
+          <w:tab w:val="num" w:pos="720"/>
+        </w:tabs>
+        <w:ind w:left="720" w:hanging="360"/>
+      </w:pPr>
+    </w:lvl>
+    <w:lvl w:ilvl="1" w:tentative="1">
+      <w:start w:val="1"/>
+      <w:numFmt w:val="decimal"/>
+      <w:lvlText w:val="%2."/>
+      <w:lvlJc w:val="left"/>
+      <w:pPr>
+        <w:tabs>
+          <w:tab w:val="num" w:pos="1440"/>
+        </w:tabs>
+        <w:ind w:left="1440" w:hanging="360"/>
+      </w:pPr>
+    </w:lvl>
+    <w:lvl w:ilvl="2" w:tentative="1">
+      <w:start w:val="1"/>
+      <w:numFmt w:val="decimal"/>
+      <w:lvlText w:val="%3."/>
+      <w:lvlJc w:val="left"/>
+      <w:pPr>
+        <w:tabs>
+          <w:tab w:val="num" w:pos="2160"/>
+        </w:tabs>
+        <w:ind w:left="2160" w:hanging="360"/>
+      </w:pPr>
+    </w:lvl>
+    <w:lvl w:ilvl="3" w:tentative="1">
+      <w:start w:val="1"/>
+      <w:numFmt w:val="decimal"/>
+      <w:lvlText w:val="%4."/>
+      <w:lvlJc w:val="left"/>
+      <w:pPr>
+        <w:tabs>
+          <w:tab w:val="num" w:pos="2880"/>
+        </w:tabs>
+        <w:ind w:left="2880" w:hanging="360"/>
+      </w:pPr>
+    </w:lvl>
+    <w:lvl w:ilvl="4" w:tentative="1">
+      <w:start w:val="1"/>
+      <w:numFmt w:val="decimal"/>
+      <w:lvlText w:val="%5."/>
+      <w:lvlJc w:val="left"/>
+      <w:pPr>
+        <w:tabs>
+          <w:tab w:val="num" w:pos="3600"/>
+        </w:tabs>
+        <w:ind w:left="3600" w:hanging="360"/>
+      </w:pPr>
+    </w:lvl>
+    <w:lvl w:ilvl="5" w:tentative="1">
+      <w:start w:val="1"/>
+      <w:numFmt w:val="decimal"/>
+      <w:lvlText w:val="%6."/>
+      <w:lvlJc w:val="left"/>
+      <w:pPr>
+        <w:tabs>
+          <w:tab w:val="num" w:pos="4320"/>
+        </w:tabs>
+        <w:ind w:left="4320" w:hanging="360"/>
+      </w:pPr>
+    </w:lvl>
+    <w:lvl w:ilvl="6" w:tentative="1">
+      <w:start w:val="1"/>
+      <w:numFmt w:val="decimal"/>
+      <w:lvlText w:val="%7."/>
+      <w:lvlJc w:val="left"/>
+      <w:pPr>
+        <w:tabs>
+          <w:tab w:val="num" w:pos="5040"/>
+        </w:tabs>
+        <w:ind w:left="5040" w:hanging="360"/>
+      </w:pPr>
+    </w:lvl>
+    <w:lvl w:ilvl="7" w:tentative="1">
+      <w:start w:val="1"/>
+      <w:numFmt w:val="decimal"/>
+      <w:lvlText w:val="%8."/>
+      <w:lvlJc w:val="left"/>
+      <w:pPr>
+        <w:tabs>
+          <w:tab w:val="num" w:pos="5760"/>
+        </w:tabs>
+        <w:ind w:left="5760" w:hanging="360"/>
+      </w:pPr>
+    </w:lvl>
+    <w:lvl w:ilvl="8" w:tentative="1">
+      <w:start w:val="1"/>
+      <w:numFmt w:val="decimal"/>
+      <w:lvlText w:val="%9."/>
+      <w:lvlJc w:val="left"/>
+      <w:pPr>
+        <w:tabs>
+          <w:tab w:val="num" w:pos="6480"/>
+        </w:tabs>
+        <w:ind w:left="6480" w:hanging="360"/>
+      </w:pPr>
+    </w:lvl>
+  </w:abstractNum>
+  <w:abstractNum w:abstractNumId="2" w15:restartNumberingAfterBreak="0">
     <w:nsid w:val="07B020F9"/>
     <w:multiLevelType w:val="hybridMultilevel"/>
     <w:tmpl w:val="68723FD0"/>
@@ -27850,7 +28080,7 @@
       </w:pPr>
     </w:lvl>
   </w:abstractNum>
-  <w:abstractNum w:abstractNumId="2" w15:restartNumberingAfterBreak="0">
+  <w:abstractNum w:abstractNumId="3" w15:restartNumberingAfterBreak="0">
     <w:nsid w:val="14A23730"/>
     <w:multiLevelType w:val="hybridMultilevel"/>
     <w:tmpl w:val="C2FAA68E"/>
@@ -27963,7 +28193,7 @@
       </w:rPr>
     </w:lvl>
   </w:abstractNum>
-  <w:abstractNum w:abstractNumId="3" w15:restartNumberingAfterBreak="0">
+  <w:abstractNum w:abstractNumId="4" w15:restartNumberingAfterBreak="0">
     <w:nsid w:val="15D125A0"/>
     <w:multiLevelType w:val="multilevel"/>
     <w:tmpl w:val="04090021"/>
@@ -28076,7 +28306,7 @@
       </w:rPr>
     </w:lvl>
   </w:abstractNum>
-  <w:abstractNum w:abstractNumId="4" w15:restartNumberingAfterBreak="0">
+  <w:abstractNum w:abstractNumId="5" w15:restartNumberingAfterBreak="0">
     <w:nsid w:val="16D17AE1"/>
     <w:multiLevelType w:val="hybridMultilevel"/>
     <w:tmpl w:val="63D663EE"/>
@@ -28165,7 +28395,7 @@
       </w:pPr>
     </w:lvl>
   </w:abstractNum>
-  <w:abstractNum w:abstractNumId="5" w15:restartNumberingAfterBreak="0">
+  <w:abstractNum w:abstractNumId="6" w15:restartNumberingAfterBreak="0">
     <w:nsid w:val="1825013C"/>
     <w:multiLevelType w:val="hybridMultilevel"/>
     <w:tmpl w:val="A1442F44"/>
@@ -28254,7 +28484,7 @@
       </w:pPr>
     </w:lvl>
   </w:abstractNum>
-  <w:abstractNum w:abstractNumId="6" w15:restartNumberingAfterBreak="0">
+  <w:abstractNum w:abstractNumId="7" w15:restartNumberingAfterBreak="0">
     <w:nsid w:val="1A683475"/>
     <w:multiLevelType w:val="hybridMultilevel"/>
     <w:tmpl w:val="35BA944A"/>
@@ -28367,7 +28597,7 @@
       </w:rPr>
     </w:lvl>
   </w:abstractNum>
-  <w:abstractNum w:abstractNumId="7" w15:restartNumberingAfterBreak="0">
+  <w:abstractNum w:abstractNumId="8" w15:restartNumberingAfterBreak="0">
     <w:nsid w:val="1A8A481B"/>
     <w:multiLevelType w:val="hybridMultilevel"/>
     <w:tmpl w:val="E11EDBCC"/>
@@ -28480,7 +28710,7 @@
       </w:rPr>
     </w:lvl>
   </w:abstractNum>
-  <w:abstractNum w:abstractNumId="8" w15:restartNumberingAfterBreak="0">
+  <w:abstractNum w:abstractNumId="9" w15:restartNumberingAfterBreak="0">
     <w:nsid w:val="2102138C"/>
     <w:multiLevelType w:val="hybridMultilevel"/>
     <w:tmpl w:val="05945220"/>
@@ -28593,7 +28823,7 @@
       </w:rPr>
     </w:lvl>
   </w:abstractNum>
-  <w:abstractNum w:abstractNumId="9" w15:restartNumberingAfterBreak="0">
+  <w:abstractNum w:abstractNumId="10" w15:restartNumberingAfterBreak="0">
     <w:nsid w:val="25612CE0"/>
     <w:multiLevelType w:val="hybridMultilevel"/>
     <w:tmpl w:val="0C544464"/>
@@ -28682,7 +28912,7 @@
       </w:pPr>
     </w:lvl>
   </w:abstractNum>
-  <w:abstractNum w:abstractNumId="10" w15:restartNumberingAfterBreak="0">
+  <w:abstractNum w:abstractNumId="11" w15:restartNumberingAfterBreak="0">
     <w:nsid w:val="25667173"/>
     <w:multiLevelType w:val="hybridMultilevel"/>
     <w:tmpl w:val="3352498C"/>
@@ -28795,7 +29025,7 @@
       </w:rPr>
     </w:lvl>
   </w:abstractNum>
-  <w:abstractNum w:abstractNumId="11" w15:restartNumberingAfterBreak="0">
+  <w:abstractNum w:abstractNumId="12" w15:restartNumberingAfterBreak="0">
     <w:nsid w:val="25D773C1"/>
     <w:multiLevelType w:val="hybridMultilevel"/>
     <w:tmpl w:val="D332E376"/>
@@ -28884,7 +29114,7 @@
       </w:pPr>
     </w:lvl>
   </w:abstractNum>
-  <w:abstractNum w:abstractNumId="12" w15:restartNumberingAfterBreak="0">
+  <w:abstractNum w:abstractNumId="13" w15:restartNumberingAfterBreak="0">
     <w:nsid w:val="265669E6"/>
     <w:multiLevelType w:val="hybridMultilevel"/>
     <w:tmpl w:val="007255C6"/>
@@ -28973,7 +29203,7 @@
       </w:pPr>
     </w:lvl>
   </w:abstractNum>
-  <w:abstractNum w:abstractNumId="13" w15:restartNumberingAfterBreak="0">
+  <w:abstractNum w:abstractNumId="14" w15:restartNumberingAfterBreak="0">
     <w:nsid w:val="2A5374C3"/>
     <w:multiLevelType w:val="hybridMultilevel"/>
     <w:tmpl w:val="3EAA7D7E"/>
@@ -29086,7 +29316,7 @@
       </w:rPr>
     </w:lvl>
   </w:abstractNum>
-  <w:abstractNum w:abstractNumId="14" w15:restartNumberingAfterBreak="0">
+  <w:abstractNum w:abstractNumId="15" w15:restartNumberingAfterBreak="0">
     <w:nsid w:val="2AAA7AD9"/>
     <w:multiLevelType w:val="hybridMultilevel"/>
     <w:tmpl w:val="75D62288"/>
@@ -29199,7 +29429,7 @@
       </w:rPr>
     </w:lvl>
   </w:abstractNum>
-  <w:abstractNum w:abstractNumId="15" w15:restartNumberingAfterBreak="0">
+  <w:abstractNum w:abstractNumId="16" w15:restartNumberingAfterBreak="0">
     <w:nsid w:val="2BA91ED5"/>
     <w:multiLevelType w:val="multilevel"/>
     <w:tmpl w:val="04090021"/>
@@ -29312,7 +29542,7 @@
       </w:rPr>
     </w:lvl>
   </w:abstractNum>
-  <w:abstractNum w:abstractNumId="16" w15:restartNumberingAfterBreak="0">
+  <w:abstractNum w:abstractNumId="17" w15:restartNumberingAfterBreak="0">
     <w:nsid w:val="2DFC549B"/>
     <w:multiLevelType w:val="hybridMultilevel"/>
     <w:tmpl w:val="1B20159C"/>
@@ -29425,7 +29655,7 @@
       </w:rPr>
     </w:lvl>
   </w:abstractNum>
-  <w:abstractNum w:abstractNumId="17" w15:restartNumberingAfterBreak="0">
+  <w:abstractNum w:abstractNumId="18" w15:restartNumberingAfterBreak="0">
     <w:nsid w:val="3100021D"/>
     <w:multiLevelType w:val="hybridMultilevel"/>
     <w:tmpl w:val="A1FA5E08"/>
@@ -29538,7 +29768,7 @@
       </w:rPr>
     </w:lvl>
   </w:abstractNum>
-  <w:abstractNum w:abstractNumId="18" w15:restartNumberingAfterBreak="0">
+  <w:abstractNum w:abstractNumId="19" w15:restartNumberingAfterBreak="0">
     <w:nsid w:val="338F2AA6"/>
     <w:multiLevelType w:val="hybridMultilevel"/>
     <w:tmpl w:val="A2E2255E"/>
@@ -29651,7 +29881,7 @@
       </w:rPr>
     </w:lvl>
   </w:abstractNum>
-  <w:abstractNum w:abstractNumId="19" w15:restartNumberingAfterBreak="0">
+  <w:abstractNum w:abstractNumId="20" w15:restartNumberingAfterBreak="0">
     <w:nsid w:val="36D54FF0"/>
     <w:multiLevelType w:val="hybridMultilevel"/>
     <w:tmpl w:val="26F4A22C"/>
@@ -29740,7 +29970,7 @@
       </w:pPr>
     </w:lvl>
   </w:abstractNum>
-  <w:abstractNum w:abstractNumId="20" w15:restartNumberingAfterBreak="0">
+  <w:abstractNum w:abstractNumId="21" w15:restartNumberingAfterBreak="0">
     <w:nsid w:val="3793430D"/>
     <w:multiLevelType w:val="hybridMultilevel"/>
     <w:tmpl w:val="1AC0C0CA"/>
@@ -29853,7 +30083,7 @@
       </w:rPr>
     </w:lvl>
   </w:abstractNum>
-  <w:abstractNum w:abstractNumId="21" w15:restartNumberingAfterBreak="0">
+  <w:abstractNum w:abstractNumId="22" w15:restartNumberingAfterBreak="0">
     <w:nsid w:val="39B107CB"/>
     <w:multiLevelType w:val="hybridMultilevel"/>
     <w:tmpl w:val="55B6AEBC"/>
@@ -29965,7 +30195,7 @@
       </w:rPr>
     </w:lvl>
   </w:abstractNum>
-  <w:abstractNum w:abstractNumId="22" w15:restartNumberingAfterBreak="0">
+  <w:abstractNum w:abstractNumId="23" w15:restartNumberingAfterBreak="0">
     <w:nsid w:val="43211A8A"/>
     <w:multiLevelType w:val="hybridMultilevel"/>
     <w:tmpl w:val="9FC00E12"/>
@@ -30078,7 +30308,7 @@
       </w:rPr>
     </w:lvl>
   </w:abstractNum>
-  <w:abstractNum w:abstractNumId="23" w15:restartNumberingAfterBreak="0">
+  <w:abstractNum w:abstractNumId="24" w15:restartNumberingAfterBreak="0">
     <w:nsid w:val="4447123D"/>
     <w:multiLevelType w:val="hybridMultilevel"/>
     <w:tmpl w:val="0F8CAB3E"/>
@@ -30191,7 +30421,7 @@
       </w:rPr>
     </w:lvl>
   </w:abstractNum>
-  <w:abstractNum w:abstractNumId="24" w15:restartNumberingAfterBreak="0">
+  <w:abstractNum w:abstractNumId="25" w15:restartNumberingAfterBreak="0">
     <w:nsid w:val="49533DA0"/>
     <w:multiLevelType w:val="multilevel"/>
     <w:tmpl w:val="04090021"/>
@@ -30304,7 +30534,7 @@
       </w:rPr>
     </w:lvl>
   </w:abstractNum>
-  <w:abstractNum w:abstractNumId="25" w15:restartNumberingAfterBreak="0">
+  <w:abstractNum w:abstractNumId="26" w15:restartNumberingAfterBreak="0">
     <w:nsid w:val="4AB71A38"/>
     <w:multiLevelType w:val="hybridMultilevel"/>
     <w:tmpl w:val="35AEE4BE"/>
@@ -30417,7 +30647,7 @@
       </w:rPr>
     </w:lvl>
   </w:abstractNum>
-  <w:abstractNum w:abstractNumId="26" w15:restartNumberingAfterBreak="0">
+  <w:abstractNum w:abstractNumId="27" w15:restartNumberingAfterBreak="0">
     <w:nsid w:val="4AEF7357"/>
     <w:multiLevelType w:val="hybridMultilevel"/>
     <w:tmpl w:val="059C94FE"/>
@@ -30506,7 +30736,7 @@
       </w:pPr>
     </w:lvl>
   </w:abstractNum>
-  <w:abstractNum w:abstractNumId="27" w15:restartNumberingAfterBreak="0">
+  <w:abstractNum w:abstractNumId="28" w15:restartNumberingAfterBreak="0">
     <w:nsid w:val="536461A3"/>
     <w:multiLevelType w:val="hybridMultilevel"/>
     <w:tmpl w:val="27E0013A"/>
@@ -30595,7 +30825,7 @@
       </w:pPr>
     </w:lvl>
   </w:abstractNum>
-  <w:abstractNum w:abstractNumId="28" w15:restartNumberingAfterBreak="0">
+  <w:abstractNum w:abstractNumId="29" w15:restartNumberingAfterBreak="0">
     <w:nsid w:val="575E0349"/>
     <w:multiLevelType w:val="hybridMultilevel"/>
     <w:tmpl w:val="BB9241C2"/>
@@ -30707,7 +30937,7 @@
       </w:rPr>
     </w:lvl>
   </w:abstractNum>
-  <w:abstractNum w:abstractNumId="29" w15:restartNumberingAfterBreak="0">
+  <w:abstractNum w:abstractNumId="30" w15:restartNumberingAfterBreak="0">
     <w:nsid w:val="5A7D3268"/>
     <w:multiLevelType w:val="hybridMultilevel"/>
     <w:tmpl w:val="0D5014B4"/>
@@ -30820,7 +31050,7 @@
       </w:rPr>
     </w:lvl>
   </w:abstractNum>
-  <w:abstractNum w:abstractNumId="30" w15:restartNumberingAfterBreak="0">
+  <w:abstractNum w:abstractNumId="31" w15:restartNumberingAfterBreak="0">
     <w:nsid w:val="5EBD5118"/>
     <w:multiLevelType w:val="hybridMultilevel"/>
     <w:tmpl w:val="AD1EE666"/>
@@ -30933,7 +31163,7 @@
       </w:rPr>
     </w:lvl>
   </w:abstractNum>
-  <w:abstractNum w:abstractNumId="31" w15:restartNumberingAfterBreak="0">
+  <w:abstractNum w:abstractNumId="32" w15:restartNumberingAfterBreak="0">
     <w:nsid w:val="6EF75348"/>
     <w:multiLevelType w:val="hybridMultilevel"/>
     <w:tmpl w:val="884A053C"/>
@@ -31046,7 +31276,7 @@
       </w:rPr>
     </w:lvl>
   </w:abstractNum>
-  <w:abstractNum w:abstractNumId="32" w15:restartNumberingAfterBreak="0">
+  <w:abstractNum w:abstractNumId="33" w15:restartNumberingAfterBreak="0">
     <w:nsid w:val="71F469F9"/>
     <w:multiLevelType w:val="hybridMultilevel"/>
     <w:tmpl w:val="6728F372"/>
@@ -31159,7 +31389,7 @@
       </w:rPr>
     </w:lvl>
   </w:abstractNum>
-  <w:abstractNum w:abstractNumId="33" w15:restartNumberingAfterBreak="0">
+  <w:abstractNum w:abstractNumId="34" w15:restartNumberingAfterBreak="0">
     <w:nsid w:val="72585DEA"/>
     <w:multiLevelType w:val="hybridMultilevel"/>
     <w:tmpl w:val="4558C310"/>
@@ -31272,7 +31502,7 @@
       </w:rPr>
     </w:lvl>
   </w:abstractNum>
-  <w:abstractNum w:abstractNumId="34" w15:restartNumberingAfterBreak="0">
+  <w:abstractNum w:abstractNumId="35" w15:restartNumberingAfterBreak="0">
     <w:nsid w:val="769A3631"/>
     <w:multiLevelType w:val="multilevel"/>
     <w:tmpl w:val="4BE851B6"/>
@@ -31421,7 +31651,7 @@
       </w:rPr>
     </w:lvl>
   </w:abstractNum>
-  <w:abstractNum w:abstractNumId="35" w15:restartNumberingAfterBreak="0">
+  <w:abstractNum w:abstractNumId="36" w15:restartNumberingAfterBreak="0">
     <w:nsid w:val="773C060E"/>
     <w:multiLevelType w:val="hybridMultilevel"/>
     <w:tmpl w:val="D00AAFA4"/>
@@ -31534,7 +31764,7 @@
       </w:rPr>
     </w:lvl>
   </w:abstractNum>
-  <w:abstractNum w:abstractNumId="36" w15:restartNumberingAfterBreak="0">
+  <w:abstractNum w:abstractNumId="37" w15:restartNumberingAfterBreak="0">
     <w:nsid w:val="7B5825C2"/>
     <w:multiLevelType w:val="hybridMultilevel"/>
     <w:tmpl w:val="75FEECCE"/>
@@ -31647,7 +31877,7 @@
       </w:rPr>
     </w:lvl>
   </w:abstractNum>
-  <w:abstractNum w:abstractNumId="37" w15:restartNumberingAfterBreak="0">
+  <w:abstractNum w:abstractNumId="38" w15:restartNumberingAfterBreak="0">
     <w:nsid w:val="7DE75FBC"/>
     <w:multiLevelType w:val="hybridMultilevel"/>
     <w:tmpl w:val="D87C91C6"/>
@@ -31733,7 +31963,7 @@
       </w:pPr>
     </w:lvl>
   </w:abstractNum>
-  <w:abstractNum w:abstractNumId="38" w15:restartNumberingAfterBreak="0">
+  <w:abstractNum w:abstractNumId="39" w15:restartNumberingAfterBreak="0">
     <w:nsid w:val="7E69563E"/>
     <w:multiLevelType w:val="hybridMultilevel"/>
     <w:tmpl w:val="87E4AA1E"/>
@@ -31847,138 +32077,141 @@
     </w:lvl>
   </w:abstractNum>
   <w:num w:numId="1" w16cid:durableId="1721901104">
+    <w:abstractNumId w:val="24"/>
+  </w:num>
+  <w:num w:numId="2" w16cid:durableId="1937470372">
+    <w:abstractNumId w:val="29"/>
+  </w:num>
+  <w:num w:numId="3" w16cid:durableId="284237462">
+    <w:abstractNumId w:val="4"/>
+  </w:num>
+  <w:num w:numId="4" w16cid:durableId="844127995">
+    <w:abstractNumId w:val="16"/>
+  </w:num>
+  <w:num w:numId="5" w16cid:durableId="862014625">
+    <w:abstractNumId w:val="11"/>
+  </w:num>
+  <w:num w:numId="6" w16cid:durableId="604077374">
+    <w:abstractNumId w:val="19"/>
+  </w:num>
+  <w:num w:numId="7" w16cid:durableId="241372837">
+    <w:abstractNumId w:val="25"/>
+  </w:num>
+  <w:num w:numId="8" w16cid:durableId="1642466594">
+    <w:abstractNumId w:val="37"/>
+  </w:num>
+  <w:num w:numId="9" w16cid:durableId="433138005">
+    <w:abstractNumId w:val="14"/>
+  </w:num>
+  <w:num w:numId="10" w16cid:durableId="669530973">
     <w:abstractNumId w:val="23"/>
   </w:num>
-  <w:num w:numId="2" w16cid:durableId="1937470372">
+  <w:num w:numId="11" w16cid:durableId="420563296">
+    <w:abstractNumId w:val="22"/>
+  </w:num>
+  <w:num w:numId="12" w16cid:durableId="578907855">
+    <w:abstractNumId w:val="18"/>
+  </w:num>
+  <w:num w:numId="13" w16cid:durableId="178127849">
+    <w:abstractNumId w:val="20"/>
+  </w:num>
+  <w:num w:numId="14" w16cid:durableId="636649434">
+    <w:abstractNumId w:val="21"/>
+  </w:num>
+  <w:num w:numId="15" w16cid:durableId="694696527">
+    <w:abstractNumId w:val="27"/>
+  </w:num>
+  <w:num w:numId="16" w16cid:durableId="1765297479">
     <w:abstractNumId w:val="28"/>
   </w:num>
-  <w:num w:numId="3" w16cid:durableId="284237462">
+  <w:num w:numId="17" w16cid:durableId="40986502">
+    <w:abstractNumId w:val="12"/>
+  </w:num>
+  <w:num w:numId="18" w16cid:durableId="927930495">
+    <w:abstractNumId w:val="13"/>
+  </w:num>
+  <w:num w:numId="19" w16cid:durableId="1700011789">
+    <w:abstractNumId w:val="34"/>
+  </w:num>
+  <w:num w:numId="20" w16cid:durableId="1229146778">
+    <w:abstractNumId w:val="31"/>
+  </w:num>
+  <w:num w:numId="21" w16cid:durableId="220216002">
+    <w:abstractNumId w:val="9"/>
+  </w:num>
+  <w:num w:numId="22" w16cid:durableId="14580772">
+    <w:abstractNumId w:val="10"/>
+  </w:num>
+  <w:num w:numId="23" w16cid:durableId="97608300">
+    <w:abstractNumId w:val="6"/>
+  </w:num>
+  <w:num w:numId="24" w16cid:durableId="1378550822">
+    <w:abstractNumId w:val="39"/>
+  </w:num>
+  <w:num w:numId="25" w16cid:durableId="1075905966">
+    <w:abstractNumId w:val="7"/>
+  </w:num>
+  <w:num w:numId="26" w16cid:durableId="1110510486">
+    <w:abstractNumId w:val="8"/>
+  </w:num>
+  <w:num w:numId="27" w16cid:durableId="214775573">
+    <w:abstractNumId w:val="32"/>
+  </w:num>
+  <w:num w:numId="28" w16cid:durableId="457457634">
+    <w:abstractNumId w:val="36"/>
+  </w:num>
+  <w:num w:numId="29" w16cid:durableId="1685400787">
+    <w:abstractNumId w:val="26"/>
+  </w:num>
+  <w:num w:numId="30" w16cid:durableId="1104881152">
+    <w:abstractNumId w:val="2"/>
+  </w:num>
+  <w:num w:numId="31" w16cid:durableId="1181970774">
+    <w:abstractNumId w:val="5"/>
+  </w:num>
+  <w:num w:numId="32" w16cid:durableId="501244050">
     <w:abstractNumId w:val="3"/>
   </w:num>
-  <w:num w:numId="4" w16cid:durableId="844127995">
-    <w:abstractNumId w:val="15"/>
-  </w:num>
-  <w:num w:numId="5" w16cid:durableId="862014625">
-    <w:abstractNumId w:val="10"/>
-  </w:num>
-  <w:num w:numId="6" w16cid:durableId="604077374">
-    <w:abstractNumId w:val="18"/>
-  </w:num>
-  <w:num w:numId="7" w16cid:durableId="241372837">
-    <w:abstractNumId w:val="24"/>
-  </w:num>
-  <w:num w:numId="8" w16cid:durableId="1642466594">
-    <w:abstractNumId w:val="36"/>
-  </w:num>
-  <w:num w:numId="9" w16cid:durableId="433138005">
-    <w:abstractNumId w:val="13"/>
-  </w:num>
-  <w:num w:numId="10" w16cid:durableId="669530973">
-    <w:abstractNumId w:val="22"/>
-  </w:num>
-  <w:num w:numId="11" w16cid:durableId="420563296">
-    <w:abstractNumId w:val="21"/>
-  </w:num>
-  <w:num w:numId="12" w16cid:durableId="578907855">
-    <w:abstractNumId w:val="17"/>
-  </w:num>
-  <w:num w:numId="13" w16cid:durableId="178127849">
-    <w:abstractNumId w:val="19"/>
-  </w:num>
-  <w:num w:numId="14" w16cid:durableId="636649434">
-    <w:abstractNumId w:val="20"/>
-  </w:num>
-  <w:num w:numId="15" w16cid:durableId="694696527">
-    <w:abstractNumId w:val="26"/>
-  </w:num>
-  <w:num w:numId="16" w16cid:durableId="1765297479">
-    <w:abstractNumId w:val="27"/>
-  </w:num>
-  <w:num w:numId="17" w16cid:durableId="40986502">
-    <w:abstractNumId w:val="11"/>
-  </w:num>
-  <w:num w:numId="18" w16cid:durableId="927930495">
-    <w:abstractNumId w:val="12"/>
-  </w:num>
-  <w:num w:numId="19" w16cid:durableId="1700011789">
-    <w:abstractNumId w:val="33"/>
-  </w:num>
-  <w:num w:numId="20" w16cid:durableId="1229146778">
+  <w:num w:numId="33" w16cid:durableId="1135177154">
     <w:abstractNumId w:val="30"/>
-  </w:num>
-  <w:num w:numId="21" w16cid:durableId="220216002">
-    <w:abstractNumId w:val="8"/>
-  </w:num>
-  <w:num w:numId="22" w16cid:durableId="14580772">
-    <w:abstractNumId w:val="9"/>
-  </w:num>
-  <w:num w:numId="23" w16cid:durableId="97608300">
-    <w:abstractNumId w:val="5"/>
-  </w:num>
-  <w:num w:numId="24" w16cid:durableId="1378550822">
-    <w:abstractNumId w:val="38"/>
-  </w:num>
-  <w:num w:numId="25" w16cid:durableId="1075905966">
-    <w:abstractNumId w:val="6"/>
-  </w:num>
-  <w:num w:numId="26" w16cid:durableId="1110510486">
-    <w:abstractNumId w:val="7"/>
-  </w:num>
-  <w:num w:numId="27" w16cid:durableId="214775573">
-    <w:abstractNumId w:val="31"/>
-  </w:num>
-  <w:num w:numId="28" w16cid:durableId="457457634">
-    <w:abstractNumId w:val="35"/>
-  </w:num>
-  <w:num w:numId="29" w16cid:durableId="1685400787">
-    <w:abstractNumId w:val="25"/>
-  </w:num>
-  <w:num w:numId="30" w16cid:durableId="1104881152">
-    <w:abstractNumId w:val="1"/>
-  </w:num>
-  <w:num w:numId="31" w16cid:durableId="1181970774">
-    <w:abstractNumId w:val="4"/>
-  </w:num>
-  <w:num w:numId="32" w16cid:durableId="501244050">
-    <w:abstractNumId w:val="2"/>
-  </w:num>
-  <w:num w:numId="33" w16cid:durableId="1135177154">
-    <w:abstractNumId w:val="29"/>
   </w:num>
   <w:num w:numId="34" w16cid:durableId="437023721">
     <w:abstractNumId w:val="0"/>
   </w:num>
   <w:num w:numId="35" w16cid:durableId="809710676">
-    <w:abstractNumId w:val="16"/>
+    <w:abstractNumId w:val="17"/>
   </w:num>
   <w:num w:numId="36" w16cid:durableId="851724587">
-    <w:abstractNumId w:val="14"/>
+    <w:abstractNumId w:val="15"/>
   </w:num>
   <w:num w:numId="37" w16cid:durableId="148057100">
-    <w:abstractNumId w:val="37"/>
+    <w:abstractNumId w:val="38"/>
   </w:num>
   <w:num w:numId="38" w16cid:durableId="284389552">
-    <w:abstractNumId w:val="34"/>
+    <w:abstractNumId w:val="35"/>
   </w:num>
   <w:num w:numId="39" w16cid:durableId="1069810163">
-    <w:abstractNumId w:val="32"/>
+    <w:abstractNumId w:val="33"/>
+  </w:num>
+  <w:num w:numId="40" w16cid:durableId="226376364">
+    <w:abstractNumId w:val="1"/>
   </w:num>
 </w:numbering>
 </file>
 
 <file path=word/people.xml><?xml version="1.0" encoding="utf-8"?>
-<w15:people xmlns:wpc="http://schemas.microsoft.com/office/word/2010/wordprocessingCanvas" xmlns:cx="http://schemas.microsoft.com/office/drawing/2014/chartex" xmlns:cx1="http://schemas.microsoft.com/office/drawing/2015/9/8/chartex" xmlns:cx2="http://schemas.microsoft.com/office/drawing/2015/10/21/chartex" xmlns:cx3="http://schemas.microsoft.com/office/drawing/2016/5/9/chartex" xmlns:cx4="http://schemas.microsoft.com/office/drawing/2016/5/10/chartex" xmlns:cx5="http://schemas.microsoft.com/office/drawing/2016/5/11/chartex" xmlns:cx6="http://schemas.microsoft.com/office/drawing/2016/5/12/chartex" xmlns:cx7="http://schemas.microsoft.com/office/drawing/2016/5/13/chartex" xmlns:cx8="http://schemas.microsoft.com/office/drawing/2016/5/14/chartex" xmlns:mc="http://schemas.openxmlformats.org/markup-compatibility/2006" xmlns:aink="http://schemas.microsoft.com/office/drawing/2016/ink" xmlns:am3d="http://schemas.microsoft.com/office/drawing/2017/model3d" xmlns:o="urn:schemas-microsoft-com:office:office" xmlns:oel="http://schemas.microsoft.com/office/2019/extlst" xmlns:r="http://schemas.openxmlformats.org/officeDocument/2006/relationships" xmlns:m="http://schemas.openxmlformats.org/officeDocument/2006/math" xmlns:v="urn:schemas-microsoft-com:vml" xmlns:wp14="http://schemas.microsoft.com/office/word/2010/wordprocessingDrawing" xmlns:wp="http://schemas.openxmlformats.org/drawingml/2006/wordprocessingDrawing" xmlns:w10="urn:schemas-microsoft-com:office:word" xmlns:w="http://schemas.openxmlformats.org/wordprocessingml/2006/main" xmlns:w14="http://schemas.microsoft.com/office/word/2010/wordml" xmlns:w15="http://schemas.microsoft.com/office/word/2012/wordml" xmlns:w16cex="http://schemas.microsoft.com/office/word/2018/wordml/cex" xmlns:w16cid="http://schemas.microsoft.com/office/word/2016/wordml/cid" xmlns:w16="http://schemas.microsoft.com/office/word/2018/wordml" xmlns:w16du="http://schemas.microsoft.com/office/word/2023/wordml/word16du" xmlns:w16sdtdh="http://schemas.microsoft.com/office/word/2020/wordml/sdtdatahash" xmlns:w16sdtfl="http://schemas.microsoft.com/office/word/2024/wordml/sdtformatlock" xmlns:w16se="http://schemas.microsoft.com/office/word/2015/wordml/symex" xmlns:wpg="http://schemas.microsoft.com/office/word/2010/wordprocessingGroup" xmlns:wpi="http://schemas.microsoft.com/office/word/2010/wordprocessingInk" xmlns:wne="http://schemas.microsoft.com/office/word/2006/wordml" xmlns:wps="http://schemas.microsoft.com/office/word/2010/wordprocessingShape" mc:Ignorable="w14 w15 w16se w16cid w16 w16cex w16sdtdh w16sdtfl w16du wp14">
+<w15:people xmlns:wpc="http://schemas.microsoft.com/office/word/2010/wordprocessingCanvas" xmlns:cx="http://schemas.microsoft.com/office/drawing/2014/chartex" xmlns:cx1="http://schemas.microsoft.com/office/drawing/2015/9/8/chartex" xmlns:cx2="http://schemas.microsoft.com/office/drawing/2015/10/21/chartex" xmlns:cx3="http://schemas.microsoft.com/office/drawing/2016/5/9/chartex" xmlns:cx4="http://schemas.microsoft.com/office/drawing/2016/5/10/chartex" xmlns:cx5="http://schemas.microsoft.com/office/drawing/2016/5/11/chartex" xmlns:cx6="http://schemas.microsoft.com/office/drawing/2016/5/12/chartex" xmlns:cx7="http://schemas.microsoft.com/office/drawing/2016/5/13/chartex" xmlns:cx8="http://schemas.microsoft.com/office/drawing/2016/5/14/chartex" xmlns:mc="http://schemas.openxmlformats.org/markup-compatibility/2006" xmlns:aink="http://schemas.microsoft.com/office/drawing/2016/ink" xmlns:am3d="http://schemas.microsoft.com/office/drawing/2017/model3d" xmlns:o="urn:schemas-microsoft-com:office:office" xmlns:oel="http://schemas.microsoft.com/office/2019/extlst" xmlns:r="http://schemas.openxmlformats.org/officeDocument/2006/relationships" xmlns:m="http://schemas.openxmlformats.org/officeDocument/2006/math" xmlns:v="urn:schemas-microsoft-com:vml" xmlns:wp14="http://schemas.microsoft.com/office/word/2010/wordprocessingDrawing" xmlns:wp="http://schemas.openxmlformats.org/drawingml/2006/wordprocessingDrawing" xmlns:w10="urn:schemas-microsoft-com:office:word" xmlns:w="http://schemas.openxmlformats.org/wordprocessingml/2006/main" xmlns:w14="http://schemas.microsoft.com/office/word/2010/wordml" xmlns:w15="http://schemas.microsoft.com/office/word/2012/wordml" xmlns:w16cex="http://schemas.microsoft.com/office/word/2018/wordml/cex" xmlns:w16cid="http://schemas.microsoft.com/office/word/2016/wordml/cid" xmlns:w16="http://schemas.microsoft.com/office/word/2018/wordml" xmlns:w16du="http://schemas.microsoft.com/office/word/2023/wordml/word16du" xmlns:w16sdtdh="http://schemas.microsoft.com/office/word/2020/wordml/sdtdatahash" xmlns:w16se="http://schemas.microsoft.com/office/word/2015/wordml/symex" xmlns:wpg="http://schemas.microsoft.com/office/word/2010/wordprocessingGroup" xmlns:wpi="http://schemas.microsoft.com/office/word/2010/wordprocessingInk" xmlns:wne="http://schemas.microsoft.com/office/word/2006/wordml" xmlns:wps="http://schemas.microsoft.com/office/word/2010/wordprocessingShape" mc:Ignorable="w14 w15 w16se w16cid w16 w16cex w16sdtdh w16du wp14">
+  <w15:person w15:author="Cummings, Shawn">
+    <w15:presenceInfo w15:providerId="AD" w15:userId="S::shawn.cummings@uconn.edu::de2d00fc-0438-4d53-9dfb-ffd47e6e9224"/>
+  </w15:person>
   <w15:person w15:author="Jaeger, Florian">
     <w15:presenceInfo w15:providerId="AD" w15:userId="S::fjaeger@ur.rochester.edu::0d0acd91-09a2-4ddb-a934-22efc544688e"/>
-  </w15:person>
-  <w15:person w15:author="Cummings, Shawn">
-    <w15:presenceInfo w15:providerId="AD" w15:userId="S::shawn.cummings@uconn.edu::de2d00fc-0438-4d53-9dfb-ffd47e6e9224"/>
   </w15:person>
 </w15:people>
 </file>
 
 <file path=word/styles.xml><?xml version="1.0" encoding="utf-8"?>
-<w:styles xmlns:mc="http://schemas.openxmlformats.org/markup-compatibility/2006" xmlns:r="http://schemas.openxmlformats.org/officeDocument/2006/relationships" xmlns:w="http://schemas.openxmlformats.org/wordprocessingml/2006/main" xmlns:w14="http://schemas.microsoft.com/office/word/2010/wordml" xmlns:w15="http://schemas.microsoft.com/office/word/2012/wordml" xmlns:w16cex="http://schemas.microsoft.com/office/word/2018/wordml/cex" xmlns:w16cid="http://schemas.microsoft.com/office/word/2016/wordml/cid" xmlns:w16="http://schemas.microsoft.com/office/word/2018/wordml" xmlns:w16du="http://schemas.microsoft.com/office/word/2023/wordml/word16du" xmlns:w16sdtdh="http://schemas.microsoft.com/office/word/2020/wordml/sdtdatahash" xmlns:w16sdtfl="http://schemas.microsoft.com/office/word/2024/wordml/sdtformatlock" xmlns:w16se="http://schemas.microsoft.com/office/word/2015/wordml/symex" mc:Ignorable="w14 w15 w16se w16cid w16 w16cex w16sdtdh w16sdtfl w16du">
+<w:styles xmlns:mc="http://schemas.openxmlformats.org/markup-compatibility/2006" xmlns:r="http://schemas.openxmlformats.org/officeDocument/2006/relationships" xmlns:w="http://schemas.openxmlformats.org/wordprocessingml/2006/main" xmlns:w14="http://schemas.microsoft.com/office/word/2010/wordml" xmlns:w15="http://schemas.microsoft.com/office/word/2012/wordml" xmlns:w16cex="http://schemas.microsoft.com/office/word/2018/wordml/cex" xmlns:w16cid="http://schemas.microsoft.com/office/word/2016/wordml/cid" xmlns:w16="http://schemas.microsoft.com/office/word/2018/wordml" xmlns:w16du="http://schemas.microsoft.com/office/word/2023/wordml/word16du" xmlns:w16sdtdh="http://schemas.microsoft.com/office/word/2020/wordml/sdtdatahash" xmlns:w16se="http://schemas.microsoft.com/office/word/2015/wordml/symex" mc:Ignorable="w14 w15 w16se w16cid w16 w16cex w16sdtdh w16du">
   <w:docDefaults>
     <w:rPrDefault>
       <w:rPr>
@@ -32425,7 +32658,6 @@
   <w:style w:type="character" w:default="1" w:styleId="DefaultParagraphFont">
     <w:name w:val="Default Paragraph Font"/>
     <w:uiPriority w:val="1"/>
-    <w:semiHidden/>
     <w:unhideWhenUsed/>
   </w:style>
   <w:style w:type="table" w:default="1" w:styleId="TableNormal">
@@ -33308,7 +33540,7 @@
 </file>
 
 <file path=customXml/itemProps1.xml><?xml version="1.0" encoding="utf-8"?>
-<ds:datastoreItem xmlns:ds="http://schemas.openxmlformats.org/officeDocument/2006/customXml" ds:itemID="{CEAF82DD-8E2B-F442-854C-D22AA8B4402F}">
+<ds:datastoreItem xmlns:ds="http://schemas.openxmlformats.org/officeDocument/2006/customXml" ds:itemID="{B20ED14E-20BD-0342-A447-925FFA2C3804}">
   <ds:schemaRefs>
     <ds:schemaRef ds:uri="http://schemas.openxmlformats.org/officeDocument/2006/bibliography"/>
   </ds:schemaRefs>
@@ -33316,7 +33548,7 @@
 </file>
 
 <file path=customXml/itemProps2.xml><?xml version="1.0" encoding="utf-8"?>
-<ds:datastoreItem xmlns:ds="http://schemas.openxmlformats.org/officeDocument/2006/customXml" ds:itemID="{B20ED14E-20BD-0342-A447-925FFA2C3804}">
+<ds:datastoreItem xmlns:ds="http://schemas.openxmlformats.org/officeDocument/2006/customXml" ds:itemID="{CEAF82DD-8E2B-F442-854C-D22AA8B4402F}">
   <ds:schemaRefs>
     <ds:schemaRef ds:uri="http://schemas.openxmlformats.org/officeDocument/2006/bibliography"/>
   </ds:schemaRefs>

--- a/output/papers/Round 2/manuscript-brief.docx
+++ b/output/papers/Round 2/manuscript-brief.docx
@@ -8212,7 +8212,7 @@
           <w:right w:w="15" w:type="dxa"/>
         </w:tblCellMar>
         <w:tblLook w:val="04A0" w:firstRow="1" w:lastRow="0" w:firstColumn="1" w:lastColumn="0" w:noHBand="0" w:noVBand="1"/>
-        <w:tblPrChange w:id="42" w:author="Jaeger, Florian" w:date="2025-05-21T14:27:00Z" w16du:dateUtc="2025-05-21T18:27:00Z">
+        <w:tblPrChange w:id="42" w:author="Cummings, Shawn" w:date="2025-05-22T12:42:00Z" w16du:dateUtc="2025-05-22T16:42:00Z">
           <w:tblPr>
             <w:tblW w:w="0" w:type="auto"/>
             <w:tblCellSpacing w:w="15" w:type="dxa"/>
@@ -8227,45 +8227,53 @@
         </w:tblPrChange>
       </w:tblPr>
       <w:tblGrid>
-        <w:gridCol w:w="2654"/>
-        <w:gridCol w:w="920"/>
-        <w:gridCol w:w="910"/>
-        <w:gridCol w:w="910"/>
-        <w:gridCol w:w="910"/>
-        <w:gridCol w:w="1155"/>
+        <w:gridCol w:w="2653"/>
+        <w:gridCol w:w="1081"/>
+        <w:gridCol w:w="1169"/>
+        <w:gridCol w:w="1323"/>
+        <w:gridCol w:w="1019"/>
+        <w:gridCol w:w="1350"/>
         <w:tblGridChange w:id="43">
           <w:tblGrid>
             <w:gridCol w:w="45"/>
-            <w:gridCol w:w="2654"/>
+            <w:gridCol w:w="2653"/>
+            <w:gridCol w:w="1"/>
             <w:gridCol w:w="920"/>
-            <w:gridCol w:w="910"/>
-            <w:gridCol w:w="910"/>
-            <w:gridCol w:w="910"/>
-            <w:gridCol w:w="1155"/>
+            <w:gridCol w:w="160"/>
+            <w:gridCol w:w="750"/>
+            <w:gridCol w:w="419"/>
+            <w:gridCol w:w="491"/>
+            <w:gridCol w:w="832"/>
+            <w:gridCol w:w="78"/>
+            <w:gridCol w:w="941"/>
+            <w:gridCol w:w="214"/>
+            <w:gridCol w:w="1136"/>
           </w:tblGrid>
         </w:tblGridChange>
       </w:tblGrid>
       <w:tr>
         <w:trPr>
           <w:tblCellSpacing w:w="15" w:type="dxa"/>
-          <w:trPrChange w:id="44" w:author="Jaeger, Florian" w:date="2025-05-21T14:27:00Z" w16du:dateUtc="2025-05-21T18:27:00Z">
+          <w:trPrChange w:id="44" w:author="Cummings, Shawn" w:date="2025-05-22T12:42:00Z" w16du:dateUtc="2025-05-22T16:42:00Z">
             <w:trPr>
               <w:gridBefore w:val="1"/>
+              <w:gridAfter w:val="0"/>
               <w:tblCellSpacing w:w="15" w:type="dxa"/>
             </w:trPr>
           </w:trPrChange>
         </w:trPr>
         <w:tc>
           <w:tcPr>
-            <w:tcW w:w="2609" w:type="dxa"/>
+            <w:tcW w:w="2608" w:type="dxa"/>
             <w:tcBorders>
               <w:bottom w:val="single" w:sz="18" w:space="0" w:color="auto"/>
             </w:tcBorders>
             <w:vAlign w:val="center"/>
             <w:hideMark/>
-            <w:tcPrChange w:id="45" w:author="Jaeger, Florian" w:date="2025-05-21T14:27:00Z" w16du:dateUtc="2025-05-21T18:27:00Z">
+            <w:tcPrChange w:id="45" w:author="Cummings, Shawn" w:date="2025-05-22T12:42:00Z" w16du:dateUtc="2025-05-22T16:42:00Z">
               <w:tcPr>
                 <w:tcW w:w="0" w:type="auto"/>
+                <w:gridSpan w:val="2"/>
                 <w:tcBorders>
                   <w:bottom w:val="single" w:sz="18" w:space="0" w:color="auto"/>
                 </w:tcBorders>
@@ -8305,7 +8313,7 @@
         </w:tc>
         <w:tc>
           <w:tcPr>
-            <w:tcW w:w="0" w:type="auto"/>
+            <w:tcW w:w="1051" w:type="dxa"/>
             <w:tcBorders>
               <w:left w:val="single" w:sz="4" w:space="0" w:color="auto"/>
               <w:bottom w:val="single" w:sz="18" w:space="0" w:color="auto"/>
@@ -8313,7 +8321,7 @@
             </w:tcBorders>
             <w:vAlign w:val="center"/>
             <w:hideMark/>
-            <w:tcPrChange w:id="46" w:author="Jaeger, Florian" w:date="2025-05-21T14:27:00Z" w16du:dateUtc="2025-05-21T18:27:00Z">
+            <w:tcPrChange w:id="46" w:author="Cummings, Shawn" w:date="2025-05-22T12:42:00Z" w16du:dateUtc="2025-05-22T16:42:00Z">
               <w:tcPr>
                 <w:tcW w:w="0" w:type="auto"/>
                 <w:tcBorders>
@@ -8357,16 +8365,17 @@
         </w:tc>
         <w:tc>
           <w:tcPr>
-            <w:tcW w:w="0" w:type="auto"/>
+            <w:tcW w:w="1139" w:type="dxa"/>
             <w:tcBorders>
               <w:bottom w:val="single" w:sz="18" w:space="0" w:color="auto"/>
               <w:right w:val="single" w:sz="4" w:space="0" w:color="auto"/>
             </w:tcBorders>
             <w:vAlign w:val="center"/>
             <w:hideMark/>
-            <w:tcPrChange w:id="47" w:author="Jaeger, Florian" w:date="2025-05-21T14:27:00Z" w16du:dateUtc="2025-05-21T18:27:00Z">
+            <w:tcPrChange w:id="47" w:author="Cummings, Shawn" w:date="2025-05-22T12:42:00Z" w16du:dateUtc="2025-05-22T16:42:00Z">
               <w:tcPr>
                 <w:tcW w:w="0" w:type="auto"/>
+                <w:gridSpan w:val="2"/>
                 <w:tcBorders>
                   <w:bottom w:val="single" w:sz="18" w:space="0" w:color="auto"/>
                   <w:right w:val="single" w:sz="4" w:space="0" w:color="auto"/>
@@ -8414,9 +8423,10 @@
             </w:tcBorders>
             <w:vAlign w:val="center"/>
             <w:hideMark/>
-            <w:tcPrChange w:id="48" w:author="Jaeger, Florian" w:date="2025-05-21T14:27:00Z" w16du:dateUtc="2025-05-21T18:27:00Z">
+            <w:tcPrChange w:id="48" w:author="Cummings, Shawn" w:date="2025-05-22T12:42:00Z" w16du:dateUtc="2025-05-22T16:42:00Z">
               <w:tcPr>
                 <w:tcW w:w="0" w:type="auto"/>
+                <w:gridSpan w:val="2"/>
                 <w:tcBorders>
                   <w:bottom w:val="single" w:sz="18" w:space="0" w:color="auto"/>
                   <w:right w:val="single" w:sz="4" w:space="0" w:color="auto"/>
@@ -8457,14 +8467,15 @@
         </w:tc>
         <w:tc>
           <w:tcPr>
-            <w:tcW w:w="0" w:type="auto"/>
+            <w:tcW w:w="989" w:type="dxa"/>
             <w:tcBorders>
               <w:bottom w:val="single" w:sz="18" w:space="0" w:color="auto"/>
               <w:right w:val="single" w:sz="4" w:space="0" w:color="auto"/>
             </w:tcBorders>
-            <w:tcPrChange w:id="49" w:author="Jaeger, Florian" w:date="2025-05-21T14:27:00Z" w16du:dateUtc="2025-05-21T18:27:00Z">
+            <w:tcPrChange w:id="49" w:author="Cummings, Shawn" w:date="2025-05-22T12:42:00Z" w16du:dateUtc="2025-05-22T16:42:00Z">
               <w:tcPr>
                 <w:tcW w:w="0" w:type="auto"/>
+                <w:gridSpan w:val="2"/>
                 <w:tcBorders>
                   <w:bottom w:val="single" w:sz="18" w:space="0" w:color="auto"/>
                   <w:right w:val="single" w:sz="4" w:space="0" w:color="auto"/>
@@ -8503,13 +8514,14 @@
         </w:tc>
         <w:tc>
           <w:tcPr>
-            <w:tcW w:w="0" w:type="auto"/>
+            <w:tcW w:w="1305" w:type="dxa"/>
             <w:tcBorders>
               <w:bottom w:val="single" w:sz="18" w:space="0" w:color="auto"/>
             </w:tcBorders>
-            <w:tcPrChange w:id="50" w:author="Jaeger, Florian" w:date="2025-05-21T14:27:00Z" w16du:dateUtc="2025-05-21T18:27:00Z">
+            <w:tcPrChange w:id="50" w:author="Cummings, Shawn" w:date="2025-05-22T12:42:00Z" w16du:dateUtc="2025-05-22T16:42:00Z">
               <w:tcPr>
                 <w:tcW w:w="0" w:type="auto"/>
+                <w:gridSpan w:val="2"/>
                 <w:tcBorders>
                   <w:bottom w:val="single" w:sz="18" w:space="0" w:color="auto"/>
                 </w:tcBorders>
@@ -8549,23 +8561,25 @@
       <w:tr>
         <w:trPr>
           <w:tblCellSpacing w:w="15" w:type="dxa"/>
-          <w:trPrChange w:id="51" w:author="Jaeger, Florian" w:date="2025-05-21T14:27:00Z" w16du:dateUtc="2025-05-21T18:27:00Z">
+          <w:trPrChange w:id="51" w:author="Cummings, Shawn" w:date="2025-05-22T12:42:00Z" w16du:dateUtc="2025-05-22T16:42:00Z">
             <w:trPr>
               <w:gridBefore w:val="1"/>
+              <w:gridAfter w:val="0"/>
               <w:tblCellSpacing w:w="15" w:type="dxa"/>
             </w:trPr>
           </w:trPrChange>
         </w:trPr>
         <w:tc>
           <w:tcPr>
-            <w:tcW w:w="2609" w:type="dxa"/>
+            <w:tcW w:w="2608" w:type="dxa"/>
             <w:tcBorders>
               <w:top w:val="single" w:sz="4" w:space="0" w:color="auto"/>
             </w:tcBorders>
             <w:vAlign w:val="center"/>
-            <w:tcPrChange w:id="52" w:author="Jaeger, Florian" w:date="2025-05-21T14:27:00Z" w16du:dateUtc="2025-05-21T18:27:00Z">
+            <w:tcPrChange w:id="52" w:author="Cummings, Shawn" w:date="2025-05-22T12:42:00Z" w16du:dateUtc="2025-05-22T16:42:00Z">
               <w:tcPr>
                 <w:tcW w:w="0" w:type="auto"/>
+                <w:gridSpan w:val="2"/>
                 <w:tcBorders>
                   <w:top w:val="single" w:sz="4" w:space="0" w:color="auto"/>
                 </w:tcBorders>
@@ -8604,14 +8618,14 @@
         </w:tc>
         <w:tc>
           <w:tcPr>
-            <w:tcW w:w="0" w:type="auto"/>
+            <w:tcW w:w="1051" w:type="dxa"/>
             <w:tcBorders>
               <w:top w:val="single" w:sz="4" w:space="0" w:color="auto"/>
               <w:left w:val="single" w:sz="4" w:space="0" w:color="auto"/>
               <w:right w:val="single" w:sz="4" w:space="0" w:color="auto"/>
             </w:tcBorders>
             <w:vAlign w:val="center"/>
-            <w:tcPrChange w:id="53" w:author="Jaeger, Florian" w:date="2025-05-21T14:27:00Z" w16du:dateUtc="2025-05-21T18:27:00Z">
+            <w:tcPrChange w:id="53" w:author="Cummings, Shawn" w:date="2025-05-22T12:42:00Z" w16du:dateUtc="2025-05-22T16:42:00Z">
               <w:tcPr>
                 <w:tcW w:w="0" w:type="auto"/>
                 <w:tcBorders>
@@ -8654,15 +8668,16 @@
         </w:tc>
         <w:tc>
           <w:tcPr>
-            <w:tcW w:w="0" w:type="auto"/>
+            <w:tcW w:w="1139" w:type="dxa"/>
             <w:tcBorders>
               <w:top w:val="single" w:sz="4" w:space="0" w:color="auto"/>
               <w:right w:val="single" w:sz="4" w:space="0" w:color="auto"/>
             </w:tcBorders>
             <w:vAlign w:val="center"/>
-            <w:tcPrChange w:id="54" w:author="Jaeger, Florian" w:date="2025-05-21T14:27:00Z" w16du:dateUtc="2025-05-21T18:27:00Z">
+            <w:tcPrChange w:id="54" w:author="Cummings, Shawn" w:date="2025-05-22T12:42:00Z" w16du:dateUtc="2025-05-22T16:42:00Z">
               <w:tcPr>
                 <w:tcW w:w="0" w:type="auto"/>
+                <w:gridSpan w:val="2"/>
                 <w:tcBorders>
                   <w:top w:val="single" w:sz="4" w:space="0" w:color="auto"/>
                   <w:right w:val="single" w:sz="4" w:space="0" w:color="auto"/>
@@ -8708,9 +8723,10 @@
               <w:right w:val="single" w:sz="4" w:space="0" w:color="auto"/>
             </w:tcBorders>
             <w:vAlign w:val="center"/>
-            <w:tcPrChange w:id="55" w:author="Jaeger, Florian" w:date="2025-05-21T14:27:00Z" w16du:dateUtc="2025-05-21T18:27:00Z">
+            <w:tcPrChange w:id="55" w:author="Cummings, Shawn" w:date="2025-05-22T12:42:00Z" w16du:dateUtc="2025-05-22T16:42:00Z">
               <w:tcPr>
                 <w:tcW w:w="0" w:type="auto"/>
+                <w:gridSpan w:val="2"/>
                 <w:tcBorders>
                   <w:top w:val="single" w:sz="4" w:space="0" w:color="auto"/>
                   <w:right w:val="single" w:sz="4" w:space="0" w:color="auto"/>
@@ -8750,14 +8766,15 @@
         </w:tc>
         <w:tc>
           <w:tcPr>
-            <w:tcW w:w="0" w:type="auto"/>
+            <w:tcW w:w="989" w:type="dxa"/>
             <w:tcBorders>
               <w:top w:val="single" w:sz="4" w:space="0" w:color="auto"/>
               <w:right w:val="single" w:sz="4" w:space="0" w:color="auto"/>
             </w:tcBorders>
-            <w:tcPrChange w:id="56" w:author="Jaeger, Florian" w:date="2025-05-21T14:27:00Z" w16du:dateUtc="2025-05-21T18:27:00Z">
+            <w:tcPrChange w:id="56" w:author="Cummings, Shawn" w:date="2025-05-22T12:42:00Z" w16du:dateUtc="2025-05-22T16:42:00Z">
               <w:tcPr>
                 <w:tcW w:w="0" w:type="auto"/>
+                <w:gridSpan w:val="2"/>
                 <w:tcBorders>
                   <w:top w:val="single" w:sz="4" w:space="0" w:color="auto"/>
                   <w:right w:val="single" w:sz="4" w:space="0" w:color="auto"/>
@@ -8796,13 +8813,14 @@
         </w:tc>
         <w:tc>
           <w:tcPr>
-            <w:tcW w:w="0" w:type="auto"/>
+            <w:tcW w:w="1305" w:type="dxa"/>
             <w:tcBorders>
               <w:top w:val="single" w:sz="4" w:space="0" w:color="auto"/>
             </w:tcBorders>
-            <w:tcPrChange w:id="57" w:author="Jaeger, Florian" w:date="2025-05-21T14:27:00Z" w16du:dateUtc="2025-05-21T18:27:00Z">
+            <w:tcPrChange w:id="57" w:author="Cummings, Shawn" w:date="2025-05-22T12:42:00Z" w16du:dateUtc="2025-05-22T16:42:00Z">
               <w:tcPr>
                 <w:tcW w:w="0" w:type="auto"/>
+                <w:gridSpan w:val="2"/>
                 <w:tcBorders>
                   <w:top w:val="single" w:sz="4" w:space="0" w:color="auto"/>
                 </w:tcBorders>
@@ -8842,20 +8860,22 @@
       <w:tr>
         <w:trPr>
           <w:tblCellSpacing w:w="15" w:type="dxa"/>
-          <w:trPrChange w:id="58" w:author="Jaeger, Florian" w:date="2025-05-21T14:27:00Z" w16du:dateUtc="2025-05-21T18:27:00Z">
+          <w:trPrChange w:id="58" w:author="Cummings, Shawn" w:date="2025-05-22T12:42:00Z" w16du:dateUtc="2025-05-22T16:42:00Z">
             <w:trPr>
               <w:gridBefore w:val="1"/>
+              <w:gridAfter w:val="0"/>
               <w:tblCellSpacing w:w="15" w:type="dxa"/>
             </w:trPr>
           </w:trPrChange>
         </w:trPr>
         <w:tc>
           <w:tcPr>
-            <w:tcW w:w="2609" w:type="dxa"/>
+            <w:tcW w:w="2608" w:type="dxa"/>
             <w:vAlign w:val="center"/>
-            <w:tcPrChange w:id="59" w:author="Jaeger, Florian" w:date="2025-05-21T14:27:00Z" w16du:dateUtc="2025-05-21T18:27:00Z">
+            <w:tcPrChange w:id="59" w:author="Cummings, Shawn" w:date="2025-05-22T12:42:00Z" w16du:dateUtc="2025-05-22T16:42:00Z">
               <w:tcPr>
                 <w:tcW w:w="0" w:type="auto"/>
+                <w:gridSpan w:val="2"/>
                 <w:vAlign w:val="center"/>
               </w:tcPr>
             </w:tcPrChange>
@@ -8887,13 +8907,13 @@
         </w:tc>
         <w:tc>
           <w:tcPr>
-            <w:tcW w:w="0" w:type="auto"/>
+            <w:tcW w:w="1051" w:type="dxa"/>
             <w:tcBorders>
               <w:left w:val="single" w:sz="4" w:space="0" w:color="auto"/>
               <w:right w:val="single" w:sz="4" w:space="0" w:color="auto"/>
             </w:tcBorders>
             <w:vAlign w:val="center"/>
-            <w:tcPrChange w:id="60" w:author="Jaeger, Florian" w:date="2025-05-21T14:27:00Z" w16du:dateUtc="2025-05-21T18:27:00Z">
+            <w:tcPrChange w:id="60" w:author="Cummings, Shawn" w:date="2025-05-22T12:42:00Z" w16du:dateUtc="2025-05-22T16:42:00Z">
               <w:tcPr>
                 <w:tcW w:w="0" w:type="auto"/>
                 <w:tcBorders>
@@ -8931,14 +8951,15 @@
         </w:tc>
         <w:tc>
           <w:tcPr>
-            <w:tcW w:w="0" w:type="auto"/>
+            <w:tcW w:w="1139" w:type="dxa"/>
             <w:tcBorders>
               <w:right w:val="single" w:sz="4" w:space="0" w:color="auto"/>
             </w:tcBorders>
             <w:vAlign w:val="center"/>
-            <w:tcPrChange w:id="61" w:author="Jaeger, Florian" w:date="2025-05-21T14:27:00Z" w16du:dateUtc="2025-05-21T18:27:00Z">
+            <w:tcPrChange w:id="61" w:author="Cummings, Shawn" w:date="2025-05-22T12:42:00Z" w16du:dateUtc="2025-05-22T16:42:00Z">
               <w:tcPr>
                 <w:tcW w:w="0" w:type="auto"/>
+                <w:gridSpan w:val="2"/>
                 <w:tcBorders>
                   <w:right w:val="single" w:sz="4" w:space="0" w:color="auto"/>
                 </w:tcBorders>
@@ -8978,9 +8999,10 @@
               <w:right w:val="single" w:sz="4" w:space="0" w:color="auto"/>
             </w:tcBorders>
             <w:vAlign w:val="center"/>
-            <w:tcPrChange w:id="62" w:author="Jaeger, Florian" w:date="2025-05-21T14:27:00Z" w16du:dateUtc="2025-05-21T18:27:00Z">
+            <w:tcPrChange w:id="62" w:author="Cummings, Shawn" w:date="2025-05-22T12:42:00Z" w16du:dateUtc="2025-05-22T16:42:00Z">
               <w:tcPr>
                 <w:tcW w:w="0" w:type="auto"/>
+                <w:gridSpan w:val="2"/>
                 <w:tcBorders>
                   <w:right w:val="single" w:sz="4" w:space="0" w:color="auto"/>
                 </w:tcBorders>
@@ -9003,6 +9025,7 @@
                 <w:lang w:eastAsia="en-US"/>
               </w:rPr>
             </w:pPr>
+            <w:commentRangeStart w:id="63"/>
             <w:r>
               <w:rPr>
                 <w:rFonts w:eastAsia="Times New Roman"/>
@@ -9010,18 +9033,26 @@
                 <w:lang w:eastAsia="en-US"/>
               </w:rPr>
               <w:t>2 (3.1%)</w:t>
+            </w:r>
+            <w:commentRangeEnd w:id="63"/>
+            <w:r>
+              <w:rPr>
+                <w:rStyle w:val="CommentReference"/>
+              </w:rPr>
+              <w:commentReference w:id="63"/>
             </w:r>
           </w:p>
         </w:tc>
         <w:tc>
           <w:tcPr>
-            <w:tcW w:w="0" w:type="auto"/>
+            <w:tcW w:w="989" w:type="dxa"/>
             <w:tcBorders>
               <w:right w:val="single" w:sz="4" w:space="0" w:color="auto"/>
             </w:tcBorders>
-            <w:tcPrChange w:id="63" w:author="Jaeger, Florian" w:date="2025-05-21T14:27:00Z" w16du:dateUtc="2025-05-21T18:27:00Z">
+            <w:tcPrChange w:id="64" w:author="Cummings, Shawn" w:date="2025-05-22T12:42:00Z" w16du:dateUtc="2025-05-22T16:42:00Z">
               <w:tcPr>
                 <w:tcW w:w="0" w:type="auto"/>
+                <w:gridSpan w:val="2"/>
                 <w:tcBorders>
                   <w:right w:val="single" w:sz="4" w:space="0" w:color="auto"/>
                 </w:tcBorders>
@@ -9055,10 +9086,11 @@
         </w:tc>
         <w:tc>
           <w:tcPr>
-            <w:tcW w:w="0" w:type="auto"/>
-            <w:tcPrChange w:id="64" w:author="Jaeger, Florian" w:date="2025-05-21T14:27:00Z" w16du:dateUtc="2025-05-21T18:27:00Z">
+            <w:tcW w:w="1305" w:type="dxa"/>
+            <w:tcPrChange w:id="65" w:author="Cummings, Shawn" w:date="2025-05-22T12:42:00Z" w16du:dateUtc="2025-05-22T16:42:00Z">
               <w:tcPr>
                 <w:tcW w:w="0" w:type="auto"/>
+                <w:gridSpan w:val="2"/>
               </w:tcPr>
             </w:tcPrChange>
           </w:tcPr>
@@ -9091,21 +9123,23 @@
       <w:tr>
         <w:trPr>
           <w:tblCellSpacing w:w="15" w:type="dxa"/>
-          <w:trPrChange w:id="65" w:author="Jaeger, Florian" w:date="2025-05-21T14:27:00Z" w16du:dateUtc="2025-05-21T18:27:00Z">
+          <w:trPrChange w:id="66" w:author="Cummings, Shawn" w:date="2025-05-22T12:42:00Z" w16du:dateUtc="2025-05-22T16:42:00Z">
             <w:trPr>
               <w:gridBefore w:val="1"/>
+              <w:gridAfter w:val="0"/>
               <w:tblCellSpacing w:w="15" w:type="dxa"/>
             </w:trPr>
           </w:trPrChange>
         </w:trPr>
         <w:tc>
           <w:tcPr>
-            <w:tcW w:w="2609" w:type="dxa"/>
+            <w:tcW w:w="2608" w:type="dxa"/>
             <w:vAlign w:val="center"/>
             <w:hideMark/>
-            <w:tcPrChange w:id="66" w:author="Jaeger, Florian" w:date="2025-05-21T14:27:00Z" w16du:dateUtc="2025-05-21T18:27:00Z">
+            <w:tcPrChange w:id="67" w:author="Cummings, Shawn" w:date="2025-05-22T12:42:00Z" w16du:dateUtc="2025-05-22T16:42:00Z">
               <w:tcPr>
                 <w:tcW w:w="0" w:type="auto"/>
+                <w:gridSpan w:val="2"/>
                 <w:vAlign w:val="center"/>
                 <w:hideMark/>
               </w:tcPr>
@@ -9146,14 +9180,14 @@
         </w:tc>
         <w:tc>
           <w:tcPr>
-            <w:tcW w:w="0" w:type="auto"/>
+            <w:tcW w:w="1051" w:type="dxa"/>
             <w:tcBorders>
               <w:left w:val="single" w:sz="4" w:space="0" w:color="auto"/>
               <w:right w:val="single" w:sz="4" w:space="0" w:color="auto"/>
             </w:tcBorders>
             <w:vAlign w:val="center"/>
             <w:hideMark/>
-            <w:tcPrChange w:id="67" w:author="Jaeger, Florian" w:date="2025-05-21T14:27:00Z" w16du:dateUtc="2025-05-21T18:27:00Z">
+            <w:tcPrChange w:id="68" w:author="Cummings, Shawn" w:date="2025-05-22T12:42:00Z" w16du:dateUtc="2025-05-22T16:42:00Z">
               <w:tcPr>
                 <w:tcW w:w="0" w:type="auto"/>
                 <w:tcBorders>
@@ -9192,15 +9226,16 @@
         </w:tc>
         <w:tc>
           <w:tcPr>
-            <w:tcW w:w="0" w:type="auto"/>
+            <w:tcW w:w="1139" w:type="dxa"/>
             <w:tcBorders>
               <w:right w:val="single" w:sz="4" w:space="0" w:color="auto"/>
             </w:tcBorders>
             <w:vAlign w:val="center"/>
             <w:hideMark/>
-            <w:tcPrChange w:id="68" w:author="Jaeger, Florian" w:date="2025-05-21T14:27:00Z" w16du:dateUtc="2025-05-21T18:27:00Z">
+            <w:tcPrChange w:id="69" w:author="Cummings, Shawn" w:date="2025-05-22T12:42:00Z" w16du:dateUtc="2025-05-22T16:42:00Z">
               <w:tcPr>
                 <w:tcW w:w="0" w:type="auto"/>
+                <w:gridSpan w:val="2"/>
                 <w:tcBorders>
                   <w:right w:val="single" w:sz="4" w:space="0" w:color="auto"/>
                 </w:tcBorders>
@@ -9224,6 +9259,7 @@
                 <w:lang w:eastAsia="en-US"/>
               </w:rPr>
             </w:pPr>
+            <w:commentRangeStart w:id="70"/>
             <w:r>
               <w:rPr>
                 <w:rFonts w:eastAsia="Times New Roman"/>
@@ -9231,6 +9267,13 @@
                 <w:lang w:eastAsia="en-US"/>
               </w:rPr>
               <w:t>3 (4.7%)</w:t>
+            </w:r>
+            <w:commentRangeEnd w:id="70"/>
+            <w:r>
+              <w:rPr>
+                <w:rStyle w:val="CommentReference"/>
+              </w:rPr>
+              <w:commentReference w:id="70"/>
             </w:r>
           </w:p>
         </w:tc>
@@ -9242,9 +9285,10 @@
             </w:tcBorders>
             <w:vAlign w:val="center"/>
             <w:hideMark/>
-            <w:tcPrChange w:id="69" w:author="Jaeger, Florian" w:date="2025-05-21T14:27:00Z" w16du:dateUtc="2025-05-21T18:27:00Z">
+            <w:tcPrChange w:id="71" w:author="Cummings, Shawn" w:date="2025-05-22T12:42:00Z" w16du:dateUtc="2025-05-22T16:42:00Z">
               <w:tcPr>
                 <w:tcW w:w="0" w:type="auto"/>
+                <w:gridSpan w:val="2"/>
                 <w:tcBorders>
                   <w:right w:val="single" w:sz="4" w:space="0" w:color="auto"/>
                 </w:tcBorders>
@@ -9280,13 +9324,14 @@
         </w:tc>
         <w:tc>
           <w:tcPr>
-            <w:tcW w:w="0" w:type="auto"/>
+            <w:tcW w:w="989" w:type="dxa"/>
             <w:tcBorders>
               <w:right w:val="single" w:sz="4" w:space="0" w:color="auto"/>
             </w:tcBorders>
-            <w:tcPrChange w:id="70" w:author="Jaeger, Florian" w:date="2025-05-21T14:27:00Z" w16du:dateUtc="2025-05-21T18:27:00Z">
+            <w:tcPrChange w:id="72" w:author="Cummings, Shawn" w:date="2025-05-22T12:42:00Z" w16du:dateUtc="2025-05-22T16:42:00Z">
               <w:tcPr>
                 <w:tcW w:w="0" w:type="auto"/>
+                <w:gridSpan w:val="2"/>
                 <w:tcBorders>
                   <w:right w:val="single" w:sz="4" w:space="0" w:color="auto"/>
                 </w:tcBorders>
@@ -9320,10 +9365,11 @@
         </w:tc>
         <w:tc>
           <w:tcPr>
-            <w:tcW w:w="0" w:type="auto"/>
-            <w:tcPrChange w:id="71" w:author="Jaeger, Florian" w:date="2025-05-21T14:27:00Z" w16du:dateUtc="2025-05-21T18:27:00Z">
+            <w:tcW w:w="1305" w:type="dxa"/>
+            <w:tcPrChange w:id="73" w:author="Cummings, Shawn" w:date="2025-05-22T12:42:00Z" w16du:dateUtc="2025-05-22T16:42:00Z">
               <w:tcPr>
                 <w:tcW w:w="0" w:type="auto"/>
+                <w:gridSpan w:val="2"/>
               </w:tcPr>
             </w:tcPrChange>
           </w:tcPr>
@@ -9356,21 +9402,22 @@
       <w:tr>
         <w:trPr>
           <w:tblCellSpacing w:w="15" w:type="dxa"/>
-          <w:trPrChange w:id="72" w:author="Jaeger, Florian" w:date="2025-05-21T14:27:00Z" w16du:dateUtc="2025-05-21T18:27:00Z">
+          <w:trPrChange w:id="74" w:author="Cummings, Shawn" w:date="2025-05-22T12:42:00Z" w16du:dateUtc="2025-05-22T16:42:00Z">
             <w:trPr>
+              <w:gridAfter w:val="0"/>
               <w:tblCellSpacing w:w="15" w:type="dxa"/>
             </w:trPr>
           </w:trPrChange>
         </w:trPr>
         <w:tc>
           <w:tcPr>
-            <w:tcW w:w="2609" w:type="dxa"/>
+            <w:tcW w:w="2608" w:type="dxa"/>
             <w:vAlign w:val="center"/>
             <w:hideMark/>
-            <w:tcPrChange w:id="73" w:author="Jaeger, Florian" w:date="2025-05-21T14:27:00Z" w16du:dateUtc="2025-05-21T18:27:00Z">
+            <w:tcPrChange w:id="75" w:author="Cummings, Shawn" w:date="2025-05-22T12:42:00Z" w16du:dateUtc="2025-05-22T16:42:00Z">
               <w:tcPr>
                 <w:tcW w:w="0" w:type="auto"/>
-                <w:gridSpan w:val="2"/>
+                <w:gridSpan w:val="3"/>
                 <w:vAlign w:val="center"/>
                 <w:hideMark/>
               </w:tcPr>
@@ -9403,14 +9450,14 @@
         </w:tc>
         <w:tc>
           <w:tcPr>
-            <w:tcW w:w="0" w:type="auto"/>
+            <w:tcW w:w="1051" w:type="dxa"/>
             <w:tcBorders>
               <w:left w:val="single" w:sz="4" w:space="0" w:color="auto"/>
               <w:right w:val="single" w:sz="4" w:space="0" w:color="auto"/>
             </w:tcBorders>
             <w:vAlign w:val="center"/>
             <w:hideMark/>
-            <w:tcPrChange w:id="74" w:author="Jaeger, Florian" w:date="2025-05-21T14:27:00Z" w16du:dateUtc="2025-05-21T18:27:00Z">
+            <w:tcPrChange w:id="76" w:author="Cummings, Shawn" w:date="2025-05-22T12:42:00Z" w16du:dateUtc="2025-05-22T16:42:00Z">
               <w:tcPr>
                 <w:tcW w:w="0" w:type="auto"/>
                 <w:tcBorders>
@@ -9449,15 +9496,16 @@
         </w:tc>
         <w:tc>
           <w:tcPr>
-            <w:tcW w:w="0" w:type="auto"/>
+            <w:tcW w:w="1139" w:type="dxa"/>
             <w:tcBorders>
               <w:right w:val="single" w:sz="4" w:space="0" w:color="auto"/>
             </w:tcBorders>
             <w:vAlign w:val="center"/>
             <w:hideMark/>
-            <w:tcPrChange w:id="75" w:author="Jaeger, Florian" w:date="2025-05-21T14:27:00Z" w16du:dateUtc="2025-05-21T18:27:00Z">
+            <w:tcPrChange w:id="77" w:author="Cummings, Shawn" w:date="2025-05-22T12:42:00Z" w16du:dateUtc="2025-05-22T16:42:00Z">
               <w:tcPr>
                 <w:tcW w:w="0" w:type="auto"/>
+                <w:gridSpan w:val="2"/>
                 <w:tcBorders>
                   <w:right w:val="single" w:sz="4" w:space="0" w:color="auto"/>
                 </w:tcBorders>
@@ -9499,9 +9547,10 @@
             </w:tcBorders>
             <w:vAlign w:val="center"/>
             <w:hideMark/>
-            <w:tcPrChange w:id="76" w:author="Jaeger, Florian" w:date="2025-05-21T14:27:00Z" w16du:dateUtc="2025-05-21T18:27:00Z">
+            <w:tcPrChange w:id="78" w:author="Cummings, Shawn" w:date="2025-05-22T12:42:00Z" w16du:dateUtc="2025-05-22T16:42:00Z">
               <w:tcPr>
                 <w:tcW w:w="0" w:type="auto"/>
+                <w:gridSpan w:val="2"/>
                 <w:tcBorders>
                   <w:right w:val="single" w:sz="4" w:space="0" w:color="auto"/>
                 </w:tcBorders>
@@ -9537,13 +9586,14 @@
         </w:tc>
         <w:tc>
           <w:tcPr>
-            <w:tcW w:w="0" w:type="auto"/>
+            <w:tcW w:w="989" w:type="dxa"/>
             <w:tcBorders>
               <w:right w:val="single" w:sz="4" w:space="0" w:color="auto"/>
             </w:tcBorders>
-            <w:tcPrChange w:id="77" w:author="Jaeger, Florian" w:date="2025-05-21T14:27:00Z" w16du:dateUtc="2025-05-21T18:27:00Z">
+            <w:tcPrChange w:id="79" w:author="Cummings, Shawn" w:date="2025-05-22T12:42:00Z" w16du:dateUtc="2025-05-22T16:42:00Z">
               <w:tcPr>
                 <w:tcW w:w="0" w:type="auto"/>
+                <w:gridSpan w:val="2"/>
                 <w:tcBorders>
                   <w:right w:val="single" w:sz="4" w:space="0" w:color="auto"/>
                 </w:tcBorders>
@@ -9577,10 +9627,11 @@
         </w:tc>
         <w:tc>
           <w:tcPr>
-            <w:tcW w:w="0" w:type="auto"/>
-            <w:tcPrChange w:id="78" w:author="Jaeger, Florian" w:date="2025-05-21T14:27:00Z" w16du:dateUtc="2025-05-21T18:27:00Z">
+            <w:tcW w:w="1305" w:type="dxa"/>
+            <w:tcPrChange w:id="80" w:author="Cummings, Shawn" w:date="2025-05-22T12:42:00Z" w16du:dateUtc="2025-05-22T16:42:00Z">
               <w:tcPr>
                 <w:tcW w:w="0" w:type="auto"/>
+                <w:gridSpan w:val="2"/>
               </w:tcPr>
             </w:tcPrChange>
           </w:tcPr>
@@ -9613,20 +9664,22 @@
       <w:tr>
         <w:trPr>
           <w:tblCellSpacing w:w="15" w:type="dxa"/>
-          <w:trPrChange w:id="79" w:author="Jaeger, Florian" w:date="2025-05-21T14:27:00Z" w16du:dateUtc="2025-05-21T18:27:00Z">
+          <w:trPrChange w:id="81" w:author="Cummings, Shawn" w:date="2025-05-22T12:42:00Z" w16du:dateUtc="2025-05-22T16:42:00Z">
             <w:trPr>
               <w:gridBefore w:val="1"/>
+              <w:gridAfter w:val="0"/>
               <w:tblCellSpacing w:w="15" w:type="dxa"/>
             </w:trPr>
           </w:trPrChange>
         </w:trPr>
         <w:tc>
           <w:tcPr>
-            <w:tcW w:w="2609" w:type="dxa"/>
+            <w:tcW w:w="2608" w:type="dxa"/>
             <w:vAlign w:val="center"/>
-            <w:tcPrChange w:id="80" w:author="Jaeger, Florian" w:date="2025-05-21T14:27:00Z" w16du:dateUtc="2025-05-21T18:27:00Z">
+            <w:tcPrChange w:id="82" w:author="Cummings, Shawn" w:date="2025-05-22T12:42:00Z" w16du:dateUtc="2025-05-22T16:42:00Z">
               <w:tcPr>
                 <w:tcW w:w="0" w:type="auto"/>
+                <w:gridSpan w:val="2"/>
                 <w:vAlign w:val="center"/>
               </w:tcPr>
             </w:tcPrChange>
@@ -9658,13 +9711,13 @@
         </w:tc>
         <w:tc>
           <w:tcPr>
-            <w:tcW w:w="0" w:type="auto"/>
+            <w:tcW w:w="1051" w:type="dxa"/>
             <w:tcBorders>
               <w:left w:val="single" w:sz="4" w:space="0" w:color="auto"/>
               <w:right w:val="single" w:sz="4" w:space="0" w:color="auto"/>
             </w:tcBorders>
             <w:vAlign w:val="center"/>
-            <w:tcPrChange w:id="81" w:author="Jaeger, Florian" w:date="2025-05-21T14:27:00Z" w16du:dateUtc="2025-05-21T18:27:00Z">
+            <w:tcPrChange w:id="83" w:author="Cummings, Shawn" w:date="2025-05-22T12:42:00Z" w16du:dateUtc="2025-05-22T16:42:00Z">
               <w:tcPr>
                 <w:tcW w:w="0" w:type="auto"/>
                 <w:tcBorders>
@@ -9702,14 +9755,15 @@
         </w:tc>
         <w:tc>
           <w:tcPr>
-            <w:tcW w:w="0" w:type="auto"/>
+            <w:tcW w:w="1139" w:type="dxa"/>
             <w:tcBorders>
               <w:right w:val="single" w:sz="4" w:space="0" w:color="auto"/>
             </w:tcBorders>
             <w:vAlign w:val="center"/>
-            <w:tcPrChange w:id="82" w:author="Jaeger, Florian" w:date="2025-05-21T14:27:00Z" w16du:dateUtc="2025-05-21T18:27:00Z">
+            <w:tcPrChange w:id="84" w:author="Cummings, Shawn" w:date="2025-05-22T12:42:00Z" w16du:dateUtc="2025-05-22T16:42:00Z">
               <w:tcPr>
                 <w:tcW w:w="0" w:type="auto"/>
+                <w:gridSpan w:val="2"/>
                 <w:tcBorders>
                   <w:right w:val="single" w:sz="4" w:space="0" w:color="auto"/>
                 </w:tcBorders>
@@ -9749,9 +9803,10 @@
               <w:right w:val="single" w:sz="4" w:space="0" w:color="auto"/>
             </w:tcBorders>
             <w:vAlign w:val="center"/>
-            <w:tcPrChange w:id="83" w:author="Jaeger, Florian" w:date="2025-05-21T14:27:00Z" w16du:dateUtc="2025-05-21T18:27:00Z">
+            <w:tcPrChange w:id="85" w:author="Cummings, Shawn" w:date="2025-05-22T12:42:00Z" w16du:dateUtc="2025-05-22T16:42:00Z">
               <w:tcPr>
                 <w:tcW w:w="0" w:type="auto"/>
+                <w:gridSpan w:val="2"/>
                 <w:tcBorders>
                   <w:right w:val="single" w:sz="4" w:space="0" w:color="auto"/>
                 </w:tcBorders>
@@ -9786,13 +9841,14 @@
         </w:tc>
         <w:tc>
           <w:tcPr>
-            <w:tcW w:w="0" w:type="auto"/>
+            <w:tcW w:w="989" w:type="dxa"/>
             <w:tcBorders>
               <w:right w:val="single" w:sz="4" w:space="0" w:color="auto"/>
             </w:tcBorders>
-            <w:tcPrChange w:id="84" w:author="Jaeger, Florian" w:date="2025-05-21T14:27:00Z" w16du:dateUtc="2025-05-21T18:27:00Z">
+            <w:tcPrChange w:id="86" w:author="Cummings, Shawn" w:date="2025-05-22T12:42:00Z" w16du:dateUtc="2025-05-22T16:42:00Z">
               <w:tcPr>
                 <w:tcW w:w="0" w:type="auto"/>
+                <w:gridSpan w:val="2"/>
                 <w:tcBorders>
                   <w:right w:val="single" w:sz="4" w:space="0" w:color="auto"/>
                 </w:tcBorders>
@@ -9826,10 +9882,11 @@
         </w:tc>
         <w:tc>
           <w:tcPr>
-            <w:tcW w:w="0" w:type="auto"/>
-            <w:tcPrChange w:id="85" w:author="Jaeger, Florian" w:date="2025-05-21T14:27:00Z" w16du:dateUtc="2025-05-21T18:27:00Z">
+            <w:tcW w:w="1305" w:type="dxa"/>
+            <w:tcPrChange w:id="87" w:author="Cummings, Shawn" w:date="2025-05-22T12:42:00Z" w16du:dateUtc="2025-05-22T16:42:00Z">
               <w:tcPr>
                 <w:tcW w:w="0" w:type="auto"/>
+                <w:gridSpan w:val="2"/>
               </w:tcPr>
             </w:tcPrChange>
           </w:tcPr>
@@ -9862,22 +9919,24 @@
       <w:tr>
         <w:trPr>
           <w:tblCellSpacing w:w="15" w:type="dxa"/>
-          <w:del w:id="86" w:author="Jaeger, Florian" w:date="2025-05-21T14:27:00Z"/>
-          <w:trPrChange w:id="87" w:author="Jaeger, Florian" w:date="2025-05-21T14:27:00Z" w16du:dateUtc="2025-05-21T18:27:00Z">
+          <w:del w:id="88" w:author="Jaeger, Florian" w:date="2025-05-21T14:27:00Z"/>
+          <w:trPrChange w:id="89" w:author="Cummings, Shawn" w:date="2025-05-22T12:42:00Z" w16du:dateUtc="2025-05-22T16:42:00Z">
             <w:trPr>
               <w:gridBefore w:val="1"/>
+              <w:gridAfter w:val="0"/>
               <w:tblCellSpacing w:w="15" w:type="dxa"/>
             </w:trPr>
           </w:trPrChange>
         </w:trPr>
         <w:tc>
           <w:tcPr>
-            <w:tcW w:w="2609" w:type="dxa"/>
+            <w:tcW w:w="2608" w:type="dxa"/>
             <w:vAlign w:val="center"/>
             <w:hideMark/>
-            <w:tcPrChange w:id="88" w:author="Jaeger, Florian" w:date="2025-05-21T14:27:00Z" w16du:dateUtc="2025-05-21T18:27:00Z">
+            <w:tcPrChange w:id="90" w:author="Cummings, Shawn" w:date="2025-05-22T12:42:00Z" w16du:dateUtc="2025-05-22T16:42:00Z">
               <w:tcPr>
                 <w:tcW w:w="0" w:type="auto"/>
+                <w:gridSpan w:val="2"/>
                 <w:vAlign w:val="center"/>
                 <w:hideMark/>
               </w:tcPr>
@@ -9893,13 +9952,13 @@
               <w:ind w:firstLine="0"/>
               <w:jc w:val="left"/>
               <w:rPr>
-                <w:del w:id="89" w:author="Jaeger, Florian" w:date="2025-05-21T14:27:00Z" w16du:dateUtc="2025-05-21T18:27:00Z"/>
+                <w:del w:id="91" w:author="Jaeger, Florian" w:date="2025-05-21T14:27:00Z" w16du:dateUtc="2025-05-21T18:27:00Z"/>
                 <w:rFonts w:eastAsia="Times New Roman"/>
                 <w:sz w:val="24"/>
                 <w:lang w:eastAsia="en-US"/>
               </w:rPr>
             </w:pPr>
-            <w:del w:id="90" w:author="Jaeger, Florian" w:date="2025-05-21T14:27:00Z" w16du:dateUtc="2025-05-21T18:27:00Z">
+            <w:del w:id="92" w:author="Jaeger, Florian" w:date="2025-05-21T14:27:00Z" w16du:dateUtc="2025-05-21T18:27:00Z">
               <w:r>
                 <w:rPr>
                   <w:rFonts w:eastAsia="Times New Roman"/>
@@ -9913,14 +9972,14 @@
         </w:tc>
         <w:tc>
           <w:tcPr>
-            <w:tcW w:w="0" w:type="auto"/>
+            <w:tcW w:w="1051" w:type="dxa"/>
             <w:tcBorders>
               <w:left w:val="single" w:sz="4" w:space="0" w:color="auto"/>
               <w:right w:val="single" w:sz="4" w:space="0" w:color="auto"/>
             </w:tcBorders>
             <w:vAlign w:val="center"/>
             <w:hideMark/>
-            <w:tcPrChange w:id="91" w:author="Jaeger, Florian" w:date="2025-05-21T14:27:00Z" w16du:dateUtc="2025-05-21T18:27:00Z">
+            <w:tcPrChange w:id="93" w:author="Cummings, Shawn" w:date="2025-05-22T12:42:00Z" w16du:dateUtc="2025-05-22T16:42:00Z">
               <w:tcPr>
                 <w:tcW w:w="0" w:type="auto"/>
                 <w:tcBorders>
@@ -9942,13 +10001,13 @@
               <w:ind w:firstLine="0"/>
               <w:jc w:val="left"/>
               <w:rPr>
-                <w:del w:id="92" w:author="Jaeger, Florian" w:date="2025-05-21T14:27:00Z" w16du:dateUtc="2025-05-21T18:27:00Z"/>
+                <w:del w:id="94" w:author="Jaeger, Florian" w:date="2025-05-21T14:27:00Z" w16du:dateUtc="2025-05-21T18:27:00Z"/>
                 <w:rFonts w:eastAsia="Times New Roman"/>
                 <w:sz w:val="24"/>
                 <w:lang w:eastAsia="en-US"/>
               </w:rPr>
             </w:pPr>
-            <w:del w:id="93" w:author="Jaeger, Florian" w:date="2025-05-21T14:27:00Z" w16du:dateUtc="2025-05-21T18:27:00Z">
+            <w:del w:id="95" w:author="Jaeger, Florian" w:date="2025-05-21T14:27:00Z" w16du:dateUtc="2025-05-21T18:27:00Z">
               <w:r>
                 <w:rPr>
                   <w:rFonts w:eastAsia="Times New Roman"/>
@@ -9962,15 +10021,16 @@
         </w:tc>
         <w:tc>
           <w:tcPr>
-            <w:tcW w:w="0" w:type="auto"/>
+            <w:tcW w:w="1139" w:type="dxa"/>
             <w:tcBorders>
               <w:right w:val="single" w:sz="4" w:space="0" w:color="auto"/>
             </w:tcBorders>
             <w:vAlign w:val="center"/>
             <w:hideMark/>
-            <w:tcPrChange w:id="94" w:author="Jaeger, Florian" w:date="2025-05-21T14:27:00Z" w16du:dateUtc="2025-05-21T18:27:00Z">
+            <w:tcPrChange w:id="96" w:author="Cummings, Shawn" w:date="2025-05-22T12:42:00Z" w16du:dateUtc="2025-05-22T16:42:00Z">
               <w:tcPr>
                 <w:tcW w:w="0" w:type="auto"/>
+                <w:gridSpan w:val="2"/>
                 <w:tcBorders>
                   <w:right w:val="single" w:sz="4" w:space="0" w:color="auto"/>
                 </w:tcBorders>
@@ -9989,13 +10049,13 @@
               <w:ind w:firstLine="0"/>
               <w:jc w:val="left"/>
               <w:rPr>
-                <w:del w:id="95" w:author="Jaeger, Florian" w:date="2025-05-21T14:27:00Z" w16du:dateUtc="2025-05-21T18:27:00Z"/>
+                <w:del w:id="97" w:author="Jaeger, Florian" w:date="2025-05-21T14:27:00Z" w16du:dateUtc="2025-05-21T18:27:00Z"/>
                 <w:rFonts w:eastAsia="Times New Roman"/>
                 <w:sz w:val="24"/>
                 <w:lang w:eastAsia="en-US"/>
               </w:rPr>
             </w:pPr>
-            <w:del w:id="96" w:author="Jaeger, Florian" w:date="2025-05-21T14:27:00Z" w16du:dateUtc="2025-05-21T18:27:00Z">
+            <w:del w:id="98" w:author="Jaeger, Florian" w:date="2025-05-21T14:27:00Z" w16du:dateUtc="2025-05-21T18:27:00Z">
               <w:r>
                 <w:rPr>
                   <w:rFonts w:eastAsia="Times New Roman"/>
@@ -10015,9 +10075,10 @@
             </w:tcBorders>
             <w:vAlign w:val="center"/>
             <w:hideMark/>
-            <w:tcPrChange w:id="97" w:author="Jaeger, Florian" w:date="2025-05-21T14:27:00Z" w16du:dateUtc="2025-05-21T18:27:00Z">
+            <w:tcPrChange w:id="99" w:author="Cummings, Shawn" w:date="2025-05-22T12:42:00Z" w16du:dateUtc="2025-05-22T16:42:00Z">
               <w:tcPr>
                 <w:tcW w:w="0" w:type="auto"/>
+                <w:gridSpan w:val="2"/>
                 <w:tcBorders>
                   <w:right w:val="single" w:sz="4" w:space="0" w:color="auto"/>
                 </w:tcBorders>
@@ -10036,13 +10097,13 @@
               <w:ind w:firstLine="0"/>
               <w:jc w:val="left"/>
               <w:rPr>
-                <w:del w:id="98" w:author="Jaeger, Florian" w:date="2025-05-21T14:27:00Z" w16du:dateUtc="2025-05-21T18:27:00Z"/>
+                <w:del w:id="100" w:author="Jaeger, Florian" w:date="2025-05-21T14:27:00Z" w16du:dateUtc="2025-05-21T18:27:00Z"/>
                 <w:rFonts w:eastAsia="Times New Roman"/>
                 <w:sz w:val="24"/>
                 <w:lang w:eastAsia="en-US"/>
               </w:rPr>
             </w:pPr>
-            <w:del w:id="99" w:author="Jaeger, Florian" w:date="2025-05-21T14:27:00Z" w16du:dateUtc="2025-05-21T18:27:00Z">
+            <w:del w:id="101" w:author="Jaeger, Florian" w:date="2025-05-21T14:27:00Z" w16du:dateUtc="2025-05-21T18:27:00Z">
               <w:r>
                 <w:rPr>
                   <w:rFonts w:eastAsia="Times New Roman"/>
@@ -10056,13 +10117,14 @@
         </w:tc>
         <w:tc>
           <w:tcPr>
-            <w:tcW w:w="0" w:type="auto"/>
+            <w:tcW w:w="989" w:type="dxa"/>
             <w:tcBorders>
               <w:right w:val="single" w:sz="4" w:space="0" w:color="auto"/>
             </w:tcBorders>
-            <w:tcPrChange w:id="100" w:author="Jaeger, Florian" w:date="2025-05-21T14:27:00Z" w16du:dateUtc="2025-05-21T18:27:00Z">
+            <w:tcPrChange w:id="102" w:author="Cummings, Shawn" w:date="2025-05-22T12:42:00Z" w16du:dateUtc="2025-05-22T16:42:00Z">
               <w:tcPr>
                 <w:tcW w:w="0" w:type="auto"/>
+                <w:gridSpan w:val="2"/>
                 <w:tcBorders>
                   <w:right w:val="single" w:sz="4" w:space="0" w:color="auto"/>
                 </w:tcBorders>
@@ -10079,13 +10141,13 @@
               <w:ind w:firstLine="0"/>
               <w:jc w:val="left"/>
               <w:rPr>
-                <w:del w:id="101" w:author="Jaeger, Florian" w:date="2025-05-21T14:27:00Z" w16du:dateUtc="2025-05-21T18:27:00Z"/>
+                <w:del w:id="103" w:author="Jaeger, Florian" w:date="2025-05-21T14:27:00Z" w16du:dateUtc="2025-05-21T18:27:00Z"/>
                 <w:rFonts w:eastAsia="Times New Roman"/>
                 <w:sz w:val="24"/>
                 <w:lang w:eastAsia="en-US"/>
               </w:rPr>
             </w:pPr>
-            <w:del w:id="102" w:author="Jaeger, Florian" w:date="2025-05-21T14:27:00Z" w16du:dateUtc="2025-05-21T18:27:00Z">
+            <w:del w:id="104" w:author="Jaeger, Florian" w:date="2025-05-21T14:27:00Z" w16du:dateUtc="2025-05-21T18:27:00Z">
               <w:r>
                 <w:rPr>
                   <w:rFonts w:eastAsia="Times New Roman"/>
@@ -10099,10 +10161,11 @@
         </w:tc>
         <w:tc>
           <w:tcPr>
-            <w:tcW w:w="0" w:type="auto"/>
-            <w:tcPrChange w:id="103" w:author="Jaeger, Florian" w:date="2025-05-21T14:27:00Z" w16du:dateUtc="2025-05-21T18:27:00Z">
+            <w:tcW w:w="1305" w:type="dxa"/>
+            <w:tcPrChange w:id="105" w:author="Cummings, Shawn" w:date="2025-05-22T12:42:00Z" w16du:dateUtc="2025-05-22T16:42:00Z">
               <w:tcPr>
                 <w:tcW w:w="0" w:type="auto"/>
+                <w:gridSpan w:val="2"/>
               </w:tcPr>
             </w:tcPrChange>
           </w:tcPr>
@@ -10116,13 +10179,13 @@
               <w:ind w:firstLine="0"/>
               <w:jc w:val="left"/>
               <w:rPr>
-                <w:del w:id="104" w:author="Jaeger, Florian" w:date="2025-05-21T14:27:00Z" w16du:dateUtc="2025-05-21T18:27:00Z"/>
+                <w:del w:id="106" w:author="Jaeger, Florian" w:date="2025-05-21T14:27:00Z" w16du:dateUtc="2025-05-21T18:27:00Z"/>
                 <w:rFonts w:eastAsia="Times New Roman"/>
                 <w:sz w:val="24"/>
                 <w:lang w:eastAsia="en-US"/>
               </w:rPr>
             </w:pPr>
-            <w:del w:id="105" w:author="Jaeger, Florian" w:date="2025-05-21T14:27:00Z" w16du:dateUtc="2025-05-21T18:27:00Z">
+            <w:del w:id="107" w:author="Jaeger, Florian" w:date="2025-05-21T14:27:00Z" w16du:dateUtc="2025-05-21T18:27:00Z">
               <w:r>
                 <w:rPr>
                   <w:rFonts w:eastAsia="Times New Roman"/>
@@ -10138,21 +10201,23 @@
       <w:tr>
         <w:trPr>
           <w:tblCellSpacing w:w="15" w:type="dxa"/>
-          <w:trPrChange w:id="106" w:author="Jaeger, Florian" w:date="2025-05-21T14:27:00Z" w16du:dateUtc="2025-05-21T18:27:00Z">
+          <w:trPrChange w:id="108" w:author="Cummings, Shawn" w:date="2025-05-22T12:42:00Z" w16du:dateUtc="2025-05-22T16:42:00Z">
             <w:trPr>
               <w:gridBefore w:val="1"/>
+              <w:gridAfter w:val="0"/>
               <w:tblCellSpacing w:w="15" w:type="dxa"/>
             </w:trPr>
           </w:trPrChange>
         </w:trPr>
         <w:tc>
           <w:tcPr>
-            <w:tcW w:w="2609" w:type="dxa"/>
+            <w:tcW w:w="2608" w:type="dxa"/>
             <w:vAlign w:val="center"/>
             <w:hideMark/>
-            <w:tcPrChange w:id="107" w:author="Jaeger, Florian" w:date="2025-05-21T14:27:00Z" w16du:dateUtc="2025-05-21T18:27:00Z">
+            <w:tcPrChange w:id="109" w:author="Cummings, Shawn" w:date="2025-05-22T12:42:00Z" w16du:dateUtc="2025-05-22T16:42:00Z">
               <w:tcPr>
                 <w:tcW w:w="0" w:type="auto"/>
+                <w:gridSpan w:val="2"/>
                 <w:vAlign w:val="center"/>
                 <w:hideMark/>
               </w:tcPr>
@@ -10185,14 +10250,14 @@
         </w:tc>
         <w:tc>
           <w:tcPr>
-            <w:tcW w:w="0" w:type="auto"/>
+            <w:tcW w:w="1051" w:type="dxa"/>
             <w:tcBorders>
               <w:left w:val="single" w:sz="4" w:space="0" w:color="auto"/>
               <w:right w:val="single" w:sz="4" w:space="0" w:color="auto"/>
             </w:tcBorders>
             <w:vAlign w:val="center"/>
             <w:hideMark/>
-            <w:tcPrChange w:id="108" w:author="Jaeger, Florian" w:date="2025-05-21T14:27:00Z" w16du:dateUtc="2025-05-21T18:27:00Z">
+            <w:tcPrChange w:id="110" w:author="Cummings, Shawn" w:date="2025-05-22T12:42:00Z" w16du:dateUtc="2025-05-22T16:42:00Z">
               <w:tcPr>
                 <w:tcW w:w="0" w:type="auto"/>
                 <w:tcBorders>
@@ -10219,27 +10284,76 @@
                 <w:lang w:eastAsia="en-US"/>
               </w:rPr>
             </w:pPr>
+            <w:ins w:id="111" w:author="Cummings, Shawn" w:date="2025-05-22T12:34:00Z" w16du:dateUtc="2025-05-22T16:34:00Z">
+              <w:r>
+                <w:rPr>
+                  <w:rFonts w:eastAsia="Times New Roman"/>
+                  <w:sz w:val="24"/>
+                  <w:lang w:eastAsia="en-US"/>
+                </w:rPr>
+                <w:t>1</w:t>
+              </w:r>
+            </w:ins>
+            <w:del w:id="112" w:author="Cummings, Shawn" w:date="2025-05-22T12:34:00Z" w16du:dateUtc="2025-05-22T16:34:00Z">
+              <w:r>
+                <w:rPr>
+                  <w:rFonts w:eastAsia="Times New Roman"/>
+                  <w:sz w:val="24"/>
+                  <w:lang w:eastAsia="en-US"/>
+                </w:rPr>
+                <w:delText>3</w:delText>
+              </w:r>
+            </w:del>
             <w:r>
               <w:rPr>
                 <w:rFonts w:eastAsia="Times New Roman"/>
                 <w:sz w:val="24"/>
                 <w:lang w:eastAsia="en-US"/>
               </w:rPr>
-              <w:t>3 (4.7%)</w:t>
+              <w:t xml:space="preserve"> (</w:t>
+            </w:r>
+            <w:ins w:id="113" w:author="Cummings, Shawn" w:date="2025-05-22T12:35:00Z" w16du:dateUtc="2025-05-22T16:35:00Z">
+              <w:r>
+                <w:rPr>
+                  <w:rFonts w:eastAsia="Times New Roman"/>
+                  <w:sz w:val="24"/>
+                  <w:lang w:eastAsia="en-US"/>
+                </w:rPr>
+                <w:t>1.6</w:t>
+              </w:r>
+            </w:ins>
+            <w:del w:id="114" w:author="Cummings, Shawn" w:date="2025-05-22T12:35:00Z" w16du:dateUtc="2025-05-22T16:35:00Z">
+              <w:r>
+                <w:rPr>
+                  <w:rFonts w:eastAsia="Times New Roman"/>
+                  <w:sz w:val="24"/>
+                  <w:lang w:eastAsia="en-US"/>
+                </w:rPr>
+                <w:delText>4.7</w:delText>
+              </w:r>
+            </w:del>
+            <w:r>
+              <w:rPr>
+                <w:rFonts w:eastAsia="Times New Roman"/>
+                <w:sz w:val="24"/>
+                <w:lang w:eastAsia="en-US"/>
+              </w:rPr>
+              <w:t>%)</w:t>
             </w:r>
           </w:p>
         </w:tc>
         <w:tc>
           <w:tcPr>
-            <w:tcW w:w="0" w:type="auto"/>
+            <w:tcW w:w="1139" w:type="dxa"/>
             <w:tcBorders>
               <w:right w:val="single" w:sz="4" w:space="0" w:color="auto"/>
             </w:tcBorders>
             <w:vAlign w:val="center"/>
             <w:hideMark/>
-            <w:tcPrChange w:id="109" w:author="Jaeger, Florian" w:date="2025-05-21T14:27:00Z" w16du:dateUtc="2025-05-21T18:27:00Z">
+            <w:tcPrChange w:id="115" w:author="Cummings, Shawn" w:date="2025-05-22T12:42:00Z" w16du:dateUtc="2025-05-22T16:42:00Z">
               <w:tcPr>
                 <w:tcW w:w="0" w:type="auto"/>
+                <w:gridSpan w:val="2"/>
                 <w:tcBorders>
                   <w:right w:val="single" w:sz="4" w:space="0" w:color="auto"/>
                 </w:tcBorders>
@@ -10281,9 +10395,10 @@
             </w:tcBorders>
             <w:vAlign w:val="center"/>
             <w:hideMark/>
-            <w:tcPrChange w:id="110" w:author="Jaeger, Florian" w:date="2025-05-21T14:27:00Z" w16du:dateUtc="2025-05-21T18:27:00Z">
+            <w:tcPrChange w:id="116" w:author="Cummings, Shawn" w:date="2025-05-22T12:42:00Z" w16du:dateUtc="2025-05-22T16:42:00Z">
               <w:tcPr>
                 <w:tcW w:w="0" w:type="auto"/>
+                <w:gridSpan w:val="2"/>
                 <w:tcBorders>
                   <w:right w:val="single" w:sz="4" w:space="0" w:color="auto"/>
                 </w:tcBorders>
@@ -10319,13 +10434,14 @@
         </w:tc>
         <w:tc>
           <w:tcPr>
-            <w:tcW w:w="0" w:type="auto"/>
+            <w:tcW w:w="989" w:type="dxa"/>
             <w:tcBorders>
               <w:right w:val="single" w:sz="4" w:space="0" w:color="auto"/>
             </w:tcBorders>
-            <w:tcPrChange w:id="111" w:author="Jaeger, Florian" w:date="2025-05-21T14:27:00Z" w16du:dateUtc="2025-05-21T18:27:00Z">
+            <w:tcPrChange w:id="117" w:author="Cummings, Shawn" w:date="2025-05-22T12:42:00Z" w16du:dateUtc="2025-05-22T16:42:00Z">
               <w:tcPr>
                 <w:tcW w:w="0" w:type="auto"/>
+                <w:gridSpan w:val="2"/>
                 <w:tcBorders>
                   <w:right w:val="single" w:sz="4" w:space="0" w:color="auto"/>
                 </w:tcBorders>
@@ -10347,22 +10463,35 @@
                 <w:lang w:eastAsia="en-US"/>
               </w:rPr>
             </w:pPr>
-            <w:r>
-              <w:rPr>
-                <w:rFonts w:eastAsia="Times New Roman"/>
-                <w:sz w:val="24"/>
-                <w:lang w:eastAsia="en-US"/>
-              </w:rPr>
-              <w:t>2 (3.1%)</w:t>
-            </w:r>
+            <w:del w:id="118" w:author="Cummings, Shawn" w:date="2025-05-22T12:42:00Z" w16du:dateUtc="2025-05-22T16:42:00Z">
+              <w:r>
+                <w:rPr>
+                  <w:rFonts w:eastAsia="Times New Roman"/>
+                  <w:sz w:val="24"/>
+                  <w:lang w:eastAsia="en-US"/>
+                </w:rPr>
+                <w:delText>2 (3.1%)</w:delText>
+              </w:r>
+            </w:del>
+            <w:ins w:id="119" w:author="Cummings, Shawn" w:date="2025-05-22T12:42:00Z" w16du:dateUtc="2025-05-22T16:42:00Z">
+              <w:r>
+                <w:rPr>
+                  <w:rFonts w:eastAsia="Times New Roman"/>
+                  <w:sz w:val="24"/>
+                  <w:lang w:eastAsia="en-US"/>
+                </w:rPr>
+                <w:t>-</w:t>
+              </w:r>
+            </w:ins>
           </w:p>
         </w:tc>
         <w:tc>
           <w:tcPr>
-            <w:tcW w:w="0" w:type="auto"/>
-            <w:tcPrChange w:id="112" w:author="Jaeger, Florian" w:date="2025-05-21T14:27:00Z" w16du:dateUtc="2025-05-21T18:27:00Z">
+            <w:tcW w:w="1305" w:type="dxa"/>
+            <w:tcPrChange w:id="120" w:author="Cummings, Shawn" w:date="2025-05-22T12:42:00Z" w16du:dateUtc="2025-05-22T16:42:00Z">
               <w:tcPr>
                 <w:tcW w:w="0" w:type="auto"/>
+                <w:gridSpan w:val="2"/>
               </w:tcPr>
             </w:tcPrChange>
           </w:tcPr>
@@ -10395,24 +10524,26 @@
       <w:tr>
         <w:trPr>
           <w:tblCellSpacing w:w="15" w:type="dxa"/>
-          <w:trPrChange w:id="113" w:author="Jaeger, Florian" w:date="2025-05-21T14:27:00Z" w16du:dateUtc="2025-05-21T18:27:00Z">
+          <w:trPrChange w:id="121" w:author="Cummings, Shawn" w:date="2025-05-22T12:42:00Z" w16du:dateUtc="2025-05-22T16:42:00Z">
             <w:trPr>
               <w:gridBefore w:val="1"/>
+              <w:gridAfter w:val="0"/>
               <w:tblCellSpacing w:w="15" w:type="dxa"/>
             </w:trPr>
           </w:trPrChange>
         </w:trPr>
         <w:tc>
           <w:tcPr>
-            <w:tcW w:w="2609" w:type="dxa"/>
+            <w:tcW w:w="2608" w:type="dxa"/>
             <w:tcBorders>
               <w:bottom w:val="single" w:sz="4" w:space="0" w:color="auto"/>
             </w:tcBorders>
             <w:vAlign w:val="center"/>
             <w:hideMark/>
-            <w:tcPrChange w:id="114" w:author="Jaeger, Florian" w:date="2025-05-21T14:27:00Z" w16du:dateUtc="2025-05-21T18:27:00Z">
+            <w:tcPrChange w:id="122" w:author="Cummings, Shawn" w:date="2025-05-22T12:42:00Z" w16du:dateUtc="2025-05-22T16:42:00Z">
               <w:tcPr>
                 <w:tcW w:w="0" w:type="auto"/>
+                <w:gridSpan w:val="2"/>
                 <w:tcBorders>
                   <w:bottom w:val="single" w:sz="4" w:space="0" w:color="auto"/>
                 </w:tcBorders>
@@ -10456,7 +10587,7 @@
         </w:tc>
         <w:tc>
           <w:tcPr>
-            <w:tcW w:w="0" w:type="auto"/>
+            <w:tcW w:w="1051" w:type="dxa"/>
             <w:tcBorders>
               <w:left w:val="single" w:sz="4" w:space="0" w:color="auto"/>
               <w:bottom w:val="single" w:sz="4" w:space="0" w:color="auto"/>
@@ -10464,7 +10595,7 @@
             </w:tcBorders>
             <w:vAlign w:val="center"/>
             <w:hideMark/>
-            <w:tcPrChange w:id="115" w:author="Jaeger, Florian" w:date="2025-05-21T14:27:00Z" w16du:dateUtc="2025-05-21T18:27:00Z">
+            <w:tcPrChange w:id="123" w:author="Cummings, Shawn" w:date="2025-05-22T12:42:00Z" w16du:dateUtc="2025-05-22T16:42:00Z">
               <w:tcPr>
                 <w:tcW w:w="0" w:type="auto"/>
                 <w:tcBorders>
@@ -10492,29 +10623,42 @@
                 <w:lang w:eastAsia="en-US"/>
               </w:rPr>
             </w:pPr>
-            <w:commentRangeStart w:id="116"/>
-            <w:r>
-              <w:rPr>
-                <w:rFonts w:eastAsia="Times New Roman"/>
-                <w:sz w:val="24"/>
-                <w:lang w:eastAsia="en-US"/>
-              </w:rPr>
-              <w:t>-</w:t>
-            </w:r>
+            <w:ins w:id="124" w:author="Cummings, Shawn" w:date="2025-05-22T12:35:00Z" w16du:dateUtc="2025-05-22T16:35:00Z">
+              <w:r>
+                <w:rPr>
+                  <w:rFonts w:eastAsia="Times New Roman"/>
+                  <w:sz w:val="24"/>
+                  <w:lang w:eastAsia="en-US"/>
+                </w:rPr>
+                <w:t>1 (1.6%)</w:t>
+              </w:r>
+            </w:ins>
+            <w:commentRangeStart w:id="125"/>
+            <w:del w:id="126" w:author="Cummings, Shawn" w:date="2025-05-22T12:35:00Z" w16du:dateUtc="2025-05-22T16:35:00Z">
+              <w:r>
+                <w:rPr>
+                  <w:rFonts w:eastAsia="Times New Roman"/>
+                  <w:sz w:val="24"/>
+                  <w:lang w:eastAsia="en-US"/>
+                </w:rPr>
+                <w:delText>-</w:delText>
+              </w:r>
+            </w:del>
           </w:p>
         </w:tc>
         <w:tc>
           <w:tcPr>
-            <w:tcW w:w="0" w:type="auto"/>
+            <w:tcW w:w="1139" w:type="dxa"/>
             <w:tcBorders>
               <w:bottom w:val="single" w:sz="4" w:space="0" w:color="auto"/>
               <w:right w:val="single" w:sz="4" w:space="0" w:color="auto"/>
             </w:tcBorders>
             <w:vAlign w:val="center"/>
             <w:hideMark/>
-            <w:tcPrChange w:id="117" w:author="Jaeger, Florian" w:date="2025-05-21T14:27:00Z" w16du:dateUtc="2025-05-21T18:27:00Z">
+            <w:tcPrChange w:id="127" w:author="Cummings, Shawn" w:date="2025-05-22T12:42:00Z" w16du:dateUtc="2025-05-22T16:42:00Z">
               <w:tcPr>
                 <w:tcW w:w="0" w:type="auto"/>
+                <w:gridSpan w:val="2"/>
                 <w:tcBorders>
                   <w:bottom w:val="single" w:sz="4" w:space="0" w:color="auto"/>
                   <w:right w:val="single" w:sz="4" w:space="0" w:color="auto"/>
@@ -10558,9 +10702,10 @@
             </w:tcBorders>
             <w:vAlign w:val="center"/>
             <w:hideMark/>
-            <w:tcPrChange w:id="118" w:author="Jaeger, Florian" w:date="2025-05-21T14:27:00Z" w16du:dateUtc="2025-05-21T18:27:00Z">
+            <w:tcPrChange w:id="128" w:author="Cummings, Shawn" w:date="2025-05-22T12:42:00Z" w16du:dateUtc="2025-05-22T16:42:00Z">
               <w:tcPr>
                 <w:tcW w:w="0" w:type="auto"/>
+                <w:gridSpan w:val="2"/>
                 <w:tcBorders>
                   <w:bottom w:val="single" w:sz="4" w:space="0" w:color="auto"/>
                   <w:right w:val="single" w:sz="4" w:space="0" w:color="auto"/>
@@ -10585,26 +10730,39 @@
                 <w:lang w:eastAsia="en-US"/>
               </w:rPr>
             </w:pPr>
-            <w:r>
-              <w:rPr>
-                <w:rFonts w:eastAsia="Times New Roman"/>
-                <w:sz w:val="24"/>
-                <w:lang w:eastAsia="en-US"/>
-              </w:rPr>
-              <w:t>-</w:t>
-            </w:r>
+            <w:ins w:id="129" w:author="Cummings, Shawn" w:date="2025-05-22T12:37:00Z" w16du:dateUtc="2025-05-22T16:37:00Z">
+              <w:r>
+                <w:rPr>
+                  <w:rFonts w:eastAsia="Times New Roman"/>
+                  <w:sz w:val="24"/>
+                  <w:lang w:eastAsia="en-US"/>
+                </w:rPr>
+                <w:t>1 (1.6%)</w:t>
+              </w:r>
+            </w:ins>
+            <w:del w:id="130" w:author="Cummings, Shawn" w:date="2025-05-22T12:37:00Z" w16du:dateUtc="2025-05-22T16:37:00Z">
+              <w:r>
+                <w:rPr>
+                  <w:rFonts w:eastAsia="Times New Roman"/>
+                  <w:sz w:val="24"/>
+                  <w:lang w:eastAsia="en-US"/>
+                </w:rPr>
+                <w:delText>-</w:delText>
+              </w:r>
+            </w:del>
           </w:p>
         </w:tc>
         <w:tc>
           <w:tcPr>
-            <w:tcW w:w="0" w:type="auto"/>
+            <w:tcW w:w="989" w:type="dxa"/>
             <w:tcBorders>
               <w:bottom w:val="single" w:sz="4" w:space="0" w:color="auto"/>
               <w:right w:val="single" w:sz="4" w:space="0" w:color="auto"/>
             </w:tcBorders>
-            <w:tcPrChange w:id="119" w:author="Jaeger, Florian" w:date="2025-05-21T14:27:00Z" w16du:dateUtc="2025-05-21T18:27:00Z">
+            <w:tcPrChange w:id="131" w:author="Cummings, Shawn" w:date="2025-05-22T12:42:00Z" w16du:dateUtc="2025-05-22T16:42:00Z">
               <w:tcPr>
                 <w:tcW w:w="0" w:type="auto"/>
+                <w:gridSpan w:val="2"/>
                 <w:tcBorders>
                   <w:bottom w:val="single" w:sz="4" w:space="0" w:color="auto"/>
                   <w:right w:val="single" w:sz="4" w:space="0" w:color="auto"/>
@@ -10627,25 +10785,38 @@
                 <w:lang w:eastAsia="en-US"/>
               </w:rPr>
             </w:pPr>
-            <w:r>
-              <w:rPr>
-                <w:rFonts w:eastAsia="Times New Roman"/>
-                <w:sz w:val="24"/>
-                <w:lang w:eastAsia="en-US"/>
-              </w:rPr>
-              <w:t>-</w:t>
-            </w:r>
+            <w:ins w:id="132" w:author="Cummings, Shawn" w:date="2025-05-22T12:42:00Z" w16du:dateUtc="2025-05-22T16:42:00Z">
+              <w:r>
+                <w:rPr>
+                  <w:rFonts w:eastAsia="Times New Roman"/>
+                  <w:sz w:val="24"/>
+                  <w:lang w:eastAsia="en-US"/>
+                </w:rPr>
+                <w:t>1 (1.6%)</w:t>
+              </w:r>
+            </w:ins>
+            <w:del w:id="133" w:author="Cummings, Shawn" w:date="2025-05-22T12:42:00Z" w16du:dateUtc="2025-05-22T16:42:00Z">
+              <w:r>
+                <w:rPr>
+                  <w:rFonts w:eastAsia="Times New Roman"/>
+                  <w:sz w:val="24"/>
+                  <w:lang w:eastAsia="en-US"/>
+                </w:rPr>
+                <w:delText>-</w:delText>
+              </w:r>
+            </w:del>
           </w:p>
         </w:tc>
         <w:tc>
           <w:tcPr>
-            <w:tcW w:w="0" w:type="auto"/>
+            <w:tcW w:w="1305" w:type="dxa"/>
             <w:tcBorders>
               <w:bottom w:val="single" w:sz="4" w:space="0" w:color="auto"/>
             </w:tcBorders>
-            <w:tcPrChange w:id="120" w:author="Jaeger, Florian" w:date="2025-05-21T14:27:00Z" w16du:dateUtc="2025-05-21T18:27:00Z">
+            <w:tcPrChange w:id="134" w:author="Cummings, Shawn" w:date="2025-05-22T12:42:00Z" w16du:dateUtc="2025-05-22T16:42:00Z">
               <w:tcPr>
                 <w:tcW w:w="0" w:type="auto"/>
+                <w:gridSpan w:val="2"/>
                 <w:tcBorders>
                   <w:bottom w:val="single" w:sz="4" w:space="0" w:color="auto"/>
                 </w:tcBorders>
@@ -10675,12 +10846,12 @@
               </w:rPr>
               <w:t>-</w:t>
             </w:r>
-            <w:commentRangeEnd w:id="116"/>
+            <w:commentRangeEnd w:id="125"/>
             <w:r>
               <w:rPr>
                 <w:rStyle w:val="CommentReference"/>
               </w:rPr>
-              <w:commentReference w:id="116"/>
+              <w:commentReference w:id="125"/>
             </w:r>
           </w:p>
         </w:tc>
@@ -10688,24 +10859,26 @@
       <w:tr>
         <w:trPr>
           <w:tblCellSpacing w:w="15" w:type="dxa"/>
-          <w:trPrChange w:id="121" w:author="Jaeger, Florian" w:date="2025-05-21T14:27:00Z" w16du:dateUtc="2025-05-21T18:27:00Z">
+          <w:trPrChange w:id="135" w:author="Cummings, Shawn" w:date="2025-05-22T12:42:00Z" w16du:dateUtc="2025-05-22T16:42:00Z">
             <w:trPr>
               <w:gridBefore w:val="1"/>
+              <w:gridAfter w:val="0"/>
               <w:tblCellSpacing w:w="15" w:type="dxa"/>
             </w:trPr>
           </w:trPrChange>
         </w:trPr>
         <w:tc>
           <w:tcPr>
-            <w:tcW w:w="2609" w:type="dxa"/>
+            <w:tcW w:w="2608" w:type="dxa"/>
             <w:tcBorders>
               <w:top w:val="single" w:sz="18" w:space="0" w:color="auto"/>
             </w:tcBorders>
             <w:vAlign w:val="center"/>
             <w:hideMark/>
-            <w:tcPrChange w:id="122" w:author="Jaeger, Florian" w:date="2025-05-21T14:27:00Z" w16du:dateUtc="2025-05-21T18:27:00Z">
+            <w:tcPrChange w:id="136" w:author="Cummings, Shawn" w:date="2025-05-22T12:42:00Z" w16du:dateUtc="2025-05-22T16:42:00Z">
               <w:tcPr>
                 <w:tcW w:w="0" w:type="auto"/>
+                <w:gridSpan w:val="2"/>
                 <w:tcBorders>
                   <w:top w:val="single" w:sz="18" w:space="0" w:color="auto"/>
                 </w:tcBorders>
@@ -10745,7 +10918,7 @@
         </w:tc>
         <w:tc>
           <w:tcPr>
-            <w:tcW w:w="0" w:type="auto"/>
+            <w:tcW w:w="1051" w:type="dxa"/>
             <w:tcBorders>
               <w:top w:val="single" w:sz="18" w:space="0" w:color="auto"/>
               <w:left w:val="single" w:sz="4" w:space="0" w:color="auto"/>
@@ -10753,7 +10926,7 @@
             </w:tcBorders>
             <w:vAlign w:val="center"/>
             <w:hideMark/>
-            <w:tcPrChange w:id="123" w:author="Jaeger, Florian" w:date="2025-05-21T14:27:00Z" w16du:dateUtc="2025-05-21T18:27:00Z">
+            <w:tcPrChange w:id="137" w:author="Cummings, Shawn" w:date="2025-05-22T12:42:00Z" w16du:dateUtc="2025-05-22T16:42:00Z">
               <w:tcPr>
                 <w:tcW w:w="0" w:type="auto"/>
                 <w:tcBorders>
@@ -10783,6 +10956,30 @@
                 <w:lang w:eastAsia="en-US"/>
               </w:rPr>
             </w:pPr>
+            <w:ins w:id="138" w:author="Cummings, Shawn" w:date="2025-05-22T12:35:00Z" w16du:dateUtc="2025-05-22T16:35:00Z">
+              <w:r>
+                <w:rPr>
+                  <w:rFonts w:eastAsia="Times New Roman"/>
+                  <w:i/>
+                  <w:iCs/>
+                  <w:sz w:val="24"/>
+                  <w:lang w:eastAsia="en-US"/>
+                </w:rPr>
+                <w:t>2</w:t>
+              </w:r>
+            </w:ins>
+            <w:del w:id="139" w:author="Cummings, Shawn" w:date="2025-05-22T12:35:00Z" w16du:dateUtc="2025-05-22T16:35:00Z">
+              <w:r>
+                <w:rPr>
+                  <w:rFonts w:eastAsia="Times New Roman"/>
+                  <w:i/>
+                  <w:iCs/>
+                  <w:sz w:val="24"/>
+                  <w:lang w:eastAsia="en-US"/>
+                </w:rPr>
+                <w:delText>4</w:delText>
+              </w:r>
+            </w:del>
             <w:r>
               <w:rPr>
                 <w:rFonts w:eastAsia="Times New Roman"/>
@@ -10791,22 +10988,91 @@
                 <w:sz w:val="24"/>
                 <w:lang w:eastAsia="en-US"/>
               </w:rPr>
-              <w:t>4 (6.2%)</w:t>
+              <w:t xml:space="preserve"> (</w:t>
+            </w:r>
+            <w:ins w:id="140" w:author="Cummings, Shawn" w:date="2025-05-22T12:35:00Z" w16du:dateUtc="2025-05-22T16:35:00Z">
+              <w:r>
+                <w:rPr>
+                  <w:rFonts w:eastAsia="Times New Roman"/>
+                  <w:i/>
+                  <w:iCs/>
+                  <w:sz w:val="24"/>
+                  <w:lang w:eastAsia="en-US"/>
+                </w:rPr>
+                <w:t>3</w:t>
+              </w:r>
+            </w:ins>
+            <w:del w:id="141" w:author="Cummings, Shawn" w:date="2025-05-22T12:35:00Z" w16du:dateUtc="2025-05-22T16:35:00Z">
+              <w:r>
+                <w:rPr>
+                  <w:rFonts w:eastAsia="Times New Roman"/>
+                  <w:i/>
+                  <w:iCs/>
+                  <w:sz w:val="24"/>
+                  <w:lang w:eastAsia="en-US"/>
+                </w:rPr>
+                <w:delText>6</w:delText>
+              </w:r>
+            </w:del>
+            <w:r>
+              <w:rPr>
+                <w:rFonts w:eastAsia="Times New Roman"/>
+                <w:i/>
+                <w:iCs/>
+                <w:sz w:val="24"/>
+                <w:lang w:eastAsia="en-US"/>
+              </w:rPr>
+              <w:t>.</w:t>
+            </w:r>
+            <w:ins w:id="142" w:author="Cummings, Shawn" w:date="2025-05-22T12:35:00Z" w16du:dateUtc="2025-05-22T16:35:00Z">
+              <w:r>
+                <w:rPr>
+                  <w:rFonts w:eastAsia="Times New Roman"/>
+                  <w:i/>
+                  <w:iCs/>
+                  <w:sz w:val="24"/>
+                  <w:lang w:eastAsia="en-US"/>
+                </w:rPr>
+                <w:t>1</w:t>
+              </w:r>
+            </w:ins>
+            <w:del w:id="143" w:author="Cummings, Shawn" w:date="2025-05-22T12:35:00Z" w16du:dateUtc="2025-05-22T16:35:00Z">
+              <w:r>
+                <w:rPr>
+                  <w:rFonts w:eastAsia="Times New Roman"/>
+                  <w:i/>
+                  <w:iCs/>
+                  <w:sz w:val="24"/>
+                  <w:lang w:eastAsia="en-US"/>
+                </w:rPr>
+                <w:delText>2</w:delText>
+              </w:r>
+            </w:del>
+            <w:r>
+              <w:rPr>
+                <w:rFonts w:eastAsia="Times New Roman"/>
+                <w:i/>
+                <w:iCs/>
+                <w:sz w:val="24"/>
+                <w:lang w:eastAsia="en-US"/>
+              </w:rPr>
+              <w:t>%)</w:t>
             </w:r>
           </w:p>
         </w:tc>
         <w:tc>
           <w:tcPr>
-            <w:tcW w:w="0" w:type="auto"/>
+            <w:tcW w:w="1139" w:type="dxa"/>
             <w:tcBorders>
               <w:top w:val="single" w:sz="18" w:space="0" w:color="auto"/>
               <w:right w:val="single" w:sz="4" w:space="0" w:color="auto"/>
             </w:tcBorders>
             <w:vAlign w:val="center"/>
             <w:hideMark/>
-            <w:tcPrChange w:id="124" w:author="Jaeger, Florian" w:date="2025-05-21T14:27:00Z" w16du:dateUtc="2025-05-21T18:27:00Z">
+            <w:tcPrChange w:id="144" w:author="Cummings, Shawn" w:date="2025-05-22T12:42:00Z" w16du:dateUtc="2025-05-22T16:42:00Z">
               <w:tcPr>
                 <w:tcW w:w="0" w:type="auto"/>
+                <w:gridSpan w:val="2"/>
                 <w:tcBorders>
                   <w:top w:val="single" w:sz="18" w:space="0" w:color="auto"/>
                   <w:right w:val="single" w:sz="4" w:space="0" w:color="auto"/>
@@ -10833,6 +11099,30 @@
                 <w:lang w:eastAsia="en-US"/>
               </w:rPr>
             </w:pPr>
+            <w:ins w:id="145" w:author="Cummings, Shawn" w:date="2025-05-22T12:37:00Z" w16du:dateUtc="2025-05-22T16:37:00Z">
+              <w:r>
+                <w:rPr>
+                  <w:rFonts w:eastAsia="Times New Roman"/>
+                  <w:i/>
+                  <w:iCs/>
+                  <w:sz w:val="24"/>
+                  <w:lang w:eastAsia="en-US"/>
+                </w:rPr>
+                <w:t>4</w:t>
+              </w:r>
+            </w:ins>
+            <w:del w:id="146" w:author="Cummings, Shawn" w:date="2025-05-22T12:37:00Z" w16du:dateUtc="2025-05-22T16:37:00Z">
+              <w:r>
+                <w:rPr>
+                  <w:rFonts w:eastAsia="Times New Roman"/>
+                  <w:i/>
+                  <w:iCs/>
+                  <w:sz w:val="24"/>
+                  <w:lang w:eastAsia="en-US"/>
+                </w:rPr>
+                <w:delText>6</w:delText>
+              </w:r>
+            </w:del>
             <w:r>
               <w:rPr>
                 <w:rFonts w:eastAsia="Times New Roman"/>
@@ -10841,7 +11131,75 @@
                 <w:sz w:val="24"/>
                 <w:lang w:eastAsia="en-US"/>
               </w:rPr>
-              <w:t>6 (9.4%)</w:t>
+              <w:t xml:space="preserve"> (</w:t>
+            </w:r>
+            <w:ins w:id="147" w:author="Cummings, Shawn" w:date="2025-05-22T12:38:00Z" w16du:dateUtc="2025-05-22T16:38:00Z">
+              <w:r>
+                <w:rPr>
+                  <w:rFonts w:eastAsia="Times New Roman"/>
+                  <w:i/>
+                  <w:iCs/>
+                  <w:sz w:val="24"/>
+                  <w:lang w:eastAsia="en-US"/>
+                </w:rPr>
+                <w:t>6</w:t>
+              </w:r>
+            </w:ins>
+            <w:del w:id="148" w:author="Cummings, Shawn" w:date="2025-05-22T12:38:00Z" w16du:dateUtc="2025-05-22T16:38:00Z">
+              <w:r>
+                <w:rPr>
+                  <w:rFonts w:eastAsia="Times New Roman"/>
+                  <w:i/>
+                  <w:iCs/>
+                  <w:sz w:val="24"/>
+                  <w:lang w:eastAsia="en-US"/>
+                </w:rPr>
+                <w:delText>9</w:delText>
+              </w:r>
+            </w:del>
+            <w:r>
+              <w:rPr>
+                <w:rFonts w:eastAsia="Times New Roman"/>
+                <w:i/>
+                <w:iCs/>
+                <w:sz w:val="24"/>
+                <w:lang w:eastAsia="en-US"/>
+              </w:rPr>
+              <w:t>.</w:t>
+            </w:r>
+            <w:ins w:id="149" w:author="Cummings, Shawn" w:date="2025-05-22T12:38:00Z" w16du:dateUtc="2025-05-22T16:38:00Z">
+              <w:r>
+                <w:rPr>
+                  <w:rFonts w:eastAsia="Times New Roman"/>
+                  <w:i/>
+                  <w:iCs/>
+                  <w:sz w:val="24"/>
+                  <w:lang w:eastAsia="en-US"/>
+                </w:rPr>
+                <w:t>3</w:t>
+              </w:r>
+            </w:ins>
+            <w:del w:id="150" w:author="Cummings, Shawn" w:date="2025-05-22T12:38:00Z" w16du:dateUtc="2025-05-22T16:38:00Z">
+              <w:r>
+                <w:rPr>
+                  <w:rFonts w:eastAsia="Times New Roman"/>
+                  <w:i/>
+                  <w:iCs/>
+                  <w:sz w:val="24"/>
+                  <w:lang w:eastAsia="en-US"/>
+                </w:rPr>
+                <w:delText>4</w:delText>
+              </w:r>
+            </w:del>
+            <w:r>
+              <w:rPr>
+                <w:rFonts w:eastAsia="Times New Roman"/>
+                <w:i/>
+                <w:iCs/>
+                <w:sz w:val="24"/>
+                <w:lang w:eastAsia="en-US"/>
+              </w:rPr>
+              <w:t>%)</w:t>
             </w:r>
           </w:p>
         </w:tc>
@@ -10854,9 +11212,10 @@
             </w:tcBorders>
             <w:vAlign w:val="center"/>
             <w:hideMark/>
-            <w:tcPrChange w:id="125" w:author="Jaeger, Florian" w:date="2025-05-21T14:27:00Z" w16du:dateUtc="2025-05-21T18:27:00Z">
+            <w:tcPrChange w:id="151" w:author="Cummings, Shawn" w:date="2025-05-22T12:42:00Z" w16du:dateUtc="2025-05-22T16:42:00Z">
               <w:tcPr>
                 <w:tcW w:w="0" w:type="auto"/>
+                <w:gridSpan w:val="2"/>
                 <w:tcBorders>
                   <w:top w:val="single" w:sz="18" w:space="0" w:color="auto"/>
                   <w:right w:val="single" w:sz="4" w:space="0" w:color="auto"/>
@@ -10907,14 +11266,15 @@
         </w:tc>
         <w:tc>
           <w:tcPr>
-            <w:tcW w:w="0" w:type="auto"/>
+            <w:tcW w:w="989" w:type="dxa"/>
             <w:tcBorders>
               <w:top w:val="single" w:sz="18" w:space="0" w:color="auto"/>
               <w:right w:val="single" w:sz="4" w:space="0" w:color="auto"/>
             </w:tcBorders>
-            <w:tcPrChange w:id="126" w:author="Jaeger, Florian" w:date="2025-05-21T14:27:00Z" w16du:dateUtc="2025-05-21T18:27:00Z">
+            <w:tcPrChange w:id="152" w:author="Cummings, Shawn" w:date="2025-05-22T12:42:00Z" w16du:dateUtc="2025-05-22T16:42:00Z">
               <w:tcPr>
                 <w:tcW w:w="0" w:type="auto"/>
+                <w:gridSpan w:val="2"/>
                 <w:tcBorders>
                   <w:top w:val="single" w:sz="18" w:space="0" w:color="auto"/>
                   <w:right w:val="single" w:sz="4" w:space="0" w:color="auto"/>
@@ -10939,6 +11299,30 @@
                 <w:lang w:eastAsia="en-US"/>
               </w:rPr>
             </w:pPr>
+            <w:ins w:id="153" w:author="Cummings, Shawn" w:date="2025-05-22T12:42:00Z" w16du:dateUtc="2025-05-22T16:42:00Z">
+              <w:r>
+                <w:rPr>
+                  <w:rFonts w:eastAsia="Times New Roman"/>
+                  <w:i/>
+                  <w:iCs/>
+                  <w:sz w:val="24"/>
+                  <w:lang w:eastAsia="en-US"/>
+                </w:rPr>
+                <w:t>4</w:t>
+              </w:r>
+            </w:ins>
+            <w:del w:id="154" w:author="Cummings, Shawn" w:date="2025-05-22T12:42:00Z" w16du:dateUtc="2025-05-22T16:42:00Z">
+              <w:r>
+                <w:rPr>
+                  <w:rFonts w:eastAsia="Times New Roman"/>
+                  <w:i/>
+                  <w:iCs/>
+                  <w:sz w:val="24"/>
+                  <w:lang w:eastAsia="en-US"/>
+                </w:rPr>
+                <w:delText>6</w:delText>
+              </w:r>
+            </w:del>
             <w:r>
               <w:rPr>
                 <w:rFonts w:eastAsia="Times New Roman"/>
@@ -10947,19 +11331,88 @@
                 <w:sz w:val="24"/>
                 <w:lang w:eastAsia="en-US"/>
               </w:rPr>
-              <w:t>6 (9.4%)</w:t>
+              <w:t xml:space="preserve"> (</w:t>
+            </w:r>
+            <w:ins w:id="155" w:author="Cummings, Shawn" w:date="2025-05-22T12:42:00Z" w16du:dateUtc="2025-05-22T16:42:00Z">
+              <w:r>
+                <w:rPr>
+                  <w:rFonts w:eastAsia="Times New Roman"/>
+                  <w:i/>
+                  <w:iCs/>
+                  <w:sz w:val="24"/>
+                  <w:lang w:eastAsia="en-US"/>
+                </w:rPr>
+                <w:t>6</w:t>
+              </w:r>
+            </w:ins>
+            <w:del w:id="156" w:author="Cummings, Shawn" w:date="2025-05-22T12:42:00Z" w16du:dateUtc="2025-05-22T16:42:00Z">
+              <w:r>
+                <w:rPr>
+                  <w:rFonts w:eastAsia="Times New Roman"/>
+                  <w:i/>
+                  <w:iCs/>
+                  <w:sz w:val="24"/>
+                  <w:lang w:eastAsia="en-US"/>
+                </w:rPr>
+                <w:delText>9</w:delText>
+              </w:r>
+            </w:del>
+            <w:r>
+              <w:rPr>
+                <w:rFonts w:eastAsia="Times New Roman"/>
+                <w:i/>
+                <w:iCs/>
+                <w:sz w:val="24"/>
+                <w:lang w:eastAsia="en-US"/>
+              </w:rPr>
+              <w:t>.</w:t>
+            </w:r>
+            <w:ins w:id="157" w:author="Cummings, Shawn" w:date="2025-05-22T12:42:00Z" w16du:dateUtc="2025-05-22T16:42:00Z">
+              <w:r>
+                <w:rPr>
+                  <w:rFonts w:eastAsia="Times New Roman"/>
+                  <w:i/>
+                  <w:iCs/>
+                  <w:sz w:val="24"/>
+                  <w:lang w:eastAsia="en-US"/>
+                </w:rPr>
+                <w:t>3</w:t>
+              </w:r>
+            </w:ins>
+            <w:del w:id="158" w:author="Cummings, Shawn" w:date="2025-05-22T12:42:00Z" w16du:dateUtc="2025-05-22T16:42:00Z">
+              <w:r>
+                <w:rPr>
+                  <w:rFonts w:eastAsia="Times New Roman"/>
+                  <w:i/>
+                  <w:iCs/>
+                  <w:sz w:val="24"/>
+                  <w:lang w:eastAsia="en-US"/>
+                </w:rPr>
+                <w:delText>4</w:delText>
+              </w:r>
+            </w:del>
+            <w:r>
+              <w:rPr>
+                <w:rFonts w:eastAsia="Times New Roman"/>
+                <w:i/>
+                <w:iCs/>
+                <w:sz w:val="24"/>
+                <w:lang w:eastAsia="en-US"/>
+              </w:rPr>
+              <w:t>%)</w:t>
             </w:r>
           </w:p>
         </w:tc>
         <w:tc>
           <w:tcPr>
-            <w:tcW w:w="0" w:type="auto"/>
+            <w:tcW w:w="1305" w:type="dxa"/>
             <w:tcBorders>
               <w:top w:val="single" w:sz="18" w:space="0" w:color="auto"/>
             </w:tcBorders>
-            <w:tcPrChange w:id="127" w:author="Jaeger, Florian" w:date="2025-05-21T14:27:00Z" w16du:dateUtc="2025-05-21T18:27:00Z">
+            <w:tcPrChange w:id="159" w:author="Cummings, Shawn" w:date="2025-05-22T12:42:00Z" w16du:dateUtc="2025-05-22T16:42:00Z">
               <w:tcPr>
                 <w:tcW w:w="0" w:type="auto"/>
+                <w:gridSpan w:val="2"/>
                 <w:tcBorders>
                   <w:top w:val="single" w:sz="18" w:space="0" w:color="auto"/>
                 </w:tcBorders>
@@ -11477,27 +11930,27 @@
         </w:rPr>
         <w:t xml:space="preserve">the three design variables </w:t>
       </w:r>
-      <w:commentRangeStart w:id="128"/>
-      <w:commentRangeStart w:id="129"/>
+      <w:commentRangeStart w:id="160"/>
+      <w:commentRangeStart w:id="161"/>
       <w:r>
         <w:rPr>
           <w:szCs w:val="22"/>
         </w:rPr>
         <w:t>pen location</w:t>
       </w:r>
-      <w:commentRangeEnd w:id="128"/>
+      <w:commentRangeEnd w:id="160"/>
       <w:r>
         <w:rPr>
           <w:rStyle w:val="CommentReference"/>
         </w:rPr>
-        <w:commentReference w:id="128"/>
-      </w:r>
-      <w:commentRangeEnd w:id="129"/>
+        <w:commentReference w:id="160"/>
+      </w:r>
+      <w:commentRangeEnd w:id="161"/>
       <w:r>
         <w:rPr>
           <w:rStyle w:val="CommentReference"/>
         </w:rPr>
-        <w:commentReference w:id="129"/>
+        <w:commentReference w:id="161"/>
       </w:r>
       <w:r>
         <w:rPr>
@@ -12206,7 +12659,7 @@
           <w:docGrid w:linePitch="360"/>
         </w:sectPr>
       </w:pPr>
-      <w:bookmarkStart w:id="130" w:name="_Ref136190394"/>
+      <w:bookmarkStart w:id="162" w:name="_Ref136190394"/>
       <w:r>
         <w:rPr>
           <w:szCs w:val="22"/>
@@ -12251,7 +12704,7 @@
         </w:rPr>
         <w:fldChar w:fldCharType="end"/>
       </w:r>
-      <w:bookmarkEnd w:id="130"/>
+      <w:bookmarkEnd w:id="162"/>
       <w:r>
         <w:rPr>
           <w:szCs w:val="22"/>
@@ -12351,7 +12804,7 @@
       <w:pPr>
         <w:pStyle w:val="Caption"/>
       </w:pPr>
-      <w:bookmarkStart w:id="131" w:name="_Ref136190384"/>
+      <w:bookmarkStart w:id="163" w:name="_Ref136190384"/>
       <w:r>
         <w:rPr>
           <w:szCs w:val="22"/>
@@ -12391,7 +12844,7 @@
         </w:rPr>
         <w:fldChar w:fldCharType="end"/>
       </w:r>
-      <w:bookmarkEnd w:id="131"/>
+      <w:bookmarkEnd w:id="163"/>
       <w:r>
         <w:rPr>
           <w:szCs w:val="22"/>
@@ -17627,7 +18080,7 @@
           <w:szCs w:val="22"/>
         </w:rPr>
       </w:pPr>
-      <w:bookmarkStart w:id="132" w:name="_Ref136084921"/>
+      <w:bookmarkStart w:id="164" w:name="_Ref136084921"/>
       <w:r>
         <w:rPr>
           <w:szCs w:val="22"/>
@@ -17666,7 +18119,7 @@
         </w:rPr>
         <w:fldChar w:fldCharType="end"/>
       </w:r>
-      <w:bookmarkEnd w:id="132"/>
+      <w:bookmarkEnd w:id="164"/>
       <w:r>
         <w:rPr>
           <w:szCs w:val="22"/>
@@ -19189,7 +19642,7 @@
           <w:szCs w:val="22"/>
         </w:rPr>
       </w:pPr>
-      <w:bookmarkStart w:id="133" w:name="_Ref136190811"/>
+      <w:bookmarkStart w:id="165" w:name="_Ref136190811"/>
       <w:r>
         <w:rPr>
           <w:szCs w:val="22"/>
@@ -19228,7 +19681,7 @@
         </w:rPr>
         <w:fldChar w:fldCharType="end"/>
       </w:r>
-      <w:bookmarkEnd w:id="133"/>
+      <w:bookmarkEnd w:id="165"/>
       <w:r>
         <w:rPr>
           <w:szCs w:val="22"/>
@@ -19335,7 +19788,7 @@
       <w:pPr>
         <w:pStyle w:val="Caption"/>
       </w:pPr>
-      <w:bookmarkStart w:id="134" w:name="_Ref136190818"/>
+      <w:bookmarkStart w:id="166" w:name="_Ref136190818"/>
       <w:r>
         <w:rPr>
           <w:szCs w:val="22"/>
@@ -19375,7 +19828,7 @@
         </w:rPr>
         <w:fldChar w:fldCharType="end"/>
       </w:r>
-      <w:bookmarkEnd w:id="134"/>
+      <w:bookmarkEnd w:id="166"/>
       <w:r>
         <w:rPr>
           <w:szCs w:val="22"/>
@@ -22097,7 +22550,7 @@
     <w:p>
       <w:pPr>
         <w:rPr>
-          <w:ins w:id="135" w:author="Cummings, Shawn" w:date="2025-05-22T12:14:00Z" w16du:dateUtc="2025-05-22T16:14:00Z"/>
+          <w:ins w:id="167" w:author="Cummings, Shawn" w:date="2025-05-22T12:14:00Z" w16du:dateUtc="2025-05-22T16:14:00Z"/>
           <w:szCs w:val="22"/>
         </w:rPr>
       </w:pPr>
@@ -22182,7 +22635,7 @@
         </w:rPr>
         <w:t xml:space="preserve">the state of the articulators. </w:t>
       </w:r>
-      <w:ins w:id="136" w:author="Cummings, Shawn" w:date="2025-05-22T12:13:00Z" w16du:dateUtc="2025-05-22T16:13:00Z">
+      <w:ins w:id="168" w:author="Cummings, Shawn" w:date="2025-05-22T12:13:00Z" w16du:dateUtc="2025-05-22T16:13:00Z">
         <w:r>
           <w:rPr>
             <w:szCs w:val="22"/>
@@ -22193,10 +22646,26 @@
           <w:rPr>
             <w:szCs w:val="22"/>
           </w:rPr>
-          <w:t>he proportion of participants who mentioned the pen in the free-response post-experiment survey was lower in experiment 2 (29.7%) compared to 1a-c (36.7%). This is by no means a comprehensive check of attention to the pen or its position</w:t>
+          <w:t>he proportion of participants who mentioned the pen in the free-response post-experiment survey was lower in experiment 2 (29.7%) compared to 1a-c (36.7%</w:t>
         </w:r>
       </w:ins>
-      <w:ins w:id="137" w:author="Cummings, Shawn" w:date="2025-05-22T12:16:00Z" w16du:dateUtc="2025-05-22T16:16:00Z">
+      <w:ins w:id="169" w:author="Cummings, Shawn" w:date="2025-05-22T12:19:00Z" w16du:dateUtc="2025-05-22T16:19:00Z">
+        <w:r>
+          <w:rPr>
+            <w:szCs w:val="22"/>
+          </w:rPr>
+          <w:t>; see SI for further details</w:t>
+        </w:r>
+      </w:ins>
+      <w:ins w:id="170" w:author="Cummings, Shawn" w:date="2025-05-22T12:13:00Z" w16du:dateUtc="2025-05-22T16:13:00Z">
+        <w:r>
+          <w:rPr>
+            <w:szCs w:val="22"/>
+          </w:rPr>
+          <w:t>). This is by no means a comprehensive check of attention to the pen or its position</w:t>
+        </w:r>
+      </w:ins>
+      <w:ins w:id="171" w:author="Cummings, Shawn" w:date="2025-05-22T12:16:00Z" w16du:dateUtc="2025-05-22T16:16:00Z">
         <w:r>
           <w:rPr>
             <w:szCs w:val="22"/>
@@ -22204,7 +22673,7 @@
           <w:t>. F</w:t>
         </w:r>
       </w:ins>
-      <w:ins w:id="138" w:author="Cummings, Shawn" w:date="2025-05-22T12:15:00Z" w16du:dateUtc="2025-05-22T16:15:00Z">
+      <w:ins w:id="172" w:author="Cummings, Shawn" w:date="2025-05-22T12:15:00Z" w16du:dateUtc="2025-05-22T16:15:00Z">
         <w:r>
           <w:rPr>
             <w:szCs w:val="22"/>
@@ -22212,7 +22681,7 @@
           <w:t>or example,</w:t>
         </w:r>
       </w:ins>
-      <w:ins w:id="139" w:author="Cummings, Shawn" w:date="2025-05-22T12:16:00Z" w16du:dateUtc="2025-05-22T16:16:00Z">
+      <w:ins w:id="173" w:author="Cummings, Shawn" w:date="2025-05-22T12:16:00Z" w16du:dateUtc="2025-05-22T16:16:00Z">
         <w:r>
           <w:rPr>
             <w:szCs w:val="22"/>
@@ -22220,7 +22689,7 @@
           <w:t xml:space="preserve"> this trend could emerge if </w:t>
         </w:r>
       </w:ins>
-      <w:ins w:id="140" w:author="Cummings, Shawn" w:date="2025-05-22T12:13:00Z" w16du:dateUtc="2025-05-22T16:13:00Z">
+      <w:ins w:id="174" w:author="Cummings, Shawn" w:date="2025-05-22T12:13:00Z" w16du:dateUtc="2025-05-22T16:13:00Z">
         <w:r>
           <w:rPr>
             <w:szCs w:val="22"/>
@@ -22232,7 +22701,7 @@
             <w:i/>
             <w:iCs/>
             <w:szCs w:val="22"/>
-            <w:rPrChange w:id="141" w:author="Cummings, Shawn" w:date="2025-05-22T12:15:00Z" w16du:dateUtc="2025-05-22T16:15:00Z">
+            <w:rPrChange w:id="175" w:author="Cummings, Shawn" w:date="2025-05-22T12:15:00Z" w16du:dateUtc="2025-05-22T16:15:00Z">
               <w:rPr>
                 <w:szCs w:val="22"/>
               </w:rPr>
@@ -22247,7 +22716,7 @@
           <w:t xml:space="preserve"> notice the pen</w:t>
         </w:r>
       </w:ins>
-      <w:ins w:id="142" w:author="Cummings, Shawn" w:date="2025-05-22T12:17:00Z" w16du:dateUtc="2025-05-22T16:17:00Z">
+      <w:ins w:id="176" w:author="Cummings, Shawn" w:date="2025-05-22T12:17:00Z" w16du:dateUtc="2025-05-22T16:17:00Z">
         <w:r>
           <w:rPr>
             <w:szCs w:val="22"/>
@@ -22255,7 +22724,7 @@
           <w:t>,</w:t>
         </w:r>
       </w:ins>
-      <w:ins w:id="143" w:author="Cummings, Shawn" w:date="2025-05-22T12:13:00Z" w16du:dateUtc="2025-05-22T16:13:00Z">
+      <w:ins w:id="177" w:author="Cummings, Shawn" w:date="2025-05-22T12:13:00Z" w16du:dateUtc="2025-05-22T16:13:00Z">
         <w:r>
           <w:rPr>
             <w:szCs w:val="22"/>
@@ -22263,7 +22732,7 @@
           <w:t xml:space="preserve"> but </w:t>
         </w:r>
       </w:ins>
-      <w:ins w:id="144" w:author="Cummings, Shawn" w:date="2025-05-22T12:17:00Z" w16du:dateUtc="2025-05-22T16:17:00Z">
+      <w:ins w:id="178" w:author="Cummings, Shawn" w:date="2025-05-22T12:17:00Z" w16du:dateUtc="2025-05-22T16:17:00Z">
         <w:r>
           <w:rPr>
             <w:szCs w:val="22"/>
@@ -22271,7 +22740,7 @@
           <w:t>became</w:t>
         </w:r>
       </w:ins>
-      <w:ins w:id="145" w:author="Cummings, Shawn" w:date="2025-05-22T12:16:00Z" w16du:dateUtc="2025-05-22T16:16:00Z">
+      <w:ins w:id="179" w:author="Cummings, Shawn" w:date="2025-05-22T12:16:00Z" w16du:dateUtc="2025-05-22T16:16:00Z">
         <w:r>
           <w:rPr>
             <w:szCs w:val="22"/>
@@ -22279,7 +22748,7 @@
           <w:t xml:space="preserve"> less likely to mention it under the “</w:t>
         </w:r>
       </w:ins>
-      <w:ins w:id="146" w:author="Cummings, Shawn" w:date="2025-05-22T12:16:00Z">
+      <w:ins w:id="180" w:author="Cummings, Shawn" w:date="2025-05-22T12:16:00Z">
         <w:r>
           <w:rPr>
             <w:szCs w:val="22"/>
@@ -22287,7 +22756,7 @@
           <w:t>Did you notice anything odd about the person in the video?</w:t>
         </w:r>
       </w:ins>
-      <w:ins w:id="147" w:author="Cummings, Shawn" w:date="2025-05-22T12:16:00Z" w16du:dateUtc="2025-05-22T16:16:00Z">
+      <w:ins w:id="181" w:author="Cummings, Shawn" w:date="2025-05-22T12:16:00Z" w16du:dateUtc="2025-05-22T16:16:00Z">
         <w:r>
           <w:rPr>
             <w:szCs w:val="22"/>
@@ -22295,7 +22764,7 @@
           <w:t>” prompt</w:t>
         </w:r>
       </w:ins>
-      <w:ins w:id="148" w:author="Cummings, Shawn" w:date="2025-05-22T12:17:00Z" w16du:dateUtc="2025-05-22T16:17:00Z">
+      <w:ins w:id="182" w:author="Cummings, Shawn" w:date="2025-05-22T12:17:00Z" w16du:dateUtc="2025-05-22T16:17:00Z">
         <w:r>
           <w:rPr>
             <w:szCs w:val="22"/>
@@ -22303,7 +22772,7 @@
           <w:t xml:space="preserve"> when other visually salient objects (the black box) were also apparent</w:t>
         </w:r>
       </w:ins>
-      <w:ins w:id="149" w:author="Cummings, Shawn" w:date="2025-05-22T12:16:00Z" w16du:dateUtc="2025-05-22T16:16:00Z">
+      <w:ins w:id="183" w:author="Cummings, Shawn" w:date="2025-05-22T12:16:00Z" w16du:dateUtc="2025-05-22T16:16:00Z">
         <w:r>
           <w:rPr>
             <w:szCs w:val="22"/>
@@ -22311,22 +22780,22 @@
           <w:t>. However,</w:t>
         </w:r>
       </w:ins>
-      <w:ins w:id="150" w:author="Cummings, Shawn" w:date="2025-05-22T12:17:00Z" w16du:dateUtc="2025-05-22T16:17:00Z">
+      <w:ins w:id="184" w:author="Cummings, Shawn" w:date="2025-05-22T12:17:00Z" w16du:dateUtc="2025-05-22T16:17:00Z">
         <w:r>
           <w:rPr>
             <w:szCs w:val="22"/>
           </w:rPr>
-          <w:t xml:space="preserve"> it is also possible the occluder </w:t>
+          <w:t xml:space="preserve"> </w:t>
         </w:r>
         <w:r>
           <w:rPr>
             <w:szCs w:val="22"/>
           </w:rPr>
           <w:lastRenderedPageBreak/>
-          <w:t xml:space="preserve">created </w:t>
+          <w:t xml:space="preserve">it is also possible the occluder created </w:t>
         </w:r>
       </w:ins>
-      <w:ins w:id="151" w:author="Cummings, Shawn" w:date="2025-05-22T12:18:00Z" w16du:dateUtc="2025-05-22T16:18:00Z">
+      <w:ins w:id="185" w:author="Cummings, Shawn" w:date="2025-05-22T12:18:00Z" w16du:dateUtc="2025-05-22T16:18:00Z">
         <w:r>
           <w:rPr>
             <w:szCs w:val="22"/>
@@ -22334,7 +22803,7 @@
           <w:t>distraction during the task.</w:t>
         </w:r>
       </w:ins>
-      <w:ins w:id="152" w:author="Cummings, Shawn" w:date="2025-05-22T12:16:00Z" w16du:dateUtc="2025-05-22T16:16:00Z">
+      <w:ins w:id="186" w:author="Cummings, Shawn" w:date="2025-05-22T12:16:00Z" w16du:dateUtc="2025-05-22T16:16:00Z">
         <w:r>
           <w:rPr>
             <w:szCs w:val="22"/>
@@ -23759,7 +24228,7 @@
         </w:rPr>
         <w:t xml:space="preserve"> </w:t>
       </w:r>
-      <w:del w:id="153" w:author="Jaeger, Florian" w:date="2025-05-21T14:34:00Z" w16du:dateUtc="2025-05-21T18:34:00Z">
+      <w:del w:id="187" w:author="Jaeger, Florian" w:date="2025-05-21T14:34:00Z" w16du:dateUtc="2025-05-21T18:34:00Z">
         <w:r>
           <w:rPr>
             <w:szCs w:val="22"/>
@@ -23767,7 +24236,7 @@
           <w:delText xml:space="preserve">While some of these accounts (in particular the causal inference account) have conceptual similarities to compensation, </w:delText>
         </w:r>
       </w:del>
-      <w:del w:id="154" w:author="Jaeger, Florian" w:date="2025-05-21T14:33:00Z" w16du:dateUtc="2025-05-21T18:33:00Z">
+      <w:del w:id="188" w:author="Jaeger, Florian" w:date="2025-05-21T14:33:00Z" w16du:dateUtc="2025-05-21T18:33:00Z">
         <w:r>
           <w:rPr>
             <w:szCs w:val="22"/>
@@ -23775,7 +24244,7 @@
           <w:delText>previously offered</w:delText>
         </w:r>
       </w:del>
-      <w:ins w:id="155" w:author="Jaeger, Florian" w:date="2025-05-21T14:34:00Z" w16du:dateUtc="2025-05-21T18:34:00Z">
+      <w:ins w:id="189" w:author="Jaeger, Florian" w:date="2025-05-21T14:34:00Z" w16du:dateUtc="2025-05-21T18:34:00Z">
         <w:r>
           <w:rPr>
             <w:szCs w:val="22"/>
@@ -23783,7 +24252,7 @@
           <w:t>Despite important similarities between these different accounts, all</w:t>
         </w:r>
       </w:ins>
-      <w:ins w:id="156" w:author="Jaeger, Florian" w:date="2025-05-21T14:33:00Z" w16du:dateUtc="2025-05-21T18:33:00Z">
+      <w:ins w:id="190" w:author="Jaeger, Florian" w:date="2025-05-21T14:33:00Z" w16du:dateUtc="2025-05-21T18:33:00Z">
         <w:r>
           <w:rPr>
             <w:szCs w:val="22"/>
@@ -27016,7 +27485,7 @@
       </w:r>
     </w:p>
   </w:comment>
-  <w:comment w:id="116" w:author="Jaeger, Florian" w:date="2025-05-21T14:31:00Z" w:initials="TJ">
+  <w:comment w:id="63" w:author="Cummings, Shawn" w:date="2025-05-22T12:38:00Z" w:initials="SC">
     <w:p>
       <w:pPr>
         <w:jc w:val="left"/>
@@ -27028,14 +27497,46 @@
         <w:annotationRef/>
       </w:r>
       <w:r>
-        <w:rPr>
-          <w:color w:val="000000"/>
-        </w:rPr>
-        <w:t>update</w:t>
+        <w:t>Includes the person for whom we don’t have data</w:t>
       </w:r>
     </w:p>
   </w:comment>
-  <w:comment w:id="128" w:author="Jaeger, Florian" w:date="2025-05-11T16:19:00Z" w:initials="TJ">
+  <w:comment w:id="70" w:author="Cummings, Shawn" w:date="2025-05-22T12:37:00Z" w:initials="SC">
+    <w:p>
+      <w:pPr>
+        <w:jc w:val="left"/>
+      </w:pPr>
+      <w:r>
+        <w:rPr>
+          <w:rStyle w:val="CommentReference"/>
+        </w:rPr>
+        <w:annotationRef/>
+      </w:r>
+      <w:r>
+        <w:t>This includes the two repeat takers</w:t>
+      </w:r>
+    </w:p>
+  </w:comment>
+  <w:comment w:id="125" w:author="Jaeger, Florian" w:date="2025-05-21T14:31:00Z" w:initials="TJ">
+    <w:p>
+      <w:pPr>
+        <w:jc w:val="left"/>
+      </w:pPr>
+      <w:r>
+        <w:rPr>
+          <w:rStyle w:val="CommentReference"/>
+        </w:rPr>
+        <w:annotationRef/>
+      </w:r>
+      <w:r>
+        <w:rPr>
+          <w:color w:val="000000"/>
+        </w:rPr>
+        <w:t>update</w:t>
+      </w:r>
+    </w:p>
+  </w:comment>
+  <w:comment w:id="160" w:author="Jaeger, Florian" w:date="2025-05-11T16:19:00Z" w:initials="TJ">
     <w:p>
       <w:pPr>
         <w:jc w:val="left"/>
@@ -27065,7 +27566,7 @@
       </w:r>
     </w:p>
   </w:comment>
-  <w:comment w:id="129" w:author="Cummings, Shawn" w:date="2025-05-12T20:37:00Z" w:initials="SC">
+  <w:comment w:id="161" w:author="Cummings, Shawn" w:date="2025-05-12T20:37:00Z" w:initials="SC">
     <w:p>
       <w:pPr>
         <w:jc w:val="left"/>
@@ -27090,6 +27591,8 @@
   <w15:commentEx w15:paraId="40D69938" w15:done="0"/>
   <w15:commentEx w15:paraId="387C296F" w15:done="0"/>
   <w15:commentEx w15:paraId="0F9A3FC6" w15:done="0"/>
+  <w15:commentEx w15:paraId="2D5281C0" w15:done="0"/>
+  <w15:commentEx w15:paraId="732E5606" w15:done="0"/>
   <w15:commentEx w15:paraId="3499D5D1" w15:done="0"/>
   <w15:commentEx w15:paraId="0CC8A972" w15:done="0"/>
   <w15:commentEx w15:paraId="5574534F" w15:paraIdParent="0CC8A972" w15:done="0"/>
@@ -27102,6 +27605,8 @@
   <w16cex:commentExtensible w16cex:durableId="65EAFE2B" w16cex:dateUtc="2025-05-21T18:29:00Z"/>
   <w16cex:commentExtensible w16cex:durableId="7658D23A" w16cex:dateUtc="2025-05-21T18:30:00Z"/>
   <w16cex:commentExtensible w16cex:durableId="24F37F1B" w16cex:dateUtc="2025-05-21T18:31:00Z"/>
+  <w16cex:commentExtensible w16cex:durableId="12A3244D" w16cex:dateUtc="2025-05-22T16:38:00Z"/>
+  <w16cex:commentExtensible w16cex:durableId="5F1583AA" w16cex:dateUtc="2025-05-22T16:37:00Z"/>
   <w16cex:commentExtensible w16cex:durableId="47E32A8D" w16cex:dateUtc="2025-05-21T18:31:00Z"/>
   <w16cex:commentExtensible w16cex:durableId="6BE9660C" w16cex:dateUtc="2025-05-11T20:19:00Z"/>
   <w16cex:commentExtensible w16cex:durableId="0D181876" w16cex:dateUtc="2025-05-13T00:37:00Z"/>
@@ -27114,6 +27619,8 @@
   <w16cid:commentId w16cid:paraId="40D69938" w16cid:durableId="65EAFE2B"/>
   <w16cid:commentId w16cid:paraId="387C296F" w16cid:durableId="7658D23A"/>
   <w16cid:commentId w16cid:paraId="0F9A3FC6" w16cid:durableId="24F37F1B"/>
+  <w16cid:commentId w16cid:paraId="2D5281C0" w16cid:durableId="12A3244D"/>
+  <w16cid:commentId w16cid:paraId="732E5606" w16cid:durableId="5F1583AA"/>
   <w16cid:commentId w16cid:paraId="3499D5D1" w16cid:durableId="47E32A8D"/>
   <w16cid:commentId w16cid:paraId="0CC8A972" w16cid:durableId="6BE9660C"/>
   <w16cid:commentId w16cid:paraId="5574534F" w16cid:durableId="0D181876"/>

--- a/output/papers/Round 2/manuscript-brief.docx
+++ b/output/papers/Round 2/manuscript-brief.docx
@@ -7608,6 +7608,7 @@
     <w:p>
       <w:pPr>
         <w:rPr>
+          <w:ins w:id="2" w:author="Cummings, Shawn" w:date="2025-05-22T12:44:00Z" w16du:dateUtc="2025-05-22T16:44:00Z"/>
           <w:szCs w:val="22"/>
         </w:rPr>
       </w:pPr>
@@ -7655,7 +7656,7 @@
         </w:rPr>
         <w:t xml:space="preserve"> summarizes the </w:t>
       </w:r>
-      <w:ins w:id="2" w:author="Jaeger, Florian" w:date="2025-05-21T14:28:00Z" w16du:dateUtc="2025-05-21T18:28:00Z">
+      <w:ins w:id="3" w:author="Jaeger, Florian" w:date="2025-05-21T14:28:00Z" w16du:dateUtc="2025-05-21T18:28:00Z">
         <w:r>
           <w:rPr>
             <w:szCs w:val="22"/>
@@ -7675,7 +7676,7 @@
         </w:rPr>
         <w:t xml:space="preserve">After participant exclusions, </w:t>
       </w:r>
-      <w:ins w:id="3" w:author="Jaeger, Florian" w:date="2025-05-21T14:17:00Z" w16du:dateUtc="2025-05-21T18:17:00Z">
+      <w:ins w:id="4" w:author="Jaeger, Florian" w:date="2025-05-21T14:17:00Z" w16du:dateUtc="2025-05-21T18:17:00Z">
         <w:r>
           <w:rPr>
             <w:szCs w:val="22"/>
@@ -7683,7 +7684,7 @@
           <w:t xml:space="preserve">we applied trial-level exclusions. </w:t>
         </w:r>
       </w:ins>
-      <w:ins w:id="4" w:author="Jaeger, Florian" w:date="2025-05-21T14:28:00Z" w16du:dateUtc="2025-05-21T18:28:00Z">
+      <w:ins w:id="5" w:author="Jaeger, Florian" w:date="2025-05-21T14:28:00Z" w16du:dateUtc="2025-05-21T18:28:00Z">
         <w:r>
           <w:rPr>
             <w:szCs w:val="22"/>
@@ -7691,7 +7692,7 @@
           <w:t>For Experiments 1a-c, w</w:t>
         </w:r>
       </w:ins>
-      <w:ins w:id="5" w:author="Jaeger, Florian" w:date="2025-05-21T14:17:00Z" w16du:dateUtc="2025-05-21T18:17:00Z">
+      <w:ins w:id="6" w:author="Jaeger, Florian" w:date="2025-05-21T14:17:00Z" w16du:dateUtc="2025-05-21T18:17:00Z">
         <w:r>
           <w:rPr>
             <w:szCs w:val="22"/>
@@ -7699,19 +7700,29 @@
           <w:t xml:space="preserve">e excluded </w:t>
         </w:r>
       </w:ins>
-      <w:commentRangeStart w:id="6"/>
-      <w:r>
-        <w:rPr>
-          <w:szCs w:val="22"/>
-        </w:rPr>
-        <w:t>5</w:t>
-      </w:r>
-      <w:r>
-        <w:rPr>
-          <w:szCs w:val="22"/>
-        </w:rPr>
-        <w:t>9</w:t>
-      </w:r>
+      <w:ins w:id="7" w:author="Cummings, Shawn" w:date="2025-05-22T12:45:00Z" w16du:dateUtc="2025-05-22T16:45:00Z">
+        <w:r>
+          <w:rPr>
+            <w:szCs w:val="22"/>
+          </w:rPr>
+          <w:t>85</w:t>
+        </w:r>
+      </w:ins>
+      <w:commentRangeStart w:id="8"/>
+      <w:del w:id="9" w:author="Cummings, Shawn" w:date="2025-05-22T12:45:00Z" w16du:dateUtc="2025-05-22T16:45:00Z">
+        <w:r>
+          <w:rPr>
+            <w:szCs w:val="22"/>
+          </w:rPr>
+          <w:delText>5</w:delText>
+        </w:r>
+        <w:r>
+          <w:rPr>
+            <w:szCs w:val="22"/>
+          </w:rPr>
+          <w:delText>9</w:delText>
+        </w:r>
+      </w:del>
       <w:r>
         <w:rPr>
           <w:szCs w:val="22"/>
@@ -7728,7 +7739,29 @@
         <w:rPr>
           <w:szCs w:val="22"/>
         </w:rPr>
-        <w:t>(0.5%)</w:t>
+        <w:t>(0.</w:t>
+      </w:r>
+      <w:ins w:id="10" w:author="Cummings, Shawn" w:date="2025-05-22T12:45:00Z" w16du:dateUtc="2025-05-22T16:45:00Z">
+        <w:r>
+          <w:rPr>
+            <w:szCs w:val="22"/>
+          </w:rPr>
+          <w:t>8</w:t>
+        </w:r>
+      </w:ins>
+      <w:del w:id="11" w:author="Cummings, Shawn" w:date="2025-05-22T12:45:00Z" w16du:dateUtc="2025-05-22T16:45:00Z">
+        <w:r>
+          <w:rPr>
+            <w:szCs w:val="22"/>
+          </w:rPr>
+          <w:delText>5</w:delText>
+        </w:r>
+      </w:del>
+      <w:r>
+        <w:rPr>
+          <w:szCs w:val="22"/>
+        </w:rPr>
+        <w:t>%)</w:t>
       </w:r>
       <w:r>
         <w:rPr>
@@ -7736,14 +7769,14 @@
         </w:rPr>
         <w:t xml:space="preserve"> </w:t>
       </w:r>
-      <w:commentRangeEnd w:id="6"/>
+      <w:commentRangeEnd w:id="8"/>
       <w:r>
         <w:rPr>
           <w:rStyle w:val="CommentReference"/>
         </w:rPr>
-        <w:commentReference w:id="6"/>
-      </w:r>
-      <w:ins w:id="7" w:author="Jaeger, Florian" w:date="2025-05-21T14:28:00Z" w16du:dateUtc="2025-05-21T18:28:00Z">
+        <w:commentReference w:id="8"/>
+      </w:r>
+      <w:ins w:id="12" w:author="Jaeger, Florian" w:date="2025-05-21T14:28:00Z" w16du:dateUtc="2025-05-21T18:28:00Z">
         <w:r>
           <w:rPr>
             <w:szCs w:val="22"/>
@@ -7751,7 +7784,7 @@
           <w:t>that were missing a categorization response since</w:t>
         </w:r>
       </w:ins>
-      <w:del w:id="8" w:author="Jaeger, Florian" w:date="2025-05-21T14:17:00Z" w16du:dateUtc="2025-05-21T18:17:00Z">
+      <w:del w:id="13" w:author="Jaeger, Florian" w:date="2025-05-21T14:17:00Z" w16du:dateUtc="2025-05-21T18:17:00Z">
         <w:r>
           <w:rPr>
             <w:szCs w:val="22"/>
@@ -7759,7 +7792,7 @@
           <w:delText xml:space="preserve">were </w:delText>
         </w:r>
       </w:del>
-      <w:ins w:id="9" w:author="Jaeger, Florian" w:date="2025-05-21T14:28:00Z" w16du:dateUtc="2025-05-21T18:28:00Z">
+      <w:ins w:id="14" w:author="Jaeger, Florian" w:date="2025-05-21T14:28:00Z" w16du:dateUtc="2025-05-21T18:28:00Z">
         <w:r>
           <w:rPr>
             <w:szCs w:val="22"/>
@@ -7767,7 +7800,7 @@
           <w:t xml:space="preserve"> </w:t>
         </w:r>
       </w:ins>
-      <w:ins w:id="10" w:author="Jaeger, Florian" w:date="2025-05-21T14:19:00Z" w16du:dateUtc="2025-05-21T18:19:00Z">
+      <w:ins w:id="15" w:author="Jaeger, Florian" w:date="2025-05-21T14:19:00Z" w16du:dateUtc="2025-05-21T18:19:00Z">
         <w:r>
           <w:rPr>
             <w:szCs w:val="22"/>
@@ -7775,7 +7808,7 @@
           <w:t>participants indicated a catch trial</w:t>
         </w:r>
       </w:ins>
-      <w:ins w:id="11" w:author="Jaeger, Florian" w:date="2025-05-21T14:21:00Z" w16du:dateUtc="2025-05-21T18:21:00Z">
+      <w:ins w:id="16" w:author="Jaeger, Florian" w:date="2025-05-21T14:21:00Z" w16du:dateUtc="2025-05-21T18:21:00Z">
         <w:r>
           <w:rPr>
             <w:szCs w:val="22"/>
@@ -7783,7 +7816,7 @@
           <w:t xml:space="preserve"> (a</w:t>
         </w:r>
       </w:ins>
-      <w:ins w:id="12" w:author="Jaeger, Florian" w:date="2025-05-21T14:19:00Z" w16du:dateUtc="2025-05-21T18:19:00Z">
+      <w:ins w:id="17" w:author="Jaeger, Florian" w:date="2025-05-21T14:19:00Z" w16du:dateUtc="2025-05-21T18:19:00Z">
         <w:r>
           <w:rPr>
             <w:szCs w:val="22"/>
@@ -7791,7 +7824,7 @@
           <w:t xml:space="preserve">s detailed </w:t>
         </w:r>
       </w:ins>
-      <w:ins w:id="13" w:author="Jaeger, Florian" w:date="2025-05-21T14:20:00Z" w16du:dateUtc="2025-05-21T18:20:00Z">
+      <w:ins w:id="18" w:author="Jaeger, Florian" w:date="2025-05-21T14:20:00Z" w16du:dateUtc="2025-05-21T18:20:00Z">
         <w:r>
           <w:rPr>
             <w:szCs w:val="22"/>
@@ -7803,7 +7836,7 @@
             <w:i/>
             <w:iCs/>
             <w:szCs w:val="22"/>
-            <w:rPrChange w:id="14" w:author="Jaeger, Florian" w:date="2025-05-21T14:20:00Z" w16du:dateUtc="2025-05-21T18:20:00Z">
+            <w:rPrChange w:id="19" w:author="Jaeger, Florian" w:date="2025-05-21T14:20:00Z" w16du:dateUtc="2025-05-21T18:20:00Z">
               <w:rPr>
                 <w:szCs w:val="22"/>
               </w:rPr>
@@ -7812,7 +7845,7 @@
           <w:t>Procedure</w:t>
         </w:r>
       </w:ins>
-      <w:ins w:id="15" w:author="Jaeger, Florian" w:date="2025-05-21T14:19:00Z" w16du:dateUtc="2025-05-21T18:19:00Z">
+      <w:ins w:id="20" w:author="Jaeger, Florian" w:date="2025-05-21T14:19:00Z" w16du:dateUtc="2025-05-21T18:19:00Z">
         <w:r>
           <w:rPr>
             <w:szCs w:val="22"/>
@@ -7820,7 +7853,7 @@
           <w:t xml:space="preserve">, </w:t>
         </w:r>
       </w:ins>
-      <w:ins w:id="16" w:author="Jaeger, Florian" w:date="2025-05-21T14:20:00Z" w16du:dateUtc="2025-05-21T18:20:00Z">
+      <w:ins w:id="21" w:author="Jaeger, Florian" w:date="2025-05-21T14:20:00Z" w16du:dateUtc="2025-05-21T18:20:00Z">
         <w:r>
           <w:rPr>
             <w:szCs w:val="22"/>
@@ -7828,7 +7861,7 @@
           <w:t>the experiments reporte</w:t>
         </w:r>
       </w:ins>
-      <w:ins w:id="17" w:author="Jaeger, Florian" w:date="2025-05-21T14:21:00Z" w16du:dateUtc="2025-05-21T18:21:00Z">
+      <w:ins w:id="22" w:author="Jaeger, Florian" w:date="2025-05-21T14:21:00Z" w16du:dateUtc="2025-05-21T18:21:00Z">
         <w:r>
           <w:rPr>
             <w:szCs w:val="22"/>
@@ -7836,7 +7869,7 @@
           <w:t xml:space="preserve">d here </w:t>
         </w:r>
       </w:ins>
-      <w:ins w:id="18" w:author="Jaeger, Florian" w:date="2025-05-21T14:22:00Z" w16du:dateUtc="2025-05-21T18:22:00Z">
+      <w:ins w:id="23" w:author="Jaeger, Florian" w:date="2025-05-21T14:22:00Z" w16du:dateUtc="2025-05-21T18:22:00Z">
         <w:r>
           <w:rPr>
             <w:szCs w:val="22"/>
@@ -7844,7 +7877,7 @@
           <w:t>did not actually</w:t>
         </w:r>
       </w:ins>
-      <w:ins w:id="19" w:author="Jaeger, Florian" w:date="2025-05-21T14:21:00Z" w16du:dateUtc="2025-05-21T18:21:00Z">
+      <w:ins w:id="24" w:author="Jaeger, Florian" w:date="2025-05-21T14:21:00Z" w16du:dateUtc="2025-05-21T18:21:00Z">
         <w:r>
           <w:rPr>
             <w:szCs w:val="22"/>
@@ -7852,7 +7885,7 @@
           <w:t xml:space="preserve"> contain</w:t>
         </w:r>
       </w:ins>
-      <w:ins w:id="20" w:author="Jaeger, Florian" w:date="2025-05-21T14:22:00Z" w16du:dateUtc="2025-05-21T18:22:00Z">
+      <w:ins w:id="25" w:author="Jaeger, Florian" w:date="2025-05-21T14:22:00Z" w16du:dateUtc="2025-05-21T18:22:00Z">
         <w:r>
           <w:rPr>
             <w:szCs w:val="22"/>
@@ -7860,7 +7893,7 @@
           <w:t xml:space="preserve"> any</w:t>
         </w:r>
       </w:ins>
-      <w:ins w:id="21" w:author="Jaeger, Florian" w:date="2025-05-21T14:21:00Z" w16du:dateUtc="2025-05-21T18:21:00Z">
+      <w:ins w:id="26" w:author="Jaeger, Florian" w:date="2025-05-21T14:21:00Z" w16du:dateUtc="2025-05-21T18:21:00Z">
         <w:r>
           <w:rPr>
             <w:szCs w:val="22"/>
@@ -7868,7 +7901,7 @@
           <w:t xml:space="preserve"> catch trials</w:t>
         </w:r>
       </w:ins>
-      <w:ins w:id="22" w:author="Jaeger, Florian" w:date="2025-05-21T14:22:00Z" w16du:dateUtc="2025-05-21T18:22:00Z">
+      <w:ins w:id="27" w:author="Jaeger, Florian" w:date="2025-05-21T14:22:00Z" w16du:dateUtc="2025-05-21T18:22:00Z">
         <w:r>
           <w:rPr>
             <w:szCs w:val="22"/>
@@ -7876,7 +7909,7 @@
           <w:t>)</w:t>
         </w:r>
       </w:ins>
-      <w:ins w:id="23" w:author="Jaeger, Florian" w:date="2025-05-21T14:21:00Z" w16du:dateUtc="2025-05-21T18:21:00Z">
+      <w:ins w:id="28" w:author="Jaeger, Florian" w:date="2025-05-21T14:21:00Z" w16du:dateUtc="2025-05-21T18:21:00Z">
         <w:r>
           <w:rPr>
             <w:szCs w:val="22"/>
@@ -7884,7 +7917,7 @@
           <w:t>.</w:t>
         </w:r>
       </w:ins>
-      <w:ins w:id="24" w:author="Jaeger, Florian" w:date="2025-05-21T14:22:00Z" w16du:dateUtc="2025-05-21T18:22:00Z">
+      <w:ins w:id="29" w:author="Jaeger, Florian" w:date="2025-05-21T14:22:00Z" w16du:dateUtc="2025-05-21T18:22:00Z">
         <w:r>
           <w:rPr>
             <w:szCs w:val="22"/>
@@ -7892,16 +7925,26 @@
           <w:t xml:space="preserve"> We also excluded </w:t>
         </w:r>
       </w:ins>
-      <w:commentRangeStart w:id="25"/>
-      <w:ins w:id="26" w:author="Jaeger, Florian" w:date="2025-05-21T14:23:00Z" w16du:dateUtc="2025-05-21T18:23:00Z">
+      <w:ins w:id="30" w:author="Cummings, Shawn" w:date="2025-05-22T12:45:00Z" w16du:dateUtc="2025-05-22T16:45:00Z">
         <w:r>
           <w:rPr>
             <w:szCs w:val="22"/>
           </w:rPr>
-          <w:t>XXX</w:t>
+          <w:t>236</w:t>
         </w:r>
       </w:ins>
-      <w:ins w:id="27" w:author="Jaeger, Florian" w:date="2025-05-21T14:22:00Z" w16du:dateUtc="2025-05-21T18:22:00Z">
+      <w:commentRangeStart w:id="31"/>
+      <w:ins w:id="32" w:author="Jaeger, Florian" w:date="2025-05-21T14:23:00Z" w16du:dateUtc="2025-05-21T18:23:00Z">
+        <w:del w:id="33" w:author="Cummings, Shawn" w:date="2025-05-22T12:45:00Z" w16du:dateUtc="2025-05-22T16:45:00Z">
+          <w:r>
+            <w:rPr>
+              <w:szCs w:val="22"/>
+            </w:rPr>
+            <w:delText>XXX</w:delText>
+          </w:r>
+        </w:del>
+      </w:ins>
+      <w:ins w:id="34" w:author="Jaeger, Florian" w:date="2025-05-21T14:22:00Z" w16du:dateUtc="2025-05-21T18:22:00Z">
         <w:r>
           <w:rPr>
             <w:szCs w:val="22"/>
@@ -7909,15 +7952,39 @@
           <w:t xml:space="preserve"> trials</w:t>
         </w:r>
       </w:ins>
-      <w:ins w:id="28" w:author="Jaeger, Florian" w:date="2025-05-21T14:24:00Z" w16du:dateUtc="2025-05-21T18:24:00Z">
+      <w:ins w:id="35" w:author="Jaeger, Florian" w:date="2025-05-21T14:24:00Z" w16du:dateUtc="2025-05-21T18:24:00Z">
         <w:r>
           <w:rPr>
             <w:szCs w:val="22"/>
           </w:rPr>
-          <w:t xml:space="preserve"> (XX.X%)</w:t>
+          <w:t xml:space="preserve"> (</w:t>
         </w:r>
       </w:ins>
-      <w:ins w:id="29" w:author="Jaeger, Florian" w:date="2025-05-21T14:22:00Z" w16du:dateUtc="2025-05-21T18:22:00Z">
+      <w:ins w:id="36" w:author="Cummings, Shawn" w:date="2025-05-22T12:45:00Z" w16du:dateUtc="2025-05-22T16:45:00Z">
+        <w:r>
+          <w:rPr>
+            <w:szCs w:val="22"/>
+          </w:rPr>
+          <w:t>1.8</w:t>
+        </w:r>
+      </w:ins>
+      <w:ins w:id="37" w:author="Jaeger, Florian" w:date="2025-05-21T14:24:00Z" w16du:dateUtc="2025-05-21T18:24:00Z">
+        <w:del w:id="38" w:author="Cummings, Shawn" w:date="2025-05-22T12:45:00Z" w16du:dateUtc="2025-05-22T16:45:00Z">
+          <w:r>
+            <w:rPr>
+              <w:szCs w:val="22"/>
+            </w:rPr>
+            <w:delText>XX.X</w:delText>
+          </w:r>
+        </w:del>
+        <w:r>
+          <w:rPr>
+            <w:szCs w:val="22"/>
+          </w:rPr>
+          <w:t>%)</w:t>
+        </w:r>
+      </w:ins>
+      <w:ins w:id="39" w:author="Jaeger, Florian" w:date="2025-05-21T14:22:00Z" w16du:dateUtc="2025-05-21T18:22:00Z">
         <w:r>
           <w:rPr>
             <w:szCs w:val="22"/>
@@ -7925,31 +7992,31 @@
           <w:t xml:space="preserve"> </w:t>
         </w:r>
       </w:ins>
-      <w:commentRangeEnd w:id="25"/>
-      <w:ins w:id="30" w:author="Jaeger, Florian" w:date="2025-05-21T14:30:00Z" w16du:dateUtc="2025-05-21T18:30:00Z">
+      <w:commentRangeEnd w:id="31"/>
+      <w:ins w:id="40" w:author="Jaeger, Florian" w:date="2025-05-21T14:30:00Z" w16du:dateUtc="2025-05-21T18:30:00Z">
         <w:r>
           <w:rPr>
             <w:rStyle w:val="CommentReference"/>
           </w:rPr>
-          <w:commentReference w:id="25"/>
+          <w:commentReference w:id="31"/>
         </w:r>
       </w:ins>
-      <w:ins w:id="31" w:author="Jaeger, Florian" w:date="2025-05-21T14:22:00Z" w16du:dateUtc="2025-05-21T18:22:00Z">
+      <w:ins w:id="41" w:author="Jaeger, Florian" w:date="2025-05-21T14:22:00Z" w16du:dateUtc="2025-05-21T18:22:00Z">
         <w:r>
           <w:rPr>
             <w:szCs w:val="22"/>
           </w:rPr>
-          <w:t xml:space="preserve">with unusually fast or slow reaction times (with-participant scaled </w:t>
+          <w:t>with unusually fast or slow reaction times (with-participant scaled log-</w:t>
         </w:r>
         <w:r>
           <w:rPr>
             <w:szCs w:val="22"/>
           </w:rPr>
           <w:lastRenderedPageBreak/>
-          <w:t>log-transformed RTs outs</w:t>
+          <w:t>transformed RTs outs</w:t>
         </w:r>
       </w:ins>
-      <w:ins w:id="32" w:author="Jaeger, Florian" w:date="2025-05-21T14:23:00Z" w16du:dateUtc="2025-05-21T18:23:00Z">
+      <w:ins w:id="42" w:author="Jaeger, Florian" w:date="2025-05-21T14:23:00Z" w16du:dateUtc="2025-05-21T18:23:00Z">
         <w:r>
           <w:rPr>
             <w:szCs w:val="22"/>
@@ -7963,7 +8030,7 @@
           <w:t xml:space="preserve"> SD of mean of scaled log-transformed RTs at that trial position; for details and visualization, see SI). This </w:t>
         </w:r>
       </w:ins>
-      <w:del w:id="33" w:author="Jaeger, Florian" w:date="2025-05-21T14:19:00Z" w16du:dateUtc="2025-05-21T18:19:00Z">
+      <w:del w:id="43" w:author="Jaeger, Florian" w:date="2025-05-21T14:19:00Z" w16du:dateUtc="2025-05-21T18:19:00Z">
         <w:r>
           <w:rPr>
             <w:szCs w:val="22"/>
@@ -7983,7 +8050,7 @@
           <w:delText xml:space="preserve">, </w:delText>
         </w:r>
       </w:del>
-      <w:ins w:id="34" w:author="Jaeger, Florian" w:date="2025-05-21T14:29:00Z" w16du:dateUtc="2025-05-21T18:29:00Z">
+      <w:ins w:id="44" w:author="Jaeger, Florian" w:date="2025-05-21T14:29:00Z" w16du:dateUtc="2025-05-21T18:29:00Z">
         <w:r>
           <w:rPr>
             <w:szCs w:val="22"/>
@@ -7991,7 +8058,7 @@
           <w:t>left</w:t>
         </w:r>
       </w:ins>
-      <w:del w:id="35" w:author="Jaeger, Florian" w:date="2025-05-21T14:29:00Z" w16du:dateUtc="2025-05-21T18:29:00Z">
+      <w:del w:id="45" w:author="Jaeger, Florian" w:date="2025-05-21T14:29:00Z" w16du:dateUtc="2025-05-21T18:29:00Z">
         <w:r>
           <w:rPr>
             <w:szCs w:val="22"/>
@@ -8011,7 +8078,7 @@
         </w:rPr>
         <w:t xml:space="preserve"> </w:t>
       </w:r>
-      <w:commentRangeStart w:id="36"/>
+      <w:commentRangeStart w:id="46"/>
       <w:r>
         <w:rPr>
           <w:szCs w:val="22"/>
@@ -8024,12 +8091,22 @@
         </w:rPr>
         <w:t>,</w:t>
       </w:r>
-      <w:r>
-        <w:rPr>
-          <w:szCs w:val="22"/>
-        </w:rPr>
-        <w:t>472</w:t>
-      </w:r>
+      <w:ins w:id="47" w:author="Cummings, Shawn" w:date="2025-05-22T12:46:00Z" w16du:dateUtc="2025-05-22T16:46:00Z">
+        <w:r>
+          <w:rPr>
+            <w:szCs w:val="22"/>
+          </w:rPr>
+          <w:t>595</w:t>
+        </w:r>
+      </w:ins>
+      <w:del w:id="48" w:author="Cummings, Shawn" w:date="2025-05-22T12:46:00Z" w16du:dateUtc="2025-05-22T16:46:00Z">
+        <w:r>
+          <w:rPr>
+            <w:szCs w:val="22"/>
+          </w:rPr>
+          <w:delText>472</w:delText>
+        </w:r>
+      </w:del>
       <w:r>
         <w:rPr>
           <w:szCs w:val="22"/>
@@ -8048,24 +8125,34 @@
         </w:rPr>
         <w:t>17</w:t>
       </w:r>
-      <w:r>
-        <w:rPr>
-          <w:szCs w:val="22"/>
-        </w:rPr>
-        <w:t>7</w:t>
-      </w:r>
+      <w:ins w:id="49" w:author="Cummings, Shawn" w:date="2025-05-22T12:46:00Z" w16du:dateUtc="2025-05-22T16:46:00Z">
+        <w:r>
+          <w:rPr>
+            <w:szCs w:val="22"/>
+          </w:rPr>
+          <w:t>9</w:t>
+        </w:r>
+      </w:ins>
+      <w:del w:id="50" w:author="Cummings, Shawn" w:date="2025-05-22T12:46:00Z" w16du:dateUtc="2025-05-22T16:46:00Z">
+        <w:r>
+          <w:rPr>
+            <w:szCs w:val="22"/>
+          </w:rPr>
+          <w:delText>7</w:delText>
+        </w:r>
+      </w:del>
       <w:r>
         <w:rPr>
           <w:szCs w:val="22"/>
         </w:rPr>
         <w:t xml:space="preserve"> </w:t>
       </w:r>
-      <w:commentRangeEnd w:id="36"/>
+      <w:commentRangeEnd w:id="46"/>
       <w:r>
         <w:rPr>
           <w:rStyle w:val="CommentReference"/>
         </w:rPr>
-        <w:commentReference w:id="36"/>
+        <w:commentReference w:id="46"/>
       </w:r>
       <w:r>
         <w:rPr>
@@ -8091,6 +8178,25 @@
         </w:rPr>
         <w:t>s</w:t>
       </w:r>
+      <w:commentRangeStart w:id="51"/>
+      <w:ins w:id="52" w:author="Cummings, Shawn" w:date="2025-05-22T12:47:00Z" w16du:dateUtc="2025-05-22T16:47:00Z">
+        <w:r>
+          <w:rPr>
+            <w:rStyle w:val="FootnoteReference"/>
+            <w:szCs w:val="22"/>
+          </w:rPr>
+          <w:footnoteReference w:id="6"/>
+        </w:r>
+      </w:ins>
+      <w:commentRangeEnd w:id="51"/>
+      <w:ins w:id="55" w:author="Cummings, Shawn" w:date="2025-05-22T12:49:00Z" w16du:dateUtc="2025-05-22T16:49:00Z">
+        <w:r>
+          <w:rPr>
+            <w:rStyle w:val="CommentReference"/>
+          </w:rPr>
+          <w:commentReference w:id="51"/>
+        </w:r>
+      </w:ins>
       <w:r>
         <w:rPr>
           <w:szCs w:val="22"/>
@@ -8125,23 +8231,39 @@
         <w:rPr>
           <w:szCs w:val="22"/>
         </w:rPr>
-        <w:t xml:space="preserve"> This was, however, </w:t>
-      </w:r>
-      <w:r>
-        <w:rPr>
-          <w:szCs w:val="22"/>
-        </w:rPr>
-        <w:t>never the case.</w:t>
-      </w:r>
+        <w:t xml:space="preserve"> </w:t>
+      </w:r>
+      <w:del w:id="56" w:author="Cummings, Shawn" w:date="2025-05-22T12:46:00Z" w16du:dateUtc="2025-05-22T16:46:00Z">
+        <w:r>
+          <w:rPr>
+            <w:szCs w:val="22"/>
+          </w:rPr>
+          <w:delText xml:space="preserve">This was, however, </w:delText>
+        </w:r>
+        <w:r>
+          <w:rPr>
+            <w:szCs w:val="22"/>
+          </w:rPr>
+          <w:delText>never the case.</w:delText>
+        </w:r>
+      </w:del>
     </w:p>
     <w:p>
       <w:pPr>
+        <w:rPr>
+          <w:del w:id="57" w:author="Cummings, Shawn" w:date="2025-05-22T12:48:00Z" w16du:dateUtc="2025-05-22T16:48:00Z"/>
+          <w:szCs w:val="22"/>
+        </w:rPr>
+      </w:pPr>
+    </w:p>
+    <w:p>
+      <w:pPr>
         <w:pStyle w:val="Caption"/>
         <w:rPr>
           <w:szCs w:val="22"/>
         </w:rPr>
       </w:pPr>
-      <w:bookmarkStart w:id="37" w:name="_Ref136088042"/>
+      <w:bookmarkStart w:id="58" w:name="_Ref136088042"/>
       <w:r>
         <w:t>T</w:t>
       </w:r>
@@ -8169,16 +8291,16 @@
         </w:rPr>
         <w:fldChar w:fldCharType="end"/>
       </w:r>
-      <w:bookmarkEnd w:id="37"/>
+      <w:bookmarkEnd w:id="58"/>
       <w:r>
         <w:tab/>
       </w:r>
-      <w:del w:id="38" w:author="Jaeger, Florian" w:date="2025-05-21T14:27:00Z" w16du:dateUtc="2025-05-21T18:27:00Z">
+      <w:del w:id="59" w:author="Jaeger, Florian" w:date="2025-05-21T14:27:00Z" w16du:dateUtc="2025-05-21T18:27:00Z">
         <w:r>
           <w:delText xml:space="preserve">Exclusions </w:delText>
         </w:r>
       </w:del>
-      <w:ins w:id="39" w:author="Jaeger, Florian" w:date="2025-05-21T14:27:00Z" w16du:dateUtc="2025-05-21T18:27:00Z">
+      <w:ins w:id="60" w:author="Jaeger, Florian" w:date="2025-05-21T14:27:00Z" w16du:dateUtc="2025-05-21T18:27:00Z">
         <w:r>
           <w:t xml:space="preserve">Participant exclusions </w:t>
         </w:r>
@@ -8189,12 +8311,12 @@
       <w:r>
         <w:t xml:space="preserve">Total exclusions can be less than the sum of all individual exclusion criteria since some participants failed multiple criteria. </w:t>
       </w:r>
-      <w:ins w:id="40" w:author="Jaeger, Florian" w:date="2025-05-21T14:16:00Z" w16du:dateUtc="2025-05-21T18:16:00Z">
+      <w:ins w:id="61" w:author="Jaeger, Florian" w:date="2025-05-21T14:16:00Z" w16du:dateUtc="2025-05-21T18:16:00Z">
         <w:r>
           <w:t>The SI contains additional visualizations of particip</w:t>
         </w:r>
       </w:ins>
-      <w:ins w:id="41" w:author="Jaeger, Florian" w:date="2025-05-21T14:17:00Z" w16du:dateUtc="2025-05-21T18:17:00Z">
+      <w:ins w:id="62" w:author="Jaeger, Florian" w:date="2025-05-21T14:17:00Z" w16du:dateUtc="2025-05-21T18:17:00Z">
         <w:r>
           <w:t>ant exclusions.</w:t>
         </w:r>
@@ -8212,7 +8334,7 @@
           <w:right w:w="15" w:type="dxa"/>
         </w:tblCellMar>
         <w:tblLook w:val="04A0" w:firstRow="1" w:lastRow="0" w:firstColumn="1" w:lastColumn="0" w:noHBand="0" w:noVBand="1"/>
-        <w:tblPrChange w:id="42" w:author="Cummings, Shawn" w:date="2025-05-22T12:42:00Z" w16du:dateUtc="2025-05-22T16:42:00Z">
+        <w:tblPrChange w:id="63" w:author="Cummings, Shawn" w:date="2025-05-22T12:42:00Z" w16du:dateUtc="2025-05-22T16:42:00Z">
           <w:tblPr>
             <w:tblW w:w="0" w:type="auto"/>
             <w:tblCellSpacing w:w="15" w:type="dxa"/>
@@ -8233,7 +8355,7 @@
         <w:gridCol w:w="1323"/>
         <w:gridCol w:w="1019"/>
         <w:gridCol w:w="1350"/>
-        <w:tblGridChange w:id="43">
+        <w:tblGridChange w:id="64">
           <w:tblGrid>
             <w:gridCol w:w="45"/>
             <w:gridCol w:w="2653"/>
@@ -8254,7 +8376,7 @@
       <w:tr>
         <w:trPr>
           <w:tblCellSpacing w:w="15" w:type="dxa"/>
-          <w:trPrChange w:id="44" w:author="Cummings, Shawn" w:date="2025-05-22T12:42:00Z" w16du:dateUtc="2025-05-22T16:42:00Z">
+          <w:trPrChange w:id="65" w:author="Cummings, Shawn" w:date="2025-05-22T12:42:00Z" w16du:dateUtc="2025-05-22T16:42:00Z">
             <w:trPr>
               <w:gridBefore w:val="1"/>
               <w:gridAfter w:val="0"/>
@@ -8270,7 +8392,7 @@
             </w:tcBorders>
             <w:vAlign w:val="center"/>
             <w:hideMark/>
-            <w:tcPrChange w:id="45" w:author="Cummings, Shawn" w:date="2025-05-22T12:42:00Z" w16du:dateUtc="2025-05-22T16:42:00Z">
+            <w:tcPrChange w:id="66" w:author="Cummings, Shawn" w:date="2025-05-22T12:42:00Z" w16du:dateUtc="2025-05-22T16:42:00Z">
               <w:tcPr>
                 <w:tcW w:w="0" w:type="auto"/>
                 <w:gridSpan w:val="2"/>
@@ -8321,7 +8443,7 @@
             </w:tcBorders>
             <w:vAlign w:val="center"/>
             <w:hideMark/>
-            <w:tcPrChange w:id="46" w:author="Cummings, Shawn" w:date="2025-05-22T12:42:00Z" w16du:dateUtc="2025-05-22T16:42:00Z">
+            <w:tcPrChange w:id="67" w:author="Cummings, Shawn" w:date="2025-05-22T12:42:00Z" w16du:dateUtc="2025-05-22T16:42:00Z">
               <w:tcPr>
                 <w:tcW w:w="0" w:type="auto"/>
                 <w:tcBorders>
@@ -8372,7 +8494,7 @@
             </w:tcBorders>
             <w:vAlign w:val="center"/>
             <w:hideMark/>
-            <w:tcPrChange w:id="47" w:author="Cummings, Shawn" w:date="2025-05-22T12:42:00Z" w16du:dateUtc="2025-05-22T16:42:00Z">
+            <w:tcPrChange w:id="68" w:author="Cummings, Shawn" w:date="2025-05-22T12:42:00Z" w16du:dateUtc="2025-05-22T16:42:00Z">
               <w:tcPr>
                 <w:tcW w:w="0" w:type="auto"/>
                 <w:gridSpan w:val="2"/>
@@ -8423,7 +8545,7 @@
             </w:tcBorders>
             <w:vAlign w:val="center"/>
             <w:hideMark/>
-            <w:tcPrChange w:id="48" w:author="Cummings, Shawn" w:date="2025-05-22T12:42:00Z" w16du:dateUtc="2025-05-22T16:42:00Z">
+            <w:tcPrChange w:id="69" w:author="Cummings, Shawn" w:date="2025-05-22T12:42:00Z" w16du:dateUtc="2025-05-22T16:42:00Z">
               <w:tcPr>
                 <w:tcW w:w="0" w:type="auto"/>
                 <w:gridSpan w:val="2"/>
@@ -8472,7 +8594,7 @@
               <w:bottom w:val="single" w:sz="18" w:space="0" w:color="auto"/>
               <w:right w:val="single" w:sz="4" w:space="0" w:color="auto"/>
             </w:tcBorders>
-            <w:tcPrChange w:id="49" w:author="Cummings, Shawn" w:date="2025-05-22T12:42:00Z" w16du:dateUtc="2025-05-22T16:42:00Z">
+            <w:tcPrChange w:id="70" w:author="Cummings, Shawn" w:date="2025-05-22T12:42:00Z" w16du:dateUtc="2025-05-22T16:42:00Z">
               <w:tcPr>
                 <w:tcW w:w="0" w:type="auto"/>
                 <w:gridSpan w:val="2"/>
@@ -8518,7 +8640,7 @@
             <w:tcBorders>
               <w:bottom w:val="single" w:sz="18" w:space="0" w:color="auto"/>
             </w:tcBorders>
-            <w:tcPrChange w:id="50" w:author="Cummings, Shawn" w:date="2025-05-22T12:42:00Z" w16du:dateUtc="2025-05-22T16:42:00Z">
+            <w:tcPrChange w:id="71" w:author="Cummings, Shawn" w:date="2025-05-22T12:42:00Z" w16du:dateUtc="2025-05-22T16:42:00Z">
               <w:tcPr>
                 <w:tcW w:w="0" w:type="auto"/>
                 <w:gridSpan w:val="2"/>
@@ -8561,7 +8683,7 @@
       <w:tr>
         <w:trPr>
           <w:tblCellSpacing w:w="15" w:type="dxa"/>
-          <w:trPrChange w:id="51" w:author="Cummings, Shawn" w:date="2025-05-22T12:42:00Z" w16du:dateUtc="2025-05-22T16:42:00Z">
+          <w:trPrChange w:id="72" w:author="Cummings, Shawn" w:date="2025-05-22T12:42:00Z" w16du:dateUtc="2025-05-22T16:42:00Z">
             <w:trPr>
               <w:gridBefore w:val="1"/>
               <w:gridAfter w:val="0"/>
@@ -8576,7 +8698,7 @@
               <w:top w:val="single" w:sz="4" w:space="0" w:color="auto"/>
             </w:tcBorders>
             <w:vAlign w:val="center"/>
-            <w:tcPrChange w:id="52" w:author="Cummings, Shawn" w:date="2025-05-22T12:42:00Z" w16du:dateUtc="2025-05-22T16:42:00Z">
+            <w:tcPrChange w:id="73" w:author="Cummings, Shawn" w:date="2025-05-22T12:42:00Z" w16du:dateUtc="2025-05-22T16:42:00Z">
               <w:tcPr>
                 <w:tcW w:w="0" w:type="auto"/>
                 <w:gridSpan w:val="2"/>
@@ -8625,7 +8747,7 @@
               <w:right w:val="single" w:sz="4" w:space="0" w:color="auto"/>
             </w:tcBorders>
             <w:vAlign w:val="center"/>
-            <w:tcPrChange w:id="53" w:author="Cummings, Shawn" w:date="2025-05-22T12:42:00Z" w16du:dateUtc="2025-05-22T16:42:00Z">
+            <w:tcPrChange w:id="74" w:author="Cummings, Shawn" w:date="2025-05-22T12:42:00Z" w16du:dateUtc="2025-05-22T16:42:00Z">
               <w:tcPr>
                 <w:tcW w:w="0" w:type="auto"/>
                 <w:tcBorders>
@@ -8674,7 +8796,7 @@
               <w:right w:val="single" w:sz="4" w:space="0" w:color="auto"/>
             </w:tcBorders>
             <w:vAlign w:val="center"/>
-            <w:tcPrChange w:id="54" w:author="Cummings, Shawn" w:date="2025-05-22T12:42:00Z" w16du:dateUtc="2025-05-22T16:42:00Z">
+            <w:tcPrChange w:id="75" w:author="Cummings, Shawn" w:date="2025-05-22T12:42:00Z" w16du:dateUtc="2025-05-22T16:42:00Z">
               <w:tcPr>
                 <w:tcW w:w="0" w:type="auto"/>
                 <w:gridSpan w:val="2"/>
@@ -8723,7 +8845,7 @@
               <w:right w:val="single" w:sz="4" w:space="0" w:color="auto"/>
             </w:tcBorders>
             <w:vAlign w:val="center"/>
-            <w:tcPrChange w:id="55" w:author="Cummings, Shawn" w:date="2025-05-22T12:42:00Z" w16du:dateUtc="2025-05-22T16:42:00Z">
+            <w:tcPrChange w:id="76" w:author="Cummings, Shawn" w:date="2025-05-22T12:42:00Z" w16du:dateUtc="2025-05-22T16:42:00Z">
               <w:tcPr>
                 <w:tcW w:w="0" w:type="auto"/>
                 <w:gridSpan w:val="2"/>
@@ -8771,7 +8893,7 @@
               <w:top w:val="single" w:sz="4" w:space="0" w:color="auto"/>
               <w:right w:val="single" w:sz="4" w:space="0" w:color="auto"/>
             </w:tcBorders>
-            <w:tcPrChange w:id="56" w:author="Cummings, Shawn" w:date="2025-05-22T12:42:00Z" w16du:dateUtc="2025-05-22T16:42:00Z">
+            <w:tcPrChange w:id="77" w:author="Cummings, Shawn" w:date="2025-05-22T12:42:00Z" w16du:dateUtc="2025-05-22T16:42:00Z">
               <w:tcPr>
                 <w:tcW w:w="0" w:type="auto"/>
                 <w:gridSpan w:val="2"/>
@@ -8817,7 +8939,7 @@
             <w:tcBorders>
               <w:top w:val="single" w:sz="4" w:space="0" w:color="auto"/>
             </w:tcBorders>
-            <w:tcPrChange w:id="57" w:author="Cummings, Shawn" w:date="2025-05-22T12:42:00Z" w16du:dateUtc="2025-05-22T16:42:00Z">
+            <w:tcPrChange w:id="78" w:author="Cummings, Shawn" w:date="2025-05-22T12:42:00Z" w16du:dateUtc="2025-05-22T16:42:00Z">
               <w:tcPr>
                 <w:tcW w:w="0" w:type="auto"/>
                 <w:gridSpan w:val="2"/>
@@ -8860,7 +8982,7 @@
       <w:tr>
         <w:trPr>
           <w:tblCellSpacing w:w="15" w:type="dxa"/>
-          <w:trPrChange w:id="58" w:author="Cummings, Shawn" w:date="2025-05-22T12:42:00Z" w16du:dateUtc="2025-05-22T16:42:00Z">
+          <w:trPrChange w:id="79" w:author="Cummings, Shawn" w:date="2025-05-22T12:42:00Z" w16du:dateUtc="2025-05-22T16:42:00Z">
             <w:trPr>
               <w:gridBefore w:val="1"/>
               <w:gridAfter w:val="0"/>
@@ -8872,7 +8994,7 @@
           <w:tcPr>
             <w:tcW w:w="2608" w:type="dxa"/>
             <w:vAlign w:val="center"/>
-            <w:tcPrChange w:id="59" w:author="Cummings, Shawn" w:date="2025-05-22T12:42:00Z" w16du:dateUtc="2025-05-22T16:42:00Z">
+            <w:tcPrChange w:id="80" w:author="Cummings, Shawn" w:date="2025-05-22T12:42:00Z" w16du:dateUtc="2025-05-22T16:42:00Z">
               <w:tcPr>
                 <w:tcW w:w="0" w:type="auto"/>
                 <w:gridSpan w:val="2"/>
@@ -8913,7 +9035,7 @@
               <w:right w:val="single" w:sz="4" w:space="0" w:color="auto"/>
             </w:tcBorders>
             <w:vAlign w:val="center"/>
-            <w:tcPrChange w:id="60" w:author="Cummings, Shawn" w:date="2025-05-22T12:42:00Z" w16du:dateUtc="2025-05-22T16:42:00Z">
+            <w:tcPrChange w:id="81" w:author="Cummings, Shawn" w:date="2025-05-22T12:42:00Z" w16du:dateUtc="2025-05-22T16:42:00Z">
               <w:tcPr>
                 <w:tcW w:w="0" w:type="auto"/>
                 <w:tcBorders>
@@ -8956,7 +9078,7 @@
               <w:right w:val="single" w:sz="4" w:space="0" w:color="auto"/>
             </w:tcBorders>
             <w:vAlign w:val="center"/>
-            <w:tcPrChange w:id="61" w:author="Cummings, Shawn" w:date="2025-05-22T12:42:00Z" w16du:dateUtc="2025-05-22T16:42:00Z">
+            <w:tcPrChange w:id="82" w:author="Cummings, Shawn" w:date="2025-05-22T12:42:00Z" w16du:dateUtc="2025-05-22T16:42:00Z">
               <w:tcPr>
                 <w:tcW w:w="0" w:type="auto"/>
                 <w:gridSpan w:val="2"/>
@@ -8999,7 +9121,7 @@
               <w:right w:val="single" w:sz="4" w:space="0" w:color="auto"/>
             </w:tcBorders>
             <w:vAlign w:val="center"/>
-            <w:tcPrChange w:id="62" w:author="Cummings, Shawn" w:date="2025-05-22T12:42:00Z" w16du:dateUtc="2025-05-22T16:42:00Z">
+            <w:tcPrChange w:id="83" w:author="Cummings, Shawn" w:date="2025-05-22T12:42:00Z" w16du:dateUtc="2025-05-22T16:42:00Z">
               <w:tcPr>
                 <w:tcW w:w="0" w:type="auto"/>
                 <w:gridSpan w:val="2"/>
@@ -9025,7 +9147,7 @@
                 <w:lang w:eastAsia="en-US"/>
               </w:rPr>
             </w:pPr>
-            <w:commentRangeStart w:id="63"/>
+            <w:commentRangeStart w:id="84"/>
             <w:r>
               <w:rPr>
                 <w:rFonts w:eastAsia="Times New Roman"/>
@@ -9034,12 +9156,12 @@
               </w:rPr>
               <w:t>2 (3.1%)</w:t>
             </w:r>
-            <w:commentRangeEnd w:id="63"/>
+            <w:commentRangeEnd w:id="84"/>
             <w:r>
               <w:rPr>
                 <w:rStyle w:val="CommentReference"/>
               </w:rPr>
-              <w:commentReference w:id="63"/>
+              <w:commentReference w:id="84"/>
             </w:r>
           </w:p>
         </w:tc>
@@ -9049,7 +9171,7 @@
             <w:tcBorders>
               <w:right w:val="single" w:sz="4" w:space="0" w:color="auto"/>
             </w:tcBorders>
-            <w:tcPrChange w:id="64" w:author="Cummings, Shawn" w:date="2025-05-22T12:42:00Z" w16du:dateUtc="2025-05-22T16:42:00Z">
+            <w:tcPrChange w:id="85" w:author="Cummings, Shawn" w:date="2025-05-22T12:42:00Z" w16du:dateUtc="2025-05-22T16:42:00Z">
               <w:tcPr>
                 <w:tcW w:w="0" w:type="auto"/>
                 <w:gridSpan w:val="2"/>
@@ -9087,7 +9209,7 @@
         <w:tc>
           <w:tcPr>
             <w:tcW w:w="1305" w:type="dxa"/>
-            <w:tcPrChange w:id="65" w:author="Cummings, Shawn" w:date="2025-05-22T12:42:00Z" w16du:dateUtc="2025-05-22T16:42:00Z">
+            <w:tcPrChange w:id="86" w:author="Cummings, Shawn" w:date="2025-05-22T12:42:00Z" w16du:dateUtc="2025-05-22T16:42:00Z">
               <w:tcPr>
                 <w:tcW w:w="0" w:type="auto"/>
                 <w:gridSpan w:val="2"/>
@@ -9123,7 +9245,7 @@
       <w:tr>
         <w:trPr>
           <w:tblCellSpacing w:w="15" w:type="dxa"/>
-          <w:trPrChange w:id="66" w:author="Cummings, Shawn" w:date="2025-05-22T12:42:00Z" w16du:dateUtc="2025-05-22T16:42:00Z">
+          <w:trPrChange w:id="87" w:author="Cummings, Shawn" w:date="2025-05-22T12:42:00Z" w16du:dateUtc="2025-05-22T16:42:00Z">
             <w:trPr>
               <w:gridBefore w:val="1"/>
               <w:gridAfter w:val="0"/>
@@ -9136,7 +9258,7 @@
             <w:tcW w:w="2608" w:type="dxa"/>
             <w:vAlign w:val="center"/>
             <w:hideMark/>
-            <w:tcPrChange w:id="67" w:author="Cummings, Shawn" w:date="2025-05-22T12:42:00Z" w16du:dateUtc="2025-05-22T16:42:00Z">
+            <w:tcPrChange w:id="88" w:author="Cummings, Shawn" w:date="2025-05-22T12:42:00Z" w16du:dateUtc="2025-05-22T16:42:00Z">
               <w:tcPr>
                 <w:tcW w:w="0" w:type="auto"/>
                 <w:gridSpan w:val="2"/>
@@ -9187,7 +9309,7 @@
             </w:tcBorders>
             <w:vAlign w:val="center"/>
             <w:hideMark/>
-            <w:tcPrChange w:id="68" w:author="Cummings, Shawn" w:date="2025-05-22T12:42:00Z" w16du:dateUtc="2025-05-22T16:42:00Z">
+            <w:tcPrChange w:id="89" w:author="Cummings, Shawn" w:date="2025-05-22T12:42:00Z" w16du:dateUtc="2025-05-22T16:42:00Z">
               <w:tcPr>
                 <w:tcW w:w="0" w:type="auto"/>
                 <w:tcBorders>
@@ -9232,7 +9354,7 @@
             </w:tcBorders>
             <w:vAlign w:val="center"/>
             <w:hideMark/>
-            <w:tcPrChange w:id="69" w:author="Cummings, Shawn" w:date="2025-05-22T12:42:00Z" w16du:dateUtc="2025-05-22T16:42:00Z">
+            <w:tcPrChange w:id="90" w:author="Cummings, Shawn" w:date="2025-05-22T12:42:00Z" w16du:dateUtc="2025-05-22T16:42:00Z">
               <w:tcPr>
                 <w:tcW w:w="0" w:type="auto"/>
                 <w:gridSpan w:val="2"/>
@@ -9259,7 +9381,7 @@
                 <w:lang w:eastAsia="en-US"/>
               </w:rPr>
             </w:pPr>
-            <w:commentRangeStart w:id="70"/>
+            <w:commentRangeStart w:id="91"/>
             <w:r>
               <w:rPr>
                 <w:rFonts w:eastAsia="Times New Roman"/>
@@ -9268,12 +9390,12 @@
               </w:rPr>
               <w:t>3 (4.7%)</w:t>
             </w:r>
-            <w:commentRangeEnd w:id="70"/>
+            <w:commentRangeEnd w:id="91"/>
             <w:r>
               <w:rPr>
                 <w:rStyle w:val="CommentReference"/>
               </w:rPr>
-              <w:commentReference w:id="70"/>
+              <w:commentReference w:id="91"/>
             </w:r>
           </w:p>
         </w:tc>
@@ -9285,7 +9407,7 @@
             </w:tcBorders>
             <w:vAlign w:val="center"/>
             <w:hideMark/>
-            <w:tcPrChange w:id="71" w:author="Cummings, Shawn" w:date="2025-05-22T12:42:00Z" w16du:dateUtc="2025-05-22T16:42:00Z">
+            <w:tcPrChange w:id="92" w:author="Cummings, Shawn" w:date="2025-05-22T12:42:00Z" w16du:dateUtc="2025-05-22T16:42:00Z">
               <w:tcPr>
                 <w:tcW w:w="0" w:type="auto"/>
                 <w:gridSpan w:val="2"/>
@@ -9328,7 +9450,7 @@
             <w:tcBorders>
               <w:right w:val="single" w:sz="4" w:space="0" w:color="auto"/>
             </w:tcBorders>
-            <w:tcPrChange w:id="72" w:author="Cummings, Shawn" w:date="2025-05-22T12:42:00Z" w16du:dateUtc="2025-05-22T16:42:00Z">
+            <w:tcPrChange w:id="93" w:author="Cummings, Shawn" w:date="2025-05-22T12:42:00Z" w16du:dateUtc="2025-05-22T16:42:00Z">
               <w:tcPr>
                 <w:tcW w:w="0" w:type="auto"/>
                 <w:gridSpan w:val="2"/>
@@ -9366,7 +9488,7 @@
         <w:tc>
           <w:tcPr>
             <w:tcW w:w="1305" w:type="dxa"/>
-            <w:tcPrChange w:id="73" w:author="Cummings, Shawn" w:date="2025-05-22T12:42:00Z" w16du:dateUtc="2025-05-22T16:42:00Z">
+            <w:tcPrChange w:id="94" w:author="Cummings, Shawn" w:date="2025-05-22T12:42:00Z" w16du:dateUtc="2025-05-22T16:42:00Z">
               <w:tcPr>
                 <w:tcW w:w="0" w:type="auto"/>
                 <w:gridSpan w:val="2"/>
@@ -9402,7 +9524,7 @@
       <w:tr>
         <w:trPr>
           <w:tblCellSpacing w:w="15" w:type="dxa"/>
-          <w:trPrChange w:id="74" w:author="Cummings, Shawn" w:date="2025-05-22T12:42:00Z" w16du:dateUtc="2025-05-22T16:42:00Z">
+          <w:trPrChange w:id="95" w:author="Cummings, Shawn" w:date="2025-05-22T12:42:00Z" w16du:dateUtc="2025-05-22T16:42:00Z">
             <w:trPr>
               <w:gridAfter w:val="0"/>
               <w:tblCellSpacing w:w="15" w:type="dxa"/>
@@ -9414,7 +9536,7 @@
             <w:tcW w:w="2608" w:type="dxa"/>
             <w:vAlign w:val="center"/>
             <w:hideMark/>
-            <w:tcPrChange w:id="75" w:author="Cummings, Shawn" w:date="2025-05-22T12:42:00Z" w16du:dateUtc="2025-05-22T16:42:00Z">
+            <w:tcPrChange w:id="96" w:author="Cummings, Shawn" w:date="2025-05-22T12:42:00Z" w16du:dateUtc="2025-05-22T16:42:00Z">
               <w:tcPr>
                 <w:tcW w:w="0" w:type="auto"/>
                 <w:gridSpan w:val="3"/>
@@ -9457,7 +9579,7 @@
             </w:tcBorders>
             <w:vAlign w:val="center"/>
             <w:hideMark/>
-            <w:tcPrChange w:id="76" w:author="Cummings, Shawn" w:date="2025-05-22T12:42:00Z" w16du:dateUtc="2025-05-22T16:42:00Z">
+            <w:tcPrChange w:id="97" w:author="Cummings, Shawn" w:date="2025-05-22T12:42:00Z" w16du:dateUtc="2025-05-22T16:42:00Z">
               <w:tcPr>
                 <w:tcW w:w="0" w:type="auto"/>
                 <w:tcBorders>
@@ -9502,7 +9624,7 @@
             </w:tcBorders>
             <w:vAlign w:val="center"/>
             <w:hideMark/>
-            <w:tcPrChange w:id="77" w:author="Cummings, Shawn" w:date="2025-05-22T12:42:00Z" w16du:dateUtc="2025-05-22T16:42:00Z">
+            <w:tcPrChange w:id="98" w:author="Cummings, Shawn" w:date="2025-05-22T12:42:00Z" w16du:dateUtc="2025-05-22T16:42:00Z">
               <w:tcPr>
                 <w:tcW w:w="0" w:type="auto"/>
                 <w:gridSpan w:val="2"/>
@@ -9537,534 +9659,6 @@
               </w:rPr>
               <w:t>1 (1.6%)</w:t>
             </w:r>
-          </w:p>
-        </w:tc>
-        <w:tc>
-          <w:tcPr>
-            <w:tcW w:w="0" w:type="auto"/>
-            <w:tcBorders>
-              <w:right w:val="single" w:sz="4" w:space="0" w:color="auto"/>
-            </w:tcBorders>
-            <w:vAlign w:val="center"/>
-            <w:hideMark/>
-            <w:tcPrChange w:id="78" w:author="Cummings, Shawn" w:date="2025-05-22T12:42:00Z" w16du:dateUtc="2025-05-22T16:42:00Z">
-              <w:tcPr>
-                <w:tcW w:w="0" w:type="auto"/>
-                <w:gridSpan w:val="2"/>
-                <w:tcBorders>
-                  <w:right w:val="single" w:sz="4" w:space="0" w:color="auto"/>
-                </w:tcBorders>
-                <w:vAlign w:val="center"/>
-                <w:hideMark/>
-              </w:tcPr>
-            </w:tcPrChange>
-          </w:tcPr>
-          <w:p>
-            <w:pPr>
-              <w:widowControl/>
-              <w:autoSpaceDE/>
-              <w:autoSpaceDN/>
-              <w:adjustRightInd/>
-              <w:spacing w:line="240" w:lineRule="auto"/>
-              <w:ind w:firstLine="0"/>
-              <w:jc w:val="left"/>
-              <w:rPr>
-                <w:rFonts w:eastAsia="Times New Roman"/>
-                <w:sz w:val="24"/>
-                <w:lang w:eastAsia="en-US"/>
-              </w:rPr>
-            </w:pPr>
-            <w:r>
-              <w:rPr>
-                <w:rFonts w:eastAsia="Times New Roman"/>
-                <w:sz w:val="24"/>
-                <w:lang w:eastAsia="en-US"/>
-              </w:rPr>
-              <w:t>1 (1.6%)</w:t>
-            </w:r>
-          </w:p>
-        </w:tc>
-        <w:tc>
-          <w:tcPr>
-            <w:tcW w:w="989" w:type="dxa"/>
-            <w:tcBorders>
-              <w:right w:val="single" w:sz="4" w:space="0" w:color="auto"/>
-            </w:tcBorders>
-            <w:tcPrChange w:id="79" w:author="Cummings, Shawn" w:date="2025-05-22T12:42:00Z" w16du:dateUtc="2025-05-22T16:42:00Z">
-              <w:tcPr>
-                <w:tcW w:w="0" w:type="auto"/>
-                <w:gridSpan w:val="2"/>
-                <w:tcBorders>
-                  <w:right w:val="single" w:sz="4" w:space="0" w:color="auto"/>
-                </w:tcBorders>
-              </w:tcPr>
-            </w:tcPrChange>
-          </w:tcPr>
-          <w:p>
-            <w:pPr>
-              <w:widowControl/>
-              <w:autoSpaceDE/>
-              <w:autoSpaceDN/>
-              <w:adjustRightInd/>
-              <w:spacing w:line="240" w:lineRule="auto"/>
-              <w:ind w:firstLine="0"/>
-              <w:jc w:val="left"/>
-              <w:rPr>
-                <w:rFonts w:eastAsia="Times New Roman"/>
-                <w:sz w:val="24"/>
-                <w:lang w:eastAsia="en-US"/>
-              </w:rPr>
-            </w:pPr>
-            <w:r>
-              <w:rPr>
-                <w:rFonts w:eastAsia="Times New Roman"/>
-                <w:sz w:val="24"/>
-                <w:lang w:eastAsia="en-US"/>
-              </w:rPr>
-              <w:t>2 (3.1%)</w:t>
-            </w:r>
-          </w:p>
-        </w:tc>
-        <w:tc>
-          <w:tcPr>
-            <w:tcW w:w="1305" w:type="dxa"/>
-            <w:tcPrChange w:id="80" w:author="Cummings, Shawn" w:date="2025-05-22T12:42:00Z" w16du:dateUtc="2025-05-22T16:42:00Z">
-              <w:tcPr>
-                <w:tcW w:w="0" w:type="auto"/>
-                <w:gridSpan w:val="2"/>
-              </w:tcPr>
-            </w:tcPrChange>
-          </w:tcPr>
-          <w:p>
-            <w:pPr>
-              <w:widowControl/>
-              <w:autoSpaceDE/>
-              <w:autoSpaceDN/>
-              <w:adjustRightInd/>
-              <w:spacing w:line="240" w:lineRule="auto"/>
-              <w:ind w:firstLine="0"/>
-              <w:jc w:val="left"/>
-              <w:rPr>
-                <w:rFonts w:eastAsia="Times New Roman"/>
-                <w:sz w:val="24"/>
-                <w:lang w:eastAsia="en-US"/>
-              </w:rPr>
-            </w:pPr>
-            <w:r>
-              <w:rPr>
-                <w:rFonts w:eastAsia="Times New Roman"/>
-                <w:sz w:val="24"/>
-                <w:lang w:eastAsia="en-US"/>
-              </w:rPr>
-              <w:t>-</w:t>
-            </w:r>
-          </w:p>
-        </w:tc>
-      </w:tr>
-      <w:tr>
-        <w:trPr>
-          <w:tblCellSpacing w:w="15" w:type="dxa"/>
-          <w:trPrChange w:id="81" w:author="Cummings, Shawn" w:date="2025-05-22T12:42:00Z" w16du:dateUtc="2025-05-22T16:42:00Z">
-            <w:trPr>
-              <w:gridBefore w:val="1"/>
-              <w:gridAfter w:val="0"/>
-              <w:tblCellSpacing w:w="15" w:type="dxa"/>
-            </w:trPr>
-          </w:trPrChange>
-        </w:trPr>
-        <w:tc>
-          <w:tcPr>
-            <w:tcW w:w="2608" w:type="dxa"/>
-            <w:vAlign w:val="center"/>
-            <w:tcPrChange w:id="82" w:author="Cummings, Shawn" w:date="2025-05-22T12:42:00Z" w16du:dateUtc="2025-05-22T16:42:00Z">
-              <w:tcPr>
-                <w:tcW w:w="0" w:type="auto"/>
-                <w:gridSpan w:val="2"/>
-                <w:vAlign w:val="center"/>
-              </w:tcPr>
-            </w:tcPrChange>
-          </w:tcPr>
-          <w:p>
-            <w:pPr>
-              <w:widowControl/>
-              <w:autoSpaceDE/>
-              <w:autoSpaceDN/>
-              <w:adjustRightInd/>
-              <w:spacing w:line="240" w:lineRule="auto"/>
-              <w:ind w:firstLine="0"/>
-              <w:jc w:val="left"/>
-              <w:rPr>
-                <w:rFonts w:eastAsia="Times New Roman"/>
-                <w:sz w:val="24"/>
-                <w:lang w:eastAsia="en-US"/>
-              </w:rPr>
-            </w:pPr>
-            <w:r>
-              <w:rPr>
-                <w:rFonts w:eastAsia="Times New Roman"/>
-                <w:sz w:val="24"/>
-                <w:lang w:eastAsia="en-US"/>
-              </w:rPr>
-              <w:t>Catch question</w:t>
-            </w:r>
-          </w:p>
-        </w:tc>
-        <w:tc>
-          <w:tcPr>
-            <w:tcW w:w="1051" w:type="dxa"/>
-            <w:tcBorders>
-              <w:left w:val="single" w:sz="4" w:space="0" w:color="auto"/>
-              <w:right w:val="single" w:sz="4" w:space="0" w:color="auto"/>
-            </w:tcBorders>
-            <w:vAlign w:val="center"/>
-            <w:tcPrChange w:id="83" w:author="Cummings, Shawn" w:date="2025-05-22T12:42:00Z" w16du:dateUtc="2025-05-22T16:42:00Z">
-              <w:tcPr>
-                <w:tcW w:w="0" w:type="auto"/>
-                <w:tcBorders>
-                  <w:left w:val="single" w:sz="4" w:space="0" w:color="auto"/>
-                  <w:right w:val="single" w:sz="4" w:space="0" w:color="auto"/>
-                </w:tcBorders>
-                <w:vAlign w:val="center"/>
-              </w:tcPr>
-            </w:tcPrChange>
-          </w:tcPr>
-          <w:p>
-            <w:pPr>
-              <w:widowControl/>
-              <w:autoSpaceDE/>
-              <w:autoSpaceDN/>
-              <w:adjustRightInd/>
-              <w:spacing w:line="240" w:lineRule="auto"/>
-              <w:ind w:firstLine="0"/>
-              <w:jc w:val="left"/>
-              <w:rPr>
-                <w:rFonts w:eastAsia="Times New Roman"/>
-                <w:sz w:val="24"/>
-                <w:lang w:eastAsia="en-US"/>
-              </w:rPr>
-            </w:pPr>
-            <w:r>
-              <w:rPr>
-                <w:rFonts w:eastAsia="Times New Roman"/>
-                <w:sz w:val="24"/>
-                <w:lang w:eastAsia="en-US"/>
-              </w:rPr>
-              <w:t>-</w:t>
-            </w:r>
-          </w:p>
-        </w:tc>
-        <w:tc>
-          <w:tcPr>
-            <w:tcW w:w="1139" w:type="dxa"/>
-            <w:tcBorders>
-              <w:right w:val="single" w:sz="4" w:space="0" w:color="auto"/>
-            </w:tcBorders>
-            <w:vAlign w:val="center"/>
-            <w:tcPrChange w:id="84" w:author="Cummings, Shawn" w:date="2025-05-22T12:42:00Z" w16du:dateUtc="2025-05-22T16:42:00Z">
-              <w:tcPr>
-                <w:tcW w:w="0" w:type="auto"/>
-                <w:gridSpan w:val="2"/>
-                <w:tcBorders>
-                  <w:right w:val="single" w:sz="4" w:space="0" w:color="auto"/>
-                </w:tcBorders>
-                <w:vAlign w:val="center"/>
-              </w:tcPr>
-            </w:tcPrChange>
-          </w:tcPr>
-          <w:p>
-            <w:pPr>
-              <w:widowControl/>
-              <w:autoSpaceDE/>
-              <w:autoSpaceDN/>
-              <w:adjustRightInd/>
-              <w:spacing w:line="240" w:lineRule="auto"/>
-              <w:ind w:firstLine="0"/>
-              <w:jc w:val="left"/>
-              <w:rPr>
-                <w:rFonts w:eastAsia="Times New Roman"/>
-                <w:sz w:val="24"/>
-                <w:lang w:eastAsia="en-US"/>
-              </w:rPr>
-            </w:pPr>
-            <w:r>
-              <w:rPr>
-                <w:rFonts w:eastAsia="Times New Roman"/>
-                <w:sz w:val="24"/>
-                <w:lang w:eastAsia="en-US"/>
-              </w:rPr>
-              <w:t>-</w:t>
-            </w:r>
-          </w:p>
-        </w:tc>
-        <w:tc>
-          <w:tcPr>
-            <w:tcW w:w="0" w:type="auto"/>
-            <w:tcBorders>
-              <w:right w:val="single" w:sz="4" w:space="0" w:color="auto"/>
-            </w:tcBorders>
-            <w:vAlign w:val="center"/>
-            <w:tcPrChange w:id="85" w:author="Cummings, Shawn" w:date="2025-05-22T12:42:00Z" w16du:dateUtc="2025-05-22T16:42:00Z">
-              <w:tcPr>
-                <w:tcW w:w="0" w:type="auto"/>
-                <w:gridSpan w:val="2"/>
-                <w:tcBorders>
-                  <w:right w:val="single" w:sz="4" w:space="0" w:color="auto"/>
-                </w:tcBorders>
-                <w:vAlign w:val="center"/>
-              </w:tcPr>
-            </w:tcPrChange>
-          </w:tcPr>
-          <w:p>
-            <w:pPr>
-              <w:widowControl/>
-              <w:autoSpaceDE/>
-              <w:autoSpaceDN/>
-              <w:adjustRightInd/>
-              <w:spacing w:line="240" w:lineRule="auto"/>
-              <w:ind w:firstLine="0"/>
-              <w:jc w:val="left"/>
-              <w:rPr>
-                <w:rFonts w:eastAsia="Times New Roman"/>
-                <w:sz w:val="24"/>
-                <w:lang w:eastAsia="en-US"/>
-              </w:rPr>
-            </w:pPr>
-            <w:r>
-              <w:rPr>
-                <w:rFonts w:eastAsia="Times New Roman"/>
-                <w:sz w:val="24"/>
-                <w:lang w:eastAsia="en-US"/>
-              </w:rPr>
-              <w:t>-</w:t>
-            </w:r>
-          </w:p>
-        </w:tc>
-        <w:tc>
-          <w:tcPr>
-            <w:tcW w:w="989" w:type="dxa"/>
-            <w:tcBorders>
-              <w:right w:val="single" w:sz="4" w:space="0" w:color="auto"/>
-            </w:tcBorders>
-            <w:tcPrChange w:id="86" w:author="Cummings, Shawn" w:date="2025-05-22T12:42:00Z" w16du:dateUtc="2025-05-22T16:42:00Z">
-              <w:tcPr>
-                <w:tcW w:w="0" w:type="auto"/>
-                <w:gridSpan w:val="2"/>
-                <w:tcBorders>
-                  <w:right w:val="single" w:sz="4" w:space="0" w:color="auto"/>
-                </w:tcBorders>
-              </w:tcPr>
-            </w:tcPrChange>
-          </w:tcPr>
-          <w:p>
-            <w:pPr>
-              <w:widowControl/>
-              <w:autoSpaceDE/>
-              <w:autoSpaceDN/>
-              <w:adjustRightInd/>
-              <w:spacing w:line="240" w:lineRule="auto"/>
-              <w:ind w:firstLine="0"/>
-              <w:jc w:val="left"/>
-              <w:rPr>
-                <w:rFonts w:eastAsia="Times New Roman"/>
-                <w:sz w:val="24"/>
-                <w:lang w:eastAsia="en-US"/>
-              </w:rPr>
-            </w:pPr>
-            <w:r>
-              <w:rPr>
-                <w:rFonts w:eastAsia="Times New Roman"/>
-                <w:sz w:val="24"/>
-                <w:lang w:eastAsia="en-US"/>
-              </w:rPr>
-              <w:t>-</w:t>
-            </w:r>
-          </w:p>
-        </w:tc>
-        <w:tc>
-          <w:tcPr>
-            <w:tcW w:w="1305" w:type="dxa"/>
-            <w:tcPrChange w:id="87" w:author="Cummings, Shawn" w:date="2025-05-22T12:42:00Z" w16du:dateUtc="2025-05-22T16:42:00Z">
-              <w:tcPr>
-                <w:tcW w:w="0" w:type="auto"/>
-                <w:gridSpan w:val="2"/>
-              </w:tcPr>
-            </w:tcPrChange>
-          </w:tcPr>
-          <w:p>
-            <w:pPr>
-              <w:widowControl/>
-              <w:autoSpaceDE/>
-              <w:autoSpaceDN/>
-              <w:adjustRightInd/>
-              <w:spacing w:line="240" w:lineRule="auto"/>
-              <w:ind w:firstLine="0"/>
-              <w:jc w:val="left"/>
-              <w:rPr>
-                <w:rFonts w:eastAsia="Times New Roman"/>
-                <w:sz w:val="24"/>
-                <w:lang w:eastAsia="en-US"/>
-              </w:rPr>
-            </w:pPr>
-            <w:r>
-              <w:rPr>
-                <w:rFonts w:eastAsia="Times New Roman"/>
-                <w:sz w:val="24"/>
-                <w:lang w:eastAsia="en-US"/>
-              </w:rPr>
-              <w:t>-</w:t>
-            </w:r>
-          </w:p>
-        </w:tc>
-      </w:tr>
-      <w:tr>
-        <w:trPr>
-          <w:tblCellSpacing w:w="15" w:type="dxa"/>
-          <w:del w:id="88" w:author="Jaeger, Florian" w:date="2025-05-21T14:27:00Z"/>
-          <w:trPrChange w:id="89" w:author="Cummings, Shawn" w:date="2025-05-22T12:42:00Z" w16du:dateUtc="2025-05-22T16:42:00Z">
-            <w:trPr>
-              <w:gridBefore w:val="1"/>
-              <w:gridAfter w:val="0"/>
-              <w:tblCellSpacing w:w="15" w:type="dxa"/>
-            </w:trPr>
-          </w:trPrChange>
-        </w:trPr>
-        <w:tc>
-          <w:tcPr>
-            <w:tcW w:w="2608" w:type="dxa"/>
-            <w:vAlign w:val="center"/>
-            <w:hideMark/>
-            <w:tcPrChange w:id="90" w:author="Cummings, Shawn" w:date="2025-05-22T12:42:00Z" w16du:dateUtc="2025-05-22T16:42:00Z">
-              <w:tcPr>
-                <w:tcW w:w="0" w:type="auto"/>
-                <w:gridSpan w:val="2"/>
-                <w:vAlign w:val="center"/>
-                <w:hideMark/>
-              </w:tcPr>
-            </w:tcPrChange>
-          </w:tcPr>
-          <w:p>
-            <w:pPr>
-              <w:widowControl/>
-              <w:autoSpaceDE/>
-              <w:autoSpaceDN/>
-              <w:adjustRightInd/>
-              <w:spacing w:line="240" w:lineRule="auto"/>
-              <w:ind w:firstLine="0"/>
-              <w:jc w:val="left"/>
-              <w:rPr>
-                <w:del w:id="91" w:author="Jaeger, Florian" w:date="2025-05-21T14:27:00Z" w16du:dateUtc="2025-05-21T18:27:00Z"/>
-                <w:rFonts w:eastAsia="Times New Roman"/>
-                <w:sz w:val="24"/>
-                <w:lang w:eastAsia="en-US"/>
-              </w:rPr>
-            </w:pPr>
-            <w:del w:id="92" w:author="Jaeger, Florian" w:date="2025-05-21T14:27:00Z" w16du:dateUtc="2025-05-21T18:27:00Z">
-              <w:r>
-                <w:rPr>
-                  <w:rFonts w:eastAsia="Times New Roman"/>
-                  <w:sz w:val="24"/>
-                  <w:lang w:eastAsia="en-US"/>
-                </w:rPr>
-                <w:delText>Catch trials</w:delText>
-              </w:r>
-            </w:del>
-          </w:p>
-        </w:tc>
-        <w:tc>
-          <w:tcPr>
-            <w:tcW w:w="1051" w:type="dxa"/>
-            <w:tcBorders>
-              <w:left w:val="single" w:sz="4" w:space="0" w:color="auto"/>
-              <w:right w:val="single" w:sz="4" w:space="0" w:color="auto"/>
-            </w:tcBorders>
-            <w:vAlign w:val="center"/>
-            <w:hideMark/>
-            <w:tcPrChange w:id="93" w:author="Cummings, Shawn" w:date="2025-05-22T12:42:00Z" w16du:dateUtc="2025-05-22T16:42:00Z">
-              <w:tcPr>
-                <w:tcW w:w="0" w:type="auto"/>
-                <w:tcBorders>
-                  <w:left w:val="single" w:sz="4" w:space="0" w:color="auto"/>
-                  <w:right w:val="single" w:sz="4" w:space="0" w:color="auto"/>
-                </w:tcBorders>
-                <w:vAlign w:val="center"/>
-                <w:hideMark/>
-              </w:tcPr>
-            </w:tcPrChange>
-          </w:tcPr>
-          <w:p>
-            <w:pPr>
-              <w:widowControl/>
-              <w:autoSpaceDE/>
-              <w:autoSpaceDN/>
-              <w:adjustRightInd/>
-              <w:spacing w:line="240" w:lineRule="auto"/>
-              <w:ind w:firstLine="0"/>
-              <w:jc w:val="left"/>
-              <w:rPr>
-                <w:del w:id="94" w:author="Jaeger, Florian" w:date="2025-05-21T14:27:00Z" w16du:dateUtc="2025-05-21T18:27:00Z"/>
-                <w:rFonts w:eastAsia="Times New Roman"/>
-                <w:sz w:val="24"/>
-                <w:lang w:eastAsia="en-US"/>
-              </w:rPr>
-            </w:pPr>
-            <w:del w:id="95" w:author="Jaeger, Florian" w:date="2025-05-21T14:27:00Z" w16du:dateUtc="2025-05-21T18:27:00Z">
-              <w:r>
-                <w:rPr>
-                  <w:rFonts w:eastAsia="Times New Roman"/>
-                  <w:sz w:val="24"/>
-                  <w:lang w:eastAsia="en-US"/>
-                </w:rPr>
-                <w:delText>1 (1.6%)</w:delText>
-              </w:r>
-            </w:del>
-          </w:p>
-        </w:tc>
-        <w:tc>
-          <w:tcPr>
-            <w:tcW w:w="1139" w:type="dxa"/>
-            <w:tcBorders>
-              <w:right w:val="single" w:sz="4" w:space="0" w:color="auto"/>
-            </w:tcBorders>
-            <w:vAlign w:val="center"/>
-            <w:hideMark/>
-            <w:tcPrChange w:id="96" w:author="Cummings, Shawn" w:date="2025-05-22T12:42:00Z" w16du:dateUtc="2025-05-22T16:42:00Z">
-              <w:tcPr>
-                <w:tcW w:w="0" w:type="auto"/>
-                <w:gridSpan w:val="2"/>
-                <w:tcBorders>
-                  <w:right w:val="single" w:sz="4" w:space="0" w:color="auto"/>
-                </w:tcBorders>
-                <w:vAlign w:val="center"/>
-                <w:hideMark/>
-              </w:tcPr>
-            </w:tcPrChange>
-          </w:tcPr>
-          <w:p>
-            <w:pPr>
-              <w:widowControl/>
-              <w:autoSpaceDE/>
-              <w:autoSpaceDN/>
-              <w:adjustRightInd/>
-              <w:spacing w:line="240" w:lineRule="auto"/>
-              <w:ind w:firstLine="0"/>
-              <w:jc w:val="left"/>
-              <w:rPr>
-                <w:del w:id="97" w:author="Jaeger, Florian" w:date="2025-05-21T14:27:00Z" w16du:dateUtc="2025-05-21T18:27:00Z"/>
-                <w:rFonts w:eastAsia="Times New Roman"/>
-                <w:sz w:val="24"/>
-                <w:lang w:eastAsia="en-US"/>
-              </w:rPr>
-            </w:pPr>
-            <w:del w:id="98" w:author="Jaeger, Florian" w:date="2025-05-21T14:27:00Z" w16du:dateUtc="2025-05-21T18:27:00Z">
-              <w:r>
-                <w:rPr>
-                  <w:rFonts w:eastAsia="Times New Roman"/>
-                  <w:sz w:val="24"/>
-                  <w:lang w:eastAsia="en-US"/>
-                </w:rPr>
-                <w:delText>2 (3.1%)</w:delText>
-              </w:r>
-            </w:del>
           </w:p>
         </w:tc>
         <w:tc>
@@ -10097,22 +9691,19 @@
               <w:ind w:firstLine="0"/>
               <w:jc w:val="left"/>
               <w:rPr>
-                <w:del w:id="100" w:author="Jaeger, Florian" w:date="2025-05-21T14:27:00Z" w16du:dateUtc="2025-05-21T18:27:00Z"/>
                 <w:rFonts w:eastAsia="Times New Roman"/>
                 <w:sz w:val="24"/>
                 <w:lang w:eastAsia="en-US"/>
               </w:rPr>
             </w:pPr>
-            <w:del w:id="101" w:author="Jaeger, Florian" w:date="2025-05-21T14:27:00Z" w16du:dateUtc="2025-05-21T18:27:00Z">
-              <w:r>
-                <w:rPr>
-                  <w:rFonts w:eastAsia="Times New Roman"/>
-                  <w:sz w:val="24"/>
-                  <w:lang w:eastAsia="en-US"/>
-                </w:rPr>
-                <w:delText>1 (1.6%)</w:delText>
-              </w:r>
-            </w:del>
+            <w:r>
+              <w:rPr>
+                <w:rFonts w:eastAsia="Times New Roman"/>
+                <w:sz w:val="24"/>
+                <w:lang w:eastAsia="en-US"/>
+              </w:rPr>
+              <w:t>1 (1.6%)</w:t>
+            </w:r>
           </w:p>
         </w:tc>
         <w:tc>
@@ -10121,7 +9712,7 @@
             <w:tcBorders>
               <w:right w:val="single" w:sz="4" w:space="0" w:color="auto"/>
             </w:tcBorders>
-            <w:tcPrChange w:id="102" w:author="Cummings, Shawn" w:date="2025-05-22T12:42:00Z" w16du:dateUtc="2025-05-22T16:42:00Z">
+            <w:tcPrChange w:id="100" w:author="Cummings, Shawn" w:date="2025-05-22T12:42:00Z" w16du:dateUtc="2025-05-22T16:42:00Z">
               <w:tcPr>
                 <w:tcW w:w="0" w:type="auto"/>
                 <w:gridSpan w:val="2"/>
@@ -10141,28 +9732,25 @@
               <w:ind w:firstLine="0"/>
               <w:jc w:val="left"/>
               <w:rPr>
-                <w:del w:id="103" w:author="Jaeger, Florian" w:date="2025-05-21T14:27:00Z" w16du:dateUtc="2025-05-21T18:27:00Z"/>
                 <w:rFonts w:eastAsia="Times New Roman"/>
                 <w:sz w:val="24"/>
                 <w:lang w:eastAsia="en-US"/>
               </w:rPr>
             </w:pPr>
-            <w:del w:id="104" w:author="Jaeger, Florian" w:date="2025-05-21T14:27:00Z" w16du:dateUtc="2025-05-21T18:27:00Z">
-              <w:r>
-                <w:rPr>
-                  <w:rFonts w:eastAsia="Times New Roman"/>
-                  <w:sz w:val="24"/>
-                  <w:lang w:eastAsia="en-US"/>
-                </w:rPr>
-                <w:delText>1 (1.6%)</w:delText>
-              </w:r>
-            </w:del>
+            <w:r>
+              <w:rPr>
+                <w:rFonts w:eastAsia="Times New Roman"/>
+                <w:sz w:val="24"/>
+                <w:lang w:eastAsia="en-US"/>
+              </w:rPr>
+              <w:t>2 (3.1%)</w:t>
+            </w:r>
           </w:p>
         </w:tc>
         <w:tc>
           <w:tcPr>
             <w:tcW w:w="1305" w:type="dxa"/>
-            <w:tcPrChange w:id="105" w:author="Cummings, Shawn" w:date="2025-05-22T12:42:00Z" w16du:dateUtc="2025-05-22T16:42:00Z">
+            <w:tcPrChange w:id="101" w:author="Cummings, Shawn" w:date="2025-05-22T12:42:00Z" w16du:dateUtc="2025-05-22T16:42:00Z">
               <w:tcPr>
                 <w:tcW w:w="0" w:type="auto"/>
                 <w:gridSpan w:val="2"/>
@@ -10179,29 +9767,282 @@
               <w:ind w:firstLine="0"/>
               <w:jc w:val="left"/>
               <w:rPr>
-                <w:del w:id="106" w:author="Jaeger, Florian" w:date="2025-05-21T14:27:00Z" w16du:dateUtc="2025-05-21T18:27:00Z"/>
                 <w:rFonts w:eastAsia="Times New Roman"/>
                 <w:sz w:val="24"/>
                 <w:lang w:eastAsia="en-US"/>
               </w:rPr>
             </w:pPr>
-            <w:del w:id="107" w:author="Jaeger, Florian" w:date="2025-05-21T14:27:00Z" w16du:dateUtc="2025-05-21T18:27:00Z">
-              <w:r>
-                <w:rPr>
-                  <w:rFonts w:eastAsia="Times New Roman"/>
-                  <w:sz w:val="24"/>
-                  <w:lang w:eastAsia="en-US"/>
-                </w:rPr>
-                <w:delText>-</w:delText>
-              </w:r>
-            </w:del>
+            <w:r>
+              <w:rPr>
+                <w:rFonts w:eastAsia="Times New Roman"/>
+                <w:sz w:val="24"/>
+                <w:lang w:eastAsia="en-US"/>
+              </w:rPr>
+              <w:t>-</w:t>
+            </w:r>
           </w:p>
         </w:tc>
       </w:tr>
       <w:tr>
         <w:trPr>
           <w:tblCellSpacing w:w="15" w:type="dxa"/>
-          <w:trPrChange w:id="108" w:author="Cummings, Shawn" w:date="2025-05-22T12:42:00Z" w16du:dateUtc="2025-05-22T16:42:00Z">
+          <w:trPrChange w:id="102" w:author="Cummings, Shawn" w:date="2025-05-22T12:42:00Z" w16du:dateUtc="2025-05-22T16:42:00Z">
+            <w:trPr>
+              <w:gridBefore w:val="1"/>
+              <w:gridAfter w:val="0"/>
+              <w:tblCellSpacing w:w="15" w:type="dxa"/>
+            </w:trPr>
+          </w:trPrChange>
+        </w:trPr>
+        <w:tc>
+          <w:tcPr>
+            <w:tcW w:w="2608" w:type="dxa"/>
+            <w:vAlign w:val="center"/>
+            <w:tcPrChange w:id="103" w:author="Cummings, Shawn" w:date="2025-05-22T12:42:00Z" w16du:dateUtc="2025-05-22T16:42:00Z">
+              <w:tcPr>
+                <w:tcW w:w="0" w:type="auto"/>
+                <w:gridSpan w:val="2"/>
+                <w:vAlign w:val="center"/>
+              </w:tcPr>
+            </w:tcPrChange>
+          </w:tcPr>
+          <w:p>
+            <w:pPr>
+              <w:widowControl/>
+              <w:autoSpaceDE/>
+              <w:autoSpaceDN/>
+              <w:adjustRightInd/>
+              <w:spacing w:line="240" w:lineRule="auto"/>
+              <w:ind w:firstLine="0"/>
+              <w:jc w:val="left"/>
+              <w:rPr>
+                <w:rFonts w:eastAsia="Times New Roman"/>
+                <w:sz w:val="24"/>
+                <w:lang w:eastAsia="en-US"/>
+              </w:rPr>
+            </w:pPr>
+            <w:r>
+              <w:rPr>
+                <w:rFonts w:eastAsia="Times New Roman"/>
+                <w:sz w:val="24"/>
+                <w:lang w:eastAsia="en-US"/>
+              </w:rPr>
+              <w:t>Catch question</w:t>
+            </w:r>
+          </w:p>
+        </w:tc>
+        <w:tc>
+          <w:tcPr>
+            <w:tcW w:w="1051" w:type="dxa"/>
+            <w:tcBorders>
+              <w:left w:val="single" w:sz="4" w:space="0" w:color="auto"/>
+              <w:right w:val="single" w:sz="4" w:space="0" w:color="auto"/>
+            </w:tcBorders>
+            <w:vAlign w:val="center"/>
+            <w:tcPrChange w:id="104" w:author="Cummings, Shawn" w:date="2025-05-22T12:42:00Z" w16du:dateUtc="2025-05-22T16:42:00Z">
+              <w:tcPr>
+                <w:tcW w:w="0" w:type="auto"/>
+                <w:tcBorders>
+                  <w:left w:val="single" w:sz="4" w:space="0" w:color="auto"/>
+                  <w:right w:val="single" w:sz="4" w:space="0" w:color="auto"/>
+                </w:tcBorders>
+                <w:vAlign w:val="center"/>
+              </w:tcPr>
+            </w:tcPrChange>
+          </w:tcPr>
+          <w:p>
+            <w:pPr>
+              <w:widowControl/>
+              <w:autoSpaceDE/>
+              <w:autoSpaceDN/>
+              <w:adjustRightInd/>
+              <w:spacing w:line="240" w:lineRule="auto"/>
+              <w:ind w:firstLine="0"/>
+              <w:jc w:val="left"/>
+              <w:rPr>
+                <w:rFonts w:eastAsia="Times New Roman"/>
+                <w:sz w:val="24"/>
+                <w:lang w:eastAsia="en-US"/>
+              </w:rPr>
+            </w:pPr>
+            <w:r>
+              <w:rPr>
+                <w:rFonts w:eastAsia="Times New Roman"/>
+                <w:sz w:val="24"/>
+                <w:lang w:eastAsia="en-US"/>
+              </w:rPr>
+              <w:t>-</w:t>
+            </w:r>
+          </w:p>
+        </w:tc>
+        <w:tc>
+          <w:tcPr>
+            <w:tcW w:w="1139" w:type="dxa"/>
+            <w:tcBorders>
+              <w:right w:val="single" w:sz="4" w:space="0" w:color="auto"/>
+            </w:tcBorders>
+            <w:vAlign w:val="center"/>
+            <w:tcPrChange w:id="105" w:author="Cummings, Shawn" w:date="2025-05-22T12:42:00Z" w16du:dateUtc="2025-05-22T16:42:00Z">
+              <w:tcPr>
+                <w:tcW w:w="0" w:type="auto"/>
+                <w:gridSpan w:val="2"/>
+                <w:tcBorders>
+                  <w:right w:val="single" w:sz="4" w:space="0" w:color="auto"/>
+                </w:tcBorders>
+                <w:vAlign w:val="center"/>
+              </w:tcPr>
+            </w:tcPrChange>
+          </w:tcPr>
+          <w:p>
+            <w:pPr>
+              <w:widowControl/>
+              <w:autoSpaceDE/>
+              <w:autoSpaceDN/>
+              <w:adjustRightInd/>
+              <w:spacing w:line="240" w:lineRule="auto"/>
+              <w:ind w:firstLine="0"/>
+              <w:jc w:val="left"/>
+              <w:rPr>
+                <w:rFonts w:eastAsia="Times New Roman"/>
+                <w:sz w:val="24"/>
+                <w:lang w:eastAsia="en-US"/>
+              </w:rPr>
+            </w:pPr>
+            <w:r>
+              <w:rPr>
+                <w:rFonts w:eastAsia="Times New Roman"/>
+                <w:sz w:val="24"/>
+                <w:lang w:eastAsia="en-US"/>
+              </w:rPr>
+              <w:t>-</w:t>
+            </w:r>
+          </w:p>
+        </w:tc>
+        <w:tc>
+          <w:tcPr>
+            <w:tcW w:w="0" w:type="auto"/>
+            <w:tcBorders>
+              <w:right w:val="single" w:sz="4" w:space="0" w:color="auto"/>
+            </w:tcBorders>
+            <w:vAlign w:val="center"/>
+            <w:tcPrChange w:id="106" w:author="Cummings, Shawn" w:date="2025-05-22T12:42:00Z" w16du:dateUtc="2025-05-22T16:42:00Z">
+              <w:tcPr>
+                <w:tcW w:w="0" w:type="auto"/>
+                <w:gridSpan w:val="2"/>
+                <w:tcBorders>
+                  <w:right w:val="single" w:sz="4" w:space="0" w:color="auto"/>
+                </w:tcBorders>
+                <w:vAlign w:val="center"/>
+              </w:tcPr>
+            </w:tcPrChange>
+          </w:tcPr>
+          <w:p>
+            <w:pPr>
+              <w:widowControl/>
+              <w:autoSpaceDE/>
+              <w:autoSpaceDN/>
+              <w:adjustRightInd/>
+              <w:spacing w:line="240" w:lineRule="auto"/>
+              <w:ind w:firstLine="0"/>
+              <w:jc w:val="left"/>
+              <w:rPr>
+                <w:rFonts w:eastAsia="Times New Roman"/>
+                <w:sz w:val="24"/>
+                <w:lang w:eastAsia="en-US"/>
+              </w:rPr>
+            </w:pPr>
+            <w:r>
+              <w:rPr>
+                <w:rFonts w:eastAsia="Times New Roman"/>
+                <w:sz w:val="24"/>
+                <w:lang w:eastAsia="en-US"/>
+              </w:rPr>
+              <w:t>-</w:t>
+            </w:r>
+          </w:p>
+        </w:tc>
+        <w:tc>
+          <w:tcPr>
+            <w:tcW w:w="989" w:type="dxa"/>
+            <w:tcBorders>
+              <w:right w:val="single" w:sz="4" w:space="0" w:color="auto"/>
+            </w:tcBorders>
+            <w:tcPrChange w:id="107" w:author="Cummings, Shawn" w:date="2025-05-22T12:42:00Z" w16du:dateUtc="2025-05-22T16:42:00Z">
+              <w:tcPr>
+                <w:tcW w:w="0" w:type="auto"/>
+                <w:gridSpan w:val="2"/>
+                <w:tcBorders>
+                  <w:right w:val="single" w:sz="4" w:space="0" w:color="auto"/>
+                </w:tcBorders>
+              </w:tcPr>
+            </w:tcPrChange>
+          </w:tcPr>
+          <w:p>
+            <w:pPr>
+              <w:widowControl/>
+              <w:autoSpaceDE/>
+              <w:autoSpaceDN/>
+              <w:adjustRightInd/>
+              <w:spacing w:line="240" w:lineRule="auto"/>
+              <w:ind w:firstLine="0"/>
+              <w:jc w:val="left"/>
+              <w:rPr>
+                <w:rFonts w:eastAsia="Times New Roman"/>
+                <w:sz w:val="24"/>
+                <w:lang w:eastAsia="en-US"/>
+              </w:rPr>
+            </w:pPr>
+            <w:r>
+              <w:rPr>
+                <w:rFonts w:eastAsia="Times New Roman"/>
+                <w:sz w:val="24"/>
+                <w:lang w:eastAsia="en-US"/>
+              </w:rPr>
+              <w:t>-</w:t>
+            </w:r>
+          </w:p>
+        </w:tc>
+        <w:tc>
+          <w:tcPr>
+            <w:tcW w:w="1305" w:type="dxa"/>
+            <w:tcPrChange w:id="108" w:author="Cummings, Shawn" w:date="2025-05-22T12:42:00Z" w16du:dateUtc="2025-05-22T16:42:00Z">
+              <w:tcPr>
+                <w:tcW w:w="0" w:type="auto"/>
+                <w:gridSpan w:val="2"/>
+              </w:tcPr>
+            </w:tcPrChange>
+          </w:tcPr>
+          <w:p>
+            <w:pPr>
+              <w:widowControl/>
+              <w:autoSpaceDE/>
+              <w:autoSpaceDN/>
+              <w:adjustRightInd/>
+              <w:spacing w:line="240" w:lineRule="auto"/>
+              <w:ind w:firstLine="0"/>
+              <w:jc w:val="left"/>
+              <w:rPr>
+                <w:rFonts w:eastAsia="Times New Roman"/>
+                <w:sz w:val="24"/>
+                <w:lang w:eastAsia="en-US"/>
+              </w:rPr>
+            </w:pPr>
+            <w:r>
+              <w:rPr>
+                <w:rFonts w:eastAsia="Times New Roman"/>
+                <w:sz w:val="24"/>
+                <w:lang w:eastAsia="en-US"/>
+              </w:rPr>
+              <w:t>-</w:t>
+            </w:r>
+          </w:p>
+        </w:tc>
+      </w:tr>
+      <w:tr>
+        <w:trPr>
+          <w:tblCellSpacing w:w="15" w:type="dxa"/>
+          <w:del w:id="109" w:author="Jaeger, Florian" w:date="2025-05-21T14:27:00Z"/>
+          <w:trPrChange w:id="110" w:author="Cummings, Shawn" w:date="2025-05-22T12:42:00Z" w16du:dateUtc="2025-05-22T16:42:00Z">
             <w:trPr>
               <w:gridBefore w:val="1"/>
               <w:gridAfter w:val="0"/>
@@ -10214,7 +10055,7 @@
             <w:tcW w:w="2608" w:type="dxa"/>
             <w:vAlign w:val="center"/>
             <w:hideMark/>
-            <w:tcPrChange w:id="109" w:author="Cummings, Shawn" w:date="2025-05-22T12:42:00Z" w16du:dateUtc="2025-05-22T16:42:00Z">
+            <w:tcPrChange w:id="111" w:author="Cummings, Shawn" w:date="2025-05-22T12:42:00Z" w16du:dateUtc="2025-05-22T16:42:00Z">
               <w:tcPr>
                 <w:tcW w:w="0" w:type="auto"/>
                 <w:gridSpan w:val="2"/>
@@ -10233,19 +10074,22 @@
               <w:ind w:firstLine="0"/>
               <w:jc w:val="left"/>
               <w:rPr>
+                <w:del w:id="112" w:author="Jaeger, Florian" w:date="2025-05-21T14:27:00Z" w16du:dateUtc="2025-05-21T18:27:00Z"/>
                 <w:rFonts w:eastAsia="Times New Roman"/>
                 <w:sz w:val="24"/>
                 <w:lang w:eastAsia="en-US"/>
               </w:rPr>
             </w:pPr>
-            <w:r>
-              <w:rPr>
-                <w:rFonts w:eastAsia="Times New Roman"/>
-                <w:sz w:val="24"/>
-                <w:lang w:eastAsia="en-US"/>
-              </w:rPr>
-              <w:t>Outlier RT</w:t>
-            </w:r>
+            <w:del w:id="113" w:author="Jaeger, Florian" w:date="2025-05-21T14:27:00Z" w16du:dateUtc="2025-05-21T18:27:00Z">
+              <w:r>
+                <w:rPr>
+                  <w:rFonts w:eastAsia="Times New Roman"/>
+                  <w:sz w:val="24"/>
+                  <w:lang w:eastAsia="en-US"/>
+                </w:rPr>
+                <w:delText>Catch trials</w:delText>
+              </w:r>
+            </w:del>
           </w:p>
         </w:tc>
         <w:tc>
@@ -10257,7 +10101,7 @@
             </w:tcBorders>
             <w:vAlign w:val="center"/>
             <w:hideMark/>
-            <w:tcPrChange w:id="110" w:author="Cummings, Shawn" w:date="2025-05-22T12:42:00Z" w16du:dateUtc="2025-05-22T16:42:00Z">
+            <w:tcPrChange w:id="114" w:author="Cummings, Shawn" w:date="2025-05-22T12:42:00Z" w16du:dateUtc="2025-05-22T16:42:00Z">
               <w:tcPr>
                 <w:tcW w:w="0" w:type="auto"/>
                 <w:tcBorders>
@@ -10279,67 +10123,22 @@
               <w:ind w:firstLine="0"/>
               <w:jc w:val="left"/>
               <w:rPr>
+                <w:del w:id="115" w:author="Jaeger, Florian" w:date="2025-05-21T14:27:00Z" w16du:dateUtc="2025-05-21T18:27:00Z"/>
                 <w:rFonts w:eastAsia="Times New Roman"/>
                 <w:sz w:val="24"/>
                 <w:lang w:eastAsia="en-US"/>
               </w:rPr>
             </w:pPr>
-            <w:ins w:id="111" w:author="Cummings, Shawn" w:date="2025-05-22T12:34:00Z" w16du:dateUtc="2025-05-22T16:34:00Z">
+            <w:del w:id="116" w:author="Jaeger, Florian" w:date="2025-05-21T14:27:00Z" w16du:dateUtc="2025-05-21T18:27:00Z">
               <w:r>
                 <w:rPr>
                   <w:rFonts w:eastAsia="Times New Roman"/>
                   <w:sz w:val="24"/>
                   <w:lang w:eastAsia="en-US"/>
                 </w:rPr>
-                <w:t>1</w:t>
-              </w:r>
-            </w:ins>
-            <w:del w:id="112" w:author="Cummings, Shawn" w:date="2025-05-22T12:34:00Z" w16du:dateUtc="2025-05-22T16:34:00Z">
-              <w:r>
-                <w:rPr>
-                  <w:rFonts w:eastAsia="Times New Roman"/>
-                  <w:sz w:val="24"/>
-                  <w:lang w:eastAsia="en-US"/>
-                </w:rPr>
-                <w:delText>3</w:delText>
+                <w:delText>1 (1.6%)</w:delText>
               </w:r>
             </w:del>
-            <w:r>
-              <w:rPr>
-                <w:rFonts w:eastAsia="Times New Roman"/>
-                <w:sz w:val="24"/>
-                <w:lang w:eastAsia="en-US"/>
-              </w:rPr>
-              <w:t xml:space="preserve"> (</w:t>
-            </w:r>
-            <w:ins w:id="113" w:author="Cummings, Shawn" w:date="2025-05-22T12:35:00Z" w16du:dateUtc="2025-05-22T16:35:00Z">
-              <w:r>
-                <w:rPr>
-                  <w:rFonts w:eastAsia="Times New Roman"/>
-                  <w:sz w:val="24"/>
-                  <w:lang w:eastAsia="en-US"/>
-                </w:rPr>
-                <w:t>1.6</w:t>
-              </w:r>
-            </w:ins>
-            <w:del w:id="114" w:author="Cummings, Shawn" w:date="2025-05-22T12:35:00Z" w16du:dateUtc="2025-05-22T16:35:00Z">
-              <w:r>
-                <w:rPr>
-                  <w:rFonts w:eastAsia="Times New Roman"/>
-                  <w:sz w:val="24"/>
-                  <w:lang w:eastAsia="en-US"/>
-                </w:rPr>
-                <w:delText>4.7</w:delText>
-              </w:r>
-            </w:del>
-            <w:r>
-              <w:rPr>
-                <w:rFonts w:eastAsia="Times New Roman"/>
-                <w:sz w:val="24"/>
-                <w:lang w:eastAsia="en-US"/>
-              </w:rPr>
-              <w:t>%)</w:t>
-            </w:r>
           </w:p>
         </w:tc>
         <w:tc>
@@ -10350,7 +10149,7 @@
             </w:tcBorders>
             <w:vAlign w:val="center"/>
             <w:hideMark/>
-            <w:tcPrChange w:id="115" w:author="Cummings, Shawn" w:date="2025-05-22T12:42:00Z" w16du:dateUtc="2025-05-22T16:42:00Z">
+            <w:tcPrChange w:id="117" w:author="Cummings, Shawn" w:date="2025-05-22T12:42:00Z" w16du:dateUtc="2025-05-22T16:42:00Z">
               <w:tcPr>
                 <w:tcW w:w="0" w:type="auto"/>
                 <w:gridSpan w:val="2"/>
@@ -10372,19 +10171,22 @@
               <w:ind w:firstLine="0"/>
               <w:jc w:val="left"/>
               <w:rPr>
+                <w:del w:id="118" w:author="Jaeger, Florian" w:date="2025-05-21T14:27:00Z" w16du:dateUtc="2025-05-21T18:27:00Z"/>
                 <w:rFonts w:eastAsia="Times New Roman"/>
                 <w:sz w:val="24"/>
                 <w:lang w:eastAsia="en-US"/>
               </w:rPr>
             </w:pPr>
-            <w:r>
-              <w:rPr>
-                <w:rFonts w:eastAsia="Times New Roman"/>
-                <w:sz w:val="24"/>
-                <w:lang w:eastAsia="en-US"/>
-              </w:rPr>
-              <w:t>-</w:t>
-            </w:r>
+            <w:del w:id="119" w:author="Jaeger, Florian" w:date="2025-05-21T14:27:00Z" w16du:dateUtc="2025-05-21T18:27:00Z">
+              <w:r>
+                <w:rPr>
+                  <w:rFonts w:eastAsia="Times New Roman"/>
+                  <w:sz w:val="24"/>
+                  <w:lang w:eastAsia="en-US"/>
+                </w:rPr>
+                <w:delText>2 (3.1%)</w:delText>
+              </w:r>
+            </w:del>
           </w:p>
         </w:tc>
         <w:tc>
@@ -10395,7 +10197,7 @@
             </w:tcBorders>
             <w:vAlign w:val="center"/>
             <w:hideMark/>
-            <w:tcPrChange w:id="116" w:author="Cummings, Shawn" w:date="2025-05-22T12:42:00Z" w16du:dateUtc="2025-05-22T16:42:00Z">
+            <w:tcPrChange w:id="120" w:author="Cummings, Shawn" w:date="2025-05-22T12:42:00Z" w16du:dateUtc="2025-05-22T16:42:00Z">
               <w:tcPr>
                 <w:tcW w:w="0" w:type="auto"/>
                 <w:gridSpan w:val="2"/>
@@ -10417,19 +10219,22 @@
               <w:ind w:firstLine="0"/>
               <w:jc w:val="left"/>
               <w:rPr>
+                <w:del w:id="121" w:author="Jaeger, Florian" w:date="2025-05-21T14:27:00Z" w16du:dateUtc="2025-05-21T18:27:00Z"/>
                 <w:rFonts w:eastAsia="Times New Roman"/>
                 <w:sz w:val="24"/>
                 <w:lang w:eastAsia="en-US"/>
               </w:rPr>
             </w:pPr>
-            <w:r>
-              <w:rPr>
-                <w:rFonts w:eastAsia="Times New Roman"/>
-                <w:sz w:val="24"/>
-                <w:lang w:eastAsia="en-US"/>
-              </w:rPr>
-              <w:t>-</w:t>
-            </w:r>
+            <w:del w:id="122" w:author="Jaeger, Florian" w:date="2025-05-21T14:27:00Z" w16du:dateUtc="2025-05-21T18:27:00Z">
+              <w:r>
+                <w:rPr>
+                  <w:rFonts w:eastAsia="Times New Roman"/>
+                  <w:sz w:val="24"/>
+                  <w:lang w:eastAsia="en-US"/>
+                </w:rPr>
+                <w:delText>1 (1.6%)</w:delText>
+              </w:r>
+            </w:del>
           </w:p>
         </w:tc>
         <w:tc>
@@ -10438,7 +10243,7 @@
             <w:tcBorders>
               <w:right w:val="single" w:sz="4" w:space="0" w:color="auto"/>
             </w:tcBorders>
-            <w:tcPrChange w:id="117" w:author="Cummings, Shawn" w:date="2025-05-22T12:42:00Z" w16du:dateUtc="2025-05-22T16:42:00Z">
+            <w:tcPrChange w:id="123" w:author="Cummings, Shawn" w:date="2025-05-22T12:42:00Z" w16du:dateUtc="2025-05-22T16:42:00Z">
               <w:tcPr>
                 <w:tcW w:w="0" w:type="auto"/>
                 <w:gridSpan w:val="2"/>
@@ -10458,37 +10263,28 @@
               <w:ind w:firstLine="0"/>
               <w:jc w:val="left"/>
               <w:rPr>
+                <w:del w:id="124" w:author="Jaeger, Florian" w:date="2025-05-21T14:27:00Z" w16du:dateUtc="2025-05-21T18:27:00Z"/>
                 <w:rFonts w:eastAsia="Times New Roman"/>
                 <w:sz w:val="24"/>
                 <w:lang w:eastAsia="en-US"/>
               </w:rPr>
             </w:pPr>
-            <w:del w:id="118" w:author="Cummings, Shawn" w:date="2025-05-22T12:42:00Z" w16du:dateUtc="2025-05-22T16:42:00Z">
+            <w:del w:id="125" w:author="Jaeger, Florian" w:date="2025-05-21T14:27:00Z" w16du:dateUtc="2025-05-21T18:27:00Z">
               <w:r>
                 <w:rPr>
                   <w:rFonts w:eastAsia="Times New Roman"/>
                   <w:sz w:val="24"/>
                   <w:lang w:eastAsia="en-US"/>
                 </w:rPr>
-                <w:delText>2 (3.1%)</w:delText>
+                <w:delText>1 (1.6%)</w:delText>
               </w:r>
             </w:del>
-            <w:ins w:id="119" w:author="Cummings, Shawn" w:date="2025-05-22T12:42:00Z" w16du:dateUtc="2025-05-22T16:42:00Z">
-              <w:r>
-                <w:rPr>
-                  <w:rFonts w:eastAsia="Times New Roman"/>
-                  <w:sz w:val="24"/>
-                  <w:lang w:eastAsia="en-US"/>
-                </w:rPr>
-                <w:t>-</w:t>
-              </w:r>
-            </w:ins>
           </w:p>
         </w:tc>
         <w:tc>
           <w:tcPr>
             <w:tcW w:w="1305" w:type="dxa"/>
-            <w:tcPrChange w:id="120" w:author="Cummings, Shawn" w:date="2025-05-22T12:42:00Z" w16du:dateUtc="2025-05-22T16:42:00Z">
+            <w:tcPrChange w:id="126" w:author="Cummings, Shawn" w:date="2025-05-22T12:42:00Z" w16du:dateUtc="2025-05-22T16:42:00Z">
               <w:tcPr>
                 <w:tcW w:w="0" w:type="auto"/>
                 <w:gridSpan w:val="2"/>
@@ -10505,26 +10301,352 @@
               <w:ind w:firstLine="0"/>
               <w:jc w:val="left"/>
               <w:rPr>
+                <w:del w:id="127" w:author="Jaeger, Florian" w:date="2025-05-21T14:27:00Z" w16du:dateUtc="2025-05-21T18:27:00Z"/>
                 <w:rFonts w:eastAsia="Times New Roman"/>
                 <w:sz w:val="24"/>
                 <w:lang w:eastAsia="en-US"/>
               </w:rPr>
             </w:pPr>
-            <w:r>
-              <w:rPr>
-                <w:rFonts w:eastAsia="Times New Roman"/>
-                <w:sz w:val="24"/>
-                <w:lang w:eastAsia="en-US"/>
-              </w:rPr>
-              <w:t>2 (3.1%)</w:t>
-            </w:r>
+            <w:del w:id="128" w:author="Jaeger, Florian" w:date="2025-05-21T14:27:00Z" w16du:dateUtc="2025-05-21T18:27:00Z">
+              <w:r>
+                <w:rPr>
+                  <w:rFonts w:eastAsia="Times New Roman"/>
+                  <w:sz w:val="24"/>
+                  <w:lang w:eastAsia="en-US"/>
+                </w:rPr>
+                <w:delText>-</w:delText>
+              </w:r>
+            </w:del>
           </w:p>
         </w:tc>
       </w:tr>
       <w:tr>
         <w:trPr>
           <w:tblCellSpacing w:w="15" w:type="dxa"/>
-          <w:trPrChange w:id="121" w:author="Cummings, Shawn" w:date="2025-05-22T12:42:00Z" w16du:dateUtc="2025-05-22T16:42:00Z">
+          <w:trPrChange w:id="129" w:author="Cummings, Shawn" w:date="2025-05-22T12:42:00Z" w16du:dateUtc="2025-05-22T16:42:00Z">
+            <w:trPr>
+              <w:gridBefore w:val="1"/>
+              <w:gridAfter w:val="0"/>
+              <w:tblCellSpacing w:w="15" w:type="dxa"/>
+            </w:trPr>
+          </w:trPrChange>
+        </w:trPr>
+        <w:tc>
+          <w:tcPr>
+            <w:tcW w:w="2608" w:type="dxa"/>
+            <w:vAlign w:val="center"/>
+            <w:hideMark/>
+            <w:tcPrChange w:id="130" w:author="Cummings, Shawn" w:date="2025-05-22T12:42:00Z" w16du:dateUtc="2025-05-22T16:42:00Z">
+              <w:tcPr>
+                <w:tcW w:w="0" w:type="auto"/>
+                <w:gridSpan w:val="2"/>
+                <w:vAlign w:val="center"/>
+                <w:hideMark/>
+              </w:tcPr>
+            </w:tcPrChange>
+          </w:tcPr>
+          <w:p>
+            <w:pPr>
+              <w:widowControl/>
+              <w:autoSpaceDE/>
+              <w:autoSpaceDN/>
+              <w:adjustRightInd/>
+              <w:spacing w:line="240" w:lineRule="auto"/>
+              <w:ind w:firstLine="0"/>
+              <w:jc w:val="left"/>
+              <w:rPr>
+                <w:rFonts w:eastAsia="Times New Roman"/>
+                <w:sz w:val="24"/>
+                <w:lang w:eastAsia="en-US"/>
+              </w:rPr>
+            </w:pPr>
+            <w:r>
+              <w:rPr>
+                <w:rFonts w:eastAsia="Times New Roman"/>
+                <w:sz w:val="24"/>
+                <w:lang w:eastAsia="en-US"/>
+              </w:rPr>
+              <w:t>Outlier RT</w:t>
+            </w:r>
+          </w:p>
+        </w:tc>
+        <w:tc>
+          <w:tcPr>
+            <w:tcW w:w="1051" w:type="dxa"/>
+            <w:tcBorders>
+              <w:left w:val="single" w:sz="4" w:space="0" w:color="auto"/>
+              <w:right w:val="single" w:sz="4" w:space="0" w:color="auto"/>
+            </w:tcBorders>
+            <w:vAlign w:val="center"/>
+            <w:hideMark/>
+            <w:tcPrChange w:id="131" w:author="Cummings, Shawn" w:date="2025-05-22T12:42:00Z" w16du:dateUtc="2025-05-22T16:42:00Z">
+              <w:tcPr>
+                <w:tcW w:w="0" w:type="auto"/>
+                <w:tcBorders>
+                  <w:left w:val="single" w:sz="4" w:space="0" w:color="auto"/>
+                  <w:right w:val="single" w:sz="4" w:space="0" w:color="auto"/>
+                </w:tcBorders>
+                <w:vAlign w:val="center"/>
+                <w:hideMark/>
+              </w:tcPr>
+            </w:tcPrChange>
+          </w:tcPr>
+          <w:p>
+            <w:pPr>
+              <w:widowControl/>
+              <w:autoSpaceDE/>
+              <w:autoSpaceDN/>
+              <w:adjustRightInd/>
+              <w:spacing w:line="240" w:lineRule="auto"/>
+              <w:ind w:firstLine="0"/>
+              <w:jc w:val="left"/>
+              <w:rPr>
+                <w:rFonts w:eastAsia="Times New Roman"/>
+                <w:sz w:val="24"/>
+                <w:lang w:eastAsia="en-US"/>
+              </w:rPr>
+            </w:pPr>
+            <w:ins w:id="132" w:author="Cummings, Shawn" w:date="2025-05-22T12:34:00Z" w16du:dateUtc="2025-05-22T16:34:00Z">
+              <w:r>
+                <w:rPr>
+                  <w:rFonts w:eastAsia="Times New Roman"/>
+                  <w:sz w:val="24"/>
+                  <w:lang w:eastAsia="en-US"/>
+                </w:rPr>
+                <w:t>1</w:t>
+              </w:r>
+            </w:ins>
+            <w:del w:id="133" w:author="Cummings, Shawn" w:date="2025-05-22T12:34:00Z" w16du:dateUtc="2025-05-22T16:34:00Z">
+              <w:r>
+                <w:rPr>
+                  <w:rFonts w:eastAsia="Times New Roman"/>
+                  <w:sz w:val="24"/>
+                  <w:lang w:eastAsia="en-US"/>
+                </w:rPr>
+                <w:delText>3</w:delText>
+              </w:r>
+            </w:del>
+            <w:r>
+              <w:rPr>
+                <w:rFonts w:eastAsia="Times New Roman"/>
+                <w:sz w:val="24"/>
+                <w:lang w:eastAsia="en-US"/>
+              </w:rPr>
+              <w:t xml:space="preserve"> (</w:t>
+            </w:r>
+            <w:ins w:id="134" w:author="Cummings, Shawn" w:date="2025-05-22T12:35:00Z" w16du:dateUtc="2025-05-22T16:35:00Z">
+              <w:r>
+                <w:rPr>
+                  <w:rFonts w:eastAsia="Times New Roman"/>
+                  <w:sz w:val="24"/>
+                  <w:lang w:eastAsia="en-US"/>
+                </w:rPr>
+                <w:t>1.6</w:t>
+              </w:r>
+            </w:ins>
+            <w:del w:id="135" w:author="Cummings, Shawn" w:date="2025-05-22T12:35:00Z" w16du:dateUtc="2025-05-22T16:35:00Z">
+              <w:r>
+                <w:rPr>
+                  <w:rFonts w:eastAsia="Times New Roman"/>
+                  <w:sz w:val="24"/>
+                  <w:lang w:eastAsia="en-US"/>
+                </w:rPr>
+                <w:delText>4.7</w:delText>
+              </w:r>
+            </w:del>
+            <w:r>
+              <w:rPr>
+                <w:rFonts w:eastAsia="Times New Roman"/>
+                <w:sz w:val="24"/>
+                <w:lang w:eastAsia="en-US"/>
+              </w:rPr>
+              <w:t>%)</w:t>
+            </w:r>
+          </w:p>
+        </w:tc>
+        <w:tc>
+          <w:tcPr>
+            <w:tcW w:w="1139" w:type="dxa"/>
+            <w:tcBorders>
+              <w:right w:val="single" w:sz="4" w:space="0" w:color="auto"/>
+            </w:tcBorders>
+            <w:vAlign w:val="center"/>
+            <w:hideMark/>
+            <w:tcPrChange w:id="136" w:author="Cummings, Shawn" w:date="2025-05-22T12:42:00Z" w16du:dateUtc="2025-05-22T16:42:00Z">
+              <w:tcPr>
+                <w:tcW w:w="0" w:type="auto"/>
+                <w:gridSpan w:val="2"/>
+                <w:tcBorders>
+                  <w:right w:val="single" w:sz="4" w:space="0" w:color="auto"/>
+                </w:tcBorders>
+                <w:vAlign w:val="center"/>
+                <w:hideMark/>
+              </w:tcPr>
+            </w:tcPrChange>
+          </w:tcPr>
+          <w:p>
+            <w:pPr>
+              <w:widowControl/>
+              <w:autoSpaceDE/>
+              <w:autoSpaceDN/>
+              <w:adjustRightInd/>
+              <w:spacing w:line="240" w:lineRule="auto"/>
+              <w:ind w:firstLine="0"/>
+              <w:jc w:val="left"/>
+              <w:rPr>
+                <w:rFonts w:eastAsia="Times New Roman"/>
+                <w:sz w:val="24"/>
+                <w:lang w:eastAsia="en-US"/>
+              </w:rPr>
+            </w:pPr>
+            <w:r>
+              <w:rPr>
+                <w:rFonts w:eastAsia="Times New Roman"/>
+                <w:sz w:val="24"/>
+                <w:lang w:eastAsia="en-US"/>
+              </w:rPr>
+              <w:t>-</w:t>
+            </w:r>
+          </w:p>
+        </w:tc>
+        <w:tc>
+          <w:tcPr>
+            <w:tcW w:w="0" w:type="auto"/>
+            <w:tcBorders>
+              <w:right w:val="single" w:sz="4" w:space="0" w:color="auto"/>
+            </w:tcBorders>
+            <w:vAlign w:val="center"/>
+            <w:hideMark/>
+            <w:tcPrChange w:id="137" w:author="Cummings, Shawn" w:date="2025-05-22T12:42:00Z" w16du:dateUtc="2025-05-22T16:42:00Z">
+              <w:tcPr>
+                <w:tcW w:w="0" w:type="auto"/>
+                <w:gridSpan w:val="2"/>
+                <w:tcBorders>
+                  <w:right w:val="single" w:sz="4" w:space="0" w:color="auto"/>
+                </w:tcBorders>
+                <w:vAlign w:val="center"/>
+                <w:hideMark/>
+              </w:tcPr>
+            </w:tcPrChange>
+          </w:tcPr>
+          <w:p>
+            <w:pPr>
+              <w:widowControl/>
+              <w:autoSpaceDE/>
+              <w:autoSpaceDN/>
+              <w:adjustRightInd/>
+              <w:spacing w:line="240" w:lineRule="auto"/>
+              <w:ind w:firstLine="0"/>
+              <w:jc w:val="left"/>
+              <w:rPr>
+                <w:rFonts w:eastAsia="Times New Roman"/>
+                <w:sz w:val="24"/>
+                <w:lang w:eastAsia="en-US"/>
+              </w:rPr>
+            </w:pPr>
+            <w:r>
+              <w:rPr>
+                <w:rFonts w:eastAsia="Times New Roman"/>
+                <w:sz w:val="24"/>
+                <w:lang w:eastAsia="en-US"/>
+              </w:rPr>
+              <w:t>-</w:t>
+            </w:r>
+          </w:p>
+        </w:tc>
+        <w:tc>
+          <w:tcPr>
+            <w:tcW w:w="989" w:type="dxa"/>
+            <w:tcBorders>
+              <w:right w:val="single" w:sz="4" w:space="0" w:color="auto"/>
+            </w:tcBorders>
+            <w:tcPrChange w:id="138" w:author="Cummings, Shawn" w:date="2025-05-22T12:42:00Z" w16du:dateUtc="2025-05-22T16:42:00Z">
+              <w:tcPr>
+                <w:tcW w:w="0" w:type="auto"/>
+                <w:gridSpan w:val="2"/>
+                <w:tcBorders>
+                  <w:right w:val="single" w:sz="4" w:space="0" w:color="auto"/>
+                </w:tcBorders>
+              </w:tcPr>
+            </w:tcPrChange>
+          </w:tcPr>
+          <w:p>
+            <w:pPr>
+              <w:widowControl/>
+              <w:autoSpaceDE/>
+              <w:autoSpaceDN/>
+              <w:adjustRightInd/>
+              <w:spacing w:line="240" w:lineRule="auto"/>
+              <w:ind w:firstLine="0"/>
+              <w:jc w:val="left"/>
+              <w:rPr>
+                <w:rFonts w:eastAsia="Times New Roman"/>
+                <w:sz w:val="24"/>
+                <w:lang w:eastAsia="en-US"/>
+              </w:rPr>
+            </w:pPr>
+            <w:del w:id="139" w:author="Cummings, Shawn" w:date="2025-05-22T12:42:00Z" w16du:dateUtc="2025-05-22T16:42:00Z">
+              <w:r>
+                <w:rPr>
+                  <w:rFonts w:eastAsia="Times New Roman"/>
+                  <w:sz w:val="24"/>
+                  <w:lang w:eastAsia="en-US"/>
+                </w:rPr>
+                <w:delText>2 (3.1%)</w:delText>
+              </w:r>
+            </w:del>
+            <w:ins w:id="140" w:author="Cummings, Shawn" w:date="2025-05-22T12:42:00Z" w16du:dateUtc="2025-05-22T16:42:00Z">
+              <w:r>
+                <w:rPr>
+                  <w:rFonts w:eastAsia="Times New Roman"/>
+                  <w:sz w:val="24"/>
+                  <w:lang w:eastAsia="en-US"/>
+                </w:rPr>
+                <w:t>-</w:t>
+              </w:r>
+            </w:ins>
+          </w:p>
+        </w:tc>
+        <w:tc>
+          <w:tcPr>
+            <w:tcW w:w="1305" w:type="dxa"/>
+            <w:tcPrChange w:id="141" w:author="Cummings, Shawn" w:date="2025-05-22T12:42:00Z" w16du:dateUtc="2025-05-22T16:42:00Z">
+              <w:tcPr>
+                <w:tcW w:w="0" w:type="auto"/>
+                <w:gridSpan w:val="2"/>
+              </w:tcPr>
+            </w:tcPrChange>
+          </w:tcPr>
+          <w:p>
+            <w:pPr>
+              <w:widowControl/>
+              <w:autoSpaceDE/>
+              <w:autoSpaceDN/>
+              <w:adjustRightInd/>
+              <w:spacing w:line="240" w:lineRule="auto"/>
+              <w:ind w:firstLine="0"/>
+              <w:jc w:val="left"/>
+              <w:rPr>
+                <w:rFonts w:eastAsia="Times New Roman"/>
+                <w:sz w:val="24"/>
+                <w:lang w:eastAsia="en-US"/>
+              </w:rPr>
+            </w:pPr>
+            <w:r>
+              <w:rPr>
+                <w:rFonts w:eastAsia="Times New Roman"/>
+                <w:sz w:val="24"/>
+                <w:lang w:eastAsia="en-US"/>
+              </w:rPr>
+              <w:t>2 (3.1%)</w:t>
+            </w:r>
+          </w:p>
+        </w:tc>
+      </w:tr>
+      <w:tr>
+        <w:trPr>
+          <w:tblCellSpacing w:w="15" w:type="dxa"/>
+          <w:trPrChange w:id="142" w:author="Cummings, Shawn" w:date="2025-05-22T12:42:00Z" w16du:dateUtc="2025-05-22T16:42:00Z">
             <w:trPr>
               <w:gridBefore w:val="1"/>
               <w:gridAfter w:val="0"/>
@@ -10540,7 +10662,7 @@
             </w:tcBorders>
             <w:vAlign w:val="center"/>
             <w:hideMark/>
-            <w:tcPrChange w:id="122" w:author="Cummings, Shawn" w:date="2025-05-22T12:42:00Z" w16du:dateUtc="2025-05-22T16:42:00Z">
+            <w:tcPrChange w:id="143" w:author="Cummings, Shawn" w:date="2025-05-22T12:42:00Z" w16du:dateUtc="2025-05-22T16:42:00Z">
               <w:tcPr>
                 <w:tcW w:w="0" w:type="auto"/>
                 <w:gridSpan w:val="2"/>
@@ -10595,7 +10717,7 @@
             </w:tcBorders>
             <w:vAlign w:val="center"/>
             <w:hideMark/>
-            <w:tcPrChange w:id="123" w:author="Cummings, Shawn" w:date="2025-05-22T12:42:00Z" w16du:dateUtc="2025-05-22T16:42:00Z">
+            <w:tcPrChange w:id="144" w:author="Cummings, Shawn" w:date="2025-05-22T12:42:00Z" w16du:dateUtc="2025-05-22T16:42:00Z">
               <w:tcPr>
                 <w:tcW w:w="0" w:type="auto"/>
                 <w:tcBorders>
@@ -10623,7 +10745,7 @@
                 <w:lang w:eastAsia="en-US"/>
               </w:rPr>
             </w:pPr>
-            <w:ins w:id="124" w:author="Cummings, Shawn" w:date="2025-05-22T12:35:00Z" w16du:dateUtc="2025-05-22T16:35:00Z">
+            <w:ins w:id="145" w:author="Cummings, Shawn" w:date="2025-05-22T12:35:00Z" w16du:dateUtc="2025-05-22T16:35:00Z">
               <w:r>
                 <w:rPr>
                   <w:rFonts w:eastAsia="Times New Roman"/>
@@ -10633,8 +10755,8 @@
                 <w:t>1 (1.6%)</w:t>
               </w:r>
             </w:ins>
-            <w:commentRangeStart w:id="125"/>
-            <w:del w:id="126" w:author="Cummings, Shawn" w:date="2025-05-22T12:35:00Z" w16du:dateUtc="2025-05-22T16:35:00Z">
+            <w:commentRangeStart w:id="146"/>
+            <w:del w:id="147" w:author="Cummings, Shawn" w:date="2025-05-22T12:35:00Z" w16du:dateUtc="2025-05-22T16:35:00Z">
               <w:r>
                 <w:rPr>
                   <w:rFonts w:eastAsia="Times New Roman"/>
@@ -10655,7 +10777,7 @@
             </w:tcBorders>
             <w:vAlign w:val="center"/>
             <w:hideMark/>
-            <w:tcPrChange w:id="127" w:author="Cummings, Shawn" w:date="2025-05-22T12:42:00Z" w16du:dateUtc="2025-05-22T16:42:00Z">
+            <w:tcPrChange w:id="148" w:author="Cummings, Shawn" w:date="2025-05-22T12:42:00Z" w16du:dateUtc="2025-05-22T16:42:00Z">
               <w:tcPr>
                 <w:tcW w:w="0" w:type="auto"/>
                 <w:gridSpan w:val="2"/>
@@ -10702,7 +10824,7 @@
             </w:tcBorders>
             <w:vAlign w:val="center"/>
             <w:hideMark/>
-            <w:tcPrChange w:id="128" w:author="Cummings, Shawn" w:date="2025-05-22T12:42:00Z" w16du:dateUtc="2025-05-22T16:42:00Z">
+            <w:tcPrChange w:id="149" w:author="Cummings, Shawn" w:date="2025-05-22T12:42:00Z" w16du:dateUtc="2025-05-22T16:42:00Z">
               <w:tcPr>
                 <w:tcW w:w="0" w:type="auto"/>
                 <w:gridSpan w:val="2"/>
@@ -10730,7 +10852,7 @@
                 <w:lang w:eastAsia="en-US"/>
               </w:rPr>
             </w:pPr>
-            <w:ins w:id="129" w:author="Cummings, Shawn" w:date="2025-05-22T12:37:00Z" w16du:dateUtc="2025-05-22T16:37:00Z">
+            <w:ins w:id="150" w:author="Cummings, Shawn" w:date="2025-05-22T12:37:00Z" w16du:dateUtc="2025-05-22T16:37:00Z">
               <w:r>
                 <w:rPr>
                   <w:rFonts w:eastAsia="Times New Roman"/>
@@ -10740,7 +10862,7 @@
                 <w:t>1 (1.6%)</w:t>
               </w:r>
             </w:ins>
-            <w:del w:id="130" w:author="Cummings, Shawn" w:date="2025-05-22T12:37:00Z" w16du:dateUtc="2025-05-22T16:37:00Z">
+            <w:del w:id="151" w:author="Cummings, Shawn" w:date="2025-05-22T12:37:00Z" w16du:dateUtc="2025-05-22T16:37:00Z">
               <w:r>
                 <w:rPr>
                   <w:rFonts w:eastAsia="Times New Roman"/>
@@ -10759,7 +10881,7 @@
               <w:bottom w:val="single" w:sz="4" w:space="0" w:color="auto"/>
               <w:right w:val="single" w:sz="4" w:space="0" w:color="auto"/>
             </w:tcBorders>
-            <w:tcPrChange w:id="131" w:author="Cummings, Shawn" w:date="2025-05-22T12:42:00Z" w16du:dateUtc="2025-05-22T16:42:00Z">
+            <w:tcPrChange w:id="152" w:author="Cummings, Shawn" w:date="2025-05-22T12:42:00Z" w16du:dateUtc="2025-05-22T16:42:00Z">
               <w:tcPr>
                 <w:tcW w:w="0" w:type="auto"/>
                 <w:gridSpan w:val="2"/>
@@ -10785,7 +10907,7 @@
                 <w:lang w:eastAsia="en-US"/>
               </w:rPr>
             </w:pPr>
-            <w:ins w:id="132" w:author="Cummings, Shawn" w:date="2025-05-22T12:42:00Z" w16du:dateUtc="2025-05-22T16:42:00Z">
+            <w:ins w:id="153" w:author="Cummings, Shawn" w:date="2025-05-22T12:42:00Z" w16du:dateUtc="2025-05-22T16:42:00Z">
               <w:r>
                 <w:rPr>
                   <w:rFonts w:eastAsia="Times New Roman"/>
@@ -10795,7 +10917,7 @@
                 <w:t>1 (1.6%)</w:t>
               </w:r>
             </w:ins>
-            <w:del w:id="133" w:author="Cummings, Shawn" w:date="2025-05-22T12:42:00Z" w16du:dateUtc="2025-05-22T16:42:00Z">
+            <w:del w:id="154" w:author="Cummings, Shawn" w:date="2025-05-22T12:42:00Z" w16du:dateUtc="2025-05-22T16:42:00Z">
               <w:r>
                 <w:rPr>
                   <w:rFonts w:eastAsia="Times New Roman"/>
@@ -10813,7 +10935,7 @@
             <w:tcBorders>
               <w:bottom w:val="single" w:sz="4" w:space="0" w:color="auto"/>
             </w:tcBorders>
-            <w:tcPrChange w:id="134" w:author="Cummings, Shawn" w:date="2025-05-22T12:42:00Z" w16du:dateUtc="2025-05-22T16:42:00Z">
+            <w:tcPrChange w:id="155" w:author="Cummings, Shawn" w:date="2025-05-22T12:42:00Z" w16du:dateUtc="2025-05-22T16:42:00Z">
               <w:tcPr>
                 <w:tcW w:w="0" w:type="auto"/>
                 <w:gridSpan w:val="2"/>
@@ -10846,12 +10968,12 @@
               </w:rPr>
               <w:t>-</w:t>
             </w:r>
-            <w:commentRangeEnd w:id="125"/>
+            <w:commentRangeEnd w:id="146"/>
             <w:r>
               <w:rPr>
                 <w:rStyle w:val="CommentReference"/>
               </w:rPr>
-              <w:commentReference w:id="125"/>
+              <w:commentReference w:id="146"/>
             </w:r>
           </w:p>
         </w:tc>
@@ -10859,7 +10981,7 @@
       <w:tr>
         <w:trPr>
           <w:tblCellSpacing w:w="15" w:type="dxa"/>
-          <w:trPrChange w:id="135" w:author="Cummings, Shawn" w:date="2025-05-22T12:42:00Z" w16du:dateUtc="2025-05-22T16:42:00Z">
+          <w:trPrChange w:id="156" w:author="Cummings, Shawn" w:date="2025-05-22T12:42:00Z" w16du:dateUtc="2025-05-22T16:42:00Z">
             <w:trPr>
               <w:gridBefore w:val="1"/>
               <w:gridAfter w:val="0"/>
@@ -10875,7 +10997,7 @@
             </w:tcBorders>
             <w:vAlign w:val="center"/>
             <w:hideMark/>
-            <w:tcPrChange w:id="136" w:author="Cummings, Shawn" w:date="2025-05-22T12:42:00Z" w16du:dateUtc="2025-05-22T16:42:00Z">
+            <w:tcPrChange w:id="157" w:author="Cummings, Shawn" w:date="2025-05-22T12:42:00Z" w16du:dateUtc="2025-05-22T16:42:00Z">
               <w:tcPr>
                 <w:tcW w:w="0" w:type="auto"/>
                 <w:gridSpan w:val="2"/>
@@ -10926,7 +11048,7 @@
             </w:tcBorders>
             <w:vAlign w:val="center"/>
             <w:hideMark/>
-            <w:tcPrChange w:id="137" w:author="Cummings, Shawn" w:date="2025-05-22T12:42:00Z" w16du:dateUtc="2025-05-22T16:42:00Z">
+            <w:tcPrChange w:id="158" w:author="Cummings, Shawn" w:date="2025-05-22T12:42:00Z" w16du:dateUtc="2025-05-22T16:42:00Z">
               <w:tcPr>
                 <w:tcW w:w="0" w:type="auto"/>
                 <w:tcBorders>
@@ -10956,7 +11078,7 @@
                 <w:lang w:eastAsia="en-US"/>
               </w:rPr>
             </w:pPr>
-            <w:ins w:id="138" w:author="Cummings, Shawn" w:date="2025-05-22T12:35:00Z" w16du:dateUtc="2025-05-22T16:35:00Z">
+            <w:ins w:id="159" w:author="Cummings, Shawn" w:date="2025-05-22T12:35:00Z" w16du:dateUtc="2025-05-22T16:35:00Z">
               <w:r>
                 <w:rPr>
                   <w:rFonts w:eastAsia="Times New Roman"/>
@@ -10968,7 +11090,7 @@
                 <w:t>2</w:t>
               </w:r>
             </w:ins>
-            <w:del w:id="139" w:author="Cummings, Shawn" w:date="2025-05-22T12:35:00Z" w16du:dateUtc="2025-05-22T16:35:00Z">
+            <w:del w:id="160" w:author="Cummings, Shawn" w:date="2025-05-22T12:35:00Z" w16du:dateUtc="2025-05-22T16:35:00Z">
               <w:r>
                 <w:rPr>
                   <w:rFonts w:eastAsia="Times New Roman"/>
@@ -10990,7 +11112,7 @@
               </w:rPr>
               <w:t xml:space="preserve"> (</w:t>
             </w:r>
-            <w:ins w:id="140" w:author="Cummings, Shawn" w:date="2025-05-22T12:35:00Z" w16du:dateUtc="2025-05-22T16:35:00Z">
+            <w:ins w:id="161" w:author="Cummings, Shawn" w:date="2025-05-22T12:35:00Z" w16du:dateUtc="2025-05-22T16:35:00Z">
               <w:r>
                 <w:rPr>
                   <w:rFonts w:eastAsia="Times New Roman"/>
@@ -11002,7 +11124,7 @@
                 <w:t>3</w:t>
               </w:r>
             </w:ins>
-            <w:del w:id="141" w:author="Cummings, Shawn" w:date="2025-05-22T12:35:00Z" w16du:dateUtc="2025-05-22T16:35:00Z">
+            <w:del w:id="162" w:author="Cummings, Shawn" w:date="2025-05-22T12:35:00Z" w16du:dateUtc="2025-05-22T16:35:00Z">
               <w:r>
                 <w:rPr>
                   <w:rFonts w:eastAsia="Times New Roman"/>
@@ -11024,7 +11146,7 @@
               </w:rPr>
               <w:t>.</w:t>
             </w:r>
-            <w:ins w:id="142" w:author="Cummings, Shawn" w:date="2025-05-22T12:35:00Z" w16du:dateUtc="2025-05-22T16:35:00Z">
+            <w:ins w:id="163" w:author="Cummings, Shawn" w:date="2025-05-22T12:35:00Z" w16du:dateUtc="2025-05-22T16:35:00Z">
               <w:r>
                 <w:rPr>
                   <w:rFonts w:eastAsia="Times New Roman"/>
@@ -11036,7 +11158,7 @@
                 <w:t>1</w:t>
               </w:r>
             </w:ins>
-            <w:del w:id="143" w:author="Cummings, Shawn" w:date="2025-05-22T12:35:00Z" w16du:dateUtc="2025-05-22T16:35:00Z">
+            <w:del w:id="164" w:author="Cummings, Shawn" w:date="2025-05-22T12:35:00Z" w16du:dateUtc="2025-05-22T16:35:00Z">
               <w:r>
                 <w:rPr>
                   <w:rFonts w:eastAsia="Times New Roman"/>
@@ -11069,7 +11191,7 @@
             </w:tcBorders>
             <w:vAlign w:val="center"/>
             <w:hideMark/>
-            <w:tcPrChange w:id="144" w:author="Cummings, Shawn" w:date="2025-05-22T12:42:00Z" w16du:dateUtc="2025-05-22T16:42:00Z">
+            <w:tcPrChange w:id="165" w:author="Cummings, Shawn" w:date="2025-05-22T12:42:00Z" w16du:dateUtc="2025-05-22T16:42:00Z">
               <w:tcPr>
                 <w:tcW w:w="0" w:type="auto"/>
                 <w:gridSpan w:val="2"/>
@@ -11099,7 +11221,7 @@
                 <w:lang w:eastAsia="en-US"/>
               </w:rPr>
             </w:pPr>
-            <w:ins w:id="145" w:author="Cummings, Shawn" w:date="2025-05-22T12:37:00Z" w16du:dateUtc="2025-05-22T16:37:00Z">
+            <w:ins w:id="166" w:author="Cummings, Shawn" w:date="2025-05-22T12:37:00Z" w16du:dateUtc="2025-05-22T16:37:00Z">
               <w:r>
                 <w:rPr>
                   <w:rFonts w:eastAsia="Times New Roman"/>
@@ -11111,7 +11233,7 @@
                 <w:t>4</w:t>
               </w:r>
             </w:ins>
-            <w:del w:id="146" w:author="Cummings, Shawn" w:date="2025-05-22T12:37:00Z" w16du:dateUtc="2025-05-22T16:37:00Z">
+            <w:del w:id="167" w:author="Cummings, Shawn" w:date="2025-05-22T12:37:00Z" w16du:dateUtc="2025-05-22T16:37:00Z">
               <w:r>
                 <w:rPr>
                   <w:rFonts w:eastAsia="Times New Roman"/>
@@ -11133,7 +11255,7 @@
               </w:rPr>
               <w:t xml:space="preserve"> (</w:t>
             </w:r>
-            <w:ins w:id="147" w:author="Cummings, Shawn" w:date="2025-05-22T12:38:00Z" w16du:dateUtc="2025-05-22T16:38:00Z">
+            <w:ins w:id="168" w:author="Cummings, Shawn" w:date="2025-05-22T12:38:00Z" w16du:dateUtc="2025-05-22T16:38:00Z">
               <w:r>
                 <w:rPr>
                   <w:rFonts w:eastAsia="Times New Roman"/>
@@ -11145,7 +11267,7 @@
                 <w:t>6</w:t>
               </w:r>
             </w:ins>
-            <w:del w:id="148" w:author="Cummings, Shawn" w:date="2025-05-22T12:38:00Z" w16du:dateUtc="2025-05-22T16:38:00Z">
+            <w:del w:id="169" w:author="Cummings, Shawn" w:date="2025-05-22T12:38:00Z" w16du:dateUtc="2025-05-22T16:38:00Z">
               <w:r>
                 <w:rPr>
                   <w:rFonts w:eastAsia="Times New Roman"/>
@@ -11167,7 +11289,7 @@
               </w:rPr>
               <w:t>.</w:t>
             </w:r>
-            <w:ins w:id="149" w:author="Cummings, Shawn" w:date="2025-05-22T12:38:00Z" w16du:dateUtc="2025-05-22T16:38:00Z">
+            <w:ins w:id="170" w:author="Cummings, Shawn" w:date="2025-05-22T12:38:00Z" w16du:dateUtc="2025-05-22T16:38:00Z">
               <w:r>
                 <w:rPr>
                   <w:rFonts w:eastAsia="Times New Roman"/>
@@ -11179,7 +11301,7 @@
                 <w:t>3</w:t>
               </w:r>
             </w:ins>
-            <w:del w:id="150" w:author="Cummings, Shawn" w:date="2025-05-22T12:38:00Z" w16du:dateUtc="2025-05-22T16:38:00Z">
+            <w:del w:id="171" w:author="Cummings, Shawn" w:date="2025-05-22T12:38:00Z" w16du:dateUtc="2025-05-22T16:38:00Z">
               <w:r>
                 <w:rPr>
                   <w:rFonts w:eastAsia="Times New Roman"/>
@@ -11212,7 +11334,7 @@
             </w:tcBorders>
             <w:vAlign w:val="center"/>
             <w:hideMark/>
-            <w:tcPrChange w:id="151" w:author="Cummings, Shawn" w:date="2025-05-22T12:42:00Z" w16du:dateUtc="2025-05-22T16:42:00Z">
+            <w:tcPrChange w:id="172" w:author="Cummings, Shawn" w:date="2025-05-22T12:42:00Z" w16du:dateUtc="2025-05-22T16:42:00Z">
               <w:tcPr>
                 <w:tcW w:w="0" w:type="auto"/>
                 <w:gridSpan w:val="2"/>
@@ -11271,7 +11393,7 @@
               <w:top w:val="single" w:sz="18" w:space="0" w:color="auto"/>
               <w:right w:val="single" w:sz="4" w:space="0" w:color="auto"/>
             </w:tcBorders>
-            <w:tcPrChange w:id="152" w:author="Cummings, Shawn" w:date="2025-05-22T12:42:00Z" w16du:dateUtc="2025-05-22T16:42:00Z">
+            <w:tcPrChange w:id="173" w:author="Cummings, Shawn" w:date="2025-05-22T12:42:00Z" w16du:dateUtc="2025-05-22T16:42:00Z">
               <w:tcPr>
                 <w:tcW w:w="0" w:type="auto"/>
                 <w:gridSpan w:val="2"/>
@@ -11299,7 +11421,7 @@
                 <w:lang w:eastAsia="en-US"/>
               </w:rPr>
             </w:pPr>
-            <w:ins w:id="153" w:author="Cummings, Shawn" w:date="2025-05-22T12:42:00Z" w16du:dateUtc="2025-05-22T16:42:00Z">
+            <w:ins w:id="174" w:author="Cummings, Shawn" w:date="2025-05-22T12:42:00Z" w16du:dateUtc="2025-05-22T16:42:00Z">
               <w:r>
                 <w:rPr>
                   <w:rFonts w:eastAsia="Times New Roman"/>
@@ -11311,7 +11433,7 @@
                 <w:t>4</w:t>
               </w:r>
             </w:ins>
-            <w:del w:id="154" w:author="Cummings, Shawn" w:date="2025-05-22T12:42:00Z" w16du:dateUtc="2025-05-22T16:42:00Z">
+            <w:del w:id="175" w:author="Cummings, Shawn" w:date="2025-05-22T12:42:00Z" w16du:dateUtc="2025-05-22T16:42:00Z">
               <w:r>
                 <w:rPr>
                   <w:rFonts w:eastAsia="Times New Roman"/>
@@ -11333,7 +11455,7 @@
               </w:rPr>
               <w:t xml:space="preserve"> (</w:t>
             </w:r>
-            <w:ins w:id="155" w:author="Cummings, Shawn" w:date="2025-05-22T12:42:00Z" w16du:dateUtc="2025-05-22T16:42:00Z">
+            <w:ins w:id="176" w:author="Cummings, Shawn" w:date="2025-05-22T12:42:00Z" w16du:dateUtc="2025-05-22T16:42:00Z">
               <w:r>
                 <w:rPr>
                   <w:rFonts w:eastAsia="Times New Roman"/>
@@ -11345,7 +11467,7 @@
                 <w:t>6</w:t>
               </w:r>
             </w:ins>
-            <w:del w:id="156" w:author="Cummings, Shawn" w:date="2025-05-22T12:42:00Z" w16du:dateUtc="2025-05-22T16:42:00Z">
+            <w:del w:id="177" w:author="Cummings, Shawn" w:date="2025-05-22T12:42:00Z" w16du:dateUtc="2025-05-22T16:42:00Z">
               <w:r>
                 <w:rPr>
                   <w:rFonts w:eastAsia="Times New Roman"/>
@@ -11367,7 +11489,7 @@
               </w:rPr>
               <w:t>.</w:t>
             </w:r>
-            <w:ins w:id="157" w:author="Cummings, Shawn" w:date="2025-05-22T12:42:00Z" w16du:dateUtc="2025-05-22T16:42:00Z">
+            <w:ins w:id="178" w:author="Cummings, Shawn" w:date="2025-05-22T12:42:00Z" w16du:dateUtc="2025-05-22T16:42:00Z">
               <w:r>
                 <w:rPr>
                   <w:rFonts w:eastAsia="Times New Roman"/>
@@ -11379,7 +11501,7 @@
                 <w:t>3</w:t>
               </w:r>
             </w:ins>
-            <w:del w:id="158" w:author="Cummings, Shawn" w:date="2025-05-22T12:42:00Z" w16du:dateUtc="2025-05-22T16:42:00Z">
+            <w:del w:id="179" w:author="Cummings, Shawn" w:date="2025-05-22T12:42:00Z" w16du:dateUtc="2025-05-22T16:42:00Z">
               <w:r>
                 <w:rPr>
                   <w:rFonts w:eastAsia="Times New Roman"/>
@@ -11409,7 +11531,7 @@
             <w:tcBorders>
               <w:top w:val="single" w:sz="18" w:space="0" w:color="auto"/>
             </w:tcBorders>
-            <w:tcPrChange w:id="159" w:author="Cummings, Shawn" w:date="2025-05-22T12:42:00Z" w16du:dateUtc="2025-05-22T16:42:00Z">
+            <w:tcPrChange w:id="180" w:author="Cummings, Shawn" w:date="2025-05-22T12:42:00Z" w16du:dateUtc="2025-05-22T16:42:00Z">
               <w:tcPr>
                 <w:tcW w:w="0" w:type="auto"/>
                 <w:gridSpan w:val="2"/>
@@ -11640,7 +11762,14 @@
         <w:rPr>
           <w:szCs w:val="22"/>
         </w:rPr>
-        <w:t>test (Experiments 1a-c)</w:t>
+        <w:t xml:space="preserve">test </w:t>
+      </w:r>
+      <w:r>
+        <w:rPr>
+          <w:szCs w:val="22"/>
+        </w:rPr>
+        <w:lastRenderedPageBreak/>
+        <w:t>(Experiments 1a-c)</w:t>
       </w:r>
       <w:r>
         <w:rPr>
@@ -11693,14 +11822,7 @@
         <w:rPr>
           <w:szCs w:val="22"/>
         </w:rPr>
-        <w:t xml:space="preserve">models with a </w:t>
-      </w:r>
-      <w:r>
-        <w:rPr>
-          <w:szCs w:val="22"/>
-        </w:rPr>
-        <w:lastRenderedPageBreak/>
-        <w:t xml:space="preserve">Bernoulli (logit) link—mixed-effects </w:t>
+        <w:t xml:space="preserve">models with a Bernoulli (logit) link—mixed-effects </w:t>
       </w:r>
       <w:r>
         <w:rPr>
@@ -11885,7 +12007,7 @@
           <w:rStyle w:val="FootnoteReference"/>
           <w:szCs w:val="22"/>
         </w:rPr>
-        <w:footnoteReference w:id="6"/>
+        <w:footnoteReference w:id="7"/>
       </w:r>
       <w:r>
         <w:rPr>
@@ -11930,27 +12052,27 @@
         </w:rPr>
         <w:t xml:space="preserve">the three design variables </w:t>
       </w:r>
-      <w:commentRangeStart w:id="160"/>
-      <w:commentRangeStart w:id="161"/>
+      <w:commentRangeStart w:id="181"/>
+      <w:commentRangeStart w:id="182"/>
       <w:r>
         <w:rPr>
           <w:szCs w:val="22"/>
         </w:rPr>
         <w:t>pen location</w:t>
       </w:r>
-      <w:commentRangeEnd w:id="160"/>
+      <w:commentRangeEnd w:id="181"/>
       <w:r>
         <w:rPr>
           <w:rStyle w:val="CommentReference"/>
         </w:rPr>
-        <w:commentReference w:id="160"/>
-      </w:r>
-      <w:commentRangeEnd w:id="161"/>
+        <w:commentReference w:id="181"/>
+      </w:r>
+      <w:commentRangeEnd w:id="182"/>
       <w:r>
         <w:rPr>
           <w:rStyle w:val="CommentReference"/>
         </w:rPr>
-        <w:commentReference w:id="161"/>
+        <w:commentReference w:id="182"/>
       </w:r>
       <w:r>
         <w:rPr>
@@ -12197,7 +12319,14 @@
         <w:rPr>
           <w:szCs w:val="22"/>
         </w:rPr>
-        <w:t xml:space="preserve"> a Cauchy prior with location 0 and scale 2, and for random effect correlations, we use</w:t>
+        <w:t xml:space="preserve"> a Cauchy </w:t>
+      </w:r>
+      <w:r>
+        <w:rPr>
+          <w:szCs w:val="22"/>
+        </w:rPr>
+        <w:lastRenderedPageBreak/>
+        <w:t>prior with location 0 and scale 2, and for random effect correlations, we use</w:t>
       </w:r>
       <w:r>
         <w:rPr>
@@ -12215,14 +12344,7 @@
         <w:rPr>
           <w:szCs w:val="22"/>
         </w:rPr>
-        <w:t xml:space="preserve">describing a </w:t>
-      </w:r>
-      <w:r>
-        <w:rPr>
-          <w:szCs w:val="22"/>
-        </w:rPr>
-        <w:lastRenderedPageBreak/>
-        <w:t xml:space="preserve">uniform prior over correlation matrices. Model diagnostic indicated convergence (e.g., all </w:t>
+        <w:t xml:space="preserve">describing a uniform prior over correlation matrices. Model diagnostic indicated convergence (e.g., all </w:t>
       </w:r>
       <m:oMath>
         <m:acc>
@@ -12659,7 +12781,7 @@
           <w:docGrid w:linePitch="360"/>
         </w:sectPr>
       </w:pPr>
-      <w:bookmarkStart w:id="162" w:name="_Ref136190394"/>
+      <w:bookmarkStart w:id="183" w:name="_Ref136190394"/>
       <w:r>
         <w:rPr>
           <w:szCs w:val="22"/>
@@ -12704,7 +12826,7 @@
         </w:rPr>
         <w:fldChar w:fldCharType="end"/>
       </w:r>
-      <w:bookmarkEnd w:id="162"/>
+      <w:bookmarkEnd w:id="183"/>
       <w:r>
         <w:rPr>
           <w:szCs w:val="22"/>
@@ -12804,7 +12926,7 @@
       <w:pPr>
         <w:pStyle w:val="Caption"/>
       </w:pPr>
-      <w:bookmarkStart w:id="163" w:name="_Ref136190384"/>
+      <w:bookmarkStart w:id="184" w:name="_Ref136190384"/>
       <w:r>
         <w:rPr>
           <w:szCs w:val="22"/>
@@ -12844,7 +12966,7 @@
         </w:rPr>
         <w:fldChar w:fldCharType="end"/>
       </w:r>
-      <w:bookmarkEnd w:id="163"/>
+      <w:bookmarkEnd w:id="184"/>
       <w:r>
         <w:rPr>
           <w:szCs w:val="22"/>
@@ -18080,7 +18202,7 @@
           <w:szCs w:val="22"/>
         </w:rPr>
       </w:pPr>
-      <w:bookmarkStart w:id="164" w:name="_Ref136084921"/>
+      <w:bookmarkStart w:id="185" w:name="_Ref136084921"/>
       <w:r>
         <w:rPr>
           <w:szCs w:val="22"/>
@@ -18119,7 +18241,7 @@
         </w:rPr>
         <w:fldChar w:fldCharType="end"/>
       </w:r>
-      <w:bookmarkEnd w:id="164"/>
+      <w:bookmarkEnd w:id="185"/>
       <w:r>
         <w:rPr>
           <w:szCs w:val="22"/>
@@ -19642,7 +19764,7 @@
           <w:szCs w:val="22"/>
         </w:rPr>
       </w:pPr>
-      <w:bookmarkStart w:id="165" w:name="_Ref136190811"/>
+      <w:bookmarkStart w:id="186" w:name="_Ref136190811"/>
       <w:r>
         <w:rPr>
           <w:szCs w:val="22"/>
@@ -19681,7 +19803,7 @@
         </w:rPr>
         <w:fldChar w:fldCharType="end"/>
       </w:r>
-      <w:bookmarkEnd w:id="165"/>
+      <w:bookmarkEnd w:id="186"/>
       <w:r>
         <w:rPr>
           <w:szCs w:val="22"/>
@@ -19788,7 +19910,7 @@
       <w:pPr>
         <w:pStyle w:val="Caption"/>
       </w:pPr>
-      <w:bookmarkStart w:id="166" w:name="_Ref136190818"/>
+      <w:bookmarkStart w:id="187" w:name="_Ref136190818"/>
       <w:r>
         <w:rPr>
           <w:szCs w:val="22"/>
@@ -19828,7 +19950,7 @@
         </w:rPr>
         <w:fldChar w:fldCharType="end"/>
       </w:r>
-      <w:bookmarkEnd w:id="166"/>
+      <w:bookmarkEnd w:id="187"/>
       <w:r>
         <w:rPr>
           <w:szCs w:val="22"/>
@@ -22022,7 +22144,7 @@
           <w:rStyle w:val="FootnoteReference"/>
           <w:szCs w:val="22"/>
         </w:rPr>
-        <w:footnoteReference w:id="7"/>
+        <w:footnoteReference w:id="8"/>
       </w:r>
       <w:r>
         <w:rPr>
@@ -22550,7 +22672,7 @@
     <w:p>
       <w:pPr>
         <w:rPr>
-          <w:ins w:id="167" w:author="Cummings, Shawn" w:date="2025-05-22T12:14:00Z" w16du:dateUtc="2025-05-22T16:14:00Z"/>
+          <w:ins w:id="188" w:author="Cummings, Shawn" w:date="2025-05-22T12:14:00Z" w16du:dateUtc="2025-05-22T16:14:00Z"/>
           <w:szCs w:val="22"/>
         </w:rPr>
       </w:pPr>
@@ -22635,7 +22757,7 @@
         </w:rPr>
         <w:t xml:space="preserve">the state of the articulators. </w:t>
       </w:r>
-      <w:ins w:id="168" w:author="Cummings, Shawn" w:date="2025-05-22T12:13:00Z" w16du:dateUtc="2025-05-22T16:13:00Z">
+      <w:ins w:id="189" w:author="Cummings, Shawn" w:date="2025-05-22T12:13:00Z" w16du:dateUtc="2025-05-22T16:13:00Z">
         <w:r>
           <w:rPr>
             <w:szCs w:val="22"/>
@@ -22649,7 +22771,7 @@
           <w:t>he proportion of participants who mentioned the pen in the free-response post-experiment survey was lower in experiment 2 (29.7%) compared to 1a-c (36.7%</w:t>
         </w:r>
       </w:ins>
-      <w:ins w:id="169" w:author="Cummings, Shawn" w:date="2025-05-22T12:19:00Z" w16du:dateUtc="2025-05-22T16:19:00Z">
+      <w:ins w:id="190" w:author="Cummings, Shawn" w:date="2025-05-22T12:19:00Z" w16du:dateUtc="2025-05-22T16:19:00Z">
         <w:r>
           <w:rPr>
             <w:szCs w:val="22"/>
@@ -22657,7 +22779,7 @@
           <w:t>; see SI for further details</w:t>
         </w:r>
       </w:ins>
-      <w:ins w:id="170" w:author="Cummings, Shawn" w:date="2025-05-22T12:13:00Z" w16du:dateUtc="2025-05-22T16:13:00Z">
+      <w:ins w:id="191" w:author="Cummings, Shawn" w:date="2025-05-22T12:13:00Z" w16du:dateUtc="2025-05-22T16:13:00Z">
         <w:r>
           <w:rPr>
             <w:szCs w:val="22"/>
@@ -22665,7 +22787,7 @@
           <w:t>). This is by no means a comprehensive check of attention to the pen or its position</w:t>
         </w:r>
       </w:ins>
-      <w:ins w:id="171" w:author="Cummings, Shawn" w:date="2025-05-22T12:16:00Z" w16du:dateUtc="2025-05-22T16:16:00Z">
+      <w:ins w:id="192" w:author="Cummings, Shawn" w:date="2025-05-22T12:16:00Z" w16du:dateUtc="2025-05-22T16:16:00Z">
         <w:r>
           <w:rPr>
             <w:szCs w:val="22"/>
@@ -22673,7 +22795,7 @@
           <w:t>. F</w:t>
         </w:r>
       </w:ins>
-      <w:ins w:id="172" w:author="Cummings, Shawn" w:date="2025-05-22T12:15:00Z" w16du:dateUtc="2025-05-22T16:15:00Z">
+      <w:ins w:id="193" w:author="Cummings, Shawn" w:date="2025-05-22T12:15:00Z" w16du:dateUtc="2025-05-22T16:15:00Z">
         <w:r>
           <w:rPr>
             <w:szCs w:val="22"/>
@@ -22681,7 +22803,7 @@
           <w:t>or example,</w:t>
         </w:r>
       </w:ins>
-      <w:ins w:id="173" w:author="Cummings, Shawn" w:date="2025-05-22T12:16:00Z" w16du:dateUtc="2025-05-22T16:16:00Z">
+      <w:ins w:id="194" w:author="Cummings, Shawn" w:date="2025-05-22T12:16:00Z" w16du:dateUtc="2025-05-22T16:16:00Z">
         <w:r>
           <w:rPr>
             <w:szCs w:val="22"/>
@@ -22689,7 +22811,7 @@
           <w:t xml:space="preserve"> this trend could emerge if </w:t>
         </w:r>
       </w:ins>
-      <w:ins w:id="174" w:author="Cummings, Shawn" w:date="2025-05-22T12:13:00Z" w16du:dateUtc="2025-05-22T16:13:00Z">
+      <w:ins w:id="195" w:author="Cummings, Shawn" w:date="2025-05-22T12:13:00Z" w16du:dateUtc="2025-05-22T16:13:00Z">
         <w:r>
           <w:rPr>
             <w:szCs w:val="22"/>
@@ -22701,7 +22823,7 @@
             <w:i/>
             <w:iCs/>
             <w:szCs w:val="22"/>
-            <w:rPrChange w:id="175" w:author="Cummings, Shawn" w:date="2025-05-22T12:15:00Z" w16du:dateUtc="2025-05-22T16:15:00Z">
+            <w:rPrChange w:id="196" w:author="Cummings, Shawn" w:date="2025-05-22T12:15:00Z" w16du:dateUtc="2025-05-22T16:15:00Z">
               <w:rPr>
                 <w:szCs w:val="22"/>
               </w:rPr>
@@ -22716,7 +22838,7 @@
           <w:t xml:space="preserve"> notice the pen</w:t>
         </w:r>
       </w:ins>
-      <w:ins w:id="176" w:author="Cummings, Shawn" w:date="2025-05-22T12:17:00Z" w16du:dateUtc="2025-05-22T16:17:00Z">
+      <w:ins w:id="197" w:author="Cummings, Shawn" w:date="2025-05-22T12:17:00Z" w16du:dateUtc="2025-05-22T16:17:00Z">
         <w:r>
           <w:rPr>
             <w:szCs w:val="22"/>
@@ -22724,7 +22846,7 @@
           <w:t>,</w:t>
         </w:r>
       </w:ins>
-      <w:ins w:id="177" w:author="Cummings, Shawn" w:date="2025-05-22T12:13:00Z" w16du:dateUtc="2025-05-22T16:13:00Z">
+      <w:ins w:id="198" w:author="Cummings, Shawn" w:date="2025-05-22T12:13:00Z" w16du:dateUtc="2025-05-22T16:13:00Z">
         <w:r>
           <w:rPr>
             <w:szCs w:val="22"/>
@@ -22732,7 +22854,7 @@
           <w:t xml:space="preserve"> but </w:t>
         </w:r>
       </w:ins>
-      <w:ins w:id="178" w:author="Cummings, Shawn" w:date="2025-05-22T12:17:00Z" w16du:dateUtc="2025-05-22T16:17:00Z">
+      <w:ins w:id="199" w:author="Cummings, Shawn" w:date="2025-05-22T12:17:00Z" w16du:dateUtc="2025-05-22T16:17:00Z">
         <w:r>
           <w:rPr>
             <w:szCs w:val="22"/>
@@ -22740,7 +22862,7 @@
           <w:t>became</w:t>
         </w:r>
       </w:ins>
-      <w:ins w:id="179" w:author="Cummings, Shawn" w:date="2025-05-22T12:16:00Z" w16du:dateUtc="2025-05-22T16:16:00Z">
+      <w:ins w:id="200" w:author="Cummings, Shawn" w:date="2025-05-22T12:16:00Z" w16du:dateUtc="2025-05-22T16:16:00Z">
         <w:r>
           <w:rPr>
             <w:szCs w:val="22"/>
@@ -22748,7 +22870,7 @@
           <w:t xml:space="preserve"> less likely to mention it under the “</w:t>
         </w:r>
       </w:ins>
-      <w:ins w:id="180" w:author="Cummings, Shawn" w:date="2025-05-22T12:16:00Z">
+      <w:ins w:id="201" w:author="Cummings, Shawn" w:date="2025-05-22T12:16:00Z">
         <w:r>
           <w:rPr>
             <w:szCs w:val="22"/>
@@ -22756,7 +22878,7 @@
           <w:t>Did you notice anything odd about the person in the video?</w:t>
         </w:r>
       </w:ins>
-      <w:ins w:id="181" w:author="Cummings, Shawn" w:date="2025-05-22T12:16:00Z" w16du:dateUtc="2025-05-22T16:16:00Z">
+      <w:ins w:id="202" w:author="Cummings, Shawn" w:date="2025-05-22T12:16:00Z" w16du:dateUtc="2025-05-22T16:16:00Z">
         <w:r>
           <w:rPr>
             <w:szCs w:val="22"/>
@@ -22764,7 +22886,7 @@
           <w:t>” prompt</w:t>
         </w:r>
       </w:ins>
-      <w:ins w:id="182" w:author="Cummings, Shawn" w:date="2025-05-22T12:17:00Z" w16du:dateUtc="2025-05-22T16:17:00Z">
+      <w:ins w:id="203" w:author="Cummings, Shawn" w:date="2025-05-22T12:17:00Z" w16du:dateUtc="2025-05-22T16:17:00Z">
         <w:r>
           <w:rPr>
             <w:szCs w:val="22"/>
@@ -22772,7 +22894,7 @@
           <w:t xml:space="preserve"> when other visually salient objects (the black box) were also apparent</w:t>
         </w:r>
       </w:ins>
-      <w:ins w:id="183" w:author="Cummings, Shawn" w:date="2025-05-22T12:16:00Z" w16du:dateUtc="2025-05-22T16:16:00Z">
+      <w:ins w:id="204" w:author="Cummings, Shawn" w:date="2025-05-22T12:16:00Z" w16du:dateUtc="2025-05-22T16:16:00Z">
         <w:r>
           <w:rPr>
             <w:szCs w:val="22"/>
@@ -22780,7 +22902,7 @@
           <w:t>. However,</w:t>
         </w:r>
       </w:ins>
-      <w:ins w:id="184" w:author="Cummings, Shawn" w:date="2025-05-22T12:17:00Z" w16du:dateUtc="2025-05-22T16:17:00Z">
+      <w:ins w:id="205" w:author="Cummings, Shawn" w:date="2025-05-22T12:17:00Z" w16du:dateUtc="2025-05-22T16:17:00Z">
         <w:r>
           <w:rPr>
             <w:szCs w:val="22"/>
@@ -22795,7 +22917,7 @@
           <w:t xml:space="preserve">it is also possible the occluder created </w:t>
         </w:r>
       </w:ins>
-      <w:ins w:id="185" w:author="Cummings, Shawn" w:date="2025-05-22T12:18:00Z" w16du:dateUtc="2025-05-22T16:18:00Z">
+      <w:ins w:id="206" w:author="Cummings, Shawn" w:date="2025-05-22T12:18:00Z" w16du:dateUtc="2025-05-22T16:18:00Z">
         <w:r>
           <w:rPr>
             <w:szCs w:val="22"/>
@@ -22803,7 +22925,7 @@
           <w:t>distraction during the task.</w:t>
         </w:r>
       </w:ins>
-      <w:ins w:id="186" w:author="Cummings, Shawn" w:date="2025-05-22T12:16:00Z" w16du:dateUtc="2025-05-22T16:16:00Z">
+      <w:ins w:id="207" w:author="Cummings, Shawn" w:date="2025-05-22T12:16:00Z" w16du:dateUtc="2025-05-22T16:16:00Z">
         <w:r>
           <w:rPr>
             <w:szCs w:val="22"/>
@@ -24228,7 +24350,7 @@
         </w:rPr>
         <w:t xml:space="preserve"> </w:t>
       </w:r>
-      <w:del w:id="187" w:author="Jaeger, Florian" w:date="2025-05-21T14:34:00Z" w16du:dateUtc="2025-05-21T18:34:00Z">
+      <w:del w:id="208" w:author="Jaeger, Florian" w:date="2025-05-21T14:34:00Z" w16du:dateUtc="2025-05-21T18:34:00Z">
         <w:r>
           <w:rPr>
             <w:szCs w:val="22"/>
@@ -24236,7 +24358,7 @@
           <w:delText xml:space="preserve">While some of these accounts (in particular the causal inference account) have conceptual similarities to compensation, </w:delText>
         </w:r>
       </w:del>
-      <w:del w:id="188" w:author="Jaeger, Florian" w:date="2025-05-21T14:33:00Z" w16du:dateUtc="2025-05-21T18:33:00Z">
+      <w:del w:id="209" w:author="Jaeger, Florian" w:date="2025-05-21T14:33:00Z" w16du:dateUtc="2025-05-21T18:33:00Z">
         <w:r>
           <w:rPr>
             <w:szCs w:val="22"/>
@@ -24244,7 +24366,7 @@
           <w:delText>previously offered</w:delText>
         </w:r>
       </w:del>
-      <w:ins w:id="189" w:author="Jaeger, Florian" w:date="2025-05-21T14:34:00Z" w16du:dateUtc="2025-05-21T18:34:00Z">
+      <w:ins w:id="210" w:author="Jaeger, Florian" w:date="2025-05-21T14:34:00Z" w16du:dateUtc="2025-05-21T18:34:00Z">
         <w:r>
           <w:rPr>
             <w:szCs w:val="22"/>
@@ -24252,7 +24374,7 @@
           <w:t>Despite important similarities between these different accounts, all</w:t>
         </w:r>
       </w:ins>
-      <w:ins w:id="190" w:author="Jaeger, Florian" w:date="2025-05-21T14:33:00Z" w16du:dateUtc="2025-05-21T18:33:00Z">
+      <w:ins w:id="211" w:author="Jaeger, Florian" w:date="2025-05-21T14:33:00Z" w16du:dateUtc="2025-05-21T18:33:00Z">
         <w:r>
           <w:rPr>
             <w:szCs w:val="22"/>
@@ -27428,7 +27550,7 @@
       </w:r>
     </w:p>
   </w:comment>
-  <w:comment w:id="6" w:author="Jaeger, Florian" w:date="2025-05-21T14:29:00Z" w:initials="TJ">
+  <w:comment w:id="8" w:author="Jaeger, Florian" w:date="2025-05-21T14:29:00Z" w:initials="TJ">
     <w:p>
       <w:pPr>
         <w:jc w:val="left"/>
@@ -27447,7 +27569,7 @@
       </w:r>
     </w:p>
   </w:comment>
-  <w:comment w:id="25" w:author="Jaeger, Florian" w:date="2025-05-21T14:30:00Z" w:initials="TJ">
+  <w:comment w:id="31" w:author="Jaeger, Florian" w:date="2025-05-21T14:30:00Z" w:initials="TJ">
     <w:p>
       <w:pPr>
         <w:jc w:val="left"/>
@@ -27466,7 +27588,7 @@
       </w:r>
     </w:p>
   </w:comment>
-  <w:comment w:id="36" w:author="Jaeger, Florian" w:date="2025-05-21T14:31:00Z" w:initials="TJ">
+  <w:comment w:id="46" w:author="Jaeger, Florian" w:date="2025-05-21T14:31:00Z" w:initials="TJ">
     <w:p>
       <w:pPr>
         <w:jc w:val="left"/>
@@ -27485,7 +27607,7 @@
       </w:r>
     </w:p>
   </w:comment>
-  <w:comment w:id="63" w:author="Cummings, Shawn" w:date="2025-05-22T12:38:00Z" w:initials="SC">
+  <w:comment w:id="51" w:author="Cummings, Shawn" w:date="2025-05-22T12:49:00Z" w:initials="SC">
     <w:p>
       <w:pPr>
         <w:jc w:val="left"/>
@@ -27497,11 +27619,11 @@
         <w:annotationRef/>
       </w:r>
       <w:r>
-        <w:t>Includes the person for whom we don’t have data</w:t>
+        <w:t>This is kind of a strange place to put trial level exclusions for Exp2, but it is where we report the pt level ones… I originally put this in the methods section of Exp2, but that felt even worse.</w:t>
       </w:r>
     </w:p>
   </w:comment>
-  <w:comment w:id="70" w:author="Cummings, Shawn" w:date="2025-05-22T12:37:00Z" w:initials="SC">
+  <w:comment w:id="84" w:author="Cummings, Shawn" w:date="2025-05-22T12:38:00Z" w:initials="SC">
     <w:p>
       <w:pPr>
         <w:jc w:val="left"/>
@@ -27513,11 +27635,11 @@
         <w:annotationRef/>
       </w:r>
       <w:r>
-        <w:t>This includes the two repeat takers</w:t>
+        <w:t>Includes the person for whom we don’t have data</w:t>
       </w:r>
     </w:p>
   </w:comment>
-  <w:comment w:id="125" w:author="Jaeger, Florian" w:date="2025-05-21T14:31:00Z" w:initials="TJ">
+  <w:comment w:id="91" w:author="Cummings, Shawn" w:date="2025-05-22T12:37:00Z" w:initials="SC">
     <w:p>
       <w:pPr>
         <w:jc w:val="left"/>
@@ -27529,14 +27651,30 @@
         <w:annotationRef/>
       </w:r>
       <w:r>
-        <w:rPr>
-          <w:color w:val="000000"/>
-        </w:rPr>
-        <w:t>update</w:t>
+        <w:t>This includes the two repeat takers</w:t>
       </w:r>
     </w:p>
   </w:comment>
-  <w:comment w:id="160" w:author="Jaeger, Florian" w:date="2025-05-11T16:19:00Z" w:initials="TJ">
+  <w:comment w:id="146" w:author="Jaeger, Florian" w:date="2025-05-21T14:31:00Z" w:initials="TJ">
+    <w:p>
+      <w:pPr>
+        <w:jc w:val="left"/>
+      </w:pPr>
+      <w:r>
+        <w:rPr>
+          <w:rStyle w:val="CommentReference"/>
+        </w:rPr>
+        <w:annotationRef/>
+      </w:r>
+      <w:r>
+        <w:rPr>
+          <w:color w:val="000000"/>
+        </w:rPr>
+        <w:t>update</w:t>
+      </w:r>
+    </w:p>
+  </w:comment>
+  <w:comment w:id="181" w:author="Jaeger, Florian" w:date="2025-05-11T16:19:00Z" w:initials="TJ">
     <w:p>
       <w:pPr>
         <w:jc w:val="left"/>
@@ -27566,7 +27704,7 @@
       </w:r>
     </w:p>
   </w:comment>
-  <w:comment w:id="161" w:author="Cummings, Shawn" w:date="2025-05-12T20:37:00Z" w:initials="SC">
+  <w:comment w:id="182" w:author="Cummings, Shawn" w:date="2025-05-12T20:37:00Z" w:initials="SC">
     <w:p>
       <w:pPr>
         <w:jc w:val="left"/>
@@ -27591,6 +27729,7 @@
   <w15:commentEx w15:paraId="40D69938" w15:done="0"/>
   <w15:commentEx w15:paraId="387C296F" w15:done="0"/>
   <w15:commentEx w15:paraId="0F9A3FC6" w15:done="0"/>
+  <w15:commentEx w15:paraId="57D8E437" w15:done="0"/>
   <w15:commentEx w15:paraId="2D5281C0" w15:done="0"/>
   <w15:commentEx w15:paraId="732E5606" w15:done="0"/>
   <w15:commentEx w15:paraId="3499D5D1" w15:done="0"/>
@@ -27605,6 +27744,7 @@
   <w16cex:commentExtensible w16cex:durableId="65EAFE2B" w16cex:dateUtc="2025-05-21T18:29:00Z"/>
   <w16cex:commentExtensible w16cex:durableId="7658D23A" w16cex:dateUtc="2025-05-21T18:30:00Z"/>
   <w16cex:commentExtensible w16cex:durableId="24F37F1B" w16cex:dateUtc="2025-05-21T18:31:00Z"/>
+  <w16cex:commentExtensible w16cex:durableId="2BCDC9EB" w16cex:dateUtc="2025-05-22T16:49:00Z"/>
   <w16cex:commentExtensible w16cex:durableId="12A3244D" w16cex:dateUtc="2025-05-22T16:38:00Z"/>
   <w16cex:commentExtensible w16cex:durableId="5F1583AA" w16cex:dateUtc="2025-05-22T16:37:00Z"/>
   <w16cex:commentExtensible w16cex:durableId="47E32A8D" w16cex:dateUtc="2025-05-21T18:31:00Z"/>
@@ -27619,6 +27759,7 @@
   <w16cid:commentId w16cid:paraId="40D69938" w16cid:durableId="65EAFE2B"/>
   <w16cid:commentId w16cid:paraId="387C296F" w16cid:durableId="7658D23A"/>
   <w16cid:commentId w16cid:paraId="0F9A3FC6" w16cid:durableId="24F37F1B"/>
+  <w16cid:commentId w16cid:paraId="57D8E437" w16cid:durableId="2BCDC9EB"/>
   <w16cid:commentId w16cid:paraId="2D5281C0" w16cid:durableId="12A3244D"/>
   <w16cid:commentId w16cid:paraId="732E5606" w16cid:durableId="5F1583AA"/>
   <w16cid:commentId w16cid:paraId="3499D5D1" w16cid:durableId="47E32A8D"/>
@@ -28185,33 +28326,80 @@
       <w:pPr>
         <w:pStyle w:val="FootnoteText"/>
       </w:pPr>
-      <w:r>
-        <w:rPr>
-          <w:rStyle w:val="FootnoteReference"/>
-        </w:rPr>
-        <w:footnoteRef/>
-      </w:r>
-      <w:r>
-        <w:t xml:space="preserve"> </w:t>
-      </w:r>
-      <w:r>
-        <w:t>Block was included in the analysis to provide a baseline for planned subsequent experiments on question (2) mentioned in the Open Science Statement. The inclusion does not, however, change any of the results.</w:t>
-      </w:r>
-      <w:r>
-        <w:t xml:space="preserve"> </w:t>
-      </w:r>
-      <w:r>
-        <w:t xml:space="preserve">Additional analyses strongly supported linear effects of acoustic continuum and non-linear effects of test blocks for all experiments. The results we report below replicate when standard linear effects </w:t>
-      </w:r>
-      <w:r>
-        <w:t xml:space="preserve">are </w:t>
-      </w:r>
-      <w:r>
-        <w:t>used for continuum and block.</w:t>
-      </w:r>
+      <w:ins w:id="53" w:author="Cummings, Shawn" w:date="2025-05-22T12:47:00Z" w16du:dateUtc="2025-05-22T16:47:00Z">
+        <w:r>
+          <w:rPr>
+            <w:rStyle w:val="FootnoteReference"/>
+          </w:rPr>
+          <w:footnoteRef/>
+        </w:r>
+        <w:r>
+          <w:t xml:space="preserve"> For experiments 2 </w:t>
+        </w:r>
+      </w:ins>
+      <w:ins w:id="54" w:author="Cummings, Shawn" w:date="2025-05-22T12:48:00Z" w16du:dateUtc="2025-05-22T16:48:00Z">
+        <w:r>
+          <w:t xml:space="preserve">(reported later in main text) and 2b (reported in the SI), 12 observations (0.2%) were missing due to catch trial responses, and </w:t>
+        </w:r>
+        <w:r>
+          <w:rPr>
+            <w:szCs w:val="22"/>
+          </w:rPr>
+          <w:t>14</w:t>
+        </w:r>
+        <w:r>
+          <w:rPr>
+            <w:szCs w:val="22"/>
+          </w:rPr>
+          <w:t>3 were</w:t>
+        </w:r>
+        <w:r>
+          <w:rPr>
+            <w:szCs w:val="22"/>
+          </w:rPr>
+          <w:t xml:space="preserve"> excluded for irregular RTs (1.8%), leaving 7622 observations from 108 participants</w:t>
+        </w:r>
+        <w:r>
+          <w:rPr>
+            <w:szCs w:val="22"/>
+          </w:rPr>
+          <w:t>.</w:t>
+        </w:r>
+      </w:ins>
     </w:p>
   </w:footnote>
   <w:footnote w:id="7">
+    <w:p>
+      <w:pPr>
+        <w:pStyle w:val="FootnoteText"/>
+      </w:pPr>
+      <w:r>
+        <w:rPr>
+          <w:rStyle w:val="FootnoteReference"/>
+        </w:rPr>
+        <w:footnoteRef/>
+      </w:r>
+      <w:r>
+        <w:t xml:space="preserve"> </w:t>
+      </w:r>
+      <w:r>
+        <w:t>Block was included in the analysis to provide a baseline for planned subsequent experiments on question (2) mentioned in the Open Science Statement. The inclusion does not, however, change any of the results.</w:t>
+      </w:r>
+      <w:r>
+        <w:t xml:space="preserve"> </w:t>
+      </w:r>
+      <w:r>
+        <w:t xml:space="preserve">Additional analyses strongly supported linear effects of acoustic continuum and non-linear effects of test blocks for all experiments. The results we report below replicate when standard linear effects </w:t>
+      </w:r>
+      <w:r>
+        <w:t xml:space="preserve">are </w:t>
+      </w:r>
+      <w:r>
+        <w:t>used for continuum and block.</w:t>
+      </w:r>
+    </w:p>
+  </w:footnote>
+  <w:footnote w:id="8">
     <w:p>
       <w:pPr>
         <w:pStyle w:val="FootnoteText"/>

--- a/output/papers/Round 2/manuscript-brief.docx
+++ b/output/papers/Round 2/manuscript-brief.docx
@@ -1,8 +1,12 @@
 
 <file path=word/document.xml><?xml version="1.0" encoding="utf-8"?>
-<w:document xmlns:wpc="http://schemas.microsoft.com/office/word/2010/wordprocessingCanvas" xmlns:cx="http://schemas.microsoft.com/office/drawing/2014/chartex" xmlns:cx1="http://schemas.microsoft.com/office/drawing/2015/9/8/chartex" xmlns:cx2="http://schemas.microsoft.com/office/drawing/2015/10/21/chartex" xmlns:cx3="http://schemas.microsoft.com/office/drawing/2016/5/9/chartex" xmlns:cx4="http://schemas.microsoft.com/office/drawing/2016/5/10/chartex" xmlns:cx5="http://schemas.microsoft.com/office/drawing/2016/5/11/chartex" xmlns:cx6="http://schemas.microsoft.com/office/drawing/2016/5/12/chartex" xmlns:cx7="http://schemas.microsoft.com/office/drawing/2016/5/13/chartex" xmlns:cx8="http://schemas.microsoft.com/office/drawing/2016/5/14/chartex" xmlns:mc="http://schemas.openxmlformats.org/markup-compatibility/2006" xmlns:aink="http://schemas.microsoft.com/office/drawing/2016/ink" xmlns:am3d="http://schemas.microsoft.com/office/drawing/2017/model3d" xmlns:o="urn:schemas-microsoft-com:office:office" xmlns:oel="http://schemas.microsoft.com/office/2019/extlst" xmlns:r="http://schemas.openxmlformats.org/officeDocument/2006/relationships" xmlns:m="http://schemas.openxmlformats.org/officeDocument/2006/math" xmlns:v="urn:schemas-microsoft-com:vml" xmlns:wp14="http://schemas.microsoft.com/office/word/2010/wordprocessingDrawing" xmlns:wp="http://schemas.openxmlformats.org/drawingml/2006/wordprocessingDrawing" xmlns:w10="urn:schemas-microsoft-com:office:word" xmlns:w="http://schemas.openxmlformats.org/wordprocessingml/2006/main" xmlns:w14="http://schemas.microsoft.com/office/word/2010/wordml" xmlns:w15="http://schemas.microsoft.com/office/word/2012/wordml" xmlns:w16cex="http://schemas.microsoft.com/office/word/2018/wordml/cex" xmlns:w16cid="http://schemas.microsoft.com/office/word/2016/wordml/cid" xmlns:w16="http://schemas.microsoft.com/office/word/2018/wordml" xmlns:w16du="http://schemas.microsoft.com/office/word/2023/wordml/word16du" xmlns:w16sdtdh="http://schemas.microsoft.com/office/word/2020/wordml/sdtdatahash" xmlns:w16se="http://schemas.microsoft.com/office/word/2015/wordml/symex" xmlns:wpg="http://schemas.microsoft.com/office/word/2010/wordprocessingGroup" xmlns:wpi="http://schemas.microsoft.com/office/word/2010/wordprocessingInk" xmlns:wne="http://schemas.microsoft.com/office/word/2006/wordml" xmlns:wps="http://schemas.microsoft.com/office/word/2010/wordprocessingShape" mc:Ignorable="w14 w15 w16se w16cid w16 w16cex w16sdtdh w16du wp14">
+<w:document xmlns:wpc="http://schemas.microsoft.com/office/word/2010/wordprocessingCanvas" xmlns:cx="http://schemas.microsoft.com/office/drawing/2014/chartex" xmlns:cx1="http://schemas.microsoft.com/office/drawing/2015/9/8/chartex" xmlns:cx2="http://schemas.microsoft.com/office/drawing/2015/10/21/chartex" xmlns:cx3="http://schemas.microsoft.com/office/drawing/2016/5/9/chartex" xmlns:cx4="http://schemas.microsoft.com/office/drawing/2016/5/10/chartex" xmlns:cx5="http://schemas.microsoft.com/office/drawing/2016/5/11/chartex" xmlns:cx6="http://schemas.microsoft.com/office/drawing/2016/5/12/chartex" xmlns:cx7="http://schemas.microsoft.com/office/drawing/2016/5/13/chartex" xmlns:cx8="http://schemas.microsoft.com/office/drawing/2016/5/14/chartex" xmlns:mc="http://schemas.openxmlformats.org/markup-compatibility/2006" xmlns:aink="http://schemas.microsoft.com/office/drawing/2016/ink" xmlns:am3d="http://schemas.microsoft.com/office/drawing/2017/model3d" xmlns:o="urn:schemas-microsoft-com:office:office" xmlns:oel="http://schemas.microsoft.com/office/2019/extlst" xmlns:r="http://schemas.openxmlformats.org/officeDocument/2006/relationships" xmlns:m="http://schemas.openxmlformats.org/officeDocument/2006/math" xmlns:v="urn:schemas-microsoft-com:vml" xmlns:wp14="http://schemas.microsoft.com/office/word/2010/wordprocessingDrawing" xmlns:wp="http://schemas.openxmlformats.org/drawingml/2006/wordprocessingDrawing" xmlns:w10="urn:schemas-microsoft-com:office:word" xmlns:w="http://schemas.openxmlformats.org/wordprocessingml/2006/main" xmlns:w14="http://schemas.microsoft.com/office/word/2010/wordml" xmlns:w15="http://schemas.microsoft.com/office/word/2012/wordml" xmlns:w16cex="http://schemas.microsoft.com/office/word/2018/wordml/cex" xmlns:w16cid="http://schemas.microsoft.com/office/word/2016/wordml/cid" xmlns:w16="http://schemas.microsoft.com/office/word/2018/wordml" xmlns:w16du="http://schemas.microsoft.com/office/word/2023/wordml/word16du" xmlns:w16sdtdh="http://schemas.microsoft.com/office/word/2020/wordml/sdtdatahash" xmlns:w16sdtfl="http://schemas.microsoft.com/office/word/2024/wordml/sdtformatlock" xmlns:w16se="http://schemas.microsoft.com/office/word/2015/wordml/symex" xmlns:wpg="http://schemas.microsoft.com/office/word/2010/wordprocessingGroup" xmlns:wpi="http://schemas.microsoft.com/office/word/2010/wordprocessingInk" xmlns:wne="http://schemas.microsoft.com/office/word/2006/wordml" xmlns:wps="http://schemas.microsoft.com/office/word/2010/wordprocessingShape" mc:Ignorable="w14 w15 w16se w16cid w16 w16cex w16sdtdh w16sdtfl w16du wp14">
   <w:body>
-    <w:p/>
+    <w:p>
+      <w:r>
+        <w:t xml:space="preserve"> </w:t>
+      </w:r>
+    </w:p>
     <w:p>
       <w:pPr>
         <w:rPr>
@@ -617,7 +621,21 @@
         <w:rPr>
           <w:szCs w:val="22"/>
         </w:rPr>
-        <w:t xml:space="preserve"> In a series of perception experiments, we find that listeners compensate for the presence of a pen in the mouth of the talker, as long as the effects of the pen on the articulators (e.g., lip shape) are visually evident.</w:t>
+        <w:t xml:space="preserve"> In a series of perception experiments, we find that listeners compensate for the presence of a pen in the mouth of the talker, </w:t>
+      </w:r>
+      <w:proofErr w:type="gramStart"/>
+      <w:r>
+        <w:rPr>
+          <w:szCs w:val="22"/>
+        </w:rPr>
+        <w:t>as long as</w:t>
+      </w:r>
+      <w:proofErr w:type="gramEnd"/>
+      <w:r>
+        <w:rPr>
+          <w:szCs w:val="22"/>
+        </w:rPr>
+        <w:t xml:space="preserve"> the effects of the pen on the articulators (e.g., lip shape) are visually evident.</w:t>
       </w:r>
       <w:r>
         <w:rPr>
@@ -908,7 +926,21 @@
         <w:rPr>
           <w:szCs w:val="22"/>
         </w:rPr>
-        <w:t xml:space="preserve">acoustically more similar to typical </w:t>
+        <w:t xml:space="preserve">acoustically more </w:t>
+      </w:r>
+      <w:proofErr w:type="gramStart"/>
+      <w:r>
+        <w:rPr>
+          <w:szCs w:val="22"/>
+        </w:rPr>
+        <w:t>similar to</w:t>
+      </w:r>
+      <w:proofErr w:type="gramEnd"/>
+      <w:r>
+        <w:rPr>
+          <w:szCs w:val="22"/>
+        </w:rPr>
+        <w:t xml:space="preserve"> typical </w:t>
       </w:r>
       <w:r>
         <w:rPr>
@@ -1770,7 +1802,21 @@
         <w:rPr>
           <w:szCs w:val="22"/>
         </w:rPr>
-        <w:t>context should elicit compensation similar to that observed in previous studies on linguistic context</w:t>
+        <w:t xml:space="preserve">context should elicit compensation </w:t>
+      </w:r>
+      <w:proofErr w:type="gramStart"/>
+      <w:r>
+        <w:rPr>
+          <w:szCs w:val="22"/>
+        </w:rPr>
+        <w:t>similar to</w:t>
+      </w:r>
+      <w:proofErr w:type="gramEnd"/>
+      <w:r>
+        <w:rPr>
+          <w:szCs w:val="22"/>
+        </w:rPr>
+        <w:t xml:space="preserve"> that observed in previous studies on linguistic context</w:t>
       </w:r>
       <w:r>
         <w:rPr>
@@ -1988,7 +2034,21 @@
         <w:rPr>
           <w:szCs w:val="22"/>
         </w:rPr>
-        <w:t xml:space="preserve">from /s/ in English (Jongman, Wayland, &amp; Wong, 2000), both of these </w:t>
+        <w:t xml:space="preserve">from /s/ in English (Jongman, Wayland, &amp; Wong, 2000), </w:t>
+      </w:r>
+      <w:proofErr w:type="gramStart"/>
+      <w:r>
+        <w:rPr>
+          <w:szCs w:val="22"/>
+        </w:rPr>
+        <w:t>both of these</w:t>
+      </w:r>
+      <w:proofErr w:type="gramEnd"/>
+      <w:r>
+        <w:rPr>
+          <w:szCs w:val="22"/>
+        </w:rPr>
+        <w:t xml:space="preserve"> </w:t>
       </w:r>
       <w:r>
         <w:rPr>
@@ -2036,7 +2096,21 @@
         <w:rPr>
           <w:szCs w:val="22"/>
         </w:rPr>
-        <w:t xml:space="preserve">te for either or both of these effects of the pen on articulation, it should bias their perception towards </w:t>
+        <w:t xml:space="preserve">te for either or </w:t>
+      </w:r>
+      <w:proofErr w:type="gramStart"/>
+      <w:r>
+        <w:rPr>
+          <w:szCs w:val="22"/>
+        </w:rPr>
+        <w:t>both of these</w:t>
+      </w:r>
+      <w:proofErr w:type="gramEnd"/>
+      <w:r>
+        <w:rPr>
+          <w:szCs w:val="22"/>
+        </w:rPr>
+        <w:t xml:space="preserve"> effects of the pen on articulation, it should bias their perception towards </w:t>
       </w:r>
       <w:r>
         <w:rPr>
@@ -2973,8 +3047,13 @@
       <w:r>
         <w:t xml:space="preserve"> </w:t>
       </w:r>
-      <w:r>
-        <w:t xml:space="preserve">With regard to ethnicity, </w:t>
+      <w:proofErr w:type="gramStart"/>
+      <w:r>
+        <w:t>With regard to</w:t>
+      </w:r>
+      <w:proofErr w:type="gramEnd"/>
+      <w:r>
+        <w:t xml:space="preserve"> ethnicity, </w:t>
       </w:r>
       <w:r>
         <w:t>8.5</w:t>
@@ -2998,13 +3077,21 @@
         <w:t>1.9</w:t>
       </w:r>
       <w:r>
-        <w:t>% declined to report. With</w:t>
+        <w:t xml:space="preserve">% declined to report. </w:t>
+      </w:r>
+      <w:proofErr w:type="gramStart"/>
+      <w:r>
+        <w:t>With</w:t>
       </w:r>
       <w:r>
         <w:t xml:space="preserve"> </w:t>
       </w:r>
       <w:r>
-        <w:t>regard to race, 7</w:t>
+        <w:t>regard to</w:t>
+      </w:r>
+      <w:proofErr w:type="gramEnd"/>
+      <w:r>
+        <w:t xml:space="preserve"> race, 7</w:t>
       </w:r>
       <w:r>
         <w:t>2.7</w:t>
@@ -3052,8 +3139,13 @@
         <w:t xml:space="preserve"> </w:t>
       </w:r>
       <w:r>
-        <w:t>American Indian/Alaska Native or Native Hawaiian or other</w:t>
-      </w:r>
+        <w:t xml:space="preserve">American Indian/Alaska Native or Native Hawaiian or </w:t>
+      </w:r>
+      <w:proofErr w:type="gramStart"/>
+      <w:r>
+        <w:t>other</w:t>
+      </w:r>
+      <w:proofErr w:type="gramEnd"/>
       <w:r>
         <w:t xml:space="preserve"> </w:t>
       </w:r>
@@ -3934,7 +4026,21 @@
         <w:rPr>
           <w:szCs w:val="22"/>
         </w:rPr>
-        <w:t>The use of audiovisual stimuli comes with unique challenges. While our goal was to investigate how the presence of the pen affects the perception of the acoustic input, the use of audiovisual stimuli entails that participants also had access to visual cues to the /s/-/ʃ/ contrast</w:t>
+        <w:t xml:space="preserve">The use of audiovisual stimuli comes with unique challenges. While our goal was to investigate how the presence of the pen affects the perception of the acoustic input, the use of audiovisual stimuli entails </w:t>
+      </w:r>
+      <w:proofErr w:type="gramStart"/>
+      <w:r>
+        <w:rPr>
+          <w:szCs w:val="22"/>
+        </w:rPr>
+        <w:t>that participants</w:t>
+      </w:r>
+      <w:proofErr w:type="gramEnd"/>
+      <w:r>
+        <w:rPr>
+          <w:szCs w:val="22"/>
+        </w:rPr>
+        <w:t xml:space="preserve"> also had access to visual cues to the /s/-/ʃ/ contrast</w:t>
       </w:r>
       <w:r>
         <w:rPr>
@@ -3946,21 +4052,7 @@
         <w:rPr>
           <w:szCs w:val="22"/>
         </w:rPr>
-        <w:t xml:space="preserve">Proctor, </w:t>
-      </w:r>
-      <w:proofErr w:type="spellStart"/>
-      <w:r>
-        <w:rPr>
-          <w:szCs w:val="22"/>
-        </w:rPr>
-        <w:t>Shadle</w:t>
-      </w:r>
-      <w:proofErr w:type="spellEnd"/>
-      <w:r>
-        <w:rPr>
-          <w:szCs w:val="22"/>
-        </w:rPr>
-        <w:t xml:space="preserve">, &amp; </w:t>
+        <w:t xml:space="preserve">Proctor, Shadle, &amp; </w:t>
       </w:r>
       <w:proofErr w:type="spellStart"/>
       <w:r>
@@ -4316,7 +4408,21 @@
         <w:rPr>
           <w:szCs w:val="22"/>
         </w:rPr>
-        <w:t xml:space="preserve"> sequence highly similar to </w:t>
+        <w:t xml:space="preserve"> sequence highly </w:t>
+      </w:r>
+      <w:proofErr w:type="gramStart"/>
+      <w:r>
+        <w:rPr>
+          <w:szCs w:val="22"/>
+        </w:rPr>
+        <w:t>similar to</w:t>
+      </w:r>
+      <w:proofErr w:type="gramEnd"/>
+      <w:r>
+        <w:rPr>
+          <w:szCs w:val="22"/>
+        </w:rPr>
+        <w:t xml:space="preserve"> </w:t>
       </w:r>
       <w:proofErr w:type="spellStart"/>
       <w:r>
@@ -6041,13 +6147,27 @@
         <w:rPr>
           <w:szCs w:val="22"/>
         </w:rPr>
-        <w:t xml:space="preserve"> required sound sequence similar </w:t>
-      </w:r>
-      <w:r>
-        <w:rPr>
-          <w:szCs w:val="22"/>
-        </w:rPr>
-        <w:t xml:space="preserve">to </w:t>
+        <w:t xml:space="preserve"> required sound sequence </w:t>
+      </w:r>
+      <w:proofErr w:type="gramStart"/>
+      <w:r>
+        <w:rPr>
+          <w:szCs w:val="22"/>
+        </w:rPr>
+        <w:t xml:space="preserve">similar </w:t>
+      </w:r>
+      <w:r>
+        <w:rPr>
+          <w:szCs w:val="22"/>
+        </w:rPr>
+        <w:t>to</w:t>
+      </w:r>
+      <w:proofErr w:type="gramEnd"/>
+      <w:r>
+        <w:rPr>
+          <w:szCs w:val="22"/>
+        </w:rPr>
+        <w:t xml:space="preserve"> </w:t>
       </w:r>
       <w:proofErr w:type="spellStart"/>
       <w:r>
@@ -6766,7 +6886,21 @@
         <w:rPr>
           <w:szCs w:val="22"/>
         </w:rPr>
-        <w:t xml:space="preserve">, but in order to start the experiment, participants had to accept the </w:t>
+        <w:t xml:space="preserve">, but </w:t>
+      </w:r>
+      <w:proofErr w:type="gramStart"/>
+      <w:r>
+        <w:rPr>
+          <w:szCs w:val="22"/>
+        </w:rPr>
+        <w:t>in order to</w:t>
+      </w:r>
+      <w:proofErr w:type="gramEnd"/>
+      <w:r>
+        <w:rPr>
+          <w:szCs w:val="22"/>
+        </w:rPr>
+        <w:t xml:space="preserve"> start the experiment, participants had to accept the </w:t>
       </w:r>
       <w:r>
         <w:rPr>
@@ -7030,7 +7164,21 @@
         <w:rPr>
           <w:szCs w:val="22"/>
         </w:rPr>
-        <w:t xml:space="preserve">. None of the trials during the test phase actually contained a white dot. Participants then completed 72 trials of a </w:t>
+        <w:t xml:space="preserve">. None of the trials during the test phase </w:t>
+      </w:r>
+      <w:proofErr w:type="gramStart"/>
+      <w:r>
+        <w:rPr>
+          <w:szCs w:val="22"/>
+        </w:rPr>
+        <w:t>actually contained</w:t>
+      </w:r>
+      <w:proofErr w:type="gramEnd"/>
+      <w:r>
+        <w:rPr>
+          <w:szCs w:val="22"/>
+        </w:rPr>
+        <w:t xml:space="preserve"> a white dot. Participants then completed 72 trials of a </w:t>
       </w:r>
       <w:r>
         <w:rPr>
@@ -7608,7 +7756,6 @@
     <w:p>
       <w:pPr>
         <w:rPr>
-          <w:ins w:id="2" w:author="Cummings, Shawn" w:date="2025-05-22T12:44:00Z" w16du:dateUtc="2025-05-22T16:44:00Z"/>
           <w:szCs w:val="22"/>
         </w:rPr>
       </w:pPr>
@@ -7656,671 +7803,300 @@
         </w:rPr>
         <w:t xml:space="preserve"> summarizes the </w:t>
       </w:r>
-      <w:ins w:id="3" w:author="Jaeger, Florian" w:date="2025-05-21T14:28:00Z" w16du:dateUtc="2025-05-21T18:28:00Z">
+      <w:r>
+        <w:rPr>
+          <w:szCs w:val="22"/>
+        </w:rPr>
+        <w:t xml:space="preserve">participant </w:t>
+      </w:r>
+      <w:r>
+        <w:rPr>
+          <w:szCs w:val="22"/>
+        </w:rPr>
+        <w:t xml:space="preserve">exclusions for all experiments. </w:t>
+      </w:r>
+      <w:r>
+        <w:rPr>
+          <w:szCs w:val="22"/>
+        </w:rPr>
+        <w:t xml:space="preserve">After participant exclusions, </w:t>
+      </w:r>
+      <w:r>
+        <w:rPr>
+          <w:szCs w:val="22"/>
+        </w:rPr>
+        <w:t xml:space="preserve">we applied trial-level exclusions. </w:t>
+      </w:r>
+      <w:r>
+        <w:rPr>
+          <w:szCs w:val="22"/>
+        </w:rPr>
+        <w:t>For Experiments 1a-c, w</w:t>
+      </w:r>
+      <w:r>
+        <w:rPr>
+          <w:szCs w:val="22"/>
+        </w:rPr>
+        <w:t xml:space="preserve">e excluded </w:t>
+      </w:r>
+      <w:r>
+        <w:rPr>
+          <w:szCs w:val="22"/>
+        </w:rPr>
+        <w:t>85</w:t>
+      </w:r>
+      <w:r>
+        <w:rPr>
+          <w:szCs w:val="22"/>
+        </w:rPr>
+        <w:t xml:space="preserve"> </w:t>
+      </w:r>
+      <w:r>
+        <w:rPr>
+          <w:szCs w:val="22"/>
+        </w:rPr>
+        <w:t xml:space="preserve">trials </w:t>
+      </w:r>
+      <w:r>
+        <w:rPr>
+          <w:szCs w:val="22"/>
+        </w:rPr>
+        <w:t>(0.</w:t>
+      </w:r>
+      <w:r>
+        <w:rPr>
+          <w:szCs w:val="22"/>
+        </w:rPr>
+        <w:t>8</w:t>
+      </w:r>
+      <w:r>
+        <w:rPr>
+          <w:szCs w:val="22"/>
+        </w:rPr>
+        <w:t>%)</w:t>
+      </w:r>
+      <w:r>
+        <w:rPr>
+          <w:szCs w:val="22"/>
+        </w:rPr>
+        <w:t xml:space="preserve"> </w:t>
+      </w:r>
+      <w:r>
+        <w:rPr>
+          <w:szCs w:val="22"/>
+        </w:rPr>
+        <w:t xml:space="preserve">that were missing a categorization response since </w:t>
+      </w:r>
+      <w:r>
+        <w:rPr>
+          <w:szCs w:val="22"/>
+        </w:rPr>
+        <w:t xml:space="preserve">participants indicated a catch trial (as detailed under </w:t>
+      </w:r>
+      <w:r>
+        <w:rPr>
+          <w:i/>
+          <w:iCs/>
+          <w:szCs w:val="22"/>
+        </w:rPr>
+        <w:t>Procedure</w:t>
+      </w:r>
+      <w:r>
+        <w:rPr>
+          <w:szCs w:val="22"/>
+        </w:rPr>
+        <w:t xml:space="preserve">, the experiments reported here did not actually contain any catch trials). We also excluded </w:t>
+      </w:r>
+      <w:r>
+        <w:rPr>
+          <w:szCs w:val="22"/>
+        </w:rPr>
+        <w:t>236</w:t>
+      </w:r>
+      <w:r>
+        <w:rPr>
+          <w:szCs w:val="22"/>
+        </w:rPr>
+        <w:t xml:space="preserve"> trials</w:t>
+      </w:r>
+      <w:r>
+        <w:rPr>
+          <w:szCs w:val="22"/>
+        </w:rPr>
+        <w:t xml:space="preserve"> (</w:t>
+      </w:r>
+      <w:r>
+        <w:rPr>
+          <w:szCs w:val="22"/>
+        </w:rPr>
+        <w:t>1.8</w:t>
+      </w:r>
+      <w:r>
+        <w:rPr>
+          <w:szCs w:val="22"/>
+        </w:rPr>
+        <w:t>%)</w:t>
+      </w:r>
+      <w:r>
+        <w:rPr>
+          <w:szCs w:val="22"/>
+        </w:rPr>
+        <w:t xml:space="preserve"> with unusually fast or slow reaction times (with-participant scaled log-</w:t>
+      </w:r>
+      <w:r>
+        <w:rPr>
+          <w:szCs w:val="22"/>
+        </w:rPr>
+        <w:lastRenderedPageBreak/>
+        <w:t>transformed RTs outside of 3</w:t>
+      </w:r>
+      <w:r>
+        <w:rPr>
+          <w:szCs w:val="22"/>
+        </w:rPr>
+        <w:t xml:space="preserve"> SD of mean of scaled log-transformed RTs at that trial position; for details and visualization, see SI). This left</w:t>
+      </w:r>
+      <w:r>
+        <w:rPr>
+          <w:szCs w:val="22"/>
+        </w:rPr>
+        <w:t xml:space="preserve"> </w:t>
+      </w:r>
+      <w:r>
+        <w:rPr>
+          <w:szCs w:val="22"/>
+        </w:rPr>
+        <w:t>12</w:t>
+      </w:r>
+      <w:r>
+        <w:rPr>
+          <w:szCs w:val="22"/>
+        </w:rPr>
+        <w:t>,</w:t>
+      </w:r>
+      <w:r>
+        <w:rPr>
+          <w:szCs w:val="22"/>
+        </w:rPr>
+        <w:t>595</w:t>
+      </w:r>
+      <w:r>
+        <w:rPr>
+          <w:szCs w:val="22"/>
+        </w:rPr>
+        <w:t xml:space="preserve"> </w:t>
+      </w:r>
+      <w:r>
+        <w:rPr>
+          <w:szCs w:val="22"/>
+        </w:rPr>
+        <w:t xml:space="preserve">observations from </w:t>
+      </w:r>
+      <w:r>
+        <w:rPr>
+          <w:szCs w:val="22"/>
+        </w:rPr>
+        <w:t>17</w:t>
+      </w:r>
+      <w:r>
+        <w:rPr>
+          <w:szCs w:val="22"/>
+        </w:rPr>
+        <w:t>9</w:t>
+      </w:r>
+      <w:r>
+        <w:rPr>
+          <w:szCs w:val="22"/>
+        </w:rPr>
+        <w:t xml:space="preserve"> participants </w:t>
+      </w:r>
+      <w:r>
+        <w:rPr>
+          <w:szCs w:val="22"/>
+        </w:rPr>
+        <w:t>across the three</w:t>
+      </w:r>
+      <w:r>
+        <w:rPr>
+          <w:szCs w:val="22"/>
+        </w:rPr>
+        <w:t xml:space="preserve"> experiment</w:t>
+      </w:r>
+      <w:r>
+        <w:rPr>
+          <w:szCs w:val="22"/>
+        </w:rPr>
+        <w:t>s</w:t>
+      </w:r>
+      <w:r>
+        <w:rPr>
+          <w:szCs w:val="22"/>
+        </w:rPr>
+        <w:t xml:space="preserve">. </w:t>
+      </w:r>
+      <w:r>
+        <w:rPr>
+          <w:szCs w:val="22"/>
+        </w:rPr>
+        <w:t>Finally, if</w:t>
+      </w:r>
+      <w:r>
+        <w:rPr>
+          <w:szCs w:val="22"/>
+        </w:rPr>
+        <w:t xml:space="preserve"> trial-level exclusions resulted in more than 10% missing responses</w:t>
+      </w:r>
+      <w:r>
+        <w:rPr>
+          <w:szCs w:val="22"/>
+        </w:rPr>
+        <w:t>, participants were also excluded.</w:t>
+      </w:r>
+      <w:r>
+        <w:rPr>
+          <w:szCs w:val="22"/>
+        </w:rPr>
+        <w:t xml:space="preserve"> </w:t>
+      </w:r>
+    </w:p>
+    <w:p>
+      <w:pPr>
+        <w:pStyle w:val="Caption"/>
+        <w:rPr>
+          <w:szCs w:val="22"/>
+        </w:rPr>
+      </w:pPr>
+      <w:bookmarkStart w:id="2" w:name="_Ref136088042"/>
+      <w:r>
+        <w:t>T</w:t>
+      </w:r>
+      <w:r>
+        <w:t xml:space="preserve">able </w:t>
+      </w:r>
+      <w:fldSimple w:instr=" SEQ Table \* ARABIC ">
         <w:r>
           <w:rPr>
-            <w:szCs w:val="22"/>
+            <w:noProof/>
           </w:rPr>
-          <w:t xml:space="preserve">participant </w:t>
+          <w:t>1</w:t>
         </w:r>
-      </w:ins>
-      <w:r>
-        <w:rPr>
-          <w:szCs w:val="22"/>
-        </w:rPr>
-        <w:t xml:space="preserve">exclusions for all experiments. </w:t>
-      </w:r>
-      <w:r>
-        <w:rPr>
-          <w:szCs w:val="22"/>
-        </w:rPr>
-        <w:t xml:space="preserve">After participant exclusions, </w:t>
-      </w:r>
-      <w:ins w:id="4" w:author="Jaeger, Florian" w:date="2025-05-21T14:17:00Z" w16du:dateUtc="2025-05-21T18:17:00Z">
-        <w:r>
-          <w:rPr>
-            <w:szCs w:val="22"/>
-          </w:rPr>
-          <w:t xml:space="preserve">we applied trial-level exclusions. </w:t>
-        </w:r>
-      </w:ins>
-      <w:ins w:id="5" w:author="Jaeger, Florian" w:date="2025-05-21T14:28:00Z" w16du:dateUtc="2025-05-21T18:28:00Z">
-        <w:r>
-          <w:rPr>
-            <w:szCs w:val="22"/>
-          </w:rPr>
-          <w:t>For Experiments 1a-c, w</w:t>
-        </w:r>
-      </w:ins>
-      <w:ins w:id="6" w:author="Jaeger, Florian" w:date="2025-05-21T14:17:00Z" w16du:dateUtc="2025-05-21T18:17:00Z">
-        <w:r>
-          <w:rPr>
-            <w:szCs w:val="22"/>
-          </w:rPr>
-          <w:t xml:space="preserve">e excluded </w:t>
-        </w:r>
-      </w:ins>
-      <w:ins w:id="7" w:author="Cummings, Shawn" w:date="2025-05-22T12:45:00Z" w16du:dateUtc="2025-05-22T16:45:00Z">
-        <w:r>
-          <w:rPr>
-            <w:szCs w:val="22"/>
-          </w:rPr>
-          <w:t>85</w:t>
-        </w:r>
-      </w:ins>
-      <w:commentRangeStart w:id="8"/>
-      <w:del w:id="9" w:author="Cummings, Shawn" w:date="2025-05-22T12:45:00Z" w16du:dateUtc="2025-05-22T16:45:00Z">
-        <w:r>
-          <w:rPr>
-            <w:szCs w:val="22"/>
-          </w:rPr>
-          <w:delText>5</w:delText>
-        </w:r>
-        <w:r>
-          <w:rPr>
-            <w:szCs w:val="22"/>
-          </w:rPr>
-          <w:delText>9</w:delText>
-        </w:r>
-      </w:del>
-      <w:r>
-        <w:rPr>
-          <w:szCs w:val="22"/>
-        </w:rPr>
-        <w:t xml:space="preserve"> </w:t>
-      </w:r>
-      <w:r>
-        <w:rPr>
-          <w:szCs w:val="22"/>
-        </w:rPr>
-        <w:t xml:space="preserve">trials </w:t>
-      </w:r>
-      <w:r>
-        <w:rPr>
-          <w:szCs w:val="22"/>
-        </w:rPr>
-        <w:t>(0.</w:t>
-      </w:r>
-      <w:ins w:id="10" w:author="Cummings, Shawn" w:date="2025-05-22T12:45:00Z" w16du:dateUtc="2025-05-22T16:45:00Z">
-        <w:r>
-          <w:rPr>
-            <w:szCs w:val="22"/>
-          </w:rPr>
-          <w:t>8</w:t>
-        </w:r>
-      </w:ins>
-      <w:del w:id="11" w:author="Cummings, Shawn" w:date="2025-05-22T12:45:00Z" w16du:dateUtc="2025-05-22T16:45:00Z">
-        <w:r>
-          <w:rPr>
-            <w:szCs w:val="22"/>
-          </w:rPr>
-          <w:delText>5</w:delText>
-        </w:r>
-      </w:del>
-      <w:r>
-        <w:rPr>
-          <w:szCs w:val="22"/>
-        </w:rPr>
-        <w:t>%)</w:t>
-      </w:r>
-      <w:r>
-        <w:rPr>
-          <w:szCs w:val="22"/>
-        </w:rPr>
-        <w:t xml:space="preserve"> </w:t>
-      </w:r>
-      <w:commentRangeEnd w:id="8"/>
-      <w:r>
-        <w:rPr>
-          <w:rStyle w:val="CommentReference"/>
-        </w:rPr>
-        <w:commentReference w:id="8"/>
-      </w:r>
-      <w:ins w:id="12" w:author="Jaeger, Florian" w:date="2025-05-21T14:28:00Z" w16du:dateUtc="2025-05-21T18:28:00Z">
-        <w:r>
-          <w:rPr>
-            <w:szCs w:val="22"/>
-          </w:rPr>
-          <w:t>that were missing a categorization response since</w:t>
-        </w:r>
-      </w:ins>
-      <w:del w:id="13" w:author="Jaeger, Florian" w:date="2025-05-21T14:17:00Z" w16du:dateUtc="2025-05-21T18:17:00Z">
-        <w:r>
-          <w:rPr>
-            <w:szCs w:val="22"/>
-          </w:rPr>
-          <w:delText xml:space="preserve">were </w:delText>
-        </w:r>
-      </w:del>
-      <w:ins w:id="14" w:author="Jaeger, Florian" w:date="2025-05-21T14:28:00Z" w16du:dateUtc="2025-05-21T18:28:00Z">
-        <w:r>
-          <w:rPr>
-            <w:szCs w:val="22"/>
-          </w:rPr>
-          <w:t xml:space="preserve"> </w:t>
-        </w:r>
-      </w:ins>
-      <w:ins w:id="15" w:author="Jaeger, Florian" w:date="2025-05-21T14:19:00Z" w16du:dateUtc="2025-05-21T18:19:00Z">
-        <w:r>
-          <w:rPr>
-            <w:szCs w:val="22"/>
-          </w:rPr>
-          <w:t>participants indicated a catch trial</w:t>
-        </w:r>
-      </w:ins>
-      <w:ins w:id="16" w:author="Jaeger, Florian" w:date="2025-05-21T14:21:00Z" w16du:dateUtc="2025-05-21T18:21:00Z">
-        <w:r>
-          <w:rPr>
-            <w:szCs w:val="22"/>
-          </w:rPr>
-          <w:t xml:space="preserve"> (a</w:t>
-        </w:r>
-      </w:ins>
-      <w:ins w:id="17" w:author="Jaeger, Florian" w:date="2025-05-21T14:19:00Z" w16du:dateUtc="2025-05-21T18:19:00Z">
-        <w:r>
-          <w:rPr>
-            <w:szCs w:val="22"/>
-          </w:rPr>
-          <w:t xml:space="preserve">s detailed </w:t>
-        </w:r>
-      </w:ins>
-      <w:ins w:id="18" w:author="Jaeger, Florian" w:date="2025-05-21T14:20:00Z" w16du:dateUtc="2025-05-21T18:20:00Z">
-        <w:r>
-          <w:rPr>
-            <w:szCs w:val="22"/>
-          </w:rPr>
-          <w:t xml:space="preserve">under </w:t>
-        </w:r>
-        <w:r>
-          <w:rPr>
-            <w:i/>
-            <w:iCs/>
-            <w:szCs w:val="22"/>
-            <w:rPrChange w:id="19" w:author="Jaeger, Florian" w:date="2025-05-21T14:20:00Z" w16du:dateUtc="2025-05-21T18:20:00Z">
-              <w:rPr>
-                <w:szCs w:val="22"/>
-              </w:rPr>
-            </w:rPrChange>
-          </w:rPr>
-          <w:t>Procedure</w:t>
-        </w:r>
-      </w:ins>
-      <w:ins w:id="20" w:author="Jaeger, Florian" w:date="2025-05-21T14:19:00Z" w16du:dateUtc="2025-05-21T18:19:00Z">
-        <w:r>
-          <w:rPr>
-            <w:szCs w:val="22"/>
-          </w:rPr>
-          <w:t xml:space="preserve">, </w:t>
-        </w:r>
-      </w:ins>
-      <w:ins w:id="21" w:author="Jaeger, Florian" w:date="2025-05-21T14:20:00Z" w16du:dateUtc="2025-05-21T18:20:00Z">
-        <w:r>
-          <w:rPr>
-            <w:szCs w:val="22"/>
-          </w:rPr>
-          <w:t>the experiments reporte</w:t>
-        </w:r>
-      </w:ins>
-      <w:ins w:id="22" w:author="Jaeger, Florian" w:date="2025-05-21T14:21:00Z" w16du:dateUtc="2025-05-21T18:21:00Z">
-        <w:r>
-          <w:rPr>
-            <w:szCs w:val="22"/>
-          </w:rPr>
-          <w:t xml:space="preserve">d here </w:t>
-        </w:r>
-      </w:ins>
-      <w:ins w:id="23" w:author="Jaeger, Florian" w:date="2025-05-21T14:22:00Z" w16du:dateUtc="2025-05-21T18:22:00Z">
-        <w:r>
-          <w:rPr>
-            <w:szCs w:val="22"/>
-          </w:rPr>
-          <w:t>did not actually</w:t>
-        </w:r>
-      </w:ins>
-      <w:ins w:id="24" w:author="Jaeger, Florian" w:date="2025-05-21T14:21:00Z" w16du:dateUtc="2025-05-21T18:21:00Z">
-        <w:r>
-          <w:rPr>
-            <w:szCs w:val="22"/>
-          </w:rPr>
-          <w:t xml:space="preserve"> contain</w:t>
-        </w:r>
-      </w:ins>
-      <w:ins w:id="25" w:author="Jaeger, Florian" w:date="2025-05-21T14:22:00Z" w16du:dateUtc="2025-05-21T18:22:00Z">
-        <w:r>
-          <w:rPr>
-            <w:szCs w:val="22"/>
-          </w:rPr>
-          <w:t xml:space="preserve"> any</w:t>
-        </w:r>
-      </w:ins>
-      <w:ins w:id="26" w:author="Jaeger, Florian" w:date="2025-05-21T14:21:00Z" w16du:dateUtc="2025-05-21T18:21:00Z">
-        <w:r>
-          <w:rPr>
-            <w:szCs w:val="22"/>
-          </w:rPr>
-          <w:t xml:space="preserve"> catch trials</w:t>
-        </w:r>
-      </w:ins>
-      <w:ins w:id="27" w:author="Jaeger, Florian" w:date="2025-05-21T14:22:00Z" w16du:dateUtc="2025-05-21T18:22:00Z">
-        <w:r>
-          <w:rPr>
-            <w:szCs w:val="22"/>
-          </w:rPr>
-          <w:t>)</w:t>
-        </w:r>
-      </w:ins>
-      <w:ins w:id="28" w:author="Jaeger, Florian" w:date="2025-05-21T14:21:00Z" w16du:dateUtc="2025-05-21T18:21:00Z">
-        <w:r>
-          <w:rPr>
-            <w:szCs w:val="22"/>
-          </w:rPr>
-          <w:t>.</w:t>
-        </w:r>
-      </w:ins>
-      <w:ins w:id="29" w:author="Jaeger, Florian" w:date="2025-05-21T14:22:00Z" w16du:dateUtc="2025-05-21T18:22:00Z">
-        <w:r>
-          <w:rPr>
-            <w:szCs w:val="22"/>
-          </w:rPr>
-          <w:t xml:space="preserve"> We also excluded </w:t>
-        </w:r>
-      </w:ins>
-      <w:ins w:id="30" w:author="Cummings, Shawn" w:date="2025-05-22T12:45:00Z" w16du:dateUtc="2025-05-22T16:45:00Z">
-        <w:r>
-          <w:rPr>
-            <w:szCs w:val="22"/>
-          </w:rPr>
-          <w:t>236</w:t>
-        </w:r>
-      </w:ins>
-      <w:commentRangeStart w:id="31"/>
-      <w:ins w:id="32" w:author="Jaeger, Florian" w:date="2025-05-21T14:23:00Z" w16du:dateUtc="2025-05-21T18:23:00Z">
-        <w:del w:id="33" w:author="Cummings, Shawn" w:date="2025-05-22T12:45:00Z" w16du:dateUtc="2025-05-22T16:45:00Z">
-          <w:r>
-            <w:rPr>
-              <w:szCs w:val="22"/>
-            </w:rPr>
-            <w:delText>XXX</w:delText>
-          </w:r>
-        </w:del>
-      </w:ins>
-      <w:ins w:id="34" w:author="Jaeger, Florian" w:date="2025-05-21T14:22:00Z" w16du:dateUtc="2025-05-21T18:22:00Z">
-        <w:r>
-          <w:rPr>
-            <w:szCs w:val="22"/>
-          </w:rPr>
-          <w:t xml:space="preserve"> trials</w:t>
-        </w:r>
-      </w:ins>
-      <w:ins w:id="35" w:author="Jaeger, Florian" w:date="2025-05-21T14:24:00Z" w16du:dateUtc="2025-05-21T18:24:00Z">
-        <w:r>
-          <w:rPr>
-            <w:szCs w:val="22"/>
-          </w:rPr>
-          <w:t xml:space="preserve"> (</w:t>
-        </w:r>
-      </w:ins>
-      <w:ins w:id="36" w:author="Cummings, Shawn" w:date="2025-05-22T12:45:00Z" w16du:dateUtc="2025-05-22T16:45:00Z">
-        <w:r>
-          <w:rPr>
-            <w:szCs w:val="22"/>
-          </w:rPr>
-          <w:t>1.8</w:t>
-        </w:r>
-      </w:ins>
-      <w:ins w:id="37" w:author="Jaeger, Florian" w:date="2025-05-21T14:24:00Z" w16du:dateUtc="2025-05-21T18:24:00Z">
-        <w:del w:id="38" w:author="Cummings, Shawn" w:date="2025-05-22T12:45:00Z" w16du:dateUtc="2025-05-22T16:45:00Z">
-          <w:r>
-            <w:rPr>
-              <w:szCs w:val="22"/>
-            </w:rPr>
-            <w:delText>XX.X</w:delText>
-          </w:r>
-        </w:del>
-        <w:r>
-          <w:rPr>
-            <w:szCs w:val="22"/>
-          </w:rPr>
-          <w:t>%)</w:t>
-        </w:r>
-      </w:ins>
-      <w:ins w:id="39" w:author="Jaeger, Florian" w:date="2025-05-21T14:22:00Z" w16du:dateUtc="2025-05-21T18:22:00Z">
-        <w:r>
-          <w:rPr>
-            <w:szCs w:val="22"/>
-          </w:rPr>
-          <w:t xml:space="preserve"> </w:t>
-        </w:r>
-      </w:ins>
-      <w:commentRangeEnd w:id="31"/>
-      <w:ins w:id="40" w:author="Jaeger, Florian" w:date="2025-05-21T14:30:00Z" w16du:dateUtc="2025-05-21T18:30:00Z">
-        <w:r>
-          <w:rPr>
-            <w:rStyle w:val="CommentReference"/>
-          </w:rPr>
-          <w:commentReference w:id="31"/>
-        </w:r>
-      </w:ins>
-      <w:ins w:id="41" w:author="Jaeger, Florian" w:date="2025-05-21T14:22:00Z" w16du:dateUtc="2025-05-21T18:22:00Z">
-        <w:r>
-          <w:rPr>
-            <w:szCs w:val="22"/>
-          </w:rPr>
-          <w:t>with unusually fast or slow reaction times (with-participant scaled log-</w:t>
-        </w:r>
-        <w:r>
-          <w:rPr>
-            <w:szCs w:val="22"/>
-          </w:rPr>
-          <w:lastRenderedPageBreak/>
-          <w:t>transformed RTs outs</w:t>
-        </w:r>
-      </w:ins>
-      <w:ins w:id="42" w:author="Jaeger, Florian" w:date="2025-05-21T14:23:00Z" w16du:dateUtc="2025-05-21T18:23:00Z">
-        <w:r>
-          <w:rPr>
-            <w:szCs w:val="22"/>
-          </w:rPr>
-          <w:t>ide of 3</w:t>
-        </w:r>
-        <w:r>
-          <w:rPr>
-            <w:szCs w:val="22"/>
-          </w:rPr>
-          <w:t xml:space="preserve"> SD of mean of scaled log-transformed RTs at that trial position; for details and visualization, see SI). This </w:t>
-        </w:r>
-      </w:ins>
-      <w:del w:id="43" w:author="Jaeger, Florian" w:date="2025-05-21T14:19:00Z" w16du:dateUtc="2025-05-21T18:19:00Z">
-        <w:r>
-          <w:rPr>
-            <w:szCs w:val="22"/>
-          </w:rPr>
-          <w:delText xml:space="preserve">missing observations </w:delText>
-        </w:r>
-        <w:r>
-          <w:rPr>
-            <w:szCs w:val="22"/>
-          </w:rPr>
-          <w:delText>due to (incorrect) catch trial responses</w:delText>
-        </w:r>
-        <w:r>
-          <w:rPr>
-            <w:szCs w:val="22"/>
-          </w:rPr>
-          <w:delText xml:space="preserve">, </w:delText>
-        </w:r>
-      </w:del>
-      <w:ins w:id="44" w:author="Jaeger, Florian" w:date="2025-05-21T14:29:00Z" w16du:dateUtc="2025-05-21T18:29:00Z">
-        <w:r>
-          <w:rPr>
-            <w:szCs w:val="22"/>
-          </w:rPr>
-          <w:t>left</w:t>
-        </w:r>
-      </w:ins>
-      <w:del w:id="45" w:author="Jaeger, Florian" w:date="2025-05-21T14:29:00Z" w16du:dateUtc="2025-05-21T18:29:00Z">
-        <w:r>
-          <w:rPr>
-            <w:szCs w:val="22"/>
-          </w:rPr>
-          <w:delText xml:space="preserve">leaving </w:delText>
-        </w:r>
-        <w:r>
-          <w:rPr>
-            <w:szCs w:val="22"/>
-          </w:rPr>
-          <w:delText>for analysis</w:delText>
-        </w:r>
-      </w:del>
-      <w:r>
-        <w:rPr>
-          <w:szCs w:val="22"/>
-        </w:rPr>
-        <w:t xml:space="preserve"> </w:t>
-      </w:r>
-      <w:commentRangeStart w:id="46"/>
-      <w:r>
-        <w:rPr>
-          <w:szCs w:val="22"/>
-        </w:rPr>
-        <w:t>12</w:t>
-      </w:r>
-      <w:r>
-        <w:rPr>
-          <w:szCs w:val="22"/>
-        </w:rPr>
-        <w:t>,</w:t>
-      </w:r>
-      <w:ins w:id="47" w:author="Cummings, Shawn" w:date="2025-05-22T12:46:00Z" w16du:dateUtc="2025-05-22T16:46:00Z">
-        <w:r>
-          <w:rPr>
-            <w:szCs w:val="22"/>
-          </w:rPr>
-          <w:t>595</w:t>
-        </w:r>
-      </w:ins>
-      <w:del w:id="48" w:author="Cummings, Shawn" w:date="2025-05-22T12:46:00Z" w16du:dateUtc="2025-05-22T16:46:00Z">
-        <w:r>
-          <w:rPr>
-            <w:szCs w:val="22"/>
-          </w:rPr>
-          <w:delText>472</w:delText>
-        </w:r>
-      </w:del>
-      <w:r>
-        <w:rPr>
-          <w:szCs w:val="22"/>
-        </w:rPr>
-        <w:t xml:space="preserve"> </w:t>
-      </w:r>
-      <w:r>
-        <w:rPr>
-          <w:szCs w:val="22"/>
-        </w:rPr>
-        <w:t xml:space="preserve">observations from </w:t>
-      </w:r>
-      <w:r>
-        <w:rPr>
-          <w:szCs w:val="22"/>
-        </w:rPr>
-        <w:t>17</w:t>
-      </w:r>
-      <w:ins w:id="49" w:author="Cummings, Shawn" w:date="2025-05-22T12:46:00Z" w16du:dateUtc="2025-05-22T16:46:00Z">
-        <w:r>
-          <w:rPr>
-            <w:szCs w:val="22"/>
-          </w:rPr>
-          <w:t>9</w:t>
-        </w:r>
-      </w:ins>
-      <w:del w:id="50" w:author="Cummings, Shawn" w:date="2025-05-22T12:46:00Z" w16du:dateUtc="2025-05-22T16:46:00Z">
-        <w:r>
-          <w:rPr>
-            <w:szCs w:val="22"/>
-          </w:rPr>
-          <w:delText>7</w:delText>
-        </w:r>
-      </w:del>
-      <w:r>
-        <w:rPr>
-          <w:szCs w:val="22"/>
-        </w:rPr>
-        <w:t xml:space="preserve"> </w:t>
-      </w:r>
-      <w:commentRangeEnd w:id="46"/>
-      <w:r>
-        <w:rPr>
-          <w:rStyle w:val="CommentReference"/>
-        </w:rPr>
-        <w:commentReference w:id="46"/>
-      </w:r>
-      <w:r>
-        <w:rPr>
-          <w:szCs w:val="22"/>
-        </w:rPr>
-        <w:t xml:space="preserve">participants </w:t>
-      </w:r>
-      <w:r>
-        <w:rPr>
-          <w:szCs w:val="22"/>
-        </w:rPr>
-        <w:t>across the three</w:t>
-      </w:r>
-      <w:r>
-        <w:rPr>
-          <w:szCs w:val="22"/>
-        </w:rPr>
-        <w:t xml:space="preserve"> experiment</w:t>
-      </w:r>
-      <w:r>
-        <w:rPr>
-          <w:szCs w:val="22"/>
-        </w:rPr>
-        <w:t>s</w:t>
-      </w:r>
-      <w:commentRangeStart w:id="51"/>
-      <w:ins w:id="52" w:author="Cummings, Shawn" w:date="2025-05-22T12:47:00Z" w16du:dateUtc="2025-05-22T16:47:00Z">
-        <w:r>
-          <w:rPr>
-            <w:rStyle w:val="FootnoteReference"/>
-            <w:szCs w:val="22"/>
-          </w:rPr>
-          <w:footnoteReference w:id="6"/>
-        </w:r>
-      </w:ins>
-      <w:commentRangeEnd w:id="51"/>
-      <w:ins w:id="55" w:author="Cummings, Shawn" w:date="2025-05-22T12:49:00Z" w16du:dateUtc="2025-05-22T16:49:00Z">
-        <w:r>
-          <w:rPr>
-            <w:rStyle w:val="CommentReference"/>
-          </w:rPr>
-          <w:commentReference w:id="51"/>
-        </w:r>
-      </w:ins>
-      <w:r>
-        <w:rPr>
-          <w:szCs w:val="22"/>
-        </w:rPr>
-        <w:t>.</w:t>
-      </w:r>
-      <w:r>
-        <w:rPr>
-          <w:szCs w:val="22"/>
-        </w:rPr>
-        <w:t xml:space="preserve"> </w:t>
-      </w:r>
-      <w:r>
-        <w:rPr>
-          <w:szCs w:val="22"/>
-        </w:rPr>
-        <w:t>Finally, if</w:t>
-      </w:r>
-      <w:r>
-        <w:rPr>
-          <w:szCs w:val="22"/>
-        </w:rPr>
-        <w:t xml:space="preserve"> trial-level exclusions resulted in more than 10% missing responses</w:t>
-      </w:r>
-      <w:r>
-        <w:rPr>
-          <w:szCs w:val="22"/>
-        </w:rPr>
-        <w:t>, participants were also excluded.</w:t>
-      </w:r>
-      <w:r>
-        <w:rPr>
-          <w:szCs w:val="22"/>
-        </w:rPr>
-        <w:t xml:space="preserve"> </w:t>
-      </w:r>
-      <w:del w:id="56" w:author="Cummings, Shawn" w:date="2025-05-22T12:46:00Z" w16du:dateUtc="2025-05-22T16:46:00Z">
-        <w:r>
-          <w:rPr>
-            <w:szCs w:val="22"/>
-          </w:rPr>
-          <w:delText xml:space="preserve">This was, however, </w:delText>
-        </w:r>
-        <w:r>
-          <w:rPr>
-            <w:szCs w:val="22"/>
-          </w:rPr>
-          <w:delText>never the case.</w:delText>
-        </w:r>
-      </w:del>
-    </w:p>
-    <w:p>
-      <w:pPr>
-        <w:rPr>
-          <w:del w:id="57" w:author="Cummings, Shawn" w:date="2025-05-22T12:48:00Z" w16du:dateUtc="2025-05-22T16:48:00Z"/>
-          <w:szCs w:val="22"/>
-        </w:rPr>
-      </w:pPr>
-    </w:p>
-    <w:p>
-      <w:pPr>
-        <w:pStyle w:val="Caption"/>
-        <w:rPr>
-          <w:szCs w:val="22"/>
-        </w:rPr>
-      </w:pPr>
-      <w:bookmarkStart w:id="58" w:name="_Ref136088042"/>
-      <w:r>
-        <w:t>T</w:t>
-      </w:r>
-      <w:r>
-        <w:t xml:space="preserve">able </w:t>
-      </w:r>
-      <w:r>
-        <w:fldChar w:fldCharType="begin"/>
-      </w:r>
-      <w:r>
-        <w:instrText xml:space="preserve"> SEQ Table \* ARABIC </w:instrText>
-      </w:r>
-      <w:r>
-        <w:fldChar w:fldCharType="separate"/>
-      </w:r>
-      <w:r>
-        <w:rPr>
-          <w:noProof/>
-        </w:rPr>
-        <w:t>1</w:t>
-      </w:r>
-      <w:r>
-        <w:rPr>
-          <w:noProof/>
-        </w:rPr>
-        <w:fldChar w:fldCharType="end"/>
-      </w:r>
-      <w:bookmarkEnd w:id="58"/>
+      </w:fldSimple>
+      <w:bookmarkEnd w:id="2"/>
       <w:r>
         <w:tab/>
       </w:r>
-      <w:del w:id="59" w:author="Jaeger, Florian" w:date="2025-05-21T14:27:00Z" w16du:dateUtc="2025-05-21T18:27:00Z">
-        <w:r>
-          <w:delText xml:space="preserve">Exclusions </w:delText>
-        </w:r>
-      </w:del>
-      <w:ins w:id="60" w:author="Jaeger, Florian" w:date="2025-05-21T14:27:00Z" w16du:dateUtc="2025-05-21T18:27:00Z">
-        <w:r>
-          <w:t xml:space="preserve">Participant exclusions </w:t>
-        </w:r>
-      </w:ins>
+      <w:r>
+        <w:t xml:space="preserve">Participant exclusions </w:t>
+      </w:r>
       <w:r>
         <w:t xml:space="preserve">for all experiments reported. </w:t>
       </w:r>
       <w:r>
         <w:t xml:space="preserve">Total exclusions can be less than the sum of all individual exclusion criteria since some participants failed multiple criteria. </w:t>
       </w:r>
-      <w:ins w:id="61" w:author="Jaeger, Florian" w:date="2025-05-21T14:16:00Z" w16du:dateUtc="2025-05-21T18:16:00Z">
-        <w:r>
-          <w:t>The SI contains additional visualizations of particip</w:t>
-        </w:r>
-      </w:ins>
-      <w:ins w:id="62" w:author="Jaeger, Florian" w:date="2025-05-21T14:17:00Z" w16du:dateUtc="2025-05-21T18:17:00Z">
-        <w:r>
-          <w:t>ant exclusions.</w:t>
-        </w:r>
-      </w:ins>
+      <w:r>
+        <w:t>The SI contains additional visualizations of participant exclusions.</w:t>
+      </w:r>
     </w:p>
     <w:tbl>
       <w:tblPr>
@@ -8334,55 +8110,18 @@
           <w:right w:w="15" w:type="dxa"/>
         </w:tblCellMar>
         <w:tblLook w:val="04A0" w:firstRow="1" w:lastRow="0" w:firstColumn="1" w:lastColumn="0" w:noHBand="0" w:noVBand="1"/>
-        <w:tblPrChange w:id="63" w:author="Cummings, Shawn" w:date="2025-05-22T12:42:00Z" w16du:dateUtc="2025-05-22T16:42:00Z">
-          <w:tblPr>
-            <w:tblW w:w="0" w:type="auto"/>
-            <w:tblCellSpacing w:w="15" w:type="dxa"/>
-            <w:tblCellMar>
-              <w:top w:w="15" w:type="dxa"/>
-              <w:left w:w="15" w:type="dxa"/>
-              <w:bottom w:w="15" w:type="dxa"/>
-              <w:right w:w="15" w:type="dxa"/>
-            </w:tblCellMar>
-            <w:tblLook w:val="04A0" w:firstRow="1" w:lastRow="0" w:firstColumn="1" w:lastColumn="0" w:noHBand="0" w:noVBand="1"/>
-          </w:tblPr>
-        </w:tblPrChange>
       </w:tblPr>
       <w:tblGrid>
         <w:gridCol w:w="2653"/>
         <w:gridCol w:w="1081"/>
         <w:gridCol w:w="1169"/>
-        <w:gridCol w:w="1323"/>
+        <w:gridCol w:w="910"/>
         <w:gridCol w:w="1019"/>
         <w:gridCol w:w="1350"/>
-        <w:tblGridChange w:id="64">
-          <w:tblGrid>
-            <w:gridCol w:w="45"/>
-            <w:gridCol w:w="2653"/>
-            <w:gridCol w:w="1"/>
-            <w:gridCol w:w="920"/>
-            <w:gridCol w:w="160"/>
-            <w:gridCol w:w="750"/>
-            <w:gridCol w:w="419"/>
-            <w:gridCol w:w="491"/>
-            <w:gridCol w:w="832"/>
-            <w:gridCol w:w="78"/>
-            <w:gridCol w:w="941"/>
-            <w:gridCol w:w="214"/>
-            <w:gridCol w:w="1136"/>
-          </w:tblGrid>
-        </w:tblGridChange>
       </w:tblGrid>
       <w:tr>
         <w:trPr>
           <w:tblCellSpacing w:w="15" w:type="dxa"/>
-          <w:trPrChange w:id="65" w:author="Cummings, Shawn" w:date="2025-05-22T12:42:00Z" w16du:dateUtc="2025-05-22T16:42:00Z">
-            <w:trPr>
-              <w:gridBefore w:val="1"/>
-              <w:gridAfter w:val="0"/>
-              <w:tblCellSpacing w:w="15" w:type="dxa"/>
-            </w:trPr>
-          </w:trPrChange>
         </w:trPr>
         <w:tc>
           <w:tcPr>
@@ -8392,17 +8131,6 @@
             </w:tcBorders>
             <w:vAlign w:val="center"/>
             <w:hideMark/>
-            <w:tcPrChange w:id="66" w:author="Cummings, Shawn" w:date="2025-05-22T12:42:00Z" w16du:dateUtc="2025-05-22T16:42:00Z">
-              <w:tcPr>
-                <w:tcW w:w="0" w:type="auto"/>
-                <w:gridSpan w:val="2"/>
-                <w:tcBorders>
-                  <w:bottom w:val="single" w:sz="18" w:space="0" w:color="auto"/>
-                </w:tcBorders>
-                <w:vAlign w:val="center"/>
-                <w:hideMark/>
-              </w:tcPr>
-            </w:tcPrChange>
           </w:tcPr>
           <w:p>
             <w:pPr>
@@ -8443,18 +8171,6 @@
             </w:tcBorders>
             <w:vAlign w:val="center"/>
             <w:hideMark/>
-            <w:tcPrChange w:id="67" w:author="Cummings, Shawn" w:date="2025-05-22T12:42:00Z" w16du:dateUtc="2025-05-22T16:42:00Z">
-              <w:tcPr>
-                <w:tcW w:w="0" w:type="auto"/>
-                <w:tcBorders>
-                  <w:left w:val="single" w:sz="4" w:space="0" w:color="auto"/>
-                  <w:bottom w:val="single" w:sz="18" w:space="0" w:color="auto"/>
-                  <w:right w:val="single" w:sz="4" w:space="0" w:color="auto"/>
-                </w:tcBorders>
-                <w:vAlign w:val="center"/>
-                <w:hideMark/>
-              </w:tcPr>
-            </w:tcPrChange>
           </w:tcPr>
           <w:p>
             <w:pPr>
@@ -8494,18 +8210,6 @@
             </w:tcBorders>
             <w:vAlign w:val="center"/>
             <w:hideMark/>
-            <w:tcPrChange w:id="68" w:author="Cummings, Shawn" w:date="2025-05-22T12:42:00Z" w16du:dateUtc="2025-05-22T16:42:00Z">
-              <w:tcPr>
-                <w:tcW w:w="0" w:type="auto"/>
-                <w:gridSpan w:val="2"/>
-                <w:tcBorders>
-                  <w:bottom w:val="single" w:sz="18" w:space="0" w:color="auto"/>
-                  <w:right w:val="single" w:sz="4" w:space="0" w:color="auto"/>
-                </w:tcBorders>
-                <w:vAlign w:val="center"/>
-                <w:hideMark/>
-              </w:tcPr>
-            </w:tcPrChange>
           </w:tcPr>
           <w:p>
             <w:pPr>
@@ -8545,18 +8249,6 @@
             </w:tcBorders>
             <w:vAlign w:val="center"/>
             <w:hideMark/>
-            <w:tcPrChange w:id="69" w:author="Cummings, Shawn" w:date="2025-05-22T12:42:00Z" w16du:dateUtc="2025-05-22T16:42:00Z">
-              <w:tcPr>
-                <w:tcW w:w="0" w:type="auto"/>
-                <w:gridSpan w:val="2"/>
-                <w:tcBorders>
-                  <w:bottom w:val="single" w:sz="18" w:space="0" w:color="auto"/>
-                  <w:right w:val="single" w:sz="4" w:space="0" w:color="auto"/>
-                </w:tcBorders>
-                <w:vAlign w:val="center"/>
-                <w:hideMark/>
-              </w:tcPr>
-            </w:tcPrChange>
           </w:tcPr>
           <w:p>
             <w:pPr>
@@ -8594,16 +8286,6 @@
               <w:bottom w:val="single" w:sz="18" w:space="0" w:color="auto"/>
               <w:right w:val="single" w:sz="4" w:space="0" w:color="auto"/>
             </w:tcBorders>
-            <w:tcPrChange w:id="70" w:author="Cummings, Shawn" w:date="2025-05-22T12:42:00Z" w16du:dateUtc="2025-05-22T16:42:00Z">
-              <w:tcPr>
-                <w:tcW w:w="0" w:type="auto"/>
-                <w:gridSpan w:val="2"/>
-                <w:tcBorders>
-                  <w:bottom w:val="single" w:sz="18" w:space="0" w:color="auto"/>
-                  <w:right w:val="single" w:sz="4" w:space="0" w:color="auto"/>
-                </w:tcBorders>
-              </w:tcPr>
-            </w:tcPrChange>
           </w:tcPr>
           <w:p>
             <w:pPr>
@@ -8640,15 +8322,6 @@
             <w:tcBorders>
               <w:bottom w:val="single" w:sz="18" w:space="0" w:color="auto"/>
             </w:tcBorders>
-            <w:tcPrChange w:id="71" w:author="Cummings, Shawn" w:date="2025-05-22T12:42:00Z" w16du:dateUtc="2025-05-22T16:42:00Z">
-              <w:tcPr>
-                <w:tcW w:w="0" w:type="auto"/>
-                <w:gridSpan w:val="2"/>
-                <w:tcBorders>
-                  <w:bottom w:val="single" w:sz="18" w:space="0" w:color="auto"/>
-                </w:tcBorders>
-              </w:tcPr>
-            </w:tcPrChange>
           </w:tcPr>
           <w:p>
             <w:pPr>
@@ -8683,13 +8356,6 @@
       <w:tr>
         <w:trPr>
           <w:tblCellSpacing w:w="15" w:type="dxa"/>
-          <w:trPrChange w:id="72" w:author="Cummings, Shawn" w:date="2025-05-22T12:42:00Z" w16du:dateUtc="2025-05-22T16:42:00Z">
-            <w:trPr>
-              <w:gridBefore w:val="1"/>
-              <w:gridAfter w:val="0"/>
-              <w:tblCellSpacing w:w="15" w:type="dxa"/>
-            </w:trPr>
-          </w:trPrChange>
         </w:trPr>
         <w:tc>
           <w:tcPr>
@@ -8698,16 +8364,6 @@
               <w:top w:val="single" w:sz="4" w:space="0" w:color="auto"/>
             </w:tcBorders>
             <w:vAlign w:val="center"/>
-            <w:tcPrChange w:id="73" w:author="Cummings, Shawn" w:date="2025-05-22T12:42:00Z" w16du:dateUtc="2025-05-22T16:42:00Z">
-              <w:tcPr>
-                <w:tcW w:w="0" w:type="auto"/>
-                <w:gridSpan w:val="2"/>
-                <w:tcBorders>
-                  <w:top w:val="single" w:sz="4" w:space="0" w:color="auto"/>
-                </w:tcBorders>
-                <w:vAlign w:val="center"/>
-              </w:tcPr>
-            </w:tcPrChange>
           </w:tcPr>
           <w:p>
             <w:pPr>
@@ -8747,17 +8403,6 @@
               <w:right w:val="single" w:sz="4" w:space="0" w:color="auto"/>
             </w:tcBorders>
             <w:vAlign w:val="center"/>
-            <w:tcPrChange w:id="74" w:author="Cummings, Shawn" w:date="2025-05-22T12:42:00Z" w16du:dateUtc="2025-05-22T16:42:00Z">
-              <w:tcPr>
-                <w:tcW w:w="0" w:type="auto"/>
-                <w:tcBorders>
-                  <w:top w:val="single" w:sz="4" w:space="0" w:color="auto"/>
-                  <w:left w:val="single" w:sz="4" w:space="0" w:color="auto"/>
-                  <w:right w:val="single" w:sz="4" w:space="0" w:color="auto"/>
-                </w:tcBorders>
-                <w:vAlign w:val="center"/>
-              </w:tcPr>
-            </w:tcPrChange>
           </w:tcPr>
           <w:p>
             <w:pPr>
@@ -8796,17 +8441,6 @@
               <w:right w:val="single" w:sz="4" w:space="0" w:color="auto"/>
             </w:tcBorders>
             <w:vAlign w:val="center"/>
-            <w:tcPrChange w:id="75" w:author="Cummings, Shawn" w:date="2025-05-22T12:42:00Z" w16du:dateUtc="2025-05-22T16:42:00Z">
-              <w:tcPr>
-                <w:tcW w:w="0" w:type="auto"/>
-                <w:gridSpan w:val="2"/>
-                <w:tcBorders>
-                  <w:top w:val="single" w:sz="4" w:space="0" w:color="auto"/>
-                  <w:right w:val="single" w:sz="4" w:space="0" w:color="auto"/>
-                </w:tcBorders>
-                <w:vAlign w:val="center"/>
-              </w:tcPr>
-            </w:tcPrChange>
           </w:tcPr>
           <w:p>
             <w:pPr>
@@ -8845,17 +8479,6 @@
               <w:right w:val="single" w:sz="4" w:space="0" w:color="auto"/>
             </w:tcBorders>
             <w:vAlign w:val="center"/>
-            <w:tcPrChange w:id="76" w:author="Cummings, Shawn" w:date="2025-05-22T12:42:00Z" w16du:dateUtc="2025-05-22T16:42:00Z">
-              <w:tcPr>
-                <w:tcW w:w="0" w:type="auto"/>
-                <w:gridSpan w:val="2"/>
-                <w:tcBorders>
-                  <w:top w:val="single" w:sz="4" w:space="0" w:color="auto"/>
-                  <w:right w:val="single" w:sz="4" w:space="0" w:color="auto"/>
-                </w:tcBorders>
-                <w:vAlign w:val="center"/>
-              </w:tcPr>
-            </w:tcPrChange>
           </w:tcPr>
           <w:p>
             <w:pPr>
@@ -8893,16 +8516,6 @@
               <w:top w:val="single" w:sz="4" w:space="0" w:color="auto"/>
               <w:right w:val="single" w:sz="4" w:space="0" w:color="auto"/>
             </w:tcBorders>
-            <w:tcPrChange w:id="77" w:author="Cummings, Shawn" w:date="2025-05-22T12:42:00Z" w16du:dateUtc="2025-05-22T16:42:00Z">
-              <w:tcPr>
-                <w:tcW w:w="0" w:type="auto"/>
-                <w:gridSpan w:val="2"/>
-                <w:tcBorders>
-                  <w:top w:val="single" w:sz="4" w:space="0" w:color="auto"/>
-                  <w:right w:val="single" w:sz="4" w:space="0" w:color="auto"/>
-                </w:tcBorders>
-              </w:tcPr>
-            </w:tcPrChange>
           </w:tcPr>
           <w:p>
             <w:pPr>
@@ -8939,15 +8552,6 @@
             <w:tcBorders>
               <w:top w:val="single" w:sz="4" w:space="0" w:color="auto"/>
             </w:tcBorders>
-            <w:tcPrChange w:id="78" w:author="Cummings, Shawn" w:date="2025-05-22T12:42:00Z" w16du:dateUtc="2025-05-22T16:42:00Z">
-              <w:tcPr>
-                <w:tcW w:w="0" w:type="auto"/>
-                <w:gridSpan w:val="2"/>
-                <w:tcBorders>
-                  <w:top w:val="single" w:sz="4" w:space="0" w:color="auto"/>
-                </w:tcBorders>
-              </w:tcPr>
-            </w:tcPrChange>
           </w:tcPr>
           <w:p>
             <w:pPr>
@@ -8982,25 +8586,11 @@
       <w:tr>
         <w:trPr>
           <w:tblCellSpacing w:w="15" w:type="dxa"/>
-          <w:trPrChange w:id="79" w:author="Cummings, Shawn" w:date="2025-05-22T12:42:00Z" w16du:dateUtc="2025-05-22T16:42:00Z">
-            <w:trPr>
-              <w:gridBefore w:val="1"/>
-              <w:gridAfter w:val="0"/>
-              <w:tblCellSpacing w:w="15" w:type="dxa"/>
-            </w:trPr>
-          </w:trPrChange>
         </w:trPr>
         <w:tc>
           <w:tcPr>
             <w:tcW w:w="2608" w:type="dxa"/>
             <w:vAlign w:val="center"/>
-            <w:tcPrChange w:id="80" w:author="Cummings, Shawn" w:date="2025-05-22T12:42:00Z" w16du:dateUtc="2025-05-22T16:42:00Z">
-              <w:tcPr>
-                <w:tcW w:w="0" w:type="auto"/>
-                <w:gridSpan w:val="2"/>
-                <w:vAlign w:val="center"/>
-              </w:tcPr>
-            </w:tcPrChange>
           </w:tcPr>
           <w:p>
             <w:pPr>
@@ -9035,16 +8625,6 @@
               <w:right w:val="single" w:sz="4" w:space="0" w:color="auto"/>
             </w:tcBorders>
             <w:vAlign w:val="center"/>
-            <w:tcPrChange w:id="81" w:author="Cummings, Shawn" w:date="2025-05-22T12:42:00Z" w16du:dateUtc="2025-05-22T16:42:00Z">
-              <w:tcPr>
-                <w:tcW w:w="0" w:type="auto"/>
-                <w:tcBorders>
-                  <w:left w:val="single" w:sz="4" w:space="0" w:color="auto"/>
-                  <w:right w:val="single" w:sz="4" w:space="0" w:color="auto"/>
-                </w:tcBorders>
-                <w:vAlign w:val="center"/>
-              </w:tcPr>
-            </w:tcPrChange>
           </w:tcPr>
           <w:p>
             <w:pPr>
@@ -9078,16 +8658,6 @@
               <w:right w:val="single" w:sz="4" w:space="0" w:color="auto"/>
             </w:tcBorders>
             <w:vAlign w:val="center"/>
-            <w:tcPrChange w:id="82" w:author="Cummings, Shawn" w:date="2025-05-22T12:42:00Z" w16du:dateUtc="2025-05-22T16:42:00Z">
-              <w:tcPr>
-                <w:tcW w:w="0" w:type="auto"/>
-                <w:gridSpan w:val="2"/>
-                <w:tcBorders>
-                  <w:right w:val="single" w:sz="4" w:space="0" w:color="auto"/>
-                </w:tcBorders>
-                <w:vAlign w:val="center"/>
-              </w:tcPr>
-            </w:tcPrChange>
           </w:tcPr>
           <w:p>
             <w:pPr>
@@ -9121,16 +8691,6 @@
               <w:right w:val="single" w:sz="4" w:space="0" w:color="auto"/>
             </w:tcBorders>
             <w:vAlign w:val="center"/>
-            <w:tcPrChange w:id="83" w:author="Cummings, Shawn" w:date="2025-05-22T12:42:00Z" w16du:dateUtc="2025-05-22T16:42:00Z">
-              <w:tcPr>
-                <w:tcW w:w="0" w:type="auto"/>
-                <w:gridSpan w:val="2"/>
-                <w:tcBorders>
-                  <w:right w:val="single" w:sz="4" w:space="0" w:color="auto"/>
-                </w:tcBorders>
-                <w:vAlign w:val="center"/>
-              </w:tcPr>
-            </w:tcPrChange>
           </w:tcPr>
           <w:p>
             <w:pPr>
@@ -9147,7 +8707,7 @@
                 <w:lang w:eastAsia="en-US"/>
               </w:rPr>
             </w:pPr>
-            <w:commentRangeStart w:id="84"/>
+            <w:commentRangeStart w:id="3"/>
             <w:r>
               <w:rPr>
                 <w:rFonts w:eastAsia="Times New Roman"/>
@@ -9156,12 +8716,12 @@
               </w:rPr>
               <w:t>2 (3.1%)</w:t>
             </w:r>
-            <w:commentRangeEnd w:id="84"/>
+            <w:commentRangeEnd w:id="3"/>
             <w:r>
               <w:rPr>
                 <w:rStyle w:val="CommentReference"/>
               </w:rPr>
-              <w:commentReference w:id="84"/>
+              <w:commentReference w:id="3"/>
             </w:r>
           </w:p>
         </w:tc>
@@ -9171,15 +8731,6 @@
             <w:tcBorders>
               <w:right w:val="single" w:sz="4" w:space="0" w:color="auto"/>
             </w:tcBorders>
-            <w:tcPrChange w:id="85" w:author="Cummings, Shawn" w:date="2025-05-22T12:42:00Z" w16du:dateUtc="2025-05-22T16:42:00Z">
-              <w:tcPr>
-                <w:tcW w:w="0" w:type="auto"/>
-                <w:gridSpan w:val="2"/>
-                <w:tcBorders>
-                  <w:right w:val="single" w:sz="4" w:space="0" w:color="auto"/>
-                </w:tcBorders>
-              </w:tcPr>
-            </w:tcPrChange>
           </w:tcPr>
           <w:p>
             <w:pPr>
@@ -9209,12 +8760,6 @@
         <w:tc>
           <w:tcPr>
             <w:tcW w:w="1305" w:type="dxa"/>
-            <w:tcPrChange w:id="86" w:author="Cummings, Shawn" w:date="2025-05-22T12:42:00Z" w16du:dateUtc="2025-05-22T16:42:00Z">
-              <w:tcPr>
-                <w:tcW w:w="0" w:type="auto"/>
-                <w:gridSpan w:val="2"/>
-              </w:tcPr>
-            </w:tcPrChange>
           </w:tcPr>
           <w:p>
             <w:pPr>
@@ -9245,27 +8790,12 @@
       <w:tr>
         <w:trPr>
           <w:tblCellSpacing w:w="15" w:type="dxa"/>
-          <w:trPrChange w:id="87" w:author="Cummings, Shawn" w:date="2025-05-22T12:42:00Z" w16du:dateUtc="2025-05-22T16:42:00Z">
-            <w:trPr>
-              <w:gridBefore w:val="1"/>
-              <w:gridAfter w:val="0"/>
-              <w:tblCellSpacing w:w="15" w:type="dxa"/>
-            </w:trPr>
-          </w:trPrChange>
         </w:trPr>
         <w:tc>
           <w:tcPr>
             <w:tcW w:w="2608" w:type="dxa"/>
             <w:vAlign w:val="center"/>
             <w:hideMark/>
-            <w:tcPrChange w:id="88" w:author="Cummings, Shawn" w:date="2025-05-22T12:42:00Z" w16du:dateUtc="2025-05-22T16:42:00Z">
-              <w:tcPr>
-                <w:tcW w:w="0" w:type="auto"/>
-                <w:gridSpan w:val="2"/>
-                <w:vAlign w:val="center"/>
-                <w:hideMark/>
-              </w:tcPr>
-            </w:tcPrChange>
           </w:tcPr>
           <w:p>
             <w:pPr>
@@ -9309,17 +8839,6 @@
             </w:tcBorders>
             <w:vAlign w:val="center"/>
             <w:hideMark/>
-            <w:tcPrChange w:id="89" w:author="Cummings, Shawn" w:date="2025-05-22T12:42:00Z" w16du:dateUtc="2025-05-22T16:42:00Z">
-              <w:tcPr>
-                <w:tcW w:w="0" w:type="auto"/>
-                <w:tcBorders>
-                  <w:left w:val="single" w:sz="4" w:space="0" w:color="auto"/>
-                  <w:right w:val="single" w:sz="4" w:space="0" w:color="auto"/>
-                </w:tcBorders>
-                <w:vAlign w:val="center"/>
-                <w:hideMark/>
-              </w:tcPr>
-            </w:tcPrChange>
           </w:tcPr>
           <w:p>
             <w:pPr>
@@ -9354,17 +8873,6 @@
             </w:tcBorders>
             <w:vAlign w:val="center"/>
             <w:hideMark/>
-            <w:tcPrChange w:id="90" w:author="Cummings, Shawn" w:date="2025-05-22T12:42:00Z" w16du:dateUtc="2025-05-22T16:42:00Z">
-              <w:tcPr>
-                <w:tcW w:w="0" w:type="auto"/>
-                <w:gridSpan w:val="2"/>
-                <w:tcBorders>
-                  <w:right w:val="single" w:sz="4" w:space="0" w:color="auto"/>
-                </w:tcBorders>
-                <w:vAlign w:val="center"/>
-                <w:hideMark/>
-              </w:tcPr>
-            </w:tcPrChange>
           </w:tcPr>
           <w:p>
             <w:pPr>
@@ -9381,7 +8889,7 @@
                 <w:lang w:eastAsia="en-US"/>
               </w:rPr>
             </w:pPr>
-            <w:commentRangeStart w:id="91"/>
+            <w:commentRangeStart w:id="4"/>
             <w:r>
               <w:rPr>
                 <w:rFonts w:eastAsia="Times New Roman"/>
@@ -9390,12 +8898,12 @@
               </w:rPr>
               <w:t>3 (4.7%)</w:t>
             </w:r>
-            <w:commentRangeEnd w:id="91"/>
+            <w:commentRangeEnd w:id="4"/>
             <w:r>
               <w:rPr>
                 <w:rStyle w:val="CommentReference"/>
               </w:rPr>
-              <w:commentReference w:id="91"/>
+              <w:commentReference w:id="4"/>
             </w:r>
           </w:p>
         </w:tc>
@@ -9407,17 +8915,6 @@
             </w:tcBorders>
             <w:vAlign w:val="center"/>
             <w:hideMark/>
-            <w:tcPrChange w:id="92" w:author="Cummings, Shawn" w:date="2025-05-22T12:42:00Z" w16du:dateUtc="2025-05-22T16:42:00Z">
-              <w:tcPr>
-                <w:tcW w:w="0" w:type="auto"/>
-                <w:gridSpan w:val="2"/>
-                <w:tcBorders>
-                  <w:right w:val="single" w:sz="4" w:space="0" w:color="auto"/>
-                </w:tcBorders>
-                <w:vAlign w:val="center"/>
-                <w:hideMark/>
-              </w:tcPr>
-            </w:tcPrChange>
           </w:tcPr>
           <w:p>
             <w:pPr>
@@ -9450,15 +8947,6 @@
             <w:tcBorders>
               <w:right w:val="single" w:sz="4" w:space="0" w:color="auto"/>
             </w:tcBorders>
-            <w:tcPrChange w:id="93" w:author="Cummings, Shawn" w:date="2025-05-22T12:42:00Z" w16du:dateUtc="2025-05-22T16:42:00Z">
-              <w:tcPr>
-                <w:tcW w:w="0" w:type="auto"/>
-                <w:gridSpan w:val="2"/>
-                <w:tcBorders>
-                  <w:right w:val="single" w:sz="4" w:space="0" w:color="auto"/>
-                </w:tcBorders>
-              </w:tcPr>
-            </w:tcPrChange>
           </w:tcPr>
           <w:p>
             <w:pPr>
@@ -9488,12 +8976,6 @@
         <w:tc>
           <w:tcPr>
             <w:tcW w:w="1305" w:type="dxa"/>
-            <w:tcPrChange w:id="94" w:author="Cummings, Shawn" w:date="2025-05-22T12:42:00Z" w16du:dateUtc="2025-05-22T16:42:00Z">
-              <w:tcPr>
-                <w:tcW w:w="0" w:type="auto"/>
-                <w:gridSpan w:val="2"/>
-              </w:tcPr>
-            </w:tcPrChange>
           </w:tcPr>
           <w:p>
             <w:pPr>
@@ -9524,26 +9006,12 @@
       <w:tr>
         <w:trPr>
           <w:tblCellSpacing w:w="15" w:type="dxa"/>
-          <w:trPrChange w:id="95" w:author="Cummings, Shawn" w:date="2025-05-22T12:42:00Z" w16du:dateUtc="2025-05-22T16:42:00Z">
-            <w:trPr>
-              <w:gridAfter w:val="0"/>
-              <w:tblCellSpacing w:w="15" w:type="dxa"/>
-            </w:trPr>
-          </w:trPrChange>
         </w:trPr>
         <w:tc>
           <w:tcPr>
             <w:tcW w:w="2608" w:type="dxa"/>
             <w:vAlign w:val="center"/>
             <w:hideMark/>
-            <w:tcPrChange w:id="96" w:author="Cummings, Shawn" w:date="2025-05-22T12:42:00Z" w16du:dateUtc="2025-05-22T16:42:00Z">
-              <w:tcPr>
-                <w:tcW w:w="0" w:type="auto"/>
-                <w:gridSpan w:val="3"/>
-                <w:vAlign w:val="center"/>
-                <w:hideMark/>
-              </w:tcPr>
-            </w:tcPrChange>
           </w:tcPr>
           <w:p>
             <w:pPr>
@@ -9579,17 +9047,6 @@
             </w:tcBorders>
             <w:vAlign w:val="center"/>
             <w:hideMark/>
-            <w:tcPrChange w:id="97" w:author="Cummings, Shawn" w:date="2025-05-22T12:42:00Z" w16du:dateUtc="2025-05-22T16:42:00Z">
-              <w:tcPr>
-                <w:tcW w:w="0" w:type="auto"/>
-                <w:tcBorders>
-                  <w:left w:val="single" w:sz="4" w:space="0" w:color="auto"/>
-                  <w:right w:val="single" w:sz="4" w:space="0" w:color="auto"/>
-                </w:tcBorders>
-                <w:vAlign w:val="center"/>
-                <w:hideMark/>
-              </w:tcPr>
-            </w:tcPrChange>
           </w:tcPr>
           <w:p>
             <w:pPr>
@@ -9624,17 +9081,6 @@
             </w:tcBorders>
             <w:vAlign w:val="center"/>
             <w:hideMark/>
-            <w:tcPrChange w:id="98" w:author="Cummings, Shawn" w:date="2025-05-22T12:42:00Z" w16du:dateUtc="2025-05-22T16:42:00Z">
-              <w:tcPr>
-                <w:tcW w:w="0" w:type="auto"/>
-                <w:gridSpan w:val="2"/>
-                <w:tcBorders>
-                  <w:right w:val="single" w:sz="4" w:space="0" w:color="auto"/>
-                </w:tcBorders>
-                <w:vAlign w:val="center"/>
-                <w:hideMark/>
-              </w:tcPr>
-            </w:tcPrChange>
           </w:tcPr>
           <w:p>
             <w:pPr>
@@ -9669,17 +9115,6 @@
             </w:tcBorders>
             <w:vAlign w:val="center"/>
             <w:hideMark/>
-            <w:tcPrChange w:id="99" w:author="Cummings, Shawn" w:date="2025-05-22T12:42:00Z" w16du:dateUtc="2025-05-22T16:42:00Z">
-              <w:tcPr>
-                <w:tcW w:w="0" w:type="auto"/>
-                <w:gridSpan w:val="2"/>
-                <w:tcBorders>
-                  <w:right w:val="single" w:sz="4" w:space="0" w:color="auto"/>
-                </w:tcBorders>
-                <w:vAlign w:val="center"/>
-                <w:hideMark/>
-              </w:tcPr>
-            </w:tcPrChange>
           </w:tcPr>
           <w:p>
             <w:pPr>
@@ -9712,15 +9147,6 @@
             <w:tcBorders>
               <w:right w:val="single" w:sz="4" w:space="0" w:color="auto"/>
             </w:tcBorders>
-            <w:tcPrChange w:id="100" w:author="Cummings, Shawn" w:date="2025-05-22T12:42:00Z" w16du:dateUtc="2025-05-22T16:42:00Z">
-              <w:tcPr>
-                <w:tcW w:w="0" w:type="auto"/>
-                <w:gridSpan w:val="2"/>
-                <w:tcBorders>
-                  <w:right w:val="single" w:sz="4" w:space="0" w:color="auto"/>
-                </w:tcBorders>
-              </w:tcPr>
-            </w:tcPrChange>
           </w:tcPr>
           <w:p>
             <w:pPr>
@@ -9750,12 +9176,6 @@
         <w:tc>
           <w:tcPr>
             <w:tcW w:w="1305" w:type="dxa"/>
-            <w:tcPrChange w:id="101" w:author="Cummings, Shawn" w:date="2025-05-22T12:42:00Z" w16du:dateUtc="2025-05-22T16:42:00Z">
-              <w:tcPr>
-                <w:tcW w:w="0" w:type="auto"/>
-                <w:gridSpan w:val="2"/>
-              </w:tcPr>
-            </w:tcPrChange>
           </w:tcPr>
           <w:p>
             <w:pPr>
@@ -9786,25 +9206,11 @@
       <w:tr>
         <w:trPr>
           <w:tblCellSpacing w:w="15" w:type="dxa"/>
-          <w:trPrChange w:id="102" w:author="Cummings, Shawn" w:date="2025-05-22T12:42:00Z" w16du:dateUtc="2025-05-22T16:42:00Z">
-            <w:trPr>
-              <w:gridBefore w:val="1"/>
-              <w:gridAfter w:val="0"/>
-              <w:tblCellSpacing w:w="15" w:type="dxa"/>
-            </w:trPr>
-          </w:trPrChange>
         </w:trPr>
         <w:tc>
           <w:tcPr>
             <w:tcW w:w="2608" w:type="dxa"/>
             <w:vAlign w:val="center"/>
-            <w:tcPrChange w:id="103" w:author="Cummings, Shawn" w:date="2025-05-22T12:42:00Z" w16du:dateUtc="2025-05-22T16:42:00Z">
-              <w:tcPr>
-                <w:tcW w:w="0" w:type="auto"/>
-                <w:gridSpan w:val="2"/>
-                <w:vAlign w:val="center"/>
-              </w:tcPr>
-            </w:tcPrChange>
           </w:tcPr>
           <w:p>
             <w:pPr>
@@ -9839,16 +9245,6 @@
               <w:right w:val="single" w:sz="4" w:space="0" w:color="auto"/>
             </w:tcBorders>
             <w:vAlign w:val="center"/>
-            <w:tcPrChange w:id="104" w:author="Cummings, Shawn" w:date="2025-05-22T12:42:00Z" w16du:dateUtc="2025-05-22T16:42:00Z">
-              <w:tcPr>
-                <w:tcW w:w="0" w:type="auto"/>
-                <w:tcBorders>
-                  <w:left w:val="single" w:sz="4" w:space="0" w:color="auto"/>
-                  <w:right w:val="single" w:sz="4" w:space="0" w:color="auto"/>
-                </w:tcBorders>
-                <w:vAlign w:val="center"/>
-              </w:tcPr>
-            </w:tcPrChange>
           </w:tcPr>
           <w:p>
             <w:pPr>
@@ -9882,16 +9278,6 @@
               <w:right w:val="single" w:sz="4" w:space="0" w:color="auto"/>
             </w:tcBorders>
             <w:vAlign w:val="center"/>
-            <w:tcPrChange w:id="105" w:author="Cummings, Shawn" w:date="2025-05-22T12:42:00Z" w16du:dateUtc="2025-05-22T16:42:00Z">
-              <w:tcPr>
-                <w:tcW w:w="0" w:type="auto"/>
-                <w:gridSpan w:val="2"/>
-                <w:tcBorders>
-                  <w:right w:val="single" w:sz="4" w:space="0" w:color="auto"/>
-                </w:tcBorders>
-                <w:vAlign w:val="center"/>
-              </w:tcPr>
-            </w:tcPrChange>
           </w:tcPr>
           <w:p>
             <w:pPr>
@@ -9925,16 +9311,6 @@
               <w:right w:val="single" w:sz="4" w:space="0" w:color="auto"/>
             </w:tcBorders>
             <w:vAlign w:val="center"/>
-            <w:tcPrChange w:id="106" w:author="Cummings, Shawn" w:date="2025-05-22T12:42:00Z" w16du:dateUtc="2025-05-22T16:42:00Z">
-              <w:tcPr>
-                <w:tcW w:w="0" w:type="auto"/>
-                <w:gridSpan w:val="2"/>
-                <w:tcBorders>
-                  <w:right w:val="single" w:sz="4" w:space="0" w:color="auto"/>
-                </w:tcBorders>
-                <w:vAlign w:val="center"/>
-              </w:tcPr>
-            </w:tcPrChange>
           </w:tcPr>
           <w:p>
             <w:pPr>
@@ -9967,15 +9343,6 @@
             <w:tcBorders>
               <w:right w:val="single" w:sz="4" w:space="0" w:color="auto"/>
             </w:tcBorders>
-            <w:tcPrChange w:id="107" w:author="Cummings, Shawn" w:date="2025-05-22T12:42:00Z" w16du:dateUtc="2025-05-22T16:42:00Z">
-              <w:tcPr>
-                <w:tcW w:w="0" w:type="auto"/>
-                <w:gridSpan w:val="2"/>
-                <w:tcBorders>
-                  <w:right w:val="single" w:sz="4" w:space="0" w:color="auto"/>
-                </w:tcBorders>
-              </w:tcPr>
-            </w:tcPrChange>
           </w:tcPr>
           <w:p>
             <w:pPr>
@@ -10005,12 +9372,6 @@
         <w:tc>
           <w:tcPr>
             <w:tcW w:w="1305" w:type="dxa"/>
-            <w:tcPrChange w:id="108" w:author="Cummings, Shawn" w:date="2025-05-22T12:42:00Z" w16du:dateUtc="2025-05-22T16:42:00Z">
-              <w:tcPr>
-                <w:tcW w:w="0" w:type="auto"/>
-                <w:gridSpan w:val="2"/>
-              </w:tcPr>
-            </w:tcPrChange>
           </w:tcPr>
           <w:p>
             <w:pPr>
@@ -10041,28 +9402,12 @@
       <w:tr>
         <w:trPr>
           <w:tblCellSpacing w:w="15" w:type="dxa"/>
-          <w:del w:id="109" w:author="Jaeger, Florian" w:date="2025-05-21T14:27:00Z"/>
-          <w:trPrChange w:id="110" w:author="Cummings, Shawn" w:date="2025-05-22T12:42:00Z" w16du:dateUtc="2025-05-22T16:42:00Z">
-            <w:trPr>
-              <w:gridBefore w:val="1"/>
-              <w:gridAfter w:val="0"/>
-              <w:tblCellSpacing w:w="15" w:type="dxa"/>
-            </w:trPr>
-          </w:trPrChange>
         </w:trPr>
         <w:tc>
           <w:tcPr>
             <w:tcW w:w="2608" w:type="dxa"/>
             <w:vAlign w:val="center"/>
             <w:hideMark/>
-            <w:tcPrChange w:id="111" w:author="Cummings, Shawn" w:date="2025-05-22T12:42:00Z" w16du:dateUtc="2025-05-22T16:42:00Z">
-              <w:tcPr>
-                <w:tcW w:w="0" w:type="auto"/>
-                <w:gridSpan w:val="2"/>
-                <w:vAlign w:val="center"/>
-                <w:hideMark/>
-              </w:tcPr>
-            </w:tcPrChange>
           </w:tcPr>
           <w:p>
             <w:pPr>
@@ -10074,22 +9419,19 @@
               <w:ind w:firstLine="0"/>
               <w:jc w:val="left"/>
               <w:rPr>
-                <w:del w:id="112" w:author="Jaeger, Florian" w:date="2025-05-21T14:27:00Z" w16du:dateUtc="2025-05-21T18:27:00Z"/>
                 <w:rFonts w:eastAsia="Times New Roman"/>
                 <w:sz w:val="24"/>
                 <w:lang w:eastAsia="en-US"/>
               </w:rPr>
             </w:pPr>
-            <w:del w:id="113" w:author="Jaeger, Florian" w:date="2025-05-21T14:27:00Z" w16du:dateUtc="2025-05-21T18:27:00Z">
-              <w:r>
-                <w:rPr>
-                  <w:rFonts w:eastAsia="Times New Roman"/>
-                  <w:sz w:val="24"/>
-                  <w:lang w:eastAsia="en-US"/>
-                </w:rPr>
-                <w:delText>Catch trials</w:delText>
-              </w:r>
-            </w:del>
+            <w:r>
+              <w:rPr>
+                <w:rFonts w:eastAsia="Times New Roman"/>
+                <w:sz w:val="24"/>
+                <w:lang w:eastAsia="en-US"/>
+              </w:rPr>
+              <w:t>Outlier RT</w:t>
+            </w:r>
           </w:p>
         </w:tc>
         <w:tc>
@@ -10101,17 +9443,6 @@
             </w:tcBorders>
             <w:vAlign w:val="center"/>
             <w:hideMark/>
-            <w:tcPrChange w:id="114" w:author="Cummings, Shawn" w:date="2025-05-22T12:42:00Z" w16du:dateUtc="2025-05-22T16:42:00Z">
-              <w:tcPr>
-                <w:tcW w:w="0" w:type="auto"/>
-                <w:tcBorders>
-                  <w:left w:val="single" w:sz="4" w:space="0" w:color="auto"/>
-                  <w:right w:val="single" w:sz="4" w:space="0" w:color="auto"/>
-                </w:tcBorders>
-                <w:vAlign w:val="center"/>
-                <w:hideMark/>
-              </w:tcPr>
-            </w:tcPrChange>
           </w:tcPr>
           <w:p>
             <w:pPr>
@@ -10123,22 +9454,43 @@
               <w:ind w:firstLine="0"/>
               <w:jc w:val="left"/>
               <w:rPr>
-                <w:del w:id="115" w:author="Jaeger, Florian" w:date="2025-05-21T14:27:00Z" w16du:dateUtc="2025-05-21T18:27:00Z"/>
                 <w:rFonts w:eastAsia="Times New Roman"/>
                 <w:sz w:val="24"/>
                 <w:lang w:eastAsia="en-US"/>
               </w:rPr>
             </w:pPr>
-            <w:del w:id="116" w:author="Jaeger, Florian" w:date="2025-05-21T14:27:00Z" w16du:dateUtc="2025-05-21T18:27:00Z">
-              <w:r>
-                <w:rPr>
-                  <w:rFonts w:eastAsia="Times New Roman"/>
-                  <w:sz w:val="24"/>
-                  <w:lang w:eastAsia="en-US"/>
-                </w:rPr>
-                <w:delText>1 (1.6%)</w:delText>
-              </w:r>
-            </w:del>
+            <w:r>
+              <w:rPr>
+                <w:rFonts w:eastAsia="Times New Roman"/>
+                <w:sz w:val="24"/>
+                <w:lang w:eastAsia="en-US"/>
+              </w:rPr>
+              <w:t>1</w:t>
+            </w:r>
+            <w:r>
+              <w:rPr>
+                <w:rFonts w:eastAsia="Times New Roman"/>
+                <w:sz w:val="24"/>
+                <w:lang w:eastAsia="en-US"/>
+              </w:rPr>
+              <w:t xml:space="preserve"> (</w:t>
+            </w:r>
+            <w:r>
+              <w:rPr>
+                <w:rFonts w:eastAsia="Times New Roman"/>
+                <w:sz w:val="24"/>
+                <w:lang w:eastAsia="en-US"/>
+              </w:rPr>
+              <w:t>1.6</w:t>
+            </w:r>
+            <w:r>
+              <w:rPr>
+                <w:rFonts w:eastAsia="Times New Roman"/>
+                <w:sz w:val="24"/>
+                <w:lang w:eastAsia="en-US"/>
+              </w:rPr>
+              <w:t>%)</w:t>
+            </w:r>
           </w:p>
         </w:tc>
         <w:tc>
@@ -10149,17 +9501,6 @@
             </w:tcBorders>
             <w:vAlign w:val="center"/>
             <w:hideMark/>
-            <w:tcPrChange w:id="117" w:author="Cummings, Shawn" w:date="2025-05-22T12:42:00Z" w16du:dateUtc="2025-05-22T16:42:00Z">
-              <w:tcPr>
-                <w:tcW w:w="0" w:type="auto"/>
-                <w:gridSpan w:val="2"/>
-                <w:tcBorders>
-                  <w:right w:val="single" w:sz="4" w:space="0" w:color="auto"/>
-                </w:tcBorders>
-                <w:vAlign w:val="center"/>
-                <w:hideMark/>
-              </w:tcPr>
-            </w:tcPrChange>
           </w:tcPr>
           <w:p>
             <w:pPr>
@@ -10171,22 +9512,19 @@
               <w:ind w:firstLine="0"/>
               <w:jc w:val="left"/>
               <w:rPr>
-                <w:del w:id="118" w:author="Jaeger, Florian" w:date="2025-05-21T14:27:00Z" w16du:dateUtc="2025-05-21T18:27:00Z"/>
                 <w:rFonts w:eastAsia="Times New Roman"/>
                 <w:sz w:val="24"/>
                 <w:lang w:eastAsia="en-US"/>
               </w:rPr>
             </w:pPr>
-            <w:del w:id="119" w:author="Jaeger, Florian" w:date="2025-05-21T14:27:00Z" w16du:dateUtc="2025-05-21T18:27:00Z">
-              <w:r>
-                <w:rPr>
-                  <w:rFonts w:eastAsia="Times New Roman"/>
-                  <w:sz w:val="24"/>
-                  <w:lang w:eastAsia="en-US"/>
-                </w:rPr>
-                <w:delText>2 (3.1%)</w:delText>
-              </w:r>
-            </w:del>
+            <w:r>
+              <w:rPr>
+                <w:rFonts w:eastAsia="Times New Roman"/>
+                <w:sz w:val="24"/>
+                <w:lang w:eastAsia="en-US"/>
+              </w:rPr>
+              <w:t>-</w:t>
+            </w:r>
           </w:p>
         </w:tc>
         <w:tc>
@@ -10197,17 +9535,6 @@
             </w:tcBorders>
             <w:vAlign w:val="center"/>
             <w:hideMark/>
-            <w:tcPrChange w:id="120" w:author="Cummings, Shawn" w:date="2025-05-22T12:42:00Z" w16du:dateUtc="2025-05-22T16:42:00Z">
-              <w:tcPr>
-                <w:tcW w:w="0" w:type="auto"/>
-                <w:gridSpan w:val="2"/>
-                <w:tcBorders>
-                  <w:right w:val="single" w:sz="4" w:space="0" w:color="auto"/>
-                </w:tcBorders>
-                <w:vAlign w:val="center"/>
-                <w:hideMark/>
-              </w:tcPr>
-            </w:tcPrChange>
           </w:tcPr>
           <w:p>
             <w:pPr>
@@ -10219,22 +9546,19 @@
               <w:ind w:firstLine="0"/>
               <w:jc w:val="left"/>
               <w:rPr>
-                <w:del w:id="121" w:author="Jaeger, Florian" w:date="2025-05-21T14:27:00Z" w16du:dateUtc="2025-05-21T18:27:00Z"/>
                 <w:rFonts w:eastAsia="Times New Roman"/>
                 <w:sz w:val="24"/>
                 <w:lang w:eastAsia="en-US"/>
               </w:rPr>
             </w:pPr>
-            <w:del w:id="122" w:author="Jaeger, Florian" w:date="2025-05-21T14:27:00Z" w16du:dateUtc="2025-05-21T18:27:00Z">
-              <w:r>
-                <w:rPr>
-                  <w:rFonts w:eastAsia="Times New Roman"/>
-                  <w:sz w:val="24"/>
-                  <w:lang w:eastAsia="en-US"/>
-                </w:rPr>
-                <w:delText>1 (1.6%)</w:delText>
-              </w:r>
-            </w:del>
+            <w:r>
+              <w:rPr>
+                <w:rFonts w:eastAsia="Times New Roman"/>
+                <w:sz w:val="24"/>
+                <w:lang w:eastAsia="en-US"/>
+              </w:rPr>
+              <w:t>-</w:t>
+            </w:r>
           </w:p>
         </w:tc>
         <w:tc>
@@ -10243,15 +9567,6 @@
             <w:tcBorders>
               <w:right w:val="single" w:sz="4" w:space="0" w:color="auto"/>
             </w:tcBorders>
-            <w:tcPrChange w:id="123" w:author="Cummings, Shawn" w:date="2025-05-22T12:42:00Z" w16du:dateUtc="2025-05-22T16:42:00Z">
-              <w:tcPr>
-                <w:tcW w:w="0" w:type="auto"/>
-                <w:gridSpan w:val="2"/>
-                <w:tcBorders>
-                  <w:right w:val="single" w:sz="4" w:space="0" w:color="auto"/>
-                </w:tcBorders>
-              </w:tcPr>
-            </w:tcPrChange>
           </w:tcPr>
           <w:p>
             <w:pPr>
@@ -10263,33 +9578,24 @@
               <w:ind w:firstLine="0"/>
               <w:jc w:val="left"/>
               <w:rPr>
-                <w:del w:id="124" w:author="Jaeger, Florian" w:date="2025-05-21T14:27:00Z" w16du:dateUtc="2025-05-21T18:27:00Z"/>
                 <w:rFonts w:eastAsia="Times New Roman"/>
                 <w:sz w:val="24"/>
                 <w:lang w:eastAsia="en-US"/>
               </w:rPr>
             </w:pPr>
-            <w:del w:id="125" w:author="Jaeger, Florian" w:date="2025-05-21T14:27:00Z" w16du:dateUtc="2025-05-21T18:27:00Z">
-              <w:r>
-                <w:rPr>
-                  <w:rFonts w:eastAsia="Times New Roman"/>
-                  <w:sz w:val="24"/>
-                  <w:lang w:eastAsia="en-US"/>
-                </w:rPr>
-                <w:delText>1 (1.6%)</w:delText>
-              </w:r>
-            </w:del>
+            <w:r>
+              <w:rPr>
+                <w:rFonts w:eastAsia="Times New Roman"/>
+                <w:sz w:val="24"/>
+                <w:lang w:eastAsia="en-US"/>
+              </w:rPr>
+              <w:t>-</w:t>
+            </w:r>
           </w:p>
         </w:tc>
         <w:tc>
           <w:tcPr>
             <w:tcW w:w="1305" w:type="dxa"/>
-            <w:tcPrChange w:id="126" w:author="Cummings, Shawn" w:date="2025-05-22T12:42:00Z" w16du:dateUtc="2025-05-22T16:42:00Z">
-              <w:tcPr>
-                <w:tcW w:w="0" w:type="auto"/>
-                <w:gridSpan w:val="2"/>
-              </w:tcPr>
-            </w:tcPrChange>
           </w:tcPr>
           <w:p>
             <w:pPr>
@@ -10301,358 +9607,25 @@
               <w:ind w:firstLine="0"/>
               <w:jc w:val="left"/>
               <w:rPr>
-                <w:del w:id="127" w:author="Jaeger, Florian" w:date="2025-05-21T14:27:00Z" w16du:dateUtc="2025-05-21T18:27:00Z"/>
                 <w:rFonts w:eastAsia="Times New Roman"/>
                 <w:sz w:val="24"/>
                 <w:lang w:eastAsia="en-US"/>
               </w:rPr>
             </w:pPr>
-            <w:del w:id="128" w:author="Jaeger, Florian" w:date="2025-05-21T14:27:00Z" w16du:dateUtc="2025-05-21T18:27:00Z">
-              <w:r>
-                <w:rPr>
-                  <w:rFonts w:eastAsia="Times New Roman"/>
-                  <w:sz w:val="24"/>
-                  <w:lang w:eastAsia="en-US"/>
-                </w:rPr>
-                <w:delText>-</w:delText>
-              </w:r>
-            </w:del>
+            <w:r>
+              <w:rPr>
+                <w:rFonts w:eastAsia="Times New Roman"/>
+                <w:sz w:val="24"/>
+                <w:lang w:eastAsia="en-US"/>
+              </w:rPr>
+              <w:t>2 (3.1%)</w:t>
+            </w:r>
           </w:p>
         </w:tc>
       </w:tr>
       <w:tr>
         <w:trPr>
           <w:tblCellSpacing w:w="15" w:type="dxa"/>
-          <w:trPrChange w:id="129" w:author="Cummings, Shawn" w:date="2025-05-22T12:42:00Z" w16du:dateUtc="2025-05-22T16:42:00Z">
-            <w:trPr>
-              <w:gridBefore w:val="1"/>
-              <w:gridAfter w:val="0"/>
-              <w:tblCellSpacing w:w="15" w:type="dxa"/>
-            </w:trPr>
-          </w:trPrChange>
-        </w:trPr>
-        <w:tc>
-          <w:tcPr>
-            <w:tcW w:w="2608" w:type="dxa"/>
-            <w:vAlign w:val="center"/>
-            <w:hideMark/>
-            <w:tcPrChange w:id="130" w:author="Cummings, Shawn" w:date="2025-05-22T12:42:00Z" w16du:dateUtc="2025-05-22T16:42:00Z">
-              <w:tcPr>
-                <w:tcW w:w="0" w:type="auto"/>
-                <w:gridSpan w:val="2"/>
-                <w:vAlign w:val="center"/>
-                <w:hideMark/>
-              </w:tcPr>
-            </w:tcPrChange>
-          </w:tcPr>
-          <w:p>
-            <w:pPr>
-              <w:widowControl/>
-              <w:autoSpaceDE/>
-              <w:autoSpaceDN/>
-              <w:adjustRightInd/>
-              <w:spacing w:line="240" w:lineRule="auto"/>
-              <w:ind w:firstLine="0"/>
-              <w:jc w:val="left"/>
-              <w:rPr>
-                <w:rFonts w:eastAsia="Times New Roman"/>
-                <w:sz w:val="24"/>
-                <w:lang w:eastAsia="en-US"/>
-              </w:rPr>
-            </w:pPr>
-            <w:r>
-              <w:rPr>
-                <w:rFonts w:eastAsia="Times New Roman"/>
-                <w:sz w:val="24"/>
-                <w:lang w:eastAsia="en-US"/>
-              </w:rPr>
-              <w:t>Outlier RT</w:t>
-            </w:r>
-          </w:p>
-        </w:tc>
-        <w:tc>
-          <w:tcPr>
-            <w:tcW w:w="1051" w:type="dxa"/>
-            <w:tcBorders>
-              <w:left w:val="single" w:sz="4" w:space="0" w:color="auto"/>
-              <w:right w:val="single" w:sz="4" w:space="0" w:color="auto"/>
-            </w:tcBorders>
-            <w:vAlign w:val="center"/>
-            <w:hideMark/>
-            <w:tcPrChange w:id="131" w:author="Cummings, Shawn" w:date="2025-05-22T12:42:00Z" w16du:dateUtc="2025-05-22T16:42:00Z">
-              <w:tcPr>
-                <w:tcW w:w="0" w:type="auto"/>
-                <w:tcBorders>
-                  <w:left w:val="single" w:sz="4" w:space="0" w:color="auto"/>
-                  <w:right w:val="single" w:sz="4" w:space="0" w:color="auto"/>
-                </w:tcBorders>
-                <w:vAlign w:val="center"/>
-                <w:hideMark/>
-              </w:tcPr>
-            </w:tcPrChange>
-          </w:tcPr>
-          <w:p>
-            <w:pPr>
-              <w:widowControl/>
-              <w:autoSpaceDE/>
-              <w:autoSpaceDN/>
-              <w:adjustRightInd/>
-              <w:spacing w:line="240" w:lineRule="auto"/>
-              <w:ind w:firstLine="0"/>
-              <w:jc w:val="left"/>
-              <w:rPr>
-                <w:rFonts w:eastAsia="Times New Roman"/>
-                <w:sz w:val="24"/>
-                <w:lang w:eastAsia="en-US"/>
-              </w:rPr>
-            </w:pPr>
-            <w:ins w:id="132" w:author="Cummings, Shawn" w:date="2025-05-22T12:34:00Z" w16du:dateUtc="2025-05-22T16:34:00Z">
-              <w:r>
-                <w:rPr>
-                  <w:rFonts w:eastAsia="Times New Roman"/>
-                  <w:sz w:val="24"/>
-                  <w:lang w:eastAsia="en-US"/>
-                </w:rPr>
-                <w:t>1</w:t>
-              </w:r>
-            </w:ins>
-            <w:del w:id="133" w:author="Cummings, Shawn" w:date="2025-05-22T12:34:00Z" w16du:dateUtc="2025-05-22T16:34:00Z">
-              <w:r>
-                <w:rPr>
-                  <w:rFonts w:eastAsia="Times New Roman"/>
-                  <w:sz w:val="24"/>
-                  <w:lang w:eastAsia="en-US"/>
-                </w:rPr>
-                <w:delText>3</w:delText>
-              </w:r>
-            </w:del>
-            <w:r>
-              <w:rPr>
-                <w:rFonts w:eastAsia="Times New Roman"/>
-                <w:sz w:val="24"/>
-                <w:lang w:eastAsia="en-US"/>
-              </w:rPr>
-              <w:t xml:space="preserve"> (</w:t>
-            </w:r>
-            <w:ins w:id="134" w:author="Cummings, Shawn" w:date="2025-05-22T12:35:00Z" w16du:dateUtc="2025-05-22T16:35:00Z">
-              <w:r>
-                <w:rPr>
-                  <w:rFonts w:eastAsia="Times New Roman"/>
-                  <w:sz w:val="24"/>
-                  <w:lang w:eastAsia="en-US"/>
-                </w:rPr>
-                <w:t>1.6</w:t>
-              </w:r>
-            </w:ins>
-            <w:del w:id="135" w:author="Cummings, Shawn" w:date="2025-05-22T12:35:00Z" w16du:dateUtc="2025-05-22T16:35:00Z">
-              <w:r>
-                <w:rPr>
-                  <w:rFonts w:eastAsia="Times New Roman"/>
-                  <w:sz w:val="24"/>
-                  <w:lang w:eastAsia="en-US"/>
-                </w:rPr>
-                <w:delText>4.7</w:delText>
-              </w:r>
-            </w:del>
-            <w:r>
-              <w:rPr>
-                <w:rFonts w:eastAsia="Times New Roman"/>
-                <w:sz w:val="24"/>
-                <w:lang w:eastAsia="en-US"/>
-              </w:rPr>
-              <w:t>%)</w:t>
-            </w:r>
-          </w:p>
-        </w:tc>
-        <w:tc>
-          <w:tcPr>
-            <w:tcW w:w="1139" w:type="dxa"/>
-            <w:tcBorders>
-              <w:right w:val="single" w:sz="4" w:space="0" w:color="auto"/>
-            </w:tcBorders>
-            <w:vAlign w:val="center"/>
-            <w:hideMark/>
-            <w:tcPrChange w:id="136" w:author="Cummings, Shawn" w:date="2025-05-22T12:42:00Z" w16du:dateUtc="2025-05-22T16:42:00Z">
-              <w:tcPr>
-                <w:tcW w:w="0" w:type="auto"/>
-                <w:gridSpan w:val="2"/>
-                <w:tcBorders>
-                  <w:right w:val="single" w:sz="4" w:space="0" w:color="auto"/>
-                </w:tcBorders>
-                <w:vAlign w:val="center"/>
-                <w:hideMark/>
-              </w:tcPr>
-            </w:tcPrChange>
-          </w:tcPr>
-          <w:p>
-            <w:pPr>
-              <w:widowControl/>
-              <w:autoSpaceDE/>
-              <w:autoSpaceDN/>
-              <w:adjustRightInd/>
-              <w:spacing w:line="240" w:lineRule="auto"/>
-              <w:ind w:firstLine="0"/>
-              <w:jc w:val="left"/>
-              <w:rPr>
-                <w:rFonts w:eastAsia="Times New Roman"/>
-                <w:sz w:val="24"/>
-                <w:lang w:eastAsia="en-US"/>
-              </w:rPr>
-            </w:pPr>
-            <w:r>
-              <w:rPr>
-                <w:rFonts w:eastAsia="Times New Roman"/>
-                <w:sz w:val="24"/>
-                <w:lang w:eastAsia="en-US"/>
-              </w:rPr>
-              <w:t>-</w:t>
-            </w:r>
-          </w:p>
-        </w:tc>
-        <w:tc>
-          <w:tcPr>
-            <w:tcW w:w="0" w:type="auto"/>
-            <w:tcBorders>
-              <w:right w:val="single" w:sz="4" w:space="0" w:color="auto"/>
-            </w:tcBorders>
-            <w:vAlign w:val="center"/>
-            <w:hideMark/>
-            <w:tcPrChange w:id="137" w:author="Cummings, Shawn" w:date="2025-05-22T12:42:00Z" w16du:dateUtc="2025-05-22T16:42:00Z">
-              <w:tcPr>
-                <w:tcW w:w="0" w:type="auto"/>
-                <w:gridSpan w:val="2"/>
-                <w:tcBorders>
-                  <w:right w:val="single" w:sz="4" w:space="0" w:color="auto"/>
-                </w:tcBorders>
-                <w:vAlign w:val="center"/>
-                <w:hideMark/>
-              </w:tcPr>
-            </w:tcPrChange>
-          </w:tcPr>
-          <w:p>
-            <w:pPr>
-              <w:widowControl/>
-              <w:autoSpaceDE/>
-              <w:autoSpaceDN/>
-              <w:adjustRightInd/>
-              <w:spacing w:line="240" w:lineRule="auto"/>
-              <w:ind w:firstLine="0"/>
-              <w:jc w:val="left"/>
-              <w:rPr>
-                <w:rFonts w:eastAsia="Times New Roman"/>
-                <w:sz w:val="24"/>
-                <w:lang w:eastAsia="en-US"/>
-              </w:rPr>
-            </w:pPr>
-            <w:r>
-              <w:rPr>
-                <w:rFonts w:eastAsia="Times New Roman"/>
-                <w:sz w:val="24"/>
-                <w:lang w:eastAsia="en-US"/>
-              </w:rPr>
-              <w:t>-</w:t>
-            </w:r>
-          </w:p>
-        </w:tc>
-        <w:tc>
-          <w:tcPr>
-            <w:tcW w:w="989" w:type="dxa"/>
-            <w:tcBorders>
-              <w:right w:val="single" w:sz="4" w:space="0" w:color="auto"/>
-            </w:tcBorders>
-            <w:tcPrChange w:id="138" w:author="Cummings, Shawn" w:date="2025-05-22T12:42:00Z" w16du:dateUtc="2025-05-22T16:42:00Z">
-              <w:tcPr>
-                <w:tcW w:w="0" w:type="auto"/>
-                <w:gridSpan w:val="2"/>
-                <w:tcBorders>
-                  <w:right w:val="single" w:sz="4" w:space="0" w:color="auto"/>
-                </w:tcBorders>
-              </w:tcPr>
-            </w:tcPrChange>
-          </w:tcPr>
-          <w:p>
-            <w:pPr>
-              <w:widowControl/>
-              <w:autoSpaceDE/>
-              <w:autoSpaceDN/>
-              <w:adjustRightInd/>
-              <w:spacing w:line="240" w:lineRule="auto"/>
-              <w:ind w:firstLine="0"/>
-              <w:jc w:val="left"/>
-              <w:rPr>
-                <w:rFonts w:eastAsia="Times New Roman"/>
-                <w:sz w:val="24"/>
-                <w:lang w:eastAsia="en-US"/>
-              </w:rPr>
-            </w:pPr>
-            <w:del w:id="139" w:author="Cummings, Shawn" w:date="2025-05-22T12:42:00Z" w16du:dateUtc="2025-05-22T16:42:00Z">
-              <w:r>
-                <w:rPr>
-                  <w:rFonts w:eastAsia="Times New Roman"/>
-                  <w:sz w:val="24"/>
-                  <w:lang w:eastAsia="en-US"/>
-                </w:rPr>
-                <w:delText>2 (3.1%)</w:delText>
-              </w:r>
-            </w:del>
-            <w:ins w:id="140" w:author="Cummings, Shawn" w:date="2025-05-22T12:42:00Z" w16du:dateUtc="2025-05-22T16:42:00Z">
-              <w:r>
-                <w:rPr>
-                  <w:rFonts w:eastAsia="Times New Roman"/>
-                  <w:sz w:val="24"/>
-                  <w:lang w:eastAsia="en-US"/>
-                </w:rPr>
-                <w:t>-</w:t>
-              </w:r>
-            </w:ins>
-          </w:p>
-        </w:tc>
-        <w:tc>
-          <w:tcPr>
-            <w:tcW w:w="1305" w:type="dxa"/>
-            <w:tcPrChange w:id="141" w:author="Cummings, Shawn" w:date="2025-05-22T12:42:00Z" w16du:dateUtc="2025-05-22T16:42:00Z">
-              <w:tcPr>
-                <w:tcW w:w="0" w:type="auto"/>
-                <w:gridSpan w:val="2"/>
-              </w:tcPr>
-            </w:tcPrChange>
-          </w:tcPr>
-          <w:p>
-            <w:pPr>
-              <w:widowControl/>
-              <w:autoSpaceDE/>
-              <w:autoSpaceDN/>
-              <w:adjustRightInd/>
-              <w:spacing w:line="240" w:lineRule="auto"/>
-              <w:ind w:firstLine="0"/>
-              <w:jc w:val="left"/>
-              <w:rPr>
-                <w:rFonts w:eastAsia="Times New Roman"/>
-                <w:sz w:val="24"/>
-                <w:lang w:eastAsia="en-US"/>
-              </w:rPr>
-            </w:pPr>
-            <w:r>
-              <w:rPr>
-                <w:rFonts w:eastAsia="Times New Roman"/>
-                <w:sz w:val="24"/>
-                <w:lang w:eastAsia="en-US"/>
-              </w:rPr>
-              <w:t>2 (3.1%)</w:t>
-            </w:r>
-          </w:p>
-        </w:tc>
-      </w:tr>
-      <w:tr>
-        <w:trPr>
-          <w:tblCellSpacing w:w="15" w:type="dxa"/>
-          <w:trPrChange w:id="142" w:author="Cummings, Shawn" w:date="2025-05-22T12:42:00Z" w16du:dateUtc="2025-05-22T16:42:00Z">
-            <w:trPr>
-              <w:gridBefore w:val="1"/>
-              <w:gridAfter w:val="0"/>
-              <w:tblCellSpacing w:w="15" w:type="dxa"/>
-            </w:trPr>
-          </w:trPrChange>
         </w:trPr>
         <w:tc>
           <w:tcPr>
@@ -10662,17 +9635,6 @@
             </w:tcBorders>
             <w:vAlign w:val="center"/>
             <w:hideMark/>
-            <w:tcPrChange w:id="143" w:author="Cummings, Shawn" w:date="2025-05-22T12:42:00Z" w16du:dateUtc="2025-05-22T16:42:00Z">
-              <w:tcPr>
-                <w:tcW w:w="0" w:type="auto"/>
-                <w:gridSpan w:val="2"/>
-                <w:tcBorders>
-                  <w:bottom w:val="single" w:sz="4" w:space="0" w:color="auto"/>
-                </w:tcBorders>
-                <w:vAlign w:val="center"/>
-                <w:hideMark/>
-              </w:tcPr>
-            </w:tcPrChange>
           </w:tcPr>
           <w:p>
             <w:pPr>
@@ -10717,18 +9679,6 @@
             </w:tcBorders>
             <w:vAlign w:val="center"/>
             <w:hideMark/>
-            <w:tcPrChange w:id="144" w:author="Cummings, Shawn" w:date="2025-05-22T12:42:00Z" w16du:dateUtc="2025-05-22T16:42:00Z">
-              <w:tcPr>
-                <w:tcW w:w="0" w:type="auto"/>
-                <w:tcBorders>
-                  <w:left w:val="single" w:sz="4" w:space="0" w:color="auto"/>
-                  <w:bottom w:val="single" w:sz="4" w:space="0" w:color="auto"/>
-                  <w:right w:val="single" w:sz="4" w:space="0" w:color="auto"/>
-                </w:tcBorders>
-                <w:vAlign w:val="center"/>
-                <w:hideMark/>
-              </w:tcPr>
-            </w:tcPrChange>
           </w:tcPr>
           <w:p>
             <w:pPr>
@@ -10745,27 +9695,15 @@
                 <w:lang w:eastAsia="en-US"/>
               </w:rPr>
             </w:pPr>
-            <w:ins w:id="145" w:author="Cummings, Shawn" w:date="2025-05-22T12:35:00Z" w16du:dateUtc="2025-05-22T16:35:00Z">
-              <w:r>
-                <w:rPr>
-                  <w:rFonts w:eastAsia="Times New Roman"/>
-                  <w:sz w:val="24"/>
-                  <w:lang w:eastAsia="en-US"/>
-                </w:rPr>
-                <w:t>1 (1.6%)</w:t>
-              </w:r>
-            </w:ins>
-            <w:commentRangeStart w:id="146"/>
-            <w:del w:id="147" w:author="Cummings, Shawn" w:date="2025-05-22T12:35:00Z" w16du:dateUtc="2025-05-22T16:35:00Z">
-              <w:r>
-                <w:rPr>
-                  <w:rFonts w:eastAsia="Times New Roman"/>
-                  <w:sz w:val="24"/>
-                  <w:lang w:eastAsia="en-US"/>
-                </w:rPr>
-                <w:delText>-</w:delText>
-              </w:r>
-            </w:del>
+            <w:r>
+              <w:rPr>
+                <w:rFonts w:eastAsia="Times New Roman"/>
+                <w:sz w:val="24"/>
+                <w:lang w:eastAsia="en-US"/>
+              </w:rPr>
+              <w:t>1 (1.6%)</w:t>
+            </w:r>
+            <w:commentRangeStart w:id="5"/>
           </w:p>
         </w:tc>
         <w:tc>
@@ -10777,18 +9715,6 @@
             </w:tcBorders>
             <w:vAlign w:val="center"/>
             <w:hideMark/>
-            <w:tcPrChange w:id="148" w:author="Cummings, Shawn" w:date="2025-05-22T12:42:00Z" w16du:dateUtc="2025-05-22T16:42:00Z">
-              <w:tcPr>
-                <w:tcW w:w="0" w:type="auto"/>
-                <w:gridSpan w:val="2"/>
-                <w:tcBorders>
-                  <w:bottom w:val="single" w:sz="4" w:space="0" w:color="auto"/>
-                  <w:right w:val="single" w:sz="4" w:space="0" w:color="auto"/>
-                </w:tcBorders>
-                <w:vAlign w:val="center"/>
-                <w:hideMark/>
-              </w:tcPr>
-            </w:tcPrChange>
           </w:tcPr>
           <w:p>
             <w:pPr>
@@ -10824,18 +9750,6 @@
             </w:tcBorders>
             <w:vAlign w:val="center"/>
             <w:hideMark/>
-            <w:tcPrChange w:id="149" w:author="Cummings, Shawn" w:date="2025-05-22T12:42:00Z" w16du:dateUtc="2025-05-22T16:42:00Z">
-              <w:tcPr>
-                <w:tcW w:w="0" w:type="auto"/>
-                <w:gridSpan w:val="2"/>
-                <w:tcBorders>
-                  <w:bottom w:val="single" w:sz="4" w:space="0" w:color="auto"/>
-                  <w:right w:val="single" w:sz="4" w:space="0" w:color="auto"/>
-                </w:tcBorders>
-                <w:vAlign w:val="center"/>
-                <w:hideMark/>
-              </w:tcPr>
-            </w:tcPrChange>
           </w:tcPr>
           <w:p>
             <w:pPr>
@@ -10852,26 +9766,14 @@
                 <w:lang w:eastAsia="en-US"/>
               </w:rPr>
             </w:pPr>
-            <w:ins w:id="150" w:author="Cummings, Shawn" w:date="2025-05-22T12:37:00Z" w16du:dateUtc="2025-05-22T16:37:00Z">
-              <w:r>
-                <w:rPr>
-                  <w:rFonts w:eastAsia="Times New Roman"/>
-                  <w:sz w:val="24"/>
-                  <w:lang w:eastAsia="en-US"/>
-                </w:rPr>
-                <w:t>1 (1.6%)</w:t>
-              </w:r>
-            </w:ins>
-            <w:del w:id="151" w:author="Cummings, Shawn" w:date="2025-05-22T12:37:00Z" w16du:dateUtc="2025-05-22T16:37:00Z">
-              <w:r>
-                <w:rPr>
-                  <w:rFonts w:eastAsia="Times New Roman"/>
-                  <w:sz w:val="24"/>
-                  <w:lang w:eastAsia="en-US"/>
-                </w:rPr>
-                <w:delText>-</w:delText>
-              </w:r>
-            </w:del>
+            <w:r>
+              <w:rPr>
+                <w:rFonts w:eastAsia="Times New Roman"/>
+                <w:sz w:val="24"/>
+                <w:lang w:eastAsia="en-US"/>
+              </w:rPr>
+              <w:t>1 (1.6%)</w:t>
+            </w:r>
           </w:p>
         </w:tc>
         <w:tc>
@@ -10881,16 +9783,6 @@
               <w:bottom w:val="single" w:sz="4" w:space="0" w:color="auto"/>
               <w:right w:val="single" w:sz="4" w:space="0" w:color="auto"/>
             </w:tcBorders>
-            <w:tcPrChange w:id="152" w:author="Cummings, Shawn" w:date="2025-05-22T12:42:00Z" w16du:dateUtc="2025-05-22T16:42:00Z">
-              <w:tcPr>
-                <w:tcW w:w="0" w:type="auto"/>
-                <w:gridSpan w:val="2"/>
-                <w:tcBorders>
-                  <w:bottom w:val="single" w:sz="4" w:space="0" w:color="auto"/>
-                  <w:right w:val="single" w:sz="4" w:space="0" w:color="auto"/>
-                </w:tcBorders>
-              </w:tcPr>
-            </w:tcPrChange>
           </w:tcPr>
           <w:p>
             <w:pPr>
@@ -10907,26 +9799,14 @@
                 <w:lang w:eastAsia="en-US"/>
               </w:rPr>
             </w:pPr>
-            <w:ins w:id="153" w:author="Cummings, Shawn" w:date="2025-05-22T12:42:00Z" w16du:dateUtc="2025-05-22T16:42:00Z">
-              <w:r>
-                <w:rPr>
-                  <w:rFonts w:eastAsia="Times New Roman"/>
-                  <w:sz w:val="24"/>
-                  <w:lang w:eastAsia="en-US"/>
-                </w:rPr>
-                <w:t>1 (1.6%)</w:t>
-              </w:r>
-            </w:ins>
-            <w:del w:id="154" w:author="Cummings, Shawn" w:date="2025-05-22T12:42:00Z" w16du:dateUtc="2025-05-22T16:42:00Z">
-              <w:r>
-                <w:rPr>
-                  <w:rFonts w:eastAsia="Times New Roman"/>
-                  <w:sz w:val="24"/>
-                  <w:lang w:eastAsia="en-US"/>
-                </w:rPr>
-                <w:delText>-</w:delText>
-              </w:r>
-            </w:del>
+            <w:r>
+              <w:rPr>
+                <w:rFonts w:eastAsia="Times New Roman"/>
+                <w:sz w:val="24"/>
+                <w:lang w:eastAsia="en-US"/>
+              </w:rPr>
+              <w:t>1 (1.6%)</w:t>
+            </w:r>
           </w:p>
         </w:tc>
         <w:tc>
@@ -10935,15 +9815,6 @@
             <w:tcBorders>
               <w:bottom w:val="single" w:sz="4" w:space="0" w:color="auto"/>
             </w:tcBorders>
-            <w:tcPrChange w:id="155" w:author="Cummings, Shawn" w:date="2025-05-22T12:42:00Z" w16du:dateUtc="2025-05-22T16:42:00Z">
-              <w:tcPr>
-                <w:tcW w:w="0" w:type="auto"/>
-                <w:gridSpan w:val="2"/>
-                <w:tcBorders>
-                  <w:bottom w:val="single" w:sz="4" w:space="0" w:color="auto"/>
-                </w:tcBorders>
-              </w:tcPr>
-            </w:tcPrChange>
           </w:tcPr>
           <w:p>
             <w:pPr>
@@ -10968,12 +9839,12 @@
               </w:rPr>
               <w:t>-</w:t>
             </w:r>
-            <w:commentRangeEnd w:id="146"/>
+            <w:commentRangeEnd w:id="5"/>
             <w:r>
               <w:rPr>
                 <w:rStyle w:val="CommentReference"/>
               </w:rPr>
-              <w:commentReference w:id="146"/>
+              <w:commentReference w:id="5"/>
             </w:r>
           </w:p>
         </w:tc>
@@ -10981,13 +9852,6 @@
       <w:tr>
         <w:trPr>
           <w:tblCellSpacing w:w="15" w:type="dxa"/>
-          <w:trPrChange w:id="156" w:author="Cummings, Shawn" w:date="2025-05-22T12:42:00Z" w16du:dateUtc="2025-05-22T16:42:00Z">
-            <w:trPr>
-              <w:gridBefore w:val="1"/>
-              <w:gridAfter w:val="0"/>
-              <w:tblCellSpacing w:w="15" w:type="dxa"/>
-            </w:trPr>
-          </w:trPrChange>
         </w:trPr>
         <w:tc>
           <w:tcPr>
@@ -10997,17 +9861,6 @@
             </w:tcBorders>
             <w:vAlign w:val="center"/>
             <w:hideMark/>
-            <w:tcPrChange w:id="157" w:author="Cummings, Shawn" w:date="2025-05-22T12:42:00Z" w16du:dateUtc="2025-05-22T16:42:00Z">
-              <w:tcPr>
-                <w:tcW w:w="0" w:type="auto"/>
-                <w:gridSpan w:val="2"/>
-                <w:tcBorders>
-                  <w:top w:val="single" w:sz="18" w:space="0" w:color="auto"/>
-                </w:tcBorders>
-                <w:vAlign w:val="center"/>
-                <w:hideMark/>
-              </w:tcPr>
-            </w:tcPrChange>
           </w:tcPr>
           <w:p>
             <w:pPr>
@@ -11048,18 +9901,6 @@
             </w:tcBorders>
             <w:vAlign w:val="center"/>
             <w:hideMark/>
-            <w:tcPrChange w:id="158" w:author="Cummings, Shawn" w:date="2025-05-22T12:42:00Z" w16du:dateUtc="2025-05-22T16:42:00Z">
-              <w:tcPr>
-                <w:tcW w:w="0" w:type="auto"/>
-                <w:tcBorders>
-                  <w:top w:val="single" w:sz="18" w:space="0" w:color="auto"/>
-                  <w:left w:val="single" w:sz="4" w:space="0" w:color="auto"/>
-                  <w:right w:val="single" w:sz="4" w:space="0" w:color="auto"/>
-                </w:tcBorders>
-                <w:vAlign w:val="center"/>
-                <w:hideMark/>
-              </w:tcPr>
-            </w:tcPrChange>
           </w:tcPr>
           <w:p>
             <w:pPr>
@@ -11078,30 +9919,6 @@
                 <w:lang w:eastAsia="en-US"/>
               </w:rPr>
             </w:pPr>
-            <w:ins w:id="159" w:author="Cummings, Shawn" w:date="2025-05-22T12:35:00Z" w16du:dateUtc="2025-05-22T16:35:00Z">
-              <w:r>
-                <w:rPr>
-                  <w:rFonts w:eastAsia="Times New Roman"/>
-                  <w:i/>
-                  <w:iCs/>
-                  <w:sz w:val="24"/>
-                  <w:lang w:eastAsia="en-US"/>
-                </w:rPr>
-                <w:t>2</w:t>
-              </w:r>
-            </w:ins>
-            <w:del w:id="160" w:author="Cummings, Shawn" w:date="2025-05-22T12:35:00Z" w16du:dateUtc="2025-05-22T16:35:00Z">
-              <w:r>
-                <w:rPr>
-                  <w:rFonts w:eastAsia="Times New Roman"/>
-                  <w:i/>
-                  <w:iCs/>
-                  <w:sz w:val="24"/>
-                  <w:lang w:eastAsia="en-US"/>
-                </w:rPr>
-                <w:delText>4</w:delText>
-              </w:r>
-            </w:del>
             <w:r>
               <w:rPr>
                 <w:rFonts w:eastAsia="Times New Roman"/>
@@ -11110,32 +9927,8 @@
                 <w:sz w:val="24"/>
                 <w:lang w:eastAsia="en-US"/>
               </w:rPr>
-              <w:t xml:space="preserve"> (</w:t>
-            </w:r>
-            <w:ins w:id="161" w:author="Cummings, Shawn" w:date="2025-05-22T12:35:00Z" w16du:dateUtc="2025-05-22T16:35:00Z">
-              <w:r>
-                <w:rPr>
-                  <w:rFonts w:eastAsia="Times New Roman"/>
-                  <w:i/>
-                  <w:iCs/>
-                  <w:sz w:val="24"/>
-                  <w:lang w:eastAsia="en-US"/>
-                </w:rPr>
-                <w:t>3</w:t>
-              </w:r>
-            </w:ins>
-            <w:del w:id="162" w:author="Cummings, Shawn" w:date="2025-05-22T12:35:00Z" w16du:dateUtc="2025-05-22T16:35:00Z">
-              <w:r>
-                <w:rPr>
-                  <w:rFonts w:eastAsia="Times New Roman"/>
-                  <w:i/>
-                  <w:iCs/>
-                  <w:sz w:val="24"/>
-                  <w:lang w:eastAsia="en-US"/>
-                </w:rPr>
-                <w:delText>6</w:delText>
-              </w:r>
-            </w:del>
+              <w:t>2</w:t>
+            </w:r>
             <w:r>
               <w:rPr>
                 <w:rFonts w:eastAsia="Times New Roman"/>
@@ -11144,32 +9937,38 @@
                 <w:sz w:val="24"/>
                 <w:lang w:eastAsia="en-US"/>
               </w:rPr>
+              <w:t xml:space="preserve"> (</w:t>
+            </w:r>
+            <w:r>
+              <w:rPr>
+                <w:rFonts w:eastAsia="Times New Roman"/>
+                <w:i/>
+                <w:iCs/>
+                <w:sz w:val="24"/>
+                <w:lang w:eastAsia="en-US"/>
+              </w:rPr>
+              <w:t>3</w:t>
+            </w:r>
+            <w:r>
+              <w:rPr>
+                <w:rFonts w:eastAsia="Times New Roman"/>
+                <w:i/>
+                <w:iCs/>
+                <w:sz w:val="24"/>
+                <w:lang w:eastAsia="en-US"/>
+              </w:rPr>
               <w:t>.</w:t>
             </w:r>
-            <w:ins w:id="163" w:author="Cummings, Shawn" w:date="2025-05-22T12:35:00Z" w16du:dateUtc="2025-05-22T16:35:00Z">
-              <w:r>
-                <w:rPr>
-                  <w:rFonts w:eastAsia="Times New Roman"/>
-                  <w:i/>
-                  <w:iCs/>
-                  <w:sz w:val="24"/>
-                  <w:lang w:eastAsia="en-US"/>
-                </w:rPr>
-                <w:t>1</w:t>
-              </w:r>
-            </w:ins>
-            <w:del w:id="164" w:author="Cummings, Shawn" w:date="2025-05-22T12:35:00Z" w16du:dateUtc="2025-05-22T16:35:00Z">
-              <w:r>
-                <w:rPr>
-                  <w:rFonts w:eastAsia="Times New Roman"/>
-                  <w:i/>
-                  <w:iCs/>
-                  <w:sz w:val="24"/>
-                  <w:lang w:eastAsia="en-US"/>
-                </w:rPr>
-                <w:delText>2</w:delText>
-              </w:r>
-            </w:del>
+            <w:r>
+              <w:rPr>
+                <w:rFonts w:eastAsia="Times New Roman"/>
+                <w:i/>
+                <w:iCs/>
+                <w:sz w:val="24"/>
+                <w:lang w:eastAsia="en-US"/>
+              </w:rPr>
+              <w:t>1</w:t>
+            </w:r>
             <w:r>
               <w:rPr>
                 <w:rFonts w:eastAsia="Times New Roman"/>
@@ -11191,18 +9990,6 @@
             </w:tcBorders>
             <w:vAlign w:val="center"/>
             <w:hideMark/>
-            <w:tcPrChange w:id="165" w:author="Cummings, Shawn" w:date="2025-05-22T12:42:00Z" w16du:dateUtc="2025-05-22T16:42:00Z">
-              <w:tcPr>
-                <w:tcW w:w="0" w:type="auto"/>
-                <w:gridSpan w:val="2"/>
-                <w:tcBorders>
-                  <w:top w:val="single" w:sz="18" w:space="0" w:color="auto"/>
-                  <w:right w:val="single" w:sz="4" w:space="0" w:color="auto"/>
-                </w:tcBorders>
-                <w:vAlign w:val="center"/>
-                <w:hideMark/>
-              </w:tcPr>
-            </w:tcPrChange>
           </w:tcPr>
           <w:p>
             <w:pPr>
@@ -11221,30 +10008,6 @@
                 <w:lang w:eastAsia="en-US"/>
               </w:rPr>
             </w:pPr>
-            <w:ins w:id="166" w:author="Cummings, Shawn" w:date="2025-05-22T12:37:00Z" w16du:dateUtc="2025-05-22T16:37:00Z">
-              <w:r>
-                <w:rPr>
-                  <w:rFonts w:eastAsia="Times New Roman"/>
-                  <w:i/>
-                  <w:iCs/>
-                  <w:sz w:val="24"/>
-                  <w:lang w:eastAsia="en-US"/>
-                </w:rPr>
-                <w:t>4</w:t>
-              </w:r>
-            </w:ins>
-            <w:del w:id="167" w:author="Cummings, Shawn" w:date="2025-05-22T12:37:00Z" w16du:dateUtc="2025-05-22T16:37:00Z">
-              <w:r>
-                <w:rPr>
-                  <w:rFonts w:eastAsia="Times New Roman"/>
-                  <w:i/>
-                  <w:iCs/>
-                  <w:sz w:val="24"/>
-                  <w:lang w:eastAsia="en-US"/>
-                </w:rPr>
-                <w:delText>6</w:delText>
-              </w:r>
-            </w:del>
             <w:r>
               <w:rPr>
                 <w:rFonts w:eastAsia="Times New Roman"/>
@@ -11253,32 +10016,8 @@
                 <w:sz w:val="24"/>
                 <w:lang w:eastAsia="en-US"/>
               </w:rPr>
-              <w:t xml:space="preserve"> (</w:t>
-            </w:r>
-            <w:ins w:id="168" w:author="Cummings, Shawn" w:date="2025-05-22T12:38:00Z" w16du:dateUtc="2025-05-22T16:38:00Z">
-              <w:r>
-                <w:rPr>
-                  <w:rFonts w:eastAsia="Times New Roman"/>
-                  <w:i/>
-                  <w:iCs/>
-                  <w:sz w:val="24"/>
-                  <w:lang w:eastAsia="en-US"/>
-                </w:rPr>
-                <w:t>6</w:t>
-              </w:r>
-            </w:ins>
-            <w:del w:id="169" w:author="Cummings, Shawn" w:date="2025-05-22T12:38:00Z" w16du:dateUtc="2025-05-22T16:38:00Z">
-              <w:r>
-                <w:rPr>
-                  <w:rFonts w:eastAsia="Times New Roman"/>
-                  <w:i/>
-                  <w:iCs/>
-                  <w:sz w:val="24"/>
-                  <w:lang w:eastAsia="en-US"/>
-                </w:rPr>
-                <w:delText>9</w:delText>
-              </w:r>
-            </w:del>
+              <w:t>4</w:t>
+            </w:r>
             <w:r>
               <w:rPr>
                 <w:rFonts w:eastAsia="Times New Roman"/>
@@ -11287,32 +10026,38 @@
                 <w:sz w:val="24"/>
                 <w:lang w:eastAsia="en-US"/>
               </w:rPr>
+              <w:t xml:space="preserve"> (</w:t>
+            </w:r>
+            <w:r>
+              <w:rPr>
+                <w:rFonts w:eastAsia="Times New Roman"/>
+                <w:i/>
+                <w:iCs/>
+                <w:sz w:val="24"/>
+                <w:lang w:eastAsia="en-US"/>
+              </w:rPr>
+              <w:t>6</w:t>
+            </w:r>
+            <w:r>
+              <w:rPr>
+                <w:rFonts w:eastAsia="Times New Roman"/>
+                <w:i/>
+                <w:iCs/>
+                <w:sz w:val="24"/>
+                <w:lang w:eastAsia="en-US"/>
+              </w:rPr>
               <w:t>.</w:t>
             </w:r>
-            <w:ins w:id="170" w:author="Cummings, Shawn" w:date="2025-05-22T12:38:00Z" w16du:dateUtc="2025-05-22T16:38:00Z">
-              <w:r>
-                <w:rPr>
-                  <w:rFonts w:eastAsia="Times New Roman"/>
-                  <w:i/>
-                  <w:iCs/>
-                  <w:sz w:val="24"/>
-                  <w:lang w:eastAsia="en-US"/>
-                </w:rPr>
-                <w:t>3</w:t>
-              </w:r>
-            </w:ins>
-            <w:del w:id="171" w:author="Cummings, Shawn" w:date="2025-05-22T12:38:00Z" w16du:dateUtc="2025-05-22T16:38:00Z">
-              <w:r>
-                <w:rPr>
-                  <w:rFonts w:eastAsia="Times New Roman"/>
-                  <w:i/>
-                  <w:iCs/>
-                  <w:sz w:val="24"/>
-                  <w:lang w:eastAsia="en-US"/>
-                </w:rPr>
-                <w:delText>4</w:delText>
-              </w:r>
-            </w:del>
+            <w:r>
+              <w:rPr>
+                <w:rFonts w:eastAsia="Times New Roman"/>
+                <w:i/>
+                <w:iCs/>
+                <w:sz w:val="24"/>
+                <w:lang w:eastAsia="en-US"/>
+              </w:rPr>
+              <w:t>3</w:t>
+            </w:r>
             <w:r>
               <w:rPr>
                 <w:rFonts w:eastAsia="Times New Roman"/>
@@ -11334,18 +10079,6 @@
             </w:tcBorders>
             <w:vAlign w:val="center"/>
             <w:hideMark/>
-            <w:tcPrChange w:id="172" w:author="Cummings, Shawn" w:date="2025-05-22T12:42:00Z" w16du:dateUtc="2025-05-22T16:42:00Z">
-              <w:tcPr>
-                <w:tcW w:w="0" w:type="auto"/>
-                <w:gridSpan w:val="2"/>
-                <w:tcBorders>
-                  <w:top w:val="single" w:sz="18" w:space="0" w:color="auto"/>
-                  <w:right w:val="single" w:sz="4" w:space="0" w:color="auto"/>
-                </w:tcBorders>
-                <w:vAlign w:val="center"/>
-                <w:hideMark/>
-              </w:tcPr>
-            </w:tcPrChange>
           </w:tcPr>
           <w:p>
             <w:pPr>
@@ -11393,16 +10126,6 @@
               <w:top w:val="single" w:sz="18" w:space="0" w:color="auto"/>
               <w:right w:val="single" w:sz="4" w:space="0" w:color="auto"/>
             </w:tcBorders>
-            <w:tcPrChange w:id="173" w:author="Cummings, Shawn" w:date="2025-05-22T12:42:00Z" w16du:dateUtc="2025-05-22T16:42:00Z">
-              <w:tcPr>
-                <w:tcW w:w="0" w:type="auto"/>
-                <w:gridSpan w:val="2"/>
-                <w:tcBorders>
-                  <w:top w:val="single" w:sz="18" w:space="0" w:color="auto"/>
-                  <w:right w:val="single" w:sz="4" w:space="0" w:color="auto"/>
-                </w:tcBorders>
-              </w:tcPr>
-            </w:tcPrChange>
           </w:tcPr>
           <w:p>
             <w:pPr>
@@ -11421,30 +10144,6 @@
                 <w:lang w:eastAsia="en-US"/>
               </w:rPr>
             </w:pPr>
-            <w:ins w:id="174" w:author="Cummings, Shawn" w:date="2025-05-22T12:42:00Z" w16du:dateUtc="2025-05-22T16:42:00Z">
-              <w:r>
-                <w:rPr>
-                  <w:rFonts w:eastAsia="Times New Roman"/>
-                  <w:i/>
-                  <w:iCs/>
-                  <w:sz w:val="24"/>
-                  <w:lang w:eastAsia="en-US"/>
-                </w:rPr>
-                <w:t>4</w:t>
-              </w:r>
-            </w:ins>
-            <w:del w:id="175" w:author="Cummings, Shawn" w:date="2025-05-22T12:42:00Z" w16du:dateUtc="2025-05-22T16:42:00Z">
-              <w:r>
-                <w:rPr>
-                  <w:rFonts w:eastAsia="Times New Roman"/>
-                  <w:i/>
-                  <w:iCs/>
-                  <w:sz w:val="24"/>
-                  <w:lang w:eastAsia="en-US"/>
-                </w:rPr>
-                <w:delText>6</w:delText>
-              </w:r>
-            </w:del>
             <w:r>
               <w:rPr>
                 <w:rFonts w:eastAsia="Times New Roman"/>
@@ -11453,32 +10152,8 @@
                 <w:sz w:val="24"/>
                 <w:lang w:eastAsia="en-US"/>
               </w:rPr>
-              <w:t xml:space="preserve"> (</w:t>
-            </w:r>
-            <w:ins w:id="176" w:author="Cummings, Shawn" w:date="2025-05-22T12:42:00Z" w16du:dateUtc="2025-05-22T16:42:00Z">
-              <w:r>
-                <w:rPr>
-                  <w:rFonts w:eastAsia="Times New Roman"/>
-                  <w:i/>
-                  <w:iCs/>
-                  <w:sz w:val="24"/>
-                  <w:lang w:eastAsia="en-US"/>
-                </w:rPr>
-                <w:t>6</w:t>
-              </w:r>
-            </w:ins>
-            <w:del w:id="177" w:author="Cummings, Shawn" w:date="2025-05-22T12:42:00Z" w16du:dateUtc="2025-05-22T16:42:00Z">
-              <w:r>
-                <w:rPr>
-                  <w:rFonts w:eastAsia="Times New Roman"/>
-                  <w:i/>
-                  <w:iCs/>
-                  <w:sz w:val="24"/>
-                  <w:lang w:eastAsia="en-US"/>
-                </w:rPr>
-                <w:delText>9</w:delText>
-              </w:r>
-            </w:del>
+              <w:t>4</w:t>
+            </w:r>
             <w:r>
               <w:rPr>
                 <w:rFonts w:eastAsia="Times New Roman"/>
@@ -11487,32 +10162,38 @@
                 <w:sz w:val="24"/>
                 <w:lang w:eastAsia="en-US"/>
               </w:rPr>
+              <w:t xml:space="preserve"> (</w:t>
+            </w:r>
+            <w:r>
+              <w:rPr>
+                <w:rFonts w:eastAsia="Times New Roman"/>
+                <w:i/>
+                <w:iCs/>
+                <w:sz w:val="24"/>
+                <w:lang w:eastAsia="en-US"/>
+              </w:rPr>
+              <w:t>6</w:t>
+            </w:r>
+            <w:r>
+              <w:rPr>
+                <w:rFonts w:eastAsia="Times New Roman"/>
+                <w:i/>
+                <w:iCs/>
+                <w:sz w:val="24"/>
+                <w:lang w:eastAsia="en-US"/>
+              </w:rPr>
               <w:t>.</w:t>
             </w:r>
-            <w:ins w:id="178" w:author="Cummings, Shawn" w:date="2025-05-22T12:42:00Z" w16du:dateUtc="2025-05-22T16:42:00Z">
-              <w:r>
-                <w:rPr>
-                  <w:rFonts w:eastAsia="Times New Roman"/>
-                  <w:i/>
-                  <w:iCs/>
-                  <w:sz w:val="24"/>
-                  <w:lang w:eastAsia="en-US"/>
-                </w:rPr>
-                <w:t>3</w:t>
-              </w:r>
-            </w:ins>
-            <w:del w:id="179" w:author="Cummings, Shawn" w:date="2025-05-22T12:42:00Z" w16du:dateUtc="2025-05-22T16:42:00Z">
-              <w:r>
-                <w:rPr>
-                  <w:rFonts w:eastAsia="Times New Roman"/>
-                  <w:i/>
-                  <w:iCs/>
-                  <w:sz w:val="24"/>
-                  <w:lang w:eastAsia="en-US"/>
-                </w:rPr>
-                <w:delText>4</w:delText>
-              </w:r>
-            </w:del>
+            <w:r>
+              <w:rPr>
+                <w:rFonts w:eastAsia="Times New Roman"/>
+                <w:i/>
+                <w:iCs/>
+                <w:sz w:val="24"/>
+                <w:lang w:eastAsia="en-US"/>
+              </w:rPr>
+              <w:t>3</w:t>
+            </w:r>
             <w:r>
               <w:rPr>
                 <w:rFonts w:eastAsia="Times New Roman"/>
@@ -11531,15 +10212,6 @@
             <w:tcBorders>
               <w:top w:val="single" w:sz="18" w:space="0" w:color="auto"/>
             </w:tcBorders>
-            <w:tcPrChange w:id="180" w:author="Cummings, Shawn" w:date="2025-05-22T12:42:00Z" w16du:dateUtc="2025-05-22T16:42:00Z">
-              <w:tcPr>
-                <w:tcW w:w="0" w:type="auto"/>
-                <w:gridSpan w:val="2"/>
-                <w:tcBorders>
-                  <w:top w:val="single" w:sz="18" w:space="0" w:color="auto"/>
-                </w:tcBorders>
-              </w:tcPr>
-            </w:tcPrChange>
           </w:tcPr>
           <w:p>
             <w:pPr>
@@ -11762,14 +10434,7 @@
         <w:rPr>
           <w:szCs w:val="22"/>
         </w:rPr>
-        <w:t xml:space="preserve">test </w:t>
-      </w:r>
-      <w:r>
-        <w:rPr>
-          <w:szCs w:val="22"/>
-        </w:rPr>
-        <w:lastRenderedPageBreak/>
-        <w:t>(Experiments 1a-c)</w:t>
+        <w:t>test (Experiments 1a-c)</w:t>
       </w:r>
       <w:r>
         <w:rPr>
@@ -11822,7 +10487,14 @@
         <w:rPr>
           <w:szCs w:val="22"/>
         </w:rPr>
-        <w:t xml:space="preserve">models with a Bernoulli (logit) link—mixed-effects </w:t>
+        <w:t xml:space="preserve">models with a </w:t>
+      </w:r>
+      <w:r>
+        <w:rPr>
+          <w:szCs w:val="22"/>
+        </w:rPr>
+        <w:lastRenderedPageBreak/>
+        <w:t xml:space="preserve">Bernoulli (logit) link—mixed-effects </w:t>
       </w:r>
       <w:r>
         <w:rPr>
@@ -12007,7 +10679,7 @@
           <w:rStyle w:val="FootnoteReference"/>
           <w:szCs w:val="22"/>
         </w:rPr>
-        <w:footnoteReference w:id="7"/>
+        <w:footnoteReference w:id="6"/>
       </w:r>
       <w:r>
         <w:rPr>
@@ -12052,27 +10724,27 @@
         </w:rPr>
         <w:t xml:space="preserve">the three design variables </w:t>
       </w:r>
-      <w:commentRangeStart w:id="181"/>
-      <w:commentRangeStart w:id="182"/>
+      <w:commentRangeStart w:id="6"/>
+      <w:commentRangeStart w:id="7"/>
       <w:r>
         <w:rPr>
           <w:szCs w:val="22"/>
         </w:rPr>
         <w:t>pen location</w:t>
       </w:r>
-      <w:commentRangeEnd w:id="181"/>
+      <w:commentRangeEnd w:id="6"/>
       <w:r>
         <w:rPr>
           <w:rStyle w:val="CommentReference"/>
         </w:rPr>
-        <w:commentReference w:id="181"/>
-      </w:r>
-      <w:commentRangeEnd w:id="182"/>
+        <w:commentReference w:id="6"/>
+      </w:r>
+      <w:commentRangeEnd w:id="7"/>
       <w:r>
         <w:rPr>
           <w:rStyle w:val="CommentReference"/>
         </w:rPr>
-        <w:commentReference w:id="182"/>
+        <w:commentReference w:id="7"/>
       </w:r>
       <w:r>
         <w:rPr>
@@ -12319,32 +10991,32 @@
         <w:rPr>
           <w:szCs w:val="22"/>
         </w:rPr>
-        <w:t xml:space="preserve"> a Cauchy </w:t>
+        <w:t xml:space="preserve"> a Cauchy prior with location 0 and scale 2, and for random effect correlations, we use</w:t>
+      </w:r>
+      <w:r>
+        <w:rPr>
+          <w:szCs w:val="22"/>
+        </w:rPr>
+        <w:t>d</w:t>
+      </w:r>
+      <w:r>
+        <w:rPr>
+          <w:szCs w:val="22"/>
+        </w:rPr>
+        <w:t xml:space="preserve"> an uninformative LKJ-Correlation prior with its only parameter set to 1 (Lewandowski et al., 2009), </w:t>
+      </w:r>
+      <w:r>
+        <w:rPr>
+          <w:szCs w:val="22"/>
+        </w:rPr>
+        <w:t xml:space="preserve">describing a </w:t>
       </w:r>
       <w:r>
         <w:rPr>
           <w:szCs w:val="22"/>
         </w:rPr>
         <w:lastRenderedPageBreak/>
-        <w:t>prior with location 0 and scale 2, and for random effect correlations, we use</w:t>
-      </w:r>
-      <w:r>
-        <w:rPr>
-          <w:szCs w:val="22"/>
-        </w:rPr>
-        <w:t>d</w:t>
-      </w:r>
-      <w:r>
-        <w:rPr>
-          <w:szCs w:val="22"/>
-        </w:rPr>
-        <w:t xml:space="preserve"> an uninformative LKJ-Correlation prior with its only parameter set to 1 (Lewandowski et al., 2009), </w:t>
-      </w:r>
-      <w:r>
-        <w:rPr>
-          <w:szCs w:val="22"/>
-        </w:rPr>
-        <w:t xml:space="preserve">describing a uniform prior over correlation matrices. Model diagnostic indicated convergence (e.g., all </w:t>
+        <w:t xml:space="preserve">uniform prior over correlation matrices. Model diagnostic indicated convergence (e.g., all </w:t>
       </w:r>
       <m:oMath>
         <m:acc>
@@ -12781,7 +11453,7 @@
           <w:docGrid w:linePitch="360"/>
         </w:sectPr>
       </w:pPr>
-      <w:bookmarkStart w:id="183" w:name="_Ref136190394"/>
+      <w:bookmarkStart w:id="8" w:name="_Ref136190394"/>
       <w:r>
         <w:rPr>
           <w:szCs w:val="22"/>
@@ -12826,7 +11498,7 @@
         </w:rPr>
         <w:fldChar w:fldCharType="end"/>
       </w:r>
-      <w:bookmarkEnd w:id="183"/>
+      <w:bookmarkEnd w:id="8"/>
       <w:r>
         <w:rPr>
           <w:szCs w:val="22"/>
@@ -12926,7 +11598,7 @@
       <w:pPr>
         <w:pStyle w:val="Caption"/>
       </w:pPr>
-      <w:bookmarkStart w:id="184" w:name="_Ref136190384"/>
+      <w:bookmarkStart w:id="9" w:name="_Ref136190384"/>
       <w:r>
         <w:rPr>
           <w:szCs w:val="22"/>
@@ -12966,7 +11638,7 @@
         </w:rPr>
         <w:fldChar w:fldCharType="end"/>
       </w:r>
-      <w:bookmarkEnd w:id="184"/>
+      <w:bookmarkEnd w:id="9"/>
       <w:r>
         <w:rPr>
           <w:szCs w:val="22"/>
@@ -17014,7 +15686,21 @@
         <w:rPr>
           <w:szCs w:val="22"/>
         </w:rPr>
-        <w:t xml:space="preserve">while not of particular relevance to our goals, </w:t>
+        <w:t xml:space="preserve">while not of </w:t>
+      </w:r>
+      <w:proofErr w:type="gramStart"/>
+      <w:r>
+        <w:rPr>
+          <w:szCs w:val="22"/>
+        </w:rPr>
+        <w:t>particular relevance</w:t>
+      </w:r>
+      <w:proofErr w:type="gramEnd"/>
+      <w:r>
+        <w:rPr>
+          <w:szCs w:val="22"/>
+        </w:rPr>
+        <w:t xml:space="preserve"> to our goals, </w:t>
       </w:r>
       <w:r>
         <w:rPr>
@@ -17299,7 +15985,14 @@
         <w:rPr>
           <w:szCs w:val="22"/>
         </w:rPr>
-        <w:t xml:space="preserve"> when the talker in the video had </w:t>
+        <w:t xml:space="preserve"> when the talker in the video </w:t>
+      </w:r>
+      <w:proofErr w:type="gramStart"/>
+      <w:r>
+        <w:rPr>
+          <w:szCs w:val="22"/>
+        </w:rPr>
+        <w:t xml:space="preserve">had </w:t>
       </w:r>
       <w:r>
         <w:rPr>
@@ -17318,7 +16011,14 @@
         <w:rPr>
           <w:szCs w:val="22"/>
         </w:rPr>
-        <w:t>in the mouth, compared to when the talker held the pen in the hand</w:t>
+        <w:t>in the mouth</w:t>
+      </w:r>
+      <w:proofErr w:type="gramEnd"/>
+      <w:r>
+        <w:rPr>
+          <w:szCs w:val="22"/>
+        </w:rPr>
+        <w:t>, compared to when the talker held the pen in the hand</w:t>
       </w:r>
       <w:r>
         <w:rPr>
@@ -17505,7 +16205,21 @@
         <w:rPr>
           <w:szCs w:val="22"/>
         </w:rPr>
-        <w:t>(similar to the effects of a bite</w:t>
+        <w:t>(</w:t>
+      </w:r>
+      <w:proofErr w:type="gramStart"/>
+      <w:r>
+        <w:rPr>
+          <w:szCs w:val="22"/>
+        </w:rPr>
+        <w:t>similar to</w:t>
+      </w:r>
+      <w:proofErr w:type="gramEnd"/>
+      <w:r>
+        <w:rPr>
+          <w:szCs w:val="22"/>
+        </w:rPr>
+        <w:t xml:space="preserve"> the effects of a bite</w:t>
       </w:r>
       <w:r>
         <w:rPr>
@@ -17845,28 +16559,6 @@
     </w:p>
     <w:p>
       <w:pPr>
-        <w:widowControl/>
-        <w:autoSpaceDE/>
-        <w:autoSpaceDN/>
-        <w:adjustRightInd/>
-        <w:spacing w:line="240" w:lineRule="auto"/>
-        <w:ind w:firstLine="0"/>
-        <w:jc w:val="left"/>
-        <w:rPr>
-          <w:szCs w:val="22"/>
-          <w:highlight w:val="yellow"/>
-        </w:rPr>
-      </w:pPr>
-      <w:r>
-        <w:rPr>
-          <w:szCs w:val="22"/>
-          <w:highlight w:val="yellow"/>
-        </w:rPr>
-        <w:br w:type="page"/>
-      </w:r>
-    </w:p>
-    <w:p>
-      <w:pPr>
         <w:pStyle w:val="Heading1"/>
         <w:rPr>
           <w:sz w:val="22"/>
@@ -17878,7 +16570,6 @@
           <w:sz w:val="22"/>
           <w:szCs w:val="22"/>
         </w:rPr>
-        <w:lastRenderedPageBreak/>
         <w:t>Experiment</w:t>
       </w:r>
       <w:r>
@@ -18202,7 +16893,7 @@
           <w:szCs w:val="22"/>
         </w:rPr>
       </w:pPr>
-      <w:bookmarkStart w:id="185" w:name="_Ref136084921"/>
+      <w:bookmarkStart w:id="10" w:name="_Ref136084921"/>
       <w:r>
         <w:rPr>
           <w:szCs w:val="22"/>
@@ -18241,7 +16932,7 @@
         </w:rPr>
         <w:fldChar w:fldCharType="end"/>
       </w:r>
-      <w:bookmarkEnd w:id="185"/>
+      <w:bookmarkEnd w:id="10"/>
       <w:r>
         <w:rPr>
           <w:szCs w:val="22"/>
@@ -18380,6 +17071,7 @@
         <w:rPr>
           <w:szCs w:val="22"/>
         </w:rPr>
+        <w:lastRenderedPageBreak/>
         <w:t>Experiment 2</w:t>
       </w:r>
       <w:r>
@@ -18394,7 +17086,6 @@
           <w:iCs/>
           <w:szCs w:val="22"/>
         </w:rPr>
-        <w:lastRenderedPageBreak/>
         <w:t>articulatory consequences</w:t>
       </w:r>
       <w:r>
@@ -18611,7 +17302,14 @@
         <w:rPr>
           <w:szCs w:val="22"/>
         </w:rPr>
-        <w:t>caused by the pen in the mouth, rather than the presence of the pen itself</w:t>
+        <w:t xml:space="preserve">caused by the pen </w:t>
+      </w:r>
+      <w:r>
+        <w:rPr>
+          <w:szCs w:val="22"/>
+        </w:rPr>
+        <w:lastRenderedPageBreak/>
+        <w:t>in the mouth, rather than the presence of the pen itself</w:t>
       </w:r>
       <w:r>
         <w:rPr>
@@ -18622,28 +17320,6 @@
     </w:p>
     <w:p>
       <w:pPr>
-        <w:widowControl/>
-        <w:autoSpaceDE/>
-        <w:autoSpaceDN/>
-        <w:adjustRightInd/>
-        <w:spacing w:line="240" w:lineRule="auto"/>
-        <w:ind w:firstLine="0"/>
-        <w:jc w:val="left"/>
-        <w:rPr>
-          <w:b/>
-          <w:bCs/>
-          <w:szCs w:val="22"/>
-        </w:rPr>
-      </w:pPr>
-      <w:r>
-        <w:rPr>
-          <w:szCs w:val="22"/>
-        </w:rPr>
-        <w:br w:type="page"/>
-      </w:r>
-    </w:p>
-    <w:p>
-      <w:pPr>
         <w:pStyle w:val="Heading2"/>
         <w:rPr>
           <w:szCs w:val="22"/>
@@ -18653,7 +17329,6 @@
         <w:rPr>
           <w:szCs w:val="22"/>
         </w:rPr>
-        <w:lastRenderedPageBreak/>
         <w:t>Methods</w:t>
       </w:r>
     </w:p>
@@ -19040,31 +17715,8 @@
           <w:szCs w:val="22"/>
           <w:lang w:val="en-GB"/>
         </w:rPr>
-        <w:t>with a black box occluding the speaker's mouth” was added to instructions where relevant.</w:t>
-      </w:r>
-      <w:r>
-        <w:rPr>
-          <w:szCs w:val="22"/>
-          <w:lang w:val="en-GB"/>
-        </w:rPr>
-        <w:t xml:space="preserve"> </w:t>
-      </w:r>
-    </w:p>
-    <w:p>
-      <w:pPr>
-        <w:widowControl/>
-        <w:autoSpaceDE/>
-        <w:autoSpaceDN/>
-        <w:adjustRightInd/>
-        <w:ind w:firstLine="0"/>
-        <w:jc w:val="left"/>
-        <w:rPr>
-          <w:i/>
-          <w:iCs/>
-          <w:color w:val="000000" w:themeColor="text1"/>
-          <w:szCs w:val="18"/>
-        </w:rPr>
-      </w:pPr>
+        <w:t>with a black box occluding the speaker's mouth” was added to instructions where relevant</w:t>
+      </w:r>
       <w:r>
         <w:rPr>
           <w:b/>
@@ -19073,194 +17725,11 @@
           <w:iCs/>
           <w:szCs w:val="22"/>
         </w:rPr>
-        <w:t xml:space="preserve">Exclusions. </w:t>
-      </w:r>
-      <w:r>
-        <w:rPr>
-          <w:szCs w:val="22"/>
-        </w:rPr>
-        <w:t>We</w:t>
-      </w:r>
-      <w:r>
-        <w:rPr>
-          <w:szCs w:val="22"/>
-        </w:rPr>
-        <w:t xml:space="preserve"> </w:t>
-      </w:r>
-      <w:r>
-        <w:rPr>
-          <w:szCs w:val="22"/>
-        </w:rPr>
-        <w:t>applied the same exclusion criteria as in Experiments 1a-c</w:t>
-      </w:r>
-      <w:r>
-        <w:rPr>
-          <w:szCs w:val="22"/>
-        </w:rPr>
-        <w:t xml:space="preserve">, removing four participants (6.2%; see </w:t>
-      </w:r>
-      <w:r>
-        <w:rPr>
-          <w:szCs w:val="22"/>
-        </w:rPr>
-        <w:fldChar w:fldCharType="begin"/>
-      </w:r>
-      <w:r>
-        <w:rPr>
-          <w:szCs w:val="22"/>
-        </w:rPr>
-        <w:instrText xml:space="preserve"> REF _Ref136088042 \h </w:instrText>
-      </w:r>
-      <w:r>
-        <w:rPr>
-          <w:szCs w:val="22"/>
-        </w:rPr>
-        <w:instrText xml:space="preserve"> \* MERGEFORMAT </w:instrText>
-      </w:r>
-      <w:r>
-        <w:rPr>
-          <w:szCs w:val="22"/>
-        </w:rPr>
-      </w:r>
-      <w:r>
-        <w:rPr>
-          <w:szCs w:val="22"/>
-        </w:rPr>
-        <w:fldChar w:fldCharType="separate"/>
-      </w:r>
-      <w:r>
-        <w:t xml:space="preserve">Table </w:t>
-      </w:r>
-      <w:r>
-        <w:rPr>
-          <w:noProof/>
-        </w:rPr>
-        <w:t>1</w:t>
-      </w:r>
-      <w:r>
-        <w:rPr>
-          <w:szCs w:val="22"/>
-        </w:rPr>
-        <w:fldChar w:fldCharType="end"/>
-      </w:r>
-      <w:r>
-        <w:rPr>
-          <w:szCs w:val="22"/>
-        </w:rPr>
-        <w:t>)</w:t>
-      </w:r>
-      <w:r>
-        <w:rPr>
-          <w:szCs w:val="22"/>
-        </w:rPr>
         <w:t>.</w:t>
-      </w:r>
-      <w:r>
-        <w:rPr>
-          <w:szCs w:val="22"/>
-        </w:rPr>
-        <w:t xml:space="preserve"> </w:t>
-      </w:r>
-      <w:r>
-        <w:rPr>
-          <w:szCs w:val="22"/>
-        </w:rPr>
-        <w:t xml:space="preserve">After participant exclusions, </w:t>
-      </w:r>
-      <w:r>
-        <w:rPr>
-          <w:szCs w:val="22"/>
-        </w:rPr>
-        <w:t>1</w:t>
-      </w:r>
-      <w:r>
-        <w:rPr>
-          <w:szCs w:val="22"/>
-        </w:rPr>
-        <w:t>0</w:t>
-      </w:r>
-      <w:r>
-        <w:rPr>
-          <w:szCs w:val="22"/>
-        </w:rPr>
-        <w:t xml:space="preserve"> </w:t>
-      </w:r>
-      <w:r>
-        <w:rPr>
-          <w:szCs w:val="22"/>
-        </w:rPr>
-        <w:t xml:space="preserve">trials </w:t>
-      </w:r>
-      <w:r>
-        <w:rPr>
-          <w:szCs w:val="22"/>
-        </w:rPr>
-        <w:t>(</w:t>
-      </w:r>
-      <w:r>
-        <w:rPr>
-          <w:szCs w:val="22"/>
-        </w:rPr>
-        <w:t>0.</w:t>
-      </w:r>
-      <w:r>
-        <w:rPr>
-          <w:szCs w:val="22"/>
-        </w:rPr>
-        <w:t>2</w:t>
-      </w:r>
-      <w:r>
-        <w:rPr>
-          <w:szCs w:val="22"/>
-        </w:rPr>
-        <w:t xml:space="preserve">%) were missing observations due to (incorrect) catch trial responses, leaving for analysis </w:t>
-      </w:r>
-      <w:r>
-        <w:rPr>
-          <w:szCs w:val="22"/>
-        </w:rPr>
-        <w:t>4069</w:t>
-      </w:r>
-      <w:r>
-        <w:rPr>
-          <w:szCs w:val="22"/>
-        </w:rPr>
-        <w:t xml:space="preserve"> </w:t>
-      </w:r>
-      <w:r>
-        <w:rPr>
-          <w:szCs w:val="22"/>
-        </w:rPr>
-        <w:t xml:space="preserve">observations from </w:t>
-      </w:r>
-      <w:r>
-        <w:rPr>
-          <w:szCs w:val="22"/>
-        </w:rPr>
-        <w:t>58</w:t>
-      </w:r>
-      <w:r>
-        <w:rPr>
-          <w:szCs w:val="22"/>
-        </w:rPr>
-        <w:t xml:space="preserve"> </w:t>
-      </w:r>
-      <w:r>
-        <w:rPr>
-          <w:szCs w:val="22"/>
-        </w:rPr>
-        <w:t>participants.</w:t>
       </w:r>
     </w:p>
     <w:p>
       <w:pPr>
-        <w:widowControl/>
-        <w:autoSpaceDE/>
-        <w:autoSpaceDN/>
-        <w:adjustRightInd/>
-        <w:spacing w:line="240" w:lineRule="auto"/>
-        <w:ind w:firstLine="0"/>
-        <w:jc w:val="left"/>
         <w:rPr>
           <w:b/>
           <w:bCs/>
@@ -19269,9 +17738,212 @@
       </w:pPr>
       <w:r>
         <w:rPr>
-          <w:szCs w:val="22"/>
-        </w:rPr>
-        <w:br w:type="page"/>
+          <w:b/>
+          <w:bCs/>
+          <w:i/>
+          <w:iCs/>
+          <w:szCs w:val="22"/>
+        </w:rPr>
+        <w:t xml:space="preserve">Exclusions. </w:t>
+      </w:r>
+      <w:r>
+        <w:rPr>
+          <w:szCs w:val="22"/>
+        </w:rPr>
+        <w:t>We</w:t>
+      </w:r>
+      <w:r>
+        <w:rPr>
+          <w:szCs w:val="22"/>
+        </w:rPr>
+        <w:t xml:space="preserve"> </w:t>
+      </w:r>
+      <w:r>
+        <w:rPr>
+          <w:szCs w:val="22"/>
+        </w:rPr>
+        <w:t>applied the same exclusion criteria as in Experiments 1a-c</w:t>
+      </w:r>
+      <w:r>
+        <w:rPr>
+          <w:szCs w:val="22"/>
+        </w:rPr>
+        <w:t xml:space="preserve">, removing four participants (6.2%; see </w:t>
+      </w:r>
+      <w:r>
+        <w:rPr>
+          <w:szCs w:val="22"/>
+        </w:rPr>
+        <w:fldChar w:fldCharType="begin"/>
+      </w:r>
+      <w:r>
+        <w:rPr>
+          <w:szCs w:val="22"/>
+        </w:rPr>
+        <w:instrText xml:space="preserve"> REF _Ref136088042 \h </w:instrText>
+      </w:r>
+      <w:r>
+        <w:rPr>
+          <w:szCs w:val="22"/>
+        </w:rPr>
+        <w:instrText xml:space="preserve"> \* MERGEFORMAT </w:instrText>
+      </w:r>
+      <w:r>
+        <w:rPr>
+          <w:szCs w:val="22"/>
+        </w:rPr>
+      </w:r>
+      <w:r>
+        <w:rPr>
+          <w:szCs w:val="22"/>
+        </w:rPr>
+        <w:fldChar w:fldCharType="separate"/>
+      </w:r>
+      <w:r>
+        <w:t xml:space="preserve">Table </w:t>
+      </w:r>
+      <w:r>
+        <w:rPr>
+          <w:noProof/>
+        </w:rPr>
+        <w:t>1</w:t>
+      </w:r>
+      <w:r>
+        <w:rPr>
+          <w:szCs w:val="22"/>
+        </w:rPr>
+        <w:fldChar w:fldCharType="end"/>
+      </w:r>
+      <w:r>
+        <w:rPr>
+          <w:szCs w:val="22"/>
+        </w:rPr>
+        <w:t>)</w:t>
+      </w:r>
+      <w:r>
+        <w:rPr>
+          <w:szCs w:val="22"/>
+        </w:rPr>
+        <w:t>.</w:t>
+      </w:r>
+      <w:r>
+        <w:rPr>
+          <w:szCs w:val="22"/>
+        </w:rPr>
+        <w:t xml:space="preserve"> </w:t>
+      </w:r>
+      <w:r>
+        <w:rPr>
+          <w:szCs w:val="22"/>
+        </w:rPr>
+        <w:t>After participant exclusions</w:t>
+      </w:r>
+      <w:commentRangeStart w:id="11"/>
+      <w:r>
+        <w:rPr>
+          <w:szCs w:val="22"/>
+        </w:rPr>
+        <w:t xml:space="preserve">, </w:t>
+      </w:r>
+      <w:r>
+        <w:rPr>
+          <w:szCs w:val="22"/>
+        </w:rPr>
+        <w:t>1</w:t>
+      </w:r>
+      <w:r>
+        <w:rPr>
+          <w:szCs w:val="22"/>
+        </w:rPr>
+        <w:t>0</w:t>
+      </w:r>
+      <w:r>
+        <w:rPr>
+          <w:szCs w:val="22"/>
+        </w:rPr>
+        <w:t xml:space="preserve"> </w:t>
+      </w:r>
+      <w:r>
+        <w:rPr>
+          <w:szCs w:val="22"/>
+        </w:rPr>
+        <w:t xml:space="preserve">trials </w:t>
+      </w:r>
+      <w:r>
+        <w:rPr>
+          <w:szCs w:val="22"/>
+        </w:rPr>
+        <w:t>(</w:t>
+      </w:r>
+      <w:r>
+        <w:rPr>
+          <w:szCs w:val="22"/>
+        </w:rPr>
+        <w:t>0.</w:t>
+      </w:r>
+      <w:r>
+        <w:rPr>
+          <w:szCs w:val="22"/>
+        </w:rPr>
+        <w:t>2</w:t>
+      </w:r>
+      <w:r>
+        <w:rPr>
+          <w:szCs w:val="22"/>
+        </w:rPr>
+        <w:t xml:space="preserve">%) were missing observations due to (incorrect) catch trial responses, leaving for analysis </w:t>
+      </w:r>
+      <w:r>
+        <w:rPr>
+          <w:szCs w:val="22"/>
+        </w:rPr>
+        <w:t>4069</w:t>
+      </w:r>
+      <w:r>
+        <w:rPr>
+          <w:szCs w:val="22"/>
+        </w:rPr>
+        <w:t xml:space="preserve"> </w:t>
+      </w:r>
+      <w:r>
+        <w:rPr>
+          <w:szCs w:val="22"/>
+        </w:rPr>
+        <w:t xml:space="preserve">observations from </w:t>
+      </w:r>
+      <w:r>
+        <w:rPr>
+          <w:szCs w:val="22"/>
+        </w:rPr>
+        <w:t>58</w:t>
+      </w:r>
+      <w:r>
+        <w:rPr>
+          <w:szCs w:val="22"/>
+        </w:rPr>
+        <w:t xml:space="preserve"> </w:t>
+      </w:r>
+      <w:r>
+        <w:rPr>
+          <w:szCs w:val="22"/>
+        </w:rPr>
+        <w:t>participants</w:t>
+      </w:r>
+      <w:commentRangeEnd w:id="11"/>
+      <w:r>
+        <w:rPr>
+          <w:rStyle w:val="CommentReference"/>
+        </w:rPr>
+        <w:commentReference w:id="11"/>
+      </w:r>
+      <w:r>
+        <w:rPr>
+          <w:szCs w:val="22"/>
+        </w:rPr>
+        <w:t>.</w:t>
+      </w:r>
+      <w:r>
+        <w:t xml:space="preserve"> </w:t>
       </w:r>
     </w:p>
     <w:p>
@@ -19764,7 +18436,7 @@
           <w:szCs w:val="22"/>
         </w:rPr>
       </w:pPr>
-      <w:bookmarkStart w:id="186" w:name="_Ref136190811"/>
+      <w:bookmarkStart w:id="12" w:name="_Ref136190811"/>
       <w:r>
         <w:rPr>
           <w:szCs w:val="22"/>
@@ -19803,7 +18475,7 @@
         </w:rPr>
         <w:fldChar w:fldCharType="end"/>
       </w:r>
-      <w:bookmarkEnd w:id="186"/>
+      <w:bookmarkEnd w:id="12"/>
       <w:r>
         <w:rPr>
           <w:szCs w:val="22"/>
@@ -19910,7 +18582,7 @@
       <w:pPr>
         <w:pStyle w:val="Caption"/>
       </w:pPr>
-      <w:bookmarkStart w:id="187" w:name="_Ref136190818"/>
+      <w:bookmarkStart w:id="13" w:name="_Ref136190818"/>
       <w:r>
         <w:rPr>
           <w:szCs w:val="22"/>
@@ -19950,7 +18622,7 @@
         </w:rPr>
         <w:fldChar w:fldCharType="end"/>
       </w:r>
-      <w:bookmarkEnd w:id="187"/>
+      <w:bookmarkEnd w:id="13"/>
       <w:r>
         <w:rPr>
           <w:szCs w:val="22"/>
@@ -21932,7 +20604,14 @@
         <w:rPr>
           <w:szCs w:val="22"/>
         </w:rPr>
-        <w:t xml:space="preserve"> paid attention to the stimul</w:t>
+        <w:t xml:space="preserve"> paid attention to the </w:t>
+      </w:r>
+      <w:proofErr w:type="gramStart"/>
+      <w:r>
+        <w:rPr>
+          <w:szCs w:val="22"/>
+        </w:rPr>
+        <w:t>stimul</w:t>
       </w:r>
       <w:r>
         <w:rPr>
@@ -21944,7 +20623,14 @@
         <w:rPr>
           <w:szCs w:val="22"/>
         </w:rPr>
-        <w:t>, and yet failed to exhibit any effects of pen location</w:t>
+        <w:t>, and</w:t>
+      </w:r>
+      <w:proofErr w:type="gramEnd"/>
+      <w:r>
+        <w:rPr>
+          <w:szCs w:val="22"/>
+        </w:rPr>
+        <w:t xml:space="preserve"> yet failed to exhibit any effects of pen location</w:t>
       </w:r>
       <w:r>
         <w:rPr>
@@ -21998,7 +20684,21 @@
         <w:rPr>
           <w:szCs w:val="22"/>
         </w:rPr>
-        <w:t xml:space="preserve">. This experiment was identical to Experiment 2, except that participants had to </w:t>
+        <w:t xml:space="preserve">. This experiment was identical to Experiment 2, except </w:t>
+      </w:r>
+      <w:proofErr w:type="gramStart"/>
+      <w:r>
+        <w:rPr>
+          <w:szCs w:val="22"/>
+        </w:rPr>
+        <w:t>that participants</w:t>
+      </w:r>
+      <w:proofErr w:type="gramEnd"/>
+      <w:r>
+        <w:rPr>
+          <w:szCs w:val="22"/>
+        </w:rPr>
+        <w:t xml:space="preserve"> had to </w:t>
       </w:r>
       <w:r>
         <w:rPr>
@@ -22144,7 +20844,7 @@
           <w:rStyle w:val="FootnoteReference"/>
           <w:szCs w:val="22"/>
         </w:rPr>
-        <w:footnoteReference w:id="8"/>
+        <w:footnoteReference w:id="7"/>
       </w:r>
       <w:r>
         <w:rPr>
@@ -22626,7 +21326,15 @@
         <w:t>Indeed, t</w:t>
       </w:r>
       <w:r>
-        <w:t xml:space="preserve">he only striking similarity between the pen-in-the-mouth and visual occlusion was that both reduced the effect of visual bias (see SI for details, and also </w:t>
+        <w:t xml:space="preserve">he only striking similarity between the pen-in-the-mouth and visual occlusion was that both reduced the effect of visual bias (see SI for details, </w:t>
+      </w:r>
+      <w:proofErr w:type="gramStart"/>
+      <w:r>
+        <w:t>and also</w:t>
+      </w:r>
+      <w:proofErr w:type="gramEnd"/>
+      <w:r>
+        <w:t xml:space="preserve"> </w:t>
       </w:r>
       <w:r>
         <w:fldChar w:fldCharType="begin"/>
@@ -22672,7 +21380,7 @@
     <w:p>
       <w:pPr>
         <w:rPr>
-          <w:ins w:id="188" w:author="Cummings, Shawn" w:date="2025-05-22T12:14:00Z" w16du:dateUtc="2025-05-22T16:14:00Z"/>
+          <w:ins w:id="14" w:author="Cummings, Shawn" w:date="2025-05-22T12:14:00Z" w16du:dateUtc="2025-05-22T16:14:00Z"/>
           <w:szCs w:val="22"/>
         </w:rPr>
       </w:pPr>
@@ -22757,21 +21465,15 @@
         </w:rPr>
         <w:t xml:space="preserve">the state of the articulators. </w:t>
       </w:r>
-      <w:ins w:id="189" w:author="Cummings, Shawn" w:date="2025-05-22T12:13:00Z" w16du:dateUtc="2025-05-22T16:13:00Z">
+      <w:ins w:id="15" w:author="Cummings, Shawn" w:date="2025-05-22T12:13:00Z" w16du:dateUtc="2025-05-22T16:13:00Z">
         <w:r>
           <w:rPr>
             <w:szCs w:val="22"/>
           </w:rPr>
-          <w:t>Of note, t</w:t>
-        </w:r>
-        <w:r>
-          <w:rPr>
-            <w:szCs w:val="22"/>
-          </w:rPr>
-          <w:t>he proportion of participants who mentioned the pen in the free-response post-experiment survey was lower in experiment 2 (29.7%) compared to 1a-c (36.7%</w:t>
+          <w:t>Of note, the proportion of participants who mentioned the pen in the free-response post-experiment survey was lower in experiment 2 (29.7%) compared to 1a-c (36.7%</w:t>
         </w:r>
       </w:ins>
-      <w:ins w:id="190" w:author="Cummings, Shawn" w:date="2025-05-22T12:19:00Z" w16du:dateUtc="2025-05-22T16:19:00Z">
+      <w:ins w:id="16" w:author="Cummings, Shawn" w:date="2025-05-22T12:19:00Z" w16du:dateUtc="2025-05-22T16:19:00Z">
         <w:r>
           <w:rPr>
             <w:szCs w:val="22"/>
@@ -22779,7 +21481,7 @@
           <w:t>; see SI for further details</w:t>
         </w:r>
       </w:ins>
-      <w:ins w:id="191" w:author="Cummings, Shawn" w:date="2025-05-22T12:13:00Z" w16du:dateUtc="2025-05-22T16:13:00Z">
+      <w:ins w:id="17" w:author="Cummings, Shawn" w:date="2025-05-22T12:13:00Z" w16du:dateUtc="2025-05-22T16:13:00Z">
         <w:r>
           <w:rPr>
             <w:szCs w:val="22"/>
@@ -22787,7 +21489,7 @@
           <w:t>). This is by no means a comprehensive check of attention to the pen or its position</w:t>
         </w:r>
       </w:ins>
-      <w:ins w:id="192" w:author="Cummings, Shawn" w:date="2025-05-22T12:16:00Z" w16du:dateUtc="2025-05-22T16:16:00Z">
+      <w:ins w:id="18" w:author="Cummings, Shawn" w:date="2025-05-22T12:16:00Z" w16du:dateUtc="2025-05-22T16:16:00Z">
         <w:r>
           <w:rPr>
             <w:szCs w:val="22"/>
@@ -22795,7 +21497,7 @@
           <w:t>. F</w:t>
         </w:r>
       </w:ins>
-      <w:ins w:id="193" w:author="Cummings, Shawn" w:date="2025-05-22T12:15:00Z" w16du:dateUtc="2025-05-22T16:15:00Z">
+      <w:ins w:id="19" w:author="Cummings, Shawn" w:date="2025-05-22T12:15:00Z" w16du:dateUtc="2025-05-22T16:15:00Z">
         <w:r>
           <w:rPr>
             <w:szCs w:val="22"/>
@@ -22803,7 +21505,7 @@
           <w:t>or example,</w:t>
         </w:r>
       </w:ins>
-      <w:ins w:id="194" w:author="Cummings, Shawn" w:date="2025-05-22T12:16:00Z" w16du:dateUtc="2025-05-22T16:16:00Z">
+      <w:ins w:id="20" w:author="Cummings, Shawn" w:date="2025-05-22T12:16:00Z" w16du:dateUtc="2025-05-22T16:16:00Z">
         <w:r>
           <w:rPr>
             <w:szCs w:val="22"/>
@@ -22811,7 +21513,7 @@
           <w:t xml:space="preserve"> this trend could emerge if </w:t>
         </w:r>
       </w:ins>
-      <w:ins w:id="195" w:author="Cummings, Shawn" w:date="2025-05-22T12:13:00Z" w16du:dateUtc="2025-05-22T16:13:00Z">
+      <w:ins w:id="21" w:author="Cummings, Shawn" w:date="2025-05-22T12:13:00Z" w16du:dateUtc="2025-05-22T16:13:00Z">
         <w:r>
           <w:rPr>
             <w:szCs w:val="22"/>
@@ -22823,7 +21525,7 @@
             <w:i/>
             <w:iCs/>
             <w:szCs w:val="22"/>
-            <w:rPrChange w:id="196" w:author="Cummings, Shawn" w:date="2025-05-22T12:15:00Z" w16du:dateUtc="2025-05-22T16:15:00Z">
+            <w:rPrChange w:id="22" w:author="Cummings, Shawn" w:date="2025-05-22T12:15:00Z" w16du:dateUtc="2025-05-22T16:15:00Z">
               <w:rPr>
                 <w:szCs w:val="22"/>
               </w:rPr>
@@ -22838,7 +21540,7 @@
           <w:t xml:space="preserve"> notice the pen</w:t>
         </w:r>
       </w:ins>
-      <w:ins w:id="197" w:author="Cummings, Shawn" w:date="2025-05-22T12:17:00Z" w16du:dateUtc="2025-05-22T16:17:00Z">
+      <w:ins w:id="23" w:author="Cummings, Shawn" w:date="2025-05-22T12:17:00Z" w16du:dateUtc="2025-05-22T16:17:00Z">
         <w:r>
           <w:rPr>
             <w:szCs w:val="22"/>
@@ -22846,7 +21548,7 @@
           <w:t>,</w:t>
         </w:r>
       </w:ins>
-      <w:ins w:id="198" w:author="Cummings, Shawn" w:date="2025-05-22T12:13:00Z" w16du:dateUtc="2025-05-22T16:13:00Z">
+      <w:ins w:id="24" w:author="Cummings, Shawn" w:date="2025-05-22T12:13:00Z" w16du:dateUtc="2025-05-22T16:13:00Z">
         <w:r>
           <w:rPr>
             <w:szCs w:val="22"/>
@@ -22854,7 +21556,7 @@
           <w:t xml:space="preserve"> but </w:t>
         </w:r>
       </w:ins>
-      <w:ins w:id="199" w:author="Cummings, Shawn" w:date="2025-05-22T12:17:00Z" w16du:dateUtc="2025-05-22T16:17:00Z">
+      <w:ins w:id="25" w:author="Cummings, Shawn" w:date="2025-05-22T12:17:00Z" w16du:dateUtc="2025-05-22T16:17:00Z">
         <w:r>
           <w:rPr>
             <w:szCs w:val="22"/>
@@ -22862,7 +21564,7 @@
           <w:t>became</w:t>
         </w:r>
       </w:ins>
-      <w:ins w:id="200" w:author="Cummings, Shawn" w:date="2025-05-22T12:16:00Z" w16du:dateUtc="2025-05-22T16:16:00Z">
+      <w:ins w:id="26" w:author="Cummings, Shawn" w:date="2025-05-22T12:16:00Z" w16du:dateUtc="2025-05-22T16:16:00Z">
         <w:r>
           <w:rPr>
             <w:szCs w:val="22"/>
@@ -22870,7 +21572,7 @@
           <w:t xml:space="preserve"> less likely to mention it under the “</w:t>
         </w:r>
       </w:ins>
-      <w:ins w:id="201" w:author="Cummings, Shawn" w:date="2025-05-22T12:16:00Z">
+      <w:ins w:id="27" w:author="Cummings, Shawn" w:date="2025-05-22T12:16:00Z">
         <w:r>
           <w:rPr>
             <w:szCs w:val="22"/>
@@ -22878,7 +21580,7 @@
           <w:t>Did you notice anything odd about the person in the video?</w:t>
         </w:r>
       </w:ins>
-      <w:ins w:id="202" w:author="Cummings, Shawn" w:date="2025-05-22T12:16:00Z" w16du:dateUtc="2025-05-22T16:16:00Z">
+      <w:ins w:id="28" w:author="Cummings, Shawn" w:date="2025-05-22T12:16:00Z" w16du:dateUtc="2025-05-22T16:16:00Z">
         <w:r>
           <w:rPr>
             <w:szCs w:val="22"/>
@@ -22886,7 +21588,7 @@
           <w:t>” prompt</w:t>
         </w:r>
       </w:ins>
-      <w:ins w:id="203" w:author="Cummings, Shawn" w:date="2025-05-22T12:17:00Z" w16du:dateUtc="2025-05-22T16:17:00Z">
+      <w:ins w:id="29" w:author="Cummings, Shawn" w:date="2025-05-22T12:17:00Z" w16du:dateUtc="2025-05-22T16:17:00Z">
         <w:r>
           <w:rPr>
             <w:szCs w:val="22"/>
@@ -22894,7 +21596,7 @@
           <w:t xml:space="preserve"> when other visually salient objects (the black box) were also apparent</w:t>
         </w:r>
       </w:ins>
-      <w:ins w:id="204" w:author="Cummings, Shawn" w:date="2025-05-22T12:16:00Z" w16du:dateUtc="2025-05-22T16:16:00Z">
+      <w:ins w:id="30" w:author="Cummings, Shawn" w:date="2025-05-22T12:16:00Z" w16du:dateUtc="2025-05-22T16:16:00Z">
         <w:r>
           <w:rPr>
             <w:szCs w:val="22"/>
@@ -22902,7 +21604,7 @@
           <w:t>. However,</w:t>
         </w:r>
       </w:ins>
-      <w:ins w:id="205" w:author="Cummings, Shawn" w:date="2025-05-22T12:17:00Z" w16du:dateUtc="2025-05-22T16:17:00Z">
+      <w:ins w:id="31" w:author="Cummings, Shawn" w:date="2025-05-22T12:17:00Z" w16du:dateUtc="2025-05-22T16:17:00Z">
         <w:r>
           <w:rPr>
             <w:szCs w:val="22"/>
@@ -22917,7 +21619,7 @@
           <w:t xml:space="preserve">it is also possible the occluder created </w:t>
         </w:r>
       </w:ins>
-      <w:ins w:id="206" w:author="Cummings, Shawn" w:date="2025-05-22T12:18:00Z" w16du:dateUtc="2025-05-22T16:18:00Z">
+      <w:ins w:id="32" w:author="Cummings, Shawn" w:date="2025-05-22T12:18:00Z" w16du:dateUtc="2025-05-22T16:18:00Z">
         <w:r>
           <w:rPr>
             <w:szCs w:val="22"/>
@@ -22925,7 +21627,7 @@
           <w:t>distraction during the task.</w:t>
         </w:r>
       </w:ins>
-      <w:ins w:id="207" w:author="Cummings, Shawn" w:date="2025-05-22T12:16:00Z" w16du:dateUtc="2025-05-22T16:16:00Z">
+      <w:ins w:id="33" w:author="Cummings, Shawn" w:date="2025-05-22T12:16:00Z" w16du:dateUtc="2025-05-22T16:16:00Z">
         <w:r>
           <w:rPr>
             <w:szCs w:val="22"/>
@@ -22998,13 +21700,27 @@
         <w:rPr>
           <w:szCs w:val="22"/>
         </w:rPr>
-        <w:t>While we cannot conclusively rule out this possibility, we consider it unlikely for a</w:t>
-      </w:r>
-      <w:r>
-        <w:rPr>
-          <w:szCs w:val="22"/>
-        </w:rPr>
-        <w:t xml:space="preserve"> number of </w:t>
+        <w:t xml:space="preserve">While we cannot conclusively rule out this possibility, we consider it unlikely for </w:t>
+      </w:r>
+      <w:proofErr w:type="gramStart"/>
+      <w:r>
+        <w:rPr>
+          <w:szCs w:val="22"/>
+        </w:rPr>
+        <w:t>a</w:t>
+      </w:r>
+      <w:r>
+        <w:rPr>
+          <w:szCs w:val="22"/>
+        </w:rPr>
+        <w:t xml:space="preserve"> number of</w:t>
+      </w:r>
+      <w:proofErr w:type="gramEnd"/>
+      <w:r>
+        <w:rPr>
+          <w:szCs w:val="22"/>
+        </w:rPr>
+        <w:t xml:space="preserve"> </w:t>
       </w:r>
       <w:r>
         <w:rPr>
@@ -23588,7 +22304,21 @@
         <w:rPr>
           <w:szCs w:val="22"/>
         </w:rPr>
-        <w:t xml:space="preserve"> a talker’s lips exhibit a certain shape, as long as (1) they do, and (2) plausibly do so for </w:t>
+        <w:t xml:space="preserve"> a talker’s lips exhibit a certain shape, </w:t>
+      </w:r>
+      <w:proofErr w:type="gramStart"/>
+      <w:r>
+        <w:rPr>
+          <w:szCs w:val="22"/>
+        </w:rPr>
+        <w:t>as long as</w:t>
+      </w:r>
+      <w:proofErr w:type="gramEnd"/>
+      <w:r>
+        <w:rPr>
+          <w:szCs w:val="22"/>
+        </w:rPr>
+        <w:t xml:space="preserve"> (1) they do, and (2) plausibly do so for </w:t>
       </w:r>
       <w:r>
         <w:rPr>
@@ -23664,7 +22394,21 @@
         <w:rPr>
           <w:szCs w:val="22"/>
         </w:rPr>
-        <w:t>The present results also raise a number of questions for future research on compensation and adaptive speech perception more broadly. We briefly discuss t</w:t>
+        <w:t xml:space="preserve">The present results also raise </w:t>
+      </w:r>
+      <w:proofErr w:type="gramStart"/>
+      <w:r>
+        <w:rPr>
+          <w:szCs w:val="22"/>
+        </w:rPr>
+        <w:t>a number of</w:t>
+      </w:r>
+      <w:proofErr w:type="gramEnd"/>
+      <w:r>
+        <w:rPr>
+          <w:szCs w:val="22"/>
+        </w:rPr>
+        <w:t xml:space="preserve"> questions for future research on compensation and adaptive speech perception more broadly. We briefly discuss t</w:t>
       </w:r>
       <w:r>
         <w:rPr>
@@ -24350,7 +23094,7 @@
         </w:rPr>
         <w:t xml:space="preserve"> </w:t>
       </w:r>
-      <w:del w:id="208" w:author="Jaeger, Florian" w:date="2025-05-21T14:34:00Z" w16du:dateUtc="2025-05-21T18:34:00Z">
+      <w:del w:id="34" w:author="Jaeger, Florian" w:date="2025-05-21T14:34:00Z" w16du:dateUtc="2025-05-21T18:34:00Z">
         <w:r>
           <w:rPr>
             <w:szCs w:val="22"/>
@@ -24358,7 +23102,7 @@
           <w:delText xml:space="preserve">While some of these accounts (in particular the causal inference account) have conceptual similarities to compensation, </w:delText>
         </w:r>
       </w:del>
-      <w:del w:id="209" w:author="Jaeger, Florian" w:date="2025-05-21T14:33:00Z" w16du:dateUtc="2025-05-21T18:33:00Z">
+      <w:del w:id="35" w:author="Jaeger, Florian" w:date="2025-05-21T14:33:00Z" w16du:dateUtc="2025-05-21T18:33:00Z">
         <w:r>
           <w:rPr>
             <w:szCs w:val="22"/>
@@ -24366,22 +23110,12 @@
           <w:delText>previously offered</w:delText>
         </w:r>
       </w:del>
-      <w:ins w:id="210" w:author="Jaeger, Florian" w:date="2025-05-21T14:34:00Z" w16du:dateUtc="2025-05-21T18:34:00Z">
-        <w:r>
-          <w:rPr>
-            <w:szCs w:val="22"/>
-          </w:rPr>
-          <w:t>Despite important similarities between these different accounts, all</w:t>
-        </w:r>
-      </w:ins>
-      <w:ins w:id="211" w:author="Jaeger, Florian" w:date="2025-05-21T14:33:00Z" w16du:dateUtc="2025-05-21T18:33:00Z">
-        <w:r>
-          <w:rPr>
-            <w:szCs w:val="22"/>
-          </w:rPr>
-          <w:t xml:space="preserve"> previous</w:t>
-        </w:r>
-      </w:ins>
+      <w:r>
+        <w:rPr>
+          <w:szCs w:val="22"/>
+        </w:rPr>
+        <w:t>Despite important similarities between these different accounts, all previous</w:t>
+      </w:r>
       <w:r>
         <w:rPr>
           <w:szCs w:val="22"/>
@@ -25275,7 +24009,21 @@
         <w:rPr>
           <w:szCs w:val="22"/>
         </w:rPr>
-        <w:t xml:space="preserve">, PS 19(4). Retrieved from osf.io.pj5hb. </w:t>
+        <w:t xml:space="preserve">, PS 19(4). Retrieved from </w:t>
+      </w:r>
+      <w:proofErr w:type="gramStart"/>
+      <w:r>
+        <w:rPr>
+          <w:szCs w:val="22"/>
+        </w:rPr>
+        <w:t>osf.io.pj</w:t>
+      </w:r>
+      <w:proofErr w:type="gramEnd"/>
+      <w:r>
+        <w:rPr>
+          <w:szCs w:val="22"/>
+        </w:rPr>
+        <w:t xml:space="preserve">5hb. </w:t>
       </w:r>
     </w:p>
     <w:p>
@@ -25322,19 +24070,11 @@
         </w:rPr>
       </w:pPr>
       <w:hyperlink w:history="1"/>
-      <w:proofErr w:type="spellStart"/>
-      <w:r>
-        <w:rPr>
-          <w:szCs w:val="22"/>
-        </w:rPr>
-        <w:t>Bejjanki</w:t>
-      </w:r>
-      <w:proofErr w:type="spellEnd"/>
-      <w:r>
-        <w:rPr>
-          <w:szCs w:val="22"/>
-        </w:rPr>
-        <w:t xml:space="preserve">, </w:t>
+      <w:r>
+        <w:rPr>
+          <w:szCs w:val="22"/>
+        </w:rPr>
+        <w:t xml:space="preserve">Bejjanki, </w:t>
       </w:r>
       <w:r>
         <w:rPr>
@@ -25364,21 +24104,7 @@
         <w:rPr>
           <w:szCs w:val="22"/>
         </w:rPr>
-        <w:t xml:space="preserve">, </w:t>
-      </w:r>
-      <w:proofErr w:type="spellStart"/>
-      <w:r>
-        <w:rPr>
-          <w:szCs w:val="22"/>
-        </w:rPr>
-        <w:t>Clayards</w:t>
-      </w:r>
-      <w:proofErr w:type="spellEnd"/>
-      <w:r>
-        <w:rPr>
-          <w:szCs w:val="22"/>
-        </w:rPr>
-        <w:t xml:space="preserve"> M</w:t>
+        <w:t>, Clayards M</w:t>
       </w:r>
       <w:r>
         <w:rPr>
@@ -25697,7 +24423,21 @@
         <w:rPr>
           <w:szCs w:val="22"/>
         </w:rPr>
-        <w:t xml:space="preserve">Fowler, C. A. (2004). Speech as a Supramodal or </w:t>
+        <w:t xml:space="preserve">Fowler, C. A. (2004). Speech as a </w:t>
+      </w:r>
+      <w:proofErr w:type="spellStart"/>
+      <w:r>
+        <w:rPr>
+          <w:szCs w:val="22"/>
+        </w:rPr>
+        <w:t>Supramodal</w:t>
+      </w:r>
+      <w:proofErr w:type="spellEnd"/>
+      <w:r>
+        <w:rPr>
+          <w:szCs w:val="22"/>
+        </w:rPr>
+        <w:t xml:space="preserve"> or </w:t>
       </w:r>
       <w:proofErr w:type="spellStart"/>
       <w:r>
@@ -26244,7 +24984,21 @@
         <w:rPr>
           <w:szCs w:val="22"/>
         </w:rPr>
-        <w:t xml:space="preserve">Kraljic, T., &amp; Samuel, A. G. (2011). Perceptual learning evidence for contextually-specific representations. </w:t>
+        <w:t xml:space="preserve">Kraljic, T., &amp; Samuel, A. G. (2011). Perceptual learning evidence for </w:t>
+      </w:r>
+      <w:proofErr w:type="gramStart"/>
+      <w:r>
+        <w:rPr>
+          <w:szCs w:val="22"/>
+        </w:rPr>
+        <w:t>contextually-specific</w:t>
+      </w:r>
+      <w:proofErr w:type="gramEnd"/>
+      <w:r>
+        <w:rPr>
+          <w:szCs w:val="22"/>
+        </w:rPr>
+        <w:t xml:space="preserve"> representations. </w:t>
       </w:r>
       <w:r>
         <w:rPr>
@@ -27533,7 +26287,7 @@
 </file>
 
 <file path=word/comments.xml><?xml version="1.0" encoding="utf-8"?>
-<w:comments xmlns:wpc="http://schemas.microsoft.com/office/word/2010/wordprocessingCanvas" xmlns:cx="http://schemas.microsoft.com/office/drawing/2014/chartex" xmlns:cx1="http://schemas.microsoft.com/office/drawing/2015/9/8/chartex" xmlns:cx2="http://schemas.microsoft.com/office/drawing/2015/10/21/chartex" xmlns:cx3="http://schemas.microsoft.com/office/drawing/2016/5/9/chartex" xmlns:cx4="http://schemas.microsoft.com/office/drawing/2016/5/10/chartex" xmlns:cx5="http://schemas.microsoft.com/office/drawing/2016/5/11/chartex" xmlns:cx6="http://schemas.microsoft.com/office/drawing/2016/5/12/chartex" xmlns:cx7="http://schemas.microsoft.com/office/drawing/2016/5/13/chartex" xmlns:cx8="http://schemas.microsoft.com/office/drawing/2016/5/14/chartex" xmlns:mc="http://schemas.openxmlformats.org/markup-compatibility/2006" xmlns:aink="http://schemas.microsoft.com/office/drawing/2016/ink" xmlns:am3d="http://schemas.microsoft.com/office/drawing/2017/model3d" xmlns:o="urn:schemas-microsoft-com:office:office" xmlns:oel="http://schemas.microsoft.com/office/2019/extlst" xmlns:r="http://schemas.openxmlformats.org/officeDocument/2006/relationships" xmlns:m="http://schemas.openxmlformats.org/officeDocument/2006/math" xmlns:v="urn:schemas-microsoft-com:vml" xmlns:wp14="http://schemas.microsoft.com/office/word/2010/wordprocessingDrawing" xmlns:wp="http://schemas.openxmlformats.org/drawingml/2006/wordprocessingDrawing" xmlns:w10="urn:schemas-microsoft-com:office:word" xmlns:w="http://schemas.openxmlformats.org/wordprocessingml/2006/main" xmlns:w14="http://schemas.microsoft.com/office/word/2010/wordml" xmlns:w15="http://schemas.microsoft.com/office/word/2012/wordml" xmlns:w16cex="http://schemas.microsoft.com/office/word/2018/wordml/cex" xmlns:w16cid="http://schemas.microsoft.com/office/word/2016/wordml/cid" xmlns:w16="http://schemas.microsoft.com/office/word/2018/wordml" xmlns:w16du="http://schemas.microsoft.com/office/word/2023/wordml/word16du" xmlns:w16sdtdh="http://schemas.microsoft.com/office/word/2020/wordml/sdtdatahash" xmlns:w16se="http://schemas.microsoft.com/office/word/2015/wordml/symex" xmlns:wpg="http://schemas.microsoft.com/office/word/2010/wordprocessingGroup" xmlns:wpi="http://schemas.microsoft.com/office/word/2010/wordprocessingInk" xmlns:wne="http://schemas.microsoft.com/office/word/2006/wordml" xmlns:wps="http://schemas.microsoft.com/office/word/2010/wordprocessingShape" mc:Ignorable="w14 w15 w16se w16cid w16 w16cex w16sdtdh w16du wp14">
+<w:comments xmlns:wpc="http://schemas.microsoft.com/office/word/2010/wordprocessingCanvas" xmlns:cx="http://schemas.microsoft.com/office/drawing/2014/chartex" xmlns:cx1="http://schemas.microsoft.com/office/drawing/2015/9/8/chartex" xmlns:cx2="http://schemas.microsoft.com/office/drawing/2015/10/21/chartex" xmlns:cx3="http://schemas.microsoft.com/office/drawing/2016/5/9/chartex" xmlns:cx4="http://schemas.microsoft.com/office/drawing/2016/5/10/chartex" xmlns:cx5="http://schemas.microsoft.com/office/drawing/2016/5/11/chartex" xmlns:cx6="http://schemas.microsoft.com/office/drawing/2016/5/12/chartex" xmlns:cx7="http://schemas.microsoft.com/office/drawing/2016/5/13/chartex" xmlns:cx8="http://schemas.microsoft.com/office/drawing/2016/5/14/chartex" xmlns:mc="http://schemas.openxmlformats.org/markup-compatibility/2006" xmlns:aink="http://schemas.microsoft.com/office/drawing/2016/ink" xmlns:am3d="http://schemas.microsoft.com/office/drawing/2017/model3d" xmlns:o="urn:schemas-microsoft-com:office:office" xmlns:oel="http://schemas.microsoft.com/office/2019/extlst" xmlns:r="http://schemas.openxmlformats.org/officeDocument/2006/relationships" xmlns:m="http://schemas.openxmlformats.org/officeDocument/2006/math" xmlns:v="urn:schemas-microsoft-com:vml" xmlns:wp14="http://schemas.microsoft.com/office/word/2010/wordprocessingDrawing" xmlns:wp="http://schemas.openxmlformats.org/drawingml/2006/wordprocessingDrawing" xmlns:w10="urn:schemas-microsoft-com:office:word" xmlns:w="http://schemas.openxmlformats.org/wordprocessingml/2006/main" xmlns:w14="http://schemas.microsoft.com/office/word/2010/wordml" xmlns:w15="http://schemas.microsoft.com/office/word/2012/wordml" xmlns:w16cex="http://schemas.microsoft.com/office/word/2018/wordml/cex" xmlns:w16cid="http://schemas.microsoft.com/office/word/2016/wordml/cid" xmlns:w16="http://schemas.microsoft.com/office/word/2018/wordml" xmlns:w16du="http://schemas.microsoft.com/office/word/2023/wordml/word16du" xmlns:w16sdtdh="http://schemas.microsoft.com/office/word/2020/wordml/sdtdatahash" xmlns:w16sdtfl="http://schemas.microsoft.com/office/word/2024/wordml/sdtformatlock" xmlns:w16se="http://schemas.microsoft.com/office/word/2015/wordml/symex" xmlns:wpg="http://schemas.microsoft.com/office/word/2010/wordprocessingGroup" xmlns:wpi="http://schemas.microsoft.com/office/word/2010/wordprocessingInk" xmlns:wne="http://schemas.microsoft.com/office/word/2006/wordml" xmlns:wps="http://schemas.microsoft.com/office/word/2010/wordprocessingShape" mc:Ignorable="w14 w15 w16se w16cid w16 w16cex w16sdtdh w16sdtfl w16du wp14">
   <w:comment w:id="0" w:author="Cummings, Shawn" w:date="2025-05-22T11:05:00Z" w:initials="SC">
     <w:p>
       <w:pPr>
@@ -27550,7 +26304,7 @@
       </w:r>
     </w:p>
   </w:comment>
-  <w:comment w:id="8" w:author="Jaeger, Florian" w:date="2025-05-21T14:29:00Z" w:initials="TJ">
+  <w:comment w:id="3" w:author="Cummings, Shawn" w:date="2025-05-22T12:38:00Z" w:initials="SC">
     <w:p>
       <w:pPr>
         <w:jc w:val="left"/>
@@ -27562,14 +26316,11 @@
         <w:annotationRef/>
       </w:r>
       <w:r>
-        <w:rPr>
-          <w:color w:val="000000"/>
-        </w:rPr>
-        <w:t>update/check</w:t>
+        <w:t>Includes the person for whom we don’t have data</w:t>
       </w:r>
     </w:p>
   </w:comment>
-  <w:comment w:id="31" w:author="Jaeger, Florian" w:date="2025-05-21T14:30:00Z" w:initials="TJ">
+  <w:comment w:id="4" w:author="Cummings, Shawn" w:date="2025-05-22T12:37:00Z" w:initials="SC">
     <w:p>
       <w:pPr>
         <w:jc w:val="left"/>
@@ -27581,14 +26332,11 @@
         <w:annotationRef/>
       </w:r>
       <w:r>
-        <w:rPr>
-          <w:color w:val="000000"/>
-        </w:rPr>
-        <w:t>fill in</w:t>
+        <w:t>This includes the two repeat takers</w:t>
       </w:r>
     </w:p>
   </w:comment>
-  <w:comment w:id="46" w:author="Jaeger, Florian" w:date="2025-05-21T14:31:00Z" w:initials="TJ">
+  <w:comment w:id="5" w:author="Jaeger, Florian" w:date="2025-05-21T14:31:00Z" w:initials="TJ">
     <w:p>
       <w:pPr>
         <w:jc w:val="left"/>
@@ -27603,11 +26351,11 @@
         <w:rPr>
           <w:color w:val="000000"/>
         </w:rPr>
-        <w:t>check</w:t>
+        <w:t>update</w:t>
       </w:r>
     </w:p>
   </w:comment>
-  <w:comment w:id="51" w:author="Cummings, Shawn" w:date="2025-05-22T12:49:00Z" w:initials="SC">
+  <w:comment w:id="6" w:author="Jaeger, Florian" w:date="2025-05-11T16:19:00Z" w:initials="TJ">
     <w:p>
       <w:pPr>
         <w:jc w:val="left"/>
@@ -27619,11 +26367,25 @@
         <w:annotationRef/>
       </w:r>
       <w:r>
-        <w:t>This is kind of a strange place to put trial level exclusions for Exp2, but it is where we report the pt level ones… I originally put this in the methods section of Exp2, but that felt even worse.</w:t>
+        <w:rPr>
+          <w:color w:val="000000"/>
+        </w:rPr>
+        <w:t xml:space="preserve">should we perhaps rename this </w:t>
+      </w:r>
+    </w:p>
+    <w:p>
+      <w:pPr>
+        <w:jc w:val="left"/>
+      </w:pPr>
+      <w:r>
+        <w:rPr>
+          <w:color w:val="000000"/>
+        </w:rPr>
+        <w:t>“pen placement”? (also would have to change the code)</w:t>
       </w:r>
     </w:p>
   </w:comment>
-  <w:comment w:id="84" w:author="Cummings, Shawn" w:date="2025-05-22T12:38:00Z" w:initials="SC">
+  <w:comment w:id="7" w:author="Cummings, Shawn" w:date="2025-05-12T20:37:00Z" w:initials="SC">
     <w:p>
       <w:pPr>
         <w:jc w:val="left"/>
@@ -27635,11 +26397,11 @@
         <w:annotationRef/>
       </w:r>
       <w:r>
-        <w:t>Includes the person for whom we don’t have data</w:t>
+        <w:t xml:space="preserve">The two feel pretty synonymous to me… not opposed to “pen placement” if you see a benefit! </w:t>
       </w:r>
     </w:p>
   </w:comment>
-  <w:comment w:id="91" w:author="Cummings, Shawn" w:date="2025-05-22T12:37:00Z" w:initials="SC">
+  <w:comment w:id="11" w:author="Jaeger, Florian" w:date="2025-05-22T14:47:00Z" w:initials="TJ">
     <w:p>
       <w:pPr>
         <w:jc w:val="left"/>
@@ -27651,72 +26413,10 @@
         <w:annotationRef/>
       </w:r>
       <w:r>
-        <w:t>This includes the two repeat takers</w:t>
-      </w:r>
-    </w:p>
-  </w:comment>
-  <w:comment w:id="146" w:author="Jaeger, Florian" w:date="2025-05-21T14:31:00Z" w:initials="TJ">
-    <w:p>
-      <w:pPr>
-        <w:jc w:val="left"/>
-      </w:pPr>
-      <w:r>
-        <w:rPr>
-          <w:rStyle w:val="CommentReference"/>
-        </w:rPr>
-        <w:annotationRef/>
-      </w:r>
-      <w:r>
         <w:rPr>
           <w:color w:val="000000"/>
         </w:rPr>
-        <w:t>update</w:t>
-      </w:r>
-    </w:p>
-  </w:comment>
-  <w:comment w:id="181" w:author="Jaeger, Florian" w:date="2025-05-11T16:19:00Z" w:initials="TJ">
-    <w:p>
-      <w:pPr>
-        <w:jc w:val="left"/>
-      </w:pPr>
-      <w:r>
-        <w:rPr>
-          <w:rStyle w:val="CommentReference"/>
-        </w:rPr>
-        <w:annotationRef/>
-      </w:r>
-      <w:r>
-        <w:rPr>
-          <w:color w:val="000000"/>
-        </w:rPr>
-        <w:t xml:space="preserve">should we perhaps rename this </w:t>
-      </w:r>
-    </w:p>
-    <w:p>
-      <w:pPr>
-        <w:jc w:val="left"/>
-      </w:pPr>
-      <w:r>
-        <w:rPr>
-          <w:color w:val="000000"/>
-        </w:rPr>
-        <w:t>“pen placement”? (also would have to change the code)</w:t>
-      </w:r>
-    </w:p>
-  </w:comment>
-  <w:comment w:id="182" w:author="Cummings, Shawn" w:date="2025-05-12T20:37:00Z" w:initials="SC">
-    <w:p>
-      <w:pPr>
-        <w:jc w:val="left"/>
-      </w:pPr>
-      <w:r>
-        <w:rPr>
-          <w:rStyle w:val="CommentReference"/>
-        </w:rPr>
-        <w:annotationRef/>
-      </w:r>
-      <w:r>
-        <w:t xml:space="preserve">The two feel pretty synonymous to me… not opposed to “pen placement” if you see a benefit! </w:t>
+        <w:t>Please update (for Exp 2 only)</w:t>
       </w:r>
     </w:p>
   </w:comment>
@@ -27724,52 +26424,43 @@
 </file>
 
 <file path=word/commentsExtended.xml><?xml version="1.0" encoding="utf-8"?>
-<w15:commentsEx xmlns:wpc="http://schemas.microsoft.com/office/word/2010/wordprocessingCanvas" xmlns:cx="http://schemas.microsoft.com/office/drawing/2014/chartex" xmlns:cx1="http://schemas.microsoft.com/office/drawing/2015/9/8/chartex" xmlns:cx2="http://schemas.microsoft.com/office/drawing/2015/10/21/chartex" xmlns:cx3="http://schemas.microsoft.com/office/drawing/2016/5/9/chartex" xmlns:cx4="http://schemas.microsoft.com/office/drawing/2016/5/10/chartex" xmlns:cx5="http://schemas.microsoft.com/office/drawing/2016/5/11/chartex" xmlns:cx6="http://schemas.microsoft.com/office/drawing/2016/5/12/chartex" xmlns:cx7="http://schemas.microsoft.com/office/drawing/2016/5/13/chartex" xmlns:cx8="http://schemas.microsoft.com/office/drawing/2016/5/14/chartex" xmlns:mc="http://schemas.openxmlformats.org/markup-compatibility/2006" xmlns:aink="http://schemas.microsoft.com/office/drawing/2016/ink" xmlns:am3d="http://schemas.microsoft.com/office/drawing/2017/model3d" xmlns:o="urn:schemas-microsoft-com:office:office" xmlns:oel="http://schemas.microsoft.com/office/2019/extlst" xmlns:r="http://schemas.openxmlformats.org/officeDocument/2006/relationships" xmlns:m="http://schemas.openxmlformats.org/officeDocument/2006/math" xmlns:v="urn:schemas-microsoft-com:vml" xmlns:wp14="http://schemas.microsoft.com/office/word/2010/wordprocessingDrawing" xmlns:wp="http://schemas.openxmlformats.org/drawingml/2006/wordprocessingDrawing" xmlns:w10="urn:schemas-microsoft-com:office:word" xmlns:w="http://schemas.openxmlformats.org/wordprocessingml/2006/main" xmlns:w14="http://schemas.microsoft.com/office/word/2010/wordml" xmlns:w15="http://schemas.microsoft.com/office/word/2012/wordml" xmlns:w16cex="http://schemas.microsoft.com/office/word/2018/wordml/cex" xmlns:w16cid="http://schemas.microsoft.com/office/word/2016/wordml/cid" xmlns:w16="http://schemas.microsoft.com/office/word/2018/wordml" xmlns:w16du="http://schemas.microsoft.com/office/word/2023/wordml/word16du" xmlns:w16sdtdh="http://schemas.microsoft.com/office/word/2020/wordml/sdtdatahash" xmlns:w16se="http://schemas.microsoft.com/office/word/2015/wordml/symex" xmlns:wpg="http://schemas.microsoft.com/office/word/2010/wordprocessingGroup" xmlns:wpi="http://schemas.microsoft.com/office/word/2010/wordprocessingInk" xmlns:wne="http://schemas.microsoft.com/office/word/2006/wordml" xmlns:wps="http://schemas.microsoft.com/office/word/2010/wordprocessingShape" mc:Ignorable="w14 w15 w16se w16cid w16 w16cex w16sdtdh w16du wp14">
+<w15:commentsEx xmlns:wpc="http://schemas.microsoft.com/office/word/2010/wordprocessingCanvas" xmlns:cx="http://schemas.microsoft.com/office/drawing/2014/chartex" xmlns:cx1="http://schemas.microsoft.com/office/drawing/2015/9/8/chartex" xmlns:cx2="http://schemas.microsoft.com/office/drawing/2015/10/21/chartex" xmlns:cx3="http://schemas.microsoft.com/office/drawing/2016/5/9/chartex" xmlns:cx4="http://schemas.microsoft.com/office/drawing/2016/5/10/chartex" xmlns:cx5="http://schemas.microsoft.com/office/drawing/2016/5/11/chartex" xmlns:cx6="http://schemas.microsoft.com/office/drawing/2016/5/12/chartex" xmlns:cx7="http://schemas.microsoft.com/office/drawing/2016/5/13/chartex" xmlns:cx8="http://schemas.microsoft.com/office/drawing/2016/5/14/chartex" xmlns:mc="http://schemas.openxmlformats.org/markup-compatibility/2006" xmlns:aink="http://schemas.microsoft.com/office/drawing/2016/ink" xmlns:am3d="http://schemas.microsoft.com/office/drawing/2017/model3d" xmlns:o="urn:schemas-microsoft-com:office:office" xmlns:oel="http://schemas.microsoft.com/office/2019/extlst" xmlns:r="http://schemas.openxmlformats.org/officeDocument/2006/relationships" xmlns:m="http://schemas.openxmlformats.org/officeDocument/2006/math" xmlns:v="urn:schemas-microsoft-com:vml" xmlns:wp14="http://schemas.microsoft.com/office/word/2010/wordprocessingDrawing" xmlns:wp="http://schemas.openxmlformats.org/drawingml/2006/wordprocessingDrawing" xmlns:w10="urn:schemas-microsoft-com:office:word" xmlns:w="http://schemas.openxmlformats.org/wordprocessingml/2006/main" xmlns:w14="http://schemas.microsoft.com/office/word/2010/wordml" xmlns:w15="http://schemas.microsoft.com/office/word/2012/wordml" xmlns:w16cex="http://schemas.microsoft.com/office/word/2018/wordml/cex" xmlns:w16cid="http://schemas.microsoft.com/office/word/2016/wordml/cid" xmlns:w16="http://schemas.microsoft.com/office/word/2018/wordml" xmlns:w16du="http://schemas.microsoft.com/office/word/2023/wordml/word16du" xmlns:w16sdtdh="http://schemas.microsoft.com/office/word/2020/wordml/sdtdatahash" xmlns:w16sdtfl="http://schemas.microsoft.com/office/word/2024/wordml/sdtformatlock" xmlns:w16se="http://schemas.microsoft.com/office/word/2015/wordml/symex" xmlns:wpg="http://schemas.microsoft.com/office/word/2010/wordprocessingGroup" xmlns:wpi="http://schemas.microsoft.com/office/word/2010/wordprocessingInk" xmlns:wne="http://schemas.microsoft.com/office/word/2006/wordml" xmlns:wps="http://schemas.microsoft.com/office/word/2010/wordprocessingShape" mc:Ignorable="w14 w15 w16se w16cid w16 w16cex w16sdtdh w16sdtfl w16du wp14">
   <w15:commentEx w15:paraId="506C42D4" w15:done="0"/>
-  <w15:commentEx w15:paraId="40D69938" w15:done="0"/>
-  <w15:commentEx w15:paraId="387C296F" w15:done="0"/>
-  <w15:commentEx w15:paraId="0F9A3FC6" w15:done="0"/>
-  <w15:commentEx w15:paraId="57D8E437" w15:done="0"/>
   <w15:commentEx w15:paraId="2D5281C0" w15:done="0"/>
   <w15:commentEx w15:paraId="732E5606" w15:done="0"/>
   <w15:commentEx w15:paraId="3499D5D1" w15:done="0"/>
   <w15:commentEx w15:paraId="0CC8A972" w15:done="0"/>
   <w15:commentEx w15:paraId="5574534F" w15:paraIdParent="0CC8A972" w15:done="0"/>
+  <w15:commentEx w15:paraId="3C03F9D0" w15:done="0"/>
 </w15:commentsEx>
 </file>
 
 <file path=word/commentsExtensible.xml><?xml version="1.0" encoding="utf-8"?>
-<w16cex:commentsExtensible xmlns:wpc="http://schemas.microsoft.com/office/word/2010/wordprocessingCanvas" xmlns:cx="http://schemas.microsoft.com/office/drawing/2014/chartex" xmlns:cx1="http://schemas.microsoft.com/office/drawing/2015/9/8/chartex" xmlns:cx2="http://schemas.microsoft.com/office/drawing/2015/10/21/chartex" xmlns:cx3="http://schemas.microsoft.com/office/drawing/2016/5/9/chartex" xmlns:cx4="http://schemas.microsoft.com/office/drawing/2016/5/10/chartex" xmlns:cx5="http://schemas.microsoft.com/office/drawing/2016/5/11/chartex" xmlns:cx6="http://schemas.microsoft.com/office/drawing/2016/5/12/chartex" xmlns:cx7="http://schemas.microsoft.com/office/drawing/2016/5/13/chartex" xmlns:cx8="http://schemas.microsoft.com/office/drawing/2016/5/14/chartex" xmlns:cr="http://schemas.microsoft.com/office/comments/2020/reactions" xmlns:mc="http://schemas.openxmlformats.org/markup-compatibility/2006" xmlns:aink="http://schemas.microsoft.com/office/drawing/2016/ink" xmlns:am3d="http://schemas.microsoft.com/office/drawing/2017/model3d" xmlns:o="urn:schemas-microsoft-com:office:office" xmlns:oel="http://schemas.microsoft.com/office/2019/extlst" xmlns:r="http://schemas.openxmlformats.org/officeDocument/2006/relationships" xmlns:m="http://schemas.openxmlformats.org/officeDocument/2006/math" xmlns:v="urn:schemas-microsoft-com:vml" xmlns:wp14="http://schemas.microsoft.com/office/word/2010/wordprocessingDrawing" xmlns:wp="http://schemas.openxmlformats.org/drawingml/2006/wordprocessingDrawing" xmlns:w10="urn:schemas-microsoft-com:office:word" xmlns:w="http://schemas.openxmlformats.org/wordprocessingml/2006/main" xmlns:w14="http://schemas.microsoft.com/office/word/2010/wordml" xmlns:w15="http://schemas.microsoft.com/office/word/2012/wordml" xmlns:w16cex="http://schemas.microsoft.com/office/word/2018/wordml/cex" xmlns:w16cid="http://schemas.microsoft.com/office/word/2016/wordml/cid" xmlns:w16="http://schemas.microsoft.com/office/word/2018/wordml" xmlns:w16du="http://schemas.microsoft.com/office/word/2023/wordml/word16du" xmlns:w16sdtdh="http://schemas.microsoft.com/office/word/2020/wordml/sdtdatahash" xmlns:w16se="http://schemas.microsoft.com/office/word/2015/wordml/symex" xmlns:wpg="http://schemas.microsoft.com/office/word/2010/wordprocessingGroup" xmlns:wpi="http://schemas.microsoft.com/office/word/2010/wordprocessingInk" xmlns:wne="http://schemas.microsoft.com/office/word/2006/wordml" xmlns:wps="http://schemas.microsoft.com/office/word/2010/wordprocessingShape" mc:Ignorable="w14 w15 w16se w16cid w16 w16cex w16sdtdh cr w16du wp14">
+<w16cex:commentsExtensible xmlns:wpc="http://schemas.microsoft.com/office/word/2010/wordprocessingCanvas" xmlns:cx="http://schemas.microsoft.com/office/drawing/2014/chartex" xmlns:cx1="http://schemas.microsoft.com/office/drawing/2015/9/8/chartex" xmlns:cx2="http://schemas.microsoft.com/office/drawing/2015/10/21/chartex" xmlns:cx3="http://schemas.microsoft.com/office/drawing/2016/5/9/chartex" xmlns:cx4="http://schemas.microsoft.com/office/drawing/2016/5/10/chartex" xmlns:cx5="http://schemas.microsoft.com/office/drawing/2016/5/11/chartex" xmlns:cx6="http://schemas.microsoft.com/office/drawing/2016/5/12/chartex" xmlns:cx7="http://schemas.microsoft.com/office/drawing/2016/5/13/chartex" xmlns:cx8="http://schemas.microsoft.com/office/drawing/2016/5/14/chartex" xmlns:cr="http://schemas.microsoft.com/office/comments/2020/reactions" xmlns:mc="http://schemas.openxmlformats.org/markup-compatibility/2006" xmlns:aink="http://schemas.microsoft.com/office/drawing/2016/ink" xmlns:am3d="http://schemas.microsoft.com/office/drawing/2017/model3d" xmlns:o="urn:schemas-microsoft-com:office:office" xmlns:oel="http://schemas.microsoft.com/office/2019/extlst" xmlns:r="http://schemas.openxmlformats.org/officeDocument/2006/relationships" xmlns:m="http://schemas.openxmlformats.org/officeDocument/2006/math" xmlns:v="urn:schemas-microsoft-com:vml" xmlns:wp14="http://schemas.microsoft.com/office/word/2010/wordprocessingDrawing" xmlns:wp="http://schemas.openxmlformats.org/drawingml/2006/wordprocessingDrawing" xmlns:w10="urn:schemas-microsoft-com:office:word" xmlns:w="http://schemas.openxmlformats.org/wordprocessingml/2006/main" xmlns:w14="http://schemas.microsoft.com/office/word/2010/wordml" xmlns:w15="http://schemas.microsoft.com/office/word/2012/wordml" xmlns:w16cex="http://schemas.microsoft.com/office/word/2018/wordml/cex" xmlns:w16cid="http://schemas.microsoft.com/office/word/2016/wordml/cid" xmlns:w16="http://schemas.microsoft.com/office/word/2018/wordml" xmlns:w16du="http://schemas.microsoft.com/office/word/2023/wordml/word16du" xmlns:w16sdtdh="http://schemas.microsoft.com/office/word/2020/wordml/sdtdatahash" xmlns:w16sdtfl="http://schemas.microsoft.com/office/word/2024/wordml/sdtformatlock" xmlns:w16se="http://schemas.microsoft.com/office/word/2015/wordml/symex" xmlns:wpg="http://schemas.microsoft.com/office/word/2010/wordprocessingGroup" xmlns:wpi="http://schemas.microsoft.com/office/word/2010/wordprocessingInk" xmlns:wne="http://schemas.microsoft.com/office/word/2006/wordml" xmlns:wps="http://schemas.microsoft.com/office/word/2010/wordprocessingShape" mc:Ignorable="w14 w15 w16se w16cid w16 w16cex w16sdtdh w16sdtfl cr w16du wp14">
   <w16cex:commentExtensible w16cex:durableId="680F15F3" w16cex:dateUtc="2025-05-22T15:05:00Z"/>
-  <w16cex:commentExtensible w16cex:durableId="65EAFE2B" w16cex:dateUtc="2025-05-21T18:29:00Z"/>
-  <w16cex:commentExtensible w16cex:durableId="7658D23A" w16cex:dateUtc="2025-05-21T18:30:00Z"/>
-  <w16cex:commentExtensible w16cex:durableId="24F37F1B" w16cex:dateUtc="2025-05-21T18:31:00Z"/>
-  <w16cex:commentExtensible w16cex:durableId="2BCDC9EB" w16cex:dateUtc="2025-05-22T16:49:00Z"/>
   <w16cex:commentExtensible w16cex:durableId="12A3244D" w16cex:dateUtc="2025-05-22T16:38:00Z"/>
   <w16cex:commentExtensible w16cex:durableId="5F1583AA" w16cex:dateUtc="2025-05-22T16:37:00Z"/>
   <w16cex:commentExtensible w16cex:durableId="47E32A8D" w16cex:dateUtc="2025-05-21T18:31:00Z"/>
   <w16cex:commentExtensible w16cex:durableId="6BE9660C" w16cex:dateUtc="2025-05-11T20:19:00Z"/>
   <w16cex:commentExtensible w16cex:durableId="0D181876" w16cex:dateUtc="2025-05-13T00:37:00Z"/>
+  <w16cex:commentExtensible w16cex:durableId="3D3EEDCC" w16cex:dateUtc="2025-05-22T18:47:00Z"/>
 </w16cex:commentsExtensible>
 </file>
 
 <file path=word/commentsIds.xml><?xml version="1.0" encoding="utf-8"?>
-<w16cid:commentsIds xmlns:wpc="http://schemas.microsoft.com/office/word/2010/wordprocessingCanvas" xmlns:cx="http://schemas.microsoft.com/office/drawing/2014/chartex" xmlns:cx1="http://schemas.microsoft.com/office/drawing/2015/9/8/chartex" xmlns:cx2="http://schemas.microsoft.com/office/drawing/2015/10/21/chartex" xmlns:cx3="http://schemas.microsoft.com/office/drawing/2016/5/9/chartex" xmlns:cx4="http://schemas.microsoft.com/office/drawing/2016/5/10/chartex" xmlns:cx5="http://schemas.microsoft.com/office/drawing/2016/5/11/chartex" xmlns:cx6="http://schemas.microsoft.com/office/drawing/2016/5/12/chartex" xmlns:cx7="http://schemas.microsoft.com/office/drawing/2016/5/13/chartex" xmlns:cx8="http://schemas.microsoft.com/office/drawing/2016/5/14/chartex" xmlns:mc="http://schemas.openxmlformats.org/markup-compatibility/2006" xmlns:aink="http://schemas.microsoft.com/office/drawing/2016/ink" xmlns:am3d="http://schemas.microsoft.com/office/drawing/2017/model3d" xmlns:o="urn:schemas-microsoft-com:office:office" xmlns:oel="http://schemas.microsoft.com/office/2019/extlst" xmlns:r="http://schemas.openxmlformats.org/officeDocument/2006/relationships" xmlns:m="http://schemas.openxmlformats.org/officeDocument/2006/math" xmlns:v="urn:schemas-microsoft-com:vml" xmlns:wp14="http://schemas.microsoft.com/office/word/2010/wordprocessingDrawing" xmlns:wp="http://schemas.openxmlformats.org/drawingml/2006/wordprocessingDrawing" xmlns:w10="urn:schemas-microsoft-com:office:word" xmlns:w="http://schemas.openxmlformats.org/wordprocessingml/2006/main" xmlns:w14="http://schemas.microsoft.com/office/word/2010/wordml" xmlns:w15="http://schemas.microsoft.com/office/word/2012/wordml" xmlns:w16cex="http://schemas.microsoft.com/office/word/2018/wordml/cex" xmlns:w16cid="http://schemas.microsoft.com/office/word/2016/wordml/cid" xmlns:w16="http://schemas.microsoft.com/office/word/2018/wordml" xmlns:w16du="http://schemas.microsoft.com/office/word/2023/wordml/word16du" xmlns:w16sdtdh="http://schemas.microsoft.com/office/word/2020/wordml/sdtdatahash" xmlns:w16se="http://schemas.microsoft.com/office/word/2015/wordml/symex" xmlns:wpg="http://schemas.microsoft.com/office/word/2010/wordprocessingGroup" xmlns:wpi="http://schemas.microsoft.com/office/word/2010/wordprocessingInk" xmlns:wne="http://schemas.microsoft.com/office/word/2006/wordml" xmlns:wps="http://schemas.microsoft.com/office/word/2010/wordprocessingShape" mc:Ignorable="w14 w15 w16se w16cid w16 w16cex w16sdtdh w16du wp14">
+<w16cid:commentsIds xmlns:wpc="http://schemas.microsoft.com/office/word/2010/wordprocessingCanvas" xmlns:cx="http://schemas.microsoft.com/office/drawing/2014/chartex" xmlns:cx1="http://schemas.microsoft.com/office/drawing/2015/9/8/chartex" xmlns:cx2="http://schemas.microsoft.com/office/drawing/2015/10/21/chartex" xmlns:cx3="http://schemas.microsoft.com/office/drawing/2016/5/9/chartex" xmlns:cx4="http://schemas.microsoft.com/office/drawing/2016/5/10/chartex" xmlns:cx5="http://schemas.microsoft.com/office/drawing/2016/5/11/chartex" xmlns:cx6="http://schemas.microsoft.com/office/drawing/2016/5/12/chartex" xmlns:cx7="http://schemas.microsoft.com/office/drawing/2016/5/13/chartex" xmlns:cx8="http://schemas.microsoft.com/office/drawing/2016/5/14/chartex" xmlns:mc="http://schemas.openxmlformats.org/markup-compatibility/2006" xmlns:aink="http://schemas.microsoft.com/office/drawing/2016/ink" xmlns:am3d="http://schemas.microsoft.com/office/drawing/2017/model3d" xmlns:o="urn:schemas-microsoft-com:office:office" xmlns:oel="http://schemas.microsoft.com/office/2019/extlst" xmlns:r="http://schemas.openxmlformats.org/officeDocument/2006/relationships" xmlns:m="http://schemas.openxmlformats.org/officeDocument/2006/math" xmlns:v="urn:schemas-microsoft-com:vml" xmlns:wp14="http://schemas.microsoft.com/office/word/2010/wordprocessingDrawing" xmlns:wp="http://schemas.openxmlformats.org/drawingml/2006/wordprocessingDrawing" xmlns:w10="urn:schemas-microsoft-com:office:word" xmlns:w="http://schemas.openxmlformats.org/wordprocessingml/2006/main" xmlns:w14="http://schemas.microsoft.com/office/word/2010/wordml" xmlns:w15="http://schemas.microsoft.com/office/word/2012/wordml" xmlns:w16cex="http://schemas.microsoft.com/office/word/2018/wordml/cex" xmlns:w16cid="http://schemas.microsoft.com/office/word/2016/wordml/cid" xmlns:w16="http://schemas.microsoft.com/office/word/2018/wordml" xmlns:w16du="http://schemas.microsoft.com/office/word/2023/wordml/word16du" xmlns:w16sdtdh="http://schemas.microsoft.com/office/word/2020/wordml/sdtdatahash" xmlns:w16sdtfl="http://schemas.microsoft.com/office/word/2024/wordml/sdtformatlock" xmlns:w16se="http://schemas.microsoft.com/office/word/2015/wordml/symex" xmlns:wpg="http://schemas.microsoft.com/office/word/2010/wordprocessingGroup" xmlns:wpi="http://schemas.microsoft.com/office/word/2010/wordprocessingInk" xmlns:wne="http://schemas.microsoft.com/office/word/2006/wordml" xmlns:wps="http://schemas.microsoft.com/office/word/2010/wordprocessingShape" mc:Ignorable="w14 w15 w16se w16cid w16 w16cex w16sdtdh w16sdtfl w16du wp14">
   <w16cid:commentId w16cid:paraId="506C42D4" w16cid:durableId="680F15F3"/>
-  <w16cid:commentId w16cid:paraId="40D69938" w16cid:durableId="65EAFE2B"/>
-  <w16cid:commentId w16cid:paraId="387C296F" w16cid:durableId="7658D23A"/>
-  <w16cid:commentId w16cid:paraId="0F9A3FC6" w16cid:durableId="24F37F1B"/>
-  <w16cid:commentId w16cid:paraId="57D8E437" w16cid:durableId="2BCDC9EB"/>
   <w16cid:commentId w16cid:paraId="2D5281C0" w16cid:durableId="12A3244D"/>
   <w16cid:commentId w16cid:paraId="732E5606" w16cid:durableId="5F1583AA"/>
   <w16cid:commentId w16cid:paraId="3499D5D1" w16cid:durableId="47E32A8D"/>
   <w16cid:commentId w16cid:paraId="0CC8A972" w16cid:durableId="6BE9660C"/>
   <w16cid:commentId w16cid:paraId="5574534F" w16cid:durableId="0D181876"/>
+  <w16cid:commentId w16cid:paraId="3C03F9D0" w16cid:durableId="3D3EEDCC"/>
 </w16cid:commentsIds>
 </file>
 
 <file path=word/endnotes.xml><?xml version="1.0" encoding="utf-8"?>
-<w:endnotes xmlns:wpc="http://schemas.microsoft.com/office/word/2010/wordprocessingCanvas" xmlns:cx="http://schemas.microsoft.com/office/drawing/2014/chartex" xmlns:cx1="http://schemas.microsoft.com/office/drawing/2015/9/8/chartex" xmlns:cx2="http://schemas.microsoft.com/office/drawing/2015/10/21/chartex" xmlns:cx3="http://schemas.microsoft.com/office/drawing/2016/5/9/chartex" xmlns:cx4="http://schemas.microsoft.com/office/drawing/2016/5/10/chartex" xmlns:cx5="http://schemas.microsoft.com/office/drawing/2016/5/11/chartex" xmlns:cx6="http://schemas.microsoft.com/office/drawing/2016/5/12/chartex" xmlns:cx7="http://schemas.microsoft.com/office/drawing/2016/5/13/chartex" xmlns:cx8="http://schemas.microsoft.com/office/drawing/2016/5/14/chartex" xmlns:mc="http://schemas.openxmlformats.org/markup-compatibility/2006" xmlns:aink="http://schemas.microsoft.com/office/drawing/2016/ink" xmlns:am3d="http://schemas.microsoft.com/office/drawing/2017/model3d" xmlns:o="urn:schemas-microsoft-com:office:office" xmlns:oel="http://schemas.microsoft.com/office/2019/extlst" xmlns:r="http://schemas.openxmlformats.org/officeDocument/2006/relationships" xmlns:m="http://schemas.openxmlformats.org/officeDocument/2006/math" xmlns:v="urn:schemas-microsoft-com:vml" xmlns:wp14="http://schemas.microsoft.com/office/word/2010/wordprocessingDrawing" xmlns:wp="http://schemas.openxmlformats.org/drawingml/2006/wordprocessingDrawing" xmlns:w10="urn:schemas-microsoft-com:office:word" xmlns:w="http://schemas.openxmlformats.org/wordprocessingml/2006/main" xmlns:w14="http://schemas.microsoft.com/office/word/2010/wordml" xmlns:w15="http://schemas.microsoft.com/office/word/2012/wordml" xmlns:w16cex="http://schemas.microsoft.com/office/word/2018/wordml/cex" xmlns:w16cid="http://schemas.microsoft.com/office/word/2016/wordml/cid" xmlns:w16="http://schemas.microsoft.com/office/word/2018/wordml" xmlns:w16du="http://schemas.microsoft.com/office/word/2023/wordml/word16du" xmlns:w16sdtdh="http://schemas.microsoft.com/office/word/2020/wordml/sdtdatahash" xmlns:w16se="http://schemas.microsoft.com/office/word/2015/wordml/symex" xmlns:wpg="http://schemas.microsoft.com/office/word/2010/wordprocessingGroup" xmlns:wpi="http://schemas.microsoft.com/office/word/2010/wordprocessingInk" xmlns:wne="http://schemas.microsoft.com/office/word/2006/wordml" xmlns:wps="http://schemas.microsoft.com/office/word/2010/wordprocessingShape" mc:Ignorable="w14 w15 w16se w16cid w16 w16cex w16sdtdh w16du wp14">
+<w:endnotes xmlns:wpc="http://schemas.microsoft.com/office/word/2010/wordprocessingCanvas" xmlns:cx="http://schemas.microsoft.com/office/drawing/2014/chartex" xmlns:cx1="http://schemas.microsoft.com/office/drawing/2015/9/8/chartex" xmlns:cx2="http://schemas.microsoft.com/office/drawing/2015/10/21/chartex" xmlns:cx3="http://schemas.microsoft.com/office/drawing/2016/5/9/chartex" xmlns:cx4="http://schemas.microsoft.com/office/drawing/2016/5/10/chartex" xmlns:cx5="http://schemas.microsoft.com/office/drawing/2016/5/11/chartex" xmlns:cx6="http://schemas.microsoft.com/office/drawing/2016/5/12/chartex" xmlns:cx7="http://schemas.microsoft.com/office/drawing/2016/5/13/chartex" xmlns:cx8="http://schemas.microsoft.com/office/drawing/2016/5/14/chartex" xmlns:mc="http://schemas.openxmlformats.org/markup-compatibility/2006" xmlns:aink="http://schemas.microsoft.com/office/drawing/2016/ink" xmlns:am3d="http://schemas.microsoft.com/office/drawing/2017/model3d" xmlns:o="urn:schemas-microsoft-com:office:office" xmlns:oel="http://schemas.microsoft.com/office/2019/extlst" xmlns:r="http://schemas.openxmlformats.org/officeDocument/2006/relationships" xmlns:m="http://schemas.openxmlformats.org/officeDocument/2006/math" xmlns:v="urn:schemas-microsoft-com:vml" xmlns:wp14="http://schemas.microsoft.com/office/word/2010/wordprocessingDrawing" xmlns:wp="http://schemas.openxmlformats.org/drawingml/2006/wordprocessingDrawing" xmlns:w10="urn:schemas-microsoft-com:office:word" xmlns:w="http://schemas.openxmlformats.org/wordprocessingml/2006/main" xmlns:w14="http://schemas.microsoft.com/office/word/2010/wordml" xmlns:w15="http://schemas.microsoft.com/office/word/2012/wordml" xmlns:w16cex="http://schemas.microsoft.com/office/word/2018/wordml/cex" xmlns:w16cid="http://schemas.microsoft.com/office/word/2016/wordml/cid" xmlns:w16="http://schemas.microsoft.com/office/word/2018/wordml" xmlns:w16du="http://schemas.microsoft.com/office/word/2023/wordml/word16du" xmlns:w16sdtdh="http://schemas.microsoft.com/office/word/2020/wordml/sdtdatahash" xmlns:w16sdtfl="http://schemas.microsoft.com/office/word/2024/wordml/sdtformatlock" xmlns:w16se="http://schemas.microsoft.com/office/word/2015/wordml/symex" xmlns:wpg="http://schemas.microsoft.com/office/word/2010/wordprocessingGroup" xmlns:wpi="http://schemas.microsoft.com/office/word/2010/wordprocessingInk" xmlns:wne="http://schemas.microsoft.com/office/word/2006/wordml" xmlns:wps="http://schemas.microsoft.com/office/word/2010/wordprocessingShape" mc:Ignorable="w14 w15 w16se w16cid w16 w16cex w16sdtdh w16sdtfl w16du wp14">
   <w:endnote w:type="separator" w:id="-1">
     <w:p>
       <w:r>
@@ -27791,7 +26482,7 @@
 </file>
 
 <file path=word/footer1.xml><?xml version="1.0" encoding="utf-8"?>
-<w:ftr xmlns:wpc="http://schemas.microsoft.com/office/word/2010/wordprocessingCanvas" xmlns:cx="http://schemas.microsoft.com/office/drawing/2014/chartex" xmlns:cx1="http://schemas.microsoft.com/office/drawing/2015/9/8/chartex" xmlns:cx2="http://schemas.microsoft.com/office/drawing/2015/10/21/chartex" xmlns:cx3="http://schemas.microsoft.com/office/drawing/2016/5/9/chartex" xmlns:cx4="http://schemas.microsoft.com/office/drawing/2016/5/10/chartex" xmlns:cx5="http://schemas.microsoft.com/office/drawing/2016/5/11/chartex" xmlns:cx6="http://schemas.microsoft.com/office/drawing/2016/5/12/chartex" xmlns:cx7="http://schemas.microsoft.com/office/drawing/2016/5/13/chartex" xmlns:cx8="http://schemas.microsoft.com/office/drawing/2016/5/14/chartex" xmlns:mc="http://schemas.openxmlformats.org/markup-compatibility/2006" xmlns:aink="http://schemas.microsoft.com/office/drawing/2016/ink" xmlns:am3d="http://schemas.microsoft.com/office/drawing/2017/model3d" xmlns:o="urn:schemas-microsoft-com:office:office" xmlns:oel="http://schemas.microsoft.com/office/2019/extlst" xmlns:r="http://schemas.openxmlformats.org/officeDocument/2006/relationships" xmlns:m="http://schemas.openxmlformats.org/officeDocument/2006/math" xmlns:v="urn:schemas-microsoft-com:vml" xmlns:wp14="http://schemas.microsoft.com/office/word/2010/wordprocessingDrawing" xmlns:wp="http://schemas.openxmlformats.org/drawingml/2006/wordprocessingDrawing" xmlns:w10="urn:schemas-microsoft-com:office:word" xmlns:w="http://schemas.openxmlformats.org/wordprocessingml/2006/main" xmlns:w14="http://schemas.microsoft.com/office/word/2010/wordml" xmlns:w15="http://schemas.microsoft.com/office/word/2012/wordml" xmlns:w16cex="http://schemas.microsoft.com/office/word/2018/wordml/cex" xmlns:w16cid="http://schemas.microsoft.com/office/word/2016/wordml/cid" xmlns:w16="http://schemas.microsoft.com/office/word/2018/wordml" xmlns:w16du="http://schemas.microsoft.com/office/word/2023/wordml/word16du" xmlns:w16sdtdh="http://schemas.microsoft.com/office/word/2020/wordml/sdtdatahash" xmlns:w16se="http://schemas.microsoft.com/office/word/2015/wordml/symex" xmlns:wpg="http://schemas.microsoft.com/office/word/2010/wordprocessingGroup" xmlns:wpi="http://schemas.microsoft.com/office/word/2010/wordprocessingInk" xmlns:wne="http://schemas.microsoft.com/office/word/2006/wordml" xmlns:wps="http://schemas.microsoft.com/office/word/2010/wordprocessingShape" mc:Ignorable="w14 w15 w16se w16cid w16 w16cex w16sdtdh w16du wp14">
+<w:ftr xmlns:wpc="http://schemas.microsoft.com/office/word/2010/wordprocessingCanvas" xmlns:cx="http://schemas.microsoft.com/office/drawing/2014/chartex" xmlns:cx1="http://schemas.microsoft.com/office/drawing/2015/9/8/chartex" xmlns:cx2="http://schemas.microsoft.com/office/drawing/2015/10/21/chartex" xmlns:cx3="http://schemas.microsoft.com/office/drawing/2016/5/9/chartex" xmlns:cx4="http://schemas.microsoft.com/office/drawing/2016/5/10/chartex" xmlns:cx5="http://schemas.microsoft.com/office/drawing/2016/5/11/chartex" xmlns:cx6="http://schemas.microsoft.com/office/drawing/2016/5/12/chartex" xmlns:cx7="http://schemas.microsoft.com/office/drawing/2016/5/13/chartex" xmlns:cx8="http://schemas.microsoft.com/office/drawing/2016/5/14/chartex" xmlns:mc="http://schemas.openxmlformats.org/markup-compatibility/2006" xmlns:aink="http://schemas.microsoft.com/office/drawing/2016/ink" xmlns:am3d="http://schemas.microsoft.com/office/drawing/2017/model3d" xmlns:o="urn:schemas-microsoft-com:office:office" xmlns:oel="http://schemas.microsoft.com/office/2019/extlst" xmlns:r="http://schemas.openxmlformats.org/officeDocument/2006/relationships" xmlns:m="http://schemas.openxmlformats.org/officeDocument/2006/math" xmlns:v="urn:schemas-microsoft-com:vml" xmlns:wp14="http://schemas.microsoft.com/office/word/2010/wordprocessingDrawing" xmlns:wp="http://schemas.openxmlformats.org/drawingml/2006/wordprocessingDrawing" xmlns:w10="urn:schemas-microsoft-com:office:word" xmlns:w="http://schemas.openxmlformats.org/wordprocessingml/2006/main" xmlns:w14="http://schemas.microsoft.com/office/word/2010/wordml" xmlns:w15="http://schemas.microsoft.com/office/word/2012/wordml" xmlns:w16cex="http://schemas.microsoft.com/office/word/2018/wordml/cex" xmlns:w16cid="http://schemas.microsoft.com/office/word/2016/wordml/cid" xmlns:w16="http://schemas.microsoft.com/office/word/2018/wordml" xmlns:w16du="http://schemas.microsoft.com/office/word/2023/wordml/word16du" xmlns:w16sdtdh="http://schemas.microsoft.com/office/word/2020/wordml/sdtdatahash" xmlns:w16sdtfl="http://schemas.microsoft.com/office/word/2024/wordml/sdtformatlock" xmlns:w16se="http://schemas.microsoft.com/office/word/2015/wordml/symex" xmlns:wpg="http://schemas.microsoft.com/office/word/2010/wordprocessingGroup" xmlns:wpi="http://schemas.microsoft.com/office/word/2010/wordprocessingInk" xmlns:wne="http://schemas.microsoft.com/office/word/2006/wordml" xmlns:wps="http://schemas.microsoft.com/office/word/2010/wordprocessingShape" mc:Ignorable="w14 w15 w16se w16cid w16 w16cex w16sdtdh w16sdtfl w16du wp14">
   <w:sdt>
     <w:sdtPr>
       <w:rPr>
@@ -27841,7 +26532,7 @@
 </file>
 
 <file path=word/footer2.xml><?xml version="1.0" encoding="utf-8"?>
-<w:ftr xmlns:wpc="http://sch